--- a/培訓筆記.docx
+++ b/培訓筆記.docx
@@ -84,7 +84,7 @@
         <w:t xml:space="preserve">學習順序</w:t>
       </w:r>
       <w:r>
-        <w:t xml:space="preserve">：原理（系統一圈）→ 單位（管徑幾分、溫度壓力）→ 裝置（客人用在哪）→ 壓縮機 → 零配件與控制。計算、潛熱顯熱計算、過冷過熱度先不用學。〔錄音02 20:02〕〔錄音05 01:50〕</w:t>
+        <w:t xml:space="preserve">：原理（系統一圈）→ 單位（管徑幾分、溫度壓力）→ 裝置（客人用在哪）→ 壓縮機 → 零配件與控制。計算、潛熱顯熱計算、過冷過熱度是第二階段（進階），基礎熟了再學。〔錄音02 20:02〕〔錄音05 01:50〕</w:t>
       </w:r>
     </w:p>
     <w:p>
@@ -627,7 +627,7 @@
         </w:numPr>
       </w:pPr>
       <w:r>
-        <w:t xml:space="preserve">過冷度、過熱度比較深，循環圖上先不用寫，寫了反而會混在一起。〔錄音02 00:00〕</w:t>
+        <w:t xml:space="preserve">過冷度、過熱度比較深，循環圖上先不標（放到進階再學），一開始寫上去反而會混在一起。〔錄音02 00:00〕</w:t>
       </w:r>
     </w:p>
     <w:p>
@@ -730,7 +730,7 @@
         <w:t xml:space="preserve">往冷的地方跑</w:t>
       </w:r>
       <w:r>
-        <w:t xml:space="preserve">（蒸發器）；回流太多，下次啟動壓縮機負載大、很難啟動 → 所以要電磁閥（見「四、控制與保護」）。</w:t>
+        <w:t xml:space="preserve">（蒸發器）；回流太多，下次啟動壓縮機負載大、很難啟動 → 所以要電磁閥（見「六、控制與保護」）。</w:t>
       </w:r>
     </w:p>
     <w:p>
@@ -738,890 +738,7 @@
         <w:pStyle w:val="Heading1"/>
       </w:pPr>
       <w:r>
-        <w:t xml:space="preserve">二、四大金剛：壓縮機、冷凝器、膨脹閥、蒸發器</w:t>
-      </w:r>
-    </w:p>
-    <w:p>
-      <w:r>
-        <w:rPr>
-          <w:b/>
-          <w:bCs/>
-        </w:rPr>
-        <w:t xml:space="preserve">四大金剛＝壓縮機、熱排（冷凝器）、冷排（蒸發器）、膨脹閥</w:t>
-      </w:r>
-      <w:r>
-        <w:t xml:space="preserve">；真正核心是壓縮機、冷凝器、蒸發器三大元件，膨脹閥其實也算控制。〔錄音01 11:57〕〔錄音02 18:38〕</w:t>
-      </w:r>
-    </w:p>
-    <w:p>
-      <w:pPr>
-        <w:pStyle w:val="Heading2"/>
-      </w:pPr>
-      <w:r>
-        <w:t xml:space="preserve">壓縮機：龍頭</w:t>
-      </w:r>
-    </w:p>
-    <w:p>
-      <w:pPr>
-        <w:pStyle w:val="ListParagraph"/>
-        <w:numPr>
-          <w:ilvl w:val="0"/>
-          <w:numId w:val="2"/>
-        </w:numPr>
-      </w:pPr>
-      <w:r>
-        <w:t xml:space="preserve">就像汽車引擎，要用</w:t>
-      </w:r>
-      <w:r>
-        <w:rPr>
-          <w:b/>
-          <w:bCs/>
-        </w:rPr>
-        <w:t xml:space="preserve">冷凍油</w:t>
-      </w:r>
-      <w:r>
-        <w:t xml:space="preserve">潤滑。〔錄音01 03:49〕</w:t>
-      </w:r>
-    </w:p>
-    <w:p>
-      <w:pPr>
-        <w:pStyle w:val="ListParagraph"/>
-        <w:numPr>
-          <w:ilvl w:val="0"/>
-          <w:numId w:val="2"/>
-        </w:numPr>
-      </w:pPr>
-      <w:r>
-        <w:t xml:space="preserve">店裡光壓縮機，從 1/6 馬到 6 馬就有二三十種。〔錄音02 20:02〕</w:t>
-      </w:r>
-    </w:p>
-    <w:p>
-      <w:pPr>
-        <w:pStyle w:val="ListParagraph"/>
-        <w:numPr>
-          <w:ilvl w:val="0"/>
-          <w:numId w:val="2"/>
-        </w:numPr>
-      </w:pPr>
-      <w:r>
-        <w:t xml:space="preserve">規格上都會寫「高壓幾分、低壓幾分」（管徑，見「六、單位」）。〔錄音05 03:31〕</w:t>
-      </w:r>
-    </w:p>
-    <w:p>
-      <w:pPr>
-        <w:pStyle w:val="ListParagraph"/>
-        <w:numPr>
-          <w:ilvl w:val="0"/>
-          <w:numId w:val="2"/>
-        </w:numPr>
-      </w:pPr>
-      <w:r>
-        <w:t xml:space="preserve">其他三個元件都跟著壓縮機配（見下方「相輔相成」）。</w:t>
-      </w:r>
-    </w:p>
-    <w:p>
-      <w:pPr>
-        <w:pStyle w:val="Heading2"/>
-      </w:pPr>
-      <w:r>
-        <w:t xml:space="preserve">冷凝器＝散熱器＝熱排〔錄音01 00:00〕</w:t>
-      </w:r>
-    </w:p>
-    <w:p>
-      <w:pPr>
-        <w:pStyle w:val="ListParagraph"/>
-        <w:numPr>
-          <w:ilvl w:val="0"/>
-          <w:numId w:val="2"/>
-        </w:numPr>
-      </w:pPr>
-      <w:r>
-        <w:t xml:space="preserve">在「把熱排掉」，風扇吹出來的是熱風，出風溫度四、五十度以上。</w:t>
-      </w:r>
-    </w:p>
-    <w:p>
-      <w:pPr>
-        <w:pStyle w:val="ListParagraph"/>
-        <w:numPr>
-          <w:ilvl w:val="0"/>
-          <w:numId w:val="2"/>
-        </w:numPr>
-      </w:pPr>
-      <w:r>
-        <w:t xml:space="preserve">氣體在散熱的過程中冷凝成液體，所以專業名稱叫冷凝器。</w:t>
-      </w:r>
-    </w:p>
-    <w:p>
-      <w:pPr>
-        <w:pStyle w:val="ListParagraph"/>
-        <w:numPr>
-          <w:ilvl w:val="0"/>
-          <w:numId w:val="2"/>
-        </w:numPr>
-      </w:pPr>
-      <w:r>
-        <w:t xml:space="preserve">靠風扇一直吸空氣散熱，一定會積灰塵 → 要定期保養。〔錄音01 24:37〕〔錄音03 01:45〕</w:t>
-      </w:r>
-    </w:p>
-    <w:p>
-      <w:pPr>
-        <w:pStyle w:val="ListParagraph"/>
-        <w:numPr>
-          <w:ilvl w:val="0"/>
-          <w:numId w:val="2"/>
-        </w:numPr>
-      </w:pPr>
-      <w:r>
-        <w:t xml:space="preserve">有外箱的比較耐風吹雨淋；裸露的比較便宜，但擺放位置很重要（見「五、系統配置」）。〔錄音02 06:07〕〔錄音04 00:51〕</w:t>
-      </w:r>
-    </w:p>
-    <w:p>
-      <w:pPr>
-        <w:pStyle w:val="Heading2"/>
-      </w:pPr>
-      <w:r>
-        <w:t xml:space="preserve">膨脹閥：降壓節流〔錄音01 05:47〕</w:t>
-      </w:r>
-    </w:p>
-    <w:p>
-      <w:pPr>
-        <w:pStyle w:val="ListParagraph"/>
-        <w:numPr>
-          <w:ilvl w:val="0"/>
-          <w:numId w:val="2"/>
-        </w:numPr>
-      </w:pPr>
-      <w:r>
-        <w:t xml:space="preserve">就像洗車時拿水管，用手按壓出水口——水被打成細小水滴，噴得又快又遠。</w:t>
-      </w:r>
-    </w:p>
-    <w:p>
-      <w:pPr>
-        <w:pBdr>
-          <w:left w:val="single" w:color="7DB9DE" w:sz="18" w:space="8"/>
-        </w:pBdr>
-        <w:shd w:fill="F2F7FB" w:color="auto" w:val="clear"/>
-        <w:ind w:left="360"/>
-      </w:pPr>
-      <w:r>
-        <w:rPr>
-          <w:color w:val="33475B"/>
-        </w:rPr>
-        <w:t xml:space="preserve">「膨脹閥就是降壓節流……你就當作它是一支皮管，你今天要洗車。」〔錄音01 05:58〕</w:t>
-      </w:r>
-    </w:p>
-    <w:p>
-      <w:pPr>
-        <w:pStyle w:val="ListParagraph"/>
-        <w:numPr>
-          <w:ilvl w:val="0"/>
-          <w:numId w:val="2"/>
-        </w:numPr>
-      </w:pPr>
-      <w:r>
-        <w:t xml:space="preserve">閥芯大小要看壓縮機配。〔錄音02 04:46〕</w:t>
-      </w:r>
-    </w:p>
-    <w:p>
-      <w:pPr>
-        <w:pStyle w:val="ListParagraph"/>
-        <w:numPr>
-          <w:ilvl w:val="0"/>
-          <w:numId w:val="2"/>
-        </w:numPr>
-      </w:pPr>
-      <w:r>
-        <w:t xml:space="preserve">冰箱等小系統用</w:t>
-      </w:r>
-      <w:r>
-        <w:rPr>
-          <w:b/>
-          <w:bCs/>
-        </w:rPr>
-        <w:t xml:space="preserve">毛細管</w:t>
-      </w:r>
-      <w:r>
-        <w:t xml:space="preserve">代替膨脹閥：便宜但不能調。〔錄音02 10:17〕</w:t>
-      </w:r>
-    </w:p>
-    <w:p>
-      <w:pPr>
-        <w:pStyle w:val="Heading2"/>
-      </w:pPr>
-      <w:r>
-        <w:t xml:space="preserve">蒸發器＝冷排〔錄音01 06:27〕</w:t>
-      </w:r>
-    </w:p>
-    <w:p>
-      <w:pPr>
-        <w:pStyle w:val="ListParagraph"/>
-        <w:numPr>
-          <w:ilvl w:val="0"/>
-          <w:numId w:val="2"/>
-        </w:numPr>
-      </w:pPr>
-      <w:r>
-        <w:t xml:space="preserve">在庫內吸熱，液態蒸發成氣態；台語叫</w:t>
-      </w:r>
-      <w:r>
-        <w:rPr>
-          <w:b/>
-          <w:bCs/>
-        </w:rPr>
-        <w:t xml:space="preserve">冷排</w:t>
-      </w:r>
-      <w:r>
-        <w:t xml:space="preserve">。</w:t>
-      </w:r>
-    </w:p>
-    <w:p>
-      <w:pPr>
-        <w:pStyle w:val="Heading2"/>
-      </w:pPr>
-      <w:r>
-        <w:t xml:space="preserve">四大元件要相輔相成〔錄音02 04:46〕</w:t>
-      </w:r>
-    </w:p>
-    <w:p>
-      <w:pPr>
-        <w:pStyle w:val="ListParagraph"/>
-        <w:numPr>
-          <w:ilvl w:val="0"/>
-          <w:numId w:val="2"/>
-        </w:numPr>
-      </w:pPr>
-      <w:r>
-        <w:rPr>
-          <w:b/>
-          <w:bCs/>
-        </w:rPr>
-        <w:t xml:space="preserve">壓縮機 1 馬，散熱器一般配 2 馬</w:t>
-      </w:r>
-      <w:r>
-        <w:t xml:space="preserve">；膨脹閥的閥芯、冷排的大小，都要看壓縮機來配。</w:t>
-      </w:r>
-    </w:p>
-    <w:p>
-      <w:pPr>
-        <w:pStyle w:val="ListParagraph"/>
-        <w:numPr>
-          <w:ilvl w:val="0"/>
-          <w:numId w:val="2"/>
-        </w:numPr>
-      </w:pPr>
-      <w:r>
-        <w:t xml:space="preserve">就像車子不能裝腳踏車輪胎，比例要對。</w:t>
-      </w:r>
-    </w:p>
-    <w:p>
-      <w:pPr>
-        <w:pBdr>
-          <w:left w:val="single" w:color="7DB9DE" w:sz="18" w:space="8"/>
-        </w:pBdr>
-        <w:shd w:fill="F2F7FB" w:color="auto" w:val="clear"/>
-        <w:ind w:left="360"/>
-      </w:pPr>
-      <w:r>
-        <w:rPr>
-          <w:color w:val="33475B"/>
-        </w:rPr>
-        <w:t xml:space="preserve">「這四個都是要相輔相成，有個比例在。」〔錄音02 05:32〕</w:t>
-      </w:r>
-    </w:p>
-    <w:p>
-      <w:pPr>
-        <w:pStyle w:val="Heading1"/>
-      </w:pPr>
-      <w:r>
-        <w:t xml:space="preserve">三、管路上的小零件</w:t>
-      </w:r>
-    </w:p>
-    <w:p>
-      <w:r>
-        <w:t xml:space="preserve">先把每個零件「做什麼用」記起來。〔錄音03 00:00〕</w:t>
-      </w:r>
-    </w:p>
-    <w:p>
-      <w:pPr>
-        <w:pStyle w:val="Heading2"/>
-      </w:pPr>
-      <w:r>
-        <w:t xml:space="preserve">乾燥過濾器：系統裡不能有水〔錄音01 01:57〕</w:t>
-      </w:r>
-    </w:p>
-    <w:p>
-      <w:pPr>
-        <w:pStyle w:val="ListParagraph"/>
-        <w:numPr>
-          <w:ilvl w:val="0"/>
-          <w:numId w:val="2"/>
-        </w:numPr>
-      </w:pPr>
-      <w:r>
-        <w:t xml:space="preserve">冷媒溫度大多在零下，系統裡有水，水會結冰把管路塞住。</w:t>
-      </w:r>
-    </w:p>
-    <w:p>
-      <w:pPr>
-        <w:pStyle w:val="ListParagraph"/>
-        <w:numPr>
-          <w:ilvl w:val="0"/>
-          <w:numId w:val="2"/>
-        </w:numPr>
-      </w:pPr>
-      <w:r>
-        <w:t xml:space="preserve">裡面有分子篩，像家裡的濾水器，濾雜質也吸水分。</w:t>
-      </w:r>
-    </w:p>
-    <w:p>
-      <w:pPr>
-        <w:pStyle w:val="ListParagraph"/>
-        <w:numPr>
-          <w:ilvl w:val="0"/>
-          <w:numId w:val="2"/>
-        </w:numPr>
-      </w:pPr>
-      <w:r>
-        <w:t xml:space="preserve">現在冷媒多為大陸製，含水量不一定 → </w:t>
-      </w:r>
-      <w:r>
-        <w:rPr>
-          <w:b/>
-          <w:bCs/>
-        </w:rPr>
-        <w:t xml:space="preserve">一定要裝</w:t>
-      </w:r>
-      <w:r>
-        <w:t xml:space="preserve">。〔錄音01 03:49〕〔錄音03 01:45〕</w:t>
-      </w:r>
-    </w:p>
-    <w:p>
-      <w:pPr>
-        <w:pBdr>
-          <w:left w:val="single" w:color="7DB9DE" w:sz="18" w:space="8"/>
-        </w:pBdr>
-        <w:shd w:fill="F2F7FB" w:color="auto" w:val="clear"/>
-        <w:ind w:left="360"/>
-      </w:pPr>
-      <w:r>
-        <w:rPr>
-          <w:color w:val="33475B"/>
-        </w:rPr>
-        <w:t xml:space="preserve">「這個系統裡面只能有冷媒，不能有水。」〔錄音01 03:12〕</w:t>
-      </w:r>
-    </w:p>
-    <w:p>
-      <w:pPr>
-        <w:pStyle w:val="Heading2"/>
-      </w:pPr>
-      <w:r>
-        <w:t xml:space="preserve">油分離器〔錄音01 04:14〕〔錄音03 00:50〕</w:t>
-      </w:r>
-    </w:p>
-    <w:p>
-      <w:pPr>
-        <w:pStyle w:val="ListParagraph"/>
-        <w:numPr>
-          <w:ilvl w:val="0"/>
-          <w:numId w:val="2"/>
-        </w:numPr>
-      </w:pPr>
-      <w:r>
-        <w:t xml:space="preserve">冷凍油會跟著冷媒跑出去，油分離器把油拉回壓縮機（比較深，以後再講）。</w:t>
-      </w:r>
-    </w:p>
-    <w:p>
-      <w:pPr>
-        <w:pStyle w:val="Heading2"/>
-      </w:pPr>
-      <w:r>
-        <w:t xml:space="preserve">視液鏡（視窗）〔錄音01 05:27〕</w:t>
-      </w:r>
-    </w:p>
-    <w:p>
-      <w:pPr>
-        <w:pStyle w:val="ListParagraph"/>
-        <w:numPr>
-          <w:ilvl w:val="0"/>
-          <w:numId w:val="2"/>
-        </w:numPr>
-      </w:pPr>
-      <w:r>
-        <w:t xml:space="preserve">一塊玻璃，看冷媒量多少；冷媒夠的話，液態流過看起來像透明的水、好像沒在動。〔錄音02 19:05〕</w:t>
-      </w:r>
-    </w:p>
-    <w:p>
-      <w:pPr>
-        <w:pStyle w:val="ListParagraph"/>
-        <w:numPr>
-          <w:ilvl w:val="0"/>
-          <w:numId w:val="2"/>
-        </w:numPr>
-      </w:pPr>
-      <w:r>
-        <w:t xml:space="preserve">會</w:t>
-      </w:r>
-      <w:r>
-        <w:rPr>
-          <w:b/>
-          <w:bCs/>
-        </w:rPr>
-        <w:t xml:space="preserve">變色（三種顏色）代表含水</w:t>
-      </w:r>
-      <w:r>
-        <w:t xml:space="preserve">，很多人不知道。〔錄音03 02:36〕</w:t>
-      </w:r>
-    </w:p>
-    <w:p>
-      <w:pPr>
-        <w:pStyle w:val="Heading2"/>
-      </w:pPr>
-      <w:r>
-        <w:t xml:space="preserve">儲液器：保證源源不絕的液態〔錄音02 10:17〕</w:t>
-      </w:r>
-    </w:p>
-    <w:p>
-      <w:pPr>
-        <w:pStyle w:val="ListParagraph"/>
-        <w:numPr>
-          <w:ilvl w:val="0"/>
-          <w:numId w:val="2"/>
-        </w:numPr>
-      </w:pPr>
-      <w:r>
-        <w:t xml:space="preserve">系統大一點、用膨脹閥的，</w:t>
-      </w:r>
-      <w:r>
-        <w:rPr>
-          <w:b/>
-          <w:bCs/>
-        </w:rPr>
-        <w:t xml:space="preserve">一定要裝</w:t>
-      </w:r>
-      <w:r>
-        <w:t xml:space="preserve">：散熱器太小或沒保養時，冷媒可能沒有完全液化；儲液器讓液態沉在下面、從下面取液，確保送到膨脹閥的是液態。</w:t>
-      </w:r>
-    </w:p>
-    <w:p>
-      <w:pPr>
-        <w:pStyle w:val="ListParagraph"/>
-        <w:numPr>
-          <w:ilvl w:val="0"/>
-          <w:numId w:val="2"/>
-        </w:numPr>
-      </w:pPr>
-      <w:r>
-        <w:t xml:space="preserve">用毛細管的小系統（冰箱）可以不裝。</w:t>
-      </w:r>
-    </w:p>
-    <w:p>
-      <w:pPr>
-        <w:pStyle w:val="ListParagraph"/>
-        <w:numPr>
-          <w:ilvl w:val="0"/>
-          <w:numId w:val="2"/>
-        </w:numPr>
-      </w:pPr>
-      <w:r>
-        <w:t xml:space="preserve">講義上沒有畫（Danfoss 沒有賣）。〔錄音03 01:45〕</w:t>
-      </w:r>
-    </w:p>
-    <w:p>
-      <w:pPr>
-        <w:pBdr>
-          <w:left w:val="single" w:color="7DB9DE" w:sz="18" w:space="8"/>
-        </w:pBdr>
-        <w:shd w:fill="F2F7FB" w:color="auto" w:val="clear"/>
-        <w:ind w:left="360"/>
-      </w:pPr>
-      <w:r>
-        <w:rPr>
-          <w:color w:val="33475B"/>
-        </w:rPr>
-        <w:t xml:space="preserve">「你今天有膨脹閥系統，這個一定要裝，因為它確保說源源不絕的液態來。」〔錄音02 15:10〕</w:t>
-      </w:r>
-    </w:p>
-    <w:p>
-      <w:pPr>
-        <w:pStyle w:val="Heading2"/>
-      </w:pPr>
-      <w:r>
-        <w:t xml:space="preserve">液氣分離器：回壓縮機一定要是氣態〔錄音02 15:53〕</w:t>
-      </w:r>
-    </w:p>
-    <w:p>
-      <w:pPr>
-        <w:pStyle w:val="ListParagraph"/>
-        <w:numPr>
-          <w:ilvl w:val="0"/>
-          <w:numId w:val="2"/>
-        </w:numPr>
-      </w:pPr>
-      <w:r>
-        <w:t xml:space="preserve">壓縮機壓到液態會壞，但我們看不到管子裡是不是液態。</w:t>
-      </w:r>
-    </w:p>
-    <w:p>
-      <w:pPr>
-        <w:pStyle w:val="ListParagraph"/>
-        <w:numPr>
-          <w:ilvl w:val="0"/>
-          <w:numId w:val="2"/>
-        </w:numPr>
-      </w:pPr>
-      <w:r>
-        <w:t xml:space="preserve">冷排和壓縮機中間裝液氣分離器：液態沉在下面，從上面取氣態回壓縮機。</w:t>
-      </w:r>
-    </w:p>
-    <w:p>
-      <w:pPr>
-        <w:pStyle w:val="ListParagraph"/>
-        <w:numPr>
-          <w:ilvl w:val="0"/>
-          <w:numId w:val="2"/>
-        </w:numPr>
-      </w:pPr>
-      <w:r>
-        <w:t xml:space="preserve">最完美是高壓儲液器、低壓液氣分離器都裝。</w:t>
-      </w:r>
-    </w:p>
-    <w:p>
-      <w:pPr>
-        <w:pStyle w:val="Heading2"/>
-      </w:pPr>
-      <w:r>
-        <w:t xml:space="preserve">手閥（球閥）〔錄音01 18:47〕</w:t>
-      </w:r>
-    </w:p>
-    <w:p>
-      <w:pPr>
-        <w:pStyle w:val="ListParagraph"/>
-        <w:numPr>
-          <w:ilvl w:val="0"/>
-          <w:numId w:val="2"/>
-        </w:numPr>
-      </w:pPr>
-      <w:r>
-        <w:t xml:space="preserve">閥＝水龍頭；手閥是手動關斷，例如換乾燥過濾器時前後關起來。</w:t>
-      </w:r>
-    </w:p>
-    <w:p>
-      <w:pPr>
-        <w:pStyle w:val="Heading2"/>
-      </w:pPr>
-      <w:r>
-        <w:t xml:space="preserve">機組〔錄音02 09:35〕</w:t>
-      </w:r>
-    </w:p>
-    <w:p>
-      <w:pPr>
-        <w:pStyle w:val="ListParagraph"/>
-        <w:numPr>
-          <w:ilvl w:val="0"/>
-          <w:numId w:val="2"/>
-        </w:numPr>
-      </w:pPr>
-      <w:r>
-        <w:t xml:space="preserve">壓縮機＋油分離器＋乾燥器、視窗等配件裝在一個基礎盤上，再用管子接到散熱器和冷排。</w:t>
-      </w:r>
-    </w:p>
-    <w:p>
-      <w:pPr>
-        <w:pStyle w:val="Heading1"/>
-      </w:pPr>
-      <w:r>
-        <w:t xml:space="preserve">四、控制與保護</w:t>
-      </w:r>
-    </w:p>
-    <w:p>
-      <w:r>
-        <w:t xml:space="preserve">控制包括溫控、壓力開關、電磁閥，膨脹閥其實也算控制；先懂物理現象，再講控制。〔錄音02 18:38〕</w:t>
-      </w:r>
-      <w:r>
-        <w:rPr>
-          <w:b/>
-          <w:bCs/>
-        </w:rPr>
-        <w:t xml:space="preserve">一切保護都在顧壓縮機。</w:t>
-      </w:r>
-    </w:p>
-    <w:p>
-      <w:pPr>
-        <w:pStyle w:val="Heading2"/>
-      </w:pPr>
-      <w:r>
-        <w:t xml:space="preserve">溫控器：溫差抓 4°C〔錄音01 14:46〕</w:t>
-      </w:r>
-    </w:p>
-    <w:p>
-      <w:pPr>
-        <w:pStyle w:val="ListParagraph"/>
-        <w:numPr>
-          <w:ilvl w:val="0"/>
-          <w:numId w:val="2"/>
-        </w:numPr>
-      </w:pPr>
-      <w:r>
-        <w:t xml:space="preserve">靠感溫棒感應庫內溫度，到設定溫度就通知壓縮機休息。</w:t>
-      </w:r>
-    </w:p>
-    <w:p>
-      <w:pPr>
-        <w:pStyle w:val="ListParagraph"/>
-        <w:numPr>
-          <w:ilvl w:val="0"/>
-          <w:numId w:val="2"/>
-        </w:numPr>
-      </w:pPr>
-      <w:r>
-        <w:rPr>
-          <w:b/>
-          <w:bCs/>
-        </w:rPr>
-        <w:t xml:space="preserve">溫差一般抓 4°C</w:t>
-      </w:r>
-      <w:r>
-        <w:t xml:space="preserve">：例如設 -20°C 停機、回升到 -16°C 再啟動；太小會讓壓縮機開關太頻繁、影響壽命。店裡的溫控器有 30 多種。</w:t>
-      </w:r>
-    </w:p>
-    <w:p>
-      <w:pPr>
-        <w:pStyle w:val="ListParagraph"/>
-        <w:numPr>
-          <w:ilvl w:val="0"/>
-          <w:numId w:val="2"/>
-        </w:numPr>
-      </w:pPr>
-      <w:r>
-        <w:t xml:space="preserve">冷藏和冷凍主要差在溫控：</w:t>
-      </w:r>
-      <w:r>
-        <w:rPr>
-          <w:b/>
-          <w:bCs/>
-        </w:rPr>
-        <w:t xml:space="preserve">冷凍要除霜，冷藏不用</w:t>
-      </w:r>
-      <w:r>
-        <w:t xml:space="preserve">。〔錄音03 03:28〕</w:t>
-      </w:r>
-    </w:p>
-    <w:p>
-      <w:pPr>
-        <w:pBdr>
-          <w:left w:val="single" w:color="7DB9DE" w:sz="18" w:space="8"/>
-        </w:pBdr>
-        <w:shd w:fill="F2F7FB" w:color="auto" w:val="clear"/>
-        <w:ind w:left="360"/>
-      </w:pPr>
-      <w:r>
-        <w:rPr>
-          <w:color w:val="33475B"/>
-        </w:rPr>
-        <w:t xml:space="preserve">「一般我們建議都是調 4 度，才不會說壓縮機開跟關太頻繁。」〔錄音01 17:06〕</w:t>
-      </w:r>
-    </w:p>
-    <w:p>
-      <w:pPr>
-        <w:pStyle w:val="Heading2"/>
-      </w:pPr>
-      <w:r>
-        <w:t xml:space="preserve">電磁閥：常閉，通電才開〔錄音01 19:38〕</w:t>
-      </w:r>
-    </w:p>
-    <w:p>
-      <w:pPr>
-        <w:pStyle w:val="ListParagraph"/>
-        <w:numPr>
-          <w:ilvl w:val="0"/>
-          <w:numId w:val="2"/>
-        </w:numPr>
-      </w:pPr>
-      <w:r>
-        <w:t xml:space="preserve">到溫時跟著壓縮機一起關，把冷媒關在液管，不讓它跑去蒸發器。〔錄音01 17:17〕</w:t>
-      </w:r>
-    </w:p>
-    <w:p>
-      <w:pPr>
-        <w:pStyle w:val="ListParagraph"/>
-        <w:numPr>
-          <w:ilvl w:val="0"/>
-          <w:numId w:val="2"/>
-        </w:numPr>
-      </w:pPr>
-      <w:r>
-        <w:t xml:space="preserve">便利商店把散熱器裝在外牆，管子越長冷媒越多 → </w:t>
-      </w:r>
-      <w:r>
-        <w:rPr>
-          <w:b/>
-          <w:bCs/>
-        </w:rPr>
-        <w:t xml:space="preserve">散熱外移一定要裝</w:t>
-      </w:r>
-      <w:r>
-        <w:t xml:space="preserve">；小冰箱可以不裝。〔錄音01 21:28〕</w:t>
-      </w:r>
-    </w:p>
-    <w:p>
-      <w:pPr>
-        <w:pStyle w:val="ListParagraph"/>
-        <w:numPr>
-          <w:ilvl w:val="0"/>
-          <w:numId w:val="2"/>
-        </w:numPr>
-      </w:pPr>
-      <w:r>
-        <w:t xml:space="preserve">乾燥器一定要，電磁閥不一定。〔錄音02 18:38〕</w:t>
-      </w:r>
-    </w:p>
-    <w:p>
-      <w:pPr>
-        <w:pStyle w:val="Heading2"/>
-      </w:pPr>
-      <w:r>
-        <w:t xml:space="preserve">壓力開關：一定要裝〔錄音02 17:57〕</w:t>
-      </w:r>
-    </w:p>
-    <w:p>
-      <w:pPr>
-        <w:pStyle w:val="ListParagraph"/>
-        <w:numPr>
-          <w:ilvl w:val="0"/>
-          <w:numId w:val="2"/>
-        </w:numPr>
-      </w:pPr>
-      <w:r>
-        <w:t xml:space="preserve">保護壓縮機（講義型號 KP 15）。</w:t>
-      </w:r>
-    </w:p>
-    <w:p>
-      <w:pPr>
-        <w:pStyle w:val="Heading1"/>
-      </w:pPr>
-      <w:r>
-        <w:t xml:space="preserve">五、系統配置與擺放位置</w:t>
-      </w:r>
-    </w:p>
-    <w:p>
-      <w:pPr>
-        <w:pStyle w:val="Heading2"/>
-      </w:pPr>
-      <w:r>
-        <w:t xml:space="preserve">一對一最單純〔錄音02 17:57〕〔錄音03 03:28〕</w:t>
-      </w:r>
-    </w:p>
-    <w:p>
-      <w:pPr>
-        <w:pStyle w:val="ListParagraph"/>
-        <w:numPr>
-          <w:ilvl w:val="0"/>
-          <w:numId w:val="2"/>
-        </w:numPr>
-      </w:pPr>
-      <w:r>
-        <w:t xml:space="preserve">實務上一般做</w:t>
-      </w:r>
-      <w:r>
-        <w:rPr>
-          <w:b/>
-          <w:bCs/>
-        </w:rPr>
-        <w:t xml:space="preserve">一對一</w:t>
-      </w:r>
-      <w:r>
-        <w:t xml:space="preserve">（一壓縮機・一散熱器・一冷排）；講義是一台壓縮機帶兩組冷排，會建議客人不要一對二。</w:t>
-      </w:r>
-    </w:p>
-    <w:p>
-      <w:pPr>
-        <w:pStyle w:val="ListParagraph"/>
-        <w:numPr>
-          <w:ilvl w:val="0"/>
-          <w:numId w:val="2"/>
-        </w:numPr>
-      </w:pPr>
-      <w:r>
-        <w:t xml:space="preserve">一台壓縮機同時帶冷藏和冷凍很難控制，還可能把壓縮機搞壞；一般冷凍一庫、冷藏一庫。</w:t>
-      </w:r>
-    </w:p>
-    <w:p>
-      <w:pPr>
-        <w:pStyle w:val="ListParagraph"/>
-        <w:numPr>
-          <w:ilvl w:val="0"/>
-          <w:numId w:val="2"/>
-        </w:numPr>
-      </w:pPr>
-      <w:r>
-        <w:t xml:space="preserve">兩庫溫度一樣（都冷藏或都冷凍）才可以一對二；一藏一凍會做的師傅不多。</w:t>
-      </w:r>
-    </w:p>
-    <w:p>
-      <w:pPr>
-        <w:pStyle w:val="ListParagraph"/>
-        <w:numPr>
-          <w:ilvl w:val="0"/>
-          <w:numId w:val="2"/>
-        </w:numPr>
-      </w:pPr>
-      <w:r>
-        <w:t xml:space="preserve">KVP 這類閥是做一對二系統用的，很少用，「一年都賣不到兩顆」。</w:t>
-      </w:r>
-    </w:p>
-    <w:p>
-      <w:pPr>
-        <w:pBdr>
-          <w:left w:val="single" w:color="7DB9DE" w:sz="18" w:space="8"/>
-        </w:pBdr>
-        <w:shd w:fill="F2F7FB" w:color="auto" w:val="clear"/>
-        <w:ind w:left="360"/>
-      </w:pPr>
-      <w:r>
-        <w:rPr>
-          <w:color w:val="33475B"/>
-        </w:rPr>
-        <w:t xml:space="preserve">「一般我們都是只有單一……一對一。」〔錄音03 03:28〕</w:t>
-      </w:r>
-    </w:p>
-    <w:p>
-      <w:pPr>
-        <w:pStyle w:val="Heading2"/>
-      </w:pPr>
-      <w:r>
-        <w:t xml:space="preserve">散熱器擺哪裡很重要〔錄音04 00:51〕</w:t>
-      </w:r>
-    </w:p>
-    <w:p>
-      <w:pPr>
-        <w:pStyle w:val="ListParagraph"/>
-        <w:numPr>
-          <w:ilvl w:val="0"/>
-          <w:numId w:val="2"/>
-        </w:numPr>
-      </w:pPr>
-      <w:r>
-        <w:t xml:space="preserve">裸露型散熱器比較便宜，但放在鐵皮屋上，夏天環境會到 50°C，散熱就很差。</w:t>
-      </w:r>
-    </w:p>
-    <w:p>
-      <w:pPr>
-        <w:pStyle w:val="ListParagraph"/>
-        <w:numPr>
-          <w:ilvl w:val="0"/>
-          <w:numId w:val="2"/>
-        </w:numPr>
-      </w:pPr>
-      <w:r>
-        <w:t xml:space="preserve">散熱外移、管路拉長 → 記得配電磁閥。〔錄音01 21:28〕</w:t>
-      </w:r>
-    </w:p>
-    <w:p>
-      <w:pPr>
-        <w:pStyle w:val="Heading1"/>
-      </w:pPr>
-      <w:r>
-        <w:t xml:space="preserve">六、單位</w:t>
+        <w:t xml:space="preserve">二、單位</w:t>
       </w:r>
     </w:p>
     <w:p>
@@ -2182,6 +1299,899 @@
         <w:pStyle w:val="Heading1"/>
       </w:pPr>
       <w:r>
+        <w:t xml:space="preserve">三、裝置與系統配置：客人用在哪、怎麼配</w:t>
+      </w:r>
+    </w:p>
+    <w:p>
+      <w:pPr>
+        <w:pStyle w:val="Heading2"/>
+      </w:pPr>
+      <w:r>
+        <w:t xml:space="preserve">一對一最單純〔錄音02 17:57〕〔錄音03 03:28〕</w:t>
+      </w:r>
+    </w:p>
+    <w:p>
+      <w:pPr>
+        <w:pStyle w:val="ListParagraph"/>
+        <w:numPr>
+          <w:ilvl w:val="0"/>
+          <w:numId w:val="2"/>
+        </w:numPr>
+      </w:pPr>
+      <w:r>
+        <w:t xml:space="preserve">實務上一般做</w:t>
+      </w:r>
+      <w:r>
+        <w:rPr>
+          <w:b/>
+          <w:bCs/>
+        </w:rPr>
+        <w:t xml:space="preserve">一對一</w:t>
+      </w:r>
+      <w:r>
+        <w:t xml:space="preserve">（一壓縮機・一散熱器・一冷排）；講義是一台壓縮機帶兩組冷排，會建議客人不要一對二。</w:t>
+      </w:r>
+    </w:p>
+    <w:p>
+      <w:pPr>
+        <w:pStyle w:val="ListParagraph"/>
+        <w:numPr>
+          <w:ilvl w:val="0"/>
+          <w:numId w:val="2"/>
+        </w:numPr>
+      </w:pPr>
+      <w:r>
+        <w:t xml:space="preserve">一台壓縮機同時帶冷藏和冷凍很難控制，還可能把壓縮機搞壞；一般冷凍一庫、冷藏一庫。</w:t>
+      </w:r>
+    </w:p>
+    <w:p>
+      <w:pPr>
+        <w:pStyle w:val="ListParagraph"/>
+        <w:numPr>
+          <w:ilvl w:val="0"/>
+          <w:numId w:val="2"/>
+        </w:numPr>
+      </w:pPr>
+      <w:r>
+        <w:t xml:space="preserve">兩庫溫度一樣（都冷藏或都冷凍）才可以一對二；一藏一凍會做的師傅不多。</w:t>
+      </w:r>
+    </w:p>
+    <w:p>
+      <w:pPr>
+        <w:pStyle w:val="ListParagraph"/>
+        <w:numPr>
+          <w:ilvl w:val="0"/>
+          <w:numId w:val="2"/>
+        </w:numPr>
+      </w:pPr>
+      <w:r>
+        <w:t xml:space="preserve">KVP 這類閥是做一對二系統用的，很少用，「一年都賣不到兩顆」。</w:t>
+      </w:r>
+    </w:p>
+    <w:p>
+      <w:pPr>
+        <w:pBdr>
+          <w:left w:val="single" w:color="7DB9DE" w:sz="18" w:space="8"/>
+        </w:pBdr>
+        <w:shd w:fill="F2F7FB" w:color="auto" w:val="clear"/>
+        <w:ind w:left="360"/>
+      </w:pPr>
+      <w:r>
+        <w:rPr>
+          <w:color w:val="33475B"/>
+        </w:rPr>
+        <w:t xml:space="preserve">「一般我們都是只有單一……一對一。」〔錄音03 03:28〕</w:t>
+      </w:r>
+    </w:p>
+    <w:p>
+      <w:pPr>
+        <w:pStyle w:val="Heading2"/>
+      </w:pPr>
+      <w:r>
+        <w:t xml:space="preserve">散熱器擺哪裡很重要〔錄音04 00:51〕</w:t>
+      </w:r>
+    </w:p>
+    <w:p>
+      <w:pPr>
+        <w:pStyle w:val="ListParagraph"/>
+        <w:numPr>
+          <w:ilvl w:val="0"/>
+          <w:numId w:val="2"/>
+        </w:numPr>
+      </w:pPr>
+      <w:r>
+        <w:t xml:space="preserve">裸露型散熱器（無穿衫）比較便宜，但放在鐵皮屋上，夏天環境會到 50°C，散熱就很差。</w:t>
+      </w:r>
+    </w:p>
+    <w:p>
+      <w:pPr>
+        <w:pStyle w:val="ListParagraph"/>
+        <w:numPr>
+          <w:ilvl w:val="0"/>
+          <w:numId w:val="2"/>
+        </w:numPr>
+      </w:pPr>
+      <w:r>
+        <w:t xml:space="preserve">散熱外移、管路拉長 → 記得配電磁閥。〔錄音01 21:28〕</w:t>
+      </w:r>
+    </w:p>
+    <w:p>
+      <w:pPr>
+        <w:pStyle w:val="Heading1"/>
+      </w:pPr>
+      <w:r>
+        <w:t xml:space="preserve">四、四大金剛：壓縮機、冷凝器、膨脹閥、蒸發器</w:t>
+      </w:r>
+    </w:p>
+    <w:p>
+      <w:r>
+        <w:rPr>
+          <w:b/>
+          <w:bCs/>
+        </w:rPr>
+        <w:t xml:space="preserve">四大金剛＝壓縮機、熱排（冷凝器）、冷排（蒸發器）、膨脹閥</w:t>
+      </w:r>
+      <w:r>
+        <w:t xml:space="preserve">；真正核心是壓縮機、冷凝器、蒸發器三大元件，膨脹閥其實也算控制。〔錄音01 11:57〕〔錄音02 18:38〕</w:t>
+      </w:r>
+    </w:p>
+    <w:p>
+      <w:pPr>
+        <w:pStyle w:val="Heading2"/>
+      </w:pPr>
+      <w:r>
+        <w:t xml:space="preserve">壓縮機：龍頭</w:t>
+      </w:r>
+    </w:p>
+    <w:p>
+      <w:pPr>
+        <w:pStyle w:val="ListParagraph"/>
+        <w:numPr>
+          <w:ilvl w:val="0"/>
+          <w:numId w:val="2"/>
+        </w:numPr>
+      </w:pPr>
+      <w:r>
+        <w:t xml:space="preserve">就像汽車引擎，要用</w:t>
+      </w:r>
+      <w:r>
+        <w:rPr>
+          <w:b/>
+          <w:bCs/>
+        </w:rPr>
+        <w:t xml:space="preserve">冷凍油</w:t>
+      </w:r>
+      <w:r>
+        <w:t xml:space="preserve">潤滑。〔錄音01 03:49〕</w:t>
+      </w:r>
+    </w:p>
+    <w:p>
+      <w:pPr>
+        <w:pStyle w:val="ListParagraph"/>
+        <w:numPr>
+          <w:ilvl w:val="0"/>
+          <w:numId w:val="2"/>
+        </w:numPr>
+      </w:pPr>
+      <w:r>
+        <w:t xml:space="preserve">店裡光壓縮機，從 1/6 馬到 6 馬就有二三十種。〔錄音02 20:02〕</w:t>
+      </w:r>
+    </w:p>
+    <w:p>
+      <w:pPr>
+        <w:pStyle w:val="ListParagraph"/>
+        <w:numPr>
+          <w:ilvl w:val="0"/>
+          <w:numId w:val="2"/>
+        </w:numPr>
+      </w:pPr>
+      <w:r>
+        <w:t xml:space="preserve">規格上都會寫「高壓幾分、低壓幾分」（管徑，見「二、單位」）。〔錄音05 03:31〕</w:t>
+      </w:r>
+    </w:p>
+    <w:p>
+      <w:pPr>
+        <w:pStyle w:val="ListParagraph"/>
+        <w:numPr>
+          <w:ilvl w:val="0"/>
+          <w:numId w:val="2"/>
+        </w:numPr>
+      </w:pPr>
+      <w:r>
+        <w:t xml:space="preserve">其他三個元件都跟著壓縮機配（見下方「相輔相成」）。</w:t>
+      </w:r>
+    </w:p>
+    <w:p>
+      <w:pPr>
+        <w:pStyle w:val="Heading2"/>
+      </w:pPr>
+      <w:r>
+        <w:t xml:space="preserve">冷凝器＝散熱器＝熱排〔錄音01 00:00〕</w:t>
+      </w:r>
+    </w:p>
+    <w:p>
+      <w:pPr>
+        <w:pStyle w:val="ListParagraph"/>
+        <w:numPr>
+          <w:ilvl w:val="0"/>
+          <w:numId w:val="2"/>
+        </w:numPr>
+      </w:pPr>
+      <w:r>
+        <w:t xml:space="preserve">在「把熱排掉」，風扇吹出來的是熱風，出風溫度四、五十度以上。</w:t>
+      </w:r>
+    </w:p>
+    <w:p>
+      <w:pPr>
+        <w:pStyle w:val="ListParagraph"/>
+        <w:numPr>
+          <w:ilvl w:val="0"/>
+          <w:numId w:val="2"/>
+        </w:numPr>
+      </w:pPr>
+      <w:r>
+        <w:t xml:space="preserve">氣體在散熱的過程中冷凝成液體，所以專業名稱叫冷凝器。</w:t>
+      </w:r>
+    </w:p>
+    <w:p>
+      <w:pPr>
+        <w:pStyle w:val="ListParagraph"/>
+        <w:numPr>
+          <w:ilvl w:val="0"/>
+          <w:numId w:val="2"/>
+        </w:numPr>
+      </w:pPr>
+      <w:r>
+        <w:t xml:space="preserve">靠風扇一直吸空氣散熱，一定會積灰塵 → 要定期保養。〔錄音01 24:37〕〔錄音03 01:45〕</w:t>
+      </w:r>
+    </w:p>
+    <w:p>
+      <w:pPr>
+        <w:pStyle w:val="ListParagraph"/>
+        <w:numPr>
+          <w:ilvl w:val="0"/>
+          <w:numId w:val="2"/>
+        </w:numPr>
+      </w:pPr>
+      <w:r>
+        <w:t xml:space="preserve">有外箱的（室外機型，馬達在裡面）比較耐風吹雨淋；</w:t>
+      </w:r>
+      <w:r>
+        <w:rPr>
+          <w:b/>
+          <w:bCs/>
+        </w:rPr>
+        <w:t xml:space="preserve">裸露型台語叫「無穿衫」</w:t>
+      </w:r>
+      <w:r>
+        <w:t xml:space="preserve">（沒穿衣服＝馬達外露）比較便宜，但擺放位置很重要（見「三、裝置與系統配置」）。〔錄音02 06:07〕〔錄音04 00:51〕</w:t>
+      </w:r>
+    </w:p>
+    <w:p>
+      <w:pPr>
+        <w:pStyle w:val="Heading2"/>
+      </w:pPr>
+      <w:r>
+        <w:t xml:space="preserve">膨脹閥：降壓節流〔錄音01 05:47〕</w:t>
+      </w:r>
+    </w:p>
+    <w:p>
+      <w:pPr>
+        <w:pStyle w:val="ListParagraph"/>
+        <w:numPr>
+          <w:ilvl w:val="0"/>
+          <w:numId w:val="2"/>
+        </w:numPr>
+      </w:pPr>
+      <w:r>
+        <w:t xml:space="preserve">就像洗車時拿水管，用手按壓出水口——水被打成細小水滴，噴得又快又遠。</w:t>
+      </w:r>
+    </w:p>
+    <w:p>
+      <w:pPr>
+        <w:pBdr>
+          <w:left w:val="single" w:color="7DB9DE" w:sz="18" w:space="8"/>
+        </w:pBdr>
+        <w:shd w:fill="F2F7FB" w:color="auto" w:val="clear"/>
+        <w:ind w:left="360"/>
+      </w:pPr>
+      <w:r>
+        <w:rPr>
+          <w:color w:val="33475B"/>
+        </w:rPr>
+        <w:t xml:space="preserve">「膨脹閥就是降壓節流……你就當作它是一支皮管，你今天要洗車。」〔錄音01 05:58〕</w:t>
+      </w:r>
+    </w:p>
+    <w:p>
+      <w:pPr>
+        <w:pStyle w:val="ListParagraph"/>
+        <w:numPr>
+          <w:ilvl w:val="0"/>
+          <w:numId w:val="2"/>
+        </w:numPr>
+      </w:pPr>
+      <w:r>
+        <w:t xml:space="preserve">閥芯大小要看壓縮機配。〔錄音02 04:46〕</w:t>
+      </w:r>
+    </w:p>
+    <w:p>
+      <w:pPr>
+        <w:pStyle w:val="ListParagraph"/>
+        <w:numPr>
+          <w:ilvl w:val="0"/>
+          <w:numId w:val="2"/>
+        </w:numPr>
+      </w:pPr>
+      <w:r>
+        <w:t xml:space="preserve">冰箱等小系統用</w:t>
+      </w:r>
+      <w:r>
+        <w:rPr>
+          <w:b/>
+          <w:bCs/>
+        </w:rPr>
+        <w:t xml:space="preserve">毛細管</w:t>
+      </w:r>
+      <w:r>
+        <w:t xml:space="preserve">代替膨脹閥：便宜但不能調。〔錄音02 10:17〕</w:t>
+      </w:r>
+    </w:p>
+    <w:p>
+      <w:pPr>
+        <w:pStyle w:val="Heading2"/>
+      </w:pPr>
+      <w:r>
+        <w:t xml:space="preserve">蒸發器＝冷排〔錄音01 06:27〕</w:t>
+      </w:r>
+    </w:p>
+    <w:p>
+      <w:pPr>
+        <w:pStyle w:val="ListParagraph"/>
+        <w:numPr>
+          <w:ilvl w:val="0"/>
+          <w:numId w:val="2"/>
+        </w:numPr>
+      </w:pPr>
+      <w:r>
+        <w:t xml:space="preserve">在庫內吸熱，液態蒸發成氣態；台語叫</w:t>
+      </w:r>
+      <w:r>
+        <w:rPr>
+          <w:b/>
+          <w:bCs/>
+        </w:rPr>
+        <w:t xml:space="preserve">冷排</w:t>
+      </w:r>
+      <w:r>
+        <w:t xml:space="preserve">。</w:t>
+      </w:r>
+    </w:p>
+    <w:p>
+      <w:pPr>
+        <w:pStyle w:val="Heading2"/>
+      </w:pPr>
+      <w:r>
+        <w:t xml:space="preserve">四大元件要相輔相成〔錄音02 04:46〕</w:t>
+      </w:r>
+    </w:p>
+    <w:p>
+      <w:pPr>
+        <w:pStyle w:val="ListParagraph"/>
+        <w:numPr>
+          <w:ilvl w:val="0"/>
+          <w:numId w:val="2"/>
+        </w:numPr>
+      </w:pPr>
+      <w:r>
+        <w:rPr>
+          <w:b/>
+          <w:bCs/>
+        </w:rPr>
+        <w:t xml:space="preserve">壓縮機 1 馬，散熱器一般配 2 馬</w:t>
+      </w:r>
+      <w:r>
+        <w:t xml:space="preserve">；膨脹閥的閥芯、冷排的大小，都要看壓縮機來配。</w:t>
+      </w:r>
+    </w:p>
+    <w:p>
+      <w:pPr>
+        <w:pStyle w:val="ListParagraph"/>
+        <w:numPr>
+          <w:ilvl w:val="0"/>
+          <w:numId w:val="2"/>
+        </w:numPr>
+      </w:pPr>
+      <w:r>
+        <w:t xml:space="preserve">就像車子不能裝腳踏車輪胎，比例要對。</w:t>
+      </w:r>
+    </w:p>
+    <w:p>
+      <w:pPr>
+        <w:pBdr>
+          <w:left w:val="single" w:color="7DB9DE" w:sz="18" w:space="8"/>
+        </w:pBdr>
+        <w:shd w:fill="F2F7FB" w:color="auto" w:val="clear"/>
+        <w:ind w:left="360"/>
+      </w:pPr>
+      <w:r>
+        <w:rPr>
+          <w:color w:val="33475B"/>
+        </w:rPr>
+        <w:t xml:space="preserve">「這四個都是要相輔相成，有個比例在。」〔錄音02 05:32〕</w:t>
+      </w:r>
+    </w:p>
+    <w:p>
+      <w:pPr>
+        <w:pStyle w:val="Heading1"/>
+      </w:pPr>
+      <w:r>
+        <w:t xml:space="preserve">五、管路上的小零件</w:t>
+      </w:r>
+    </w:p>
+    <w:p>
+      <w:r>
+        <w:t xml:space="preserve">先把每個零件「做什麼用」記起來。〔錄音03 00:00〕</w:t>
+      </w:r>
+    </w:p>
+    <w:p>
+      <w:pPr>
+        <w:pStyle w:val="Heading2"/>
+      </w:pPr>
+      <w:r>
+        <w:t xml:space="preserve">乾燥過濾器：系統裡不能有水〔錄音01 01:57〕</w:t>
+      </w:r>
+    </w:p>
+    <w:p>
+      <w:pPr>
+        <w:pStyle w:val="ListParagraph"/>
+        <w:numPr>
+          <w:ilvl w:val="0"/>
+          <w:numId w:val="2"/>
+        </w:numPr>
+      </w:pPr>
+      <w:r>
+        <w:t xml:space="preserve">冷媒溫度大多在零下，系統裡有水，水會結冰把管路塞住。</w:t>
+      </w:r>
+    </w:p>
+    <w:p>
+      <w:pPr>
+        <w:pStyle w:val="ListParagraph"/>
+        <w:numPr>
+          <w:ilvl w:val="0"/>
+          <w:numId w:val="2"/>
+        </w:numPr>
+      </w:pPr>
+      <w:r>
+        <w:t xml:space="preserve">裡面有分子篩，像家裡的濾水器，濾雜質也吸水分。</w:t>
+      </w:r>
+    </w:p>
+    <w:p>
+      <w:pPr>
+        <w:pStyle w:val="ListParagraph"/>
+        <w:numPr>
+          <w:ilvl w:val="0"/>
+          <w:numId w:val="2"/>
+        </w:numPr>
+      </w:pPr>
+      <w:r>
+        <w:t xml:space="preserve">現在冷媒多為大陸製，含水量不一定 → </w:t>
+      </w:r>
+      <w:r>
+        <w:rPr>
+          <w:b/>
+          <w:bCs/>
+        </w:rPr>
+        <w:t xml:space="preserve">一定要裝</w:t>
+      </w:r>
+      <w:r>
+        <w:t xml:space="preserve">。〔錄音01 03:49〕〔錄音03 01:45〕</w:t>
+      </w:r>
+    </w:p>
+    <w:p>
+      <w:pPr>
+        <w:pBdr>
+          <w:left w:val="single" w:color="7DB9DE" w:sz="18" w:space="8"/>
+        </w:pBdr>
+        <w:shd w:fill="F2F7FB" w:color="auto" w:val="clear"/>
+        <w:ind w:left="360"/>
+      </w:pPr>
+      <w:r>
+        <w:rPr>
+          <w:color w:val="33475B"/>
+        </w:rPr>
+        <w:t xml:space="preserve">「這個系統裡面只能有冷媒，不能有水。」〔錄音01 03:12〕</w:t>
+      </w:r>
+    </w:p>
+    <w:p>
+      <w:pPr>
+        <w:pStyle w:val="Heading2"/>
+      </w:pPr>
+      <w:r>
+        <w:t xml:space="preserve">油分離器〔錄音01 04:14〕〔錄音03 00:50〕</w:t>
+      </w:r>
+    </w:p>
+    <w:p>
+      <w:pPr>
+        <w:pStyle w:val="ListParagraph"/>
+        <w:numPr>
+          <w:ilvl w:val="0"/>
+          <w:numId w:val="2"/>
+        </w:numPr>
+      </w:pPr>
+      <w:r>
+        <w:t xml:space="preserve">冷凍油會跟著冷媒跑出去，油分離器把油拉回壓縮機（比較深，以後再講）。</w:t>
+      </w:r>
+    </w:p>
+    <w:p>
+      <w:pPr>
+        <w:pStyle w:val="Heading2"/>
+      </w:pPr>
+      <w:r>
+        <w:t xml:space="preserve">視液鏡（視窗）〔錄音01 05:27〕</w:t>
+      </w:r>
+    </w:p>
+    <w:p>
+      <w:pPr>
+        <w:pStyle w:val="ListParagraph"/>
+        <w:numPr>
+          <w:ilvl w:val="0"/>
+          <w:numId w:val="2"/>
+        </w:numPr>
+      </w:pPr>
+      <w:r>
+        <w:t xml:space="preserve">一塊玻璃，看冷媒量多少；冷媒夠的話，液態流過看起來像透明的水、好像沒在動。〔錄音02 19:05〕</w:t>
+      </w:r>
+    </w:p>
+    <w:p>
+      <w:pPr>
+        <w:pStyle w:val="ListParagraph"/>
+        <w:numPr>
+          <w:ilvl w:val="0"/>
+          <w:numId w:val="2"/>
+        </w:numPr>
+      </w:pPr>
+      <w:r>
+        <w:t xml:space="preserve">會</w:t>
+      </w:r>
+      <w:r>
+        <w:rPr>
+          <w:b/>
+          <w:bCs/>
+        </w:rPr>
+        <w:t xml:space="preserve">變色（三種顏色）代表含水</w:t>
+      </w:r>
+      <w:r>
+        <w:t xml:space="preserve">，很多人不知道。〔錄音03 02:36〕</w:t>
+      </w:r>
+    </w:p>
+    <w:p>
+      <w:pPr>
+        <w:pStyle w:val="Heading2"/>
+      </w:pPr>
+      <w:r>
+        <w:t xml:space="preserve">儲液器：保證源源不絕的液態〔錄音02 10:17〕</w:t>
+      </w:r>
+    </w:p>
+    <w:p>
+      <w:pPr>
+        <w:pStyle w:val="ListParagraph"/>
+        <w:numPr>
+          <w:ilvl w:val="0"/>
+          <w:numId w:val="2"/>
+        </w:numPr>
+      </w:pPr>
+      <w:r>
+        <w:t xml:space="preserve">系統大一點、用膨脹閥的，</w:t>
+      </w:r>
+      <w:r>
+        <w:rPr>
+          <w:b/>
+          <w:bCs/>
+        </w:rPr>
+        <w:t xml:space="preserve">一定要裝</w:t>
+      </w:r>
+      <w:r>
+        <w:t xml:space="preserve">：散熱器太小或沒保養時，冷媒可能沒有完全液化；儲液器讓液態沉在下面、從下面取液，確保送到膨脹閥的是液態。</w:t>
+      </w:r>
+    </w:p>
+    <w:p>
+      <w:pPr>
+        <w:pStyle w:val="ListParagraph"/>
+        <w:numPr>
+          <w:ilvl w:val="0"/>
+          <w:numId w:val="2"/>
+        </w:numPr>
+      </w:pPr>
+      <w:r>
+        <w:t xml:space="preserve">用毛細管的小系統（冰箱）可以不裝。</w:t>
+      </w:r>
+    </w:p>
+    <w:p>
+      <w:pPr>
+        <w:pStyle w:val="ListParagraph"/>
+        <w:numPr>
+          <w:ilvl w:val="0"/>
+          <w:numId w:val="2"/>
+        </w:numPr>
+      </w:pPr>
+      <w:r>
+        <w:t xml:space="preserve">講義上沒有畫（Danfoss 沒有賣）。〔錄音03 01:45〕</w:t>
+      </w:r>
+    </w:p>
+    <w:p>
+      <w:pPr>
+        <w:pBdr>
+          <w:left w:val="single" w:color="7DB9DE" w:sz="18" w:space="8"/>
+        </w:pBdr>
+        <w:shd w:fill="F2F7FB" w:color="auto" w:val="clear"/>
+        <w:ind w:left="360"/>
+      </w:pPr>
+      <w:r>
+        <w:rPr>
+          <w:color w:val="33475B"/>
+        </w:rPr>
+        <w:t xml:space="preserve">「你今天有膨脹閥系統，這個一定要裝，因為它確保說源源不絕的液態來。」〔錄音02 15:10〕</w:t>
+      </w:r>
+    </w:p>
+    <w:p>
+      <w:pPr>
+        <w:pStyle w:val="Heading2"/>
+      </w:pPr>
+      <w:r>
+        <w:t xml:space="preserve">液氣分離器：回壓縮機一定要是氣態〔錄音02 15:53〕</w:t>
+      </w:r>
+    </w:p>
+    <w:p>
+      <w:pPr>
+        <w:pStyle w:val="ListParagraph"/>
+        <w:numPr>
+          <w:ilvl w:val="0"/>
+          <w:numId w:val="2"/>
+        </w:numPr>
+      </w:pPr>
+      <w:r>
+        <w:t xml:space="preserve">壓縮機壓到液態會壞，但我們看不到管子裡是不是液態。</w:t>
+      </w:r>
+    </w:p>
+    <w:p>
+      <w:pPr>
+        <w:pStyle w:val="ListParagraph"/>
+        <w:numPr>
+          <w:ilvl w:val="0"/>
+          <w:numId w:val="2"/>
+        </w:numPr>
+      </w:pPr>
+      <w:r>
+        <w:t xml:space="preserve">冷排和壓縮機中間裝液氣分離器：液態沉在下面，從上面取氣態回壓縮機。</w:t>
+      </w:r>
+    </w:p>
+    <w:p>
+      <w:pPr>
+        <w:pStyle w:val="ListParagraph"/>
+        <w:numPr>
+          <w:ilvl w:val="0"/>
+          <w:numId w:val="2"/>
+        </w:numPr>
+      </w:pPr>
+      <w:r>
+        <w:t xml:space="preserve">最完美是高壓儲液器、低壓液氣分離器都裝。</w:t>
+      </w:r>
+    </w:p>
+    <w:p>
+      <w:pPr>
+        <w:pStyle w:val="Heading2"/>
+      </w:pPr>
+      <w:r>
+        <w:t xml:space="preserve">手閥（球閥）〔錄音01 18:47〕</w:t>
+      </w:r>
+    </w:p>
+    <w:p>
+      <w:pPr>
+        <w:pStyle w:val="ListParagraph"/>
+        <w:numPr>
+          <w:ilvl w:val="0"/>
+          <w:numId w:val="2"/>
+        </w:numPr>
+      </w:pPr>
+      <w:r>
+        <w:t xml:space="preserve">閥＝水龍頭；手閥是手動關斷，例如換乾燥過濾器時前後關起來。</w:t>
+      </w:r>
+    </w:p>
+    <w:p>
+      <w:pPr>
+        <w:pStyle w:val="Heading2"/>
+      </w:pPr>
+      <w:r>
+        <w:t xml:space="preserve">機組〔錄音02 09:35〕</w:t>
+      </w:r>
+    </w:p>
+    <w:p>
+      <w:pPr>
+        <w:pStyle w:val="ListParagraph"/>
+        <w:numPr>
+          <w:ilvl w:val="0"/>
+          <w:numId w:val="2"/>
+        </w:numPr>
+      </w:pPr>
+      <w:r>
+        <w:t xml:space="preserve">壓縮機＋油分離器＋乾燥器、視窗等配件裝在一個基礎盤上，再用管子接到散熱器和冷排。</w:t>
+      </w:r>
+    </w:p>
+    <w:p>
+      <w:pPr>
+        <w:pStyle w:val="Heading1"/>
+      </w:pPr>
+      <w:r>
+        <w:t xml:space="preserve">六、控制與保護</w:t>
+      </w:r>
+    </w:p>
+    <w:p>
+      <w:r>
+        <w:t xml:space="preserve">控制包括溫控、壓力開關、電磁閥，膨脹閥其實也算控制；先懂物理現象，再講控制。〔錄音02 18:38〕</w:t>
+      </w:r>
+      <w:r>
+        <w:rPr>
+          <w:b/>
+          <w:bCs/>
+        </w:rPr>
+        <w:t xml:space="preserve">一切保護都在顧壓縮機。</w:t>
+      </w:r>
+    </w:p>
+    <w:p>
+      <w:pPr>
+        <w:pStyle w:val="Heading2"/>
+      </w:pPr>
+      <w:r>
+        <w:t xml:space="preserve">溫控器：溫差抓 4°C〔錄音01 14:46〕</w:t>
+      </w:r>
+    </w:p>
+    <w:p>
+      <w:pPr>
+        <w:pStyle w:val="ListParagraph"/>
+        <w:numPr>
+          <w:ilvl w:val="0"/>
+          <w:numId w:val="2"/>
+        </w:numPr>
+      </w:pPr>
+      <w:r>
+        <w:t xml:space="preserve">靠感溫棒感應庫內溫度，到設定溫度就通知壓縮機休息。</w:t>
+      </w:r>
+    </w:p>
+    <w:p>
+      <w:pPr>
+        <w:pStyle w:val="ListParagraph"/>
+        <w:numPr>
+          <w:ilvl w:val="0"/>
+          <w:numId w:val="2"/>
+        </w:numPr>
+      </w:pPr>
+      <w:r>
+        <w:rPr>
+          <w:b/>
+          <w:bCs/>
+        </w:rPr>
+        <w:t xml:space="preserve">溫差一般抓 4°C</w:t>
+      </w:r>
+      <w:r>
+        <w:t xml:space="preserve">：例如設 -20°C 停機、回升到 -16°C 再啟動；太小會讓壓縮機開關太頻繁、影響壽命。店裡的溫控器有 30 多種。</w:t>
+      </w:r>
+    </w:p>
+    <w:p>
+      <w:pPr>
+        <w:pStyle w:val="ListParagraph"/>
+        <w:numPr>
+          <w:ilvl w:val="0"/>
+          <w:numId w:val="2"/>
+        </w:numPr>
+      </w:pPr>
+      <w:r>
+        <w:t xml:space="preserve">冷藏和冷凍主要差在溫控：</w:t>
+      </w:r>
+      <w:r>
+        <w:rPr>
+          <w:b/>
+          <w:bCs/>
+        </w:rPr>
+        <w:t xml:space="preserve">冷凍要除霜，冷藏不用</w:t>
+      </w:r>
+      <w:r>
+        <w:t xml:space="preserve">。〔錄音03 03:28〕</w:t>
+      </w:r>
+    </w:p>
+    <w:p>
+      <w:pPr>
+        <w:pBdr>
+          <w:left w:val="single" w:color="7DB9DE" w:sz="18" w:space="8"/>
+        </w:pBdr>
+        <w:shd w:fill="F2F7FB" w:color="auto" w:val="clear"/>
+        <w:ind w:left="360"/>
+      </w:pPr>
+      <w:r>
+        <w:rPr>
+          <w:color w:val="33475B"/>
+        </w:rPr>
+        <w:t xml:space="preserve">「一般我們建議都是調 4 度，才不會說壓縮機開跟關太頻繁。」〔錄音01 17:06〕</w:t>
+      </w:r>
+    </w:p>
+    <w:p>
+      <w:pPr>
+        <w:pStyle w:val="Heading2"/>
+      </w:pPr>
+      <w:r>
+        <w:t xml:space="preserve">電磁閥：常閉，通電才開〔錄音01 19:38〕</w:t>
+      </w:r>
+    </w:p>
+    <w:p>
+      <w:pPr>
+        <w:pStyle w:val="ListParagraph"/>
+        <w:numPr>
+          <w:ilvl w:val="0"/>
+          <w:numId w:val="2"/>
+        </w:numPr>
+      </w:pPr>
+      <w:r>
+        <w:t xml:space="preserve">到溫時跟著壓縮機一起關，把冷媒關在液管，不讓它跑去蒸發器。〔錄音01 17:17〕</w:t>
+      </w:r>
+    </w:p>
+    <w:p>
+      <w:pPr>
+        <w:pStyle w:val="ListParagraph"/>
+        <w:numPr>
+          <w:ilvl w:val="0"/>
+          <w:numId w:val="2"/>
+        </w:numPr>
+      </w:pPr>
+      <w:r>
+        <w:t xml:space="preserve">便利商店把散熱器裝在外牆，管子越長冷媒越多 → </w:t>
+      </w:r>
+      <w:r>
+        <w:rPr>
+          <w:b/>
+          <w:bCs/>
+        </w:rPr>
+        <w:t xml:space="preserve">散熱外移一定要裝</w:t>
+      </w:r>
+      <w:r>
+        <w:t xml:space="preserve">；小冰箱可以不裝。〔錄音01 21:28〕</w:t>
+      </w:r>
+    </w:p>
+    <w:p>
+      <w:pPr>
+        <w:pStyle w:val="ListParagraph"/>
+        <w:numPr>
+          <w:ilvl w:val="0"/>
+          <w:numId w:val="2"/>
+        </w:numPr>
+      </w:pPr>
+      <w:r>
+        <w:t xml:space="preserve">乾燥器一定要，電磁閥不一定。〔錄音02 18:38〕</w:t>
+      </w:r>
+    </w:p>
+    <w:p>
+      <w:pPr>
+        <w:pStyle w:val="Heading2"/>
+      </w:pPr>
+      <w:r>
+        <w:t xml:space="preserve">壓力開關：一定要裝〔錄音02 17:57〕</w:t>
+      </w:r>
+    </w:p>
+    <w:p>
+      <w:pPr>
+        <w:pStyle w:val="ListParagraph"/>
+        <w:numPr>
+          <w:ilvl w:val="0"/>
+          <w:numId w:val="2"/>
+        </w:numPr>
+      </w:pPr>
+      <w:r>
+        <w:t xml:space="preserve">保護壓縮機（講義型號 KP 15）。</w:t>
+      </w:r>
+    </w:p>
+    <w:p>
+      <w:pPr>
+        <w:pStyle w:val="Heading1"/>
+      </w:pPr>
+      <w:r>
         <w:t xml:space="preserve">七、門市實務</w:t>
       </w:r>
     </w:p>
@@ -2202,7 +2212,7 @@
         </w:numPr>
       </w:pPr>
       <w:r>
-        <w:t xml:space="preserve">客人說「我要幾坪的冷藏庫」→ 先問冰什麼 → 決定壓縮機幾馬 → 選散熱器（有外箱／裸露）→ 冷排 → 所有配件 → 算出一整套的價錢。</w:t>
+        <w:t xml:space="preserve">客人說「我要幾坪的冷藏庫」→ 先問冰什麼 → 決定壓縮機幾馬 → 選散熱器（有外箱／裸露型「無穿衫」）→ 冷排 → 所有配件 → 算出一整套的價錢。</w:t>
       </w:r>
     </w:p>
     <w:p>
@@ -2268,7 +2278,7 @@
         </w:numPr>
       </w:pPr>
       <w:r>
-        <w:t xml:space="preserve">同一個東西有很多叫法：冷凝器、散熱器（國語）、熱排（台語）；蒸發器、冷排。</w:t>
+        <w:t xml:space="preserve">同一個東西有很多叫法：冷凝器、散熱器（國語）、熱排（台語）；蒸發器、冷排；裸露型散熱器台語叫「無穿衫」（沒穿衣服，馬達外露）。〔錄音02 06:07〕</w:t>
       </w:r>
     </w:p>
     <w:p>
@@ -2345,7 +2355,7 @@
         <w:t xml:space="preserve">照順序學：原理 → 單位 → 裝置 → 壓縮機 → 零配件</w:t>
       </w:r>
       <w:r>
-        <w:t xml:space="preserve">——先把冷媒一圈講得出來，再搞懂管徑「分」和溫度壓力，知道客人的裝置用在哪，最後才進壓縮機和各零件。計算先放一邊。</w:t>
+        <w:t xml:space="preserve">——先把冷媒一圈講得出來，再搞懂管徑「分」和溫度壓力，知道客人的裝置用在哪，最後才進壓縮機和各零件。計算放到第二階段（進階）。</w:t>
       </w:r>
     </w:p>
     <w:p>
@@ -2489,7 +2499,7 @@
         <w:t xml:space="preserve">☐ </w:t>
       </w:r>
       <w:r>
-        <w:t xml:space="preserve">到店裡找到實品：壓縮機、散熱器（有外箱／裸露）、乾燥過濾器、視液鏡、電磁閥、膨脹閥、儲液器、液氣分離器</w:t>
+        <w:t xml:space="preserve">到店裡找到實品：壓縮機、散熱器（有外箱／無穿衫）、乾燥過濾器、視液鏡、電磁閥、膨脹閥、儲液器、液氣分離器</w:t>
       </w:r>
     </w:p>
     <w:p>
@@ -2637,7 +2647,7 @@
         </w:numPr>
       </w:pPr>
       <w:r>
-        <w:t xml:space="preserve">學習順序是什麼？哪些先不用學？</w:t>
+        <w:t xml:space="preserve">學習順序是什麼？哪些放到第二階段（進階）？</w:t>
       </w:r>
     </w:p>
     <w:p>
@@ -2766,7 +2776,7 @@
         </w:numPr>
       </w:pPr>
       <w:r>
-        <w:t xml:space="preserve">原理 → 單位 → 裝置 → 壓縮機 → 零配件；計算、潛熱顯熱計算、過冷過熱度先不用。</w:t>
+        <w:t xml:space="preserve">原理 → 單位 → 裝置 → 壓縮機 → 零配件；計算、潛熱顯熱計算、過冷過熱度放到第二階段（進階）。</w:t>
       </w:r>
     </w:p>
     <w:p>
@@ -2814,10 +2824,10 @@
         </w:tblBorders>
       </w:tblPr>
       <w:tblGrid>
-        <w:gridCol w:w="892"/>
-        <w:gridCol w:w="1784"/>
-        <w:gridCol w:w="3926"/>
-        <w:gridCol w:w="3036"/>
+        <w:gridCol w:w="1014"/>
+        <w:gridCol w:w="2029"/>
+        <w:gridCol w:w="3719"/>
+        <w:gridCol w:w="2876"/>
       </w:tblGrid>
       <w:tr>
         <w:trPr>
@@ -2825,7 +2835,7 @@
         </w:trPr>
         <w:tc>
           <w:tcPr>
-            <w:tcW w:type="dxa" w:w="892"/>
+            <w:tcW w:type="dxa" w:w="1014"/>
             <w:shd w:fill="DCEBF7" w:color="auto" w:val="clear"/>
             <w:tcMar>
               <w:top w:type="dxa" w:w="60"/>
@@ -2848,7 +2858,7 @@
         </w:tc>
         <w:tc>
           <w:tcPr>
-            <w:tcW w:type="dxa" w:w="1784"/>
+            <w:tcW w:type="dxa" w:w="2029"/>
             <w:shd w:fill="DCEBF7" w:color="auto" w:val="clear"/>
             <w:tcMar>
               <w:top w:type="dxa" w:w="60"/>
@@ -2871,7 +2881,7 @@
         </w:tc>
         <w:tc>
           <w:tcPr>
-            <w:tcW w:type="dxa" w:w="3926"/>
+            <w:tcW w:type="dxa" w:w="3719"/>
             <w:shd w:fill="DCEBF7" w:color="auto" w:val="clear"/>
             <w:tcMar>
               <w:top w:type="dxa" w:w="60"/>
@@ -2894,7 +2904,7 @@
         </w:tc>
         <w:tc>
           <w:tcPr>
-            <w:tcW w:type="dxa" w:w="3036"/>
+            <w:tcW w:type="dxa" w:w="2876"/>
             <w:shd w:fill="DCEBF7" w:color="auto" w:val="clear"/>
             <w:tcMar>
               <w:top w:type="dxa" w:w="60"/>
@@ -2922,7 +2932,7 @@
         </w:trPr>
         <w:tc>
           <w:tcPr>
-            <w:tcW w:type="dxa" w:w="892"/>
+            <w:tcW w:type="dxa" w:w="1014"/>
             <w:tcMar>
               <w:top w:type="dxa" w:w="60"/>
               <w:left w:type="dxa" w:w="100"/>
@@ -2942,7 +2952,7 @@
         </w:tc>
         <w:tc>
           <w:tcPr>
-            <w:tcW w:type="dxa" w:w="1784"/>
+            <w:tcW w:type="dxa" w:w="2029"/>
             <w:tcMar>
               <w:top w:type="dxa" w:w="60"/>
               <w:left w:type="dxa" w:w="100"/>
@@ -2962,7 +2972,7 @@
         </w:tc>
         <w:tc>
           <w:tcPr>
-            <w:tcW w:type="dxa" w:w="3926"/>
+            <w:tcW w:type="dxa" w:w="3719"/>
             <w:tcMar>
               <w:top w:type="dxa" w:w="60"/>
               <w:left w:type="dxa" w:w="100"/>
@@ -2982,7 +2992,7 @@
         </w:tc>
         <w:tc>
           <w:tcPr>
-            <w:tcW w:type="dxa" w:w="3036"/>
+            <w:tcW w:type="dxa" w:w="2876"/>
             <w:tcMar>
               <w:top w:type="dxa" w:w="60"/>
               <w:left w:type="dxa" w:w="100"/>
@@ -3007,81 +3017,81 @@
         </w:trPr>
         <w:tc>
           <w:tcPr>
-            <w:tcW w:type="dxa" w:w="892"/>
-            <w:tcMar>
-              <w:top w:type="dxa" w:w="60"/>
-              <w:left w:type="dxa" w:w="100"/>
-              <w:bottom w:type="dxa" w:w="60"/>
-              <w:right w:type="dxa" w:w="100"/>
-            </w:tcMar>
-          </w:tcPr>
-          <w:p>
-            <w:r>
-              <w:rPr>
-                <w:sz w:val="19"/>
-                <w:szCs w:val="19"/>
-              </w:rPr>
-              <w:t xml:space="preserve">蒸發器</w:t>
-            </w:r>
-          </w:p>
-        </w:tc>
-        <w:tc>
-          <w:tcPr>
-            <w:tcW w:type="dxa" w:w="1784"/>
-            <w:tcMar>
-              <w:top w:type="dxa" w:w="60"/>
-              <w:left w:type="dxa" w:w="100"/>
-              <w:bottom w:type="dxa" w:w="60"/>
-              <w:right w:type="dxa" w:w="100"/>
-            </w:tcMar>
-          </w:tcPr>
-          <w:p>
-            <w:r>
-              <w:rPr>
-                <w:sz w:val="19"/>
-                <w:szCs w:val="19"/>
-              </w:rPr>
-              <w:t xml:space="preserve">冷排（台語）</w:t>
-            </w:r>
-          </w:p>
-        </w:tc>
-        <w:tc>
-          <w:tcPr>
-            <w:tcW w:type="dxa" w:w="3926"/>
-            <w:tcMar>
-              <w:top w:type="dxa" w:w="60"/>
-              <w:left w:type="dxa" w:w="100"/>
-              <w:bottom w:type="dxa" w:w="60"/>
-              <w:right w:type="dxa" w:w="100"/>
-            </w:tcMar>
-          </w:tcPr>
-          <w:p>
-            <w:r>
-              <w:rPr>
-                <w:sz w:val="19"/>
-                <w:szCs w:val="19"/>
-              </w:rPr>
-              <w:t xml:space="preserve">Evaporator</w:t>
-            </w:r>
-          </w:p>
-        </w:tc>
-        <w:tc>
-          <w:tcPr>
-            <w:tcW w:type="dxa" w:w="3036"/>
-            <w:tcMar>
-              <w:top w:type="dxa" w:w="60"/>
-              <w:left w:type="dxa" w:w="100"/>
-              <w:bottom w:type="dxa" w:w="60"/>
-              <w:right w:type="dxa" w:w="100"/>
-            </w:tcMar>
-          </w:tcPr>
-          <w:p>
-            <w:r>
-              <w:rPr>
-                <w:sz w:val="19"/>
-                <w:szCs w:val="19"/>
-              </w:rPr>
-              <w:t xml:space="preserve">在庫內吸熱，液態蒸發成氣態</w:t>
+            <w:tcW w:type="dxa" w:w="1014"/>
+            <w:tcMar>
+              <w:top w:type="dxa" w:w="60"/>
+              <w:left w:type="dxa" w:w="100"/>
+              <w:bottom w:type="dxa" w:w="60"/>
+              <w:right w:type="dxa" w:w="100"/>
+            </w:tcMar>
+          </w:tcPr>
+          <w:p>
+            <w:r>
+              <w:rPr>
+                <w:sz w:val="19"/>
+                <w:szCs w:val="19"/>
+              </w:rPr>
+              <w:t xml:space="preserve">裸露型散熱器</w:t>
+            </w:r>
+          </w:p>
+        </w:tc>
+        <w:tc>
+          <w:tcPr>
+            <w:tcW w:type="dxa" w:w="2029"/>
+            <w:tcMar>
+              <w:top w:type="dxa" w:w="60"/>
+              <w:left w:type="dxa" w:w="100"/>
+              <w:bottom w:type="dxa" w:w="60"/>
+              <w:right w:type="dxa" w:w="100"/>
+            </w:tcMar>
+          </w:tcPr>
+          <w:p>
+            <w:r>
+              <w:rPr>
+                <w:sz w:val="19"/>
+                <w:szCs w:val="19"/>
+              </w:rPr>
+              <w:t xml:space="preserve">無穿衫（台語：沒穿衣服）</w:t>
+            </w:r>
+          </w:p>
+        </w:tc>
+        <w:tc>
+          <w:tcPr>
+            <w:tcW w:type="dxa" w:w="3719"/>
+            <w:tcMar>
+              <w:top w:type="dxa" w:w="60"/>
+              <w:left w:type="dxa" w:w="100"/>
+              <w:bottom w:type="dxa" w:w="60"/>
+              <w:right w:type="dxa" w:w="100"/>
+            </w:tcMar>
+          </w:tcPr>
+          <w:p>
+            <w:r>
+              <w:rPr>
+                <w:sz w:val="19"/>
+                <w:szCs w:val="19"/>
+              </w:rPr>
+              <w:t xml:space="preserve">Open-type Condenser</w:t>
+            </w:r>
+          </w:p>
+        </w:tc>
+        <w:tc>
+          <w:tcPr>
+            <w:tcW w:type="dxa" w:w="2876"/>
+            <w:tcMar>
+              <w:top w:type="dxa" w:w="60"/>
+              <w:left w:type="dxa" w:w="100"/>
+              <w:bottom w:type="dxa" w:w="60"/>
+              <w:right w:type="dxa" w:w="100"/>
+            </w:tcMar>
+          </w:tcPr>
+          <w:p>
+            <w:r>
+              <w:rPr>
+                <w:sz w:val="19"/>
+                <w:szCs w:val="19"/>
+              </w:rPr>
+              <w:t xml:space="preserve">馬達外露、便宜；別放鐵皮屋上</w:t>
             </w:r>
           </w:p>
         </w:tc>
@@ -3092,81 +3102,81 @@
         </w:trPr>
         <w:tc>
           <w:tcPr>
-            <w:tcW w:type="dxa" w:w="892"/>
-            <w:tcMar>
-              <w:top w:type="dxa" w:w="60"/>
-              <w:left w:type="dxa" w:w="100"/>
-              <w:bottom w:type="dxa" w:w="60"/>
-              <w:right w:type="dxa" w:w="100"/>
-            </w:tcMar>
-          </w:tcPr>
-          <w:p>
-            <w:r>
-              <w:rPr>
-                <w:sz w:val="19"/>
-                <w:szCs w:val="19"/>
-              </w:rPr>
-              <w:t xml:space="preserve">膨脹閥</w:t>
-            </w:r>
-          </w:p>
-        </w:tc>
-        <w:tc>
-          <w:tcPr>
-            <w:tcW w:type="dxa" w:w="1784"/>
-            <w:tcMar>
-              <w:top w:type="dxa" w:w="60"/>
-              <w:left w:type="dxa" w:w="100"/>
-              <w:bottom w:type="dxa" w:w="60"/>
-              <w:right w:type="dxa" w:w="100"/>
-            </w:tcMar>
-          </w:tcPr>
-          <w:p>
-            <w:r>
-              <w:rPr>
-                <w:sz w:val="19"/>
-                <w:szCs w:val="19"/>
-              </w:rPr>
-              <w:t xml:space="preserve">—</w:t>
-            </w:r>
-          </w:p>
-        </w:tc>
-        <w:tc>
-          <w:tcPr>
-            <w:tcW w:type="dxa" w:w="3926"/>
-            <w:tcMar>
-              <w:top w:type="dxa" w:w="60"/>
-              <w:left w:type="dxa" w:w="100"/>
-              <w:bottom w:type="dxa" w:w="60"/>
-              <w:right w:type="dxa" w:w="100"/>
-            </w:tcMar>
-          </w:tcPr>
-          <w:p>
-            <w:r>
-              <w:rPr>
-                <w:sz w:val="19"/>
-                <w:szCs w:val="19"/>
-              </w:rPr>
-              <w:t xml:space="preserve">Expansion Valve（TE）</w:t>
-            </w:r>
-          </w:p>
-        </w:tc>
-        <w:tc>
-          <w:tcPr>
-            <w:tcW w:type="dxa" w:w="3036"/>
-            <w:tcMar>
-              <w:top w:type="dxa" w:w="60"/>
-              <w:left w:type="dxa" w:w="100"/>
-              <w:bottom w:type="dxa" w:w="60"/>
-              <w:right w:type="dxa" w:w="100"/>
-            </w:tcMar>
-          </w:tcPr>
-          <w:p>
-            <w:r>
-              <w:rPr>
-                <w:sz w:val="19"/>
-                <w:szCs w:val="19"/>
-              </w:rPr>
-              <w:t xml:space="preserve">降壓節流；閥芯大小看壓縮機配</w:t>
+            <w:tcW w:type="dxa" w:w="1014"/>
+            <w:tcMar>
+              <w:top w:type="dxa" w:w="60"/>
+              <w:left w:type="dxa" w:w="100"/>
+              <w:bottom w:type="dxa" w:w="60"/>
+              <w:right w:type="dxa" w:w="100"/>
+            </w:tcMar>
+          </w:tcPr>
+          <w:p>
+            <w:r>
+              <w:rPr>
+                <w:sz w:val="19"/>
+                <w:szCs w:val="19"/>
+              </w:rPr>
+              <w:t xml:space="preserve">蒸發器</w:t>
+            </w:r>
+          </w:p>
+        </w:tc>
+        <w:tc>
+          <w:tcPr>
+            <w:tcW w:type="dxa" w:w="2029"/>
+            <w:tcMar>
+              <w:top w:type="dxa" w:w="60"/>
+              <w:left w:type="dxa" w:w="100"/>
+              <w:bottom w:type="dxa" w:w="60"/>
+              <w:right w:type="dxa" w:w="100"/>
+            </w:tcMar>
+          </w:tcPr>
+          <w:p>
+            <w:r>
+              <w:rPr>
+                <w:sz w:val="19"/>
+                <w:szCs w:val="19"/>
+              </w:rPr>
+              <w:t xml:space="preserve">冷排（台語）</w:t>
+            </w:r>
+          </w:p>
+        </w:tc>
+        <w:tc>
+          <w:tcPr>
+            <w:tcW w:type="dxa" w:w="3719"/>
+            <w:tcMar>
+              <w:top w:type="dxa" w:w="60"/>
+              <w:left w:type="dxa" w:w="100"/>
+              <w:bottom w:type="dxa" w:w="60"/>
+              <w:right w:type="dxa" w:w="100"/>
+            </w:tcMar>
+          </w:tcPr>
+          <w:p>
+            <w:r>
+              <w:rPr>
+                <w:sz w:val="19"/>
+                <w:szCs w:val="19"/>
+              </w:rPr>
+              <w:t xml:space="preserve">Evaporator</w:t>
+            </w:r>
+          </w:p>
+        </w:tc>
+        <w:tc>
+          <w:tcPr>
+            <w:tcW w:type="dxa" w:w="2876"/>
+            <w:tcMar>
+              <w:top w:type="dxa" w:w="60"/>
+              <w:left w:type="dxa" w:w="100"/>
+              <w:bottom w:type="dxa" w:w="60"/>
+              <w:right w:type="dxa" w:w="100"/>
+            </w:tcMar>
+          </w:tcPr>
+          <w:p>
+            <w:r>
+              <w:rPr>
+                <w:sz w:val="19"/>
+                <w:szCs w:val="19"/>
+              </w:rPr>
+              <w:t xml:space="preserve">在庫內吸熱，液態蒸發成氣態</w:t>
             </w:r>
           </w:p>
         </w:tc>
@@ -3177,27 +3187,27 @@
         </w:trPr>
         <w:tc>
           <w:tcPr>
-            <w:tcW w:type="dxa" w:w="892"/>
-            <w:tcMar>
-              <w:top w:type="dxa" w:w="60"/>
-              <w:left w:type="dxa" w:w="100"/>
-              <w:bottom w:type="dxa" w:w="60"/>
-              <w:right w:type="dxa" w:w="100"/>
-            </w:tcMar>
-          </w:tcPr>
-          <w:p>
-            <w:r>
-              <w:rPr>
-                <w:sz w:val="19"/>
-                <w:szCs w:val="19"/>
-              </w:rPr>
-              <w:t xml:space="preserve">毛細管</w:t>
-            </w:r>
-          </w:p>
-        </w:tc>
-        <w:tc>
-          <w:tcPr>
-            <w:tcW w:type="dxa" w:w="1784"/>
+            <w:tcW w:type="dxa" w:w="1014"/>
+            <w:tcMar>
+              <w:top w:type="dxa" w:w="60"/>
+              <w:left w:type="dxa" w:w="100"/>
+              <w:bottom w:type="dxa" w:w="60"/>
+              <w:right w:type="dxa" w:w="100"/>
+            </w:tcMar>
+          </w:tcPr>
+          <w:p>
+            <w:r>
+              <w:rPr>
+                <w:sz w:val="19"/>
+                <w:szCs w:val="19"/>
+              </w:rPr>
+              <w:t xml:space="preserve">膨脹閥</w:t>
+            </w:r>
+          </w:p>
+        </w:tc>
+        <w:tc>
+          <w:tcPr>
+            <w:tcW w:type="dxa" w:w="2029"/>
             <w:tcMar>
               <w:top w:type="dxa" w:w="60"/>
               <w:left w:type="dxa" w:w="100"/>
@@ -3217,41 +3227,41 @@
         </w:tc>
         <w:tc>
           <w:tcPr>
-            <w:tcW w:type="dxa" w:w="3926"/>
-            <w:tcMar>
-              <w:top w:type="dxa" w:w="60"/>
-              <w:left w:type="dxa" w:w="100"/>
-              <w:bottom w:type="dxa" w:w="60"/>
-              <w:right w:type="dxa" w:w="100"/>
-            </w:tcMar>
-          </w:tcPr>
-          <w:p>
-            <w:r>
-              <w:rPr>
-                <w:sz w:val="19"/>
-                <w:szCs w:val="19"/>
-              </w:rPr>
-              <w:t xml:space="preserve">Capillary Tube</w:t>
-            </w:r>
-          </w:p>
-        </w:tc>
-        <w:tc>
-          <w:tcPr>
-            <w:tcW w:type="dxa" w:w="3036"/>
-            <w:tcMar>
-              <w:top w:type="dxa" w:w="60"/>
-              <w:left w:type="dxa" w:w="100"/>
-              <w:bottom w:type="dxa" w:w="60"/>
-              <w:right w:type="dxa" w:w="100"/>
-            </w:tcMar>
-          </w:tcPr>
-          <w:p>
-            <w:r>
-              <w:rPr>
-                <w:sz w:val="19"/>
-                <w:szCs w:val="19"/>
-              </w:rPr>
-              <w:t xml:space="preserve">小系統（冰箱）代替膨脹閥，不能調</w:t>
+            <w:tcW w:type="dxa" w:w="3719"/>
+            <w:tcMar>
+              <w:top w:type="dxa" w:w="60"/>
+              <w:left w:type="dxa" w:w="100"/>
+              <w:bottom w:type="dxa" w:w="60"/>
+              <w:right w:type="dxa" w:w="100"/>
+            </w:tcMar>
+          </w:tcPr>
+          <w:p>
+            <w:r>
+              <w:rPr>
+                <w:sz w:val="19"/>
+                <w:szCs w:val="19"/>
+              </w:rPr>
+              <w:t xml:space="preserve">Expansion Valve（TE）</w:t>
+            </w:r>
+          </w:p>
+        </w:tc>
+        <w:tc>
+          <w:tcPr>
+            <w:tcW w:type="dxa" w:w="2876"/>
+            <w:tcMar>
+              <w:top w:type="dxa" w:w="60"/>
+              <w:left w:type="dxa" w:w="100"/>
+              <w:bottom w:type="dxa" w:w="60"/>
+              <w:right w:type="dxa" w:w="100"/>
+            </w:tcMar>
+          </w:tcPr>
+          <w:p>
+            <w:r>
+              <w:rPr>
+                <w:sz w:val="19"/>
+                <w:szCs w:val="19"/>
+              </w:rPr>
+              <w:t xml:space="preserve">降壓節流；閥芯大小看壓縮機配</w:t>
             </w:r>
           </w:p>
         </w:tc>
@@ -3262,81 +3272,81 @@
         </w:trPr>
         <w:tc>
           <w:tcPr>
-            <w:tcW w:type="dxa" w:w="892"/>
-            <w:tcMar>
-              <w:top w:type="dxa" w:w="60"/>
-              <w:left w:type="dxa" w:w="100"/>
-              <w:bottom w:type="dxa" w:w="60"/>
-              <w:right w:type="dxa" w:w="100"/>
-            </w:tcMar>
-          </w:tcPr>
-          <w:p>
-            <w:r>
-              <w:rPr>
-                <w:sz w:val="19"/>
-                <w:szCs w:val="19"/>
-              </w:rPr>
-              <w:t xml:space="preserve">儲液器</w:t>
-            </w:r>
-          </w:p>
-        </w:tc>
-        <w:tc>
-          <w:tcPr>
-            <w:tcW w:type="dxa" w:w="1784"/>
-            <w:tcMar>
-              <w:top w:type="dxa" w:w="60"/>
-              <w:left w:type="dxa" w:w="100"/>
-              <w:bottom w:type="dxa" w:w="60"/>
-              <w:right w:type="dxa" w:w="100"/>
-            </w:tcMar>
-          </w:tcPr>
-          <w:p>
-            <w:r>
-              <w:rPr>
-                <w:sz w:val="19"/>
-                <w:szCs w:val="19"/>
-              </w:rPr>
-              <w:t xml:space="preserve">高壓儲液器</w:t>
-            </w:r>
-          </w:p>
-        </w:tc>
-        <w:tc>
-          <w:tcPr>
-            <w:tcW w:type="dxa" w:w="3926"/>
-            <w:tcMar>
-              <w:top w:type="dxa" w:w="60"/>
-              <w:left w:type="dxa" w:w="100"/>
-              <w:bottom w:type="dxa" w:w="60"/>
-              <w:right w:type="dxa" w:w="100"/>
-            </w:tcMar>
-          </w:tcPr>
-          <w:p>
-            <w:r>
-              <w:rPr>
-                <w:sz w:val="19"/>
-                <w:szCs w:val="19"/>
-              </w:rPr>
-              <w:t xml:space="preserve">Receiver</w:t>
-            </w:r>
-          </w:p>
-        </w:tc>
-        <w:tc>
-          <w:tcPr>
-            <w:tcW w:type="dxa" w:w="3036"/>
-            <w:tcMar>
-              <w:top w:type="dxa" w:w="60"/>
-              <w:left w:type="dxa" w:w="100"/>
-              <w:bottom w:type="dxa" w:w="60"/>
-              <w:right w:type="dxa" w:w="100"/>
-            </w:tcMar>
-          </w:tcPr>
-          <w:p>
-            <w:r>
-              <w:rPr>
-                <w:sz w:val="19"/>
-                <w:szCs w:val="19"/>
-              </w:rPr>
-              <w:t xml:space="preserve">確保送出去的是液態</w:t>
+            <w:tcW w:type="dxa" w:w="1014"/>
+            <w:tcMar>
+              <w:top w:type="dxa" w:w="60"/>
+              <w:left w:type="dxa" w:w="100"/>
+              <w:bottom w:type="dxa" w:w="60"/>
+              <w:right w:type="dxa" w:w="100"/>
+            </w:tcMar>
+          </w:tcPr>
+          <w:p>
+            <w:r>
+              <w:rPr>
+                <w:sz w:val="19"/>
+                <w:szCs w:val="19"/>
+              </w:rPr>
+              <w:t xml:space="preserve">毛細管</w:t>
+            </w:r>
+          </w:p>
+        </w:tc>
+        <w:tc>
+          <w:tcPr>
+            <w:tcW w:type="dxa" w:w="2029"/>
+            <w:tcMar>
+              <w:top w:type="dxa" w:w="60"/>
+              <w:left w:type="dxa" w:w="100"/>
+              <w:bottom w:type="dxa" w:w="60"/>
+              <w:right w:type="dxa" w:w="100"/>
+            </w:tcMar>
+          </w:tcPr>
+          <w:p>
+            <w:r>
+              <w:rPr>
+                <w:sz w:val="19"/>
+                <w:szCs w:val="19"/>
+              </w:rPr>
+              <w:t xml:space="preserve">—</w:t>
+            </w:r>
+          </w:p>
+        </w:tc>
+        <w:tc>
+          <w:tcPr>
+            <w:tcW w:type="dxa" w:w="3719"/>
+            <w:tcMar>
+              <w:top w:type="dxa" w:w="60"/>
+              <w:left w:type="dxa" w:w="100"/>
+              <w:bottom w:type="dxa" w:w="60"/>
+              <w:right w:type="dxa" w:w="100"/>
+            </w:tcMar>
+          </w:tcPr>
+          <w:p>
+            <w:r>
+              <w:rPr>
+                <w:sz w:val="19"/>
+                <w:szCs w:val="19"/>
+              </w:rPr>
+              <w:t xml:space="preserve">Capillary Tube</w:t>
+            </w:r>
+          </w:p>
+        </w:tc>
+        <w:tc>
+          <w:tcPr>
+            <w:tcW w:type="dxa" w:w="2876"/>
+            <w:tcMar>
+              <w:top w:type="dxa" w:w="60"/>
+              <w:left w:type="dxa" w:w="100"/>
+              <w:bottom w:type="dxa" w:w="60"/>
+              <w:right w:type="dxa" w:w="100"/>
+            </w:tcMar>
+          </w:tcPr>
+          <w:p>
+            <w:r>
+              <w:rPr>
+                <w:sz w:val="19"/>
+                <w:szCs w:val="19"/>
+              </w:rPr>
+              <w:t xml:space="preserve">小系統（冰箱）代替膨脹閥，不能調</w:t>
             </w:r>
           </w:p>
         </w:tc>
@@ -3347,81 +3357,81 @@
         </w:trPr>
         <w:tc>
           <w:tcPr>
-            <w:tcW w:type="dxa" w:w="892"/>
-            <w:tcMar>
-              <w:top w:type="dxa" w:w="60"/>
-              <w:left w:type="dxa" w:w="100"/>
-              <w:bottom w:type="dxa" w:w="60"/>
-              <w:right w:type="dxa" w:w="100"/>
-            </w:tcMar>
-          </w:tcPr>
-          <w:p>
-            <w:r>
-              <w:rPr>
-                <w:sz w:val="19"/>
-                <w:szCs w:val="19"/>
-              </w:rPr>
-              <w:t xml:space="preserve">液氣分離器</w:t>
-            </w:r>
-          </w:p>
-        </w:tc>
-        <w:tc>
-          <w:tcPr>
-            <w:tcW w:type="dxa" w:w="1784"/>
-            <w:tcMar>
-              <w:top w:type="dxa" w:w="60"/>
-              <w:left w:type="dxa" w:w="100"/>
-              <w:bottom w:type="dxa" w:w="60"/>
-              <w:right w:type="dxa" w:w="100"/>
-            </w:tcMar>
-          </w:tcPr>
-          <w:p>
-            <w:r>
-              <w:rPr>
-                <w:sz w:val="19"/>
-                <w:szCs w:val="19"/>
-              </w:rPr>
-              <w:t xml:space="preserve">低壓儲液器</w:t>
-            </w:r>
-          </w:p>
-        </w:tc>
-        <w:tc>
-          <w:tcPr>
-            <w:tcW w:type="dxa" w:w="3926"/>
-            <w:tcMar>
-              <w:top w:type="dxa" w:w="60"/>
-              <w:left w:type="dxa" w:w="100"/>
-              <w:bottom w:type="dxa" w:w="60"/>
-              <w:right w:type="dxa" w:w="100"/>
-            </w:tcMar>
-          </w:tcPr>
-          <w:p>
-            <w:r>
-              <w:rPr>
-                <w:sz w:val="19"/>
-                <w:szCs w:val="19"/>
-              </w:rPr>
-              <w:t xml:space="preserve">Accumulator</w:t>
-            </w:r>
-          </w:p>
-        </w:tc>
-        <w:tc>
-          <w:tcPr>
-            <w:tcW w:type="dxa" w:w="3036"/>
-            <w:tcMar>
-              <w:top w:type="dxa" w:w="60"/>
-              <w:left w:type="dxa" w:w="100"/>
-              <w:bottom w:type="dxa" w:w="60"/>
-              <w:right w:type="dxa" w:w="100"/>
-            </w:tcMar>
-          </w:tcPr>
-          <w:p>
-            <w:r>
-              <w:rPr>
-                <w:sz w:val="19"/>
-                <w:szCs w:val="19"/>
-              </w:rPr>
-              <w:t xml:space="preserve">確保回壓縮機的是氣態</w:t>
+            <w:tcW w:type="dxa" w:w="1014"/>
+            <w:tcMar>
+              <w:top w:type="dxa" w:w="60"/>
+              <w:left w:type="dxa" w:w="100"/>
+              <w:bottom w:type="dxa" w:w="60"/>
+              <w:right w:type="dxa" w:w="100"/>
+            </w:tcMar>
+          </w:tcPr>
+          <w:p>
+            <w:r>
+              <w:rPr>
+                <w:sz w:val="19"/>
+                <w:szCs w:val="19"/>
+              </w:rPr>
+              <w:t xml:space="preserve">儲液器</w:t>
+            </w:r>
+          </w:p>
+        </w:tc>
+        <w:tc>
+          <w:tcPr>
+            <w:tcW w:type="dxa" w:w="2029"/>
+            <w:tcMar>
+              <w:top w:type="dxa" w:w="60"/>
+              <w:left w:type="dxa" w:w="100"/>
+              <w:bottom w:type="dxa" w:w="60"/>
+              <w:right w:type="dxa" w:w="100"/>
+            </w:tcMar>
+          </w:tcPr>
+          <w:p>
+            <w:r>
+              <w:rPr>
+                <w:sz w:val="19"/>
+                <w:szCs w:val="19"/>
+              </w:rPr>
+              <w:t xml:space="preserve">高壓儲液器</w:t>
+            </w:r>
+          </w:p>
+        </w:tc>
+        <w:tc>
+          <w:tcPr>
+            <w:tcW w:type="dxa" w:w="3719"/>
+            <w:tcMar>
+              <w:top w:type="dxa" w:w="60"/>
+              <w:left w:type="dxa" w:w="100"/>
+              <w:bottom w:type="dxa" w:w="60"/>
+              <w:right w:type="dxa" w:w="100"/>
+            </w:tcMar>
+          </w:tcPr>
+          <w:p>
+            <w:r>
+              <w:rPr>
+                <w:sz w:val="19"/>
+                <w:szCs w:val="19"/>
+              </w:rPr>
+              <w:t xml:space="preserve">Receiver</w:t>
+            </w:r>
+          </w:p>
+        </w:tc>
+        <w:tc>
+          <w:tcPr>
+            <w:tcW w:type="dxa" w:w="2876"/>
+            <w:tcMar>
+              <w:top w:type="dxa" w:w="60"/>
+              <w:left w:type="dxa" w:w="100"/>
+              <w:bottom w:type="dxa" w:w="60"/>
+              <w:right w:type="dxa" w:w="100"/>
+            </w:tcMar>
+          </w:tcPr>
+          <w:p>
+            <w:r>
+              <w:rPr>
+                <w:sz w:val="19"/>
+                <w:szCs w:val="19"/>
+              </w:rPr>
+              <w:t xml:space="preserve">確保送出去的是液態</w:t>
             </w:r>
           </w:p>
         </w:tc>
@@ -3432,81 +3442,81 @@
         </w:trPr>
         <w:tc>
           <w:tcPr>
-            <w:tcW w:type="dxa" w:w="892"/>
-            <w:tcMar>
-              <w:top w:type="dxa" w:w="60"/>
-              <w:left w:type="dxa" w:w="100"/>
-              <w:bottom w:type="dxa" w:w="60"/>
-              <w:right w:type="dxa" w:w="100"/>
-            </w:tcMar>
-          </w:tcPr>
-          <w:p>
-            <w:r>
-              <w:rPr>
-                <w:sz w:val="19"/>
-                <w:szCs w:val="19"/>
-              </w:rPr>
-              <w:t xml:space="preserve">乾燥過濾器</w:t>
-            </w:r>
-          </w:p>
-        </w:tc>
-        <w:tc>
-          <w:tcPr>
-            <w:tcW w:type="dxa" w:w="1784"/>
-            <w:tcMar>
-              <w:top w:type="dxa" w:w="60"/>
-              <w:left w:type="dxa" w:w="100"/>
-              <w:bottom w:type="dxa" w:w="60"/>
-              <w:right w:type="dxa" w:w="100"/>
-            </w:tcMar>
-          </w:tcPr>
-          <w:p>
-            <w:r>
-              <w:rPr>
-                <w:sz w:val="19"/>
-                <w:szCs w:val="19"/>
-              </w:rPr>
-              <w:t xml:space="preserve">乾燥器、過濾乾燥劑</w:t>
-            </w:r>
-          </w:p>
-        </w:tc>
-        <w:tc>
-          <w:tcPr>
-            <w:tcW w:type="dxa" w:w="3926"/>
-            <w:tcMar>
-              <w:top w:type="dxa" w:w="60"/>
-              <w:left w:type="dxa" w:w="100"/>
-              <w:bottom w:type="dxa" w:w="60"/>
-              <w:right w:type="dxa" w:w="100"/>
-            </w:tcMar>
-          </w:tcPr>
-          <w:p>
-            <w:r>
-              <w:rPr>
-                <w:sz w:val="19"/>
-                <w:szCs w:val="19"/>
-              </w:rPr>
-              <w:t xml:space="preserve">Filter Drier（DML）</w:t>
-            </w:r>
-          </w:p>
-        </w:tc>
-        <w:tc>
-          <w:tcPr>
-            <w:tcW w:type="dxa" w:w="3036"/>
-            <w:tcMar>
-              <w:top w:type="dxa" w:w="60"/>
-              <w:left w:type="dxa" w:w="100"/>
-              <w:bottom w:type="dxa" w:w="60"/>
-              <w:right w:type="dxa" w:w="100"/>
-            </w:tcMar>
-          </w:tcPr>
-          <w:p>
-            <w:r>
-              <w:rPr>
-                <w:sz w:val="19"/>
-                <w:szCs w:val="19"/>
-              </w:rPr>
-              <w:t xml:space="preserve">吸水、濾雜質，一定要裝</w:t>
+            <w:tcW w:type="dxa" w:w="1014"/>
+            <w:tcMar>
+              <w:top w:type="dxa" w:w="60"/>
+              <w:left w:type="dxa" w:w="100"/>
+              <w:bottom w:type="dxa" w:w="60"/>
+              <w:right w:type="dxa" w:w="100"/>
+            </w:tcMar>
+          </w:tcPr>
+          <w:p>
+            <w:r>
+              <w:rPr>
+                <w:sz w:val="19"/>
+                <w:szCs w:val="19"/>
+              </w:rPr>
+              <w:t xml:space="preserve">液氣分離器</w:t>
+            </w:r>
+          </w:p>
+        </w:tc>
+        <w:tc>
+          <w:tcPr>
+            <w:tcW w:type="dxa" w:w="2029"/>
+            <w:tcMar>
+              <w:top w:type="dxa" w:w="60"/>
+              <w:left w:type="dxa" w:w="100"/>
+              <w:bottom w:type="dxa" w:w="60"/>
+              <w:right w:type="dxa" w:w="100"/>
+            </w:tcMar>
+          </w:tcPr>
+          <w:p>
+            <w:r>
+              <w:rPr>
+                <w:sz w:val="19"/>
+                <w:szCs w:val="19"/>
+              </w:rPr>
+              <w:t xml:space="preserve">低壓儲液器</w:t>
+            </w:r>
+          </w:p>
+        </w:tc>
+        <w:tc>
+          <w:tcPr>
+            <w:tcW w:type="dxa" w:w="3719"/>
+            <w:tcMar>
+              <w:top w:type="dxa" w:w="60"/>
+              <w:left w:type="dxa" w:w="100"/>
+              <w:bottom w:type="dxa" w:w="60"/>
+              <w:right w:type="dxa" w:w="100"/>
+            </w:tcMar>
+          </w:tcPr>
+          <w:p>
+            <w:r>
+              <w:rPr>
+                <w:sz w:val="19"/>
+                <w:szCs w:val="19"/>
+              </w:rPr>
+              <w:t xml:space="preserve">Accumulator</w:t>
+            </w:r>
+          </w:p>
+        </w:tc>
+        <w:tc>
+          <w:tcPr>
+            <w:tcW w:type="dxa" w:w="2876"/>
+            <w:tcMar>
+              <w:top w:type="dxa" w:w="60"/>
+              <w:left w:type="dxa" w:w="100"/>
+              <w:bottom w:type="dxa" w:w="60"/>
+              <w:right w:type="dxa" w:w="100"/>
+            </w:tcMar>
+          </w:tcPr>
+          <w:p>
+            <w:r>
+              <w:rPr>
+                <w:sz w:val="19"/>
+                <w:szCs w:val="19"/>
+              </w:rPr>
+              <w:t xml:space="preserve">確保回壓縮機的是氣態</w:t>
             </w:r>
           </w:p>
         </w:tc>
@@ -3517,81 +3527,81 @@
         </w:trPr>
         <w:tc>
           <w:tcPr>
-            <w:tcW w:type="dxa" w:w="892"/>
-            <w:tcMar>
-              <w:top w:type="dxa" w:w="60"/>
-              <w:left w:type="dxa" w:w="100"/>
-              <w:bottom w:type="dxa" w:w="60"/>
-              <w:right w:type="dxa" w:w="100"/>
-            </w:tcMar>
-          </w:tcPr>
-          <w:p>
-            <w:r>
-              <w:rPr>
-                <w:sz w:val="19"/>
-                <w:szCs w:val="19"/>
-              </w:rPr>
-              <w:t xml:space="preserve">視液鏡</w:t>
-            </w:r>
-          </w:p>
-        </w:tc>
-        <w:tc>
-          <w:tcPr>
-            <w:tcW w:type="dxa" w:w="1784"/>
-            <w:tcMar>
-              <w:top w:type="dxa" w:w="60"/>
-              <w:left w:type="dxa" w:w="100"/>
-              <w:bottom w:type="dxa" w:w="60"/>
-              <w:right w:type="dxa" w:w="100"/>
-            </w:tcMar>
-          </w:tcPr>
-          <w:p>
-            <w:r>
-              <w:rPr>
-                <w:sz w:val="19"/>
-                <w:szCs w:val="19"/>
-              </w:rPr>
-              <w:t xml:space="preserve">視窗</w:t>
-            </w:r>
-          </w:p>
-        </w:tc>
-        <w:tc>
-          <w:tcPr>
-            <w:tcW w:type="dxa" w:w="3926"/>
-            <w:tcMar>
-              <w:top w:type="dxa" w:w="60"/>
-              <w:left w:type="dxa" w:w="100"/>
-              <w:bottom w:type="dxa" w:w="60"/>
-              <w:right w:type="dxa" w:w="100"/>
-            </w:tcMar>
-          </w:tcPr>
-          <w:p>
-            <w:r>
-              <w:rPr>
-                <w:sz w:val="19"/>
-                <w:szCs w:val="19"/>
-              </w:rPr>
-              <w:t xml:space="preserve">Sight Glass（SGI）</w:t>
-            </w:r>
-          </w:p>
-        </w:tc>
-        <w:tc>
-          <w:tcPr>
-            <w:tcW w:type="dxa" w:w="3036"/>
-            <w:tcMar>
-              <w:top w:type="dxa" w:w="60"/>
-              <w:left w:type="dxa" w:w="100"/>
-              <w:bottom w:type="dxa" w:w="60"/>
-              <w:right w:type="dxa" w:w="100"/>
-            </w:tcMar>
-          </w:tcPr>
-          <w:p>
-            <w:r>
-              <w:rPr>
-                <w:sz w:val="19"/>
-                <w:szCs w:val="19"/>
-              </w:rPr>
-              <w:t xml:space="preserve">看冷媒夠不夠；變色代表含水</w:t>
+            <w:tcW w:type="dxa" w:w="1014"/>
+            <w:tcMar>
+              <w:top w:type="dxa" w:w="60"/>
+              <w:left w:type="dxa" w:w="100"/>
+              <w:bottom w:type="dxa" w:w="60"/>
+              <w:right w:type="dxa" w:w="100"/>
+            </w:tcMar>
+          </w:tcPr>
+          <w:p>
+            <w:r>
+              <w:rPr>
+                <w:sz w:val="19"/>
+                <w:szCs w:val="19"/>
+              </w:rPr>
+              <w:t xml:space="preserve">乾燥過濾器</w:t>
+            </w:r>
+          </w:p>
+        </w:tc>
+        <w:tc>
+          <w:tcPr>
+            <w:tcW w:type="dxa" w:w="2029"/>
+            <w:tcMar>
+              <w:top w:type="dxa" w:w="60"/>
+              <w:left w:type="dxa" w:w="100"/>
+              <w:bottom w:type="dxa" w:w="60"/>
+              <w:right w:type="dxa" w:w="100"/>
+            </w:tcMar>
+          </w:tcPr>
+          <w:p>
+            <w:r>
+              <w:rPr>
+                <w:sz w:val="19"/>
+                <w:szCs w:val="19"/>
+              </w:rPr>
+              <w:t xml:space="preserve">乾燥器、過濾乾燥劑</w:t>
+            </w:r>
+          </w:p>
+        </w:tc>
+        <w:tc>
+          <w:tcPr>
+            <w:tcW w:type="dxa" w:w="3719"/>
+            <w:tcMar>
+              <w:top w:type="dxa" w:w="60"/>
+              <w:left w:type="dxa" w:w="100"/>
+              <w:bottom w:type="dxa" w:w="60"/>
+              <w:right w:type="dxa" w:w="100"/>
+            </w:tcMar>
+          </w:tcPr>
+          <w:p>
+            <w:r>
+              <w:rPr>
+                <w:sz w:val="19"/>
+                <w:szCs w:val="19"/>
+              </w:rPr>
+              <w:t xml:space="preserve">Filter Drier（DML）</w:t>
+            </w:r>
+          </w:p>
+        </w:tc>
+        <w:tc>
+          <w:tcPr>
+            <w:tcW w:type="dxa" w:w="2876"/>
+            <w:tcMar>
+              <w:top w:type="dxa" w:w="60"/>
+              <w:left w:type="dxa" w:w="100"/>
+              <w:bottom w:type="dxa" w:w="60"/>
+              <w:right w:type="dxa" w:w="100"/>
+            </w:tcMar>
+          </w:tcPr>
+          <w:p>
+            <w:r>
+              <w:rPr>
+                <w:sz w:val="19"/>
+                <w:szCs w:val="19"/>
+              </w:rPr>
+              <w:t xml:space="preserve">吸水、濾雜質，一定要裝</w:t>
             </w:r>
           </w:p>
         </w:tc>
@@ -3602,81 +3612,81 @@
         </w:trPr>
         <w:tc>
           <w:tcPr>
-            <w:tcW w:type="dxa" w:w="892"/>
-            <w:tcMar>
-              <w:top w:type="dxa" w:w="60"/>
-              <w:left w:type="dxa" w:w="100"/>
-              <w:bottom w:type="dxa" w:w="60"/>
-              <w:right w:type="dxa" w:w="100"/>
-            </w:tcMar>
-          </w:tcPr>
-          <w:p>
-            <w:r>
-              <w:rPr>
-                <w:sz w:val="19"/>
-                <w:szCs w:val="19"/>
-              </w:rPr>
-              <w:t xml:space="preserve">電磁閥</w:t>
-            </w:r>
-          </w:p>
-        </w:tc>
-        <w:tc>
-          <w:tcPr>
-            <w:tcW w:type="dxa" w:w="1784"/>
-            <w:tcMar>
-              <w:top w:type="dxa" w:w="60"/>
-              <w:left w:type="dxa" w:w="100"/>
-              <w:bottom w:type="dxa" w:w="60"/>
-              <w:right w:type="dxa" w:w="100"/>
-            </w:tcMar>
-          </w:tcPr>
-          <w:p>
-            <w:r>
-              <w:rPr>
-                <w:sz w:val="19"/>
-                <w:szCs w:val="19"/>
-              </w:rPr>
-              <w:t xml:space="preserve">—</w:t>
-            </w:r>
-          </w:p>
-        </w:tc>
-        <w:tc>
-          <w:tcPr>
-            <w:tcW w:type="dxa" w:w="3926"/>
-            <w:tcMar>
-              <w:top w:type="dxa" w:w="60"/>
-              <w:left w:type="dxa" w:w="100"/>
-              <w:bottom w:type="dxa" w:w="60"/>
-              <w:right w:type="dxa" w:w="100"/>
-            </w:tcMar>
-          </w:tcPr>
-          <w:p>
-            <w:r>
-              <w:rPr>
-                <w:sz w:val="19"/>
-                <w:szCs w:val="19"/>
-              </w:rPr>
-              <w:t xml:space="preserve">Solenoid Valve（EVR）</w:t>
-            </w:r>
-          </w:p>
-        </w:tc>
-        <w:tc>
-          <w:tcPr>
-            <w:tcW w:type="dxa" w:w="3036"/>
-            <w:tcMar>
-              <w:top w:type="dxa" w:w="60"/>
-              <w:left w:type="dxa" w:w="100"/>
-              <w:bottom w:type="dxa" w:w="60"/>
-              <w:right w:type="dxa" w:w="100"/>
-            </w:tcMar>
-          </w:tcPr>
-          <w:p>
-            <w:r>
-              <w:rPr>
-                <w:sz w:val="19"/>
-                <w:szCs w:val="19"/>
-              </w:rPr>
-              <w:t xml:space="preserve">常閉，通電才開</w:t>
+            <w:tcW w:type="dxa" w:w="1014"/>
+            <w:tcMar>
+              <w:top w:type="dxa" w:w="60"/>
+              <w:left w:type="dxa" w:w="100"/>
+              <w:bottom w:type="dxa" w:w="60"/>
+              <w:right w:type="dxa" w:w="100"/>
+            </w:tcMar>
+          </w:tcPr>
+          <w:p>
+            <w:r>
+              <w:rPr>
+                <w:sz w:val="19"/>
+                <w:szCs w:val="19"/>
+              </w:rPr>
+              <w:t xml:space="preserve">視液鏡</w:t>
+            </w:r>
+          </w:p>
+        </w:tc>
+        <w:tc>
+          <w:tcPr>
+            <w:tcW w:type="dxa" w:w="2029"/>
+            <w:tcMar>
+              <w:top w:type="dxa" w:w="60"/>
+              <w:left w:type="dxa" w:w="100"/>
+              <w:bottom w:type="dxa" w:w="60"/>
+              <w:right w:type="dxa" w:w="100"/>
+            </w:tcMar>
+          </w:tcPr>
+          <w:p>
+            <w:r>
+              <w:rPr>
+                <w:sz w:val="19"/>
+                <w:szCs w:val="19"/>
+              </w:rPr>
+              <w:t xml:space="preserve">視窗</w:t>
+            </w:r>
+          </w:p>
+        </w:tc>
+        <w:tc>
+          <w:tcPr>
+            <w:tcW w:type="dxa" w:w="3719"/>
+            <w:tcMar>
+              <w:top w:type="dxa" w:w="60"/>
+              <w:left w:type="dxa" w:w="100"/>
+              <w:bottom w:type="dxa" w:w="60"/>
+              <w:right w:type="dxa" w:w="100"/>
+            </w:tcMar>
+          </w:tcPr>
+          <w:p>
+            <w:r>
+              <w:rPr>
+                <w:sz w:val="19"/>
+                <w:szCs w:val="19"/>
+              </w:rPr>
+              <w:t xml:space="preserve">Sight Glass（SGI）</w:t>
+            </w:r>
+          </w:p>
+        </w:tc>
+        <w:tc>
+          <w:tcPr>
+            <w:tcW w:type="dxa" w:w="2876"/>
+            <w:tcMar>
+              <w:top w:type="dxa" w:w="60"/>
+              <w:left w:type="dxa" w:w="100"/>
+              <w:bottom w:type="dxa" w:w="60"/>
+              <w:right w:type="dxa" w:w="100"/>
+            </w:tcMar>
+          </w:tcPr>
+          <w:p>
+            <w:r>
+              <w:rPr>
+                <w:sz w:val="19"/>
+                <w:szCs w:val="19"/>
+              </w:rPr>
+              <w:t xml:space="preserve">看冷媒夠不夠；變色代表含水</w:t>
             </w:r>
           </w:p>
         </w:tc>
@@ -3687,81 +3697,81 @@
         </w:trPr>
         <w:tc>
           <w:tcPr>
-            <w:tcW w:type="dxa" w:w="892"/>
-            <w:tcMar>
-              <w:top w:type="dxa" w:w="60"/>
-              <w:left w:type="dxa" w:w="100"/>
-              <w:bottom w:type="dxa" w:w="60"/>
-              <w:right w:type="dxa" w:w="100"/>
-            </w:tcMar>
-          </w:tcPr>
-          <w:p>
-            <w:r>
-              <w:rPr>
-                <w:sz w:val="19"/>
-                <w:szCs w:val="19"/>
-              </w:rPr>
-              <w:t xml:space="preserve">壓力開關</w:t>
-            </w:r>
-          </w:p>
-        </w:tc>
-        <w:tc>
-          <w:tcPr>
-            <w:tcW w:type="dxa" w:w="1784"/>
-            <w:tcMar>
-              <w:top w:type="dxa" w:w="60"/>
-              <w:left w:type="dxa" w:w="100"/>
-              <w:bottom w:type="dxa" w:w="60"/>
-              <w:right w:type="dxa" w:w="100"/>
-            </w:tcMar>
-          </w:tcPr>
-          <w:p>
-            <w:r>
-              <w:rPr>
-                <w:sz w:val="19"/>
-                <w:szCs w:val="19"/>
-              </w:rPr>
-              <w:t xml:space="preserve">高低壓開關</w:t>
-            </w:r>
-          </w:p>
-        </w:tc>
-        <w:tc>
-          <w:tcPr>
-            <w:tcW w:type="dxa" w:w="3926"/>
-            <w:tcMar>
-              <w:top w:type="dxa" w:w="60"/>
-              <w:left w:type="dxa" w:w="100"/>
-              <w:bottom w:type="dxa" w:w="60"/>
-              <w:right w:type="dxa" w:w="100"/>
-            </w:tcMar>
-          </w:tcPr>
-          <w:p>
-            <w:r>
-              <w:rPr>
-                <w:sz w:val="19"/>
-                <w:szCs w:val="19"/>
-              </w:rPr>
-              <w:t xml:space="preserve">Pressure Switch（KP 15）</w:t>
-            </w:r>
-          </w:p>
-        </w:tc>
-        <w:tc>
-          <w:tcPr>
-            <w:tcW w:type="dxa" w:w="3036"/>
-            <w:tcMar>
-              <w:top w:type="dxa" w:w="60"/>
-              <w:left w:type="dxa" w:w="100"/>
-              <w:bottom w:type="dxa" w:w="60"/>
-              <w:right w:type="dxa" w:w="100"/>
-            </w:tcMar>
-          </w:tcPr>
-          <w:p>
-            <w:r>
-              <w:rPr>
-                <w:sz w:val="19"/>
-                <w:szCs w:val="19"/>
-              </w:rPr>
-              <w:t xml:space="preserve">一定要裝，保護壓縮機</w:t>
+            <w:tcW w:type="dxa" w:w="1014"/>
+            <w:tcMar>
+              <w:top w:type="dxa" w:w="60"/>
+              <w:left w:type="dxa" w:w="100"/>
+              <w:bottom w:type="dxa" w:w="60"/>
+              <w:right w:type="dxa" w:w="100"/>
+            </w:tcMar>
+          </w:tcPr>
+          <w:p>
+            <w:r>
+              <w:rPr>
+                <w:sz w:val="19"/>
+                <w:szCs w:val="19"/>
+              </w:rPr>
+              <w:t xml:space="preserve">電磁閥</w:t>
+            </w:r>
+          </w:p>
+        </w:tc>
+        <w:tc>
+          <w:tcPr>
+            <w:tcW w:type="dxa" w:w="2029"/>
+            <w:tcMar>
+              <w:top w:type="dxa" w:w="60"/>
+              <w:left w:type="dxa" w:w="100"/>
+              <w:bottom w:type="dxa" w:w="60"/>
+              <w:right w:type="dxa" w:w="100"/>
+            </w:tcMar>
+          </w:tcPr>
+          <w:p>
+            <w:r>
+              <w:rPr>
+                <w:sz w:val="19"/>
+                <w:szCs w:val="19"/>
+              </w:rPr>
+              <w:t xml:space="preserve">—</w:t>
+            </w:r>
+          </w:p>
+        </w:tc>
+        <w:tc>
+          <w:tcPr>
+            <w:tcW w:type="dxa" w:w="3719"/>
+            <w:tcMar>
+              <w:top w:type="dxa" w:w="60"/>
+              <w:left w:type="dxa" w:w="100"/>
+              <w:bottom w:type="dxa" w:w="60"/>
+              <w:right w:type="dxa" w:w="100"/>
+            </w:tcMar>
+          </w:tcPr>
+          <w:p>
+            <w:r>
+              <w:rPr>
+                <w:sz w:val="19"/>
+                <w:szCs w:val="19"/>
+              </w:rPr>
+              <w:t xml:space="preserve">Solenoid Valve（EVR）</w:t>
+            </w:r>
+          </w:p>
+        </w:tc>
+        <w:tc>
+          <w:tcPr>
+            <w:tcW w:type="dxa" w:w="2876"/>
+            <w:tcMar>
+              <w:top w:type="dxa" w:w="60"/>
+              <w:left w:type="dxa" w:w="100"/>
+              <w:bottom w:type="dxa" w:w="60"/>
+              <w:right w:type="dxa" w:w="100"/>
+            </w:tcMar>
+          </w:tcPr>
+          <w:p>
+            <w:r>
+              <w:rPr>
+                <w:sz w:val="19"/>
+                <w:szCs w:val="19"/>
+              </w:rPr>
+              <w:t xml:space="preserve">常閉，通電才開</w:t>
             </w:r>
           </w:p>
         </w:tc>
@@ -3772,81 +3782,81 @@
         </w:trPr>
         <w:tc>
           <w:tcPr>
-            <w:tcW w:type="dxa" w:w="892"/>
-            <w:tcMar>
-              <w:top w:type="dxa" w:w="60"/>
-              <w:left w:type="dxa" w:w="100"/>
-              <w:bottom w:type="dxa" w:w="60"/>
-              <w:right w:type="dxa" w:w="100"/>
-            </w:tcMar>
-          </w:tcPr>
-          <w:p>
-            <w:r>
-              <w:rPr>
-                <w:sz w:val="19"/>
-                <w:szCs w:val="19"/>
-              </w:rPr>
-              <w:t xml:space="preserve">手閥</w:t>
-            </w:r>
-          </w:p>
-        </w:tc>
-        <w:tc>
-          <w:tcPr>
-            <w:tcW w:type="dxa" w:w="1784"/>
-            <w:tcMar>
-              <w:top w:type="dxa" w:w="60"/>
-              <w:left w:type="dxa" w:w="100"/>
-              <w:bottom w:type="dxa" w:w="60"/>
-              <w:right w:type="dxa" w:w="100"/>
-            </w:tcMar>
-          </w:tcPr>
-          <w:p>
-            <w:r>
-              <w:rPr>
-                <w:sz w:val="19"/>
-                <w:szCs w:val="19"/>
-              </w:rPr>
-              <w:t xml:space="preserve">球閥</w:t>
-            </w:r>
-          </w:p>
-        </w:tc>
-        <w:tc>
-          <w:tcPr>
-            <w:tcW w:type="dxa" w:w="3926"/>
-            <w:tcMar>
-              <w:top w:type="dxa" w:w="60"/>
-              <w:left w:type="dxa" w:w="100"/>
-              <w:bottom w:type="dxa" w:w="60"/>
-              <w:right w:type="dxa" w:w="100"/>
-            </w:tcMar>
-          </w:tcPr>
-          <w:p>
-            <w:r>
-              <w:rPr>
-                <w:sz w:val="19"/>
-                <w:szCs w:val="19"/>
-              </w:rPr>
-              <w:t xml:space="preserve">Ball Valve（GBC）</w:t>
-            </w:r>
-          </w:p>
-        </w:tc>
-        <w:tc>
-          <w:tcPr>
-            <w:tcW w:type="dxa" w:w="3036"/>
-            <w:tcMar>
-              <w:top w:type="dxa" w:w="60"/>
-              <w:left w:type="dxa" w:w="100"/>
-              <w:bottom w:type="dxa" w:w="60"/>
-              <w:right w:type="dxa" w:w="100"/>
-            </w:tcMar>
-          </w:tcPr>
-          <w:p>
-            <w:r>
-              <w:rPr>
-                <w:sz w:val="19"/>
-                <w:szCs w:val="19"/>
-              </w:rPr>
-              <w:t xml:space="preserve">換零件時關斷用</w:t>
+            <w:tcW w:type="dxa" w:w="1014"/>
+            <w:tcMar>
+              <w:top w:type="dxa" w:w="60"/>
+              <w:left w:type="dxa" w:w="100"/>
+              <w:bottom w:type="dxa" w:w="60"/>
+              <w:right w:type="dxa" w:w="100"/>
+            </w:tcMar>
+          </w:tcPr>
+          <w:p>
+            <w:r>
+              <w:rPr>
+                <w:sz w:val="19"/>
+                <w:szCs w:val="19"/>
+              </w:rPr>
+              <w:t xml:space="preserve">壓力開關</w:t>
+            </w:r>
+          </w:p>
+        </w:tc>
+        <w:tc>
+          <w:tcPr>
+            <w:tcW w:type="dxa" w:w="2029"/>
+            <w:tcMar>
+              <w:top w:type="dxa" w:w="60"/>
+              <w:left w:type="dxa" w:w="100"/>
+              <w:bottom w:type="dxa" w:w="60"/>
+              <w:right w:type="dxa" w:w="100"/>
+            </w:tcMar>
+          </w:tcPr>
+          <w:p>
+            <w:r>
+              <w:rPr>
+                <w:sz w:val="19"/>
+                <w:szCs w:val="19"/>
+              </w:rPr>
+              <w:t xml:space="preserve">高低壓開關</w:t>
+            </w:r>
+          </w:p>
+        </w:tc>
+        <w:tc>
+          <w:tcPr>
+            <w:tcW w:type="dxa" w:w="3719"/>
+            <w:tcMar>
+              <w:top w:type="dxa" w:w="60"/>
+              <w:left w:type="dxa" w:w="100"/>
+              <w:bottom w:type="dxa" w:w="60"/>
+              <w:right w:type="dxa" w:w="100"/>
+            </w:tcMar>
+          </w:tcPr>
+          <w:p>
+            <w:r>
+              <w:rPr>
+                <w:sz w:val="19"/>
+                <w:szCs w:val="19"/>
+              </w:rPr>
+              <w:t xml:space="preserve">Pressure Switch（KP 15）</w:t>
+            </w:r>
+          </w:p>
+        </w:tc>
+        <w:tc>
+          <w:tcPr>
+            <w:tcW w:type="dxa" w:w="2876"/>
+            <w:tcMar>
+              <w:top w:type="dxa" w:w="60"/>
+              <w:left w:type="dxa" w:w="100"/>
+              <w:bottom w:type="dxa" w:w="60"/>
+              <w:right w:type="dxa" w:w="100"/>
+            </w:tcMar>
+          </w:tcPr>
+          <w:p>
+            <w:r>
+              <w:rPr>
+                <w:sz w:val="19"/>
+                <w:szCs w:val="19"/>
+              </w:rPr>
+              <w:t xml:space="preserve">一定要裝，保護壓縮機</w:t>
             </w:r>
           </w:p>
         </w:tc>
@@ -3857,81 +3867,81 @@
         </w:trPr>
         <w:tc>
           <w:tcPr>
-            <w:tcW w:type="dxa" w:w="892"/>
-            <w:tcMar>
-              <w:top w:type="dxa" w:w="60"/>
-              <w:left w:type="dxa" w:w="100"/>
-              <w:bottom w:type="dxa" w:w="60"/>
-              <w:right w:type="dxa" w:w="100"/>
-            </w:tcMar>
-          </w:tcPr>
-          <w:p>
-            <w:r>
-              <w:rPr>
-                <w:sz w:val="19"/>
-                <w:szCs w:val="19"/>
-              </w:rPr>
-              <w:t xml:space="preserve">油分離器</w:t>
-            </w:r>
-          </w:p>
-        </w:tc>
-        <w:tc>
-          <w:tcPr>
-            <w:tcW w:type="dxa" w:w="1784"/>
-            <w:tcMar>
-              <w:top w:type="dxa" w:w="60"/>
-              <w:left w:type="dxa" w:w="100"/>
-              <w:bottom w:type="dxa" w:w="60"/>
-              <w:right w:type="dxa" w:w="100"/>
-            </w:tcMar>
-          </w:tcPr>
-          <w:p>
-            <w:r>
-              <w:rPr>
-                <w:sz w:val="19"/>
-                <w:szCs w:val="19"/>
-              </w:rPr>
-              <w:t xml:space="preserve">—</w:t>
-            </w:r>
-          </w:p>
-        </w:tc>
-        <w:tc>
-          <w:tcPr>
-            <w:tcW w:type="dxa" w:w="3926"/>
-            <w:tcMar>
-              <w:top w:type="dxa" w:w="60"/>
-              <w:left w:type="dxa" w:w="100"/>
-              <w:bottom w:type="dxa" w:w="60"/>
-              <w:right w:type="dxa" w:w="100"/>
-            </w:tcMar>
-          </w:tcPr>
-          <w:p>
-            <w:r>
-              <w:rPr>
-                <w:sz w:val="19"/>
-                <w:szCs w:val="19"/>
-              </w:rPr>
-              <w:t xml:space="preserve">Oil Separator（OUB）</w:t>
-            </w:r>
-          </w:p>
-        </w:tc>
-        <w:tc>
-          <w:tcPr>
-            <w:tcW w:type="dxa" w:w="3036"/>
-            <w:tcMar>
-              <w:top w:type="dxa" w:w="60"/>
-              <w:left w:type="dxa" w:w="100"/>
-              <w:bottom w:type="dxa" w:w="60"/>
-              <w:right w:type="dxa" w:w="100"/>
-            </w:tcMar>
-          </w:tcPr>
-          <w:p>
-            <w:r>
-              <w:rPr>
-                <w:sz w:val="19"/>
-                <w:szCs w:val="19"/>
-              </w:rPr>
-              <w:t xml:space="preserve">把冷凍油拉回壓縮機</w:t>
+            <w:tcW w:type="dxa" w:w="1014"/>
+            <w:tcMar>
+              <w:top w:type="dxa" w:w="60"/>
+              <w:left w:type="dxa" w:w="100"/>
+              <w:bottom w:type="dxa" w:w="60"/>
+              <w:right w:type="dxa" w:w="100"/>
+            </w:tcMar>
+          </w:tcPr>
+          <w:p>
+            <w:r>
+              <w:rPr>
+                <w:sz w:val="19"/>
+                <w:szCs w:val="19"/>
+              </w:rPr>
+              <w:t xml:space="preserve">手閥</w:t>
+            </w:r>
+          </w:p>
+        </w:tc>
+        <w:tc>
+          <w:tcPr>
+            <w:tcW w:type="dxa" w:w="2029"/>
+            <w:tcMar>
+              <w:top w:type="dxa" w:w="60"/>
+              <w:left w:type="dxa" w:w="100"/>
+              <w:bottom w:type="dxa" w:w="60"/>
+              <w:right w:type="dxa" w:w="100"/>
+            </w:tcMar>
+          </w:tcPr>
+          <w:p>
+            <w:r>
+              <w:rPr>
+                <w:sz w:val="19"/>
+                <w:szCs w:val="19"/>
+              </w:rPr>
+              <w:t xml:space="preserve">球閥</w:t>
+            </w:r>
+          </w:p>
+        </w:tc>
+        <w:tc>
+          <w:tcPr>
+            <w:tcW w:type="dxa" w:w="3719"/>
+            <w:tcMar>
+              <w:top w:type="dxa" w:w="60"/>
+              <w:left w:type="dxa" w:w="100"/>
+              <w:bottom w:type="dxa" w:w="60"/>
+              <w:right w:type="dxa" w:w="100"/>
+            </w:tcMar>
+          </w:tcPr>
+          <w:p>
+            <w:r>
+              <w:rPr>
+                <w:sz w:val="19"/>
+                <w:szCs w:val="19"/>
+              </w:rPr>
+              <w:t xml:space="preserve">Ball Valve（GBC）</w:t>
+            </w:r>
+          </w:p>
+        </w:tc>
+        <w:tc>
+          <w:tcPr>
+            <w:tcW w:type="dxa" w:w="2876"/>
+            <w:tcMar>
+              <w:top w:type="dxa" w:w="60"/>
+              <w:left w:type="dxa" w:w="100"/>
+              <w:bottom w:type="dxa" w:w="60"/>
+              <w:right w:type="dxa" w:w="100"/>
+            </w:tcMar>
+          </w:tcPr>
+          <w:p>
+            <w:r>
+              <w:rPr>
+                <w:sz w:val="19"/>
+                <w:szCs w:val="19"/>
+              </w:rPr>
+              <w:t xml:space="preserve">換零件時關斷用</w:t>
             </w:r>
           </w:p>
         </w:tc>
@@ -3942,27 +3952,27 @@
         </w:trPr>
         <w:tc>
           <w:tcPr>
-            <w:tcW w:type="dxa" w:w="892"/>
-            <w:tcMar>
-              <w:top w:type="dxa" w:w="60"/>
-              <w:left w:type="dxa" w:w="100"/>
-              <w:bottom w:type="dxa" w:w="60"/>
-              <w:right w:type="dxa" w:w="100"/>
-            </w:tcMar>
-          </w:tcPr>
-          <w:p>
-            <w:r>
-              <w:rPr>
-                <w:sz w:val="19"/>
-                <w:szCs w:val="19"/>
-              </w:rPr>
-              <w:t xml:space="preserve">機組</w:t>
-            </w:r>
-          </w:p>
-        </w:tc>
-        <w:tc>
-          <w:tcPr>
-            <w:tcW w:type="dxa" w:w="1784"/>
+            <w:tcW w:type="dxa" w:w="1014"/>
+            <w:tcMar>
+              <w:top w:type="dxa" w:w="60"/>
+              <w:left w:type="dxa" w:w="100"/>
+              <w:bottom w:type="dxa" w:w="60"/>
+              <w:right w:type="dxa" w:w="100"/>
+            </w:tcMar>
+          </w:tcPr>
+          <w:p>
+            <w:r>
+              <w:rPr>
+                <w:sz w:val="19"/>
+                <w:szCs w:val="19"/>
+              </w:rPr>
+              <w:t xml:space="preserve">油分離器</w:t>
+            </w:r>
+          </w:p>
+        </w:tc>
+        <w:tc>
+          <w:tcPr>
+            <w:tcW w:type="dxa" w:w="2029"/>
             <w:tcMar>
               <w:top w:type="dxa" w:w="60"/>
               <w:left w:type="dxa" w:w="100"/>
@@ -3982,41 +3992,41 @@
         </w:tc>
         <w:tc>
           <w:tcPr>
-            <w:tcW w:type="dxa" w:w="3926"/>
-            <w:tcMar>
-              <w:top w:type="dxa" w:w="60"/>
-              <w:left w:type="dxa" w:w="100"/>
-              <w:bottom w:type="dxa" w:w="60"/>
-              <w:right w:type="dxa" w:w="100"/>
-            </w:tcMar>
-          </w:tcPr>
-          <w:p>
-            <w:r>
-              <w:rPr>
-                <w:sz w:val="19"/>
-                <w:szCs w:val="19"/>
-              </w:rPr>
-              <w:t xml:space="preserve">Condensing Unit</w:t>
-            </w:r>
-          </w:p>
-        </w:tc>
-        <w:tc>
-          <w:tcPr>
-            <w:tcW w:type="dxa" w:w="3036"/>
-            <w:tcMar>
-              <w:top w:type="dxa" w:w="60"/>
-              <w:left w:type="dxa" w:w="100"/>
-              <w:bottom w:type="dxa" w:w="60"/>
-              <w:right w:type="dxa" w:w="100"/>
-            </w:tcMar>
-          </w:tcPr>
-          <w:p>
-            <w:r>
-              <w:rPr>
-                <w:sz w:val="19"/>
-                <w:szCs w:val="19"/>
-              </w:rPr>
-              <w:t xml:space="preserve">壓縮機＋油分離器＋配件裝在基礎盤上</w:t>
+            <w:tcW w:type="dxa" w:w="3719"/>
+            <w:tcMar>
+              <w:top w:type="dxa" w:w="60"/>
+              <w:left w:type="dxa" w:w="100"/>
+              <w:bottom w:type="dxa" w:w="60"/>
+              <w:right w:type="dxa" w:w="100"/>
+            </w:tcMar>
+          </w:tcPr>
+          <w:p>
+            <w:r>
+              <w:rPr>
+                <w:sz w:val="19"/>
+                <w:szCs w:val="19"/>
+              </w:rPr>
+              <w:t xml:space="preserve">Oil Separator（OUB）</w:t>
+            </w:r>
+          </w:p>
+        </w:tc>
+        <w:tc>
+          <w:tcPr>
+            <w:tcW w:type="dxa" w:w="2876"/>
+            <w:tcMar>
+              <w:top w:type="dxa" w:w="60"/>
+              <w:left w:type="dxa" w:w="100"/>
+              <w:bottom w:type="dxa" w:w="60"/>
+              <w:right w:type="dxa" w:w="100"/>
+            </w:tcMar>
+          </w:tcPr>
+          <w:p>
+            <w:r>
+              <w:rPr>
+                <w:sz w:val="19"/>
+                <w:szCs w:val="19"/>
+              </w:rPr>
+              <w:t xml:space="preserve">把冷凍油拉回壓縮機</w:t>
             </w:r>
           </w:p>
         </w:tc>
@@ -4027,81 +4037,81 @@
         </w:trPr>
         <w:tc>
           <w:tcPr>
-            <w:tcW w:type="dxa" w:w="892"/>
-            <w:tcMar>
-              <w:top w:type="dxa" w:w="60"/>
-              <w:left w:type="dxa" w:w="100"/>
-              <w:bottom w:type="dxa" w:w="60"/>
-              <w:right w:type="dxa" w:w="100"/>
-            </w:tcMar>
-          </w:tcPr>
-          <w:p>
-            <w:r>
-              <w:rPr>
-                <w:sz w:val="19"/>
-                <w:szCs w:val="19"/>
-              </w:rPr>
-              <w:t xml:space="preserve">液管</w:t>
-            </w:r>
-          </w:p>
-        </w:tc>
-        <w:tc>
-          <w:tcPr>
-            <w:tcW w:type="dxa" w:w="1784"/>
-            <w:tcMar>
-              <w:top w:type="dxa" w:w="60"/>
-              <w:left w:type="dxa" w:w="100"/>
-              <w:bottom w:type="dxa" w:w="60"/>
-              <w:right w:type="dxa" w:w="100"/>
-            </w:tcMar>
-          </w:tcPr>
-          <w:p>
-            <w:r>
-              <w:rPr>
-                <w:sz w:val="19"/>
-                <w:szCs w:val="19"/>
-              </w:rPr>
-              <w:t xml:space="preserve">講義上的黃色線</w:t>
-            </w:r>
-          </w:p>
-        </w:tc>
-        <w:tc>
-          <w:tcPr>
-            <w:tcW w:type="dxa" w:w="3926"/>
-            <w:tcMar>
-              <w:top w:type="dxa" w:w="60"/>
-              <w:left w:type="dxa" w:w="100"/>
-              <w:bottom w:type="dxa" w:w="60"/>
-              <w:right w:type="dxa" w:w="100"/>
-            </w:tcMar>
-          </w:tcPr>
-          <w:p>
-            <w:r>
-              <w:rPr>
-                <w:sz w:val="19"/>
-                <w:szCs w:val="19"/>
-              </w:rPr>
-              <w:t xml:space="preserve">Liquid Line</w:t>
-            </w:r>
-          </w:p>
-        </w:tc>
-        <w:tc>
-          <w:tcPr>
-            <w:tcW w:type="dxa" w:w="3036"/>
-            <w:tcMar>
-              <w:top w:type="dxa" w:w="60"/>
-              <w:left w:type="dxa" w:w="100"/>
-              <w:bottom w:type="dxa" w:w="60"/>
-              <w:right w:type="dxa" w:w="100"/>
-            </w:tcMar>
-          </w:tcPr>
-          <w:p>
-            <w:r>
-              <w:rPr>
-                <w:sz w:val="19"/>
-                <w:szCs w:val="19"/>
-              </w:rPr>
-              <w:t xml:space="preserve">中溫中壓液態</w:t>
+            <w:tcW w:type="dxa" w:w="1014"/>
+            <w:tcMar>
+              <w:top w:type="dxa" w:w="60"/>
+              <w:left w:type="dxa" w:w="100"/>
+              <w:bottom w:type="dxa" w:w="60"/>
+              <w:right w:type="dxa" w:w="100"/>
+            </w:tcMar>
+          </w:tcPr>
+          <w:p>
+            <w:r>
+              <w:rPr>
+                <w:sz w:val="19"/>
+                <w:szCs w:val="19"/>
+              </w:rPr>
+              <w:t xml:space="preserve">機組</w:t>
+            </w:r>
+          </w:p>
+        </w:tc>
+        <w:tc>
+          <w:tcPr>
+            <w:tcW w:type="dxa" w:w="2029"/>
+            <w:tcMar>
+              <w:top w:type="dxa" w:w="60"/>
+              <w:left w:type="dxa" w:w="100"/>
+              <w:bottom w:type="dxa" w:w="60"/>
+              <w:right w:type="dxa" w:w="100"/>
+            </w:tcMar>
+          </w:tcPr>
+          <w:p>
+            <w:r>
+              <w:rPr>
+                <w:sz w:val="19"/>
+                <w:szCs w:val="19"/>
+              </w:rPr>
+              <w:t xml:space="preserve">—</w:t>
+            </w:r>
+          </w:p>
+        </w:tc>
+        <w:tc>
+          <w:tcPr>
+            <w:tcW w:type="dxa" w:w="3719"/>
+            <w:tcMar>
+              <w:top w:type="dxa" w:w="60"/>
+              <w:left w:type="dxa" w:w="100"/>
+              <w:bottom w:type="dxa" w:w="60"/>
+              <w:right w:type="dxa" w:w="100"/>
+            </w:tcMar>
+          </w:tcPr>
+          <w:p>
+            <w:r>
+              <w:rPr>
+                <w:sz w:val="19"/>
+                <w:szCs w:val="19"/>
+              </w:rPr>
+              <w:t xml:space="preserve">Condensing Unit</w:t>
+            </w:r>
+          </w:p>
+        </w:tc>
+        <w:tc>
+          <w:tcPr>
+            <w:tcW w:type="dxa" w:w="2876"/>
+            <w:tcMar>
+              <w:top w:type="dxa" w:w="60"/>
+              <w:left w:type="dxa" w:w="100"/>
+              <w:bottom w:type="dxa" w:w="60"/>
+              <w:right w:type="dxa" w:w="100"/>
+            </w:tcMar>
+          </w:tcPr>
+          <w:p>
+            <w:r>
+              <w:rPr>
+                <w:sz w:val="19"/>
+                <w:szCs w:val="19"/>
+              </w:rPr>
+              <w:t xml:space="preserve">壓縮機＋油分離器＋配件裝在基礎盤上</w:t>
             </w:r>
           </w:p>
         </w:tc>
@@ -4112,81 +4122,81 @@
         </w:trPr>
         <w:tc>
           <w:tcPr>
-            <w:tcW w:type="dxa" w:w="892"/>
-            <w:tcMar>
-              <w:top w:type="dxa" w:w="60"/>
-              <w:left w:type="dxa" w:w="100"/>
-              <w:bottom w:type="dxa" w:w="60"/>
-              <w:right w:type="dxa" w:w="100"/>
-            </w:tcMar>
-          </w:tcPr>
-          <w:p>
-            <w:r>
-              <w:rPr>
-                <w:sz w:val="19"/>
-                <w:szCs w:val="19"/>
-              </w:rPr>
-              <w:t xml:space="preserve">高壓氣管</w:t>
-            </w:r>
-          </w:p>
-        </w:tc>
-        <w:tc>
-          <w:tcPr>
-            <w:tcW w:type="dxa" w:w="1784"/>
-            <w:tcMar>
-              <w:top w:type="dxa" w:w="60"/>
-              <w:left w:type="dxa" w:w="100"/>
-              <w:bottom w:type="dxa" w:w="60"/>
-              <w:right w:type="dxa" w:w="100"/>
-            </w:tcMar>
-          </w:tcPr>
-          <w:p>
-            <w:r>
-              <w:rPr>
-                <w:sz w:val="19"/>
-                <w:szCs w:val="19"/>
-              </w:rPr>
-              <w:t xml:space="preserve">講義上的紅色線</w:t>
-            </w:r>
-          </w:p>
-        </w:tc>
-        <w:tc>
-          <w:tcPr>
-            <w:tcW w:type="dxa" w:w="3926"/>
-            <w:tcMar>
-              <w:top w:type="dxa" w:w="60"/>
-              <w:left w:type="dxa" w:w="100"/>
-              <w:bottom w:type="dxa" w:w="60"/>
-              <w:right w:type="dxa" w:w="100"/>
-            </w:tcMar>
-          </w:tcPr>
-          <w:p>
-            <w:r>
-              <w:rPr>
-                <w:sz w:val="19"/>
-                <w:szCs w:val="19"/>
-              </w:rPr>
-              <w:t xml:space="preserve">Discharge Line</w:t>
-            </w:r>
-          </w:p>
-        </w:tc>
-        <w:tc>
-          <w:tcPr>
-            <w:tcW w:type="dxa" w:w="3036"/>
-            <w:tcMar>
-              <w:top w:type="dxa" w:w="60"/>
-              <w:left w:type="dxa" w:w="100"/>
-              <w:bottom w:type="dxa" w:w="60"/>
-              <w:right w:type="dxa" w:w="100"/>
-            </w:tcMar>
-          </w:tcPr>
-          <w:p>
-            <w:r>
-              <w:rPr>
-                <w:sz w:val="19"/>
-                <w:szCs w:val="19"/>
-              </w:rPr>
-              <w:t xml:space="preserve">高溫高壓氣態</w:t>
+            <w:tcW w:type="dxa" w:w="1014"/>
+            <w:tcMar>
+              <w:top w:type="dxa" w:w="60"/>
+              <w:left w:type="dxa" w:w="100"/>
+              <w:bottom w:type="dxa" w:w="60"/>
+              <w:right w:type="dxa" w:w="100"/>
+            </w:tcMar>
+          </w:tcPr>
+          <w:p>
+            <w:r>
+              <w:rPr>
+                <w:sz w:val="19"/>
+                <w:szCs w:val="19"/>
+              </w:rPr>
+              <w:t xml:space="preserve">液管</w:t>
+            </w:r>
+          </w:p>
+        </w:tc>
+        <w:tc>
+          <w:tcPr>
+            <w:tcW w:type="dxa" w:w="2029"/>
+            <w:tcMar>
+              <w:top w:type="dxa" w:w="60"/>
+              <w:left w:type="dxa" w:w="100"/>
+              <w:bottom w:type="dxa" w:w="60"/>
+              <w:right w:type="dxa" w:w="100"/>
+            </w:tcMar>
+          </w:tcPr>
+          <w:p>
+            <w:r>
+              <w:rPr>
+                <w:sz w:val="19"/>
+                <w:szCs w:val="19"/>
+              </w:rPr>
+              <w:t xml:space="preserve">講義上的黃色線</w:t>
+            </w:r>
+          </w:p>
+        </w:tc>
+        <w:tc>
+          <w:tcPr>
+            <w:tcW w:type="dxa" w:w="3719"/>
+            <w:tcMar>
+              <w:top w:type="dxa" w:w="60"/>
+              <w:left w:type="dxa" w:w="100"/>
+              <w:bottom w:type="dxa" w:w="60"/>
+              <w:right w:type="dxa" w:w="100"/>
+            </w:tcMar>
+          </w:tcPr>
+          <w:p>
+            <w:r>
+              <w:rPr>
+                <w:sz w:val="19"/>
+                <w:szCs w:val="19"/>
+              </w:rPr>
+              <w:t xml:space="preserve">Liquid Line</w:t>
+            </w:r>
+          </w:p>
+        </w:tc>
+        <w:tc>
+          <w:tcPr>
+            <w:tcW w:type="dxa" w:w="2876"/>
+            <w:tcMar>
+              <w:top w:type="dxa" w:w="60"/>
+              <w:left w:type="dxa" w:w="100"/>
+              <w:bottom w:type="dxa" w:w="60"/>
+              <w:right w:type="dxa" w:w="100"/>
+            </w:tcMar>
+          </w:tcPr>
+          <w:p>
+            <w:r>
+              <w:rPr>
+                <w:sz w:val="19"/>
+                <w:szCs w:val="19"/>
+              </w:rPr>
+              <w:t xml:space="preserve">中溫中壓液態</w:t>
             </w:r>
           </w:p>
         </w:tc>
@@ -4197,7 +4207,92 @@
         </w:trPr>
         <w:tc>
           <w:tcPr>
-            <w:tcW w:type="dxa" w:w="892"/>
+            <w:tcW w:type="dxa" w:w="1014"/>
+            <w:tcMar>
+              <w:top w:type="dxa" w:w="60"/>
+              <w:left w:type="dxa" w:w="100"/>
+              <w:bottom w:type="dxa" w:w="60"/>
+              <w:right w:type="dxa" w:w="100"/>
+            </w:tcMar>
+          </w:tcPr>
+          <w:p>
+            <w:r>
+              <w:rPr>
+                <w:sz w:val="19"/>
+                <w:szCs w:val="19"/>
+              </w:rPr>
+              <w:t xml:space="preserve">高壓氣管</w:t>
+            </w:r>
+          </w:p>
+        </w:tc>
+        <w:tc>
+          <w:tcPr>
+            <w:tcW w:type="dxa" w:w="2029"/>
+            <w:tcMar>
+              <w:top w:type="dxa" w:w="60"/>
+              <w:left w:type="dxa" w:w="100"/>
+              <w:bottom w:type="dxa" w:w="60"/>
+              <w:right w:type="dxa" w:w="100"/>
+            </w:tcMar>
+          </w:tcPr>
+          <w:p>
+            <w:r>
+              <w:rPr>
+                <w:sz w:val="19"/>
+                <w:szCs w:val="19"/>
+              </w:rPr>
+              <w:t xml:space="preserve">講義上的紅色線</w:t>
+            </w:r>
+          </w:p>
+        </w:tc>
+        <w:tc>
+          <w:tcPr>
+            <w:tcW w:type="dxa" w:w="3719"/>
+            <w:tcMar>
+              <w:top w:type="dxa" w:w="60"/>
+              <w:left w:type="dxa" w:w="100"/>
+              <w:bottom w:type="dxa" w:w="60"/>
+              <w:right w:type="dxa" w:w="100"/>
+            </w:tcMar>
+          </w:tcPr>
+          <w:p>
+            <w:r>
+              <w:rPr>
+                <w:sz w:val="19"/>
+                <w:szCs w:val="19"/>
+              </w:rPr>
+              <w:t xml:space="preserve">Discharge Line</w:t>
+            </w:r>
+          </w:p>
+        </w:tc>
+        <w:tc>
+          <w:tcPr>
+            <w:tcW w:type="dxa" w:w="2876"/>
+            <w:tcMar>
+              <w:top w:type="dxa" w:w="60"/>
+              <w:left w:type="dxa" w:w="100"/>
+              <w:bottom w:type="dxa" w:w="60"/>
+              <w:right w:type="dxa" w:w="100"/>
+            </w:tcMar>
+          </w:tcPr>
+          <w:p>
+            <w:r>
+              <w:rPr>
+                <w:sz w:val="19"/>
+                <w:szCs w:val="19"/>
+              </w:rPr>
+              <w:t xml:space="preserve">高溫高壓氣態</w:t>
+            </w:r>
+          </w:p>
+        </w:tc>
+      </w:tr>
+      <w:tr>
+        <w:trPr>
+          <w:tblHeader w:val="off"/>
+        </w:trPr>
+        <w:tc>
+          <w:tcPr>
+            <w:tcW w:type="dxa" w:w="1014"/>
             <w:tcMar>
               <w:top w:type="dxa" w:w="60"/>
               <w:left w:type="dxa" w:w="100"/>
@@ -4217,7 +4312,7 @@
         </w:tc>
         <w:tc>
           <w:tcPr>
-            <w:tcW w:type="dxa" w:w="1784"/>
+            <w:tcW w:type="dxa" w:w="2029"/>
             <w:tcMar>
               <w:top w:type="dxa" w:w="60"/>
               <w:left w:type="dxa" w:w="100"/>
@@ -4237,7 +4332,7 @@
         </w:tc>
         <w:tc>
           <w:tcPr>
-            <w:tcW w:type="dxa" w:w="3926"/>
+            <w:tcW w:type="dxa" w:w="3719"/>
             <w:tcMar>
               <w:top w:type="dxa" w:w="60"/>
               <w:left w:type="dxa" w:w="100"/>
@@ -4257,7 +4352,7 @@
         </w:tc>
         <w:tc>
           <w:tcPr>
-            <w:tcW w:type="dxa" w:w="3036"/>
+            <w:tcW w:type="dxa" w:w="2876"/>
             <w:tcMar>
               <w:top w:type="dxa" w:w="60"/>
               <w:left w:type="dxa" w:w="100"/>
@@ -5455,7 +5550,18 @@
         <w:t xml:space="preserve">☐ </w:t>
       </w:r>
       <w:r>
-        <w:t xml:space="preserve">散熱器「有外箱」和「裸露」兩種的價差、俗稱（錄音聽起來像「○○山」，聽不清楚）〔錄音02 06:48〕</w:t>
+        <w:t xml:space="preserve">散熱器「有外箱」和「裸露（無穿衫）」兩種的價差〔錄音02 06:07〕</w:t>
+      </w:r>
+    </w:p>
+    <w:p>
+      <w:pPr>
+        <w:ind w:left="360"/>
+      </w:pPr>
+      <w:r>
+        <w:t xml:space="preserve">☐ </w:t>
+      </w:r>
+      <w:r>
+        <w:t xml:space="preserve">「小神童」是哪個產品的俗稱？（網路上多指海爾的小冰箱品牌，也有人說是機械式溫控器，查不到可靠來源，要問店老闆確認）</w:t>
       </w:r>
     </w:p>
     <w:p>

--- a/培訓筆記.docx
+++ b/培訓筆記.docx
@@ -5551,17 +5551,6 @@
       </w:r>
       <w:r>
         <w:t xml:space="preserve">散熱器「有外箱」和「裸露（無穿衫）」兩種的價差〔錄音02 06:07〕</w:t>
-      </w:r>
-    </w:p>
-    <w:p>
-      <w:pPr>
-        <w:ind w:left="360"/>
-      </w:pPr>
-      <w:r>
-        <w:t xml:space="preserve">☐ </w:t>
-      </w:r>
-      <w:r>
-        <w:t xml:space="preserve">「小神童」是哪個產品的俗稱？（網路上多指海爾的小冰箱品牌，也有人說是機械式溫控器，查不到可靠來源，要問店老闆確認）</w:t>
       </w:r>
     </w:p>
     <w:p>

--- a/培訓筆記.docx
+++ b/培訓筆記.docx
@@ -1915,7 +1915,17 @@
         </w:numPr>
       </w:pPr>
       <w:r>
-        <w:t xml:space="preserve">講義上沒有畫（Danfoss 沒有賣）。〔錄音03 01:45〕</w:t>
+        <w:t xml:space="preserve">講義</w:t>
+      </w:r>
+      <w:r>
+        <w:rPr>
+          <w:b/>
+          <w:bCs/>
+        </w:rPr>
+        <w:t xml:space="preserve">有畫但沒標名稱</w:t>
+      </w:r>
+      <w:r>
+        <w:t xml:space="preserve">：右下角那顆小圓（Danfoss 沒賣儲液器，所以沒寫）。〔錄音02 11:02〕〔錄音03 01:45〕</w:t>
       </w:r>
     </w:p>
     <w:p>
@@ -5520,7 +5530,7 @@
     <w:p/>
     <w:p>
       <w:r>
-        <w:t xml:space="preserve">講義上沒有畫儲液器（Danfoss 沒有賣），但膨脹閥系統一定要裝。</w:t>
+        <w:t xml:space="preserve">講義右下角的小圓就是儲液器，有畫但沒標名稱（Danfoss 沒賣）；膨脹閥系統一定要裝。液氣分離器（低壓儲液器）講義沒畫，但店裡有賣。〔錄音02 11:02、15:53〕</w:t>
       </w:r>
     </w:p>
     <w:p>

--- a/培訓筆記.docx
+++ b/培訓筆記.docx
@@ -666,6 +666,516 @@
         <w:pStyle w:val="Heading2"/>
       </w:pPr>
       <w:r>
+        <w:t xml:space="preserve">四大行程：四大金剛各做一件事</w:t>
+      </w:r>
+    </w:p>
+    <w:tbl>
+      <w:tblPr>
+        <w:tblW w:type="dxa" w:w="9638"/>
+        <w:tblBorders>
+          <w:top w:val="single" w:color="auto" w:sz="4"/>
+          <w:left w:val="single" w:color="auto" w:sz="4"/>
+          <w:bottom w:val="single" w:color="auto" w:sz="4"/>
+          <w:right w:val="single" w:color="auto" w:sz="4"/>
+          <w:insideH w:val="single" w:color="auto" w:sz="4"/>
+          <w:insideV w:val="single" w:color="auto" w:sz="4"/>
+        </w:tblBorders>
+      </w:tblPr>
+      <w:tblGrid>
+        <w:gridCol w:w="988"/>
+        <w:gridCol w:w="1235"/>
+        <w:gridCol w:w="5436"/>
+        <w:gridCol w:w="1979"/>
+      </w:tblGrid>
+      <w:tr>
+        <w:trPr>
+          <w:tblHeader/>
+        </w:trPr>
+        <w:tc>
+          <w:tcPr>
+            <w:tcW w:type="dxa" w:w="988"/>
+            <w:shd w:fill="DCEBF7" w:color="auto" w:val="clear"/>
+            <w:tcMar>
+              <w:top w:type="dxa" w:w="60"/>
+              <w:left w:type="dxa" w:w="100"/>
+              <w:bottom w:type="dxa" w:w="60"/>
+              <w:right w:type="dxa" w:w="100"/>
+            </w:tcMar>
+          </w:tcPr>
+          <w:p>
+            <w:r>
+              <w:rPr>
+                <w:b/>
+                <w:bCs/>
+                <w:sz w:val="19"/>
+                <w:szCs w:val="19"/>
+              </w:rPr>
+              <w:t xml:space="preserve">行程</w:t>
+            </w:r>
+          </w:p>
+        </w:tc>
+        <w:tc>
+          <w:tcPr>
+            <w:tcW w:type="dxa" w:w="1235"/>
+            <w:shd w:fill="DCEBF7" w:color="auto" w:val="clear"/>
+            <w:tcMar>
+              <w:top w:type="dxa" w:w="60"/>
+              <w:left w:type="dxa" w:w="100"/>
+              <w:bottom w:type="dxa" w:w="60"/>
+              <w:right w:type="dxa" w:w="100"/>
+            </w:tcMar>
+          </w:tcPr>
+          <w:p>
+            <w:r>
+              <w:rPr>
+                <w:b/>
+                <w:bCs/>
+                <w:sz w:val="19"/>
+                <w:szCs w:val="19"/>
+              </w:rPr>
+              <w:t xml:space="preserve">元件</w:t>
+            </w:r>
+          </w:p>
+        </w:tc>
+        <w:tc>
+          <w:tcPr>
+            <w:tcW w:type="dxa" w:w="5436"/>
+            <w:shd w:fill="DCEBF7" w:color="auto" w:val="clear"/>
+            <w:tcMar>
+              <w:top w:type="dxa" w:w="60"/>
+              <w:left w:type="dxa" w:w="100"/>
+              <w:bottom w:type="dxa" w:w="60"/>
+              <w:right w:type="dxa" w:w="100"/>
+            </w:tcMar>
+          </w:tcPr>
+          <w:p>
+            <w:r>
+              <w:rPr>
+                <w:b/>
+                <w:bCs/>
+                <w:sz w:val="19"/>
+                <w:szCs w:val="19"/>
+              </w:rPr>
+              <w:t xml:space="preserve">白話</w:t>
+            </w:r>
+          </w:p>
+        </w:tc>
+        <w:tc>
+          <w:tcPr>
+            <w:tcW w:type="dxa" w:w="1979"/>
+            <w:shd w:fill="DCEBF7" w:color="auto" w:val="clear"/>
+            <w:tcMar>
+              <w:top w:type="dxa" w:w="60"/>
+              <w:left w:type="dxa" w:w="100"/>
+              <w:bottom w:type="dxa" w:w="60"/>
+              <w:right w:type="dxa" w:w="100"/>
+            </w:tcMar>
+          </w:tcPr>
+          <w:p>
+            <w:r>
+              <w:rPr>
+                <w:b/>
+                <w:bCs/>
+                <w:sz w:val="19"/>
+                <w:szCs w:val="19"/>
+              </w:rPr>
+              <w:t xml:space="preserve">術語</w:t>
+            </w:r>
+          </w:p>
+        </w:tc>
+      </w:tr>
+      <w:tr>
+        <w:trPr>
+          <w:tblHeader w:val="off"/>
+        </w:trPr>
+        <w:tc>
+          <w:tcPr>
+            <w:tcW w:type="dxa" w:w="988"/>
+            <w:tcMar>
+              <w:top w:type="dxa" w:w="60"/>
+              <w:left w:type="dxa" w:w="100"/>
+              <w:bottom w:type="dxa" w:w="60"/>
+              <w:right w:type="dxa" w:w="100"/>
+            </w:tcMar>
+          </w:tcPr>
+          <w:p>
+            <w:r>
+              <w:rPr>
+                <w:sz w:val="19"/>
+                <w:szCs w:val="19"/>
+              </w:rPr>
+              <w:t xml:space="preserve">壓縮行程</w:t>
+            </w:r>
+          </w:p>
+        </w:tc>
+        <w:tc>
+          <w:tcPr>
+            <w:tcW w:type="dxa" w:w="1235"/>
+            <w:tcMar>
+              <w:top w:type="dxa" w:w="60"/>
+              <w:left w:type="dxa" w:w="100"/>
+              <w:bottom w:type="dxa" w:w="60"/>
+              <w:right w:type="dxa" w:w="100"/>
+            </w:tcMar>
+          </w:tcPr>
+          <w:p>
+            <w:r>
+              <w:rPr>
+                <w:sz w:val="19"/>
+                <w:szCs w:val="19"/>
+              </w:rPr>
+              <w:t xml:space="preserve">① 壓縮機</w:t>
+            </w:r>
+          </w:p>
+        </w:tc>
+        <w:tc>
+          <w:tcPr>
+            <w:tcW w:type="dxa" w:w="5436"/>
+            <w:tcMar>
+              <w:top w:type="dxa" w:w="60"/>
+              <w:left w:type="dxa" w:w="100"/>
+              <w:bottom w:type="dxa" w:w="60"/>
+              <w:right w:type="dxa" w:w="100"/>
+            </w:tcMar>
+          </w:tcPr>
+          <w:p>
+            <w:r>
+              <w:rPr>
+                <w:sz w:val="19"/>
+                <w:szCs w:val="19"/>
+              </w:rPr>
+              <w:t xml:space="preserve">低溫低壓氣體被壓成高溫高壓氣體（升壓也升溫）</w:t>
+            </w:r>
+          </w:p>
+        </w:tc>
+        <w:tc>
+          <w:tcPr>
+            <w:tcW w:type="dxa" w:w="1979"/>
+            <w:tcMar>
+              <w:top w:type="dxa" w:w="60"/>
+              <w:left w:type="dxa" w:w="100"/>
+              <w:bottom w:type="dxa" w:w="60"/>
+              <w:right w:type="dxa" w:w="100"/>
+            </w:tcMar>
+          </w:tcPr>
+          <w:p>
+            <w:r>
+              <w:rPr>
+                <w:sz w:val="19"/>
+                <w:szCs w:val="19"/>
+              </w:rPr>
+              <w:t xml:space="preserve">等熵升壓升溫</w:t>
+            </w:r>
+          </w:p>
+        </w:tc>
+      </w:tr>
+      <w:tr>
+        <w:trPr>
+          <w:tblHeader w:val="off"/>
+        </w:trPr>
+        <w:tc>
+          <w:tcPr>
+            <w:tcW w:type="dxa" w:w="988"/>
+            <w:tcMar>
+              <w:top w:type="dxa" w:w="60"/>
+              <w:left w:type="dxa" w:w="100"/>
+              <w:bottom w:type="dxa" w:w="60"/>
+              <w:right w:type="dxa" w:w="100"/>
+            </w:tcMar>
+          </w:tcPr>
+          <w:p>
+            <w:r>
+              <w:rPr>
+                <w:sz w:val="19"/>
+                <w:szCs w:val="19"/>
+              </w:rPr>
+              <w:t xml:space="preserve">冷凝行程</w:t>
+            </w:r>
+          </w:p>
+        </w:tc>
+        <w:tc>
+          <w:tcPr>
+            <w:tcW w:type="dxa" w:w="1235"/>
+            <w:tcMar>
+              <w:top w:type="dxa" w:w="60"/>
+              <w:left w:type="dxa" w:w="100"/>
+              <w:bottom w:type="dxa" w:w="60"/>
+              <w:right w:type="dxa" w:w="100"/>
+            </w:tcMar>
+          </w:tcPr>
+          <w:p>
+            <w:r>
+              <w:rPr>
+                <w:sz w:val="19"/>
+                <w:szCs w:val="19"/>
+              </w:rPr>
+              <w:t xml:space="preserve">② 冷凝器</w:t>
+            </w:r>
+          </w:p>
+        </w:tc>
+        <w:tc>
+          <w:tcPr>
+            <w:tcW w:type="dxa" w:w="5436"/>
+            <w:tcMar>
+              <w:top w:type="dxa" w:w="60"/>
+              <w:left w:type="dxa" w:w="100"/>
+              <w:bottom w:type="dxa" w:w="60"/>
+              <w:right w:type="dxa" w:w="100"/>
+            </w:tcMar>
+          </w:tcPr>
+          <w:p>
+            <w:r>
+              <w:rPr>
+                <w:sz w:val="19"/>
+                <w:szCs w:val="19"/>
+              </w:rPr>
+              <w:t xml:space="preserve">高壓下放熱，氣體凝結成液體，熱排到室外</w:t>
+            </w:r>
+          </w:p>
+        </w:tc>
+        <w:tc>
+          <w:tcPr>
+            <w:tcW w:type="dxa" w:w="1979"/>
+            <w:tcMar>
+              <w:top w:type="dxa" w:w="60"/>
+              <w:left w:type="dxa" w:w="100"/>
+              <w:bottom w:type="dxa" w:w="60"/>
+              <w:right w:type="dxa" w:w="100"/>
+            </w:tcMar>
+          </w:tcPr>
+          <w:p>
+            <w:r>
+              <w:rPr>
+                <w:sz w:val="19"/>
+                <w:szCs w:val="19"/>
+              </w:rPr>
+              <w:t xml:space="preserve">高壓等壓放熱液化</w:t>
+            </w:r>
+          </w:p>
+        </w:tc>
+      </w:tr>
+      <w:tr>
+        <w:trPr>
+          <w:tblHeader w:val="off"/>
+        </w:trPr>
+        <w:tc>
+          <w:tcPr>
+            <w:tcW w:type="dxa" w:w="988"/>
+            <w:tcMar>
+              <w:top w:type="dxa" w:w="60"/>
+              <w:left w:type="dxa" w:w="100"/>
+              <w:bottom w:type="dxa" w:w="60"/>
+              <w:right w:type="dxa" w:w="100"/>
+            </w:tcMar>
+          </w:tcPr>
+          <w:p>
+            <w:r>
+              <w:rPr>
+                <w:sz w:val="19"/>
+                <w:szCs w:val="19"/>
+              </w:rPr>
+              <w:t xml:space="preserve">節流膨脹</w:t>
+            </w:r>
+          </w:p>
+        </w:tc>
+        <w:tc>
+          <w:tcPr>
+            <w:tcW w:type="dxa" w:w="1235"/>
+            <w:tcMar>
+              <w:top w:type="dxa" w:w="60"/>
+              <w:left w:type="dxa" w:w="100"/>
+              <w:bottom w:type="dxa" w:w="60"/>
+              <w:right w:type="dxa" w:w="100"/>
+            </w:tcMar>
+          </w:tcPr>
+          <w:p>
+            <w:r>
+              <w:rPr>
+                <w:sz w:val="19"/>
+                <w:szCs w:val="19"/>
+              </w:rPr>
+              <w:t xml:space="preserve">③ 膨脹閥</w:t>
+            </w:r>
+          </w:p>
+        </w:tc>
+        <w:tc>
+          <w:tcPr>
+            <w:tcW w:type="dxa" w:w="5436"/>
+            <w:tcMar>
+              <w:top w:type="dxa" w:w="60"/>
+              <w:left w:type="dxa" w:w="100"/>
+              <w:bottom w:type="dxa" w:w="60"/>
+              <w:right w:type="dxa" w:w="100"/>
+            </w:tcMar>
+          </w:tcPr>
+          <w:p>
+            <w:r>
+              <w:rPr>
+                <w:sz w:val="19"/>
+                <w:szCs w:val="19"/>
+              </w:rPr>
+              <w:t xml:space="preserve">高壓常溫液體通過小孔，壓力驟降成液氣混合</w:t>
+            </w:r>
+          </w:p>
+        </w:tc>
+        <w:tc>
+          <w:tcPr>
+            <w:tcW w:type="dxa" w:w="1979"/>
+            <w:tcMar>
+              <w:top w:type="dxa" w:w="60"/>
+              <w:left w:type="dxa" w:w="100"/>
+              <w:bottom w:type="dxa" w:w="60"/>
+              <w:right w:type="dxa" w:w="100"/>
+            </w:tcMar>
+          </w:tcPr>
+          <w:p>
+            <w:r>
+              <w:rPr>
+                <w:sz w:val="19"/>
+                <w:szCs w:val="19"/>
+              </w:rPr>
+              <w:t xml:space="preserve">等焓降壓節流</w:t>
+            </w:r>
+          </w:p>
+        </w:tc>
+      </w:tr>
+      <w:tr>
+        <w:trPr>
+          <w:tblHeader w:val="off"/>
+        </w:trPr>
+        <w:tc>
+          <w:tcPr>
+            <w:tcW w:type="dxa" w:w="988"/>
+            <w:tcMar>
+              <w:top w:type="dxa" w:w="60"/>
+              <w:left w:type="dxa" w:w="100"/>
+              <w:bottom w:type="dxa" w:w="60"/>
+              <w:right w:type="dxa" w:w="100"/>
+            </w:tcMar>
+          </w:tcPr>
+          <w:p>
+            <w:r>
+              <w:rPr>
+                <w:sz w:val="19"/>
+                <w:szCs w:val="19"/>
+              </w:rPr>
+              <w:t xml:space="preserve">蒸發吸熱</w:t>
+            </w:r>
+          </w:p>
+        </w:tc>
+        <w:tc>
+          <w:tcPr>
+            <w:tcW w:type="dxa" w:w="1235"/>
+            <w:tcMar>
+              <w:top w:type="dxa" w:w="60"/>
+              <w:left w:type="dxa" w:w="100"/>
+              <w:bottom w:type="dxa" w:w="60"/>
+              <w:right w:type="dxa" w:w="100"/>
+            </w:tcMar>
+          </w:tcPr>
+          <w:p>
+            <w:r>
+              <w:rPr>
+                <w:sz w:val="19"/>
+                <w:szCs w:val="19"/>
+              </w:rPr>
+              <w:t xml:space="preserve">④ 蒸發器</w:t>
+            </w:r>
+          </w:p>
+        </w:tc>
+        <w:tc>
+          <w:tcPr>
+            <w:tcW w:type="dxa" w:w="5436"/>
+            <w:tcMar>
+              <w:top w:type="dxa" w:w="60"/>
+              <w:left w:type="dxa" w:w="100"/>
+              <w:bottom w:type="dxa" w:w="60"/>
+              <w:right w:type="dxa" w:w="100"/>
+            </w:tcMar>
+          </w:tcPr>
+          <w:p>
+            <w:r>
+              <w:rPr>
+                <w:sz w:val="19"/>
+                <w:szCs w:val="19"/>
+              </w:rPr>
+              <w:t xml:space="preserve">低壓下液體吸熱蒸發，把庫房和貨物的熱吸走</w:t>
+            </w:r>
+          </w:p>
+        </w:tc>
+        <w:tc>
+          <w:tcPr>
+            <w:tcW w:type="dxa" w:w="1979"/>
+            <w:tcMar>
+              <w:top w:type="dxa" w:w="60"/>
+              <w:left w:type="dxa" w:w="100"/>
+              <w:bottom w:type="dxa" w:w="60"/>
+              <w:right w:type="dxa" w:w="100"/>
+            </w:tcMar>
+          </w:tcPr>
+          <w:p>
+            <w:r>
+              <w:rPr>
+                <w:sz w:val="19"/>
+                <w:szCs w:val="19"/>
+              </w:rPr>
+              <w:t xml:space="preserve">等壓等溫吸熱汽化</w:t>
+            </w:r>
+          </w:p>
+        </w:tc>
+      </w:tr>
+    </w:tbl>
+    <w:p/>
+    <w:p>
+      <w:r>
+        <w:t xml:space="preserve">一句話：壓縮機</w:t>
+      </w:r>
+      <w:r>
+        <w:rPr>
+          <w:b/>
+          <w:bCs/>
+        </w:rPr>
+        <w:t xml:space="preserve">升壓</w:t>
+      </w:r>
+      <w:r>
+        <w:t xml:space="preserve">、冷凝器</w:t>
+      </w:r>
+      <w:r>
+        <w:rPr>
+          <w:b/>
+          <w:bCs/>
+        </w:rPr>
+        <w:t xml:space="preserve">放熱</w:t>
+      </w:r>
+      <w:r>
+        <w:t xml:space="preserve">、膨脹閥</w:t>
+      </w:r>
+      <w:r>
+        <w:rPr>
+          <w:b/>
+          <w:bCs/>
+        </w:rPr>
+        <w:t xml:space="preserve">降壓</w:t>
+      </w:r>
+      <w:r>
+        <w:t xml:space="preserve">、蒸發器</w:t>
+      </w:r>
+      <w:r>
+        <w:rPr>
+          <w:b/>
+          <w:bCs/>
+        </w:rPr>
+        <w:t xml:space="preserve">吸熱</w:t>
+      </w:r>
+      <w:r>
+        <w:t xml:space="preserve">；吸熱就是我們要的「冷」。</w:t>
+      </w:r>
+    </w:p>
+    <w:p>
+      <w:pPr>
+        <w:pStyle w:val="Heading2"/>
+      </w:pPr>
+      <w:r>
         <w:t xml:space="preserve">室外放熱、庫內吸熱〔錄音02 03:44〕</w:t>
       </w:r>
     </w:p>
@@ -1292,6 +1802,47 @@
       </w:pPr>
       <w:r>
         <w:t xml:space="preserve">溫度和壓力的關係很多客戶也不知道、都憑經驗；下載冷媒工具 App「Ref Tools」，查資料就能幫忙排除故障。</w:t>
+      </w:r>
+    </w:p>
+    <w:p>
+      <w:pPr>
+        <w:pStyle w:val="ListParagraph"/>
+        <w:numPr>
+          <w:ilvl w:val="0"/>
+          <w:numId w:val="2"/>
+        </w:numPr>
+      </w:pPr>
+      <w:r>
+        <w:rPr>
+          <w:b/>
+          <w:bCs/>
+        </w:rPr>
+        <w:t xml:space="preserve">Ref Tools 怎麼用</w:t>
+      </w:r>
+      <w:r>
+        <w:t xml:space="preserve">（Danfoss 出的免費 App）：打開 → 選「Refrigerant Slider」（冷媒滑尺）→ 選冷媒（看機器銘牌或鋼瓶）→ 輸入壓力錶讀數（錶壓）→ 看對應的管內溫度。例：R134a 錶壓 1.0 bar ≈ 管內 -10°C；R404A 錶壓 1.0 bar ≈ -30°C。簡報的「Ref Tools 網頁版」可以直接練習。</w:t>
+      </w:r>
+    </w:p>
+    <w:p>
+      <w:pPr>
+        <w:pStyle w:val="ListParagraph"/>
+        <w:numPr>
+          <w:ilvl w:val="0"/>
+          <w:numId w:val="2"/>
+        </w:numPr>
+      </w:pPr>
+      <w:r>
+        <w:t xml:space="preserve">一句話：</w:t>
+      </w:r>
+      <w:r>
+        <w:rPr>
+          <w:b/>
+          <w:bCs/>
+        </w:rPr>
+        <w:t xml:space="preserve">冷媒種類＋錶壓＝管內溫度</w:t>
+      </w:r>
+      <w:r>
+        <w:t xml:space="preserve">。客人拿錶來問，先問冷媒再查。</w:t>
       </w:r>
     </w:p>
     <w:p>

--- a/培訓筆記.docx
+++ b/培訓筆記.docx
@@ -139,32 +139,17 @@
         </w:numPr>
       </w:pPr>
       <w:r>
-        <w:t xml:space="preserve">會覺得涼，不是「製造冷」，是</w:t>
+        <w:t xml:space="preserve">會覺得涼，不是因為「製造了冷」，而是</w:t>
       </w:r>
       <w:r>
         <w:rPr>
           <w:b/>
           <w:bCs/>
         </w:rPr>
-        <w:t xml:space="preserve">我們的熱被吸走了</w:t>
-      </w:r>
-      <w:r>
-        <w:t xml:space="preserve">；古人把冰塊放在面前也是同樣道理。</w:t>
-      </w:r>
-    </w:p>
-    <w:p>
-      <w:pPr>
-        <w:pBdr>
-          <w:left w:val="single" w:color="7DB9DE" w:sz="18" w:space="8"/>
-        </w:pBdr>
-        <w:shd w:fill="F2F7FB" w:color="auto" w:val="clear"/>
-        <w:ind w:left="360"/>
-      </w:pPr>
-      <w:r>
-        <w:rPr>
-          <w:color w:val="33475B"/>
-        </w:rPr>
-        <w:t xml:space="preserve">「你會覺得涼為什麼……因為你的熱量被它吸走了，才會涼。」〔錄音01 07:48〕</w:t>
+        <w:t xml:space="preserve">我們身上的熱被吸走了</w:t>
+      </w:r>
+      <w:r>
+        <w:t xml:space="preserve">；古人把冰塊放在面前，也是同樣道理。〔錄音01 07:48〕</w:t>
       </w:r>
     </w:p>
     <w:p>
@@ -176,7 +161,7 @@
         </w:numPr>
       </w:pPr>
       <w:r>
-        <w:t xml:space="preserve">冷媒在管路裡必須「瞬間」從液體變氣體；靠膨脹閥把液體變成液氣混合的小分子，就很容易變成氣體。〔錄音01 09:03〕</w:t>
+        <w:t xml:space="preserve">冷媒在管路裡要「瞬間」從液體變成氣體：膨脹閥先把液體變成細小的液氣混合，冷媒就很容易蒸發。〔錄音01 09:03〕</w:t>
       </w:r>
     </w:p>
     <w:p>
@@ -192,7 +177,7 @@
           <w:b/>
           <w:bCs/>
         </w:rPr>
-        <w:t xml:space="preserve">一定要有「液態變氣態」的兩態變化</w:t>
+        <w:t xml:space="preserve">冷媒一定要從液態變成氣態</w:t>
       </w:r>
       <w:r>
         <w:t xml:space="preserve">，才吸得到熱、才會冷。〔錄音02 10:17〕</w:t>
@@ -627,7 +612,7 @@
         </w:numPr>
       </w:pPr>
       <w:r>
-        <w:t xml:space="preserve">過冷度、過熱度比較深，循環圖上先不標（放到進階再學），一開始寫上去反而會混在一起。〔錄音02 00:00〕</w:t>
+        <w:t xml:space="preserve">過冷度、過熱度比較深，循環圖上先不標（放到進階再學），一開始寫上去反而會搞混。〔錄音02 00:00〕</w:t>
       </w:r>
     </w:p>
     <w:p>
@@ -1268,7 +1253,7 @@
         </w:numPr>
       </w:pPr>
       <w:r>
-        <w:t xml:space="preserve">口語用「馬」講大小；BTU 才是正確單位，但客人都講幾馬。</w:t>
+        <w:t xml:space="preserve">壓縮機大小口語用「馬」講；BTU 才是正確單位，但客人都講幾馬。</w:t>
       </w:r>
     </w:p>
     <w:p>
@@ -1880,7 +1865,7 @@
         <w:t xml:space="preserve">一對一</w:t>
       </w:r>
       <w:r>
-        <w:t xml:space="preserve">（一壓縮機・一散熱器・一冷排）；講義是一台壓縮機帶兩組冷排，會建議客人不要一對二。</w:t>
+        <w:t xml:space="preserve">（一台壓縮機配一台散熱器、一組冷排）；講義畫的是一台壓縮機帶兩組冷排，我們會建議客人不要做一對二。</w:t>
       </w:r>
     </w:p>
     <w:p>
@@ -1917,6 +1902,210 @@
       </w:pPr>
       <w:r>
         <w:t xml:space="preserve">KVP 這類閥是做一對二系統用的，很少用，「一年都賣不到兩顆」。</w:t>
+      </w:r>
+    </w:p>
+    <w:p>
+      <w:pPr>
+        <w:pStyle w:val="Heading2"/>
+      </w:pPr>
+      <w:r>
+        <w:t xml:space="preserve">散熱器擺哪裡很重要〔錄音04 00:51〕</w:t>
+      </w:r>
+    </w:p>
+    <w:p>
+      <w:pPr>
+        <w:pStyle w:val="ListParagraph"/>
+        <w:numPr>
+          <w:ilvl w:val="0"/>
+          <w:numId w:val="2"/>
+        </w:numPr>
+      </w:pPr>
+      <w:r>
+        <w:t xml:space="preserve">裸露型散熱器（無穿衫）比較便宜，但放在鐵皮屋上，夏天環境會到 50°C，散熱就很差。</w:t>
+      </w:r>
+    </w:p>
+    <w:p>
+      <w:pPr>
+        <w:pStyle w:val="ListParagraph"/>
+        <w:numPr>
+          <w:ilvl w:val="0"/>
+          <w:numId w:val="2"/>
+        </w:numPr>
+      </w:pPr>
+      <w:r>
+        <w:t xml:space="preserve">散熱器裝得遠、管路拉長，記得配電磁閥。〔錄音01 21:28〕</w:t>
+      </w:r>
+    </w:p>
+    <w:p>
+      <w:pPr>
+        <w:pStyle w:val="Heading1"/>
+      </w:pPr>
+      <w:r>
+        <w:t xml:space="preserve">四、四大金剛：壓縮機、冷凝器、膨脹閥、蒸發器</w:t>
+      </w:r>
+    </w:p>
+    <w:p>
+      <w:r>
+        <w:rPr>
+          <w:b/>
+          <w:bCs/>
+        </w:rPr>
+        <w:t xml:space="preserve">四大金剛＝壓縮機、熱排（冷凝器）、冷排（蒸發器）、膨脹閥</w:t>
+      </w:r>
+      <w:r>
+        <w:t xml:space="preserve">；真正核心是壓縮機、冷凝器、蒸發器三大元件，膨脹閥其實也算控制。〔錄音01 11:57〕〔錄音02 18:38〕</w:t>
+      </w:r>
+    </w:p>
+    <w:p>
+      <w:pPr>
+        <w:pStyle w:val="Heading2"/>
+      </w:pPr>
+      <w:r>
+        <w:t xml:space="preserve">壓縮機：龍頭</w:t>
+      </w:r>
+    </w:p>
+    <w:p>
+      <w:pPr>
+        <w:pStyle w:val="ListParagraph"/>
+        <w:numPr>
+          <w:ilvl w:val="0"/>
+          <w:numId w:val="2"/>
+        </w:numPr>
+      </w:pPr>
+      <w:r>
+        <w:t xml:space="preserve">壓縮機就像汽車引擎，要用</w:t>
+      </w:r>
+      <w:r>
+        <w:rPr>
+          <w:b/>
+          <w:bCs/>
+        </w:rPr>
+        <w:t xml:space="preserve">冷凍油</w:t>
+      </w:r>
+      <w:r>
+        <w:t xml:space="preserve">潤滑。〔錄音01 03:49〕</w:t>
+      </w:r>
+    </w:p>
+    <w:p>
+      <w:pPr>
+        <w:pStyle w:val="ListParagraph"/>
+        <w:numPr>
+          <w:ilvl w:val="0"/>
+          <w:numId w:val="2"/>
+        </w:numPr>
+      </w:pPr>
+      <w:r>
+        <w:t xml:space="preserve">店裡光壓縮機，從 1/6 馬到 6 馬就有二三十種。〔錄音02 20:02〕</w:t>
+      </w:r>
+    </w:p>
+    <w:p>
+      <w:pPr>
+        <w:pStyle w:val="ListParagraph"/>
+        <w:numPr>
+          <w:ilvl w:val="0"/>
+          <w:numId w:val="2"/>
+        </w:numPr>
+      </w:pPr>
+      <w:r>
+        <w:t xml:space="preserve">壓縮機規格會寫接管大小：「高壓幾分、低壓幾分」（見「二、單位」）。〔錄音05 03:31〕</w:t>
+      </w:r>
+    </w:p>
+    <w:p>
+      <w:pPr>
+        <w:pStyle w:val="ListParagraph"/>
+        <w:numPr>
+          <w:ilvl w:val="0"/>
+          <w:numId w:val="2"/>
+        </w:numPr>
+      </w:pPr>
+      <w:r>
+        <w:t xml:space="preserve">其他三個元件都跟著壓縮機配（見下方「相輔相成」）。</w:t>
+      </w:r>
+    </w:p>
+    <w:p>
+      <w:pPr>
+        <w:pStyle w:val="Heading2"/>
+      </w:pPr>
+      <w:r>
+        <w:t xml:space="preserve">冷凝器＝散熱器＝熱排〔錄音01 00:00〕</w:t>
+      </w:r>
+    </w:p>
+    <w:p>
+      <w:pPr>
+        <w:pStyle w:val="ListParagraph"/>
+        <w:numPr>
+          <w:ilvl w:val="0"/>
+          <w:numId w:val="2"/>
+        </w:numPr>
+      </w:pPr>
+      <w:r>
+        <w:t xml:space="preserve">冷凝器在「把熱排掉」：風扇吹出來的是熱風，四、五十度以上。</w:t>
+      </w:r>
+    </w:p>
+    <w:p>
+      <w:pPr>
+        <w:pStyle w:val="ListParagraph"/>
+        <w:numPr>
+          <w:ilvl w:val="0"/>
+          <w:numId w:val="2"/>
+        </w:numPr>
+      </w:pPr>
+      <w:r>
+        <w:t xml:space="preserve">氣體在散熱的過程中冷凝成液體，所以專業名稱叫冷凝器。</w:t>
+      </w:r>
+    </w:p>
+    <w:p>
+      <w:pPr>
+        <w:pStyle w:val="ListParagraph"/>
+        <w:numPr>
+          <w:ilvl w:val="0"/>
+          <w:numId w:val="2"/>
+        </w:numPr>
+      </w:pPr>
+      <w:r>
+        <w:t xml:space="preserve">冷凝器靠風扇一直吸空氣散熱，一定會積灰塵，要定期清洗。〔錄音01 24:37〕〔錄音03 01:45〕</w:t>
+      </w:r>
+    </w:p>
+    <w:p>
+      <w:pPr>
+        <w:pStyle w:val="ListParagraph"/>
+        <w:numPr>
+          <w:ilvl w:val="0"/>
+          <w:numId w:val="2"/>
+        </w:numPr>
+      </w:pPr>
+      <w:r>
+        <w:t xml:space="preserve">有外箱的（室外機型，馬達在裡面）比較耐風吹雨淋；</w:t>
+      </w:r>
+      <w:r>
+        <w:rPr>
+          <w:b/>
+          <w:bCs/>
+        </w:rPr>
+        <w:t xml:space="preserve">裸露型台語叫「無穿衫」</w:t>
+      </w:r>
+      <w:r>
+        <w:t xml:space="preserve">（沒穿衣服＝馬達外露）比較便宜，但擺放位置很重要（見「三、裝置與系統配置」）。〔錄音02 06:07〕〔錄音04 00:51〕</w:t>
+      </w:r>
+    </w:p>
+    <w:p>
+      <w:pPr>
+        <w:pStyle w:val="Heading2"/>
+      </w:pPr>
+      <w:r>
+        <w:t xml:space="preserve">膨脹閥：降壓節流〔錄音01 05:47〕</w:t>
+      </w:r>
+    </w:p>
+    <w:p>
+      <w:pPr>
+        <w:pStyle w:val="ListParagraph"/>
+        <w:numPr>
+          <w:ilvl w:val="0"/>
+          <w:numId w:val="2"/>
+        </w:numPr>
+      </w:pPr>
+      <w:r>
+        <w:t xml:space="preserve">膨脹閥就像洗車時用手壓住水管口：水被擠成細小水滴，噴得又快又遠。</w:t>
       </w:r>
     </w:p>
     <w:p>
@@ -1931,15 +2120,7 @@
         <w:rPr>
           <w:color w:val="33475B"/>
         </w:rPr>
-        <w:t xml:space="preserve">「一般我們都是只有單一……一對一。」〔錄音03 03:28〕</w:t>
-      </w:r>
-    </w:p>
-    <w:p>
-      <w:pPr>
-        <w:pStyle w:val="Heading2"/>
-      </w:pPr>
-      <w:r>
-        <w:t xml:space="preserve">散熱器擺哪裡很重要〔錄音04 00:51〕</w:t>
+        <w:t xml:space="preserve">「膨脹閥就是降壓節流。」〔錄音01 05:58〕</w:t>
       </w:r>
     </w:p>
     <w:p>
@@ -1951,7 +2132,7 @@
         </w:numPr>
       </w:pPr>
       <w:r>
-        <w:t xml:space="preserve">裸露型散熱器（無穿衫）比較便宜，但放在鐵皮屋上，夏天環境會到 50°C，散熱就很差。</w:t>
+        <w:t xml:space="preserve">膨脹閥的閥芯大小要依壓縮機來配。〔錄音02 04:46〕</w:t>
       </w:r>
     </w:p>
     <w:p>
@@ -1963,27 +2144,17 @@
         </w:numPr>
       </w:pPr>
       <w:r>
-        <w:t xml:space="preserve">散熱外移、管路拉長 → 記得配電磁閥。〔錄音01 21:28〕</w:t>
-      </w:r>
-    </w:p>
-    <w:p>
-      <w:pPr>
-        <w:pStyle w:val="Heading1"/>
-      </w:pPr>
-      <w:r>
-        <w:t xml:space="preserve">四、四大金剛：壓縮機、冷凝器、膨脹閥、蒸發器</w:t>
-      </w:r>
-    </w:p>
-    <w:p>
+        <w:t xml:space="preserve">冰箱等小系統用</w:t>
+      </w:r>
       <w:r>
         <w:rPr>
           <w:b/>
           <w:bCs/>
         </w:rPr>
-        <w:t xml:space="preserve">四大金剛＝壓縮機、熱排（冷凝器）、冷排（蒸發器）、膨脹閥</w:t>
-      </w:r>
-      <w:r>
-        <w:t xml:space="preserve">；真正核心是壓縮機、冷凝器、蒸發器三大元件，膨脹閥其實也算控制。〔錄音01 11:57〕〔錄音02 18:38〕</w:t>
+        <w:t xml:space="preserve">毛細管</w:t>
+      </w:r>
+      <w:r>
+        <w:t xml:space="preserve">代替膨脹閥：便宜但不能調。〔錄音02 10:17〕</w:t>
       </w:r>
     </w:p>
     <w:p>
@@ -1991,7 +2162,7 @@
         <w:pStyle w:val="Heading2"/>
       </w:pPr>
       <w:r>
-        <w:t xml:space="preserve">壓縮機：龍頭</w:t>
+        <w:t xml:space="preserve">蒸發器＝冷排〔錄音01 06:27〕</w:t>
       </w:r>
     </w:p>
     <w:p>
@@ -2003,17 +2174,25 @@
         </w:numPr>
       </w:pPr>
       <w:r>
-        <w:t xml:space="preserve">就像汽車引擎，要用</w:t>
+        <w:t xml:space="preserve">蒸發器在庫內吸熱，冷媒從液態蒸發成氣態；台語叫</w:t>
       </w:r>
       <w:r>
         <w:rPr>
           <w:b/>
           <w:bCs/>
         </w:rPr>
-        <w:t xml:space="preserve">冷凍油</w:t>
-      </w:r>
-      <w:r>
-        <w:t xml:space="preserve">潤滑。〔錄音01 03:49〕</w:t>
+        <w:t xml:space="preserve">冷排</w:t>
+      </w:r>
+      <w:r>
+        <w:t xml:space="preserve">。</w:t>
+      </w:r>
+    </w:p>
+    <w:p>
+      <w:pPr>
+        <w:pStyle w:val="Heading2"/>
+      </w:pPr>
+      <w:r>
+        <w:t xml:space="preserve">四大元件要相輔相成〔錄音02 04:46〕</w:t>
       </w:r>
     </w:p>
     <w:p>
@@ -2024,98 +2203,40 @@
           <w:numId w:val="2"/>
         </w:numPr>
       </w:pPr>
-      <w:r>
-        <w:t xml:space="preserve">店裡光壓縮機，從 1/6 馬到 6 馬就有二三十種。〔錄音02 20:02〕</w:t>
-      </w:r>
-    </w:p>
-    <w:p>
-      <w:pPr>
-        <w:pStyle w:val="ListParagraph"/>
-        <w:numPr>
-          <w:ilvl w:val="0"/>
-          <w:numId w:val="2"/>
-        </w:numPr>
-      </w:pPr>
-      <w:r>
-        <w:t xml:space="preserve">規格上都會寫「高壓幾分、低壓幾分」（管徑，見「二、單位」）。〔錄音05 03:31〕</w:t>
-      </w:r>
-    </w:p>
-    <w:p>
-      <w:pPr>
-        <w:pStyle w:val="ListParagraph"/>
-        <w:numPr>
-          <w:ilvl w:val="0"/>
-          <w:numId w:val="2"/>
-        </w:numPr>
-      </w:pPr>
-      <w:r>
-        <w:t xml:space="preserve">其他三個元件都跟著壓縮機配（見下方「相輔相成」）。</w:t>
-      </w:r>
-    </w:p>
-    <w:p>
-      <w:pPr>
-        <w:pStyle w:val="Heading2"/>
-      </w:pPr>
-      <w:r>
-        <w:t xml:space="preserve">冷凝器＝散熱器＝熱排〔錄音01 00:00〕</w:t>
-      </w:r>
-    </w:p>
-    <w:p>
-      <w:pPr>
-        <w:pStyle w:val="ListParagraph"/>
-        <w:numPr>
-          <w:ilvl w:val="0"/>
-          <w:numId w:val="2"/>
-        </w:numPr>
-      </w:pPr>
-      <w:r>
-        <w:t xml:space="preserve">在「把熱排掉」，風扇吹出來的是熱風，出風溫度四、五十度以上。</w:t>
-      </w:r>
-    </w:p>
-    <w:p>
-      <w:pPr>
-        <w:pStyle w:val="ListParagraph"/>
-        <w:numPr>
-          <w:ilvl w:val="0"/>
-          <w:numId w:val="2"/>
-        </w:numPr>
-      </w:pPr>
-      <w:r>
-        <w:t xml:space="preserve">氣體在散熱的過程中冷凝成液體，所以專業名稱叫冷凝器。</w:t>
-      </w:r>
-    </w:p>
-    <w:p>
-      <w:pPr>
-        <w:pStyle w:val="ListParagraph"/>
-        <w:numPr>
-          <w:ilvl w:val="0"/>
-          <w:numId w:val="2"/>
-        </w:numPr>
-      </w:pPr>
-      <w:r>
-        <w:t xml:space="preserve">靠風扇一直吸空氣散熱，一定會積灰塵 → 要定期保養。〔錄音01 24:37〕〔錄音03 01:45〕</w:t>
-      </w:r>
-    </w:p>
-    <w:p>
-      <w:pPr>
-        <w:pStyle w:val="ListParagraph"/>
-        <w:numPr>
-          <w:ilvl w:val="0"/>
-          <w:numId w:val="2"/>
-        </w:numPr>
-      </w:pPr>
-      <w:r>
-        <w:t xml:space="preserve">有外箱的（室外機型，馬達在裡面）比較耐風吹雨淋；</w:t>
-      </w:r>
       <w:r>
         <w:rPr>
           <w:b/>
           <w:bCs/>
         </w:rPr>
-        <w:t xml:space="preserve">裸露型台語叫「無穿衫」</w:t>
-      </w:r>
-      <w:r>
-        <w:t xml:space="preserve">（沒穿衣服＝馬達外露）比較便宜，但擺放位置很重要（見「三、裝置與系統配置」）。〔錄音02 06:07〕〔錄音04 00:51〕</w:t>
+        <w:t xml:space="preserve">壓縮機 1 馬，散熱器一般配 2 馬</w:t>
+      </w:r>
+      <w:r>
+        <w:t xml:space="preserve">；膨脹閥的閥芯、冷排的大小，都要看壓縮機來配。</w:t>
+      </w:r>
+    </w:p>
+    <w:p>
+      <w:pPr>
+        <w:pStyle w:val="ListParagraph"/>
+        <w:numPr>
+          <w:ilvl w:val="0"/>
+          <w:numId w:val="2"/>
+        </w:numPr>
+      </w:pPr>
+      <w:r>
+        <w:t xml:space="preserve">就像車子不能裝腳踏車輪胎，比例要對。</w:t>
+      </w:r>
+    </w:p>
+    <w:p>
+      <w:pPr>
+        <w:pStyle w:val="Heading1"/>
+      </w:pPr>
+      <w:r>
+        <w:t xml:space="preserve">五、管路上的小零件</w:t>
+      </w:r>
+    </w:p>
+    <w:p>
+      <w:r>
+        <w:t xml:space="preserve">先把每個零件「做什麼用」記起來。〔錄音03 00:00〕</w:t>
       </w:r>
     </w:p>
     <w:p>
@@ -2123,7 +2244,7 @@
         <w:pStyle w:val="Heading2"/>
       </w:pPr>
       <w:r>
-        <w:t xml:space="preserve">膨脹閥：降壓節流〔錄音01 05:47〕</w:t>
+        <w:t xml:space="preserve">乾燥過濾器：系統裡不能有水〔錄音01 01:57〕</w:t>
       </w:r>
     </w:p>
     <w:p>
@@ -2135,7 +2256,41 @@
         </w:numPr>
       </w:pPr>
       <w:r>
-        <w:t xml:space="preserve">就像洗車時拿水管，用手按壓出水口——水被打成細小水滴，噴得又快又遠。</w:t>
+        <w:t xml:space="preserve">冷媒溫度大多在零下，系統裡有水，水會結冰把管路塞住。</w:t>
+      </w:r>
+    </w:p>
+    <w:p>
+      <w:pPr>
+        <w:pStyle w:val="ListParagraph"/>
+        <w:numPr>
+          <w:ilvl w:val="0"/>
+          <w:numId w:val="2"/>
+        </w:numPr>
+      </w:pPr>
+      <w:r>
+        <w:t xml:space="preserve">乾燥過濾器裡有分子篩，像家裡的濾水器，會吸水分也濾雜質。</w:t>
+      </w:r>
+    </w:p>
+    <w:p>
+      <w:pPr>
+        <w:pStyle w:val="ListParagraph"/>
+        <w:numPr>
+          <w:ilvl w:val="0"/>
+          <w:numId w:val="2"/>
+        </w:numPr>
+      </w:pPr>
+      <w:r>
+        <w:t xml:space="preserve">現在冷媒多為大陸製，含水量不一定，所以</w:t>
+      </w:r>
+      <w:r>
+        <w:rPr>
+          <w:b/>
+          <w:bCs/>
+        </w:rPr>
+        <w:t xml:space="preserve">一定要裝</w:t>
+      </w:r>
+      <w:r>
+        <w:t xml:space="preserve">；系統打開維修過就要換新。〔錄音01 03:49〕〔錄音03 01:45〕</w:t>
       </w:r>
     </w:p>
     <w:p>
@@ -2150,7 +2305,15 @@
         <w:rPr>
           <w:color w:val="33475B"/>
         </w:rPr>
-        <w:t xml:space="preserve">「膨脹閥就是降壓節流……你就當作它是一支皮管，你今天要洗車。」〔錄音01 05:58〕</w:t>
+        <w:t xml:space="preserve">「這個系統裡面只能有冷媒，不能有水。」〔錄音01 03:12〕</w:t>
+      </w:r>
+    </w:p>
+    <w:p>
+      <w:pPr>
+        <w:pStyle w:val="Heading2"/>
+      </w:pPr>
+      <w:r>
+        <w:t xml:space="preserve">油分離器〔錄音01 04:14〕〔錄音03 00:50〕</w:t>
       </w:r>
     </w:p>
     <w:p>
@@ -2162,7 +2325,15 @@
         </w:numPr>
       </w:pPr>
       <w:r>
-        <w:t xml:space="preserve">閥芯大小要看壓縮機配。〔錄音02 04:46〕</w:t>
+        <w:t xml:space="preserve">冷凍油會跟著冷媒跑出去，油分離器把油拉回壓縮機（比較深，以後再講）。</w:t>
+      </w:r>
+    </w:p>
+    <w:p>
+      <w:pPr>
+        <w:pStyle w:val="Heading2"/>
+      </w:pPr>
+      <w:r>
+        <w:t xml:space="preserve">視液鏡（視窗）〔錄音01 05:27〕</w:t>
       </w:r>
     </w:p>
     <w:p>
@@ -2174,17 +2345,29 @@
         </w:numPr>
       </w:pPr>
       <w:r>
-        <w:t xml:space="preserve">冰箱等小系統用</w:t>
+        <w:t xml:space="preserve">視液鏡是液管上的一塊玻璃，用來看冷媒夠不夠：冷媒夠時，液態冷媒流過像透明的水、好像沒在動；一直冒氣泡，可能是冷媒不足或乾燥過濾器堵塞，要先找原因，不要一看到氣泡就補冷媒。〔錄音02 19:05〕</w:t>
+      </w:r>
+    </w:p>
+    <w:p>
+      <w:pPr>
+        <w:pStyle w:val="ListParagraph"/>
+        <w:numPr>
+          <w:ilvl w:val="0"/>
+          <w:numId w:val="2"/>
+        </w:numPr>
+      </w:pPr>
+      <w:r>
+        <w:t xml:space="preserve">視液鏡中間的</w:t>
       </w:r>
       <w:r>
         <w:rPr>
           <w:b/>
           <w:bCs/>
         </w:rPr>
-        <w:t xml:space="preserve">毛細管</w:t>
-      </w:r>
-      <w:r>
-        <w:t xml:space="preserve">代替膨脹閥：便宜但不能調。〔錄音02 10:17〕</w:t>
+        <w:t xml:space="preserve">含水指示環會變色</w:t>
+      </w:r>
+      <w:r>
+        <w:t xml:space="preserve">，很多人不知道：綠色＝乾燥正常；綠色變淡＝水分快超標；黃色＝含水過多，乾燥過濾器吸飽了，要盡快更換。〔錄音03 02:36〕（顏色意義依 Danfoss 型錄）</w:t>
       </w:r>
     </w:p>
     <w:p>
@@ -2192,7 +2375,7 @@
         <w:pStyle w:val="Heading2"/>
       </w:pPr>
       <w:r>
-        <w:t xml:space="preserve">蒸發器＝冷排〔錄音01 06:27〕</w:t>
+        <w:t xml:space="preserve">儲液器：保證源源不絕的液態〔錄音02 10:17〕</w:t>
       </w:r>
     </w:p>
     <w:p>
@@ -2204,128 +2387,7 @@
         </w:numPr>
       </w:pPr>
       <w:r>
-        <w:t xml:space="preserve">在庫內吸熱，液態蒸發成氣態；台語叫</w:t>
-      </w:r>
-      <w:r>
-        <w:rPr>
-          <w:b/>
-          <w:bCs/>
-        </w:rPr>
-        <w:t xml:space="preserve">冷排</w:t>
-      </w:r>
-      <w:r>
-        <w:t xml:space="preserve">。</w:t>
-      </w:r>
-    </w:p>
-    <w:p>
-      <w:pPr>
-        <w:pStyle w:val="Heading2"/>
-      </w:pPr>
-      <w:r>
-        <w:t xml:space="preserve">四大元件要相輔相成〔錄音02 04:46〕</w:t>
-      </w:r>
-    </w:p>
-    <w:p>
-      <w:pPr>
-        <w:pStyle w:val="ListParagraph"/>
-        <w:numPr>
-          <w:ilvl w:val="0"/>
-          <w:numId w:val="2"/>
-        </w:numPr>
-      </w:pPr>
-      <w:r>
-        <w:rPr>
-          <w:b/>
-          <w:bCs/>
-        </w:rPr>
-        <w:t xml:space="preserve">壓縮機 1 馬，散熱器一般配 2 馬</w:t>
-      </w:r>
-      <w:r>
-        <w:t xml:space="preserve">；膨脹閥的閥芯、冷排的大小，都要看壓縮機來配。</w:t>
-      </w:r>
-    </w:p>
-    <w:p>
-      <w:pPr>
-        <w:pStyle w:val="ListParagraph"/>
-        <w:numPr>
-          <w:ilvl w:val="0"/>
-          <w:numId w:val="2"/>
-        </w:numPr>
-      </w:pPr>
-      <w:r>
-        <w:t xml:space="preserve">就像車子不能裝腳踏車輪胎，比例要對。</w:t>
-      </w:r>
-    </w:p>
-    <w:p>
-      <w:pPr>
-        <w:pBdr>
-          <w:left w:val="single" w:color="7DB9DE" w:sz="18" w:space="8"/>
-        </w:pBdr>
-        <w:shd w:fill="F2F7FB" w:color="auto" w:val="clear"/>
-        <w:ind w:left="360"/>
-      </w:pPr>
-      <w:r>
-        <w:rPr>
-          <w:color w:val="33475B"/>
-        </w:rPr>
-        <w:t xml:space="preserve">「這四個都是要相輔相成，有個比例在。」〔錄音02 05:32〕</w:t>
-      </w:r>
-    </w:p>
-    <w:p>
-      <w:pPr>
-        <w:pStyle w:val="Heading1"/>
-      </w:pPr>
-      <w:r>
-        <w:t xml:space="preserve">五、管路上的小零件</w:t>
-      </w:r>
-    </w:p>
-    <w:p>
-      <w:r>
-        <w:t xml:space="preserve">先把每個零件「做什麼用」記起來。〔錄音03 00:00〕</w:t>
-      </w:r>
-    </w:p>
-    <w:p>
-      <w:pPr>
-        <w:pStyle w:val="Heading2"/>
-      </w:pPr>
-      <w:r>
-        <w:t xml:space="preserve">乾燥過濾器：系統裡不能有水〔錄音01 01:57〕</w:t>
-      </w:r>
-    </w:p>
-    <w:p>
-      <w:pPr>
-        <w:pStyle w:val="ListParagraph"/>
-        <w:numPr>
-          <w:ilvl w:val="0"/>
-          <w:numId w:val="2"/>
-        </w:numPr>
-      </w:pPr>
-      <w:r>
-        <w:t xml:space="preserve">冷媒溫度大多在零下，系統裡有水，水會結冰把管路塞住。</w:t>
-      </w:r>
-    </w:p>
-    <w:p>
-      <w:pPr>
-        <w:pStyle w:val="ListParagraph"/>
-        <w:numPr>
-          <w:ilvl w:val="0"/>
-          <w:numId w:val="2"/>
-        </w:numPr>
-      </w:pPr>
-      <w:r>
-        <w:t xml:space="preserve">裡面有分子篩，像家裡的濾水器，濾雜質也吸水分。</w:t>
-      </w:r>
-    </w:p>
-    <w:p>
-      <w:pPr>
-        <w:pStyle w:val="ListParagraph"/>
-        <w:numPr>
-          <w:ilvl w:val="0"/>
-          <w:numId w:val="2"/>
-        </w:numPr>
-      </w:pPr>
-      <w:r>
-        <w:t xml:space="preserve">現在冷媒多為大陸製，含水量不一定 → </w:t>
+        <w:t xml:space="preserve">系統大一點、用膨脹閥的，</w:t>
       </w:r>
       <w:r>
         <w:rPr>
@@ -2335,113 +2397,6 @@
         <w:t xml:space="preserve">一定要裝</w:t>
       </w:r>
       <w:r>
-        <w:t xml:space="preserve">。〔錄音01 03:49〕〔錄音03 01:45〕</w:t>
-      </w:r>
-    </w:p>
-    <w:p>
-      <w:pPr>
-        <w:pBdr>
-          <w:left w:val="single" w:color="7DB9DE" w:sz="18" w:space="8"/>
-        </w:pBdr>
-        <w:shd w:fill="F2F7FB" w:color="auto" w:val="clear"/>
-        <w:ind w:left="360"/>
-      </w:pPr>
-      <w:r>
-        <w:rPr>
-          <w:color w:val="33475B"/>
-        </w:rPr>
-        <w:t xml:space="preserve">「這個系統裡面只能有冷媒，不能有水。」〔錄音01 03:12〕</w:t>
-      </w:r>
-    </w:p>
-    <w:p>
-      <w:pPr>
-        <w:pStyle w:val="Heading2"/>
-      </w:pPr>
-      <w:r>
-        <w:t xml:space="preserve">油分離器〔錄音01 04:14〕〔錄音03 00:50〕</w:t>
-      </w:r>
-    </w:p>
-    <w:p>
-      <w:pPr>
-        <w:pStyle w:val="ListParagraph"/>
-        <w:numPr>
-          <w:ilvl w:val="0"/>
-          <w:numId w:val="2"/>
-        </w:numPr>
-      </w:pPr>
-      <w:r>
-        <w:t xml:space="preserve">冷凍油會跟著冷媒跑出去，油分離器把油拉回壓縮機（比較深，以後再講）。</w:t>
-      </w:r>
-    </w:p>
-    <w:p>
-      <w:pPr>
-        <w:pStyle w:val="Heading2"/>
-      </w:pPr>
-      <w:r>
-        <w:t xml:space="preserve">視液鏡（視窗）〔錄音01 05:27〕</w:t>
-      </w:r>
-    </w:p>
-    <w:p>
-      <w:pPr>
-        <w:pStyle w:val="ListParagraph"/>
-        <w:numPr>
-          <w:ilvl w:val="0"/>
-          <w:numId w:val="2"/>
-        </w:numPr>
-      </w:pPr>
-      <w:r>
-        <w:t xml:space="preserve">一塊玻璃，看冷媒量多少；冷媒夠的話，液態流過看起來像透明的水、好像沒在動。〔錄音02 19:05〕</w:t>
-      </w:r>
-    </w:p>
-    <w:p>
-      <w:pPr>
-        <w:pStyle w:val="ListParagraph"/>
-        <w:numPr>
-          <w:ilvl w:val="0"/>
-          <w:numId w:val="2"/>
-        </w:numPr>
-      </w:pPr>
-      <w:r>
-        <w:t xml:space="preserve">會</w:t>
-      </w:r>
-      <w:r>
-        <w:rPr>
-          <w:b/>
-          <w:bCs/>
-        </w:rPr>
-        <w:t xml:space="preserve">變色（三種顏色）代表含水</w:t>
-      </w:r>
-      <w:r>
-        <w:t xml:space="preserve">，很多人不知道。〔錄音03 02:36〕</w:t>
-      </w:r>
-    </w:p>
-    <w:p>
-      <w:pPr>
-        <w:pStyle w:val="Heading2"/>
-      </w:pPr>
-      <w:r>
-        <w:t xml:space="preserve">儲液器：保證源源不絕的液態〔錄音02 10:17〕</w:t>
-      </w:r>
-    </w:p>
-    <w:p>
-      <w:pPr>
-        <w:pStyle w:val="ListParagraph"/>
-        <w:numPr>
-          <w:ilvl w:val="0"/>
-          <w:numId w:val="2"/>
-        </w:numPr>
-      </w:pPr>
-      <w:r>
-        <w:t xml:space="preserve">系統大一點、用膨脹閥的，</w:t>
-      </w:r>
-      <w:r>
-        <w:rPr>
-          <w:b/>
-          <w:bCs/>
-        </w:rPr>
-        <w:t xml:space="preserve">一定要裝</w:t>
-      </w:r>
-      <w:r>
         <w:t xml:space="preserve">：散熱器太小或沒保養時，冷媒可能沒有完全液化；儲液器讓液態沉在下面、從下面取液，確保送到膨脹閥的是液態。</w:t>
       </w:r>
     </w:p>
@@ -2481,21 +2436,6 @@
     </w:p>
     <w:p>
       <w:pPr>
-        <w:pBdr>
-          <w:left w:val="single" w:color="7DB9DE" w:sz="18" w:space="8"/>
-        </w:pBdr>
-        <w:shd w:fill="F2F7FB" w:color="auto" w:val="clear"/>
-        <w:ind w:left="360"/>
-      </w:pPr>
-      <w:r>
-        <w:rPr>
-          <w:color w:val="33475B"/>
-        </w:rPr>
-        <w:t xml:space="preserve">「你今天有膨脹閥系統，這個一定要裝，因為它確保說源源不絕的液態來。」〔錄音02 15:10〕</w:t>
-      </w:r>
-    </w:p>
-    <w:p>
-      <w:pPr>
         <w:pStyle w:val="Heading2"/>
       </w:pPr>
       <w:r>
@@ -2535,7 +2475,7 @@
         </w:numPr>
       </w:pPr>
       <w:r>
-        <w:t xml:space="preserve">最完美是高壓儲液器、低壓液氣分離器都裝。</w:t>
+        <w:t xml:space="preserve">最完整的做法是高壓儲液器、低壓液氣分離器都裝。</w:t>
       </w:r>
     </w:p>
     <w:p>
@@ -2555,7 +2495,7 @@
         </w:numPr>
       </w:pPr>
       <w:r>
-        <w:t xml:space="preserve">閥＝水龍頭；手閥是手動關斷，例如換乾燥過濾器時前後關起來。</w:t>
+        <w:t xml:space="preserve">閥就像水龍頭；手閥用手開關，例如換乾燥過濾器時把前後兩顆關起來。</w:t>
       </w:r>
     </w:p>
     <w:p>
@@ -2575,7 +2515,7 @@
         </w:numPr>
       </w:pPr>
       <w:r>
-        <w:t xml:space="preserve">壓縮機＋油分離器＋乾燥器、視窗等配件裝在一個基礎盤上，再用管子接到散熱器和冷排。</w:t>
+        <w:t xml:space="preserve">機組是把壓縮機、油分離器、乾燥過濾器、視液鏡等配件裝在同一個底座上，再用管子接到散熱器和冷排。</w:t>
       </w:r>
     </w:p>
     <w:p>
@@ -2615,7 +2555,7 @@
         </w:numPr>
       </w:pPr>
       <w:r>
-        <w:t xml:space="preserve">靠感溫棒感應庫內溫度，到設定溫度就通知壓縮機休息。</w:t>
+        <w:t xml:space="preserve">溫控器靠感溫棒量庫內溫度，到了設定溫度就讓壓縮機停。</w:t>
       </w:r>
     </w:p>
     <w:p>
@@ -2661,21 +2601,6 @@
     </w:p>
     <w:p>
       <w:pPr>
-        <w:pBdr>
-          <w:left w:val="single" w:color="7DB9DE" w:sz="18" w:space="8"/>
-        </w:pBdr>
-        <w:shd w:fill="F2F7FB" w:color="auto" w:val="clear"/>
-        <w:ind w:left="360"/>
-      </w:pPr>
-      <w:r>
-        <w:rPr>
-          <w:color w:val="33475B"/>
-        </w:rPr>
-        <w:t xml:space="preserve">「一般我們建議都是調 4 度，才不會說壓縮機開跟關太頻繁。」〔錄音01 17:06〕</w:t>
-      </w:r>
-    </w:p>
-    <w:p>
-      <w:pPr>
         <w:pStyle w:val="Heading2"/>
       </w:pPr>
       <w:r>
@@ -2691,7 +2616,7 @@
         </w:numPr>
       </w:pPr>
       <w:r>
-        <w:t xml:space="preserve">到溫時跟著壓縮機一起關，把冷媒關在液管，不讓它跑去蒸發器。〔錄音01 17:17〕</w:t>
+        <w:t xml:space="preserve">庫溫到了，電磁閥跟著壓縮機一起關，把冷媒關在液管，不讓冷媒跑去蒸發器。〔錄音01 17:17〕</w:t>
       </w:r>
     </w:p>
     <w:p>
@@ -2703,14 +2628,14 @@
         </w:numPr>
       </w:pPr>
       <w:r>
-        <w:t xml:space="preserve">便利商店把散熱器裝在外牆，管子越長冷媒越多 → </w:t>
+        <w:t xml:space="preserve">便利商店把散熱器裝在外牆，管子越長、冷媒越多，所以</w:t>
       </w:r>
       <w:r>
         <w:rPr>
           <w:b/>
           <w:bCs/>
         </w:rPr>
-        <w:t xml:space="preserve">散熱外移一定要裝</w:t>
+        <w:t xml:space="preserve">散熱器裝得遠就一定要裝電磁閥</w:t>
       </w:r>
       <w:r>
         <w:t xml:space="preserve">；小冰箱可以不裝。〔錄音01 21:28〕</w:t>
@@ -2725,7 +2650,7 @@
         </w:numPr>
       </w:pPr>
       <w:r>
-        <w:t xml:space="preserve">乾燥器一定要，電磁閥不一定。〔錄音02 18:38〕</w:t>
+        <w:t xml:space="preserve">乾燥過濾器一定要裝，電磁閥看情況。〔錄音02 18:38〕</w:t>
       </w:r>
     </w:p>
     <w:p>
@@ -2745,7 +2670,7 @@
         </w:numPr>
       </w:pPr>
       <w:r>
-        <w:t xml:space="preserve">保護壓縮機（講義型號 KP 15）。</w:t>
+        <w:t xml:space="preserve">壓力開關在壓力太高或太低時讓壓縮機停機，保護壓縮機（講義型號 KP 15）。</w:t>
       </w:r>
     </w:p>
     <w:p>
@@ -2844,40 +2769,10 @@
     </w:p>
     <w:p>
       <w:pPr>
-        <w:pBdr>
-          <w:left w:val="single" w:color="7DB9DE" w:sz="18" w:space="8"/>
-        </w:pBdr>
-        <w:shd w:fill="F2F7FB" w:color="auto" w:val="clear"/>
-        <w:ind w:left="360"/>
-      </w:pPr>
-      <w:r>
-        <w:rPr>
-          <w:color w:val="33475B"/>
-        </w:rPr>
-        <w:t xml:space="preserve">「你跟我們做的很多都是你一定國台語都要知道。」〔錄音01 01:39〕</w:t>
-      </w:r>
-    </w:p>
-    <w:p>
-      <w:pPr>
         <w:pStyle w:val="Heading2"/>
       </w:pPr>
       <w:r>
-        <w:t xml:space="preserve">我們賣的就是這些零件〔錄音01 05:40〕</w:t>
-      </w:r>
-    </w:p>
-    <w:p>
-      <w:pPr>
-        <w:pBdr>
-          <w:left w:val="single" w:color="7DB9DE" w:sz="18" w:space="8"/>
-        </w:pBdr>
-        <w:shd w:fill="F2F7FB" w:color="auto" w:val="clear"/>
-        <w:ind w:left="360"/>
-      </w:pPr>
-      <w:r>
-        <w:rPr>
-          <w:color w:val="33475B"/>
-        </w:rPr>
-        <w:t xml:space="preserve">「我們就是賣這些零件，講白就是這樣子。」〔錄音01 05:40〕</w:t>
+        <w:t xml:space="preserve">認得實品〔錄音01 05:40〕</w:t>
       </w:r>
     </w:p>
     <w:p>
@@ -2889,7 +2784,19 @@
         </w:numPr>
       </w:pPr>
       <w:r>
-        <w:t xml:space="preserve">實例照片：看客人現場的機組、散熱器長什麼樣子。〔錄音01 22:23〕</w:t>
+        <w:t xml:space="preserve">店裡賣的就是循環圖上的這些零件：要能把名稱、型號對到實品。</w:t>
+      </w:r>
+    </w:p>
+    <w:p>
+      <w:pPr>
+        <w:pStyle w:val="ListParagraph"/>
+        <w:numPr>
+          <w:ilvl w:val="0"/>
+          <w:numId w:val="2"/>
+        </w:numPr>
+      </w:pPr>
+      <w:r>
+        <w:t xml:space="preserve">錄音裡看了客人現場的機組、散熱器照片，認識實際長相。〔錄音01 22:23〕</w:t>
       </w:r>
     </w:p>
     <w:p>
@@ -3325,7 +3232,7 @@
         </w:numPr>
       </w:pPr>
       <w:r>
-        <w:t xml:space="preserve">常閉，通電才開；散熱外移、管路很長時一定要裝。</w:t>
+        <w:t xml:space="preserve">常閉，通電才開；散熱器裝得遠、管路很長時一定要裝。</w:t>
       </w:r>
     </w:p>
     <w:p>
@@ -3385,10 +3292,10 @@
         </w:tblBorders>
       </w:tblPr>
       <w:tblGrid>
-        <w:gridCol w:w="1014"/>
-        <w:gridCol w:w="2029"/>
-        <w:gridCol w:w="3719"/>
-        <w:gridCol w:w="2876"/>
+        <w:gridCol w:w="980"/>
+        <w:gridCol w:w="1960"/>
+        <w:gridCol w:w="3593"/>
+        <w:gridCol w:w="3105"/>
       </w:tblGrid>
       <w:tr>
         <w:trPr>
@@ -3396,7 +3303,7 @@
         </w:trPr>
         <w:tc>
           <w:tcPr>
-            <w:tcW w:type="dxa" w:w="1014"/>
+            <w:tcW w:type="dxa" w:w="980"/>
             <w:shd w:fill="DCEBF7" w:color="auto" w:val="clear"/>
             <w:tcMar>
               <w:top w:type="dxa" w:w="60"/>
@@ -3419,7 +3326,7 @@
         </w:tc>
         <w:tc>
           <w:tcPr>
-            <w:tcW w:type="dxa" w:w="2029"/>
+            <w:tcW w:type="dxa" w:w="1960"/>
             <w:shd w:fill="DCEBF7" w:color="auto" w:val="clear"/>
             <w:tcMar>
               <w:top w:type="dxa" w:w="60"/>
@@ -3442,7 +3349,7 @@
         </w:tc>
         <w:tc>
           <w:tcPr>
-            <w:tcW w:type="dxa" w:w="3719"/>
+            <w:tcW w:type="dxa" w:w="3593"/>
             <w:shd w:fill="DCEBF7" w:color="auto" w:val="clear"/>
             <w:tcMar>
               <w:top w:type="dxa" w:w="60"/>
@@ -3465,7 +3372,7 @@
         </w:tc>
         <w:tc>
           <w:tcPr>
-            <w:tcW w:type="dxa" w:w="2876"/>
+            <w:tcW w:type="dxa" w:w="3105"/>
             <w:shd w:fill="DCEBF7" w:color="auto" w:val="clear"/>
             <w:tcMar>
               <w:top w:type="dxa" w:w="60"/>
@@ -3493,7 +3400,7 @@
         </w:trPr>
         <w:tc>
           <w:tcPr>
-            <w:tcW w:type="dxa" w:w="1014"/>
+            <w:tcW w:type="dxa" w:w="980"/>
             <w:tcMar>
               <w:top w:type="dxa" w:w="60"/>
               <w:left w:type="dxa" w:w="100"/>
@@ -3513,7 +3420,7 @@
         </w:tc>
         <w:tc>
           <w:tcPr>
-            <w:tcW w:type="dxa" w:w="2029"/>
+            <w:tcW w:type="dxa" w:w="1960"/>
             <w:tcMar>
               <w:top w:type="dxa" w:w="60"/>
               <w:left w:type="dxa" w:w="100"/>
@@ -3533,7 +3440,7 @@
         </w:tc>
         <w:tc>
           <w:tcPr>
-            <w:tcW w:type="dxa" w:w="3719"/>
+            <w:tcW w:type="dxa" w:w="3593"/>
             <w:tcMar>
               <w:top w:type="dxa" w:w="60"/>
               <w:left w:type="dxa" w:w="100"/>
@@ -3553,7 +3460,7 @@
         </w:tc>
         <w:tc>
           <w:tcPr>
-            <w:tcW w:type="dxa" w:w="2876"/>
+            <w:tcW w:type="dxa" w:w="3105"/>
             <w:tcMar>
               <w:top w:type="dxa" w:w="60"/>
               <w:left w:type="dxa" w:w="100"/>
@@ -3578,7 +3485,7 @@
         </w:trPr>
         <w:tc>
           <w:tcPr>
-            <w:tcW w:type="dxa" w:w="1014"/>
+            <w:tcW w:type="dxa" w:w="980"/>
             <w:tcMar>
               <w:top w:type="dxa" w:w="60"/>
               <w:left w:type="dxa" w:w="100"/>
@@ -3598,7 +3505,7 @@
         </w:tc>
         <w:tc>
           <w:tcPr>
-            <w:tcW w:type="dxa" w:w="2029"/>
+            <w:tcW w:type="dxa" w:w="1960"/>
             <w:tcMar>
               <w:top w:type="dxa" w:w="60"/>
               <w:left w:type="dxa" w:w="100"/>
@@ -3618,7 +3525,7 @@
         </w:tc>
         <w:tc>
           <w:tcPr>
-            <w:tcW w:type="dxa" w:w="3719"/>
+            <w:tcW w:type="dxa" w:w="3593"/>
             <w:tcMar>
               <w:top w:type="dxa" w:w="60"/>
               <w:left w:type="dxa" w:w="100"/>
@@ -3638,7 +3545,7 @@
         </w:tc>
         <w:tc>
           <w:tcPr>
-            <w:tcW w:type="dxa" w:w="2876"/>
+            <w:tcW w:type="dxa" w:w="3105"/>
             <w:tcMar>
               <w:top w:type="dxa" w:w="60"/>
               <w:left w:type="dxa" w:w="100"/>
@@ -3663,7 +3570,7 @@
         </w:trPr>
         <w:tc>
           <w:tcPr>
-            <w:tcW w:type="dxa" w:w="1014"/>
+            <w:tcW w:type="dxa" w:w="980"/>
             <w:tcMar>
               <w:top w:type="dxa" w:w="60"/>
               <w:left w:type="dxa" w:w="100"/>
@@ -3683,7 +3590,7 @@
         </w:tc>
         <w:tc>
           <w:tcPr>
-            <w:tcW w:type="dxa" w:w="2029"/>
+            <w:tcW w:type="dxa" w:w="1960"/>
             <w:tcMar>
               <w:top w:type="dxa" w:w="60"/>
               <w:left w:type="dxa" w:w="100"/>
@@ -3703,7 +3610,7 @@
         </w:tc>
         <w:tc>
           <w:tcPr>
-            <w:tcW w:type="dxa" w:w="3719"/>
+            <w:tcW w:type="dxa" w:w="3593"/>
             <w:tcMar>
               <w:top w:type="dxa" w:w="60"/>
               <w:left w:type="dxa" w:w="100"/>
@@ -3723,7 +3630,7 @@
         </w:tc>
         <w:tc>
           <w:tcPr>
-            <w:tcW w:type="dxa" w:w="2876"/>
+            <w:tcW w:type="dxa" w:w="3105"/>
             <w:tcMar>
               <w:top w:type="dxa" w:w="60"/>
               <w:left w:type="dxa" w:w="100"/>
@@ -3748,7 +3655,7 @@
         </w:trPr>
         <w:tc>
           <w:tcPr>
-            <w:tcW w:type="dxa" w:w="1014"/>
+            <w:tcW w:type="dxa" w:w="980"/>
             <w:tcMar>
               <w:top w:type="dxa" w:w="60"/>
               <w:left w:type="dxa" w:w="100"/>
@@ -3768,7 +3675,7 @@
         </w:tc>
         <w:tc>
           <w:tcPr>
-            <w:tcW w:type="dxa" w:w="2029"/>
+            <w:tcW w:type="dxa" w:w="1960"/>
             <w:tcMar>
               <w:top w:type="dxa" w:w="60"/>
               <w:left w:type="dxa" w:w="100"/>
@@ -3788,7 +3695,7 @@
         </w:tc>
         <w:tc>
           <w:tcPr>
-            <w:tcW w:type="dxa" w:w="3719"/>
+            <w:tcW w:type="dxa" w:w="3593"/>
             <w:tcMar>
               <w:top w:type="dxa" w:w="60"/>
               <w:left w:type="dxa" w:w="100"/>
@@ -3808,7 +3715,7 @@
         </w:tc>
         <w:tc>
           <w:tcPr>
-            <w:tcW w:type="dxa" w:w="2876"/>
+            <w:tcW w:type="dxa" w:w="3105"/>
             <w:tcMar>
               <w:top w:type="dxa" w:w="60"/>
               <w:left w:type="dxa" w:w="100"/>
@@ -3833,7 +3740,7 @@
         </w:trPr>
         <w:tc>
           <w:tcPr>
-            <w:tcW w:type="dxa" w:w="1014"/>
+            <w:tcW w:type="dxa" w:w="980"/>
             <w:tcMar>
               <w:top w:type="dxa" w:w="60"/>
               <w:left w:type="dxa" w:w="100"/>
@@ -3853,7 +3760,7 @@
         </w:tc>
         <w:tc>
           <w:tcPr>
-            <w:tcW w:type="dxa" w:w="2029"/>
+            <w:tcW w:type="dxa" w:w="1960"/>
             <w:tcMar>
               <w:top w:type="dxa" w:w="60"/>
               <w:left w:type="dxa" w:w="100"/>
@@ -3873,7 +3780,7 @@
         </w:tc>
         <w:tc>
           <w:tcPr>
-            <w:tcW w:type="dxa" w:w="3719"/>
+            <w:tcW w:type="dxa" w:w="3593"/>
             <w:tcMar>
               <w:top w:type="dxa" w:w="60"/>
               <w:left w:type="dxa" w:w="100"/>
@@ -3893,7 +3800,7 @@
         </w:tc>
         <w:tc>
           <w:tcPr>
-            <w:tcW w:type="dxa" w:w="2876"/>
+            <w:tcW w:type="dxa" w:w="3105"/>
             <w:tcMar>
               <w:top w:type="dxa" w:w="60"/>
               <w:left w:type="dxa" w:w="100"/>
@@ -3918,7 +3825,7 @@
         </w:trPr>
         <w:tc>
           <w:tcPr>
-            <w:tcW w:type="dxa" w:w="1014"/>
+            <w:tcW w:type="dxa" w:w="980"/>
             <w:tcMar>
               <w:top w:type="dxa" w:w="60"/>
               <w:left w:type="dxa" w:w="100"/>
@@ -3938,7 +3845,7 @@
         </w:tc>
         <w:tc>
           <w:tcPr>
-            <w:tcW w:type="dxa" w:w="2029"/>
+            <w:tcW w:type="dxa" w:w="1960"/>
             <w:tcMar>
               <w:top w:type="dxa" w:w="60"/>
               <w:left w:type="dxa" w:w="100"/>
@@ -3958,7 +3865,7 @@
         </w:tc>
         <w:tc>
           <w:tcPr>
-            <w:tcW w:type="dxa" w:w="3719"/>
+            <w:tcW w:type="dxa" w:w="3593"/>
             <w:tcMar>
               <w:top w:type="dxa" w:w="60"/>
               <w:left w:type="dxa" w:w="100"/>
@@ -3978,7 +3885,7 @@
         </w:tc>
         <w:tc>
           <w:tcPr>
-            <w:tcW w:type="dxa" w:w="2876"/>
+            <w:tcW w:type="dxa" w:w="3105"/>
             <w:tcMar>
               <w:top w:type="dxa" w:w="60"/>
               <w:left w:type="dxa" w:w="100"/>
@@ -4003,7 +3910,7 @@
         </w:trPr>
         <w:tc>
           <w:tcPr>
-            <w:tcW w:type="dxa" w:w="1014"/>
+            <w:tcW w:type="dxa" w:w="980"/>
             <w:tcMar>
               <w:top w:type="dxa" w:w="60"/>
               <w:left w:type="dxa" w:w="100"/>
@@ -4023,7 +3930,7 @@
         </w:tc>
         <w:tc>
           <w:tcPr>
-            <w:tcW w:type="dxa" w:w="2029"/>
+            <w:tcW w:type="dxa" w:w="1960"/>
             <w:tcMar>
               <w:top w:type="dxa" w:w="60"/>
               <w:left w:type="dxa" w:w="100"/>
@@ -4043,7 +3950,7 @@
         </w:tc>
         <w:tc>
           <w:tcPr>
-            <w:tcW w:type="dxa" w:w="3719"/>
+            <w:tcW w:type="dxa" w:w="3593"/>
             <w:tcMar>
               <w:top w:type="dxa" w:w="60"/>
               <w:left w:type="dxa" w:w="100"/>
@@ -4063,7 +3970,7 @@
         </w:tc>
         <w:tc>
           <w:tcPr>
-            <w:tcW w:type="dxa" w:w="2876"/>
+            <w:tcW w:type="dxa" w:w="3105"/>
             <w:tcMar>
               <w:top w:type="dxa" w:w="60"/>
               <w:left w:type="dxa" w:w="100"/>
@@ -4088,7 +3995,7 @@
         </w:trPr>
         <w:tc>
           <w:tcPr>
-            <w:tcW w:type="dxa" w:w="1014"/>
+            <w:tcW w:type="dxa" w:w="980"/>
             <w:tcMar>
               <w:top w:type="dxa" w:w="60"/>
               <w:left w:type="dxa" w:w="100"/>
@@ -4108,7 +4015,7 @@
         </w:tc>
         <w:tc>
           <w:tcPr>
-            <w:tcW w:type="dxa" w:w="2029"/>
+            <w:tcW w:type="dxa" w:w="1960"/>
             <w:tcMar>
               <w:top w:type="dxa" w:w="60"/>
               <w:left w:type="dxa" w:w="100"/>
@@ -4128,7 +4035,7 @@
         </w:tc>
         <w:tc>
           <w:tcPr>
-            <w:tcW w:type="dxa" w:w="3719"/>
+            <w:tcW w:type="dxa" w:w="3593"/>
             <w:tcMar>
               <w:top w:type="dxa" w:w="60"/>
               <w:left w:type="dxa" w:w="100"/>
@@ -4148,7 +4055,7 @@
         </w:tc>
         <w:tc>
           <w:tcPr>
-            <w:tcW w:type="dxa" w:w="2876"/>
+            <w:tcW w:type="dxa" w:w="3105"/>
             <w:tcMar>
               <w:top w:type="dxa" w:w="60"/>
               <w:left w:type="dxa" w:w="100"/>
@@ -4173,7 +4080,7 @@
         </w:trPr>
         <w:tc>
           <w:tcPr>
-            <w:tcW w:type="dxa" w:w="1014"/>
+            <w:tcW w:type="dxa" w:w="980"/>
             <w:tcMar>
               <w:top w:type="dxa" w:w="60"/>
               <w:left w:type="dxa" w:w="100"/>
@@ -4193,7 +4100,7 @@
         </w:tc>
         <w:tc>
           <w:tcPr>
-            <w:tcW w:type="dxa" w:w="2029"/>
+            <w:tcW w:type="dxa" w:w="1960"/>
             <w:tcMar>
               <w:top w:type="dxa" w:w="60"/>
               <w:left w:type="dxa" w:w="100"/>
@@ -4213,7 +4120,7 @@
         </w:tc>
         <w:tc>
           <w:tcPr>
-            <w:tcW w:type="dxa" w:w="3719"/>
+            <w:tcW w:type="dxa" w:w="3593"/>
             <w:tcMar>
               <w:top w:type="dxa" w:w="60"/>
               <w:left w:type="dxa" w:w="100"/>
@@ -4233,21 +4140,21 @@
         </w:tc>
         <w:tc>
           <w:tcPr>
-            <w:tcW w:type="dxa" w:w="2876"/>
-            <w:tcMar>
-              <w:top w:type="dxa" w:w="60"/>
-              <w:left w:type="dxa" w:w="100"/>
-              <w:bottom w:type="dxa" w:w="60"/>
-              <w:right w:type="dxa" w:w="100"/>
-            </w:tcMar>
-          </w:tcPr>
-          <w:p>
-            <w:r>
-              <w:rPr>
-                <w:sz w:val="19"/>
-                <w:szCs w:val="19"/>
-              </w:rPr>
-              <w:t xml:space="preserve">看冷媒夠不夠；變色代表含水</w:t>
+            <w:tcW w:type="dxa" w:w="3105"/>
+            <w:tcMar>
+              <w:top w:type="dxa" w:w="60"/>
+              <w:left w:type="dxa" w:w="100"/>
+              <w:bottom w:type="dxa" w:w="60"/>
+              <w:right w:type="dxa" w:w="100"/>
+            </w:tcMar>
+          </w:tcPr>
+          <w:p>
+            <w:r>
+              <w:rPr>
+                <w:sz w:val="19"/>
+                <w:szCs w:val="19"/>
+              </w:rPr>
+              <w:t xml:space="preserve">看冷媒夠不夠；指示環變黃＝含水</w:t>
             </w:r>
           </w:p>
         </w:tc>
@@ -4258,7 +4165,7 @@
         </w:trPr>
         <w:tc>
           <w:tcPr>
-            <w:tcW w:type="dxa" w:w="1014"/>
+            <w:tcW w:type="dxa" w:w="980"/>
             <w:tcMar>
               <w:top w:type="dxa" w:w="60"/>
               <w:left w:type="dxa" w:w="100"/>
@@ -4278,7 +4185,7 @@
         </w:tc>
         <w:tc>
           <w:tcPr>
-            <w:tcW w:type="dxa" w:w="2029"/>
+            <w:tcW w:type="dxa" w:w="1960"/>
             <w:tcMar>
               <w:top w:type="dxa" w:w="60"/>
               <w:left w:type="dxa" w:w="100"/>
@@ -4298,7 +4205,7 @@
         </w:tc>
         <w:tc>
           <w:tcPr>
-            <w:tcW w:type="dxa" w:w="3719"/>
+            <w:tcW w:type="dxa" w:w="3593"/>
             <w:tcMar>
               <w:top w:type="dxa" w:w="60"/>
               <w:left w:type="dxa" w:w="100"/>
@@ -4318,7 +4225,7 @@
         </w:tc>
         <w:tc>
           <w:tcPr>
-            <w:tcW w:type="dxa" w:w="2876"/>
+            <w:tcW w:type="dxa" w:w="3105"/>
             <w:tcMar>
               <w:top w:type="dxa" w:w="60"/>
               <w:left w:type="dxa" w:w="100"/>
@@ -4343,7 +4250,7 @@
         </w:trPr>
         <w:tc>
           <w:tcPr>
-            <w:tcW w:type="dxa" w:w="1014"/>
+            <w:tcW w:type="dxa" w:w="980"/>
             <w:tcMar>
               <w:top w:type="dxa" w:w="60"/>
               <w:left w:type="dxa" w:w="100"/>
@@ -4363,7 +4270,7 @@
         </w:tc>
         <w:tc>
           <w:tcPr>
-            <w:tcW w:type="dxa" w:w="2029"/>
+            <w:tcW w:type="dxa" w:w="1960"/>
             <w:tcMar>
               <w:top w:type="dxa" w:w="60"/>
               <w:left w:type="dxa" w:w="100"/>
@@ -4383,7 +4290,7 @@
         </w:tc>
         <w:tc>
           <w:tcPr>
-            <w:tcW w:type="dxa" w:w="3719"/>
+            <w:tcW w:type="dxa" w:w="3593"/>
             <w:tcMar>
               <w:top w:type="dxa" w:w="60"/>
               <w:left w:type="dxa" w:w="100"/>
@@ -4403,7 +4310,7 @@
         </w:tc>
         <w:tc>
           <w:tcPr>
-            <w:tcW w:type="dxa" w:w="2876"/>
+            <w:tcW w:type="dxa" w:w="3105"/>
             <w:tcMar>
               <w:top w:type="dxa" w:w="60"/>
               <w:left w:type="dxa" w:w="100"/>
@@ -4428,7 +4335,7 @@
         </w:trPr>
         <w:tc>
           <w:tcPr>
-            <w:tcW w:type="dxa" w:w="1014"/>
+            <w:tcW w:type="dxa" w:w="980"/>
             <w:tcMar>
               <w:top w:type="dxa" w:w="60"/>
               <w:left w:type="dxa" w:w="100"/>
@@ -4448,7 +4355,7 @@
         </w:tc>
         <w:tc>
           <w:tcPr>
-            <w:tcW w:type="dxa" w:w="2029"/>
+            <w:tcW w:type="dxa" w:w="1960"/>
             <w:tcMar>
               <w:top w:type="dxa" w:w="60"/>
               <w:left w:type="dxa" w:w="100"/>
@@ -4468,7 +4375,7 @@
         </w:tc>
         <w:tc>
           <w:tcPr>
-            <w:tcW w:type="dxa" w:w="3719"/>
+            <w:tcW w:type="dxa" w:w="3593"/>
             <w:tcMar>
               <w:top w:type="dxa" w:w="60"/>
               <w:left w:type="dxa" w:w="100"/>
@@ -4488,7 +4395,7 @@
         </w:tc>
         <w:tc>
           <w:tcPr>
-            <w:tcW w:type="dxa" w:w="2876"/>
+            <w:tcW w:type="dxa" w:w="3105"/>
             <w:tcMar>
               <w:top w:type="dxa" w:w="60"/>
               <w:left w:type="dxa" w:w="100"/>
@@ -4513,7 +4420,7 @@
         </w:trPr>
         <w:tc>
           <w:tcPr>
-            <w:tcW w:type="dxa" w:w="1014"/>
+            <w:tcW w:type="dxa" w:w="980"/>
             <w:tcMar>
               <w:top w:type="dxa" w:w="60"/>
               <w:left w:type="dxa" w:w="100"/>
@@ -4533,7 +4440,7 @@
         </w:tc>
         <w:tc>
           <w:tcPr>
-            <w:tcW w:type="dxa" w:w="2029"/>
+            <w:tcW w:type="dxa" w:w="1960"/>
             <w:tcMar>
               <w:top w:type="dxa" w:w="60"/>
               <w:left w:type="dxa" w:w="100"/>
@@ -4553,7 +4460,7 @@
         </w:tc>
         <w:tc>
           <w:tcPr>
-            <w:tcW w:type="dxa" w:w="3719"/>
+            <w:tcW w:type="dxa" w:w="3593"/>
             <w:tcMar>
               <w:top w:type="dxa" w:w="60"/>
               <w:left w:type="dxa" w:w="100"/>
@@ -4573,7 +4480,7 @@
         </w:tc>
         <w:tc>
           <w:tcPr>
-            <w:tcW w:type="dxa" w:w="2876"/>
+            <w:tcW w:type="dxa" w:w="3105"/>
             <w:tcMar>
               <w:top w:type="dxa" w:w="60"/>
               <w:left w:type="dxa" w:w="100"/>
@@ -4598,7 +4505,7 @@
         </w:trPr>
         <w:tc>
           <w:tcPr>
-            <w:tcW w:type="dxa" w:w="1014"/>
+            <w:tcW w:type="dxa" w:w="980"/>
             <w:tcMar>
               <w:top w:type="dxa" w:w="60"/>
               <w:left w:type="dxa" w:w="100"/>
@@ -4618,7 +4525,7 @@
         </w:tc>
         <w:tc>
           <w:tcPr>
-            <w:tcW w:type="dxa" w:w="2029"/>
+            <w:tcW w:type="dxa" w:w="1960"/>
             <w:tcMar>
               <w:top w:type="dxa" w:w="60"/>
               <w:left w:type="dxa" w:w="100"/>
@@ -4638,7 +4545,7 @@
         </w:tc>
         <w:tc>
           <w:tcPr>
-            <w:tcW w:type="dxa" w:w="3719"/>
+            <w:tcW w:type="dxa" w:w="3593"/>
             <w:tcMar>
               <w:top w:type="dxa" w:w="60"/>
               <w:left w:type="dxa" w:w="100"/>
@@ -4658,21 +4565,21 @@
         </w:tc>
         <w:tc>
           <w:tcPr>
-            <w:tcW w:type="dxa" w:w="2876"/>
-            <w:tcMar>
-              <w:top w:type="dxa" w:w="60"/>
-              <w:left w:type="dxa" w:w="100"/>
-              <w:bottom w:type="dxa" w:w="60"/>
-              <w:right w:type="dxa" w:w="100"/>
-            </w:tcMar>
-          </w:tcPr>
-          <w:p>
-            <w:r>
-              <w:rPr>
-                <w:sz w:val="19"/>
-                <w:szCs w:val="19"/>
-              </w:rPr>
-              <w:t xml:space="preserve">壓縮機＋油分離器＋配件裝在基礎盤上</w:t>
+            <w:tcW w:type="dxa" w:w="3105"/>
+            <w:tcMar>
+              <w:top w:type="dxa" w:w="60"/>
+              <w:left w:type="dxa" w:w="100"/>
+              <w:bottom w:type="dxa" w:w="60"/>
+              <w:right w:type="dxa" w:w="100"/>
+            </w:tcMar>
+          </w:tcPr>
+          <w:p>
+            <w:r>
+              <w:rPr>
+                <w:sz w:val="19"/>
+                <w:szCs w:val="19"/>
+              </w:rPr>
+              <w:t xml:space="preserve">壓縮機、油分離器等配件裝在同一個底座上</w:t>
             </w:r>
           </w:p>
         </w:tc>
@@ -4683,7 +4590,7 @@
         </w:trPr>
         <w:tc>
           <w:tcPr>
-            <w:tcW w:type="dxa" w:w="1014"/>
+            <w:tcW w:type="dxa" w:w="980"/>
             <w:tcMar>
               <w:top w:type="dxa" w:w="60"/>
               <w:left w:type="dxa" w:w="100"/>
@@ -4703,7 +4610,7 @@
         </w:tc>
         <w:tc>
           <w:tcPr>
-            <w:tcW w:type="dxa" w:w="2029"/>
+            <w:tcW w:type="dxa" w:w="1960"/>
             <w:tcMar>
               <w:top w:type="dxa" w:w="60"/>
               <w:left w:type="dxa" w:w="100"/>
@@ -4723,7 +4630,7 @@
         </w:tc>
         <w:tc>
           <w:tcPr>
-            <w:tcW w:type="dxa" w:w="3719"/>
+            <w:tcW w:type="dxa" w:w="3593"/>
             <w:tcMar>
               <w:top w:type="dxa" w:w="60"/>
               <w:left w:type="dxa" w:w="100"/>
@@ -4743,7 +4650,7 @@
         </w:tc>
         <w:tc>
           <w:tcPr>
-            <w:tcW w:type="dxa" w:w="2876"/>
+            <w:tcW w:type="dxa" w:w="3105"/>
             <w:tcMar>
               <w:top w:type="dxa" w:w="60"/>
               <w:left w:type="dxa" w:w="100"/>
@@ -4768,7 +4675,7 @@
         </w:trPr>
         <w:tc>
           <w:tcPr>
-            <w:tcW w:type="dxa" w:w="1014"/>
+            <w:tcW w:type="dxa" w:w="980"/>
             <w:tcMar>
               <w:top w:type="dxa" w:w="60"/>
               <w:left w:type="dxa" w:w="100"/>
@@ -4788,7 +4695,7 @@
         </w:tc>
         <w:tc>
           <w:tcPr>
-            <w:tcW w:type="dxa" w:w="2029"/>
+            <w:tcW w:type="dxa" w:w="1960"/>
             <w:tcMar>
               <w:top w:type="dxa" w:w="60"/>
               <w:left w:type="dxa" w:w="100"/>
@@ -4808,7 +4715,7 @@
         </w:tc>
         <w:tc>
           <w:tcPr>
-            <w:tcW w:type="dxa" w:w="3719"/>
+            <w:tcW w:type="dxa" w:w="3593"/>
             <w:tcMar>
               <w:top w:type="dxa" w:w="60"/>
               <w:left w:type="dxa" w:w="100"/>
@@ -4828,7 +4735,7 @@
         </w:tc>
         <w:tc>
           <w:tcPr>
-            <w:tcW w:type="dxa" w:w="2876"/>
+            <w:tcW w:type="dxa" w:w="3105"/>
             <w:tcMar>
               <w:top w:type="dxa" w:w="60"/>
               <w:left w:type="dxa" w:w="100"/>
@@ -4853,7 +4760,7 @@
         </w:trPr>
         <w:tc>
           <w:tcPr>
-            <w:tcW w:type="dxa" w:w="1014"/>
+            <w:tcW w:type="dxa" w:w="980"/>
             <w:tcMar>
               <w:top w:type="dxa" w:w="60"/>
               <w:left w:type="dxa" w:w="100"/>
@@ -4873,7 +4780,7 @@
         </w:tc>
         <w:tc>
           <w:tcPr>
-            <w:tcW w:type="dxa" w:w="2029"/>
+            <w:tcW w:type="dxa" w:w="1960"/>
             <w:tcMar>
               <w:top w:type="dxa" w:w="60"/>
               <w:left w:type="dxa" w:w="100"/>
@@ -4893,7 +4800,7 @@
         </w:tc>
         <w:tc>
           <w:tcPr>
-            <w:tcW w:type="dxa" w:w="3719"/>
+            <w:tcW w:type="dxa" w:w="3593"/>
             <w:tcMar>
               <w:top w:type="dxa" w:w="60"/>
               <w:left w:type="dxa" w:w="100"/>
@@ -4913,7 +4820,7 @@
         </w:tc>
         <w:tc>
           <w:tcPr>
-            <w:tcW w:type="dxa" w:w="2876"/>
+            <w:tcW w:type="dxa" w:w="3105"/>
             <w:tcMar>
               <w:top w:type="dxa" w:w="60"/>
               <w:left w:type="dxa" w:w="100"/>
@@ -4955,10 +4862,10 @@
         </w:tblBorders>
       </w:tblPr>
       <w:tblGrid>
-        <w:gridCol w:w="1963"/>
-        <w:gridCol w:w="1249"/>
-        <w:gridCol w:w="2677"/>
-        <w:gridCol w:w="3749"/>
+        <w:gridCol w:w="1709"/>
+        <w:gridCol w:w="1088"/>
+        <w:gridCol w:w="3575"/>
+        <w:gridCol w:w="3266"/>
       </w:tblGrid>
       <w:tr>
         <w:trPr>
@@ -4966,7 +4873,7 @@
         </w:trPr>
         <w:tc>
           <w:tcPr>
-            <w:tcW w:type="dxa" w:w="1963"/>
+            <w:tcW w:type="dxa" w:w="1709"/>
             <w:shd w:fill="DCEBF7" w:color="auto" w:val="clear"/>
             <w:tcMar>
               <w:top w:type="dxa" w:w="60"/>
@@ -4989,7 +4896,7 @@
         </w:tc>
         <w:tc>
           <w:tcPr>
-            <w:tcW w:type="dxa" w:w="1249"/>
+            <w:tcW w:type="dxa" w:w="1088"/>
             <w:shd w:fill="DCEBF7" w:color="auto" w:val="clear"/>
             <w:tcMar>
               <w:top w:type="dxa" w:w="60"/>
@@ -5012,7 +4919,7 @@
         </w:tc>
         <w:tc>
           <w:tcPr>
-            <w:tcW w:type="dxa" w:w="2677"/>
+            <w:tcW w:type="dxa" w:w="3575"/>
             <w:shd w:fill="DCEBF7" w:color="auto" w:val="clear"/>
             <w:tcMar>
               <w:top w:type="dxa" w:w="60"/>
@@ -5035,7 +4942,7 @@
         </w:tc>
         <w:tc>
           <w:tcPr>
-            <w:tcW w:type="dxa" w:w="3749"/>
+            <w:tcW w:type="dxa" w:w="3266"/>
             <w:shd w:fill="DCEBF7" w:color="auto" w:val="clear"/>
             <w:tcMar>
               <w:top w:type="dxa" w:w="60"/>
@@ -5063,7 +4970,7 @@
         </w:trPr>
         <w:tc>
           <w:tcPr>
-            <w:tcW w:type="dxa" w:w="1963"/>
+            <w:tcW w:type="dxa" w:w="1709"/>
             <w:tcMar>
               <w:top w:type="dxa" w:w="60"/>
               <w:left w:type="dxa" w:w="100"/>
@@ -5083,7 +4990,7 @@
         </w:tc>
         <w:tc>
           <w:tcPr>
-            <w:tcW w:type="dxa" w:w="1249"/>
+            <w:tcW w:type="dxa" w:w="1088"/>
             <w:tcMar>
               <w:top w:type="dxa" w:w="60"/>
               <w:left w:type="dxa" w:w="100"/>
@@ -5103,7 +5010,7 @@
         </w:tc>
         <w:tc>
           <w:tcPr>
-            <w:tcW w:type="dxa" w:w="2677"/>
+            <w:tcW w:type="dxa" w:w="3575"/>
             <w:tcMar>
               <w:top w:type="dxa" w:w="60"/>
               <w:left w:type="dxa" w:w="100"/>
@@ -5123,7 +5030,7 @@
         </w:tc>
         <w:tc>
           <w:tcPr>
-            <w:tcW w:type="dxa" w:w="3749"/>
+            <w:tcW w:type="dxa" w:w="3266"/>
             <w:tcMar>
               <w:top w:type="dxa" w:w="60"/>
               <w:left w:type="dxa" w:w="100"/>
@@ -5148,7 +5055,7 @@
         </w:trPr>
         <w:tc>
           <w:tcPr>
-            <w:tcW w:type="dxa" w:w="1963"/>
+            <w:tcW w:type="dxa" w:w="1709"/>
             <w:tcMar>
               <w:top w:type="dxa" w:w="60"/>
               <w:left w:type="dxa" w:w="100"/>
@@ -5168,7 +5075,7 @@
         </w:tc>
         <w:tc>
           <w:tcPr>
-            <w:tcW w:type="dxa" w:w="1249"/>
+            <w:tcW w:type="dxa" w:w="1088"/>
             <w:tcMar>
               <w:top w:type="dxa" w:w="60"/>
               <w:left w:type="dxa" w:w="100"/>
@@ -5188,27 +5095,27 @@
         </w:tc>
         <w:tc>
           <w:tcPr>
-            <w:tcW w:type="dxa" w:w="2677"/>
-            <w:tcMar>
-              <w:top w:type="dxa" w:w="60"/>
-              <w:left w:type="dxa" w:w="100"/>
-              <w:bottom w:type="dxa" w:w="60"/>
-              <w:right w:type="dxa" w:w="100"/>
-            </w:tcMar>
-          </w:tcPr>
-          <w:p>
-            <w:r>
-              <w:rPr>
-                <w:sz w:val="19"/>
-                <w:szCs w:val="19"/>
-              </w:rPr>
-              <w:t xml:space="preserve">冷凝後變液體就叫液管</w:t>
-            </w:r>
-          </w:p>
-        </w:tc>
-        <w:tc>
-          <w:tcPr>
-            <w:tcW w:type="dxa" w:w="3749"/>
+            <w:tcW w:type="dxa" w:w="3575"/>
+            <w:tcMar>
+              <w:top w:type="dxa" w:w="60"/>
+              <w:left w:type="dxa" w:w="100"/>
+              <w:bottom w:type="dxa" w:w="60"/>
+              <w:right w:type="dxa" w:w="100"/>
+            </w:tcMar>
+          </w:tcPr>
+          <w:p>
+            <w:r>
+              <w:rPr>
+                <w:sz w:val="19"/>
+                <w:szCs w:val="19"/>
+              </w:rPr>
+              <w:t xml:space="preserve">冷凝器出來變成液體的那段叫液管</w:t>
+            </w:r>
+          </w:p>
+        </w:tc>
+        <w:tc>
+          <w:tcPr>
+            <w:tcW w:type="dxa" w:w="3266"/>
             <w:tcMar>
               <w:top w:type="dxa" w:w="60"/>
               <w:left w:type="dxa" w:w="100"/>
@@ -5233,7 +5140,7 @@
         </w:trPr>
         <w:tc>
           <w:tcPr>
-            <w:tcW w:type="dxa" w:w="1963"/>
+            <w:tcW w:type="dxa" w:w="1709"/>
             <w:tcMar>
               <w:top w:type="dxa" w:w="60"/>
               <w:left w:type="dxa" w:w="100"/>
@@ -5253,7 +5160,7 @@
         </w:tc>
         <w:tc>
           <w:tcPr>
-            <w:tcW w:type="dxa" w:w="1249"/>
+            <w:tcW w:type="dxa" w:w="1088"/>
             <w:tcMar>
               <w:top w:type="dxa" w:w="60"/>
               <w:left w:type="dxa" w:w="100"/>
@@ -5273,7 +5180,7 @@
         </w:tc>
         <w:tc>
           <w:tcPr>
-            <w:tcW w:type="dxa" w:w="2677"/>
+            <w:tcW w:type="dxa" w:w="3575"/>
             <w:tcMar>
               <w:top w:type="dxa" w:w="60"/>
               <w:left w:type="dxa" w:w="100"/>
@@ -5293,7 +5200,7 @@
         </w:tc>
         <w:tc>
           <w:tcPr>
-            <w:tcW w:type="dxa" w:w="3749"/>
+            <w:tcW w:type="dxa" w:w="3266"/>
             <w:tcMar>
               <w:top w:type="dxa" w:w="60"/>
               <w:left w:type="dxa" w:w="100"/>
@@ -5318,7 +5225,7 @@
         </w:trPr>
         <w:tc>
           <w:tcPr>
-            <w:tcW w:type="dxa" w:w="1963"/>
+            <w:tcW w:type="dxa" w:w="1709"/>
             <w:tcMar>
               <w:top w:type="dxa" w:w="60"/>
               <w:left w:type="dxa" w:w="100"/>
@@ -5338,7 +5245,7 @@
         </w:tc>
         <w:tc>
           <w:tcPr>
-            <w:tcW w:type="dxa" w:w="1249"/>
+            <w:tcW w:type="dxa" w:w="1088"/>
             <w:tcMar>
               <w:top w:type="dxa" w:w="60"/>
               <w:left w:type="dxa" w:w="100"/>
@@ -5358,7 +5265,7 @@
         </w:tc>
         <w:tc>
           <w:tcPr>
-            <w:tcW w:type="dxa" w:w="2677"/>
+            <w:tcW w:type="dxa" w:w="3575"/>
             <w:tcMar>
               <w:top w:type="dxa" w:w="60"/>
               <w:left w:type="dxa" w:w="100"/>
@@ -5378,7 +5285,7 @@
         </w:tc>
         <w:tc>
           <w:tcPr>
-            <w:tcW w:type="dxa" w:w="3749"/>
+            <w:tcW w:type="dxa" w:w="3266"/>
             <w:tcMar>
               <w:top w:type="dxa" w:w="60"/>
               <w:left w:type="dxa" w:w="100"/>
@@ -5403,7 +5310,7 @@
         </w:trPr>
         <w:tc>
           <w:tcPr>
-            <w:tcW w:type="dxa" w:w="1963"/>
+            <w:tcW w:type="dxa" w:w="1709"/>
             <w:tcMar>
               <w:top w:type="dxa" w:w="60"/>
               <w:left w:type="dxa" w:w="100"/>
@@ -5423,7 +5330,7 @@
         </w:tc>
         <w:tc>
           <w:tcPr>
-            <w:tcW w:type="dxa" w:w="1249"/>
+            <w:tcW w:type="dxa" w:w="1088"/>
             <w:tcMar>
               <w:top w:type="dxa" w:w="60"/>
               <w:left w:type="dxa" w:w="100"/>
@@ -5443,27 +5350,27 @@
         </w:tc>
         <w:tc>
           <w:tcPr>
-            <w:tcW w:type="dxa" w:w="2677"/>
-            <w:tcMar>
-              <w:top w:type="dxa" w:w="60"/>
-              <w:left w:type="dxa" w:w="100"/>
-              <w:bottom w:type="dxa" w:w="60"/>
-              <w:right w:type="dxa" w:w="100"/>
-            </w:tcMar>
-          </w:tcPr>
-          <w:p>
-            <w:r>
-              <w:rPr>
-                <w:sz w:val="19"/>
-                <w:szCs w:val="19"/>
-              </w:rPr>
-              <w:t xml:space="preserve">看冷媒量；變色代表含水</w:t>
-            </w:r>
-          </w:p>
-        </w:tc>
-        <w:tc>
-          <w:tcPr>
-            <w:tcW w:type="dxa" w:w="3749"/>
+            <w:tcW w:type="dxa" w:w="3575"/>
+            <w:tcMar>
+              <w:top w:type="dxa" w:w="60"/>
+              <w:left w:type="dxa" w:w="100"/>
+              <w:bottom w:type="dxa" w:w="60"/>
+              <w:right w:type="dxa" w:w="100"/>
+            </w:tcMar>
+          </w:tcPr>
+          <w:p>
+            <w:r>
+              <w:rPr>
+                <w:sz w:val="19"/>
+                <w:szCs w:val="19"/>
+              </w:rPr>
+              <w:t xml:space="preserve">看冷媒夠不夠；指示環變黃＝含水、要換乾燥過濾器</w:t>
+            </w:r>
+          </w:p>
+        </w:tc>
+        <w:tc>
+          <w:tcPr>
+            <w:tcW w:type="dxa" w:w="3266"/>
             <w:tcMar>
               <w:top w:type="dxa" w:w="60"/>
               <w:left w:type="dxa" w:w="100"/>
@@ -5488,7 +5395,7 @@
         </w:trPr>
         <w:tc>
           <w:tcPr>
-            <w:tcW w:type="dxa" w:w="1963"/>
+            <w:tcW w:type="dxa" w:w="1709"/>
             <w:tcMar>
               <w:top w:type="dxa" w:w="60"/>
               <w:left w:type="dxa" w:w="100"/>
@@ -5508,7 +5415,7 @@
         </w:tc>
         <w:tc>
           <w:tcPr>
-            <w:tcW w:type="dxa" w:w="1249"/>
+            <w:tcW w:type="dxa" w:w="1088"/>
             <w:tcMar>
               <w:top w:type="dxa" w:w="60"/>
               <w:left w:type="dxa" w:w="100"/>
@@ -5528,7 +5435,7 @@
         </w:tc>
         <w:tc>
           <w:tcPr>
-            <w:tcW w:type="dxa" w:w="2677"/>
+            <w:tcW w:type="dxa" w:w="3575"/>
             <w:tcMar>
               <w:top w:type="dxa" w:w="60"/>
               <w:left w:type="dxa" w:w="100"/>
@@ -5548,7 +5455,7 @@
         </w:tc>
         <w:tc>
           <w:tcPr>
-            <w:tcW w:type="dxa" w:w="3749"/>
+            <w:tcW w:type="dxa" w:w="3266"/>
             <w:tcMar>
               <w:top w:type="dxa" w:w="60"/>
               <w:left w:type="dxa" w:w="100"/>
@@ -5573,7 +5480,7 @@
         </w:trPr>
         <w:tc>
           <w:tcPr>
-            <w:tcW w:type="dxa" w:w="1963"/>
+            <w:tcW w:type="dxa" w:w="1709"/>
             <w:tcMar>
               <w:top w:type="dxa" w:w="60"/>
               <w:left w:type="dxa" w:w="100"/>
@@ -5593,7 +5500,7 @@
         </w:tc>
         <w:tc>
           <w:tcPr>
-            <w:tcW w:type="dxa" w:w="1249"/>
+            <w:tcW w:type="dxa" w:w="1088"/>
             <w:tcMar>
               <w:top w:type="dxa" w:w="60"/>
               <w:left w:type="dxa" w:w="100"/>
@@ -5613,7 +5520,7 @@
         </w:tc>
         <w:tc>
           <w:tcPr>
-            <w:tcW w:type="dxa" w:w="2677"/>
+            <w:tcW w:type="dxa" w:w="3575"/>
             <w:tcMar>
               <w:top w:type="dxa" w:w="60"/>
               <w:left w:type="dxa" w:w="100"/>
@@ -5633,7 +5540,7 @@
         </w:tc>
         <w:tc>
           <w:tcPr>
-            <w:tcW w:type="dxa" w:w="3749"/>
+            <w:tcW w:type="dxa" w:w="3266"/>
             <w:tcMar>
               <w:top w:type="dxa" w:w="60"/>
               <w:left w:type="dxa" w:w="100"/>
@@ -5658,7 +5565,7 @@
         </w:trPr>
         <w:tc>
           <w:tcPr>
-            <w:tcW w:type="dxa" w:w="1963"/>
+            <w:tcW w:type="dxa" w:w="1709"/>
             <w:tcMar>
               <w:top w:type="dxa" w:w="60"/>
               <w:left w:type="dxa" w:w="100"/>
@@ -5678,7 +5585,7 @@
         </w:tc>
         <w:tc>
           <w:tcPr>
-            <w:tcW w:type="dxa" w:w="1249"/>
+            <w:tcW w:type="dxa" w:w="1088"/>
             <w:tcMar>
               <w:top w:type="dxa" w:w="60"/>
               <w:left w:type="dxa" w:w="100"/>
@@ -5698,7 +5605,7 @@
         </w:tc>
         <w:tc>
           <w:tcPr>
-            <w:tcW w:type="dxa" w:w="2677"/>
+            <w:tcW w:type="dxa" w:w="3575"/>
             <w:tcMar>
               <w:top w:type="dxa" w:w="60"/>
               <w:left w:type="dxa" w:w="100"/>
@@ -5718,7 +5625,7 @@
         </w:tc>
         <w:tc>
           <w:tcPr>
-            <w:tcW w:type="dxa" w:w="3749"/>
+            <w:tcW w:type="dxa" w:w="3266"/>
             <w:tcMar>
               <w:top w:type="dxa" w:w="60"/>
               <w:left w:type="dxa" w:w="100"/>
@@ -5743,7 +5650,7 @@
         </w:trPr>
         <w:tc>
           <w:tcPr>
-            <w:tcW w:type="dxa" w:w="1963"/>
+            <w:tcW w:type="dxa" w:w="1709"/>
             <w:tcMar>
               <w:top w:type="dxa" w:w="60"/>
               <w:left w:type="dxa" w:w="100"/>
@@ -5763,7 +5670,7 @@
         </w:tc>
         <w:tc>
           <w:tcPr>
-            <w:tcW w:type="dxa" w:w="1249"/>
+            <w:tcW w:type="dxa" w:w="1088"/>
             <w:tcMar>
               <w:top w:type="dxa" w:w="60"/>
               <w:left w:type="dxa" w:w="100"/>
@@ -5783,7 +5690,7 @@
         </w:tc>
         <w:tc>
           <w:tcPr>
-            <w:tcW w:type="dxa" w:w="2677"/>
+            <w:tcW w:type="dxa" w:w="3575"/>
             <w:tcMar>
               <w:top w:type="dxa" w:w="60"/>
               <w:left w:type="dxa" w:w="100"/>
@@ -5803,7 +5710,7 @@
         </w:tc>
         <w:tc>
           <w:tcPr>
-            <w:tcW w:type="dxa" w:w="3749"/>
+            <w:tcW w:type="dxa" w:w="3266"/>
             <w:tcMar>
               <w:top w:type="dxa" w:w="60"/>
               <w:left w:type="dxa" w:w="100"/>
@@ -5828,7 +5735,7 @@
         </w:trPr>
         <w:tc>
           <w:tcPr>
-            <w:tcW w:type="dxa" w:w="1963"/>
+            <w:tcW w:type="dxa" w:w="1709"/>
             <w:tcMar>
               <w:top w:type="dxa" w:w="60"/>
               <w:left w:type="dxa" w:w="100"/>
@@ -5848,7 +5755,7 @@
         </w:tc>
         <w:tc>
           <w:tcPr>
-            <w:tcW w:type="dxa" w:w="1249"/>
+            <w:tcW w:type="dxa" w:w="1088"/>
             <w:tcMar>
               <w:top w:type="dxa" w:w="60"/>
               <w:left w:type="dxa" w:w="100"/>
@@ -5868,7 +5775,7 @@
         </w:tc>
         <w:tc>
           <w:tcPr>
-            <w:tcW w:type="dxa" w:w="2677"/>
+            <w:tcW w:type="dxa" w:w="3575"/>
             <w:tcMar>
               <w:top w:type="dxa" w:w="60"/>
               <w:left w:type="dxa" w:w="100"/>
@@ -5888,7 +5795,7 @@
         </w:tc>
         <w:tc>
           <w:tcPr>
-            <w:tcW w:type="dxa" w:w="3749"/>
+            <w:tcW w:type="dxa" w:w="3266"/>
             <w:tcMar>
               <w:top w:type="dxa" w:w="60"/>
               <w:left w:type="dxa" w:w="100"/>
@@ -5913,7 +5820,7 @@
         </w:trPr>
         <w:tc>
           <w:tcPr>
-            <w:tcW w:type="dxa" w:w="1963"/>
+            <w:tcW w:type="dxa" w:w="1709"/>
             <w:tcMar>
               <w:top w:type="dxa" w:w="60"/>
               <w:left w:type="dxa" w:w="100"/>
@@ -5933,7 +5840,7 @@
         </w:tc>
         <w:tc>
           <w:tcPr>
-            <w:tcW w:type="dxa" w:w="1249"/>
+            <w:tcW w:type="dxa" w:w="1088"/>
             <w:tcMar>
               <w:top w:type="dxa" w:w="60"/>
               <w:left w:type="dxa" w:w="100"/>
@@ -5953,7 +5860,7 @@
         </w:tc>
         <w:tc>
           <w:tcPr>
-            <w:tcW w:type="dxa" w:w="2677"/>
+            <w:tcW w:type="dxa" w:w="3575"/>
             <w:tcMar>
               <w:top w:type="dxa" w:w="60"/>
               <w:left w:type="dxa" w:w="100"/>
@@ -5973,7 +5880,7 @@
         </w:tc>
         <w:tc>
           <w:tcPr>
-            <w:tcW w:type="dxa" w:w="3749"/>
+            <w:tcW w:type="dxa" w:w="3266"/>
             <w:tcMar>
               <w:top w:type="dxa" w:w="60"/>
               <w:left w:type="dxa" w:w="100"/>
@@ -5998,7 +5905,7 @@
         </w:trPr>
         <w:tc>
           <w:tcPr>
-            <w:tcW w:type="dxa" w:w="1963"/>
+            <w:tcW w:type="dxa" w:w="1709"/>
             <w:tcMar>
               <w:top w:type="dxa" w:w="60"/>
               <w:left w:type="dxa" w:w="100"/>
@@ -6018,7 +5925,7 @@
         </w:tc>
         <w:tc>
           <w:tcPr>
-            <w:tcW w:type="dxa" w:w="1249"/>
+            <w:tcW w:type="dxa" w:w="1088"/>
             <w:tcMar>
               <w:top w:type="dxa" w:w="60"/>
               <w:left w:type="dxa" w:w="100"/>
@@ -6038,7 +5945,7 @@
         </w:tc>
         <w:tc>
           <w:tcPr>
-            <w:tcW w:type="dxa" w:w="2677"/>
+            <w:tcW w:type="dxa" w:w="3575"/>
             <w:tcMar>
               <w:top w:type="dxa" w:w="60"/>
               <w:left w:type="dxa" w:w="100"/>
@@ -6058,7 +5965,7 @@
         </w:tc>
         <w:tc>
           <w:tcPr>
-            <w:tcW w:type="dxa" w:w="3749"/>
+            <w:tcW w:type="dxa" w:w="3266"/>
             <w:tcMar>
               <w:top w:type="dxa" w:w="60"/>
               <w:left w:type="dxa" w:w="100"/>
@@ -6094,13 +6001,14 @@
     </w:p>
     <w:p>
       <w:pPr>
-        <w:ind w:left="360"/>
-      </w:pPr>
-      <w:r>
-        <w:t xml:space="preserve">☐ </w:t>
-      </w:r>
-      <w:r>
-        <w:t xml:space="preserve">Ref Tools App 怎麼用（查溫度壓力、排除故障）</w:t>
+        <w:pStyle w:val="ListParagraph"/>
+        <w:numPr>
+          <w:ilvl w:val="0"/>
+          <w:numId w:val="2"/>
+        </w:numPr>
+      </w:pPr>
+      <w:r>
+        <w:t xml:space="preserve">[x] Ref Tools App 怎麼用（已依 Danfoss 官方說明整理在「二、單位」，簡報有網頁版可練習）</w:t>
       </w:r>
     </w:p>
     <w:p>

--- a/培訓筆記.docx
+++ b/培訓筆記.docx
@@ -2159,6 +2159,37 @@
     </w:p>
     <w:p>
       <w:pPr>
+        <w:pStyle w:val="ListParagraph"/>
+        <w:numPr>
+          <w:ilvl w:val="0"/>
+          <w:numId w:val="2"/>
+        </w:numPr>
+      </w:pPr>
+      <w:r>
+        <w:t xml:space="preserve">毛細管是細小的銅管，剪一段才幾百塊，長短可以自己剪。〔錄音06 00:01〕</w:t>
+      </w:r>
+    </w:p>
+    <w:p>
+      <w:pPr>
+        <w:pStyle w:val="ListParagraph"/>
+        <w:numPr>
+          <w:ilvl w:val="0"/>
+          <w:numId w:val="2"/>
+        </w:numPr>
+      </w:pPr>
+      <w:r>
+        <w:rPr>
+          <w:b/>
+          <w:bCs/>
+        </w:rPr>
+        <w:t xml:space="preserve">看冷排就分得出來</w:t>
+      </w:r>
+      <w:r>
+        <w:t xml:space="preserve">：冷排上有凸出來的接管＝毛細管型（接毛細管）；沒有＝膨脹閥型。冷排比較大、能力比較大的，建議用膨脹閥型。〔錄音06 00:49〕</w:t>
+      </w:r>
+    </w:p>
+    <w:p>
+      <w:pPr>
         <w:pStyle w:val="Heading2"/>
       </w:pPr>
       <w:r>
@@ -2189,6 +2220,18 @@
     </w:p>
     <w:p>
       <w:pPr>
+        <w:pStyle w:val="ListParagraph"/>
+        <w:numPr>
+          <w:ilvl w:val="0"/>
+          <w:numId w:val="2"/>
+        </w:numPr>
+      </w:pPr>
+      <w:r>
+        <w:t xml:space="preserve">「冷排」是籠統的說法：冷藏、冷凍的蒸發器都叫冷排，冷排、熱排的形式有百百種。〔錄音06 00:23〕</w:t>
+      </w:r>
+    </w:p>
+    <w:p>
+      <w:pPr>
         <w:pStyle w:val="Heading2"/>
       </w:pPr>
       <w:r>
@@ -2797,6 +2840,68 @@
       </w:pPr>
       <w:r>
         <w:t xml:space="preserve">錄音裡看了客人現場的機組、散熱器照片，認識實際長相。〔錄音01 22:23〕</w:t>
+      </w:r>
+    </w:p>
+    <w:p>
+      <w:pPr>
+        <w:pStyle w:val="ListParagraph"/>
+        <w:numPr>
+          <w:ilvl w:val="0"/>
+          <w:numId w:val="2"/>
+        </w:numPr>
+      </w:pPr>
+      <w:r>
+        <w:t xml:space="preserve">看貨架：壓縮機看</w:t>
+      </w:r>
+      <w:r>
+        <w:rPr>
+          <w:b/>
+          <w:bCs/>
+        </w:rPr>
+        <w:t xml:space="preserve">型號</w:t>
+      </w:r>
+      <w:r>
+        <w:t xml:space="preserve">；冷媒鋼瓶有藍的、紅的，直接看</w:t>
+      </w:r>
+      <w:r>
+        <w:rPr>
+          <w:b/>
+          <w:bCs/>
+        </w:rPr>
+        <w:t xml:space="preserve">標籤寫的型號</w:t>
+      </w:r>
+      <w:r>
+        <w:t xml:space="preserve">；冷凍油一罐 4 公升，店裡叫「</w:t>
+      </w:r>
+      <w:r>
+        <w:rPr>
+          <w:b/>
+          <w:bCs/>
+        </w:rPr>
+        <w:t xml:space="preserve">一加侖</w:t>
+      </w:r>
+      <w:r>
+        <w:t xml:space="preserve">」，一箱 6 罐。〔錄音06 01:43〕</w:t>
+      </w:r>
+    </w:p>
+    <w:p>
+      <w:pPr>
+        <w:pStyle w:val="Heading2"/>
+      </w:pPr>
+      <w:r>
+        <w:t xml:space="preserve">送貨要排順序〔錄音06 02:29〕</w:t>
+      </w:r>
+    </w:p>
+    <w:p>
+      <w:pPr>
+        <w:pStyle w:val="ListParagraph"/>
+        <w:numPr>
+          <w:ilvl w:val="0"/>
+          <w:numId w:val="2"/>
+        </w:numPr>
+      </w:pPr>
+      <w:r>
+        <w:t xml:space="preserve">一次送三家以上，先排好先後順序，順路就好。</w:t>
       </w:r>
     </w:p>
     <w:p>
@@ -6592,11 +6697,96 @@
           </w:p>
         </w:tc>
       </w:tr>
+      <w:tr>
+        <w:trPr>
+          <w:tblHeader w:val="off"/>
+        </w:trPr>
+        <w:tc>
+          <w:tcPr>
+            <w:tcW w:type="dxa" w:w="988"/>
+            <w:tcMar>
+              <w:top w:type="dxa" w:w="60"/>
+              <w:left w:type="dxa" w:w="100"/>
+              <w:bottom w:type="dxa" w:w="60"/>
+              <w:right w:type="dxa" w:w="100"/>
+            </w:tcMar>
+          </w:tcPr>
+          <w:p>
+            <w:r>
+              <w:rPr>
+                <w:sz w:val="19"/>
+                <w:szCs w:val="19"/>
+              </w:rPr>
+              <w:t xml:space="preserve">錄音06</w:t>
+            </w:r>
+          </w:p>
+        </w:tc>
+        <w:tc>
+          <w:tcPr>
+            <w:tcW w:type="dxa" w:w="3212"/>
+            <w:tcMar>
+              <w:top w:type="dxa" w:w="60"/>
+              <w:left w:type="dxa" w:w="100"/>
+              <w:bottom w:type="dxa" w:w="60"/>
+              <w:right w:type="dxa" w:w="100"/>
+            </w:tcMar>
+          </w:tcPr>
+          <w:p>
+            <w:r>
+              <w:rPr>
+                <w:sz w:val="19"/>
+                <w:szCs w:val="19"/>
+              </w:rPr>
+              <w:t xml:space="preserve">毛細管冷排與店內實物</w:t>
+            </w:r>
+          </w:p>
+        </w:tc>
+        <w:tc>
+          <w:tcPr>
+            <w:tcW w:type="dxa" w:w="1235"/>
+            <w:tcMar>
+              <w:top w:type="dxa" w:w="60"/>
+              <w:left w:type="dxa" w:w="100"/>
+              <w:bottom w:type="dxa" w:w="60"/>
+              <w:right w:type="dxa" w:w="100"/>
+            </w:tcMar>
+          </w:tcPr>
+          <w:p>
+            <w:r>
+              <w:rPr>
+                <w:sz w:val="19"/>
+                <w:szCs w:val="19"/>
+              </w:rPr>
+              <w:t xml:space="preserve">3:11</w:t>
+            </w:r>
+          </w:p>
+        </w:tc>
+        <w:tc>
+          <w:tcPr>
+            <w:tcW w:type="dxa" w:w="4203"/>
+            <w:tcMar>
+              <w:top w:type="dxa" w:w="60"/>
+              <w:left w:type="dxa" w:w="100"/>
+              <w:bottom w:type="dxa" w:w="60"/>
+              <w:right w:type="dxa" w:w="100"/>
+            </w:tcMar>
+          </w:tcPr>
+          <w:p>
+            <w:r>
+              <w:rPr>
+                <w:sz w:val="19"/>
+                <w:szCs w:val="19"/>
+              </w:rPr>
+              <w:t xml:space="preserve">10-2 上課-part1.m4a</w:t>
+            </w:r>
+          </w:p>
+        </w:tc>
+      </w:tr>
     </w:tbl>
     <w:p/>
     <w:p>
       <w:r>
-        <w:t xml:space="preserve">逐字稿檔名與錄音編號相同（例：上課資料／逐字稿／錄音01 冷凍循環與基本零件.txt）。新錄音依序編為錄音06、07…，內容補進上面對應的主題。</w:t>
+        <w:t xml:space="preserve">逐字稿檔名與錄音編號相同（例：上課資料／逐字稿／錄音01 冷凍循環與基本零件.txt）。新錄音依序編為錄音07、08…，內容補進上面對應的主題。</w:t>
       </w:r>
     </w:p>
     <w:p>

--- a/培訓筆記.docx
+++ b/培訓筆記.docx
@@ -1938,6 +1938,91 @@
     </w:p>
     <w:p>
       <w:pPr>
+        <w:pStyle w:val="ListParagraph"/>
+        <w:numPr>
+          <w:ilvl w:val="0"/>
+          <w:numId w:val="2"/>
+        </w:numPr>
+      </w:pPr>
+      <w:r>
+        <w:t xml:space="preserve">太陽直射、鐵皮屋頂：環境本身就熱，散熱器要加大。〔錄音07 10:28〕</w:t>
+      </w:r>
+    </w:p>
+    <w:p>
+      <w:pPr>
+        <w:pStyle w:val="ListParagraph"/>
+        <w:numPr>
+          <w:ilvl w:val="0"/>
+          <w:numId w:val="2"/>
+        </w:numPr>
+      </w:pPr>
+      <w:r>
+        <w:t xml:space="preserve">防火巷：剛裝好沒問題，一兩年後旁邊多了好幾台冷氣，熱風在巷子裡繞回來，散熱就變差；可以裝</w:t>
+      </w:r>
+      <w:r>
+        <w:rPr>
+          <w:b/>
+          <w:bCs/>
+        </w:rPr>
+        <w:t xml:space="preserve">導風罩</w:t>
+      </w:r>
+      <w:r>
+        <w:t xml:space="preserve">把熱風導走。〔錄音07 10:28〕</w:t>
+      </w:r>
+    </w:p>
+    <w:p>
+      <w:pPr>
+        <w:pStyle w:val="ListParagraph"/>
+        <w:numPr>
+          <w:ilvl w:val="0"/>
+          <w:numId w:val="2"/>
+        </w:numPr>
+      </w:pPr>
+      <w:r>
+        <w:rPr>
+          <w:b/>
+          <w:bCs/>
+        </w:rPr>
+        <w:t xml:space="preserve">機上型</w:t>
+      </w:r>
+      <w:r>
+        <w:t xml:space="preserve">＝散熱器放在冰箱頂上（沒有外移）。冰箱本身約 2 公尺高，所以機上型一定用 </w:t>
+      </w:r>
+      <w:r>
+        <w:rPr>
+          <w:b/>
+          <w:bCs/>
+        </w:rPr>
+        <w:t xml:space="preserve">11 支</w:t>
+      </w:r>
+      <w:r>
+        <w:t xml:space="preserve">的散熱器（高約 29 公分、10 吋風車）；14 支高 36.5 公分，放上去會太高。附基板的散熱器最大到 2 馬半。〔錄音11 02:34〕</w:t>
+      </w:r>
+    </w:p>
+    <w:p>
+      <w:pPr>
+        <w:pStyle w:val="ListParagraph"/>
+        <w:numPr>
+          <w:ilvl w:val="0"/>
+          <w:numId w:val="2"/>
+        </w:numPr>
+      </w:pPr>
+      <w:r>
+        <w:t xml:space="preserve">冰箱種類：工作臺冰箱、兩門／四門／六門；七成是</w:t>
+      </w:r>
+      <w:r>
+        <w:rPr>
+          <w:b/>
+          <w:bCs/>
+        </w:rPr>
+        <w:t xml:space="preserve">上凍下藏</w:t>
+      </w:r>
+      <w:r>
+        <w:t xml:space="preserve">。玻璃門保溫比 PU 發泡差，門越大、一開門溫度升越快，壓縮機都要加大。〔錄音11 04:15〕</w:t>
+      </w:r>
+    </w:p>
+    <w:p>
+      <w:pPr>
         <w:pStyle w:val="Heading1"/>
       </w:pPr>
       <w:r>
@@ -2090,6 +2175,361 @@
     </w:p>
     <w:p>
       <w:pPr>
+        <w:pStyle w:val="ListParagraph"/>
+        <w:numPr>
+          <w:ilvl w:val="0"/>
+          <w:numId w:val="2"/>
+        </w:numPr>
+      </w:pPr>
+      <w:r>
+        <w:t xml:space="preserve">冷媒</w:t>
+      </w:r>
+      <w:r>
+        <w:rPr>
+          <w:b/>
+          <w:bCs/>
+        </w:rPr>
+        <w:t xml:space="preserve">上進下出</w:t>
+      </w:r>
+      <w:r>
+        <w:t xml:space="preserve">：高溫高壓氣體從上方進去，銅管在裡面左去右回（U 型彎頭），出來變中溫中壓液體。〔錄音07 03:30〕</w:t>
+      </w:r>
+    </w:p>
+    <w:p>
+      <w:pPr>
+        <w:pStyle w:val="ListParagraph"/>
+        <w:numPr>
+          <w:ilvl w:val="0"/>
+          <w:numId w:val="2"/>
+        </w:numPr>
+      </w:pPr>
+      <w:r>
+        <w:rPr>
+          <w:b/>
+          <w:bCs/>
+        </w:rPr>
+        <w:t xml:space="preserve">摸出口判斷散熱好不好</w:t>
+      </w:r>
+      <w:r>
+        <w:t xml:space="preserve">：進口接近 100°C 不能摸；出口應該是溫的。出口還很燙＝散熱不好（鰭片髒了、風扇壞了），要清洗或檢修。〔錄音07 05:12〕</w:t>
+      </w:r>
+    </w:p>
+    <w:p>
+      <w:pPr>
+        <w:pStyle w:val="ListParagraph"/>
+        <w:numPr>
+          <w:ilvl w:val="0"/>
+          <w:numId w:val="2"/>
+        </w:numPr>
+      </w:pPr>
+      <w:r>
+        <w:rPr>
+          <w:b/>
+          <w:bCs/>
+        </w:rPr>
+        <w:t xml:space="preserve">冷凝溫度抓 40～45°C</w:t>
+      </w:r>
+      <w:r>
+        <w:t xml:space="preserve">；用摸的大概知道，最準是用錶組量壓力，例如 R22 在 210 psig 約等於 40°C（Ref Tools 查得到）。〔錄音07 06:03〕〔錄音07 14:43〕</w:t>
+      </w:r>
+    </w:p>
+    <w:p>
+      <w:pPr>
+        <w:pStyle w:val="ListParagraph"/>
+        <w:numPr>
+          <w:ilvl w:val="0"/>
+          <w:numId w:val="2"/>
+        </w:numPr>
+      </w:pPr>
+      <w:r>
+        <w:t xml:space="preserve">散熱越好，壓縮機能力發揮越多：型錄上同一台壓縮機，冷凝溫度越低，冷凍能力越大。水冷式比較不受天氣影響，型錄冷凝溫度水冷抓 37.8°C、氣冷抓 49°C（120°F）。〔錄音07 12:10〕</w:t>
+      </w:r>
+    </w:p>
+    <w:p>
+      <w:pPr>
+        <w:pStyle w:val="Heading2"/>
+      </w:pPr>
+      <w:r>
+        <w:t xml:space="preserve">散熱器配多大：壓縮機 ×2，再看環境〔錄音08 00:01〕</w:t>
+      </w:r>
+    </w:p>
+    <w:p>
+      <w:pPr>
+        <w:pStyle w:val="ListParagraph"/>
+        <w:numPr>
+          <w:ilvl w:val="0"/>
+          <w:numId w:val="2"/>
+        </w:numPr>
+      </w:pPr>
+      <w:r>
+        <w:t xml:space="preserve">標準：壓縮機 1 馬配散熱器 2 馬；</w:t>
+      </w:r>
+      <w:r>
+        <w:rPr>
+          <w:b/>
+          <w:bCs/>
+        </w:rPr>
+        <w:t xml:space="preserve">估價先用 ×2</w:t>
+      </w:r>
+      <w:r>
+        <w:t xml:space="preserve">。</w:t>
+      </w:r>
+    </w:p>
+    <w:p>
+      <w:pPr>
+        <w:pStyle w:val="ListParagraph"/>
+        <w:numPr>
+          <w:ilvl w:val="0"/>
+          <w:numId w:val="2"/>
+        </w:numPr>
+      </w:pPr>
+      <w:r>
+        <w:t xml:space="preserve">要加大：散熱器放在廚房、室內這種很熱的地方，沒有拉到外面。</w:t>
+      </w:r>
+    </w:p>
+    <w:p>
+      <w:pPr>
+        <w:pStyle w:val="ListParagraph"/>
+        <w:numPr>
+          <w:ilvl w:val="0"/>
+          <w:numId w:val="2"/>
+        </w:numPr>
+      </w:pPr>
+      <w:r>
+        <w:t xml:space="preserve">可以小一點：散熱器外移到通風好的地方、店在山上（外氣比較涼）；銅管一進一出拉得長，也會幫忙散熱。</w:t>
+      </w:r>
+    </w:p>
+    <w:p>
+      <w:pPr>
+        <w:pStyle w:val="ListParagraph"/>
+        <w:numPr>
+          <w:ilvl w:val="0"/>
+          <w:numId w:val="2"/>
+        </w:numPr>
+      </w:pPr>
+      <w:r>
+        <w:t xml:space="preserve">客人要訂貨時再提醒一次「要加大還是減少」，讓客人自己決定。〔錄音08 01:42〕</w:t>
+      </w:r>
+    </w:p>
+    <w:p>
+      <w:pPr>
+        <w:pStyle w:val="Heading2"/>
+      </w:pPr>
+      <w:r>
+        <w:t xml:space="preserve">看懂散熱器規格：排×支×鏡面〔錄音08 04:18〕〔錄音09 00:50〕〔錄音10 16:14〕</w:t>
+      </w:r>
+    </w:p>
+    <w:p>
+      <w:pPr>
+        <w:pStyle w:val="ListParagraph"/>
+        <w:numPr>
+          <w:ilvl w:val="0"/>
+          <w:numId w:val="2"/>
+        </w:numPr>
+      </w:pPr>
+      <w:r>
+        <w:t xml:space="preserve">規格寫「</w:t>
+      </w:r>
+      <w:r>
+        <w:rPr>
+          <w:b/>
+          <w:bCs/>
+        </w:rPr>
+        <w:t xml:space="preserve">排×支×鏡面</w:t>
+      </w:r>
+      <w:r>
+        <w:t xml:space="preserve">」，例如 4×11×330＝4 排、每排 11 支、鏡面 330 mm。</w:t>
+      </w:r>
+    </w:p>
+    <w:p>
+      <w:pPr>
+        <w:pStyle w:val="ListParagraph"/>
+        <w:numPr>
+          <w:ilvl w:val="0"/>
+          <w:numId w:val="2"/>
+        </w:numPr>
+      </w:pPr>
+      <w:r>
+        <w:rPr>
+          <w:b/>
+          <w:bCs/>
+        </w:rPr>
+        <w:t xml:space="preserve">排</w:t>
+      </w:r>
+      <w:r>
+        <w:t xml:space="preserve">＝一層一層（風吹過去要穿過幾層銅管）；跨到下一排的彎頭是</w:t>
+      </w:r>
+      <w:r>
+        <w:rPr>
+          <w:b/>
+          <w:bCs/>
+        </w:rPr>
+        <w:t xml:space="preserve">斜的</w:t>
+      </w:r>
+      <w:r>
+        <w:t xml:space="preserve">（排與排錯開半格）。</w:t>
+      </w:r>
+    </w:p>
+    <w:p>
+      <w:pPr>
+        <w:pStyle w:val="ListParagraph"/>
+        <w:numPr>
+          <w:ilvl w:val="0"/>
+          <w:numId w:val="2"/>
+        </w:numPr>
+      </w:pPr>
+      <w:r>
+        <w:rPr>
+          <w:b/>
+          <w:bCs/>
+        </w:rPr>
+        <w:t xml:space="preserve">支</w:t>
+      </w:r>
+      <w:r>
+        <w:t xml:space="preserve">＝沿著同一排畫一條線，數線上有幾個孔。</w:t>
+      </w:r>
+    </w:p>
+    <w:p>
+      <w:pPr>
+        <w:pStyle w:val="ListParagraph"/>
+        <w:numPr>
+          <w:ilvl w:val="0"/>
+          <w:numId w:val="2"/>
+        </w:numPr>
+      </w:pPr>
+      <w:r>
+        <w:rPr>
+          <w:b/>
+          <w:bCs/>
+        </w:rPr>
+        <w:t xml:space="preserve">最快的判斷</w:t>
+      </w:r>
+      <w:r>
+        <w:t xml:space="preserve">：找一個</w:t>
+      </w:r>
+      <w:r>
+        <w:rPr>
+          <w:b/>
+          <w:bCs/>
+        </w:rPr>
+        <w:t xml:space="preserve">平的彎頭</w:t>
+      </w:r>
+      <w:r>
+        <w:t xml:space="preserve">——平的彎頭一定在同一排裡，順著它的方向數就是支。</w:t>
+      </w:r>
+    </w:p>
+    <w:p>
+      <w:pPr>
+        <w:pStyle w:val="ListParagraph"/>
+        <w:numPr>
+          <w:ilvl w:val="0"/>
+          <w:numId w:val="2"/>
+        </w:numPr>
+      </w:pPr>
+      <w:r>
+        <w:rPr>
+          <w:b/>
+          <w:bCs/>
+        </w:rPr>
+        <w:t xml:space="preserve">鏡面＝實內＝有效長度</w:t>
+      </w:r>
+      <w:r>
+        <w:t xml:space="preserve">：有鰭片、風吹得到的長度。「鏡面」很多人聽不懂，老闆叫「實內」；連兩側彎頭一起量大約多 6 公分（例 330 → 390 mm）。</w:t>
+      </w:r>
+    </w:p>
+    <w:p>
+      <w:pPr>
+        <w:pStyle w:val="ListParagraph"/>
+        <w:numPr>
+          <w:ilvl w:val="0"/>
+          <w:numId w:val="2"/>
+        </w:numPr>
+      </w:pPr>
+      <w:r>
+        <w:rPr>
+          <w:b/>
+          <w:bCs/>
+        </w:rPr>
+        <w:t xml:space="preserve">支數決定高度</w:t>
+      </w:r>
+      <w:r>
+        <w:t xml:space="preserve">：11 支高約 29 公分、配 10 吋風車；14 支高 36.5 公分、配 12 吋風車。看高度就知道幾支。</w:t>
+      </w:r>
+    </w:p>
+    <w:p>
+      <w:pPr>
+        <w:pStyle w:val="ListParagraph"/>
+        <w:numPr>
+          <w:ilvl w:val="0"/>
+          <w:numId w:val="2"/>
+        </w:numPr>
+      </w:pPr>
+      <w:r>
+        <w:t xml:space="preserve">同樣 4 排 11 支，長度不同馬力就不同（例：1 馬是 4×11×330）；2 馬半到 3 馬半都是 4 排 14 支，要再問長度。〔錄音10 20:46〕</w:t>
+      </w:r>
+    </w:p>
+    <w:p>
+      <w:pPr>
+        <w:pStyle w:val="ListParagraph"/>
+        <w:numPr>
+          <w:ilvl w:val="0"/>
+          <w:numId w:val="2"/>
+        </w:numPr>
+      </w:pPr>
+      <w:r>
+        <w:t xml:space="preserve">「排×支」這一欄只在工廠給材料行的資料上有，官網型錄沒有——這就是材料行的 know-how。〔錄音11 00:00〕</w:t>
+      </w:r>
+    </w:p>
+    <w:p>
+      <w:pPr>
+        <w:pStyle w:val="ListParagraph"/>
+        <w:numPr>
+          <w:ilvl w:val="0"/>
+          <w:numId w:val="2"/>
+        </w:numPr>
+      </w:pPr>
+      <w:r>
+        <w:rPr>
+          <w:b/>
+          <w:bCs/>
+        </w:rPr>
+        <w:t xml:space="preserve">風斗</w:t>
+      </w:r>
+      <w:r>
+        <w:t xml:space="preserve">：外面包一層把風導過鰭片，風車才裝得上去；只有銅管、沒有鰭片的地方幫助很少。〔錄音09 11:21〕</w:t>
+      </w:r>
+    </w:p>
+    <w:p>
+      <w:pPr>
+        <w:pStyle w:val="ListParagraph"/>
+        <w:numPr>
+          <w:ilvl w:val="0"/>
+          <w:numId w:val="2"/>
+        </w:numPr>
+      </w:pPr>
+      <w:r>
+        <w:rPr>
+          <w:b/>
+          <w:bCs/>
+        </w:rPr>
+        <w:t xml:space="preserve">基板 vs 封底</w:t>
+      </w:r>
+      <w:r>
+        <w:t xml:space="preserve">：基板是放壓縮機的板子（冰箱散熱器跟壓縮機在一起時用）；沒有基板就要把底</w:t>
+      </w:r>
+      <w:r>
+        <w:rPr>
+          <w:b/>
+          <w:bCs/>
+        </w:rPr>
+        <w:t xml:space="preserve">封起來</w:t>
+      </w:r>
+      <w:r>
+        <w:t xml:space="preserve">，風才會照路線穿過鰭片，不然風會從底下亂繞。〔錄音09 14:46〕</w:t>
+      </w:r>
+    </w:p>
+    <w:p>
+      <w:pPr>
         <w:pStyle w:val="Heading2"/>
       </w:pPr>
       <w:r>
@@ -2144,6 +2584,35 @@
         </w:numPr>
       </w:pPr>
       <w:r>
+        <w:rPr>
+          <w:b/>
+          <w:bCs/>
+        </w:rPr>
+        <w:t xml:space="preserve">膨脹閥裝在蒸發器旁邊</w:t>
+      </w:r>
+      <w:r>
+        <w:t xml:space="preserve">，離得很近；很多師傅做「</w:t>
+      </w:r>
+      <w:r>
+        <w:rPr>
+          <w:b/>
+          <w:bCs/>
+        </w:rPr>
+        <w:t xml:space="preserve">內膨</w:t>
+      </w:r>
+      <w:r>
+        <w:t xml:space="preserve">」：把膨脹閥鎖在蒸發器的箱子裡，因為膨脹閥會結冰、滴水。冷氣是「外膨」（膨脹閥在室外機），冷凍做內膨。〔錄音07 02:45〕〔錄音11 09:21〕</w:t>
+      </w:r>
+    </w:p>
+    <w:p>
+      <w:pPr>
+        <w:pStyle w:val="ListParagraph"/>
+        <w:numPr>
+          <w:ilvl w:val="0"/>
+          <w:numId w:val="2"/>
+        </w:numPr>
+      </w:pPr>
+      <w:r>
         <w:t xml:space="preserve">冰箱等小系統用</w:t>
       </w:r>
       <w:r>
@@ -2271,6 +2740,37 @@
     </w:p>
     <w:p>
       <w:pPr>
+        <w:pStyle w:val="ListParagraph"/>
+        <w:numPr>
+          <w:ilvl w:val="0"/>
+          <w:numId w:val="2"/>
+        </w:numPr>
+      </w:pPr>
+      <w:r>
+        <w:rPr>
+          <w:b/>
+          <w:bCs/>
+        </w:rPr>
+        <w:t xml:space="preserve">客人要換壓縮機，先問熱排、冷排多大</w:t>
+      </w:r>
+      <w:r>
+        <w:t xml:space="preserve">：很多壓縮機燒掉，是原本就配錯、散熱不良；只換壓縮機，下一顆還會壞。〔錄音10 00:51〕</w:t>
+      </w:r>
+    </w:p>
+    <w:p>
+      <w:pPr>
+        <w:pStyle w:val="ListParagraph"/>
+        <w:numPr>
+          <w:ilvl w:val="0"/>
+          <w:numId w:val="2"/>
+        </w:numPr>
+      </w:pPr>
+      <w:r>
+        <w:t xml:space="preserve">整套配對都對，還要看用在多大的設備：冰箱用的機組裝到大冰箱，溫度到不了、壓縮機停不下來，很耗電。〔錄音10 02:32〕</w:t>
+      </w:r>
+    </w:p>
+    <w:p>
+      <w:pPr>
         <w:pStyle w:val="Heading1"/>
       </w:pPr>
       <w:r>
@@ -2479,6 +2979,28 @@
     </w:p>
     <w:p>
       <w:pPr>
+        <w:pStyle w:val="ListParagraph"/>
+        <w:numPr>
+          <w:ilvl w:val="0"/>
+          <w:numId w:val="2"/>
+        </w:numPr>
+      </w:pPr>
+      <w:r>
+        <w:t xml:space="preserve">冷媒要「</w:t>
+      </w:r>
+      <w:r>
+        <w:rPr>
+          <w:b/>
+          <w:bCs/>
+        </w:rPr>
+        <w:t xml:space="preserve">進去再出來</w:t>
+      </w:r>
+      <w:r>
+        <w:t xml:space="preserve">」：液管接進儲液器桶子裡，液體沉在底部，再從底部取液出來；不是從儲液器旁邊經過。儲液器上的閥可以接錶組量高壓。〔錄音07 01:30〕〔錄音07 07:46〕</w:t>
+      </w:r>
+    </w:p>
+    <w:p>
+      <w:pPr>
         <w:pStyle w:val="Heading2"/>
       </w:pPr>
       <w:r>
@@ -2698,6 +3220,18 @@
     </w:p>
     <w:p>
       <w:pPr>
+        <w:pStyle w:val="ListParagraph"/>
+        <w:numPr>
+          <w:ilvl w:val="0"/>
+          <w:numId w:val="2"/>
+        </w:numPr>
+      </w:pPr>
+      <w:r>
+        <w:t xml:space="preserve">電磁閥一般拉到膨脹閥附近、裝在蒸發器旁；有些甚至裝在蒸發器的箱子裡。〔錄音07 02:45〕</w:t>
+      </w:r>
+    </w:p>
+    <w:p>
+      <w:pPr>
         <w:pStyle w:val="Heading2"/>
       </w:pPr>
       <w:r>
@@ -2906,6 +3440,368 @@
     </w:p>
     <w:p>
       <w:pPr>
+        <w:pStyle w:val="Heading2"/>
+      </w:pPr>
+      <w:r>
+        <w:t xml:space="preserve">客人來問散熱器：先問對，再拿對〔錄音09～11〕</w:t>
+      </w:r>
+    </w:p>
+    <w:p>
+      <w:pPr>
+        <w:pStyle w:val="ListParagraph"/>
+        <w:numPr>
+          <w:ilvl w:val="0"/>
+          <w:numId w:val="3"/>
+        </w:numPr>
+      </w:pPr>
+      <w:r>
+        <w:rPr>
+          <w:b/>
+          <w:bCs/>
+        </w:rPr>
+        <w:t xml:space="preserve">有沒有散熱外移？</w:t>
+      </w:r>
+      <w:r>
+        <w:t xml:space="preserve"> 放冰箱頂上（機上型）一定是 11 支；外移的才可能用 14 支以上。〔錄音10 13:37〕〔錄音11 02:34〕</w:t>
+      </w:r>
+    </w:p>
+    <w:p>
+      <w:pPr>
+        <w:pStyle w:val="ListParagraph"/>
+        <w:numPr>
+          <w:ilvl w:val="0"/>
+          <w:numId w:val="3"/>
+        </w:numPr>
+      </w:pPr>
+      <w:r>
+        <w:rPr>
+          <w:b/>
+          <w:bCs/>
+        </w:rPr>
+        <w:t xml:space="preserve">請客人拍「穿管面」</w:t>
+      </w:r>
+      <w:r>
+        <w:t xml:space="preserve">：全部都是彎頭的那一面，一看就數得出幾排幾支；焊接面管子錯綜複雜，不用拍。〔錄音10 07:41〕</w:t>
+      </w:r>
+    </w:p>
+    <w:p>
+      <w:pPr>
+        <w:pStyle w:val="ListParagraph"/>
+        <w:numPr>
+          <w:ilvl w:val="0"/>
+          <w:numId w:val="3"/>
+        </w:numPr>
+      </w:pPr>
+      <w:r>
+        <w:rPr>
+          <w:b/>
+          <w:bCs/>
+        </w:rPr>
+        <w:t xml:space="preserve">量長度</w:t>
+      </w:r>
+      <w:r>
+        <w:t xml:space="preserve">：最好量實內（有鰭片的長度）；客人連兩側彎頭量也可以，大約多 6 公分。客人只說「四排十四支」不夠，一定要長度。〔錄音10 09:23〕〔錄音10 21:36〕</w:t>
+      </w:r>
+    </w:p>
+    <w:p>
+      <w:pPr>
+        <w:pStyle w:val="ListParagraph"/>
+        <w:numPr>
+          <w:ilvl w:val="0"/>
+          <w:numId w:val="3"/>
+        </w:numPr>
+      </w:pPr>
+      <w:r>
+        <w:rPr>
+          <w:b/>
+          <w:bCs/>
+        </w:rPr>
+        <w:t xml:space="preserve">換壓縮機先問熱排、冷排多大</w:t>
+      </w:r>
+      <w:r>
+        <w:t xml:space="preserve">（見「四大元件要相輔相成」）。</w:t>
+      </w:r>
+    </w:p>
+    <w:p>
+      <w:r>
+        <w:t xml:space="preserve">聽懂客人的說法：</w:t>
+      </w:r>
+    </w:p>
+    <w:p>
+      <w:pPr>
+        <w:pStyle w:val="ListParagraph"/>
+        <w:numPr>
+          <w:ilvl w:val="0"/>
+          <w:numId w:val="2"/>
+        </w:numPr>
+      </w:pPr>
+      <w:r>
+        <w:t xml:space="preserve">客人說「</w:t>
+      </w:r>
+      <w:r>
+        <w:rPr>
+          <w:b/>
+          <w:bCs/>
+        </w:rPr>
+        <w:t xml:space="preserve">底板</w:t>
+      </w:r>
+      <w:r>
+        <w:t xml:space="preserve">」，多半是指</w:t>
+      </w:r>
+      <w:r>
+        <w:rPr>
+          <w:b/>
+          <w:bCs/>
+        </w:rPr>
+        <w:t xml:space="preserve">封底板</w:t>
+      </w:r>
+      <w:r>
+        <w:t xml:space="preserve">（把底封住），不是放壓縮機的</w:t>
+      </w:r>
+      <w:r>
+        <w:rPr>
+          <w:b/>
+          <w:bCs/>
+        </w:rPr>
+        <w:t xml:space="preserve">基板</w:t>
+      </w:r>
+      <w:r>
+        <w:t xml:space="preserve">；先問用途：「要放壓縮機嗎？」〔錄音10 11:04〕</w:t>
+      </w:r>
+    </w:p>
+    <w:p>
+      <w:pPr>
+        <w:pStyle w:val="ListParagraph"/>
+        <w:numPr>
+          <w:ilvl w:val="0"/>
+          <w:numId w:val="2"/>
+        </w:numPr>
+      </w:pPr>
+      <w:r>
+        <w:t xml:space="preserve">店裡庫存只做兩種：</w:t>
+      </w:r>
+      <w:r>
+        <w:rPr>
+          <w:b/>
+          <w:bCs/>
+        </w:rPr>
+        <w:t xml:space="preserve">附基板</w:t>
+      </w:r>
+      <w:r>
+        <w:t xml:space="preserve">、</w:t>
+      </w:r>
+      <w:r>
+        <w:rPr>
+          <w:b/>
+          <w:bCs/>
+        </w:rPr>
+        <w:t xml:space="preserve">封底（不附基板）</w:t>
+      </w:r>
+      <w:r>
+        <w:t xml:space="preserve">；只換散熱器、壓縮機不動的，拆掉封底板就能裝。〔錄音09 18:11〕</w:t>
+      </w:r>
+    </w:p>
+    <w:p>
+      <w:pPr>
+        <w:pStyle w:val="ListParagraph"/>
+        <w:numPr>
+          <w:ilvl w:val="0"/>
+          <w:numId w:val="2"/>
+        </w:numPr>
+      </w:pPr>
+      <w:r>
+        <w:t xml:space="preserve">客人說「室外機散熱器」：可能是要放室外的一般散熱器，也可能是有外殼的</w:t>
+      </w:r>
+      <w:r>
+        <w:rPr>
+          <w:b/>
+          <w:bCs/>
+        </w:rPr>
+        <w:t xml:space="preserve">屋外型</w:t>
+      </w:r>
+      <w:r>
+        <w:t xml:space="preserve">。問「</w:t>
+      </w:r>
+      <w:r>
+        <w:rPr>
+          <w:b/>
+          <w:bCs/>
+        </w:rPr>
+        <w:t xml:space="preserve">馬達在外面還是裡面？</w:t>
+      </w:r>
+      <w:r>
+        <w:t xml:space="preserve">」馬達外露＝一般散熱器（無穿衫，要加遮雨板）；有外殼、馬達在裡面＝屋外型（好看、安靜、不怕風吹雨淋）。〔錄音10 26:44〕〔錄音11 07:39〕</w:t>
+      </w:r>
+    </w:p>
+    <w:p>
+      <w:pPr>
+        <w:pStyle w:val="ListParagraph"/>
+        <w:numPr>
+          <w:ilvl w:val="0"/>
+          <w:numId w:val="2"/>
+        </w:numPr>
+      </w:pPr>
+      <w:r>
+        <w:t xml:space="preserve">不用跟客人講太多原理，講他聽得懂的結論就好；要有耐心揣摩客人的意思。〔錄音10 31:01〕</w:t>
+      </w:r>
+    </w:p>
+    <w:p>
+      <w:r>
+        <w:t xml:space="preserve">出貨前：</w:t>
+      </w:r>
+    </w:p>
+    <w:p>
+      <w:pPr>
+        <w:pStyle w:val="ListParagraph"/>
+        <w:numPr>
+          <w:ilvl w:val="0"/>
+          <w:numId w:val="2"/>
+        </w:numPr>
+      </w:pPr>
+      <w:r>
+        <w:t xml:space="preserve">散熱器</w:t>
+      </w:r>
+      <w:r>
+        <w:rPr>
+          <w:b/>
+          <w:bCs/>
+        </w:rPr>
+        <w:t xml:space="preserve">沒有充灌閥</w:t>
+      </w:r>
+      <w:r>
+        <w:t xml:space="preserve">：工廠灌氣泡水抓漏後，就把管口壓死（冷排單價高才有充灌閥）。〔錄音09 04:13〕</w:t>
+      </w:r>
+    </w:p>
+    <w:p>
+      <w:pPr>
+        <w:pStyle w:val="ListParagraph"/>
+        <w:numPr>
+          <w:ilvl w:val="0"/>
+          <w:numId w:val="2"/>
+        </w:numPr>
+      </w:pPr>
+      <w:r>
+        <w:t xml:space="preserve">進貨寫日期、</w:t>
+      </w:r>
+      <w:r>
+        <w:rPr>
+          <w:b/>
+          <w:bCs/>
+        </w:rPr>
+        <w:t xml:space="preserve">先進先出</w:t>
+      </w:r>
+      <w:r>
+        <w:t xml:space="preserve">；請客人</w:t>
+      </w:r>
+      <w:r>
+        <w:rPr>
+          <w:b/>
+          <w:bCs/>
+        </w:rPr>
+        <w:t xml:space="preserve">施工前先折開聽有沒有氣</w:t>
+      </w:r>
+      <w:r>
+        <w:t xml:space="preserve">（有噴氣＝有保壓、沒漏）。有問題馬上換新，不要讓客人到現場才發現。〔錄音09 05:54〕</w:t>
+      </w:r>
+    </w:p>
+    <w:p>
+      <w:pPr>
+        <w:pStyle w:val="ListParagraph"/>
+        <w:numPr>
+          <w:ilvl w:val="0"/>
+          <w:numId w:val="2"/>
+        </w:numPr>
+      </w:pPr>
+      <w:r>
+        <w:rPr>
+          <w:b/>
+          <w:bCs/>
+        </w:rPr>
+        <w:t xml:space="preserve">買賣說斷斷</w:t>
+      </w:r>
+      <w:r>
+        <w:t xml:space="preserve">：東西沒有百分之百不漏，話先講在前頭，保護客人也保護自己。〔錄音09 07:35〕</w:t>
+      </w:r>
+    </w:p>
+    <w:p>
+      <w:pPr>
+        <w:pStyle w:val="ListParagraph"/>
+        <w:numPr>
+          <w:ilvl w:val="0"/>
+          <w:numId w:val="2"/>
+        </w:numPr>
+      </w:pPr>
+      <w:r>
+        <w:t xml:space="preserve">師傅自己抓漏叫「</w:t>
+      </w:r>
+      <w:r>
+        <w:rPr>
+          <w:b/>
+          <w:bCs/>
+        </w:rPr>
+        <w:t xml:space="preserve">站壓</w:t>
+      </w:r>
+      <w:r>
+        <w:t xml:space="preserve">」：從充灌閥灌氮氣、泡水找漏點再焊起來。店裡盡量直接換新，不讓客人折騰。〔錄音09 08:28〕</w:t>
+      </w:r>
+    </w:p>
+    <w:p>
+      <w:r>
+        <w:t xml:space="preserve">選屋外型（室外機）看三件事：</w:t>
+      </w:r>
+      <w:r>
+        <w:rPr>
+          <w:b/>
+          <w:bCs/>
+        </w:rPr>
+        <w:t xml:space="preserve">安靜</w:t>
+      </w:r>
+      <w:r>
+        <w:t xml:space="preserve">（吵到鄰居會被檢舉）、</w:t>
+      </w:r>
+      <w:r>
+        <w:rPr>
+          <w:b/>
+          <w:bCs/>
+        </w:rPr>
+        <w:t xml:space="preserve">重量</w:t>
+      </w:r>
+      <w:r>
+        <w:t xml:space="preserve">（壁掛要吊上去，太重搬不動）、</w:t>
+      </w:r>
+      <w:r>
+        <w:rPr>
+          <w:b/>
+          <w:bCs/>
+        </w:rPr>
+        <w:t xml:space="preserve">實際能力</w:t>
+      </w:r>
+      <w:r>
+        <w:t xml:space="preserve">（同樣標 10 馬，不同牌子實際能力可能差一級；老闆的經驗是又輕又安靜的那款要多抓一級）。〔錄音10 36:09〕</w:t>
+      </w:r>
+    </w:p>
+    <w:p>
+      <w:pPr>
+        <w:pStyle w:val="Heading2"/>
+      </w:pPr>
+      <w:r>
+        <w:t xml:space="preserve">店內定位：一個蘿蔔一個坑〔錄音07 15:34〕</w:t>
+      </w:r>
+    </w:p>
+    <w:p>
+      <w:pPr>
+        <w:pStyle w:val="ListParagraph"/>
+        <w:numPr>
+          <w:ilvl w:val="0"/>
+          <w:numId w:val="2"/>
+        </w:numPr>
+      </w:pPr>
+      <w:r>
+        <w:t xml:space="preserve">每一樣東西在店裡都有固定位置，老闆都寫好了；用完、整理完要放回原位，以後要知道每樣東西放哪裡。</w:t>
+      </w:r>
+    </w:p>
+    <w:p>
+      <w:pPr>
         <w:pStyle w:val="Heading1"/>
       </w:pPr>
       <w:r>
@@ -2917,7 +3813,7 @@
         <w:pStyle w:val="ListParagraph"/>
         <w:numPr>
           <w:ilvl w:val="0"/>
-          <w:numId w:val="3"/>
+          <w:numId w:val="4"/>
         </w:numPr>
       </w:pPr>
       <w:r>
@@ -2936,7 +3832,7 @@
         <w:pStyle w:val="ListParagraph"/>
         <w:numPr>
           <w:ilvl w:val="0"/>
-          <w:numId w:val="3"/>
+          <w:numId w:val="4"/>
         </w:numPr>
       </w:pPr>
       <w:r>
@@ -2955,7 +3851,7 @@
         <w:pStyle w:val="ListParagraph"/>
         <w:numPr>
           <w:ilvl w:val="0"/>
-          <w:numId w:val="3"/>
+          <w:numId w:val="4"/>
         </w:numPr>
       </w:pPr>
       <w:r>
@@ -2974,7 +3870,7 @@
         <w:pStyle w:val="ListParagraph"/>
         <w:numPr>
           <w:ilvl w:val="0"/>
-          <w:numId w:val="3"/>
+          <w:numId w:val="4"/>
         </w:numPr>
       </w:pPr>
       <w:r>
@@ -2993,7 +3889,7 @@
         <w:pStyle w:val="ListParagraph"/>
         <w:numPr>
           <w:ilvl w:val="0"/>
-          <w:numId w:val="3"/>
+          <w:numId w:val="4"/>
         </w:numPr>
       </w:pPr>
       <w:r>
@@ -3012,7 +3908,7 @@
         <w:pStyle w:val="ListParagraph"/>
         <w:numPr>
           <w:ilvl w:val="0"/>
-          <w:numId w:val="3"/>
+          <w:numId w:val="4"/>
         </w:numPr>
       </w:pPr>
       <w:r>
@@ -3031,7 +3927,7 @@
         <w:pStyle w:val="ListParagraph"/>
         <w:numPr>
           <w:ilvl w:val="0"/>
-          <w:numId w:val="3"/>
+          <w:numId w:val="4"/>
         </w:numPr>
       </w:pPr>
       <w:r>
@@ -3121,6 +4017,28 @@
     </w:p>
     <w:p>
       <w:pPr>
+        <w:ind w:left="360"/>
+      </w:pPr>
+      <w:r>
+        <w:t xml:space="preserve">☐ </w:t>
+      </w:r>
+      <w:r>
+        <w:t xml:space="preserve">拿店裡的散熱器、冷排各一台，自己數出「幾排幾支」、量實內，再對照箱子上的規格</w:t>
+      </w:r>
+    </w:p>
+    <w:p>
+      <w:pPr>
+        <w:ind w:left="360"/>
+      </w:pPr>
+      <w:r>
+        <w:t xml:space="preserve">☐ </w:t>
+      </w:r>
+      <w:r>
+        <w:t xml:space="preserve">分得出附基板和封底兩種散熱器，知道客人說「底板」時要先問什麼</w:t>
+      </w:r>
+    </w:p>
+    <w:p>
+      <w:pPr>
         <w:pStyle w:val="Heading1"/>
       </w:pPr>
       <w:r>
@@ -3132,7 +4050,7 @@
         <w:pStyle w:val="ListParagraph"/>
         <w:numPr>
           <w:ilvl w:val="0"/>
-          <w:numId w:val="4"/>
+          <w:numId w:val="5"/>
         </w:numPr>
       </w:pPr>
       <w:r>
@@ -3144,7 +4062,7 @@
         <w:pStyle w:val="ListParagraph"/>
         <w:numPr>
           <w:ilvl w:val="0"/>
-          <w:numId w:val="4"/>
+          <w:numId w:val="5"/>
         </w:numPr>
       </w:pPr>
       <w:r>
@@ -3156,7 +4074,7 @@
         <w:pStyle w:val="ListParagraph"/>
         <w:numPr>
           <w:ilvl w:val="0"/>
-          <w:numId w:val="4"/>
+          <w:numId w:val="5"/>
         </w:numPr>
       </w:pPr>
       <w:r>
@@ -3168,7 +4086,7 @@
         <w:pStyle w:val="ListParagraph"/>
         <w:numPr>
           <w:ilvl w:val="0"/>
-          <w:numId w:val="4"/>
+          <w:numId w:val="5"/>
         </w:numPr>
       </w:pPr>
       <w:r>
@@ -3180,7 +4098,7 @@
         <w:pStyle w:val="ListParagraph"/>
         <w:numPr>
           <w:ilvl w:val="0"/>
-          <w:numId w:val="4"/>
+          <w:numId w:val="5"/>
         </w:numPr>
       </w:pPr>
       <w:r>
@@ -3192,7 +4110,7 @@
         <w:pStyle w:val="ListParagraph"/>
         <w:numPr>
           <w:ilvl w:val="0"/>
-          <w:numId w:val="4"/>
+          <w:numId w:val="5"/>
         </w:numPr>
       </w:pPr>
       <w:r>
@@ -3204,7 +4122,7 @@
         <w:pStyle w:val="ListParagraph"/>
         <w:numPr>
           <w:ilvl w:val="0"/>
-          <w:numId w:val="4"/>
+          <w:numId w:val="5"/>
         </w:numPr>
       </w:pPr>
       <w:r>
@@ -3216,7 +4134,7 @@
         <w:pStyle w:val="ListParagraph"/>
         <w:numPr>
           <w:ilvl w:val="0"/>
-          <w:numId w:val="4"/>
+          <w:numId w:val="5"/>
         </w:numPr>
       </w:pPr>
       <w:r>
@@ -3228,7 +4146,7 @@
         <w:pStyle w:val="ListParagraph"/>
         <w:numPr>
           <w:ilvl w:val="0"/>
-          <w:numId w:val="4"/>
+          <w:numId w:val="5"/>
         </w:numPr>
       </w:pPr>
       <w:r>
@@ -3240,11 +4158,47 @@
         <w:pStyle w:val="ListParagraph"/>
         <w:numPr>
           <w:ilvl w:val="0"/>
-          <w:numId w:val="4"/>
+          <w:numId w:val="5"/>
         </w:numPr>
       </w:pPr>
       <w:r>
         <w:t xml:space="preserve">一台壓縮機可以同時帶冷藏和冷凍嗎？</w:t>
+      </w:r>
+    </w:p>
+    <w:p>
+      <w:pPr>
+        <w:pStyle w:val="ListParagraph"/>
+        <w:numPr>
+          <w:ilvl w:val="0"/>
+          <w:numId w:val="5"/>
+        </w:numPr>
+      </w:pPr>
+      <w:r>
+        <w:t xml:space="preserve">散熱器規格 4×11×330 是什麼意思？怎麼分辨排和支？</w:t>
+      </w:r>
+    </w:p>
+    <w:p>
+      <w:pPr>
+        <w:pStyle w:val="ListParagraph"/>
+        <w:numPr>
+          <w:ilvl w:val="0"/>
+          <w:numId w:val="5"/>
+        </w:numPr>
+      </w:pPr>
+      <w:r>
+        <w:t xml:space="preserve">摸冷凝器出口很燙，代表什麼？要建議客人做什麼？</w:t>
+      </w:r>
+    </w:p>
+    <w:p>
+      <w:pPr>
+        <w:pStyle w:val="ListParagraph"/>
+        <w:numPr>
+          <w:ilvl w:val="0"/>
+          <w:numId w:val="5"/>
+        </w:numPr>
+      </w:pPr>
+      <w:r>
+        <w:t xml:space="preserve">客人要換壓縮機，報價前要先問什麼？</w:t>
       </w:r>
     </w:p>
     <w:p>
@@ -3261,7 +4215,7 @@
         <w:pStyle w:val="ListParagraph"/>
         <w:numPr>
           <w:ilvl w:val="0"/>
-          <w:numId w:val="5"/>
+          <w:numId w:val="6"/>
         </w:numPr>
       </w:pPr>
       <w:r>
@@ -3273,7 +4227,7 @@
         <w:pStyle w:val="ListParagraph"/>
         <w:numPr>
           <w:ilvl w:val="0"/>
-          <w:numId w:val="5"/>
+          <w:numId w:val="6"/>
         </w:numPr>
       </w:pPr>
       <w:r>
@@ -3285,7 +4239,7 @@
         <w:pStyle w:val="ListParagraph"/>
         <w:numPr>
           <w:ilvl w:val="0"/>
-          <w:numId w:val="5"/>
+          <w:numId w:val="6"/>
         </w:numPr>
       </w:pPr>
       <w:r>
@@ -3297,7 +4251,7 @@
         <w:pStyle w:val="ListParagraph"/>
         <w:numPr>
           <w:ilvl w:val="0"/>
-          <w:numId w:val="5"/>
+          <w:numId w:val="6"/>
         </w:numPr>
       </w:pPr>
       <w:r>
@@ -3309,7 +4263,7 @@
         <w:pStyle w:val="ListParagraph"/>
         <w:numPr>
           <w:ilvl w:val="0"/>
-          <w:numId w:val="5"/>
+          <w:numId w:val="6"/>
         </w:numPr>
       </w:pPr>
       <w:r>
@@ -3321,7 +4275,7 @@
         <w:pStyle w:val="ListParagraph"/>
         <w:numPr>
           <w:ilvl w:val="0"/>
-          <w:numId w:val="5"/>
+          <w:numId w:val="6"/>
         </w:numPr>
       </w:pPr>
       <w:r>
@@ -3333,7 +4287,7 @@
         <w:pStyle w:val="ListParagraph"/>
         <w:numPr>
           <w:ilvl w:val="0"/>
-          <w:numId w:val="5"/>
+          <w:numId w:val="6"/>
         </w:numPr>
       </w:pPr>
       <w:r>
@@ -3345,7 +4299,7 @@
         <w:pStyle w:val="ListParagraph"/>
         <w:numPr>
           <w:ilvl w:val="0"/>
-          <w:numId w:val="5"/>
+          <w:numId w:val="6"/>
         </w:numPr>
       </w:pPr>
       <w:r>
@@ -3357,7 +4311,7 @@
         <w:pStyle w:val="ListParagraph"/>
         <w:numPr>
           <w:ilvl w:val="0"/>
-          <w:numId w:val="5"/>
+          <w:numId w:val="6"/>
         </w:numPr>
       </w:pPr>
       <w:r>
@@ -3369,11 +4323,47 @@
         <w:pStyle w:val="ListParagraph"/>
         <w:numPr>
           <w:ilvl w:val="0"/>
-          <w:numId w:val="5"/>
+          <w:numId w:val="6"/>
         </w:numPr>
       </w:pPr>
       <w:r>
         <w:t xml:space="preserve">很難，容易出問題；一般一對一，兩庫同溫（都冷藏或都冷凍）才一對二。</w:t>
+      </w:r>
+    </w:p>
+    <w:p>
+      <w:pPr>
+        <w:pStyle w:val="ListParagraph"/>
+        <w:numPr>
+          <w:ilvl w:val="0"/>
+          <w:numId w:val="6"/>
+        </w:numPr>
+      </w:pPr>
+      <w:r>
+        <w:t xml:space="preserve">4 排、每排 11 支、實內（有鰭片的長度）330 mm；找一個平的彎頭，順著它的方向數就是支，跨排的彎頭是斜的。</w:t>
+      </w:r>
+    </w:p>
+    <w:p>
+      <w:pPr>
+        <w:pStyle w:val="ListParagraph"/>
+        <w:numPr>
+          <w:ilvl w:val="0"/>
+          <w:numId w:val="6"/>
+        </w:numPr>
+      </w:pPr>
+      <w:r>
+        <w:t xml:space="preserve">散熱不好（鰭片髒或風扇壞），冷媒沒有充分冷凝；建議清洗鰭片、檢查風扇。正常出口應該是溫的（冷凝溫度 40～45°C）。</w:t>
+      </w:r>
+    </w:p>
+    <w:p>
+      <w:pPr>
+        <w:pStyle w:val="ListParagraph"/>
+        <w:numPr>
+          <w:ilvl w:val="0"/>
+          <w:numId w:val="6"/>
+        </w:numPr>
+      </w:pPr>
+      <w:r>
+        <w:t xml:space="preserve">熱排（散熱器）、冷排多大，用在什麼設備；配錯的話，換了新壓縮機還是會壞。</w:t>
       </w:r>
     </w:p>
     <w:p>
@@ -3397,10 +4387,10 @@
         </w:tblBorders>
       </w:tblPr>
       <w:tblGrid>
-        <w:gridCol w:w="980"/>
-        <w:gridCol w:w="1960"/>
-        <w:gridCol w:w="3593"/>
-        <w:gridCol w:w="3105"/>
+        <w:gridCol w:w="889"/>
+        <w:gridCol w:w="2075"/>
+        <w:gridCol w:w="3410"/>
+        <w:gridCol w:w="3264"/>
       </w:tblGrid>
       <w:tr>
         <w:trPr>
@@ -3408,7 +4398,7 @@
         </w:trPr>
         <w:tc>
           <w:tcPr>
-            <w:tcW w:type="dxa" w:w="980"/>
+            <w:tcW w:type="dxa" w:w="889"/>
             <w:shd w:fill="DCEBF7" w:color="auto" w:val="clear"/>
             <w:tcMar>
               <w:top w:type="dxa" w:w="60"/>
@@ -3431,7 +4421,7 @@
         </w:tc>
         <w:tc>
           <w:tcPr>
-            <w:tcW w:type="dxa" w:w="1960"/>
+            <w:tcW w:type="dxa" w:w="2075"/>
             <w:shd w:fill="DCEBF7" w:color="auto" w:val="clear"/>
             <w:tcMar>
               <w:top w:type="dxa" w:w="60"/>
@@ -3454,7 +4444,7 @@
         </w:tc>
         <w:tc>
           <w:tcPr>
-            <w:tcW w:type="dxa" w:w="3593"/>
+            <w:tcW w:type="dxa" w:w="3410"/>
             <w:shd w:fill="DCEBF7" w:color="auto" w:val="clear"/>
             <w:tcMar>
               <w:top w:type="dxa" w:w="60"/>
@@ -3477,7 +4467,7 @@
         </w:tc>
         <w:tc>
           <w:tcPr>
-            <w:tcW w:type="dxa" w:w="3105"/>
+            <w:tcW w:type="dxa" w:w="3264"/>
             <w:shd w:fill="DCEBF7" w:color="auto" w:val="clear"/>
             <w:tcMar>
               <w:top w:type="dxa" w:w="60"/>
@@ -3505,7 +4495,7 @@
         </w:trPr>
         <w:tc>
           <w:tcPr>
-            <w:tcW w:type="dxa" w:w="980"/>
+            <w:tcW w:type="dxa" w:w="889"/>
             <w:tcMar>
               <w:top w:type="dxa" w:w="60"/>
               <w:left w:type="dxa" w:w="100"/>
@@ -3525,7 +4515,7 @@
         </w:tc>
         <w:tc>
           <w:tcPr>
-            <w:tcW w:type="dxa" w:w="1960"/>
+            <w:tcW w:type="dxa" w:w="2075"/>
             <w:tcMar>
               <w:top w:type="dxa" w:w="60"/>
               <w:left w:type="dxa" w:w="100"/>
@@ -3545,7 +4535,7 @@
         </w:tc>
         <w:tc>
           <w:tcPr>
-            <w:tcW w:type="dxa" w:w="3593"/>
+            <w:tcW w:type="dxa" w:w="3410"/>
             <w:tcMar>
               <w:top w:type="dxa" w:w="60"/>
               <w:left w:type="dxa" w:w="100"/>
@@ -3565,7 +4555,7 @@
         </w:tc>
         <w:tc>
           <w:tcPr>
-            <w:tcW w:type="dxa" w:w="3105"/>
+            <w:tcW w:type="dxa" w:w="3264"/>
             <w:tcMar>
               <w:top w:type="dxa" w:w="60"/>
               <w:left w:type="dxa" w:w="100"/>
@@ -3590,7 +4580,7 @@
         </w:trPr>
         <w:tc>
           <w:tcPr>
-            <w:tcW w:type="dxa" w:w="980"/>
+            <w:tcW w:type="dxa" w:w="889"/>
             <w:tcMar>
               <w:top w:type="dxa" w:w="60"/>
               <w:left w:type="dxa" w:w="100"/>
@@ -3610,7 +4600,7 @@
         </w:tc>
         <w:tc>
           <w:tcPr>
-            <w:tcW w:type="dxa" w:w="1960"/>
+            <w:tcW w:type="dxa" w:w="2075"/>
             <w:tcMar>
               <w:top w:type="dxa" w:w="60"/>
               <w:left w:type="dxa" w:w="100"/>
@@ -3630,7 +4620,7 @@
         </w:tc>
         <w:tc>
           <w:tcPr>
-            <w:tcW w:type="dxa" w:w="3593"/>
+            <w:tcW w:type="dxa" w:w="3410"/>
             <w:tcMar>
               <w:top w:type="dxa" w:w="60"/>
               <w:left w:type="dxa" w:w="100"/>
@@ -3650,7 +4640,7 @@
         </w:tc>
         <w:tc>
           <w:tcPr>
-            <w:tcW w:type="dxa" w:w="3105"/>
+            <w:tcW w:type="dxa" w:w="3264"/>
             <w:tcMar>
               <w:top w:type="dxa" w:w="60"/>
               <w:left w:type="dxa" w:w="100"/>
@@ -3675,7 +4665,7 @@
         </w:trPr>
         <w:tc>
           <w:tcPr>
-            <w:tcW w:type="dxa" w:w="980"/>
+            <w:tcW w:type="dxa" w:w="889"/>
             <w:tcMar>
               <w:top w:type="dxa" w:w="60"/>
               <w:left w:type="dxa" w:w="100"/>
@@ -3695,7 +4685,7 @@
         </w:tc>
         <w:tc>
           <w:tcPr>
-            <w:tcW w:type="dxa" w:w="1960"/>
+            <w:tcW w:type="dxa" w:w="2075"/>
             <w:tcMar>
               <w:top w:type="dxa" w:w="60"/>
               <w:left w:type="dxa" w:w="100"/>
@@ -3715,7 +4705,7 @@
         </w:tc>
         <w:tc>
           <w:tcPr>
-            <w:tcW w:type="dxa" w:w="3593"/>
+            <w:tcW w:type="dxa" w:w="3410"/>
             <w:tcMar>
               <w:top w:type="dxa" w:w="60"/>
               <w:left w:type="dxa" w:w="100"/>
@@ -3735,7 +4725,7 @@
         </w:tc>
         <w:tc>
           <w:tcPr>
-            <w:tcW w:type="dxa" w:w="3105"/>
+            <w:tcW w:type="dxa" w:w="3264"/>
             <w:tcMar>
               <w:top w:type="dxa" w:w="60"/>
               <w:left w:type="dxa" w:w="100"/>
@@ -3760,7 +4750,7 @@
         </w:trPr>
         <w:tc>
           <w:tcPr>
-            <w:tcW w:type="dxa" w:w="980"/>
+            <w:tcW w:type="dxa" w:w="889"/>
             <w:tcMar>
               <w:top w:type="dxa" w:w="60"/>
               <w:left w:type="dxa" w:w="100"/>
@@ -3780,7 +4770,7 @@
         </w:tc>
         <w:tc>
           <w:tcPr>
-            <w:tcW w:type="dxa" w:w="1960"/>
+            <w:tcW w:type="dxa" w:w="2075"/>
             <w:tcMar>
               <w:top w:type="dxa" w:w="60"/>
               <w:left w:type="dxa" w:w="100"/>
@@ -3800,7 +4790,7 @@
         </w:tc>
         <w:tc>
           <w:tcPr>
-            <w:tcW w:type="dxa" w:w="3593"/>
+            <w:tcW w:type="dxa" w:w="3410"/>
             <w:tcMar>
               <w:top w:type="dxa" w:w="60"/>
               <w:left w:type="dxa" w:w="100"/>
@@ -3820,7 +4810,7 @@
         </w:tc>
         <w:tc>
           <w:tcPr>
-            <w:tcW w:type="dxa" w:w="3105"/>
+            <w:tcW w:type="dxa" w:w="3264"/>
             <w:tcMar>
               <w:top w:type="dxa" w:w="60"/>
               <w:left w:type="dxa" w:w="100"/>
@@ -3845,7 +4835,7 @@
         </w:trPr>
         <w:tc>
           <w:tcPr>
-            <w:tcW w:type="dxa" w:w="980"/>
+            <w:tcW w:type="dxa" w:w="889"/>
             <w:tcMar>
               <w:top w:type="dxa" w:w="60"/>
               <w:left w:type="dxa" w:w="100"/>
@@ -3865,7 +4855,7 @@
         </w:tc>
         <w:tc>
           <w:tcPr>
-            <w:tcW w:type="dxa" w:w="1960"/>
+            <w:tcW w:type="dxa" w:w="2075"/>
             <w:tcMar>
               <w:top w:type="dxa" w:w="60"/>
               <w:left w:type="dxa" w:w="100"/>
@@ -3885,7 +4875,7 @@
         </w:tc>
         <w:tc>
           <w:tcPr>
-            <w:tcW w:type="dxa" w:w="3593"/>
+            <w:tcW w:type="dxa" w:w="3410"/>
             <w:tcMar>
               <w:top w:type="dxa" w:w="60"/>
               <w:left w:type="dxa" w:w="100"/>
@@ -3905,7 +4895,7 @@
         </w:tc>
         <w:tc>
           <w:tcPr>
-            <w:tcW w:type="dxa" w:w="3105"/>
+            <w:tcW w:type="dxa" w:w="3264"/>
             <w:tcMar>
               <w:top w:type="dxa" w:w="60"/>
               <w:left w:type="dxa" w:w="100"/>
@@ -3930,7 +4920,7 @@
         </w:trPr>
         <w:tc>
           <w:tcPr>
-            <w:tcW w:type="dxa" w:w="980"/>
+            <w:tcW w:type="dxa" w:w="889"/>
             <w:tcMar>
               <w:top w:type="dxa" w:w="60"/>
               <w:left w:type="dxa" w:w="100"/>
@@ -3950,7 +4940,7 @@
         </w:tc>
         <w:tc>
           <w:tcPr>
-            <w:tcW w:type="dxa" w:w="1960"/>
+            <w:tcW w:type="dxa" w:w="2075"/>
             <w:tcMar>
               <w:top w:type="dxa" w:w="60"/>
               <w:left w:type="dxa" w:w="100"/>
@@ -3970,7 +4960,7 @@
         </w:tc>
         <w:tc>
           <w:tcPr>
-            <w:tcW w:type="dxa" w:w="3593"/>
+            <w:tcW w:type="dxa" w:w="3410"/>
             <w:tcMar>
               <w:top w:type="dxa" w:w="60"/>
               <w:left w:type="dxa" w:w="100"/>
@@ -3990,7 +4980,7 @@
         </w:tc>
         <w:tc>
           <w:tcPr>
-            <w:tcW w:type="dxa" w:w="3105"/>
+            <w:tcW w:type="dxa" w:w="3264"/>
             <w:tcMar>
               <w:top w:type="dxa" w:w="60"/>
               <w:left w:type="dxa" w:w="100"/>
@@ -4015,7 +5005,7 @@
         </w:trPr>
         <w:tc>
           <w:tcPr>
-            <w:tcW w:type="dxa" w:w="980"/>
+            <w:tcW w:type="dxa" w:w="889"/>
             <w:tcMar>
               <w:top w:type="dxa" w:w="60"/>
               <w:left w:type="dxa" w:w="100"/>
@@ -4035,7 +5025,7 @@
         </w:tc>
         <w:tc>
           <w:tcPr>
-            <w:tcW w:type="dxa" w:w="1960"/>
+            <w:tcW w:type="dxa" w:w="2075"/>
             <w:tcMar>
               <w:top w:type="dxa" w:w="60"/>
               <w:left w:type="dxa" w:w="100"/>
@@ -4055,7 +5045,7 @@
         </w:tc>
         <w:tc>
           <w:tcPr>
-            <w:tcW w:type="dxa" w:w="3593"/>
+            <w:tcW w:type="dxa" w:w="3410"/>
             <w:tcMar>
               <w:top w:type="dxa" w:w="60"/>
               <w:left w:type="dxa" w:w="100"/>
@@ -4075,7 +5065,7 @@
         </w:tc>
         <w:tc>
           <w:tcPr>
-            <w:tcW w:type="dxa" w:w="3105"/>
+            <w:tcW w:type="dxa" w:w="3264"/>
             <w:tcMar>
               <w:top w:type="dxa" w:w="60"/>
               <w:left w:type="dxa" w:w="100"/>
@@ -4100,7 +5090,7 @@
         </w:trPr>
         <w:tc>
           <w:tcPr>
-            <w:tcW w:type="dxa" w:w="980"/>
+            <w:tcW w:type="dxa" w:w="889"/>
             <w:tcMar>
               <w:top w:type="dxa" w:w="60"/>
               <w:left w:type="dxa" w:w="100"/>
@@ -4120,7 +5110,7 @@
         </w:tc>
         <w:tc>
           <w:tcPr>
-            <w:tcW w:type="dxa" w:w="1960"/>
+            <w:tcW w:type="dxa" w:w="2075"/>
             <w:tcMar>
               <w:top w:type="dxa" w:w="60"/>
               <w:left w:type="dxa" w:w="100"/>
@@ -4140,7 +5130,7 @@
         </w:tc>
         <w:tc>
           <w:tcPr>
-            <w:tcW w:type="dxa" w:w="3593"/>
+            <w:tcW w:type="dxa" w:w="3410"/>
             <w:tcMar>
               <w:top w:type="dxa" w:w="60"/>
               <w:left w:type="dxa" w:w="100"/>
@@ -4160,7 +5150,7 @@
         </w:tc>
         <w:tc>
           <w:tcPr>
-            <w:tcW w:type="dxa" w:w="3105"/>
+            <w:tcW w:type="dxa" w:w="3264"/>
             <w:tcMar>
               <w:top w:type="dxa" w:w="60"/>
               <w:left w:type="dxa" w:w="100"/>
@@ -4185,7 +5175,7 @@
         </w:trPr>
         <w:tc>
           <w:tcPr>
-            <w:tcW w:type="dxa" w:w="980"/>
+            <w:tcW w:type="dxa" w:w="889"/>
             <w:tcMar>
               <w:top w:type="dxa" w:w="60"/>
               <w:left w:type="dxa" w:w="100"/>
@@ -4205,7 +5195,7 @@
         </w:tc>
         <w:tc>
           <w:tcPr>
-            <w:tcW w:type="dxa" w:w="1960"/>
+            <w:tcW w:type="dxa" w:w="2075"/>
             <w:tcMar>
               <w:top w:type="dxa" w:w="60"/>
               <w:left w:type="dxa" w:w="100"/>
@@ -4225,7 +5215,7 @@
         </w:tc>
         <w:tc>
           <w:tcPr>
-            <w:tcW w:type="dxa" w:w="3593"/>
+            <w:tcW w:type="dxa" w:w="3410"/>
             <w:tcMar>
               <w:top w:type="dxa" w:w="60"/>
               <w:left w:type="dxa" w:w="100"/>
@@ -4245,7 +5235,7 @@
         </w:tc>
         <w:tc>
           <w:tcPr>
-            <w:tcW w:type="dxa" w:w="3105"/>
+            <w:tcW w:type="dxa" w:w="3264"/>
             <w:tcMar>
               <w:top w:type="dxa" w:w="60"/>
               <w:left w:type="dxa" w:w="100"/>
@@ -4270,7 +5260,7 @@
         </w:trPr>
         <w:tc>
           <w:tcPr>
-            <w:tcW w:type="dxa" w:w="980"/>
+            <w:tcW w:type="dxa" w:w="889"/>
             <w:tcMar>
               <w:top w:type="dxa" w:w="60"/>
               <w:left w:type="dxa" w:w="100"/>
@@ -4290,7 +5280,7 @@
         </w:tc>
         <w:tc>
           <w:tcPr>
-            <w:tcW w:type="dxa" w:w="1960"/>
+            <w:tcW w:type="dxa" w:w="2075"/>
             <w:tcMar>
               <w:top w:type="dxa" w:w="60"/>
               <w:left w:type="dxa" w:w="100"/>
@@ -4310,7 +5300,7 @@
         </w:tc>
         <w:tc>
           <w:tcPr>
-            <w:tcW w:type="dxa" w:w="3593"/>
+            <w:tcW w:type="dxa" w:w="3410"/>
             <w:tcMar>
               <w:top w:type="dxa" w:w="60"/>
               <w:left w:type="dxa" w:w="100"/>
@@ -4330,7 +5320,7 @@
         </w:tc>
         <w:tc>
           <w:tcPr>
-            <w:tcW w:type="dxa" w:w="3105"/>
+            <w:tcW w:type="dxa" w:w="3264"/>
             <w:tcMar>
               <w:top w:type="dxa" w:w="60"/>
               <w:left w:type="dxa" w:w="100"/>
@@ -4355,7 +5345,7 @@
         </w:trPr>
         <w:tc>
           <w:tcPr>
-            <w:tcW w:type="dxa" w:w="980"/>
+            <w:tcW w:type="dxa" w:w="889"/>
             <w:tcMar>
               <w:top w:type="dxa" w:w="60"/>
               <w:left w:type="dxa" w:w="100"/>
@@ -4375,7 +5365,7 @@
         </w:tc>
         <w:tc>
           <w:tcPr>
-            <w:tcW w:type="dxa" w:w="1960"/>
+            <w:tcW w:type="dxa" w:w="2075"/>
             <w:tcMar>
               <w:top w:type="dxa" w:w="60"/>
               <w:left w:type="dxa" w:w="100"/>
@@ -4395,7 +5385,7 @@
         </w:tc>
         <w:tc>
           <w:tcPr>
-            <w:tcW w:type="dxa" w:w="3593"/>
+            <w:tcW w:type="dxa" w:w="3410"/>
             <w:tcMar>
               <w:top w:type="dxa" w:w="60"/>
               <w:left w:type="dxa" w:w="100"/>
@@ -4415,7 +5405,7 @@
         </w:tc>
         <w:tc>
           <w:tcPr>
-            <w:tcW w:type="dxa" w:w="3105"/>
+            <w:tcW w:type="dxa" w:w="3264"/>
             <w:tcMar>
               <w:top w:type="dxa" w:w="60"/>
               <w:left w:type="dxa" w:w="100"/>
@@ -4440,7 +5430,7 @@
         </w:trPr>
         <w:tc>
           <w:tcPr>
-            <w:tcW w:type="dxa" w:w="980"/>
+            <w:tcW w:type="dxa" w:w="889"/>
             <w:tcMar>
               <w:top w:type="dxa" w:w="60"/>
               <w:left w:type="dxa" w:w="100"/>
@@ -4460,7 +5450,7 @@
         </w:tc>
         <w:tc>
           <w:tcPr>
-            <w:tcW w:type="dxa" w:w="1960"/>
+            <w:tcW w:type="dxa" w:w="2075"/>
             <w:tcMar>
               <w:top w:type="dxa" w:w="60"/>
               <w:left w:type="dxa" w:w="100"/>
@@ -4480,7 +5470,7 @@
         </w:tc>
         <w:tc>
           <w:tcPr>
-            <w:tcW w:type="dxa" w:w="3593"/>
+            <w:tcW w:type="dxa" w:w="3410"/>
             <w:tcMar>
               <w:top w:type="dxa" w:w="60"/>
               <w:left w:type="dxa" w:w="100"/>
@@ -4500,7 +5490,7 @@
         </w:tc>
         <w:tc>
           <w:tcPr>
-            <w:tcW w:type="dxa" w:w="3105"/>
+            <w:tcW w:type="dxa" w:w="3264"/>
             <w:tcMar>
               <w:top w:type="dxa" w:w="60"/>
               <w:left w:type="dxa" w:w="100"/>
@@ -4525,7 +5515,7 @@
         </w:trPr>
         <w:tc>
           <w:tcPr>
-            <w:tcW w:type="dxa" w:w="980"/>
+            <w:tcW w:type="dxa" w:w="889"/>
             <w:tcMar>
               <w:top w:type="dxa" w:w="60"/>
               <w:left w:type="dxa" w:w="100"/>
@@ -4545,7 +5535,7 @@
         </w:tc>
         <w:tc>
           <w:tcPr>
-            <w:tcW w:type="dxa" w:w="1960"/>
+            <w:tcW w:type="dxa" w:w="2075"/>
             <w:tcMar>
               <w:top w:type="dxa" w:w="60"/>
               <w:left w:type="dxa" w:w="100"/>
@@ -4565,7 +5555,7 @@
         </w:tc>
         <w:tc>
           <w:tcPr>
-            <w:tcW w:type="dxa" w:w="3593"/>
+            <w:tcW w:type="dxa" w:w="3410"/>
             <w:tcMar>
               <w:top w:type="dxa" w:w="60"/>
               <w:left w:type="dxa" w:w="100"/>
@@ -4585,7 +5575,7 @@
         </w:tc>
         <w:tc>
           <w:tcPr>
-            <w:tcW w:type="dxa" w:w="3105"/>
+            <w:tcW w:type="dxa" w:w="3264"/>
             <w:tcMar>
               <w:top w:type="dxa" w:w="60"/>
               <w:left w:type="dxa" w:w="100"/>
@@ -4610,7 +5600,7 @@
         </w:trPr>
         <w:tc>
           <w:tcPr>
-            <w:tcW w:type="dxa" w:w="980"/>
+            <w:tcW w:type="dxa" w:w="889"/>
             <w:tcMar>
               <w:top w:type="dxa" w:w="60"/>
               <w:left w:type="dxa" w:w="100"/>
@@ -4630,7 +5620,7 @@
         </w:tc>
         <w:tc>
           <w:tcPr>
-            <w:tcW w:type="dxa" w:w="1960"/>
+            <w:tcW w:type="dxa" w:w="2075"/>
             <w:tcMar>
               <w:top w:type="dxa" w:w="60"/>
               <w:left w:type="dxa" w:w="100"/>
@@ -4650,7 +5640,7 @@
         </w:tc>
         <w:tc>
           <w:tcPr>
-            <w:tcW w:type="dxa" w:w="3593"/>
+            <w:tcW w:type="dxa" w:w="3410"/>
             <w:tcMar>
               <w:top w:type="dxa" w:w="60"/>
               <w:left w:type="dxa" w:w="100"/>
@@ -4670,7 +5660,7 @@
         </w:tc>
         <w:tc>
           <w:tcPr>
-            <w:tcW w:type="dxa" w:w="3105"/>
+            <w:tcW w:type="dxa" w:w="3264"/>
             <w:tcMar>
               <w:top w:type="dxa" w:w="60"/>
               <w:left w:type="dxa" w:w="100"/>
@@ -4695,7 +5685,7 @@
         </w:trPr>
         <w:tc>
           <w:tcPr>
-            <w:tcW w:type="dxa" w:w="980"/>
+            <w:tcW w:type="dxa" w:w="889"/>
             <w:tcMar>
               <w:top w:type="dxa" w:w="60"/>
               <w:left w:type="dxa" w:w="100"/>
@@ -4715,7 +5705,7 @@
         </w:tc>
         <w:tc>
           <w:tcPr>
-            <w:tcW w:type="dxa" w:w="1960"/>
+            <w:tcW w:type="dxa" w:w="2075"/>
             <w:tcMar>
               <w:top w:type="dxa" w:w="60"/>
               <w:left w:type="dxa" w:w="100"/>
@@ -4735,7 +5725,7 @@
         </w:tc>
         <w:tc>
           <w:tcPr>
-            <w:tcW w:type="dxa" w:w="3593"/>
+            <w:tcW w:type="dxa" w:w="3410"/>
             <w:tcMar>
               <w:top w:type="dxa" w:w="60"/>
               <w:left w:type="dxa" w:w="100"/>
@@ -4755,7 +5745,7 @@
         </w:tc>
         <w:tc>
           <w:tcPr>
-            <w:tcW w:type="dxa" w:w="3105"/>
+            <w:tcW w:type="dxa" w:w="3264"/>
             <w:tcMar>
               <w:top w:type="dxa" w:w="60"/>
               <w:left w:type="dxa" w:w="100"/>
@@ -4780,7 +5770,7 @@
         </w:trPr>
         <w:tc>
           <w:tcPr>
-            <w:tcW w:type="dxa" w:w="980"/>
+            <w:tcW w:type="dxa" w:w="889"/>
             <w:tcMar>
               <w:top w:type="dxa" w:w="60"/>
               <w:left w:type="dxa" w:w="100"/>
@@ -4800,7 +5790,7 @@
         </w:tc>
         <w:tc>
           <w:tcPr>
-            <w:tcW w:type="dxa" w:w="1960"/>
+            <w:tcW w:type="dxa" w:w="2075"/>
             <w:tcMar>
               <w:top w:type="dxa" w:w="60"/>
               <w:left w:type="dxa" w:w="100"/>
@@ -4820,7 +5810,7 @@
         </w:tc>
         <w:tc>
           <w:tcPr>
-            <w:tcW w:type="dxa" w:w="3593"/>
+            <w:tcW w:type="dxa" w:w="3410"/>
             <w:tcMar>
               <w:top w:type="dxa" w:w="60"/>
               <w:left w:type="dxa" w:w="100"/>
@@ -4840,7 +5830,7 @@
         </w:tc>
         <w:tc>
           <w:tcPr>
-            <w:tcW w:type="dxa" w:w="3105"/>
+            <w:tcW w:type="dxa" w:w="3264"/>
             <w:tcMar>
               <w:top w:type="dxa" w:w="60"/>
               <w:left w:type="dxa" w:w="100"/>
@@ -4865,7 +5855,7 @@
         </w:trPr>
         <w:tc>
           <w:tcPr>
-            <w:tcW w:type="dxa" w:w="980"/>
+            <w:tcW w:type="dxa" w:w="889"/>
             <w:tcMar>
               <w:top w:type="dxa" w:w="60"/>
               <w:left w:type="dxa" w:w="100"/>
@@ -4885,7 +5875,7 @@
         </w:tc>
         <w:tc>
           <w:tcPr>
-            <w:tcW w:type="dxa" w:w="1960"/>
+            <w:tcW w:type="dxa" w:w="2075"/>
             <w:tcMar>
               <w:top w:type="dxa" w:w="60"/>
               <w:left w:type="dxa" w:w="100"/>
@@ -4905,7 +5895,7 @@
         </w:tc>
         <w:tc>
           <w:tcPr>
-            <w:tcW w:type="dxa" w:w="3593"/>
+            <w:tcW w:type="dxa" w:w="3410"/>
             <w:tcMar>
               <w:top w:type="dxa" w:w="60"/>
               <w:left w:type="dxa" w:w="100"/>
@@ -4925,7 +5915,7 @@
         </w:tc>
         <w:tc>
           <w:tcPr>
-            <w:tcW w:type="dxa" w:w="3105"/>
+            <w:tcW w:type="dxa" w:w="3264"/>
             <w:tcMar>
               <w:top w:type="dxa" w:w="60"/>
               <w:left w:type="dxa" w:w="100"/>
@@ -4940,6 +5930,1111 @@
                 <w:szCs w:val="19"/>
               </w:rPr>
               <w:t xml:space="preserve">低溫低壓氣態回到壓縮機</w:t>
+            </w:r>
+          </w:p>
+        </w:tc>
+      </w:tr>
+      <w:tr>
+        <w:trPr>
+          <w:tblHeader w:val="off"/>
+        </w:trPr>
+        <w:tc>
+          <w:tcPr>
+            <w:tcW w:type="dxa" w:w="889"/>
+            <w:tcMar>
+              <w:top w:type="dxa" w:w="60"/>
+              <w:left w:type="dxa" w:w="100"/>
+              <w:bottom w:type="dxa" w:w="60"/>
+              <w:right w:type="dxa" w:w="100"/>
+            </w:tcMar>
+          </w:tcPr>
+          <w:p>
+            <w:r>
+              <w:rPr>
+                <w:sz w:val="19"/>
+                <w:szCs w:val="19"/>
+              </w:rPr>
+              <w:t xml:space="preserve">鏡面</w:t>
+            </w:r>
+          </w:p>
+        </w:tc>
+        <w:tc>
+          <w:tcPr>
+            <w:tcW w:type="dxa" w:w="2075"/>
+            <w:tcMar>
+              <w:top w:type="dxa" w:w="60"/>
+              <w:left w:type="dxa" w:w="100"/>
+              <w:bottom w:type="dxa" w:w="60"/>
+              <w:right w:type="dxa" w:w="100"/>
+            </w:tcMar>
+          </w:tcPr>
+          <w:p>
+            <w:r>
+              <w:rPr>
+                <w:sz w:val="19"/>
+                <w:szCs w:val="19"/>
+              </w:rPr>
+              <w:t xml:space="preserve">實內（老闆的叫法）、有效長度</w:t>
+            </w:r>
+          </w:p>
+        </w:tc>
+        <w:tc>
+          <w:tcPr>
+            <w:tcW w:type="dxa" w:w="3410"/>
+            <w:tcMar>
+              <w:top w:type="dxa" w:w="60"/>
+              <w:left w:type="dxa" w:w="100"/>
+              <w:bottom w:type="dxa" w:w="60"/>
+              <w:right w:type="dxa" w:w="100"/>
+            </w:tcMar>
+          </w:tcPr>
+          <w:p>
+            <w:r>
+              <w:rPr>
+                <w:sz w:val="19"/>
+                <w:szCs w:val="19"/>
+              </w:rPr>
+              <w:t xml:space="preserve">Fin Length</w:t>
+            </w:r>
+          </w:p>
+        </w:tc>
+        <w:tc>
+          <w:tcPr>
+            <w:tcW w:type="dxa" w:w="3264"/>
+            <w:tcMar>
+              <w:top w:type="dxa" w:w="60"/>
+              <w:left w:type="dxa" w:w="100"/>
+              <w:bottom w:type="dxa" w:w="60"/>
+              <w:right w:type="dxa" w:w="100"/>
+            </w:tcMar>
+          </w:tcPr>
+          <w:p>
+            <w:r>
+              <w:rPr>
+                <w:sz w:val="19"/>
+                <w:szCs w:val="19"/>
+              </w:rPr>
+              <w:t xml:space="preserve">有鰭片、風吹得到的長度</w:t>
+            </w:r>
+          </w:p>
+        </w:tc>
+      </w:tr>
+      <w:tr>
+        <w:trPr>
+          <w:tblHeader w:val="off"/>
+        </w:trPr>
+        <w:tc>
+          <w:tcPr>
+            <w:tcW w:type="dxa" w:w="889"/>
+            <w:tcMar>
+              <w:top w:type="dxa" w:w="60"/>
+              <w:left w:type="dxa" w:w="100"/>
+              <w:bottom w:type="dxa" w:w="60"/>
+              <w:right w:type="dxa" w:w="100"/>
+            </w:tcMar>
+          </w:tcPr>
+          <w:p>
+            <w:r>
+              <w:rPr>
+                <w:sz w:val="19"/>
+                <w:szCs w:val="19"/>
+              </w:rPr>
+              <w:t xml:space="preserve">排×支</w:t>
+            </w:r>
+          </w:p>
+        </w:tc>
+        <w:tc>
+          <w:tcPr>
+            <w:tcW w:type="dxa" w:w="2075"/>
+            <w:tcMar>
+              <w:top w:type="dxa" w:w="60"/>
+              <w:left w:type="dxa" w:w="100"/>
+              <w:bottom w:type="dxa" w:w="60"/>
+              <w:right w:type="dxa" w:w="100"/>
+            </w:tcMar>
+          </w:tcPr>
+          <w:p>
+            <w:r>
+              <w:rPr>
+                <w:sz w:val="19"/>
+                <w:szCs w:val="19"/>
+              </w:rPr>
+              <w:t xml:space="preserve">—</w:t>
+            </w:r>
+          </w:p>
+        </w:tc>
+        <w:tc>
+          <w:tcPr>
+            <w:tcW w:type="dxa" w:w="3410"/>
+            <w:tcMar>
+              <w:top w:type="dxa" w:w="60"/>
+              <w:left w:type="dxa" w:w="100"/>
+              <w:bottom w:type="dxa" w:w="60"/>
+              <w:right w:type="dxa" w:w="100"/>
+            </w:tcMar>
+          </w:tcPr>
+          <w:p>
+            <w:r>
+              <w:rPr>
+                <w:sz w:val="19"/>
+                <w:szCs w:val="19"/>
+              </w:rPr>
+              <w:t xml:space="preserve">Rows × Tubes</w:t>
+            </w:r>
+          </w:p>
+        </w:tc>
+        <w:tc>
+          <w:tcPr>
+            <w:tcW w:type="dxa" w:w="3264"/>
+            <w:tcMar>
+              <w:top w:type="dxa" w:w="60"/>
+              <w:left w:type="dxa" w:w="100"/>
+              <w:bottom w:type="dxa" w:w="60"/>
+              <w:right w:type="dxa" w:w="100"/>
+            </w:tcMar>
+          </w:tcPr>
+          <w:p>
+            <w:r>
+              <w:rPr>
+                <w:sz w:val="19"/>
+                <w:szCs w:val="19"/>
+              </w:rPr>
+              <w:t xml:space="preserve">排＝深度一層一層；支＝每排幾支（高度）</w:t>
+            </w:r>
+          </w:p>
+        </w:tc>
+      </w:tr>
+      <w:tr>
+        <w:trPr>
+          <w:tblHeader w:val="off"/>
+        </w:trPr>
+        <w:tc>
+          <w:tcPr>
+            <w:tcW w:type="dxa" w:w="889"/>
+            <w:tcMar>
+              <w:top w:type="dxa" w:w="60"/>
+              <w:left w:type="dxa" w:w="100"/>
+              <w:bottom w:type="dxa" w:w="60"/>
+              <w:right w:type="dxa" w:w="100"/>
+            </w:tcMar>
+          </w:tcPr>
+          <w:p>
+            <w:r>
+              <w:rPr>
+                <w:sz w:val="19"/>
+                <w:szCs w:val="19"/>
+              </w:rPr>
+              <w:t xml:space="preserve">穿管面</w:t>
+            </w:r>
+          </w:p>
+        </w:tc>
+        <w:tc>
+          <w:tcPr>
+            <w:tcW w:type="dxa" w:w="2075"/>
+            <w:tcMar>
+              <w:top w:type="dxa" w:w="60"/>
+              <w:left w:type="dxa" w:w="100"/>
+              <w:bottom w:type="dxa" w:w="60"/>
+              <w:right w:type="dxa" w:w="100"/>
+            </w:tcMar>
+          </w:tcPr>
+          <w:p>
+            <w:r>
+              <w:rPr>
+                <w:sz w:val="19"/>
+                <w:szCs w:val="19"/>
+              </w:rPr>
+              <w:t xml:space="preserve">全部都是彎頭的那一面</w:t>
+            </w:r>
+          </w:p>
+        </w:tc>
+        <w:tc>
+          <w:tcPr>
+            <w:tcW w:type="dxa" w:w="3410"/>
+            <w:tcMar>
+              <w:top w:type="dxa" w:w="60"/>
+              <w:left w:type="dxa" w:w="100"/>
+              <w:bottom w:type="dxa" w:w="60"/>
+              <w:right w:type="dxa" w:w="100"/>
+            </w:tcMar>
+          </w:tcPr>
+          <w:p>
+            <w:r>
+              <w:rPr>
+                <w:sz w:val="19"/>
+                <w:szCs w:val="19"/>
+              </w:rPr>
+              <w:t xml:space="preserve">Return-bend Side</w:t>
+            </w:r>
+          </w:p>
+        </w:tc>
+        <w:tc>
+          <w:tcPr>
+            <w:tcW w:type="dxa" w:w="3264"/>
+            <w:tcMar>
+              <w:top w:type="dxa" w:w="60"/>
+              <w:left w:type="dxa" w:w="100"/>
+              <w:bottom w:type="dxa" w:w="60"/>
+              <w:right w:type="dxa" w:w="100"/>
+            </w:tcMar>
+          </w:tcPr>
+          <w:p>
+            <w:r>
+              <w:rPr>
+                <w:sz w:val="19"/>
+                <w:szCs w:val="19"/>
+              </w:rPr>
+              <w:t xml:space="preserve">請客人拍這面，數得出排×支</w:t>
+            </w:r>
+          </w:p>
+        </w:tc>
+      </w:tr>
+      <w:tr>
+        <w:trPr>
+          <w:tblHeader w:val="off"/>
+        </w:trPr>
+        <w:tc>
+          <w:tcPr>
+            <w:tcW w:type="dxa" w:w="889"/>
+            <w:tcMar>
+              <w:top w:type="dxa" w:w="60"/>
+              <w:left w:type="dxa" w:w="100"/>
+              <w:bottom w:type="dxa" w:w="60"/>
+              <w:right w:type="dxa" w:w="100"/>
+            </w:tcMar>
+          </w:tcPr>
+          <w:p>
+            <w:r>
+              <w:rPr>
+                <w:sz w:val="19"/>
+                <w:szCs w:val="19"/>
+              </w:rPr>
+              <w:t xml:space="preserve">焊接面</w:t>
+            </w:r>
+          </w:p>
+        </w:tc>
+        <w:tc>
+          <w:tcPr>
+            <w:tcW w:type="dxa" w:w="2075"/>
+            <w:tcMar>
+              <w:top w:type="dxa" w:w="60"/>
+              <w:left w:type="dxa" w:w="100"/>
+              <w:bottom w:type="dxa" w:w="60"/>
+              <w:right w:type="dxa" w:w="100"/>
+            </w:tcMar>
+          </w:tcPr>
+          <w:p>
+            <w:r>
+              <w:rPr>
+                <w:sz w:val="19"/>
+                <w:szCs w:val="19"/>
+              </w:rPr>
+              <w:t xml:space="preserve">—</w:t>
+            </w:r>
+          </w:p>
+        </w:tc>
+        <w:tc>
+          <w:tcPr>
+            <w:tcW w:type="dxa" w:w="3410"/>
+            <w:tcMar>
+              <w:top w:type="dxa" w:w="60"/>
+              <w:left w:type="dxa" w:w="100"/>
+              <w:bottom w:type="dxa" w:w="60"/>
+              <w:right w:type="dxa" w:w="100"/>
+            </w:tcMar>
+          </w:tcPr>
+          <w:p>
+            <w:r>
+              <w:rPr>
+                <w:sz w:val="19"/>
+                <w:szCs w:val="19"/>
+              </w:rPr>
+              <w:t xml:space="preserve">Header Side</w:t>
+            </w:r>
+          </w:p>
+        </w:tc>
+        <w:tc>
+          <w:tcPr>
+            <w:tcW w:type="dxa" w:w="3264"/>
+            <w:tcMar>
+              <w:top w:type="dxa" w:w="60"/>
+              <w:left w:type="dxa" w:w="100"/>
+              <w:bottom w:type="dxa" w:w="60"/>
+              <w:right w:type="dxa" w:w="100"/>
+            </w:tcMar>
+          </w:tcPr>
+          <w:p>
+            <w:r>
+              <w:rPr>
+                <w:sz w:val="19"/>
+                <w:szCs w:val="19"/>
+              </w:rPr>
+              <w:t xml:space="preserve">管子錯綜複雜，看規格不用看這面</w:t>
+            </w:r>
+          </w:p>
+        </w:tc>
+      </w:tr>
+      <w:tr>
+        <w:trPr>
+          <w:tblHeader w:val="off"/>
+        </w:trPr>
+        <w:tc>
+          <w:tcPr>
+            <w:tcW w:type="dxa" w:w="889"/>
+            <w:tcMar>
+              <w:top w:type="dxa" w:w="60"/>
+              <w:left w:type="dxa" w:w="100"/>
+              <w:bottom w:type="dxa" w:w="60"/>
+              <w:right w:type="dxa" w:w="100"/>
+            </w:tcMar>
+          </w:tcPr>
+          <w:p>
+            <w:r>
+              <w:rPr>
+                <w:sz w:val="19"/>
+                <w:szCs w:val="19"/>
+              </w:rPr>
+              <w:t xml:space="preserve">基板</w:t>
+            </w:r>
+          </w:p>
+        </w:tc>
+        <w:tc>
+          <w:tcPr>
+            <w:tcW w:type="dxa" w:w="2075"/>
+            <w:tcMar>
+              <w:top w:type="dxa" w:w="60"/>
+              <w:left w:type="dxa" w:w="100"/>
+              <w:bottom w:type="dxa" w:w="60"/>
+              <w:right w:type="dxa" w:w="100"/>
+            </w:tcMar>
+          </w:tcPr>
+          <w:p>
+            <w:r>
+              <w:rPr>
+                <w:sz w:val="19"/>
+                <w:szCs w:val="19"/>
+              </w:rPr>
+              <w:t xml:space="preserve">附基板</w:t>
+            </w:r>
+          </w:p>
+        </w:tc>
+        <w:tc>
+          <w:tcPr>
+            <w:tcW w:type="dxa" w:w="3410"/>
+            <w:tcMar>
+              <w:top w:type="dxa" w:w="60"/>
+              <w:left w:type="dxa" w:w="100"/>
+              <w:bottom w:type="dxa" w:w="60"/>
+              <w:right w:type="dxa" w:w="100"/>
+            </w:tcMar>
+          </w:tcPr>
+          <w:p>
+            <w:r>
+              <w:rPr>
+                <w:sz w:val="19"/>
+                <w:szCs w:val="19"/>
+              </w:rPr>
+              <w:t xml:space="preserve">Base Plate</w:t>
+            </w:r>
+          </w:p>
+        </w:tc>
+        <w:tc>
+          <w:tcPr>
+            <w:tcW w:type="dxa" w:w="3264"/>
+            <w:tcMar>
+              <w:top w:type="dxa" w:w="60"/>
+              <w:left w:type="dxa" w:w="100"/>
+              <w:bottom w:type="dxa" w:w="60"/>
+              <w:right w:type="dxa" w:w="100"/>
+            </w:tcMar>
+          </w:tcPr>
+          <w:p>
+            <w:r>
+              <w:rPr>
+                <w:sz w:val="19"/>
+                <w:szCs w:val="19"/>
+              </w:rPr>
+              <w:t xml:space="preserve">放壓縮機的板子</w:t>
+            </w:r>
+          </w:p>
+        </w:tc>
+      </w:tr>
+      <w:tr>
+        <w:trPr>
+          <w:tblHeader w:val="off"/>
+        </w:trPr>
+        <w:tc>
+          <w:tcPr>
+            <w:tcW w:type="dxa" w:w="889"/>
+            <w:tcMar>
+              <w:top w:type="dxa" w:w="60"/>
+              <w:left w:type="dxa" w:w="100"/>
+              <w:bottom w:type="dxa" w:w="60"/>
+              <w:right w:type="dxa" w:w="100"/>
+            </w:tcMar>
+          </w:tcPr>
+          <w:p>
+            <w:r>
+              <w:rPr>
+                <w:sz w:val="19"/>
+                <w:szCs w:val="19"/>
+              </w:rPr>
+              <w:t xml:space="preserve">封底</w:t>
+            </w:r>
+          </w:p>
+        </w:tc>
+        <w:tc>
+          <w:tcPr>
+            <w:tcW w:type="dxa" w:w="2075"/>
+            <w:tcMar>
+              <w:top w:type="dxa" w:w="60"/>
+              <w:left w:type="dxa" w:w="100"/>
+              <w:bottom w:type="dxa" w:w="60"/>
+              <w:right w:type="dxa" w:w="100"/>
+            </w:tcMar>
+          </w:tcPr>
+          <w:p>
+            <w:r>
+              <w:rPr>
+                <w:sz w:val="19"/>
+                <w:szCs w:val="19"/>
+              </w:rPr>
+              <w:t xml:space="preserve">封底板（客人常說「底板」）</w:t>
+            </w:r>
+          </w:p>
+        </w:tc>
+        <w:tc>
+          <w:tcPr>
+            <w:tcW w:type="dxa" w:w="3410"/>
+            <w:tcMar>
+              <w:top w:type="dxa" w:w="60"/>
+              <w:left w:type="dxa" w:w="100"/>
+              <w:bottom w:type="dxa" w:w="60"/>
+              <w:right w:type="dxa" w:w="100"/>
+            </w:tcMar>
+          </w:tcPr>
+          <w:p>
+            <w:r>
+              <w:rPr>
+                <w:sz w:val="19"/>
+                <w:szCs w:val="19"/>
+              </w:rPr>
+              <w:t xml:space="preserve">Bottom Cover</w:t>
+            </w:r>
+          </w:p>
+        </w:tc>
+        <w:tc>
+          <w:tcPr>
+            <w:tcW w:type="dxa" w:w="3264"/>
+            <w:tcMar>
+              <w:top w:type="dxa" w:w="60"/>
+              <w:left w:type="dxa" w:w="100"/>
+              <w:bottom w:type="dxa" w:w="60"/>
+              <w:right w:type="dxa" w:w="100"/>
+            </w:tcMar>
+          </w:tcPr>
+          <w:p>
+            <w:r>
+              <w:rPr>
+                <w:sz w:val="19"/>
+                <w:szCs w:val="19"/>
+              </w:rPr>
+              <w:t xml:space="preserve">把底封住，風才會穿過鰭片</w:t>
+            </w:r>
+          </w:p>
+        </w:tc>
+      </w:tr>
+      <w:tr>
+        <w:trPr>
+          <w:tblHeader w:val="off"/>
+        </w:trPr>
+        <w:tc>
+          <w:tcPr>
+            <w:tcW w:type="dxa" w:w="889"/>
+            <w:tcMar>
+              <w:top w:type="dxa" w:w="60"/>
+              <w:left w:type="dxa" w:w="100"/>
+              <w:bottom w:type="dxa" w:w="60"/>
+              <w:right w:type="dxa" w:w="100"/>
+            </w:tcMar>
+          </w:tcPr>
+          <w:p>
+            <w:r>
+              <w:rPr>
+                <w:sz w:val="19"/>
+                <w:szCs w:val="19"/>
+              </w:rPr>
+              <w:t xml:space="preserve">風斗</w:t>
+            </w:r>
+          </w:p>
+        </w:tc>
+        <w:tc>
+          <w:tcPr>
+            <w:tcW w:type="dxa" w:w="2075"/>
+            <w:tcMar>
+              <w:top w:type="dxa" w:w="60"/>
+              <w:left w:type="dxa" w:w="100"/>
+              <w:bottom w:type="dxa" w:w="60"/>
+              <w:right w:type="dxa" w:w="100"/>
+            </w:tcMar>
+          </w:tcPr>
+          <w:p>
+            <w:r>
+              <w:rPr>
+                <w:sz w:val="19"/>
+                <w:szCs w:val="19"/>
+              </w:rPr>
+              <w:t xml:space="preserve">封斗、包斗</w:t>
+            </w:r>
+          </w:p>
+        </w:tc>
+        <w:tc>
+          <w:tcPr>
+            <w:tcW w:type="dxa" w:w="3410"/>
+            <w:tcMar>
+              <w:top w:type="dxa" w:w="60"/>
+              <w:left w:type="dxa" w:w="100"/>
+              <w:bottom w:type="dxa" w:w="60"/>
+              <w:right w:type="dxa" w:w="100"/>
+            </w:tcMar>
+          </w:tcPr>
+          <w:p>
+            <w:r>
+              <w:rPr>
+                <w:sz w:val="19"/>
+                <w:szCs w:val="19"/>
+              </w:rPr>
+              <w:t xml:space="preserve">Fan Shroud</w:t>
+            </w:r>
+          </w:p>
+        </w:tc>
+        <w:tc>
+          <w:tcPr>
+            <w:tcW w:type="dxa" w:w="3264"/>
+            <w:tcMar>
+              <w:top w:type="dxa" w:w="60"/>
+              <w:left w:type="dxa" w:w="100"/>
+              <w:bottom w:type="dxa" w:w="60"/>
+              <w:right w:type="dxa" w:w="100"/>
+            </w:tcMar>
+          </w:tcPr>
+          <w:p>
+            <w:r>
+              <w:rPr>
+                <w:sz w:val="19"/>
+                <w:szCs w:val="19"/>
+              </w:rPr>
+              <w:t xml:space="preserve">包住鰭片、裝風車的外框</w:t>
+            </w:r>
+          </w:p>
+        </w:tc>
+      </w:tr>
+      <w:tr>
+        <w:trPr>
+          <w:tblHeader w:val="off"/>
+        </w:trPr>
+        <w:tc>
+          <w:tcPr>
+            <w:tcW w:type="dxa" w:w="889"/>
+            <w:tcMar>
+              <w:top w:type="dxa" w:w="60"/>
+              <w:left w:type="dxa" w:w="100"/>
+              <w:bottom w:type="dxa" w:w="60"/>
+              <w:right w:type="dxa" w:w="100"/>
+            </w:tcMar>
+          </w:tcPr>
+          <w:p>
+            <w:r>
+              <w:rPr>
+                <w:sz w:val="19"/>
+                <w:szCs w:val="19"/>
+              </w:rPr>
+              <w:t xml:space="preserve">充灌閥</w:t>
+            </w:r>
+          </w:p>
+        </w:tc>
+        <w:tc>
+          <w:tcPr>
+            <w:tcW w:type="dxa" w:w="2075"/>
+            <w:tcMar>
+              <w:top w:type="dxa" w:w="60"/>
+              <w:left w:type="dxa" w:w="100"/>
+              <w:bottom w:type="dxa" w:w="60"/>
+              <w:right w:type="dxa" w:w="100"/>
+            </w:tcMar>
+          </w:tcPr>
+          <w:p>
+            <w:r>
+              <w:rPr>
+                <w:sz w:val="19"/>
+                <w:szCs w:val="19"/>
+              </w:rPr>
+              <w:t xml:space="preserve">—</w:t>
+            </w:r>
+          </w:p>
+        </w:tc>
+        <w:tc>
+          <w:tcPr>
+            <w:tcW w:type="dxa" w:w="3410"/>
+            <w:tcMar>
+              <w:top w:type="dxa" w:w="60"/>
+              <w:left w:type="dxa" w:w="100"/>
+              <w:bottom w:type="dxa" w:w="60"/>
+              <w:right w:type="dxa" w:w="100"/>
+            </w:tcMar>
+          </w:tcPr>
+          <w:p>
+            <w:r>
+              <w:rPr>
+                <w:sz w:val="19"/>
+                <w:szCs w:val="19"/>
+              </w:rPr>
+              <w:t xml:space="preserve">Access (Schrader) Valve</w:t>
+            </w:r>
+          </w:p>
+        </w:tc>
+        <w:tc>
+          <w:tcPr>
+            <w:tcW w:type="dxa" w:w="3264"/>
+            <w:tcMar>
+              <w:top w:type="dxa" w:w="60"/>
+              <w:left w:type="dxa" w:w="100"/>
+              <w:bottom w:type="dxa" w:w="60"/>
+              <w:right w:type="dxa" w:w="100"/>
+            </w:tcMar>
+          </w:tcPr>
+          <w:p>
+            <w:r>
+              <w:rPr>
+                <w:sz w:val="19"/>
+                <w:szCs w:val="19"/>
+              </w:rPr>
+              <w:t xml:space="preserve">可以灌氣、測壓；散熱器沒有</w:t>
+            </w:r>
+          </w:p>
+        </w:tc>
+      </w:tr>
+      <w:tr>
+        <w:trPr>
+          <w:tblHeader w:val="off"/>
+        </w:trPr>
+        <w:tc>
+          <w:tcPr>
+            <w:tcW w:type="dxa" w:w="889"/>
+            <w:tcMar>
+              <w:top w:type="dxa" w:w="60"/>
+              <w:left w:type="dxa" w:w="100"/>
+              <w:bottom w:type="dxa" w:w="60"/>
+              <w:right w:type="dxa" w:w="100"/>
+            </w:tcMar>
+          </w:tcPr>
+          <w:p>
+            <w:r>
+              <w:rPr>
+                <w:sz w:val="19"/>
+                <w:szCs w:val="19"/>
+              </w:rPr>
+              <w:t xml:space="preserve">站壓</w:t>
+            </w:r>
+          </w:p>
+        </w:tc>
+        <w:tc>
+          <w:tcPr>
+            <w:tcW w:type="dxa" w:w="2075"/>
+            <w:tcMar>
+              <w:top w:type="dxa" w:w="60"/>
+              <w:left w:type="dxa" w:w="100"/>
+              <w:bottom w:type="dxa" w:w="60"/>
+              <w:right w:type="dxa" w:w="100"/>
+            </w:tcMar>
+          </w:tcPr>
+          <w:p>
+            <w:r>
+              <w:rPr>
+                <w:sz w:val="19"/>
+                <w:szCs w:val="19"/>
+              </w:rPr>
+              <w:t xml:space="preserve">抓漏</w:t>
+            </w:r>
+          </w:p>
+        </w:tc>
+        <w:tc>
+          <w:tcPr>
+            <w:tcW w:type="dxa" w:w="3410"/>
+            <w:tcMar>
+              <w:top w:type="dxa" w:w="60"/>
+              <w:left w:type="dxa" w:w="100"/>
+              <w:bottom w:type="dxa" w:w="60"/>
+              <w:right w:type="dxa" w:w="100"/>
+            </w:tcMar>
+          </w:tcPr>
+          <w:p>
+            <w:r>
+              <w:rPr>
+                <w:sz w:val="19"/>
+                <w:szCs w:val="19"/>
+              </w:rPr>
+              <w:t xml:space="preserve">Pressure Test</w:t>
+            </w:r>
+          </w:p>
+        </w:tc>
+        <w:tc>
+          <w:tcPr>
+            <w:tcW w:type="dxa" w:w="3264"/>
+            <w:tcMar>
+              <w:top w:type="dxa" w:w="60"/>
+              <w:left w:type="dxa" w:w="100"/>
+              <w:bottom w:type="dxa" w:w="60"/>
+              <w:right w:type="dxa" w:w="100"/>
+            </w:tcMar>
+          </w:tcPr>
+          <w:p>
+            <w:r>
+              <w:rPr>
+                <w:sz w:val="19"/>
+                <w:szCs w:val="19"/>
+              </w:rPr>
+              <w:t xml:space="preserve">灌氮氣保壓找漏點</w:t>
+            </w:r>
+          </w:p>
+        </w:tc>
+      </w:tr>
+      <w:tr>
+        <w:trPr>
+          <w:tblHeader w:val="off"/>
+        </w:trPr>
+        <w:tc>
+          <w:tcPr>
+            <w:tcW w:type="dxa" w:w="889"/>
+            <w:tcMar>
+              <w:top w:type="dxa" w:w="60"/>
+              <w:left w:type="dxa" w:w="100"/>
+              <w:bottom w:type="dxa" w:w="60"/>
+              <w:right w:type="dxa" w:w="100"/>
+            </w:tcMar>
+          </w:tcPr>
+          <w:p>
+            <w:r>
+              <w:rPr>
+                <w:sz w:val="19"/>
+                <w:szCs w:val="19"/>
+              </w:rPr>
+              <w:t xml:space="preserve">機上型</w:t>
+            </w:r>
+          </w:p>
+        </w:tc>
+        <w:tc>
+          <w:tcPr>
+            <w:tcW w:type="dxa" w:w="2075"/>
+            <w:tcMar>
+              <w:top w:type="dxa" w:w="60"/>
+              <w:left w:type="dxa" w:w="100"/>
+              <w:bottom w:type="dxa" w:w="60"/>
+              <w:right w:type="dxa" w:w="100"/>
+            </w:tcMar>
+          </w:tcPr>
+          <w:p>
+            <w:r>
+              <w:rPr>
+                <w:sz w:val="19"/>
+                <w:szCs w:val="19"/>
+              </w:rPr>
+              <w:t xml:space="preserve">—</w:t>
+            </w:r>
+          </w:p>
+        </w:tc>
+        <w:tc>
+          <w:tcPr>
+            <w:tcW w:type="dxa" w:w="3410"/>
+            <w:tcMar>
+              <w:top w:type="dxa" w:w="60"/>
+              <w:left w:type="dxa" w:w="100"/>
+              <w:bottom w:type="dxa" w:w="60"/>
+              <w:right w:type="dxa" w:w="100"/>
+            </w:tcMar>
+          </w:tcPr>
+          <w:p>
+            <w:r>
+              <w:rPr>
+                <w:sz w:val="19"/>
+                <w:szCs w:val="19"/>
+              </w:rPr>
+              <w:t xml:space="preserve">Top-mount</w:t>
+            </w:r>
+          </w:p>
+        </w:tc>
+        <w:tc>
+          <w:tcPr>
+            <w:tcW w:type="dxa" w:w="3264"/>
+            <w:tcMar>
+              <w:top w:type="dxa" w:w="60"/>
+              <w:left w:type="dxa" w:w="100"/>
+              <w:bottom w:type="dxa" w:w="60"/>
+              <w:right w:type="dxa" w:w="100"/>
+            </w:tcMar>
+          </w:tcPr>
+          <w:p>
+            <w:r>
+              <w:rPr>
+                <w:sz w:val="19"/>
+                <w:szCs w:val="19"/>
+              </w:rPr>
+              <w:t xml:space="preserve">散熱器放在冰箱頂上；只能用 11 支</w:t>
+            </w:r>
+          </w:p>
+        </w:tc>
+      </w:tr>
+      <w:tr>
+        <w:trPr>
+          <w:tblHeader w:val="off"/>
+        </w:trPr>
+        <w:tc>
+          <w:tcPr>
+            <w:tcW w:type="dxa" w:w="889"/>
+            <w:tcMar>
+              <w:top w:type="dxa" w:w="60"/>
+              <w:left w:type="dxa" w:w="100"/>
+              <w:bottom w:type="dxa" w:w="60"/>
+              <w:right w:type="dxa" w:w="100"/>
+            </w:tcMar>
+          </w:tcPr>
+          <w:p>
+            <w:r>
+              <w:rPr>
+                <w:sz w:val="19"/>
+                <w:szCs w:val="19"/>
+              </w:rPr>
+              <w:t xml:space="preserve">屋外型</w:t>
+            </w:r>
+          </w:p>
+        </w:tc>
+        <w:tc>
+          <w:tcPr>
+            <w:tcW w:type="dxa" w:w="2075"/>
+            <w:tcMar>
+              <w:top w:type="dxa" w:w="60"/>
+              <w:left w:type="dxa" w:w="100"/>
+              <w:bottom w:type="dxa" w:w="60"/>
+              <w:right w:type="dxa" w:w="100"/>
+            </w:tcMar>
+          </w:tcPr>
+          <w:p>
+            <w:r>
+              <w:rPr>
+                <w:sz w:val="19"/>
+                <w:szCs w:val="19"/>
+              </w:rPr>
+              <w:t xml:space="preserve">室外機（有外殼）</w:t>
+            </w:r>
+          </w:p>
+        </w:tc>
+        <w:tc>
+          <w:tcPr>
+            <w:tcW w:type="dxa" w:w="3410"/>
+            <w:tcMar>
+              <w:top w:type="dxa" w:w="60"/>
+              <w:left w:type="dxa" w:w="100"/>
+              <w:bottom w:type="dxa" w:w="60"/>
+              <w:right w:type="dxa" w:w="100"/>
+            </w:tcMar>
+          </w:tcPr>
+          <w:p>
+            <w:r>
+              <w:rPr>
+                <w:sz w:val="19"/>
+                <w:szCs w:val="19"/>
+              </w:rPr>
+              <w:t xml:space="preserve">Outdoor Unit</w:t>
+            </w:r>
+          </w:p>
+        </w:tc>
+        <w:tc>
+          <w:tcPr>
+            <w:tcW w:type="dxa" w:w="3264"/>
+            <w:tcMar>
+              <w:top w:type="dxa" w:w="60"/>
+              <w:left w:type="dxa" w:w="100"/>
+              <w:bottom w:type="dxa" w:w="60"/>
+              <w:right w:type="dxa" w:w="100"/>
+            </w:tcMar>
+          </w:tcPr>
+          <w:p>
+            <w:r>
+              <w:rPr>
+                <w:sz w:val="19"/>
+                <w:szCs w:val="19"/>
+              </w:rPr>
+              <w:t xml:space="preserve">馬達在裡面：好看、安靜、防風雨</w:t>
+            </w:r>
+          </w:p>
+        </w:tc>
+      </w:tr>
+      <w:tr>
+        <w:trPr>
+          <w:tblHeader w:val="off"/>
+        </w:trPr>
+        <w:tc>
+          <w:tcPr>
+            <w:tcW w:type="dxa" w:w="889"/>
+            <w:tcMar>
+              <w:top w:type="dxa" w:w="60"/>
+              <w:left w:type="dxa" w:w="100"/>
+              <w:bottom w:type="dxa" w:w="60"/>
+              <w:right w:type="dxa" w:w="100"/>
+            </w:tcMar>
+          </w:tcPr>
+          <w:p>
+            <w:r>
+              <w:rPr>
+                <w:sz w:val="19"/>
+                <w:szCs w:val="19"/>
+              </w:rPr>
+              <w:t xml:space="preserve">內膨</w:t>
+            </w:r>
+          </w:p>
+        </w:tc>
+        <w:tc>
+          <w:tcPr>
+            <w:tcW w:type="dxa" w:w="2075"/>
+            <w:tcMar>
+              <w:top w:type="dxa" w:w="60"/>
+              <w:left w:type="dxa" w:w="100"/>
+              <w:bottom w:type="dxa" w:w="60"/>
+              <w:right w:type="dxa" w:w="100"/>
+            </w:tcMar>
+          </w:tcPr>
+          <w:p>
+            <w:r>
+              <w:rPr>
+                <w:sz w:val="19"/>
+                <w:szCs w:val="19"/>
+              </w:rPr>
+              <w:t xml:space="preserve">—</w:t>
+            </w:r>
+          </w:p>
+        </w:tc>
+        <w:tc>
+          <w:tcPr>
+            <w:tcW w:type="dxa" w:w="3410"/>
+            <w:tcMar>
+              <w:top w:type="dxa" w:w="60"/>
+              <w:left w:type="dxa" w:w="100"/>
+              <w:bottom w:type="dxa" w:w="60"/>
+              <w:right w:type="dxa" w:w="100"/>
+            </w:tcMar>
+          </w:tcPr>
+          <w:p>
+            <w:r>
+              <w:rPr>
+                <w:sz w:val="19"/>
+                <w:szCs w:val="19"/>
+              </w:rPr>
+              <w:t xml:space="preserve">—</w:t>
+            </w:r>
+          </w:p>
+        </w:tc>
+        <w:tc>
+          <w:tcPr>
+            <w:tcW w:type="dxa" w:w="3264"/>
+            <w:tcMar>
+              <w:top w:type="dxa" w:w="60"/>
+              <w:left w:type="dxa" w:w="100"/>
+              <w:bottom w:type="dxa" w:w="60"/>
+              <w:right w:type="dxa" w:w="100"/>
+            </w:tcMar>
+          </w:tcPr>
+          <w:p>
+            <w:r>
+              <w:rPr>
+                <w:sz w:val="19"/>
+                <w:szCs w:val="19"/>
+              </w:rPr>
+              <w:t xml:space="preserve">膨脹閥裝在蒸發器旁或箱內（冷凍）；冷氣是外膨</w:t>
+            </w:r>
+          </w:p>
+        </w:tc>
+      </w:tr>
+      <w:tr>
+        <w:trPr>
+          <w:tblHeader w:val="off"/>
+        </w:trPr>
+        <w:tc>
+          <w:tcPr>
+            <w:tcW w:type="dxa" w:w="889"/>
+            <w:tcMar>
+              <w:top w:type="dxa" w:w="60"/>
+              <w:left w:type="dxa" w:w="100"/>
+              <w:bottom w:type="dxa" w:w="60"/>
+              <w:right w:type="dxa" w:w="100"/>
+            </w:tcMar>
+          </w:tcPr>
+          <w:p>
+            <w:r>
+              <w:rPr>
+                <w:sz w:val="19"/>
+                <w:szCs w:val="19"/>
+              </w:rPr>
+              <w:t xml:space="preserve">導風罩</w:t>
+            </w:r>
+          </w:p>
+        </w:tc>
+        <w:tc>
+          <w:tcPr>
+            <w:tcW w:type="dxa" w:w="2075"/>
+            <w:tcMar>
+              <w:top w:type="dxa" w:w="60"/>
+              <w:left w:type="dxa" w:w="100"/>
+              <w:bottom w:type="dxa" w:w="60"/>
+              <w:right w:type="dxa" w:w="100"/>
+            </w:tcMar>
+          </w:tcPr>
+          <w:p>
+            <w:r>
+              <w:rPr>
+                <w:sz w:val="19"/>
+                <w:szCs w:val="19"/>
+              </w:rPr>
+              <w:t xml:space="preserve">—</w:t>
+            </w:r>
+          </w:p>
+        </w:tc>
+        <w:tc>
+          <w:tcPr>
+            <w:tcW w:type="dxa" w:w="3410"/>
+            <w:tcMar>
+              <w:top w:type="dxa" w:w="60"/>
+              <w:left w:type="dxa" w:w="100"/>
+              <w:bottom w:type="dxa" w:w="60"/>
+              <w:right w:type="dxa" w:w="100"/>
+            </w:tcMar>
+          </w:tcPr>
+          <w:p>
+            <w:r>
+              <w:rPr>
+                <w:sz w:val="19"/>
+                <w:szCs w:val="19"/>
+              </w:rPr>
+              <w:t xml:space="preserve">Air Guide</w:t>
+            </w:r>
+          </w:p>
+        </w:tc>
+        <w:tc>
+          <w:tcPr>
+            <w:tcW w:type="dxa" w:w="3264"/>
+            <w:tcMar>
+              <w:top w:type="dxa" w:w="60"/>
+              <w:left w:type="dxa" w:w="100"/>
+              <w:bottom w:type="dxa" w:w="60"/>
+              <w:right w:type="dxa" w:w="100"/>
+            </w:tcMar>
+          </w:tcPr>
+          <w:p>
+            <w:r>
+              <w:rPr>
+                <w:sz w:val="19"/>
+                <w:szCs w:val="19"/>
+              </w:rPr>
+              <w:t xml:space="preserve">把散熱器吹出的熱風導走，不讓它繞回來</w:t>
             </w:r>
           </w:p>
         </w:tc>
@@ -6170,10 +8265,10 @@
         </w:tblBorders>
       </w:tblPr>
       <w:tblGrid>
-        <w:gridCol w:w="988"/>
-        <w:gridCol w:w="3212"/>
-        <w:gridCol w:w="1235"/>
-        <w:gridCol w:w="4203"/>
+        <w:gridCol w:w="803"/>
+        <w:gridCol w:w="4015"/>
+        <w:gridCol w:w="1003"/>
+        <w:gridCol w:w="3817"/>
       </w:tblGrid>
       <w:tr>
         <w:trPr>
@@ -6181,7 +8276,7 @@
         </w:trPr>
         <w:tc>
           <w:tcPr>
-            <w:tcW w:type="dxa" w:w="988"/>
+            <w:tcW w:type="dxa" w:w="803"/>
             <w:shd w:fill="DCEBF7" w:color="auto" w:val="clear"/>
             <w:tcMar>
               <w:top w:type="dxa" w:w="60"/>
@@ -6204,7 +8299,7 @@
         </w:tc>
         <w:tc>
           <w:tcPr>
-            <w:tcW w:type="dxa" w:w="3212"/>
+            <w:tcW w:type="dxa" w:w="4015"/>
             <w:shd w:fill="DCEBF7" w:color="auto" w:val="clear"/>
             <w:tcMar>
               <w:top w:type="dxa" w:w="60"/>
@@ -6227,7 +8322,7 @@
         </w:tc>
         <w:tc>
           <w:tcPr>
-            <w:tcW w:type="dxa" w:w="1235"/>
+            <w:tcW w:type="dxa" w:w="1003"/>
             <w:shd w:fill="DCEBF7" w:color="auto" w:val="clear"/>
             <w:tcMar>
               <w:top w:type="dxa" w:w="60"/>
@@ -6250,7 +8345,7 @@
         </w:tc>
         <w:tc>
           <w:tcPr>
-            <w:tcW w:type="dxa" w:w="4203"/>
+            <w:tcW w:type="dxa" w:w="3817"/>
             <w:shd w:fill="DCEBF7" w:color="auto" w:val="clear"/>
             <w:tcMar>
               <w:top w:type="dxa" w:w="60"/>
@@ -6278,7 +8373,7 @@
         </w:trPr>
         <w:tc>
           <w:tcPr>
-            <w:tcW w:type="dxa" w:w="988"/>
+            <w:tcW w:type="dxa" w:w="803"/>
             <w:tcMar>
               <w:top w:type="dxa" w:w="60"/>
               <w:left w:type="dxa" w:w="100"/>
@@ -6298,7 +8393,7 @@
         </w:tc>
         <w:tc>
           <w:tcPr>
-            <w:tcW w:type="dxa" w:w="3212"/>
+            <w:tcW w:type="dxa" w:w="4015"/>
             <w:tcMar>
               <w:top w:type="dxa" w:w="60"/>
               <w:left w:type="dxa" w:w="100"/>
@@ -6318,7 +8413,7 @@
         </w:tc>
         <w:tc>
           <w:tcPr>
-            <w:tcW w:type="dxa" w:w="1235"/>
+            <w:tcW w:type="dxa" w:w="1003"/>
             <w:tcMar>
               <w:top w:type="dxa" w:w="60"/>
               <w:left w:type="dxa" w:w="100"/>
@@ -6338,7 +8433,7 @@
         </w:tc>
         <w:tc>
           <w:tcPr>
-            <w:tcW w:type="dxa" w:w="4203"/>
+            <w:tcW w:type="dxa" w:w="3817"/>
             <w:tcMar>
               <w:top w:type="dxa" w:w="60"/>
               <w:left w:type="dxa" w:w="100"/>
@@ -6363,7 +8458,7 @@
         </w:trPr>
         <w:tc>
           <w:tcPr>
-            <w:tcW w:type="dxa" w:w="988"/>
+            <w:tcW w:type="dxa" w:w="803"/>
             <w:tcMar>
               <w:top w:type="dxa" w:w="60"/>
               <w:left w:type="dxa" w:w="100"/>
@@ -6383,7 +8478,7 @@
         </w:tc>
         <w:tc>
           <w:tcPr>
-            <w:tcW w:type="dxa" w:w="3212"/>
+            <w:tcW w:type="dxa" w:w="4015"/>
             <w:tcMar>
               <w:top w:type="dxa" w:w="60"/>
               <w:left w:type="dxa" w:w="100"/>
@@ -6403,7 +8498,7 @@
         </w:tc>
         <w:tc>
           <w:tcPr>
-            <w:tcW w:type="dxa" w:w="1235"/>
+            <w:tcW w:type="dxa" w:w="1003"/>
             <w:tcMar>
               <w:top w:type="dxa" w:w="60"/>
               <w:left w:type="dxa" w:w="100"/>
@@ -6423,7 +8518,7 @@
         </w:tc>
         <w:tc>
           <w:tcPr>
-            <w:tcW w:type="dxa" w:w="4203"/>
+            <w:tcW w:type="dxa" w:w="3817"/>
             <w:tcMar>
               <w:top w:type="dxa" w:w="60"/>
               <w:left w:type="dxa" w:w="100"/>
@@ -6448,7 +8543,7 @@
         </w:trPr>
         <w:tc>
           <w:tcPr>
-            <w:tcW w:type="dxa" w:w="988"/>
+            <w:tcW w:type="dxa" w:w="803"/>
             <w:tcMar>
               <w:top w:type="dxa" w:w="60"/>
               <w:left w:type="dxa" w:w="100"/>
@@ -6468,7 +8563,7 @@
         </w:tc>
         <w:tc>
           <w:tcPr>
-            <w:tcW w:type="dxa" w:w="3212"/>
+            <w:tcW w:type="dxa" w:w="4015"/>
             <w:tcMar>
               <w:top w:type="dxa" w:w="60"/>
               <w:left w:type="dxa" w:w="100"/>
@@ -6488,7 +8583,7 @@
         </w:tc>
         <w:tc>
           <w:tcPr>
-            <w:tcW w:type="dxa" w:w="1235"/>
+            <w:tcW w:type="dxa" w:w="1003"/>
             <w:tcMar>
               <w:top w:type="dxa" w:w="60"/>
               <w:left w:type="dxa" w:w="100"/>
@@ -6508,7 +8603,7 @@
         </w:tc>
         <w:tc>
           <w:tcPr>
-            <w:tcW w:type="dxa" w:w="4203"/>
+            <w:tcW w:type="dxa" w:w="3817"/>
             <w:tcMar>
               <w:top w:type="dxa" w:w="60"/>
               <w:left w:type="dxa" w:w="100"/>
@@ -6533,7 +8628,7 @@
         </w:trPr>
         <w:tc>
           <w:tcPr>
-            <w:tcW w:type="dxa" w:w="988"/>
+            <w:tcW w:type="dxa" w:w="803"/>
             <w:tcMar>
               <w:top w:type="dxa" w:w="60"/>
               <w:left w:type="dxa" w:w="100"/>
@@ -6553,7 +8648,7 @@
         </w:tc>
         <w:tc>
           <w:tcPr>
-            <w:tcW w:type="dxa" w:w="3212"/>
+            <w:tcW w:type="dxa" w:w="4015"/>
             <w:tcMar>
               <w:top w:type="dxa" w:w="60"/>
               <w:left w:type="dxa" w:w="100"/>
@@ -6573,7 +8668,7 @@
         </w:tc>
         <w:tc>
           <w:tcPr>
-            <w:tcW w:type="dxa" w:w="1235"/>
+            <w:tcW w:type="dxa" w:w="1003"/>
             <w:tcMar>
               <w:top w:type="dxa" w:w="60"/>
               <w:left w:type="dxa" w:w="100"/>
@@ -6593,7 +8688,7 @@
         </w:tc>
         <w:tc>
           <w:tcPr>
-            <w:tcW w:type="dxa" w:w="4203"/>
+            <w:tcW w:type="dxa" w:w="3817"/>
             <w:tcMar>
               <w:top w:type="dxa" w:w="60"/>
               <w:left w:type="dxa" w:w="100"/>
@@ -6618,7 +8713,7 @@
         </w:trPr>
         <w:tc>
           <w:tcPr>
-            <w:tcW w:type="dxa" w:w="988"/>
+            <w:tcW w:type="dxa" w:w="803"/>
             <w:tcMar>
               <w:top w:type="dxa" w:w="60"/>
               <w:left w:type="dxa" w:w="100"/>
@@ -6638,7 +8733,7 @@
         </w:tc>
         <w:tc>
           <w:tcPr>
-            <w:tcW w:type="dxa" w:w="3212"/>
+            <w:tcW w:type="dxa" w:w="4015"/>
             <w:tcMar>
               <w:top w:type="dxa" w:w="60"/>
               <w:left w:type="dxa" w:w="100"/>
@@ -6658,7 +8753,7 @@
         </w:tc>
         <w:tc>
           <w:tcPr>
-            <w:tcW w:type="dxa" w:w="1235"/>
+            <w:tcW w:type="dxa" w:w="1003"/>
             <w:tcMar>
               <w:top w:type="dxa" w:w="60"/>
               <w:left w:type="dxa" w:w="100"/>
@@ -6678,7 +8773,7 @@
         </w:tc>
         <w:tc>
           <w:tcPr>
-            <w:tcW w:type="dxa" w:w="4203"/>
+            <w:tcW w:type="dxa" w:w="3817"/>
             <w:tcMar>
               <w:top w:type="dxa" w:w="60"/>
               <w:left w:type="dxa" w:w="100"/>
@@ -6703,7 +8798,7 @@
         </w:trPr>
         <w:tc>
           <w:tcPr>
-            <w:tcW w:type="dxa" w:w="988"/>
+            <w:tcW w:type="dxa" w:w="803"/>
             <w:tcMar>
               <w:top w:type="dxa" w:w="60"/>
               <w:left w:type="dxa" w:w="100"/>
@@ -6723,7 +8818,7 @@
         </w:tc>
         <w:tc>
           <w:tcPr>
-            <w:tcW w:type="dxa" w:w="3212"/>
+            <w:tcW w:type="dxa" w:w="4015"/>
             <w:tcMar>
               <w:top w:type="dxa" w:w="60"/>
               <w:left w:type="dxa" w:w="100"/>
@@ -6743,7 +8838,7 @@
         </w:tc>
         <w:tc>
           <w:tcPr>
-            <w:tcW w:type="dxa" w:w="1235"/>
+            <w:tcW w:type="dxa" w:w="1003"/>
             <w:tcMar>
               <w:top w:type="dxa" w:w="60"/>
               <w:left w:type="dxa" w:w="100"/>
@@ -6763,7 +8858,7 @@
         </w:tc>
         <w:tc>
           <w:tcPr>
-            <w:tcW w:type="dxa" w:w="4203"/>
+            <w:tcW w:type="dxa" w:w="3817"/>
             <w:tcMar>
               <w:top w:type="dxa" w:w="60"/>
               <w:left w:type="dxa" w:w="100"/>
@@ -6778,6 +8873,431 @@
                 <w:szCs w:val="19"/>
               </w:rPr>
               <w:t xml:space="preserve">10-2 上課-part1.m4a</w:t>
+            </w:r>
+          </w:p>
+        </w:tc>
+      </w:tr>
+      <w:tr>
+        <w:trPr>
+          <w:tblHeader w:val="off"/>
+        </w:trPr>
+        <w:tc>
+          <w:tcPr>
+            <w:tcW w:type="dxa" w:w="803"/>
+            <w:tcMar>
+              <w:top w:type="dxa" w:w="60"/>
+              <w:left w:type="dxa" w:w="100"/>
+              <w:bottom w:type="dxa" w:w="60"/>
+              <w:right w:type="dxa" w:w="100"/>
+            </w:tcMar>
+          </w:tcPr>
+          <w:p>
+            <w:r>
+              <w:rPr>
+                <w:sz w:val="19"/>
+                <w:szCs w:val="19"/>
+              </w:rPr>
+              <w:t xml:space="preserve">錄音07</w:t>
+            </w:r>
+          </w:p>
+        </w:tc>
+        <w:tc>
+          <w:tcPr>
+            <w:tcW w:type="dxa" w:w="4015"/>
+            <w:tcMar>
+              <w:top w:type="dxa" w:w="60"/>
+              <w:left w:type="dxa" w:w="100"/>
+              <w:bottom w:type="dxa" w:w="60"/>
+              <w:right w:type="dxa" w:w="100"/>
+            </w:tcMar>
+          </w:tcPr>
+          <w:p>
+            <w:r>
+              <w:rPr>
+                <w:sz w:val="19"/>
+                <w:szCs w:val="19"/>
+              </w:rPr>
+              <w:t xml:space="preserve">老闆看簡報：儲液器、膨脹閥位置與冷凝溫度</w:t>
+            </w:r>
+          </w:p>
+        </w:tc>
+        <w:tc>
+          <w:tcPr>
+            <w:tcW w:type="dxa" w:w="1003"/>
+            <w:tcMar>
+              <w:top w:type="dxa" w:w="60"/>
+              <w:left w:type="dxa" w:w="100"/>
+              <w:bottom w:type="dxa" w:w="60"/>
+              <w:right w:type="dxa" w:w="100"/>
+            </w:tcMar>
+          </w:tcPr>
+          <w:p>
+            <w:r>
+              <w:rPr>
+                <w:sz w:val="19"/>
+                <w:szCs w:val="19"/>
+              </w:rPr>
+              <w:t xml:space="preserve">17:19</w:t>
+            </w:r>
+          </w:p>
+        </w:tc>
+        <w:tc>
+          <w:tcPr>
+            <w:tcW w:type="dxa" w:w="3817"/>
+            <w:tcMar>
+              <w:top w:type="dxa" w:w="60"/>
+              <w:left w:type="dxa" w:w="100"/>
+              <w:bottom w:type="dxa" w:w="60"/>
+              <w:right w:type="dxa" w:w="100"/>
+            </w:tcMar>
+          </w:tcPr>
+          <w:p>
+            <w:r>
+              <w:rPr>
+                <w:sz w:val="19"/>
+                <w:szCs w:val="19"/>
+              </w:rPr>
+              <w:t xml:space="preserve">10-2 上課 part2.m4a</w:t>
+            </w:r>
+          </w:p>
+        </w:tc>
+      </w:tr>
+      <w:tr>
+        <w:trPr>
+          <w:tblHeader w:val="off"/>
+        </w:trPr>
+        <w:tc>
+          <w:tcPr>
+            <w:tcW w:type="dxa" w:w="803"/>
+            <w:tcMar>
+              <w:top w:type="dxa" w:w="60"/>
+              <w:left w:type="dxa" w:w="100"/>
+              <w:bottom w:type="dxa" w:w="60"/>
+              <w:right w:type="dxa" w:w="100"/>
+            </w:tcMar>
+          </w:tcPr>
+          <w:p>
+            <w:r>
+              <w:rPr>
+                <w:sz w:val="19"/>
+                <w:szCs w:val="19"/>
+              </w:rPr>
+              <w:t xml:space="preserve">錄音08</w:t>
+            </w:r>
+          </w:p>
+        </w:tc>
+        <w:tc>
+          <w:tcPr>
+            <w:tcW w:type="dxa" w:w="4015"/>
+            <w:tcMar>
+              <w:top w:type="dxa" w:w="60"/>
+              <w:left w:type="dxa" w:w="100"/>
+              <w:bottom w:type="dxa" w:w="60"/>
+              <w:right w:type="dxa" w:w="100"/>
+            </w:tcMar>
+          </w:tcPr>
+          <w:p>
+            <w:r>
+              <w:rPr>
+                <w:sz w:val="19"/>
+                <w:szCs w:val="19"/>
+              </w:rPr>
+              <w:t xml:space="preserve">散熱器配多大與排×支怎麼數</w:t>
+            </w:r>
+          </w:p>
+        </w:tc>
+        <w:tc>
+          <w:tcPr>
+            <w:tcW w:type="dxa" w:w="1003"/>
+            <w:tcMar>
+              <w:top w:type="dxa" w:w="60"/>
+              <w:left w:type="dxa" w:w="100"/>
+              <w:bottom w:type="dxa" w:w="60"/>
+              <w:right w:type="dxa" w:w="100"/>
+            </w:tcMar>
+          </w:tcPr>
+          <w:p>
+            <w:r>
+              <w:rPr>
+                <w:sz w:val="19"/>
+                <w:szCs w:val="19"/>
+              </w:rPr>
+              <w:t xml:space="preserve">8:02</w:t>
+            </w:r>
+          </w:p>
+        </w:tc>
+        <w:tc>
+          <w:tcPr>
+            <w:tcW w:type="dxa" w:w="3817"/>
+            <w:tcMar>
+              <w:top w:type="dxa" w:w="60"/>
+              <w:left w:type="dxa" w:w="100"/>
+              <w:bottom w:type="dxa" w:w="60"/>
+              <w:right w:type="dxa" w:w="100"/>
+            </w:tcMar>
+          </w:tcPr>
+          <w:p>
+            <w:r>
+              <w:rPr>
+                <w:sz w:val="19"/>
+                <w:szCs w:val="19"/>
+              </w:rPr>
+              <w:t xml:space="preserve">10-2 上課 part3-1.m4a</w:t>
+            </w:r>
+          </w:p>
+        </w:tc>
+      </w:tr>
+      <w:tr>
+        <w:trPr>
+          <w:tblHeader w:val="off"/>
+        </w:trPr>
+        <w:tc>
+          <w:tcPr>
+            <w:tcW w:type="dxa" w:w="803"/>
+            <w:tcMar>
+              <w:top w:type="dxa" w:w="60"/>
+              <w:left w:type="dxa" w:w="100"/>
+              <w:bottom w:type="dxa" w:w="60"/>
+              <w:right w:type="dxa" w:w="100"/>
+            </w:tcMar>
+          </w:tcPr>
+          <w:p>
+            <w:r>
+              <w:rPr>
+                <w:sz w:val="19"/>
+                <w:szCs w:val="19"/>
+              </w:rPr>
+              <w:t xml:space="preserve">錄音09</w:t>
+            </w:r>
+          </w:p>
+        </w:tc>
+        <w:tc>
+          <w:tcPr>
+            <w:tcW w:type="dxa" w:w="4015"/>
+            <w:tcMar>
+              <w:top w:type="dxa" w:w="60"/>
+              <w:left w:type="dxa" w:w="100"/>
+              <w:bottom w:type="dxa" w:w="60"/>
+              <w:right w:type="dxa" w:w="100"/>
+            </w:tcMar>
+          </w:tcPr>
+          <w:p>
+            <w:r>
+              <w:rPr>
+                <w:sz w:val="19"/>
+                <w:szCs w:val="19"/>
+              </w:rPr>
+              <w:t xml:space="preserve">實內（有效長度）、封底與散熱器測漏</w:t>
+            </w:r>
+          </w:p>
+        </w:tc>
+        <w:tc>
+          <w:tcPr>
+            <w:tcW w:type="dxa" w:w="1003"/>
+            <w:tcMar>
+              <w:top w:type="dxa" w:w="60"/>
+              <w:left w:type="dxa" w:w="100"/>
+              <w:bottom w:type="dxa" w:w="60"/>
+              <w:right w:type="dxa" w:w="100"/>
+            </w:tcMar>
+          </w:tcPr>
+          <w:p>
+            <w:r>
+              <w:rPr>
+                <w:sz w:val="19"/>
+                <w:szCs w:val="19"/>
+              </w:rPr>
+              <w:t xml:space="preserve">20:37</w:t>
+            </w:r>
+          </w:p>
+        </w:tc>
+        <w:tc>
+          <w:tcPr>
+            <w:tcW w:type="dxa" w:w="3817"/>
+            <w:tcMar>
+              <w:top w:type="dxa" w:w="60"/>
+              <w:left w:type="dxa" w:w="100"/>
+              <w:bottom w:type="dxa" w:w="60"/>
+              <w:right w:type="dxa" w:w="100"/>
+            </w:tcMar>
+          </w:tcPr>
+          <w:p>
+            <w:r>
+              <w:rPr>
+                <w:sz w:val="19"/>
+                <w:szCs w:val="19"/>
+              </w:rPr>
+              <w:t xml:space="preserve">10-2 上課 part3-2.m4a</w:t>
+            </w:r>
+          </w:p>
+        </w:tc>
+      </w:tr>
+      <w:tr>
+        <w:trPr>
+          <w:tblHeader w:val="off"/>
+        </w:trPr>
+        <w:tc>
+          <w:tcPr>
+            <w:tcW w:type="dxa" w:w="803"/>
+            <w:tcMar>
+              <w:top w:type="dxa" w:w="60"/>
+              <w:left w:type="dxa" w:w="100"/>
+              <w:bottom w:type="dxa" w:w="60"/>
+              <w:right w:type="dxa" w:w="100"/>
+            </w:tcMar>
+          </w:tcPr>
+          <w:p>
+            <w:r>
+              <w:rPr>
+                <w:sz w:val="19"/>
+                <w:szCs w:val="19"/>
+              </w:rPr>
+              <w:t xml:space="preserve">錄音10</w:t>
+            </w:r>
+          </w:p>
+        </w:tc>
+        <w:tc>
+          <w:tcPr>
+            <w:tcW w:type="dxa" w:w="4015"/>
+            <w:tcMar>
+              <w:top w:type="dxa" w:w="60"/>
+              <w:left w:type="dxa" w:w="100"/>
+              <w:bottom w:type="dxa" w:w="60"/>
+              <w:right w:type="dxa" w:w="100"/>
+            </w:tcMar>
+          </w:tcPr>
+          <w:p>
+            <w:r>
+              <w:rPr>
+                <w:sz w:val="19"/>
+                <w:szCs w:val="19"/>
+              </w:rPr>
+              <w:t xml:space="preserve">散熱器規格對照、配對與室外機</w:t>
+            </w:r>
+          </w:p>
+        </w:tc>
+        <w:tc>
+          <w:tcPr>
+            <w:tcW w:type="dxa" w:w="1003"/>
+            <w:tcMar>
+              <w:top w:type="dxa" w:w="60"/>
+              <w:left w:type="dxa" w:w="100"/>
+              <w:bottom w:type="dxa" w:w="60"/>
+              <w:right w:type="dxa" w:w="100"/>
+            </w:tcMar>
+          </w:tcPr>
+          <w:p>
+            <w:r>
+              <w:rPr>
+                <w:sz w:val="19"/>
+                <w:szCs w:val="19"/>
+              </w:rPr>
+              <w:t xml:space="preserve">40:51</w:t>
+            </w:r>
+          </w:p>
+        </w:tc>
+        <w:tc>
+          <w:tcPr>
+            <w:tcW w:type="dxa" w:w="3817"/>
+            <w:tcMar>
+              <w:top w:type="dxa" w:w="60"/>
+              <w:left w:type="dxa" w:w="100"/>
+              <w:bottom w:type="dxa" w:w="60"/>
+              <w:right w:type="dxa" w:w="100"/>
+            </w:tcMar>
+          </w:tcPr>
+          <w:p>
+            <w:r>
+              <w:rPr>
+                <w:sz w:val="19"/>
+                <w:szCs w:val="19"/>
+              </w:rPr>
+              <w:t xml:space="preserve">10-2 上課 part3-3.m4a</w:t>
+            </w:r>
+          </w:p>
+        </w:tc>
+      </w:tr>
+      <w:tr>
+        <w:trPr>
+          <w:tblHeader w:val="off"/>
+        </w:trPr>
+        <w:tc>
+          <w:tcPr>
+            <w:tcW w:type="dxa" w:w="803"/>
+            <w:tcMar>
+              <w:top w:type="dxa" w:w="60"/>
+              <w:left w:type="dxa" w:w="100"/>
+              <w:bottom w:type="dxa" w:w="60"/>
+              <w:right w:type="dxa" w:w="100"/>
+            </w:tcMar>
+          </w:tcPr>
+          <w:p>
+            <w:r>
+              <w:rPr>
+                <w:sz w:val="19"/>
+                <w:szCs w:val="19"/>
+              </w:rPr>
+              <w:t xml:space="preserve">錄音11</w:t>
+            </w:r>
+          </w:p>
+        </w:tc>
+        <w:tc>
+          <w:tcPr>
+            <w:tcW w:type="dxa" w:w="4015"/>
+            <w:tcMar>
+              <w:top w:type="dxa" w:w="60"/>
+              <w:left w:type="dxa" w:w="100"/>
+              <w:bottom w:type="dxa" w:w="60"/>
+              <w:right w:type="dxa" w:w="100"/>
+            </w:tcMar>
+          </w:tcPr>
+          <w:p>
+            <w:r>
+              <w:rPr>
+                <w:sz w:val="19"/>
+                <w:szCs w:val="19"/>
+              </w:rPr>
+              <w:t xml:space="preserve">機上型冰箱、廠商資料與室外機種類</w:t>
+            </w:r>
+          </w:p>
+        </w:tc>
+        <w:tc>
+          <w:tcPr>
+            <w:tcW w:type="dxa" w:w="1003"/>
+            <w:tcMar>
+              <w:top w:type="dxa" w:w="60"/>
+              <w:left w:type="dxa" w:w="100"/>
+              <w:bottom w:type="dxa" w:w="60"/>
+              <w:right w:type="dxa" w:w="100"/>
+            </w:tcMar>
+          </w:tcPr>
+          <w:p>
+            <w:r>
+              <w:rPr>
+                <w:sz w:val="19"/>
+                <w:szCs w:val="19"/>
+              </w:rPr>
+              <w:t xml:space="preserve">12:41</w:t>
+            </w:r>
+          </w:p>
+        </w:tc>
+        <w:tc>
+          <w:tcPr>
+            <w:tcW w:type="dxa" w:w="3817"/>
+            <w:tcMar>
+              <w:top w:type="dxa" w:w="60"/>
+              <w:left w:type="dxa" w:w="100"/>
+              <w:bottom w:type="dxa" w:w="60"/>
+              <w:right w:type="dxa" w:w="100"/>
+            </w:tcMar>
+          </w:tcPr>
+          <w:p>
+            <w:r>
+              <w:rPr>
+                <w:sz w:val="19"/>
+                <w:szCs w:val="19"/>
+              </w:rPr>
+              <w:t xml:space="preserve">10-2 上課 part3-4.m4a</w:t>
             </w:r>
           </w:p>
         </w:tc>
@@ -6786,7 +9306,7 @@
     <w:p/>
     <w:p>
       <w:r>
-        <w:t xml:space="preserve">逐字稿檔名與錄音編號相同（例：上課資料／逐字稿／錄音01 冷凍循環與基本零件.txt）。新錄音依序編為錄音07、08…，內容補進上面對應的主題。</w:t>
+        <w:t xml:space="preserve">逐字稿檔名與錄音編號相同（例：上課資料／逐字稿／錄音01 冷凍循環與基本零件.txt）。新錄音依序編為錄音12、13…，內容補進上面對應的主題。錄音10、11 提到的品牌，公開版逐字稿改成〔A 牌〕〔B 牌〕。</w:t>
       </w:r>
     </w:p>
     <w:p>
@@ -7023,6 +9543,12 @@
     </w:lvlOverride>
   </w:num>
   <w:num w:numId="5">
+    <w:abstractNumId w:val="3"/>
+    <w:lvlOverride w:ilvl="0">
+      <w:startOverride w:val="1"/>
+    </w:lvlOverride>
+  </w:num>
+  <w:num w:numId="6">
     <w:abstractNumId w:val="3"/>
     <w:lvlOverride w:ilvl="0">
       <w:startOverride w:val="1"/>

--- a/培訓筆記.docx
+++ b/培訓筆記.docx
@@ -4387,10 +4387,10 @@
         </w:tblBorders>
       </w:tblPr>
       <w:tblGrid>
-        <w:gridCol w:w="889"/>
-        <w:gridCol w:w="2075"/>
-        <w:gridCol w:w="3410"/>
-        <w:gridCol w:w="3264"/>
+        <w:gridCol w:w="803"/>
+        <w:gridCol w:w="2409"/>
+        <w:gridCol w:w="3078"/>
+        <w:gridCol w:w="3348"/>
       </w:tblGrid>
       <w:tr>
         <w:trPr>
@@ -4398,7 +4398,7 @@
         </w:trPr>
         <w:tc>
           <w:tcPr>
-            <w:tcW w:type="dxa" w:w="889"/>
+            <w:tcW w:type="dxa" w:w="803"/>
             <w:shd w:fill="DCEBF7" w:color="auto" w:val="clear"/>
             <w:tcMar>
               <w:top w:type="dxa" w:w="60"/>
@@ -4421,7 +4421,7 @@
         </w:tc>
         <w:tc>
           <w:tcPr>
-            <w:tcW w:type="dxa" w:w="2075"/>
+            <w:tcW w:type="dxa" w:w="2409"/>
             <w:shd w:fill="DCEBF7" w:color="auto" w:val="clear"/>
             <w:tcMar>
               <w:top w:type="dxa" w:w="60"/>
@@ -4444,7 +4444,7 @@
         </w:tc>
         <w:tc>
           <w:tcPr>
-            <w:tcW w:type="dxa" w:w="3410"/>
+            <w:tcW w:type="dxa" w:w="3078"/>
             <w:shd w:fill="DCEBF7" w:color="auto" w:val="clear"/>
             <w:tcMar>
               <w:top w:type="dxa" w:w="60"/>
@@ -4467,7 +4467,7 @@
         </w:tc>
         <w:tc>
           <w:tcPr>
-            <w:tcW w:type="dxa" w:w="3264"/>
+            <w:tcW w:type="dxa" w:w="3348"/>
             <w:shd w:fill="DCEBF7" w:color="auto" w:val="clear"/>
             <w:tcMar>
               <w:top w:type="dxa" w:w="60"/>
@@ -4495,7 +4495,7 @@
         </w:trPr>
         <w:tc>
           <w:tcPr>
-            <w:tcW w:type="dxa" w:w="889"/>
+            <w:tcW w:type="dxa" w:w="803"/>
             <w:tcMar>
               <w:top w:type="dxa" w:w="60"/>
               <w:left w:type="dxa" w:w="100"/>
@@ -4515,7 +4515,7 @@
         </w:tc>
         <w:tc>
           <w:tcPr>
-            <w:tcW w:type="dxa" w:w="2075"/>
+            <w:tcW w:type="dxa" w:w="2409"/>
             <w:tcMar>
               <w:top w:type="dxa" w:w="60"/>
               <w:left w:type="dxa" w:w="100"/>
@@ -4535,7 +4535,7 @@
         </w:tc>
         <w:tc>
           <w:tcPr>
-            <w:tcW w:type="dxa" w:w="3410"/>
+            <w:tcW w:type="dxa" w:w="3078"/>
             <w:tcMar>
               <w:top w:type="dxa" w:w="60"/>
               <w:left w:type="dxa" w:w="100"/>
@@ -4555,7 +4555,7 @@
         </w:tc>
         <w:tc>
           <w:tcPr>
-            <w:tcW w:type="dxa" w:w="3264"/>
+            <w:tcW w:type="dxa" w:w="3348"/>
             <w:tcMar>
               <w:top w:type="dxa" w:w="60"/>
               <w:left w:type="dxa" w:w="100"/>
@@ -4580,7 +4580,7 @@
         </w:trPr>
         <w:tc>
           <w:tcPr>
-            <w:tcW w:type="dxa" w:w="889"/>
+            <w:tcW w:type="dxa" w:w="803"/>
             <w:tcMar>
               <w:top w:type="dxa" w:w="60"/>
               <w:left w:type="dxa" w:w="100"/>
@@ -4600,7 +4600,7 @@
         </w:tc>
         <w:tc>
           <w:tcPr>
-            <w:tcW w:type="dxa" w:w="2075"/>
+            <w:tcW w:type="dxa" w:w="2409"/>
             <w:tcMar>
               <w:top w:type="dxa" w:w="60"/>
               <w:left w:type="dxa" w:w="100"/>
@@ -4620,7 +4620,7 @@
         </w:tc>
         <w:tc>
           <w:tcPr>
-            <w:tcW w:type="dxa" w:w="3410"/>
+            <w:tcW w:type="dxa" w:w="3078"/>
             <w:tcMar>
               <w:top w:type="dxa" w:w="60"/>
               <w:left w:type="dxa" w:w="100"/>
@@ -4640,7 +4640,7 @@
         </w:tc>
         <w:tc>
           <w:tcPr>
-            <w:tcW w:type="dxa" w:w="3264"/>
+            <w:tcW w:type="dxa" w:w="3348"/>
             <w:tcMar>
               <w:top w:type="dxa" w:w="60"/>
               <w:left w:type="dxa" w:w="100"/>
@@ -4665,7 +4665,7 @@
         </w:trPr>
         <w:tc>
           <w:tcPr>
-            <w:tcW w:type="dxa" w:w="889"/>
+            <w:tcW w:type="dxa" w:w="803"/>
             <w:tcMar>
               <w:top w:type="dxa" w:w="60"/>
               <w:left w:type="dxa" w:w="100"/>
@@ -4685,7 +4685,7 @@
         </w:tc>
         <w:tc>
           <w:tcPr>
-            <w:tcW w:type="dxa" w:w="2075"/>
+            <w:tcW w:type="dxa" w:w="2409"/>
             <w:tcMar>
               <w:top w:type="dxa" w:w="60"/>
               <w:left w:type="dxa" w:w="100"/>
@@ -4705,7 +4705,7 @@
         </w:tc>
         <w:tc>
           <w:tcPr>
-            <w:tcW w:type="dxa" w:w="3410"/>
+            <w:tcW w:type="dxa" w:w="3078"/>
             <w:tcMar>
               <w:top w:type="dxa" w:w="60"/>
               <w:left w:type="dxa" w:w="100"/>
@@ -4725,7 +4725,7 @@
         </w:tc>
         <w:tc>
           <w:tcPr>
-            <w:tcW w:type="dxa" w:w="3264"/>
+            <w:tcW w:type="dxa" w:w="3348"/>
             <w:tcMar>
               <w:top w:type="dxa" w:w="60"/>
               <w:left w:type="dxa" w:w="100"/>
@@ -4750,7 +4750,7 @@
         </w:trPr>
         <w:tc>
           <w:tcPr>
-            <w:tcW w:type="dxa" w:w="889"/>
+            <w:tcW w:type="dxa" w:w="803"/>
             <w:tcMar>
               <w:top w:type="dxa" w:w="60"/>
               <w:left w:type="dxa" w:w="100"/>
@@ -4770,7 +4770,7 @@
         </w:tc>
         <w:tc>
           <w:tcPr>
-            <w:tcW w:type="dxa" w:w="2075"/>
+            <w:tcW w:type="dxa" w:w="2409"/>
             <w:tcMar>
               <w:top w:type="dxa" w:w="60"/>
               <w:left w:type="dxa" w:w="100"/>
@@ -4790,7 +4790,7 @@
         </w:tc>
         <w:tc>
           <w:tcPr>
-            <w:tcW w:type="dxa" w:w="3410"/>
+            <w:tcW w:type="dxa" w:w="3078"/>
             <w:tcMar>
               <w:top w:type="dxa" w:w="60"/>
               <w:left w:type="dxa" w:w="100"/>
@@ -4810,7 +4810,7 @@
         </w:tc>
         <w:tc>
           <w:tcPr>
-            <w:tcW w:type="dxa" w:w="3264"/>
+            <w:tcW w:type="dxa" w:w="3348"/>
             <w:tcMar>
               <w:top w:type="dxa" w:w="60"/>
               <w:left w:type="dxa" w:w="100"/>
@@ -4835,7 +4835,7 @@
         </w:trPr>
         <w:tc>
           <w:tcPr>
-            <w:tcW w:type="dxa" w:w="889"/>
+            <w:tcW w:type="dxa" w:w="803"/>
             <w:tcMar>
               <w:top w:type="dxa" w:w="60"/>
               <w:left w:type="dxa" w:w="100"/>
@@ -4855,7 +4855,7 @@
         </w:tc>
         <w:tc>
           <w:tcPr>
-            <w:tcW w:type="dxa" w:w="2075"/>
+            <w:tcW w:type="dxa" w:w="2409"/>
             <w:tcMar>
               <w:top w:type="dxa" w:w="60"/>
               <w:left w:type="dxa" w:w="100"/>
@@ -4875,7 +4875,7 @@
         </w:tc>
         <w:tc>
           <w:tcPr>
-            <w:tcW w:type="dxa" w:w="3410"/>
+            <w:tcW w:type="dxa" w:w="3078"/>
             <w:tcMar>
               <w:top w:type="dxa" w:w="60"/>
               <w:left w:type="dxa" w:w="100"/>
@@ -4895,7 +4895,7 @@
         </w:tc>
         <w:tc>
           <w:tcPr>
-            <w:tcW w:type="dxa" w:w="3264"/>
+            <w:tcW w:type="dxa" w:w="3348"/>
             <w:tcMar>
               <w:top w:type="dxa" w:w="60"/>
               <w:left w:type="dxa" w:w="100"/>
@@ -4920,7 +4920,7 @@
         </w:trPr>
         <w:tc>
           <w:tcPr>
-            <w:tcW w:type="dxa" w:w="889"/>
+            <w:tcW w:type="dxa" w:w="803"/>
             <w:tcMar>
               <w:top w:type="dxa" w:w="60"/>
               <w:left w:type="dxa" w:w="100"/>
@@ -4940,7 +4940,7 @@
         </w:tc>
         <w:tc>
           <w:tcPr>
-            <w:tcW w:type="dxa" w:w="2075"/>
+            <w:tcW w:type="dxa" w:w="2409"/>
             <w:tcMar>
               <w:top w:type="dxa" w:w="60"/>
               <w:left w:type="dxa" w:w="100"/>
@@ -4960,7 +4960,7 @@
         </w:tc>
         <w:tc>
           <w:tcPr>
-            <w:tcW w:type="dxa" w:w="3410"/>
+            <w:tcW w:type="dxa" w:w="3078"/>
             <w:tcMar>
               <w:top w:type="dxa" w:w="60"/>
               <w:left w:type="dxa" w:w="100"/>
@@ -4980,7 +4980,7 @@
         </w:tc>
         <w:tc>
           <w:tcPr>
-            <w:tcW w:type="dxa" w:w="3264"/>
+            <w:tcW w:type="dxa" w:w="3348"/>
             <w:tcMar>
               <w:top w:type="dxa" w:w="60"/>
               <w:left w:type="dxa" w:w="100"/>
@@ -5005,7 +5005,7 @@
         </w:trPr>
         <w:tc>
           <w:tcPr>
-            <w:tcW w:type="dxa" w:w="889"/>
+            <w:tcW w:type="dxa" w:w="803"/>
             <w:tcMar>
               <w:top w:type="dxa" w:w="60"/>
               <w:left w:type="dxa" w:w="100"/>
@@ -5025,7 +5025,7 @@
         </w:tc>
         <w:tc>
           <w:tcPr>
-            <w:tcW w:type="dxa" w:w="2075"/>
+            <w:tcW w:type="dxa" w:w="2409"/>
             <w:tcMar>
               <w:top w:type="dxa" w:w="60"/>
               <w:left w:type="dxa" w:w="100"/>
@@ -5045,7 +5045,7 @@
         </w:tc>
         <w:tc>
           <w:tcPr>
-            <w:tcW w:type="dxa" w:w="3410"/>
+            <w:tcW w:type="dxa" w:w="3078"/>
             <w:tcMar>
               <w:top w:type="dxa" w:w="60"/>
               <w:left w:type="dxa" w:w="100"/>
@@ -5065,7 +5065,7 @@
         </w:tc>
         <w:tc>
           <w:tcPr>
-            <w:tcW w:type="dxa" w:w="3264"/>
+            <w:tcW w:type="dxa" w:w="3348"/>
             <w:tcMar>
               <w:top w:type="dxa" w:w="60"/>
               <w:left w:type="dxa" w:w="100"/>
@@ -5090,7 +5090,7 @@
         </w:trPr>
         <w:tc>
           <w:tcPr>
-            <w:tcW w:type="dxa" w:w="889"/>
+            <w:tcW w:type="dxa" w:w="803"/>
             <w:tcMar>
               <w:top w:type="dxa" w:w="60"/>
               <w:left w:type="dxa" w:w="100"/>
@@ -5110,7 +5110,7 @@
         </w:tc>
         <w:tc>
           <w:tcPr>
-            <w:tcW w:type="dxa" w:w="2075"/>
+            <w:tcW w:type="dxa" w:w="2409"/>
             <w:tcMar>
               <w:top w:type="dxa" w:w="60"/>
               <w:left w:type="dxa" w:w="100"/>
@@ -5130,7 +5130,7 @@
         </w:tc>
         <w:tc>
           <w:tcPr>
-            <w:tcW w:type="dxa" w:w="3410"/>
+            <w:tcW w:type="dxa" w:w="3078"/>
             <w:tcMar>
               <w:top w:type="dxa" w:w="60"/>
               <w:left w:type="dxa" w:w="100"/>
@@ -5150,7 +5150,7 @@
         </w:tc>
         <w:tc>
           <w:tcPr>
-            <w:tcW w:type="dxa" w:w="3264"/>
+            <w:tcW w:type="dxa" w:w="3348"/>
             <w:tcMar>
               <w:top w:type="dxa" w:w="60"/>
               <w:left w:type="dxa" w:w="100"/>
@@ -5175,7 +5175,7 @@
         </w:trPr>
         <w:tc>
           <w:tcPr>
-            <w:tcW w:type="dxa" w:w="889"/>
+            <w:tcW w:type="dxa" w:w="803"/>
             <w:tcMar>
               <w:top w:type="dxa" w:w="60"/>
               <w:left w:type="dxa" w:w="100"/>
@@ -5195,7 +5195,7 @@
         </w:tc>
         <w:tc>
           <w:tcPr>
-            <w:tcW w:type="dxa" w:w="2075"/>
+            <w:tcW w:type="dxa" w:w="2409"/>
             <w:tcMar>
               <w:top w:type="dxa" w:w="60"/>
               <w:left w:type="dxa" w:w="100"/>
@@ -5215,7 +5215,7 @@
         </w:tc>
         <w:tc>
           <w:tcPr>
-            <w:tcW w:type="dxa" w:w="3410"/>
+            <w:tcW w:type="dxa" w:w="3078"/>
             <w:tcMar>
               <w:top w:type="dxa" w:w="60"/>
               <w:left w:type="dxa" w:w="100"/>
@@ -5235,7 +5235,7 @@
         </w:tc>
         <w:tc>
           <w:tcPr>
-            <w:tcW w:type="dxa" w:w="3264"/>
+            <w:tcW w:type="dxa" w:w="3348"/>
             <w:tcMar>
               <w:top w:type="dxa" w:w="60"/>
               <w:left w:type="dxa" w:w="100"/>
@@ -5260,7 +5260,7 @@
         </w:trPr>
         <w:tc>
           <w:tcPr>
-            <w:tcW w:type="dxa" w:w="889"/>
+            <w:tcW w:type="dxa" w:w="803"/>
             <w:tcMar>
               <w:top w:type="dxa" w:w="60"/>
               <w:left w:type="dxa" w:w="100"/>
@@ -5280,7 +5280,7 @@
         </w:tc>
         <w:tc>
           <w:tcPr>
-            <w:tcW w:type="dxa" w:w="2075"/>
+            <w:tcW w:type="dxa" w:w="2409"/>
             <w:tcMar>
               <w:top w:type="dxa" w:w="60"/>
               <w:left w:type="dxa" w:w="100"/>
@@ -5300,7 +5300,7 @@
         </w:tc>
         <w:tc>
           <w:tcPr>
-            <w:tcW w:type="dxa" w:w="3410"/>
+            <w:tcW w:type="dxa" w:w="3078"/>
             <w:tcMar>
               <w:top w:type="dxa" w:w="60"/>
               <w:left w:type="dxa" w:w="100"/>
@@ -5320,7 +5320,7 @@
         </w:tc>
         <w:tc>
           <w:tcPr>
-            <w:tcW w:type="dxa" w:w="3264"/>
+            <w:tcW w:type="dxa" w:w="3348"/>
             <w:tcMar>
               <w:top w:type="dxa" w:w="60"/>
               <w:left w:type="dxa" w:w="100"/>
@@ -5345,7 +5345,7 @@
         </w:trPr>
         <w:tc>
           <w:tcPr>
-            <w:tcW w:type="dxa" w:w="889"/>
+            <w:tcW w:type="dxa" w:w="803"/>
             <w:tcMar>
               <w:top w:type="dxa" w:w="60"/>
               <w:left w:type="dxa" w:w="100"/>
@@ -5365,7 +5365,7 @@
         </w:tc>
         <w:tc>
           <w:tcPr>
-            <w:tcW w:type="dxa" w:w="2075"/>
+            <w:tcW w:type="dxa" w:w="2409"/>
             <w:tcMar>
               <w:top w:type="dxa" w:w="60"/>
               <w:left w:type="dxa" w:w="100"/>
@@ -5385,7 +5385,7 @@
         </w:tc>
         <w:tc>
           <w:tcPr>
-            <w:tcW w:type="dxa" w:w="3410"/>
+            <w:tcW w:type="dxa" w:w="3078"/>
             <w:tcMar>
               <w:top w:type="dxa" w:w="60"/>
               <w:left w:type="dxa" w:w="100"/>
@@ -5405,7 +5405,7 @@
         </w:tc>
         <w:tc>
           <w:tcPr>
-            <w:tcW w:type="dxa" w:w="3264"/>
+            <w:tcW w:type="dxa" w:w="3348"/>
             <w:tcMar>
               <w:top w:type="dxa" w:w="60"/>
               <w:left w:type="dxa" w:w="100"/>
@@ -5430,7 +5430,7 @@
         </w:trPr>
         <w:tc>
           <w:tcPr>
-            <w:tcW w:type="dxa" w:w="889"/>
+            <w:tcW w:type="dxa" w:w="803"/>
             <w:tcMar>
               <w:top w:type="dxa" w:w="60"/>
               <w:left w:type="dxa" w:w="100"/>
@@ -5450,7 +5450,7 @@
         </w:tc>
         <w:tc>
           <w:tcPr>
-            <w:tcW w:type="dxa" w:w="2075"/>
+            <w:tcW w:type="dxa" w:w="2409"/>
             <w:tcMar>
               <w:top w:type="dxa" w:w="60"/>
               <w:left w:type="dxa" w:w="100"/>
@@ -5470,7 +5470,7 @@
         </w:tc>
         <w:tc>
           <w:tcPr>
-            <w:tcW w:type="dxa" w:w="3410"/>
+            <w:tcW w:type="dxa" w:w="3078"/>
             <w:tcMar>
               <w:top w:type="dxa" w:w="60"/>
               <w:left w:type="dxa" w:w="100"/>
@@ -5490,7 +5490,7 @@
         </w:tc>
         <w:tc>
           <w:tcPr>
-            <w:tcW w:type="dxa" w:w="3264"/>
+            <w:tcW w:type="dxa" w:w="3348"/>
             <w:tcMar>
               <w:top w:type="dxa" w:w="60"/>
               <w:left w:type="dxa" w:w="100"/>
@@ -5515,7 +5515,7 @@
         </w:trPr>
         <w:tc>
           <w:tcPr>
-            <w:tcW w:type="dxa" w:w="889"/>
+            <w:tcW w:type="dxa" w:w="803"/>
             <w:tcMar>
               <w:top w:type="dxa" w:w="60"/>
               <w:left w:type="dxa" w:w="100"/>
@@ -5535,7 +5535,7 @@
         </w:tc>
         <w:tc>
           <w:tcPr>
-            <w:tcW w:type="dxa" w:w="2075"/>
+            <w:tcW w:type="dxa" w:w="2409"/>
             <w:tcMar>
               <w:top w:type="dxa" w:w="60"/>
               <w:left w:type="dxa" w:w="100"/>
@@ -5555,7 +5555,7 @@
         </w:tc>
         <w:tc>
           <w:tcPr>
-            <w:tcW w:type="dxa" w:w="3410"/>
+            <w:tcW w:type="dxa" w:w="3078"/>
             <w:tcMar>
               <w:top w:type="dxa" w:w="60"/>
               <w:left w:type="dxa" w:w="100"/>
@@ -5575,7 +5575,7 @@
         </w:tc>
         <w:tc>
           <w:tcPr>
-            <w:tcW w:type="dxa" w:w="3264"/>
+            <w:tcW w:type="dxa" w:w="3348"/>
             <w:tcMar>
               <w:top w:type="dxa" w:w="60"/>
               <w:left w:type="dxa" w:w="100"/>
@@ -5600,7 +5600,7 @@
         </w:trPr>
         <w:tc>
           <w:tcPr>
-            <w:tcW w:type="dxa" w:w="889"/>
+            <w:tcW w:type="dxa" w:w="803"/>
             <w:tcMar>
               <w:top w:type="dxa" w:w="60"/>
               <w:left w:type="dxa" w:w="100"/>
@@ -5620,7 +5620,7 @@
         </w:tc>
         <w:tc>
           <w:tcPr>
-            <w:tcW w:type="dxa" w:w="2075"/>
+            <w:tcW w:type="dxa" w:w="2409"/>
             <w:tcMar>
               <w:top w:type="dxa" w:w="60"/>
               <w:left w:type="dxa" w:w="100"/>
@@ -5640,7 +5640,7 @@
         </w:tc>
         <w:tc>
           <w:tcPr>
-            <w:tcW w:type="dxa" w:w="3410"/>
+            <w:tcW w:type="dxa" w:w="3078"/>
             <w:tcMar>
               <w:top w:type="dxa" w:w="60"/>
               <w:left w:type="dxa" w:w="100"/>
@@ -5660,7 +5660,7 @@
         </w:tc>
         <w:tc>
           <w:tcPr>
-            <w:tcW w:type="dxa" w:w="3264"/>
+            <w:tcW w:type="dxa" w:w="3348"/>
             <w:tcMar>
               <w:top w:type="dxa" w:w="60"/>
               <w:left w:type="dxa" w:w="100"/>
@@ -5685,7 +5685,7 @@
         </w:trPr>
         <w:tc>
           <w:tcPr>
-            <w:tcW w:type="dxa" w:w="889"/>
+            <w:tcW w:type="dxa" w:w="803"/>
             <w:tcMar>
               <w:top w:type="dxa" w:w="60"/>
               <w:left w:type="dxa" w:w="100"/>
@@ -5705,7 +5705,7 @@
         </w:tc>
         <w:tc>
           <w:tcPr>
-            <w:tcW w:type="dxa" w:w="2075"/>
+            <w:tcW w:type="dxa" w:w="2409"/>
             <w:tcMar>
               <w:top w:type="dxa" w:w="60"/>
               <w:left w:type="dxa" w:w="100"/>
@@ -5725,7 +5725,7 @@
         </w:tc>
         <w:tc>
           <w:tcPr>
-            <w:tcW w:type="dxa" w:w="3410"/>
+            <w:tcW w:type="dxa" w:w="3078"/>
             <w:tcMar>
               <w:top w:type="dxa" w:w="60"/>
               <w:left w:type="dxa" w:w="100"/>
@@ -5745,7 +5745,7 @@
         </w:tc>
         <w:tc>
           <w:tcPr>
-            <w:tcW w:type="dxa" w:w="3264"/>
+            <w:tcW w:type="dxa" w:w="3348"/>
             <w:tcMar>
               <w:top w:type="dxa" w:w="60"/>
               <w:left w:type="dxa" w:w="100"/>
@@ -5770,7 +5770,7 @@
         </w:trPr>
         <w:tc>
           <w:tcPr>
-            <w:tcW w:type="dxa" w:w="889"/>
+            <w:tcW w:type="dxa" w:w="803"/>
             <w:tcMar>
               <w:top w:type="dxa" w:w="60"/>
               <w:left w:type="dxa" w:w="100"/>
@@ -5790,7 +5790,7 @@
         </w:tc>
         <w:tc>
           <w:tcPr>
-            <w:tcW w:type="dxa" w:w="2075"/>
+            <w:tcW w:type="dxa" w:w="2409"/>
             <w:tcMar>
               <w:top w:type="dxa" w:w="60"/>
               <w:left w:type="dxa" w:w="100"/>
@@ -5810,7 +5810,7 @@
         </w:tc>
         <w:tc>
           <w:tcPr>
-            <w:tcW w:type="dxa" w:w="3410"/>
+            <w:tcW w:type="dxa" w:w="3078"/>
             <w:tcMar>
               <w:top w:type="dxa" w:w="60"/>
               <w:left w:type="dxa" w:w="100"/>
@@ -5830,7 +5830,7 @@
         </w:tc>
         <w:tc>
           <w:tcPr>
-            <w:tcW w:type="dxa" w:w="3264"/>
+            <w:tcW w:type="dxa" w:w="3348"/>
             <w:tcMar>
               <w:top w:type="dxa" w:w="60"/>
               <w:left w:type="dxa" w:w="100"/>
@@ -5855,7 +5855,7 @@
         </w:trPr>
         <w:tc>
           <w:tcPr>
-            <w:tcW w:type="dxa" w:w="889"/>
+            <w:tcW w:type="dxa" w:w="803"/>
             <w:tcMar>
               <w:top w:type="dxa" w:w="60"/>
               <w:left w:type="dxa" w:w="100"/>
@@ -5875,7 +5875,7 @@
         </w:tc>
         <w:tc>
           <w:tcPr>
-            <w:tcW w:type="dxa" w:w="2075"/>
+            <w:tcW w:type="dxa" w:w="2409"/>
             <w:tcMar>
               <w:top w:type="dxa" w:w="60"/>
               <w:left w:type="dxa" w:w="100"/>
@@ -5895,7 +5895,7 @@
         </w:tc>
         <w:tc>
           <w:tcPr>
-            <w:tcW w:type="dxa" w:w="3410"/>
+            <w:tcW w:type="dxa" w:w="3078"/>
             <w:tcMar>
               <w:top w:type="dxa" w:w="60"/>
               <w:left w:type="dxa" w:w="100"/>
@@ -5915,7 +5915,7 @@
         </w:tc>
         <w:tc>
           <w:tcPr>
-            <w:tcW w:type="dxa" w:w="3264"/>
+            <w:tcW w:type="dxa" w:w="3348"/>
             <w:tcMar>
               <w:top w:type="dxa" w:w="60"/>
               <w:left w:type="dxa" w:w="100"/>
@@ -5940,7 +5940,7 @@
         </w:trPr>
         <w:tc>
           <w:tcPr>
-            <w:tcW w:type="dxa" w:w="889"/>
+            <w:tcW w:type="dxa" w:w="803"/>
             <w:tcMar>
               <w:top w:type="dxa" w:w="60"/>
               <w:left w:type="dxa" w:w="100"/>
@@ -5960,7 +5960,7 @@
         </w:tc>
         <w:tc>
           <w:tcPr>
-            <w:tcW w:type="dxa" w:w="2075"/>
+            <w:tcW w:type="dxa" w:w="2409"/>
             <w:tcMar>
               <w:top w:type="dxa" w:w="60"/>
               <w:left w:type="dxa" w:w="100"/>
@@ -5980,7 +5980,7 @@
         </w:tc>
         <w:tc>
           <w:tcPr>
-            <w:tcW w:type="dxa" w:w="3410"/>
+            <w:tcW w:type="dxa" w:w="3078"/>
             <w:tcMar>
               <w:top w:type="dxa" w:w="60"/>
               <w:left w:type="dxa" w:w="100"/>
@@ -6000,7 +6000,7 @@
         </w:tc>
         <w:tc>
           <w:tcPr>
-            <w:tcW w:type="dxa" w:w="3264"/>
+            <w:tcW w:type="dxa" w:w="3348"/>
             <w:tcMar>
               <w:top w:type="dxa" w:w="60"/>
               <w:left w:type="dxa" w:w="100"/>
@@ -6025,7 +6025,7 @@
         </w:trPr>
         <w:tc>
           <w:tcPr>
-            <w:tcW w:type="dxa" w:w="889"/>
+            <w:tcW w:type="dxa" w:w="803"/>
             <w:tcMar>
               <w:top w:type="dxa" w:w="60"/>
               <w:left w:type="dxa" w:w="100"/>
@@ -6045,7 +6045,7 @@
         </w:tc>
         <w:tc>
           <w:tcPr>
-            <w:tcW w:type="dxa" w:w="2075"/>
+            <w:tcW w:type="dxa" w:w="2409"/>
             <w:tcMar>
               <w:top w:type="dxa" w:w="60"/>
               <w:left w:type="dxa" w:w="100"/>
@@ -6065,7 +6065,7 @@
         </w:tc>
         <w:tc>
           <w:tcPr>
-            <w:tcW w:type="dxa" w:w="3410"/>
+            <w:tcW w:type="dxa" w:w="3078"/>
             <w:tcMar>
               <w:top w:type="dxa" w:w="60"/>
               <w:left w:type="dxa" w:w="100"/>
@@ -6085,7 +6085,7 @@
         </w:tc>
         <w:tc>
           <w:tcPr>
-            <w:tcW w:type="dxa" w:w="3264"/>
+            <w:tcW w:type="dxa" w:w="3348"/>
             <w:tcMar>
               <w:top w:type="dxa" w:w="60"/>
               <w:left w:type="dxa" w:w="100"/>
@@ -6110,7 +6110,7 @@
         </w:trPr>
         <w:tc>
           <w:tcPr>
-            <w:tcW w:type="dxa" w:w="889"/>
+            <w:tcW w:type="dxa" w:w="803"/>
             <w:tcMar>
               <w:top w:type="dxa" w:w="60"/>
               <w:left w:type="dxa" w:w="100"/>
@@ -6130,7 +6130,7 @@
         </w:tc>
         <w:tc>
           <w:tcPr>
-            <w:tcW w:type="dxa" w:w="2075"/>
+            <w:tcW w:type="dxa" w:w="2409"/>
             <w:tcMar>
               <w:top w:type="dxa" w:w="60"/>
               <w:left w:type="dxa" w:w="100"/>
@@ -6150,7 +6150,7 @@
         </w:tc>
         <w:tc>
           <w:tcPr>
-            <w:tcW w:type="dxa" w:w="3410"/>
+            <w:tcW w:type="dxa" w:w="3078"/>
             <w:tcMar>
               <w:top w:type="dxa" w:w="60"/>
               <w:left w:type="dxa" w:w="100"/>
@@ -6170,7 +6170,7 @@
         </w:tc>
         <w:tc>
           <w:tcPr>
-            <w:tcW w:type="dxa" w:w="3264"/>
+            <w:tcW w:type="dxa" w:w="3348"/>
             <w:tcMar>
               <w:top w:type="dxa" w:w="60"/>
               <w:left w:type="dxa" w:w="100"/>
@@ -6195,7 +6195,7 @@
         </w:trPr>
         <w:tc>
           <w:tcPr>
-            <w:tcW w:type="dxa" w:w="889"/>
+            <w:tcW w:type="dxa" w:w="803"/>
             <w:tcMar>
               <w:top w:type="dxa" w:w="60"/>
               <w:left w:type="dxa" w:w="100"/>
@@ -6215,7 +6215,7 @@
         </w:tc>
         <w:tc>
           <w:tcPr>
-            <w:tcW w:type="dxa" w:w="2075"/>
+            <w:tcW w:type="dxa" w:w="2409"/>
             <w:tcMar>
               <w:top w:type="dxa" w:w="60"/>
               <w:left w:type="dxa" w:w="100"/>
@@ -6235,7 +6235,7 @@
         </w:tc>
         <w:tc>
           <w:tcPr>
-            <w:tcW w:type="dxa" w:w="3410"/>
+            <w:tcW w:type="dxa" w:w="3078"/>
             <w:tcMar>
               <w:top w:type="dxa" w:w="60"/>
               <w:left w:type="dxa" w:w="100"/>
@@ -6255,7 +6255,7 @@
         </w:tc>
         <w:tc>
           <w:tcPr>
-            <w:tcW w:type="dxa" w:w="3264"/>
+            <w:tcW w:type="dxa" w:w="3348"/>
             <w:tcMar>
               <w:top w:type="dxa" w:w="60"/>
               <w:left w:type="dxa" w:w="100"/>
@@ -6280,7 +6280,7 @@
         </w:trPr>
         <w:tc>
           <w:tcPr>
-            <w:tcW w:type="dxa" w:w="889"/>
+            <w:tcW w:type="dxa" w:w="803"/>
             <w:tcMar>
               <w:top w:type="dxa" w:w="60"/>
               <w:left w:type="dxa" w:w="100"/>
@@ -6300,7 +6300,7 @@
         </w:tc>
         <w:tc>
           <w:tcPr>
-            <w:tcW w:type="dxa" w:w="2075"/>
+            <w:tcW w:type="dxa" w:w="2409"/>
             <w:tcMar>
               <w:top w:type="dxa" w:w="60"/>
               <w:left w:type="dxa" w:w="100"/>
@@ -6320,7 +6320,7 @@
         </w:tc>
         <w:tc>
           <w:tcPr>
-            <w:tcW w:type="dxa" w:w="3410"/>
+            <w:tcW w:type="dxa" w:w="3078"/>
             <w:tcMar>
               <w:top w:type="dxa" w:w="60"/>
               <w:left w:type="dxa" w:w="100"/>
@@ -6340,7 +6340,7 @@
         </w:tc>
         <w:tc>
           <w:tcPr>
-            <w:tcW w:type="dxa" w:w="3264"/>
+            <w:tcW w:type="dxa" w:w="3348"/>
             <w:tcMar>
               <w:top w:type="dxa" w:w="60"/>
               <w:left w:type="dxa" w:w="100"/>
@@ -6365,7 +6365,7 @@
         </w:trPr>
         <w:tc>
           <w:tcPr>
-            <w:tcW w:type="dxa" w:w="889"/>
+            <w:tcW w:type="dxa" w:w="803"/>
             <w:tcMar>
               <w:top w:type="dxa" w:w="60"/>
               <w:left w:type="dxa" w:w="100"/>
@@ -6385,27 +6385,27 @@
         </w:tc>
         <w:tc>
           <w:tcPr>
-            <w:tcW w:type="dxa" w:w="2075"/>
-            <w:tcMar>
-              <w:top w:type="dxa" w:w="60"/>
-              <w:left w:type="dxa" w:w="100"/>
-              <w:bottom w:type="dxa" w:w="60"/>
-              <w:right w:type="dxa" w:w="100"/>
-            </w:tcMar>
-          </w:tcPr>
-          <w:p>
-            <w:r>
-              <w:rPr>
-                <w:sz w:val="19"/>
-                <w:szCs w:val="19"/>
-              </w:rPr>
-              <w:t xml:space="preserve">封底板（客人常說「底板」）</w:t>
-            </w:r>
-          </w:p>
-        </w:tc>
-        <w:tc>
-          <w:tcPr>
-            <w:tcW w:type="dxa" w:w="3410"/>
+            <w:tcW w:type="dxa" w:w="2409"/>
+            <w:tcMar>
+              <w:top w:type="dxa" w:w="60"/>
+              <w:left w:type="dxa" w:w="100"/>
+              <w:bottom w:type="dxa" w:w="60"/>
+              <w:right w:type="dxa" w:w="100"/>
+            </w:tcMar>
+          </w:tcPr>
+          <w:p>
+            <w:r>
+              <w:rPr>
+                <w:sz w:val="19"/>
+                <w:szCs w:val="19"/>
+              </w:rPr>
+              <w:t xml:space="preserve">封底板（客人常說「底板」，台語）</w:t>
+            </w:r>
+          </w:p>
+        </w:tc>
+        <w:tc>
+          <w:tcPr>
+            <w:tcW w:type="dxa" w:w="3078"/>
             <w:tcMar>
               <w:top w:type="dxa" w:w="60"/>
               <w:left w:type="dxa" w:w="100"/>
@@ -6425,7 +6425,7 @@
         </w:tc>
         <w:tc>
           <w:tcPr>
-            <w:tcW w:type="dxa" w:w="3264"/>
+            <w:tcW w:type="dxa" w:w="3348"/>
             <w:tcMar>
               <w:top w:type="dxa" w:w="60"/>
               <w:left w:type="dxa" w:w="100"/>
@@ -6450,81 +6450,81 @@
         </w:trPr>
         <w:tc>
           <w:tcPr>
-            <w:tcW w:type="dxa" w:w="889"/>
-            <w:tcMar>
-              <w:top w:type="dxa" w:w="60"/>
-              <w:left w:type="dxa" w:w="100"/>
-              <w:bottom w:type="dxa" w:w="60"/>
-              <w:right w:type="dxa" w:w="100"/>
-            </w:tcMar>
-          </w:tcPr>
-          <w:p>
-            <w:r>
-              <w:rPr>
-                <w:sz w:val="19"/>
-                <w:szCs w:val="19"/>
-              </w:rPr>
-              <w:t xml:space="preserve">風斗</w:t>
-            </w:r>
-          </w:p>
-        </w:tc>
-        <w:tc>
-          <w:tcPr>
-            <w:tcW w:type="dxa" w:w="2075"/>
-            <w:tcMar>
-              <w:top w:type="dxa" w:w="60"/>
-              <w:left w:type="dxa" w:w="100"/>
-              <w:bottom w:type="dxa" w:w="60"/>
-              <w:right w:type="dxa" w:w="100"/>
-            </w:tcMar>
-          </w:tcPr>
-          <w:p>
-            <w:r>
-              <w:rPr>
-                <w:sz w:val="19"/>
-                <w:szCs w:val="19"/>
-              </w:rPr>
-              <w:t xml:space="preserve">封斗、包斗</w:t>
-            </w:r>
-          </w:p>
-        </w:tc>
-        <w:tc>
-          <w:tcPr>
-            <w:tcW w:type="dxa" w:w="3410"/>
-            <w:tcMar>
-              <w:top w:type="dxa" w:w="60"/>
-              <w:left w:type="dxa" w:w="100"/>
-              <w:bottom w:type="dxa" w:w="60"/>
-              <w:right w:type="dxa" w:w="100"/>
-            </w:tcMar>
-          </w:tcPr>
-          <w:p>
-            <w:r>
-              <w:rPr>
-                <w:sz w:val="19"/>
-                <w:szCs w:val="19"/>
-              </w:rPr>
-              <w:t xml:space="preserve">Fan Shroud</w:t>
-            </w:r>
-          </w:p>
-        </w:tc>
-        <w:tc>
-          <w:tcPr>
-            <w:tcW w:type="dxa" w:w="3264"/>
-            <w:tcMar>
-              <w:top w:type="dxa" w:w="60"/>
-              <w:left w:type="dxa" w:w="100"/>
-              <w:bottom w:type="dxa" w:w="60"/>
-              <w:right w:type="dxa" w:w="100"/>
-            </w:tcMar>
-          </w:tcPr>
-          <w:p>
-            <w:r>
-              <w:rPr>
-                <w:sz w:val="19"/>
-                <w:szCs w:val="19"/>
-              </w:rPr>
-              <w:t xml:space="preserve">包住鰭片、裝風車的外框</w:t>
+            <w:tcW w:type="dxa" w:w="803"/>
+            <w:tcMar>
+              <w:top w:type="dxa" w:w="60"/>
+              <w:left w:type="dxa" w:w="100"/>
+              <w:bottom w:type="dxa" w:w="60"/>
+              <w:right w:type="dxa" w:w="100"/>
+            </w:tcMar>
+          </w:tcPr>
+          <w:p>
+            <w:r>
+              <w:rPr>
+                <w:sz w:val="19"/>
+                <w:szCs w:val="19"/>
+              </w:rPr>
+              <w:t xml:space="preserve">馬達</w:t>
+            </w:r>
+          </w:p>
+        </w:tc>
+        <w:tc>
+          <w:tcPr>
+            <w:tcW w:type="dxa" w:w="2409"/>
+            <w:tcMar>
+              <w:top w:type="dxa" w:w="60"/>
+              <w:left w:type="dxa" w:w="100"/>
+              <w:bottom w:type="dxa" w:w="60"/>
+              <w:right w:type="dxa" w:w="100"/>
+            </w:tcMar>
+          </w:tcPr>
+          <w:p>
+            <w:r>
+              <w:rPr>
+                <w:sz w:val="19"/>
+                <w:szCs w:val="19"/>
+              </w:rPr>
+              <w:t xml:space="preserve">摩托（台語）</w:t>
+            </w:r>
+          </w:p>
+        </w:tc>
+        <w:tc>
+          <w:tcPr>
+            <w:tcW w:type="dxa" w:w="3078"/>
+            <w:tcMar>
+              <w:top w:type="dxa" w:w="60"/>
+              <w:left w:type="dxa" w:w="100"/>
+              <w:bottom w:type="dxa" w:w="60"/>
+              <w:right w:type="dxa" w:w="100"/>
+            </w:tcMar>
+          </w:tcPr>
+          <w:p>
+            <w:r>
+              <w:rPr>
+                <w:sz w:val="19"/>
+                <w:szCs w:val="19"/>
+              </w:rPr>
+              <w:t xml:space="preserve">Fan Motor</w:t>
+            </w:r>
+          </w:p>
+        </w:tc>
+        <w:tc>
+          <w:tcPr>
+            <w:tcW w:type="dxa" w:w="3348"/>
+            <w:tcMar>
+              <w:top w:type="dxa" w:w="60"/>
+              <w:left w:type="dxa" w:w="100"/>
+              <w:bottom w:type="dxa" w:w="60"/>
+              <w:right w:type="dxa" w:w="100"/>
+            </w:tcMar>
+          </w:tcPr>
+          <w:p>
+            <w:r>
+              <w:rPr>
+                <w:sz w:val="19"/>
+                <w:szCs w:val="19"/>
+              </w:rPr>
+              <w:t xml:space="preserve">馬達外露＝一般散熱器（無穿衫）；包在外殼裡＝屋外型</w:t>
             </w:r>
           </w:p>
         </w:tc>
@@ -6535,81 +6535,81 @@
         </w:trPr>
         <w:tc>
           <w:tcPr>
-            <w:tcW w:type="dxa" w:w="889"/>
-            <w:tcMar>
-              <w:top w:type="dxa" w:w="60"/>
-              <w:left w:type="dxa" w:w="100"/>
-              <w:bottom w:type="dxa" w:w="60"/>
-              <w:right w:type="dxa" w:w="100"/>
-            </w:tcMar>
-          </w:tcPr>
-          <w:p>
-            <w:r>
-              <w:rPr>
-                <w:sz w:val="19"/>
-                <w:szCs w:val="19"/>
-              </w:rPr>
-              <w:t xml:space="preserve">充灌閥</w:t>
-            </w:r>
-          </w:p>
-        </w:tc>
-        <w:tc>
-          <w:tcPr>
-            <w:tcW w:type="dxa" w:w="2075"/>
-            <w:tcMar>
-              <w:top w:type="dxa" w:w="60"/>
-              <w:left w:type="dxa" w:w="100"/>
-              <w:bottom w:type="dxa" w:w="60"/>
-              <w:right w:type="dxa" w:w="100"/>
-            </w:tcMar>
-          </w:tcPr>
-          <w:p>
-            <w:r>
-              <w:rPr>
-                <w:sz w:val="19"/>
-                <w:szCs w:val="19"/>
-              </w:rPr>
-              <w:t xml:space="preserve">—</w:t>
-            </w:r>
-          </w:p>
-        </w:tc>
-        <w:tc>
-          <w:tcPr>
-            <w:tcW w:type="dxa" w:w="3410"/>
-            <w:tcMar>
-              <w:top w:type="dxa" w:w="60"/>
-              <w:left w:type="dxa" w:w="100"/>
-              <w:bottom w:type="dxa" w:w="60"/>
-              <w:right w:type="dxa" w:w="100"/>
-            </w:tcMar>
-          </w:tcPr>
-          <w:p>
-            <w:r>
-              <w:rPr>
-                <w:sz w:val="19"/>
-                <w:szCs w:val="19"/>
-              </w:rPr>
-              <w:t xml:space="preserve">Access (Schrader) Valve</w:t>
-            </w:r>
-          </w:p>
-        </w:tc>
-        <w:tc>
-          <w:tcPr>
-            <w:tcW w:type="dxa" w:w="3264"/>
-            <w:tcMar>
-              <w:top w:type="dxa" w:w="60"/>
-              <w:left w:type="dxa" w:w="100"/>
-              <w:bottom w:type="dxa" w:w="60"/>
-              <w:right w:type="dxa" w:w="100"/>
-            </w:tcMar>
-          </w:tcPr>
-          <w:p>
-            <w:r>
-              <w:rPr>
-                <w:sz w:val="19"/>
-                <w:szCs w:val="19"/>
-              </w:rPr>
-              <w:t xml:space="preserve">可以灌氣、測壓；散熱器沒有</w:t>
+            <w:tcW w:type="dxa" w:w="803"/>
+            <w:tcMar>
+              <w:top w:type="dxa" w:w="60"/>
+              <w:left w:type="dxa" w:w="100"/>
+              <w:bottom w:type="dxa" w:w="60"/>
+              <w:right w:type="dxa" w:w="100"/>
+            </w:tcMar>
+          </w:tcPr>
+          <w:p>
+            <w:r>
+              <w:rPr>
+                <w:sz w:val="19"/>
+                <w:szCs w:val="19"/>
+              </w:rPr>
+              <w:t xml:space="preserve">熱排</w:t>
+            </w:r>
+          </w:p>
+        </w:tc>
+        <w:tc>
+          <w:tcPr>
+            <w:tcW w:type="dxa" w:w="2409"/>
+            <w:tcMar>
+              <w:top w:type="dxa" w:w="60"/>
+              <w:left w:type="dxa" w:w="100"/>
+              <w:bottom w:type="dxa" w:w="60"/>
+              <w:right w:type="dxa" w:w="100"/>
+            </w:tcMar>
+          </w:tcPr>
+          <w:p>
+            <w:r>
+              <w:rPr>
+                <w:sz w:val="19"/>
+                <w:szCs w:val="19"/>
+              </w:rPr>
+              <w:t xml:space="preserve">台語，華語辨識常聽成「修牌」「求白」</w:t>
+            </w:r>
+          </w:p>
+        </w:tc>
+        <w:tc>
+          <w:tcPr>
+            <w:tcW w:type="dxa" w:w="3078"/>
+            <w:tcMar>
+              <w:top w:type="dxa" w:w="60"/>
+              <w:left w:type="dxa" w:w="100"/>
+              <w:bottom w:type="dxa" w:w="60"/>
+              <w:right w:type="dxa" w:w="100"/>
+            </w:tcMar>
+          </w:tcPr>
+          <w:p>
+            <w:r>
+              <w:rPr>
+                <w:sz w:val="19"/>
+                <w:szCs w:val="19"/>
+              </w:rPr>
+              <w:t xml:space="preserve">Condenser</w:t>
+            </w:r>
+          </w:p>
+        </w:tc>
+        <w:tc>
+          <w:tcPr>
+            <w:tcW w:type="dxa" w:w="3348"/>
+            <w:tcMar>
+              <w:top w:type="dxa" w:w="60"/>
+              <w:left w:type="dxa" w:w="100"/>
+              <w:bottom w:type="dxa" w:w="60"/>
+              <w:right w:type="dxa" w:w="100"/>
+            </w:tcMar>
+          </w:tcPr>
+          <w:p>
+            <w:r>
+              <w:rPr>
+                <w:sz w:val="19"/>
+                <w:szCs w:val="19"/>
+              </w:rPr>
+              <w:t xml:space="preserve">就是冷凝器、散熱器</w:t>
             </w:r>
           </w:p>
         </w:tc>
@@ -6620,81 +6620,81 @@
         </w:trPr>
         <w:tc>
           <w:tcPr>
-            <w:tcW w:type="dxa" w:w="889"/>
-            <w:tcMar>
-              <w:top w:type="dxa" w:w="60"/>
-              <w:left w:type="dxa" w:w="100"/>
-              <w:bottom w:type="dxa" w:w="60"/>
-              <w:right w:type="dxa" w:w="100"/>
-            </w:tcMar>
-          </w:tcPr>
-          <w:p>
-            <w:r>
-              <w:rPr>
-                <w:sz w:val="19"/>
-                <w:szCs w:val="19"/>
-              </w:rPr>
-              <w:t xml:space="preserve">站壓</w:t>
-            </w:r>
-          </w:p>
-        </w:tc>
-        <w:tc>
-          <w:tcPr>
-            <w:tcW w:type="dxa" w:w="2075"/>
-            <w:tcMar>
-              <w:top w:type="dxa" w:w="60"/>
-              <w:left w:type="dxa" w:w="100"/>
-              <w:bottom w:type="dxa" w:w="60"/>
-              <w:right w:type="dxa" w:w="100"/>
-            </w:tcMar>
-          </w:tcPr>
-          <w:p>
-            <w:r>
-              <w:rPr>
-                <w:sz w:val="19"/>
-                <w:szCs w:val="19"/>
-              </w:rPr>
-              <w:t xml:space="preserve">抓漏</w:t>
-            </w:r>
-          </w:p>
-        </w:tc>
-        <w:tc>
-          <w:tcPr>
-            <w:tcW w:type="dxa" w:w="3410"/>
-            <w:tcMar>
-              <w:top w:type="dxa" w:w="60"/>
-              <w:left w:type="dxa" w:w="100"/>
-              <w:bottom w:type="dxa" w:w="60"/>
-              <w:right w:type="dxa" w:w="100"/>
-            </w:tcMar>
-          </w:tcPr>
-          <w:p>
-            <w:r>
-              <w:rPr>
-                <w:sz w:val="19"/>
-                <w:szCs w:val="19"/>
-              </w:rPr>
-              <w:t xml:space="preserve">Pressure Test</w:t>
-            </w:r>
-          </w:p>
-        </w:tc>
-        <w:tc>
-          <w:tcPr>
-            <w:tcW w:type="dxa" w:w="3264"/>
-            <w:tcMar>
-              <w:top w:type="dxa" w:w="60"/>
-              <w:left w:type="dxa" w:w="100"/>
-              <w:bottom w:type="dxa" w:w="60"/>
-              <w:right w:type="dxa" w:w="100"/>
-            </w:tcMar>
-          </w:tcPr>
-          <w:p>
-            <w:r>
-              <w:rPr>
-                <w:sz w:val="19"/>
-                <w:szCs w:val="19"/>
-              </w:rPr>
-              <w:t xml:space="preserve">灌氮氣保壓找漏點</w:t>
+            <w:tcW w:type="dxa" w:w="803"/>
+            <w:tcMar>
+              <w:top w:type="dxa" w:w="60"/>
+              <w:left w:type="dxa" w:w="100"/>
+              <w:bottom w:type="dxa" w:w="60"/>
+              <w:right w:type="dxa" w:w="100"/>
+            </w:tcMar>
+          </w:tcPr>
+          <w:p>
+            <w:r>
+              <w:rPr>
+                <w:sz w:val="19"/>
+                <w:szCs w:val="19"/>
+              </w:rPr>
+              <w:t xml:space="preserve">風斗</w:t>
+            </w:r>
+          </w:p>
+        </w:tc>
+        <w:tc>
+          <w:tcPr>
+            <w:tcW w:type="dxa" w:w="2409"/>
+            <w:tcMar>
+              <w:top w:type="dxa" w:w="60"/>
+              <w:left w:type="dxa" w:w="100"/>
+              <w:bottom w:type="dxa" w:w="60"/>
+              <w:right w:type="dxa" w:w="100"/>
+            </w:tcMar>
+          </w:tcPr>
+          <w:p>
+            <w:r>
+              <w:rPr>
+                <w:sz w:val="19"/>
+                <w:szCs w:val="19"/>
+              </w:rPr>
+              <w:t xml:space="preserve">封斗、包斗</w:t>
+            </w:r>
+          </w:p>
+        </w:tc>
+        <w:tc>
+          <w:tcPr>
+            <w:tcW w:type="dxa" w:w="3078"/>
+            <w:tcMar>
+              <w:top w:type="dxa" w:w="60"/>
+              <w:left w:type="dxa" w:w="100"/>
+              <w:bottom w:type="dxa" w:w="60"/>
+              <w:right w:type="dxa" w:w="100"/>
+            </w:tcMar>
+          </w:tcPr>
+          <w:p>
+            <w:r>
+              <w:rPr>
+                <w:sz w:val="19"/>
+                <w:szCs w:val="19"/>
+              </w:rPr>
+              <w:t xml:space="preserve">Fan Shroud</w:t>
+            </w:r>
+          </w:p>
+        </w:tc>
+        <w:tc>
+          <w:tcPr>
+            <w:tcW w:type="dxa" w:w="3348"/>
+            <w:tcMar>
+              <w:top w:type="dxa" w:w="60"/>
+              <w:left w:type="dxa" w:w="100"/>
+              <w:bottom w:type="dxa" w:w="60"/>
+              <w:right w:type="dxa" w:w="100"/>
+            </w:tcMar>
+          </w:tcPr>
+          <w:p>
+            <w:r>
+              <w:rPr>
+                <w:sz w:val="19"/>
+                <w:szCs w:val="19"/>
+              </w:rPr>
+              <w:t xml:space="preserve">包住鰭片、裝風車的外框</w:t>
             </w:r>
           </w:p>
         </w:tc>
@@ -6705,27 +6705,27 @@
         </w:trPr>
         <w:tc>
           <w:tcPr>
-            <w:tcW w:type="dxa" w:w="889"/>
-            <w:tcMar>
-              <w:top w:type="dxa" w:w="60"/>
-              <w:left w:type="dxa" w:w="100"/>
-              <w:bottom w:type="dxa" w:w="60"/>
-              <w:right w:type="dxa" w:w="100"/>
-            </w:tcMar>
-          </w:tcPr>
-          <w:p>
-            <w:r>
-              <w:rPr>
-                <w:sz w:val="19"/>
-                <w:szCs w:val="19"/>
-              </w:rPr>
-              <w:t xml:space="preserve">機上型</w:t>
-            </w:r>
-          </w:p>
-        </w:tc>
-        <w:tc>
-          <w:tcPr>
-            <w:tcW w:type="dxa" w:w="2075"/>
+            <w:tcW w:type="dxa" w:w="803"/>
+            <w:tcMar>
+              <w:top w:type="dxa" w:w="60"/>
+              <w:left w:type="dxa" w:w="100"/>
+              <w:bottom w:type="dxa" w:w="60"/>
+              <w:right w:type="dxa" w:w="100"/>
+            </w:tcMar>
+          </w:tcPr>
+          <w:p>
+            <w:r>
+              <w:rPr>
+                <w:sz w:val="19"/>
+                <w:szCs w:val="19"/>
+              </w:rPr>
+              <w:t xml:space="preserve">充灌閥</w:t>
+            </w:r>
+          </w:p>
+        </w:tc>
+        <w:tc>
+          <w:tcPr>
+            <w:tcW w:type="dxa" w:w="2409"/>
             <w:tcMar>
               <w:top w:type="dxa" w:w="60"/>
               <w:left w:type="dxa" w:w="100"/>
@@ -6745,41 +6745,41 @@
         </w:tc>
         <w:tc>
           <w:tcPr>
-            <w:tcW w:type="dxa" w:w="3410"/>
-            <w:tcMar>
-              <w:top w:type="dxa" w:w="60"/>
-              <w:left w:type="dxa" w:w="100"/>
-              <w:bottom w:type="dxa" w:w="60"/>
-              <w:right w:type="dxa" w:w="100"/>
-            </w:tcMar>
-          </w:tcPr>
-          <w:p>
-            <w:r>
-              <w:rPr>
-                <w:sz w:val="19"/>
-                <w:szCs w:val="19"/>
-              </w:rPr>
-              <w:t xml:space="preserve">Top-mount</w:t>
-            </w:r>
-          </w:p>
-        </w:tc>
-        <w:tc>
-          <w:tcPr>
-            <w:tcW w:type="dxa" w:w="3264"/>
-            <w:tcMar>
-              <w:top w:type="dxa" w:w="60"/>
-              <w:left w:type="dxa" w:w="100"/>
-              <w:bottom w:type="dxa" w:w="60"/>
-              <w:right w:type="dxa" w:w="100"/>
-            </w:tcMar>
-          </w:tcPr>
-          <w:p>
-            <w:r>
-              <w:rPr>
-                <w:sz w:val="19"/>
-                <w:szCs w:val="19"/>
-              </w:rPr>
-              <w:t xml:space="preserve">散熱器放在冰箱頂上；只能用 11 支</w:t>
+            <w:tcW w:type="dxa" w:w="3078"/>
+            <w:tcMar>
+              <w:top w:type="dxa" w:w="60"/>
+              <w:left w:type="dxa" w:w="100"/>
+              <w:bottom w:type="dxa" w:w="60"/>
+              <w:right w:type="dxa" w:w="100"/>
+            </w:tcMar>
+          </w:tcPr>
+          <w:p>
+            <w:r>
+              <w:rPr>
+                <w:sz w:val="19"/>
+                <w:szCs w:val="19"/>
+              </w:rPr>
+              <w:t xml:space="preserve">Access (Schrader) Valve</w:t>
+            </w:r>
+          </w:p>
+        </w:tc>
+        <w:tc>
+          <w:tcPr>
+            <w:tcW w:type="dxa" w:w="3348"/>
+            <w:tcMar>
+              <w:top w:type="dxa" w:w="60"/>
+              <w:left w:type="dxa" w:w="100"/>
+              <w:bottom w:type="dxa" w:w="60"/>
+              <w:right w:type="dxa" w:w="100"/>
+            </w:tcMar>
+          </w:tcPr>
+          <w:p>
+            <w:r>
+              <w:rPr>
+                <w:sz w:val="19"/>
+                <w:szCs w:val="19"/>
+              </w:rPr>
+              <w:t xml:space="preserve">可以灌氣、測壓；散熱器沒有</w:t>
             </w:r>
           </w:p>
         </w:tc>
@@ -6790,81 +6790,81 @@
         </w:trPr>
         <w:tc>
           <w:tcPr>
-            <w:tcW w:type="dxa" w:w="889"/>
-            <w:tcMar>
-              <w:top w:type="dxa" w:w="60"/>
-              <w:left w:type="dxa" w:w="100"/>
-              <w:bottom w:type="dxa" w:w="60"/>
-              <w:right w:type="dxa" w:w="100"/>
-            </w:tcMar>
-          </w:tcPr>
-          <w:p>
-            <w:r>
-              <w:rPr>
-                <w:sz w:val="19"/>
-                <w:szCs w:val="19"/>
-              </w:rPr>
-              <w:t xml:space="preserve">屋外型</w:t>
-            </w:r>
-          </w:p>
-        </w:tc>
-        <w:tc>
-          <w:tcPr>
-            <w:tcW w:type="dxa" w:w="2075"/>
-            <w:tcMar>
-              <w:top w:type="dxa" w:w="60"/>
-              <w:left w:type="dxa" w:w="100"/>
-              <w:bottom w:type="dxa" w:w="60"/>
-              <w:right w:type="dxa" w:w="100"/>
-            </w:tcMar>
-          </w:tcPr>
-          <w:p>
-            <w:r>
-              <w:rPr>
-                <w:sz w:val="19"/>
-                <w:szCs w:val="19"/>
-              </w:rPr>
-              <w:t xml:space="preserve">室外機（有外殼）</w:t>
-            </w:r>
-          </w:p>
-        </w:tc>
-        <w:tc>
-          <w:tcPr>
-            <w:tcW w:type="dxa" w:w="3410"/>
-            <w:tcMar>
-              <w:top w:type="dxa" w:w="60"/>
-              <w:left w:type="dxa" w:w="100"/>
-              <w:bottom w:type="dxa" w:w="60"/>
-              <w:right w:type="dxa" w:w="100"/>
-            </w:tcMar>
-          </w:tcPr>
-          <w:p>
-            <w:r>
-              <w:rPr>
-                <w:sz w:val="19"/>
-                <w:szCs w:val="19"/>
-              </w:rPr>
-              <w:t xml:space="preserve">Outdoor Unit</w:t>
-            </w:r>
-          </w:p>
-        </w:tc>
-        <w:tc>
-          <w:tcPr>
-            <w:tcW w:type="dxa" w:w="3264"/>
-            <w:tcMar>
-              <w:top w:type="dxa" w:w="60"/>
-              <w:left w:type="dxa" w:w="100"/>
-              <w:bottom w:type="dxa" w:w="60"/>
-              <w:right w:type="dxa" w:w="100"/>
-            </w:tcMar>
-          </w:tcPr>
-          <w:p>
-            <w:r>
-              <w:rPr>
-                <w:sz w:val="19"/>
-                <w:szCs w:val="19"/>
-              </w:rPr>
-              <w:t xml:space="preserve">馬達在裡面：好看、安靜、防風雨</w:t>
+            <w:tcW w:type="dxa" w:w="803"/>
+            <w:tcMar>
+              <w:top w:type="dxa" w:w="60"/>
+              <w:left w:type="dxa" w:w="100"/>
+              <w:bottom w:type="dxa" w:w="60"/>
+              <w:right w:type="dxa" w:w="100"/>
+            </w:tcMar>
+          </w:tcPr>
+          <w:p>
+            <w:r>
+              <w:rPr>
+                <w:sz w:val="19"/>
+                <w:szCs w:val="19"/>
+              </w:rPr>
+              <w:t xml:space="preserve">站壓</w:t>
+            </w:r>
+          </w:p>
+        </w:tc>
+        <w:tc>
+          <w:tcPr>
+            <w:tcW w:type="dxa" w:w="2409"/>
+            <w:tcMar>
+              <w:top w:type="dxa" w:w="60"/>
+              <w:left w:type="dxa" w:w="100"/>
+              <w:bottom w:type="dxa" w:w="60"/>
+              <w:right w:type="dxa" w:w="100"/>
+            </w:tcMar>
+          </w:tcPr>
+          <w:p>
+            <w:r>
+              <w:rPr>
+                <w:sz w:val="19"/>
+                <w:szCs w:val="19"/>
+              </w:rPr>
+              <w:t xml:space="preserve">抓漏</w:t>
+            </w:r>
+          </w:p>
+        </w:tc>
+        <w:tc>
+          <w:tcPr>
+            <w:tcW w:type="dxa" w:w="3078"/>
+            <w:tcMar>
+              <w:top w:type="dxa" w:w="60"/>
+              <w:left w:type="dxa" w:w="100"/>
+              <w:bottom w:type="dxa" w:w="60"/>
+              <w:right w:type="dxa" w:w="100"/>
+            </w:tcMar>
+          </w:tcPr>
+          <w:p>
+            <w:r>
+              <w:rPr>
+                <w:sz w:val="19"/>
+                <w:szCs w:val="19"/>
+              </w:rPr>
+              <w:t xml:space="preserve">Pressure Test</w:t>
+            </w:r>
+          </w:p>
+        </w:tc>
+        <w:tc>
+          <w:tcPr>
+            <w:tcW w:type="dxa" w:w="3348"/>
+            <w:tcMar>
+              <w:top w:type="dxa" w:w="60"/>
+              <w:left w:type="dxa" w:w="100"/>
+              <w:bottom w:type="dxa" w:w="60"/>
+              <w:right w:type="dxa" w:w="100"/>
+            </w:tcMar>
+          </w:tcPr>
+          <w:p>
+            <w:r>
+              <w:rPr>
+                <w:sz w:val="19"/>
+                <w:szCs w:val="19"/>
+              </w:rPr>
+              <w:t xml:space="preserve">灌氮氣保壓找漏點</w:t>
             </w:r>
           </w:p>
         </w:tc>
@@ -6875,27 +6875,27 @@
         </w:trPr>
         <w:tc>
           <w:tcPr>
-            <w:tcW w:type="dxa" w:w="889"/>
-            <w:tcMar>
-              <w:top w:type="dxa" w:w="60"/>
-              <w:left w:type="dxa" w:w="100"/>
-              <w:bottom w:type="dxa" w:w="60"/>
-              <w:right w:type="dxa" w:w="100"/>
-            </w:tcMar>
-          </w:tcPr>
-          <w:p>
-            <w:r>
-              <w:rPr>
-                <w:sz w:val="19"/>
-                <w:szCs w:val="19"/>
-              </w:rPr>
-              <w:t xml:space="preserve">內膨</w:t>
-            </w:r>
-          </w:p>
-        </w:tc>
-        <w:tc>
-          <w:tcPr>
-            <w:tcW w:type="dxa" w:w="2075"/>
+            <w:tcW w:type="dxa" w:w="803"/>
+            <w:tcMar>
+              <w:top w:type="dxa" w:w="60"/>
+              <w:left w:type="dxa" w:w="100"/>
+              <w:bottom w:type="dxa" w:w="60"/>
+              <w:right w:type="dxa" w:w="100"/>
+            </w:tcMar>
+          </w:tcPr>
+          <w:p>
+            <w:r>
+              <w:rPr>
+                <w:sz w:val="19"/>
+                <w:szCs w:val="19"/>
+              </w:rPr>
+              <w:t xml:space="preserve">機上型</w:t>
+            </w:r>
+          </w:p>
+        </w:tc>
+        <w:tc>
+          <w:tcPr>
+            <w:tcW w:type="dxa" w:w="2409"/>
             <w:tcMar>
               <w:top w:type="dxa" w:w="60"/>
               <w:left w:type="dxa" w:w="100"/>
@@ -6915,41 +6915,41 @@
         </w:tc>
         <w:tc>
           <w:tcPr>
-            <w:tcW w:type="dxa" w:w="3410"/>
-            <w:tcMar>
-              <w:top w:type="dxa" w:w="60"/>
-              <w:left w:type="dxa" w:w="100"/>
-              <w:bottom w:type="dxa" w:w="60"/>
-              <w:right w:type="dxa" w:w="100"/>
-            </w:tcMar>
-          </w:tcPr>
-          <w:p>
-            <w:r>
-              <w:rPr>
-                <w:sz w:val="19"/>
-                <w:szCs w:val="19"/>
-              </w:rPr>
-              <w:t xml:space="preserve">—</w:t>
-            </w:r>
-          </w:p>
-        </w:tc>
-        <w:tc>
-          <w:tcPr>
-            <w:tcW w:type="dxa" w:w="3264"/>
-            <w:tcMar>
-              <w:top w:type="dxa" w:w="60"/>
-              <w:left w:type="dxa" w:w="100"/>
-              <w:bottom w:type="dxa" w:w="60"/>
-              <w:right w:type="dxa" w:w="100"/>
-            </w:tcMar>
-          </w:tcPr>
-          <w:p>
-            <w:r>
-              <w:rPr>
-                <w:sz w:val="19"/>
-                <w:szCs w:val="19"/>
-              </w:rPr>
-              <w:t xml:space="preserve">膨脹閥裝在蒸發器旁或箱內（冷凍）；冷氣是外膨</w:t>
+            <w:tcW w:type="dxa" w:w="3078"/>
+            <w:tcMar>
+              <w:top w:type="dxa" w:w="60"/>
+              <w:left w:type="dxa" w:w="100"/>
+              <w:bottom w:type="dxa" w:w="60"/>
+              <w:right w:type="dxa" w:w="100"/>
+            </w:tcMar>
+          </w:tcPr>
+          <w:p>
+            <w:r>
+              <w:rPr>
+                <w:sz w:val="19"/>
+                <w:szCs w:val="19"/>
+              </w:rPr>
+              <w:t xml:space="preserve">Top-mount</w:t>
+            </w:r>
+          </w:p>
+        </w:tc>
+        <w:tc>
+          <w:tcPr>
+            <w:tcW w:type="dxa" w:w="3348"/>
+            <w:tcMar>
+              <w:top w:type="dxa" w:w="60"/>
+              <w:left w:type="dxa" w:w="100"/>
+              <w:bottom w:type="dxa" w:w="60"/>
+              <w:right w:type="dxa" w:w="100"/>
+            </w:tcMar>
+          </w:tcPr>
+          <w:p>
+            <w:r>
+              <w:rPr>
+                <w:sz w:val="19"/>
+                <w:szCs w:val="19"/>
+              </w:rPr>
+              <w:t xml:space="preserve">散熱器放在冰箱頂上；只能用 11 支</w:t>
             </w:r>
           </w:p>
         </w:tc>
@@ -6960,7 +6960,177 @@
         </w:trPr>
         <w:tc>
           <w:tcPr>
-            <w:tcW w:type="dxa" w:w="889"/>
+            <w:tcW w:type="dxa" w:w="803"/>
+            <w:tcMar>
+              <w:top w:type="dxa" w:w="60"/>
+              <w:left w:type="dxa" w:w="100"/>
+              <w:bottom w:type="dxa" w:w="60"/>
+              <w:right w:type="dxa" w:w="100"/>
+            </w:tcMar>
+          </w:tcPr>
+          <w:p>
+            <w:r>
+              <w:rPr>
+                <w:sz w:val="19"/>
+                <w:szCs w:val="19"/>
+              </w:rPr>
+              <w:t xml:space="preserve">屋外型</w:t>
+            </w:r>
+          </w:p>
+        </w:tc>
+        <w:tc>
+          <w:tcPr>
+            <w:tcW w:type="dxa" w:w="2409"/>
+            <w:tcMar>
+              <w:top w:type="dxa" w:w="60"/>
+              <w:left w:type="dxa" w:w="100"/>
+              <w:bottom w:type="dxa" w:w="60"/>
+              <w:right w:type="dxa" w:w="100"/>
+            </w:tcMar>
+          </w:tcPr>
+          <w:p>
+            <w:r>
+              <w:rPr>
+                <w:sz w:val="19"/>
+                <w:szCs w:val="19"/>
+              </w:rPr>
+              <w:t xml:space="preserve">室外機（有外殼）</w:t>
+            </w:r>
+          </w:p>
+        </w:tc>
+        <w:tc>
+          <w:tcPr>
+            <w:tcW w:type="dxa" w:w="3078"/>
+            <w:tcMar>
+              <w:top w:type="dxa" w:w="60"/>
+              <w:left w:type="dxa" w:w="100"/>
+              <w:bottom w:type="dxa" w:w="60"/>
+              <w:right w:type="dxa" w:w="100"/>
+            </w:tcMar>
+          </w:tcPr>
+          <w:p>
+            <w:r>
+              <w:rPr>
+                <w:sz w:val="19"/>
+                <w:szCs w:val="19"/>
+              </w:rPr>
+              <w:t xml:space="preserve">Outdoor Unit</w:t>
+            </w:r>
+          </w:p>
+        </w:tc>
+        <w:tc>
+          <w:tcPr>
+            <w:tcW w:type="dxa" w:w="3348"/>
+            <w:tcMar>
+              <w:top w:type="dxa" w:w="60"/>
+              <w:left w:type="dxa" w:w="100"/>
+              <w:bottom w:type="dxa" w:w="60"/>
+              <w:right w:type="dxa" w:w="100"/>
+            </w:tcMar>
+          </w:tcPr>
+          <w:p>
+            <w:r>
+              <w:rPr>
+                <w:sz w:val="19"/>
+                <w:szCs w:val="19"/>
+              </w:rPr>
+              <w:t xml:space="preserve">馬達在裡面：好看、安靜、防風雨</w:t>
+            </w:r>
+          </w:p>
+        </w:tc>
+      </w:tr>
+      <w:tr>
+        <w:trPr>
+          <w:tblHeader w:val="off"/>
+        </w:trPr>
+        <w:tc>
+          <w:tcPr>
+            <w:tcW w:type="dxa" w:w="803"/>
+            <w:tcMar>
+              <w:top w:type="dxa" w:w="60"/>
+              <w:left w:type="dxa" w:w="100"/>
+              <w:bottom w:type="dxa" w:w="60"/>
+              <w:right w:type="dxa" w:w="100"/>
+            </w:tcMar>
+          </w:tcPr>
+          <w:p>
+            <w:r>
+              <w:rPr>
+                <w:sz w:val="19"/>
+                <w:szCs w:val="19"/>
+              </w:rPr>
+              <w:t xml:space="preserve">內膨</w:t>
+            </w:r>
+          </w:p>
+        </w:tc>
+        <w:tc>
+          <w:tcPr>
+            <w:tcW w:type="dxa" w:w="2409"/>
+            <w:tcMar>
+              <w:top w:type="dxa" w:w="60"/>
+              <w:left w:type="dxa" w:w="100"/>
+              <w:bottom w:type="dxa" w:w="60"/>
+              <w:right w:type="dxa" w:w="100"/>
+            </w:tcMar>
+          </w:tcPr>
+          <w:p>
+            <w:r>
+              <w:rPr>
+                <w:sz w:val="19"/>
+                <w:szCs w:val="19"/>
+              </w:rPr>
+              <w:t xml:space="preserve">—</w:t>
+            </w:r>
+          </w:p>
+        </w:tc>
+        <w:tc>
+          <w:tcPr>
+            <w:tcW w:type="dxa" w:w="3078"/>
+            <w:tcMar>
+              <w:top w:type="dxa" w:w="60"/>
+              <w:left w:type="dxa" w:w="100"/>
+              <w:bottom w:type="dxa" w:w="60"/>
+              <w:right w:type="dxa" w:w="100"/>
+            </w:tcMar>
+          </w:tcPr>
+          <w:p>
+            <w:r>
+              <w:rPr>
+                <w:sz w:val="19"/>
+                <w:szCs w:val="19"/>
+              </w:rPr>
+              <w:t xml:space="preserve">—</w:t>
+            </w:r>
+          </w:p>
+        </w:tc>
+        <w:tc>
+          <w:tcPr>
+            <w:tcW w:type="dxa" w:w="3348"/>
+            <w:tcMar>
+              <w:top w:type="dxa" w:w="60"/>
+              <w:left w:type="dxa" w:w="100"/>
+              <w:bottom w:type="dxa" w:w="60"/>
+              <w:right w:type="dxa" w:w="100"/>
+            </w:tcMar>
+          </w:tcPr>
+          <w:p>
+            <w:r>
+              <w:rPr>
+                <w:sz w:val="19"/>
+                <w:szCs w:val="19"/>
+              </w:rPr>
+              <w:t xml:space="preserve">膨脹閥裝在蒸發器旁或箱內（冷凍）；冷氣是外膨</w:t>
+            </w:r>
+          </w:p>
+        </w:tc>
+      </w:tr>
+      <w:tr>
+        <w:trPr>
+          <w:tblHeader w:val="off"/>
+        </w:trPr>
+        <w:tc>
+          <w:tcPr>
+            <w:tcW w:type="dxa" w:w="803"/>
             <w:tcMar>
               <w:top w:type="dxa" w:w="60"/>
               <w:left w:type="dxa" w:w="100"/>
@@ -6980,7 +7150,7 @@
         </w:tc>
         <w:tc>
           <w:tcPr>
-            <w:tcW w:type="dxa" w:w="2075"/>
+            <w:tcW w:type="dxa" w:w="2409"/>
             <w:tcMar>
               <w:top w:type="dxa" w:w="60"/>
               <w:left w:type="dxa" w:w="100"/>
@@ -7000,7 +7170,7 @@
         </w:tc>
         <w:tc>
           <w:tcPr>
-            <w:tcW w:type="dxa" w:w="3410"/>
+            <w:tcW w:type="dxa" w:w="3078"/>
             <w:tcMar>
               <w:top w:type="dxa" w:w="60"/>
               <w:left w:type="dxa" w:w="100"/>
@@ -7020,7 +7190,7 @@
         </w:tc>
         <w:tc>
           <w:tcPr>
-            <w:tcW w:type="dxa" w:w="3264"/>
+            <w:tcW w:type="dxa" w:w="3348"/>
             <w:tcMar>
               <w:top w:type="dxa" w:w="60"/>
               <w:left w:type="dxa" w:w="100"/>

--- a/培訓筆記.docx
+++ b/培訓筆記.docx
@@ -3546,7 +3546,17 @@
         <w:t xml:space="preserve">底板</w:t>
       </w:r>
       <w:r>
-        <w:t xml:space="preserve">」，多半是指</w:t>
+        <w:t xml:space="preserve">」（底部的板子），可能是放壓縮機的</w:t>
+      </w:r>
+      <w:r>
+        <w:rPr>
+          <w:b/>
+          <w:bCs/>
+        </w:rPr>
+        <w:t xml:space="preserve">基板</w:t>
+      </w:r>
+      <w:r>
+        <w:t xml:space="preserve">，也可能是把底封住的</w:t>
       </w:r>
       <w:r>
         <w:rPr>
@@ -3556,17 +3566,7 @@
         <w:t xml:space="preserve">封底板</w:t>
       </w:r>
       <w:r>
-        <w:t xml:space="preserve">（把底封住），不是放壓縮機的</w:t>
-      </w:r>
-      <w:r>
-        <w:rPr>
-          <w:b/>
-          <w:bCs/>
-        </w:rPr>
-        <w:t xml:space="preserve">基板</w:t>
-      </w:r>
-      <w:r>
-        <w:t xml:space="preserve">；先問用途：「要放壓縮機嗎？」〔錄音10 11:04〕</w:t>
+        <w:t xml:space="preserve">；先問用途：「要放壓縮機嗎？」老闆把兩個名詞分開叫，才不會跟客人搞混。〔錄音10 11:04〕〔錄音10 13:14〕</w:t>
       </w:r>
     </w:p>
     <w:p>
@@ -4387,10 +4387,10 @@
         </w:tblBorders>
       </w:tblPr>
       <w:tblGrid>
-        <w:gridCol w:w="803"/>
-        <w:gridCol w:w="2409"/>
-        <w:gridCol w:w="3078"/>
-        <w:gridCol w:w="3348"/>
+        <w:gridCol w:w="850"/>
+        <w:gridCol w:w="1984"/>
+        <w:gridCol w:w="3259"/>
+        <w:gridCol w:w="3545"/>
       </w:tblGrid>
       <w:tr>
         <w:trPr>
@@ -4398,7 +4398,7 @@
         </w:trPr>
         <w:tc>
           <w:tcPr>
-            <w:tcW w:type="dxa" w:w="803"/>
+            <w:tcW w:type="dxa" w:w="850"/>
             <w:shd w:fill="DCEBF7" w:color="auto" w:val="clear"/>
             <w:tcMar>
               <w:top w:type="dxa" w:w="60"/>
@@ -4421,7 +4421,7 @@
         </w:tc>
         <w:tc>
           <w:tcPr>
-            <w:tcW w:type="dxa" w:w="2409"/>
+            <w:tcW w:type="dxa" w:w="1984"/>
             <w:shd w:fill="DCEBF7" w:color="auto" w:val="clear"/>
             <w:tcMar>
               <w:top w:type="dxa" w:w="60"/>
@@ -4444,7 +4444,7 @@
         </w:tc>
         <w:tc>
           <w:tcPr>
-            <w:tcW w:type="dxa" w:w="3078"/>
+            <w:tcW w:type="dxa" w:w="3259"/>
             <w:shd w:fill="DCEBF7" w:color="auto" w:val="clear"/>
             <w:tcMar>
               <w:top w:type="dxa" w:w="60"/>
@@ -4467,7 +4467,7 @@
         </w:tc>
         <w:tc>
           <w:tcPr>
-            <w:tcW w:type="dxa" w:w="3348"/>
+            <w:tcW w:type="dxa" w:w="3545"/>
             <w:shd w:fill="DCEBF7" w:color="auto" w:val="clear"/>
             <w:tcMar>
               <w:top w:type="dxa" w:w="60"/>
@@ -4495,7 +4495,7 @@
         </w:trPr>
         <w:tc>
           <w:tcPr>
-            <w:tcW w:type="dxa" w:w="803"/>
+            <w:tcW w:type="dxa" w:w="850"/>
             <w:tcMar>
               <w:top w:type="dxa" w:w="60"/>
               <w:left w:type="dxa" w:w="100"/>
@@ -4515,7 +4515,7 @@
         </w:tc>
         <w:tc>
           <w:tcPr>
-            <w:tcW w:type="dxa" w:w="2409"/>
+            <w:tcW w:type="dxa" w:w="1984"/>
             <w:tcMar>
               <w:top w:type="dxa" w:w="60"/>
               <w:left w:type="dxa" w:w="100"/>
@@ -4535,7 +4535,7 @@
         </w:tc>
         <w:tc>
           <w:tcPr>
-            <w:tcW w:type="dxa" w:w="3078"/>
+            <w:tcW w:type="dxa" w:w="3259"/>
             <w:tcMar>
               <w:top w:type="dxa" w:w="60"/>
               <w:left w:type="dxa" w:w="100"/>
@@ -4555,7 +4555,7 @@
         </w:tc>
         <w:tc>
           <w:tcPr>
-            <w:tcW w:type="dxa" w:w="3348"/>
+            <w:tcW w:type="dxa" w:w="3545"/>
             <w:tcMar>
               <w:top w:type="dxa" w:w="60"/>
               <w:left w:type="dxa" w:w="100"/>
@@ -4580,7 +4580,7 @@
         </w:trPr>
         <w:tc>
           <w:tcPr>
-            <w:tcW w:type="dxa" w:w="803"/>
+            <w:tcW w:type="dxa" w:w="850"/>
             <w:tcMar>
               <w:top w:type="dxa" w:w="60"/>
               <w:left w:type="dxa" w:w="100"/>
@@ -4600,7 +4600,7 @@
         </w:tc>
         <w:tc>
           <w:tcPr>
-            <w:tcW w:type="dxa" w:w="2409"/>
+            <w:tcW w:type="dxa" w:w="1984"/>
             <w:tcMar>
               <w:top w:type="dxa" w:w="60"/>
               <w:left w:type="dxa" w:w="100"/>
@@ -4620,7 +4620,7 @@
         </w:tc>
         <w:tc>
           <w:tcPr>
-            <w:tcW w:type="dxa" w:w="3078"/>
+            <w:tcW w:type="dxa" w:w="3259"/>
             <w:tcMar>
               <w:top w:type="dxa" w:w="60"/>
               <w:left w:type="dxa" w:w="100"/>
@@ -4640,7 +4640,7 @@
         </w:tc>
         <w:tc>
           <w:tcPr>
-            <w:tcW w:type="dxa" w:w="3348"/>
+            <w:tcW w:type="dxa" w:w="3545"/>
             <w:tcMar>
               <w:top w:type="dxa" w:w="60"/>
               <w:left w:type="dxa" w:w="100"/>
@@ -4665,7 +4665,7 @@
         </w:trPr>
         <w:tc>
           <w:tcPr>
-            <w:tcW w:type="dxa" w:w="803"/>
+            <w:tcW w:type="dxa" w:w="850"/>
             <w:tcMar>
               <w:top w:type="dxa" w:w="60"/>
               <w:left w:type="dxa" w:w="100"/>
@@ -4685,7 +4685,7 @@
         </w:tc>
         <w:tc>
           <w:tcPr>
-            <w:tcW w:type="dxa" w:w="2409"/>
+            <w:tcW w:type="dxa" w:w="1984"/>
             <w:tcMar>
               <w:top w:type="dxa" w:w="60"/>
               <w:left w:type="dxa" w:w="100"/>
@@ -4705,7 +4705,7 @@
         </w:tc>
         <w:tc>
           <w:tcPr>
-            <w:tcW w:type="dxa" w:w="3078"/>
+            <w:tcW w:type="dxa" w:w="3259"/>
             <w:tcMar>
               <w:top w:type="dxa" w:w="60"/>
               <w:left w:type="dxa" w:w="100"/>
@@ -4725,7 +4725,7 @@
         </w:tc>
         <w:tc>
           <w:tcPr>
-            <w:tcW w:type="dxa" w:w="3348"/>
+            <w:tcW w:type="dxa" w:w="3545"/>
             <w:tcMar>
               <w:top w:type="dxa" w:w="60"/>
               <w:left w:type="dxa" w:w="100"/>
@@ -4750,7 +4750,7 @@
         </w:trPr>
         <w:tc>
           <w:tcPr>
-            <w:tcW w:type="dxa" w:w="803"/>
+            <w:tcW w:type="dxa" w:w="850"/>
             <w:tcMar>
               <w:top w:type="dxa" w:w="60"/>
               <w:left w:type="dxa" w:w="100"/>
@@ -4770,7 +4770,7 @@
         </w:tc>
         <w:tc>
           <w:tcPr>
-            <w:tcW w:type="dxa" w:w="2409"/>
+            <w:tcW w:type="dxa" w:w="1984"/>
             <w:tcMar>
               <w:top w:type="dxa" w:w="60"/>
               <w:left w:type="dxa" w:w="100"/>
@@ -4790,7 +4790,7 @@
         </w:tc>
         <w:tc>
           <w:tcPr>
-            <w:tcW w:type="dxa" w:w="3078"/>
+            <w:tcW w:type="dxa" w:w="3259"/>
             <w:tcMar>
               <w:top w:type="dxa" w:w="60"/>
               <w:left w:type="dxa" w:w="100"/>
@@ -4810,7 +4810,7 @@
         </w:tc>
         <w:tc>
           <w:tcPr>
-            <w:tcW w:type="dxa" w:w="3348"/>
+            <w:tcW w:type="dxa" w:w="3545"/>
             <w:tcMar>
               <w:top w:type="dxa" w:w="60"/>
               <w:left w:type="dxa" w:w="100"/>
@@ -4835,7 +4835,7 @@
         </w:trPr>
         <w:tc>
           <w:tcPr>
-            <w:tcW w:type="dxa" w:w="803"/>
+            <w:tcW w:type="dxa" w:w="850"/>
             <w:tcMar>
               <w:top w:type="dxa" w:w="60"/>
               <w:left w:type="dxa" w:w="100"/>
@@ -4855,7 +4855,7 @@
         </w:tc>
         <w:tc>
           <w:tcPr>
-            <w:tcW w:type="dxa" w:w="2409"/>
+            <w:tcW w:type="dxa" w:w="1984"/>
             <w:tcMar>
               <w:top w:type="dxa" w:w="60"/>
               <w:left w:type="dxa" w:w="100"/>
@@ -4875,7 +4875,7 @@
         </w:tc>
         <w:tc>
           <w:tcPr>
-            <w:tcW w:type="dxa" w:w="3078"/>
+            <w:tcW w:type="dxa" w:w="3259"/>
             <w:tcMar>
               <w:top w:type="dxa" w:w="60"/>
               <w:left w:type="dxa" w:w="100"/>
@@ -4895,7 +4895,7 @@
         </w:tc>
         <w:tc>
           <w:tcPr>
-            <w:tcW w:type="dxa" w:w="3348"/>
+            <w:tcW w:type="dxa" w:w="3545"/>
             <w:tcMar>
               <w:top w:type="dxa" w:w="60"/>
               <w:left w:type="dxa" w:w="100"/>
@@ -4920,7 +4920,7 @@
         </w:trPr>
         <w:tc>
           <w:tcPr>
-            <w:tcW w:type="dxa" w:w="803"/>
+            <w:tcW w:type="dxa" w:w="850"/>
             <w:tcMar>
               <w:top w:type="dxa" w:w="60"/>
               <w:left w:type="dxa" w:w="100"/>
@@ -4940,7 +4940,7 @@
         </w:tc>
         <w:tc>
           <w:tcPr>
-            <w:tcW w:type="dxa" w:w="2409"/>
+            <w:tcW w:type="dxa" w:w="1984"/>
             <w:tcMar>
               <w:top w:type="dxa" w:w="60"/>
               <w:left w:type="dxa" w:w="100"/>
@@ -4960,7 +4960,7 @@
         </w:tc>
         <w:tc>
           <w:tcPr>
-            <w:tcW w:type="dxa" w:w="3078"/>
+            <w:tcW w:type="dxa" w:w="3259"/>
             <w:tcMar>
               <w:top w:type="dxa" w:w="60"/>
               <w:left w:type="dxa" w:w="100"/>
@@ -4980,7 +4980,7 @@
         </w:tc>
         <w:tc>
           <w:tcPr>
-            <w:tcW w:type="dxa" w:w="3348"/>
+            <w:tcW w:type="dxa" w:w="3545"/>
             <w:tcMar>
               <w:top w:type="dxa" w:w="60"/>
               <w:left w:type="dxa" w:w="100"/>
@@ -5005,7 +5005,7 @@
         </w:trPr>
         <w:tc>
           <w:tcPr>
-            <w:tcW w:type="dxa" w:w="803"/>
+            <w:tcW w:type="dxa" w:w="850"/>
             <w:tcMar>
               <w:top w:type="dxa" w:w="60"/>
               <w:left w:type="dxa" w:w="100"/>
@@ -5025,7 +5025,7 @@
         </w:tc>
         <w:tc>
           <w:tcPr>
-            <w:tcW w:type="dxa" w:w="2409"/>
+            <w:tcW w:type="dxa" w:w="1984"/>
             <w:tcMar>
               <w:top w:type="dxa" w:w="60"/>
               <w:left w:type="dxa" w:w="100"/>
@@ -5045,7 +5045,7 @@
         </w:tc>
         <w:tc>
           <w:tcPr>
-            <w:tcW w:type="dxa" w:w="3078"/>
+            <w:tcW w:type="dxa" w:w="3259"/>
             <w:tcMar>
               <w:top w:type="dxa" w:w="60"/>
               <w:left w:type="dxa" w:w="100"/>
@@ -5065,7 +5065,7 @@
         </w:tc>
         <w:tc>
           <w:tcPr>
-            <w:tcW w:type="dxa" w:w="3348"/>
+            <w:tcW w:type="dxa" w:w="3545"/>
             <w:tcMar>
               <w:top w:type="dxa" w:w="60"/>
               <w:left w:type="dxa" w:w="100"/>
@@ -5090,7 +5090,7 @@
         </w:trPr>
         <w:tc>
           <w:tcPr>
-            <w:tcW w:type="dxa" w:w="803"/>
+            <w:tcW w:type="dxa" w:w="850"/>
             <w:tcMar>
               <w:top w:type="dxa" w:w="60"/>
               <w:left w:type="dxa" w:w="100"/>
@@ -5110,7 +5110,7 @@
         </w:tc>
         <w:tc>
           <w:tcPr>
-            <w:tcW w:type="dxa" w:w="2409"/>
+            <w:tcW w:type="dxa" w:w="1984"/>
             <w:tcMar>
               <w:top w:type="dxa" w:w="60"/>
               <w:left w:type="dxa" w:w="100"/>
@@ -5130,7 +5130,7 @@
         </w:tc>
         <w:tc>
           <w:tcPr>
-            <w:tcW w:type="dxa" w:w="3078"/>
+            <w:tcW w:type="dxa" w:w="3259"/>
             <w:tcMar>
               <w:top w:type="dxa" w:w="60"/>
               <w:left w:type="dxa" w:w="100"/>
@@ -5150,7 +5150,7 @@
         </w:tc>
         <w:tc>
           <w:tcPr>
-            <w:tcW w:type="dxa" w:w="3348"/>
+            <w:tcW w:type="dxa" w:w="3545"/>
             <w:tcMar>
               <w:top w:type="dxa" w:w="60"/>
               <w:left w:type="dxa" w:w="100"/>
@@ -5175,7 +5175,7 @@
         </w:trPr>
         <w:tc>
           <w:tcPr>
-            <w:tcW w:type="dxa" w:w="803"/>
+            <w:tcW w:type="dxa" w:w="850"/>
             <w:tcMar>
               <w:top w:type="dxa" w:w="60"/>
               <w:left w:type="dxa" w:w="100"/>
@@ -5195,7 +5195,7 @@
         </w:tc>
         <w:tc>
           <w:tcPr>
-            <w:tcW w:type="dxa" w:w="2409"/>
+            <w:tcW w:type="dxa" w:w="1984"/>
             <w:tcMar>
               <w:top w:type="dxa" w:w="60"/>
               <w:left w:type="dxa" w:w="100"/>
@@ -5215,7 +5215,7 @@
         </w:tc>
         <w:tc>
           <w:tcPr>
-            <w:tcW w:type="dxa" w:w="3078"/>
+            <w:tcW w:type="dxa" w:w="3259"/>
             <w:tcMar>
               <w:top w:type="dxa" w:w="60"/>
               <w:left w:type="dxa" w:w="100"/>
@@ -5235,7 +5235,7 @@
         </w:tc>
         <w:tc>
           <w:tcPr>
-            <w:tcW w:type="dxa" w:w="3348"/>
+            <w:tcW w:type="dxa" w:w="3545"/>
             <w:tcMar>
               <w:top w:type="dxa" w:w="60"/>
               <w:left w:type="dxa" w:w="100"/>
@@ -5260,7 +5260,7 @@
         </w:trPr>
         <w:tc>
           <w:tcPr>
-            <w:tcW w:type="dxa" w:w="803"/>
+            <w:tcW w:type="dxa" w:w="850"/>
             <w:tcMar>
               <w:top w:type="dxa" w:w="60"/>
               <w:left w:type="dxa" w:w="100"/>
@@ -5280,7 +5280,7 @@
         </w:tc>
         <w:tc>
           <w:tcPr>
-            <w:tcW w:type="dxa" w:w="2409"/>
+            <w:tcW w:type="dxa" w:w="1984"/>
             <w:tcMar>
               <w:top w:type="dxa" w:w="60"/>
               <w:left w:type="dxa" w:w="100"/>
@@ -5300,7 +5300,7 @@
         </w:tc>
         <w:tc>
           <w:tcPr>
-            <w:tcW w:type="dxa" w:w="3078"/>
+            <w:tcW w:type="dxa" w:w="3259"/>
             <w:tcMar>
               <w:top w:type="dxa" w:w="60"/>
               <w:left w:type="dxa" w:w="100"/>
@@ -5320,7 +5320,7 @@
         </w:tc>
         <w:tc>
           <w:tcPr>
-            <w:tcW w:type="dxa" w:w="3348"/>
+            <w:tcW w:type="dxa" w:w="3545"/>
             <w:tcMar>
               <w:top w:type="dxa" w:w="60"/>
               <w:left w:type="dxa" w:w="100"/>
@@ -5345,7 +5345,7 @@
         </w:trPr>
         <w:tc>
           <w:tcPr>
-            <w:tcW w:type="dxa" w:w="803"/>
+            <w:tcW w:type="dxa" w:w="850"/>
             <w:tcMar>
               <w:top w:type="dxa" w:w="60"/>
               <w:left w:type="dxa" w:w="100"/>
@@ -5365,7 +5365,7 @@
         </w:tc>
         <w:tc>
           <w:tcPr>
-            <w:tcW w:type="dxa" w:w="2409"/>
+            <w:tcW w:type="dxa" w:w="1984"/>
             <w:tcMar>
               <w:top w:type="dxa" w:w="60"/>
               <w:left w:type="dxa" w:w="100"/>
@@ -5385,7 +5385,7 @@
         </w:tc>
         <w:tc>
           <w:tcPr>
-            <w:tcW w:type="dxa" w:w="3078"/>
+            <w:tcW w:type="dxa" w:w="3259"/>
             <w:tcMar>
               <w:top w:type="dxa" w:w="60"/>
               <w:left w:type="dxa" w:w="100"/>
@@ -5405,7 +5405,7 @@
         </w:tc>
         <w:tc>
           <w:tcPr>
-            <w:tcW w:type="dxa" w:w="3348"/>
+            <w:tcW w:type="dxa" w:w="3545"/>
             <w:tcMar>
               <w:top w:type="dxa" w:w="60"/>
               <w:left w:type="dxa" w:w="100"/>
@@ -5430,7 +5430,7 @@
         </w:trPr>
         <w:tc>
           <w:tcPr>
-            <w:tcW w:type="dxa" w:w="803"/>
+            <w:tcW w:type="dxa" w:w="850"/>
             <w:tcMar>
               <w:top w:type="dxa" w:w="60"/>
               <w:left w:type="dxa" w:w="100"/>
@@ -5450,7 +5450,7 @@
         </w:tc>
         <w:tc>
           <w:tcPr>
-            <w:tcW w:type="dxa" w:w="2409"/>
+            <w:tcW w:type="dxa" w:w="1984"/>
             <w:tcMar>
               <w:top w:type="dxa" w:w="60"/>
               <w:left w:type="dxa" w:w="100"/>
@@ -5470,7 +5470,7 @@
         </w:tc>
         <w:tc>
           <w:tcPr>
-            <w:tcW w:type="dxa" w:w="3078"/>
+            <w:tcW w:type="dxa" w:w="3259"/>
             <w:tcMar>
               <w:top w:type="dxa" w:w="60"/>
               <w:left w:type="dxa" w:w="100"/>
@@ -5490,7 +5490,7 @@
         </w:tc>
         <w:tc>
           <w:tcPr>
-            <w:tcW w:type="dxa" w:w="3348"/>
+            <w:tcW w:type="dxa" w:w="3545"/>
             <w:tcMar>
               <w:top w:type="dxa" w:w="60"/>
               <w:left w:type="dxa" w:w="100"/>
@@ -5515,7 +5515,7 @@
         </w:trPr>
         <w:tc>
           <w:tcPr>
-            <w:tcW w:type="dxa" w:w="803"/>
+            <w:tcW w:type="dxa" w:w="850"/>
             <w:tcMar>
               <w:top w:type="dxa" w:w="60"/>
               <w:left w:type="dxa" w:w="100"/>
@@ -5535,7 +5535,7 @@
         </w:tc>
         <w:tc>
           <w:tcPr>
-            <w:tcW w:type="dxa" w:w="2409"/>
+            <w:tcW w:type="dxa" w:w="1984"/>
             <w:tcMar>
               <w:top w:type="dxa" w:w="60"/>
               <w:left w:type="dxa" w:w="100"/>
@@ -5555,7 +5555,7 @@
         </w:tc>
         <w:tc>
           <w:tcPr>
-            <w:tcW w:type="dxa" w:w="3078"/>
+            <w:tcW w:type="dxa" w:w="3259"/>
             <w:tcMar>
               <w:top w:type="dxa" w:w="60"/>
               <w:left w:type="dxa" w:w="100"/>
@@ -5575,7 +5575,7 @@
         </w:tc>
         <w:tc>
           <w:tcPr>
-            <w:tcW w:type="dxa" w:w="3348"/>
+            <w:tcW w:type="dxa" w:w="3545"/>
             <w:tcMar>
               <w:top w:type="dxa" w:w="60"/>
               <w:left w:type="dxa" w:w="100"/>
@@ -5600,7 +5600,7 @@
         </w:trPr>
         <w:tc>
           <w:tcPr>
-            <w:tcW w:type="dxa" w:w="803"/>
+            <w:tcW w:type="dxa" w:w="850"/>
             <w:tcMar>
               <w:top w:type="dxa" w:w="60"/>
               <w:left w:type="dxa" w:w="100"/>
@@ -5620,7 +5620,7 @@
         </w:tc>
         <w:tc>
           <w:tcPr>
-            <w:tcW w:type="dxa" w:w="2409"/>
+            <w:tcW w:type="dxa" w:w="1984"/>
             <w:tcMar>
               <w:top w:type="dxa" w:w="60"/>
               <w:left w:type="dxa" w:w="100"/>
@@ -5640,7 +5640,7 @@
         </w:tc>
         <w:tc>
           <w:tcPr>
-            <w:tcW w:type="dxa" w:w="3078"/>
+            <w:tcW w:type="dxa" w:w="3259"/>
             <w:tcMar>
               <w:top w:type="dxa" w:w="60"/>
               <w:left w:type="dxa" w:w="100"/>
@@ -5660,7 +5660,7 @@
         </w:tc>
         <w:tc>
           <w:tcPr>
-            <w:tcW w:type="dxa" w:w="3348"/>
+            <w:tcW w:type="dxa" w:w="3545"/>
             <w:tcMar>
               <w:top w:type="dxa" w:w="60"/>
               <w:left w:type="dxa" w:w="100"/>
@@ -5685,7 +5685,7 @@
         </w:trPr>
         <w:tc>
           <w:tcPr>
-            <w:tcW w:type="dxa" w:w="803"/>
+            <w:tcW w:type="dxa" w:w="850"/>
             <w:tcMar>
               <w:top w:type="dxa" w:w="60"/>
               <w:left w:type="dxa" w:w="100"/>
@@ -5705,7 +5705,7 @@
         </w:tc>
         <w:tc>
           <w:tcPr>
-            <w:tcW w:type="dxa" w:w="2409"/>
+            <w:tcW w:type="dxa" w:w="1984"/>
             <w:tcMar>
               <w:top w:type="dxa" w:w="60"/>
               <w:left w:type="dxa" w:w="100"/>
@@ -5725,7 +5725,7 @@
         </w:tc>
         <w:tc>
           <w:tcPr>
-            <w:tcW w:type="dxa" w:w="3078"/>
+            <w:tcW w:type="dxa" w:w="3259"/>
             <w:tcMar>
               <w:top w:type="dxa" w:w="60"/>
               <w:left w:type="dxa" w:w="100"/>
@@ -5745,7 +5745,7 @@
         </w:tc>
         <w:tc>
           <w:tcPr>
-            <w:tcW w:type="dxa" w:w="3348"/>
+            <w:tcW w:type="dxa" w:w="3545"/>
             <w:tcMar>
               <w:top w:type="dxa" w:w="60"/>
               <w:left w:type="dxa" w:w="100"/>
@@ -5770,7 +5770,7 @@
         </w:trPr>
         <w:tc>
           <w:tcPr>
-            <w:tcW w:type="dxa" w:w="803"/>
+            <w:tcW w:type="dxa" w:w="850"/>
             <w:tcMar>
               <w:top w:type="dxa" w:w="60"/>
               <w:left w:type="dxa" w:w="100"/>
@@ -5790,7 +5790,7 @@
         </w:tc>
         <w:tc>
           <w:tcPr>
-            <w:tcW w:type="dxa" w:w="2409"/>
+            <w:tcW w:type="dxa" w:w="1984"/>
             <w:tcMar>
               <w:top w:type="dxa" w:w="60"/>
               <w:left w:type="dxa" w:w="100"/>
@@ -5810,7 +5810,7 @@
         </w:tc>
         <w:tc>
           <w:tcPr>
-            <w:tcW w:type="dxa" w:w="3078"/>
+            <w:tcW w:type="dxa" w:w="3259"/>
             <w:tcMar>
               <w:top w:type="dxa" w:w="60"/>
               <w:left w:type="dxa" w:w="100"/>
@@ -5830,7 +5830,7 @@
         </w:tc>
         <w:tc>
           <w:tcPr>
-            <w:tcW w:type="dxa" w:w="3348"/>
+            <w:tcW w:type="dxa" w:w="3545"/>
             <w:tcMar>
               <w:top w:type="dxa" w:w="60"/>
               <w:left w:type="dxa" w:w="100"/>
@@ -5855,7 +5855,7 @@
         </w:trPr>
         <w:tc>
           <w:tcPr>
-            <w:tcW w:type="dxa" w:w="803"/>
+            <w:tcW w:type="dxa" w:w="850"/>
             <w:tcMar>
               <w:top w:type="dxa" w:w="60"/>
               <w:left w:type="dxa" w:w="100"/>
@@ -5875,7 +5875,7 @@
         </w:tc>
         <w:tc>
           <w:tcPr>
-            <w:tcW w:type="dxa" w:w="2409"/>
+            <w:tcW w:type="dxa" w:w="1984"/>
             <w:tcMar>
               <w:top w:type="dxa" w:w="60"/>
               <w:left w:type="dxa" w:w="100"/>
@@ -5895,7 +5895,7 @@
         </w:tc>
         <w:tc>
           <w:tcPr>
-            <w:tcW w:type="dxa" w:w="3078"/>
+            <w:tcW w:type="dxa" w:w="3259"/>
             <w:tcMar>
               <w:top w:type="dxa" w:w="60"/>
               <w:left w:type="dxa" w:w="100"/>
@@ -5915,7 +5915,7 @@
         </w:tc>
         <w:tc>
           <w:tcPr>
-            <w:tcW w:type="dxa" w:w="3348"/>
+            <w:tcW w:type="dxa" w:w="3545"/>
             <w:tcMar>
               <w:top w:type="dxa" w:w="60"/>
               <w:left w:type="dxa" w:w="100"/>
@@ -5940,7 +5940,7 @@
         </w:trPr>
         <w:tc>
           <w:tcPr>
-            <w:tcW w:type="dxa" w:w="803"/>
+            <w:tcW w:type="dxa" w:w="850"/>
             <w:tcMar>
               <w:top w:type="dxa" w:w="60"/>
               <w:left w:type="dxa" w:w="100"/>
@@ -5960,7 +5960,7 @@
         </w:tc>
         <w:tc>
           <w:tcPr>
-            <w:tcW w:type="dxa" w:w="2409"/>
+            <w:tcW w:type="dxa" w:w="1984"/>
             <w:tcMar>
               <w:top w:type="dxa" w:w="60"/>
               <w:left w:type="dxa" w:w="100"/>
@@ -5980,7 +5980,7 @@
         </w:tc>
         <w:tc>
           <w:tcPr>
-            <w:tcW w:type="dxa" w:w="3078"/>
+            <w:tcW w:type="dxa" w:w="3259"/>
             <w:tcMar>
               <w:top w:type="dxa" w:w="60"/>
               <w:left w:type="dxa" w:w="100"/>
@@ -6000,7 +6000,7 @@
         </w:tc>
         <w:tc>
           <w:tcPr>
-            <w:tcW w:type="dxa" w:w="3348"/>
+            <w:tcW w:type="dxa" w:w="3545"/>
             <w:tcMar>
               <w:top w:type="dxa" w:w="60"/>
               <w:left w:type="dxa" w:w="100"/>
@@ -6025,7 +6025,7 @@
         </w:trPr>
         <w:tc>
           <w:tcPr>
-            <w:tcW w:type="dxa" w:w="803"/>
+            <w:tcW w:type="dxa" w:w="850"/>
             <w:tcMar>
               <w:top w:type="dxa" w:w="60"/>
               <w:left w:type="dxa" w:w="100"/>
@@ -6045,7 +6045,7 @@
         </w:tc>
         <w:tc>
           <w:tcPr>
-            <w:tcW w:type="dxa" w:w="2409"/>
+            <w:tcW w:type="dxa" w:w="1984"/>
             <w:tcMar>
               <w:top w:type="dxa" w:w="60"/>
               <w:left w:type="dxa" w:w="100"/>
@@ -6065,7 +6065,7 @@
         </w:tc>
         <w:tc>
           <w:tcPr>
-            <w:tcW w:type="dxa" w:w="3078"/>
+            <w:tcW w:type="dxa" w:w="3259"/>
             <w:tcMar>
               <w:top w:type="dxa" w:w="60"/>
               <w:left w:type="dxa" w:w="100"/>
@@ -6085,7 +6085,7 @@
         </w:tc>
         <w:tc>
           <w:tcPr>
-            <w:tcW w:type="dxa" w:w="3348"/>
+            <w:tcW w:type="dxa" w:w="3545"/>
             <w:tcMar>
               <w:top w:type="dxa" w:w="60"/>
               <w:left w:type="dxa" w:w="100"/>
@@ -6110,7 +6110,7 @@
         </w:trPr>
         <w:tc>
           <w:tcPr>
-            <w:tcW w:type="dxa" w:w="803"/>
+            <w:tcW w:type="dxa" w:w="850"/>
             <w:tcMar>
               <w:top w:type="dxa" w:w="60"/>
               <w:left w:type="dxa" w:w="100"/>
@@ -6130,7 +6130,7 @@
         </w:tc>
         <w:tc>
           <w:tcPr>
-            <w:tcW w:type="dxa" w:w="2409"/>
+            <w:tcW w:type="dxa" w:w="1984"/>
             <w:tcMar>
               <w:top w:type="dxa" w:w="60"/>
               <w:left w:type="dxa" w:w="100"/>
@@ -6150,7 +6150,7 @@
         </w:tc>
         <w:tc>
           <w:tcPr>
-            <w:tcW w:type="dxa" w:w="3078"/>
+            <w:tcW w:type="dxa" w:w="3259"/>
             <w:tcMar>
               <w:top w:type="dxa" w:w="60"/>
               <w:left w:type="dxa" w:w="100"/>
@@ -6170,7 +6170,7 @@
         </w:tc>
         <w:tc>
           <w:tcPr>
-            <w:tcW w:type="dxa" w:w="3348"/>
+            <w:tcW w:type="dxa" w:w="3545"/>
             <w:tcMar>
               <w:top w:type="dxa" w:w="60"/>
               <w:left w:type="dxa" w:w="100"/>
@@ -6195,7 +6195,7 @@
         </w:trPr>
         <w:tc>
           <w:tcPr>
-            <w:tcW w:type="dxa" w:w="803"/>
+            <w:tcW w:type="dxa" w:w="850"/>
             <w:tcMar>
               <w:top w:type="dxa" w:w="60"/>
               <w:left w:type="dxa" w:w="100"/>
@@ -6215,7 +6215,7 @@
         </w:tc>
         <w:tc>
           <w:tcPr>
-            <w:tcW w:type="dxa" w:w="2409"/>
+            <w:tcW w:type="dxa" w:w="1984"/>
             <w:tcMar>
               <w:top w:type="dxa" w:w="60"/>
               <w:left w:type="dxa" w:w="100"/>
@@ -6235,7 +6235,7 @@
         </w:tc>
         <w:tc>
           <w:tcPr>
-            <w:tcW w:type="dxa" w:w="3078"/>
+            <w:tcW w:type="dxa" w:w="3259"/>
             <w:tcMar>
               <w:top w:type="dxa" w:w="60"/>
               <w:left w:type="dxa" w:w="100"/>
@@ -6255,7 +6255,7 @@
         </w:tc>
         <w:tc>
           <w:tcPr>
-            <w:tcW w:type="dxa" w:w="3348"/>
+            <w:tcW w:type="dxa" w:w="3545"/>
             <w:tcMar>
               <w:top w:type="dxa" w:w="60"/>
               <w:left w:type="dxa" w:w="100"/>
@@ -6280,7 +6280,7 @@
         </w:trPr>
         <w:tc>
           <w:tcPr>
-            <w:tcW w:type="dxa" w:w="803"/>
+            <w:tcW w:type="dxa" w:w="850"/>
             <w:tcMar>
               <w:top w:type="dxa" w:w="60"/>
               <w:left w:type="dxa" w:w="100"/>
@@ -6300,7 +6300,7 @@
         </w:tc>
         <w:tc>
           <w:tcPr>
-            <w:tcW w:type="dxa" w:w="2409"/>
+            <w:tcW w:type="dxa" w:w="1984"/>
             <w:tcMar>
               <w:top w:type="dxa" w:w="60"/>
               <w:left w:type="dxa" w:w="100"/>
@@ -6320,7 +6320,7 @@
         </w:tc>
         <w:tc>
           <w:tcPr>
-            <w:tcW w:type="dxa" w:w="3078"/>
+            <w:tcW w:type="dxa" w:w="3259"/>
             <w:tcMar>
               <w:top w:type="dxa" w:w="60"/>
               <w:left w:type="dxa" w:w="100"/>
@@ -6340,7 +6340,7 @@
         </w:tc>
         <w:tc>
           <w:tcPr>
-            <w:tcW w:type="dxa" w:w="3348"/>
+            <w:tcW w:type="dxa" w:w="3545"/>
             <w:tcMar>
               <w:top w:type="dxa" w:w="60"/>
               <w:left w:type="dxa" w:w="100"/>
@@ -6365,7 +6365,7 @@
         </w:trPr>
         <w:tc>
           <w:tcPr>
-            <w:tcW w:type="dxa" w:w="803"/>
+            <w:tcW w:type="dxa" w:w="850"/>
             <w:tcMar>
               <w:top w:type="dxa" w:w="60"/>
               <w:left w:type="dxa" w:w="100"/>
@@ -6385,27 +6385,27 @@
         </w:tc>
         <w:tc>
           <w:tcPr>
-            <w:tcW w:type="dxa" w:w="2409"/>
-            <w:tcMar>
-              <w:top w:type="dxa" w:w="60"/>
-              <w:left w:type="dxa" w:w="100"/>
-              <w:bottom w:type="dxa" w:w="60"/>
-              <w:right w:type="dxa" w:w="100"/>
-            </w:tcMar>
-          </w:tcPr>
-          <w:p>
-            <w:r>
-              <w:rPr>
-                <w:sz w:val="19"/>
-                <w:szCs w:val="19"/>
-              </w:rPr>
-              <w:t xml:space="preserve">封底板（客人常說「底板」，台語）</w:t>
-            </w:r>
-          </w:p>
-        </w:tc>
-        <w:tc>
-          <w:tcPr>
-            <w:tcW w:type="dxa" w:w="3078"/>
+            <w:tcW w:type="dxa" w:w="1984"/>
+            <w:tcMar>
+              <w:top w:type="dxa" w:w="60"/>
+              <w:left w:type="dxa" w:w="100"/>
+              <w:bottom w:type="dxa" w:w="60"/>
+              <w:right w:type="dxa" w:w="100"/>
+            </w:tcMar>
+          </w:tcPr>
+          <w:p>
+            <w:r>
+              <w:rPr>
+                <w:sz w:val="19"/>
+                <w:szCs w:val="19"/>
+              </w:rPr>
+              <w:t xml:space="preserve">封底板</w:t>
+            </w:r>
+          </w:p>
+        </w:tc>
+        <w:tc>
+          <w:tcPr>
+            <w:tcW w:type="dxa" w:w="3259"/>
             <w:tcMar>
               <w:top w:type="dxa" w:w="60"/>
               <w:left w:type="dxa" w:w="100"/>
@@ -6425,7 +6425,7 @@
         </w:tc>
         <w:tc>
           <w:tcPr>
-            <w:tcW w:type="dxa" w:w="3348"/>
+            <w:tcW w:type="dxa" w:w="3545"/>
             <w:tcMar>
               <w:top w:type="dxa" w:w="60"/>
               <w:left w:type="dxa" w:w="100"/>
@@ -6450,81 +6450,81 @@
         </w:trPr>
         <w:tc>
           <w:tcPr>
-            <w:tcW w:type="dxa" w:w="803"/>
-            <w:tcMar>
-              <w:top w:type="dxa" w:w="60"/>
-              <w:left w:type="dxa" w:w="100"/>
-              <w:bottom w:type="dxa" w:w="60"/>
-              <w:right w:type="dxa" w:w="100"/>
-            </w:tcMar>
-          </w:tcPr>
-          <w:p>
-            <w:r>
-              <w:rPr>
-                <w:sz w:val="19"/>
-                <w:szCs w:val="19"/>
-              </w:rPr>
-              <w:t xml:space="preserve">馬達</w:t>
-            </w:r>
-          </w:p>
-        </w:tc>
-        <w:tc>
-          <w:tcPr>
-            <w:tcW w:type="dxa" w:w="2409"/>
-            <w:tcMar>
-              <w:top w:type="dxa" w:w="60"/>
-              <w:left w:type="dxa" w:w="100"/>
-              <w:bottom w:type="dxa" w:w="60"/>
-              <w:right w:type="dxa" w:w="100"/>
-            </w:tcMar>
-          </w:tcPr>
-          <w:p>
-            <w:r>
-              <w:rPr>
-                <w:sz w:val="19"/>
-                <w:szCs w:val="19"/>
-              </w:rPr>
-              <w:t xml:space="preserve">摩托（台語）</w:t>
-            </w:r>
-          </w:p>
-        </w:tc>
-        <w:tc>
-          <w:tcPr>
-            <w:tcW w:type="dxa" w:w="3078"/>
-            <w:tcMar>
-              <w:top w:type="dxa" w:w="60"/>
-              <w:left w:type="dxa" w:w="100"/>
-              <w:bottom w:type="dxa" w:w="60"/>
-              <w:right w:type="dxa" w:w="100"/>
-            </w:tcMar>
-          </w:tcPr>
-          <w:p>
-            <w:r>
-              <w:rPr>
-                <w:sz w:val="19"/>
-                <w:szCs w:val="19"/>
-              </w:rPr>
-              <w:t xml:space="preserve">Fan Motor</w:t>
-            </w:r>
-          </w:p>
-        </w:tc>
-        <w:tc>
-          <w:tcPr>
-            <w:tcW w:type="dxa" w:w="3348"/>
-            <w:tcMar>
-              <w:top w:type="dxa" w:w="60"/>
-              <w:left w:type="dxa" w:w="100"/>
-              <w:bottom w:type="dxa" w:w="60"/>
-              <w:right w:type="dxa" w:w="100"/>
-            </w:tcMar>
-          </w:tcPr>
-          <w:p>
-            <w:r>
-              <w:rPr>
-                <w:sz w:val="19"/>
-                <w:szCs w:val="19"/>
-              </w:rPr>
-              <w:t xml:space="preserve">馬達外露＝一般散熱器（無穿衫）；包在外殼裡＝屋外型</w:t>
+            <w:tcW w:type="dxa" w:w="850"/>
+            <w:tcMar>
+              <w:top w:type="dxa" w:w="60"/>
+              <w:left w:type="dxa" w:w="100"/>
+              <w:bottom w:type="dxa" w:w="60"/>
+              <w:right w:type="dxa" w:w="100"/>
+            </w:tcMar>
+          </w:tcPr>
+          <w:p>
+            <w:r>
+              <w:rPr>
+                <w:sz w:val="19"/>
+                <w:szCs w:val="19"/>
+              </w:rPr>
+              <w:t xml:space="preserve">底板</w:t>
+            </w:r>
+          </w:p>
+        </w:tc>
+        <w:tc>
+          <w:tcPr>
+            <w:tcW w:type="dxa" w:w="1984"/>
+            <w:tcMar>
+              <w:top w:type="dxa" w:w="60"/>
+              <w:left w:type="dxa" w:w="100"/>
+              <w:bottom w:type="dxa" w:w="60"/>
+              <w:right w:type="dxa" w:w="100"/>
+            </w:tcMar>
+          </w:tcPr>
+          <w:p>
+            <w:r>
+              <w:rPr>
+                <w:sz w:val="19"/>
+                <w:szCs w:val="19"/>
+              </w:rPr>
+              <w:t xml:space="preserve">底部的板子</w:t>
+            </w:r>
+          </w:p>
+        </w:tc>
+        <w:tc>
+          <w:tcPr>
+            <w:tcW w:type="dxa" w:w="3259"/>
+            <w:tcMar>
+              <w:top w:type="dxa" w:w="60"/>
+              <w:left w:type="dxa" w:w="100"/>
+              <w:bottom w:type="dxa" w:w="60"/>
+              <w:right w:type="dxa" w:w="100"/>
+            </w:tcMar>
+          </w:tcPr>
+          <w:p>
+            <w:r>
+              <w:rPr>
+                <w:sz w:val="19"/>
+                <w:szCs w:val="19"/>
+              </w:rPr>
+              <w:t xml:space="preserve">Bottom Plate</w:t>
+            </w:r>
+          </w:p>
+        </w:tc>
+        <w:tc>
+          <w:tcPr>
+            <w:tcW w:type="dxa" w:w="3545"/>
+            <w:tcMar>
+              <w:top w:type="dxa" w:w="60"/>
+              <w:left w:type="dxa" w:w="100"/>
+              <w:bottom w:type="dxa" w:w="60"/>
+              <w:right w:type="dxa" w:w="100"/>
+            </w:tcMar>
+          </w:tcPr>
+          <w:p>
+            <w:r>
+              <w:rPr>
+                <w:sz w:val="19"/>
+                <w:szCs w:val="19"/>
+              </w:rPr>
+              <w:t xml:space="preserve">客人說「底板」時，先問是基板還是封底板</w:t>
             </w:r>
           </w:p>
         </w:tc>
@@ -6535,81 +6535,81 @@
         </w:trPr>
         <w:tc>
           <w:tcPr>
-            <w:tcW w:type="dxa" w:w="803"/>
-            <w:tcMar>
-              <w:top w:type="dxa" w:w="60"/>
-              <w:left w:type="dxa" w:w="100"/>
-              <w:bottom w:type="dxa" w:w="60"/>
-              <w:right w:type="dxa" w:w="100"/>
-            </w:tcMar>
-          </w:tcPr>
-          <w:p>
-            <w:r>
-              <w:rPr>
-                <w:sz w:val="19"/>
-                <w:szCs w:val="19"/>
-              </w:rPr>
-              <w:t xml:space="preserve">熱排</w:t>
-            </w:r>
-          </w:p>
-        </w:tc>
-        <w:tc>
-          <w:tcPr>
-            <w:tcW w:type="dxa" w:w="2409"/>
-            <w:tcMar>
-              <w:top w:type="dxa" w:w="60"/>
-              <w:left w:type="dxa" w:w="100"/>
-              <w:bottom w:type="dxa" w:w="60"/>
-              <w:right w:type="dxa" w:w="100"/>
-            </w:tcMar>
-          </w:tcPr>
-          <w:p>
-            <w:r>
-              <w:rPr>
-                <w:sz w:val="19"/>
-                <w:szCs w:val="19"/>
-              </w:rPr>
-              <w:t xml:space="preserve">台語，華語辨識常聽成「修牌」「求白」</w:t>
-            </w:r>
-          </w:p>
-        </w:tc>
-        <w:tc>
-          <w:tcPr>
-            <w:tcW w:type="dxa" w:w="3078"/>
-            <w:tcMar>
-              <w:top w:type="dxa" w:w="60"/>
-              <w:left w:type="dxa" w:w="100"/>
-              <w:bottom w:type="dxa" w:w="60"/>
-              <w:right w:type="dxa" w:w="100"/>
-            </w:tcMar>
-          </w:tcPr>
-          <w:p>
-            <w:r>
-              <w:rPr>
-                <w:sz w:val="19"/>
-                <w:szCs w:val="19"/>
-              </w:rPr>
-              <w:t xml:space="preserve">Condenser</w:t>
-            </w:r>
-          </w:p>
-        </w:tc>
-        <w:tc>
-          <w:tcPr>
-            <w:tcW w:type="dxa" w:w="3348"/>
-            <w:tcMar>
-              <w:top w:type="dxa" w:w="60"/>
-              <w:left w:type="dxa" w:w="100"/>
-              <w:bottom w:type="dxa" w:w="60"/>
-              <w:right w:type="dxa" w:w="100"/>
-            </w:tcMar>
-          </w:tcPr>
-          <w:p>
-            <w:r>
-              <w:rPr>
-                <w:sz w:val="19"/>
-                <w:szCs w:val="19"/>
-              </w:rPr>
-              <w:t xml:space="preserve">就是冷凝器、散熱器</w:t>
+            <w:tcW w:type="dxa" w:w="850"/>
+            <w:tcMar>
+              <w:top w:type="dxa" w:w="60"/>
+              <w:left w:type="dxa" w:w="100"/>
+              <w:bottom w:type="dxa" w:w="60"/>
+              <w:right w:type="dxa" w:w="100"/>
+            </w:tcMar>
+          </w:tcPr>
+          <w:p>
+            <w:r>
+              <w:rPr>
+                <w:sz w:val="19"/>
+                <w:szCs w:val="19"/>
+              </w:rPr>
+              <w:t xml:space="preserve">風扇馬達</w:t>
+            </w:r>
+          </w:p>
+        </w:tc>
+        <w:tc>
+          <w:tcPr>
+            <w:tcW w:type="dxa" w:w="1984"/>
+            <w:tcMar>
+              <w:top w:type="dxa" w:w="60"/>
+              <w:left w:type="dxa" w:w="100"/>
+              <w:bottom w:type="dxa" w:w="60"/>
+              <w:right w:type="dxa" w:w="100"/>
+            </w:tcMar>
+          </w:tcPr>
+          <w:p>
+            <w:r>
+              <w:rPr>
+                <w:sz w:val="19"/>
+                <w:szCs w:val="19"/>
+              </w:rPr>
+              <w:t xml:space="preserve">馬達</w:t>
+            </w:r>
+          </w:p>
+        </w:tc>
+        <w:tc>
+          <w:tcPr>
+            <w:tcW w:type="dxa" w:w="3259"/>
+            <w:tcMar>
+              <w:top w:type="dxa" w:w="60"/>
+              <w:left w:type="dxa" w:w="100"/>
+              <w:bottom w:type="dxa" w:w="60"/>
+              <w:right w:type="dxa" w:w="100"/>
+            </w:tcMar>
+          </w:tcPr>
+          <w:p>
+            <w:r>
+              <w:rPr>
+                <w:sz w:val="19"/>
+                <w:szCs w:val="19"/>
+              </w:rPr>
+              <w:t xml:space="preserve">Fan Motor</w:t>
+            </w:r>
+          </w:p>
+        </w:tc>
+        <w:tc>
+          <w:tcPr>
+            <w:tcW w:type="dxa" w:w="3545"/>
+            <w:tcMar>
+              <w:top w:type="dxa" w:w="60"/>
+              <w:left w:type="dxa" w:w="100"/>
+              <w:bottom w:type="dxa" w:w="60"/>
+              <w:right w:type="dxa" w:w="100"/>
+            </w:tcMar>
+          </w:tcPr>
+          <w:p>
+            <w:r>
+              <w:rPr>
+                <w:sz w:val="19"/>
+                <w:szCs w:val="19"/>
+              </w:rPr>
+              <w:t xml:space="preserve">馬達外露＝一般散熱器（無穿衫）；包在外殼裡＝屋外型</w:t>
             </w:r>
           </w:p>
         </w:tc>
@@ -6620,7 +6620,7 @@
         </w:trPr>
         <w:tc>
           <w:tcPr>
-            <w:tcW w:type="dxa" w:w="803"/>
+            <w:tcW w:type="dxa" w:w="850"/>
             <w:tcMar>
               <w:top w:type="dxa" w:w="60"/>
               <w:left w:type="dxa" w:w="100"/>
@@ -6640,7 +6640,7 @@
         </w:tc>
         <w:tc>
           <w:tcPr>
-            <w:tcW w:type="dxa" w:w="2409"/>
+            <w:tcW w:type="dxa" w:w="1984"/>
             <w:tcMar>
               <w:top w:type="dxa" w:w="60"/>
               <w:left w:type="dxa" w:w="100"/>
@@ -6660,7 +6660,7 @@
         </w:tc>
         <w:tc>
           <w:tcPr>
-            <w:tcW w:type="dxa" w:w="3078"/>
+            <w:tcW w:type="dxa" w:w="3259"/>
             <w:tcMar>
               <w:top w:type="dxa" w:w="60"/>
               <w:left w:type="dxa" w:w="100"/>
@@ -6680,7 +6680,7 @@
         </w:tc>
         <w:tc>
           <w:tcPr>
-            <w:tcW w:type="dxa" w:w="3348"/>
+            <w:tcW w:type="dxa" w:w="3545"/>
             <w:tcMar>
               <w:top w:type="dxa" w:w="60"/>
               <w:left w:type="dxa" w:w="100"/>
@@ -6705,7 +6705,7 @@
         </w:trPr>
         <w:tc>
           <w:tcPr>
-            <w:tcW w:type="dxa" w:w="803"/>
+            <w:tcW w:type="dxa" w:w="850"/>
             <w:tcMar>
               <w:top w:type="dxa" w:w="60"/>
               <w:left w:type="dxa" w:w="100"/>
@@ -6725,7 +6725,7 @@
         </w:tc>
         <w:tc>
           <w:tcPr>
-            <w:tcW w:type="dxa" w:w="2409"/>
+            <w:tcW w:type="dxa" w:w="1984"/>
             <w:tcMar>
               <w:top w:type="dxa" w:w="60"/>
               <w:left w:type="dxa" w:w="100"/>
@@ -6745,7 +6745,7 @@
         </w:tc>
         <w:tc>
           <w:tcPr>
-            <w:tcW w:type="dxa" w:w="3078"/>
+            <w:tcW w:type="dxa" w:w="3259"/>
             <w:tcMar>
               <w:top w:type="dxa" w:w="60"/>
               <w:left w:type="dxa" w:w="100"/>
@@ -6765,7 +6765,7 @@
         </w:tc>
         <w:tc>
           <w:tcPr>
-            <w:tcW w:type="dxa" w:w="3348"/>
+            <w:tcW w:type="dxa" w:w="3545"/>
             <w:tcMar>
               <w:top w:type="dxa" w:w="60"/>
               <w:left w:type="dxa" w:w="100"/>
@@ -6790,7 +6790,7 @@
         </w:trPr>
         <w:tc>
           <w:tcPr>
-            <w:tcW w:type="dxa" w:w="803"/>
+            <w:tcW w:type="dxa" w:w="850"/>
             <w:tcMar>
               <w:top w:type="dxa" w:w="60"/>
               <w:left w:type="dxa" w:w="100"/>
@@ -6810,7 +6810,7 @@
         </w:tc>
         <w:tc>
           <w:tcPr>
-            <w:tcW w:type="dxa" w:w="2409"/>
+            <w:tcW w:type="dxa" w:w="1984"/>
             <w:tcMar>
               <w:top w:type="dxa" w:w="60"/>
               <w:left w:type="dxa" w:w="100"/>
@@ -6830,7 +6830,7 @@
         </w:tc>
         <w:tc>
           <w:tcPr>
-            <w:tcW w:type="dxa" w:w="3078"/>
+            <w:tcW w:type="dxa" w:w="3259"/>
             <w:tcMar>
               <w:top w:type="dxa" w:w="60"/>
               <w:left w:type="dxa" w:w="100"/>
@@ -6850,7 +6850,7 @@
         </w:tc>
         <w:tc>
           <w:tcPr>
-            <w:tcW w:type="dxa" w:w="3348"/>
+            <w:tcW w:type="dxa" w:w="3545"/>
             <w:tcMar>
               <w:top w:type="dxa" w:w="60"/>
               <w:left w:type="dxa" w:w="100"/>
@@ -6875,7 +6875,7 @@
         </w:trPr>
         <w:tc>
           <w:tcPr>
-            <w:tcW w:type="dxa" w:w="803"/>
+            <w:tcW w:type="dxa" w:w="850"/>
             <w:tcMar>
               <w:top w:type="dxa" w:w="60"/>
               <w:left w:type="dxa" w:w="100"/>
@@ -6895,7 +6895,7 @@
         </w:tc>
         <w:tc>
           <w:tcPr>
-            <w:tcW w:type="dxa" w:w="2409"/>
+            <w:tcW w:type="dxa" w:w="1984"/>
             <w:tcMar>
               <w:top w:type="dxa" w:w="60"/>
               <w:left w:type="dxa" w:w="100"/>
@@ -6915,7 +6915,7 @@
         </w:tc>
         <w:tc>
           <w:tcPr>
-            <w:tcW w:type="dxa" w:w="3078"/>
+            <w:tcW w:type="dxa" w:w="3259"/>
             <w:tcMar>
               <w:top w:type="dxa" w:w="60"/>
               <w:left w:type="dxa" w:w="100"/>
@@ -6935,7 +6935,7 @@
         </w:tc>
         <w:tc>
           <w:tcPr>
-            <w:tcW w:type="dxa" w:w="3348"/>
+            <w:tcW w:type="dxa" w:w="3545"/>
             <w:tcMar>
               <w:top w:type="dxa" w:w="60"/>
               <w:left w:type="dxa" w:w="100"/>
@@ -6960,7 +6960,7 @@
         </w:trPr>
         <w:tc>
           <w:tcPr>
-            <w:tcW w:type="dxa" w:w="803"/>
+            <w:tcW w:type="dxa" w:w="850"/>
             <w:tcMar>
               <w:top w:type="dxa" w:w="60"/>
               <w:left w:type="dxa" w:w="100"/>
@@ -6980,7 +6980,7 @@
         </w:tc>
         <w:tc>
           <w:tcPr>
-            <w:tcW w:type="dxa" w:w="2409"/>
+            <w:tcW w:type="dxa" w:w="1984"/>
             <w:tcMar>
               <w:top w:type="dxa" w:w="60"/>
               <w:left w:type="dxa" w:w="100"/>
@@ -7000,7 +7000,7 @@
         </w:tc>
         <w:tc>
           <w:tcPr>
-            <w:tcW w:type="dxa" w:w="3078"/>
+            <w:tcW w:type="dxa" w:w="3259"/>
             <w:tcMar>
               <w:top w:type="dxa" w:w="60"/>
               <w:left w:type="dxa" w:w="100"/>
@@ -7020,7 +7020,7 @@
         </w:tc>
         <w:tc>
           <w:tcPr>
-            <w:tcW w:type="dxa" w:w="3348"/>
+            <w:tcW w:type="dxa" w:w="3545"/>
             <w:tcMar>
               <w:top w:type="dxa" w:w="60"/>
               <w:left w:type="dxa" w:w="100"/>
@@ -7045,7 +7045,7 @@
         </w:trPr>
         <w:tc>
           <w:tcPr>
-            <w:tcW w:type="dxa" w:w="803"/>
+            <w:tcW w:type="dxa" w:w="850"/>
             <w:tcMar>
               <w:top w:type="dxa" w:w="60"/>
               <w:left w:type="dxa" w:w="100"/>
@@ -7065,7 +7065,7 @@
         </w:tc>
         <w:tc>
           <w:tcPr>
-            <w:tcW w:type="dxa" w:w="2409"/>
+            <w:tcW w:type="dxa" w:w="1984"/>
             <w:tcMar>
               <w:top w:type="dxa" w:w="60"/>
               <w:left w:type="dxa" w:w="100"/>
@@ -7085,7 +7085,7 @@
         </w:tc>
         <w:tc>
           <w:tcPr>
-            <w:tcW w:type="dxa" w:w="3078"/>
+            <w:tcW w:type="dxa" w:w="3259"/>
             <w:tcMar>
               <w:top w:type="dxa" w:w="60"/>
               <w:left w:type="dxa" w:w="100"/>
@@ -7105,7 +7105,7 @@
         </w:tc>
         <w:tc>
           <w:tcPr>
-            <w:tcW w:type="dxa" w:w="3348"/>
+            <w:tcW w:type="dxa" w:w="3545"/>
             <w:tcMar>
               <w:top w:type="dxa" w:w="60"/>
               <w:left w:type="dxa" w:w="100"/>
@@ -7130,7 +7130,7 @@
         </w:trPr>
         <w:tc>
           <w:tcPr>
-            <w:tcW w:type="dxa" w:w="803"/>
+            <w:tcW w:type="dxa" w:w="850"/>
             <w:tcMar>
               <w:top w:type="dxa" w:w="60"/>
               <w:left w:type="dxa" w:w="100"/>
@@ -7150,7 +7150,7 @@
         </w:tc>
         <w:tc>
           <w:tcPr>
-            <w:tcW w:type="dxa" w:w="2409"/>
+            <w:tcW w:type="dxa" w:w="1984"/>
             <w:tcMar>
               <w:top w:type="dxa" w:w="60"/>
               <w:left w:type="dxa" w:w="100"/>
@@ -7170,7 +7170,7 @@
         </w:tc>
         <w:tc>
           <w:tcPr>
-            <w:tcW w:type="dxa" w:w="3078"/>
+            <w:tcW w:type="dxa" w:w="3259"/>
             <w:tcMar>
               <w:top w:type="dxa" w:w="60"/>
               <w:left w:type="dxa" w:w="100"/>
@@ -7190,7 +7190,7 @@
         </w:tc>
         <w:tc>
           <w:tcPr>
-            <w:tcW w:type="dxa" w:w="3348"/>
+            <w:tcW w:type="dxa" w:w="3545"/>
             <w:tcMar>
               <w:top w:type="dxa" w:w="60"/>
               <w:left w:type="dxa" w:w="100"/>

--- a/培訓筆記.docx
+++ b/培訓筆記.docx
@@ -1771,254 +1771,415 @@
     <w:p/>
     <w:p>
       <w:pPr>
+        <w:pStyle w:val="ListParagraph"/>
+        <w:numPr>
+          <w:ilvl w:val="0"/>
+          <w:numId w:val="2"/>
+        </w:numPr>
+      </w:pPr>
+      <w:r>
+        <w:t xml:space="preserve">2分半＝7.94 mm；1 吋以上叫「1吋＋幾分」，例：1吋3分＝11 分 × 3.175＝34.92 mm。店裡口語「一八一、一八三、一八五」＝1吋1分、1吋3分、1吋5分。〔錄音12 08:40〕〔錄音12 19:42〕</w:t>
+      </w:r>
+    </w:p>
+    <w:p>
+      <w:pPr>
         <w:pStyle w:val="Heading2"/>
       </w:pPr>
       <w:r>
-        <w:t xml:space="preserve">溫度與壓力〔錄音05 00:00〕</w:t>
-      </w:r>
-    </w:p>
-    <w:p>
-      <w:pPr>
-        <w:pStyle w:val="ListParagraph"/>
-        <w:numPr>
-          <w:ilvl w:val="0"/>
-          <w:numId w:val="2"/>
-        </w:numPr>
-      </w:pPr>
-      <w:r>
-        <w:t xml:space="preserve">溫度和壓力的關係很多客戶也不知道、都憑經驗；下載冷媒工具 App「Ref Tools」，查資料就能幫忙排除故障。</w:t>
-      </w:r>
-    </w:p>
-    <w:p>
-      <w:pPr>
-        <w:pStyle w:val="ListParagraph"/>
-        <w:numPr>
-          <w:ilvl w:val="0"/>
-          <w:numId w:val="2"/>
-        </w:numPr>
-      </w:pPr>
+        <w:t xml:space="preserve">游標卡尺怎麼量〔錄音12 04:02〕</w:t>
+      </w:r>
+    </w:p>
+    <w:p>
+      <w:pPr>
+        <w:pStyle w:val="ListParagraph"/>
+        <w:numPr>
+          <w:ilvl w:val="0"/>
+          <w:numId w:val="2"/>
+        </w:numPr>
+      </w:pPr>
+      <w:r>
+        <w:t xml:space="preserve">先看</w:t>
+      </w:r>
       <w:r>
         <w:rPr>
           <w:b/>
           <w:bCs/>
         </w:rPr>
-        <w:t xml:space="preserve">Ref Tools 怎麼用</w:t>
-      </w:r>
-      <w:r>
-        <w:t xml:space="preserve">（Danfoss 出的免費 App）：打開 → 選「Refrigerant Slider」（冷媒滑尺）→ 選冷媒（看機器銘牌或鋼瓶）→ 輸入壓力錶讀數（錶壓）→ 看對應的管內溫度。例：R134a 錶壓 1.0 bar ≈ 管內 -10°C；R404A 錶壓 1.0 bar ≈ -30°C。簡報的「Ref Tools 網頁版」可以直接練習。</w:t>
-      </w:r>
-    </w:p>
-    <w:p>
-      <w:pPr>
-        <w:pStyle w:val="ListParagraph"/>
-        <w:numPr>
-          <w:ilvl w:val="0"/>
-          <w:numId w:val="2"/>
-        </w:numPr>
-      </w:pPr>
-      <w:r>
-        <w:t xml:space="preserve">一句話：</w:t>
+        <w:t xml:space="preserve">游尺的 0 對到哪</w:t>
+      </w:r>
+      <w:r>
+        <w:t xml:space="preserve">：0 對 0 是起點，讀數看游尺「0」那一條，不是看游尺的邊邊。</w:t>
+      </w:r>
+    </w:p>
+    <w:p>
+      <w:pPr>
+        <w:pStyle w:val="ListParagraph"/>
+        <w:numPr>
+          <w:ilvl w:val="0"/>
+          <w:numId w:val="2"/>
+        </w:numPr>
+      </w:pPr>
+      <w:r>
+        <w:t xml:space="preserve">一排是公制（mm），一排是英制（吋）。英制 1 吋＝25.4 mm、分成 8 分，1 分＝3.175 mm。</w:t>
+      </w:r>
+    </w:p>
+    <w:p>
+      <w:pPr>
+        <w:pStyle w:val="ListParagraph"/>
+        <w:numPr>
+          <w:ilvl w:val="0"/>
+          <w:numId w:val="2"/>
+        </w:numPr>
+      </w:pPr>
+      <w:r>
+        <w:t xml:space="preserve">找</w:t>
       </w:r>
       <w:r>
         <w:rPr>
           <w:b/>
           <w:bCs/>
         </w:rPr>
-        <w:t xml:space="preserve">冷媒種類＋錶壓＝管內溫度</w:t>
-      </w:r>
-      <w:r>
-        <w:t xml:space="preserve">。客人拿錶來問，先問冷媒再查。</w:t>
-      </w:r>
-    </w:p>
-    <w:p>
-      <w:pPr>
-        <w:pStyle w:val="Heading1"/>
-      </w:pPr>
-      <w:r>
-        <w:t xml:space="preserve">三、裝置與系統配置：客人用在哪、怎麼配</w:t>
-      </w:r>
-    </w:p>
-    <w:p>
-      <w:pPr>
-        <w:pStyle w:val="Heading2"/>
-      </w:pPr>
-      <w:r>
-        <w:t xml:space="preserve">一對一最單純〔錄音02 17:57〕〔錄音03 03:28〕</w:t>
-      </w:r>
-    </w:p>
-    <w:p>
-      <w:pPr>
-        <w:pStyle w:val="ListParagraph"/>
-        <w:numPr>
-          <w:ilvl w:val="0"/>
-          <w:numId w:val="2"/>
-        </w:numPr>
-      </w:pPr>
-      <w:r>
-        <w:t xml:space="preserve">實務上一般做</w:t>
-      </w:r>
+        <w:t xml:space="preserve">比較長的刻度最快</w:t>
+      </w:r>
+      <w:r>
+        <w:t xml:space="preserve">：長的是雙數（2、4、6 分），再往後一格就是單數。〔錄音12 07:48〕</w:t>
+      </w:r>
+    </w:p>
+    <w:p>
+      <w:pPr>
+        <w:pStyle w:val="ListParagraph"/>
+        <w:numPr>
+          <w:ilvl w:val="0"/>
+          <w:numId w:val="2"/>
+        </w:numPr>
+      </w:pPr>
       <w:r>
         <w:rPr>
           <w:b/>
           <w:bCs/>
         </w:rPr>
-        <w:t xml:space="preserve">一對一</w:t>
-      </w:r>
-      <w:r>
-        <w:t xml:space="preserve">（一台壓縮機配一台散熱器、一組冷排）；講義畫的是一台壓縮機帶兩組冷排，我們會建議客人不要做一對二。</w:t>
-      </w:r>
-    </w:p>
-    <w:p>
-      <w:pPr>
-        <w:pStyle w:val="ListParagraph"/>
-        <w:numPr>
-          <w:ilvl w:val="0"/>
-          <w:numId w:val="2"/>
-        </w:numPr>
-      </w:pPr>
-      <w:r>
-        <w:t xml:space="preserve">一台壓縮機同時帶冷藏和冷凍很難控制，還可能把壓縮機搞壞；一般冷凍一庫、冷藏一庫。</w:t>
-      </w:r>
-    </w:p>
-    <w:p>
-      <w:pPr>
-        <w:pStyle w:val="ListParagraph"/>
-        <w:numPr>
-          <w:ilvl w:val="0"/>
-          <w:numId w:val="2"/>
-        </w:numPr>
-      </w:pPr>
-      <w:r>
-        <w:t xml:space="preserve">兩庫溫度一樣（都冷藏或都冷凍）才可以一對二；一藏一凍會做的師傅不多。</w:t>
-      </w:r>
-    </w:p>
-    <w:p>
-      <w:pPr>
-        <w:pStyle w:val="ListParagraph"/>
-        <w:numPr>
-          <w:ilvl w:val="0"/>
-          <w:numId w:val="2"/>
-        </w:numPr>
-      </w:pPr>
-      <w:r>
-        <w:t xml:space="preserve">KVP 這類閥是做一對二系統用的，很少用，「一年都賣不到兩顆」。</w:t>
-      </w:r>
-    </w:p>
-    <w:p>
-      <w:pPr>
-        <w:pStyle w:val="Heading2"/>
-      </w:pPr>
-      <w:r>
-        <w:t xml:space="preserve">散熱器擺哪裡很重要〔錄音04 00:51〕</w:t>
-      </w:r>
-    </w:p>
-    <w:p>
-      <w:pPr>
-        <w:pStyle w:val="ListParagraph"/>
-        <w:numPr>
-          <w:ilvl w:val="0"/>
-          <w:numId w:val="2"/>
-        </w:numPr>
-      </w:pPr>
-      <w:r>
-        <w:t xml:space="preserve">裸露型散熱器（無穿衫）比較便宜，但放在鐵皮屋上，夏天環境會到 50°C，散熱就很差。</w:t>
-      </w:r>
-    </w:p>
-    <w:p>
-      <w:pPr>
-        <w:pStyle w:val="ListParagraph"/>
-        <w:numPr>
-          <w:ilvl w:val="0"/>
-          <w:numId w:val="2"/>
-        </w:numPr>
-      </w:pPr>
-      <w:r>
-        <w:t xml:space="preserve">散熱器裝得遠、管路拉長，記得配電磁閥。〔錄音01 21:28〕</w:t>
-      </w:r>
-    </w:p>
-    <w:p>
-      <w:pPr>
-        <w:pStyle w:val="ListParagraph"/>
-        <w:numPr>
-          <w:ilvl w:val="0"/>
-          <w:numId w:val="2"/>
-        </w:numPr>
-      </w:pPr>
-      <w:r>
-        <w:t xml:space="preserve">太陽直射、鐵皮屋頂：環境本身就熱，散熱器要加大。〔錄音07 10:28〕</w:t>
-      </w:r>
-    </w:p>
-    <w:p>
-      <w:pPr>
-        <w:pStyle w:val="ListParagraph"/>
-        <w:numPr>
-          <w:ilvl w:val="0"/>
-          <w:numId w:val="2"/>
-        </w:numPr>
-      </w:pPr>
-      <w:r>
-        <w:t xml:space="preserve">防火巷：剛裝好沒問題，一兩年後旁邊多了好幾台冷氣，熱風在巷子裡繞回來，散熱就變差；可以裝</w:t>
+        <w:t xml:space="preserve">銅管量外徑</w:t>
+      </w:r>
+      <w:r>
+        <w:t xml:space="preserve">（下面的大量爪）；</w:t>
       </w:r>
       <w:r>
         <w:rPr>
           <w:b/>
           <w:bCs/>
         </w:rPr>
-        <w:t xml:space="preserve">導風罩</w:t>
-      </w:r>
-      <w:r>
-        <w:t xml:space="preserve">把熱風導走。〔錄音07 10:28〕</w:t>
-      </w:r>
-    </w:p>
-    <w:p>
-      <w:pPr>
-        <w:pStyle w:val="ListParagraph"/>
-        <w:numPr>
-          <w:ilvl w:val="0"/>
-          <w:numId w:val="2"/>
-        </w:numPr>
-      </w:pPr>
+        <w:t xml:space="preserve">接頭、彎頭量內徑</w:t>
+      </w:r>
+      <w:r>
+        <w:t xml:space="preserve">（上面的小量爪），因為銅管是插在裡面。〔錄音12 11:58〕</w:t>
+      </w:r>
+    </w:p>
+    <w:p>
+      <w:pPr>
+        <w:pStyle w:val="ListParagraph"/>
+        <w:numPr>
+          <w:ilvl w:val="0"/>
+          <w:numId w:val="2"/>
+        </w:numPr>
+      </w:pPr>
+      <w:r>
+        <w:t xml:space="preserve">銅管厚度：2～5分是 </w:t>
+      </w:r>
       <w:r>
         <w:rPr>
           <w:b/>
           <w:bCs/>
         </w:rPr>
-        <w:t xml:space="preserve">機上型</w:t>
-      </w:r>
-      <w:r>
-        <w:t xml:space="preserve">＝散熱器放在冰箱頂上（沒有外移）。冰箱本身約 2 公尺高，所以機上型一定用 </w:t>
+        <w:t xml:space="preserve">0.8 mm</w:t>
+      </w:r>
+      <w:r>
+        <w:t xml:space="preserve">（店裡也叫 21 番）；6分以上用 </w:t>
       </w:r>
       <w:r>
         <w:rPr>
           <w:b/>
           <w:bCs/>
         </w:rPr>
-        <w:t xml:space="preserve">11 支</w:t>
-      </w:r>
-      <w:r>
-        <w:t xml:space="preserve">的散熱器（高約 29 公分、10 吋風車）；14 支高 36.5 公分，放上去會太高。附基板的散熱器最大到 2 馬半。〔錄音11 02:34〕</w:t>
-      </w:r>
-    </w:p>
-    <w:p>
-      <w:pPr>
-        <w:pStyle w:val="ListParagraph"/>
-        <w:numPr>
-          <w:ilvl w:val="0"/>
-          <w:numId w:val="2"/>
-        </w:numPr>
-      </w:pPr>
-      <w:r>
-        <w:t xml:space="preserve">冰箱種類：工作臺冰箱、兩門／四門／六門；七成是</w:t>
-      </w:r>
+        <w:t xml:space="preserve">1.0 mm</w:t>
+      </w:r>
+      <w:r>
+        <w:t xml:space="preserve">（19 番）——管子越粗越要厚，不然容易扁。〔錄音12 14:32〕</w:t>
+      </w:r>
+    </w:p>
+    <w:p>
+      <w:pPr>
+        <w:pStyle w:val="ListParagraph"/>
+        <w:numPr>
+          <w:ilvl w:val="0"/>
+          <w:numId w:val="2"/>
+        </w:numPr>
+      </w:pPr>
+      <w:r>
+        <w:t xml:space="preserve">電子式卡尺直接顯示 mm，不用算；冷凍業會用游標卡尺的人不多。〔錄音12 09:30〕</w:t>
+      </w:r>
+    </w:p>
+    <w:p>
+      <w:pPr>
+        <w:pStyle w:val="Heading2"/>
+      </w:pPr>
+      <w:r>
+        <w:t xml:space="preserve">溫度與壓力〔錄音05 00:00〕</w:t>
+      </w:r>
+    </w:p>
+    <w:p>
+      <w:pPr>
+        <w:pStyle w:val="ListParagraph"/>
+        <w:numPr>
+          <w:ilvl w:val="0"/>
+          <w:numId w:val="2"/>
+        </w:numPr>
+      </w:pPr>
+      <w:r>
+        <w:t xml:space="preserve">溫度和壓力的關係很多客戶也不知道、都憑經驗；下載冷媒工具 App「Ref Tools」，查資料就能幫忙排除故障。</w:t>
+      </w:r>
+    </w:p>
+    <w:p>
+      <w:pPr>
+        <w:pStyle w:val="ListParagraph"/>
+        <w:numPr>
+          <w:ilvl w:val="0"/>
+          <w:numId w:val="2"/>
+        </w:numPr>
+      </w:pPr>
       <w:r>
         <w:rPr>
           <w:b/>
           <w:bCs/>
         </w:rPr>
+        <w:t xml:space="preserve">Ref Tools 怎麼用</w:t>
+      </w:r>
+      <w:r>
+        <w:t xml:space="preserve">（Danfoss 出的免費 App）：打開 → 選「Refrigerant Slider」（冷媒滑尺）→ 選冷媒（看機器銘牌或鋼瓶）→ 輸入壓力錶讀數（錶壓）→ 看對應的管內溫度。例：R134a 錶壓 1.0 bar ≈ 管內 -10°C；R404A 錶壓 1.0 bar ≈ -30°C。簡報的「Ref Tools 網頁版」可以直接練習。</w:t>
+      </w:r>
+    </w:p>
+    <w:p>
+      <w:pPr>
+        <w:pStyle w:val="ListParagraph"/>
+        <w:numPr>
+          <w:ilvl w:val="0"/>
+          <w:numId w:val="2"/>
+        </w:numPr>
+      </w:pPr>
+      <w:r>
+        <w:t xml:space="preserve">一句話：</w:t>
+      </w:r>
+      <w:r>
+        <w:rPr>
+          <w:b/>
+          <w:bCs/>
+        </w:rPr>
+        <w:t xml:space="preserve">冷媒種類＋錶壓＝管內溫度</w:t>
+      </w:r>
+      <w:r>
+        <w:t xml:space="preserve">。客人拿錶來問，先問冷媒再查。</w:t>
+      </w:r>
+    </w:p>
+    <w:p>
+      <w:pPr>
+        <w:pStyle w:val="Heading1"/>
+      </w:pPr>
+      <w:r>
+        <w:t xml:space="preserve">三、裝置與系統配置：客人用在哪、怎麼配</w:t>
+      </w:r>
+    </w:p>
+    <w:p>
+      <w:pPr>
+        <w:pStyle w:val="Heading2"/>
+      </w:pPr>
+      <w:r>
+        <w:t xml:space="preserve">一對一最單純〔錄音02 17:57〕〔錄音03 03:28〕</w:t>
+      </w:r>
+    </w:p>
+    <w:p>
+      <w:pPr>
+        <w:pStyle w:val="ListParagraph"/>
+        <w:numPr>
+          <w:ilvl w:val="0"/>
+          <w:numId w:val="2"/>
+        </w:numPr>
+      </w:pPr>
+      <w:r>
+        <w:t xml:space="preserve">實務上一般做</w:t>
+      </w:r>
+      <w:r>
+        <w:rPr>
+          <w:b/>
+          <w:bCs/>
+        </w:rPr>
+        <w:t xml:space="preserve">一對一</w:t>
+      </w:r>
+      <w:r>
+        <w:t xml:space="preserve">（一台壓縮機配一台散熱器、一組冷排）；講義畫的是一台壓縮機帶兩組冷排，我們會建議客人不要做一對二。</w:t>
+      </w:r>
+    </w:p>
+    <w:p>
+      <w:pPr>
+        <w:pStyle w:val="ListParagraph"/>
+        <w:numPr>
+          <w:ilvl w:val="0"/>
+          <w:numId w:val="2"/>
+        </w:numPr>
+      </w:pPr>
+      <w:r>
+        <w:t xml:space="preserve">一台壓縮機同時帶冷藏和冷凍很難控制，還可能把壓縮機搞壞；一般冷凍一庫、冷藏一庫。</w:t>
+      </w:r>
+    </w:p>
+    <w:p>
+      <w:pPr>
+        <w:pStyle w:val="ListParagraph"/>
+        <w:numPr>
+          <w:ilvl w:val="0"/>
+          <w:numId w:val="2"/>
+        </w:numPr>
+      </w:pPr>
+      <w:r>
+        <w:t xml:space="preserve">兩庫溫度一樣（都冷藏或都冷凍）才可以一對二；一藏一凍會做的師傅不多。</w:t>
+      </w:r>
+    </w:p>
+    <w:p>
+      <w:pPr>
+        <w:pStyle w:val="ListParagraph"/>
+        <w:numPr>
+          <w:ilvl w:val="0"/>
+          <w:numId w:val="2"/>
+        </w:numPr>
+      </w:pPr>
+      <w:r>
+        <w:t xml:space="preserve">KVP 這類閥是做一對二系統用的，很少用，「一年都賣不到兩顆」。</w:t>
+      </w:r>
+    </w:p>
+    <w:p>
+      <w:pPr>
+        <w:pStyle w:val="Heading2"/>
+      </w:pPr>
+      <w:r>
+        <w:t xml:space="preserve">散熱器擺哪裡很重要〔錄音04 00:51〕</w:t>
+      </w:r>
+    </w:p>
+    <w:p>
+      <w:pPr>
+        <w:pStyle w:val="ListParagraph"/>
+        <w:numPr>
+          <w:ilvl w:val="0"/>
+          <w:numId w:val="2"/>
+        </w:numPr>
+      </w:pPr>
+      <w:r>
+        <w:t xml:space="preserve">裸露型散熱器（無穿衫）比較便宜，但放在鐵皮屋上，夏天環境會到 50°C，散熱就很差。</w:t>
+      </w:r>
+    </w:p>
+    <w:p>
+      <w:pPr>
+        <w:pStyle w:val="ListParagraph"/>
+        <w:numPr>
+          <w:ilvl w:val="0"/>
+          <w:numId w:val="2"/>
+        </w:numPr>
+      </w:pPr>
+      <w:r>
+        <w:t xml:space="preserve">散熱器裝得遠、管路拉長，記得配電磁閥。〔錄音01 21:28〕</w:t>
+      </w:r>
+    </w:p>
+    <w:p>
+      <w:pPr>
+        <w:pStyle w:val="ListParagraph"/>
+        <w:numPr>
+          <w:ilvl w:val="0"/>
+          <w:numId w:val="2"/>
+        </w:numPr>
+      </w:pPr>
+      <w:r>
+        <w:t xml:space="preserve">太陽直射、鐵皮屋頂：環境本身就熱，散熱器要加大。〔錄音07 10:28〕</w:t>
+      </w:r>
+    </w:p>
+    <w:p>
+      <w:pPr>
+        <w:pStyle w:val="ListParagraph"/>
+        <w:numPr>
+          <w:ilvl w:val="0"/>
+          <w:numId w:val="2"/>
+        </w:numPr>
+      </w:pPr>
+      <w:r>
+        <w:t xml:space="preserve">防火巷：剛裝好沒問題，一兩年後旁邊多了好幾台冷氣，熱風在巷子裡繞回來，散熱就變差；可以裝</w:t>
+      </w:r>
+      <w:r>
+        <w:rPr>
+          <w:b/>
+          <w:bCs/>
+        </w:rPr>
+        <w:t xml:space="preserve">導風罩</w:t>
+      </w:r>
+      <w:r>
+        <w:t xml:space="preserve">把熱風導走。〔錄音07 10:28〕</w:t>
+      </w:r>
+    </w:p>
+    <w:p>
+      <w:pPr>
+        <w:pStyle w:val="ListParagraph"/>
+        <w:numPr>
+          <w:ilvl w:val="0"/>
+          <w:numId w:val="2"/>
+        </w:numPr>
+      </w:pPr>
+      <w:r>
+        <w:rPr>
+          <w:b/>
+          <w:bCs/>
+        </w:rPr>
+        <w:t xml:space="preserve">機上型</w:t>
+      </w:r>
+      <w:r>
+        <w:t xml:space="preserve">＝散熱器放在冰箱頂上（沒有外移）。冰箱本身約 2 公尺高，所以機上型一定用 </w:t>
+      </w:r>
+      <w:r>
+        <w:rPr>
+          <w:b/>
+          <w:bCs/>
+        </w:rPr>
+        <w:t xml:space="preserve">11 支</w:t>
+      </w:r>
+      <w:r>
+        <w:t xml:space="preserve">的散熱器（高約 29 公分、10 吋風車）；14 支高 36.5 公分，放上去會太高。附基板的散熱器最大到 2 馬半。〔錄音11 02:34〕</w:t>
+      </w:r>
+    </w:p>
+    <w:p>
+      <w:pPr>
+        <w:pStyle w:val="ListParagraph"/>
+        <w:numPr>
+          <w:ilvl w:val="0"/>
+          <w:numId w:val="2"/>
+        </w:numPr>
+      </w:pPr>
+      <w:r>
+        <w:t xml:space="preserve">冰箱種類：工作臺冰箱、兩門／四門／六門；七成是</w:t>
+      </w:r>
+      <w:r>
+        <w:rPr>
+          <w:b/>
+          <w:bCs/>
+        </w:rPr>
         <w:t xml:space="preserve">上凍下藏</w:t>
       </w:r>
       <w:r>
         <w:t xml:space="preserve">。玻璃門保溫比 PU 發泡差，門越大、一開門溫度升越快，壓縮機都要加大。〔錄音11 04:15〕</w:t>
+      </w:r>
+    </w:p>
+    <w:p>
+      <w:pPr>
+        <w:pStyle w:val="ListParagraph"/>
+        <w:numPr>
+          <w:ilvl w:val="0"/>
+          <w:numId w:val="2"/>
+        </w:numPr>
+      </w:pPr>
+      <w:r>
+        <w:t xml:space="preserve">兩門白鐵冰箱的寬度分兩尺、兩尺半、四尺、六尺（一尺約 30 公分），四尺最多；又分全冷凍、半凍半藏、全冷藏，三種配的壓縮機、冷排、熱排都不一樣大。〔錄音12 02:03〕</w:t>
       </w:r>
     </w:p>
     <w:p>
@@ -2856,251 +3017,132 @@
         <w:pStyle w:val="Heading2"/>
       </w:pPr>
       <w:r>
-        <w:t xml:space="preserve">油分離器〔錄音01 04:14〕〔錄音03 00:50〕</w:t>
-      </w:r>
-    </w:p>
-    <w:p>
-      <w:pPr>
-        <w:pStyle w:val="ListParagraph"/>
-        <w:numPr>
-          <w:ilvl w:val="0"/>
-          <w:numId w:val="2"/>
-        </w:numPr>
-      </w:pPr>
-      <w:r>
-        <w:t xml:space="preserve">冷凍油會跟著冷媒跑出去，油分離器把油拉回壓縮機（比較深，以後再講）。</w:t>
-      </w:r>
-    </w:p>
-    <w:p>
-      <w:pPr>
-        <w:pStyle w:val="Heading2"/>
-      </w:pPr>
-      <w:r>
-        <w:t xml:space="preserve">視液鏡（視窗）〔錄音01 05:27〕</w:t>
-      </w:r>
-    </w:p>
-    <w:p>
-      <w:pPr>
-        <w:pStyle w:val="ListParagraph"/>
-        <w:numPr>
-          <w:ilvl w:val="0"/>
-          <w:numId w:val="2"/>
-        </w:numPr>
-      </w:pPr>
-      <w:r>
-        <w:t xml:space="preserve">視液鏡是液管上的一塊玻璃，用來看冷媒夠不夠：冷媒夠時，液態冷媒流過像透明的水、好像沒在動；一直冒氣泡，可能是冷媒不足或乾燥過濾器堵塞，要先找原因，不要一看到氣泡就補冷媒。〔錄音02 19:05〕</w:t>
-      </w:r>
-    </w:p>
-    <w:p>
-      <w:pPr>
-        <w:pStyle w:val="ListParagraph"/>
-        <w:numPr>
-          <w:ilvl w:val="0"/>
-          <w:numId w:val="2"/>
-        </w:numPr>
-      </w:pPr>
-      <w:r>
-        <w:t xml:space="preserve">視液鏡中間的</w:t>
-      </w:r>
+        <w:t xml:space="preserve">乾燥過濾器怎麼問規格〔錄音12 22:45〕</w:t>
+      </w:r>
+    </w:p>
+    <w:p>
+      <w:pPr>
+        <w:pStyle w:val="ListParagraph"/>
+        <w:numPr>
+          <w:ilvl w:val="0"/>
+          <w:numId w:val="2"/>
+        </w:numPr>
+      </w:pPr>
       <w:r>
         <w:rPr>
           <w:b/>
           <w:bCs/>
         </w:rPr>
-        <w:t xml:space="preserve">含水指示環會變色</w:t>
-      </w:r>
-      <w:r>
-        <w:t xml:space="preserve">，很多人不知道：綠色＝乾燥正常；綠色變淡＝水分快超標；黃色＝含水過多，乾燥過濾器吸飽了，要盡快更換。〔錄音03 02:36〕（顏色意義依 Danfoss 型錄）</w:t>
-      </w:r>
-    </w:p>
-    <w:p>
-      <w:pPr>
-        <w:pStyle w:val="Heading2"/>
-      </w:pPr>
-      <w:r>
-        <w:t xml:space="preserve">儲液器：保證源源不絕的液態〔錄音02 10:17〕</w:t>
-      </w:r>
-    </w:p>
-    <w:p>
-      <w:pPr>
-        <w:pStyle w:val="ListParagraph"/>
-        <w:numPr>
-          <w:ilvl w:val="0"/>
-          <w:numId w:val="2"/>
-        </w:numPr>
-      </w:pPr>
-      <w:r>
-        <w:t xml:space="preserve">系統大一點、用膨脹閥的，</w:t>
-      </w:r>
+        <w:t xml:space="preserve">最後一碼＝幾分</w:t>
+      </w:r>
+      <w:r>
+        <w:t xml:space="preserve">：052 的 2＝兩分、083 的 3＝三分，頭尾一樣大。盒子上的 1/4″＝兩分、3/8″＝三分。</w:t>
+      </w:r>
+    </w:p>
+    <w:p>
+      <w:pPr>
+        <w:pStyle w:val="ListParagraph"/>
+        <w:numPr>
+          <w:ilvl w:val="0"/>
+          <w:numId w:val="2"/>
+        </w:numPr>
+      </w:pPr>
       <w:r>
         <w:rPr>
           <w:b/>
           <w:bCs/>
         </w:rPr>
-        <w:t xml:space="preserve">一定要裝</w:t>
-      </w:r>
-      <w:r>
-        <w:t xml:space="preserve">：散熱器太小或沒保養時，冷媒可能沒有完全液化；儲液器讓液態沉在下面、從下面取液，確保送到膨脹閥的是液態。</w:t>
-      </w:r>
-    </w:p>
-    <w:p>
-      <w:pPr>
-        <w:pStyle w:val="ListParagraph"/>
-        <w:numPr>
-          <w:ilvl w:val="0"/>
-          <w:numId w:val="2"/>
-        </w:numPr>
-      </w:pPr>
-      <w:r>
-        <w:t xml:space="preserve">用毛細管的小系統（冰箱）可以不裝。</w:t>
-      </w:r>
-    </w:p>
-    <w:p>
-      <w:pPr>
-        <w:pStyle w:val="ListParagraph"/>
-        <w:numPr>
-          <w:ilvl w:val="0"/>
-          <w:numId w:val="2"/>
-        </w:numPr>
-      </w:pPr>
-      <w:r>
-        <w:t xml:space="preserve">講義</w:t>
+        <w:t xml:space="preserve">有 S＝焊接</w:t>
+      </w:r>
+      <w:r>
+        <w:t xml:space="preserve">（盒子寫 ODF）；</w:t>
       </w:r>
       <w:r>
         <w:rPr>
           <w:b/>
           <w:bCs/>
         </w:rPr>
-        <w:t xml:space="preserve">有畫但沒標名稱</w:t>
-      </w:r>
-      <w:r>
-        <w:t xml:space="preserve">：右下角那顆小圓（Danfoss 沒賣儲液器，所以沒寫）。〔錄音02 11:02〕〔錄音03 01:45〕</w:t>
-      </w:r>
-    </w:p>
-    <w:p>
-      <w:pPr>
-        <w:pStyle w:val="ListParagraph"/>
-        <w:numPr>
-          <w:ilvl w:val="0"/>
-          <w:numId w:val="2"/>
-        </w:numPr>
-      </w:pPr>
-      <w:r>
-        <w:t xml:space="preserve">冷媒要「</w:t>
-      </w:r>
+        <w:t xml:space="preserve">沒有 S＝喇叭口</w:t>
+      </w:r>
+      <w:r>
+        <w:t xml:space="preserve">（牙，盒子寫 SAE）。〔錄音12 28:08〕</w:t>
+      </w:r>
+    </w:p>
+    <w:p>
+      <w:pPr>
+        <w:pStyle w:val="ListParagraph"/>
+        <w:numPr>
+          <w:ilvl w:val="0"/>
+          <w:numId w:val="2"/>
+        </w:numPr>
+      </w:pPr>
       <w:r>
         <w:rPr>
           <w:b/>
           <w:bCs/>
         </w:rPr>
-        <w:t xml:space="preserve">進去再出來</w:t>
-      </w:r>
-      <w:r>
-        <w:t xml:space="preserve">」：液管接進儲液器桶子裡，液體沉在底部，再從底部取液出來；不是從儲液器旁邊經過。儲液器上的閥可以接錶組量高壓。〔錄音07 01:30〕〔錄音07 07:46〕</w:t>
-      </w:r>
-    </w:p>
-    <w:p>
-      <w:pPr>
-        <w:pStyle w:val="Heading2"/>
-      </w:pPr>
-      <w:r>
-        <w:t xml:space="preserve">液氣分離器：回壓縮機一定要是氣態〔錄音02 15:53〕</w:t>
-      </w:r>
-    </w:p>
-    <w:p>
-      <w:pPr>
-        <w:pStyle w:val="ListParagraph"/>
-        <w:numPr>
-          <w:ilvl w:val="0"/>
-          <w:numId w:val="2"/>
-        </w:numPr>
-      </w:pPr>
-      <w:r>
-        <w:t xml:space="preserve">壓縮機壓到液態會壞，但我們看不到管子裡是不是液態。</w:t>
-      </w:r>
-    </w:p>
-    <w:p>
-      <w:pPr>
-        <w:pStyle w:val="ListParagraph"/>
-        <w:numPr>
-          <w:ilvl w:val="0"/>
-          <w:numId w:val="2"/>
-        </w:numPr>
-      </w:pPr>
-      <w:r>
-        <w:t xml:space="preserve">冷排和壓縮機中間裝液氣分離器：液態沉在下面，從上面取氣態回壓縮機。</w:t>
-      </w:r>
-    </w:p>
-    <w:p>
-      <w:pPr>
-        <w:pStyle w:val="ListParagraph"/>
-        <w:numPr>
-          <w:ilvl w:val="0"/>
-          <w:numId w:val="2"/>
-        </w:numPr>
-      </w:pPr>
-      <w:r>
-        <w:t xml:space="preserve">最完整的做法是高壓儲液器、低壓液氣分離器都裝。</w:t>
-      </w:r>
-    </w:p>
-    <w:p>
-      <w:pPr>
-        <w:pStyle w:val="Heading2"/>
-      </w:pPr>
-      <w:r>
-        <w:t xml:space="preserve">手閥（球閥）〔錄音01 18:47〕</w:t>
-      </w:r>
-    </w:p>
-    <w:p>
-      <w:pPr>
-        <w:pStyle w:val="ListParagraph"/>
-        <w:numPr>
-          <w:ilvl w:val="0"/>
-          <w:numId w:val="2"/>
-        </w:numPr>
-      </w:pPr>
-      <w:r>
-        <w:t xml:space="preserve">閥就像水龍頭；手閥用手開關，例如換乾燥過濾器時把前後兩顆關起來。</w:t>
-      </w:r>
-    </w:p>
-    <w:p>
-      <w:pPr>
-        <w:pStyle w:val="Heading2"/>
-      </w:pPr>
-      <w:r>
-        <w:t xml:space="preserve">機組〔錄音02 09:35〕</w:t>
-      </w:r>
-    </w:p>
-    <w:p>
-      <w:pPr>
-        <w:pStyle w:val="ListParagraph"/>
-        <w:numPr>
-          <w:ilvl w:val="0"/>
-          <w:numId w:val="2"/>
-        </w:numPr>
-      </w:pPr>
-      <w:r>
-        <w:t xml:space="preserve">機組是把壓縮機、油分離器、乾燥過濾器、視液鏡等配件裝在同一個底座上，再用管子接到散熱器和冷排。</w:t>
-      </w:r>
-    </w:p>
-    <w:p>
-      <w:pPr>
-        <w:pStyle w:val="Heading1"/>
-      </w:pPr>
-      <w:r>
-        <w:t xml:space="preserve">六、控制與保護</w:t>
-      </w:r>
-    </w:p>
-    <w:p>
-      <w:r>
-        <w:t xml:space="preserve">控制包括溫控、壓力開關、電磁閥，膨脹閥其實也算控制；先懂物理現象，再講控制。〔錄音02 18:38〕</w:t>
+        <w:t xml:space="preserve">兩分有 032（小支）和 052（胖胖的）</w:t>
+      </w:r>
+      <w:r>
+        <w:t xml:space="preserve">：客人說「兩分」，先問 032 還是 052、焊接還是牙——光兩分就有 4 種。〔錄音12 28:30〕</w:t>
+      </w:r>
+    </w:p>
+    <w:p>
+      <w:pPr>
+        <w:pStyle w:val="ListParagraph"/>
+        <w:numPr>
+          <w:ilvl w:val="0"/>
+          <w:numId w:val="2"/>
+        </w:numPr>
+      </w:pPr>
+      <w:r>
+        <w:t xml:space="preserve">三分有 053、083（還有 163）：冰箱多用 053，走進去的冰庫用 083；四分 164（焊接 164S）；五分 165、305（305 很大支，比較少人買）。〔錄音12 31:58〕〔錄音12 33:59〕</w:t>
+      </w:r>
+    </w:p>
+    <w:p>
+      <w:pPr>
+        <w:pStyle w:val="ListParagraph"/>
+        <w:numPr>
+          <w:ilvl w:val="0"/>
+          <w:numId w:val="2"/>
+        </w:numPr>
+      </w:pPr>
+      <w:r>
+        <w:t xml:space="preserve">型號前兩碼是乾燥劑容量（立方吋，Danfoss 規格書），數字越大支越大；系統越大，用大一點的。</w:t>
+      </w:r>
+    </w:p>
+    <w:p>
+      <w:pPr>
+        <w:pStyle w:val="ListParagraph"/>
+        <w:numPr>
+          <w:ilvl w:val="0"/>
+          <w:numId w:val="2"/>
+        </w:numPr>
+      </w:pPr>
+      <w:r>
+        <w:t xml:space="preserve">有方向：照 </w:t>
       </w:r>
       <w:r>
         <w:rPr>
           <w:b/>
           <w:bCs/>
         </w:rPr>
-        <w:t xml:space="preserve">一切保護都在顧壓縮機。</w:t>
+        <w:t xml:space="preserve">IN → OUT</w:t>
+      </w:r>
+      <w:r>
+        <w:t xml:space="preserve"> 的箭頭裝；貼紙可能貼反，以本體上的箭頭為準。〔錄音12 24:26〕</w:t>
+      </w:r>
+    </w:p>
+    <w:p>
+      <w:pPr>
+        <w:pStyle w:val="ListParagraph"/>
+        <w:numPr>
+          <w:ilvl w:val="0"/>
+          <w:numId w:val="2"/>
+        </w:numPr>
+      </w:pPr>
+      <w:r>
+        <w:t xml:space="preserve">同尺寸、同接頭的各牌可以互換（例：Danfoss DML 083＝Emerson ADK 083＝Sanhua FD-083，依 Sanhua 對照表）；但各牌長度不同，維修換一樣長的比較好裝。〔錄音12 30:42〕</w:t>
       </w:r>
     </w:p>
     <w:p>
@@ -3108,19 +3150,7 @@
         <w:pStyle w:val="Heading2"/>
       </w:pPr>
       <w:r>
-        <w:t xml:space="preserve">溫控器：溫差抓 4°C〔錄音01 14:46〕</w:t>
-      </w:r>
-    </w:p>
-    <w:p>
-      <w:pPr>
-        <w:pStyle w:val="ListParagraph"/>
-        <w:numPr>
-          <w:ilvl w:val="0"/>
-          <w:numId w:val="2"/>
-        </w:numPr>
-      </w:pPr>
-      <w:r>
-        <w:t xml:space="preserve">溫控器靠感溫棒量庫內溫度，到了設定溫度就讓壓縮機停。</w:t>
+        <w:t xml:space="preserve">喇叭頭（牙）、接頭、彎頭〔錄音12 16:25〕〔錄音12 35:05〕</w:t>
       </w:r>
     </w:p>
     <w:p>
@@ -3136,192 +3166,85 @@
           <w:b/>
           <w:bCs/>
         </w:rPr>
-        <w:t xml:space="preserve">溫差一般抓 4°C</w:t>
-      </w:r>
-      <w:r>
-        <w:t xml:space="preserve">：例如設 -20°C 停機、回升到 -16°C 再啟動；太小會讓壓縮機開關太頻繁、影響壽命。店裡的溫控器有 30 多種。</w:t>
-      </w:r>
-    </w:p>
-    <w:p>
-      <w:pPr>
-        <w:pStyle w:val="ListParagraph"/>
-        <w:numPr>
-          <w:ilvl w:val="0"/>
-          <w:numId w:val="2"/>
-        </w:numPr>
-      </w:pPr>
-      <w:r>
-        <w:t xml:space="preserve">冷藏和冷凍主要差在溫控：</w:t>
-      </w:r>
+        <w:t xml:space="preserve">兩分牙</w:t>
+      </w:r>
+      <w:r>
+        <w:t xml:space="preserve">：兩分銅管套得進去、打好喇叭嘴剛好鎖得上的螺牙；三分、四分以此類推。</w:t>
+      </w:r>
+    </w:p>
+    <w:p>
+      <w:pPr>
+        <w:pStyle w:val="ListParagraph"/>
+        <w:numPr>
+          <w:ilvl w:val="0"/>
+          <w:numId w:val="2"/>
+        </w:numPr>
+      </w:pPr>
+      <w:r>
+        <w:t xml:space="preserve">做法：銅管先穿過喇叭螺帽，用擴管工具打出喇叭嘴（斜面），跟接頭的斜面貼緊再鎖，就不會漏。</w:t>
+      </w:r>
+    </w:p>
+    <w:p>
+      <w:pPr>
+        <w:pStyle w:val="ListParagraph"/>
+        <w:numPr>
+          <w:ilvl w:val="0"/>
+          <w:numId w:val="2"/>
+        </w:numPr>
+      </w:pPr>
       <w:r>
         <w:rPr>
           <w:b/>
           <w:bCs/>
         </w:rPr>
-        <w:t xml:space="preserve">冷凍要除霜，冷藏不用</w:t>
-      </w:r>
-      <w:r>
-        <w:t xml:space="preserve">。〔錄音03 03:28〕</w:t>
-      </w:r>
-    </w:p>
-    <w:p>
-      <w:pPr>
-        <w:pStyle w:val="Heading2"/>
-      </w:pPr>
-      <w:r>
-        <w:t xml:space="preserve">電磁閥：常閉，通電才開〔錄音01 19:38〕</w:t>
-      </w:r>
-    </w:p>
-    <w:p>
-      <w:pPr>
-        <w:pStyle w:val="ListParagraph"/>
-        <w:numPr>
-          <w:ilvl w:val="0"/>
-          <w:numId w:val="2"/>
-        </w:numPr>
-      </w:pPr>
-      <w:r>
-        <w:t xml:space="preserve">庫溫到了，電磁閥跟著壓縮機一起關，把冷媒關在液管，不讓冷媒跑去蒸發器。〔錄音01 17:17〕</w:t>
-      </w:r>
-    </w:p>
-    <w:p>
-      <w:pPr>
-        <w:pStyle w:val="ListParagraph"/>
-        <w:numPr>
-          <w:ilvl w:val="0"/>
-          <w:numId w:val="2"/>
-        </w:numPr>
-      </w:pPr>
-      <w:r>
-        <w:t xml:space="preserve">便利商店把散熱器裝在外牆，管子越長、冷媒越多，所以</w:t>
+        <w:t xml:space="preserve">用牙拆得下來、不用動火</w:t>
+      </w:r>
+      <w:r>
+        <w:t xml:space="preserve">：有些地方不能動火（例如台北的地下街）只能拆換；乾燥過濾器常更換，冷氣也多用牙。〔錄音12 39:23〕</w:t>
+      </w:r>
+    </w:p>
+    <w:p>
+      <w:pPr>
+        <w:pStyle w:val="ListParagraph"/>
+        <w:numPr>
+          <w:ilvl w:val="0"/>
+          <w:numId w:val="2"/>
+        </w:numPr>
+      </w:pPr>
+      <w:r>
+        <w:t xml:space="preserve">接頭、彎頭量</w:t>
       </w:r>
       <w:r>
         <w:rPr>
           <w:b/>
           <w:bCs/>
         </w:rPr>
-        <w:t xml:space="preserve">散熱器裝得遠就一定要裝電磁閥</w:t>
-      </w:r>
-      <w:r>
-        <w:t xml:space="preserve">；小冰箱可以不裝。〔錄音01 21:28〕</w:t>
-      </w:r>
-    </w:p>
-    <w:p>
-      <w:pPr>
-        <w:pStyle w:val="ListParagraph"/>
-        <w:numPr>
-          <w:ilvl w:val="0"/>
-          <w:numId w:val="2"/>
-        </w:numPr>
-      </w:pPr>
-      <w:r>
-        <w:t xml:space="preserve">乾燥過濾器一定要裝，電磁閥看情況。〔錄音02 18:38〕</w:t>
-      </w:r>
-    </w:p>
-    <w:p>
-      <w:pPr>
-        <w:pStyle w:val="ListParagraph"/>
-        <w:numPr>
-          <w:ilvl w:val="0"/>
-          <w:numId w:val="2"/>
-        </w:numPr>
-      </w:pPr>
-      <w:r>
-        <w:t xml:space="preserve">電磁閥一般拉到膨脹閥附近、裝在蒸發器旁；有些甚至裝在蒸發器的箱子裡。〔錄音07 02:45〕</w:t>
-      </w:r>
-    </w:p>
-    <w:p>
-      <w:pPr>
-        <w:pStyle w:val="Heading2"/>
-      </w:pPr>
-      <w:r>
-        <w:t xml:space="preserve">壓力開關：一定要裝〔錄音02 17:57〕</w:t>
-      </w:r>
-    </w:p>
-    <w:p>
-      <w:pPr>
-        <w:pStyle w:val="ListParagraph"/>
-        <w:numPr>
-          <w:ilvl w:val="0"/>
-          <w:numId w:val="2"/>
-        </w:numPr>
-      </w:pPr>
-      <w:r>
-        <w:t xml:space="preserve">壓力開關在壓力太高或太低時讓壓縮機停機，保護壓縮機（講義型號 KP 15）。</w:t>
-      </w:r>
-    </w:p>
-    <w:p>
-      <w:pPr>
-        <w:pStyle w:val="Heading1"/>
-      </w:pPr>
-      <w:r>
-        <w:t xml:space="preserve">七、門市實務</w:t>
-      </w:r>
-    </w:p>
-    <w:p>
-      <w:pPr>
-        <w:pStyle w:val="Heading2"/>
-      </w:pPr>
-      <w:r>
-        <w:t xml:space="preserve">估一套冷凍庫〔錄音02 06:07〕</w:t>
-      </w:r>
-    </w:p>
-    <w:p>
-      <w:pPr>
-        <w:pStyle w:val="ListParagraph"/>
-        <w:numPr>
-          <w:ilvl w:val="0"/>
-          <w:numId w:val="2"/>
-        </w:numPr>
-      </w:pPr>
-      <w:r>
-        <w:t xml:space="preserve">客人說「我要幾坪的冷藏庫」→ 先問冰什麼 → 決定壓縮機幾馬 → 選散熱器（有外箱／裸露型「無穿衫」）→ 冷排 → 所有配件 → 算出一整套的價錢。</w:t>
-      </w:r>
-    </w:p>
-    <w:p>
-      <w:pPr>
-        <w:pStyle w:val="ListParagraph"/>
-        <w:numPr>
-          <w:ilvl w:val="0"/>
-          <w:numId w:val="2"/>
-        </w:numPr>
-      </w:pPr>
-      <w:r>
-        <w:t xml:space="preserve">每天的工作就是在估冷凍庫；</w:t>
+        <w:t xml:space="preserve">內徑</w:t>
+      </w:r>
+      <w:r>
+        <w:t xml:space="preserve">；彎頭賣最多（90 度、45 度、180 度）。</w:t>
       </w:r>
       <w:r>
         <w:rPr>
           <w:b/>
           <w:bCs/>
         </w:rPr>
-        <w:t xml:space="preserve">整套輸出才是主要生意</w:t>
-      </w:r>
-      <w:r>
-        <w:t xml:space="preserve">，只賣維修零件賺不到什麼錢。客人再去問庫板價格，就能跟他的客戶報價。</w:t>
-      </w:r>
-    </w:p>
-    <w:p>
-      <w:pPr>
-        <w:pStyle w:val="ListParagraph"/>
-        <w:numPr>
-          <w:ilvl w:val="0"/>
-          <w:numId w:val="2"/>
-        </w:numPr>
-      </w:pPr>
-      <w:r>
-        <w:t xml:space="preserve">冷氣是配好的整組；冷凍庫多半是我們出零件、讓客人自己組裝。</w:t>
-      </w:r>
-    </w:p>
-    <w:p>
-      <w:pPr>
-        <w:pStyle w:val="ListParagraph"/>
-        <w:numPr>
-          <w:ilvl w:val="0"/>
-          <w:numId w:val="2"/>
-        </w:numPr>
-      </w:pPr>
-      <w:r>
-        <w:t xml:space="preserve">要知道客人的「裝置」用在哪裡，才知道怎麼溝通、需要多大的壓縮機。〔錄音05 01:50〕</w:t>
+        <w:t xml:space="preserve">大小頭</w:t>
+      </w:r>
+      <w:r>
+        <w:t xml:space="preserve">一邊大一邊小，店裡以大的那邊分類放。〔錄音12 18:44〕</w:t>
+      </w:r>
+    </w:p>
+    <w:p>
+      <w:pPr>
+        <w:pStyle w:val="ListParagraph"/>
+        <w:numPr>
+          <w:ilvl w:val="0"/>
+          <w:numId w:val="2"/>
+        </w:numPr>
+      </w:pPr>
+      <w:r>
+        <w:t xml:space="preserve">三通：T 型賣比較多；Y 型下面大、上面小，一對二要分兩支時用。〔錄音12 21:05〕</w:t>
       </w:r>
     </w:p>
     <w:p>
@@ -3329,884 +3252,1684 @@
         <w:pStyle w:val="Heading2"/>
       </w:pPr>
       <w:r>
-        <w:t xml:space="preserve">國台語都要會〔錄音01 01:39〕</w:t>
-      </w:r>
-    </w:p>
-    <w:p>
-      <w:pPr>
-        <w:pStyle w:val="ListParagraph"/>
-        <w:numPr>
-          <w:ilvl w:val="0"/>
-          <w:numId w:val="2"/>
-        </w:numPr>
-      </w:pPr>
-      <w:r>
-        <w:t xml:space="preserve">同一個東西有很多叫法：冷凝器、散熱器（國語）、熱排（台語）；蒸發器、冷排；裸露型散熱器台語叫「無穿衫」（沒穿衣服，馬達外露）。〔錄音02 06:07〕</w:t>
-      </w:r>
-    </w:p>
-    <w:p>
-      <w:pPr>
-        <w:pStyle w:val="Heading2"/>
-      </w:pPr>
-      <w:r>
-        <w:t xml:space="preserve">認得實品〔錄音01 05:40〕</w:t>
-      </w:r>
-    </w:p>
-    <w:p>
-      <w:pPr>
-        <w:pStyle w:val="ListParagraph"/>
-        <w:numPr>
-          <w:ilvl w:val="0"/>
-          <w:numId w:val="2"/>
-        </w:numPr>
-      </w:pPr>
-      <w:r>
-        <w:t xml:space="preserve">店裡賣的就是循環圖上的這些零件：要能把名稱、型號對到實品。</w:t>
-      </w:r>
-    </w:p>
-    <w:p>
-      <w:pPr>
-        <w:pStyle w:val="ListParagraph"/>
-        <w:numPr>
-          <w:ilvl w:val="0"/>
-          <w:numId w:val="2"/>
-        </w:numPr>
-      </w:pPr>
-      <w:r>
-        <w:t xml:space="preserve">錄音裡看了客人現場的機組、散熱器照片，認識實際長相。〔錄音01 22:23〕</w:t>
-      </w:r>
-    </w:p>
-    <w:p>
-      <w:pPr>
-        <w:pStyle w:val="ListParagraph"/>
-        <w:numPr>
-          <w:ilvl w:val="0"/>
-          <w:numId w:val="2"/>
-        </w:numPr>
-      </w:pPr>
-      <w:r>
-        <w:t xml:space="preserve">看貨架：壓縮機看</w:t>
+        <w:t xml:space="preserve">保溫管：哪一段要包、要多厚〔錄音12 58:31〕</w:t>
+      </w:r>
+    </w:p>
+    <w:p>
+      <w:pPr>
+        <w:pStyle w:val="ListParagraph"/>
+        <w:numPr>
+          <w:ilvl w:val="0"/>
+          <w:numId w:val="2"/>
+        </w:numPr>
+      </w:pPr>
+      <w:r>
+        <w:t xml:space="preserve">管子比室溫冷，外面會結露、滴水（老闆叫「</w:t>
       </w:r>
       <w:r>
         <w:rPr>
           <w:b/>
           <w:bCs/>
         </w:rPr>
-        <w:t xml:space="preserve">型號</w:t>
-      </w:r>
-      <w:r>
-        <w:t xml:space="preserve">；冷媒鋼瓶有藍的、紅的，直接看</w:t>
-      </w:r>
+        <w:t xml:space="preserve">倒汗</w:t>
+      </w:r>
+      <w:r>
+        <w:t xml:space="preserve">」），所以要包。〔錄音12 62:32〕</w:t>
+      </w:r>
+    </w:p>
+    <w:p>
+      <w:pPr>
+        <w:pStyle w:val="ListParagraph"/>
+        <w:numPr>
+          <w:ilvl w:val="0"/>
+          <w:numId w:val="2"/>
+        </w:numPr>
+      </w:pPr>
       <w:r>
         <w:rPr>
           <w:b/>
           <w:bCs/>
         </w:rPr>
-        <w:t xml:space="preserve">標籤寫的型號</w:t>
-      </w:r>
-      <w:r>
-        <w:t xml:space="preserve">；冷凍油一罐 4 公升，店裡叫「</w:t>
-      </w:r>
+        <w:t xml:space="preserve">要包回氣管</w:t>
+      </w:r>
+      <w:r>
+        <w:t xml:space="preserve">（冷排回壓縮機）；排氣管（接近 100°C）、液管（約 40～50°C）不會滴水，不用包。</w:t>
+      </w:r>
+    </w:p>
+    <w:p>
+      <w:pPr>
+        <w:pStyle w:val="ListParagraph"/>
+        <w:numPr>
+          <w:ilvl w:val="0"/>
+          <w:numId w:val="2"/>
+        </w:numPr>
+      </w:pPr>
       <w:r>
         <w:rPr>
           <w:b/>
           <w:bCs/>
         </w:rPr>
-        <w:t xml:space="preserve">一加侖</w:t>
-      </w:r>
-      <w:r>
-        <w:t xml:space="preserve">」，一箱 6 罐。〔錄音06 01:43〕</w:t>
-      </w:r>
-    </w:p>
-    <w:p>
-      <w:pPr>
-        <w:pStyle w:val="Heading2"/>
-      </w:pPr>
-      <w:r>
-        <w:t xml:space="preserve">送貨要排順序〔錄音06 02:29〕</w:t>
-      </w:r>
-    </w:p>
-    <w:p>
-      <w:pPr>
-        <w:pStyle w:val="ListParagraph"/>
-        <w:numPr>
-          <w:ilvl w:val="0"/>
-          <w:numId w:val="2"/>
-        </w:numPr>
-      </w:pPr>
-      <w:r>
-        <w:t xml:space="preserve">一次送三家以上，先排好先後順序，順路就好。</w:t>
-      </w:r>
-    </w:p>
-    <w:p>
-      <w:pPr>
-        <w:pStyle w:val="Heading2"/>
-      </w:pPr>
-      <w:r>
-        <w:t xml:space="preserve">客人來問散熱器：先問對，再拿對〔錄音09～11〕</w:t>
-      </w:r>
-    </w:p>
-    <w:p>
-      <w:pPr>
-        <w:pStyle w:val="ListParagraph"/>
-        <w:numPr>
-          <w:ilvl w:val="0"/>
-          <w:numId w:val="3"/>
-        </w:numPr>
-      </w:pPr>
+        <w:t xml:space="preserve">冷凍包 6分厚</w:t>
+      </w:r>
+      <w:r>
+        <w:t xml:space="preserve">：冷凍庫 -18°C，回氣管是零下 20 幾度；還不夠就再套一層（雙套管）。</w:t>
+      </w:r>
       <w:r>
         <w:rPr>
           <w:b/>
           <w:bCs/>
         </w:rPr>
-        <w:t xml:space="preserve">有沒有散熱外移？</w:t>
-      </w:r>
-      <w:r>
-        <w:t xml:space="preserve"> 放冰箱頂上（機上型）一定是 11 支；外移的才可能用 14 支以上。〔錄音10 13:37〕〔錄音11 02:34〕</w:t>
-      </w:r>
-    </w:p>
-    <w:p>
-      <w:pPr>
-        <w:pStyle w:val="ListParagraph"/>
-        <w:numPr>
-          <w:ilvl w:val="0"/>
-          <w:numId w:val="3"/>
-        </w:numPr>
-      </w:pPr>
+        <w:t xml:space="preserve">冷藏可以 4分厚</w:t>
+      </w:r>
+      <w:r>
+        <w:t xml:space="preserve">：越厚越難包（要割開包上，再用強力膠黏回去）。〔錄音12 62:54〕</w:t>
+      </w:r>
+    </w:p>
+    <w:p>
+      <w:pPr>
+        <w:pStyle w:val="ListParagraph"/>
+        <w:numPr>
+          <w:ilvl w:val="0"/>
+          <w:numId w:val="2"/>
+        </w:numPr>
+      </w:pPr>
+      <w:r>
+        <w:t xml:space="preserve">保溫管分「包鐵管（水管）」和「包銅管」兩種：同一號保溫管，</w:t>
+      </w:r>
       <w:r>
         <w:rPr>
           <w:b/>
           <w:bCs/>
         </w:rPr>
-        <w:t xml:space="preserve">請客人拍「穿管面」</w:t>
-      </w:r>
-      <w:r>
-        <w:t xml:space="preserve">：全部都是彎頭的那一面，一看就數得出幾排幾支；焊接面管子錯綜複雜，不用拍。〔錄音10 07:41〕</w:t>
-      </w:r>
-    </w:p>
-    <w:p>
-      <w:pPr>
-        <w:pStyle w:val="ListParagraph"/>
-        <w:numPr>
-          <w:ilvl w:val="0"/>
-          <w:numId w:val="3"/>
-        </w:numPr>
-      </w:pPr>
+        <w:t xml:space="preserve">套鐵管的 4分（1/2″）＝套銅管的 7分</w:t>
+      </w:r>
+      <w:r>
+        <w:t xml:space="preserve">（鐵管尺寸是標稱，外徑比較粗）。店裡牆上有對照表。〔錄音12 59:05〕</w:t>
+      </w:r>
+    </w:p>
+    <w:p>
+      <w:pPr>
+        <w:pStyle w:val="ListParagraph"/>
+        <w:numPr>
+          <w:ilvl w:val="0"/>
+          <w:numId w:val="2"/>
+        </w:numPr>
+      </w:pPr>
+      <w:r>
+        <w:t xml:space="preserve">銅管用的叫「洞×厚」：「36」＝3分的洞、6分厚，「46」＝4分、6分厚；洞要剛好插得進去（4分銅管 12.7 mm，洞要 13）。</w:t>
+      </w:r>
+    </w:p>
+    <w:p>
+      <w:pPr>
+        <w:pStyle w:val="ListParagraph"/>
+        <w:numPr>
+          <w:ilvl w:val="0"/>
+          <w:numId w:val="2"/>
+        </w:numPr>
+      </w:pPr>
+      <w:r>
+        <w:t xml:space="preserve">大樓空調很多走</w:t>
+      </w:r>
       <w:r>
         <w:rPr>
           <w:b/>
           <w:bCs/>
         </w:rPr>
-        <w:t xml:space="preserve">量長度</w:t>
-      </w:r>
-      <w:r>
-        <w:t xml:space="preserve">：最好量實內（有鰭片的長度）；客人連兩側彎頭量也可以，大約多 6 公分。客人只說「四排十四支」不夠，一定要長度。〔錄音10 09:23〕〔錄音10 21:36〕</w:t>
-      </w:r>
-    </w:p>
-    <w:p>
-      <w:pPr>
-        <w:pStyle w:val="ListParagraph"/>
-        <w:numPr>
-          <w:ilvl w:val="0"/>
-          <w:numId w:val="3"/>
-        </w:numPr>
-      </w:pPr>
+        <w:t xml:space="preserve">冰水</w:t>
+      </w:r>
+      <w:r>
+        <w:t xml:space="preserve">（約 7°C），冰水管也要包；比常溫低都要包。〔錄音12 59:18〕</w:t>
+      </w:r>
+    </w:p>
+    <w:p>
+      <w:pPr>
+        <w:pStyle w:val="Heading2"/>
+      </w:pPr>
+      <w:r>
+        <w:t xml:space="preserve">油分離器〔錄音01 04:14〕〔錄音03 00:50〕</w:t>
+      </w:r>
+    </w:p>
+    <w:p>
+      <w:pPr>
+        <w:pStyle w:val="ListParagraph"/>
+        <w:numPr>
+          <w:ilvl w:val="0"/>
+          <w:numId w:val="2"/>
+        </w:numPr>
+      </w:pPr>
+      <w:r>
+        <w:t xml:space="preserve">冷凍油會跟著冷媒跑出去，油分離器把油拉回壓縮機（比較深，以後再講）。</w:t>
+      </w:r>
+    </w:p>
+    <w:p>
+      <w:pPr>
+        <w:pStyle w:val="Heading2"/>
+      </w:pPr>
+      <w:r>
+        <w:t xml:space="preserve">視液鏡（視窗）〔錄音01 05:27〕</w:t>
+      </w:r>
+    </w:p>
+    <w:p>
+      <w:pPr>
+        <w:pStyle w:val="ListParagraph"/>
+        <w:numPr>
+          <w:ilvl w:val="0"/>
+          <w:numId w:val="2"/>
+        </w:numPr>
+      </w:pPr>
+      <w:r>
+        <w:t xml:space="preserve">視液鏡是液管上的一塊玻璃，用來看冷媒夠不夠：冷媒夠時，液態冷媒流過像透明的水、好像沒在動；一直冒氣泡，可能是冷媒不足或乾燥過濾器堵塞，要先找原因，不要一看到氣泡就補冷媒。〔錄音02 19:05〕</w:t>
+      </w:r>
+    </w:p>
+    <w:p>
+      <w:pPr>
+        <w:pStyle w:val="ListParagraph"/>
+        <w:numPr>
+          <w:ilvl w:val="0"/>
+          <w:numId w:val="2"/>
+        </w:numPr>
+      </w:pPr>
+      <w:r>
+        <w:t xml:space="preserve">視液鏡中間的</w:t>
+      </w:r>
       <w:r>
         <w:rPr>
           <w:b/>
           <w:bCs/>
         </w:rPr>
-        <w:t xml:space="preserve">換壓縮機先問熱排、冷排多大</w:t>
-      </w:r>
-      <w:r>
-        <w:t xml:space="preserve">（見「四大元件要相輔相成」）。</w:t>
-      </w:r>
-    </w:p>
-    <w:p>
-      <w:r>
-        <w:t xml:space="preserve">聽懂客人的說法：</w:t>
-      </w:r>
-    </w:p>
-    <w:p>
-      <w:pPr>
-        <w:pStyle w:val="ListParagraph"/>
-        <w:numPr>
-          <w:ilvl w:val="0"/>
-          <w:numId w:val="2"/>
-        </w:numPr>
-      </w:pPr>
-      <w:r>
-        <w:t xml:space="preserve">客人說「</w:t>
+        <w:t xml:space="preserve">含水指示環會變色</w:t>
+      </w:r>
+      <w:r>
+        <w:t xml:space="preserve">，很多人不知道：綠色＝乾燥正常；綠色變淡＝水分快超標；黃色＝含水過多，乾燥過濾器吸飽了，要盡快更換。〔錄音03 02:36〕（顏色意義依 Danfoss 型錄）</w:t>
+      </w:r>
+    </w:p>
+    <w:p>
+      <w:pPr>
+        <w:pStyle w:val="Heading2"/>
+      </w:pPr>
+      <w:r>
+        <w:t xml:space="preserve">儲液器：保證源源不絕的液態〔錄音02 10:17〕</w:t>
+      </w:r>
+    </w:p>
+    <w:p>
+      <w:pPr>
+        <w:pStyle w:val="ListParagraph"/>
+        <w:numPr>
+          <w:ilvl w:val="0"/>
+          <w:numId w:val="2"/>
+        </w:numPr>
+      </w:pPr>
+      <w:r>
+        <w:t xml:space="preserve">系統大一點、用膨脹閥的，</w:t>
       </w:r>
       <w:r>
         <w:rPr>
           <w:b/>
           <w:bCs/>
         </w:rPr>
-        <w:t xml:space="preserve">底板</w:t>
-      </w:r>
-      <w:r>
-        <w:t xml:space="preserve">」（底部的板子），可能是放壓縮機的</w:t>
+        <w:t xml:space="preserve">一定要裝</w:t>
+      </w:r>
+      <w:r>
+        <w:t xml:space="preserve">：散熱器太小或沒保養時，冷媒可能沒有完全液化；儲液器讓液態沉在下面、從下面取液，確保送到膨脹閥的是液態。</w:t>
+      </w:r>
+    </w:p>
+    <w:p>
+      <w:pPr>
+        <w:pStyle w:val="ListParagraph"/>
+        <w:numPr>
+          <w:ilvl w:val="0"/>
+          <w:numId w:val="2"/>
+        </w:numPr>
+      </w:pPr>
+      <w:r>
+        <w:t xml:space="preserve">用毛細管的小系統（冰箱）可以不裝。</w:t>
+      </w:r>
+    </w:p>
+    <w:p>
+      <w:pPr>
+        <w:pStyle w:val="ListParagraph"/>
+        <w:numPr>
+          <w:ilvl w:val="0"/>
+          <w:numId w:val="2"/>
+        </w:numPr>
+      </w:pPr>
+      <w:r>
+        <w:t xml:space="preserve">講義</w:t>
       </w:r>
       <w:r>
         <w:rPr>
           <w:b/>
           <w:bCs/>
         </w:rPr>
-        <w:t xml:space="preserve">基板</w:t>
-      </w:r>
-      <w:r>
-        <w:t xml:space="preserve">，也可能是把底封住的</w:t>
+        <w:t xml:space="preserve">有畫但沒標名稱</w:t>
+      </w:r>
+      <w:r>
+        <w:t xml:space="preserve">：右下角那顆小圓（Danfoss 沒賣儲液器，所以沒寫）。〔錄音02 11:02〕〔錄音03 01:45〕</w:t>
+      </w:r>
+    </w:p>
+    <w:p>
+      <w:pPr>
+        <w:pStyle w:val="ListParagraph"/>
+        <w:numPr>
+          <w:ilvl w:val="0"/>
+          <w:numId w:val="2"/>
+        </w:numPr>
+      </w:pPr>
+      <w:r>
+        <w:t xml:space="preserve">冷媒要「</w:t>
       </w:r>
       <w:r>
         <w:rPr>
           <w:b/>
           <w:bCs/>
         </w:rPr>
-        <w:t xml:space="preserve">封底板</w:t>
-      </w:r>
-      <w:r>
-        <w:t xml:space="preserve">；先問用途：「要放壓縮機嗎？」老闆把兩個名詞分開叫，才不會跟客人搞混。〔錄音10 11:04〕〔錄音10 13:14〕</w:t>
-      </w:r>
-    </w:p>
-    <w:p>
-      <w:pPr>
-        <w:pStyle w:val="ListParagraph"/>
-        <w:numPr>
-          <w:ilvl w:val="0"/>
-          <w:numId w:val="2"/>
-        </w:numPr>
-      </w:pPr>
-      <w:r>
-        <w:t xml:space="preserve">店裡庫存只做兩種：</w:t>
+        <w:t xml:space="preserve">進去再出來</w:t>
+      </w:r>
+      <w:r>
+        <w:t xml:space="preserve">」：液管接進儲液器桶子裡，液體沉在底部，再從底部取液出來；不是從儲液器旁邊經過。儲液器上的閥可以接錶組量高壓。〔錄音07 01:30〕〔錄音07 07:46〕</w:t>
+      </w:r>
+    </w:p>
+    <w:p>
+      <w:pPr>
+        <w:pStyle w:val="Heading2"/>
+      </w:pPr>
+      <w:r>
+        <w:t xml:space="preserve">液氣分離器：回壓縮機一定要是氣態〔錄音02 15:53〕</w:t>
+      </w:r>
+    </w:p>
+    <w:p>
+      <w:pPr>
+        <w:pStyle w:val="ListParagraph"/>
+        <w:numPr>
+          <w:ilvl w:val="0"/>
+          <w:numId w:val="2"/>
+        </w:numPr>
+      </w:pPr>
+      <w:r>
+        <w:t xml:space="preserve">壓縮機壓到液態會壞，但我們看不到管子裡是不是液態。</w:t>
+      </w:r>
+    </w:p>
+    <w:p>
+      <w:pPr>
+        <w:pStyle w:val="ListParagraph"/>
+        <w:numPr>
+          <w:ilvl w:val="0"/>
+          <w:numId w:val="2"/>
+        </w:numPr>
+      </w:pPr>
+      <w:r>
+        <w:t xml:space="preserve">冷排和壓縮機中間裝液氣分離器：液態沉在下面，從上面取氣態回壓縮機。</w:t>
+      </w:r>
+    </w:p>
+    <w:p>
+      <w:pPr>
+        <w:pStyle w:val="ListParagraph"/>
+        <w:numPr>
+          <w:ilvl w:val="0"/>
+          <w:numId w:val="2"/>
+        </w:numPr>
+      </w:pPr>
+      <w:r>
+        <w:t xml:space="preserve">最完整的做法是高壓儲液器、低壓液氣分離器都裝。</w:t>
+      </w:r>
+    </w:p>
+    <w:p>
+      <w:pPr>
+        <w:pStyle w:val="Heading2"/>
+      </w:pPr>
+      <w:r>
+        <w:t xml:space="preserve">手閥（球閥）〔錄音01 18:47〕</w:t>
+      </w:r>
+    </w:p>
+    <w:p>
+      <w:pPr>
+        <w:pStyle w:val="ListParagraph"/>
+        <w:numPr>
+          <w:ilvl w:val="0"/>
+          <w:numId w:val="2"/>
+        </w:numPr>
+      </w:pPr>
+      <w:r>
+        <w:t xml:space="preserve">閥就像水龍頭；手閥用手開關，例如換乾燥過濾器時把前後兩顆關起來。</w:t>
+      </w:r>
+    </w:p>
+    <w:p>
+      <w:pPr>
+        <w:pStyle w:val="Heading2"/>
+      </w:pPr>
+      <w:r>
+        <w:t xml:space="preserve">機組〔錄音02 09:35〕</w:t>
+      </w:r>
+    </w:p>
+    <w:p>
+      <w:pPr>
+        <w:pStyle w:val="ListParagraph"/>
+        <w:numPr>
+          <w:ilvl w:val="0"/>
+          <w:numId w:val="2"/>
+        </w:numPr>
+      </w:pPr>
+      <w:r>
+        <w:t xml:space="preserve">機組是把壓縮機、油分離器、乾燥過濾器、視液鏡等配件裝在同一個底座上，再用管子接到散熱器和冷排。</w:t>
+      </w:r>
+    </w:p>
+    <w:p>
+      <w:pPr>
+        <w:pStyle w:val="Heading1"/>
+      </w:pPr>
+      <w:r>
+        <w:t xml:space="preserve">六、控制與保護</w:t>
+      </w:r>
+    </w:p>
+    <w:p>
+      <w:r>
+        <w:t xml:space="preserve">控制包括溫控、壓力開關、電磁閥，膨脹閥其實也算控制；先懂物理現象，再講控制。〔錄音02 18:38〕</w:t>
       </w:r>
       <w:r>
         <w:rPr>
           <w:b/>
           <w:bCs/>
         </w:rPr>
-        <w:t xml:space="preserve">附基板</w:t>
-      </w:r>
-      <w:r>
-        <w:t xml:space="preserve">、</w:t>
-      </w:r>
+        <w:t xml:space="preserve">一切保護都在顧壓縮機。</w:t>
+      </w:r>
+    </w:p>
+    <w:p>
+      <w:pPr>
+        <w:pStyle w:val="Heading2"/>
+      </w:pPr>
+      <w:r>
+        <w:t xml:space="preserve">溫控器：溫差抓 4°C〔錄音01 14:46〕</w:t>
+      </w:r>
+    </w:p>
+    <w:p>
+      <w:pPr>
+        <w:pStyle w:val="ListParagraph"/>
+        <w:numPr>
+          <w:ilvl w:val="0"/>
+          <w:numId w:val="2"/>
+        </w:numPr>
+      </w:pPr>
+      <w:r>
+        <w:t xml:space="preserve">溫控器靠感溫棒量庫內溫度，到了設定溫度就讓壓縮機停。</w:t>
+      </w:r>
+    </w:p>
+    <w:p>
+      <w:pPr>
+        <w:pStyle w:val="ListParagraph"/>
+        <w:numPr>
+          <w:ilvl w:val="0"/>
+          <w:numId w:val="2"/>
+        </w:numPr>
+      </w:pPr>
       <w:r>
         <w:rPr>
           <w:b/>
           <w:bCs/>
         </w:rPr>
-        <w:t xml:space="preserve">封底（不附基板）</w:t>
-      </w:r>
-      <w:r>
-        <w:t xml:space="preserve">；只換散熱器、壓縮機不動的，拆掉封底板就能裝。〔錄音09 18:11〕</w:t>
-      </w:r>
-    </w:p>
-    <w:p>
-      <w:pPr>
-        <w:pStyle w:val="ListParagraph"/>
-        <w:numPr>
-          <w:ilvl w:val="0"/>
-          <w:numId w:val="2"/>
-        </w:numPr>
-      </w:pPr>
-      <w:r>
-        <w:t xml:space="preserve">客人說「室外機散熱器」：可能是要放室外的一般散熱器，也可能是有外殼的</w:t>
+        <w:t xml:space="preserve">溫差一般抓 4°C</w:t>
+      </w:r>
+      <w:r>
+        <w:t xml:space="preserve">：例如設 -20°C 停機、回升到 -16°C 再啟動；太小會讓壓縮機開關太頻繁、影響壽命。店裡的溫控器有 30 多種。</w:t>
+      </w:r>
+    </w:p>
+    <w:p>
+      <w:pPr>
+        <w:pStyle w:val="ListParagraph"/>
+        <w:numPr>
+          <w:ilvl w:val="0"/>
+          <w:numId w:val="2"/>
+        </w:numPr>
+      </w:pPr>
+      <w:r>
+        <w:t xml:space="preserve">冷藏和冷凍主要差在溫控：</w:t>
       </w:r>
       <w:r>
         <w:rPr>
           <w:b/>
           <w:bCs/>
         </w:rPr>
-        <w:t xml:space="preserve">屋外型</w:t>
-      </w:r>
-      <w:r>
-        <w:t xml:space="preserve">。問「</w:t>
+        <w:t xml:space="preserve">冷凍要除霜，冷藏不用</w:t>
+      </w:r>
+      <w:r>
+        <w:t xml:space="preserve">。〔錄音03 03:28〕</w:t>
+      </w:r>
+    </w:p>
+    <w:p>
+      <w:pPr>
+        <w:pStyle w:val="Heading2"/>
+      </w:pPr>
+      <w:r>
+        <w:t xml:space="preserve">電磁閥：常閉，通電才開〔錄音01 19:38〕</w:t>
+      </w:r>
+    </w:p>
+    <w:p>
+      <w:pPr>
+        <w:pStyle w:val="ListParagraph"/>
+        <w:numPr>
+          <w:ilvl w:val="0"/>
+          <w:numId w:val="2"/>
+        </w:numPr>
+      </w:pPr>
+      <w:r>
+        <w:t xml:space="preserve">庫溫到了，電磁閥跟著壓縮機一起關，把冷媒關在液管，不讓冷媒跑去蒸發器。〔錄音01 17:17〕</w:t>
+      </w:r>
+    </w:p>
+    <w:p>
+      <w:pPr>
+        <w:pStyle w:val="ListParagraph"/>
+        <w:numPr>
+          <w:ilvl w:val="0"/>
+          <w:numId w:val="2"/>
+        </w:numPr>
+      </w:pPr>
+      <w:r>
+        <w:t xml:space="preserve">便利商店把散熱器裝在外牆，管子越長、冷媒越多，所以</w:t>
       </w:r>
       <w:r>
         <w:rPr>
           <w:b/>
           <w:bCs/>
         </w:rPr>
-        <w:t xml:space="preserve">馬達在外面還是裡面？</w:t>
-      </w:r>
-      <w:r>
-        <w:t xml:space="preserve">」馬達外露＝一般散熱器（無穿衫，要加遮雨板）；有外殼、馬達在裡面＝屋外型（好看、安靜、不怕風吹雨淋）。〔錄音10 26:44〕〔錄音11 07:39〕</w:t>
-      </w:r>
-    </w:p>
-    <w:p>
-      <w:pPr>
-        <w:pStyle w:val="ListParagraph"/>
-        <w:numPr>
-          <w:ilvl w:val="0"/>
-          <w:numId w:val="2"/>
-        </w:numPr>
-      </w:pPr>
-      <w:r>
-        <w:t xml:space="preserve">不用跟客人講太多原理，講他聽得懂的結論就好；要有耐心揣摩客人的意思。〔錄音10 31:01〕</w:t>
-      </w:r>
-    </w:p>
-    <w:p>
-      <w:r>
-        <w:t xml:space="preserve">出貨前：</w:t>
-      </w:r>
-    </w:p>
-    <w:p>
-      <w:pPr>
-        <w:pStyle w:val="ListParagraph"/>
-        <w:numPr>
-          <w:ilvl w:val="0"/>
-          <w:numId w:val="2"/>
-        </w:numPr>
-      </w:pPr>
-      <w:r>
-        <w:t xml:space="preserve">散熱器</w:t>
+        <w:t xml:space="preserve">散熱器裝得遠就一定要裝電磁閥</w:t>
+      </w:r>
+      <w:r>
+        <w:t xml:space="preserve">；小冰箱可以不裝。〔錄音01 21:28〕</w:t>
+      </w:r>
+    </w:p>
+    <w:p>
+      <w:pPr>
+        <w:pStyle w:val="ListParagraph"/>
+        <w:numPr>
+          <w:ilvl w:val="0"/>
+          <w:numId w:val="2"/>
+        </w:numPr>
+      </w:pPr>
+      <w:r>
+        <w:t xml:space="preserve">乾燥過濾器一定要裝，電磁閥看情況。〔錄音02 18:38〕</w:t>
+      </w:r>
+    </w:p>
+    <w:p>
+      <w:pPr>
+        <w:pStyle w:val="ListParagraph"/>
+        <w:numPr>
+          <w:ilvl w:val="0"/>
+          <w:numId w:val="2"/>
+        </w:numPr>
+      </w:pPr>
+      <w:r>
+        <w:t xml:space="preserve">電磁閥一般拉到膨脹閥附近、裝在蒸發器旁；有些甚至裝在蒸發器的箱子裡。〔錄音07 02:45〕</w:t>
+      </w:r>
+    </w:p>
+    <w:p>
+      <w:pPr>
+        <w:pStyle w:val="Heading2"/>
+      </w:pPr>
+      <w:r>
+        <w:t xml:space="preserve">壓力開關：一定要裝〔錄音02 17:57〕</w:t>
+      </w:r>
+    </w:p>
+    <w:p>
+      <w:pPr>
+        <w:pStyle w:val="ListParagraph"/>
+        <w:numPr>
+          <w:ilvl w:val="0"/>
+          <w:numId w:val="2"/>
+        </w:numPr>
+      </w:pPr>
+      <w:r>
+        <w:t xml:space="preserve">壓力開關在壓力太高或太低時讓壓縮機停機，保護壓縮機（講義型號 KP 15）。</w:t>
+      </w:r>
+    </w:p>
+    <w:p>
+      <w:pPr>
+        <w:pStyle w:val="Heading1"/>
+      </w:pPr>
+      <w:r>
+        <w:t xml:space="preserve">七、門市實務</w:t>
+      </w:r>
+    </w:p>
+    <w:p>
+      <w:pPr>
+        <w:pStyle w:val="Heading2"/>
+      </w:pPr>
+      <w:r>
+        <w:t xml:space="preserve">估一套冷凍庫〔錄音02 06:07〕</w:t>
+      </w:r>
+    </w:p>
+    <w:p>
+      <w:pPr>
+        <w:pStyle w:val="ListParagraph"/>
+        <w:numPr>
+          <w:ilvl w:val="0"/>
+          <w:numId w:val="2"/>
+        </w:numPr>
+      </w:pPr>
+      <w:r>
+        <w:t xml:space="preserve">客人說「我要幾坪的冷藏庫」→ 先問冰什麼 → 決定壓縮機幾馬 → 選散熱器（有外箱／裸露型「無穿衫」）→ 冷排 → 所有配件 → 算出一整套的價錢。</w:t>
+      </w:r>
+    </w:p>
+    <w:p>
+      <w:pPr>
+        <w:pStyle w:val="ListParagraph"/>
+        <w:numPr>
+          <w:ilvl w:val="0"/>
+          <w:numId w:val="2"/>
+        </w:numPr>
+      </w:pPr>
+      <w:r>
+        <w:t xml:space="preserve">每天的工作就是在估冷凍庫；</w:t>
       </w:r>
       <w:r>
         <w:rPr>
           <w:b/>
           <w:bCs/>
         </w:rPr>
-        <w:t xml:space="preserve">沒有充灌閥</w:t>
-      </w:r>
-      <w:r>
-        <w:t xml:space="preserve">：工廠灌氣泡水抓漏後，就把管口壓死（冷排單價高才有充灌閥）。〔錄音09 04:13〕</w:t>
-      </w:r>
-    </w:p>
-    <w:p>
-      <w:pPr>
-        <w:pStyle w:val="ListParagraph"/>
-        <w:numPr>
-          <w:ilvl w:val="0"/>
-          <w:numId w:val="2"/>
-        </w:numPr>
-      </w:pPr>
-      <w:r>
-        <w:t xml:space="preserve">進貨寫日期、</w:t>
+        <w:t xml:space="preserve">整套輸出才是主要生意</w:t>
+      </w:r>
+      <w:r>
+        <w:t xml:space="preserve">，只賣維修零件賺不到什麼錢。客人再去問庫板價格，就能跟他的客戶報價。</w:t>
+      </w:r>
+    </w:p>
+    <w:p>
+      <w:pPr>
+        <w:pStyle w:val="ListParagraph"/>
+        <w:numPr>
+          <w:ilvl w:val="0"/>
+          <w:numId w:val="2"/>
+        </w:numPr>
+      </w:pPr>
+      <w:r>
+        <w:t xml:space="preserve">冷氣是配好的整組；冷凍庫多半是我們出零件、讓客人自己組裝。</w:t>
+      </w:r>
+    </w:p>
+    <w:p>
+      <w:pPr>
+        <w:pStyle w:val="ListParagraph"/>
+        <w:numPr>
+          <w:ilvl w:val="0"/>
+          <w:numId w:val="2"/>
+        </w:numPr>
+      </w:pPr>
+      <w:r>
+        <w:t xml:space="preserve">要知道客人的「裝置」用在哪裡，才知道怎麼溝通、需要多大的壓縮機。〔錄音05 01:50〕</w:t>
+      </w:r>
+    </w:p>
+    <w:p>
+      <w:pPr>
+        <w:pStyle w:val="Heading2"/>
+      </w:pPr>
+      <w:r>
+        <w:t xml:space="preserve">國台語都要會〔錄音01 01:39〕</w:t>
+      </w:r>
+    </w:p>
+    <w:p>
+      <w:pPr>
+        <w:pStyle w:val="ListParagraph"/>
+        <w:numPr>
+          <w:ilvl w:val="0"/>
+          <w:numId w:val="2"/>
+        </w:numPr>
+      </w:pPr>
+      <w:r>
+        <w:t xml:space="preserve">同一個東西有很多叫法：冷凝器、散熱器（國語）、熱排（台語）；蒸發器、冷排；裸露型散熱器台語叫「無穿衫」（沒穿衣服，馬達外露）。〔錄音02 06:07〕</w:t>
+      </w:r>
+    </w:p>
+    <w:p>
+      <w:pPr>
+        <w:pStyle w:val="Heading2"/>
+      </w:pPr>
+      <w:r>
+        <w:t xml:space="preserve">認得實品〔錄音01 05:40〕</w:t>
+      </w:r>
+    </w:p>
+    <w:p>
+      <w:pPr>
+        <w:pStyle w:val="ListParagraph"/>
+        <w:numPr>
+          <w:ilvl w:val="0"/>
+          <w:numId w:val="2"/>
+        </w:numPr>
+      </w:pPr>
+      <w:r>
+        <w:t xml:space="preserve">店裡賣的就是循環圖上的這些零件：要能把名稱、型號對到實品。</w:t>
+      </w:r>
+    </w:p>
+    <w:p>
+      <w:pPr>
+        <w:pStyle w:val="ListParagraph"/>
+        <w:numPr>
+          <w:ilvl w:val="0"/>
+          <w:numId w:val="2"/>
+        </w:numPr>
+      </w:pPr>
+      <w:r>
+        <w:t xml:space="preserve">錄音裡看了客人現場的機組、散熱器照片，認識實際長相。〔錄音01 22:23〕</w:t>
+      </w:r>
+    </w:p>
+    <w:p>
+      <w:pPr>
+        <w:pStyle w:val="ListParagraph"/>
+        <w:numPr>
+          <w:ilvl w:val="0"/>
+          <w:numId w:val="2"/>
+        </w:numPr>
+      </w:pPr>
+      <w:r>
+        <w:t xml:space="preserve">看貨架：壓縮機看</w:t>
       </w:r>
       <w:r>
         <w:rPr>
           <w:b/>
           <w:bCs/>
         </w:rPr>
-        <w:t xml:space="preserve">先進先出</w:t>
-      </w:r>
-      <w:r>
-        <w:t xml:space="preserve">；請客人</w:t>
+        <w:t xml:space="preserve">型號</w:t>
+      </w:r>
+      <w:r>
+        <w:t xml:space="preserve">；冷媒鋼瓶有藍的、紅的，直接看</w:t>
       </w:r>
       <w:r>
         <w:rPr>
           <w:b/>
           <w:bCs/>
         </w:rPr>
-        <w:t xml:space="preserve">施工前先折開聽有沒有氣</w:t>
-      </w:r>
-      <w:r>
-        <w:t xml:space="preserve">（有噴氣＝有保壓、沒漏）。有問題馬上換新，不要讓客人到現場才發現。〔錄音09 05:54〕</w:t>
-      </w:r>
-    </w:p>
-    <w:p>
-      <w:pPr>
-        <w:pStyle w:val="ListParagraph"/>
-        <w:numPr>
-          <w:ilvl w:val="0"/>
-          <w:numId w:val="2"/>
-        </w:numPr>
-      </w:pPr>
+        <w:t xml:space="preserve">標籤寫的型號</w:t>
+      </w:r>
+      <w:r>
+        <w:t xml:space="preserve">；冷凍油一罐 4 公升，店裡叫「</w:t>
+      </w:r>
       <w:r>
         <w:rPr>
           <w:b/>
           <w:bCs/>
         </w:rPr>
-        <w:t xml:space="preserve">買賣說斷斷</w:t>
-      </w:r>
-      <w:r>
-        <w:t xml:space="preserve">：東西沒有百分之百不漏，話先講在前頭，保護客人也保護自己。〔錄音09 07:35〕</w:t>
-      </w:r>
-    </w:p>
-    <w:p>
-      <w:pPr>
-        <w:pStyle w:val="ListParagraph"/>
-        <w:numPr>
-          <w:ilvl w:val="0"/>
-          <w:numId w:val="2"/>
-        </w:numPr>
-      </w:pPr>
-      <w:r>
-        <w:t xml:space="preserve">師傅自己抓漏叫「</w:t>
-      </w:r>
+        <w:t xml:space="preserve">一加侖</w:t>
+      </w:r>
+      <w:r>
+        <w:t xml:space="preserve">」，一箱 6 罐。〔錄音06 01:43〕</w:t>
+      </w:r>
+    </w:p>
+    <w:p>
+      <w:pPr>
+        <w:pStyle w:val="Heading2"/>
+      </w:pPr>
+      <w:r>
+        <w:t xml:space="preserve">送貨要排順序〔錄音06 02:29〕</w:t>
+      </w:r>
+    </w:p>
+    <w:p>
+      <w:pPr>
+        <w:pStyle w:val="ListParagraph"/>
+        <w:numPr>
+          <w:ilvl w:val="0"/>
+          <w:numId w:val="2"/>
+        </w:numPr>
+      </w:pPr>
+      <w:r>
+        <w:t xml:space="preserve">一次送三家以上，先排好先後順序，順路就好。</w:t>
+      </w:r>
+    </w:p>
+    <w:p>
+      <w:pPr>
+        <w:pStyle w:val="Heading2"/>
+      </w:pPr>
+      <w:r>
+        <w:t xml:space="preserve">客人來問散熱器：先問對，再拿對〔錄音09～11〕</w:t>
+      </w:r>
+    </w:p>
+    <w:p>
+      <w:pPr>
+        <w:pStyle w:val="ListParagraph"/>
+        <w:numPr>
+          <w:ilvl w:val="0"/>
+          <w:numId w:val="3"/>
+        </w:numPr>
+      </w:pPr>
       <w:r>
         <w:rPr>
           <w:b/>
           <w:bCs/>
         </w:rPr>
-        <w:t xml:space="preserve">站壓</w:t>
-      </w:r>
-      <w:r>
-        <w:t xml:space="preserve">」：從充灌閥灌氮氣、泡水找漏點再焊起來。店裡盡量直接換新，不讓客人折騰。〔錄音09 08:28〕</w:t>
-      </w:r>
-    </w:p>
-    <w:p>
-      <w:r>
-        <w:t xml:space="preserve">選屋外型（室外機）看三件事：</w:t>
-      </w:r>
+        <w:t xml:space="preserve">有沒有散熱外移？</w:t>
+      </w:r>
+      <w:r>
+        <w:t xml:space="preserve"> 放冰箱頂上（機上型）一定是 11 支；外移的才可能用 14 支以上。〔錄音10 13:37〕〔錄音11 02:34〕</w:t>
+      </w:r>
+    </w:p>
+    <w:p>
+      <w:pPr>
+        <w:pStyle w:val="ListParagraph"/>
+        <w:numPr>
+          <w:ilvl w:val="0"/>
+          <w:numId w:val="3"/>
+        </w:numPr>
+      </w:pPr>
       <w:r>
         <w:rPr>
           <w:b/>
           <w:bCs/>
         </w:rPr>
-        <w:t xml:space="preserve">安靜</w:t>
-      </w:r>
-      <w:r>
-        <w:t xml:space="preserve">（吵到鄰居會被檢舉）、</w:t>
-      </w:r>
+        <w:t xml:space="preserve">請客人拍「穿管面」</w:t>
+      </w:r>
+      <w:r>
+        <w:t xml:space="preserve">：全部都是彎頭的那一面，一看就數得出幾排幾支；焊接面管子錯綜複雜，不用拍。〔錄音10 07:41〕</w:t>
+      </w:r>
+    </w:p>
+    <w:p>
+      <w:pPr>
+        <w:pStyle w:val="ListParagraph"/>
+        <w:numPr>
+          <w:ilvl w:val="0"/>
+          <w:numId w:val="3"/>
+        </w:numPr>
+      </w:pPr>
       <w:r>
         <w:rPr>
           <w:b/>
           <w:bCs/>
         </w:rPr>
-        <w:t xml:space="preserve">重量</w:t>
-      </w:r>
-      <w:r>
-        <w:t xml:space="preserve">（壁掛要吊上去，太重搬不動）、</w:t>
-      </w:r>
+        <w:t xml:space="preserve">量長度</w:t>
+      </w:r>
+      <w:r>
+        <w:t xml:space="preserve">：最好量實內（有鰭片的長度）；客人連兩側彎頭量也可以，大約多 6 公分。客人只說「四排十四支」不夠，一定要長度。〔錄音10 09:23〕〔錄音10 21:36〕</w:t>
+      </w:r>
+    </w:p>
+    <w:p>
+      <w:pPr>
+        <w:pStyle w:val="ListParagraph"/>
+        <w:numPr>
+          <w:ilvl w:val="0"/>
+          <w:numId w:val="3"/>
+        </w:numPr>
+      </w:pPr>
       <w:r>
         <w:rPr>
           <w:b/>
           <w:bCs/>
         </w:rPr>
-        <w:t xml:space="preserve">實際能力</w:t>
-      </w:r>
-      <w:r>
-        <w:t xml:space="preserve">（同樣標 10 馬，不同牌子實際能力可能差一級；老闆的經驗是又輕又安靜的那款要多抓一級）。〔錄音10 36:09〕</w:t>
-      </w:r>
-    </w:p>
-    <w:p>
-      <w:pPr>
-        <w:pStyle w:val="Heading2"/>
-      </w:pPr>
-      <w:r>
-        <w:t xml:space="preserve">店內定位：一個蘿蔔一個坑〔錄音07 15:34〕</w:t>
-      </w:r>
-    </w:p>
-    <w:p>
-      <w:pPr>
-        <w:pStyle w:val="ListParagraph"/>
-        <w:numPr>
-          <w:ilvl w:val="0"/>
-          <w:numId w:val="2"/>
-        </w:numPr>
-      </w:pPr>
-      <w:r>
-        <w:t xml:space="preserve">每一樣東西在店裡都有固定位置，老闆都寫好了；用完、整理完要放回原位，以後要知道每樣東西放哪裡。</w:t>
-      </w:r>
-    </w:p>
-    <w:p>
-      <w:pPr>
-        <w:pStyle w:val="Heading1"/>
-      </w:pPr>
-      <w:r>
-        <w:t xml:space="preserve">八、真正要學會的事（Insight）</w:t>
-      </w:r>
-    </w:p>
-    <w:p>
-      <w:pPr>
-        <w:pStyle w:val="ListParagraph"/>
-        <w:numPr>
-          <w:ilvl w:val="0"/>
-          <w:numId w:val="4"/>
-        </w:numPr>
-      </w:pPr>
+        <w:t xml:space="preserve">換壓縮機先問熱排、冷排多大</w:t>
+      </w:r>
+      <w:r>
+        <w:t xml:space="preserve">（見「四大元件要相輔相成」）。</w:t>
+      </w:r>
+    </w:p>
+    <w:p>
+      <w:r>
+        <w:t xml:space="preserve">聽懂客人的說法：</w:t>
+      </w:r>
+    </w:p>
+    <w:p>
+      <w:pPr>
+        <w:pStyle w:val="ListParagraph"/>
+        <w:numPr>
+          <w:ilvl w:val="0"/>
+          <w:numId w:val="2"/>
+        </w:numPr>
+      </w:pPr>
+      <w:r>
+        <w:t xml:space="preserve">客人說「</w:t>
+      </w:r>
       <w:r>
         <w:rPr>
           <w:b/>
           <w:bCs/>
         </w:rPr>
-        <w:t xml:space="preserve">照順序學：原理 → 單位 → 裝置 → 壓縮機 → 零配件</w:t>
-      </w:r>
-      <w:r>
-        <w:t xml:space="preserve">——先把冷媒一圈講得出來，再搞懂管徑「分」和溫度壓力，知道客人的裝置用在哪，最後才進壓縮機和各零件。計算放到第二階段（進階）。</w:t>
-      </w:r>
-    </w:p>
-    <w:p>
-      <w:pPr>
-        <w:pStyle w:val="ListParagraph"/>
-        <w:numPr>
-          <w:ilvl w:val="0"/>
-          <w:numId w:val="4"/>
-        </w:numPr>
-      </w:pPr>
+        <w:t xml:space="preserve">底板</w:t>
+      </w:r>
+      <w:r>
+        <w:t xml:space="preserve">」（底部的板子），可能是放壓縮機的</w:t>
+      </w:r>
       <w:r>
         <w:rPr>
           <w:b/>
           <w:bCs/>
         </w:rPr>
-        <w:t xml:space="preserve">追著冷媒的狀態走</w:t>
-      </w:r>
-      <w:r>
-        <w:t xml:space="preserve">——高溫高壓氣態 → 中溫中壓液態 → 液氣混合 → 低溫低壓氣態。看到任何新零件，先問它裝在哪一段、處理的是氣還是液。</w:t>
-      </w:r>
-    </w:p>
-    <w:p>
-      <w:pPr>
-        <w:pStyle w:val="ListParagraph"/>
-        <w:numPr>
-          <w:ilvl w:val="0"/>
-          <w:numId w:val="4"/>
-        </w:numPr>
-      </w:pPr>
+        <w:t xml:space="preserve">基板</w:t>
+      </w:r>
+      <w:r>
+        <w:t xml:space="preserve">，也可能是把底封住的</w:t>
+      </w:r>
       <w:r>
         <w:rPr>
           <w:b/>
           <w:bCs/>
         </w:rPr>
-        <w:t xml:space="preserve">「一定要有液態變氣態」是判斷一切的核心</w:t>
-      </w:r>
-      <w:r>
-        <w:t xml:space="preserve">——儲液器確保送出去的是液態，液氣分離器確保回壓縮機的是氣態；散熱器髒、太小，冷媒沒液化，後面就不會冷。</w:t>
-      </w:r>
-    </w:p>
-    <w:p>
-      <w:pPr>
-        <w:pStyle w:val="ListParagraph"/>
-        <w:numPr>
-          <w:ilvl w:val="0"/>
-          <w:numId w:val="4"/>
-        </w:numPr>
-      </w:pPr>
+        <w:t xml:space="preserve">封底板</w:t>
+      </w:r>
+      <w:r>
+        <w:t xml:space="preserve">；先問用途：「要放壓縮機嗎？」老闆把兩個名詞分開叫，才不會跟客人搞混。〔錄音10 11:04〕〔錄音10 13:14〕</w:t>
+      </w:r>
+    </w:p>
+    <w:p>
+      <w:pPr>
+        <w:pStyle w:val="ListParagraph"/>
+        <w:numPr>
+          <w:ilvl w:val="0"/>
+          <w:numId w:val="2"/>
+        </w:numPr>
+      </w:pPr>
+      <w:r>
+        <w:t xml:space="preserve">店裡庫存只做兩種：</w:t>
+      </w:r>
       <w:r>
         <w:rPr>
           <w:b/>
           <w:bCs/>
         </w:rPr>
-        <w:t xml:space="preserve">四大元件要相輔相成</w:t>
-      </w:r>
-      <w:r>
-        <w:t xml:space="preserve">——壓縮機決定一切：散熱器、膨脹閥閥芯、冷排都跟著它配。客人報坪數時，先問冰什麼，再選馬力。</w:t>
-      </w:r>
-    </w:p>
-    <w:p>
-      <w:pPr>
-        <w:pStyle w:val="ListParagraph"/>
-        <w:numPr>
-          <w:ilvl w:val="0"/>
-          <w:numId w:val="4"/>
-        </w:numPr>
-      </w:pPr>
+        <w:t xml:space="preserve">附基板</w:t>
+      </w:r>
+      <w:r>
+        <w:t xml:space="preserve">、</w:t>
+      </w:r>
       <w:r>
         <w:rPr>
           <w:b/>
           <w:bCs/>
         </w:rPr>
-        <w:t xml:space="preserve">門市的主要生意是整套估價</w:t>
-      </w:r>
-      <w:r>
-        <w:t xml:space="preserve">——要能把一套冷凍庫需要的零件全部配齊、算出價錢；單賣維修零件利潤低。</w:t>
-      </w:r>
-    </w:p>
-    <w:p>
-      <w:pPr>
-        <w:pStyle w:val="ListParagraph"/>
-        <w:numPr>
-          <w:ilvl w:val="0"/>
-          <w:numId w:val="4"/>
-        </w:numPr>
-      </w:pPr>
+        <w:t xml:space="preserve">封底（不附基板）</w:t>
+      </w:r>
+      <w:r>
+        <w:t xml:space="preserve">；只換散熱器、壓縮機不動的，拆掉封底板就能裝。〔錄音09 18:11〕</w:t>
+      </w:r>
+    </w:p>
+    <w:p>
+      <w:pPr>
+        <w:pStyle w:val="ListParagraph"/>
+        <w:numPr>
+          <w:ilvl w:val="0"/>
+          <w:numId w:val="2"/>
+        </w:numPr>
+      </w:pPr>
+      <w:r>
+        <w:t xml:space="preserve">客人說「室外機散熱器」：可能是要放室外的一般散熱器，也可能是有外殼的</w:t>
+      </w:r>
       <w:r>
         <w:rPr>
           <w:b/>
           <w:bCs/>
         </w:rPr>
-        <w:t xml:space="preserve">一切保護都在顧壓縮機</w:t>
-      </w:r>
-      <w:r>
-        <w:t xml:space="preserve">——溫差 4°C、電磁閥擋冷媒、液氣分離器、壓力開關，都是在保護最貴的那顆零件。</w:t>
-      </w:r>
-    </w:p>
-    <w:p>
-      <w:pPr>
-        <w:pStyle w:val="ListParagraph"/>
-        <w:numPr>
-          <w:ilvl w:val="0"/>
-          <w:numId w:val="4"/>
-        </w:numPr>
-      </w:pPr>
+        <w:t xml:space="preserve">屋外型</w:t>
+      </w:r>
+      <w:r>
+        <w:t xml:space="preserve">。問「</w:t>
+      </w:r>
       <w:r>
         <w:rPr>
           <w:b/>
           <w:bCs/>
         </w:rPr>
-        <w:t xml:space="preserve">同一個零件有四種叫法</w:t>
-      </w:r>
-      <w:r>
-        <w:t xml:space="preserve">——國語（冷凝器）、台語（熱排）、英文（condenser）、型號（EVR、DML）；口語講「馬」、正確單位是 BTU。</w:t>
-      </w:r>
-    </w:p>
-    <w:p>
-      <w:pPr>
-        <w:pStyle w:val="Heading1"/>
-      </w:pPr>
-      <w:r>
-        <w:t xml:space="preserve">九、近期要做到</w:t>
-      </w:r>
-    </w:p>
-    <w:p>
-      <w:pPr>
-        <w:ind w:left="360"/>
-      </w:pPr>
-      <w:r>
-        <w:t xml:space="preserve">☐ </w:t>
-      </w:r>
-      <w:r>
-        <w:t xml:space="preserve">不看講義，畫出冷凍循環一圈，標出四個狀態（不寫過冷、過熱）</w:t>
-      </w:r>
-    </w:p>
-    <w:p>
-      <w:pPr>
-        <w:ind w:left="360"/>
-      </w:pPr>
-      <w:r>
-        <w:t xml:space="preserve">☐ </w:t>
-      </w:r>
-      <w:r>
-        <w:t xml:space="preserve">到店裡找到實品：壓縮機、散熱器（有外箱／無穿衫）、乾燥過濾器、視液鏡、電磁閥、膨脹閥、儲液器、液氣分離器</w:t>
-      </w:r>
-    </w:p>
-    <w:p>
-      <w:pPr>
-        <w:ind w:left="360"/>
-      </w:pPr>
-      <w:r>
-        <w:t xml:space="preserve">☐ </w:t>
-      </w:r>
-      <w:r>
-        <w:t xml:space="preserve">熟悉壓縮機庫存範圍（1/6～6 馬）和常見的搭配：1 馬壓縮機配幾馬散熱器</w:t>
-      </w:r>
-    </w:p>
-    <w:p>
-      <w:pPr>
-        <w:ind w:left="360"/>
-      </w:pPr>
-      <w:r>
-        <w:t xml:space="preserve">☐ </w:t>
-      </w:r>
-      <w:r>
-        <w:t xml:space="preserve">用國語和台語各說一次：冷凝器／熱排、蒸發器／冷排</w:t>
-      </w:r>
-    </w:p>
-    <w:p>
-      <w:pPr>
-        <w:ind w:left="360"/>
-      </w:pPr>
-      <w:r>
-        <w:t xml:space="preserve">☐ </w:t>
-      </w:r>
-      <w:r>
-        <w:t xml:space="preserve">記住管徑換算：1 吋＝8 分＝25.4 mm，1 分＝3.175 mm；練習用游標卡尺量銅管</w:t>
-      </w:r>
-    </w:p>
-    <w:p>
-      <w:pPr>
-        <w:ind w:left="360"/>
-      </w:pPr>
-      <w:r>
-        <w:t xml:space="preserve">☐ </w:t>
-      </w:r>
-      <w:r>
-        <w:t xml:space="preserve">下載 Ref Tools App，查一種冷媒的溫度壓力</w:t>
-      </w:r>
-    </w:p>
-    <w:p>
-      <w:pPr>
-        <w:ind w:left="360"/>
-      </w:pPr>
-      <w:r>
-        <w:t xml:space="preserve">☐ </w:t>
-      </w:r>
-      <w:r>
-        <w:t xml:space="preserve">拿店裡的散熱器、冷排各一台，自己數出「幾排幾支」、量實內，再對照箱子上的規格</w:t>
-      </w:r>
-    </w:p>
-    <w:p>
-      <w:pPr>
-        <w:ind w:left="360"/>
-      </w:pPr>
-      <w:r>
-        <w:t xml:space="preserve">☐ </w:t>
-      </w:r>
-      <w:r>
-        <w:t xml:space="preserve">分得出附基板和封底兩種散熱器，知道客人說「底板」時要先問什麼</w:t>
-      </w:r>
-    </w:p>
-    <w:p>
-      <w:pPr>
-        <w:pStyle w:val="Heading1"/>
-      </w:pPr>
-      <w:r>
-        <w:t xml:space="preserve">十、自我檢測</w:t>
-      </w:r>
-    </w:p>
-    <w:p>
-      <w:pPr>
-        <w:pStyle w:val="ListParagraph"/>
-        <w:numPr>
-          <w:ilvl w:val="0"/>
-          <w:numId w:val="5"/>
-        </w:numPr>
-      </w:pPr>
-      <w:r>
-        <w:t xml:space="preserve">冷媒一圈的四個狀態依序是什麼？</w:t>
-      </w:r>
-    </w:p>
-    <w:p>
-      <w:pPr>
-        <w:pStyle w:val="ListParagraph"/>
-        <w:numPr>
-          <w:ilvl w:val="0"/>
-          <w:numId w:val="5"/>
-        </w:numPr>
-      </w:pPr>
-      <w:r>
-        <w:t xml:space="preserve">膨脹閥出來算不算真正的低壓？為什麼？</w:t>
-      </w:r>
-    </w:p>
-    <w:p>
-      <w:pPr>
-        <w:pStyle w:val="ListParagraph"/>
-        <w:numPr>
-          <w:ilvl w:val="0"/>
-          <w:numId w:val="5"/>
-        </w:numPr>
-      </w:pPr>
-      <w:r>
-        <w:t xml:space="preserve">為什麼膨脹閥系統一定要裝儲液器？冰箱為什麼不用？</w:t>
-      </w:r>
-    </w:p>
-    <w:p>
-      <w:pPr>
-        <w:pStyle w:val="ListParagraph"/>
-        <w:numPr>
-          <w:ilvl w:val="0"/>
-          <w:numId w:val="5"/>
-        </w:numPr>
-      </w:pPr>
-      <w:r>
-        <w:t xml:space="preserve">液氣分離器裝在哪裡？在保護什麼？</w:t>
-      </w:r>
-    </w:p>
-    <w:p>
-      <w:pPr>
-        <w:pStyle w:val="ListParagraph"/>
-        <w:numPr>
-          <w:ilvl w:val="0"/>
-          <w:numId w:val="5"/>
-        </w:numPr>
-      </w:pPr>
-      <w:r>
-        <w:t xml:space="preserve">壓縮機 1 馬，散熱器一般配幾馬？膨脹閥、冷排怎麼選？</w:t>
-      </w:r>
-    </w:p>
-    <w:p>
-      <w:pPr>
-        <w:pStyle w:val="ListParagraph"/>
-        <w:numPr>
-          <w:ilvl w:val="0"/>
-          <w:numId w:val="5"/>
-        </w:numPr>
-      </w:pPr>
-      <w:r>
-        <w:t xml:space="preserve">溫控設 -20°C、溫差 4°C，壓縮機幾度停、幾度再啟動？</w:t>
-      </w:r>
-    </w:p>
-    <w:p>
-      <w:pPr>
-        <w:pStyle w:val="ListParagraph"/>
-        <w:numPr>
-          <w:ilvl w:val="0"/>
-          <w:numId w:val="5"/>
-        </w:numPr>
-      </w:pPr>
-      <w:r>
-        <w:t xml:space="preserve">電磁閥平常是開還是關？什麼情況一定要裝？</w:t>
-      </w:r>
-    </w:p>
-    <w:p>
-      <w:pPr>
-        <w:pStyle w:val="ListParagraph"/>
-        <w:numPr>
-          <w:ilvl w:val="0"/>
-          <w:numId w:val="5"/>
-        </w:numPr>
-      </w:pPr>
-      <w:r>
-        <w:t xml:space="preserve">學習順序是什麼？哪些放到第二階段（進階）？</w:t>
-      </w:r>
-    </w:p>
-    <w:p>
-      <w:pPr>
-        <w:pStyle w:val="ListParagraph"/>
-        <w:numPr>
-          <w:ilvl w:val="0"/>
-          <w:numId w:val="5"/>
-        </w:numPr>
-      </w:pPr>
-      <w:r>
-        <w:t xml:space="preserve">2 分、4 分、6 分各是幾 mm？</w:t>
-      </w:r>
-    </w:p>
-    <w:p>
-      <w:pPr>
-        <w:pStyle w:val="ListParagraph"/>
-        <w:numPr>
-          <w:ilvl w:val="0"/>
-          <w:numId w:val="5"/>
-        </w:numPr>
-      </w:pPr>
-      <w:r>
-        <w:t xml:space="preserve">一台壓縮機可以同時帶冷藏和冷凍嗎？</w:t>
-      </w:r>
-    </w:p>
-    <w:p>
-      <w:pPr>
-        <w:pStyle w:val="ListParagraph"/>
-        <w:numPr>
-          <w:ilvl w:val="0"/>
-          <w:numId w:val="5"/>
-        </w:numPr>
-      </w:pPr>
-      <w:r>
-        <w:t xml:space="preserve">散熱器規格 4×11×330 是什麼意思？怎麼分辨排和支？</w:t>
-      </w:r>
-    </w:p>
-    <w:p>
-      <w:pPr>
-        <w:pStyle w:val="ListParagraph"/>
-        <w:numPr>
-          <w:ilvl w:val="0"/>
-          <w:numId w:val="5"/>
-        </w:numPr>
-      </w:pPr>
-      <w:r>
-        <w:t xml:space="preserve">摸冷凝器出口很燙，代表什麼？要建議客人做什麼？</w:t>
-      </w:r>
-    </w:p>
-    <w:p>
-      <w:pPr>
-        <w:pStyle w:val="ListParagraph"/>
-        <w:numPr>
-          <w:ilvl w:val="0"/>
-          <w:numId w:val="5"/>
-        </w:numPr>
-      </w:pPr>
-      <w:r>
-        <w:t xml:space="preserve">客人要換壓縮機，報價前要先問什麼？</w:t>
-      </w:r>
-    </w:p>
-    <w:p>
+        <w:t xml:space="preserve">馬達在外面還是裡面？</w:t>
+      </w:r>
+      <w:r>
+        <w:t xml:space="preserve">」馬達外露＝一般散熱器（無穿衫，要加遮雨板）；有外殼、馬達在裡面＝屋外型（好看、安靜、不怕風吹雨淋）。〔錄音10 26:44〕〔錄音11 07:39〕</w:t>
+      </w:r>
+    </w:p>
+    <w:p>
+      <w:pPr>
+        <w:pStyle w:val="ListParagraph"/>
+        <w:numPr>
+          <w:ilvl w:val="0"/>
+          <w:numId w:val="2"/>
+        </w:numPr>
+      </w:pPr>
+      <w:r>
+        <w:t xml:space="preserve">不用跟客人講太多原理，講他聽得懂的結論就好；要有耐心揣摩客人的意思。〔錄音10 31:01〕</w:t>
+      </w:r>
+    </w:p>
+    <w:p>
+      <w:r>
+        <w:t xml:space="preserve">出貨前：</w:t>
+      </w:r>
+    </w:p>
+    <w:p>
+      <w:pPr>
+        <w:pStyle w:val="ListParagraph"/>
+        <w:numPr>
+          <w:ilvl w:val="0"/>
+          <w:numId w:val="2"/>
+        </w:numPr>
+      </w:pPr>
+      <w:r>
+        <w:t xml:space="preserve">散熱器</w:t>
+      </w:r>
       <w:r>
         <w:rPr>
           <w:b/>
           <w:bCs/>
         </w:rPr>
+        <w:t xml:space="preserve">沒有充灌閥</w:t>
+      </w:r>
+      <w:r>
+        <w:t xml:space="preserve">：工廠灌氣泡水抓漏後，就把管口壓死（冷排單價高才有充灌閥）。〔錄音09 04:13〕</w:t>
+      </w:r>
+    </w:p>
+    <w:p>
+      <w:pPr>
+        <w:pStyle w:val="ListParagraph"/>
+        <w:numPr>
+          <w:ilvl w:val="0"/>
+          <w:numId w:val="2"/>
+        </w:numPr>
+      </w:pPr>
+      <w:r>
+        <w:t xml:space="preserve">進貨寫日期、</w:t>
+      </w:r>
+      <w:r>
+        <w:rPr>
+          <w:b/>
+          <w:bCs/>
+        </w:rPr>
+        <w:t xml:space="preserve">先進先出</w:t>
+      </w:r>
+      <w:r>
+        <w:t xml:space="preserve">；請客人</w:t>
+      </w:r>
+      <w:r>
+        <w:rPr>
+          <w:b/>
+          <w:bCs/>
+        </w:rPr>
+        <w:t xml:space="preserve">施工前先折開聽有沒有氣</w:t>
+      </w:r>
+      <w:r>
+        <w:t xml:space="preserve">（有噴氣＝有保壓、沒漏）。有問題馬上換新，不要讓客人到現場才發現。〔錄音09 05:54〕</w:t>
+      </w:r>
+    </w:p>
+    <w:p>
+      <w:pPr>
+        <w:pStyle w:val="ListParagraph"/>
+        <w:numPr>
+          <w:ilvl w:val="0"/>
+          <w:numId w:val="2"/>
+        </w:numPr>
+      </w:pPr>
+      <w:r>
+        <w:rPr>
+          <w:b/>
+          <w:bCs/>
+        </w:rPr>
+        <w:t xml:space="preserve">買賣說斷斷</w:t>
+      </w:r>
+      <w:r>
+        <w:t xml:space="preserve">：東西沒有百分之百不漏，話先講在前頭，保護客人也保護自己。〔錄音09 07:35〕</w:t>
+      </w:r>
+    </w:p>
+    <w:p>
+      <w:pPr>
+        <w:pStyle w:val="ListParagraph"/>
+        <w:numPr>
+          <w:ilvl w:val="0"/>
+          <w:numId w:val="2"/>
+        </w:numPr>
+      </w:pPr>
+      <w:r>
+        <w:t xml:space="preserve">師傅自己抓漏叫「</w:t>
+      </w:r>
+      <w:r>
+        <w:rPr>
+          <w:b/>
+          <w:bCs/>
+        </w:rPr>
+        <w:t xml:space="preserve">站壓</w:t>
+      </w:r>
+      <w:r>
+        <w:t xml:space="preserve">」：從充灌閥灌氮氣、泡水找漏點再焊起來。店裡盡量直接換新，不讓客人折騰。〔錄音09 08:28〕</w:t>
+      </w:r>
+    </w:p>
+    <w:p>
+      <w:r>
+        <w:t xml:space="preserve">選屋外型（室外機）看三件事：</w:t>
+      </w:r>
+      <w:r>
+        <w:rPr>
+          <w:b/>
+          <w:bCs/>
+        </w:rPr>
+        <w:t xml:space="preserve">安靜</w:t>
+      </w:r>
+      <w:r>
+        <w:t xml:space="preserve">（吵到鄰居會被檢舉）、</w:t>
+      </w:r>
+      <w:r>
+        <w:rPr>
+          <w:b/>
+          <w:bCs/>
+        </w:rPr>
+        <w:t xml:space="preserve">重量</w:t>
+      </w:r>
+      <w:r>
+        <w:t xml:space="preserve">（壁掛要吊上去，太重搬不動）、</w:t>
+      </w:r>
+      <w:r>
+        <w:rPr>
+          <w:b/>
+          <w:bCs/>
+        </w:rPr>
+        <w:t xml:space="preserve">實際能力</w:t>
+      </w:r>
+      <w:r>
+        <w:t xml:space="preserve">（同樣標 10 馬，不同牌子實際能力可能差一級；老闆的經驗是又輕又安靜的那款要多抓一級）。〔錄音10 36:09〕</w:t>
+      </w:r>
+    </w:p>
+    <w:p>
+      <w:pPr>
+        <w:pStyle w:val="Heading2"/>
+      </w:pPr>
+      <w:r>
+        <w:t xml:space="preserve">冷氣材料：被覆銅管、管槽、轉接頭〔錄音12 40:10〕</w:t>
+      </w:r>
+    </w:p>
+    <w:p>
+      <w:pPr>
+        <w:pStyle w:val="ListParagraph"/>
+        <w:numPr>
+          <w:ilvl w:val="0"/>
+          <w:numId w:val="2"/>
+        </w:numPr>
+      </w:pPr>
+      <w:r>
+        <w:rPr>
+          <w:b/>
+          <w:bCs/>
+        </w:rPr>
+        <w:t xml:space="preserve">被覆銅管</w:t>
+      </w:r>
+      <w:r>
+        <w:t xml:space="preserve">＝兩支一組：一支液管（小）、一支氣管（大）。室外機（壓縮機＋散熱器）出來的液管進室內機，室內機回來的氣管回壓縮機。小台 2分＋3分，再大 2分＋4分、2分＋5分，大台最多 4分＋6分；型號例：2330＝2分＋3分、30 米。〔錄音12 43:37〕</w:t>
+      </w:r>
+    </w:p>
+    <w:p>
+      <w:pPr>
+        <w:pStyle w:val="ListParagraph"/>
+        <w:numPr>
+          <w:ilvl w:val="0"/>
+          <w:numId w:val="2"/>
+        </w:numPr>
+      </w:pPr>
+      <w:r>
+        <w:rPr>
+          <w:b/>
+          <w:bCs/>
+        </w:rPr>
+        <w:t xml:space="preserve">修飾管槽</w:t>
+      </w:r>
+      <w:r>
+        <w:t xml:space="preserve">把銅管包起來：好看，也擋紫外線（保溫曬了會老化）。配件有遮牆上洞口的蓋子、平面彎、牆角彎（內角、外角）；尺寸 70～140，店裡放 80、120（120 可以放兩組管）。〔錄音12 43:16〕〔錄音12 54:42〕</w:t>
+      </w:r>
+    </w:p>
+    <w:p>
+      <w:pPr>
+        <w:pStyle w:val="ListParagraph"/>
+        <w:numPr>
+          <w:ilvl w:val="0"/>
+          <w:numId w:val="2"/>
+        </w:numPr>
+      </w:pPr>
+      <w:r>
+        <w:t xml:space="preserve">室外機架有白鐵、鍍鋅，也有落地架、遮雨棚。</w:t>
+      </w:r>
+    </w:p>
+    <w:p>
+      <w:pPr>
+        <w:pStyle w:val="ListParagraph"/>
+        <w:numPr>
+          <w:ilvl w:val="0"/>
+          <w:numId w:val="2"/>
+        </w:numPr>
+      </w:pPr>
+      <w:r>
+        <w:rPr>
+          <w:b/>
+          <w:bCs/>
+        </w:rPr>
+        <w:t xml:space="preserve">牙跟銅管對不上</w:t>
+      </w:r>
+      <w:r>
+        <w:t xml:space="preserve">：先問「銅管配幾分？機器的牙是幾分？」冷氣機的接頭是外牙，接上去的一定要內牙。</w:t>
+      </w:r>
+    </w:p>
+    <w:p>
+      <w:r>
+        <w:t xml:space="preserve">  - 銅管比牙大（例：4分管、3分牙）→「</w:t>
+      </w:r>
+      <w:r>
+        <w:rPr>
+          <w:b/>
+          <w:bCs/>
+        </w:rPr>
+        <w:t xml:space="preserve">四外三內</w:t>
+      </w:r>
+      <w:r>
+        <w:t xml:space="preserve">」：一邊 3分內牙鎖機器，一邊 4分外牙接銅管。〔錄音12 47:36〕</w:t>
+      </w:r>
+    </w:p>
+    <w:p>
+      <w:r>
+        <w:t xml:space="preserve">  - 銅管比牙小（例：2分管、3分牙）→ </w:t>
+      </w:r>
+      <w:r>
+        <w:rPr>
+          <w:b/>
+          <w:bCs/>
+        </w:rPr>
+        <w:t xml:space="preserve">大小喇叭頭</w:t>
+      </w:r>
+      <w:r>
+        <w:t xml:space="preserve">（3分牙、2分洞），或「二外三內」轉接頭。〔錄音12 50:27〕</w:t>
+      </w:r>
+    </w:p>
+    <w:p>
+      <w:r>
+        <w:t xml:space="preserve">  - 店裡牆上有畫好的對照圖。</w:t>
+      </w:r>
+    </w:p>
+    <w:p>
+      <w:pPr>
+        <w:pStyle w:val="Heading2"/>
+      </w:pPr>
+      <w:r>
+        <w:t xml:space="preserve">店內定位：一個蘿蔔一個坑〔錄音07 15:34〕</w:t>
+      </w:r>
+    </w:p>
+    <w:p>
+      <w:pPr>
+        <w:pStyle w:val="ListParagraph"/>
+        <w:numPr>
+          <w:ilvl w:val="0"/>
+          <w:numId w:val="2"/>
+        </w:numPr>
+      </w:pPr>
+      <w:r>
+        <w:t xml:space="preserve">每一樣東西在店裡都有固定位置，老闆都寫好了；用完、整理完要放回原位，以後要知道每樣東西放哪裡。</w:t>
+      </w:r>
+    </w:p>
+    <w:p>
+      <w:pPr>
+        <w:pStyle w:val="Heading1"/>
+      </w:pPr>
+      <w:r>
+        <w:t xml:space="preserve">八、真正要學會的事（Insight）</w:t>
+      </w:r>
+    </w:p>
+    <w:p>
+      <w:pPr>
+        <w:pStyle w:val="ListParagraph"/>
+        <w:numPr>
+          <w:ilvl w:val="0"/>
+          <w:numId w:val="4"/>
+        </w:numPr>
+      </w:pPr>
+      <w:r>
+        <w:rPr>
+          <w:b/>
+          <w:bCs/>
+        </w:rPr>
+        <w:t xml:space="preserve">照順序學：原理 → 單位 → 裝置 → 壓縮機 → 零配件</w:t>
+      </w:r>
+      <w:r>
+        <w:t xml:space="preserve">——先把冷媒一圈講得出來，再搞懂管徑「分」和溫度壓力，知道客人的裝置用在哪，最後才進壓縮機和各零件。計算放到第二階段（進階）。</w:t>
+      </w:r>
+    </w:p>
+    <w:p>
+      <w:pPr>
+        <w:pStyle w:val="ListParagraph"/>
+        <w:numPr>
+          <w:ilvl w:val="0"/>
+          <w:numId w:val="4"/>
+        </w:numPr>
+      </w:pPr>
+      <w:r>
+        <w:rPr>
+          <w:b/>
+          <w:bCs/>
+        </w:rPr>
+        <w:t xml:space="preserve">追著冷媒的狀態走</w:t>
+      </w:r>
+      <w:r>
+        <w:t xml:space="preserve">——高溫高壓氣態 → 中溫中壓液態 → 液氣混合 → 低溫低壓氣態。看到任何新零件，先問它裝在哪一段、處理的是氣還是液。</w:t>
+      </w:r>
+    </w:p>
+    <w:p>
+      <w:pPr>
+        <w:pStyle w:val="ListParagraph"/>
+        <w:numPr>
+          <w:ilvl w:val="0"/>
+          <w:numId w:val="4"/>
+        </w:numPr>
+      </w:pPr>
+      <w:r>
+        <w:rPr>
+          <w:b/>
+          <w:bCs/>
+        </w:rPr>
+        <w:t xml:space="preserve">「一定要有液態變氣態」是判斷一切的核心</w:t>
+      </w:r>
+      <w:r>
+        <w:t xml:space="preserve">——儲液器確保送出去的是液態，液氣分離器確保回壓縮機的是氣態；散熱器髒、太小，冷媒沒液化，後面就不會冷。</w:t>
+      </w:r>
+    </w:p>
+    <w:p>
+      <w:pPr>
+        <w:pStyle w:val="ListParagraph"/>
+        <w:numPr>
+          <w:ilvl w:val="0"/>
+          <w:numId w:val="4"/>
+        </w:numPr>
+      </w:pPr>
+      <w:r>
+        <w:rPr>
+          <w:b/>
+          <w:bCs/>
+        </w:rPr>
+        <w:t xml:space="preserve">四大元件要相輔相成</w:t>
+      </w:r>
+      <w:r>
+        <w:t xml:space="preserve">——壓縮機決定一切：散熱器、膨脹閥閥芯、冷排都跟著它配。客人報坪數時，先問冰什麼，再選馬力。</w:t>
+      </w:r>
+    </w:p>
+    <w:p>
+      <w:pPr>
+        <w:pStyle w:val="ListParagraph"/>
+        <w:numPr>
+          <w:ilvl w:val="0"/>
+          <w:numId w:val="4"/>
+        </w:numPr>
+      </w:pPr>
+      <w:r>
+        <w:rPr>
+          <w:b/>
+          <w:bCs/>
+        </w:rPr>
+        <w:t xml:space="preserve">門市的主要生意是整套估價</w:t>
+      </w:r>
+      <w:r>
+        <w:t xml:space="preserve">——要能把一套冷凍庫需要的零件全部配齊、算出價錢；單賣維修零件利潤低。</w:t>
+      </w:r>
+    </w:p>
+    <w:p>
+      <w:pPr>
+        <w:pStyle w:val="ListParagraph"/>
+        <w:numPr>
+          <w:ilvl w:val="0"/>
+          <w:numId w:val="4"/>
+        </w:numPr>
+      </w:pPr>
+      <w:r>
+        <w:rPr>
+          <w:b/>
+          <w:bCs/>
+        </w:rPr>
+        <w:t xml:space="preserve">一切保護都在顧壓縮機</w:t>
+      </w:r>
+      <w:r>
+        <w:t xml:space="preserve">——溫差 4°C、電磁閥擋冷媒、液氣分離器、壓力開關，都是在保護最貴的那顆零件。</w:t>
+      </w:r>
+    </w:p>
+    <w:p>
+      <w:pPr>
+        <w:pStyle w:val="ListParagraph"/>
+        <w:numPr>
+          <w:ilvl w:val="0"/>
+          <w:numId w:val="4"/>
+        </w:numPr>
+      </w:pPr>
+      <w:r>
+        <w:rPr>
+          <w:b/>
+          <w:bCs/>
+        </w:rPr>
+        <w:t xml:space="preserve">同一個零件有四種叫法</w:t>
+      </w:r>
+      <w:r>
+        <w:t xml:space="preserve">——國語（冷凝器）、台語（熱排）、英文（condenser）、型號（EVR、DML）；口語講「馬」、正確單位是 BTU。</w:t>
+      </w:r>
+    </w:p>
+    <w:p>
+      <w:pPr>
+        <w:pStyle w:val="Heading1"/>
+      </w:pPr>
+      <w:r>
+        <w:t xml:space="preserve">九、近期要做到</w:t>
+      </w:r>
+    </w:p>
+    <w:p>
+      <w:pPr>
+        <w:ind w:left="360"/>
+      </w:pPr>
+      <w:r>
+        <w:t xml:space="preserve">☐ </w:t>
+      </w:r>
+      <w:r>
+        <w:t xml:space="preserve">不看講義，畫出冷凍循環一圈，標出四個狀態（不寫過冷、過熱）</w:t>
+      </w:r>
+    </w:p>
+    <w:p>
+      <w:pPr>
+        <w:ind w:left="360"/>
+      </w:pPr>
+      <w:r>
+        <w:t xml:space="preserve">☐ </w:t>
+      </w:r>
+      <w:r>
+        <w:t xml:space="preserve">到店裡找到實品：壓縮機、散熱器（有外箱／無穿衫）、乾燥過濾器、視液鏡、電磁閥、膨脹閥、儲液器、液氣分離器</w:t>
+      </w:r>
+    </w:p>
+    <w:p>
+      <w:pPr>
+        <w:ind w:left="360"/>
+      </w:pPr>
+      <w:r>
+        <w:t xml:space="preserve">☐ </w:t>
+      </w:r>
+      <w:r>
+        <w:t xml:space="preserve">熟悉壓縮機庫存範圍（1/6～6 馬）和常見的搭配：1 馬壓縮機配幾馬散熱器</w:t>
+      </w:r>
+    </w:p>
+    <w:p>
+      <w:pPr>
+        <w:ind w:left="360"/>
+      </w:pPr>
+      <w:r>
+        <w:t xml:space="preserve">☐ </w:t>
+      </w:r>
+      <w:r>
+        <w:t xml:space="preserve">用國語和台語各說一次：冷凝器／熱排、蒸發器／冷排</w:t>
+      </w:r>
+    </w:p>
+    <w:p>
+      <w:pPr>
+        <w:ind w:left="360"/>
+      </w:pPr>
+      <w:r>
+        <w:t xml:space="preserve">☐ </w:t>
+      </w:r>
+      <w:r>
+        <w:t xml:space="preserve">記住管徑換算：1 吋＝8 分＝25.4 mm，1 分＝3.175 mm；練習用游標卡尺量銅管</w:t>
+      </w:r>
+    </w:p>
+    <w:p>
+      <w:pPr>
+        <w:ind w:left="360"/>
+      </w:pPr>
+      <w:r>
+        <w:t xml:space="preserve">☐ </w:t>
+      </w:r>
+      <w:r>
+        <w:t xml:space="preserve">下載 Ref Tools App，查一種冷媒的溫度壓力</w:t>
+      </w:r>
+    </w:p>
+    <w:p>
+      <w:pPr>
+        <w:ind w:left="360"/>
+      </w:pPr>
+      <w:r>
+        <w:t xml:space="preserve">☐ </w:t>
+      </w:r>
+      <w:r>
+        <w:t xml:space="preserve">拿店裡的散熱器、冷排各一台，自己數出「幾排幾支」、量實內，再對照箱子上的規格</w:t>
+      </w:r>
+    </w:p>
+    <w:p>
+      <w:pPr>
+        <w:ind w:left="360"/>
+      </w:pPr>
+      <w:r>
+        <w:t xml:space="preserve">☐ </w:t>
+      </w:r>
+      <w:r>
+        <w:t xml:space="preserve">分得出附基板和封底兩種散熱器，知道客人說「底板」時要先問什麼</w:t>
+      </w:r>
+    </w:p>
+    <w:p>
+      <w:pPr>
+        <w:ind w:left="360"/>
+      </w:pPr>
+      <w:r>
+        <w:t xml:space="preserve">☐ </w:t>
+      </w:r>
+      <w:r>
+        <w:t xml:space="preserve">用游標卡尺量 2分、3分、4分的銅管（外徑）和接頭、彎頭（內徑），說得出幾分</w:t>
+      </w:r>
+    </w:p>
+    <w:p>
+      <w:pPr>
+        <w:ind w:left="360"/>
+      </w:pPr>
+      <w:r>
+        <w:t xml:space="preserve">☐ </w:t>
+      </w:r>
+      <w:r>
+        <w:t xml:space="preserve">到乾燥過濾器那一格，分出 032／052、焊接（S）／牙，並說出冰箱和冰庫各用哪一支</w:t>
+      </w:r>
+    </w:p>
+    <w:p>
+      <w:pPr>
+        <w:ind w:left="360"/>
+      </w:pPr>
+      <w:r>
+        <w:t xml:space="preserve">☐ </w:t>
+      </w:r>
+      <w:r>
+        <w:t xml:space="preserve">說得出冷氣「四外三內」和「大小喇叭頭」各在什麼情況用</w:t>
+      </w:r>
+    </w:p>
+    <w:p>
+      <w:pPr>
+        <w:pStyle w:val="Heading1"/>
+      </w:pPr>
+      <w:r>
+        <w:t xml:space="preserve">十、自我檢測</w:t>
+      </w:r>
+    </w:p>
+    <w:p>
+      <w:pPr>
+        <w:pStyle w:val="ListParagraph"/>
+        <w:numPr>
+          <w:ilvl w:val="0"/>
+          <w:numId w:val="5"/>
+        </w:numPr>
+      </w:pPr>
+      <w:r>
+        <w:t xml:space="preserve">冷媒一圈的四個狀態依序是什麼？</w:t>
+      </w:r>
+    </w:p>
+    <w:p>
+      <w:pPr>
+        <w:pStyle w:val="ListParagraph"/>
+        <w:numPr>
+          <w:ilvl w:val="0"/>
+          <w:numId w:val="5"/>
+        </w:numPr>
+      </w:pPr>
+      <w:r>
+        <w:t xml:space="preserve">膨脹閥出來算不算真正的低壓？為什麼？</w:t>
+      </w:r>
+    </w:p>
+    <w:p>
+      <w:pPr>
+        <w:pStyle w:val="ListParagraph"/>
+        <w:numPr>
+          <w:ilvl w:val="0"/>
+          <w:numId w:val="5"/>
+        </w:numPr>
+      </w:pPr>
+      <w:r>
+        <w:t xml:space="preserve">為什麼膨脹閥系統一定要裝儲液器？冰箱為什麼不用？</w:t>
+      </w:r>
+    </w:p>
+    <w:p>
+      <w:pPr>
+        <w:pStyle w:val="ListParagraph"/>
+        <w:numPr>
+          <w:ilvl w:val="0"/>
+          <w:numId w:val="5"/>
+        </w:numPr>
+      </w:pPr>
+      <w:r>
+        <w:t xml:space="preserve">液氣分離器裝在哪裡？在保護什麼？</w:t>
+      </w:r>
+    </w:p>
+    <w:p>
+      <w:pPr>
+        <w:pStyle w:val="ListParagraph"/>
+        <w:numPr>
+          <w:ilvl w:val="0"/>
+          <w:numId w:val="5"/>
+        </w:numPr>
+      </w:pPr>
+      <w:r>
+        <w:t xml:space="preserve">壓縮機 1 馬，散熱器一般配幾馬？膨脹閥、冷排怎麼選？</w:t>
+      </w:r>
+    </w:p>
+    <w:p>
+      <w:pPr>
+        <w:pStyle w:val="ListParagraph"/>
+        <w:numPr>
+          <w:ilvl w:val="0"/>
+          <w:numId w:val="5"/>
+        </w:numPr>
+      </w:pPr>
+      <w:r>
+        <w:t xml:space="preserve">溫控設 -20°C、溫差 4°C，壓縮機幾度停、幾度再啟動？</w:t>
+      </w:r>
+    </w:p>
+    <w:p>
+      <w:pPr>
+        <w:pStyle w:val="ListParagraph"/>
+        <w:numPr>
+          <w:ilvl w:val="0"/>
+          <w:numId w:val="5"/>
+        </w:numPr>
+      </w:pPr>
+      <w:r>
+        <w:t xml:space="preserve">電磁閥平常是開還是關？什麼情況一定要裝？</w:t>
+      </w:r>
+    </w:p>
+    <w:p>
+      <w:pPr>
+        <w:pStyle w:val="ListParagraph"/>
+        <w:numPr>
+          <w:ilvl w:val="0"/>
+          <w:numId w:val="5"/>
+        </w:numPr>
+      </w:pPr>
+      <w:r>
+        <w:t xml:space="preserve">學習順序是什麼？哪些放到第二階段（進階）？</w:t>
+      </w:r>
+    </w:p>
+    <w:p>
+      <w:pPr>
+        <w:pStyle w:val="ListParagraph"/>
+        <w:numPr>
+          <w:ilvl w:val="0"/>
+          <w:numId w:val="5"/>
+        </w:numPr>
+      </w:pPr>
+      <w:r>
+        <w:t xml:space="preserve">2 分、4 分、6 分各是幾 mm？</w:t>
+      </w:r>
+    </w:p>
+    <w:p>
+      <w:pPr>
+        <w:pStyle w:val="ListParagraph"/>
+        <w:numPr>
+          <w:ilvl w:val="0"/>
+          <w:numId w:val="5"/>
+        </w:numPr>
+      </w:pPr>
+      <w:r>
+        <w:t xml:space="preserve">一台壓縮機可以同時帶冷藏和冷凍嗎？</w:t>
+      </w:r>
+    </w:p>
+    <w:p>
+      <w:pPr>
+        <w:pStyle w:val="ListParagraph"/>
+        <w:numPr>
+          <w:ilvl w:val="0"/>
+          <w:numId w:val="5"/>
+        </w:numPr>
+      </w:pPr>
+      <w:r>
+        <w:t xml:space="preserve">散熱器規格 4×11×330 是什麼意思？怎麼分辨排和支？</w:t>
+      </w:r>
+    </w:p>
+    <w:p>
+      <w:pPr>
+        <w:pStyle w:val="ListParagraph"/>
+        <w:numPr>
+          <w:ilvl w:val="0"/>
+          <w:numId w:val="5"/>
+        </w:numPr>
+      </w:pPr>
+      <w:r>
+        <w:t xml:space="preserve">摸冷凝器出口很燙，代表什麼？要建議客人做什麼？</w:t>
+      </w:r>
+    </w:p>
+    <w:p>
+      <w:pPr>
+        <w:pStyle w:val="ListParagraph"/>
+        <w:numPr>
+          <w:ilvl w:val="0"/>
+          <w:numId w:val="5"/>
+        </w:numPr>
+      </w:pPr>
+      <w:r>
+        <w:t xml:space="preserve">客人要換壓縮機，報價前要先問什麼？</w:t>
+      </w:r>
+    </w:p>
+    <w:p>
+      <w:pPr>
+        <w:pStyle w:val="ListParagraph"/>
+        <w:numPr>
+          <w:ilvl w:val="0"/>
+          <w:numId w:val="5"/>
+        </w:numPr>
+      </w:pPr>
+      <w:r>
+        <w:t xml:space="preserve">游標卡尺量銅管要量外徑還是內徑？接頭呢？為什麼？</w:t>
+      </w:r>
+    </w:p>
+    <w:p>
+      <w:pPr>
+        <w:pStyle w:val="ListParagraph"/>
+        <w:numPr>
+          <w:ilvl w:val="0"/>
+          <w:numId w:val="5"/>
+        </w:numPr>
+      </w:pPr>
+      <w:r>
+        <w:t xml:space="preserve">乾燥過濾器 DML 083S 的 3 和 S 是什麼意思？客人只說「兩分」，還要問什麼？</w:t>
+      </w:r>
+    </w:p>
+    <w:p>
+      <w:pPr>
+        <w:pStyle w:val="ListParagraph"/>
+        <w:numPr>
+          <w:ilvl w:val="0"/>
+          <w:numId w:val="5"/>
+        </w:numPr>
+      </w:pPr>
+      <w:r>
+        <w:t xml:space="preserve">冷凍系統哪一支管要包保溫管？冷凍、冷藏各用多厚？</w:t>
+      </w:r>
+    </w:p>
+    <w:p>
+      <w:pPr>
+        <w:pStyle w:val="ListParagraph"/>
+        <w:numPr>
+          <w:ilvl w:val="0"/>
+          <w:numId w:val="5"/>
+        </w:numPr>
+      </w:pPr>
+      <w:r>
+        <w:t xml:space="preserve">客人的冷氣是 3分牙，但銅管配了 4分，要拿什麼？</w:t>
+      </w:r>
+    </w:p>
+    <w:p>
+      <w:r>
+        <w:rPr>
+          <w:b/>
+          <w:bCs/>
+        </w:rPr>
         <w:t xml:space="preserve">參考答案</w:t>
       </w:r>
     </w:p>
@@ -4364,6 +5087,54 @@
       </w:pPr>
       <w:r>
         <w:t xml:space="preserve">熱排（散熱器）、冷排多大，用在什麼設備；配錯的話，換了新壓縮機還是會壞。</w:t>
+      </w:r>
+    </w:p>
+    <w:p>
+      <w:pPr>
+        <w:pStyle w:val="ListParagraph"/>
+        <w:numPr>
+          <w:ilvl w:val="0"/>
+          <w:numId w:val="6"/>
+        </w:numPr>
+      </w:pPr>
+      <w:r>
+        <w:t xml:space="preserve">銅管量外徑；接頭、彎頭量內徑，因為銅管是插在接頭裡面。</w:t>
+      </w:r>
+    </w:p>
+    <w:p>
+      <w:pPr>
+        <w:pStyle w:val="ListParagraph"/>
+        <w:numPr>
+          <w:ilvl w:val="0"/>
+          <w:numId w:val="6"/>
+        </w:numPr>
+      </w:pPr>
+      <w:r>
+        <w:t xml:space="preserve">3＝三分（3/8″）、S＝焊接；兩分還要問 032 還是 052（小支或大支）、焊接還是牙。</w:t>
+      </w:r>
+    </w:p>
+    <w:p>
+      <w:pPr>
+        <w:pStyle w:val="ListParagraph"/>
+        <w:numPr>
+          <w:ilvl w:val="0"/>
+          <w:numId w:val="6"/>
+        </w:numPr>
+      </w:pPr>
+      <w:r>
+        <w:t xml:space="preserve">回氣管（冷排回壓縮機）；冷凍 6分厚，冷藏可以 4分厚。</w:t>
+      </w:r>
+    </w:p>
+    <w:p>
+      <w:pPr>
+        <w:pStyle w:val="ListParagraph"/>
+        <w:numPr>
+          <w:ilvl w:val="0"/>
+          <w:numId w:val="6"/>
+        </w:numPr>
+      </w:pPr>
+      <w:r>
+        <w:t xml:space="preserve">「四外三內」轉接頭：一邊 3分內牙鎖機器，一邊 4分外牙接銅管。</w:t>
       </w:r>
     </w:p>
     <w:p>
@@ -4387,10 +5158,10 @@
         </w:tblBorders>
       </w:tblPr>
       <w:tblGrid>
-        <w:gridCol w:w="850"/>
-        <w:gridCol w:w="1984"/>
-        <w:gridCol w:w="3259"/>
-        <w:gridCol w:w="3545"/>
+        <w:gridCol w:w="826"/>
+        <w:gridCol w:w="1927"/>
+        <w:gridCol w:w="3442"/>
+        <w:gridCol w:w="3443"/>
       </w:tblGrid>
       <w:tr>
         <w:trPr>
@@ -4398,7 +5169,7 @@
         </w:trPr>
         <w:tc>
           <w:tcPr>
-            <w:tcW w:type="dxa" w:w="850"/>
+            <w:tcW w:type="dxa" w:w="826"/>
             <w:shd w:fill="DCEBF7" w:color="auto" w:val="clear"/>
             <w:tcMar>
               <w:top w:type="dxa" w:w="60"/>
@@ -4421,7 +5192,7 @@
         </w:tc>
         <w:tc>
           <w:tcPr>
-            <w:tcW w:type="dxa" w:w="1984"/>
+            <w:tcW w:type="dxa" w:w="1927"/>
             <w:shd w:fill="DCEBF7" w:color="auto" w:val="clear"/>
             <w:tcMar>
               <w:top w:type="dxa" w:w="60"/>
@@ -4444,7 +5215,7 @@
         </w:tc>
         <w:tc>
           <w:tcPr>
-            <w:tcW w:type="dxa" w:w="3259"/>
+            <w:tcW w:type="dxa" w:w="3442"/>
             <w:shd w:fill="DCEBF7" w:color="auto" w:val="clear"/>
             <w:tcMar>
               <w:top w:type="dxa" w:w="60"/>
@@ -4467,7 +5238,7 @@
         </w:tc>
         <w:tc>
           <w:tcPr>
-            <w:tcW w:type="dxa" w:w="3545"/>
+            <w:tcW w:type="dxa" w:w="3443"/>
             <w:shd w:fill="DCEBF7" w:color="auto" w:val="clear"/>
             <w:tcMar>
               <w:top w:type="dxa" w:w="60"/>
@@ -4495,7 +5266,7 @@
         </w:trPr>
         <w:tc>
           <w:tcPr>
-            <w:tcW w:type="dxa" w:w="850"/>
+            <w:tcW w:type="dxa" w:w="826"/>
             <w:tcMar>
               <w:top w:type="dxa" w:w="60"/>
               <w:left w:type="dxa" w:w="100"/>
@@ -4515,7 +5286,7 @@
         </w:tc>
         <w:tc>
           <w:tcPr>
-            <w:tcW w:type="dxa" w:w="1984"/>
+            <w:tcW w:type="dxa" w:w="1927"/>
             <w:tcMar>
               <w:top w:type="dxa" w:w="60"/>
               <w:left w:type="dxa" w:w="100"/>
@@ -4535,7 +5306,7 @@
         </w:tc>
         <w:tc>
           <w:tcPr>
-            <w:tcW w:type="dxa" w:w="3259"/>
+            <w:tcW w:type="dxa" w:w="3442"/>
             <w:tcMar>
               <w:top w:type="dxa" w:w="60"/>
               <w:left w:type="dxa" w:w="100"/>
@@ -4555,7 +5326,7 @@
         </w:tc>
         <w:tc>
           <w:tcPr>
-            <w:tcW w:type="dxa" w:w="3545"/>
+            <w:tcW w:type="dxa" w:w="3443"/>
             <w:tcMar>
               <w:top w:type="dxa" w:w="60"/>
               <w:left w:type="dxa" w:w="100"/>
@@ -4580,7 +5351,7 @@
         </w:trPr>
         <w:tc>
           <w:tcPr>
-            <w:tcW w:type="dxa" w:w="850"/>
+            <w:tcW w:type="dxa" w:w="826"/>
             <w:tcMar>
               <w:top w:type="dxa" w:w="60"/>
               <w:left w:type="dxa" w:w="100"/>
@@ -4600,7 +5371,7 @@
         </w:tc>
         <w:tc>
           <w:tcPr>
-            <w:tcW w:type="dxa" w:w="1984"/>
+            <w:tcW w:type="dxa" w:w="1927"/>
             <w:tcMar>
               <w:top w:type="dxa" w:w="60"/>
               <w:left w:type="dxa" w:w="100"/>
@@ -4620,7 +5391,7 @@
         </w:tc>
         <w:tc>
           <w:tcPr>
-            <w:tcW w:type="dxa" w:w="3259"/>
+            <w:tcW w:type="dxa" w:w="3442"/>
             <w:tcMar>
               <w:top w:type="dxa" w:w="60"/>
               <w:left w:type="dxa" w:w="100"/>
@@ -4640,7 +5411,7 @@
         </w:tc>
         <w:tc>
           <w:tcPr>
-            <w:tcW w:type="dxa" w:w="3545"/>
+            <w:tcW w:type="dxa" w:w="3443"/>
             <w:tcMar>
               <w:top w:type="dxa" w:w="60"/>
               <w:left w:type="dxa" w:w="100"/>
@@ -4665,7 +5436,7 @@
         </w:trPr>
         <w:tc>
           <w:tcPr>
-            <w:tcW w:type="dxa" w:w="850"/>
+            <w:tcW w:type="dxa" w:w="826"/>
             <w:tcMar>
               <w:top w:type="dxa" w:w="60"/>
               <w:left w:type="dxa" w:w="100"/>
@@ -4685,7 +5456,7 @@
         </w:tc>
         <w:tc>
           <w:tcPr>
-            <w:tcW w:type="dxa" w:w="1984"/>
+            <w:tcW w:type="dxa" w:w="1927"/>
             <w:tcMar>
               <w:top w:type="dxa" w:w="60"/>
               <w:left w:type="dxa" w:w="100"/>
@@ -4705,7 +5476,7 @@
         </w:tc>
         <w:tc>
           <w:tcPr>
-            <w:tcW w:type="dxa" w:w="3259"/>
+            <w:tcW w:type="dxa" w:w="3442"/>
             <w:tcMar>
               <w:top w:type="dxa" w:w="60"/>
               <w:left w:type="dxa" w:w="100"/>
@@ -4725,7 +5496,7 @@
         </w:tc>
         <w:tc>
           <w:tcPr>
-            <w:tcW w:type="dxa" w:w="3545"/>
+            <w:tcW w:type="dxa" w:w="3443"/>
             <w:tcMar>
               <w:top w:type="dxa" w:w="60"/>
               <w:left w:type="dxa" w:w="100"/>
@@ -4750,7 +5521,7 @@
         </w:trPr>
         <w:tc>
           <w:tcPr>
-            <w:tcW w:type="dxa" w:w="850"/>
+            <w:tcW w:type="dxa" w:w="826"/>
             <w:tcMar>
               <w:top w:type="dxa" w:w="60"/>
               <w:left w:type="dxa" w:w="100"/>
@@ -4770,7 +5541,7 @@
         </w:tc>
         <w:tc>
           <w:tcPr>
-            <w:tcW w:type="dxa" w:w="1984"/>
+            <w:tcW w:type="dxa" w:w="1927"/>
             <w:tcMar>
               <w:top w:type="dxa" w:w="60"/>
               <w:left w:type="dxa" w:w="100"/>
@@ -4790,7 +5561,7 @@
         </w:tc>
         <w:tc>
           <w:tcPr>
-            <w:tcW w:type="dxa" w:w="3259"/>
+            <w:tcW w:type="dxa" w:w="3442"/>
             <w:tcMar>
               <w:top w:type="dxa" w:w="60"/>
               <w:left w:type="dxa" w:w="100"/>
@@ -4810,7 +5581,7 @@
         </w:tc>
         <w:tc>
           <w:tcPr>
-            <w:tcW w:type="dxa" w:w="3545"/>
+            <w:tcW w:type="dxa" w:w="3443"/>
             <w:tcMar>
               <w:top w:type="dxa" w:w="60"/>
               <w:left w:type="dxa" w:w="100"/>
@@ -4835,7 +5606,7 @@
         </w:trPr>
         <w:tc>
           <w:tcPr>
-            <w:tcW w:type="dxa" w:w="850"/>
+            <w:tcW w:type="dxa" w:w="826"/>
             <w:tcMar>
               <w:top w:type="dxa" w:w="60"/>
               <w:left w:type="dxa" w:w="100"/>
@@ -4855,7 +5626,7 @@
         </w:tc>
         <w:tc>
           <w:tcPr>
-            <w:tcW w:type="dxa" w:w="1984"/>
+            <w:tcW w:type="dxa" w:w="1927"/>
             <w:tcMar>
               <w:top w:type="dxa" w:w="60"/>
               <w:left w:type="dxa" w:w="100"/>
@@ -4875,7 +5646,7 @@
         </w:tc>
         <w:tc>
           <w:tcPr>
-            <w:tcW w:type="dxa" w:w="3259"/>
+            <w:tcW w:type="dxa" w:w="3442"/>
             <w:tcMar>
               <w:top w:type="dxa" w:w="60"/>
               <w:left w:type="dxa" w:w="100"/>
@@ -4895,7 +5666,7 @@
         </w:tc>
         <w:tc>
           <w:tcPr>
-            <w:tcW w:type="dxa" w:w="3545"/>
+            <w:tcW w:type="dxa" w:w="3443"/>
             <w:tcMar>
               <w:top w:type="dxa" w:w="60"/>
               <w:left w:type="dxa" w:w="100"/>
@@ -4920,7 +5691,7 @@
         </w:trPr>
         <w:tc>
           <w:tcPr>
-            <w:tcW w:type="dxa" w:w="850"/>
+            <w:tcW w:type="dxa" w:w="826"/>
             <w:tcMar>
               <w:top w:type="dxa" w:w="60"/>
               <w:left w:type="dxa" w:w="100"/>
@@ -4940,7 +5711,7 @@
         </w:tc>
         <w:tc>
           <w:tcPr>
-            <w:tcW w:type="dxa" w:w="1984"/>
+            <w:tcW w:type="dxa" w:w="1927"/>
             <w:tcMar>
               <w:top w:type="dxa" w:w="60"/>
               <w:left w:type="dxa" w:w="100"/>
@@ -4960,7 +5731,7 @@
         </w:tc>
         <w:tc>
           <w:tcPr>
-            <w:tcW w:type="dxa" w:w="3259"/>
+            <w:tcW w:type="dxa" w:w="3442"/>
             <w:tcMar>
               <w:top w:type="dxa" w:w="60"/>
               <w:left w:type="dxa" w:w="100"/>
@@ -4980,7 +5751,7 @@
         </w:tc>
         <w:tc>
           <w:tcPr>
-            <w:tcW w:type="dxa" w:w="3545"/>
+            <w:tcW w:type="dxa" w:w="3443"/>
             <w:tcMar>
               <w:top w:type="dxa" w:w="60"/>
               <w:left w:type="dxa" w:w="100"/>
@@ -5005,7 +5776,7 @@
         </w:trPr>
         <w:tc>
           <w:tcPr>
-            <w:tcW w:type="dxa" w:w="850"/>
+            <w:tcW w:type="dxa" w:w="826"/>
             <w:tcMar>
               <w:top w:type="dxa" w:w="60"/>
               <w:left w:type="dxa" w:w="100"/>
@@ -5025,7 +5796,7 @@
         </w:tc>
         <w:tc>
           <w:tcPr>
-            <w:tcW w:type="dxa" w:w="1984"/>
+            <w:tcW w:type="dxa" w:w="1927"/>
             <w:tcMar>
               <w:top w:type="dxa" w:w="60"/>
               <w:left w:type="dxa" w:w="100"/>
@@ -5045,7 +5816,7 @@
         </w:tc>
         <w:tc>
           <w:tcPr>
-            <w:tcW w:type="dxa" w:w="3259"/>
+            <w:tcW w:type="dxa" w:w="3442"/>
             <w:tcMar>
               <w:top w:type="dxa" w:w="60"/>
               <w:left w:type="dxa" w:w="100"/>
@@ -5065,7 +5836,7 @@
         </w:tc>
         <w:tc>
           <w:tcPr>
-            <w:tcW w:type="dxa" w:w="3545"/>
+            <w:tcW w:type="dxa" w:w="3443"/>
             <w:tcMar>
               <w:top w:type="dxa" w:w="60"/>
               <w:left w:type="dxa" w:w="100"/>
@@ -5090,7 +5861,7 @@
         </w:trPr>
         <w:tc>
           <w:tcPr>
-            <w:tcW w:type="dxa" w:w="850"/>
+            <w:tcW w:type="dxa" w:w="826"/>
             <w:tcMar>
               <w:top w:type="dxa" w:w="60"/>
               <w:left w:type="dxa" w:w="100"/>
@@ -5110,7 +5881,7 @@
         </w:tc>
         <w:tc>
           <w:tcPr>
-            <w:tcW w:type="dxa" w:w="1984"/>
+            <w:tcW w:type="dxa" w:w="1927"/>
             <w:tcMar>
               <w:top w:type="dxa" w:w="60"/>
               <w:left w:type="dxa" w:w="100"/>
@@ -5130,7 +5901,7 @@
         </w:tc>
         <w:tc>
           <w:tcPr>
-            <w:tcW w:type="dxa" w:w="3259"/>
+            <w:tcW w:type="dxa" w:w="3442"/>
             <w:tcMar>
               <w:top w:type="dxa" w:w="60"/>
               <w:left w:type="dxa" w:w="100"/>
@@ -5150,7 +5921,7 @@
         </w:tc>
         <w:tc>
           <w:tcPr>
-            <w:tcW w:type="dxa" w:w="3545"/>
+            <w:tcW w:type="dxa" w:w="3443"/>
             <w:tcMar>
               <w:top w:type="dxa" w:w="60"/>
               <w:left w:type="dxa" w:w="100"/>
@@ -5175,7 +5946,7 @@
         </w:trPr>
         <w:tc>
           <w:tcPr>
-            <w:tcW w:type="dxa" w:w="850"/>
+            <w:tcW w:type="dxa" w:w="826"/>
             <w:tcMar>
               <w:top w:type="dxa" w:w="60"/>
               <w:left w:type="dxa" w:w="100"/>
@@ -5195,7 +5966,7 @@
         </w:tc>
         <w:tc>
           <w:tcPr>
-            <w:tcW w:type="dxa" w:w="1984"/>
+            <w:tcW w:type="dxa" w:w="1927"/>
             <w:tcMar>
               <w:top w:type="dxa" w:w="60"/>
               <w:left w:type="dxa" w:w="100"/>
@@ -5215,7 +5986,7 @@
         </w:tc>
         <w:tc>
           <w:tcPr>
-            <w:tcW w:type="dxa" w:w="3259"/>
+            <w:tcW w:type="dxa" w:w="3442"/>
             <w:tcMar>
               <w:top w:type="dxa" w:w="60"/>
               <w:left w:type="dxa" w:w="100"/>
@@ -5235,7 +6006,7 @@
         </w:tc>
         <w:tc>
           <w:tcPr>
-            <w:tcW w:type="dxa" w:w="3545"/>
+            <w:tcW w:type="dxa" w:w="3443"/>
             <w:tcMar>
               <w:top w:type="dxa" w:w="60"/>
               <w:left w:type="dxa" w:w="100"/>
@@ -5260,7 +6031,7 @@
         </w:trPr>
         <w:tc>
           <w:tcPr>
-            <w:tcW w:type="dxa" w:w="850"/>
+            <w:tcW w:type="dxa" w:w="826"/>
             <w:tcMar>
               <w:top w:type="dxa" w:w="60"/>
               <w:left w:type="dxa" w:w="100"/>
@@ -5280,7 +6051,7 @@
         </w:tc>
         <w:tc>
           <w:tcPr>
-            <w:tcW w:type="dxa" w:w="1984"/>
+            <w:tcW w:type="dxa" w:w="1927"/>
             <w:tcMar>
               <w:top w:type="dxa" w:w="60"/>
               <w:left w:type="dxa" w:w="100"/>
@@ -5300,7 +6071,7 @@
         </w:tc>
         <w:tc>
           <w:tcPr>
-            <w:tcW w:type="dxa" w:w="3259"/>
+            <w:tcW w:type="dxa" w:w="3442"/>
             <w:tcMar>
               <w:top w:type="dxa" w:w="60"/>
               <w:left w:type="dxa" w:w="100"/>
@@ -5320,7 +6091,7 @@
         </w:tc>
         <w:tc>
           <w:tcPr>
-            <w:tcW w:type="dxa" w:w="3545"/>
+            <w:tcW w:type="dxa" w:w="3443"/>
             <w:tcMar>
               <w:top w:type="dxa" w:w="60"/>
               <w:left w:type="dxa" w:w="100"/>
@@ -5345,7 +6116,7 @@
         </w:trPr>
         <w:tc>
           <w:tcPr>
-            <w:tcW w:type="dxa" w:w="850"/>
+            <w:tcW w:type="dxa" w:w="826"/>
             <w:tcMar>
               <w:top w:type="dxa" w:w="60"/>
               <w:left w:type="dxa" w:w="100"/>
@@ -5365,7 +6136,7 @@
         </w:tc>
         <w:tc>
           <w:tcPr>
-            <w:tcW w:type="dxa" w:w="1984"/>
+            <w:tcW w:type="dxa" w:w="1927"/>
             <w:tcMar>
               <w:top w:type="dxa" w:w="60"/>
               <w:left w:type="dxa" w:w="100"/>
@@ -5385,7 +6156,7 @@
         </w:tc>
         <w:tc>
           <w:tcPr>
-            <w:tcW w:type="dxa" w:w="3259"/>
+            <w:tcW w:type="dxa" w:w="3442"/>
             <w:tcMar>
               <w:top w:type="dxa" w:w="60"/>
               <w:left w:type="dxa" w:w="100"/>
@@ -5405,7 +6176,7 @@
         </w:tc>
         <w:tc>
           <w:tcPr>
-            <w:tcW w:type="dxa" w:w="3545"/>
+            <w:tcW w:type="dxa" w:w="3443"/>
             <w:tcMar>
               <w:top w:type="dxa" w:w="60"/>
               <w:left w:type="dxa" w:w="100"/>
@@ -5430,7 +6201,7 @@
         </w:trPr>
         <w:tc>
           <w:tcPr>
-            <w:tcW w:type="dxa" w:w="850"/>
+            <w:tcW w:type="dxa" w:w="826"/>
             <w:tcMar>
               <w:top w:type="dxa" w:w="60"/>
               <w:left w:type="dxa" w:w="100"/>
@@ -5450,7 +6221,7 @@
         </w:tc>
         <w:tc>
           <w:tcPr>
-            <w:tcW w:type="dxa" w:w="1984"/>
+            <w:tcW w:type="dxa" w:w="1927"/>
             <w:tcMar>
               <w:top w:type="dxa" w:w="60"/>
               <w:left w:type="dxa" w:w="100"/>
@@ -5470,7 +6241,7 @@
         </w:tc>
         <w:tc>
           <w:tcPr>
-            <w:tcW w:type="dxa" w:w="3259"/>
+            <w:tcW w:type="dxa" w:w="3442"/>
             <w:tcMar>
               <w:top w:type="dxa" w:w="60"/>
               <w:left w:type="dxa" w:w="100"/>
@@ -5490,7 +6261,7 @@
         </w:tc>
         <w:tc>
           <w:tcPr>
-            <w:tcW w:type="dxa" w:w="3545"/>
+            <w:tcW w:type="dxa" w:w="3443"/>
             <w:tcMar>
               <w:top w:type="dxa" w:w="60"/>
               <w:left w:type="dxa" w:w="100"/>
@@ -5515,7 +6286,7 @@
         </w:trPr>
         <w:tc>
           <w:tcPr>
-            <w:tcW w:type="dxa" w:w="850"/>
+            <w:tcW w:type="dxa" w:w="826"/>
             <w:tcMar>
               <w:top w:type="dxa" w:w="60"/>
               <w:left w:type="dxa" w:w="100"/>
@@ -5535,7 +6306,7 @@
         </w:tc>
         <w:tc>
           <w:tcPr>
-            <w:tcW w:type="dxa" w:w="1984"/>
+            <w:tcW w:type="dxa" w:w="1927"/>
             <w:tcMar>
               <w:top w:type="dxa" w:w="60"/>
               <w:left w:type="dxa" w:w="100"/>
@@ -5555,7 +6326,7 @@
         </w:tc>
         <w:tc>
           <w:tcPr>
-            <w:tcW w:type="dxa" w:w="3259"/>
+            <w:tcW w:type="dxa" w:w="3442"/>
             <w:tcMar>
               <w:top w:type="dxa" w:w="60"/>
               <w:left w:type="dxa" w:w="100"/>
@@ -5575,7 +6346,7 @@
         </w:tc>
         <w:tc>
           <w:tcPr>
-            <w:tcW w:type="dxa" w:w="3545"/>
+            <w:tcW w:type="dxa" w:w="3443"/>
             <w:tcMar>
               <w:top w:type="dxa" w:w="60"/>
               <w:left w:type="dxa" w:w="100"/>
@@ -5600,7 +6371,7 @@
         </w:trPr>
         <w:tc>
           <w:tcPr>
-            <w:tcW w:type="dxa" w:w="850"/>
+            <w:tcW w:type="dxa" w:w="826"/>
             <w:tcMar>
               <w:top w:type="dxa" w:w="60"/>
               <w:left w:type="dxa" w:w="100"/>
@@ -5620,7 +6391,7 @@
         </w:tc>
         <w:tc>
           <w:tcPr>
-            <w:tcW w:type="dxa" w:w="1984"/>
+            <w:tcW w:type="dxa" w:w="1927"/>
             <w:tcMar>
               <w:top w:type="dxa" w:w="60"/>
               <w:left w:type="dxa" w:w="100"/>
@@ -5640,7 +6411,7 @@
         </w:tc>
         <w:tc>
           <w:tcPr>
-            <w:tcW w:type="dxa" w:w="3259"/>
+            <w:tcW w:type="dxa" w:w="3442"/>
             <w:tcMar>
               <w:top w:type="dxa" w:w="60"/>
               <w:left w:type="dxa" w:w="100"/>
@@ -5660,7 +6431,7 @@
         </w:tc>
         <w:tc>
           <w:tcPr>
-            <w:tcW w:type="dxa" w:w="3545"/>
+            <w:tcW w:type="dxa" w:w="3443"/>
             <w:tcMar>
               <w:top w:type="dxa" w:w="60"/>
               <w:left w:type="dxa" w:w="100"/>
@@ -5685,7 +6456,7 @@
         </w:trPr>
         <w:tc>
           <w:tcPr>
-            <w:tcW w:type="dxa" w:w="850"/>
+            <w:tcW w:type="dxa" w:w="826"/>
             <w:tcMar>
               <w:top w:type="dxa" w:w="60"/>
               <w:left w:type="dxa" w:w="100"/>
@@ -5705,7 +6476,7 @@
         </w:tc>
         <w:tc>
           <w:tcPr>
-            <w:tcW w:type="dxa" w:w="1984"/>
+            <w:tcW w:type="dxa" w:w="1927"/>
             <w:tcMar>
               <w:top w:type="dxa" w:w="60"/>
               <w:left w:type="dxa" w:w="100"/>
@@ -5725,7 +6496,7 @@
         </w:tc>
         <w:tc>
           <w:tcPr>
-            <w:tcW w:type="dxa" w:w="3259"/>
+            <w:tcW w:type="dxa" w:w="3442"/>
             <w:tcMar>
               <w:top w:type="dxa" w:w="60"/>
               <w:left w:type="dxa" w:w="100"/>
@@ -5745,7 +6516,7 @@
         </w:tc>
         <w:tc>
           <w:tcPr>
-            <w:tcW w:type="dxa" w:w="3545"/>
+            <w:tcW w:type="dxa" w:w="3443"/>
             <w:tcMar>
               <w:top w:type="dxa" w:w="60"/>
               <w:left w:type="dxa" w:w="100"/>
@@ -5770,7 +6541,7 @@
         </w:trPr>
         <w:tc>
           <w:tcPr>
-            <w:tcW w:type="dxa" w:w="850"/>
+            <w:tcW w:type="dxa" w:w="826"/>
             <w:tcMar>
               <w:top w:type="dxa" w:w="60"/>
               <w:left w:type="dxa" w:w="100"/>
@@ -5790,7 +6561,7 @@
         </w:tc>
         <w:tc>
           <w:tcPr>
-            <w:tcW w:type="dxa" w:w="1984"/>
+            <w:tcW w:type="dxa" w:w="1927"/>
             <w:tcMar>
               <w:top w:type="dxa" w:w="60"/>
               <w:left w:type="dxa" w:w="100"/>
@@ -5810,7 +6581,7 @@
         </w:tc>
         <w:tc>
           <w:tcPr>
-            <w:tcW w:type="dxa" w:w="3259"/>
+            <w:tcW w:type="dxa" w:w="3442"/>
             <w:tcMar>
               <w:top w:type="dxa" w:w="60"/>
               <w:left w:type="dxa" w:w="100"/>
@@ -5830,7 +6601,7 @@
         </w:tc>
         <w:tc>
           <w:tcPr>
-            <w:tcW w:type="dxa" w:w="3545"/>
+            <w:tcW w:type="dxa" w:w="3443"/>
             <w:tcMar>
               <w:top w:type="dxa" w:w="60"/>
               <w:left w:type="dxa" w:w="100"/>
@@ -5855,7 +6626,7 @@
         </w:trPr>
         <w:tc>
           <w:tcPr>
-            <w:tcW w:type="dxa" w:w="850"/>
+            <w:tcW w:type="dxa" w:w="826"/>
             <w:tcMar>
               <w:top w:type="dxa" w:w="60"/>
               <w:left w:type="dxa" w:w="100"/>
@@ -5875,7 +6646,7 @@
         </w:tc>
         <w:tc>
           <w:tcPr>
-            <w:tcW w:type="dxa" w:w="1984"/>
+            <w:tcW w:type="dxa" w:w="1927"/>
             <w:tcMar>
               <w:top w:type="dxa" w:w="60"/>
               <w:left w:type="dxa" w:w="100"/>
@@ -5895,7 +6666,7 @@
         </w:tc>
         <w:tc>
           <w:tcPr>
-            <w:tcW w:type="dxa" w:w="3259"/>
+            <w:tcW w:type="dxa" w:w="3442"/>
             <w:tcMar>
               <w:top w:type="dxa" w:w="60"/>
               <w:left w:type="dxa" w:w="100"/>
@@ -5915,7 +6686,7 @@
         </w:tc>
         <w:tc>
           <w:tcPr>
-            <w:tcW w:type="dxa" w:w="3545"/>
+            <w:tcW w:type="dxa" w:w="3443"/>
             <w:tcMar>
               <w:top w:type="dxa" w:w="60"/>
               <w:left w:type="dxa" w:w="100"/>
@@ -5940,7 +6711,7 @@
         </w:trPr>
         <w:tc>
           <w:tcPr>
-            <w:tcW w:type="dxa" w:w="850"/>
+            <w:tcW w:type="dxa" w:w="826"/>
             <w:tcMar>
               <w:top w:type="dxa" w:w="60"/>
               <w:left w:type="dxa" w:w="100"/>
@@ -5960,7 +6731,7 @@
         </w:tc>
         <w:tc>
           <w:tcPr>
-            <w:tcW w:type="dxa" w:w="1984"/>
+            <w:tcW w:type="dxa" w:w="1927"/>
             <w:tcMar>
               <w:top w:type="dxa" w:w="60"/>
               <w:left w:type="dxa" w:w="100"/>
@@ -5980,7 +6751,7 @@
         </w:tc>
         <w:tc>
           <w:tcPr>
-            <w:tcW w:type="dxa" w:w="3259"/>
+            <w:tcW w:type="dxa" w:w="3442"/>
             <w:tcMar>
               <w:top w:type="dxa" w:w="60"/>
               <w:left w:type="dxa" w:w="100"/>
@@ -6000,7 +6771,7 @@
         </w:tc>
         <w:tc>
           <w:tcPr>
-            <w:tcW w:type="dxa" w:w="3545"/>
+            <w:tcW w:type="dxa" w:w="3443"/>
             <w:tcMar>
               <w:top w:type="dxa" w:w="60"/>
               <w:left w:type="dxa" w:w="100"/>
@@ -6025,7 +6796,7 @@
         </w:trPr>
         <w:tc>
           <w:tcPr>
-            <w:tcW w:type="dxa" w:w="850"/>
+            <w:tcW w:type="dxa" w:w="826"/>
             <w:tcMar>
               <w:top w:type="dxa" w:w="60"/>
               <w:left w:type="dxa" w:w="100"/>
@@ -6045,7 +6816,7 @@
         </w:tc>
         <w:tc>
           <w:tcPr>
-            <w:tcW w:type="dxa" w:w="1984"/>
+            <w:tcW w:type="dxa" w:w="1927"/>
             <w:tcMar>
               <w:top w:type="dxa" w:w="60"/>
               <w:left w:type="dxa" w:w="100"/>
@@ -6065,7 +6836,7 @@
         </w:tc>
         <w:tc>
           <w:tcPr>
-            <w:tcW w:type="dxa" w:w="3259"/>
+            <w:tcW w:type="dxa" w:w="3442"/>
             <w:tcMar>
               <w:top w:type="dxa" w:w="60"/>
               <w:left w:type="dxa" w:w="100"/>
@@ -6085,7 +6856,7 @@
         </w:tc>
         <w:tc>
           <w:tcPr>
-            <w:tcW w:type="dxa" w:w="3545"/>
+            <w:tcW w:type="dxa" w:w="3443"/>
             <w:tcMar>
               <w:top w:type="dxa" w:w="60"/>
               <w:left w:type="dxa" w:w="100"/>
@@ -6110,7 +6881,7 @@
         </w:trPr>
         <w:tc>
           <w:tcPr>
-            <w:tcW w:type="dxa" w:w="850"/>
+            <w:tcW w:type="dxa" w:w="826"/>
             <w:tcMar>
               <w:top w:type="dxa" w:w="60"/>
               <w:left w:type="dxa" w:w="100"/>
@@ -6130,7 +6901,7 @@
         </w:tc>
         <w:tc>
           <w:tcPr>
-            <w:tcW w:type="dxa" w:w="1984"/>
+            <w:tcW w:type="dxa" w:w="1927"/>
             <w:tcMar>
               <w:top w:type="dxa" w:w="60"/>
               <w:left w:type="dxa" w:w="100"/>
@@ -6150,7 +6921,7 @@
         </w:tc>
         <w:tc>
           <w:tcPr>
-            <w:tcW w:type="dxa" w:w="3259"/>
+            <w:tcW w:type="dxa" w:w="3442"/>
             <w:tcMar>
               <w:top w:type="dxa" w:w="60"/>
               <w:left w:type="dxa" w:w="100"/>
@@ -6170,7 +6941,7 @@
         </w:tc>
         <w:tc>
           <w:tcPr>
-            <w:tcW w:type="dxa" w:w="3545"/>
+            <w:tcW w:type="dxa" w:w="3443"/>
             <w:tcMar>
               <w:top w:type="dxa" w:w="60"/>
               <w:left w:type="dxa" w:w="100"/>
@@ -6195,7 +6966,7 @@
         </w:trPr>
         <w:tc>
           <w:tcPr>
-            <w:tcW w:type="dxa" w:w="850"/>
+            <w:tcW w:type="dxa" w:w="826"/>
             <w:tcMar>
               <w:top w:type="dxa" w:w="60"/>
               <w:left w:type="dxa" w:w="100"/>
@@ -6215,7 +6986,7 @@
         </w:tc>
         <w:tc>
           <w:tcPr>
-            <w:tcW w:type="dxa" w:w="1984"/>
+            <w:tcW w:type="dxa" w:w="1927"/>
             <w:tcMar>
               <w:top w:type="dxa" w:w="60"/>
               <w:left w:type="dxa" w:w="100"/>
@@ -6235,7 +7006,7 @@
         </w:tc>
         <w:tc>
           <w:tcPr>
-            <w:tcW w:type="dxa" w:w="3259"/>
+            <w:tcW w:type="dxa" w:w="3442"/>
             <w:tcMar>
               <w:top w:type="dxa" w:w="60"/>
               <w:left w:type="dxa" w:w="100"/>
@@ -6255,7 +7026,7 @@
         </w:tc>
         <w:tc>
           <w:tcPr>
-            <w:tcW w:type="dxa" w:w="3545"/>
+            <w:tcW w:type="dxa" w:w="3443"/>
             <w:tcMar>
               <w:top w:type="dxa" w:w="60"/>
               <w:left w:type="dxa" w:w="100"/>
@@ -6280,7 +7051,7 @@
         </w:trPr>
         <w:tc>
           <w:tcPr>
-            <w:tcW w:type="dxa" w:w="850"/>
+            <w:tcW w:type="dxa" w:w="826"/>
             <w:tcMar>
               <w:top w:type="dxa" w:w="60"/>
               <w:left w:type="dxa" w:w="100"/>
@@ -6300,7 +7071,7 @@
         </w:tc>
         <w:tc>
           <w:tcPr>
-            <w:tcW w:type="dxa" w:w="1984"/>
+            <w:tcW w:type="dxa" w:w="1927"/>
             <w:tcMar>
               <w:top w:type="dxa" w:w="60"/>
               <w:left w:type="dxa" w:w="100"/>
@@ -6320,7 +7091,7 @@
         </w:tc>
         <w:tc>
           <w:tcPr>
-            <w:tcW w:type="dxa" w:w="3259"/>
+            <w:tcW w:type="dxa" w:w="3442"/>
             <w:tcMar>
               <w:top w:type="dxa" w:w="60"/>
               <w:left w:type="dxa" w:w="100"/>
@@ -6340,7 +7111,7 @@
         </w:tc>
         <w:tc>
           <w:tcPr>
-            <w:tcW w:type="dxa" w:w="3545"/>
+            <w:tcW w:type="dxa" w:w="3443"/>
             <w:tcMar>
               <w:top w:type="dxa" w:w="60"/>
               <w:left w:type="dxa" w:w="100"/>
@@ -6365,7 +7136,7 @@
         </w:trPr>
         <w:tc>
           <w:tcPr>
-            <w:tcW w:type="dxa" w:w="850"/>
+            <w:tcW w:type="dxa" w:w="826"/>
             <w:tcMar>
               <w:top w:type="dxa" w:w="60"/>
               <w:left w:type="dxa" w:w="100"/>
@@ -6385,7 +7156,7 @@
         </w:tc>
         <w:tc>
           <w:tcPr>
-            <w:tcW w:type="dxa" w:w="1984"/>
+            <w:tcW w:type="dxa" w:w="1927"/>
             <w:tcMar>
               <w:top w:type="dxa" w:w="60"/>
               <w:left w:type="dxa" w:w="100"/>
@@ -6405,7 +7176,7 @@
         </w:tc>
         <w:tc>
           <w:tcPr>
-            <w:tcW w:type="dxa" w:w="3259"/>
+            <w:tcW w:type="dxa" w:w="3442"/>
             <w:tcMar>
               <w:top w:type="dxa" w:w="60"/>
               <w:left w:type="dxa" w:w="100"/>
@@ -6425,7 +7196,7 @@
         </w:tc>
         <w:tc>
           <w:tcPr>
-            <w:tcW w:type="dxa" w:w="3545"/>
+            <w:tcW w:type="dxa" w:w="3443"/>
             <w:tcMar>
               <w:top w:type="dxa" w:w="60"/>
               <w:left w:type="dxa" w:w="100"/>
@@ -6450,7 +7221,7 @@
         </w:trPr>
         <w:tc>
           <w:tcPr>
-            <w:tcW w:type="dxa" w:w="850"/>
+            <w:tcW w:type="dxa" w:w="826"/>
             <w:tcMar>
               <w:top w:type="dxa" w:w="60"/>
               <w:left w:type="dxa" w:w="100"/>
@@ -6470,7 +7241,7 @@
         </w:tc>
         <w:tc>
           <w:tcPr>
-            <w:tcW w:type="dxa" w:w="1984"/>
+            <w:tcW w:type="dxa" w:w="1927"/>
             <w:tcMar>
               <w:top w:type="dxa" w:w="60"/>
               <w:left w:type="dxa" w:w="100"/>
@@ -6490,7 +7261,7 @@
         </w:tc>
         <w:tc>
           <w:tcPr>
-            <w:tcW w:type="dxa" w:w="3259"/>
+            <w:tcW w:type="dxa" w:w="3442"/>
             <w:tcMar>
               <w:top w:type="dxa" w:w="60"/>
               <w:left w:type="dxa" w:w="100"/>
@@ -6510,7 +7281,7 @@
         </w:tc>
         <w:tc>
           <w:tcPr>
-            <w:tcW w:type="dxa" w:w="3545"/>
+            <w:tcW w:type="dxa" w:w="3443"/>
             <w:tcMar>
               <w:top w:type="dxa" w:w="60"/>
               <w:left w:type="dxa" w:w="100"/>
@@ -6535,7 +7306,7 @@
         </w:trPr>
         <w:tc>
           <w:tcPr>
-            <w:tcW w:type="dxa" w:w="850"/>
+            <w:tcW w:type="dxa" w:w="826"/>
             <w:tcMar>
               <w:top w:type="dxa" w:w="60"/>
               <w:left w:type="dxa" w:w="100"/>
@@ -6555,7 +7326,7 @@
         </w:tc>
         <w:tc>
           <w:tcPr>
-            <w:tcW w:type="dxa" w:w="1984"/>
+            <w:tcW w:type="dxa" w:w="1927"/>
             <w:tcMar>
               <w:top w:type="dxa" w:w="60"/>
               <w:left w:type="dxa" w:w="100"/>
@@ -6575,7 +7346,7 @@
         </w:tc>
         <w:tc>
           <w:tcPr>
-            <w:tcW w:type="dxa" w:w="3259"/>
+            <w:tcW w:type="dxa" w:w="3442"/>
             <w:tcMar>
               <w:top w:type="dxa" w:w="60"/>
               <w:left w:type="dxa" w:w="100"/>
@@ -6595,7 +7366,7 @@
         </w:tc>
         <w:tc>
           <w:tcPr>
-            <w:tcW w:type="dxa" w:w="3545"/>
+            <w:tcW w:type="dxa" w:w="3443"/>
             <w:tcMar>
               <w:top w:type="dxa" w:w="60"/>
               <w:left w:type="dxa" w:w="100"/>
@@ -6620,7 +7391,7 @@
         </w:trPr>
         <w:tc>
           <w:tcPr>
-            <w:tcW w:type="dxa" w:w="850"/>
+            <w:tcW w:type="dxa" w:w="826"/>
             <w:tcMar>
               <w:top w:type="dxa" w:w="60"/>
               <w:left w:type="dxa" w:w="100"/>
@@ -6640,7 +7411,7 @@
         </w:tc>
         <w:tc>
           <w:tcPr>
-            <w:tcW w:type="dxa" w:w="1984"/>
+            <w:tcW w:type="dxa" w:w="1927"/>
             <w:tcMar>
               <w:top w:type="dxa" w:w="60"/>
               <w:left w:type="dxa" w:w="100"/>
@@ -6660,7 +7431,7 @@
         </w:tc>
         <w:tc>
           <w:tcPr>
-            <w:tcW w:type="dxa" w:w="3259"/>
+            <w:tcW w:type="dxa" w:w="3442"/>
             <w:tcMar>
               <w:top w:type="dxa" w:w="60"/>
               <w:left w:type="dxa" w:w="100"/>
@@ -6680,7 +7451,7 @@
         </w:tc>
         <w:tc>
           <w:tcPr>
-            <w:tcW w:type="dxa" w:w="3545"/>
+            <w:tcW w:type="dxa" w:w="3443"/>
             <w:tcMar>
               <w:top w:type="dxa" w:w="60"/>
               <w:left w:type="dxa" w:w="100"/>
@@ -6705,7 +7476,7 @@
         </w:trPr>
         <w:tc>
           <w:tcPr>
-            <w:tcW w:type="dxa" w:w="850"/>
+            <w:tcW w:type="dxa" w:w="826"/>
             <w:tcMar>
               <w:top w:type="dxa" w:w="60"/>
               <w:left w:type="dxa" w:w="100"/>
@@ -6725,7 +7496,7 @@
         </w:tc>
         <w:tc>
           <w:tcPr>
-            <w:tcW w:type="dxa" w:w="1984"/>
+            <w:tcW w:type="dxa" w:w="1927"/>
             <w:tcMar>
               <w:top w:type="dxa" w:w="60"/>
               <w:left w:type="dxa" w:w="100"/>
@@ -6745,7 +7516,7 @@
         </w:tc>
         <w:tc>
           <w:tcPr>
-            <w:tcW w:type="dxa" w:w="3259"/>
+            <w:tcW w:type="dxa" w:w="3442"/>
             <w:tcMar>
               <w:top w:type="dxa" w:w="60"/>
               <w:left w:type="dxa" w:w="100"/>
@@ -6765,7 +7536,7 @@
         </w:tc>
         <w:tc>
           <w:tcPr>
-            <w:tcW w:type="dxa" w:w="3545"/>
+            <w:tcW w:type="dxa" w:w="3443"/>
             <w:tcMar>
               <w:top w:type="dxa" w:w="60"/>
               <w:left w:type="dxa" w:w="100"/>
@@ -6790,7 +7561,7 @@
         </w:trPr>
         <w:tc>
           <w:tcPr>
-            <w:tcW w:type="dxa" w:w="850"/>
+            <w:tcW w:type="dxa" w:w="826"/>
             <w:tcMar>
               <w:top w:type="dxa" w:w="60"/>
               <w:left w:type="dxa" w:w="100"/>
@@ -6810,7 +7581,7 @@
         </w:tc>
         <w:tc>
           <w:tcPr>
-            <w:tcW w:type="dxa" w:w="1984"/>
+            <w:tcW w:type="dxa" w:w="1927"/>
             <w:tcMar>
               <w:top w:type="dxa" w:w="60"/>
               <w:left w:type="dxa" w:w="100"/>
@@ -6830,7 +7601,7 @@
         </w:tc>
         <w:tc>
           <w:tcPr>
-            <w:tcW w:type="dxa" w:w="3259"/>
+            <w:tcW w:type="dxa" w:w="3442"/>
             <w:tcMar>
               <w:top w:type="dxa" w:w="60"/>
               <w:left w:type="dxa" w:w="100"/>
@@ -6850,7 +7621,7 @@
         </w:tc>
         <w:tc>
           <w:tcPr>
-            <w:tcW w:type="dxa" w:w="3545"/>
+            <w:tcW w:type="dxa" w:w="3443"/>
             <w:tcMar>
               <w:top w:type="dxa" w:w="60"/>
               <w:left w:type="dxa" w:w="100"/>
@@ -6875,7 +7646,7 @@
         </w:trPr>
         <w:tc>
           <w:tcPr>
-            <w:tcW w:type="dxa" w:w="850"/>
+            <w:tcW w:type="dxa" w:w="826"/>
             <w:tcMar>
               <w:top w:type="dxa" w:w="60"/>
               <w:left w:type="dxa" w:w="100"/>
@@ -6895,7 +7666,7 @@
         </w:tc>
         <w:tc>
           <w:tcPr>
-            <w:tcW w:type="dxa" w:w="1984"/>
+            <w:tcW w:type="dxa" w:w="1927"/>
             <w:tcMar>
               <w:top w:type="dxa" w:w="60"/>
               <w:left w:type="dxa" w:w="100"/>
@@ -6915,7 +7686,7 @@
         </w:tc>
         <w:tc>
           <w:tcPr>
-            <w:tcW w:type="dxa" w:w="3259"/>
+            <w:tcW w:type="dxa" w:w="3442"/>
             <w:tcMar>
               <w:top w:type="dxa" w:w="60"/>
               <w:left w:type="dxa" w:w="100"/>
@@ -6935,7 +7706,7 @@
         </w:tc>
         <w:tc>
           <w:tcPr>
-            <w:tcW w:type="dxa" w:w="3545"/>
+            <w:tcW w:type="dxa" w:w="3443"/>
             <w:tcMar>
               <w:top w:type="dxa" w:w="60"/>
               <w:left w:type="dxa" w:w="100"/>
@@ -6960,7 +7731,7 @@
         </w:trPr>
         <w:tc>
           <w:tcPr>
-            <w:tcW w:type="dxa" w:w="850"/>
+            <w:tcW w:type="dxa" w:w="826"/>
             <w:tcMar>
               <w:top w:type="dxa" w:w="60"/>
               <w:left w:type="dxa" w:w="100"/>
@@ -6980,7 +7751,7 @@
         </w:tc>
         <w:tc>
           <w:tcPr>
-            <w:tcW w:type="dxa" w:w="1984"/>
+            <w:tcW w:type="dxa" w:w="1927"/>
             <w:tcMar>
               <w:top w:type="dxa" w:w="60"/>
               <w:left w:type="dxa" w:w="100"/>
@@ -7000,7 +7771,7 @@
         </w:tc>
         <w:tc>
           <w:tcPr>
-            <w:tcW w:type="dxa" w:w="3259"/>
+            <w:tcW w:type="dxa" w:w="3442"/>
             <w:tcMar>
               <w:top w:type="dxa" w:w="60"/>
               <w:left w:type="dxa" w:w="100"/>
@@ -7020,7 +7791,7 @@
         </w:tc>
         <w:tc>
           <w:tcPr>
-            <w:tcW w:type="dxa" w:w="3545"/>
+            <w:tcW w:type="dxa" w:w="3443"/>
             <w:tcMar>
               <w:top w:type="dxa" w:w="60"/>
               <w:left w:type="dxa" w:w="100"/>
@@ -7045,7 +7816,7 @@
         </w:trPr>
         <w:tc>
           <w:tcPr>
-            <w:tcW w:type="dxa" w:w="850"/>
+            <w:tcW w:type="dxa" w:w="826"/>
             <w:tcMar>
               <w:top w:type="dxa" w:w="60"/>
               <w:left w:type="dxa" w:w="100"/>
@@ -7065,7 +7836,7 @@
         </w:tc>
         <w:tc>
           <w:tcPr>
-            <w:tcW w:type="dxa" w:w="1984"/>
+            <w:tcW w:type="dxa" w:w="1927"/>
             <w:tcMar>
               <w:top w:type="dxa" w:w="60"/>
               <w:left w:type="dxa" w:w="100"/>
@@ -7085,7 +7856,7 @@
         </w:tc>
         <w:tc>
           <w:tcPr>
-            <w:tcW w:type="dxa" w:w="3259"/>
+            <w:tcW w:type="dxa" w:w="3442"/>
             <w:tcMar>
               <w:top w:type="dxa" w:w="60"/>
               <w:left w:type="dxa" w:w="100"/>
@@ -7105,7 +7876,7 @@
         </w:tc>
         <w:tc>
           <w:tcPr>
-            <w:tcW w:type="dxa" w:w="3545"/>
+            <w:tcW w:type="dxa" w:w="3443"/>
             <w:tcMar>
               <w:top w:type="dxa" w:w="60"/>
               <w:left w:type="dxa" w:w="100"/>
@@ -7130,7 +7901,7 @@
         </w:trPr>
         <w:tc>
           <w:tcPr>
-            <w:tcW w:type="dxa" w:w="850"/>
+            <w:tcW w:type="dxa" w:w="826"/>
             <w:tcMar>
               <w:top w:type="dxa" w:w="60"/>
               <w:left w:type="dxa" w:w="100"/>
@@ -7150,7 +7921,7 @@
         </w:tc>
         <w:tc>
           <w:tcPr>
-            <w:tcW w:type="dxa" w:w="1984"/>
+            <w:tcW w:type="dxa" w:w="1927"/>
             <w:tcMar>
               <w:top w:type="dxa" w:w="60"/>
               <w:left w:type="dxa" w:w="100"/>
@@ -7170,7 +7941,7 @@
         </w:tc>
         <w:tc>
           <w:tcPr>
-            <w:tcW w:type="dxa" w:w="3259"/>
+            <w:tcW w:type="dxa" w:w="3442"/>
             <w:tcMar>
               <w:top w:type="dxa" w:w="60"/>
               <w:left w:type="dxa" w:w="100"/>
@@ -7190,7 +7961,7 @@
         </w:tc>
         <w:tc>
           <w:tcPr>
-            <w:tcW w:type="dxa" w:w="3545"/>
+            <w:tcW w:type="dxa" w:w="3443"/>
             <w:tcMar>
               <w:top w:type="dxa" w:w="60"/>
               <w:left w:type="dxa" w:w="100"/>
@@ -7205,6 +7976,941 @@
                 <w:szCs w:val="19"/>
               </w:rPr>
               <w:t xml:space="preserve">把散熱器吹出的熱風導走，不讓它繞回來</w:t>
+            </w:r>
+          </w:p>
+        </w:tc>
+      </w:tr>
+      <w:tr>
+        <w:trPr>
+          <w:tblHeader w:val="off"/>
+        </w:trPr>
+        <w:tc>
+          <w:tcPr>
+            <w:tcW w:type="dxa" w:w="826"/>
+            <w:tcMar>
+              <w:top w:type="dxa" w:w="60"/>
+              <w:left w:type="dxa" w:w="100"/>
+              <w:bottom w:type="dxa" w:w="60"/>
+              <w:right w:type="dxa" w:w="100"/>
+            </w:tcMar>
+          </w:tcPr>
+          <w:p>
+            <w:r>
+              <w:rPr>
+                <w:sz w:val="19"/>
+                <w:szCs w:val="19"/>
+              </w:rPr>
+              <w:t xml:space="preserve">游標卡尺</w:t>
+            </w:r>
+          </w:p>
+        </w:tc>
+        <w:tc>
+          <w:tcPr>
+            <w:tcW w:type="dxa" w:w="1927"/>
+            <w:tcMar>
+              <w:top w:type="dxa" w:w="60"/>
+              <w:left w:type="dxa" w:w="100"/>
+              <w:bottom w:type="dxa" w:w="60"/>
+              <w:right w:type="dxa" w:w="100"/>
+            </w:tcMar>
+          </w:tcPr>
+          <w:p>
+            <w:r>
+              <w:rPr>
+                <w:sz w:val="19"/>
+                <w:szCs w:val="19"/>
+              </w:rPr>
+              <w:t xml:space="preserve">卡尺</w:t>
+            </w:r>
+          </w:p>
+        </w:tc>
+        <w:tc>
+          <w:tcPr>
+            <w:tcW w:type="dxa" w:w="3442"/>
+            <w:tcMar>
+              <w:top w:type="dxa" w:w="60"/>
+              <w:left w:type="dxa" w:w="100"/>
+              <w:bottom w:type="dxa" w:w="60"/>
+              <w:right w:type="dxa" w:w="100"/>
+            </w:tcMar>
+          </w:tcPr>
+          <w:p>
+            <w:r>
+              <w:rPr>
+                <w:sz w:val="19"/>
+                <w:szCs w:val="19"/>
+              </w:rPr>
+              <w:t xml:space="preserve">Vernier Caliper</w:t>
+            </w:r>
+          </w:p>
+        </w:tc>
+        <w:tc>
+          <w:tcPr>
+            <w:tcW w:type="dxa" w:w="3443"/>
+            <w:tcMar>
+              <w:top w:type="dxa" w:w="60"/>
+              <w:left w:type="dxa" w:w="100"/>
+              <w:bottom w:type="dxa" w:w="60"/>
+              <w:right w:type="dxa" w:w="100"/>
+            </w:tcMar>
+          </w:tcPr>
+          <w:p>
+            <w:r>
+              <w:rPr>
+                <w:sz w:val="19"/>
+                <w:szCs w:val="19"/>
+              </w:rPr>
+              <w:t xml:space="preserve">先看游尺的 0；銅管量外徑、接頭量內徑</w:t>
+            </w:r>
+          </w:p>
+        </w:tc>
+      </w:tr>
+      <w:tr>
+        <w:trPr>
+          <w:tblHeader w:val="off"/>
+        </w:trPr>
+        <w:tc>
+          <w:tcPr>
+            <w:tcW w:type="dxa" w:w="826"/>
+            <w:tcMar>
+              <w:top w:type="dxa" w:w="60"/>
+              <w:left w:type="dxa" w:w="100"/>
+              <w:bottom w:type="dxa" w:w="60"/>
+              <w:right w:type="dxa" w:w="100"/>
+            </w:tcMar>
+          </w:tcPr>
+          <w:p>
+            <w:r>
+              <w:rPr>
+                <w:sz w:val="19"/>
+                <w:szCs w:val="19"/>
+              </w:rPr>
+              <w:t xml:space="preserve">焊接</w:t>
+            </w:r>
+          </w:p>
+        </w:tc>
+        <w:tc>
+          <w:tcPr>
+            <w:tcW w:type="dxa" w:w="1927"/>
+            <w:tcMar>
+              <w:top w:type="dxa" w:w="60"/>
+              <w:left w:type="dxa" w:w="100"/>
+              <w:bottom w:type="dxa" w:w="60"/>
+              <w:right w:type="dxa" w:w="100"/>
+            </w:tcMar>
+          </w:tcPr>
+          <w:p>
+            <w:r>
+              <w:rPr>
+                <w:sz w:val="19"/>
+                <w:szCs w:val="19"/>
+              </w:rPr>
+              <w:t xml:space="preserve">ODF、型號尾巴有 S</w:t>
+            </w:r>
+          </w:p>
+        </w:tc>
+        <w:tc>
+          <w:tcPr>
+            <w:tcW w:type="dxa" w:w="3442"/>
+            <w:tcMar>
+              <w:top w:type="dxa" w:w="60"/>
+              <w:left w:type="dxa" w:w="100"/>
+              <w:bottom w:type="dxa" w:w="60"/>
+              <w:right w:type="dxa" w:w="100"/>
+            </w:tcMar>
+          </w:tcPr>
+          <w:p>
+            <w:r>
+              <w:rPr>
+                <w:sz w:val="19"/>
+                <w:szCs w:val="19"/>
+              </w:rPr>
+              <w:t xml:space="preserve">Solder Connection</w:t>
+            </w:r>
+          </w:p>
+        </w:tc>
+        <w:tc>
+          <w:tcPr>
+            <w:tcW w:type="dxa" w:w="3443"/>
+            <w:tcMar>
+              <w:top w:type="dxa" w:w="60"/>
+              <w:left w:type="dxa" w:w="100"/>
+              <w:bottom w:type="dxa" w:w="60"/>
+              <w:right w:type="dxa" w:w="100"/>
+            </w:tcMar>
+          </w:tcPr>
+          <w:p>
+            <w:r>
+              <w:rPr>
+                <w:sz w:val="19"/>
+                <w:szCs w:val="19"/>
+              </w:rPr>
+              <w:t xml:space="preserve">乾燥過濾器 DML 083S＝三分、焊接</w:t>
+            </w:r>
+          </w:p>
+        </w:tc>
+      </w:tr>
+      <w:tr>
+        <w:trPr>
+          <w:tblHeader w:val="off"/>
+        </w:trPr>
+        <w:tc>
+          <w:tcPr>
+            <w:tcW w:type="dxa" w:w="826"/>
+            <w:tcMar>
+              <w:top w:type="dxa" w:w="60"/>
+              <w:left w:type="dxa" w:w="100"/>
+              <w:bottom w:type="dxa" w:w="60"/>
+              <w:right w:type="dxa" w:w="100"/>
+            </w:tcMar>
+          </w:tcPr>
+          <w:p>
+            <w:r>
+              <w:rPr>
+                <w:sz w:val="19"/>
+                <w:szCs w:val="19"/>
+              </w:rPr>
+              <w:t xml:space="preserve">喇叭口</w:t>
+            </w:r>
+          </w:p>
+        </w:tc>
+        <w:tc>
+          <w:tcPr>
+            <w:tcW w:type="dxa" w:w="1927"/>
+            <w:tcMar>
+              <w:top w:type="dxa" w:w="60"/>
+              <w:left w:type="dxa" w:w="100"/>
+              <w:bottom w:type="dxa" w:w="60"/>
+              <w:right w:type="dxa" w:w="100"/>
+            </w:tcMar>
+          </w:tcPr>
+          <w:p>
+            <w:r>
+              <w:rPr>
+                <w:sz w:val="19"/>
+                <w:szCs w:val="19"/>
+              </w:rPr>
+              <w:t xml:space="preserve">牙、SAE、喇叭頭</w:t>
+            </w:r>
+          </w:p>
+        </w:tc>
+        <w:tc>
+          <w:tcPr>
+            <w:tcW w:type="dxa" w:w="3442"/>
+            <w:tcMar>
+              <w:top w:type="dxa" w:w="60"/>
+              <w:left w:type="dxa" w:w="100"/>
+              <w:bottom w:type="dxa" w:w="60"/>
+              <w:right w:type="dxa" w:w="100"/>
+            </w:tcMar>
+          </w:tcPr>
+          <w:p>
+            <w:r>
+              <w:rPr>
+                <w:sz w:val="19"/>
+                <w:szCs w:val="19"/>
+              </w:rPr>
+              <w:t xml:space="preserve">Flare Connection</w:t>
+            </w:r>
+          </w:p>
+        </w:tc>
+        <w:tc>
+          <w:tcPr>
+            <w:tcW w:type="dxa" w:w="3443"/>
+            <w:tcMar>
+              <w:top w:type="dxa" w:w="60"/>
+              <w:left w:type="dxa" w:w="100"/>
+              <w:bottom w:type="dxa" w:w="60"/>
+              <w:right w:type="dxa" w:w="100"/>
+            </w:tcMar>
+          </w:tcPr>
+          <w:p>
+            <w:r>
+              <w:rPr>
+                <w:sz w:val="19"/>
+                <w:szCs w:val="19"/>
+              </w:rPr>
+              <w:t xml:space="preserve">拆得下來、不用動火</w:t>
+            </w:r>
+          </w:p>
+        </w:tc>
+      </w:tr>
+      <w:tr>
+        <w:trPr>
+          <w:tblHeader w:val="off"/>
+        </w:trPr>
+        <w:tc>
+          <w:tcPr>
+            <w:tcW w:type="dxa" w:w="826"/>
+            <w:tcMar>
+              <w:top w:type="dxa" w:w="60"/>
+              <w:left w:type="dxa" w:w="100"/>
+              <w:bottom w:type="dxa" w:w="60"/>
+              <w:right w:type="dxa" w:w="100"/>
+            </w:tcMar>
+          </w:tcPr>
+          <w:p>
+            <w:r>
+              <w:rPr>
+                <w:sz w:val="19"/>
+                <w:szCs w:val="19"/>
+              </w:rPr>
+              <w:t xml:space="preserve">大小頭</w:t>
+            </w:r>
+          </w:p>
+        </w:tc>
+        <w:tc>
+          <w:tcPr>
+            <w:tcW w:type="dxa" w:w="1927"/>
+            <w:tcMar>
+              <w:top w:type="dxa" w:w="60"/>
+              <w:left w:type="dxa" w:w="100"/>
+              <w:bottom w:type="dxa" w:w="60"/>
+              <w:right w:type="dxa" w:w="100"/>
+            </w:tcMar>
+          </w:tcPr>
+          <w:p>
+            <w:r>
+              <w:rPr>
+                <w:sz w:val="19"/>
+                <w:szCs w:val="19"/>
+              </w:rPr>
+              <w:t xml:space="preserve">—</w:t>
+            </w:r>
+          </w:p>
+        </w:tc>
+        <w:tc>
+          <w:tcPr>
+            <w:tcW w:type="dxa" w:w="3442"/>
+            <w:tcMar>
+              <w:top w:type="dxa" w:w="60"/>
+              <w:left w:type="dxa" w:w="100"/>
+              <w:bottom w:type="dxa" w:w="60"/>
+              <w:right w:type="dxa" w:w="100"/>
+            </w:tcMar>
+          </w:tcPr>
+          <w:p>
+            <w:r>
+              <w:rPr>
+                <w:sz w:val="19"/>
+                <w:szCs w:val="19"/>
+              </w:rPr>
+              <w:t xml:space="preserve">Reducer</w:t>
+            </w:r>
+          </w:p>
+        </w:tc>
+        <w:tc>
+          <w:tcPr>
+            <w:tcW w:type="dxa" w:w="3443"/>
+            <w:tcMar>
+              <w:top w:type="dxa" w:w="60"/>
+              <w:left w:type="dxa" w:w="100"/>
+              <w:bottom w:type="dxa" w:w="60"/>
+              <w:right w:type="dxa" w:w="100"/>
+            </w:tcMar>
+          </w:tcPr>
+          <w:p>
+            <w:r>
+              <w:rPr>
+                <w:sz w:val="19"/>
+                <w:szCs w:val="19"/>
+              </w:rPr>
+              <w:t xml:space="preserve">一邊大一邊小，以大的分類</w:t>
+            </w:r>
+          </w:p>
+        </w:tc>
+      </w:tr>
+      <w:tr>
+        <w:trPr>
+          <w:tblHeader w:val="off"/>
+        </w:trPr>
+        <w:tc>
+          <w:tcPr>
+            <w:tcW w:type="dxa" w:w="826"/>
+            <w:tcMar>
+              <w:top w:type="dxa" w:w="60"/>
+              <w:left w:type="dxa" w:w="100"/>
+              <w:bottom w:type="dxa" w:w="60"/>
+              <w:right w:type="dxa" w:w="100"/>
+            </w:tcMar>
+          </w:tcPr>
+          <w:p>
+            <w:r>
+              <w:rPr>
+                <w:sz w:val="19"/>
+                <w:szCs w:val="19"/>
+              </w:rPr>
+              <w:t xml:space="preserve">三通</w:t>
+            </w:r>
+          </w:p>
+        </w:tc>
+        <w:tc>
+          <w:tcPr>
+            <w:tcW w:type="dxa" w:w="1927"/>
+            <w:tcMar>
+              <w:top w:type="dxa" w:w="60"/>
+              <w:left w:type="dxa" w:w="100"/>
+              <w:bottom w:type="dxa" w:w="60"/>
+              <w:right w:type="dxa" w:w="100"/>
+            </w:tcMar>
+          </w:tcPr>
+          <w:p>
+            <w:r>
+              <w:rPr>
+                <w:sz w:val="19"/>
+                <w:szCs w:val="19"/>
+              </w:rPr>
+              <w:t xml:space="preserve">T 型、Y 型</w:t>
+            </w:r>
+          </w:p>
+        </w:tc>
+        <w:tc>
+          <w:tcPr>
+            <w:tcW w:type="dxa" w:w="3442"/>
+            <w:tcMar>
+              <w:top w:type="dxa" w:w="60"/>
+              <w:left w:type="dxa" w:w="100"/>
+              <w:bottom w:type="dxa" w:w="60"/>
+              <w:right w:type="dxa" w:w="100"/>
+            </w:tcMar>
+          </w:tcPr>
+          <w:p>
+            <w:r>
+              <w:rPr>
+                <w:sz w:val="19"/>
+                <w:szCs w:val="19"/>
+              </w:rPr>
+              <w:t xml:space="preserve">Tee / Wye</w:t>
+            </w:r>
+          </w:p>
+        </w:tc>
+        <w:tc>
+          <w:tcPr>
+            <w:tcW w:type="dxa" w:w="3443"/>
+            <w:tcMar>
+              <w:top w:type="dxa" w:w="60"/>
+              <w:left w:type="dxa" w:w="100"/>
+              <w:bottom w:type="dxa" w:w="60"/>
+              <w:right w:type="dxa" w:w="100"/>
+            </w:tcMar>
+          </w:tcPr>
+          <w:p>
+            <w:r>
+              <w:rPr>
+                <w:sz w:val="19"/>
+                <w:szCs w:val="19"/>
+              </w:rPr>
+              <w:t xml:space="preserve">Y 型下面大、上面小，一對二用</w:t>
+            </w:r>
+          </w:p>
+        </w:tc>
+      </w:tr>
+      <w:tr>
+        <w:trPr>
+          <w:tblHeader w:val="off"/>
+        </w:trPr>
+        <w:tc>
+          <w:tcPr>
+            <w:tcW w:type="dxa" w:w="826"/>
+            <w:tcMar>
+              <w:top w:type="dxa" w:w="60"/>
+              <w:left w:type="dxa" w:w="100"/>
+              <w:bottom w:type="dxa" w:w="60"/>
+              <w:right w:type="dxa" w:w="100"/>
+            </w:tcMar>
+          </w:tcPr>
+          <w:p>
+            <w:r>
+              <w:rPr>
+                <w:sz w:val="19"/>
+                <w:szCs w:val="19"/>
+              </w:rPr>
+              <w:t xml:space="preserve">一八五</w:t>
+            </w:r>
+          </w:p>
+        </w:tc>
+        <w:tc>
+          <w:tcPr>
+            <w:tcW w:type="dxa" w:w="1927"/>
+            <w:tcMar>
+              <w:top w:type="dxa" w:w="60"/>
+              <w:left w:type="dxa" w:w="100"/>
+              <w:bottom w:type="dxa" w:w="60"/>
+              <w:right w:type="dxa" w:w="100"/>
+            </w:tcMar>
+          </w:tcPr>
+          <w:p>
+            <w:r>
+              <w:rPr>
+                <w:sz w:val="19"/>
+                <w:szCs w:val="19"/>
+              </w:rPr>
+              <w:t xml:space="preserve">1吋5分</w:t>
+            </w:r>
+          </w:p>
+        </w:tc>
+        <w:tc>
+          <w:tcPr>
+            <w:tcW w:type="dxa" w:w="3442"/>
+            <w:tcMar>
+              <w:top w:type="dxa" w:w="60"/>
+              <w:left w:type="dxa" w:w="100"/>
+              <w:bottom w:type="dxa" w:w="60"/>
+              <w:right w:type="dxa" w:w="100"/>
+            </w:tcMar>
+          </w:tcPr>
+          <w:p>
+            <w:r>
+              <w:rPr>
+                <w:sz w:val="19"/>
+                <w:szCs w:val="19"/>
+              </w:rPr>
+              <w:t xml:space="preserve">1-5/8″</w:t>
+            </w:r>
+          </w:p>
+        </w:tc>
+        <w:tc>
+          <w:tcPr>
+            <w:tcW w:type="dxa" w:w="3443"/>
+            <w:tcMar>
+              <w:top w:type="dxa" w:w="60"/>
+              <w:left w:type="dxa" w:w="100"/>
+              <w:bottom w:type="dxa" w:w="60"/>
+              <w:right w:type="dxa" w:w="100"/>
+            </w:tcMar>
+          </w:tcPr>
+          <w:p>
+            <w:r>
+              <w:rPr>
+                <w:sz w:val="19"/>
+                <w:szCs w:val="19"/>
+              </w:rPr>
+              <w:t xml:space="preserve">口語：一八一、一八三、一八五</w:t>
+            </w:r>
+          </w:p>
+        </w:tc>
+      </w:tr>
+      <w:tr>
+        <w:trPr>
+          <w:tblHeader w:val="off"/>
+        </w:trPr>
+        <w:tc>
+          <w:tcPr>
+            <w:tcW w:type="dxa" w:w="826"/>
+            <w:tcMar>
+              <w:top w:type="dxa" w:w="60"/>
+              <w:left w:type="dxa" w:w="100"/>
+              <w:bottom w:type="dxa" w:w="60"/>
+              <w:right w:type="dxa" w:w="100"/>
+            </w:tcMar>
+          </w:tcPr>
+          <w:p>
+            <w:r>
+              <w:rPr>
+                <w:sz w:val="19"/>
+                <w:szCs w:val="19"/>
+              </w:rPr>
+              <w:t xml:space="preserve">被覆銅管</w:t>
+            </w:r>
+          </w:p>
+        </w:tc>
+        <w:tc>
+          <w:tcPr>
+            <w:tcW w:type="dxa" w:w="1927"/>
+            <w:tcMar>
+              <w:top w:type="dxa" w:w="60"/>
+              <w:left w:type="dxa" w:w="100"/>
+              <w:bottom w:type="dxa" w:w="60"/>
+              <w:right w:type="dxa" w:w="100"/>
+            </w:tcMar>
+          </w:tcPr>
+          <w:p>
+            <w:r>
+              <w:rPr>
+                <w:sz w:val="19"/>
+                <w:szCs w:val="19"/>
+              </w:rPr>
+              <w:t xml:space="preserve">—</w:t>
+            </w:r>
+          </w:p>
+        </w:tc>
+        <w:tc>
+          <w:tcPr>
+            <w:tcW w:type="dxa" w:w="3442"/>
+            <w:tcMar>
+              <w:top w:type="dxa" w:w="60"/>
+              <w:left w:type="dxa" w:w="100"/>
+              <w:bottom w:type="dxa" w:w="60"/>
+              <w:right w:type="dxa" w:w="100"/>
+            </w:tcMar>
+          </w:tcPr>
+          <w:p>
+            <w:r>
+              <w:rPr>
+                <w:sz w:val="19"/>
+                <w:szCs w:val="19"/>
+              </w:rPr>
+              <w:t xml:space="preserve">Pre-insulated Copper Pair</w:t>
+            </w:r>
+          </w:p>
+        </w:tc>
+        <w:tc>
+          <w:tcPr>
+            <w:tcW w:type="dxa" w:w="3443"/>
+            <w:tcMar>
+              <w:top w:type="dxa" w:w="60"/>
+              <w:left w:type="dxa" w:w="100"/>
+              <w:bottom w:type="dxa" w:w="60"/>
+              <w:right w:type="dxa" w:w="100"/>
+            </w:tcMar>
+          </w:tcPr>
+          <w:p>
+            <w:r>
+              <w:rPr>
+                <w:sz w:val="19"/>
+                <w:szCs w:val="19"/>
+              </w:rPr>
+              <w:t xml:space="preserve">冷氣用：液管＋氣管一組（例 2330）</w:t>
+            </w:r>
+          </w:p>
+        </w:tc>
+      </w:tr>
+      <w:tr>
+        <w:trPr>
+          <w:tblHeader w:val="off"/>
+        </w:trPr>
+        <w:tc>
+          <w:tcPr>
+            <w:tcW w:type="dxa" w:w="826"/>
+            <w:tcMar>
+              <w:top w:type="dxa" w:w="60"/>
+              <w:left w:type="dxa" w:w="100"/>
+              <w:bottom w:type="dxa" w:w="60"/>
+              <w:right w:type="dxa" w:w="100"/>
+            </w:tcMar>
+          </w:tcPr>
+          <w:p>
+            <w:r>
+              <w:rPr>
+                <w:sz w:val="19"/>
+                <w:szCs w:val="19"/>
+              </w:rPr>
+              <w:t xml:space="preserve">修飾管槽</w:t>
+            </w:r>
+          </w:p>
+        </w:tc>
+        <w:tc>
+          <w:tcPr>
+            <w:tcW w:type="dxa" w:w="1927"/>
+            <w:tcMar>
+              <w:top w:type="dxa" w:w="60"/>
+              <w:left w:type="dxa" w:w="100"/>
+              <w:bottom w:type="dxa" w:w="60"/>
+              <w:right w:type="dxa" w:w="100"/>
+            </w:tcMar>
+          </w:tcPr>
+          <w:p>
+            <w:r>
+              <w:rPr>
+                <w:sz w:val="19"/>
+                <w:szCs w:val="19"/>
+              </w:rPr>
+              <w:t xml:space="preserve">管槽</w:t>
+            </w:r>
+          </w:p>
+        </w:tc>
+        <w:tc>
+          <w:tcPr>
+            <w:tcW w:type="dxa" w:w="3442"/>
+            <w:tcMar>
+              <w:top w:type="dxa" w:w="60"/>
+              <w:left w:type="dxa" w:w="100"/>
+              <w:bottom w:type="dxa" w:w="60"/>
+              <w:right w:type="dxa" w:w="100"/>
+            </w:tcMar>
+          </w:tcPr>
+          <w:p>
+            <w:r>
+              <w:rPr>
+                <w:sz w:val="19"/>
+                <w:szCs w:val="19"/>
+              </w:rPr>
+              <w:t xml:space="preserve">Line-set Cover</w:t>
+            </w:r>
+          </w:p>
+        </w:tc>
+        <w:tc>
+          <w:tcPr>
+            <w:tcW w:type="dxa" w:w="3443"/>
+            <w:tcMar>
+              <w:top w:type="dxa" w:w="60"/>
+              <w:left w:type="dxa" w:w="100"/>
+              <w:bottom w:type="dxa" w:w="60"/>
+              <w:right w:type="dxa" w:w="100"/>
+            </w:tcMar>
+          </w:tcPr>
+          <w:p>
+            <w:r>
+              <w:rPr>
+                <w:sz w:val="19"/>
+                <w:szCs w:val="19"/>
+              </w:rPr>
+              <w:t xml:space="preserve">包住冷氣管：好看、擋紫外線</w:t>
+            </w:r>
+          </w:p>
+        </w:tc>
+      </w:tr>
+      <w:tr>
+        <w:trPr>
+          <w:tblHeader w:val="off"/>
+        </w:trPr>
+        <w:tc>
+          <w:tcPr>
+            <w:tcW w:type="dxa" w:w="826"/>
+            <w:tcMar>
+              <w:top w:type="dxa" w:w="60"/>
+              <w:left w:type="dxa" w:w="100"/>
+              <w:bottom w:type="dxa" w:w="60"/>
+              <w:right w:type="dxa" w:w="100"/>
+            </w:tcMar>
+          </w:tcPr>
+          <w:p>
+            <w:r>
+              <w:rPr>
+                <w:sz w:val="19"/>
+                <w:szCs w:val="19"/>
+              </w:rPr>
+              <w:t xml:space="preserve">四外三內</w:t>
+            </w:r>
+          </w:p>
+        </w:tc>
+        <w:tc>
+          <w:tcPr>
+            <w:tcW w:type="dxa" w:w="1927"/>
+            <w:tcMar>
+              <w:top w:type="dxa" w:w="60"/>
+              <w:left w:type="dxa" w:w="100"/>
+              <w:bottom w:type="dxa" w:w="60"/>
+              <w:right w:type="dxa" w:w="100"/>
+            </w:tcMar>
+          </w:tcPr>
+          <w:p>
+            <w:r>
+              <w:rPr>
+                <w:sz w:val="19"/>
+                <w:szCs w:val="19"/>
+              </w:rPr>
+              <w:t xml:space="preserve">轉接頭</w:t>
+            </w:r>
+          </w:p>
+        </w:tc>
+        <w:tc>
+          <w:tcPr>
+            <w:tcW w:type="dxa" w:w="3442"/>
+            <w:tcMar>
+              <w:top w:type="dxa" w:w="60"/>
+              <w:left w:type="dxa" w:w="100"/>
+              <w:bottom w:type="dxa" w:w="60"/>
+              <w:right w:type="dxa" w:w="100"/>
+            </w:tcMar>
+          </w:tcPr>
+          <w:p>
+            <w:r>
+              <w:rPr>
+                <w:sz w:val="19"/>
+                <w:szCs w:val="19"/>
+              </w:rPr>
+              <w:t xml:space="preserve">Flare Adapter</w:t>
+            </w:r>
+          </w:p>
+        </w:tc>
+        <w:tc>
+          <w:tcPr>
+            <w:tcW w:type="dxa" w:w="3443"/>
+            <w:tcMar>
+              <w:top w:type="dxa" w:w="60"/>
+              <w:left w:type="dxa" w:w="100"/>
+              <w:bottom w:type="dxa" w:w="60"/>
+              <w:right w:type="dxa" w:w="100"/>
+            </w:tcMar>
+          </w:tcPr>
+          <w:p>
+            <w:r>
+              <w:rPr>
+                <w:sz w:val="19"/>
+                <w:szCs w:val="19"/>
+              </w:rPr>
+              <w:t xml:space="preserve">4分銅管接 3分牙</w:t>
+            </w:r>
+          </w:p>
+        </w:tc>
+      </w:tr>
+      <w:tr>
+        <w:trPr>
+          <w:tblHeader w:val="off"/>
+        </w:trPr>
+        <w:tc>
+          <w:tcPr>
+            <w:tcW w:type="dxa" w:w="826"/>
+            <w:tcMar>
+              <w:top w:type="dxa" w:w="60"/>
+              <w:left w:type="dxa" w:w="100"/>
+              <w:bottom w:type="dxa" w:w="60"/>
+              <w:right w:type="dxa" w:w="100"/>
+            </w:tcMar>
+          </w:tcPr>
+          <w:p>
+            <w:r>
+              <w:rPr>
+                <w:sz w:val="19"/>
+                <w:szCs w:val="19"/>
+              </w:rPr>
+              <w:t xml:space="preserve">保溫管</w:t>
+            </w:r>
+          </w:p>
+        </w:tc>
+        <w:tc>
+          <w:tcPr>
+            <w:tcW w:type="dxa" w:w="1927"/>
+            <w:tcMar>
+              <w:top w:type="dxa" w:w="60"/>
+              <w:left w:type="dxa" w:w="100"/>
+              <w:bottom w:type="dxa" w:w="60"/>
+              <w:right w:type="dxa" w:w="100"/>
+            </w:tcMar>
+          </w:tcPr>
+          <w:p>
+            <w:r>
+              <w:rPr>
+                <w:sz w:val="19"/>
+                <w:szCs w:val="19"/>
+              </w:rPr>
+              <w:t xml:space="preserve">—</w:t>
+            </w:r>
+          </w:p>
+        </w:tc>
+        <w:tc>
+          <w:tcPr>
+            <w:tcW w:type="dxa" w:w="3442"/>
+            <w:tcMar>
+              <w:top w:type="dxa" w:w="60"/>
+              <w:left w:type="dxa" w:w="100"/>
+              <w:bottom w:type="dxa" w:w="60"/>
+              <w:right w:type="dxa" w:w="100"/>
+            </w:tcMar>
+          </w:tcPr>
+          <w:p>
+            <w:r>
+              <w:rPr>
+                <w:sz w:val="19"/>
+                <w:szCs w:val="19"/>
+              </w:rPr>
+              <w:t xml:space="preserve">Pipe Insulation</w:t>
+            </w:r>
+          </w:p>
+        </w:tc>
+        <w:tc>
+          <w:tcPr>
+            <w:tcW w:type="dxa" w:w="3443"/>
+            <w:tcMar>
+              <w:top w:type="dxa" w:w="60"/>
+              <w:left w:type="dxa" w:w="100"/>
+              <w:bottom w:type="dxa" w:w="60"/>
+              <w:right w:type="dxa" w:w="100"/>
+            </w:tcMar>
+          </w:tcPr>
+          <w:p>
+            <w:r>
+              <w:rPr>
+                <w:sz w:val="19"/>
+                <w:szCs w:val="19"/>
+              </w:rPr>
+              <w:t xml:space="preserve">包回氣管；冷凍 6分厚、冷藏 4分厚</w:t>
+            </w:r>
+          </w:p>
+        </w:tc>
+      </w:tr>
+      <w:tr>
+        <w:trPr>
+          <w:tblHeader w:val="off"/>
+        </w:trPr>
+        <w:tc>
+          <w:tcPr>
+            <w:tcW w:type="dxa" w:w="826"/>
+            <w:tcMar>
+              <w:top w:type="dxa" w:w="60"/>
+              <w:left w:type="dxa" w:w="100"/>
+              <w:bottom w:type="dxa" w:w="60"/>
+              <w:right w:type="dxa" w:w="100"/>
+            </w:tcMar>
+          </w:tcPr>
+          <w:p>
+            <w:r>
+              <w:rPr>
+                <w:sz w:val="19"/>
+                <w:szCs w:val="19"/>
+              </w:rPr>
+              <w:t xml:space="preserve">倒汗</w:t>
+            </w:r>
+          </w:p>
+        </w:tc>
+        <w:tc>
+          <w:tcPr>
+            <w:tcW w:type="dxa" w:w="1927"/>
+            <w:tcMar>
+              <w:top w:type="dxa" w:w="60"/>
+              <w:left w:type="dxa" w:w="100"/>
+              <w:bottom w:type="dxa" w:w="60"/>
+              <w:right w:type="dxa" w:w="100"/>
+            </w:tcMar>
+          </w:tcPr>
+          <w:p>
+            <w:r>
+              <w:rPr>
+                <w:sz w:val="19"/>
+                <w:szCs w:val="19"/>
+              </w:rPr>
+              <w:t xml:space="preserve">結露</w:t>
+            </w:r>
+          </w:p>
+        </w:tc>
+        <w:tc>
+          <w:tcPr>
+            <w:tcW w:type="dxa" w:w="3442"/>
+            <w:tcMar>
+              <w:top w:type="dxa" w:w="60"/>
+              <w:left w:type="dxa" w:w="100"/>
+              <w:bottom w:type="dxa" w:w="60"/>
+              <w:right w:type="dxa" w:w="100"/>
+            </w:tcMar>
+          </w:tcPr>
+          <w:p>
+            <w:r>
+              <w:rPr>
+                <w:sz w:val="19"/>
+                <w:szCs w:val="19"/>
+              </w:rPr>
+              <w:t xml:space="preserve">Sweating</w:t>
+            </w:r>
+          </w:p>
+        </w:tc>
+        <w:tc>
+          <w:tcPr>
+            <w:tcW w:type="dxa" w:w="3443"/>
+            <w:tcMar>
+              <w:top w:type="dxa" w:w="60"/>
+              <w:left w:type="dxa" w:w="100"/>
+              <w:bottom w:type="dxa" w:w="60"/>
+              <w:right w:type="dxa" w:w="100"/>
+            </w:tcMar>
+          </w:tcPr>
+          <w:p>
+            <w:r>
+              <w:rPr>
+                <w:sz w:val="19"/>
+                <w:szCs w:val="19"/>
+              </w:rPr>
+              <w:t xml:space="preserve">管子比室溫冷，外面滴水</w:t>
             </w:r>
           </w:p>
         </w:tc>
@@ -8435,10 +10141,10 @@
         </w:tblBorders>
       </w:tblPr>
       <w:tblGrid>
-        <w:gridCol w:w="803"/>
-        <w:gridCol w:w="4015"/>
-        <w:gridCol w:w="1003"/>
-        <w:gridCol w:w="3817"/>
+        <w:gridCol w:w="755"/>
+        <w:gridCol w:w="4346"/>
+        <w:gridCol w:w="944"/>
+        <w:gridCol w:w="3593"/>
       </w:tblGrid>
       <w:tr>
         <w:trPr>
@@ -8446,7 +10152,7 @@
         </w:trPr>
         <w:tc>
           <w:tcPr>
-            <w:tcW w:type="dxa" w:w="803"/>
+            <w:tcW w:type="dxa" w:w="755"/>
             <w:shd w:fill="DCEBF7" w:color="auto" w:val="clear"/>
             <w:tcMar>
               <w:top w:type="dxa" w:w="60"/>
@@ -8469,7 +10175,7 @@
         </w:tc>
         <w:tc>
           <w:tcPr>
-            <w:tcW w:type="dxa" w:w="4015"/>
+            <w:tcW w:type="dxa" w:w="4346"/>
             <w:shd w:fill="DCEBF7" w:color="auto" w:val="clear"/>
             <w:tcMar>
               <w:top w:type="dxa" w:w="60"/>
@@ -8492,7 +10198,7 @@
         </w:tc>
         <w:tc>
           <w:tcPr>
-            <w:tcW w:type="dxa" w:w="1003"/>
+            <w:tcW w:type="dxa" w:w="944"/>
             <w:shd w:fill="DCEBF7" w:color="auto" w:val="clear"/>
             <w:tcMar>
               <w:top w:type="dxa" w:w="60"/>
@@ -8515,7 +10221,7 @@
         </w:tc>
         <w:tc>
           <w:tcPr>
-            <w:tcW w:type="dxa" w:w="3817"/>
+            <w:tcW w:type="dxa" w:w="3593"/>
             <w:shd w:fill="DCEBF7" w:color="auto" w:val="clear"/>
             <w:tcMar>
               <w:top w:type="dxa" w:w="60"/>
@@ -8543,7 +10249,7 @@
         </w:trPr>
         <w:tc>
           <w:tcPr>
-            <w:tcW w:type="dxa" w:w="803"/>
+            <w:tcW w:type="dxa" w:w="755"/>
             <w:tcMar>
               <w:top w:type="dxa" w:w="60"/>
               <w:left w:type="dxa" w:w="100"/>
@@ -8563,7 +10269,7 @@
         </w:tc>
         <w:tc>
           <w:tcPr>
-            <w:tcW w:type="dxa" w:w="4015"/>
+            <w:tcW w:type="dxa" w:w="4346"/>
             <w:tcMar>
               <w:top w:type="dxa" w:w="60"/>
               <w:left w:type="dxa" w:w="100"/>
@@ -8583,7 +10289,7 @@
         </w:tc>
         <w:tc>
           <w:tcPr>
-            <w:tcW w:type="dxa" w:w="1003"/>
+            <w:tcW w:type="dxa" w:w="944"/>
             <w:tcMar>
               <w:top w:type="dxa" w:w="60"/>
               <w:left w:type="dxa" w:w="100"/>
@@ -8603,7 +10309,7 @@
         </w:tc>
         <w:tc>
           <w:tcPr>
-            <w:tcW w:type="dxa" w:w="3817"/>
+            <w:tcW w:type="dxa" w:w="3593"/>
             <w:tcMar>
               <w:top w:type="dxa" w:w="60"/>
               <w:left w:type="dxa" w:w="100"/>
@@ -8628,7 +10334,7 @@
         </w:trPr>
         <w:tc>
           <w:tcPr>
-            <w:tcW w:type="dxa" w:w="803"/>
+            <w:tcW w:type="dxa" w:w="755"/>
             <w:tcMar>
               <w:top w:type="dxa" w:w="60"/>
               <w:left w:type="dxa" w:w="100"/>
@@ -8648,7 +10354,7 @@
         </w:tc>
         <w:tc>
           <w:tcPr>
-            <w:tcW w:type="dxa" w:w="4015"/>
+            <w:tcW w:type="dxa" w:w="4346"/>
             <w:tcMar>
               <w:top w:type="dxa" w:w="60"/>
               <w:left w:type="dxa" w:w="100"/>
@@ -8668,7 +10374,7 @@
         </w:tc>
         <w:tc>
           <w:tcPr>
-            <w:tcW w:type="dxa" w:w="1003"/>
+            <w:tcW w:type="dxa" w:w="944"/>
             <w:tcMar>
               <w:top w:type="dxa" w:w="60"/>
               <w:left w:type="dxa" w:w="100"/>
@@ -8688,7 +10394,7 @@
         </w:tc>
         <w:tc>
           <w:tcPr>
-            <w:tcW w:type="dxa" w:w="3817"/>
+            <w:tcW w:type="dxa" w:w="3593"/>
             <w:tcMar>
               <w:top w:type="dxa" w:w="60"/>
               <w:left w:type="dxa" w:w="100"/>
@@ -8713,7 +10419,7 @@
         </w:trPr>
         <w:tc>
           <w:tcPr>
-            <w:tcW w:type="dxa" w:w="803"/>
+            <w:tcW w:type="dxa" w:w="755"/>
             <w:tcMar>
               <w:top w:type="dxa" w:w="60"/>
               <w:left w:type="dxa" w:w="100"/>
@@ -8733,7 +10439,7 @@
         </w:tc>
         <w:tc>
           <w:tcPr>
-            <w:tcW w:type="dxa" w:w="4015"/>
+            <w:tcW w:type="dxa" w:w="4346"/>
             <w:tcMar>
               <w:top w:type="dxa" w:w="60"/>
               <w:left w:type="dxa" w:w="100"/>
@@ -8753,7 +10459,7 @@
         </w:tc>
         <w:tc>
           <w:tcPr>
-            <w:tcW w:type="dxa" w:w="1003"/>
+            <w:tcW w:type="dxa" w:w="944"/>
             <w:tcMar>
               <w:top w:type="dxa" w:w="60"/>
               <w:left w:type="dxa" w:w="100"/>
@@ -8773,7 +10479,7 @@
         </w:tc>
         <w:tc>
           <w:tcPr>
-            <w:tcW w:type="dxa" w:w="3817"/>
+            <w:tcW w:type="dxa" w:w="3593"/>
             <w:tcMar>
               <w:top w:type="dxa" w:w="60"/>
               <w:left w:type="dxa" w:w="100"/>
@@ -8798,7 +10504,7 @@
         </w:trPr>
         <w:tc>
           <w:tcPr>
-            <w:tcW w:type="dxa" w:w="803"/>
+            <w:tcW w:type="dxa" w:w="755"/>
             <w:tcMar>
               <w:top w:type="dxa" w:w="60"/>
               <w:left w:type="dxa" w:w="100"/>
@@ -8818,7 +10524,7 @@
         </w:tc>
         <w:tc>
           <w:tcPr>
-            <w:tcW w:type="dxa" w:w="4015"/>
+            <w:tcW w:type="dxa" w:w="4346"/>
             <w:tcMar>
               <w:top w:type="dxa" w:w="60"/>
               <w:left w:type="dxa" w:w="100"/>
@@ -8838,7 +10544,7 @@
         </w:tc>
         <w:tc>
           <w:tcPr>
-            <w:tcW w:type="dxa" w:w="1003"/>
+            <w:tcW w:type="dxa" w:w="944"/>
             <w:tcMar>
               <w:top w:type="dxa" w:w="60"/>
               <w:left w:type="dxa" w:w="100"/>
@@ -8858,7 +10564,7 @@
         </w:tc>
         <w:tc>
           <w:tcPr>
-            <w:tcW w:type="dxa" w:w="3817"/>
+            <w:tcW w:type="dxa" w:w="3593"/>
             <w:tcMar>
               <w:top w:type="dxa" w:w="60"/>
               <w:left w:type="dxa" w:w="100"/>
@@ -8883,7 +10589,7 @@
         </w:trPr>
         <w:tc>
           <w:tcPr>
-            <w:tcW w:type="dxa" w:w="803"/>
+            <w:tcW w:type="dxa" w:w="755"/>
             <w:tcMar>
               <w:top w:type="dxa" w:w="60"/>
               <w:left w:type="dxa" w:w="100"/>
@@ -8903,7 +10609,7 @@
         </w:tc>
         <w:tc>
           <w:tcPr>
-            <w:tcW w:type="dxa" w:w="4015"/>
+            <w:tcW w:type="dxa" w:w="4346"/>
             <w:tcMar>
               <w:top w:type="dxa" w:w="60"/>
               <w:left w:type="dxa" w:w="100"/>
@@ -8923,7 +10629,7 @@
         </w:tc>
         <w:tc>
           <w:tcPr>
-            <w:tcW w:type="dxa" w:w="1003"/>
+            <w:tcW w:type="dxa" w:w="944"/>
             <w:tcMar>
               <w:top w:type="dxa" w:w="60"/>
               <w:left w:type="dxa" w:w="100"/>
@@ -8943,7 +10649,7 @@
         </w:tc>
         <w:tc>
           <w:tcPr>
-            <w:tcW w:type="dxa" w:w="3817"/>
+            <w:tcW w:type="dxa" w:w="3593"/>
             <w:tcMar>
               <w:top w:type="dxa" w:w="60"/>
               <w:left w:type="dxa" w:w="100"/>
@@ -8968,7 +10674,7 @@
         </w:trPr>
         <w:tc>
           <w:tcPr>
-            <w:tcW w:type="dxa" w:w="803"/>
+            <w:tcW w:type="dxa" w:w="755"/>
             <w:tcMar>
               <w:top w:type="dxa" w:w="60"/>
               <w:left w:type="dxa" w:w="100"/>
@@ -8988,7 +10694,7 @@
         </w:tc>
         <w:tc>
           <w:tcPr>
-            <w:tcW w:type="dxa" w:w="4015"/>
+            <w:tcW w:type="dxa" w:w="4346"/>
             <w:tcMar>
               <w:top w:type="dxa" w:w="60"/>
               <w:left w:type="dxa" w:w="100"/>
@@ -9008,7 +10714,7 @@
         </w:tc>
         <w:tc>
           <w:tcPr>
-            <w:tcW w:type="dxa" w:w="1003"/>
+            <w:tcW w:type="dxa" w:w="944"/>
             <w:tcMar>
               <w:top w:type="dxa" w:w="60"/>
               <w:left w:type="dxa" w:w="100"/>
@@ -9028,7 +10734,7 @@
         </w:tc>
         <w:tc>
           <w:tcPr>
-            <w:tcW w:type="dxa" w:w="3817"/>
+            <w:tcW w:type="dxa" w:w="3593"/>
             <w:tcMar>
               <w:top w:type="dxa" w:w="60"/>
               <w:left w:type="dxa" w:w="100"/>
@@ -9053,7 +10759,7 @@
         </w:trPr>
         <w:tc>
           <w:tcPr>
-            <w:tcW w:type="dxa" w:w="803"/>
+            <w:tcW w:type="dxa" w:w="755"/>
             <w:tcMar>
               <w:top w:type="dxa" w:w="60"/>
               <w:left w:type="dxa" w:w="100"/>
@@ -9073,7 +10779,7 @@
         </w:tc>
         <w:tc>
           <w:tcPr>
-            <w:tcW w:type="dxa" w:w="4015"/>
+            <w:tcW w:type="dxa" w:w="4346"/>
             <w:tcMar>
               <w:top w:type="dxa" w:w="60"/>
               <w:left w:type="dxa" w:w="100"/>
@@ -9093,7 +10799,7 @@
         </w:tc>
         <w:tc>
           <w:tcPr>
-            <w:tcW w:type="dxa" w:w="1003"/>
+            <w:tcW w:type="dxa" w:w="944"/>
             <w:tcMar>
               <w:top w:type="dxa" w:w="60"/>
               <w:left w:type="dxa" w:w="100"/>
@@ -9113,7 +10819,7 @@
         </w:tc>
         <w:tc>
           <w:tcPr>
-            <w:tcW w:type="dxa" w:w="3817"/>
+            <w:tcW w:type="dxa" w:w="3593"/>
             <w:tcMar>
               <w:top w:type="dxa" w:w="60"/>
               <w:left w:type="dxa" w:w="100"/>
@@ -9138,7 +10844,7 @@
         </w:trPr>
         <w:tc>
           <w:tcPr>
-            <w:tcW w:type="dxa" w:w="803"/>
+            <w:tcW w:type="dxa" w:w="755"/>
             <w:tcMar>
               <w:top w:type="dxa" w:w="60"/>
               <w:left w:type="dxa" w:w="100"/>
@@ -9158,7 +10864,7 @@
         </w:tc>
         <w:tc>
           <w:tcPr>
-            <w:tcW w:type="dxa" w:w="4015"/>
+            <w:tcW w:type="dxa" w:w="4346"/>
             <w:tcMar>
               <w:top w:type="dxa" w:w="60"/>
               <w:left w:type="dxa" w:w="100"/>
@@ -9178,7 +10884,7 @@
         </w:tc>
         <w:tc>
           <w:tcPr>
-            <w:tcW w:type="dxa" w:w="1003"/>
+            <w:tcW w:type="dxa" w:w="944"/>
             <w:tcMar>
               <w:top w:type="dxa" w:w="60"/>
               <w:left w:type="dxa" w:w="100"/>
@@ -9198,7 +10904,7 @@
         </w:tc>
         <w:tc>
           <w:tcPr>
-            <w:tcW w:type="dxa" w:w="3817"/>
+            <w:tcW w:type="dxa" w:w="3593"/>
             <w:tcMar>
               <w:top w:type="dxa" w:w="60"/>
               <w:left w:type="dxa" w:w="100"/>
@@ -9223,7 +10929,7 @@
         </w:trPr>
         <w:tc>
           <w:tcPr>
-            <w:tcW w:type="dxa" w:w="803"/>
+            <w:tcW w:type="dxa" w:w="755"/>
             <w:tcMar>
               <w:top w:type="dxa" w:w="60"/>
               <w:left w:type="dxa" w:w="100"/>
@@ -9243,7 +10949,7 @@
         </w:tc>
         <w:tc>
           <w:tcPr>
-            <w:tcW w:type="dxa" w:w="4015"/>
+            <w:tcW w:type="dxa" w:w="4346"/>
             <w:tcMar>
               <w:top w:type="dxa" w:w="60"/>
               <w:left w:type="dxa" w:w="100"/>
@@ -9263,7 +10969,7 @@
         </w:tc>
         <w:tc>
           <w:tcPr>
-            <w:tcW w:type="dxa" w:w="1003"/>
+            <w:tcW w:type="dxa" w:w="944"/>
             <w:tcMar>
               <w:top w:type="dxa" w:w="60"/>
               <w:left w:type="dxa" w:w="100"/>
@@ -9283,7 +10989,7 @@
         </w:tc>
         <w:tc>
           <w:tcPr>
-            <w:tcW w:type="dxa" w:w="3817"/>
+            <w:tcW w:type="dxa" w:w="3593"/>
             <w:tcMar>
               <w:top w:type="dxa" w:w="60"/>
               <w:left w:type="dxa" w:w="100"/>
@@ -9308,7 +11014,7 @@
         </w:trPr>
         <w:tc>
           <w:tcPr>
-            <w:tcW w:type="dxa" w:w="803"/>
+            <w:tcW w:type="dxa" w:w="755"/>
             <w:tcMar>
               <w:top w:type="dxa" w:w="60"/>
               <w:left w:type="dxa" w:w="100"/>
@@ -9328,7 +11034,7 @@
         </w:tc>
         <w:tc>
           <w:tcPr>
-            <w:tcW w:type="dxa" w:w="4015"/>
+            <w:tcW w:type="dxa" w:w="4346"/>
             <w:tcMar>
               <w:top w:type="dxa" w:w="60"/>
               <w:left w:type="dxa" w:w="100"/>
@@ -9348,7 +11054,7 @@
         </w:tc>
         <w:tc>
           <w:tcPr>
-            <w:tcW w:type="dxa" w:w="1003"/>
+            <w:tcW w:type="dxa" w:w="944"/>
             <w:tcMar>
               <w:top w:type="dxa" w:w="60"/>
               <w:left w:type="dxa" w:w="100"/>
@@ -9368,7 +11074,7 @@
         </w:tc>
         <w:tc>
           <w:tcPr>
-            <w:tcW w:type="dxa" w:w="3817"/>
+            <w:tcW w:type="dxa" w:w="3593"/>
             <w:tcMar>
               <w:top w:type="dxa" w:w="60"/>
               <w:left w:type="dxa" w:w="100"/>
@@ -9393,7 +11099,7 @@
         </w:trPr>
         <w:tc>
           <w:tcPr>
-            <w:tcW w:type="dxa" w:w="803"/>
+            <w:tcW w:type="dxa" w:w="755"/>
             <w:tcMar>
               <w:top w:type="dxa" w:w="60"/>
               <w:left w:type="dxa" w:w="100"/>
@@ -9413,7 +11119,7 @@
         </w:tc>
         <w:tc>
           <w:tcPr>
-            <w:tcW w:type="dxa" w:w="4015"/>
+            <w:tcW w:type="dxa" w:w="4346"/>
             <w:tcMar>
               <w:top w:type="dxa" w:w="60"/>
               <w:left w:type="dxa" w:w="100"/>
@@ -9433,7 +11139,7 @@
         </w:tc>
         <w:tc>
           <w:tcPr>
-            <w:tcW w:type="dxa" w:w="1003"/>
+            <w:tcW w:type="dxa" w:w="944"/>
             <w:tcMar>
               <w:top w:type="dxa" w:w="60"/>
               <w:left w:type="dxa" w:w="100"/>
@@ -9453,7 +11159,7 @@
         </w:tc>
         <w:tc>
           <w:tcPr>
-            <w:tcW w:type="dxa" w:w="3817"/>
+            <w:tcW w:type="dxa" w:w="3593"/>
             <w:tcMar>
               <w:top w:type="dxa" w:w="60"/>
               <w:left w:type="dxa" w:w="100"/>
@@ -9468,6 +11174,91 @@
                 <w:szCs w:val="19"/>
               </w:rPr>
               <w:t xml:space="preserve">10-2 上課 part3-4.m4a</w:t>
+            </w:r>
+          </w:p>
+        </w:tc>
+      </w:tr>
+      <w:tr>
+        <w:trPr>
+          <w:tblHeader w:val="off"/>
+        </w:trPr>
+        <w:tc>
+          <w:tcPr>
+            <w:tcW w:type="dxa" w:w="755"/>
+            <w:tcMar>
+              <w:top w:type="dxa" w:w="60"/>
+              <w:left w:type="dxa" w:w="100"/>
+              <w:bottom w:type="dxa" w:w="60"/>
+              <w:right w:type="dxa" w:w="100"/>
+            </w:tcMar>
+          </w:tcPr>
+          <w:p>
+            <w:r>
+              <w:rPr>
+                <w:sz w:val="19"/>
+                <w:szCs w:val="19"/>
+              </w:rPr>
+              <w:t xml:space="preserve">錄音12</w:t>
+            </w:r>
+          </w:p>
+        </w:tc>
+        <w:tc>
+          <w:tcPr>
+            <w:tcW w:type="dxa" w:w="4346"/>
+            <w:tcMar>
+              <w:top w:type="dxa" w:w="60"/>
+              <w:left w:type="dxa" w:w="100"/>
+              <w:bottom w:type="dxa" w:w="60"/>
+              <w:right w:type="dxa" w:w="100"/>
+            </w:tcMar>
+          </w:tcPr>
+          <w:p>
+            <w:r>
+              <w:rPr>
+                <w:sz w:val="19"/>
+                <w:szCs w:val="19"/>
+              </w:rPr>
+              <w:t xml:space="preserve">游標卡尺、乾燥過濾器、喇叭頭、冷氣材料與保溫管</w:t>
+            </w:r>
+          </w:p>
+        </w:tc>
+        <w:tc>
+          <w:tcPr>
+            <w:tcW w:type="dxa" w:w="944"/>
+            <w:tcMar>
+              <w:top w:type="dxa" w:w="60"/>
+              <w:left w:type="dxa" w:w="100"/>
+              <w:bottom w:type="dxa" w:w="60"/>
+              <w:right w:type="dxa" w:w="100"/>
+            </w:tcMar>
+          </w:tcPr>
+          <w:p>
+            <w:r>
+              <w:rPr>
+                <w:sz w:val="19"/>
+                <w:szCs w:val="19"/>
+              </w:rPr>
+              <w:t xml:space="preserve">68:22</w:t>
+            </w:r>
+          </w:p>
+        </w:tc>
+        <w:tc>
+          <w:tcPr>
+            <w:tcW w:type="dxa" w:w="3593"/>
+            <w:tcMar>
+              <w:top w:type="dxa" w:w="60"/>
+              <w:left w:type="dxa" w:w="100"/>
+              <w:bottom w:type="dxa" w:w="60"/>
+              <w:right w:type="dxa" w:w="100"/>
+            </w:tcMar>
+          </w:tcPr>
+          <w:p>
+            <w:r>
+              <w:rPr>
+                <w:sz w:val="19"/>
+                <w:szCs w:val="19"/>
+              </w:rPr>
+              <w:t xml:space="preserve">10-5 上課 part1.m4a</w:t>
             </w:r>
           </w:p>
         </w:tc>
@@ -9476,7 +11267,7 @@
     <w:p/>
     <w:p>
       <w:r>
-        <w:t xml:space="preserve">逐字稿檔名與錄音編號相同（例：上課資料／逐字稿／錄音01 冷凍循環與基本零件.txt）。新錄音依序編為錄音12、13…，內容補進上面對應的主題。錄音10、11 提到的品牌，公開版逐字稿改成〔A 牌〕〔B 牌〕。</w:t>
+        <w:t xml:space="preserve">逐字稿檔名與錄音編號相同（例：上課資料／逐字稿／錄音01 冷凍循環與基本零件.txt）。新錄音依序編為錄音13、14…，內容補進上面對應的主題。錄音10～12 提到的品牌評價和進貨價格，公開版逐字稿改成〔A 牌〕〔B 牌〕等代號；客人名字改成〔客戶A〕。10/5 上課拍的照片（卡尺、乾燥過濾器、喇叭嘴、保溫管對照表）放在簡報對應的頁面。</w:t>
       </w:r>
     </w:p>
     <w:p>

--- a/培訓筆記.docx
+++ b/培訓筆記.docx
@@ -2273,6 +2273,497 @@
         <w:pStyle w:val="Heading2"/>
       </w:pPr>
       <w:r>
+        <w:t xml:space="preserve">壓縮機貨架：四個牌子怎麼認〔錄音13 00:00〕</w:t>
+      </w:r>
+    </w:p>
+    <w:p>
+      <w:pPr>
+        <w:pStyle w:val="ListParagraph"/>
+        <w:numPr>
+          <w:ilvl w:val="0"/>
+          <w:numId w:val="2"/>
+        </w:numPr>
+      </w:pPr>
+      <w:r>
+        <w:t xml:space="preserve">店裡常備四個牌子：</w:t>
+      </w:r>
+      <w:r>
+        <w:rPr>
+          <w:b/>
+          <w:bCs/>
+        </w:rPr>
+        <w:t xml:space="preserve">英博格（Embraco）</w:t>
+      </w:r>
+      <w:r>
+        <w:t xml:space="preserve"> 小顆的，一馬以下；</w:t>
+      </w:r>
+      <w:r>
+        <w:rPr>
+          <w:b/>
+          <w:bCs/>
+        </w:rPr>
+        <w:t xml:space="preserve">鐵甲（Tecumseh）</w:t>
+      </w:r>
+      <w:r>
+        <w:t xml:space="preserve"> 法國廠（GAJ、AW 開頭）和泰國廠（KK 系列）；</w:t>
+      </w:r>
+      <w:r>
+        <w:rPr>
+          <w:b/>
+          <w:bCs/>
+        </w:rPr>
+        <w:t xml:space="preserve">黑金剛（Copeland）</w:t>
+      </w:r>
+      <w:r>
+        <w:t xml:space="preserve"> 賣最多，CS、CR、CF 系列；</w:t>
+      </w:r>
+      <w:r>
+        <w:rPr>
+          <w:b/>
+          <w:bCs/>
+        </w:rPr>
+        <w:t xml:space="preserve">Danfoss</w:t>
+      </w:r>
+      <w:r>
+        <w:t xml:space="preserve"> 型號有 G 的灌 R134a（冷藏）、有 CL 的灌 R404A（冷凍）。〔錄音13 10:23、20:00、43:51〕</w:t>
+      </w:r>
+    </w:p>
+    <w:p>
+      <w:pPr>
+        <w:pStyle w:val="ListParagraph"/>
+        <w:numPr>
+          <w:ilvl w:val="0"/>
+          <w:numId w:val="2"/>
+        </w:numPr>
+      </w:pPr>
+      <w:r>
+        <w:t xml:space="preserve">型號怎麼讀：黑金剛 </w:t>
+      </w:r>
+      <w:r>
+        <w:rPr>
+          <w:b/>
+          <w:bCs/>
+        </w:rPr>
+        <w:t xml:space="preserve">CS27K TF5</w:t>
+      </w:r>
+      <w:r>
+        <w:t xml:space="preserve">＝27 是大小、TF5＝三相（200～230V）；</w:t>
+      </w:r>
+      <w:r>
+        <w:rPr>
+          <w:b/>
+          <w:bCs/>
+        </w:rPr>
+        <w:t xml:space="preserve">PFV</w:t>
+      </w:r>
+      <w:r>
+        <w:t xml:space="preserve">＝單相。型號牌上找 </w:t>
+      </w:r>
+      <w:r>
+        <w:rPr>
+          <w:b/>
+          <w:bCs/>
+        </w:rPr>
+        <w:t xml:space="preserve">PH</w:t>
+      </w:r>
+      <w:r>
+        <w:t xml:space="preserve">：PH 1 單相、PH 3 三相。〔錄音13 20:47〕</w:t>
+      </w:r>
+    </w:p>
+    <w:p>
+      <w:pPr>
+        <w:pStyle w:val="ListParagraph"/>
+        <w:numPr>
+          <w:ilvl w:val="0"/>
+          <w:numId w:val="2"/>
+        </w:numPr>
+      </w:pPr>
+      <w:r>
+        <w:t xml:space="preserve">每個牌子都有「同等級」可以互相代替：要對 </w:t>
+      </w:r>
+      <w:r>
+        <w:rPr>
+          <w:b/>
+          <w:bCs/>
+        </w:rPr>
+        <w:t xml:space="preserve">BTU（能力）和排氣量</w:t>
+      </w:r>
+      <w:r>
+        <w:t xml:space="preserve">，電壓、單相三相也要一樣。架上同一個位置貼三張標籤，就是三個互相代替的型號。〔錄音13 03:29〕</w:t>
+      </w:r>
+    </w:p>
+    <w:p>
+      <w:pPr>
+        <w:pStyle w:val="ListParagraph"/>
+        <w:numPr>
+          <w:ilvl w:val="0"/>
+          <w:numId w:val="2"/>
+        </w:numPr>
+      </w:pPr>
+      <w:r>
+        <w:t xml:space="preserve">老闆不批評別家的牌子：客人問評價，只說我們賣的是哪一種、為什麼。〔錄音13 04:21〕</w:t>
+      </w:r>
+    </w:p>
+    <w:p>
+      <w:pPr>
+        <w:pStyle w:val="Heading2"/>
+      </w:pPr>
+      <w:r>
+        <w:t xml:space="preserve">電壓與相位：拿錯一個字就燒掉〔錄音13 00:54〕</w:t>
+      </w:r>
+    </w:p>
+    <w:p>
+      <w:pPr>
+        <w:pStyle w:val="ListParagraph"/>
+        <w:numPr>
+          <w:ilvl w:val="0"/>
+          <w:numId w:val="2"/>
+        </w:numPr>
+      </w:pPr>
+      <w:r>
+        <w:rPr>
+          <w:b/>
+          <w:bCs/>
+        </w:rPr>
+        <w:t xml:space="preserve">110 和 220 都是兩條線（單相）</w:t>
+      </w:r>
+      <w:r>
+        <w:t xml:space="preserve">；三相是三條線。只有一馬以下的小顆才有 110；大顆才有三相（220 或 380）。客人問小壓縮機，第一句先問「110 還是 220」；大顆的問「單相還是三相」。〔錄音13 01:47〕</w:t>
+      </w:r>
+    </w:p>
+    <w:p>
+      <w:pPr>
+        <w:pStyle w:val="ListParagraph"/>
+        <w:numPr>
+          <w:ilvl w:val="0"/>
+          <w:numId w:val="2"/>
+        </w:numPr>
+      </w:pPr>
+      <w:r>
+        <w:t xml:space="preserve">客人要 220、你拿 110，通電就燒掉。</w:t>
+      </w:r>
+      <w:r>
+        <w:rPr>
+          <w:b/>
+          <w:bCs/>
+        </w:rPr>
+        <w:t xml:space="preserve">壓縮機的管子焊上去就算用過，原廠一概不負責</w:t>
+      </w:r>
+      <w:r>
+        <w:t xml:space="preserve">，每個牌子都一樣；拿錯型號或電壓，公司只能自己吸收。〔錄音13 07:45〕</w:t>
+      </w:r>
+    </w:p>
+    <w:p>
+      <w:pPr>
+        <w:pStyle w:val="ListParagraph"/>
+        <w:numPr>
+          <w:ilvl w:val="0"/>
+          <w:numId w:val="2"/>
+        </w:numPr>
+      </w:pPr>
+      <w:r>
+        <w:t xml:space="preserve">出貨配件：</w:t>
+      </w:r>
+      <w:r>
+        <w:rPr>
+          <w:b/>
+          <w:bCs/>
+        </w:rPr>
+        <w:t xml:space="preserve">三相只要角座</w:t>
+      </w:r>
+      <w:r>
+        <w:t xml:space="preserve">（四個角座加中間的柱子，螺絲從底板鎖）；</w:t>
+      </w:r>
+      <w:r>
+        <w:rPr>
+          <w:b/>
+          <w:bCs/>
+        </w:rPr>
+        <w:t xml:space="preserve">單相要角座＋一盒配件</w:t>
+      </w:r>
+      <w:r>
+        <w:t xml:space="preserve">：繼電器（Relay）、啟動電容、運轉電容，原廠配好、線接好。不同型號的配件盒內容不一樣，先對壓縮機再對配件。〔錄音13 15:35～19:56〕</w:t>
+      </w:r>
+    </w:p>
+    <w:p>
+      <w:pPr>
+        <w:pStyle w:val="ListParagraph"/>
+        <w:numPr>
+          <w:ilvl w:val="0"/>
+          <w:numId w:val="2"/>
+        </w:numPr>
+      </w:pPr>
+      <w:r>
+        <w:rPr>
+          <w:b/>
+          <w:bCs/>
+        </w:rPr>
+        <w:t xml:space="preserve">往復式</w:t>
+      </w:r>
+      <w:r>
+        <w:t xml:space="preserve">比較矮胖，小顆的幾乎都是；</w:t>
+      </w:r>
+      <w:r>
+        <w:rPr>
+          <w:b/>
+          <w:bCs/>
+        </w:rPr>
+        <w:t xml:space="preserve">渦捲式</w:t>
+      </w:r>
+      <w:r>
+        <w:t xml:space="preserve">比較高，大顆的用（黑金剛 ZS 系列）。渦捲式的單相只有一顆運轉電容。〔錄音13 18:13〕</w:t>
+      </w:r>
+    </w:p>
+    <w:p>
+      <w:pPr>
+        <w:pStyle w:val="ListParagraph"/>
+        <w:numPr>
+          <w:ilvl w:val="0"/>
+          <w:numId w:val="2"/>
+        </w:numPr>
+      </w:pPr>
+      <w:r>
+        <w:t xml:space="preserve">兩支管＝高壓吐出、低壓吸入；第三支是</w:t>
+      </w:r>
+      <w:r>
+        <w:rPr>
+          <w:b/>
+          <w:bCs/>
+        </w:rPr>
+        <w:t xml:space="preserve">充灌閥</w:t>
+      </w:r>
+      <w:r>
+        <w:t xml:space="preserve">，灌冷媒、測壓力用。沒有第三支的，師傅自己接。〔錄音13 31:49〕</w:t>
+      </w:r>
+    </w:p>
+    <w:p>
+      <w:pPr>
+        <w:pStyle w:val="ListParagraph"/>
+        <w:numPr>
+          <w:ilvl w:val="0"/>
+          <w:numId w:val="2"/>
+        </w:numPr>
+      </w:pPr>
+      <w:r>
+        <w:t xml:space="preserve">怎麼抱：不重，但</w:t>
+      </w:r>
+      <w:r>
+        <w:rPr>
+          <w:b/>
+          <w:bCs/>
+        </w:rPr>
+        <w:t xml:space="preserve">不要抓管子</w:t>
+      </w:r>
+      <w:r>
+        <w:t xml:space="preserve">（脆弱，脫落就沒人要）；一手扶底座、一手扶機身，稍微傾斜抱著走。〔錄音13 30:59〕</w:t>
+      </w:r>
+    </w:p>
+    <w:p>
+      <w:pPr>
+        <w:pStyle w:val="Heading2"/>
+      </w:pPr>
+      <w:r>
+        <w:t xml:space="preserve">高溫、中溫、低溫：誰可以代替誰〔錄音13 36:06〕</w:t>
+      </w:r>
+    </w:p>
+    <w:p>
+      <w:pPr>
+        <w:pStyle w:val="ListParagraph"/>
+        <w:numPr>
+          <w:ilvl w:val="0"/>
+          <w:numId w:val="2"/>
+        </w:numPr>
+      </w:pPr>
+      <w:r>
+        <w:t xml:space="preserve">黑金剛往復式：</w:t>
+      </w:r>
+      <w:r>
+        <w:rPr>
+          <w:b/>
+          <w:bCs/>
+        </w:rPr>
+        <w:t xml:space="preserve">CR＝高溫（打冷藏）、CS＝中溫（冷藏、冷凍都能打）、CF＝低溫（-20°C 冷凍庫）</w:t>
+      </w:r>
+      <w:r>
+        <w:t xml:space="preserve">。越低溫越貴：一馬半的低溫機比兩馬半的中溫機還貴。〔錄音13 36:58〕</w:t>
+      </w:r>
+    </w:p>
+    <w:p>
+      <w:pPr>
+        <w:pStyle w:val="ListParagraph"/>
+        <w:numPr>
+          <w:ilvl w:val="0"/>
+          <w:numId w:val="2"/>
+        </w:numPr>
+      </w:pPr>
+      <w:r>
+        <w:t xml:space="preserve">代替規則：</w:t>
+      </w:r>
+      <w:r>
+        <w:rPr>
+          <w:b/>
+          <w:bCs/>
+        </w:rPr>
+        <w:t xml:space="preserve">只能拿更低溫的代替</w:t>
+      </w:r>
+      <w:r>
+        <w:t xml:space="preserve">（中溫可以代高溫、代低溫缺貨時的冷藏），不能拿高溫去打冷凍；能力、電壓、相位還是要對。〔錄音13 40:26〕</w:t>
+      </w:r>
+    </w:p>
+    <w:p>
+      <w:pPr>
+        <w:pStyle w:val="ListParagraph"/>
+        <w:numPr>
+          <w:ilvl w:val="0"/>
+          <w:numId w:val="2"/>
+        </w:numPr>
+      </w:pPr>
+      <w:r>
+        <w:t xml:space="preserve">同牌子的世代：</w:t>
+      </w:r>
+      <w:r>
+        <w:rPr>
+          <w:b/>
+          <w:bCs/>
+        </w:rPr>
+        <w:t xml:space="preserve">K6＝墨西哥廠（中溫）、K7＝印度廠</w:t>
+      </w:r>
+      <w:r>
+        <w:t xml:space="preserve">，第三代 CS 用來代替原本的 CR（冷藏）。同樣寫 CS20，K6 和 K7 不是同一顆；老闆在電腦裡把 K7 記成 CR。〔錄音13 38:42〕</w:t>
+      </w:r>
+    </w:p>
+    <w:p>
+      <w:pPr>
+        <w:pStyle w:val="ListParagraph"/>
+        <w:numPr>
+          <w:ilvl w:val="0"/>
+          <w:numId w:val="2"/>
+        </w:numPr>
+      </w:pPr>
+      <w:r>
+        <w:t xml:space="preserve">Danfoss：G 只灌 R134a，是冷藏壓縮機；CL 灌 R404A（507、408 也可以），是冷凍壓縮機。客人說「12C」就是 12CL，說「12 冷藏」就是 12G。〔錄音13 43:51、47:15〕</w:t>
+      </w:r>
+    </w:p>
+    <w:p>
+      <w:pPr>
+        <w:pStyle w:val="Heading2"/>
+      </w:pPr>
+      <w:r>
+        <w:t xml:space="preserve">拿壓縮機的 SOP：一個字都不能錯〔錄音13 08:36〕</w:t>
+      </w:r>
+    </w:p>
+    <w:p>
+      <w:pPr>
+        <w:pStyle w:val="ListParagraph"/>
+        <w:numPr>
+          <w:ilvl w:val="0"/>
+          <w:numId w:val="3"/>
+        </w:numPr>
+      </w:pPr>
+      <w:r>
+        <w:t xml:space="preserve">型號</w:t>
+      </w:r>
+      <w:r>
+        <w:rPr>
+          <w:b/>
+          <w:bCs/>
+        </w:rPr>
+        <w:t xml:space="preserve">一個字一個字對</w:t>
+      </w:r>
+      <w:r>
+        <w:t xml:space="preserve">：客人傳的型號照著唸，最後一碼也要對。</w:t>
+      </w:r>
+    </w:p>
+    <w:p>
+      <w:pPr>
+        <w:pStyle w:val="ListParagraph"/>
+        <w:numPr>
+          <w:ilvl w:val="0"/>
+          <w:numId w:val="3"/>
+        </w:numPr>
+      </w:pPr>
+      <w:r>
+        <w:t xml:space="preserve">電壓：110 還是 220？三相是 220 還是 380？</w:t>
+      </w:r>
+    </w:p>
+    <w:p>
+      <w:pPr>
+        <w:pStyle w:val="ListParagraph"/>
+        <w:numPr>
+          <w:ilvl w:val="0"/>
+          <w:numId w:val="3"/>
+        </w:numPr>
+      </w:pPr>
+      <w:r>
+        <w:t xml:space="preserve">單相有沒有拿配件盒；三相有沒有拿角座。</w:t>
+      </w:r>
+    </w:p>
+    <w:p>
+      <w:pPr>
+        <w:pStyle w:val="ListParagraph"/>
+        <w:numPr>
+          <w:ilvl w:val="0"/>
+          <w:numId w:val="3"/>
+        </w:numPr>
+      </w:pPr>
+      <w:r>
+        <w:t xml:space="preserve">溫度：冷藏拿高溫機、冷凍拿低溫機。</w:t>
+      </w:r>
+    </w:p>
+    <w:p>
+      <w:pPr>
+        <w:pStyle w:val="ListParagraph"/>
+        <w:numPr>
+          <w:ilvl w:val="0"/>
+          <w:numId w:val="3"/>
+        </w:numPr>
+      </w:pPr>
+      <w:r>
+        <w:t xml:space="preserve">箱子上的字跟型號牌一樣嗎（紙箱有時候是重新包的）。</w:t>
+      </w:r>
+    </w:p>
+    <w:p>
+      <w:pPr>
+        <w:pStyle w:val="ListParagraph"/>
+        <w:numPr>
+          <w:ilvl w:val="0"/>
+          <w:numId w:val="3"/>
+        </w:numPr>
+      </w:pPr>
+      <w:r>
+        <w:t xml:space="preserve">客人要的是哪一顆，不是「長得一樣」的那一顆（鐵甲 2446 和 2464 長一模一樣，能力不同）。〔錄音13 11:14〕</w:t>
+      </w:r>
+    </w:p>
+    <w:p>
+      <w:r>
+        <w:t xml:space="preserve">貨架為什麼這樣排：</w:t>
+      </w:r>
+      <w:r>
+        <w:rPr>
+          <w:b/>
+          <w:bCs/>
+        </w:rPr>
+        <w:t xml:space="preserve">110 和 220 故意放遠</w:t>
+      </w:r>
+      <w:r>
+        <w:t xml:space="preserve">、110 的用筆特別標；一個蘿蔔一個坑，少賣的各放一顆、常賣的放三顆，空了就知道要叫貨；同等級的貼在同一個位置；</w:t>
+      </w:r>
+      <w:r>
+        <w:rPr>
+          <w:b/>
+          <w:bCs/>
+        </w:rPr>
+        <w:t xml:space="preserve">紙箱不放地上</w:t>
+      </w:r>
+      <w:r>
+        <w:t xml:space="preserve">（下雨會滲水），鐵的放下面。〔錄音13 06:53、26:43〕</w:t>
+      </w:r>
+    </w:p>
+    <w:p>
+      <w:pPr>
+        <w:pStyle w:val="Heading2"/>
+      </w:pPr>
+      <w:r>
         <w:t xml:space="preserve">冷凝器＝散熱器＝熱排〔錄音01 00:00〕</w:t>
       </w:r>
     </w:p>
@@ -3252,6 +3743,121 @@
         <w:pStyle w:val="Heading2"/>
       </w:pPr>
       <w:r>
+        <w:t xml:space="preserve">零件上的字：ODF、SAE、MPT〔錄音14 00:00〕</w:t>
+      </w:r>
+    </w:p>
+    <w:p>
+      <w:pPr>
+        <w:pStyle w:val="ListParagraph"/>
+        <w:numPr>
+          <w:ilvl w:val="0"/>
+          <w:numId w:val="2"/>
+        </w:numPr>
+      </w:pPr>
+      <w:r>
+        <w:rPr>
+          <w:b/>
+          <w:bCs/>
+        </w:rPr>
+        <w:t xml:space="preserve">ODF＝焊接</w:t>
+      </w:r>
+      <w:r>
+        <w:t xml:space="preserve">（銅管插進去燒焊）；</w:t>
+      </w:r>
+      <w:r>
+        <w:rPr>
+          <w:b/>
+          <w:bCs/>
+        </w:rPr>
+        <w:t xml:space="preserve">SAE、FLARE＝牙</w:t>
+      </w:r>
+      <w:r>
+        <w:t xml:space="preserve">（銅管打喇叭口、螺帽鎖上）；</w:t>
+      </w:r>
+      <w:r>
+        <w:rPr>
+          <w:b/>
+          <w:bCs/>
+        </w:rPr>
+        <w:t xml:space="preserve">MPT、PT＝鐵管牙</w:t>
+      </w:r>
+      <w:r>
+        <w:t xml:space="preserve">（平牙直接鎖，不用打口）。四窗、電磁閥上面都有寫。</w:t>
+      </w:r>
+    </w:p>
+    <w:p>
+      <w:pPr>
+        <w:pStyle w:val="ListParagraph"/>
+        <w:numPr>
+          <w:ilvl w:val="0"/>
+          <w:numId w:val="2"/>
+        </w:numPr>
+      </w:pPr>
+      <w:r>
+        <w:t xml:space="preserve">型號後面寫「</w:t>
+      </w:r>
+      <w:r>
+        <w:rPr>
+          <w:b/>
+          <w:bCs/>
+        </w:rPr>
+        <w:t xml:space="preserve">四進五出</w:t>
+      </w:r>
+      <w:r>
+        <w:t xml:space="preserve">」＝進口 4分、出口 5分，看標示就知道怎麼接。〔錄音14 01:41〕</w:t>
+      </w:r>
+    </w:p>
+    <w:p>
+      <w:pPr>
+        <w:pStyle w:val="ListParagraph"/>
+        <w:numPr>
+          <w:ilvl w:val="0"/>
+          <w:numId w:val="2"/>
+        </w:numPr>
+      </w:pPr>
+      <w:r>
+        <w:t xml:space="preserve">鐵管是標稱尺寸，比同一個「分」的銅管大很多：</w:t>
+      </w:r>
+      <w:r>
+        <w:rPr>
+          <w:b/>
+          <w:bCs/>
+        </w:rPr>
+        <w:t xml:space="preserve">鐵管 4分＝銅管 7分</w:t>
+      </w:r>
+      <w:r>
+        <w:t xml:space="preserve">、鐵管 2分看起來像銅管 3分。客人說「三分」要先問是鐵管還是銅管。鐵管是平牙、銅管是斜面（喇叭口），兩種不能互鎖。〔錄音14 02:32〕</w:t>
+      </w:r>
+    </w:p>
+    <w:p>
+      <w:pPr>
+        <w:pStyle w:val="ListParagraph"/>
+        <w:numPr>
+          <w:ilvl w:val="0"/>
+          <w:numId w:val="2"/>
+        </w:numPr>
+      </w:pPr>
+      <w:r>
+        <w:t xml:space="preserve">很多零件都有方向箭頭（IN／OUT）：不只乾燥過濾器，電磁閥、消音器也有。〔錄音14 05:58〕</w:t>
+      </w:r>
+    </w:p>
+    <w:p>
+      <w:pPr>
+        <w:pStyle w:val="ListParagraph"/>
+        <w:numPr>
+          <w:ilvl w:val="0"/>
+          <w:numId w:val="2"/>
+        </w:numPr>
+      </w:pPr>
+      <w:r>
+        <w:t xml:space="preserve">看一台配好的機組，零件的順序：壓縮機 → 消音器 → 油分離器（選配）→ 散熱器 → 乾燥過濾器 → 視液鏡 → 電磁閥 → 膨脹閥 → 冷排 → 回管（氣管）回壓縮機。店裡賣的就是這些零件；客人配機組時配件以三分為主，最後問回管幾分。〔錄音14 06:52、25:02〕</w:t>
+      </w:r>
+    </w:p>
+    <w:p>
+      <w:pPr>
+        <w:pStyle w:val="Heading2"/>
+      </w:pPr>
+      <w:r>
         <w:t xml:space="preserve">保溫管：哪一段要包、要多厚〔錄音12 58:31〕</w:t>
       </w:r>
     </w:p>
@@ -3386,6 +3992,167 @@
         <w:pStyle w:val="Heading2"/>
       </w:pPr>
       <w:r>
+        <w:t xml:space="preserve">保溫管的 15 種：怎麼問、怎麼拿〔錄音14 09:31〕</w:t>
+      </w:r>
+    </w:p>
+    <w:p>
+      <w:pPr>
+        <w:pStyle w:val="ListParagraph"/>
+        <w:numPr>
+          <w:ilvl w:val="0"/>
+          <w:numId w:val="2"/>
+        </w:numPr>
+      </w:pPr>
+      <w:r>
+        <w:t xml:space="preserve">厚度有 </w:t>
+      </w:r>
+      <w:r>
+        <w:rPr>
+          <w:b/>
+          <w:bCs/>
+        </w:rPr>
+        <w:t xml:space="preserve">3分、4分、6分、1吋</w:t>
+      </w:r>
+      <w:r>
+        <w:t xml:space="preserve"> 四種：冷藏取 3 或 4分厚，冷凍取 6分或 1吋；再冷就</w:t>
+      </w:r>
+      <w:r>
+        <w:rPr>
+          <w:b/>
+          <w:bCs/>
+        </w:rPr>
+        <w:t xml:space="preserve">雙套管</w:t>
+      </w:r>
+      <w:r>
+        <w:t xml:space="preserve">（裡面 1吋、外面再 1吋）。外層的洞＝內層的洞＋兩個厚度，例如 6分管套 1吋厚，外層要 2吋6分的洞；寧可大不要小。〔錄音14 10:21、11:16〕</w:t>
+      </w:r>
+    </w:p>
+    <w:p>
+      <w:pPr>
+        <w:pStyle w:val="ListParagraph"/>
+        <w:numPr>
+          <w:ilvl w:val="0"/>
+          <w:numId w:val="2"/>
+        </w:numPr>
+      </w:pPr>
+      <w:r>
+        <w:rPr>
+          <w:b/>
+          <w:bCs/>
+        </w:rPr>
+        <w:t xml:space="preserve">灰色照銅管尺寸</w:t>
+      </w:r>
+      <w:r>
+        <w:t xml:space="preserve">：3、4、5、6、7 分五種洞 × 3、4、6 分三種厚度＝15 種；一八一以上放倉庫。唸法「洞×厚」：</w:t>
+      </w:r>
+      <w:r>
+        <w:rPr>
+          <w:b/>
+          <w:bCs/>
+        </w:rPr>
+        <w:t xml:space="preserve">六四</w:t>
+      </w:r>
+      <w:r>
+        <w:t xml:space="preserve">＝6分洞 4分厚；六四、六六、六一（1吋厚）。〔錄音14 15:36、17:19〕</w:t>
+      </w:r>
+    </w:p>
+    <w:p>
+      <w:pPr>
+        <w:pStyle w:val="ListParagraph"/>
+        <w:numPr>
+          <w:ilvl w:val="0"/>
+          <w:numId w:val="2"/>
+        </w:numPr>
+      </w:pPr>
+      <w:r>
+        <w:rPr>
+          <w:b/>
+          <w:bCs/>
+        </w:rPr>
+        <w:t xml:space="preserve">黑色照水管（鐵管）尺寸</w:t>
+      </w:r>
+      <w:r>
+        <w:t xml:space="preserve">：客人說「包四分水管、黑色的」，要拿 4分水管那一格，洞等於 7分銅管。黑色密度高、硬，保溫效果好但難包；灰色軟、好彎。〔錄音14 13:50、14:42〕</w:t>
+      </w:r>
+    </w:p>
+    <w:p>
+      <w:pPr>
+        <w:pStyle w:val="ListParagraph"/>
+        <w:numPr>
+          <w:ilvl w:val="0"/>
+          <w:numId w:val="2"/>
+        </w:numPr>
+      </w:pPr>
+      <w:r>
+        <w:t xml:space="preserve">客人來拿保溫管先問三句：</w:t>
+      </w:r>
+      <w:r>
+        <w:rPr>
+          <w:b/>
+          <w:bCs/>
+        </w:rPr>
+        <w:t xml:space="preserve">包什麼</w:t>
+      </w:r>
+      <w:r>
+        <w:t xml:space="preserve">（銅管還是水管、黑色還是灰色）、</w:t>
+      </w:r>
+      <w:r>
+        <w:rPr>
+          <w:b/>
+          <w:bCs/>
+        </w:rPr>
+        <w:t xml:space="preserve">幾分</w:t>
+      </w:r>
+      <w:r>
+        <w:t xml:space="preserve">、</w:t>
+      </w:r>
+      <w:r>
+        <w:rPr>
+          <w:b/>
+          <w:bCs/>
+        </w:rPr>
+        <w:t xml:space="preserve">多厚</w:t>
+      </w:r>
+      <w:r>
+        <w:t xml:space="preserve">。抽出來就塞不回去，所以先問再拿。〔錄音14 12:59〕</w:t>
+      </w:r>
+    </w:p>
+    <w:p>
+      <w:pPr>
+        <w:pStyle w:val="ListParagraph"/>
+        <w:numPr>
+          <w:ilvl w:val="0"/>
+          <w:numId w:val="2"/>
+        </w:numPr>
+      </w:pPr>
+      <w:r>
+        <w:t xml:space="preserve">客人說包水管，再問「那支管幾度」：冷氣排水不冷，最薄的就好；冰水管 7°C 要包厚。聽得懂這句，客人就知道你內行。〔錄音14 19:53〕</w:t>
+      </w:r>
+    </w:p>
+    <w:p>
+      <w:pPr>
+        <w:pStyle w:val="ListParagraph"/>
+        <w:numPr>
+          <w:ilvl w:val="0"/>
+          <w:numId w:val="2"/>
+        </w:numPr>
+      </w:pPr>
+      <w:r>
+        <w:rPr>
+          <w:b/>
+          <w:bCs/>
+        </w:rPr>
+        <w:t xml:space="preserve">六分回管最常用</w:t>
+      </w:r>
+      <w:r>
+        <w:t xml:space="preserve">：黑金剛的渦捲式、往復式回管（氣管）都是六分，所以六分保溫管用最多；小冰箱回管常用 33、34。〔錄音14 22:30、24:11〕</w:t>
+      </w:r>
+    </w:p>
+    <w:p>
+      <w:pPr>
+        <w:pStyle w:val="Heading2"/>
+      </w:pPr>
+      <w:r>
         <w:t xml:space="preserve">油分離器〔錄音01 04:14〕〔錄音03 00:50〕</w:t>
       </w:r>
     </w:p>
@@ -3981,7 +4748,7 @@
         <w:pStyle w:val="ListParagraph"/>
         <w:numPr>
           <w:ilvl w:val="0"/>
-          <w:numId w:val="3"/>
+          <w:numId w:val="4"/>
         </w:numPr>
       </w:pPr>
       <w:r>
@@ -4000,7 +4767,7 @@
         <w:pStyle w:val="ListParagraph"/>
         <w:numPr>
           <w:ilvl w:val="0"/>
-          <w:numId w:val="3"/>
+          <w:numId w:val="4"/>
         </w:numPr>
       </w:pPr>
       <w:r>
@@ -4019,7 +4786,7 @@
         <w:pStyle w:val="ListParagraph"/>
         <w:numPr>
           <w:ilvl w:val="0"/>
-          <w:numId w:val="3"/>
+          <w:numId w:val="4"/>
         </w:numPr>
       </w:pPr>
       <w:r>
@@ -4038,7 +4805,7 @@
         <w:pStyle w:val="ListParagraph"/>
         <w:numPr>
           <w:ilvl w:val="0"/>
-          <w:numId w:val="3"/>
+          <w:numId w:val="4"/>
         </w:numPr>
       </w:pPr>
       <w:r>
@@ -4444,6 +5211,135 @@
     </w:p>
     <w:p>
       <w:pPr>
+        <w:pStyle w:val="Heading2"/>
+      </w:pPr>
+      <w:r>
+        <w:t xml:space="preserve">新人業務怎麼開始（整理自老闆的話）</w:t>
+      </w:r>
+    </w:p>
+    <w:p>
+      <w:r>
+        <w:t xml:space="preserve">好業務先做到的四件事：</w:t>
+      </w:r>
+    </w:p>
+    <w:p>
+      <w:pPr>
+        <w:pStyle w:val="ListParagraph"/>
+        <w:numPr>
+          <w:ilvl w:val="0"/>
+          <w:numId w:val="5"/>
+        </w:numPr>
+      </w:pPr>
+      <w:r>
+        <w:rPr>
+          <w:b/>
+          <w:bCs/>
+        </w:rPr>
+        <w:t xml:space="preserve">把產品認熟</w:t>
+      </w:r>
+      <w:r>
+        <w:t xml:space="preserve">：業務不是靠口才，是客人問什麼都答得出來；客人只問壓縮機，我們多問熱排、冷排、裝什麼設備。〔錄音09、10〕</w:t>
+      </w:r>
+    </w:p>
+    <w:p>
+      <w:pPr>
+        <w:pStyle w:val="ListParagraph"/>
+        <w:numPr>
+          <w:ilvl w:val="0"/>
+          <w:numId w:val="5"/>
+        </w:numPr>
+      </w:pPr>
+      <w:r>
+        <w:rPr>
+          <w:b/>
+          <w:bCs/>
+        </w:rPr>
+        <w:t xml:space="preserve">從來不拿錯貨</w:t>
+      </w:r>
+      <w:r>
+        <w:t xml:space="preserve">：壓縮機焊過就不能退；型號一個字一個字對、電壓對、出門前再對一次。新人最快建立信任的方法是不出錯。〔錄音13〕</w:t>
+      </w:r>
+    </w:p>
+    <w:p>
+      <w:pPr>
+        <w:pStyle w:val="ListParagraph"/>
+        <w:numPr>
+          <w:ilvl w:val="0"/>
+          <w:numId w:val="5"/>
+        </w:numPr>
+      </w:pPr>
+      <w:r>
+        <w:rPr>
+          <w:b/>
+          <w:bCs/>
+        </w:rPr>
+        <w:t xml:space="preserve">話先講在前頭、講結論</w:t>
+      </w:r>
+      <w:r>
+        <w:t xml:space="preserve">：買賣說斷斷，請客人施工前先測，有問題馬上換；客人不是來上課的，講他聽得懂的結論。〔錄音09、14〕</w:t>
+      </w:r>
+    </w:p>
+    <w:p>
+      <w:pPr>
+        <w:pStyle w:val="ListParagraph"/>
+        <w:numPr>
+          <w:ilvl w:val="0"/>
+          <w:numId w:val="5"/>
+        </w:numPr>
+      </w:pPr>
+      <w:r>
+        <w:rPr>
+          <w:b/>
+          <w:bCs/>
+        </w:rPr>
+        <w:t xml:space="preserve">不懂就問，每天記</w:t>
+      </w:r>
+      <w:r>
+        <w:t xml:space="preserve">：問老闆、問客人「這裝在哪？」沒人會看輕你，拿錯才會；被問倒的問題記下來，一個月後會發現就那幾十種。</w:t>
+      </w:r>
+    </w:p>
+    <w:p>
+      <w:r>
+        <w:t xml:space="preserve">產品要融會貫通，每一種都掛在三個鉤子上：</w:t>
+      </w:r>
+      <w:r>
+        <w:rPr>
+          <w:b/>
+          <w:bCs/>
+        </w:rPr>
+        <w:t xml:space="preserve">在循環的哪裡</w:t>
+      </w:r>
+      <w:r>
+        <w:t xml:space="preserve">（冷媒走到這裡時這個零件做什麼）、</w:t>
+      </w:r>
+      <w:r>
+        <w:rPr>
+          <w:b/>
+          <w:bCs/>
+        </w:rPr>
+        <w:t xml:space="preserve">客人為什麼要它</w:t>
+      </w:r>
+      <w:r>
+        <w:t xml:space="preserve">（冷凍庫、冰箱、冷氣各要哪一套）、</w:t>
+      </w:r>
+      <w:r>
+        <w:rPr>
+          <w:b/>
+          <w:bCs/>
+        </w:rPr>
+        <w:t xml:space="preserve">貨架哪裡、跟誰像</w:t>
+      </w:r>
+      <w:r>
+        <w:t xml:space="preserve">（誰可以代替誰、拿錯會怎樣）。</w:t>
+      </w:r>
+    </w:p>
+    <w:p>
+      <w:r>
+        <w:t xml:space="preserve">一天 20 分鐘：每天一排貨架（拿產品總表對著看，答不出來的明天問老闆）；每週拿一張真的出貨單自己配出整套再對；聽錄音13 邊站在壓縮機貨架前看；每天記一題被問倒的。</w:t>
+      </w:r>
+    </w:p>
+    <w:p>
+      <w:pPr>
         <w:pStyle w:val="Heading1"/>
       </w:pPr>
       <w:r>
@@ -4455,7 +5351,7 @@
         <w:pStyle w:val="ListParagraph"/>
         <w:numPr>
           <w:ilvl w:val="0"/>
-          <w:numId w:val="4"/>
+          <w:numId w:val="6"/>
         </w:numPr>
       </w:pPr>
       <w:r>
@@ -4474,7 +5370,7 @@
         <w:pStyle w:val="ListParagraph"/>
         <w:numPr>
           <w:ilvl w:val="0"/>
-          <w:numId w:val="4"/>
+          <w:numId w:val="6"/>
         </w:numPr>
       </w:pPr>
       <w:r>
@@ -4493,7 +5389,7 @@
         <w:pStyle w:val="ListParagraph"/>
         <w:numPr>
           <w:ilvl w:val="0"/>
-          <w:numId w:val="4"/>
+          <w:numId w:val="6"/>
         </w:numPr>
       </w:pPr>
       <w:r>
@@ -4512,7 +5408,7 @@
         <w:pStyle w:val="ListParagraph"/>
         <w:numPr>
           <w:ilvl w:val="0"/>
-          <w:numId w:val="4"/>
+          <w:numId w:val="6"/>
         </w:numPr>
       </w:pPr>
       <w:r>
@@ -4531,7 +5427,7 @@
         <w:pStyle w:val="ListParagraph"/>
         <w:numPr>
           <w:ilvl w:val="0"/>
-          <w:numId w:val="4"/>
+          <w:numId w:val="6"/>
         </w:numPr>
       </w:pPr>
       <w:r>
@@ -4550,7 +5446,7 @@
         <w:pStyle w:val="ListParagraph"/>
         <w:numPr>
           <w:ilvl w:val="0"/>
-          <w:numId w:val="4"/>
+          <w:numId w:val="6"/>
         </w:numPr>
       </w:pPr>
       <w:r>
@@ -4569,7 +5465,7 @@
         <w:pStyle w:val="ListParagraph"/>
         <w:numPr>
           <w:ilvl w:val="0"/>
-          <w:numId w:val="4"/>
+          <w:numId w:val="6"/>
         </w:numPr>
       </w:pPr>
       <w:r>
@@ -4725,7 +5621,7 @@
         <w:pStyle w:val="ListParagraph"/>
         <w:numPr>
           <w:ilvl w:val="0"/>
-          <w:numId w:val="5"/>
+          <w:numId w:val="7"/>
         </w:numPr>
       </w:pPr>
       <w:r>
@@ -4737,7 +5633,7 @@
         <w:pStyle w:val="ListParagraph"/>
         <w:numPr>
           <w:ilvl w:val="0"/>
-          <w:numId w:val="5"/>
+          <w:numId w:val="7"/>
         </w:numPr>
       </w:pPr>
       <w:r>
@@ -4749,7 +5645,7 @@
         <w:pStyle w:val="ListParagraph"/>
         <w:numPr>
           <w:ilvl w:val="0"/>
-          <w:numId w:val="5"/>
+          <w:numId w:val="7"/>
         </w:numPr>
       </w:pPr>
       <w:r>
@@ -4761,7 +5657,7 @@
         <w:pStyle w:val="ListParagraph"/>
         <w:numPr>
           <w:ilvl w:val="0"/>
-          <w:numId w:val="5"/>
+          <w:numId w:val="7"/>
         </w:numPr>
       </w:pPr>
       <w:r>
@@ -4773,7 +5669,7 @@
         <w:pStyle w:val="ListParagraph"/>
         <w:numPr>
           <w:ilvl w:val="0"/>
-          <w:numId w:val="5"/>
+          <w:numId w:val="7"/>
         </w:numPr>
       </w:pPr>
       <w:r>
@@ -4785,7 +5681,7 @@
         <w:pStyle w:val="ListParagraph"/>
         <w:numPr>
           <w:ilvl w:val="0"/>
-          <w:numId w:val="5"/>
+          <w:numId w:val="7"/>
         </w:numPr>
       </w:pPr>
       <w:r>
@@ -4797,7 +5693,7 @@
         <w:pStyle w:val="ListParagraph"/>
         <w:numPr>
           <w:ilvl w:val="0"/>
-          <w:numId w:val="5"/>
+          <w:numId w:val="7"/>
         </w:numPr>
       </w:pPr>
       <w:r>
@@ -4809,7 +5705,7 @@
         <w:pStyle w:val="ListParagraph"/>
         <w:numPr>
           <w:ilvl w:val="0"/>
-          <w:numId w:val="5"/>
+          <w:numId w:val="7"/>
         </w:numPr>
       </w:pPr>
       <w:r>
@@ -4821,7 +5717,7 @@
         <w:pStyle w:val="ListParagraph"/>
         <w:numPr>
           <w:ilvl w:val="0"/>
-          <w:numId w:val="5"/>
+          <w:numId w:val="7"/>
         </w:numPr>
       </w:pPr>
       <w:r>
@@ -4833,7 +5729,7 @@
         <w:pStyle w:val="ListParagraph"/>
         <w:numPr>
           <w:ilvl w:val="0"/>
-          <w:numId w:val="5"/>
+          <w:numId w:val="7"/>
         </w:numPr>
       </w:pPr>
       <w:r>
@@ -4845,7 +5741,7 @@
         <w:pStyle w:val="ListParagraph"/>
         <w:numPr>
           <w:ilvl w:val="0"/>
-          <w:numId w:val="5"/>
+          <w:numId w:val="7"/>
         </w:numPr>
       </w:pPr>
       <w:r>
@@ -4857,7 +5753,7 @@
         <w:pStyle w:val="ListParagraph"/>
         <w:numPr>
           <w:ilvl w:val="0"/>
-          <w:numId w:val="5"/>
+          <w:numId w:val="7"/>
         </w:numPr>
       </w:pPr>
       <w:r>
@@ -4869,7 +5765,7 @@
         <w:pStyle w:val="ListParagraph"/>
         <w:numPr>
           <w:ilvl w:val="0"/>
-          <w:numId w:val="5"/>
+          <w:numId w:val="7"/>
         </w:numPr>
       </w:pPr>
       <w:r>
@@ -4881,7 +5777,7 @@
         <w:pStyle w:val="ListParagraph"/>
         <w:numPr>
           <w:ilvl w:val="0"/>
-          <w:numId w:val="5"/>
+          <w:numId w:val="7"/>
         </w:numPr>
       </w:pPr>
       <w:r>
@@ -4893,7 +5789,7 @@
         <w:pStyle w:val="ListParagraph"/>
         <w:numPr>
           <w:ilvl w:val="0"/>
-          <w:numId w:val="5"/>
+          <w:numId w:val="7"/>
         </w:numPr>
       </w:pPr>
       <w:r>
@@ -4905,7 +5801,7 @@
         <w:pStyle w:val="ListParagraph"/>
         <w:numPr>
           <w:ilvl w:val="0"/>
-          <w:numId w:val="5"/>
+          <w:numId w:val="7"/>
         </w:numPr>
       </w:pPr>
       <w:r>
@@ -4917,7 +5813,7 @@
         <w:pStyle w:val="ListParagraph"/>
         <w:numPr>
           <w:ilvl w:val="0"/>
-          <w:numId w:val="5"/>
+          <w:numId w:val="7"/>
         </w:numPr>
       </w:pPr>
       <w:r>
@@ -4938,7 +5834,7 @@
         <w:pStyle w:val="ListParagraph"/>
         <w:numPr>
           <w:ilvl w:val="0"/>
-          <w:numId w:val="6"/>
+          <w:numId w:val="8"/>
         </w:numPr>
       </w:pPr>
       <w:r>
@@ -4950,7 +5846,7 @@
         <w:pStyle w:val="ListParagraph"/>
         <w:numPr>
           <w:ilvl w:val="0"/>
-          <w:numId w:val="6"/>
+          <w:numId w:val="8"/>
         </w:numPr>
       </w:pPr>
       <w:r>
@@ -4962,7 +5858,7 @@
         <w:pStyle w:val="ListParagraph"/>
         <w:numPr>
           <w:ilvl w:val="0"/>
-          <w:numId w:val="6"/>
+          <w:numId w:val="8"/>
         </w:numPr>
       </w:pPr>
       <w:r>
@@ -4974,7 +5870,7 @@
         <w:pStyle w:val="ListParagraph"/>
         <w:numPr>
           <w:ilvl w:val="0"/>
-          <w:numId w:val="6"/>
+          <w:numId w:val="8"/>
         </w:numPr>
       </w:pPr>
       <w:r>
@@ -4986,7 +5882,7 @@
         <w:pStyle w:val="ListParagraph"/>
         <w:numPr>
           <w:ilvl w:val="0"/>
-          <w:numId w:val="6"/>
+          <w:numId w:val="8"/>
         </w:numPr>
       </w:pPr>
       <w:r>
@@ -4998,7 +5894,7 @@
         <w:pStyle w:val="ListParagraph"/>
         <w:numPr>
           <w:ilvl w:val="0"/>
-          <w:numId w:val="6"/>
+          <w:numId w:val="8"/>
         </w:numPr>
       </w:pPr>
       <w:r>
@@ -5010,7 +5906,7 @@
         <w:pStyle w:val="ListParagraph"/>
         <w:numPr>
           <w:ilvl w:val="0"/>
-          <w:numId w:val="6"/>
+          <w:numId w:val="8"/>
         </w:numPr>
       </w:pPr>
       <w:r>
@@ -5022,7 +5918,7 @@
         <w:pStyle w:val="ListParagraph"/>
         <w:numPr>
           <w:ilvl w:val="0"/>
-          <w:numId w:val="6"/>
+          <w:numId w:val="8"/>
         </w:numPr>
       </w:pPr>
       <w:r>
@@ -5034,7 +5930,7 @@
         <w:pStyle w:val="ListParagraph"/>
         <w:numPr>
           <w:ilvl w:val="0"/>
-          <w:numId w:val="6"/>
+          <w:numId w:val="8"/>
         </w:numPr>
       </w:pPr>
       <w:r>
@@ -5046,7 +5942,7 @@
         <w:pStyle w:val="ListParagraph"/>
         <w:numPr>
           <w:ilvl w:val="0"/>
-          <w:numId w:val="6"/>
+          <w:numId w:val="8"/>
         </w:numPr>
       </w:pPr>
       <w:r>
@@ -5058,7 +5954,7 @@
         <w:pStyle w:val="ListParagraph"/>
         <w:numPr>
           <w:ilvl w:val="0"/>
-          <w:numId w:val="6"/>
+          <w:numId w:val="8"/>
         </w:numPr>
       </w:pPr>
       <w:r>
@@ -5070,7 +5966,7 @@
         <w:pStyle w:val="ListParagraph"/>
         <w:numPr>
           <w:ilvl w:val="0"/>
-          <w:numId w:val="6"/>
+          <w:numId w:val="8"/>
         </w:numPr>
       </w:pPr>
       <w:r>
@@ -5082,7 +5978,7 @@
         <w:pStyle w:val="ListParagraph"/>
         <w:numPr>
           <w:ilvl w:val="0"/>
-          <w:numId w:val="6"/>
+          <w:numId w:val="8"/>
         </w:numPr>
       </w:pPr>
       <w:r>
@@ -5094,7 +5990,7 @@
         <w:pStyle w:val="ListParagraph"/>
         <w:numPr>
           <w:ilvl w:val="0"/>
-          <w:numId w:val="6"/>
+          <w:numId w:val="8"/>
         </w:numPr>
       </w:pPr>
       <w:r>
@@ -5106,7 +6002,7 @@
         <w:pStyle w:val="ListParagraph"/>
         <w:numPr>
           <w:ilvl w:val="0"/>
-          <w:numId w:val="6"/>
+          <w:numId w:val="8"/>
         </w:numPr>
       </w:pPr>
       <w:r>
@@ -5118,7 +6014,7 @@
         <w:pStyle w:val="ListParagraph"/>
         <w:numPr>
           <w:ilvl w:val="0"/>
-          <w:numId w:val="6"/>
+          <w:numId w:val="8"/>
         </w:numPr>
       </w:pPr>
       <w:r>
@@ -5130,7 +6026,7 @@
         <w:pStyle w:val="ListParagraph"/>
         <w:numPr>
           <w:ilvl w:val="0"/>
-          <w:numId w:val="6"/>
+          <w:numId w:val="8"/>
         </w:numPr>
       </w:pPr>
       <w:r>
@@ -5158,10 +6054,10 @@
         </w:tblBorders>
       </w:tblPr>
       <w:tblGrid>
-        <w:gridCol w:w="826"/>
-        <w:gridCol w:w="1927"/>
-        <w:gridCol w:w="3442"/>
-        <w:gridCol w:w="3443"/>
+        <w:gridCol w:w="1413"/>
+        <w:gridCol w:w="1799"/>
+        <w:gridCol w:w="3212"/>
+        <w:gridCol w:w="3214"/>
       </w:tblGrid>
       <w:tr>
         <w:trPr>
@@ -5169,7 +6065,7 @@
         </w:trPr>
         <w:tc>
           <w:tcPr>
-            <w:tcW w:type="dxa" w:w="826"/>
+            <w:tcW w:type="dxa" w:w="1413"/>
             <w:shd w:fill="DCEBF7" w:color="auto" w:val="clear"/>
             <w:tcMar>
               <w:top w:type="dxa" w:w="60"/>
@@ -5192,7 +6088,7 @@
         </w:tc>
         <w:tc>
           <w:tcPr>
-            <w:tcW w:type="dxa" w:w="1927"/>
+            <w:tcW w:type="dxa" w:w="1799"/>
             <w:shd w:fill="DCEBF7" w:color="auto" w:val="clear"/>
             <w:tcMar>
               <w:top w:type="dxa" w:w="60"/>
@@ -5215,7 +6111,7 @@
         </w:tc>
         <w:tc>
           <w:tcPr>
-            <w:tcW w:type="dxa" w:w="3442"/>
+            <w:tcW w:type="dxa" w:w="3212"/>
             <w:shd w:fill="DCEBF7" w:color="auto" w:val="clear"/>
             <w:tcMar>
               <w:top w:type="dxa" w:w="60"/>
@@ -5238,7 +6134,7 @@
         </w:tc>
         <w:tc>
           <w:tcPr>
-            <w:tcW w:type="dxa" w:w="3443"/>
+            <w:tcW w:type="dxa" w:w="3214"/>
             <w:shd w:fill="DCEBF7" w:color="auto" w:val="clear"/>
             <w:tcMar>
               <w:top w:type="dxa" w:w="60"/>
@@ -5266,7 +6162,7 @@
         </w:trPr>
         <w:tc>
           <w:tcPr>
-            <w:tcW w:type="dxa" w:w="826"/>
+            <w:tcW w:type="dxa" w:w="1413"/>
             <w:tcMar>
               <w:top w:type="dxa" w:w="60"/>
               <w:left w:type="dxa" w:w="100"/>
@@ -5286,7 +6182,7 @@
         </w:tc>
         <w:tc>
           <w:tcPr>
-            <w:tcW w:type="dxa" w:w="1927"/>
+            <w:tcW w:type="dxa" w:w="1799"/>
             <w:tcMar>
               <w:top w:type="dxa" w:w="60"/>
               <w:left w:type="dxa" w:w="100"/>
@@ -5306,7 +6202,7 @@
         </w:tc>
         <w:tc>
           <w:tcPr>
-            <w:tcW w:type="dxa" w:w="3442"/>
+            <w:tcW w:type="dxa" w:w="3212"/>
             <w:tcMar>
               <w:top w:type="dxa" w:w="60"/>
               <w:left w:type="dxa" w:w="100"/>
@@ -5326,7 +6222,7 @@
         </w:tc>
         <w:tc>
           <w:tcPr>
-            <w:tcW w:type="dxa" w:w="3443"/>
+            <w:tcW w:type="dxa" w:w="3214"/>
             <w:tcMar>
               <w:top w:type="dxa" w:w="60"/>
               <w:left w:type="dxa" w:w="100"/>
@@ -5351,7 +6247,7 @@
         </w:trPr>
         <w:tc>
           <w:tcPr>
-            <w:tcW w:type="dxa" w:w="826"/>
+            <w:tcW w:type="dxa" w:w="1413"/>
             <w:tcMar>
               <w:top w:type="dxa" w:w="60"/>
               <w:left w:type="dxa" w:w="100"/>
@@ -5371,7 +6267,7 @@
         </w:tc>
         <w:tc>
           <w:tcPr>
-            <w:tcW w:type="dxa" w:w="1927"/>
+            <w:tcW w:type="dxa" w:w="1799"/>
             <w:tcMar>
               <w:top w:type="dxa" w:w="60"/>
               <w:left w:type="dxa" w:w="100"/>
@@ -5391,7 +6287,7 @@
         </w:tc>
         <w:tc>
           <w:tcPr>
-            <w:tcW w:type="dxa" w:w="3442"/>
+            <w:tcW w:type="dxa" w:w="3212"/>
             <w:tcMar>
               <w:top w:type="dxa" w:w="60"/>
               <w:left w:type="dxa" w:w="100"/>
@@ -5411,7 +6307,7 @@
         </w:tc>
         <w:tc>
           <w:tcPr>
-            <w:tcW w:type="dxa" w:w="3443"/>
+            <w:tcW w:type="dxa" w:w="3214"/>
             <w:tcMar>
               <w:top w:type="dxa" w:w="60"/>
               <w:left w:type="dxa" w:w="100"/>
@@ -5436,7 +6332,7 @@
         </w:trPr>
         <w:tc>
           <w:tcPr>
-            <w:tcW w:type="dxa" w:w="826"/>
+            <w:tcW w:type="dxa" w:w="1413"/>
             <w:tcMar>
               <w:top w:type="dxa" w:w="60"/>
               <w:left w:type="dxa" w:w="100"/>
@@ -5456,7 +6352,7 @@
         </w:tc>
         <w:tc>
           <w:tcPr>
-            <w:tcW w:type="dxa" w:w="1927"/>
+            <w:tcW w:type="dxa" w:w="1799"/>
             <w:tcMar>
               <w:top w:type="dxa" w:w="60"/>
               <w:left w:type="dxa" w:w="100"/>
@@ -5476,7 +6372,7 @@
         </w:tc>
         <w:tc>
           <w:tcPr>
-            <w:tcW w:type="dxa" w:w="3442"/>
+            <w:tcW w:type="dxa" w:w="3212"/>
             <w:tcMar>
               <w:top w:type="dxa" w:w="60"/>
               <w:left w:type="dxa" w:w="100"/>
@@ -5496,7 +6392,7 @@
         </w:tc>
         <w:tc>
           <w:tcPr>
-            <w:tcW w:type="dxa" w:w="3443"/>
+            <w:tcW w:type="dxa" w:w="3214"/>
             <w:tcMar>
               <w:top w:type="dxa" w:w="60"/>
               <w:left w:type="dxa" w:w="100"/>
@@ -5521,7 +6417,7 @@
         </w:trPr>
         <w:tc>
           <w:tcPr>
-            <w:tcW w:type="dxa" w:w="826"/>
+            <w:tcW w:type="dxa" w:w="1413"/>
             <w:tcMar>
               <w:top w:type="dxa" w:w="60"/>
               <w:left w:type="dxa" w:w="100"/>
@@ -5541,7 +6437,7 @@
         </w:tc>
         <w:tc>
           <w:tcPr>
-            <w:tcW w:type="dxa" w:w="1927"/>
+            <w:tcW w:type="dxa" w:w="1799"/>
             <w:tcMar>
               <w:top w:type="dxa" w:w="60"/>
               <w:left w:type="dxa" w:w="100"/>
@@ -5561,7 +6457,7 @@
         </w:tc>
         <w:tc>
           <w:tcPr>
-            <w:tcW w:type="dxa" w:w="3442"/>
+            <w:tcW w:type="dxa" w:w="3212"/>
             <w:tcMar>
               <w:top w:type="dxa" w:w="60"/>
               <w:left w:type="dxa" w:w="100"/>
@@ -5581,7 +6477,7 @@
         </w:tc>
         <w:tc>
           <w:tcPr>
-            <w:tcW w:type="dxa" w:w="3443"/>
+            <w:tcW w:type="dxa" w:w="3214"/>
             <w:tcMar>
               <w:top w:type="dxa" w:w="60"/>
               <w:left w:type="dxa" w:w="100"/>
@@ -5606,7 +6502,7 @@
         </w:trPr>
         <w:tc>
           <w:tcPr>
-            <w:tcW w:type="dxa" w:w="826"/>
+            <w:tcW w:type="dxa" w:w="1413"/>
             <w:tcMar>
               <w:top w:type="dxa" w:w="60"/>
               <w:left w:type="dxa" w:w="100"/>
@@ -5626,7 +6522,7 @@
         </w:tc>
         <w:tc>
           <w:tcPr>
-            <w:tcW w:type="dxa" w:w="1927"/>
+            <w:tcW w:type="dxa" w:w="1799"/>
             <w:tcMar>
               <w:top w:type="dxa" w:w="60"/>
               <w:left w:type="dxa" w:w="100"/>
@@ -5646,7 +6542,7 @@
         </w:tc>
         <w:tc>
           <w:tcPr>
-            <w:tcW w:type="dxa" w:w="3442"/>
+            <w:tcW w:type="dxa" w:w="3212"/>
             <w:tcMar>
               <w:top w:type="dxa" w:w="60"/>
               <w:left w:type="dxa" w:w="100"/>
@@ -5666,7 +6562,7 @@
         </w:tc>
         <w:tc>
           <w:tcPr>
-            <w:tcW w:type="dxa" w:w="3443"/>
+            <w:tcW w:type="dxa" w:w="3214"/>
             <w:tcMar>
               <w:top w:type="dxa" w:w="60"/>
               <w:left w:type="dxa" w:w="100"/>
@@ -5691,7 +6587,7 @@
         </w:trPr>
         <w:tc>
           <w:tcPr>
-            <w:tcW w:type="dxa" w:w="826"/>
+            <w:tcW w:type="dxa" w:w="1413"/>
             <w:tcMar>
               <w:top w:type="dxa" w:w="60"/>
               <w:left w:type="dxa" w:w="100"/>
@@ -5711,7 +6607,7 @@
         </w:tc>
         <w:tc>
           <w:tcPr>
-            <w:tcW w:type="dxa" w:w="1927"/>
+            <w:tcW w:type="dxa" w:w="1799"/>
             <w:tcMar>
               <w:top w:type="dxa" w:w="60"/>
               <w:left w:type="dxa" w:w="100"/>
@@ -5731,7 +6627,7 @@
         </w:tc>
         <w:tc>
           <w:tcPr>
-            <w:tcW w:type="dxa" w:w="3442"/>
+            <w:tcW w:type="dxa" w:w="3212"/>
             <w:tcMar>
               <w:top w:type="dxa" w:w="60"/>
               <w:left w:type="dxa" w:w="100"/>
@@ -5751,7 +6647,7 @@
         </w:tc>
         <w:tc>
           <w:tcPr>
-            <w:tcW w:type="dxa" w:w="3443"/>
+            <w:tcW w:type="dxa" w:w="3214"/>
             <w:tcMar>
               <w:top w:type="dxa" w:w="60"/>
               <w:left w:type="dxa" w:w="100"/>
@@ -5776,7 +6672,7 @@
         </w:trPr>
         <w:tc>
           <w:tcPr>
-            <w:tcW w:type="dxa" w:w="826"/>
+            <w:tcW w:type="dxa" w:w="1413"/>
             <w:tcMar>
               <w:top w:type="dxa" w:w="60"/>
               <w:left w:type="dxa" w:w="100"/>
@@ -5796,7 +6692,7 @@
         </w:tc>
         <w:tc>
           <w:tcPr>
-            <w:tcW w:type="dxa" w:w="1927"/>
+            <w:tcW w:type="dxa" w:w="1799"/>
             <w:tcMar>
               <w:top w:type="dxa" w:w="60"/>
               <w:left w:type="dxa" w:w="100"/>
@@ -5816,7 +6712,7 @@
         </w:tc>
         <w:tc>
           <w:tcPr>
-            <w:tcW w:type="dxa" w:w="3442"/>
+            <w:tcW w:type="dxa" w:w="3212"/>
             <w:tcMar>
               <w:top w:type="dxa" w:w="60"/>
               <w:left w:type="dxa" w:w="100"/>
@@ -5836,7 +6732,7 @@
         </w:tc>
         <w:tc>
           <w:tcPr>
-            <w:tcW w:type="dxa" w:w="3443"/>
+            <w:tcW w:type="dxa" w:w="3214"/>
             <w:tcMar>
               <w:top w:type="dxa" w:w="60"/>
               <w:left w:type="dxa" w:w="100"/>
@@ -5861,7 +6757,7 @@
         </w:trPr>
         <w:tc>
           <w:tcPr>
-            <w:tcW w:type="dxa" w:w="826"/>
+            <w:tcW w:type="dxa" w:w="1413"/>
             <w:tcMar>
               <w:top w:type="dxa" w:w="60"/>
               <w:left w:type="dxa" w:w="100"/>
@@ -5881,7 +6777,7 @@
         </w:tc>
         <w:tc>
           <w:tcPr>
-            <w:tcW w:type="dxa" w:w="1927"/>
+            <w:tcW w:type="dxa" w:w="1799"/>
             <w:tcMar>
               <w:top w:type="dxa" w:w="60"/>
               <w:left w:type="dxa" w:w="100"/>
@@ -5901,7 +6797,7 @@
         </w:tc>
         <w:tc>
           <w:tcPr>
-            <w:tcW w:type="dxa" w:w="3442"/>
+            <w:tcW w:type="dxa" w:w="3212"/>
             <w:tcMar>
               <w:top w:type="dxa" w:w="60"/>
               <w:left w:type="dxa" w:w="100"/>
@@ -5921,7 +6817,7 @@
         </w:tc>
         <w:tc>
           <w:tcPr>
-            <w:tcW w:type="dxa" w:w="3443"/>
+            <w:tcW w:type="dxa" w:w="3214"/>
             <w:tcMar>
               <w:top w:type="dxa" w:w="60"/>
               <w:left w:type="dxa" w:w="100"/>
@@ -5946,7 +6842,7 @@
         </w:trPr>
         <w:tc>
           <w:tcPr>
-            <w:tcW w:type="dxa" w:w="826"/>
+            <w:tcW w:type="dxa" w:w="1413"/>
             <w:tcMar>
               <w:top w:type="dxa" w:w="60"/>
               <w:left w:type="dxa" w:w="100"/>
@@ -5966,7 +6862,7 @@
         </w:tc>
         <w:tc>
           <w:tcPr>
-            <w:tcW w:type="dxa" w:w="1927"/>
+            <w:tcW w:type="dxa" w:w="1799"/>
             <w:tcMar>
               <w:top w:type="dxa" w:w="60"/>
               <w:left w:type="dxa" w:w="100"/>
@@ -5986,7 +6882,7 @@
         </w:tc>
         <w:tc>
           <w:tcPr>
-            <w:tcW w:type="dxa" w:w="3442"/>
+            <w:tcW w:type="dxa" w:w="3212"/>
             <w:tcMar>
               <w:top w:type="dxa" w:w="60"/>
               <w:left w:type="dxa" w:w="100"/>
@@ -6006,7 +6902,7 @@
         </w:tc>
         <w:tc>
           <w:tcPr>
-            <w:tcW w:type="dxa" w:w="3443"/>
+            <w:tcW w:type="dxa" w:w="3214"/>
             <w:tcMar>
               <w:top w:type="dxa" w:w="60"/>
               <w:left w:type="dxa" w:w="100"/>
@@ -6031,7 +6927,7 @@
         </w:trPr>
         <w:tc>
           <w:tcPr>
-            <w:tcW w:type="dxa" w:w="826"/>
+            <w:tcW w:type="dxa" w:w="1413"/>
             <w:tcMar>
               <w:top w:type="dxa" w:w="60"/>
               <w:left w:type="dxa" w:w="100"/>
@@ -6051,7 +6947,7 @@
         </w:tc>
         <w:tc>
           <w:tcPr>
-            <w:tcW w:type="dxa" w:w="1927"/>
+            <w:tcW w:type="dxa" w:w="1799"/>
             <w:tcMar>
               <w:top w:type="dxa" w:w="60"/>
               <w:left w:type="dxa" w:w="100"/>
@@ -6071,7 +6967,7 @@
         </w:tc>
         <w:tc>
           <w:tcPr>
-            <w:tcW w:type="dxa" w:w="3442"/>
+            <w:tcW w:type="dxa" w:w="3212"/>
             <w:tcMar>
               <w:top w:type="dxa" w:w="60"/>
               <w:left w:type="dxa" w:w="100"/>
@@ -6091,7 +6987,7 @@
         </w:tc>
         <w:tc>
           <w:tcPr>
-            <w:tcW w:type="dxa" w:w="3443"/>
+            <w:tcW w:type="dxa" w:w="3214"/>
             <w:tcMar>
               <w:top w:type="dxa" w:w="60"/>
               <w:left w:type="dxa" w:w="100"/>
@@ -6116,7 +7012,7 @@
         </w:trPr>
         <w:tc>
           <w:tcPr>
-            <w:tcW w:type="dxa" w:w="826"/>
+            <w:tcW w:type="dxa" w:w="1413"/>
             <w:tcMar>
               <w:top w:type="dxa" w:w="60"/>
               <w:left w:type="dxa" w:w="100"/>
@@ -6136,7 +7032,7 @@
         </w:tc>
         <w:tc>
           <w:tcPr>
-            <w:tcW w:type="dxa" w:w="1927"/>
+            <w:tcW w:type="dxa" w:w="1799"/>
             <w:tcMar>
               <w:top w:type="dxa" w:w="60"/>
               <w:left w:type="dxa" w:w="100"/>
@@ -6156,7 +7052,7 @@
         </w:tc>
         <w:tc>
           <w:tcPr>
-            <w:tcW w:type="dxa" w:w="3442"/>
+            <w:tcW w:type="dxa" w:w="3212"/>
             <w:tcMar>
               <w:top w:type="dxa" w:w="60"/>
               <w:left w:type="dxa" w:w="100"/>
@@ -6176,7 +7072,7 @@
         </w:tc>
         <w:tc>
           <w:tcPr>
-            <w:tcW w:type="dxa" w:w="3443"/>
+            <w:tcW w:type="dxa" w:w="3214"/>
             <w:tcMar>
               <w:top w:type="dxa" w:w="60"/>
               <w:left w:type="dxa" w:w="100"/>
@@ -6201,7 +7097,7 @@
         </w:trPr>
         <w:tc>
           <w:tcPr>
-            <w:tcW w:type="dxa" w:w="826"/>
+            <w:tcW w:type="dxa" w:w="1413"/>
             <w:tcMar>
               <w:top w:type="dxa" w:w="60"/>
               <w:left w:type="dxa" w:w="100"/>
@@ -6221,7 +7117,7 @@
         </w:tc>
         <w:tc>
           <w:tcPr>
-            <w:tcW w:type="dxa" w:w="1927"/>
+            <w:tcW w:type="dxa" w:w="1799"/>
             <w:tcMar>
               <w:top w:type="dxa" w:w="60"/>
               <w:left w:type="dxa" w:w="100"/>
@@ -6241,7 +7137,7 @@
         </w:tc>
         <w:tc>
           <w:tcPr>
-            <w:tcW w:type="dxa" w:w="3442"/>
+            <w:tcW w:type="dxa" w:w="3212"/>
             <w:tcMar>
               <w:top w:type="dxa" w:w="60"/>
               <w:left w:type="dxa" w:w="100"/>
@@ -6261,7 +7157,7 @@
         </w:tc>
         <w:tc>
           <w:tcPr>
-            <w:tcW w:type="dxa" w:w="3443"/>
+            <w:tcW w:type="dxa" w:w="3214"/>
             <w:tcMar>
               <w:top w:type="dxa" w:w="60"/>
               <w:left w:type="dxa" w:w="100"/>
@@ -6286,7 +7182,7 @@
         </w:trPr>
         <w:tc>
           <w:tcPr>
-            <w:tcW w:type="dxa" w:w="826"/>
+            <w:tcW w:type="dxa" w:w="1413"/>
             <w:tcMar>
               <w:top w:type="dxa" w:w="60"/>
               <w:left w:type="dxa" w:w="100"/>
@@ -6306,7 +7202,7 @@
         </w:tc>
         <w:tc>
           <w:tcPr>
-            <w:tcW w:type="dxa" w:w="1927"/>
+            <w:tcW w:type="dxa" w:w="1799"/>
             <w:tcMar>
               <w:top w:type="dxa" w:w="60"/>
               <w:left w:type="dxa" w:w="100"/>
@@ -6326,7 +7222,7 @@
         </w:tc>
         <w:tc>
           <w:tcPr>
-            <w:tcW w:type="dxa" w:w="3442"/>
+            <w:tcW w:type="dxa" w:w="3212"/>
             <w:tcMar>
               <w:top w:type="dxa" w:w="60"/>
               <w:left w:type="dxa" w:w="100"/>
@@ -6346,7 +7242,7 @@
         </w:tc>
         <w:tc>
           <w:tcPr>
-            <w:tcW w:type="dxa" w:w="3443"/>
+            <w:tcW w:type="dxa" w:w="3214"/>
             <w:tcMar>
               <w:top w:type="dxa" w:w="60"/>
               <w:left w:type="dxa" w:w="100"/>
@@ -6371,7 +7267,7 @@
         </w:trPr>
         <w:tc>
           <w:tcPr>
-            <w:tcW w:type="dxa" w:w="826"/>
+            <w:tcW w:type="dxa" w:w="1413"/>
             <w:tcMar>
               <w:top w:type="dxa" w:w="60"/>
               <w:left w:type="dxa" w:w="100"/>
@@ -6391,7 +7287,7 @@
         </w:tc>
         <w:tc>
           <w:tcPr>
-            <w:tcW w:type="dxa" w:w="1927"/>
+            <w:tcW w:type="dxa" w:w="1799"/>
             <w:tcMar>
               <w:top w:type="dxa" w:w="60"/>
               <w:left w:type="dxa" w:w="100"/>
@@ -6411,7 +7307,7 @@
         </w:tc>
         <w:tc>
           <w:tcPr>
-            <w:tcW w:type="dxa" w:w="3442"/>
+            <w:tcW w:type="dxa" w:w="3212"/>
             <w:tcMar>
               <w:top w:type="dxa" w:w="60"/>
               <w:left w:type="dxa" w:w="100"/>
@@ -6431,7 +7327,7 @@
         </w:tc>
         <w:tc>
           <w:tcPr>
-            <w:tcW w:type="dxa" w:w="3443"/>
+            <w:tcW w:type="dxa" w:w="3214"/>
             <w:tcMar>
               <w:top w:type="dxa" w:w="60"/>
               <w:left w:type="dxa" w:w="100"/>
@@ -6456,7 +7352,7 @@
         </w:trPr>
         <w:tc>
           <w:tcPr>
-            <w:tcW w:type="dxa" w:w="826"/>
+            <w:tcW w:type="dxa" w:w="1413"/>
             <w:tcMar>
               <w:top w:type="dxa" w:w="60"/>
               <w:left w:type="dxa" w:w="100"/>
@@ -6476,7 +7372,7 @@
         </w:tc>
         <w:tc>
           <w:tcPr>
-            <w:tcW w:type="dxa" w:w="1927"/>
+            <w:tcW w:type="dxa" w:w="1799"/>
             <w:tcMar>
               <w:top w:type="dxa" w:w="60"/>
               <w:left w:type="dxa" w:w="100"/>
@@ -6496,7 +7392,7 @@
         </w:tc>
         <w:tc>
           <w:tcPr>
-            <w:tcW w:type="dxa" w:w="3442"/>
+            <w:tcW w:type="dxa" w:w="3212"/>
             <w:tcMar>
               <w:top w:type="dxa" w:w="60"/>
               <w:left w:type="dxa" w:w="100"/>
@@ -6516,7 +7412,7 @@
         </w:tc>
         <w:tc>
           <w:tcPr>
-            <w:tcW w:type="dxa" w:w="3443"/>
+            <w:tcW w:type="dxa" w:w="3214"/>
             <w:tcMar>
               <w:top w:type="dxa" w:w="60"/>
               <w:left w:type="dxa" w:w="100"/>
@@ -6541,7 +7437,7 @@
         </w:trPr>
         <w:tc>
           <w:tcPr>
-            <w:tcW w:type="dxa" w:w="826"/>
+            <w:tcW w:type="dxa" w:w="1413"/>
             <w:tcMar>
               <w:top w:type="dxa" w:w="60"/>
               <w:left w:type="dxa" w:w="100"/>
@@ -6561,7 +7457,7 @@
         </w:tc>
         <w:tc>
           <w:tcPr>
-            <w:tcW w:type="dxa" w:w="1927"/>
+            <w:tcW w:type="dxa" w:w="1799"/>
             <w:tcMar>
               <w:top w:type="dxa" w:w="60"/>
               <w:left w:type="dxa" w:w="100"/>
@@ -6581,7 +7477,7 @@
         </w:tc>
         <w:tc>
           <w:tcPr>
-            <w:tcW w:type="dxa" w:w="3442"/>
+            <w:tcW w:type="dxa" w:w="3212"/>
             <w:tcMar>
               <w:top w:type="dxa" w:w="60"/>
               <w:left w:type="dxa" w:w="100"/>
@@ -6601,7 +7497,7 @@
         </w:tc>
         <w:tc>
           <w:tcPr>
-            <w:tcW w:type="dxa" w:w="3443"/>
+            <w:tcW w:type="dxa" w:w="3214"/>
             <w:tcMar>
               <w:top w:type="dxa" w:w="60"/>
               <w:left w:type="dxa" w:w="100"/>
@@ -6626,7 +7522,7 @@
         </w:trPr>
         <w:tc>
           <w:tcPr>
-            <w:tcW w:type="dxa" w:w="826"/>
+            <w:tcW w:type="dxa" w:w="1413"/>
             <w:tcMar>
               <w:top w:type="dxa" w:w="60"/>
               <w:left w:type="dxa" w:w="100"/>
@@ -6646,7 +7542,7 @@
         </w:tc>
         <w:tc>
           <w:tcPr>
-            <w:tcW w:type="dxa" w:w="1927"/>
+            <w:tcW w:type="dxa" w:w="1799"/>
             <w:tcMar>
               <w:top w:type="dxa" w:w="60"/>
               <w:left w:type="dxa" w:w="100"/>
@@ -6666,7 +7562,7 @@
         </w:tc>
         <w:tc>
           <w:tcPr>
-            <w:tcW w:type="dxa" w:w="3442"/>
+            <w:tcW w:type="dxa" w:w="3212"/>
             <w:tcMar>
               <w:top w:type="dxa" w:w="60"/>
               <w:left w:type="dxa" w:w="100"/>
@@ -6686,7 +7582,7 @@
         </w:tc>
         <w:tc>
           <w:tcPr>
-            <w:tcW w:type="dxa" w:w="3443"/>
+            <w:tcW w:type="dxa" w:w="3214"/>
             <w:tcMar>
               <w:top w:type="dxa" w:w="60"/>
               <w:left w:type="dxa" w:w="100"/>
@@ -6711,7 +7607,7 @@
         </w:trPr>
         <w:tc>
           <w:tcPr>
-            <w:tcW w:type="dxa" w:w="826"/>
+            <w:tcW w:type="dxa" w:w="1413"/>
             <w:tcMar>
               <w:top w:type="dxa" w:w="60"/>
               <w:left w:type="dxa" w:w="100"/>
@@ -6731,7 +7627,7 @@
         </w:tc>
         <w:tc>
           <w:tcPr>
-            <w:tcW w:type="dxa" w:w="1927"/>
+            <w:tcW w:type="dxa" w:w="1799"/>
             <w:tcMar>
               <w:top w:type="dxa" w:w="60"/>
               <w:left w:type="dxa" w:w="100"/>
@@ -6751,7 +7647,7 @@
         </w:tc>
         <w:tc>
           <w:tcPr>
-            <w:tcW w:type="dxa" w:w="3442"/>
+            <w:tcW w:type="dxa" w:w="3212"/>
             <w:tcMar>
               <w:top w:type="dxa" w:w="60"/>
               <w:left w:type="dxa" w:w="100"/>
@@ -6771,7 +7667,7 @@
         </w:tc>
         <w:tc>
           <w:tcPr>
-            <w:tcW w:type="dxa" w:w="3443"/>
+            <w:tcW w:type="dxa" w:w="3214"/>
             <w:tcMar>
               <w:top w:type="dxa" w:w="60"/>
               <w:left w:type="dxa" w:w="100"/>
@@ -6796,7 +7692,7 @@
         </w:trPr>
         <w:tc>
           <w:tcPr>
-            <w:tcW w:type="dxa" w:w="826"/>
+            <w:tcW w:type="dxa" w:w="1413"/>
             <w:tcMar>
               <w:top w:type="dxa" w:w="60"/>
               <w:left w:type="dxa" w:w="100"/>
@@ -6816,7 +7712,7 @@
         </w:tc>
         <w:tc>
           <w:tcPr>
-            <w:tcW w:type="dxa" w:w="1927"/>
+            <w:tcW w:type="dxa" w:w="1799"/>
             <w:tcMar>
               <w:top w:type="dxa" w:w="60"/>
               <w:left w:type="dxa" w:w="100"/>
@@ -6836,7 +7732,7 @@
         </w:tc>
         <w:tc>
           <w:tcPr>
-            <w:tcW w:type="dxa" w:w="3442"/>
+            <w:tcW w:type="dxa" w:w="3212"/>
             <w:tcMar>
               <w:top w:type="dxa" w:w="60"/>
               <w:left w:type="dxa" w:w="100"/>
@@ -6856,7 +7752,7 @@
         </w:tc>
         <w:tc>
           <w:tcPr>
-            <w:tcW w:type="dxa" w:w="3443"/>
+            <w:tcW w:type="dxa" w:w="3214"/>
             <w:tcMar>
               <w:top w:type="dxa" w:w="60"/>
               <w:left w:type="dxa" w:w="100"/>
@@ -6881,7 +7777,7 @@
         </w:trPr>
         <w:tc>
           <w:tcPr>
-            <w:tcW w:type="dxa" w:w="826"/>
+            <w:tcW w:type="dxa" w:w="1413"/>
             <w:tcMar>
               <w:top w:type="dxa" w:w="60"/>
               <w:left w:type="dxa" w:w="100"/>
@@ -6901,7 +7797,7 @@
         </w:tc>
         <w:tc>
           <w:tcPr>
-            <w:tcW w:type="dxa" w:w="1927"/>
+            <w:tcW w:type="dxa" w:w="1799"/>
             <w:tcMar>
               <w:top w:type="dxa" w:w="60"/>
               <w:left w:type="dxa" w:w="100"/>
@@ -6921,7 +7817,7 @@
         </w:tc>
         <w:tc>
           <w:tcPr>
-            <w:tcW w:type="dxa" w:w="3442"/>
+            <w:tcW w:type="dxa" w:w="3212"/>
             <w:tcMar>
               <w:top w:type="dxa" w:w="60"/>
               <w:left w:type="dxa" w:w="100"/>
@@ -6941,7 +7837,7 @@
         </w:tc>
         <w:tc>
           <w:tcPr>
-            <w:tcW w:type="dxa" w:w="3443"/>
+            <w:tcW w:type="dxa" w:w="3214"/>
             <w:tcMar>
               <w:top w:type="dxa" w:w="60"/>
               <w:left w:type="dxa" w:w="100"/>
@@ -6966,7 +7862,7 @@
         </w:trPr>
         <w:tc>
           <w:tcPr>
-            <w:tcW w:type="dxa" w:w="826"/>
+            <w:tcW w:type="dxa" w:w="1413"/>
             <w:tcMar>
               <w:top w:type="dxa" w:w="60"/>
               <w:left w:type="dxa" w:w="100"/>
@@ -6986,7 +7882,7 @@
         </w:tc>
         <w:tc>
           <w:tcPr>
-            <w:tcW w:type="dxa" w:w="1927"/>
+            <w:tcW w:type="dxa" w:w="1799"/>
             <w:tcMar>
               <w:top w:type="dxa" w:w="60"/>
               <w:left w:type="dxa" w:w="100"/>
@@ -7006,7 +7902,7 @@
         </w:tc>
         <w:tc>
           <w:tcPr>
-            <w:tcW w:type="dxa" w:w="3442"/>
+            <w:tcW w:type="dxa" w:w="3212"/>
             <w:tcMar>
               <w:top w:type="dxa" w:w="60"/>
               <w:left w:type="dxa" w:w="100"/>
@@ -7026,7 +7922,7 @@
         </w:tc>
         <w:tc>
           <w:tcPr>
-            <w:tcW w:type="dxa" w:w="3443"/>
+            <w:tcW w:type="dxa" w:w="3214"/>
             <w:tcMar>
               <w:top w:type="dxa" w:w="60"/>
               <w:left w:type="dxa" w:w="100"/>
@@ -7051,7 +7947,7 @@
         </w:trPr>
         <w:tc>
           <w:tcPr>
-            <w:tcW w:type="dxa" w:w="826"/>
+            <w:tcW w:type="dxa" w:w="1413"/>
             <w:tcMar>
               <w:top w:type="dxa" w:w="60"/>
               <w:left w:type="dxa" w:w="100"/>
@@ -7071,7 +7967,7 @@
         </w:tc>
         <w:tc>
           <w:tcPr>
-            <w:tcW w:type="dxa" w:w="1927"/>
+            <w:tcW w:type="dxa" w:w="1799"/>
             <w:tcMar>
               <w:top w:type="dxa" w:w="60"/>
               <w:left w:type="dxa" w:w="100"/>
@@ -7091,7 +7987,7 @@
         </w:tc>
         <w:tc>
           <w:tcPr>
-            <w:tcW w:type="dxa" w:w="3442"/>
+            <w:tcW w:type="dxa" w:w="3212"/>
             <w:tcMar>
               <w:top w:type="dxa" w:w="60"/>
               <w:left w:type="dxa" w:w="100"/>
@@ -7111,7 +8007,7 @@
         </w:tc>
         <w:tc>
           <w:tcPr>
-            <w:tcW w:type="dxa" w:w="3443"/>
+            <w:tcW w:type="dxa" w:w="3214"/>
             <w:tcMar>
               <w:top w:type="dxa" w:w="60"/>
               <w:left w:type="dxa" w:w="100"/>
@@ -7136,7 +8032,7 @@
         </w:trPr>
         <w:tc>
           <w:tcPr>
-            <w:tcW w:type="dxa" w:w="826"/>
+            <w:tcW w:type="dxa" w:w="1413"/>
             <w:tcMar>
               <w:top w:type="dxa" w:w="60"/>
               <w:left w:type="dxa" w:w="100"/>
@@ -7156,7 +8052,7 @@
         </w:tc>
         <w:tc>
           <w:tcPr>
-            <w:tcW w:type="dxa" w:w="1927"/>
+            <w:tcW w:type="dxa" w:w="1799"/>
             <w:tcMar>
               <w:top w:type="dxa" w:w="60"/>
               <w:left w:type="dxa" w:w="100"/>
@@ -7176,7 +8072,7 @@
         </w:tc>
         <w:tc>
           <w:tcPr>
-            <w:tcW w:type="dxa" w:w="3442"/>
+            <w:tcW w:type="dxa" w:w="3212"/>
             <w:tcMar>
               <w:top w:type="dxa" w:w="60"/>
               <w:left w:type="dxa" w:w="100"/>
@@ -7196,7 +8092,7 @@
         </w:tc>
         <w:tc>
           <w:tcPr>
-            <w:tcW w:type="dxa" w:w="3443"/>
+            <w:tcW w:type="dxa" w:w="3214"/>
             <w:tcMar>
               <w:top w:type="dxa" w:w="60"/>
               <w:left w:type="dxa" w:w="100"/>
@@ -7221,7 +8117,7 @@
         </w:trPr>
         <w:tc>
           <w:tcPr>
-            <w:tcW w:type="dxa" w:w="826"/>
+            <w:tcW w:type="dxa" w:w="1413"/>
             <w:tcMar>
               <w:top w:type="dxa" w:w="60"/>
               <w:left w:type="dxa" w:w="100"/>
@@ -7241,7 +8137,7 @@
         </w:tc>
         <w:tc>
           <w:tcPr>
-            <w:tcW w:type="dxa" w:w="1927"/>
+            <w:tcW w:type="dxa" w:w="1799"/>
             <w:tcMar>
               <w:top w:type="dxa" w:w="60"/>
               <w:left w:type="dxa" w:w="100"/>
@@ -7261,7 +8157,7 @@
         </w:tc>
         <w:tc>
           <w:tcPr>
-            <w:tcW w:type="dxa" w:w="3442"/>
+            <w:tcW w:type="dxa" w:w="3212"/>
             <w:tcMar>
               <w:top w:type="dxa" w:w="60"/>
               <w:left w:type="dxa" w:w="100"/>
@@ -7281,7 +8177,7 @@
         </w:tc>
         <w:tc>
           <w:tcPr>
-            <w:tcW w:type="dxa" w:w="3443"/>
+            <w:tcW w:type="dxa" w:w="3214"/>
             <w:tcMar>
               <w:top w:type="dxa" w:w="60"/>
               <w:left w:type="dxa" w:w="100"/>
@@ -7306,7 +8202,7 @@
         </w:trPr>
         <w:tc>
           <w:tcPr>
-            <w:tcW w:type="dxa" w:w="826"/>
+            <w:tcW w:type="dxa" w:w="1413"/>
             <w:tcMar>
               <w:top w:type="dxa" w:w="60"/>
               <w:left w:type="dxa" w:w="100"/>
@@ -7326,7 +8222,7 @@
         </w:tc>
         <w:tc>
           <w:tcPr>
-            <w:tcW w:type="dxa" w:w="1927"/>
+            <w:tcW w:type="dxa" w:w="1799"/>
             <w:tcMar>
               <w:top w:type="dxa" w:w="60"/>
               <w:left w:type="dxa" w:w="100"/>
@@ -7346,7 +8242,7 @@
         </w:tc>
         <w:tc>
           <w:tcPr>
-            <w:tcW w:type="dxa" w:w="3442"/>
+            <w:tcW w:type="dxa" w:w="3212"/>
             <w:tcMar>
               <w:top w:type="dxa" w:w="60"/>
               <w:left w:type="dxa" w:w="100"/>
@@ -7366,7 +8262,7 @@
         </w:tc>
         <w:tc>
           <w:tcPr>
-            <w:tcW w:type="dxa" w:w="3443"/>
+            <w:tcW w:type="dxa" w:w="3214"/>
             <w:tcMar>
               <w:top w:type="dxa" w:w="60"/>
               <w:left w:type="dxa" w:w="100"/>
@@ -7391,7 +8287,7 @@
         </w:trPr>
         <w:tc>
           <w:tcPr>
-            <w:tcW w:type="dxa" w:w="826"/>
+            <w:tcW w:type="dxa" w:w="1413"/>
             <w:tcMar>
               <w:top w:type="dxa" w:w="60"/>
               <w:left w:type="dxa" w:w="100"/>
@@ -7411,7 +8307,7 @@
         </w:tc>
         <w:tc>
           <w:tcPr>
-            <w:tcW w:type="dxa" w:w="1927"/>
+            <w:tcW w:type="dxa" w:w="1799"/>
             <w:tcMar>
               <w:top w:type="dxa" w:w="60"/>
               <w:left w:type="dxa" w:w="100"/>
@@ -7431,7 +8327,7 @@
         </w:tc>
         <w:tc>
           <w:tcPr>
-            <w:tcW w:type="dxa" w:w="3442"/>
+            <w:tcW w:type="dxa" w:w="3212"/>
             <w:tcMar>
               <w:top w:type="dxa" w:w="60"/>
               <w:left w:type="dxa" w:w="100"/>
@@ -7451,7 +8347,7 @@
         </w:tc>
         <w:tc>
           <w:tcPr>
-            <w:tcW w:type="dxa" w:w="3443"/>
+            <w:tcW w:type="dxa" w:w="3214"/>
             <w:tcMar>
               <w:top w:type="dxa" w:w="60"/>
               <w:left w:type="dxa" w:w="100"/>
@@ -7476,7 +8372,7 @@
         </w:trPr>
         <w:tc>
           <w:tcPr>
-            <w:tcW w:type="dxa" w:w="826"/>
+            <w:tcW w:type="dxa" w:w="1413"/>
             <w:tcMar>
               <w:top w:type="dxa" w:w="60"/>
               <w:left w:type="dxa" w:w="100"/>
@@ -7496,7 +8392,7 @@
         </w:tc>
         <w:tc>
           <w:tcPr>
-            <w:tcW w:type="dxa" w:w="1927"/>
+            <w:tcW w:type="dxa" w:w="1799"/>
             <w:tcMar>
               <w:top w:type="dxa" w:w="60"/>
               <w:left w:type="dxa" w:w="100"/>
@@ -7516,7 +8412,7 @@
         </w:tc>
         <w:tc>
           <w:tcPr>
-            <w:tcW w:type="dxa" w:w="3442"/>
+            <w:tcW w:type="dxa" w:w="3212"/>
             <w:tcMar>
               <w:top w:type="dxa" w:w="60"/>
               <w:left w:type="dxa" w:w="100"/>
@@ -7536,7 +8432,7 @@
         </w:tc>
         <w:tc>
           <w:tcPr>
-            <w:tcW w:type="dxa" w:w="3443"/>
+            <w:tcW w:type="dxa" w:w="3214"/>
             <w:tcMar>
               <w:top w:type="dxa" w:w="60"/>
               <w:left w:type="dxa" w:w="100"/>
@@ -7561,7 +8457,7 @@
         </w:trPr>
         <w:tc>
           <w:tcPr>
-            <w:tcW w:type="dxa" w:w="826"/>
+            <w:tcW w:type="dxa" w:w="1413"/>
             <w:tcMar>
               <w:top w:type="dxa" w:w="60"/>
               <w:left w:type="dxa" w:w="100"/>
@@ -7581,7 +8477,7 @@
         </w:tc>
         <w:tc>
           <w:tcPr>
-            <w:tcW w:type="dxa" w:w="1927"/>
+            <w:tcW w:type="dxa" w:w="1799"/>
             <w:tcMar>
               <w:top w:type="dxa" w:w="60"/>
               <w:left w:type="dxa" w:w="100"/>
@@ -7601,7 +8497,7 @@
         </w:tc>
         <w:tc>
           <w:tcPr>
-            <w:tcW w:type="dxa" w:w="3442"/>
+            <w:tcW w:type="dxa" w:w="3212"/>
             <w:tcMar>
               <w:top w:type="dxa" w:w="60"/>
               <w:left w:type="dxa" w:w="100"/>
@@ -7621,7 +8517,7 @@
         </w:tc>
         <w:tc>
           <w:tcPr>
-            <w:tcW w:type="dxa" w:w="3443"/>
+            <w:tcW w:type="dxa" w:w="3214"/>
             <w:tcMar>
               <w:top w:type="dxa" w:w="60"/>
               <w:left w:type="dxa" w:w="100"/>
@@ -7646,7 +8542,7 @@
         </w:trPr>
         <w:tc>
           <w:tcPr>
-            <w:tcW w:type="dxa" w:w="826"/>
+            <w:tcW w:type="dxa" w:w="1413"/>
             <w:tcMar>
               <w:top w:type="dxa" w:w="60"/>
               <w:left w:type="dxa" w:w="100"/>
@@ -7666,7 +8562,7 @@
         </w:tc>
         <w:tc>
           <w:tcPr>
-            <w:tcW w:type="dxa" w:w="1927"/>
+            <w:tcW w:type="dxa" w:w="1799"/>
             <w:tcMar>
               <w:top w:type="dxa" w:w="60"/>
               <w:left w:type="dxa" w:w="100"/>
@@ -7686,7 +8582,7 @@
         </w:tc>
         <w:tc>
           <w:tcPr>
-            <w:tcW w:type="dxa" w:w="3442"/>
+            <w:tcW w:type="dxa" w:w="3212"/>
             <w:tcMar>
               <w:top w:type="dxa" w:w="60"/>
               <w:left w:type="dxa" w:w="100"/>
@@ -7706,7 +8602,7 @@
         </w:tc>
         <w:tc>
           <w:tcPr>
-            <w:tcW w:type="dxa" w:w="3443"/>
+            <w:tcW w:type="dxa" w:w="3214"/>
             <w:tcMar>
               <w:top w:type="dxa" w:w="60"/>
               <w:left w:type="dxa" w:w="100"/>
@@ -7731,7 +8627,7 @@
         </w:trPr>
         <w:tc>
           <w:tcPr>
-            <w:tcW w:type="dxa" w:w="826"/>
+            <w:tcW w:type="dxa" w:w="1413"/>
             <w:tcMar>
               <w:top w:type="dxa" w:w="60"/>
               <w:left w:type="dxa" w:w="100"/>
@@ -7751,7 +8647,7 @@
         </w:tc>
         <w:tc>
           <w:tcPr>
-            <w:tcW w:type="dxa" w:w="1927"/>
+            <w:tcW w:type="dxa" w:w="1799"/>
             <w:tcMar>
               <w:top w:type="dxa" w:w="60"/>
               <w:left w:type="dxa" w:w="100"/>
@@ -7771,7 +8667,7 @@
         </w:tc>
         <w:tc>
           <w:tcPr>
-            <w:tcW w:type="dxa" w:w="3442"/>
+            <w:tcW w:type="dxa" w:w="3212"/>
             <w:tcMar>
               <w:top w:type="dxa" w:w="60"/>
               <w:left w:type="dxa" w:w="100"/>
@@ -7791,7 +8687,7 @@
         </w:tc>
         <w:tc>
           <w:tcPr>
-            <w:tcW w:type="dxa" w:w="3443"/>
+            <w:tcW w:type="dxa" w:w="3214"/>
             <w:tcMar>
               <w:top w:type="dxa" w:w="60"/>
               <w:left w:type="dxa" w:w="100"/>
@@ -7816,7 +8712,7 @@
         </w:trPr>
         <w:tc>
           <w:tcPr>
-            <w:tcW w:type="dxa" w:w="826"/>
+            <w:tcW w:type="dxa" w:w="1413"/>
             <w:tcMar>
               <w:top w:type="dxa" w:w="60"/>
               <w:left w:type="dxa" w:w="100"/>
@@ -7836,7 +8732,7 @@
         </w:tc>
         <w:tc>
           <w:tcPr>
-            <w:tcW w:type="dxa" w:w="1927"/>
+            <w:tcW w:type="dxa" w:w="1799"/>
             <w:tcMar>
               <w:top w:type="dxa" w:w="60"/>
               <w:left w:type="dxa" w:w="100"/>
@@ -7856,7 +8752,7 @@
         </w:tc>
         <w:tc>
           <w:tcPr>
-            <w:tcW w:type="dxa" w:w="3442"/>
+            <w:tcW w:type="dxa" w:w="3212"/>
             <w:tcMar>
               <w:top w:type="dxa" w:w="60"/>
               <w:left w:type="dxa" w:w="100"/>
@@ -7876,7 +8772,7 @@
         </w:tc>
         <w:tc>
           <w:tcPr>
-            <w:tcW w:type="dxa" w:w="3443"/>
+            <w:tcW w:type="dxa" w:w="3214"/>
             <w:tcMar>
               <w:top w:type="dxa" w:w="60"/>
               <w:left w:type="dxa" w:w="100"/>
@@ -7901,7 +8797,7 @@
         </w:trPr>
         <w:tc>
           <w:tcPr>
-            <w:tcW w:type="dxa" w:w="826"/>
+            <w:tcW w:type="dxa" w:w="1413"/>
             <w:tcMar>
               <w:top w:type="dxa" w:w="60"/>
               <w:left w:type="dxa" w:w="100"/>
@@ -7921,7 +8817,7 @@
         </w:tc>
         <w:tc>
           <w:tcPr>
-            <w:tcW w:type="dxa" w:w="1927"/>
+            <w:tcW w:type="dxa" w:w="1799"/>
             <w:tcMar>
               <w:top w:type="dxa" w:w="60"/>
               <w:left w:type="dxa" w:w="100"/>
@@ -7941,7 +8837,7 @@
         </w:tc>
         <w:tc>
           <w:tcPr>
-            <w:tcW w:type="dxa" w:w="3442"/>
+            <w:tcW w:type="dxa" w:w="3212"/>
             <w:tcMar>
               <w:top w:type="dxa" w:w="60"/>
               <w:left w:type="dxa" w:w="100"/>
@@ -7961,7 +8857,7 @@
         </w:tc>
         <w:tc>
           <w:tcPr>
-            <w:tcW w:type="dxa" w:w="3443"/>
+            <w:tcW w:type="dxa" w:w="3214"/>
             <w:tcMar>
               <w:top w:type="dxa" w:w="60"/>
               <w:left w:type="dxa" w:w="100"/>
@@ -7986,7 +8882,7 @@
         </w:trPr>
         <w:tc>
           <w:tcPr>
-            <w:tcW w:type="dxa" w:w="826"/>
+            <w:tcW w:type="dxa" w:w="1413"/>
             <w:tcMar>
               <w:top w:type="dxa" w:w="60"/>
               <w:left w:type="dxa" w:w="100"/>
@@ -8006,7 +8902,7 @@
         </w:tc>
         <w:tc>
           <w:tcPr>
-            <w:tcW w:type="dxa" w:w="1927"/>
+            <w:tcW w:type="dxa" w:w="1799"/>
             <w:tcMar>
               <w:top w:type="dxa" w:w="60"/>
               <w:left w:type="dxa" w:w="100"/>
@@ -8026,7 +8922,7 @@
         </w:tc>
         <w:tc>
           <w:tcPr>
-            <w:tcW w:type="dxa" w:w="3442"/>
+            <w:tcW w:type="dxa" w:w="3212"/>
             <w:tcMar>
               <w:top w:type="dxa" w:w="60"/>
               <w:left w:type="dxa" w:w="100"/>
@@ -8046,7 +8942,7 @@
         </w:tc>
         <w:tc>
           <w:tcPr>
-            <w:tcW w:type="dxa" w:w="3443"/>
+            <w:tcW w:type="dxa" w:w="3214"/>
             <w:tcMar>
               <w:top w:type="dxa" w:w="60"/>
               <w:left w:type="dxa" w:w="100"/>
@@ -8071,7 +8967,7 @@
         </w:trPr>
         <w:tc>
           <w:tcPr>
-            <w:tcW w:type="dxa" w:w="826"/>
+            <w:tcW w:type="dxa" w:w="1413"/>
             <w:tcMar>
               <w:top w:type="dxa" w:w="60"/>
               <w:left w:type="dxa" w:w="100"/>
@@ -8091,7 +8987,7 @@
         </w:tc>
         <w:tc>
           <w:tcPr>
-            <w:tcW w:type="dxa" w:w="1927"/>
+            <w:tcW w:type="dxa" w:w="1799"/>
             <w:tcMar>
               <w:top w:type="dxa" w:w="60"/>
               <w:left w:type="dxa" w:w="100"/>
@@ -8111,7 +9007,7 @@
         </w:tc>
         <w:tc>
           <w:tcPr>
-            <w:tcW w:type="dxa" w:w="3442"/>
+            <w:tcW w:type="dxa" w:w="3212"/>
             <w:tcMar>
               <w:top w:type="dxa" w:w="60"/>
               <w:left w:type="dxa" w:w="100"/>
@@ -8131,7 +9027,7 @@
         </w:tc>
         <w:tc>
           <w:tcPr>
-            <w:tcW w:type="dxa" w:w="3443"/>
+            <w:tcW w:type="dxa" w:w="3214"/>
             <w:tcMar>
               <w:top w:type="dxa" w:w="60"/>
               <w:left w:type="dxa" w:w="100"/>
@@ -8156,7 +9052,7 @@
         </w:trPr>
         <w:tc>
           <w:tcPr>
-            <w:tcW w:type="dxa" w:w="826"/>
+            <w:tcW w:type="dxa" w:w="1413"/>
             <w:tcMar>
               <w:top w:type="dxa" w:w="60"/>
               <w:left w:type="dxa" w:w="100"/>
@@ -8176,7 +9072,7 @@
         </w:tc>
         <w:tc>
           <w:tcPr>
-            <w:tcW w:type="dxa" w:w="1927"/>
+            <w:tcW w:type="dxa" w:w="1799"/>
             <w:tcMar>
               <w:top w:type="dxa" w:w="60"/>
               <w:left w:type="dxa" w:w="100"/>
@@ -8196,7 +9092,7 @@
         </w:tc>
         <w:tc>
           <w:tcPr>
-            <w:tcW w:type="dxa" w:w="3442"/>
+            <w:tcW w:type="dxa" w:w="3212"/>
             <w:tcMar>
               <w:top w:type="dxa" w:w="60"/>
               <w:left w:type="dxa" w:w="100"/>
@@ -8216,7 +9112,7 @@
         </w:tc>
         <w:tc>
           <w:tcPr>
-            <w:tcW w:type="dxa" w:w="3443"/>
+            <w:tcW w:type="dxa" w:w="3214"/>
             <w:tcMar>
               <w:top w:type="dxa" w:w="60"/>
               <w:left w:type="dxa" w:w="100"/>
@@ -8241,7 +9137,7 @@
         </w:trPr>
         <w:tc>
           <w:tcPr>
-            <w:tcW w:type="dxa" w:w="826"/>
+            <w:tcW w:type="dxa" w:w="1413"/>
             <w:tcMar>
               <w:top w:type="dxa" w:w="60"/>
               <w:left w:type="dxa" w:w="100"/>
@@ -8261,7 +9157,7 @@
         </w:tc>
         <w:tc>
           <w:tcPr>
-            <w:tcW w:type="dxa" w:w="1927"/>
+            <w:tcW w:type="dxa" w:w="1799"/>
             <w:tcMar>
               <w:top w:type="dxa" w:w="60"/>
               <w:left w:type="dxa" w:w="100"/>
@@ -8281,7 +9177,7 @@
         </w:tc>
         <w:tc>
           <w:tcPr>
-            <w:tcW w:type="dxa" w:w="3442"/>
+            <w:tcW w:type="dxa" w:w="3212"/>
             <w:tcMar>
               <w:top w:type="dxa" w:w="60"/>
               <w:left w:type="dxa" w:w="100"/>
@@ -8301,7 +9197,7 @@
         </w:tc>
         <w:tc>
           <w:tcPr>
-            <w:tcW w:type="dxa" w:w="3443"/>
+            <w:tcW w:type="dxa" w:w="3214"/>
             <w:tcMar>
               <w:top w:type="dxa" w:w="60"/>
               <w:left w:type="dxa" w:w="100"/>
@@ -8326,7 +9222,7 @@
         </w:trPr>
         <w:tc>
           <w:tcPr>
-            <w:tcW w:type="dxa" w:w="826"/>
+            <w:tcW w:type="dxa" w:w="1413"/>
             <w:tcMar>
               <w:top w:type="dxa" w:w="60"/>
               <w:left w:type="dxa" w:w="100"/>
@@ -8346,7 +9242,7 @@
         </w:tc>
         <w:tc>
           <w:tcPr>
-            <w:tcW w:type="dxa" w:w="1927"/>
+            <w:tcW w:type="dxa" w:w="1799"/>
             <w:tcMar>
               <w:top w:type="dxa" w:w="60"/>
               <w:left w:type="dxa" w:w="100"/>
@@ -8366,7 +9262,7 @@
         </w:tc>
         <w:tc>
           <w:tcPr>
-            <w:tcW w:type="dxa" w:w="3442"/>
+            <w:tcW w:type="dxa" w:w="3212"/>
             <w:tcMar>
               <w:top w:type="dxa" w:w="60"/>
               <w:left w:type="dxa" w:w="100"/>
@@ -8386,7 +9282,7 @@
         </w:tc>
         <w:tc>
           <w:tcPr>
-            <w:tcW w:type="dxa" w:w="3443"/>
+            <w:tcW w:type="dxa" w:w="3214"/>
             <w:tcMar>
               <w:top w:type="dxa" w:w="60"/>
               <w:left w:type="dxa" w:w="100"/>
@@ -8411,7 +9307,7 @@
         </w:trPr>
         <w:tc>
           <w:tcPr>
-            <w:tcW w:type="dxa" w:w="826"/>
+            <w:tcW w:type="dxa" w:w="1413"/>
             <w:tcMar>
               <w:top w:type="dxa" w:w="60"/>
               <w:left w:type="dxa" w:w="100"/>
@@ -8431,7 +9327,7 @@
         </w:tc>
         <w:tc>
           <w:tcPr>
-            <w:tcW w:type="dxa" w:w="1927"/>
+            <w:tcW w:type="dxa" w:w="1799"/>
             <w:tcMar>
               <w:top w:type="dxa" w:w="60"/>
               <w:left w:type="dxa" w:w="100"/>
@@ -8451,7 +9347,7 @@
         </w:tc>
         <w:tc>
           <w:tcPr>
-            <w:tcW w:type="dxa" w:w="3442"/>
+            <w:tcW w:type="dxa" w:w="3212"/>
             <w:tcMar>
               <w:top w:type="dxa" w:w="60"/>
               <w:left w:type="dxa" w:w="100"/>
@@ -8471,7 +9367,7 @@
         </w:tc>
         <w:tc>
           <w:tcPr>
-            <w:tcW w:type="dxa" w:w="3443"/>
+            <w:tcW w:type="dxa" w:w="3214"/>
             <w:tcMar>
               <w:top w:type="dxa" w:w="60"/>
               <w:left w:type="dxa" w:w="100"/>
@@ -8496,7 +9392,7 @@
         </w:trPr>
         <w:tc>
           <w:tcPr>
-            <w:tcW w:type="dxa" w:w="826"/>
+            <w:tcW w:type="dxa" w:w="1413"/>
             <w:tcMar>
               <w:top w:type="dxa" w:w="60"/>
               <w:left w:type="dxa" w:w="100"/>
@@ -8516,7 +9412,7 @@
         </w:tc>
         <w:tc>
           <w:tcPr>
-            <w:tcW w:type="dxa" w:w="1927"/>
+            <w:tcW w:type="dxa" w:w="1799"/>
             <w:tcMar>
               <w:top w:type="dxa" w:w="60"/>
               <w:left w:type="dxa" w:w="100"/>
@@ -8536,7 +9432,7 @@
         </w:tc>
         <w:tc>
           <w:tcPr>
-            <w:tcW w:type="dxa" w:w="3442"/>
+            <w:tcW w:type="dxa" w:w="3212"/>
             <w:tcMar>
               <w:top w:type="dxa" w:w="60"/>
               <w:left w:type="dxa" w:w="100"/>
@@ -8556,7 +9452,7 @@
         </w:tc>
         <w:tc>
           <w:tcPr>
-            <w:tcW w:type="dxa" w:w="3443"/>
+            <w:tcW w:type="dxa" w:w="3214"/>
             <w:tcMar>
               <w:top w:type="dxa" w:w="60"/>
               <w:left w:type="dxa" w:w="100"/>
@@ -8581,7 +9477,7 @@
         </w:trPr>
         <w:tc>
           <w:tcPr>
-            <w:tcW w:type="dxa" w:w="826"/>
+            <w:tcW w:type="dxa" w:w="1413"/>
             <w:tcMar>
               <w:top w:type="dxa" w:w="60"/>
               <w:left w:type="dxa" w:w="100"/>
@@ -8601,7 +9497,7 @@
         </w:tc>
         <w:tc>
           <w:tcPr>
-            <w:tcW w:type="dxa" w:w="1927"/>
+            <w:tcW w:type="dxa" w:w="1799"/>
             <w:tcMar>
               <w:top w:type="dxa" w:w="60"/>
               <w:left w:type="dxa" w:w="100"/>
@@ -8621,7 +9517,7 @@
         </w:tc>
         <w:tc>
           <w:tcPr>
-            <w:tcW w:type="dxa" w:w="3442"/>
+            <w:tcW w:type="dxa" w:w="3212"/>
             <w:tcMar>
               <w:top w:type="dxa" w:w="60"/>
               <w:left w:type="dxa" w:w="100"/>
@@ -8641,7 +9537,7 @@
         </w:tc>
         <w:tc>
           <w:tcPr>
-            <w:tcW w:type="dxa" w:w="3443"/>
+            <w:tcW w:type="dxa" w:w="3214"/>
             <w:tcMar>
               <w:top w:type="dxa" w:w="60"/>
               <w:left w:type="dxa" w:w="100"/>
@@ -8666,7 +9562,7 @@
         </w:trPr>
         <w:tc>
           <w:tcPr>
-            <w:tcW w:type="dxa" w:w="826"/>
+            <w:tcW w:type="dxa" w:w="1413"/>
             <w:tcMar>
               <w:top w:type="dxa" w:w="60"/>
               <w:left w:type="dxa" w:w="100"/>
@@ -8686,7 +9582,7 @@
         </w:tc>
         <w:tc>
           <w:tcPr>
-            <w:tcW w:type="dxa" w:w="1927"/>
+            <w:tcW w:type="dxa" w:w="1799"/>
             <w:tcMar>
               <w:top w:type="dxa" w:w="60"/>
               <w:left w:type="dxa" w:w="100"/>
@@ -8706,7 +9602,7 @@
         </w:tc>
         <w:tc>
           <w:tcPr>
-            <w:tcW w:type="dxa" w:w="3442"/>
+            <w:tcW w:type="dxa" w:w="3212"/>
             <w:tcMar>
               <w:top w:type="dxa" w:w="60"/>
               <w:left w:type="dxa" w:w="100"/>
@@ -8726,7 +9622,7 @@
         </w:tc>
         <w:tc>
           <w:tcPr>
-            <w:tcW w:type="dxa" w:w="3443"/>
+            <w:tcW w:type="dxa" w:w="3214"/>
             <w:tcMar>
               <w:top w:type="dxa" w:w="60"/>
               <w:left w:type="dxa" w:w="100"/>
@@ -8751,7 +9647,7 @@
         </w:trPr>
         <w:tc>
           <w:tcPr>
-            <w:tcW w:type="dxa" w:w="826"/>
+            <w:tcW w:type="dxa" w:w="1413"/>
             <w:tcMar>
               <w:top w:type="dxa" w:w="60"/>
               <w:left w:type="dxa" w:w="100"/>
@@ -8771,7 +9667,7 @@
         </w:tc>
         <w:tc>
           <w:tcPr>
-            <w:tcW w:type="dxa" w:w="1927"/>
+            <w:tcW w:type="dxa" w:w="1799"/>
             <w:tcMar>
               <w:top w:type="dxa" w:w="60"/>
               <w:left w:type="dxa" w:w="100"/>
@@ -8791,7 +9687,7 @@
         </w:tc>
         <w:tc>
           <w:tcPr>
-            <w:tcW w:type="dxa" w:w="3442"/>
+            <w:tcW w:type="dxa" w:w="3212"/>
             <w:tcMar>
               <w:top w:type="dxa" w:w="60"/>
               <w:left w:type="dxa" w:w="100"/>
@@ -8811,7 +9707,7 @@
         </w:tc>
         <w:tc>
           <w:tcPr>
-            <w:tcW w:type="dxa" w:w="3443"/>
+            <w:tcW w:type="dxa" w:w="3214"/>
             <w:tcMar>
               <w:top w:type="dxa" w:w="60"/>
               <w:left w:type="dxa" w:w="100"/>
@@ -8836,7 +9732,7 @@
         </w:trPr>
         <w:tc>
           <w:tcPr>
-            <w:tcW w:type="dxa" w:w="826"/>
+            <w:tcW w:type="dxa" w:w="1413"/>
             <w:tcMar>
               <w:top w:type="dxa" w:w="60"/>
               <w:left w:type="dxa" w:w="100"/>
@@ -8856,7 +9752,7 @@
         </w:tc>
         <w:tc>
           <w:tcPr>
-            <w:tcW w:type="dxa" w:w="1927"/>
+            <w:tcW w:type="dxa" w:w="1799"/>
             <w:tcMar>
               <w:top w:type="dxa" w:w="60"/>
               <w:left w:type="dxa" w:w="100"/>
@@ -8876,7 +9772,7 @@
         </w:tc>
         <w:tc>
           <w:tcPr>
-            <w:tcW w:type="dxa" w:w="3442"/>
+            <w:tcW w:type="dxa" w:w="3212"/>
             <w:tcMar>
               <w:top w:type="dxa" w:w="60"/>
               <w:left w:type="dxa" w:w="100"/>
@@ -8896,7 +9792,7 @@
         </w:tc>
         <w:tc>
           <w:tcPr>
-            <w:tcW w:type="dxa" w:w="3443"/>
+            <w:tcW w:type="dxa" w:w="3214"/>
             <w:tcMar>
               <w:top w:type="dxa" w:w="60"/>
               <w:left w:type="dxa" w:w="100"/>
@@ -8911,6 +9807,856 @@
                 <w:szCs w:val="19"/>
               </w:rPr>
               <w:t xml:space="preserve">管子比室溫冷，外面滴水</w:t>
+            </w:r>
+          </w:p>
+        </w:tc>
+      </w:tr>
+      <w:tr>
+        <w:trPr>
+          <w:tblHeader w:val="off"/>
+        </w:trPr>
+        <w:tc>
+          <w:tcPr>
+            <w:tcW w:type="dxa" w:w="1413"/>
+            <w:tcMar>
+              <w:top w:type="dxa" w:w="60"/>
+              <w:left w:type="dxa" w:w="100"/>
+              <w:bottom w:type="dxa" w:w="60"/>
+              <w:right w:type="dxa" w:w="100"/>
+            </w:tcMar>
+          </w:tcPr>
+          <w:p>
+            <w:r>
+              <w:rPr>
+                <w:sz w:val="19"/>
+                <w:szCs w:val="19"/>
+              </w:rPr>
+              <w:t xml:space="preserve">鐵管牙</w:t>
+            </w:r>
+          </w:p>
+        </w:tc>
+        <w:tc>
+          <w:tcPr>
+            <w:tcW w:type="dxa" w:w="1799"/>
+            <w:tcMar>
+              <w:top w:type="dxa" w:w="60"/>
+              <w:left w:type="dxa" w:w="100"/>
+              <w:bottom w:type="dxa" w:w="60"/>
+              <w:right w:type="dxa" w:w="100"/>
+            </w:tcMar>
+          </w:tcPr>
+          <w:p>
+            <w:r>
+              <w:rPr>
+                <w:sz w:val="19"/>
+                <w:szCs w:val="19"/>
+              </w:rPr>
+              <w:t xml:space="preserve">MPT、PT</w:t>
+            </w:r>
+          </w:p>
+        </w:tc>
+        <w:tc>
+          <w:tcPr>
+            <w:tcW w:type="dxa" w:w="3212"/>
+            <w:tcMar>
+              <w:top w:type="dxa" w:w="60"/>
+              <w:left w:type="dxa" w:w="100"/>
+              <w:bottom w:type="dxa" w:w="60"/>
+              <w:right w:type="dxa" w:w="100"/>
+            </w:tcMar>
+          </w:tcPr>
+          <w:p>
+            <w:r>
+              <w:rPr>
+                <w:sz w:val="19"/>
+                <w:szCs w:val="19"/>
+              </w:rPr>
+              <w:t xml:space="preserve">Male Pipe Thread</w:t>
+            </w:r>
+          </w:p>
+        </w:tc>
+        <w:tc>
+          <w:tcPr>
+            <w:tcW w:type="dxa" w:w="3214"/>
+            <w:tcMar>
+              <w:top w:type="dxa" w:w="60"/>
+              <w:left w:type="dxa" w:w="100"/>
+              <w:bottom w:type="dxa" w:w="60"/>
+              <w:right w:type="dxa" w:w="100"/>
+            </w:tcMar>
+          </w:tcPr>
+          <w:p>
+            <w:r>
+              <w:rPr>
+                <w:sz w:val="19"/>
+                <w:szCs w:val="19"/>
+              </w:rPr>
+              <w:t xml:space="preserve">平牙直接鎖；鐵管 4分＝銅管 7分</w:t>
+            </w:r>
+          </w:p>
+        </w:tc>
+      </w:tr>
+      <w:tr>
+        <w:trPr>
+          <w:tblHeader w:val="off"/>
+        </w:trPr>
+        <w:tc>
+          <w:tcPr>
+            <w:tcW w:type="dxa" w:w="1413"/>
+            <w:tcMar>
+              <w:top w:type="dxa" w:w="60"/>
+              <w:left w:type="dxa" w:w="100"/>
+              <w:bottom w:type="dxa" w:w="60"/>
+              <w:right w:type="dxa" w:w="100"/>
+            </w:tcMar>
+          </w:tcPr>
+          <w:p>
+            <w:r>
+              <w:rPr>
+                <w:sz w:val="19"/>
+                <w:szCs w:val="19"/>
+              </w:rPr>
+              <w:t xml:space="preserve">四進五出</w:t>
+            </w:r>
+          </w:p>
+        </w:tc>
+        <w:tc>
+          <w:tcPr>
+            <w:tcW w:type="dxa" w:w="1799"/>
+            <w:tcMar>
+              <w:top w:type="dxa" w:w="60"/>
+              <w:left w:type="dxa" w:w="100"/>
+              <w:bottom w:type="dxa" w:w="60"/>
+              <w:right w:type="dxa" w:w="100"/>
+            </w:tcMar>
+          </w:tcPr>
+          <w:p>
+            <w:r>
+              <w:rPr>
+                <w:sz w:val="19"/>
+                <w:szCs w:val="19"/>
+              </w:rPr>
+              <w:t xml:space="preserve">—</w:t>
+            </w:r>
+          </w:p>
+        </w:tc>
+        <w:tc>
+          <w:tcPr>
+            <w:tcW w:type="dxa" w:w="3212"/>
+            <w:tcMar>
+              <w:top w:type="dxa" w:w="60"/>
+              <w:left w:type="dxa" w:w="100"/>
+              <w:bottom w:type="dxa" w:w="60"/>
+              <w:right w:type="dxa" w:w="100"/>
+            </w:tcMar>
+          </w:tcPr>
+          <w:p>
+            <w:r>
+              <w:rPr>
+                <w:sz w:val="19"/>
+                <w:szCs w:val="19"/>
+              </w:rPr>
+              <w:t xml:space="preserve">4-in 5-out</w:t>
+            </w:r>
+          </w:p>
+        </w:tc>
+        <w:tc>
+          <w:tcPr>
+            <w:tcW w:type="dxa" w:w="3214"/>
+            <w:tcMar>
+              <w:top w:type="dxa" w:w="60"/>
+              <w:left w:type="dxa" w:w="100"/>
+              <w:bottom w:type="dxa" w:w="60"/>
+              <w:right w:type="dxa" w:w="100"/>
+            </w:tcMar>
+          </w:tcPr>
+          <w:p>
+            <w:r>
+              <w:rPr>
+                <w:sz w:val="19"/>
+                <w:szCs w:val="19"/>
+              </w:rPr>
+              <w:t xml:space="preserve">零件上寫的進出口尺寸</w:t>
+            </w:r>
+          </w:p>
+        </w:tc>
+      </w:tr>
+      <w:tr>
+        <w:trPr>
+          <w:tblHeader w:val="off"/>
+        </w:trPr>
+        <w:tc>
+          <w:tcPr>
+            <w:tcW w:type="dxa" w:w="1413"/>
+            <w:tcMar>
+              <w:top w:type="dxa" w:w="60"/>
+              <w:left w:type="dxa" w:w="100"/>
+              <w:bottom w:type="dxa" w:w="60"/>
+              <w:right w:type="dxa" w:w="100"/>
+            </w:tcMar>
+          </w:tcPr>
+          <w:p>
+            <w:r>
+              <w:rPr>
+                <w:sz w:val="19"/>
+                <w:szCs w:val="19"/>
+              </w:rPr>
+              <w:t xml:space="preserve">回管</w:t>
+            </w:r>
+          </w:p>
+        </w:tc>
+        <w:tc>
+          <w:tcPr>
+            <w:tcW w:type="dxa" w:w="1799"/>
+            <w:tcMar>
+              <w:top w:type="dxa" w:w="60"/>
+              <w:left w:type="dxa" w:w="100"/>
+              <w:bottom w:type="dxa" w:w="60"/>
+              <w:right w:type="dxa" w:w="100"/>
+            </w:tcMar>
+          </w:tcPr>
+          <w:p>
+            <w:r>
+              <w:rPr>
+                <w:sz w:val="19"/>
+                <w:szCs w:val="19"/>
+              </w:rPr>
+              <w:t xml:space="preserve">氣管、回氣管</w:t>
+            </w:r>
+          </w:p>
+        </w:tc>
+        <w:tc>
+          <w:tcPr>
+            <w:tcW w:type="dxa" w:w="3212"/>
+            <w:tcMar>
+              <w:top w:type="dxa" w:w="60"/>
+              <w:left w:type="dxa" w:w="100"/>
+              <w:bottom w:type="dxa" w:w="60"/>
+              <w:right w:type="dxa" w:w="100"/>
+            </w:tcMar>
+          </w:tcPr>
+          <w:p>
+            <w:r>
+              <w:rPr>
+                <w:sz w:val="19"/>
+                <w:szCs w:val="19"/>
+              </w:rPr>
+              <w:t xml:space="preserve">Suction Line</w:t>
+            </w:r>
+          </w:p>
+        </w:tc>
+        <w:tc>
+          <w:tcPr>
+            <w:tcW w:type="dxa" w:w="3214"/>
+            <w:tcMar>
+              <w:top w:type="dxa" w:w="60"/>
+              <w:left w:type="dxa" w:w="100"/>
+              <w:bottom w:type="dxa" w:w="60"/>
+              <w:right w:type="dxa" w:w="100"/>
+            </w:tcMar>
+          </w:tcPr>
+          <w:p>
+            <w:r>
+              <w:rPr>
+                <w:sz w:val="19"/>
+                <w:szCs w:val="19"/>
+              </w:rPr>
+              <w:t xml:space="preserve">冷排回壓縮機那一支；黑金剛的都是六分</w:t>
+            </w:r>
+          </w:p>
+        </w:tc>
+      </w:tr>
+      <w:tr>
+        <w:trPr>
+          <w:tblHeader w:val="off"/>
+        </w:trPr>
+        <w:tc>
+          <w:tcPr>
+            <w:tcW w:type="dxa" w:w="1413"/>
+            <w:tcMar>
+              <w:top w:type="dxa" w:w="60"/>
+              <w:left w:type="dxa" w:w="100"/>
+              <w:bottom w:type="dxa" w:w="60"/>
+              <w:right w:type="dxa" w:w="100"/>
+            </w:tcMar>
+          </w:tcPr>
+          <w:p>
+            <w:r>
+              <w:rPr>
+                <w:sz w:val="19"/>
+                <w:szCs w:val="19"/>
+              </w:rPr>
+              <w:t xml:space="preserve">黑色保溫管</w:t>
+            </w:r>
+          </w:p>
+        </w:tc>
+        <w:tc>
+          <w:tcPr>
+            <w:tcW w:type="dxa" w:w="1799"/>
+            <w:tcMar>
+              <w:top w:type="dxa" w:w="60"/>
+              <w:left w:type="dxa" w:w="100"/>
+              <w:bottom w:type="dxa" w:w="60"/>
+              <w:right w:type="dxa" w:w="100"/>
+            </w:tcMar>
+          </w:tcPr>
+          <w:p>
+            <w:r>
+              <w:rPr>
+                <w:sz w:val="19"/>
+                <w:szCs w:val="19"/>
+              </w:rPr>
+              <w:t xml:space="preserve">照水管尺寸</w:t>
+            </w:r>
+          </w:p>
+        </w:tc>
+        <w:tc>
+          <w:tcPr>
+            <w:tcW w:type="dxa" w:w="3212"/>
+            <w:tcMar>
+              <w:top w:type="dxa" w:w="60"/>
+              <w:left w:type="dxa" w:w="100"/>
+              <w:bottom w:type="dxa" w:w="60"/>
+              <w:right w:type="dxa" w:w="100"/>
+            </w:tcMar>
+          </w:tcPr>
+          <w:p>
+            <w:r>
+              <w:rPr>
+                <w:sz w:val="19"/>
+                <w:szCs w:val="19"/>
+              </w:rPr>
+              <w:t xml:space="preserve">—</w:t>
+            </w:r>
+          </w:p>
+        </w:tc>
+        <w:tc>
+          <w:tcPr>
+            <w:tcW w:type="dxa" w:w="3214"/>
+            <w:tcMar>
+              <w:top w:type="dxa" w:w="60"/>
+              <w:left w:type="dxa" w:w="100"/>
+              <w:bottom w:type="dxa" w:w="60"/>
+              <w:right w:type="dxa" w:w="100"/>
+            </w:tcMar>
+          </w:tcPr>
+          <w:p>
+            <w:r>
+              <w:rPr>
+                <w:sz w:val="19"/>
+                <w:szCs w:val="19"/>
+              </w:rPr>
+              <w:t xml:space="preserve">客人說包 4分水管，拿 7分洞的；硬、保溫好、難包</w:t>
+            </w:r>
+          </w:p>
+        </w:tc>
+      </w:tr>
+      <w:tr>
+        <w:trPr>
+          <w:tblHeader w:val="off"/>
+        </w:trPr>
+        <w:tc>
+          <w:tcPr>
+            <w:tcW w:type="dxa" w:w="1413"/>
+            <w:tcMar>
+              <w:top w:type="dxa" w:w="60"/>
+              <w:left w:type="dxa" w:w="100"/>
+              <w:bottom w:type="dxa" w:w="60"/>
+              <w:right w:type="dxa" w:w="100"/>
+            </w:tcMar>
+          </w:tcPr>
+          <w:p>
+            <w:r>
+              <w:rPr>
+                <w:sz w:val="19"/>
+                <w:szCs w:val="19"/>
+              </w:rPr>
+              <w:t xml:space="preserve">雙套管</w:t>
+            </w:r>
+          </w:p>
+        </w:tc>
+        <w:tc>
+          <w:tcPr>
+            <w:tcW w:type="dxa" w:w="1799"/>
+            <w:tcMar>
+              <w:top w:type="dxa" w:w="60"/>
+              <w:left w:type="dxa" w:w="100"/>
+              <w:bottom w:type="dxa" w:w="60"/>
+              <w:right w:type="dxa" w:w="100"/>
+            </w:tcMar>
+          </w:tcPr>
+          <w:p>
+            <w:r>
+              <w:rPr>
+                <w:sz w:val="19"/>
+                <w:szCs w:val="19"/>
+              </w:rPr>
+              <w:t xml:space="preserve">再套一層</w:t>
+            </w:r>
+          </w:p>
+        </w:tc>
+        <w:tc>
+          <w:tcPr>
+            <w:tcW w:type="dxa" w:w="3212"/>
+            <w:tcMar>
+              <w:top w:type="dxa" w:w="60"/>
+              <w:left w:type="dxa" w:w="100"/>
+              <w:bottom w:type="dxa" w:w="60"/>
+              <w:right w:type="dxa" w:w="100"/>
+            </w:tcMar>
+          </w:tcPr>
+          <w:p>
+            <w:r>
+              <w:rPr>
+                <w:sz w:val="19"/>
+                <w:szCs w:val="19"/>
+              </w:rPr>
+              <w:t xml:space="preserve">—</w:t>
+            </w:r>
+          </w:p>
+        </w:tc>
+        <w:tc>
+          <w:tcPr>
+            <w:tcW w:type="dxa" w:w="3214"/>
+            <w:tcMar>
+              <w:top w:type="dxa" w:w="60"/>
+              <w:left w:type="dxa" w:w="100"/>
+              <w:bottom w:type="dxa" w:w="60"/>
+              <w:right w:type="dxa" w:w="100"/>
+            </w:tcMar>
+          </w:tcPr>
+          <w:p>
+            <w:r>
+              <w:rPr>
+                <w:sz w:val="19"/>
+                <w:szCs w:val="19"/>
+              </w:rPr>
+              <w:t xml:space="preserve">冷凍還不夠厚就裡面 1吋、外面再 1吋</w:t>
+            </w:r>
+          </w:p>
+        </w:tc>
+      </w:tr>
+      <w:tr>
+        <w:trPr>
+          <w:tblHeader w:val="off"/>
+        </w:trPr>
+        <w:tc>
+          <w:tcPr>
+            <w:tcW w:type="dxa" w:w="1413"/>
+            <w:tcMar>
+              <w:top w:type="dxa" w:w="60"/>
+              <w:left w:type="dxa" w:w="100"/>
+              <w:bottom w:type="dxa" w:w="60"/>
+              <w:right w:type="dxa" w:w="100"/>
+            </w:tcMar>
+          </w:tcPr>
+          <w:p>
+            <w:r>
+              <w:rPr>
+                <w:sz w:val="19"/>
+                <w:szCs w:val="19"/>
+              </w:rPr>
+              <w:t xml:space="preserve">往復式／渦捲式</w:t>
+            </w:r>
+          </w:p>
+        </w:tc>
+        <w:tc>
+          <w:tcPr>
+            <w:tcW w:type="dxa" w:w="1799"/>
+            <w:tcMar>
+              <w:top w:type="dxa" w:w="60"/>
+              <w:left w:type="dxa" w:w="100"/>
+              <w:bottom w:type="dxa" w:w="60"/>
+              <w:right w:type="dxa" w:w="100"/>
+            </w:tcMar>
+          </w:tcPr>
+          <w:p>
+            <w:r>
+              <w:rPr>
+                <w:sz w:val="19"/>
+                <w:szCs w:val="19"/>
+              </w:rPr>
+              <w:t xml:space="preserve">矮胖／高瘦</w:t>
+            </w:r>
+          </w:p>
+        </w:tc>
+        <w:tc>
+          <w:tcPr>
+            <w:tcW w:type="dxa" w:w="3212"/>
+            <w:tcMar>
+              <w:top w:type="dxa" w:w="60"/>
+              <w:left w:type="dxa" w:w="100"/>
+              <w:bottom w:type="dxa" w:w="60"/>
+              <w:right w:type="dxa" w:w="100"/>
+            </w:tcMar>
+          </w:tcPr>
+          <w:p>
+            <w:r>
+              <w:rPr>
+                <w:sz w:val="19"/>
+                <w:szCs w:val="19"/>
+              </w:rPr>
+              <w:t xml:space="preserve">Reciprocating / Scroll</w:t>
+            </w:r>
+          </w:p>
+        </w:tc>
+        <w:tc>
+          <w:tcPr>
+            <w:tcW w:type="dxa" w:w="3214"/>
+            <w:tcMar>
+              <w:top w:type="dxa" w:w="60"/>
+              <w:left w:type="dxa" w:w="100"/>
+              <w:bottom w:type="dxa" w:w="60"/>
+              <w:right w:type="dxa" w:w="100"/>
+            </w:tcMar>
+          </w:tcPr>
+          <w:p>
+            <w:r>
+              <w:rPr>
+                <w:sz w:val="19"/>
+                <w:szCs w:val="19"/>
+              </w:rPr>
+              <w:t xml:space="preserve">小顆都是往復式；渦捲式的單相只有一顆運轉電容</w:t>
+            </w:r>
+          </w:p>
+        </w:tc>
+      </w:tr>
+      <w:tr>
+        <w:trPr>
+          <w:tblHeader w:val="off"/>
+        </w:trPr>
+        <w:tc>
+          <w:tcPr>
+            <w:tcW w:type="dxa" w:w="1413"/>
+            <w:tcMar>
+              <w:top w:type="dxa" w:w="60"/>
+              <w:left w:type="dxa" w:w="100"/>
+              <w:bottom w:type="dxa" w:w="60"/>
+              <w:right w:type="dxa" w:w="100"/>
+            </w:tcMar>
+          </w:tcPr>
+          <w:p>
+            <w:r>
+              <w:rPr>
+                <w:sz w:val="19"/>
+                <w:szCs w:val="19"/>
+              </w:rPr>
+              <w:t xml:space="preserve">角座</w:t>
+            </w:r>
+          </w:p>
+        </w:tc>
+        <w:tc>
+          <w:tcPr>
+            <w:tcW w:type="dxa" w:w="1799"/>
+            <w:tcMar>
+              <w:top w:type="dxa" w:w="60"/>
+              <w:left w:type="dxa" w:w="100"/>
+              <w:bottom w:type="dxa" w:w="60"/>
+              <w:right w:type="dxa" w:w="100"/>
+            </w:tcMar>
+          </w:tcPr>
+          <w:p>
+            <w:r>
+              <w:rPr>
+                <w:sz w:val="19"/>
+                <w:szCs w:val="19"/>
+              </w:rPr>
+              <w:t xml:space="preserve">—</w:t>
+            </w:r>
+          </w:p>
+        </w:tc>
+        <w:tc>
+          <w:tcPr>
+            <w:tcW w:type="dxa" w:w="3212"/>
+            <w:tcMar>
+              <w:top w:type="dxa" w:w="60"/>
+              <w:left w:type="dxa" w:w="100"/>
+              <w:bottom w:type="dxa" w:w="60"/>
+              <w:right w:type="dxa" w:w="100"/>
+            </w:tcMar>
+          </w:tcPr>
+          <w:p>
+            <w:r>
+              <w:rPr>
+                <w:sz w:val="19"/>
+                <w:szCs w:val="19"/>
+              </w:rPr>
+              <w:t xml:space="preserve">Mounting Feet</w:t>
+            </w:r>
+          </w:p>
+        </w:tc>
+        <w:tc>
+          <w:tcPr>
+            <w:tcW w:type="dxa" w:w="3214"/>
+            <w:tcMar>
+              <w:top w:type="dxa" w:w="60"/>
+              <w:left w:type="dxa" w:w="100"/>
+              <w:bottom w:type="dxa" w:w="60"/>
+              <w:right w:type="dxa" w:w="100"/>
+            </w:tcMar>
+          </w:tcPr>
+          <w:p>
+            <w:r>
+              <w:rPr>
+                <w:sz w:val="19"/>
+                <w:szCs w:val="19"/>
+              </w:rPr>
+              <w:t xml:space="preserve">固定壓縮機的腳；三相只要角座</w:t>
+            </w:r>
+          </w:p>
+        </w:tc>
+      </w:tr>
+      <w:tr>
+        <w:trPr>
+          <w:tblHeader w:val="off"/>
+        </w:trPr>
+        <w:tc>
+          <w:tcPr>
+            <w:tcW w:type="dxa" w:w="1413"/>
+            <w:tcMar>
+              <w:top w:type="dxa" w:w="60"/>
+              <w:left w:type="dxa" w:w="100"/>
+              <w:bottom w:type="dxa" w:w="60"/>
+              <w:right w:type="dxa" w:w="100"/>
+            </w:tcMar>
+          </w:tcPr>
+          <w:p>
+            <w:r>
+              <w:rPr>
+                <w:sz w:val="19"/>
+                <w:szCs w:val="19"/>
+              </w:rPr>
+              <w:t xml:space="preserve">單相配件盒</w:t>
+            </w:r>
+          </w:p>
+        </w:tc>
+        <w:tc>
+          <w:tcPr>
+            <w:tcW w:type="dxa" w:w="1799"/>
+            <w:tcMar>
+              <w:top w:type="dxa" w:w="60"/>
+              <w:left w:type="dxa" w:w="100"/>
+              <w:bottom w:type="dxa" w:w="60"/>
+              <w:right w:type="dxa" w:w="100"/>
+            </w:tcMar>
+          </w:tcPr>
+          <w:p>
+            <w:r>
+              <w:rPr>
+                <w:sz w:val="19"/>
+                <w:szCs w:val="19"/>
+              </w:rPr>
+              <w:t xml:space="preserve">—</w:t>
+            </w:r>
+          </w:p>
+        </w:tc>
+        <w:tc>
+          <w:tcPr>
+            <w:tcW w:type="dxa" w:w="3212"/>
+            <w:tcMar>
+              <w:top w:type="dxa" w:w="60"/>
+              <w:left w:type="dxa" w:w="100"/>
+              <w:bottom w:type="dxa" w:w="60"/>
+              <w:right w:type="dxa" w:w="100"/>
+            </w:tcMar>
+          </w:tcPr>
+          <w:p>
+            <w:r>
+              <w:rPr>
+                <w:sz w:val="19"/>
+                <w:szCs w:val="19"/>
+              </w:rPr>
+              <w:t xml:space="preserve">Start Kit</w:t>
+            </w:r>
+          </w:p>
+        </w:tc>
+        <w:tc>
+          <w:tcPr>
+            <w:tcW w:type="dxa" w:w="3214"/>
+            <w:tcMar>
+              <w:top w:type="dxa" w:w="60"/>
+              <w:left w:type="dxa" w:w="100"/>
+              <w:bottom w:type="dxa" w:w="60"/>
+              <w:right w:type="dxa" w:w="100"/>
+            </w:tcMar>
+          </w:tcPr>
+          <w:p>
+            <w:r>
+              <w:rPr>
+                <w:sz w:val="19"/>
+                <w:szCs w:val="19"/>
+              </w:rPr>
+              <w:t xml:space="preserve">繼電器＋啟動電容＋運轉電容，原廠配好</w:t>
+            </w:r>
+          </w:p>
+        </w:tc>
+      </w:tr>
+      <w:tr>
+        <w:trPr>
+          <w:tblHeader w:val="off"/>
+        </w:trPr>
+        <w:tc>
+          <w:tcPr>
+            <w:tcW w:type="dxa" w:w="1413"/>
+            <w:tcMar>
+              <w:top w:type="dxa" w:w="60"/>
+              <w:left w:type="dxa" w:w="100"/>
+              <w:bottom w:type="dxa" w:w="60"/>
+              <w:right w:type="dxa" w:w="100"/>
+            </w:tcMar>
+          </w:tcPr>
+          <w:p>
+            <w:r>
+              <w:rPr>
+                <w:sz w:val="19"/>
+                <w:szCs w:val="19"/>
+              </w:rPr>
+              <w:t xml:space="preserve">高溫機／中溫機／低溫機</w:t>
+            </w:r>
+          </w:p>
+        </w:tc>
+        <w:tc>
+          <w:tcPr>
+            <w:tcW w:type="dxa" w:w="1799"/>
+            <w:tcMar>
+              <w:top w:type="dxa" w:w="60"/>
+              <w:left w:type="dxa" w:w="100"/>
+              <w:bottom w:type="dxa" w:w="60"/>
+              <w:right w:type="dxa" w:w="100"/>
+            </w:tcMar>
+          </w:tcPr>
+          <w:p>
+            <w:r>
+              <w:rPr>
+                <w:sz w:val="19"/>
+                <w:szCs w:val="19"/>
+              </w:rPr>
+              <w:t xml:space="preserve">CR／CS／CF</w:t>
+            </w:r>
+          </w:p>
+        </w:tc>
+        <w:tc>
+          <w:tcPr>
+            <w:tcW w:type="dxa" w:w="3212"/>
+            <w:tcMar>
+              <w:top w:type="dxa" w:w="60"/>
+              <w:left w:type="dxa" w:w="100"/>
+              <w:bottom w:type="dxa" w:w="60"/>
+              <w:right w:type="dxa" w:w="100"/>
+            </w:tcMar>
+          </w:tcPr>
+          <w:p>
+            <w:r>
+              <w:rPr>
+                <w:sz w:val="19"/>
+                <w:szCs w:val="19"/>
+              </w:rPr>
+              <w:t xml:space="preserve">High / Medium / Low Temp</w:t>
+            </w:r>
+          </w:p>
+        </w:tc>
+        <w:tc>
+          <w:tcPr>
+            <w:tcW w:type="dxa" w:w="3214"/>
+            <w:tcMar>
+              <w:top w:type="dxa" w:w="60"/>
+              <w:left w:type="dxa" w:w="100"/>
+              <w:bottom w:type="dxa" w:w="60"/>
+              <w:right w:type="dxa" w:w="100"/>
+            </w:tcMar>
+          </w:tcPr>
+          <w:p>
+            <w:r>
+              <w:rPr>
+                <w:sz w:val="19"/>
+                <w:szCs w:val="19"/>
+              </w:rPr>
+              <w:t xml:space="preserve">冷藏用高溫、冷凍用低溫；只能拿更低溫的代替</w:t>
+            </w:r>
+          </w:p>
+        </w:tc>
+      </w:tr>
+      <w:tr>
+        <w:trPr>
+          <w:tblHeader w:val="off"/>
+        </w:trPr>
+        <w:tc>
+          <w:tcPr>
+            <w:tcW w:type="dxa" w:w="1413"/>
+            <w:tcMar>
+              <w:top w:type="dxa" w:w="60"/>
+              <w:left w:type="dxa" w:w="100"/>
+              <w:bottom w:type="dxa" w:w="60"/>
+              <w:right w:type="dxa" w:w="100"/>
+            </w:tcMar>
+          </w:tcPr>
+          <w:p>
+            <w:r>
+              <w:rPr>
+                <w:sz w:val="19"/>
+                <w:szCs w:val="19"/>
+              </w:rPr>
+              <w:t xml:space="preserve">TF5／PFV</w:t>
+            </w:r>
+          </w:p>
+        </w:tc>
+        <w:tc>
+          <w:tcPr>
+            <w:tcW w:type="dxa" w:w="1799"/>
+            <w:tcMar>
+              <w:top w:type="dxa" w:w="60"/>
+              <w:left w:type="dxa" w:w="100"/>
+              <w:bottom w:type="dxa" w:w="60"/>
+              <w:right w:type="dxa" w:w="100"/>
+            </w:tcMar>
+          </w:tcPr>
+          <w:p>
+            <w:r>
+              <w:rPr>
+                <w:sz w:val="19"/>
+                <w:szCs w:val="19"/>
+              </w:rPr>
+              <w:t xml:space="preserve">三相／單相</w:t>
+            </w:r>
+          </w:p>
+        </w:tc>
+        <w:tc>
+          <w:tcPr>
+            <w:tcW w:type="dxa" w:w="3212"/>
+            <w:tcMar>
+              <w:top w:type="dxa" w:w="60"/>
+              <w:left w:type="dxa" w:w="100"/>
+              <w:bottom w:type="dxa" w:w="60"/>
+              <w:right w:type="dxa" w:w="100"/>
+            </w:tcMar>
+          </w:tcPr>
+          <w:p>
+            <w:r>
+              <w:rPr>
+                <w:sz w:val="19"/>
+                <w:szCs w:val="19"/>
+              </w:rPr>
+              <w:t xml:space="preserve">—</w:t>
+            </w:r>
+          </w:p>
+        </w:tc>
+        <w:tc>
+          <w:tcPr>
+            <w:tcW w:type="dxa" w:w="3214"/>
+            <w:tcMar>
+              <w:top w:type="dxa" w:w="60"/>
+              <w:left w:type="dxa" w:w="100"/>
+              <w:bottom w:type="dxa" w:w="60"/>
+              <w:right w:type="dxa" w:w="100"/>
+            </w:tcMar>
+          </w:tcPr>
+          <w:p>
+            <w:r>
+              <w:rPr>
+                <w:sz w:val="19"/>
+                <w:szCs w:val="19"/>
+              </w:rPr>
+              <w:t xml:space="preserve">黑金剛型號尾巴；型號牌看 PH 1 或 PH 3</w:t>
             </w:r>
           </w:p>
         </w:tc>
@@ -10141,10 +11887,10 @@
         </w:tblBorders>
       </w:tblPr>
       <w:tblGrid>
-        <w:gridCol w:w="755"/>
-        <w:gridCol w:w="4346"/>
-        <w:gridCol w:w="944"/>
-        <w:gridCol w:w="3593"/>
+        <w:gridCol w:w="621"/>
+        <w:gridCol w:w="5285"/>
+        <w:gridCol w:w="777"/>
+        <w:gridCol w:w="2955"/>
       </w:tblGrid>
       <w:tr>
         <w:trPr>
@@ -10152,7 +11898,7 @@
         </w:trPr>
         <w:tc>
           <w:tcPr>
-            <w:tcW w:type="dxa" w:w="755"/>
+            <w:tcW w:type="dxa" w:w="621"/>
             <w:shd w:fill="DCEBF7" w:color="auto" w:val="clear"/>
             <w:tcMar>
               <w:top w:type="dxa" w:w="60"/>
@@ -10175,7 +11921,7 @@
         </w:tc>
         <w:tc>
           <w:tcPr>
-            <w:tcW w:type="dxa" w:w="4346"/>
+            <w:tcW w:type="dxa" w:w="5285"/>
             <w:shd w:fill="DCEBF7" w:color="auto" w:val="clear"/>
             <w:tcMar>
               <w:top w:type="dxa" w:w="60"/>
@@ -10198,7 +11944,7 @@
         </w:tc>
         <w:tc>
           <w:tcPr>
-            <w:tcW w:type="dxa" w:w="944"/>
+            <w:tcW w:type="dxa" w:w="777"/>
             <w:shd w:fill="DCEBF7" w:color="auto" w:val="clear"/>
             <w:tcMar>
               <w:top w:type="dxa" w:w="60"/>
@@ -10221,7 +11967,7 @@
         </w:tc>
         <w:tc>
           <w:tcPr>
-            <w:tcW w:type="dxa" w:w="3593"/>
+            <w:tcW w:type="dxa" w:w="2955"/>
             <w:shd w:fill="DCEBF7" w:color="auto" w:val="clear"/>
             <w:tcMar>
               <w:top w:type="dxa" w:w="60"/>
@@ -10249,7 +11995,7 @@
         </w:trPr>
         <w:tc>
           <w:tcPr>
-            <w:tcW w:type="dxa" w:w="755"/>
+            <w:tcW w:type="dxa" w:w="621"/>
             <w:tcMar>
               <w:top w:type="dxa" w:w="60"/>
               <w:left w:type="dxa" w:w="100"/>
@@ -10269,7 +12015,7 @@
         </w:tc>
         <w:tc>
           <w:tcPr>
-            <w:tcW w:type="dxa" w:w="4346"/>
+            <w:tcW w:type="dxa" w:w="5285"/>
             <w:tcMar>
               <w:top w:type="dxa" w:w="60"/>
               <w:left w:type="dxa" w:w="100"/>
@@ -10289,7 +12035,7 @@
         </w:tc>
         <w:tc>
           <w:tcPr>
-            <w:tcW w:type="dxa" w:w="944"/>
+            <w:tcW w:type="dxa" w:w="777"/>
             <w:tcMar>
               <w:top w:type="dxa" w:w="60"/>
               <w:left w:type="dxa" w:w="100"/>
@@ -10309,7 +12055,7 @@
         </w:tc>
         <w:tc>
           <w:tcPr>
-            <w:tcW w:type="dxa" w:w="3593"/>
+            <w:tcW w:type="dxa" w:w="2955"/>
             <w:tcMar>
               <w:top w:type="dxa" w:w="60"/>
               <w:left w:type="dxa" w:w="100"/>
@@ -10334,7 +12080,7 @@
         </w:trPr>
         <w:tc>
           <w:tcPr>
-            <w:tcW w:type="dxa" w:w="755"/>
+            <w:tcW w:type="dxa" w:w="621"/>
             <w:tcMar>
               <w:top w:type="dxa" w:w="60"/>
               <w:left w:type="dxa" w:w="100"/>
@@ -10354,7 +12100,7 @@
         </w:tc>
         <w:tc>
           <w:tcPr>
-            <w:tcW w:type="dxa" w:w="4346"/>
+            <w:tcW w:type="dxa" w:w="5285"/>
             <w:tcMar>
               <w:top w:type="dxa" w:w="60"/>
               <w:left w:type="dxa" w:w="100"/>
@@ -10374,7 +12120,7 @@
         </w:tc>
         <w:tc>
           <w:tcPr>
-            <w:tcW w:type="dxa" w:w="944"/>
+            <w:tcW w:type="dxa" w:w="777"/>
             <w:tcMar>
               <w:top w:type="dxa" w:w="60"/>
               <w:left w:type="dxa" w:w="100"/>
@@ -10394,7 +12140,7 @@
         </w:tc>
         <w:tc>
           <w:tcPr>
-            <w:tcW w:type="dxa" w:w="3593"/>
+            <w:tcW w:type="dxa" w:w="2955"/>
             <w:tcMar>
               <w:top w:type="dxa" w:w="60"/>
               <w:left w:type="dxa" w:w="100"/>
@@ -10419,7 +12165,7 @@
         </w:trPr>
         <w:tc>
           <w:tcPr>
-            <w:tcW w:type="dxa" w:w="755"/>
+            <w:tcW w:type="dxa" w:w="621"/>
             <w:tcMar>
               <w:top w:type="dxa" w:w="60"/>
               <w:left w:type="dxa" w:w="100"/>
@@ -10439,7 +12185,7 @@
         </w:tc>
         <w:tc>
           <w:tcPr>
-            <w:tcW w:type="dxa" w:w="4346"/>
+            <w:tcW w:type="dxa" w:w="5285"/>
             <w:tcMar>
               <w:top w:type="dxa" w:w="60"/>
               <w:left w:type="dxa" w:w="100"/>
@@ -10459,7 +12205,7 @@
         </w:tc>
         <w:tc>
           <w:tcPr>
-            <w:tcW w:type="dxa" w:w="944"/>
+            <w:tcW w:type="dxa" w:w="777"/>
             <w:tcMar>
               <w:top w:type="dxa" w:w="60"/>
               <w:left w:type="dxa" w:w="100"/>
@@ -10479,7 +12225,7 @@
         </w:tc>
         <w:tc>
           <w:tcPr>
-            <w:tcW w:type="dxa" w:w="3593"/>
+            <w:tcW w:type="dxa" w:w="2955"/>
             <w:tcMar>
               <w:top w:type="dxa" w:w="60"/>
               <w:left w:type="dxa" w:w="100"/>
@@ -10504,7 +12250,7 @@
         </w:trPr>
         <w:tc>
           <w:tcPr>
-            <w:tcW w:type="dxa" w:w="755"/>
+            <w:tcW w:type="dxa" w:w="621"/>
             <w:tcMar>
               <w:top w:type="dxa" w:w="60"/>
               <w:left w:type="dxa" w:w="100"/>
@@ -10524,7 +12270,7 @@
         </w:tc>
         <w:tc>
           <w:tcPr>
-            <w:tcW w:type="dxa" w:w="4346"/>
+            <w:tcW w:type="dxa" w:w="5285"/>
             <w:tcMar>
               <w:top w:type="dxa" w:w="60"/>
               <w:left w:type="dxa" w:w="100"/>
@@ -10544,7 +12290,7 @@
         </w:tc>
         <w:tc>
           <w:tcPr>
-            <w:tcW w:type="dxa" w:w="944"/>
+            <w:tcW w:type="dxa" w:w="777"/>
             <w:tcMar>
               <w:top w:type="dxa" w:w="60"/>
               <w:left w:type="dxa" w:w="100"/>
@@ -10564,7 +12310,7 @@
         </w:tc>
         <w:tc>
           <w:tcPr>
-            <w:tcW w:type="dxa" w:w="3593"/>
+            <w:tcW w:type="dxa" w:w="2955"/>
             <w:tcMar>
               <w:top w:type="dxa" w:w="60"/>
               <w:left w:type="dxa" w:w="100"/>
@@ -10589,7 +12335,7 @@
         </w:trPr>
         <w:tc>
           <w:tcPr>
-            <w:tcW w:type="dxa" w:w="755"/>
+            <w:tcW w:type="dxa" w:w="621"/>
             <w:tcMar>
               <w:top w:type="dxa" w:w="60"/>
               <w:left w:type="dxa" w:w="100"/>
@@ -10609,7 +12355,7 @@
         </w:tc>
         <w:tc>
           <w:tcPr>
-            <w:tcW w:type="dxa" w:w="4346"/>
+            <w:tcW w:type="dxa" w:w="5285"/>
             <w:tcMar>
               <w:top w:type="dxa" w:w="60"/>
               <w:left w:type="dxa" w:w="100"/>
@@ -10629,7 +12375,7 @@
         </w:tc>
         <w:tc>
           <w:tcPr>
-            <w:tcW w:type="dxa" w:w="944"/>
+            <w:tcW w:type="dxa" w:w="777"/>
             <w:tcMar>
               <w:top w:type="dxa" w:w="60"/>
               <w:left w:type="dxa" w:w="100"/>
@@ -10649,7 +12395,7 @@
         </w:tc>
         <w:tc>
           <w:tcPr>
-            <w:tcW w:type="dxa" w:w="3593"/>
+            <w:tcW w:type="dxa" w:w="2955"/>
             <w:tcMar>
               <w:top w:type="dxa" w:w="60"/>
               <w:left w:type="dxa" w:w="100"/>
@@ -10674,7 +12420,7 @@
         </w:trPr>
         <w:tc>
           <w:tcPr>
-            <w:tcW w:type="dxa" w:w="755"/>
+            <w:tcW w:type="dxa" w:w="621"/>
             <w:tcMar>
               <w:top w:type="dxa" w:w="60"/>
               <w:left w:type="dxa" w:w="100"/>
@@ -10694,7 +12440,7 @@
         </w:tc>
         <w:tc>
           <w:tcPr>
-            <w:tcW w:type="dxa" w:w="4346"/>
+            <w:tcW w:type="dxa" w:w="5285"/>
             <w:tcMar>
               <w:top w:type="dxa" w:w="60"/>
               <w:left w:type="dxa" w:w="100"/>
@@ -10714,7 +12460,7 @@
         </w:tc>
         <w:tc>
           <w:tcPr>
-            <w:tcW w:type="dxa" w:w="944"/>
+            <w:tcW w:type="dxa" w:w="777"/>
             <w:tcMar>
               <w:top w:type="dxa" w:w="60"/>
               <w:left w:type="dxa" w:w="100"/>
@@ -10734,7 +12480,7 @@
         </w:tc>
         <w:tc>
           <w:tcPr>
-            <w:tcW w:type="dxa" w:w="3593"/>
+            <w:tcW w:type="dxa" w:w="2955"/>
             <w:tcMar>
               <w:top w:type="dxa" w:w="60"/>
               <w:left w:type="dxa" w:w="100"/>
@@ -10759,7 +12505,7 @@
         </w:trPr>
         <w:tc>
           <w:tcPr>
-            <w:tcW w:type="dxa" w:w="755"/>
+            <w:tcW w:type="dxa" w:w="621"/>
             <w:tcMar>
               <w:top w:type="dxa" w:w="60"/>
               <w:left w:type="dxa" w:w="100"/>
@@ -10779,7 +12525,7 @@
         </w:tc>
         <w:tc>
           <w:tcPr>
-            <w:tcW w:type="dxa" w:w="4346"/>
+            <w:tcW w:type="dxa" w:w="5285"/>
             <w:tcMar>
               <w:top w:type="dxa" w:w="60"/>
               <w:left w:type="dxa" w:w="100"/>
@@ -10799,7 +12545,7 @@
         </w:tc>
         <w:tc>
           <w:tcPr>
-            <w:tcW w:type="dxa" w:w="944"/>
+            <w:tcW w:type="dxa" w:w="777"/>
             <w:tcMar>
               <w:top w:type="dxa" w:w="60"/>
               <w:left w:type="dxa" w:w="100"/>
@@ -10819,7 +12565,7 @@
         </w:tc>
         <w:tc>
           <w:tcPr>
-            <w:tcW w:type="dxa" w:w="3593"/>
+            <w:tcW w:type="dxa" w:w="2955"/>
             <w:tcMar>
               <w:top w:type="dxa" w:w="60"/>
               <w:left w:type="dxa" w:w="100"/>
@@ -10844,7 +12590,7 @@
         </w:trPr>
         <w:tc>
           <w:tcPr>
-            <w:tcW w:type="dxa" w:w="755"/>
+            <w:tcW w:type="dxa" w:w="621"/>
             <w:tcMar>
               <w:top w:type="dxa" w:w="60"/>
               <w:left w:type="dxa" w:w="100"/>
@@ -10864,7 +12610,7 @@
         </w:tc>
         <w:tc>
           <w:tcPr>
-            <w:tcW w:type="dxa" w:w="4346"/>
+            <w:tcW w:type="dxa" w:w="5285"/>
             <w:tcMar>
               <w:top w:type="dxa" w:w="60"/>
               <w:left w:type="dxa" w:w="100"/>
@@ -10884,7 +12630,7 @@
         </w:tc>
         <w:tc>
           <w:tcPr>
-            <w:tcW w:type="dxa" w:w="944"/>
+            <w:tcW w:type="dxa" w:w="777"/>
             <w:tcMar>
               <w:top w:type="dxa" w:w="60"/>
               <w:left w:type="dxa" w:w="100"/>
@@ -10904,7 +12650,7 @@
         </w:tc>
         <w:tc>
           <w:tcPr>
-            <w:tcW w:type="dxa" w:w="3593"/>
+            <w:tcW w:type="dxa" w:w="2955"/>
             <w:tcMar>
               <w:top w:type="dxa" w:w="60"/>
               <w:left w:type="dxa" w:w="100"/>
@@ -10929,7 +12675,7 @@
         </w:trPr>
         <w:tc>
           <w:tcPr>
-            <w:tcW w:type="dxa" w:w="755"/>
+            <w:tcW w:type="dxa" w:w="621"/>
             <w:tcMar>
               <w:top w:type="dxa" w:w="60"/>
               <w:left w:type="dxa" w:w="100"/>
@@ -10949,7 +12695,7 @@
         </w:tc>
         <w:tc>
           <w:tcPr>
-            <w:tcW w:type="dxa" w:w="4346"/>
+            <w:tcW w:type="dxa" w:w="5285"/>
             <w:tcMar>
               <w:top w:type="dxa" w:w="60"/>
               <w:left w:type="dxa" w:w="100"/>
@@ -10969,7 +12715,7 @@
         </w:tc>
         <w:tc>
           <w:tcPr>
-            <w:tcW w:type="dxa" w:w="944"/>
+            <w:tcW w:type="dxa" w:w="777"/>
             <w:tcMar>
               <w:top w:type="dxa" w:w="60"/>
               <w:left w:type="dxa" w:w="100"/>
@@ -10989,7 +12735,7 @@
         </w:tc>
         <w:tc>
           <w:tcPr>
-            <w:tcW w:type="dxa" w:w="3593"/>
+            <w:tcW w:type="dxa" w:w="2955"/>
             <w:tcMar>
               <w:top w:type="dxa" w:w="60"/>
               <w:left w:type="dxa" w:w="100"/>
@@ -11014,7 +12760,7 @@
         </w:trPr>
         <w:tc>
           <w:tcPr>
-            <w:tcW w:type="dxa" w:w="755"/>
+            <w:tcW w:type="dxa" w:w="621"/>
             <w:tcMar>
               <w:top w:type="dxa" w:w="60"/>
               <w:left w:type="dxa" w:w="100"/>
@@ -11034,7 +12780,7 @@
         </w:tc>
         <w:tc>
           <w:tcPr>
-            <w:tcW w:type="dxa" w:w="4346"/>
+            <w:tcW w:type="dxa" w:w="5285"/>
             <w:tcMar>
               <w:top w:type="dxa" w:w="60"/>
               <w:left w:type="dxa" w:w="100"/>
@@ -11054,7 +12800,7 @@
         </w:tc>
         <w:tc>
           <w:tcPr>
-            <w:tcW w:type="dxa" w:w="944"/>
+            <w:tcW w:type="dxa" w:w="777"/>
             <w:tcMar>
               <w:top w:type="dxa" w:w="60"/>
               <w:left w:type="dxa" w:w="100"/>
@@ -11074,7 +12820,7 @@
         </w:tc>
         <w:tc>
           <w:tcPr>
-            <w:tcW w:type="dxa" w:w="3593"/>
+            <w:tcW w:type="dxa" w:w="2955"/>
             <w:tcMar>
               <w:top w:type="dxa" w:w="60"/>
               <w:left w:type="dxa" w:w="100"/>
@@ -11099,7 +12845,7 @@
         </w:trPr>
         <w:tc>
           <w:tcPr>
-            <w:tcW w:type="dxa" w:w="755"/>
+            <w:tcW w:type="dxa" w:w="621"/>
             <w:tcMar>
               <w:top w:type="dxa" w:w="60"/>
               <w:left w:type="dxa" w:w="100"/>
@@ -11119,7 +12865,7 @@
         </w:tc>
         <w:tc>
           <w:tcPr>
-            <w:tcW w:type="dxa" w:w="4346"/>
+            <w:tcW w:type="dxa" w:w="5285"/>
             <w:tcMar>
               <w:top w:type="dxa" w:w="60"/>
               <w:left w:type="dxa" w:w="100"/>
@@ -11139,7 +12885,7 @@
         </w:tc>
         <w:tc>
           <w:tcPr>
-            <w:tcW w:type="dxa" w:w="944"/>
+            <w:tcW w:type="dxa" w:w="777"/>
             <w:tcMar>
               <w:top w:type="dxa" w:w="60"/>
               <w:left w:type="dxa" w:w="100"/>
@@ -11159,7 +12905,7 @@
         </w:tc>
         <w:tc>
           <w:tcPr>
-            <w:tcW w:type="dxa" w:w="3593"/>
+            <w:tcW w:type="dxa" w:w="2955"/>
             <w:tcMar>
               <w:top w:type="dxa" w:w="60"/>
               <w:left w:type="dxa" w:w="100"/>
@@ -11184,7 +12930,7 @@
         </w:trPr>
         <w:tc>
           <w:tcPr>
-            <w:tcW w:type="dxa" w:w="755"/>
+            <w:tcW w:type="dxa" w:w="621"/>
             <w:tcMar>
               <w:top w:type="dxa" w:w="60"/>
               <w:left w:type="dxa" w:w="100"/>
@@ -11204,7 +12950,7 @@
         </w:tc>
         <w:tc>
           <w:tcPr>
-            <w:tcW w:type="dxa" w:w="4346"/>
+            <w:tcW w:type="dxa" w:w="5285"/>
             <w:tcMar>
               <w:top w:type="dxa" w:w="60"/>
               <w:left w:type="dxa" w:w="100"/>
@@ -11224,7 +12970,7 @@
         </w:tc>
         <w:tc>
           <w:tcPr>
-            <w:tcW w:type="dxa" w:w="944"/>
+            <w:tcW w:type="dxa" w:w="777"/>
             <w:tcMar>
               <w:top w:type="dxa" w:w="60"/>
               <w:left w:type="dxa" w:w="100"/>
@@ -11244,7 +12990,7 @@
         </w:tc>
         <w:tc>
           <w:tcPr>
-            <w:tcW w:type="dxa" w:w="3593"/>
+            <w:tcW w:type="dxa" w:w="2955"/>
             <w:tcMar>
               <w:top w:type="dxa" w:w="60"/>
               <w:left w:type="dxa" w:w="100"/>
@@ -11259,6 +13005,176 @@
                 <w:szCs w:val="19"/>
               </w:rPr>
               <w:t xml:space="preserve">10-5 上課 part1.m4a</w:t>
+            </w:r>
+          </w:p>
+        </w:tc>
+      </w:tr>
+      <w:tr>
+        <w:trPr>
+          <w:tblHeader w:val="off"/>
+        </w:trPr>
+        <w:tc>
+          <w:tcPr>
+            <w:tcW w:type="dxa" w:w="621"/>
+            <w:tcMar>
+              <w:top w:type="dxa" w:w="60"/>
+              <w:left w:type="dxa" w:w="100"/>
+              <w:bottom w:type="dxa" w:w="60"/>
+              <w:right w:type="dxa" w:w="100"/>
+            </w:tcMar>
+          </w:tcPr>
+          <w:p>
+            <w:r>
+              <w:rPr>
+                <w:sz w:val="19"/>
+                <w:szCs w:val="19"/>
+              </w:rPr>
+              <w:t xml:space="preserve">錄音13</w:t>
+            </w:r>
+          </w:p>
+        </w:tc>
+        <w:tc>
+          <w:tcPr>
+            <w:tcW w:type="dxa" w:w="5285"/>
+            <w:tcMar>
+              <w:top w:type="dxa" w:w="60"/>
+              <w:left w:type="dxa" w:w="100"/>
+              <w:bottom w:type="dxa" w:w="60"/>
+              <w:right w:type="dxa" w:w="100"/>
+            </w:tcMar>
+          </w:tcPr>
+          <w:p>
+            <w:r>
+              <w:rPr>
+                <w:sz w:val="19"/>
+                <w:szCs w:val="19"/>
+              </w:rPr>
+              <w:t xml:space="preserve">壓縮機貨架：牌子、電壓與相位、高中低溫、拿貨 SOP</w:t>
+            </w:r>
+          </w:p>
+        </w:tc>
+        <w:tc>
+          <w:tcPr>
+            <w:tcW w:type="dxa" w:w="777"/>
+            <w:tcMar>
+              <w:top w:type="dxa" w:w="60"/>
+              <w:left w:type="dxa" w:w="100"/>
+              <w:bottom w:type="dxa" w:w="60"/>
+              <w:right w:type="dxa" w:w="100"/>
+            </w:tcMar>
+          </w:tcPr>
+          <w:p>
+            <w:r>
+              <w:rPr>
+                <w:sz w:val="19"/>
+                <w:szCs w:val="19"/>
+              </w:rPr>
+              <w:t xml:space="preserve">49:24</w:t>
+            </w:r>
+          </w:p>
+        </w:tc>
+        <w:tc>
+          <w:tcPr>
+            <w:tcW w:type="dxa" w:w="2955"/>
+            <w:tcMar>
+              <w:top w:type="dxa" w:w="60"/>
+              <w:left w:type="dxa" w:w="100"/>
+              <w:bottom w:type="dxa" w:w="60"/>
+              <w:right w:type="dxa" w:w="100"/>
+            </w:tcMar>
+          </w:tcPr>
+          <w:p>
+            <w:r>
+              <w:rPr>
+                <w:sz w:val="19"/>
+                <w:szCs w:val="19"/>
+              </w:rPr>
+              <w:t xml:space="preserve">10-6 上課 part1.m4a</w:t>
+            </w:r>
+          </w:p>
+        </w:tc>
+      </w:tr>
+      <w:tr>
+        <w:trPr>
+          <w:tblHeader w:val="off"/>
+        </w:trPr>
+        <w:tc>
+          <w:tcPr>
+            <w:tcW w:type="dxa" w:w="621"/>
+            <w:tcMar>
+              <w:top w:type="dxa" w:w="60"/>
+              <w:left w:type="dxa" w:w="100"/>
+              <w:bottom w:type="dxa" w:w="60"/>
+              <w:right w:type="dxa" w:w="100"/>
+            </w:tcMar>
+          </w:tcPr>
+          <w:p>
+            <w:r>
+              <w:rPr>
+                <w:sz w:val="19"/>
+                <w:szCs w:val="19"/>
+              </w:rPr>
+              <w:t xml:space="preserve">錄音14</w:t>
+            </w:r>
+          </w:p>
+        </w:tc>
+        <w:tc>
+          <w:tcPr>
+            <w:tcW w:type="dxa" w:w="5285"/>
+            <w:tcMar>
+              <w:top w:type="dxa" w:w="60"/>
+              <w:left w:type="dxa" w:w="100"/>
+              <w:bottom w:type="dxa" w:w="60"/>
+              <w:right w:type="dxa" w:w="100"/>
+            </w:tcMar>
+          </w:tcPr>
+          <w:p>
+            <w:r>
+              <w:rPr>
+                <w:sz w:val="19"/>
+                <w:szCs w:val="19"/>
+              </w:rPr>
+              <w:t xml:space="preserve">接頭標示（ODF／SAE／MPT）、機組配件順序、保溫管的 15 種</w:t>
+            </w:r>
+          </w:p>
+        </w:tc>
+        <w:tc>
+          <w:tcPr>
+            <w:tcW w:type="dxa" w:w="777"/>
+            <w:tcMar>
+              <w:top w:type="dxa" w:w="60"/>
+              <w:left w:type="dxa" w:w="100"/>
+              <w:bottom w:type="dxa" w:w="60"/>
+              <w:right w:type="dxa" w:w="100"/>
+            </w:tcMar>
+          </w:tcPr>
+          <w:p>
+            <w:r>
+              <w:rPr>
+                <w:sz w:val="19"/>
+                <w:szCs w:val="19"/>
+              </w:rPr>
+              <w:t xml:space="preserve">25:56</w:t>
+            </w:r>
+          </w:p>
+        </w:tc>
+        <w:tc>
+          <w:tcPr>
+            <w:tcW w:type="dxa" w:w="2955"/>
+            <w:tcMar>
+              <w:top w:type="dxa" w:w="60"/>
+              <w:left w:type="dxa" w:w="100"/>
+              <w:bottom w:type="dxa" w:w="60"/>
+              <w:right w:type="dxa" w:w="100"/>
+            </w:tcMar>
+          </w:tcPr>
+          <w:p>
+            <w:r>
+              <w:rPr>
+                <w:sz w:val="19"/>
+                <w:szCs w:val="19"/>
+              </w:rPr>
+              <w:t xml:space="preserve">10-6 上課 part2.m4a</w:t>
             </w:r>
           </w:p>
         </w:tc>
@@ -11510,6 +13426,18 @@
     </w:lvlOverride>
   </w:num>
   <w:num w:numId="6">
+    <w:abstractNumId w:val="3"/>
+    <w:lvlOverride w:ilvl="0">
+      <w:startOverride w:val="1"/>
+    </w:lvlOverride>
+  </w:num>
+  <w:num w:numId="7">
+    <w:abstractNumId w:val="3"/>
+    <w:lvlOverride w:ilvl="0">
+      <w:startOverride w:val="1"/>
+    </w:lvlOverride>
+  </w:num>
+  <w:num w:numId="8">
     <w:abstractNumId w:val="3"/>
     <w:lvlOverride w:ilvl="0">
       <w:startOverride w:val="1"/>

--- a/培訓筆記.docx
+++ b/培訓筆記.docx
@@ -2273,7 +2273,7 @@
         <w:pStyle w:val="Heading2"/>
       </w:pPr>
       <w:r>
-        <w:t xml:space="preserve">壓縮機貨架：四個牌子怎麼認〔錄音13 00:00〕</w:t>
+        <w:t xml:space="preserve">壓縮機貨架：四個牌子怎麼認（新）〔錄音13 00:00〕</w:t>
       </w:r>
     </w:p>
     <w:p>
@@ -2409,7 +2409,7 @@
         <w:pStyle w:val="Heading2"/>
       </w:pPr>
       <w:r>
-        <w:t xml:space="preserve">電壓與相位：拿錯一個字就燒掉〔錄音13 00:54〕</w:t>
+        <w:t xml:space="preserve">電壓與相位：拿錯一個字就燒掉（新）〔錄音13 00:54〕</w:t>
       </w:r>
     </w:p>
     <w:p>
@@ -2563,7 +2563,7 @@
         <w:pStyle w:val="Heading2"/>
       </w:pPr>
       <w:r>
-        <w:t xml:space="preserve">高溫、中溫、低溫：誰可以代替誰〔錄音13 36:06〕</w:t>
+        <w:t xml:space="preserve">高溫、中溫、低溫：誰可以代替誰（新）〔錄音13 36:06〕</w:t>
       </w:r>
     </w:p>
     <w:p>
@@ -2649,7 +2649,7 @@
         <w:pStyle w:val="Heading2"/>
       </w:pPr>
       <w:r>
-        <w:t xml:space="preserve">拿壓縮機的 SOP：一個字都不能錯〔錄音13 08:36〕</w:t>
+        <w:t xml:space="preserve">拿壓縮機的 SOP：一個字都不能錯（新）〔錄音13 08:36〕</w:t>
       </w:r>
     </w:p>
     <w:p>
@@ -3743,7 +3743,7 @@
         <w:pStyle w:val="Heading2"/>
       </w:pPr>
       <w:r>
-        <w:t xml:space="preserve">零件上的字：ODF、SAE、MPT〔錄音14 00:00〕</w:t>
+        <w:t xml:space="preserve">零件上的字：ODF、SAE、MPT（新）〔錄音14 00:00〕</w:t>
       </w:r>
     </w:p>
     <w:p>
@@ -3992,7 +3992,7 @@
         <w:pStyle w:val="Heading2"/>
       </w:pPr>
       <w:r>
-        <w:t xml:space="preserve">保溫管的 15 種：怎麼問、怎麼拿〔錄音14 09:31〕</w:t>
+        <w:t xml:space="preserve">保溫管的 15 種：怎麼問、怎麼拿（新）〔錄音14 09:31〕</w:t>
       </w:r>
     </w:p>
     <w:p>
@@ -5214,7 +5214,7 @@
         <w:pStyle w:val="Heading2"/>
       </w:pPr>
       <w:r>
-        <w:t xml:space="preserve">新人業務怎麼開始（整理自老闆的話）</w:t>
+        <w:t xml:space="preserve">新人業務怎麼開始（新）（整理自老闆的話）</w:t>
       </w:r>
     </w:p>
     <w:p>

--- a/培訓筆記.docx
+++ b/培訓筆記.docx
@@ -2312,7 +2312,7 @@
           <w:b/>
           <w:bCs/>
         </w:rPr>
-        <w:t xml:space="preserve">黑金剛（Copeland）</w:t>
+        <w:t xml:space="preserve">Copeland（口語黑金剛、孔不爛）</w:t>
       </w:r>
       <w:r>
         <w:t xml:space="preserve"> 賣最多，CS、CR、CF 系列；</w:t>
@@ -2322,7 +2322,7 @@
           <w:b/>
           <w:bCs/>
         </w:rPr>
-        <w:t xml:space="preserve">Danfoss</w:t>
+        <w:t xml:space="preserve">Danfoss（壓縮機部門已改名 Secop，很多人還是叫 Danfoss）</w:t>
       </w:r>
       <w:r>
         <w:t xml:space="preserve"> 型號有 G 的灌 R134a（冷藏）、有 CL 的灌 R404A（冷凍）。〔錄音13 10:23、20:00、43:51〕</w:t>

--- a/培訓筆記.docx
+++ b/培訓筆記.docx
@@ -102,6 +102,312 @@
         <w:t xml:space="preserve">「我們又不是要考工程師……我們單純就是賣這些零件，但是你要懂這些東西，你才有辦法賣。」〔錄音02 20:35〕</w:t>
       </w:r>
     </w:p>
+    <w:p>
+      <w:r>
+        <w:rPr>
+          <w:b/>
+          <w:bCs/>
+        </w:rPr>
+        <w:t xml:space="preserve">怎麼讀這份筆記（新）</w:t>
+      </w:r>
+      <w:r>
+        <w:t xml:space="preserve">：先讀「必讀」的部分（一到四、七的前半），規格對照、型號讀法、保溫管 15 種這類是「查閱」用的，需要時再翻，不用背。每一篇只要記住三件事：</w:t>
+      </w:r>
+    </w:p>
+    <w:tbl>
+      <w:tblPr>
+        <w:tblW w:type="dxa" w:w="9638"/>
+        <w:tblBorders>
+          <w:top w:val="single" w:color="auto" w:sz="4"/>
+          <w:left w:val="single" w:color="auto" w:sz="4"/>
+          <w:bottom w:val="single" w:color="auto" w:sz="4"/>
+          <w:right w:val="single" w:color="auto" w:sz="4"/>
+          <w:insideH w:val="single" w:color="auto" w:sz="4"/>
+          <w:insideV w:val="single" w:color="auto" w:sz="4"/>
+        </w:tblBorders>
+      </w:tblPr>
+      <w:tblGrid>
+        <w:gridCol w:w="642"/>
+        <w:gridCol w:w="8996"/>
+      </w:tblGrid>
+      <w:tr>
+        <w:trPr>
+          <w:tblHeader/>
+        </w:trPr>
+        <w:tc>
+          <w:tcPr>
+            <w:tcW w:type="dxa" w:w="642"/>
+            <w:shd w:fill="DCEBF7" w:color="auto" w:val="clear"/>
+            <w:tcMar>
+              <w:top w:type="dxa" w:w="60"/>
+              <w:left w:type="dxa" w:w="100"/>
+              <w:bottom w:type="dxa" w:w="60"/>
+              <w:right w:type="dxa" w:w="100"/>
+            </w:tcMar>
+          </w:tcPr>
+          <w:p>
+            <w:r>
+              <w:rPr>
+                <w:b/>
+                <w:bCs/>
+                <w:sz w:val="19"/>
+                <w:szCs w:val="19"/>
+              </w:rPr>
+              <w:t xml:space="preserve">篇</w:t>
+            </w:r>
+          </w:p>
+        </w:tc>
+        <w:tc>
+          <w:tcPr>
+            <w:tcW w:type="dxa" w:w="8996"/>
+            <w:shd w:fill="DCEBF7" w:color="auto" w:val="clear"/>
+            <w:tcMar>
+              <w:top w:type="dxa" w:w="60"/>
+              <w:left w:type="dxa" w:w="100"/>
+              <w:bottom w:type="dxa" w:w="60"/>
+              <w:right w:type="dxa" w:w="100"/>
+            </w:tcMar>
+          </w:tcPr>
+          <w:p>
+            <w:r>
+              <w:rPr>
+                <w:b/>
+                <w:bCs/>
+                <w:sz w:val="19"/>
+                <w:szCs w:val="19"/>
+              </w:rPr>
+              <w:t xml:space="preserve">記住這三件事</w:t>
+            </w:r>
+          </w:p>
+        </w:tc>
+      </w:tr>
+      <w:tr>
+        <w:trPr>
+          <w:tblHeader w:val="off"/>
+        </w:trPr>
+        <w:tc>
+          <w:tcPr>
+            <w:tcW w:type="dxa" w:w="642"/>
+            <w:tcMar>
+              <w:top w:type="dxa" w:w="60"/>
+              <w:left w:type="dxa" w:w="100"/>
+              <w:bottom w:type="dxa" w:w="60"/>
+              <w:right w:type="dxa" w:w="100"/>
+            </w:tcMar>
+          </w:tcPr>
+          <w:p>
+            <w:r>
+              <w:rPr>
+                <w:sz w:val="19"/>
+                <w:szCs w:val="19"/>
+              </w:rPr>
+              <w:t xml:space="preserve">原理</w:t>
+            </w:r>
+          </w:p>
+        </w:tc>
+        <w:tc>
+          <w:tcPr>
+            <w:tcW w:type="dxa" w:w="8996"/>
+            <w:tcMar>
+              <w:top w:type="dxa" w:w="60"/>
+              <w:left w:type="dxa" w:w="100"/>
+              <w:bottom w:type="dxa" w:w="60"/>
+              <w:right w:type="dxa" w:w="100"/>
+            </w:tcMar>
+          </w:tcPr>
+          <w:p>
+            <w:r>
+              <w:rPr>
+                <w:sz w:val="19"/>
+                <w:szCs w:val="19"/>
+              </w:rPr>
+              <w:t xml:space="preserve">冷凍是搬熱不是製造冷；冷媒一圈四個狀態；四大金剛各做一件事、壓縮機只吃氣不吃液</w:t>
+            </w:r>
+          </w:p>
+        </w:tc>
+      </w:tr>
+      <w:tr>
+        <w:trPr>
+          <w:tblHeader w:val="off"/>
+        </w:trPr>
+        <w:tc>
+          <w:tcPr>
+            <w:tcW w:type="dxa" w:w="642"/>
+            <w:tcMar>
+              <w:top w:type="dxa" w:w="60"/>
+              <w:left w:type="dxa" w:w="100"/>
+              <w:bottom w:type="dxa" w:w="60"/>
+              <w:right w:type="dxa" w:w="100"/>
+            </w:tcMar>
+          </w:tcPr>
+          <w:p>
+            <w:r>
+              <w:rPr>
+                <w:sz w:val="19"/>
+                <w:szCs w:val="19"/>
+              </w:rPr>
+              <w:t xml:space="preserve">單位</w:t>
+            </w:r>
+          </w:p>
+        </w:tc>
+        <w:tc>
+          <w:tcPr>
+            <w:tcW w:type="dxa" w:w="8996"/>
+            <w:tcMar>
+              <w:top w:type="dxa" w:w="60"/>
+              <w:left w:type="dxa" w:w="100"/>
+              <w:bottom w:type="dxa" w:w="60"/>
+              <w:right w:type="dxa" w:w="100"/>
+            </w:tcMar>
+          </w:tcPr>
+          <w:p>
+            <w:r>
+              <w:rPr>
+                <w:sz w:val="19"/>
+                <w:szCs w:val="19"/>
+              </w:rPr>
+              <w:t xml:space="preserve">1 吋＝8 分＝25.4 mm；銅管量外徑、接頭量內徑；溫度和壓力綁在一起，用冷媒尺查</w:t>
+            </w:r>
+          </w:p>
+        </w:tc>
+      </w:tr>
+      <w:tr>
+        <w:trPr>
+          <w:tblHeader w:val="off"/>
+        </w:trPr>
+        <w:tc>
+          <w:tcPr>
+            <w:tcW w:type="dxa" w:w="642"/>
+            <w:tcMar>
+              <w:top w:type="dxa" w:w="60"/>
+              <w:left w:type="dxa" w:w="100"/>
+              <w:bottom w:type="dxa" w:w="60"/>
+              <w:right w:type="dxa" w:w="100"/>
+            </w:tcMar>
+          </w:tcPr>
+          <w:p>
+            <w:r>
+              <w:rPr>
+                <w:sz w:val="19"/>
+                <w:szCs w:val="19"/>
+              </w:rPr>
+              <w:t xml:space="preserve">裝置</w:t>
+            </w:r>
+          </w:p>
+        </w:tc>
+        <w:tc>
+          <w:tcPr>
+            <w:tcW w:type="dxa" w:w="8996"/>
+            <w:tcMar>
+              <w:top w:type="dxa" w:w="60"/>
+              <w:left w:type="dxa" w:w="100"/>
+              <w:bottom w:type="dxa" w:w="60"/>
+              <w:right w:type="dxa" w:w="100"/>
+            </w:tcMar>
+          </w:tcPr>
+          <w:p>
+            <w:r>
+              <w:rPr>
+                <w:sz w:val="19"/>
+                <w:szCs w:val="19"/>
+              </w:rPr>
+              <w:t xml:space="preserve">我們在代理商和工程行之間；客人說幾坪先問冰什麼；冰箱看尺寸和全凍／半凍／全藏</w:t>
+            </w:r>
+          </w:p>
+        </w:tc>
+      </w:tr>
+      <w:tr>
+        <w:trPr>
+          <w:tblHeader w:val="off"/>
+        </w:trPr>
+        <w:tc>
+          <w:tcPr>
+            <w:tcW w:type="dxa" w:w="642"/>
+            <w:tcMar>
+              <w:top w:type="dxa" w:w="60"/>
+              <w:left w:type="dxa" w:w="100"/>
+              <w:bottom w:type="dxa" w:w="60"/>
+              <w:right w:type="dxa" w:w="100"/>
+            </w:tcMar>
+          </w:tcPr>
+          <w:p>
+            <w:r>
+              <w:rPr>
+                <w:sz w:val="19"/>
+                <w:szCs w:val="19"/>
+              </w:rPr>
+              <w:t xml:space="preserve">元件</w:t>
+            </w:r>
+          </w:p>
+        </w:tc>
+        <w:tc>
+          <w:tcPr>
+            <w:tcW w:type="dxa" w:w="8996"/>
+            <w:tcMar>
+              <w:top w:type="dxa" w:w="60"/>
+              <w:left w:type="dxa" w:w="100"/>
+              <w:bottom w:type="dxa" w:w="60"/>
+              <w:right w:type="dxa" w:w="100"/>
+            </w:tcMar>
+          </w:tcPr>
+          <w:p>
+            <w:r>
+              <w:rPr>
+                <w:sz w:val="19"/>
+                <w:szCs w:val="19"/>
+              </w:rPr>
+              <w:t xml:space="preserve">每個零件都在循環的某一段、回管要包保溫；壓縮機先對牌子、電壓、相位、溫度，焊過不退；1 馬壓縮機配 2 馬散熱器</w:t>
+            </w:r>
+          </w:p>
+        </w:tc>
+      </w:tr>
+      <w:tr>
+        <w:trPr>
+          <w:tblHeader w:val="off"/>
+        </w:trPr>
+        <w:tc>
+          <w:tcPr>
+            <w:tcW w:type="dxa" w:w="642"/>
+            <w:tcMar>
+              <w:top w:type="dxa" w:w="60"/>
+              <w:left w:type="dxa" w:w="100"/>
+              <w:bottom w:type="dxa" w:w="60"/>
+              <w:right w:type="dxa" w:w="100"/>
+            </w:tcMar>
+          </w:tcPr>
+          <w:p>
+            <w:r>
+              <w:rPr>
+                <w:sz w:val="19"/>
+                <w:szCs w:val="19"/>
+              </w:rPr>
+              <w:t xml:space="preserve">實務</w:t>
+            </w:r>
+          </w:p>
+        </w:tc>
+        <w:tc>
+          <w:tcPr>
+            <w:tcW w:type="dxa" w:w="8996"/>
+            <w:tcMar>
+              <w:top w:type="dxa" w:w="60"/>
+              <w:left w:type="dxa" w:w="100"/>
+              <w:bottom w:type="dxa" w:w="60"/>
+              <w:right w:type="dxa" w:w="100"/>
+            </w:tcMar>
+          </w:tcPr>
+          <w:p>
+            <w:r>
+              <w:rPr>
+                <w:sz w:val="19"/>
+                <w:szCs w:val="19"/>
+              </w:rPr>
+              <w:t xml:space="preserve">多問一句、話先講在前頭、講結論；不拿錯貨是新人最快的信任；故障先看高壓、低壓各查哪裡</w:t>
+            </w:r>
+          </w:p>
+        </w:tc>
+      </w:tr>
+    </w:tbl>
+    <w:p/>
     <w:p>
       <w:pPr>
         <w:pStyle w:val="Heading1"/>
@@ -2295,7 +2601,7 @@
         <w:t xml:space="preserve">英博格（Embraco）</w:t>
       </w:r>
       <w:r>
-        <w:t xml:space="preserve"> 小顆的，一馬以下；</w:t>
+        <w:t xml:space="preserve"> 小顆的，一馬以下；義大利品牌、斯洛伐克製造（標籤上有寫）；只有 110、220 單相，沒有三相〔錄音15 04:20、06:52〕。</w:t>
       </w:r>
       <w:r>
         <w:rPr>
@@ -2305,7 +2611,7 @@
         <w:t xml:space="preserve">鐵甲（Tecumseh）</w:t>
       </w:r>
       <w:r>
-        <w:t xml:space="preserve"> 法國廠（GAJ、AW 開頭）和泰國廠（KK 系列）；</w:t>
+        <w:t xml:space="preserve"> 法國廠（GAJ、AW 開頭）和泰國廠（KK 系列）；美國廠已退出，巴西鐵甲店裡不賣，一馬以下用英博格代替；鐵甲在台灣超過 50 年〔錄音15 06:02〕；</w:t>
       </w:r>
       <w:r>
         <w:rPr>
@@ -5207,6 +5513,109 @@
       </w:pPr>
       <w:r>
         <w:t xml:space="preserve">每一樣東西在店裡都有固定位置，老闆都寫好了；用完、整理完要放回原位，以後要知道每樣東西放哪裡。</w:t>
+      </w:r>
+    </w:p>
+    <w:p>
+      <w:pPr>
+        <w:pStyle w:val="Heading2"/>
+      </w:pPr>
+      <w:r>
+        <w:t xml:space="preserve">送貨對貨 SOP（新）〔錄音15 00:00〕</w:t>
+      </w:r>
+    </w:p>
+    <w:p>
+      <w:pPr>
+        <w:pStyle w:val="ListParagraph"/>
+        <w:numPr>
+          <w:ilvl w:val="0"/>
+          <w:numId w:val="2"/>
+        </w:numPr>
+      </w:pPr>
+      <w:r>
+        <w:rPr>
+          <w:b/>
+          <w:bCs/>
+        </w:rPr>
+        <w:t xml:space="preserve">對給收貨的人</w:t>
+      </w:r>
+      <w:r>
+        <w:t xml:space="preserve">：不管對方是誰——他家的師傅、鄰居、甚至小學生——都當面照型號一件一件對，對完請他打勾、簽名。上面有型號，外行也對得了。〔錄音15 00:00〕</w:t>
+      </w:r>
+    </w:p>
+    <w:p>
+      <w:pPr>
+        <w:pStyle w:val="ListParagraph"/>
+        <w:numPr>
+          <w:ilvl w:val="0"/>
+          <w:numId w:val="2"/>
+        </w:numPr>
+      </w:pPr>
+      <w:r>
+        <w:rPr>
+          <w:b/>
+          <w:bCs/>
+        </w:rPr>
+        <w:t xml:space="preserve">打開箱子對數量</w:t>
+      </w:r>
+      <w:r>
+        <w:t xml:space="preserve">：例如一包裡有三個喇叭頭，打開讓他看；比別人送貨嚴謹，是為了預防，不是不信任。曾經有客人送完才說少一件，有簽名公司還是賠了，所以前線要做好。〔錄音15 00:51〕</w:t>
+      </w:r>
+    </w:p>
+    <w:p>
+      <w:pPr>
+        <w:pStyle w:val="ListParagraph"/>
+        <w:numPr>
+          <w:ilvl w:val="0"/>
+          <w:numId w:val="2"/>
+        </w:numPr>
+      </w:pPr>
+      <w:r>
+        <w:rPr>
+          <w:b/>
+          <w:bCs/>
+        </w:rPr>
+        <w:t xml:space="preserve">提早 10 分鐘聯絡</w:t>
+      </w:r>
+      <w:r>
+        <w:t xml:space="preserve">：出門沒多久就先打電話「快到了」，寧願客戶等我們、不要我們等客戶；盡量不要按門鈴打擾，客人會下來拿。〔錄音15 01:41〕</w:t>
+      </w:r>
+    </w:p>
+    <w:p>
+      <w:pPr>
+        <w:pStyle w:val="ListParagraph"/>
+        <w:numPr>
+          <w:ilvl w:val="0"/>
+          <w:numId w:val="2"/>
+        </w:numPr>
+      </w:pPr>
+      <w:r>
+        <w:rPr>
+          <w:b/>
+          <w:bCs/>
+        </w:rPr>
+        <w:t xml:space="preserve">成本不能讓客戶的客戶知道</w:t>
+      </w:r>
+      <w:r>
+        <w:t xml:space="preserve">：送貨單上有價格，到現場如果是客戶的業主（麵包店、小吃店、市場攤位）在收，就不簽那張單、改用 LINE 給客戶；我們進貨的標籤也要撕掉，道理一樣。〔錄音15 02:32〕</w:t>
+      </w:r>
+    </w:p>
+    <w:p>
+      <w:pPr>
+        <w:pStyle w:val="ListParagraph"/>
+        <w:numPr>
+          <w:ilvl w:val="0"/>
+          <w:numId w:val="2"/>
+        </w:numPr>
+      </w:pPr>
+      <w:r>
+        <w:rPr>
+          <w:b/>
+          <w:bCs/>
+        </w:rPr>
+        <w:t xml:space="preserve">臨時改送到現場就不簽</w:t>
+      </w:r>
+      <w:r>
+        <w:t xml:space="preserve">：地點臨時改到業主那裡，就不簽有價格的單，做信用的。〔錄音15 03:26〕</w:t>
       </w:r>
     </w:p>
     <w:p>
@@ -11887,10 +12296,10 @@
         </w:tblBorders>
       </w:tblPr>
       <w:tblGrid>
-        <w:gridCol w:w="621"/>
-        <w:gridCol w:w="5285"/>
-        <w:gridCol w:w="777"/>
-        <w:gridCol w:w="2955"/>
+        <w:gridCol w:w="520"/>
+        <w:gridCol w:w="5991"/>
+        <w:gridCol w:w="651"/>
+        <w:gridCol w:w="2476"/>
       </w:tblGrid>
       <w:tr>
         <w:trPr>
@@ -11898,7 +12307,7 @@
         </w:trPr>
         <w:tc>
           <w:tcPr>
-            <w:tcW w:type="dxa" w:w="621"/>
+            <w:tcW w:type="dxa" w:w="520"/>
             <w:shd w:fill="DCEBF7" w:color="auto" w:val="clear"/>
             <w:tcMar>
               <w:top w:type="dxa" w:w="60"/>
@@ -11921,7 +12330,7 @@
         </w:tc>
         <w:tc>
           <w:tcPr>
-            <w:tcW w:type="dxa" w:w="5285"/>
+            <w:tcW w:type="dxa" w:w="5991"/>
             <w:shd w:fill="DCEBF7" w:color="auto" w:val="clear"/>
             <w:tcMar>
               <w:top w:type="dxa" w:w="60"/>
@@ -11944,7 +12353,7 @@
         </w:tc>
         <w:tc>
           <w:tcPr>
-            <w:tcW w:type="dxa" w:w="777"/>
+            <w:tcW w:type="dxa" w:w="651"/>
             <w:shd w:fill="DCEBF7" w:color="auto" w:val="clear"/>
             <w:tcMar>
               <w:top w:type="dxa" w:w="60"/>
@@ -11967,7 +12376,7 @@
         </w:tc>
         <w:tc>
           <w:tcPr>
-            <w:tcW w:type="dxa" w:w="2955"/>
+            <w:tcW w:type="dxa" w:w="2476"/>
             <w:shd w:fill="DCEBF7" w:color="auto" w:val="clear"/>
             <w:tcMar>
               <w:top w:type="dxa" w:w="60"/>
@@ -11995,7 +12404,7 @@
         </w:trPr>
         <w:tc>
           <w:tcPr>
-            <w:tcW w:type="dxa" w:w="621"/>
+            <w:tcW w:type="dxa" w:w="520"/>
             <w:tcMar>
               <w:top w:type="dxa" w:w="60"/>
               <w:left w:type="dxa" w:w="100"/>
@@ -12015,7 +12424,7 @@
         </w:tc>
         <w:tc>
           <w:tcPr>
-            <w:tcW w:type="dxa" w:w="5285"/>
+            <w:tcW w:type="dxa" w:w="5991"/>
             <w:tcMar>
               <w:top w:type="dxa" w:w="60"/>
               <w:left w:type="dxa" w:w="100"/>
@@ -12035,7 +12444,7 @@
         </w:tc>
         <w:tc>
           <w:tcPr>
-            <w:tcW w:type="dxa" w:w="777"/>
+            <w:tcW w:type="dxa" w:w="651"/>
             <w:tcMar>
               <w:top w:type="dxa" w:w="60"/>
               <w:left w:type="dxa" w:w="100"/>
@@ -12055,7 +12464,7 @@
         </w:tc>
         <w:tc>
           <w:tcPr>
-            <w:tcW w:type="dxa" w:w="2955"/>
+            <w:tcW w:type="dxa" w:w="2476"/>
             <w:tcMar>
               <w:top w:type="dxa" w:w="60"/>
               <w:left w:type="dxa" w:w="100"/>
@@ -12080,7 +12489,7 @@
         </w:trPr>
         <w:tc>
           <w:tcPr>
-            <w:tcW w:type="dxa" w:w="621"/>
+            <w:tcW w:type="dxa" w:w="520"/>
             <w:tcMar>
               <w:top w:type="dxa" w:w="60"/>
               <w:left w:type="dxa" w:w="100"/>
@@ -12100,7 +12509,7 @@
         </w:tc>
         <w:tc>
           <w:tcPr>
-            <w:tcW w:type="dxa" w:w="5285"/>
+            <w:tcW w:type="dxa" w:w="5991"/>
             <w:tcMar>
               <w:top w:type="dxa" w:w="60"/>
               <w:left w:type="dxa" w:w="100"/>
@@ -12120,7 +12529,7 @@
         </w:tc>
         <w:tc>
           <w:tcPr>
-            <w:tcW w:type="dxa" w:w="777"/>
+            <w:tcW w:type="dxa" w:w="651"/>
             <w:tcMar>
               <w:top w:type="dxa" w:w="60"/>
               <w:left w:type="dxa" w:w="100"/>
@@ -12140,7 +12549,7 @@
         </w:tc>
         <w:tc>
           <w:tcPr>
-            <w:tcW w:type="dxa" w:w="2955"/>
+            <w:tcW w:type="dxa" w:w="2476"/>
             <w:tcMar>
               <w:top w:type="dxa" w:w="60"/>
               <w:left w:type="dxa" w:w="100"/>
@@ -12165,7 +12574,7 @@
         </w:trPr>
         <w:tc>
           <w:tcPr>
-            <w:tcW w:type="dxa" w:w="621"/>
+            <w:tcW w:type="dxa" w:w="520"/>
             <w:tcMar>
               <w:top w:type="dxa" w:w="60"/>
               <w:left w:type="dxa" w:w="100"/>
@@ -12185,7 +12594,7 @@
         </w:tc>
         <w:tc>
           <w:tcPr>
-            <w:tcW w:type="dxa" w:w="5285"/>
+            <w:tcW w:type="dxa" w:w="5991"/>
             <w:tcMar>
               <w:top w:type="dxa" w:w="60"/>
               <w:left w:type="dxa" w:w="100"/>
@@ -12205,7 +12614,7 @@
         </w:tc>
         <w:tc>
           <w:tcPr>
-            <w:tcW w:type="dxa" w:w="777"/>
+            <w:tcW w:type="dxa" w:w="651"/>
             <w:tcMar>
               <w:top w:type="dxa" w:w="60"/>
               <w:left w:type="dxa" w:w="100"/>
@@ -12225,7 +12634,7 @@
         </w:tc>
         <w:tc>
           <w:tcPr>
-            <w:tcW w:type="dxa" w:w="2955"/>
+            <w:tcW w:type="dxa" w:w="2476"/>
             <w:tcMar>
               <w:top w:type="dxa" w:w="60"/>
               <w:left w:type="dxa" w:w="100"/>
@@ -12250,7 +12659,7 @@
         </w:trPr>
         <w:tc>
           <w:tcPr>
-            <w:tcW w:type="dxa" w:w="621"/>
+            <w:tcW w:type="dxa" w:w="520"/>
             <w:tcMar>
               <w:top w:type="dxa" w:w="60"/>
               <w:left w:type="dxa" w:w="100"/>
@@ -12270,7 +12679,7 @@
         </w:tc>
         <w:tc>
           <w:tcPr>
-            <w:tcW w:type="dxa" w:w="5285"/>
+            <w:tcW w:type="dxa" w:w="5991"/>
             <w:tcMar>
               <w:top w:type="dxa" w:w="60"/>
               <w:left w:type="dxa" w:w="100"/>
@@ -12290,7 +12699,7 @@
         </w:tc>
         <w:tc>
           <w:tcPr>
-            <w:tcW w:type="dxa" w:w="777"/>
+            <w:tcW w:type="dxa" w:w="651"/>
             <w:tcMar>
               <w:top w:type="dxa" w:w="60"/>
               <w:left w:type="dxa" w:w="100"/>
@@ -12310,7 +12719,7 @@
         </w:tc>
         <w:tc>
           <w:tcPr>
-            <w:tcW w:type="dxa" w:w="2955"/>
+            <w:tcW w:type="dxa" w:w="2476"/>
             <w:tcMar>
               <w:top w:type="dxa" w:w="60"/>
               <w:left w:type="dxa" w:w="100"/>
@@ -12335,7 +12744,7 @@
         </w:trPr>
         <w:tc>
           <w:tcPr>
-            <w:tcW w:type="dxa" w:w="621"/>
+            <w:tcW w:type="dxa" w:w="520"/>
             <w:tcMar>
               <w:top w:type="dxa" w:w="60"/>
               <w:left w:type="dxa" w:w="100"/>
@@ -12355,7 +12764,7 @@
         </w:tc>
         <w:tc>
           <w:tcPr>
-            <w:tcW w:type="dxa" w:w="5285"/>
+            <w:tcW w:type="dxa" w:w="5991"/>
             <w:tcMar>
               <w:top w:type="dxa" w:w="60"/>
               <w:left w:type="dxa" w:w="100"/>
@@ -12375,7 +12784,7 @@
         </w:tc>
         <w:tc>
           <w:tcPr>
-            <w:tcW w:type="dxa" w:w="777"/>
+            <w:tcW w:type="dxa" w:w="651"/>
             <w:tcMar>
               <w:top w:type="dxa" w:w="60"/>
               <w:left w:type="dxa" w:w="100"/>
@@ -12395,7 +12804,7 @@
         </w:tc>
         <w:tc>
           <w:tcPr>
-            <w:tcW w:type="dxa" w:w="2955"/>
+            <w:tcW w:type="dxa" w:w="2476"/>
             <w:tcMar>
               <w:top w:type="dxa" w:w="60"/>
               <w:left w:type="dxa" w:w="100"/>
@@ -12420,7 +12829,7 @@
         </w:trPr>
         <w:tc>
           <w:tcPr>
-            <w:tcW w:type="dxa" w:w="621"/>
+            <w:tcW w:type="dxa" w:w="520"/>
             <w:tcMar>
               <w:top w:type="dxa" w:w="60"/>
               <w:left w:type="dxa" w:w="100"/>
@@ -12440,7 +12849,7 @@
         </w:tc>
         <w:tc>
           <w:tcPr>
-            <w:tcW w:type="dxa" w:w="5285"/>
+            <w:tcW w:type="dxa" w:w="5991"/>
             <w:tcMar>
               <w:top w:type="dxa" w:w="60"/>
               <w:left w:type="dxa" w:w="100"/>
@@ -12460,7 +12869,7 @@
         </w:tc>
         <w:tc>
           <w:tcPr>
-            <w:tcW w:type="dxa" w:w="777"/>
+            <w:tcW w:type="dxa" w:w="651"/>
             <w:tcMar>
               <w:top w:type="dxa" w:w="60"/>
               <w:left w:type="dxa" w:w="100"/>
@@ -12480,7 +12889,7 @@
         </w:tc>
         <w:tc>
           <w:tcPr>
-            <w:tcW w:type="dxa" w:w="2955"/>
+            <w:tcW w:type="dxa" w:w="2476"/>
             <w:tcMar>
               <w:top w:type="dxa" w:w="60"/>
               <w:left w:type="dxa" w:w="100"/>
@@ -12505,7 +12914,7 @@
         </w:trPr>
         <w:tc>
           <w:tcPr>
-            <w:tcW w:type="dxa" w:w="621"/>
+            <w:tcW w:type="dxa" w:w="520"/>
             <w:tcMar>
               <w:top w:type="dxa" w:w="60"/>
               <w:left w:type="dxa" w:w="100"/>
@@ -12525,7 +12934,7 @@
         </w:tc>
         <w:tc>
           <w:tcPr>
-            <w:tcW w:type="dxa" w:w="5285"/>
+            <w:tcW w:type="dxa" w:w="5991"/>
             <w:tcMar>
               <w:top w:type="dxa" w:w="60"/>
               <w:left w:type="dxa" w:w="100"/>
@@ -12545,7 +12954,7 @@
         </w:tc>
         <w:tc>
           <w:tcPr>
-            <w:tcW w:type="dxa" w:w="777"/>
+            <w:tcW w:type="dxa" w:w="651"/>
             <w:tcMar>
               <w:top w:type="dxa" w:w="60"/>
               <w:left w:type="dxa" w:w="100"/>
@@ -12565,7 +12974,7 @@
         </w:tc>
         <w:tc>
           <w:tcPr>
-            <w:tcW w:type="dxa" w:w="2955"/>
+            <w:tcW w:type="dxa" w:w="2476"/>
             <w:tcMar>
               <w:top w:type="dxa" w:w="60"/>
               <w:left w:type="dxa" w:w="100"/>
@@ -12590,7 +12999,7 @@
         </w:trPr>
         <w:tc>
           <w:tcPr>
-            <w:tcW w:type="dxa" w:w="621"/>
+            <w:tcW w:type="dxa" w:w="520"/>
             <w:tcMar>
               <w:top w:type="dxa" w:w="60"/>
               <w:left w:type="dxa" w:w="100"/>
@@ -12610,7 +13019,7 @@
         </w:tc>
         <w:tc>
           <w:tcPr>
-            <w:tcW w:type="dxa" w:w="5285"/>
+            <w:tcW w:type="dxa" w:w="5991"/>
             <w:tcMar>
               <w:top w:type="dxa" w:w="60"/>
               <w:left w:type="dxa" w:w="100"/>
@@ -12630,7 +13039,7 @@
         </w:tc>
         <w:tc>
           <w:tcPr>
-            <w:tcW w:type="dxa" w:w="777"/>
+            <w:tcW w:type="dxa" w:w="651"/>
             <w:tcMar>
               <w:top w:type="dxa" w:w="60"/>
               <w:left w:type="dxa" w:w="100"/>
@@ -12650,7 +13059,7 @@
         </w:tc>
         <w:tc>
           <w:tcPr>
-            <w:tcW w:type="dxa" w:w="2955"/>
+            <w:tcW w:type="dxa" w:w="2476"/>
             <w:tcMar>
               <w:top w:type="dxa" w:w="60"/>
               <w:left w:type="dxa" w:w="100"/>
@@ -12675,7 +13084,7 @@
         </w:trPr>
         <w:tc>
           <w:tcPr>
-            <w:tcW w:type="dxa" w:w="621"/>
+            <w:tcW w:type="dxa" w:w="520"/>
             <w:tcMar>
               <w:top w:type="dxa" w:w="60"/>
               <w:left w:type="dxa" w:w="100"/>
@@ -12695,7 +13104,7 @@
         </w:tc>
         <w:tc>
           <w:tcPr>
-            <w:tcW w:type="dxa" w:w="5285"/>
+            <w:tcW w:type="dxa" w:w="5991"/>
             <w:tcMar>
               <w:top w:type="dxa" w:w="60"/>
               <w:left w:type="dxa" w:w="100"/>
@@ -12715,7 +13124,7 @@
         </w:tc>
         <w:tc>
           <w:tcPr>
-            <w:tcW w:type="dxa" w:w="777"/>
+            <w:tcW w:type="dxa" w:w="651"/>
             <w:tcMar>
               <w:top w:type="dxa" w:w="60"/>
               <w:left w:type="dxa" w:w="100"/>
@@ -12735,7 +13144,7 @@
         </w:tc>
         <w:tc>
           <w:tcPr>
-            <w:tcW w:type="dxa" w:w="2955"/>
+            <w:tcW w:type="dxa" w:w="2476"/>
             <w:tcMar>
               <w:top w:type="dxa" w:w="60"/>
               <w:left w:type="dxa" w:w="100"/>
@@ -12760,7 +13169,7 @@
         </w:trPr>
         <w:tc>
           <w:tcPr>
-            <w:tcW w:type="dxa" w:w="621"/>
+            <w:tcW w:type="dxa" w:w="520"/>
             <w:tcMar>
               <w:top w:type="dxa" w:w="60"/>
               <w:left w:type="dxa" w:w="100"/>
@@ -12780,7 +13189,7 @@
         </w:tc>
         <w:tc>
           <w:tcPr>
-            <w:tcW w:type="dxa" w:w="5285"/>
+            <w:tcW w:type="dxa" w:w="5991"/>
             <w:tcMar>
               <w:top w:type="dxa" w:w="60"/>
               <w:left w:type="dxa" w:w="100"/>
@@ -12800,7 +13209,7 @@
         </w:tc>
         <w:tc>
           <w:tcPr>
-            <w:tcW w:type="dxa" w:w="777"/>
+            <w:tcW w:type="dxa" w:w="651"/>
             <w:tcMar>
               <w:top w:type="dxa" w:w="60"/>
               <w:left w:type="dxa" w:w="100"/>
@@ -12820,7 +13229,7 @@
         </w:tc>
         <w:tc>
           <w:tcPr>
-            <w:tcW w:type="dxa" w:w="2955"/>
+            <w:tcW w:type="dxa" w:w="2476"/>
             <w:tcMar>
               <w:top w:type="dxa" w:w="60"/>
               <w:left w:type="dxa" w:w="100"/>
@@ -12845,7 +13254,7 @@
         </w:trPr>
         <w:tc>
           <w:tcPr>
-            <w:tcW w:type="dxa" w:w="621"/>
+            <w:tcW w:type="dxa" w:w="520"/>
             <w:tcMar>
               <w:top w:type="dxa" w:w="60"/>
               <w:left w:type="dxa" w:w="100"/>
@@ -12865,7 +13274,7 @@
         </w:tc>
         <w:tc>
           <w:tcPr>
-            <w:tcW w:type="dxa" w:w="5285"/>
+            <w:tcW w:type="dxa" w:w="5991"/>
             <w:tcMar>
               <w:top w:type="dxa" w:w="60"/>
               <w:left w:type="dxa" w:w="100"/>
@@ -12885,7 +13294,7 @@
         </w:tc>
         <w:tc>
           <w:tcPr>
-            <w:tcW w:type="dxa" w:w="777"/>
+            <w:tcW w:type="dxa" w:w="651"/>
             <w:tcMar>
               <w:top w:type="dxa" w:w="60"/>
               <w:left w:type="dxa" w:w="100"/>
@@ -12905,7 +13314,7 @@
         </w:tc>
         <w:tc>
           <w:tcPr>
-            <w:tcW w:type="dxa" w:w="2955"/>
+            <w:tcW w:type="dxa" w:w="2476"/>
             <w:tcMar>
               <w:top w:type="dxa" w:w="60"/>
               <w:left w:type="dxa" w:w="100"/>
@@ -12930,7 +13339,7 @@
         </w:trPr>
         <w:tc>
           <w:tcPr>
-            <w:tcW w:type="dxa" w:w="621"/>
+            <w:tcW w:type="dxa" w:w="520"/>
             <w:tcMar>
               <w:top w:type="dxa" w:w="60"/>
               <w:left w:type="dxa" w:w="100"/>
@@ -12950,7 +13359,7 @@
         </w:tc>
         <w:tc>
           <w:tcPr>
-            <w:tcW w:type="dxa" w:w="5285"/>
+            <w:tcW w:type="dxa" w:w="5991"/>
             <w:tcMar>
               <w:top w:type="dxa" w:w="60"/>
               <w:left w:type="dxa" w:w="100"/>
@@ -12970,7 +13379,7 @@
         </w:tc>
         <w:tc>
           <w:tcPr>
-            <w:tcW w:type="dxa" w:w="777"/>
+            <w:tcW w:type="dxa" w:w="651"/>
             <w:tcMar>
               <w:top w:type="dxa" w:w="60"/>
               <w:left w:type="dxa" w:w="100"/>
@@ -12990,7 +13399,7 @@
         </w:tc>
         <w:tc>
           <w:tcPr>
-            <w:tcW w:type="dxa" w:w="2955"/>
+            <w:tcW w:type="dxa" w:w="2476"/>
             <w:tcMar>
               <w:top w:type="dxa" w:w="60"/>
               <w:left w:type="dxa" w:w="100"/>
@@ -13015,7 +13424,7 @@
         </w:trPr>
         <w:tc>
           <w:tcPr>
-            <w:tcW w:type="dxa" w:w="621"/>
+            <w:tcW w:type="dxa" w:w="520"/>
             <w:tcMar>
               <w:top w:type="dxa" w:w="60"/>
               <w:left w:type="dxa" w:w="100"/>
@@ -13035,7 +13444,7 @@
         </w:tc>
         <w:tc>
           <w:tcPr>
-            <w:tcW w:type="dxa" w:w="5285"/>
+            <w:tcW w:type="dxa" w:w="5991"/>
             <w:tcMar>
               <w:top w:type="dxa" w:w="60"/>
               <w:left w:type="dxa" w:w="100"/>
@@ -13055,7 +13464,7 @@
         </w:tc>
         <w:tc>
           <w:tcPr>
-            <w:tcW w:type="dxa" w:w="777"/>
+            <w:tcW w:type="dxa" w:w="651"/>
             <w:tcMar>
               <w:top w:type="dxa" w:w="60"/>
               <w:left w:type="dxa" w:w="100"/>
@@ -13075,7 +13484,7 @@
         </w:tc>
         <w:tc>
           <w:tcPr>
-            <w:tcW w:type="dxa" w:w="2955"/>
+            <w:tcW w:type="dxa" w:w="2476"/>
             <w:tcMar>
               <w:top w:type="dxa" w:w="60"/>
               <w:left w:type="dxa" w:w="100"/>
@@ -13100,7 +13509,7 @@
         </w:trPr>
         <w:tc>
           <w:tcPr>
-            <w:tcW w:type="dxa" w:w="621"/>
+            <w:tcW w:type="dxa" w:w="520"/>
             <w:tcMar>
               <w:top w:type="dxa" w:w="60"/>
               <w:left w:type="dxa" w:w="100"/>
@@ -13120,7 +13529,7 @@
         </w:tc>
         <w:tc>
           <w:tcPr>
-            <w:tcW w:type="dxa" w:w="5285"/>
+            <w:tcW w:type="dxa" w:w="5991"/>
             <w:tcMar>
               <w:top w:type="dxa" w:w="60"/>
               <w:left w:type="dxa" w:w="100"/>
@@ -13140,7 +13549,7 @@
         </w:tc>
         <w:tc>
           <w:tcPr>
-            <w:tcW w:type="dxa" w:w="777"/>
+            <w:tcW w:type="dxa" w:w="651"/>
             <w:tcMar>
               <w:top w:type="dxa" w:w="60"/>
               <w:left w:type="dxa" w:w="100"/>
@@ -13160,7 +13569,7 @@
         </w:tc>
         <w:tc>
           <w:tcPr>
-            <w:tcW w:type="dxa" w:w="2955"/>
+            <w:tcW w:type="dxa" w:w="2476"/>
             <w:tcMar>
               <w:top w:type="dxa" w:w="60"/>
               <w:left w:type="dxa" w:w="100"/>
@@ -13175,6 +13584,91 @@
                 <w:szCs w:val="19"/>
               </w:rPr>
               <w:t xml:space="preserve">10-6 上課 part2.m4a</w:t>
+            </w:r>
+          </w:p>
+        </w:tc>
+      </w:tr>
+      <w:tr>
+        <w:trPr>
+          <w:tblHeader w:val="off"/>
+        </w:trPr>
+        <w:tc>
+          <w:tcPr>
+            <w:tcW w:type="dxa" w:w="520"/>
+            <w:tcMar>
+              <w:top w:type="dxa" w:w="60"/>
+              <w:left w:type="dxa" w:w="100"/>
+              <w:bottom w:type="dxa" w:w="60"/>
+              <w:right w:type="dxa" w:w="100"/>
+            </w:tcMar>
+          </w:tcPr>
+          <w:p>
+            <w:r>
+              <w:rPr>
+                <w:sz w:val="19"/>
+                <w:szCs w:val="19"/>
+              </w:rPr>
+              <w:t xml:space="preserve">錄音15</w:t>
+            </w:r>
+          </w:p>
+        </w:tc>
+        <w:tc>
+          <w:tcPr>
+            <w:tcW w:type="dxa" w:w="5991"/>
+            <w:tcMar>
+              <w:top w:type="dxa" w:w="60"/>
+              <w:left w:type="dxa" w:w="100"/>
+              <w:bottom w:type="dxa" w:w="60"/>
+              <w:right w:type="dxa" w:w="100"/>
+            </w:tcMar>
+          </w:tcPr>
+          <w:p>
+            <w:r>
+              <w:rPr>
+                <w:sz w:val="19"/>
+                <w:szCs w:val="19"/>
+              </w:rPr>
+              <w:t xml:space="preserve">送貨對貨 SOP；老闆看簡報補充：英博格（義大利品牌、斯洛伐克製、沒有三相）、鐵甲以法國為主</w:t>
+            </w:r>
+          </w:p>
+        </w:tc>
+        <w:tc>
+          <w:tcPr>
+            <w:tcW w:type="dxa" w:w="651"/>
+            <w:tcMar>
+              <w:top w:type="dxa" w:w="60"/>
+              <w:left w:type="dxa" w:w="100"/>
+              <w:bottom w:type="dxa" w:w="60"/>
+              <w:right w:type="dxa" w:w="100"/>
+            </w:tcMar>
+          </w:tcPr>
+          <w:p>
+            <w:r>
+              <w:rPr>
+                <w:sz w:val="19"/>
+                <w:szCs w:val="19"/>
+              </w:rPr>
+              <w:t xml:space="preserve">8:36</w:t>
+            </w:r>
+          </w:p>
+        </w:tc>
+        <w:tc>
+          <w:tcPr>
+            <w:tcW w:type="dxa" w:w="2476"/>
+            <w:tcMar>
+              <w:top w:type="dxa" w:w="60"/>
+              <w:left w:type="dxa" w:w="100"/>
+              <w:bottom w:type="dxa" w:w="60"/>
+              <w:right w:type="dxa" w:w="100"/>
+            </w:tcMar>
+          </w:tcPr>
+          <w:p>
+            <w:r>
+              <w:rPr>
+                <w:sz w:val="19"/>
+                <w:szCs w:val="19"/>
+              </w:rPr>
+              <w:t xml:space="preserve">10-7 上課 part1.m4a</w:t>
             </w:r>
           </w:p>
         </w:tc>

--- a/培訓筆記.docx
+++ b/培訓筆記.docx
@@ -52,7 +52,7 @@
         <w:rPr>
           <w:color w:val="33475B"/>
         </w:rPr>
-        <w:t xml:space="preserve">相關檔案：逐字稿在「上課資料／逐字稿」、講義在「上課資料／講義」、簡報「氣冷式冷凍冷藏系統簡報.html」。</w:t>
+        <w:t xml:space="preserve">相關檔案：逐字稿在「上課資料／逐字稿」、講義在「上課資料／講義」、網頁版離線單檔「冷凍材料行培訓筆記.html」（網址 https://xiaoyu-1201.github.io/cold-chain-notes/ ，上面有關鍵字搜尋）。</w:t>
       </w:r>
     </w:p>
     <w:p>
@@ -11066,6 +11066,4222 @@
                 <w:szCs w:val="19"/>
               </w:rPr>
               <w:t xml:space="preserve">黑金剛型號尾巴；型號牌看 PH 1 或 PH 3</w:t>
+            </w:r>
+          </w:p>
+        </w:tc>
+      </w:tr>
+    </w:tbl>
+    <w:p/>
+    <w:p>
+      <w:pPr>
+        <w:pStyle w:val="Heading2"/>
+      </w:pPr>
+      <w:r>
+        <w:t xml:space="preserve">英文縮寫全稱（新）</w:t>
+      </w:r>
+    </w:p>
+    <w:p>
+      <w:r>
+        <w:t xml:space="preserve">用英文全稱幫忙記：字母本身就在說它是什麼。牌子的系列代號（TE、EVR、CR／CS、ZS…）不是縮寫，「記法」只是幫助記憶，不是正式定義。網頁版第 51～53 頁有同一份，點縮寫可以跳到講它的那一頁。</w:t>
+      </w:r>
+    </w:p>
+    <w:p>
+      <w:r>
+        <w:rPr>
+          <w:b/>
+          <w:bCs/>
+        </w:rPr>
+        <w:t xml:space="preserve">講義上的零件型號（Danfoss）</w:t>
+      </w:r>
+    </w:p>
+    <w:tbl>
+      <w:tblPr>
+        <w:tblW w:type="dxa" w:w="9638"/>
+        <w:tblBorders>
+          <w:top w:val="single" w:color="auto" w:sz="4"/>
+          <w:left w:val="single" w:color="auto" w:sz="4"/>
+          <w:bottom w:val="single" w:color="auto" w:sz="4"/>
+          <w:right w:val="single" w:color="auto" w:sz="4"/>
+          <w:insideH w:val="single" w:color="auto" w:sz="4"/>
+          <w:insideV w:val="single" w:color="auto" w:sz="4"/>
+        </w:tblBorders>
+      </w:tblPr>
+      <w:tblGrid>
+        <w:gridCol w:w="725"/>
+        <w:gridCol w:w="4767"/>
+        <w:gridCol w:w="1139"/>
+        <w:gridCol w:w="3007"/>
+      </w:tblGrid>
+      <w:tr>
+        <w:trPr>
+          <w:tblHeader/>
+        </w:trPr>
+        <w:tc>
+          <w:tcPr>
+            <w:tcW w:type="dxa" w:w="725"/>
+            <w:shd w:fill="DCEBF7" w:color="auto" w:val="clear"/>
+            <w:tcMar>
+              <w:top w:type="dxa" w:w="60"/>
+              <w:left w:type="dxa" w:w="100"/>
+              <w:bottom w:type="dxa" w:w="60"/>
+              <w:right w:type="dxa" w:w="100"/>
+            </w:tcMar>
+          </w:tcPr>
+          <w:p>
+            <w:r>
+              <w:rPr>
+                <w:b/>
+                <w:bCs/>
+                <w:sz w:val="19"/>
+                <w:szCs w:val="19"/>
+              </w:rPr>
+              <w:t xml:space="preserve">縮寫</w:t>
+            </w:r>
+          </w:p>
+        </w:tc>
+        <w:tc>
+          <w:tcPr>
+            <w:tcW w:type="dxa" w:w="4767"/>
+            <w:shd w:fill="DCEBF7" w:color="auto" w:val="clear"/>
+            <w:tcMar>
+              <w:top w:type="dxa" w:w="60"/>
+              <w:left w:type="dxa" w:w="100"/>
+              <w:bottom w:type="dxa" w:w="60"/>
+              <w:right w:type="dxa" w:w="100"/>
+            </w:tcMar>
+          </w:tcPr>
+          <w:p>
+            <w:r>
+              <w:rPr>
+                <w:b/>
+                <w:bCs/>
+                <w:sz w:val="19"/>
+                <w:szCs w:val="19"/>
+              </w:rPr>
+              <w:t xml:space="preserve">英文全稱</w:t>
+            </w:r>
+          </w:p>
+        </w:tc>
+        <w:tc>
+          <w:tcPr>
+            <w:tcW w:type="dxa" w:w="1139"/>
+            <w:shd w:fill="DCEBF7" w:color="auto" w:val="clear"/>
+            <w:tcMar>
+              <w:top w:type="dxa" w:w="60"/>
+              <w:left w:type="dxa" w:w="100"/>
+              <w:bottom w:type="dxa" w:w="60"/>
+              <w:right w:type="dxa" w:w="100"/>
+            </w:tcMar>
+          </w:tcPr>
+          <w:p>
+            <w:r>
+              <w:rPr>
+                <w:b/>
+                <w:bCs/>
+                <w:sz w:val="19"/>
+                <w:szCs w:val="19"/>
+              </w:rPr>
+              <w:t xml:space="preserve">中文</w:t>
+            </w:r>
+          </w:p>
+        </w:tc>
+        <w:tc>
+          <w:tcPr>
+            <w:tcW w:type="dxa" w:w="3007"/>
+            <w:shd w:fill="DCEBF7" w:color="auto" w:val="clear"/>
+            <w:tcMar>
+              <w:top w:type="dxa" w:w="60"/>
+              <w:left w:type="dxa" w:w="100"/>
+              <w:bottom w:type="dxa" w:w="60"/>
+              <w:right w:type="dxa" w:w="100"/>
+            </w:tcMar>
+          </w:tcPr>
+          <w:p>
+            <w:r>
+              <w:rPr>
+                <w:b/>
+                <w:bCs/>
+                <w:sz w:val="19"/>
+                <w:szCs w:val="19"/>
+              </w:rPr>
+              <w:t xml:space="preserve">一句話</w:t>
+            </w:r>
+          </w:p>
+        </w:tc>
+      </w:tr>
+      <w:tr>
+        <w:trPr>
+          <w:tblHeader w:val="off"/>
+        </w:trPr>
+        <w:tc>
+          <w:tcPr>
+            <w:tcW w:type="dxa" w:w="725"/>
+            <w:tcMar>
+              <w:top w:type="dxa" w:w="60"/>
+              <w:left w:type="dxa" w:w="100"/>
+              <w:bottom w:type="dxa" w:w="60"/>
+              <w:right w:type="dxa" w:w="100"/>
+            </w:tcMar>
+          </w:tcPr>
+          <w:p>
+            <w:r>
+              <w:rPr>
+                <w:sz w:val="19"/>
+                <w:szCs w:val="19"/>
+              </w:rPr>
+              <w:t xml:space="preserve">TXV／TEV</w:t>
+            </w:r>
+          </w:p>
+        </w:tc>
+        <w:tc>
+          <w:tcPr>
+            <w:tcW w:type="dxa" w:w="4767"/>
+            <w:tcMar>
+              <w:top w:type="dxa" w:w="60"/>
+              <w:left w:type="dxa" w:w="100"/>
+              <w:bottom w:type="dxa" w:w="60"/>
+              <w:right w:type="dxa" w:w="100"/>
+            </w:tcMar>
+          </w:tcPr>
+          <w:p>
+            <w:r>
+              <w:rPr>
+                <w:sz w:val="19"/>
+                <w:szCs w:val="19"/>
+              </w:rPr>
+              <w:t xml:space="preserve">Thermostatic Expansion Valve</w:t>
+            </w:r>
+          </w:p>
+        </w:tc>
+        <w:tc>
+          <w:tcPr>
+            <w:tcW w:type="dxa" w:w="1139"/>
+            <w:tcMar>
+              <w:top w:type="dxa" w:w="60"/>
+              <w:left w:type="dxa" w:w="100"/>
+              <w:bottom w:type="dxa" w:w="60"/>
+              <w:right w:type="dxa" w:w="100"/>
+            </w:tcMar>
+          </w:tcPr>
+          <w:p>
+            <w:r>
+              <w:rPr>
+                <w:sz w:val="19"/>
+                <w:szCs w:val="19"/>
+              </w:rPr>
+              <w:t xml:space="preserve">感溫式膨脹閥</w:t>
+            </w:r>
+          </w:p>
+        </w:tc>
+        <w:tc>
+          <w:tcPr>
+            <w:tcW w:type="dxa" w:w="3007"/>
+            <w:tcMar>
+              <w:top w:type="dxa" w:w="60"/>
+              <w:left w:type="dxa" w:w="100"/>
+              <w:bottom w:type="dxa" w:w="60"/>
+              <w:right w:type="dxa" w:w="100"/>
+            </w:tcMar>
+          </w:tcPr>
+          <w:p>
+            <w:r>
+              <w:rPr>
+                <w:sz w:val="19"/>
+                <w:szCs w:val="19"/>
+              </w:rPr>
+              <w:t xml:space="preserve">靠感溫包控制開度；Danfoss 的型號叫 TE</w:t>
+            </w:r>
+          </w:p>
+        </w:tc>
+      </w:tr>
+      <w:tr>
+        <w:trPr>
+          <w:tblHeader w:val="off"/>
+        </w:trPr>
+        <w:tc>
+          <w:tcPr>
+            <w:tcW w:type="dxa" w:w="725"/>
+            <w:tcMar>
+              <w:top w:type="dxa" w:w="60"/>
+              <w:left w:type="dxa" w:w="100"/>
+              <w:bottom w:type="dxa" w:w="60"/>
+              <w:right w:type="dxa" w:w="100"/>
+            </w:tcMar>
+          </w:tcPr>
+          <w:p>
+            <w:r>
+              <w:rPr>
+                <w:sz w:val="19"/>
+                <w:szCs w:val="19"/>
+              </w:rPr>
+              <w:t xml:space="preserve">TE</w:t>
+            </w:r>
+          </w:p>
+        </w:tc>
+        <w:tc>
+          <w:tcPr>
+            <w:tcW w:type="dxa" w:w="4767"/>
+            <w:tcMar>
+              <w:top w:type="dxa" w:w="60"/>
+              <w:left w:type="dxa" w:w="100"/>
+              <w:bottom w:type="dxa" w:w="60"/>
+              <w:right w:type="dxa" w:w="100"/>
+            </w:tcMar>
+          </w:tcPr>
+          <w:p>
+            <w:r>
+              <w:rPr>
+                <w:sz w:val="19"/>
+                <w:szCs w:val="19"/>
+              </w:rPr>
+              <w:t xml:space="preserve">Danfoss 感溫膨脹閥系列（記法：T＝Thermostatic、E＝Expansion）</w:t>
+            </w:r>
+          </w:p>
+        </w:tc>
+        <w:tc>
+          <w:tcPr>
+            <w:tcW w:type="dxa" w:w="1139"/>
+            <w:tcMar>
+              <w:top w:type="dxa" w:w="60"/>
+              <w:left w:type="dxa" w:w="100"/>
+              <w:bottom w:type="dxa" w:w="60"/>
+              <w:right w:type="dxa" w:w="100"/>
+            </w:tcMar>
+          </w:tcPr>
+          <w:p>
+            <w:r>
+              <w:rPr>
+                <w:sz w:val="19"/>
+                <w:szCs w:val="19"/>
+              </w:rPr>
+              <w:t xml:space="preserve">膨脹閥</w:t>
+            </w:r>
+          </w:p>
+        </w:tc>
+        <w:tc>
+          <w:tcPr>
+            <w:tcW w:type="dxa" w:w="3007"/>
+            <w:tcMar>
+              <w:top w:type="dxa" w:w="60"/>
+              <w:left w:type="dxa" w:w="100"/>
+              <w:bottom w:type="dxa" w:w="60"/>
+              <w:right w:type="dxa" w:w="100"/>
+            </w:tcMar>
+          </w:tcPr>
+          <w:p>
+            <w:r>
+              <w:rPr>
+                <w:sz w:val="19"/>
+                <w:szCs w:val="19"/>
+              </w:rPr>
+              <w:t xml:space="preserve">客人報「TE 2」就是膨脹閥</w:t>
+            </w:r>
+          </w:p>
+        </w:tc>
+      </w:tr>
+      <w:tr>
+        <w:trPr>
+          <w:tblHeader w:val="off"/>
+        </w:trPr>
+        <w:tc>
+          <w:tcPr>
+            <w:tcW w:type="dxa" w:w="725"/>
+            <w:tcMar>
+              <w:top w:type="dxa" w:w="60"/>
+              <w:left w:type="dxa" w:w="100"/>
+              <w:bottom w:type="dxa" w:w="60"/>
+              <w:right w:type="dxa" w:w="100"/>
+            </w:tcMar>
+          </w:tcPr>
+          <w:p>
+            <w:r>
+              <w:rPr>
+                <w:sz w:val="19"/>
+                <w:szCs w:val="19"/>
+              </w:rPr>
+              <w:t xml:space="preserve">EVR</w:t>
+            </w:r>
+          </w:p>
+        </w:tc>
+        <w:tc>
+          <w:tcPr>
+            <w:tcW w:type="dxa" w:w="4767"/>
+            <w:tcMar>
+              <w:top w:type="dxa" w:w="60"/>
+              <w:left w:type="dxa" w:w="100"/>
+              <w:bottom w:type="dxa" w:w="60"/>
+              <w:right w:type="dxa" w:w="100"/>
+            </w:tcMar>
+          </w:tcPr>
+          <w:p>
+            <w:r>
+              <w:rPr>
+                <w:sz w:val="19"/>
+                <w:szCs w:val="19"/>
+              </w:rPr>
+              <w:t xml:space="preserve">Danfoss 電磁閥系列（記法：E＝Electric、V＝Valve）</w:t>
+            </w:r>
+          </w:p>
+        </w:tc>
+        <w:tc>
+          <w:tcPr>
+            <w:tcW w:type="dxa" w:w="1139"/>
+            <w:tcMar>
+              <w:top w:type="dxa" w:w="60"/>
+              <w:left w:type="dxa" w:w="100"/>
+              <w:bottom w:type="dxa" w:w="60"/>
+              <w:right w:type="dxa" w:w="100"/>
+            </w:tcMar>
+          </w:tcPr>
+          <w:p>
+            <w:r>
+              <w:rPr>
+                <w:sz w:val="19"/>
+                <w:szCs w:val="19"/>
+              </w:rPr>
+              <w:t xml:space="preserve">電磁閥</w:t>
+            </w:r>
+          </w:p>
+        </w:tc>
+        <w:tc>
+          <w:tcPr>
+            <w:tcW w:type="dxa" w:w="3007"/>
+            <w:tcMar>
+              <w:top w:type="dxa" w:w="60"/>
+              <w:left w:type="dxa" w:w="100"/>
+              <w:bottom w:type="dxa" w:w="60"/>
+              <w:right w:type="dxa" w:w="100"/>
+            </w:tcMar>
+          </w:tcPr>
+          <w:p>
+            <w:r>
+              <w:rPr>
+                <w:sz w:val="19"/>
+                <w:szCs w:val="19"/>
+              </w:rPr>
+              <w:t xml:space="preserve">常閉，通電才開</w:t>
+            </w:r>
+          </w:p>
+        </w:tc>
+      </w:tr>
+      <w:tr>
+        <w:trPr>
+          <w:tblHeader w:val="off"/>
+        </w:trPr>
+        <w:tc>
+          <w:tcPr>
+            <w:tcW w:type="dxa" w:w="725"/>
+            <w:tcMar>
+              <w:top w:type="dxa" w:w="60"/>
+              <w:left w:type="dxa" w:w="100"/>
+              <w:bottom w:type="dxa" w:w="60"/>
+              <w:right w:type="dxa" w:w="100"/>
+            </w:tcMar>
+          </w:tcPr>
+          <w:p>
+            <w:r>
+              <w:rPr>
+                <w:sz w:val="19"/>
+                <w:szCs w:val="19"/>
+              </w:rPr>
+              <w:t xml:space="preserve">SGI／SGN</w:t>
+            </w:r>
+          </w:p>
+        </w:tc>
+        <w:tc>
+          <w:tcPr>
+            <w:tcW w:type="dxa" w:w="4767"/>
+            <w:tcMar>
+              <w:top w:type="dxa" w:w="60"/>
+              <w:left w:type="dxa" w:w="100"/>
+              <w:bottom w:type="dxa" w:w="60"/>
+              <w:right w:type="dxa" w:w="100"/>
+            </w:tcMar>
+          </w:tcPr>
+          <w:p>
+            <w:r>
+              <w:rPr>
+                <w:sz w:val="19"/>
+                <w:szCs w:val="19"/>
+              </w:rPr>
+              <w:t xml:space="preserve">Sight Glass with Indicator／No indicator</w:t>
+            </w:r>
+          </w:p>
+        </w:tc>
+        <w:tc>
+          <w:tcPr>
+            <w:tcW w:type="dxa" w:w="1139"/>
+            <w:tcMar>
+              <w:top w:type="dxa" w:w="60"/>
+              <w:left w:type="dxa" w:w="100"/>
+              <w:bottom w:type="dxa" w:w="60"/>
+              <w:right w:type="dxa" w:w="100"/>
+            </w:tcMar>
+          </w:tcPr>
+          <w:p>
+            <w:r>
+              <w:rPr>
+                <w:sz w:val="19"/>
+                <w:szCs w:val="19"/>
+              </w:rPr>
+              <w:t xml:space="preserve">視液鏡（視窗）</w:t>
+            </w:r>
+          </w:p>
+        </w:tc>
+        <w:tc>
+          <w:tcPr>
+            <w:tcW w:type="dxa" w:w="3007"/>
+            <w:tcMar>
+              <w:top w:type="dxa" w:w="60"/>
+              <w:left w:type="dxa" w:w="100"/>
+              <w:bottom w:type="dxa" w:w="60"/>
+              <w:right w:type="dxa" w:w="100"/>
+            </w:tcMar>
+          </w:tcPr>
+          <w:p>
+            <w:r>
+              <w:rPr>
+                <w:sz w:val="19"/>
+                <w:szCs w:val="19"/>
+              </w:rPr>
+              <w:t xml:space="preserve">I＝有指示環會變色（含水變黃）；N＝沒有指示環</w:t>
+            </w:r>
+          </w:p>
+        </w:tc>
+      </w:tr>
+      <w:tr>
+        <w:trPr>
+          <w:tblHeader w:val="off"/>
+        </w:trPr>
+        <w:tc>
+          <w:tcPr>
+            <w:tcW w:type="dxa" w:w="725"/>
+            <w:tcMar>
+              <w:top w:type="dxa" w:w="60"/>
+              <w:left w:type="dxa" w:w="100"/>
+              <w:bottom w:type="dxa" w:w="60"/>
+              <w:right w:type="dxa" w:w="100"/>
+            </w:tcMar>
+          </w:tcPr>
+          <w:p>
+            <w:r>
+              <w:rPr>
+                <w:sz w:val="19"/>
+                <w:szCs w:val="19"/>
+              </w:rPr>
+              <w:t xml:space="preserve">DML</w:t>
+            </w:r>
+          </w:p>
+        </w:tc>
+        <w:tc>
+          <w:tcPr>
+            <w:tcW w:type="dxa" w:w="4767"/>
+            <w:tcMar>
+              <w:top w:type="dxa" w:w="60"/>
+              <w:left w:type="dxa" w:w="100"/>
+              <w:bottom w:type="dxa" w:w="60"/>
+              <w:right w:type="dxa" w:w="100"/>
+            </w:tcMar>
+          </w:tcPr>
+          <w:p>
+            <w:r>
+              <w:rPr>
+                <w:sz w:val="19"/>
+                <w:szCs w:val="19"/>
+              </w:rPr>
+              <w:t xml:space="preserve">Drier・Molecular sieve・Liquid line</w:t>
+            </w:r>
+          </w:p>
+        </w:tc>
+        <w:tc>
+          <w:tcPr>
+            <w:tcW w:type="dxa" w:w="1139"/>
+            <w:tcMar>
+              <w:top w:type="dxa" w:w="60"/>
+              <w:left w:type="dxa" w:w="100"/>
+              <w:bottom w:type="dxa" w:w="60"/>
+              <w:right w:type="dxa" w:w="100"/>
+            </w:tcMar>
+          </w:tcPr>
+          <w:p>
+            <w:r>
+              <w:rPr>
+                <w:sz w:val="19"/>
+                <w:szCs w:val="19"/>
+              </w:rPr>
+              <w:t xml:space="preserve">乾燥過濾器（液管用）</w:t>
+            </w:r>
+          </w:p>
+        </w:tc>
+        <w:tc>
+          <w:tcPr>
+            <w:tcW w:type="dxa" w:w="3007"/>
+            <w:tcMar>
+              <w:top w:type="dxa" w:w="60"/>
+              <w:left w:type="dxa" w:w="100"/>
+              <w:bottom w:type="dxa" w:w="60"/>
+              <w:right w:type="dxa" w:w="100"/>
+            </w:tcMar>
+          </w:tcPr>
+          <w:p>
+            <w:r>
+              <w:rPr>
+                <w:sz w:val="19"/>
+                <w:szCs w:val="19"/>
+              </w:rPr>
+              <w:t xml:space="preserve">Emerson 叫 ADK、三花叫 FD；尾巴 S＝焊接口</w:t>
+            </w:r>
+          </w:p>
+        </w:tc>
+      </w:tr>
+      <w:tr>
+        <w:trPr>
+          <w:tblHeader w:val="off"/>
+        </w:trPr>
+        <w:tc>
+          <w:tcPr>
+            <w:tcW w:type="dxa" w:w="725"/>
+            <w:tcMar>
+              <w:top w:type="dxa" w:w="60"/>
+              <w:left w:type="dxa" w:w="100"/>
+              <w:bottom w:type="dxa" w:w="60"/>
+              <w:right w:type="dxa" w:w="100"/>
+            </w:tcMar>
+          </w:tcPr>
+          <w:p>
+            <w:r>
+              <w:rPr>
+                <w:sz w:val="19"/>
+                <w:szCs w:val="19"/>
+              </w:rPr>
+              <w:t xml:space="preserve">OUB</w:t>
+            </w:r>
+          </w:p>
+        </w:tc>
+        <w:tc>
+          <w:tcPr>
+            <w:tcW w:type="dxa" w:w="4767"/>
+            <w:tcMar>
+              <w:top w:type="dxa" w:w="60"/>
+              <w:left w:type="dxa" w:w="100"/>
+              <w:bottom w:type="dxa" w:w="60"/>
+              <w:right w:type="dxa" w:w="100"/>
+            </w:tcMar>
+          </w:tcPr>
+          <w:p>
+            <w:r>
+              <w:rPr>
+                <w:sz w:val="19"/>
+                <w:szCs w:val="19"/>
+              </w:rPr>
+              <w:t xml:space="preserve">Danfoss 油分離器系列</w:t>
+            </w:r>
+          </w:p>
+        </w:tc>
+        <w:tc>
+          <w:tcPr>
+            <w:tcW w:type="dxa" w:w="1139"/>
+            <w:tcMar>
+              <w:top w:type="dxa" w:w="60"/>
+              <w:left w:type="dxa" w:w="100"/>
+              <w:bottom w:type="dxa" w:w="60"/>
+              <w:right w:type="dxa" w:w="100"/>
+            </w:tcMar>
+          </w:tcPr>
+          <w:p>
+            <w:r>
+              <w:rPr>
+                <w:sz w:val="19"/>
+                <w:szCs w:val="19"/>
+              </w:rPr>
+              <w:t xml:space="preserve">油分離器</w:t>
+            </w:r>
+          </w:p>
+        </w:tc>
+        <w:tc>
+          <w:tcPr>
+            <w:tcW w:type="dxa" w:w="3007"/>
+            <w:tcMar>
+              <w:top w:type="dxa" w:w="60"/>
+              <w:left w:type="dxa" w:w="100"/>
+              <w:bottom w:type="dxa" w:w="60"/>
+              <w:right w:type="dxa" w:w="100"/>
+            </w:tcMar>
+          </w:tcPr>
+          <w:p>
+            <w:r>
+              <w:rPr>
+                <w:sz w:val="19"/>
+                <w:szCs w:val="19"/>
+              </w:rPr>
+              <w:t xml:space="preserve">把跑出去的冷凍油送回壓縮機</w:t>
+            </w:r>
+          </w:p>
+        </w:tc>
+      </w:tr>
+      <w:tr>
+        <w:trPr>
+          <w:tblHeader w:val="off"/>
+        </w:trPr>
+        <w:tc>
+          <w:tcPr>
+            <w:tcW w:type="dxa" w:w="725"/>
+            <w:tcMar>
+              <w:top w:type="dxa" w:w="60"/>
+              <w:left w:type="dxa" w:w="100"/>
+              <w:bottom w:type="dxa" w:w="60"/>
+              <w:right w:type="dxa" w:w="100"/>
+            </w:tcMar>
+          </w:tcPr>
+          <w:p>
+            <w:r>
+              <w:rPr>
+                <w:sz w:val="19"/>
+                <w:szCs w:val="19"/>
+              </w:rPr>
+              <w:t xml:space="preserve">GBC</w:t>
+            </w:r>
+          </w:p>
+        </w:tc>
+        <w:tc>
+          <w:tcPr>
+            <w:tcW w:type="dxa" w:w="4767"/>
+            <w:tcMar>
+              <w:top w:type="dxa" w:w="60"/>
+              <w:left w:type="dxa" w:w="100"/>
+              <w:bottom w:type="dxa" w:w="60"/>
+              <w:right w:type="dxa" w:w="100"/>
+            </w:tcMar>
+          </w:tcPr>
+          <w:p>
+            <w:r>
+              <w:rPr>
+                <w:sz w:val="19"/>
+                <w:szCs w:val="19"/>
+              </w:rPr>
+              <w:t xml:space="preserve">Danfoss 球閥系列（記法：B＝Ball）</w:t>
+            </w:r>
+          </w:p>
+        </w:tc>
+        <w:tc>
+          <w:tcPr>
+            <w:tcW w:type="dxa" w:w="1139"/>
+            <w:tcMar>
+              <w:top w:type="dxa" w:w="60"/>
+              <w:left w:type="dxa" w:w="100"/>
+              <w:bottom w:type="dxa" w:w="60"/>
+              <w:right w:type="dxa" w:w="100"/>
+            </w:tcMar>
+          </w:tcPr>
+          <w:p>
+            <w:r>
+              <w:rPr>
+                <w:sz w:val="19"/>
+                <w:szCs w:val="19"/>
+              </w:rPr>
+              <w:t xml:space="preserve">球閥（手閥）</w:t>
+            </w:r>
+          </w:p>
+        </w:tc>
+        <w:tc>
+          <w:tcPr>
+            <w:tcW w:type="dxa" w:w="3007"/>
+            <w:tcMar>
+              <w:top w:type="dxa" w:w="60"/>
+              <w:left w:type="dxa" w:w="100"/>
+              <w:bottom w:type="dxa" w:w="60"/>
+              <w:right w:type="dxa" w:w="100"/>
+            </w:tcMar>
+          </w:tcPr>
+          <w:p>
+            <w:r>
+              <w:rPr>
+                <w:sz w:val="19"/>
+                <w:szCs w:val="19"/>
+              </w:rPr>
+              <w:t xml:space="preserve">換零件前後關起來</w:t>
+            </w:r>
+          </w:p>
+        </w:tc>
+      </w:tr>
+      <w:tr>
+        <w:trPr>
+          <w:tblHeader w:val="off"/>
+        </w:trPr>
+        <w:tc>
+          <w:tcPr>
+            <w:tcW w:type="dxa" w:w="725"/>
+            <w:tcMar>
+              <w:top w:type="dxa" w:w="60"/>
+              <w:left w:type="dxa" w:w="100"/>
+              <w:bottom w:type="dxa" w:w="60"/>
+              <w:right w:type="dxa" w:w="100"/>
+            </w:tcMar>
+          </w:tcPr>
+          <w:p>
+            <w:r>
+              <w:rPr>
+                <w:sz w:val="19"/>
+                <w:szCs w:val="19"/>
+              </w:rPr>
+              <w:t xml:space="preserve">NRV</w:t>
+            </w:r>
+          </w:p>
+        </w:tc>
+        <w:tc>
+          <w:tcPr>
+            <w:tcW w:type="dxa" w:w="4767"/>
+            <w:tcMar>
+              <w:top w:type="dxa" w:w="60"/>
+              <w:left w:type="dxa" w:w="100"/>
+              <w:bottom w:type="dxa" w:w="60"/>
+              <w:right w:type="dxa" w:w="100"/>
+            </w:tcMar>
+          </w:tcPr>
+          <w:p>
+            <w:r>
+              <w:rPr>
+                <w:sz w:val="19"/>
+                <w:szCs w:val="19"/>
+              </w:rPr>
+              <w:t xml:space="preserve">Non-Return Valve</w:t>
+            </w:r>
+          </w:p>
+        </w:tc>
+        <w:tc>
+          <w:tcPr>
+            <w:tcW w:type="dxa" w:w="1139"/>
+            <w:tcMar>
+              <w:top w:type="dxa" w:w="60"/>
+              <w:left w:type="dxa" w:w="100"/>
+              <w:bottom w:type="dxa" w:w="60"/>
+              <w:right w:type="dxa" w:w="100"/>
+            </w:tcMar>
+          </w:tcPr>
+          <w:p>
+            <w:r>
+              <w:rPr>
+                <w:sz w:val="19"/>
+                <w:szCs w:val="19"/>
+              </w:rPr>
+              <w:t xml:space="preserve">逆止閥</w:t>
+            </w:r>
+          </w:p>
+        </w:tc>
+        <w:tc>
+          <w:tcPr>
+            <w:tcW w:type="dxa" w:w="3007"/>
+            <w:tcMar>
+              <w:top w:type="dxa" w:w="60"/>
+              <w:left w:type="dxa" w:w="100"/>
+              <w:bottom w:type="dxa" w:w="60"/>
+              <w:right w:type="dxa" w:w="100"/>
+            </w:tcMar>
+          </w:tcPr>
+          <w:p>
+            <w:r>
+              <w:rPr>
+                <w:sz w:val="19"/>
+                <w:szCs w:val="19"/>
+              </w:rPr>
+              <w:t xml:space="preserve">只准一個方向流</w:t>
+            </w:r>
+          </w:p>
+        </w:tc>
+      </w:tr>
+      <w:tr>
+        <w:trPr>
+          <w:tblHeader w:val="off"/>
+        </w:trPr>
+        <w:tc>
+          <w:tcPr>
+            <w:tcW w:type="dxa" w:w="725"/>
+            <w:tcMar>
+              <w:top w:type="dxa" w:w="60"/>
+              <w:left w:type="dxa" w:w="100"/>
+              <w:bottom w:type="dxa" w:w="60"/>
+              <w:right w:type="dxa" w:w="100"/>
+            </w:tcMar>
+          </w:tcPr>
+          <w:p>
+            <w:r>
+              <w:rPr>
+                <w:sz w:val="19"/>
+                <w:szCs w:val="19"/>
+              </w:rPr>
+              <w:t xml:space="preserve">KVP</w:t>
+            </w:r>
+          </w:p>
+        </w:tc>
+        <w:tc>
+          <w:tcPr>
+            <w:tcW w:type="dxa" w:w="4767"/>
+            <w:tcMar>
+              <w:top w:type="dxa" w:w="60"/>
+              <w:left w:type="dxa" w:w="100"/>
+              <w:bottom w:type="dxa" w:w="60"/>
+              <w:right w:type="dxa" w:w="100"/>
+            </w:tcMar>
+          </w:tcPr>
+          <w:p>
+            <w:r>
+              <w:rPr>
+                <w:sz w:val="19"/>
+                <w:szCs w:val="19"/>
+              </w:rPr>
+              <w:t xml:space="preserve">Evaporator Pressure Regulator（Danfoss KV 系列）</w:t>
+            </w:r>
+          </w:p>
+        </w:tc>
+        <w:tc>
+          <w:tcPr>
+            <w:tcW w:type="dxa" w:w="1139"/>
+            <w:tcMar>
+              <w:top w:type="dxa" w:w="60"/>
+              <w:left w:type="dxa" w:w="100"/>
+              <w:bottom w:type="dxa" w:w="60"/>
+              <w:right w:type="dxa" w:w="100"/>
+            </w:tcMar>
+          </w:tcPr>
+          <w:p>
+            <w:r>
+              <w:rPr>
+                <w:sz w:val="19"/>
+                <w:szCs w:val="19"/>
+              </w:rPr>
+              <w:t xml:space="preserve">蒸發壓力調節閥</w:t>
+            </w:r>
+          </w:p>
+        </w:tc>
+        <w:tc>
+          <w:tcPr>
+            <w:tcW w:type="dxa" w:w="3007"/>
+            <w:tcMar>
+              <w:top w:type="dxa" w:w="60"/>
+              <w:left w:type="dxa" w:w="100"/>
+              <w:bottom w:type="dxa" w:w="60"/>
+              <w:right w:type="dxa" w:w="100"/>
+            </w:tcMar>
+          </w:tcPr>
+          <w:p>
+            <w:r>
+              <w:rPr>
+                <w:sz w:val="19"/>
+                <w:szCs w:val="19"/>
+              </w:rPr>
+              <w:t xml:space="preserve">裝在蒸發器出口，撐住蒸發壓力；一對二才用</w:t>
+            </w:r>
+          </w:p>
+        </w:tc>
+      </w:tr>
+      <w:tr>
+        <w:trPr>
+          <w:tblHeader w:val="off"/>
+        </w:trPr>
+        <w:tc>
+          <w:tcPr>
+            <w:tcW w:type="dxa" w:w="725"/>
+            <w:tcMar>
+              <w:top w:type="dxa" w:w="60"/>
+              <w:left w:type="dxa" w:w="100"/>
+              <w:bottom w:type="dxa" w:w="60"/>
+              <w:right w:type="dxa" w:w="100"/>
+            </w:tcMar>
+          </w:tcPr>
+          <w:p>
+            <w:r>
+              <w:rPr>
+                <w:sz w:val="19"/>
+                <w:szCs w:val="19"/>
+              </w:rPr>
+              <w:t xml:space="preserve">KVR</w:t>
+            </w:r>
+          </w:p>
+        </w:tc>
+        <w:tc>
+          <w:tcPr>
+            <w:tcW w:type="dxa" w:w="4767"/>
+            <w:tcMar>
+              <w:top w:type="dxa" w:w="60"/>
+              <w:left w:type="dxa" w:w="100"/>
+              <w:bottom w:type="dxa" w:w="60"/>
+              <w:right w:type="dxa" w:w="100"/>
+            </w:tcMar>
+          </w:tcPr>
+          <w:p>
+            <w:r>
+              <w:rPr>
+                <w:sz w:val="19"/>
+                <w:szCs w:val="19"/>
+              </w:rPr>
+              <w:t xml:space="preserve">Condensing Pressure Regulator</w:t>
+            </w:r>
+          </w:p>
+        </w:tc>
+        <w:tc>
+          <w:tcPr>
+            <w:tcW w:type="dxa" w:w="1139"/>
+            <w:tcMar>
+              <w:top w:type="dxa" w:w="60"/>
+              <w:left w:type="dxa" w:w="100"/>
+              <w:bottom w:type="dxa" w:w="60"/>
+              <w:right w:type="dxa" w:w="100"/>
+            </w:tcMar>
+          </w:tcPr>
+          <w:p>
+            <w:r>
+              <w:rPr>
+                <w:sz w:val="19"/>
+                <w:szCs w:val="19"/>
+              </w:rPr>
+              <w:t xml:space="preserve">冷凝壓力調整閥</w:t>
+            </w:r>
+          </w:p>
+        </w:tc>
+        <w:tc>
+          <w:tcPr>
+            <w:tcW w:type="dxa" w:w="3007"/>
+            <w:tcMar>
+              <w:top w:type="dxa" w:w="60"/>
+              <w:left w:type="dxa" w:w="100"/>
+              <w:bottom w:type="dxa" w:w="60"/>
+              <w:right w:type="dxa" w:w="100"/>
+            </w:tcMar>
+          </w:tcPr>
+          <w:p>
+            <w:r>
+              <w:rPr>
+                <w:sz w:val="19"/>
+                <w:szCs w:val="19"/>
+              </w:rPr>
+              <w:t xml:space="preserve">冬天高壓太低時用；跟 NRD 一組</w:t>
+            </w:r>
+          </w:p>
+        </w:tc>
+      </w:tr>
+      <w:tr>
+        <w:trPr>
+          <w:tblHeader w:val="off"/>
+        </w:trPr>
+        <w:tc>
+          <w:tcPr>
+            <w:tcW w:type="dxa" w:w="725"/>
+            <w:tcMar>
+              <w:top w:type="dxa" w:w="60"/>
+              <w:left w:type="dxa" w:w="100"/>
+              <w:bottom w:type="dxa" w:w="60"/>
+              <w:right w:type="dxa" w:w="100"/>
+            </w:tcMar>
+          </w:tcPr>
+          <w:p>
+            <w:r>
+              <w:rPr>
+                <w:sz w:val="19"/>
+                <w:szCs w:val="19"/>
+              </w:rPr>
+              <w:t xml:space="preserve">KVL</w:t>
+            </w:r>
+          </w:p>
+        </w:tc>
+        <w:tc>
+          <w:tcPr>
+            <w:tcW w:type="dxa" w:w="4767"/>
+            <w:tcMar>
+              <w:top w:type="dxa" w:w="60"/>
+              <w:left w:type="dxa" w:w="100"/>
+              <w:bottom w:type="dxa" w:w="60"/>
+              <w:right w:type="dxa" w:w="100"/>
+            </w:tcMar>
+          </w:tcPr>
+          <w:p>
+            <w:r>
+              <w:rPr>
+                <w:sz w:val="19"/>
+                <w:szCs w:val="19"/>
+              </w:rPr>
+              <w:t xml:space="preserve">Crankcase Pressure Regulator</w:t>
+            </w:r>
+          </w:p>
+        </w:tc>
+        <w:tc>
+          <w:tcPr>
+            <w:tcW w:type="dxa" w:w="1139"/>
+            <w:tcMar>
+              <w:top w:type="dxa" w:w="60"/>
+              <w:left w:type="dxa" w:w="100"/>
+              <w:bottom w:type="dxa" w:w="60"/>
+              <w:right w:type="dxa" w:w="100"/>
+            </w:tcMar>
+          </w:tcPr>
+          <w:p>
+            <w:r>
+              <w:rPr>
+                <w:sz w:val="19"/>
+                <w:szCs w:val="19"/>
+              </w:rPr>
+              <w:t xml:space="preserve">曲軸箱壓力調整閥</w:t>
+            </w:r>
+          </w:p>
+        </w:tc>
+        <w:tc>
+          <w:tcPr>
+            <w:tcW w:type="dxa" w:w="3007"/>
+            <w:tcMar>
+              <w:top w:type="dxa" w:w="60"/>
+              <w:left w:type="dxa" w:w="100"/>
+              <w:bottom w:type="dxa" w:w="60"/>
+              <w:right w:type="dxa" w:w="100"/>
+            </w:tcMar>
+          </w:tcPr>
+          <w:p>
+            <w:r>
+              <w:rPr>
+                <w:sz w:val="19"/>
+                <w:szCs w:val="19"/>
+              </w:rPr>
+              <w:t xml:space="preserve">限制吸氣壓力，保護壓縮機馬達；通用叫法是 CPR</w:t>
+            </w:r>
+          </w:p>
+        </w:tc>
+      </w:tr>
+      <w:tr>
+        <w:trPr>
+          <w:tblHeader w:val="off"/>
+        </w:trPr>
+        <w:tc>
+          <w:tcPr>
+            <w:tcW w:type="dxa" w:w="725"/>
+            <w:tcMar>
+              <w:top w:type="dxa" w:w="60"/>
+              <w:left w:type="dxa" w:w="100"/>
+              <w:bottom w:type="dxa" w:w="60"/>
+              <w:right w:type="dxa" w:w="100"/>
+            </w:tcMar>
+          </w:tcPr>
+          <w:p>
+            <w:r>
+              <w:rPr>
+                <w:sz w:val="19"/>
+                <w:szCs w:val="19"/>
+              </w:rPr>
+              <w:t xml:space="preserve">CPR</w:t>
+            </w:r>
+          </w:p>
+        </w:tc>
+        <w:tc>
+          <w:tcPr>
+            <w:tcW w:type="dxa" w:w="4767"/>
+            <w:tcMar>
+              <w:top w:type="dxa" w:w="60"/>
+              <w:left w:type="dxa" w:w="100"/>
+              <w:bottom w:type="dxa" w:w="60"/>
+              <w:right w:type="dxa" w:w="100"/>
+            </w:tcMar>
+          </w:tcPr>
+          <w:p>
+            <w:r>
+              <w:rPr>
+                <w:sz w:val="19"/>
+                <w:szCs w:val="19"/>
+              </w:rPr>
+              <w:t xml:space="preserve">Crankcase Pressure Regulator</w:t>
+            </w:r>
+          </w:p>
+        </w:tc>
+        <w:tc>
+          <w:tcPr>
+            <w:tcW w:type="dxa" w:w="1139"/>
+            <w:tcMar>
+              <w:top w:type="dxa" w:w="60"/>
+              <w:left w:type="dxa" w:w="100"/>
+              <w:bottom w:type="dxa" w:w="60"/>
+              <w:right w:type="dxa" w:w="100"/>
+            </w:tcMar>
+          </w:tcPr>
+          <w:p>
+            <w:r>
+              <w:rPr>
+                <w:sz w:val="19"/>
+                <w:szCs w:val="19"/>
+              </w:rPr>
+              <w:t xml:space="preserve">曲軸箱壓力調節閥</w:t>
+            </w:r>
+          </w:p>
+        </w:tc>
+        <w:tc>
+          <w:tcPr>
+            <w:tcW w:type="dxa" w:w="3007"/>
+            <w:tcMar>
+              <w:top w:type="dxa" w:w="60"/>
+              <w:left w:type="dxa" w:w="100"/>
+              <w:bottom w:type="dxa" w:w="60"/>
+              <w:right w:type="dxa" w:w="100"/>
+            </w:tcMar>
+          </w:tcPr>
+          <w:p>
+            <w:r>
+              <w:rPr>
+                <w:sz w:val="19"/>
+                <w:szCs w:val="19"/>
+              </w:rPr>
+              <w:t xml:space="preserve">剛開機或除霜完吸氣壓力偏高時擋一下</w:t>
+            </w:r>
+          </w:p>
+        </w:tc>
+      </w:tr>
+      <w:tr>
+        <w:trPr>
+          <w:tblHeader w:val="off"/>
+        </w:trPr>
+        <w:tc>
+          <w:tcPr>
+            <w:tcW w:type="dxa" w:w="725"/>
+            <w:tcMar>
+              <w:top w:type="dxa" w:w="60"/>
+              <w:left w:type="dxa" w:w="100"/>
+              <w:bottom w:type="dxa" w:w="60"/>
+              <w:right w:type="dxa" w:w="100"/>
+            </w:tcMar>
+          </w:tcPr>
+          <w:p>
+            <w:r>
+              <w:rPr>
+                <w:sz w:val="19"/>
+                <w:szCs w:val="19"/>
+              </w:rPr>
+              <w:t xml:space="preserve">NRD</w:t>
+            </w:r>
+          </w:p>
+        </w:tc>
+        <w:tc>
+          <w:tcPr>
+            <w:tcW w:type="dxa" w:w="4767"/>
+            <w:tcMar>
+              <w:top w:type="dxa" w:w="60"/>
+              <w:left w:type="dxa" w:w="100"/>
+              <w:bottom w:type="dxa" w:w="60"/>
+              <w:right w:type="dxa" w:w="100"/>
+            </w:tcMar>
+          </w:tcPr>
+          <w:p>
+            <w:r>
+              <w:rPr>
+                <w:sz w:val="19"/>
+                <w:szCs w:val="19"/>
+              </w:rPr>
+              <w:t xml:space="preserve">Differential Pressure Valve</w:t>
+            </w:r>
+          </w:p>
+        </w:tc>
+        <w:tc>
+          <w:tcPr>
+            <w:tcW w:type="dxa" w:w="1139"/>
+            <w:tcMar>
+              <w:top w:type="dxa" w:w="60"/>
+              <w:left w:type="dxa" w:w="100"/>
+              <w:bottom w:type="dxa" w:w="60"/>
+              <w:right w:type="dxa" w:w="100"/>
+            </w:tcMar>
+          </w:tcPr>
+          <w:p>
+            <w:r>
+              <w:rPr>
+                <w:sz w:val="19"/>
+                <w:szCs w:val="19"/>
+              </w:rPr>
+              <w:t xml:space="preserve">差壓閥</w:t>
+            </w:r>
+          </w:p>
+        </w:tc>
+        <w:tc>
+          <w:tcPr>
+            <w:tcW w:type="dxa" w:w="3007"/>
+            <w:tcMar>
+              <w:top w:type="dxa" w:w="60"/>
+              <w:left w:type="dxa" w:w="100"/>
+              <w:bottom w:type="dxa" w:w="60"/>
+              <w:right w:type="dxa" w:w="100"/>
+            </w:tcMar>
+          </w:tcPr>
+          <w:p>
+            <w:r>
+              <w:rPr>
+                <w:sz w:val="19"/>
+                <w:szCs w:val="19"/>
+              </w:rPr>
+              <w:t xml:space="preserve">跟 KVR 搭配，把排氣補進儲液器</w:t>
+            </w:r>
+          </w:p>
+        </w:tc>
+      </w:tr>
+      <w:tr>
+        <w:trPr>
+          <w:tblHeader w:val="off"/>
+        </w:trPr>
+        <w:tc>
+          <w:tcPr>
+            <w:tcW w:type="dxa" w:w="725"/>
+            <w:tcMar>
+              <w:top w:type="dxa" w:w="60"/>
+              <w:left w:type="dxa" w:w="100"/>
+              <w:bottom w:type="dxa" w:w="60"/>
+              <w:right w:type="dxa" w:w="100"/>
+            </w:tcMar>
+          </w:tcPr>
+          <w:p>
+            <w:r>
+              <w:rPr>
+                <w:sz w:val="19"/>
+                <w:szCs w:val="19"/>
+              </w:rPr>
+              <w:t xml:space="preserve">KP</w:t>
+            </w:r>
+          </w:p>
+        </w:tc>
+        <w:tc>
+          <w:tcPr>
+            <w:tcW w:type="dxa" w:w="4767"/>
+            <w:tcMar>
+              <w:top w:type="dxa" w:w="60"/>
+              <w:left w:type="dxa" w:w="100"/>
+              <w:bottom w:type="dxa" w:w="60"/>
+              <w:right w:type="dxa" w:w="100"/>
+            </w:tcMar>
+          </w:tcPr>
+          <w:p>
+            <w:r>
+              <w:rPr>
+                <w:sz w:val="19"/>
+                <w:szCs w:val="19"/>
+              </w:rPr>
+              <w:t xml:space="preserve">Danfoss 壓力開關系列</w:t>
+            </w:r>
+          </w:p>
+        </w:tc>
+        <w:tc>
+          <w:tcPr>
+            <w:tcW w:type="dxa" w:w="1139"/>
+            <w:tcMar>
+              <w:top w:type="dxa" w:w="60"/>
+              <w:left w:type="dxa" w:w="100"/>
+              <w:bottom w:type="dxa" w:w="60"/>
+              <w:right w:type="dxa" w:w="100"/>
+            </w:tcMar>
+          </w:tcPr>
+          <w:p>
+            <w:r>
+              <w:rPr>
+                <w:sz w:val="19"/>
+                <w:szCs w:val="19"/>
+              </w:rPr>
+              <w:t xml:space="preserve">壓力開關（高低壓開關）</w:t>
+            </w:r>
+          </w:p>
+        </w:tc>
+        <w:tc>
+          <w:tcPr>
+            <w:tcW w:type="dxa" w:w="3007"/>
+            <w:tcMar>
+              <w:top w:type="dxa" w:w="60"/>
+              <w:left w:type="dxa" w:w="100"/>
+              <w:bottom w:type="dxa" w:w="60"/>
+              <w:right w:type="dxa" w:w="100"/>
+            </w:tcMar>
+          </w:tcPr>
+          <w:p>
+            <w:r>
+              <w:rPr>
+                <w:sz w:val="19"/>
+                <w:szCs w:val="19"/>
+              </w:rPr>
+              <w:t xml:space="preserve">KP 15＝高壓、低壓合在一顆；一定要裝</w:t>
+            </w:r>
+          </w:p>
+        </w:tc>
+      </w:tr>
+      <w:tr>
+        <w:trPr>
+          <w:tblHeader w:val="off"/>
+        </w:trPr>
+        <w:tc>
+          <w:tcPr>
+            <w:tcW w:type="dxa" w:w="725"/>
+            <w:tcMar>
+              <w:top w:type="dxa" w:w="60"/>
+              <w:left w:type="dxa" w:w="100"/>
+              <w:bottom w:type="dxa" w:w="60"/>
+              <w:right w:type="dxa" w:w="100"/>
+            </w:tcMar>
+          </w:tcPr>
+          <w:p>
+            <w:r>
+              <w:rPr>
+                <w:sz w:val="19"/>
+                <w:szCs w:val="19"/>
+              </w:rPr>
+              <w:t xml:space="preserve">EKC</w:t>
+            </w:r>
+          </w:p>
+        </w:tc>
+        <w:tc>
+          <w:tcPr>
+            <w:tcW w:type="dxa" w:w="4767"/>
+            <w:tcMar>
+              <w:top w:type="dxa" w:w="60"/>
+              <w:left w:type="dxa" w:w="100"/>
+              <w:bottom w:type="dxa" w:w="60"/>
+              <w:right w:type="dxa" w:w="100"/>
+            </w:tcMar>
+          </w:tcPr>
+          <w:p>
+            <w:r>
+              <w:rPr>
+                <w:sz w:val="19"/>
+                <w:szCs w:val="19"/>
+              </w:rPr>
+              <w:t xml:space="preserve">Danfoss 電子控制器系列（記法：E＝Electronic、C＝Controller）</w:t>
+            </w:r>
+          </w:p>
+        </w:tc>
+        <w:tc>
+          <w:tcPr>
+            <w:tcW w:type="dxa" w:w="1139"/>
+            <w:tcMar>
+              <w:top w:type="dxa" w:w="60"/>
+              <w:left w:type="dxa" w:w="100"/>
+              <w:bottom w:type="dxa" w:w="60"/>
+              <w:right w:type="dxa" w:w="100"/>
+            </w:tcMar>
+          </w:tcPr>
+          <w:p>
+            <w:r>
+              <w:rPr>
+                <w:sz w:val="19"/>
+                <w:szCs w:val="19"/>
+              </w:rPr>
+              <w:t xml:space="preserve">溫度控制器</w:t>
+            </w:r>
+          </w:p>
+        </w:tc>
+        <w:tc>
+          <w:tcPr>
+            <w:tcW w:type="dxa" w:w="3007"/>
+            <w:tcMar>
+              <w:top w:type="dxa" w:w="60"/>
+              <w:left w:type="dxa" w:w="100"/>
+              <w:bottom w:type="dxa" w:w="60"/>
+              <w:right w:type="dxa" w:w="100"/>
+            </w:tcMar>
+          </w:tcPr>
+          <w:p>
+            <w:r>
+              <w:rPr>
+                <w:sz w:val="19"/>
+                <w:szCs w:val="19"/>
+              </w:rPr>
+              <w:t xml:space="preserve">EKC 101 控溫；201 還管除霜</w:t>
+            </w:r>
+          </w:p>
+        </w:tc>
+      </w:tr>
+      <w:tr>
+        <w:trPr>
+          <w:tblHeader w:val="off"/>
+        </w:trPr>
+        <w:tc>
+          <w:tcPr>
+            <w:tcW w:type="dxa" w:w="725"/>
+            <w:tcMar>
+              <w:top w:type="dxa" w:w="60"/>
+              <w:left w:type="dxa" w:w="100"/>
+              <w:bottom w:type="dxa" w:w="60"/>
+              <w:right w:type="dxa" w:w="100"/>
+            </w:tcMar>
+          </w:tcPr>
+          <w:p>
+            <w:r>
+              <w:rPr>
+                <w:sz w:val="19"/>
+                <w:szCs w:val="19"/>
+              </w:rPr>
+              <w:t xml:space="preserve">EKS／AKS</w:t>
+            </w:r>
+          </w:p>
+        </w:tc>
+        <w:tc>
+          <w:tcPr>
+            <w:tcW w:type="dxa" w:w="4767"/>
+            <w:tcMar>
+              <w:top w:type="dxa" w:w="60"/>
+              <w:left w:type="dxa" w:w="100"/>
+              <w:bottom w:type="dxa" w:w="60"/>
+              <w:right w:type="dxa" w:w="100"/>
+            </w:tcMar>
+          </w:tcPr>
+          <w:p>
+            <w:r>
+              <w:rPr>
+                <w:sz w:val="19"/>
+                <w:szCs w:val="19"/>
+              </w:rPr>
+              <w:t xml:space="preserve">Danfoss 感測器系列（記法：S＝Sensor）</w:t>
+            </w:r>
+          </w:p>
+        </w:tc>
+        <w:tc>
+          <w:tcPr>
+            <w:tcW w:type="dxa" w:w="1139"/>
+            <w:tcMar>
+              <w:top w:type="dxa" w:w="60"/>
+              <w:left w:type="dxa" w:w="100"/>
+              <w:bottom w:type="dxa" w:w="60"/>
+              <w:right w:type="dxa" w:w="100"/>
+            </w:tcMar>
+          </w:tcPr>
+          <w:p>
+            <w:r>
+              <w:rPr>
+                <w:sz w:val="19"/>
+                <w:szCs w:val="19"/>
+              </w:rPr>
+              <w:t xml:space="preserve">溫度感測器／壓力傳送器</w:t>
+            </w:r>
+          </w:p>
+        </w:tc>
+        <w:tc>
+          <w:tcPr>
+            <w:tcW w:type="dxa" w:w="3007"/>
+            <w:tcMar>
+              <w:top w:type="dxa" w:w="60"/>
+              <w:left w:type="dxa" w:w="100"/>
+              <w:bottom w:type="dxa" w:w="60"/>
+              <w:right w:type="dxa" w:w="100"/>
+            </w:tcMar>
+          </w:tcPr>
+          <w:p>
+            <w:r>
+              <w:rPr>
+                <w:sz w:val="19"/>
+                <w:szCs w:val="19"/>
+              </w:rPr>
+              <w:t xml:space="preserve">EKS、AKS 12 是感溫棒；AKS 3000 量壓力</w:t>
+            </w:r>
+          </w:p>
+        </w:tc>
+      </w:tr>
+    </w:tbl>
+    <w:p/>
+    <w:p>
+      <w:r>
+        <w:rPr>
+          <w:b/>
+          <w:bCs/>
+        </w:rPr>
+        <w:t xml:space="preserve">接頭、型號牌、單位</w:t>
+      </w:r>
+    </w:p>
+    <w:tbl>
+      <w:tblPr>
+        <w:tblW w:type="dxa" w:w="9638"/>
+        <w:tblBorders>
+          <w:top w:val="single" w:color="auto" w:sz="4"/>
+          <w:left w:val="single" w:color="auto" w:sz="4"/>
+          <w:bottom w:val="single" w:color="auto" w:sz="4"/>
+          <w:right w:val="single" w:color="auto" w:sz="4"/>
+          <w:insideH w:val="single" w:color="auto" w:sz="4"/>
+          <w:insideV w:val="single" w:color="auto" w:sz="4"/>
+        </w:tblBorders>
+      </w:tblPr>
+      <w:tblGrid>
+        <w:gridCol w:w="1019"/>
+        <w:gridCol w:w="4540"/>
+        <w:gridCol w:w="1204"/>
+        <w:gridCol w:w="2875"/>
+      </w:tblGrid>
+      <w:tr>
+        <w:trPr>
+          <w:tblHeader/>
+        </w:trPr>
+        <w:tc>
+          <w:tcPr>
+            <w:tcW w:type="dxa" w:w="1019"/>
+            <w:shd w:fill="DCEBF7" w:color="auto" w:val="clear"/>
+            <w:tcMar>
+              <w:top w:type="dxa" w:w="60"/>
+              <w:left w:type="dxa" w:w="100"/>
+              <w:bottom w:type="dxa" w:w="60"/>
+              <w:right w:type="dxa" w:w="100"/>
+            </w:tcMar>
+          </w:tcPr>
+          <w:p>
+            <w:r>
+              <w:rPr>
+                <w:b/>
+                <w:bCs/>
+                <w:sz w:val="19"/>
+                <w:szCs w:val="19"/>
+              </w:rPr>
+              <w:t xml:space="preserve">縮寫</w:t>
+            </w:r>
+          </w:p>
+        </w:tc>
+        <w:tc>
+          <w:tcPr>
+            <w:tcW w:type="dxa" w:w="4540"/>
+            <w:shd w:fill="DCEBF7" w:color="auto" w:val="clear"/>
+            <w:tcMar>
+              <w:top w:type="dxa" w:w="60"/>
+              <w:left w:type="dxa" w:w="100"/>
+              <w:bottom w:type="dxa" w:w="60"/>
+              <w:right w:type="dxa" w:w="100"/>
+            </w:tcMar>
+          </w:tcPr>
+          <w:p>
+            <w:r>
+              <w:rPr>
+                <w:b/>
+                <w:bCs/>
+                <w:sz w:val="19"/>
+                <w:szCs w:val="19"/>
+              </w:rPr>
+              <w:t xml:space="preserve">英文全稱</w:t>
+            </w:r>
+          </w:p>
+        </w:tc>
+        <w:tc>
+          <w:tcPr>
+            <w:tcW w:type="dxa" w:w="1204"/>
+            <w:shd w:fill="DCEBF7" w:color="auto" w:val="clear"/>
+            <w:tcMar>
+              <w:top w:type="dxa" w:w="60"/>
+              <w:left w:type="dxa" w:w="100"/>
+              <w:bottom w:type="dxa" w:w="60"/>
+              <w:right w:type="dxa" w:w="100"/>
+            </w:tcMar>
+          </w:tcPr>
+          <w:p>
+            <w:r>
+              <w:rPr>
+                <w:b/>
+                <w:bCs/>
+                <w:sz w:val="19"/>
+                <w:szCs w:val="19"/>
+              </w:rPr>
+              <w:t xml:space="preserve">中文</w:t>
+            </w:r>
+          </w:p>
+        </w:tc>
+        <w:tc>
+          <w:tcPr>
+            <w:tcW w:type="dxa" w:w="2875"/>
+            <w:shd w:fill="DCEBF7" w:color="auto" w:val="clear"/>
+            <w:tcMar>
+              <w:top w:type="dxa" w:w="60"/>
+              <w:left w:type="dxa" w:w="100"/>
+              <w:bottom w:type="dxa" w:w="60"/>
+              <w:right w:type="dxa" w:w="100"/>
+            </w:tcMar>
+          </w:tcPr>
+          <w:p>
+            <w:r>
+              <w:rPr>
+                <w:b/>
+                <w:bCs/>
+                <w:sz w:val="19"/>
+                <w:szCs w:val="19"/>
+              </w:rPr>
+              <w:t xml:space="preserve">一句話</w:t>
+            </w:r>
+          </w:p>
+        </w:tc>
+      </w:tr>
+      <w:tr>
+        <w:trPr>
+          <w:tblHeader w:val="off"/>
+        </w:trPr>
+        <w:tc>
+          <w:tcPr>
+            <w:tcW w:type="dxa" w:w="1019"/>
+            <w:tcMar>
+              <w:top w:type="dxa" w:w="60"/>
+              <w:left w:type="dxa" w:w="100"/>
+              <w:bottom w:type="dxa" w:w="60"/>
+              <w:right w:type="dxa" w:w="100"/>
+            </w:tcMar>
+          </w:tcPr>
+          <w:p>
+            <w:r>
+              <w:rPr>
+                <w:sz w:val="19"/>
+                <w:szCs w:val="19"/>
+              </w:rPr>
+              <w:t xml:space="preserve">ODF</w:t>
+            </w:r>
+          </w:p>
+        </w:tc>
+        <w:tc>
+          <w:tcPr>
+            <w:tcW w:type="dxa" w:w="4540"/>
+            <w:tcMar>
+              <w:top w:type="dxa" w:w="60"/>
+              <w:left w:type="dxa" w:w="100"/>
+              <w:bottom w:type="dxa" w:w="60"/>
+              <w:right w:type="dxa" w:w="100"/>
+            </w:tcMar>
+          </w:tcPr>
+          <w:p>
+            <w:r>
+              <w:rPr>
+                <w:sz w:val="19"/>
+                <w:szCs w:val="19"/>
+              </w:rPr>
+              <w:t xml:space="preserve">Outside Diameter Female</w:t>
+            </w:r>
+          </w:p>
+        </w:tc>
+        <w:tc>
+          <w:tcPr>
+            <w:tcW w:type="dxa" w:w="1204"/>
+            <w:tcMar>
+              <w:top w:type="dxa" w:w="60"/>
+              <w:left w:type="dxa" w:w="100"/>
+              <w:bottom w:type="dxa" w:w="60"/>
+              <w:right w:type="dxa" w:w="100"/>
+            </w:tcMar>
+          </w:tcPr>
+          <w:p>
+            <w:r>
+              <w:rPr>
+                <w:sz w:val="19"/>
+                <w:szCs w:val="19"/>
+              </w:rPr>
+              <w:t xml:space="preserve">焊接口（母口，銅管插進去）</w:t>
+            </w:r>
+          </w:p>
+        </w:tc>
+        <w:tc>
+          <w:tcPr>
+            <w:tcW w:type="dxa" w:w="2875"/>
+            <w:tcMar>
+              <w:top w:type="dxa" w:w="60"/>
+              <w:left w:type="dxa" w:w="100"/>
+              <w:bottom w:type="dxa" w:w="60"/>
+              <w:right w:type="dxa" w:w="100"/>
+            </w:tcMar>
+          </w:tcPr>
+          <w:p>
+            <w:r>
+              <w:rPr>
+                <w:sz w:val="19"/>
+                <w:szCs w:val="19"/>
+              </w:rPr>
+              <w:t xml:space="preserve">型號尾巴有 S＝焊接</w:t>
+            </w:r>
+          </w:p>
+        </w:tc>
+      </w:tr>
+      <w:tr>
+        <w:trPr>
+          <w:tblHeader w:val="off"/>
+        </w:trPr>
+        <w:tc>
+          <w:tcPr>
+            <w:tcW w:type="dxa" w:w="1019"/>
+            <w:tcMar>
+              <w:top w:type="dxa" w:w="60"/>
+              <w:left w:type="dxa" w:w="100"/>
+              <w:bottom w:type="dxa" w:w="60"/>
+              <w:right w:type="dxa" w:w="100"/>
+            </w:tcMar>
+          </w:tcPr>
+          <w:p>
+            <w:r>
+              <w:rPr>
+                <w:sz w:val="19"/>
+                <w:szCs w:val="19"/>
+              </w:rPr>
+              <w:t xml:space="preserve">SAE</w:t>
+            </w:r>
+          </w:p>
+        </w:tc>
+        <w:tc>
+          <w:tcPr>
+            <w:tcW w:type="dxa" w:w="4540"/>
+            <w:tcMar>
+              <w:top w:type="dxa" w:w="60"/>
+              <w:left w:type="dxa" w:w="100"/>
+              <w:bottom w:type="dxa" w:w="60"/>
+              <w:right w:type="dxa" w:w="100"/>
+            </w:tcMar>
+          </w:tcPr>
+          <w:p>
+            <w:r>
+              <w:rPr>
+                <w:sz w:val="19"/>
+                <w:szCs w:val="19"/>
+              </w:rPr>
+              <w:t xml:space="preserve">Society of Automotive Engineers</w:t>
+            </w:r>
+          </w:p>
+        </w:tc>
+        <w:tc>
+          <w:tcPr>
+            <w:tcW w:type="dxa" w:w="1204"/>
+            <w:tcMar>
+              <w:top w:type="dxa" w:w="60"/>
+              <w:left w:type="dxa" w:w="100"/>
+              <w:bottom w:type="dxa" w:w="60"/>
+              <w:right w:type="dxa" w:w="100"/>
+            </w:tcMar>
+          </w:tcPr>
+          <w:p>
+            <w:r>
+              <w:rPr>
+                <w:sz w:val="19"/>
+                <w:szCs w:val="19"/>
+              </w:rPr>
+              <w:t xml:space="preserve">喇叭口（45° 牙）的規格</w:t>
+            </w:r>
+          </w:p>
+        </w:tc>
+        <w:tc>
+          <w:tcPr>
+            <w:tcW w:type="dxa" w:w="2875"/>
+            <w:tcMar>
+              <w:top w:type="dxa" w:w="60"/>
+              <w:left w:type="dxa" w:w="100"/>
+              <w:bottom w:type="dxa" w:w="60"/>
+              <w:right w:type="dxa" w:w="100"/>
+            </w:tcMar>
+          </w:tcPr>
+          <w:p>
+            <w:r>
+              <w:rPr>
+                <w:sz w:val="19"/>
+                <w:szCs w:val="19"/>
+              </w:rPr>
+              <w:t xml:space="preserve">美國汽車工程師學會訂的；SAE＝FLARE＝牙</w:t>
+            </w:r>
+          </w:p>
+        </w:tc>
+      </w:tr>
+      <w:tr>
+        <w:trPr>
+          <w:tblHeader w:val="off"/>
+        </w:trPr>
+        <w:tc>
+          <w:tcPr>
+            <w:tcW w:type="dxa" w:w="1019"/>
+            <w:tcMar>
+              <w:top w:type="dxa" w:w="60"/>
+              <w:left w:type="dxa" w:w="100"/>
+              <w:bottom w:type="dxa" w:w="60"/>
+              <w:right w:type="dxa" w:w="100"/>
+            </w:tcMar>
+          </w:tcPr>
+          <w:p>
+            <w:r>
+              <w:rPr>
+                <w:sz w:val="19"/>
+                <w:szCs w:val="19"/>
+              </w:rPr>
+              <w:t xml:space="preserve">FLARE</w:t>
+            </w:r>
+          </w:p>
+        </w:tc>
+        <w:tc>
+          <w:tcPr>
+            <w:tcW w:type="dxa" w:w="4540"/>
+            <w:tcMar>
+              <w:top w:type="dxa" w:w="60"/>
+              <w:left w:type="dxa" w:w="100"/>
+              <w:bottom w:type="dxa" w:w="60"/>
+              <w:right w:type="dxa" w:w="100"/>
+            </w:tcMar>
+          </w:tcPr>
+          <w:p>
+            <w:r>
+              <w:rPr>
+                <w:sz w:val="19"/>
+                <w:szCs w:val="19"/>
+              </w:rPr>
+              <w:t xml:space="preserve">Flare（喇叭狀）</w:t>
+            </w:r>
+          </w:p>
+        </w:tc>
+        <w:tc>
+          <w:tcPr>
+            <w:tcW w:type="dxa" w:w="1204"/>
+            <w:tcMar>
+              <w:top w:type="dxa" w:w="60"/>
+              <w:left w:type="dxa" w:w="100"/>
+              <w:bottom w:type="dxa" w:w="60"/>
+              <w:right w:type="dxa" w:w="100"/>
+            </w:tcMar>
+          </w:tcPr>
+          <w:p>
+            <w:r>
+              <w:rPr>
+                <w:sz w:val="19"/>
+                <w:szCs w:val="19"/>
+              </w:rPr>
+              <w:t xml:space="preserve">喇叭口</w:t>
+            </w:r>
+          </w:p>
+        </w:tc>
+        <w:tc>
+          <w:tcPr>
+            <w:tcW w:type="dxa" w:w="2875"/>
+            <w:tcMar>
+              <w:top w:type="dxa" w:w="60"/>
+              <w:left w:type="dxa" w:w="100"/>
+              <w:bottom w:type="dxa" w:w="60"/>
+              <w:right w:type="dxa" w:w="100"/>
+            </w:tcMar>
+          </w:tcPr>
+          <w:p>
+            <w:r>
+              <w:rPr>
+                <w:sz w:val="19"/>
+                <w:szCs w:val="19"/>
+              </w:rPr>
+              <w:t xml:space="preserve">銅管口打開成喇叭狀用牙鎖；拆得下來、不用動火</w:t>
+            </w:r>
+          </w:p>
+        </w:tc>
+      </w:tr>
+      <w:tr>
+        <w:trPr>
+          <w:tblHeader w:val="off"/>
+        </w:trPr>
+        <w:tc>
+          <w:tcPr>
+            <w:tcW w:type="dxa" w:w="1019"/>
+            <w:tcMar>
+              <w:top w:type="dxa" w:w="60"/>
+              <w:left w:type="dxa" w:w="100"/>
+              <w:bottom w:type="dxa" w:w="60"/>
+              <w:right w:type="dxa" w:w="100"/>
+            </w:tcMar>
+          </w:tcPr>
+          <w:p>
+            <w:r>
+              <w:rPr>
+                <w:sz w:val="19"/>
+                <w:szCs w:val="19"/>
+              </w:rPr>
+              <w:t xml:space="preserve">MPT／PT</w:t>
+            </w:r>
+          </w:p>
+        </w:tc>
+        <w:tc>
+          <w:tcPr>
+            <w:tcW w:type="dxa" w:w="4540"/>
+            <w:tcMar>
+              <w:top w:type="dxa" w:w="60"/>
+              <w:left w:type="dxa" w:w="100"/>
+              <w:bottom w:type="dxa" w:w="60"/>
+              <w:right w:type="dxa" w:w="100"/>
+            </w:tcMar>
+          </w:tcPr>
+          <w:p>
+            <w:r>
+              <w:rPr>
+                <w:sz w:val="19"/>
+                <w:szCs w:val="19"/>
+              </w:rPr>
+              <w:t xml:space="preserve">Male Pipe Thread／Pipe Thread</w:t>
+            </w:r>
+          </w:p>
+        </w:tc>
+        <w:tc>
+          <w:tcPr>
+            <w:tcW w:type="dxa" w:w="1204"/>
+            <w:tcMar>
+              <w:top w:type="dxa" w:w="60"/>
+              <w:left w:type="dxa" w:w="100"/>
+              <w:bottom w:type="dxa" w:w="60"/>
+              <w:right w:type="dxa" w:w="100"/>
+            </w:tcMar>
+          </w:tcPr>
+          <w:p>
+            <w:r>
+              <w:rPr>
+                <w:sz w:val="19"/>
+                <w:szCs w:val="19"/>
+              </w:rPr>
+              <w:t xml:space="preserve">鐵管外牙／管牙</w:t>
+            </w:r>
+          </w:p>
+        </w:tc>
+        <w:tc>
+          <w:tcPr>
+            <w:tcW w:type="dxa" w:w="2875"/>
+            <w:tcMar>
+              <w:top w:type="dxa" w:w="60"/>
+              <w:left w:type="dxa" w:w="100"/>
+              <w:bottom w:type="dxa" w:w="60"/>
+              <w:right w:type="dxa" w:w="100"/>
+            </w:tcMar>
+          </w:tcPr>
+          <w:p>
+            <w:r>
+              <w:rPr>
+                <w:sz w:val="19"/>
+                <w:szCs w:val="19"/>
+              </w:rPr>
+              <w:t xml:space="preserve">鐵管是平牙直接鎖；4分鐵管＝7分銅管</w:t>
+            </w:r>
+          </w:p>
+        </w:tc>
+      </w:tr>
+      <w:tr>
+        <w:trPr>
+          <w:tblHeader w:val="off"/>
+        </w:trPr>
+        <w:tc>
+          <w:tcPr>
+            <w:tcW w:type="dxa" w:w="1019"/>
+            <w:tcMar>
+              <w:top w:type="dxa" w:w="60"/>
+              <w:left w:type="dxa" w:w="100"/>
+              <w:bottom w:type="dxa" w:w="60"/>
+              <w:right w:type="dxa" w:w="100"/>
+            </w:tcMar>
+          </w:tcPr>
+          <w:p>
+            <w:r>
+              <w:rPr>
+                <w:sz w:val="19"/>
+                <w:szCs w:val="19"/>
+              </w:rPr>
+              <w:t xml:space="preserve">IPS</w:t>
+            </w:r>
+          </w:p>
+        </w:tc>
+        <w:tc>
+          <w:tcPr>
+            <w:tcW w:type="dxa" w:w="4540"/>
+            <w:tcMar>
+              <w:top w:type="dxa" w:w="60"/>
+              <w:left w:type="dxa" w:w="100"/>
+              <w:bottom w:type="dxa" w:w="60"/>
+              <w:right w:type="dxa" w:w="100"/>
+            </w:tcMar>
+          </w:tcPr>
+          <w:p>
+            <w:r>
+              <w:rPr>
+                <w:sz w:val="19"/>
+                <w:szCs w:val="19"/>
+              </w:rPr>
+              <w:t xml:space="preserve">Iron Pipe Size</w:t>
+            </w:r>
+          </w:p>
+        </w:tc>
+        <w:tc>
+          <w:tcPr>
+            <w:tcW w:type="dxa" w:w="1204"/>
+            <w:tcMar>
+              <w:top w:type="dxa" w:w="60"/>
+              <w:left w:type="dxa" w:w="100"/>
+              <w:bottom w:type="dxa" w:w="60"/>
+              <w:right w:type="dxa" w:w="100"/>
+            </w:tcMar>
+          </w:tcPr>
+          <w:p>
+            <w:r>
+              <w:rPr>
+                <w:sz w:val="19"/>
+                <w:szCs w:val="19"/>
+              </w:rPr>
+              <w:t xml:space="preserve">水管尺寸</w:t>
+            </w:r>
+          </w:p>
+        </w:tc>
+        <w:tc>
+          <w:tcPr>
+            <w:tcW w:type="dxa" w:w="2875"/>
+            <w:tcMar>
+              <w:top w:type="dxa" w:w="60"/>
+              <w:left w:type="dxa" w:w="100"/>
+              <w:bottom w:type="dxa" w:w="60"/>
+              <w:right w:type="dxa" w:w="100"/>
+            </w:tcMar>
+          </w:tcPr>
+          <w:p>
+            <w:r>
+              <w:rPr>
+                <w:sz w:val="19"/>
+                <w:szCs w:val="19"/>
+              </w:rPr>
+              <w:t xml:space="preserve">黑色保溫管照水管尺寸標：4分水管＝7分銅管</w:t>
+            </w:r>
+          </w:p>
+        </w:tc>
+      </w:tr>
+      <w:tr>
+        <w:trPr>
+          <w:tblHeader w:val="off"/>
+        </w:trPr>
+        <w:tc>
+          <w:tcPr>
+            <w:tcW w:type="dxa" w:w="1019"/>
+            <w:tcMar>
+              <w:top w:type="dxa" w:w="60"/>
+              <w:left w:type="dxa" w:w="100"/>
+              <w:bottom w:type="dxa" w:w="60"/>
+              <w:right w:type="dxa" w:w="100"/>
+            </w:tcMar>
+          </w:tcPr>
+          <w:p>
+            <w:r>
+              <w:rPr>
+                <w:sz w:val="19"/>
+                <w:szCs w:val="19"/>
+              </w:rPr>
+              <w:t xml:space="preserve">PH</w:t>
+            </w:r>
+          </w:p>
+        </w:tc>
+        <w:tc>
+          <w:tcPr>
+            <w:tcW w:type="dxa" w:w="4540"/>
+            <w:tcMar>
+              <w:top w:type="dxa" w:w="60"/>
+              <w:left w:type="dxa" w:w="100"/>
+              <w:bottom w:type="dxa" w:w="60"/>
+              <w:right w:type="dxa" w:w="100"/>
+            </w:tcMar>
+          </w:tcPr>
+          <w:p>
+            <w:r>
+              <w:rPr>
+                <w:sz w:val="19"/>
+                <w:szCs w:val="19"/>
+              </w:rPr>
+              <w:t xml:space="preserve">Phase</w:t>
+            </w:r>
+          </w:p>
+        </w:tc>
+        <w:tc>
+          <w:tcPr>
+            <w:tcW w:type="dxa" w:w="1204"/>
+            <w:tcMar>
+              <w:top w:type="dxa" w:w="60"/>
+              <w:left w:type="dxa" w:w="100"/>
+              <w:bottom w:type="dxa" w:w="60"/>
+              <w:right w:type="dxa" w:w="100"/>
+            </w:tcMar>
+          </w:tcPr>
+          <w:p>
+            <w:r>
+              <w:rPr>
+                <w:sz w:val="19"/>
+                <w:szCs w:val="19"/>
+              </w:rPr>
+              <w:t xml:space="preserve">相位</w:t>
+            </w:r>
+          </w:p>
+        </w:tc>
+        <w:tc>
+          <w:tcPr>
+            <w:tcW w:type="dxa" w:w="2875"/>
+            <w:tcMar>
+              <w:top w:type="dxa" w:w="60"/>
+              <w:left w:type="dxa" w:w="100"/>
+              <w:bottom w:type="dxa" w:w="60"/>
+              <w:right w:type="dxa" w:w="100"/>
+            </w:tcMar>
+          </w:tcPr>
+          <w:p>
+            <w:r>
+              <w:rPr>
+                <w:sz w:val="19"/>
+                <w:szCs w:val="19"/>
+              </w:rPr>
+              <w:t xml:space="preserve">型號牌 PH 1＝單相、PH 3＝三相</w:t>
+            </w:r>
+          </w:p>
+        </w:tc>
+      </w:tr>
+      <w:tr>
+        <w:trPr>
+          <w:tblHeader w:val="off"/>
+        </w:trPr>
+        <w:tc>
+          <w:tcPr>
+            <w:tcW w:type="dxa" w:w="1019"/>
+            <w:tcMar>
+              <w:top w:type="dxa" w:w="60"/>
+              <w:left w:type="dxa" w:w="100"/>
+              <w:bottom w:type="dxa" w:w="60"/>
+              <w:right w:type="dxa" w:w="100"/>
+            </w:tcMar>
+          </w:tcPr>
+          <w:p>
+            <w:r>
+              <w:rPr>
+                <w:sz w:val="19"/>
+                <w:szCs w:val="19"/>
+              </w:rPr>
+              <w:t xml:space="preserve">PFV／TF5</w:t>
+            </w:r>
+          </w:p>
+        </w:tc>
+        <w:tc>
+          <w:tcPr>
+            <w:tcW w:type="dxa" w:w="4540"/>
+            <w:tcMar>
+              <w:top w:type="dxa" w:w="60"/>
+              <w:left w:type="dxa" w:w="100"/>
+              <w:bottom w:type="dxa" w:w="60"/>
+              <w:right w:type="dxa" w:w="100"/>
+            </w:tcMar>
+          </w:tcPr>
+          <w:p>
+            <w:r>
+              <w:rPr>
+                <w:sz w:val="19"/>
+                <w:szCs w:val="19"/>
+              </w:rPr>
+              <w:t xml:space="preserve">Copeland 電源代號（P＝單相 Phase 1、T＝三相 Three）</w:t>
+            </w:r>
+          </w:p>
+        </w:tc>
+        <w:tc>
+          <w:tcPr>
+            <w:tcW w:type="dxa" w:w="1204"/>
+            <w:tcMar>
+              <w:top w:type="dxa" w:w="60"/>
+              <w:left w:type="dxa" w:w="100"/>
+              <w:bottom w:type="dxa" w:w="60"/>
+              <w:right w:type="dxa" w:w="100"/>
+            </w:tcMar>
+          </w:tcPr>
+          <w:p>
+            <w:r>
+              <w:rPr>
+                <w:sz w:val="19"/>
+                <w:szCs w:val="19"/>
+              </w:rPr>
+              <w:t xml:space="preserve">單相／三相</w:t>
+            </w:r>
+          </w:p>
+        </w:tc>
+        <w:tc>
+          <w:tcPr>
+            <w:tcW w:type="dxa" w:w="2875"/>
+            <w:tcMar>
+              <w:top w:type="dxa" w:w="60"/>
+              <w:left w:type="dxa" w:w="100"/>
+              <w:bottom w:type="dxa" w:w="60"/>
+              <w:right w:type="dxa" w:w="100"/>
+            </w:tcMar>
+          </w:tcPr>
+          <w:p>
+            <w:r>
+              <w:rPr>
+                <w:sz w:val="19"/>
+                <w:szCs w:val="19"/>
+              </w:rPr>
+              <w:t xml:space="preserve">尾碼是電壓代號；拿錯一個字就燒掉</w:t>
+            </w:r>
+          </w:p>
+        </w:tc>
+      </w:tr>
+      <w:tr>
+        <w:trPr>
+          <w:tblHeader w:val="off"/>
+        </w:trPr>
+        <w:tc>
+          <w:tcPr>
+            <w:tcW w:type="dxa" w:w="1019"/>
+            <w:tcMar>
+              <w:top w:type="dxa" w:w="60"/>
+              <w:left w:type="dxa" w:w="100"/>
+              <w:bottom w:type="dxa" w:w="60"/>
+              <w:right w:type="dxa" w:w="100"/>
+            </w:tcMar>
+          </w:tcPr>
+          <w:p>
+            <w:r>
+              <w:rPr>
+                <w:sz w:val="19"/>
+                <w:szCs w:val="19"/>
+              </w:rPr>
+              <w:t xml:space="preserve">CR／CS／CF</w:t>
+            </w:r>
+          </w:p>
+        </w:tc>
+        <w:tc>
+          <w:tcPr>
+            <w:tcW w:type="dxa" w:w="4540"/>
+            <w:tcMar>
+              <w:top w:type="dxa" w:w="60"/>
+              <w:left w:type="dxa" w:w="100"/>
+              <w:bottom w:type="dxa" w:w="60"/>
+              <w:right w:type="dxa" w:w="100"/>
+            </w:tcMar>
+          </w:tcPr>
+          <w:p>
+            <w:r>
+              <w:rPr>
+                <w:sz w:val="19"/>
+                <w:szCs w:val="19"/>
+              </w:rPr>
+              <w:t xml:space="preserve">Copeland 往復式系列（記法：R＝Refrigerator 冷藏、F＝Freezer 冷凍）</w:t>
+            </w:r>
+          </w:p>
+        </w:tc>
+        <w:tc>
+          <w:tcPr>
+            <w:tcW w:type="dxa" w:w="1204"/>
+            <w:tcMar>
+              <w:top w:type="dxa" w:w="60"/>
+              <w:left w:type="dxa" w:w="100"/>
+              <w:bottom w:type="dxa" w:w="60"/>
+              <w:right w:type="dxa" w:w="100"/>
+            </w:tcMar>
+          </w:tcPr>
+          <w:p>
+            <w:r>
+              <w:rPr>
+                <w:sz w:val="19"/>
+                <w:szCs w:val="19"/>
+              </w:rPr>
+              <w:t xml:space="preserve">高溫／中溫／低溫</w:t>
+            </w:r>
+          </w:p>
+        </w:tc>
+        <w:tc>
+          <w:tcPr>
+            <w:tcW w:type="dxa" w:w="2875"/>
+            <w:tcMar>
+              <w:top w:type="dxa" w:w="60"/>
+              <w:left w:type="dxa" w:w="100"/>
+              <w:bottom w:type="dxa" w:w="60"/>
+              <w:right w:type="dxa" w:w="100"/>
+            </w:tcMar>
+          </w:tcPr>
+          <w:p>
+            <w:r>
+              <w:rPr>
+                <w:sz w:val="19"/>
+                <w:szCs w:val="19"/>
+              </w:rPr>
+              <w:t xml:space="preserve">不是縮寫，是系列代號；只能拿更低溫的代替</w:t>
+            </w:r>
+          </w:p>
+        </w:tc>
+      </w:tr>
+      <w:tr>
+        <w:trPr>
+          <w:tblHeader w:val="off"/>
+        </w:trPr>
+        <w:tc>
+          <w:tcPr>
+            <w:tcW w:type="dxa" w:w="1019"/>
+            <w:tcMar>
+              <w:top w:type="dxa" w:w="60"/>
+              <w:left w:type="dxa" w:w="100"/>
+              <w:bottom w:type="dxa" w:w="60"/>
+              <w:right w:type="dxa" w:w="100"/>
+            </w:tcMar>
+          </w:tcPr>
+          <w:p>
+            <w:r>
+              <w:rPr>
+                <w:sz w:val="19"/>
+                <w:szCs w:val="19"/>
+              </w:rPr>
+              <w:t xml:space="preserve">ZS／ZB／ZF</w:t>
+            </w:r>
+          </w:p>
+        </w:tc>
+        <w:tc>
+          <w:tcPr>
+            <w:tcW w:type="dxa" w:w="4540"/>
+            <w:tcMar>
+              <w:top w:type="dxa" w:w="60"/>
+              <w:left w:type="dxa" w:w="100"/>
+              <w:bottom w:type="dxa" w:w="60"/>
+              <w:right w:type="dxa" w:w="100"/>
+            </w:tcMar>
+          </w:tcPr>
+          <w:p>
+            <w:r>
+              <w:rPr>
+                <w:sz w:val="19"/>
+                <w:szCs w:val="19"/>
+              </w:rPr>
+              <w:t xml:space="preserve">Copeland 渦捲式系列（Z＝Scroll）</w:t>
+            </w:r>
+          </w:p>
+        </w:tc>
+        <w:tc>
+          <w:tcPr>
+            <w:tcW w:type="dxa" w:w="1204"/>
+            <w:tcMar>
+              <w:top w:type="dxa" w:w="60"/>
+              <w:left w:type="dxa" w:w="100"/>
+              <w:bottom w:type="dxa" w:w="60"/>
+              <w:right w:type="dxa" w:w="100"/>
+            </w:tcMar>
+          </w:tcPr>
+          <w:p>
+            <w:r>
+              <w:rPr>
+                <w:sz w:val="19"/>
+                <w:szCs w:val="19"/>
+              </w:rPr>
+              <w:t xml:space="preserve">渦捲壓縮機</w:t>
+            </w:r>
+          </w:p>
+        </w:tc>
+        <w:tc>
+          <w:tcPr>
+            <w:tcW w:type="dxa" w:w="2875"/>
+            <w:tcMar>
+              <w:top w:type="dxa" w:w="60"/>
+              <w:left w:type="dxa" w:w="100"/>
+              <w:bottom w:type="dxa" w:w="60"/>
+              <w:right w:type="dxa" w:w="100"/>
+            </w:tcMar>
+          </w:tcPr>
+          <w:p>
+            <w:r>
+              <w:rPr>
+                <w:sz w:val="19"/>
+                <w:szCs w:val="19"/>
+              </w:rPr>
+              <w:t xml:space="preserve">Z 開頭都是渦捲：ZS／ZB 中溫、ZF 低溫</w:t>
+            </w:r>
+          </w:p>
+        </w:tc>
+      </w:tr>
+      <w:tr>
+        <w:trPr>
+          <w:tblHeader w:val="off"/>
+        </w:trPr>
+        <w:tc>
+          <w:tcPr>
+            <w:tcW w:type="dxa" w:w="1019"/>
+            <w:tcMar>
+              <w:top w:type="dxa" w:w="60"/>
+              <w:left w:type="dxa" w:w="100"/>
+              <w:bottom w:type="dxa" w:w="60"/>
+              <w:right w:type="dxa" w:w="100"/>
+            </w:tcMar>
+          </w:tcPr>
+          <w:p>
+            <w:r>
+              <w:rPr>
+                <w:sz w:val="19"/>
+                <w:szCs w:val="19"/>
+              </w:rPr>
+              <w:t xml:space="preserve">LBP／MBP／HBP</w:t>
+            </w:r>
+          </w:p>
+        </w:tc>
+        <w:tc>
+          <w:tcPr>
+            <w:tcW w:type="dxa" w:w="4540"/>
+            <w:tcMar>
+              <w:top w:type="dxa" w:w="60"/>
+              <w:left w:type="dxa" w:w="100"/>
+              <w:bottom w:type="dxa" w:w="60"/>
+              <w:right w:type="dxa" w:w="100"/>
+            </w:tcMar>
+          </w:tcPr>
+          <w:p>
+            <w:r>
+              <w:rPr>
+                <w:sz w:val="19"/>
+                <w:szCs w:val="19"/>
+              </w:rPr>
+              <w:t xml:space="preserve">Low／Medium／High Back Pressure</w:t>
+            </w:r>
+          </w:p>
+        </w:tc>
+        <w:tc>
+          <w:tcPr>
+            <w:tcW w:type="dxa" w:w="1204"/>
+            <w:tcMar>
+              <w:top w:type="dxa" w:w="60"/>
+              <w:left w:type="dxa" w:w="100"/>
+              <w:bottom w:type="dxa" w:w="60"/>
+              <w:right w:type="dxa" w:w="100"/>
+            </w:tcMar>
+          </w:tcPr>
+          <w:p>
+            <w:r>
+              <w:rPr>
+                <w:sz w:val="19"/>
+                <w:szCs w:val="19"/>
+              </w:rPr>
+              <w:t xml:space="preserve">低溫機／中溫機／高溫機</w:t>
+            </w:r>
+          </w:p>
+        </w:tc>
+        <w:tc>
+          <w:tcPr>
+            <w:tcW w:type="dxa" w:w="2875"/>
+            <w:tcMar>
+              <w:top w:type="dxa" w:w="60"/>
+              <w:left w:type="dxa" w:w="100"/>
+              <w:bottom w:type="dxa" w:w="60"/>
+              <w:right w:type="dxa" w:w="100"/>
+            </w:tcMar>
+          </w:tcPr>
+          <w:p>
+            <w:r>
+              <w:rPr>
+                <w:sz w:val="19"/>
+                <w:szCs w:val="19"/>
+              </w:rPr>
+              <w:t xml:space="preserve">「背壓」＝吸氣壓力：冷凍庫吸氣壓力低，所以低溫機叫 LBP</w:t>
+            </w:r>
+          </w:p>
+        </w:tc>
+      </w:tr>
+      <w:tr>
+        <w:trPr>
+          <w:tblHeader w:val="off"/>
+        </w:trPr>
+        <w:tc>
+          <w:tcPr>
+            <w:tcW w:type="dxa" w:w="1019"/>
+            <w:tcMar>
+              <w:top w:type="dxa" w:w="60"/>
+              <w:left w:type="dxa" w:w="100"/>
+              <w:bottom w:type="dxa" w:w="60"/>
+              <w:right w:type="dxa" w:w="100"/>
+            </w:tcMar>
+          </w:tcPr>
+          <w:p>
+            <w:r>
+              <w:rPr>
+                <w:sz w:val="19"/>
+                <w:szCs w:val="19"/>
+              </w:rPr>
+              <w:t xml:space="preserve">HP</w:t>
+            </w:r>
+          </w:p>
+        </w:tc>
+        <w:tc>
+          <w:tcPr>
+            <w:tcW w:type="dxa" w:w="4540"/>
+            <w:tcMar>
+              <w:top w:type="dxa" w:w="60"/>
+              <w:left w:type="dxa" w:w="100"/>
+              <w:bottom w:type="dxa" w:w="60"/>
+              <w:right w:type="dxa" w:w="100"/>
+            </w:tcMar>
+          </w:tcPr>
+          <w:p>
+            <w:r>
+              <w:rPr>
+                <w:sz w:val="19"/>
+                <w:szCs w:val="19"/>
+              </w:rPr>
+              <w:t xml:space="preserve">Horsepower</w:t>
+            </w:r>
+          </w:p>
+        </w:tc>
+        <w:tc>
+          <w:tcPr>
+            <w:tcW w:type="dxa" w:w="1204"/>
+            <w:tcMar>
+              <w:top w:type="dxa" w:w="60"/>
+              <w:left w:type="dxa" w:w="100"/>
+              <w:bottom w:type="dxa" w:w="60"/>
+              <w:right w:type="dxa" w:w="100"/>
+            </w:tcMar>
+          </w:tcPr>
+          <w:p>
+            <w:r>
+              <w:rPr>
+                <w:sz w:val="19"/>
+                <w:szCs w:val="19"/>
+              </w:rPr>
+              <w:t xml:space="preserve">馬力（客人說「幾馬」）</w:t>
+            </w:r>
+          </w:p>
+        </w:tc>
+        <w:tc>
+          <w:tcPr>
+            <w:tcW w:type="dxa" w:w="2875"/>
+            <w:tcMar>
+              <w:top w:type="dxa" w:w="60"/>
+              <w:left w:type="dxa" w:w="100"/>
+              <w:bottom w:type="dxa" w:w="60"/>
+              <w:right w:type="dxa" w:w="100"/>
+            </w:tcMar>
+          </w:tcPr>
+          <w:p>
+            <w:r>
+              <w:rPr>
+                <w:sz w:val="19"/>
+                <w:szCs w:val="19"/>
+              </w:rPr>
+              <w:t xml:space="preserve">真正要對的是 BTU 和排氣量</w:t>
+            </w:r>
+          </w:p>
+        </w:tc>
+      </w:tr>
+      <w:tr>
+        <w:trPr>
+          <w:tblHeader w:val="off"/>
+        </w:trPr>
+        <w:tc>
+          <w:tcPr>
+            <w:tcW w:type="dxa" w:w="1019"/>
+            <w:tcMar>
+              <w:top w:type="dxa" w:w="60"/>
+              <w:left w:type="dxa" w:w="100"/>
+              <w:bottom w:type="dxa" w:w="60"/>
+              <w:right w:type="dxa" w:w="100"/>
+            </w:tcMar>
+          </w:tcPr>
+          <w:p>
+            <w:r>
+              <w:rPr>
+                <w:sz w:val="19"/>
+                <w:szCs w:val="19"/>
+              </w:rPr>
+              <w:t xml:space="preserve">BTU</w:t>
+            </w:r>
+          </w:p>
+        </w:tc>
+        <w:tc>
+          <w:tcPr>
+            <w:tcW w:type="dxa" w:w="4540"/>
+            <w:tcMar>
+              <w:top w:type="dxa" w:w="60"/>
+              <w:left w:type="dxa" w:w="100"/>
+              <w:bottom w:type="dxa" w:w="60"/>
+              <w:right w:type="dxa" w:w="100"/>
+            </w:tcMar>
+          </w:tcPr>
+          <w:p>
+            <w:r>
+              <w:rPr>
+                <w:sz w:val="19"/>
+                <w:szCs w:val="19"/>
+              </w:rPr>
+              <w:t xml:space="preserve">British Thermal Unit</w:t>
+            </w:r>
+          </w:p>
+        </w:tc>
+        <w:tc>
+          <w:tcPr>
+            <w:tcW w:type="dxa" w:w="1204"/>
+            <w:tcMar>
+              <w:top w:type="dxa" w:w="60"/>
+              <w:left w:type="dxa" w:w="100"/>
+              <w:bottom w:type="dxa" w:w="60"/>
+              <w:right w:type="dxa" w:w="100"/>
+            </w:tcMar>
+          </w:tcPr>
+          <w:p>
+            <w:r>
+              <w:rPr>
+                <w:sz w:val="19"/>
+                <w:szCs w:val="19"/>
+              </w:rPr>
+              <w:t xml:space="preserve">英熱單位（冷凍能力）</w:t>
+            </w:r>
+          </w:p>
+        </w:tc>
+        <w:tc>
+          <w:tcPr>
+            <w:tcW w:type="dxa" w:w="2875"/>
+            <w:tcMar>
+              <w:top w:type="dxa" w:w="60"/>
+              <w:left w:type="dxa" w:w="100"/>
+              <w:bottom w:type="dxa" w:w="60"/>
+              <w:right w:type="dxa" w:w="100"/>
+            </w:tcMar>
+          </w:tcPr>
+          <w:p>
+            <w:r>
+              <w:rPr>
+                <w:sz w:val="19"/>
+                <w:szCs w:val="19"/>
+              </w:rPr>
+              <w:t xml:space="preserve">型號對的是 BTU/h；1 kW ≈ 3,412 BTU/h</w:t>
+            </w:r>
+          </w:p>
+        </w:tc>
+      </w:tr>
+      <w:tr>
+        <w:trPr>
+          <w:tblHeader w:val="off"/>
+        </w:trPr>
+        <w:tc>
+          <w:tcPr>
+            <w:tcW w:type="dxa" w:w="1019"/>
+            <w:tcMar>
+              <w:top w:type="dxa" w:w="60"/>
+              <w:left w:type="dxa" w:w="100"/>
+              <w:bottom w:type="dxa" w:w="60"/>
+              <w:right w:type="dxa" w:w="100"/>
+            </w:tcMar>
+          </w:tcPr>
+          <w:p>
+            <w:r>
+              <w:rPr>
+                <w:sz w:val="19"/>
+                <w:szCs w:val="19"/>
+              </w:rPr>
+              <w:t xml:space="preserve">kW／kcal/h</w:t>
+            </w:r>
+          </w:p>
+        </w:tc>
+        <w:tc>
+          <w:tcPr>
+            <w:tcW w:type="dxa" w:w="4540"/>
+            <w:tcMar>
+              <w:top w:type="dxa" w:w="60"/>
+              <w:left w:type="dxa" w:w="100"/>
+              <w:bottom w:type="dxa" w:w="60"/>
+              <w:right w:type="dxa" w:w="100"/>
+            </w:tcMar>
+          </w:tcPr>
+          <w:p>
+            <w:r>
+              <w:rPr>
+                <w:sz w:val="19"/>
+                <w:szCs w:val="19"/>
+              </w:rPr>
+              <w:t xml:space="preserve">Kilowatt／Kilocalorie per hour</w:t>
+            </w:r>
+          </w:p>
+        </w:tc>
+        <w:tc>
+          <w:tcPr>
+            <w:tcW w:type="dxa" w:w="1204"/>
+            <w:tcMar>
+              <w:top w:type="dxa" w:w="60"/>
+              <w:left w:type="dxa" w:w="100"/>
+              <w:bottom w:type="dxa" w:w="60"/>
+              <w:right w:type="dxa" w:w="100"/>
+            </w:tcMar>
+          </w:tcPr>
+          <w:p>
+            <w:r>
+              <w:rPr>
+                <w:sz w:val="19"/>
+                <w:szCs w:val="19"/>
+              </w:rPr>
+              <w:t xml:space="preserve">千瓦／每小時千卡</w:t>
+            </w:r>
+          </w:p>
+        </w:tc>
+        <w:tc>
+          <w:tcPr>
+            <w:tcW w:type="dxa" w:w="2875"/>
+            <w:tcMar>
+              <w:top w:type="dxa" w:w="60"/>
+              <w:left w:type="dxa" w:w="100"/>
+              <w:bottom w:type="dxa" w:w="60"/>
+              <w:right w:type="dxa" w:w="100"/>
+            </w:tcMar>
+          </w:tcPr>
+          <w:p>
+            <w:r>
+              <w:rPr>
+                <w:sz w:val="19"/>
+                <w:szCs w:val="19"/>
+              </w:rPr>
+              <w:t xml:space="preserve">也是冷凍能力：1 kW ≈ 860 kcal/h</w:t>
+            </w:r>
+          </w:p>
+        </w:tc>
+      </w:tr>
+      <w:tr>
+        <w:trPr>
+          <w:tblHeader w:val="off"/>
+        </w:trPr>
+        <w:tc>
+          <w:tcPr>
+            <w:tcW w:type="dxa" w:w="1019"/>
+            <w:tcMar>
+              <w:top w:type="dxa" w:w="60"/>
+              <w:left w:type="dxa" w:w="100"/>
+              <w:bottom w:type="dxa" w:w="60"/>
+              <w:right w:type="dxa" w:w="100"/>
+            </w:tcMar>
+          </w:tcPr>
+          <w:p>
+            <w:r>
+              <w:rPr>
+                <w:sz w:val="19"/>
+                <w:szCs w:val="19"/>
+              </w:rPr>
+              <w:t xml:space="preserve">psi／psig</w:t>
+            </w:r>
+          </w:p>
+        </w:tc>
+        <w:tc>
+          <w:tcPr>
+            <w:tcW w:type="dxa" w:w="4540"/>
+            <w:tcMar>
+              <w:top w:type="dxa" w:w="60"/>
+              <w:left w:type="dxa" w:w="100"/>
+              <w:bottom w:type="dxa" w:w="60"/>
+              <w:right w:type="dxa" w:w="100"/>
+            </w:tcMar>
+          </w:tcPr>
+          <w:p>
+            <w:r>
+              <w:rPr>
+                <w:sz w:val="19"/>
+                <w:szCs w:val="19"/>
+              </w:rPr>
+              <w:t xml:space="preserve">Pounds per Square Inch (gauge)</w:t>
+            </w:r>
+          </w:p>
+        </w:tc>
+        <w:tc>
+          <w:tcPr>
+            <w:tcW w:type="dxa" w:w="1204"/>
+            <w:tcMar>
+              <w:top w:type="dxa" w:w="60"/>
+              <w:left w:type="dxa" w:w="100"/>
+              <w:bottom w:type="dxa" w:w="60"/>
+              <w:right w:type="dxa" w:w="100"/>
+            </w:tcMar>
+          </w:tcPr>
+          <w:p>
+            <w:r>
+              <w:rPr>
+                <w:sz w:val="19"/>
+                <w:szCs w:val="19"/>
+              </w:rPr>
+              <w:t xml:space="preserve">磅／平方英吋（錶壓）</w:t>
+            </w:r>
+          </w:p>
+        </w:tc>
+        <w:tc>
+          <w:tcPr>
+            <w:tcW w:type="dxa" w:w="2875"/>
+            <w:tcMar>
+              <w:top w:type="dxa" w:w="60"/>
+              <w:left w:type="dxa" w:w="100"/>
+              <w:bottom w:type="dxa" w:w="60"/>
+              <w:right w:type="dxa" w:w="100"/>
+            </w:tcMar>
+          </w:tcPr>
+          <w:p>
+            <w:r>
+              <w:rPr>
+                <w:sz w:val="19"/>
+                <w:szCs w:val="19"/>
+              </w:rPr>
+              <w:t xml:space="preserve">壓力錶的刻度；1 kg/cm² ≈ 14.2 psi</w:t>
+            </w:r>
+          </w:p>
+        </w:tc>
+      </w:tr>
+      <w:tr>
+        <w:trPr>
+          <w:tblHeader w:val="off"/>
+        </w:trPr>
+        <w:tc>
+          <w:tcPr>
+            <w:tcW w:type="dxa" w:w="1019"/>
+            <w:tcMar>
+              <w:top w:type="dxa" w:w="60"/>
+              <w:left w:type="dxa" w:w="100"/>
+              <w:bottom w:type="dxa" w:w="60"/>
+              <w:right w:type="dxa" w:w="100"/>
+            </w:tcMar>
+          </w:tcPr>
+          <w:p>
+            <w:r>
+              <w:rPr>
+                <w:sz w:val="19"/>
+                <w:szCs w:val="19"/>
+              </w:rPr>
+              <w:t xml:space="preserve">P-T</w:t>
+            </w:r>
+          </w:p>
+        </w:tc>
+        <w:tc>
+          <w:tcPr>
+            <w:tcW w:type="dxa" w:w="4540"/>
+            <w:tcMar>
+              <w:top w:type="dxa" w:w="60"/>
+              <w:left w:type="dxa" w:w="100"/>
+              <w:bottom w:type="dxa" w:w="60"/>
+              <w:right w:type="dxa" w:w="100"/>
+            </w:tcMar>
+          </w:tcPr>
+          <w:p>
+            <w:r>
+              <w:rPr>
+                <w:sz w:val="19"/>
+                <w:szCs w:val="19"/>
+              </w:rPr>
+              <w:t xml:space="preserve">Pressure–Temperature</w:t>
+            </w:r>
+          </w:p>
+        </w:tc>
+        <w:tc>
+          <w:tcPr>
+            <w:tcW w:type="dxa" w:w="1204"/>
+            <w:tcMar>
+              <w:top w:type="dxa" w:w="60"/>
+              <w:left w:type="dxa" w:w="100"/>
+              <w:bottom w:type="dxa" w:w="60"/>
+              <w:right w:type="dxa" w:w="100"/>
+            </w:tcMar>
+          </w:tcPr>
+          <w:p>
+            <w:r>
+              <w:rPr>
+                <w:sz w:val="19"/>
+                <w:szCs w:val="19"/>
+              </w:rPr>
+              <w:t xml:space="preserve">壓力－溫度對照</w:t>
+            </w:r>
+          </w:p>
+        </w:tc>
+        <w:tc>
+          <w:tcPr>
+            <w:tcW w:type="dxa" w:w="2875"/>
+            <w:tcMar>
+              <w:top w:type="dxa" w:w="60"/>
+              <w:left w:type="dxa" w:w="100"/>
+              <w:bottom w:type="dxa" w:w="60"/>
+              <w:right w:type="dxa" w:w="100"/>
+            </w:tcMar>
+          </w:tcPr>
+          <w:p>
+            <w:r>
+              <w:rPr>
+                <w:sz w:val="19"/>
+                <w:szCs w:val="19"/>
+              </w:rPr>
+              <w:t xml:space="preserve">同一種冷媒，壓力和溫度綁在一起；Ref Tools 就是查這個</w:t>
+            </w:r>
+          </w:p>
+        </w:tc>
+      </w:tr>
+      <w:tr>
+        <w:trPr>
+          <w:tblHeader w:val="off"/>
+        </w:trPr>
+        <w:tc>
+          <w:tcPr>
+            <w:tcW w:type="dxa" w:w="1019"/>
+            <w:tcMar>
+              <w:top w:type="dxa" w:w="60"/>
+              <w:left w:type="dxa" w:w="100"/>
+              <w:bottom w:type="dxa" w:w="60"/>
+              <w:right w:type="dxa" w:w="100"/>
+            </w:tcMar>
+          </w:tcPr>
+          <w:p>
+            <w:r>
+              <w:rPr>
+                <w:sz w:val="19"/>
+                <w:szCs w:val="19"/>
+              </w:rPr>
+              <w:t xml:space="preserve">OD／ID</w:t>
+            </w:r>
+          </w:p>
+        </w:tc>
+        <w:tc>
+          <w:tcPr>
+            <w:tcW w:type="dxa" w:w="4540"/>
+            <w:tcMar>
+              <w:top w:type="dxa" w:w="60"/>
+              <w:left w:type="dxa" w:w="100"/>
+              <w:bottom w:type="dxa" w:w="60"/>
+              <w:right w:type="dxa" w:w="100"/>
+            </w:tcMar>
+          </w:tcPr>
+          <w:p>
+            <w:r>
+              <w:rPr>
+                <w:sz w:val="19"/>
+                <w:szCs w:val="19"/>
+              </w:rPr>
+              <w:t xml:space="preserve">Outside／Inside Diameter</w:t>
+            </w:r>
+          </w:p>
+        </w:tc>
+        <w:tc>
+          <w:tcPr>
+            <w:tcW w:type="dxa" w:w="1204"/>
+            <w:tcMar>
+              <w:top w:type="dxa" w:w="60"/>
+              <w:left w:type="dxa" w:w="100"/>
+              <w:bottom w:type="dxa" w:w="60"/>
+              <w:right w:type="dxa" w:w="100"/>
+            </w:tcMar>
+          </w:tcPr>
+          <w:p>
+            <w:r>
+              <w:rPr>
+                <w:sz w:val="19"/>
+                <w:szCs w:val="19"/>
+              </w:rPr>
+              <w:t xml:space="preserve">外徑／內徑</w:t>
+            </w:r>
+          </w:p>
+        </w:tc>
+        <w:tc>
+          <w:tcPr>
+            <w:tcW w:type="dxa" w:w="2875"/>
+            <w:tcMar>
+              <w:top w:type="dxa" w:w="60"/>
+              <w:left w:type="dxa" w:w="100"/>
+              <w:bottom w:type="dxa" w:w="60"/>
+              <w:right w:type="dxa" w:w="100"/>
+            </w:tcMar>
+          </w:tcPr>
+          <w:p>
+            <w:r>
+              <w:rPr>
+                <w:sz w:val="19"/>
+                <w:szCs w:val="19"/>
+              </w:rPr>
+              <w:t xml:space="preserve">銅管量外徑；接頭、彎頭量內徑</w:t>
+            </w:r>
+          </w:p>
+        </w:tc>
+      </w:tr>
+      <w:tr>
+        <w:trPr>
+          <w:tblHeader w:val="off"/>
+        </w:trPr>
+        <w:tc>
+          <w:tcPr>
+            <w:tcW w:type="dxa" w:w="1019"/>
+            <w:tcMar>
+              <w:top w:type="dxa" w:w="60"/>
+              <w:left w:type="dxa" w:w="100"/>
+              <w:bottom w:type="dxa" w:w="60"/>
+              <w:right w:type="dxa" w:w="100"/>
+            </w:tcMar>
+          </w:tcPr>
+          <w:p>
+            <w:r>
+              <w:rPr>
+                <w:sz w:val="19"/>
+                <w:szCs w:val="19"/>
+              </w:rPr>
+              <w:t xml:space="preserve">A/C</w:t>
+            </w:r>
+          </w:p>
+        </w:tc>
+        <w:tc>
+          <w:tcPr>
+            <w:tcW w:type="dxa" w:w="4540"/>
+            <w:tcMar>
+              <w:top w:type="dxa" w:w="60"/>
+              <w:left w:type="dxa" w:w="100"/>
+              <w:bottom w:type="dxa" w:w="60"/>
+              <w:right w:type="dxa" w:w="100"/>
+            </w:tcMar>
+          </w:tcPr>
+          <w:p>
+            <w:r>
+              <w:rPr>
+                <w:sz w:val="19"/>
+                <w:szCs w:val="19"/>
+              </w:rPr>
+              <w:t xml:space="preserve">Air Conditioning</w:t>
+            </w:r>
+          </w:p>
+        </w:tc>
+        <w:tc>
+          <w:tcPr>
+            <w:tcW w:type="dxa" w:w="1204"/>
+            <w:tcMar>
+              <w:top w:type="dxa" w:w="60"/>
+              <w:left w:type="dxa" w:w="100"/>
+              <w:bottom w:type="dxa" w:w="60"/>
+              <w:right w:type="dxa" w:w="100"/>
+            </w:tcMar>
+          </w:tcPr>
+          <w:p>
+            <w:r>
+              <w:rPr>
+                <w:sz w:val="19"/>
+                <w:szCs w:val="19"/>
+              </w:rPr>
+              <w:t xml:space="preserve">冷氣</w:t>
+            </w:r>
+          </w:p>
+        </w:tc>
+        <w:tc>
+          <w:tcPr>
+            <w:tcW w:type="dxa" w:w="2875"/>
+            <w:tcMar>
+              <w:top w:type="dxa" w:w="60"/>
+              <w:left w:type="dxa" w:w="100"/>
+              <w:bottom w:type="dxa" w:w="60"/>
+              <w:right w:type="dxa" w:w="100"/>
+            </w:tcMar>
+          </w:tcPr>
+          <w:p>
+            <w:r>
+              <w:rPr>
+                <w:sz w:val="19"/>
+                <w:szCs w:val="19"/>
+              </w:rPr>
+              <w:t xml:space="preserve">冷氣材料：被覆銅管、管槽、轉接頭</w:t>
+            </w:r>
+          </w:p>
+        </w:tc>
+      </w:tr>
+      <w:tr>
+        <w:trPr>
+          <w:tblHeader w:val="off"/>
+        </w:trPr>
+        <w:tc>
+          <w:tcPr>
+            <w:tcW w:type="dxa" w:w="1019"/>
+            <w:tcMar>
+              <w:top w:type="dxa" w:w="60"/>
+              <w:left w:type="dxa" w:w="100"/>
+              <w:bottom w:type="dxa" w:w="60"/>
+              <w:right w:type="dxa" w:w="100"/>
+            </w:tcMar>
+          </w:tcPr>
+          <w:p>
+            <w:r>
+              <w:rPr>
+                <w:sz w:val="19"/>
+                <w:szCs w:val="19"/>
+              </w:rPr>
+              <w:t xml:space="preserve">SOP</w:t>
+            </w:r>
+          </w:p>
+        </w:tc>
+        <w:tc>
+          <w:tcPr>
+            <w:tcW w:type="dxa" w:w="4540"/>
+            <w:tcMar>
+              <w:top w:type="dxa" w:w="60"/>
+              <w:left w:type="dxa" w:w="100"/>
+              <w:bottom w:type="dxa" w:w="60"/>
+              <w:right w:type="dxa" w:w="100"/>
+            </w:tcMar>
+          </w:tcPr>
+          <w:p>
+            <w:r>
+              <w:rPr>
+                <w:sz w:val="19"/>
+                <w:szCs w:val="19"/>
+              </w:rPr>
+              <w:t xml:space="preserve">Standard Operating Procedure</w:t>
+            </w:r>
+          </w:p>
+        </w:tc>
+        <w:tc>
+          <w:tcPr>
+            <w:tcW w:type="dxa" w:w="1204"/>
+            <w:tcMar>
+              <w:top w:type="dxa" w:w="60"/>
+              <w:left w:type="dxa" w:w="100"/>
+              <w:bottom w:type="dxa" w:w="60"/>
+              <w:right w:type="dxa" w:w="100"/>
+            </w:tcMar>
+          </w:tcPr>
+          <w:p>
+            <w:r>
+              <w:rPr>
+                <w:sz w:val="19"/>
+                <w:szCs w:val="19"/>
+              </w:rPr>
+              <w:t xml:space="preserve">標準作業流程</w:t>
+            </w:r>
+          </w:p>
+        </w:tc>
+        <w:tc>
+          <w:tcPr>
+            <w:tcW w:type="dxa" w:w="2875"/>
+            <w:tcMar>
+              <w:top w:type="dxa" w:w="60"/>
+              <w:left w:type="dxa" w:w="100"/>
+              <w:bottom w:type="dxa" w:w="60"/>
+              <w:right w:type="dxa" w:w="100"/>
+            </w:tcMar>
+          </w:tcPr>
+          <w:p>
+            <w:r>
+              <w:rPr>
+                <w:sz w:val="19"/>
+                <w:szCs w:val="19"/>
+              </w:rPr>
+              <w:t xml:space="preserve">接單問診 SOP、送貨對貨 SOP</w:t>
+            </w:r>
+          </w:p>
+        </w:tc>
+      </w:tr>
+    </w:tbl>
+    <w:p/>
+    <w:p>
+      <w:r>
+        <w:rPr>
+          <w:b/>
+          <w:bCs/>
+        </w:rPr>
+        <w:t xml:space="preserve">溫度、壓力、冷媒</w:t>
+      </w:r>
+    </w:p>
+    <w:tbl>
+      <w:tblPr>
+        <w:tblW w:type="dxa" w:w="9638"/>
+        <w:tblBorders>
+          <w:top w:val="single" w:color="auto" w:sz="4"/>
+          <w:left w:val="single" w:color="auto" w:sz="4"/>
+          <w:bottom w:val="single" w:color="auto" w:sz="4"/>
+          <w:right w:val="single" w:color="auto" w:sz="4"/>
+          <w:insideH w:val="single" w:color="auto" w:sz="4"/>
+          <w:insideV w:val="single" w:color="auto" w:sz="4"/>
+        </w:tblBorders>
+      </w:tblPr>
+      <w:tblGrid>
+        <w:gridCol w:w="932"/>
+        <w:gridCol w:w="3186"/>
+        <w:gridCol w:w="932"/>
+        <w:gridCol w:w="4588"/>
+      </w:tblGrid>
+      <w:tr>
+        <w:trPr>
+          <w:tblHeader/>
+        </w:trPr>
+        <w:tc>
+          <w:tcPr>
+            <w:tcW w:type="dxa" w:w="932"/>
+            <w:shd w:fill="DCEBF7" w:color="auto" w:val="clear"/>
+            <w:tcMar>
+              <w:top w:type="dxa" w:w="60"/>
+              <w:left w:type="dxa" w:w="100"/>
+              <w:bottom w:type="dxa" w:w="60"/>
+              <w:right w:type="dxa" w:w="100"/>
+            </w:tcMar>
+          </w:tcPr>
+          <w:p>
+            <w:r>
+              <w:rPr>
+                <w:b/>
+                <w:bCs/>
+                <w:sz w:val="19"/>
+                <w:szCs w:val="19"/>
+              </w:rPr>
+              <w:t xml:space="preserve">縮寫</w:t>
+            </w:r>
+          </w:p>
+        </w:tc>
+        <w:tc>
+          <w:tcPr>
+            <w:tcW w:type="dxa" w:w="3186"/>
+            <w:shd w:fill="DCEBF7" w:color="auto" w:val="clear"/>
+            <w:tcMar>
+              <w:top w:type="dxa" w:w="60"/>
+              <w:left w:type="dxa" w:w="100"/>
+              <w:bottom w:type="dxa" w:w="60"/>
+              <w:right w:type="dxa" w:w="100"/>
+            </w:tcMar>
+          </w:tcPr>
+          <w:p>
+            <w:r>
+              <w:rPr>
+                <w:b/>
+                <w:bCs/>
+                <w:sz w:val="19"/>
+                <w:szCs w:val="19"/>
+              </w:rPr>
+              <w:t xml:space="preserve">英文全稱</w:t>
+            </w:r>
+          </w:p>
+        </w:tc>
+        <w:tc>
+          <w:tcPr>
+            <w:tcW w:type="dxa" w:w="932"/>
+            <w:shd w:fill="DCEBF7" w:color="auto" w:val="clear"/>
+            <w:tcMar>
+              <w:top w:type="dxa" w:w="60"/>
+              <w:left w:type="dxa" w:w="100"/>
+              <w:bottom w:type="dxa" w:w="60"/>
+              <w:right w:type="dxa" w:w="100"/>
+            </w:tcMar>
+          </w:tcPr>
+          <w:p>
+            <w:r>
+              <w:rPr>
+                <w:b/>
+                <w:bCs/>
+                <w:sz w:val="19"/>
+                <w:szCs w:val="19"/>
+              </w:rPr>
+              <w:t xml:space="preserve">中文</w:t>
+            </w:r>
+          </w:p>
+        </w:tc>
+        <w:tc>
+          <w:tcPr>
+            <w:tcW w:type="dxa" w:w="4588"/>
+            <w:shd w:fill="DCEBF7" w:color="auto" w:val="clear"/>
+            <w:tcMar>
+              <w:top w:type="dxa" w:w="60"/>
+              <w:left w:type="dxa" w:w="100"/>
+              <w:bottom w:type="dxa" w:w="60"/>
+              <w:right w:type="dxa" w:w="100"/>
+            </w:tcMar>
+          </w:tcPr>
+          <w:p>
+            <w:r>
+              <w:rPr>
+                <w:b/>
+                <w:bCs/>
+                <w:sz w:val="19"/>
+                <w:szCs w:val="19"/>
+              </w:rPr>
+              <w:t xml:space="preserve">一句話</w:t>
+            </w:r>
+          </w:p>
+        </w:tc>
+      </w:tr>
+      <w:tr>
+        <w:trPr>
+          <w:tblHeader w:val="off"/>
+        </w:trPr>
+        <w:tc>
+          <w:tcPr>
+            <w:tcW w:type="dxa" w:w="932"/>
+            <w:tcMar>
+              <w:top w:type="dxa" w:w="60"/>
+              <w:left w:type="dxa" w:w="100"/>
+              <w:bottom w:type="dxa" w:w="60"/>
+              <w:right w:type="dxa" w:w="100"/>
+            </w:tcMar>
+          </w:tcPr>
+          <w:p>
+            <w:r>
+              <w:rPr>
+                <w:sz w:val="19"/>
+                <w:szCs w:val="19"/>
+              </w:rPr>
+              <w:t xml:space="preserve">TD</w:t>
+            </w:r>
+          </w:p>
+        </w:tc>
+        <w:tc>
+          <w:tcPr>
+            <w:tcW w:type="dxa" w:w="3186"/>
+            <w:tcMar>
+              <w:top w:type="dxa" w:w="60"/>
+              <w:left w:type="dxa" w:w="100"/>
+              <w:bottom w:type="dxa" w:w="60"/>
+              <w:right w:type="dxa" w:w="100"/>
+            </w:tcMar>
+          </w:tcPr>
+          <w:p>
+            <w:r>
+              <w:rPr>
+                <w:sz w:val="19"/>
+                <w:szCs w:val="19"/>
+              </w:rPr>
+              <w:t xml:space="preserve">Temperature Difference</w:t>
+            </w:r>
+          </w:p>
+        </w:tc>
+        <w:tc>
+          <w:tcPr>
+            <w:tcW w:type="dxa" w:w="932"/>
+            <w:tcMar>
+              <w:top w:type="dxa" w:w="60"/>
+              <w:left w:type="dxa" w:w="100"/>
+              <w:bottom w:type="dxa" w:w="60"/>
+              <w:right w:type="dxa" w:w="100"/>
+            </w:tcMar>
+          </w:tcPr>
+          <w:p>
+            <w:r>
+              <w:rPr>
+                <w:sz w:val="19"/>
+                <w:szCs w:val="19"/>
+              </w:rPr>
+              <w:t xml:space="preserve">溫差（設計溫差）</w:t>
+            </w:r>
+          </w:p>
+        </w:tc>
+        <w:tc>
+          <w:tcPr>
+            <w:tcW w:type="dxa" w:w="4588"/>
+            <w:tcMar>
+              <w:top w:type="dxa" w:w="60"/>
+              <w:left w:type="dxa" w:w="100"/>
+              <w:bottom w:type="dxa" w:w="60"/>
+              <w:right w:type="dxa" w:w="100"/>
+            </w:tcMar>
+          </w:tcPr>
+          <w:p>
+            <w:r>
+              <w:rPr>
+                <w:sz w:val="19"/>
+                <w:szCs w:val="19"/>
+              </w:rPr>
+              <w:t xml:space="preserve">冷凝溫度 − 外氣溫度；TD 大 → 除濕多、庫內濕度低</w:t>
+            </w:r>
+          </w:p>
+        </w:tc>
+      </w:tr>
+      <w:tr>
+        <w:trPr>
+          <w:tblHeader w:val="off"/>
+        </w:trPr>
+        <w:tc>
+          <w:tcPr>
+            <w:tcW w:type="dxa" w:w="932"/>
+            <w:tcMar>
+              <w:top w:type="dxa" w:w="60"/>
+              <w:left w:type="dxa" w:w="100"/>
+              <w:bottom w:type="dxa" w:w="60"/>
+              <w:right w:type="dxa" w:w="100"/>
+            </w:tcMar>
+          </w:tcPr>
+          <w:p>
+            <w:r>
+              <w:rPr>
+                <w:sz w:val="19"/>
+                <w:szCs w:val="19"/>
+              </w:rPr>
+              <w:t xml:space="preserve">THR</w:t>
+            </w:r>
+          </w:p>
+        </w:tc>
+        <w:tc>
+          <w:tcPr>
+            <w:tcW w:type="dxa" w:w="3186"/>
+            <w:tcMar>
+              <w:top w:type="dxa" w:w="60"/>
+              <w:left w:type="dxa" w:w="100"/>
+              <w:bottom w:type="dxa" w:w="60"/>
+              <w:right w:type="dxa" w:w="100"/>
+            </w:tcMar>
+          </w:tcPr>
+          <w:p>
+            <w:r>
+              <w:rPr>
+                <w:sz w:val="19"/>
+                <w:szCs w:val="19"/>
+              </w:rPr>
+              <w:t xml:space="preserve">Total Heat of Rejection</w:t>
+            </w:r>
+          </w:p>
+        </w:tc>
+        <w:tc>
+          <w:tcPr>
+            <w:tcW w:type="dxa" w:w="932"/>
+            <w:tcMar>
+              <w:top w:type="dxa" w:w="60"/>
+              <w:left w:type="dxa" w:w="100"/>
+              <w:bottom w:type="dxa" w:w="60"/>
+              <w:right w:type="dxa" w:w="100"/>
+            </w:tcMar>
+          </w:tcPr>
+          <w:p>
+            <w:r>
+              <w:rPr>
+                <w:sz w:val="19"/>
+                <w:szCs w:val="19"/>
+              </w:rPr>
+              <w:t xml:space="preserve">總排熱量</w:t>
+            </w:r>
+          </w:p>
+        </w:tc>
+        <w:tc>
+          <w:tcPr>
+            <w:tcW w:type="dxa" w:w="4588"/>
+            <w:tcMar>
+              <w:top w:type="dxa" w:w="60"/>
+              <w:left w:type="dxa" w:w="100"/>
+              <w:bottom w:type="dxa" w:w="60"/>
+              <w:right w:type="dxa" w:w="100"/>
+            </w:tcMar>
+          </w:tcPr>
+          <w:p>
+            <w:r>
+              <w:rPr>
+                <w:sz w:val="19"/>
+                <w:szCs w:val="19"/>
+              </w:rPr>
+              <w:t xml:space="preserve">冷凝器要排掉的熱＝冷凍能力＋壓縮機輸入</w:t>
+            </w:r>
+          </w:p>
+        </w:tc>
+      </w:tr>
+      <w:tr>
+        <w:trPr>
+          <w:tblHeader w:val="off"/>
+        </w:trPr>
+        <w:tc>
+          <w:tcPr>
+            <w:tcW w:type="dxa" w:w="932"/>
+            <w:tcMar>
+              <w:top w:type="dxa" w:w="60"/>
+              <w:left w:type="dxa" w:w="100"/>
+              <w:bottom w:type="dxa" w:w="60"/>
+              <w:right w:type="dxa" w:w="100"/>
+            </w:tcMar>
+          </w:tcPr>
+          <w:p>
+            <w:r>
+              <w:rPr>
+                <w:sz w:val="19"/>
+                <w:szCs w:val="19"/>
+              </w:rPr>
+              <w:t xml:space="preserve">SH</w:t>
+            </w:r>
+          </w:p>
+        </w:tc>
+        <w:tc>
+          <w:tcPr>
+            <w:tcW w:type="dxa" w:w="3186"/>
+            <w:tcMar>
+              <w:top w:type="dxa" w:w="60"/>
+              <w:left w:type="dxa" w:w="100"/>
+              <w:bottom w:type="dxa" w:w="60"/>
+              <w:right w:type="dxa" w:w="100"/>
+            </w:tcMar>
+          </w:tcPr>
+          <w:p>
+            <w:r>
+              <w:rPr>
+                <w:sz w:val="19"/>
+                <w:szCs w:val="19"/>
+              </w:rPr>
+              <w:t xml:space="preserve">Superheat</w:t>
+            </w:r>
+          </w:p>
+        </w:tc>
+        <w:tc>
+          <w:tcPr>
+            <w:tcW w:type="dxa" w:w="932"/>
+            <w:tcMar>
+              <w:top w:type="dxa" w:w="60"/>
+              <w:left w:type="dxa" w:w="100"/>
+              <w:bottom w:type="dxa" w:w="60"/>
+              <w:right w:type="dxa" w:w="100"/>
+            </w:tcMar>
+          </w:tcPr>
+          <w:p>
+            <w:r>
+              <w:rPr>
+                <w:sz w:val="19"/>
+                <w:szCs w:val="19"/>
+              </w:rPr>
+              <w:t xml:space="preserve">過熱度</w:t>
+            </w:r>
+          </w:p>
+        </w:tc>
+        <w:tc>
+          <w:tcPr>
+            <w:tcW w:type="dxa" w:w="4588"/>
+            <w:tcMar>
+              <w:top w:type="dxa" w:w="60"/>
+              <w:left w:type="dxa" w:w="100"/>
+              <w:bottom w:type="dxa" w:w="60"/>
+              <w:right w:type="dxa" w:w="100"/>
+            </w:tcMar>
+          </w:tcPr>
+          <w:p>
+            <w:r>
+              <w:rPr>
+                <w:sz w:val="19"/>
+                <w:szCs w:val="19"/>
+              </w:rPr>
+              <w:t xml:space="preserve">蒸發器出口 5～7°C；壓縮機吸氣口 10～15°C</w:t>
+            </w:r>
+          </w:p>
+        </w:tc>
+      </w:tr>
+      <w:tr>
+        <w:trPr>
+          <w:tblHeader w:val="off"/>
+        </w:trPr>
+        <w:tc>
+          <w:tcPr>
+            <w:tcW w:type="dxa" w:w="932"/>
+            <w:tcMar>
+              <w:top w:type="dxa" w:w="60"/>
+              <w:left w:type="dxa" w:w="100"/>
+              <w:bottom w:type="dxa" w:w="60"/>
+              <w:right w:type="dxa" w:w="100"/>
+            </w:tcMar>
+          </w:tcPr>
+          <w:p>
+            <w:r>
+              <w:rPr>
+                <w:sz w:val="19"/>
+                <w:szCs w:val="19"/>
+              </w:rPr>
+              <w:t xml:space="preserve">SC</w:t>
+            </w:r>
+          </w:p>
+        </w:tc>
+        <w:tc>
+          <w:tcPr>
+            <w:tcW w:type="dxa" w:w="3186"/>
+            <w:tcMar>
+              <w:top w:type="dxa" w:w="60"/>
+              <w:left w:type="dxa" w:w="100"/>
+              <w:bottom w:type="dxa" w:w="60"/>
+              <w:right w:type="dxa" w:w="100"/>
+            </w:tcMar>
+          </w:tcPr>
+          <w:p>
+            <w:r>
+              <w:rPr>
+                <w:sz w:val="19"/>
+                <w:szCs w:val="19"/>
+              </w:rPr>
+              <w:t xml:space="preserve">Subcooling</w:t>
+            </w:r>
+          </w:p>
+        </w:tc>
+        <w:tc>
+          <w:tcPr>
+            <w:tcW w:type="dxa" w:w="932"/>
+            <w:tcMar>
+              <w:top w:type="dxa" w:w="60"/>
+              <w:left w:type="dxa" w:w="100"/>
+              <w:bottom w:type="dxa" w:w="60"/>
+              <w:right w:type="dxa" w:w="100"/>
+            </w:tcMar>
+          </w:tcPr>
+          <w:p>
+            <w:r>
+              <w:rPr>
+                <w:sz w:val="19"/>
+                <w:szCs w:val="19"/>
+              </w:rPr>
+              <w:t xml:space="preserve">過冷度</w:t>
+            </w:r>
+          </w:p>
+        </w:tc>
+        <w:tc>
+          <w:tcPr>
+            <w:tcW w:type="dxa" w:w="4588"/>
+            <w:tcMar>
+              <w:top w:type="dxa" w:w="60"/>
+              <w:left w:type="dxa" w:w="100"/>
+              <w:bottom w:type="dxa" w:w="60"/>
+              <w:right w:type="dxa" w:w="100"/>
+            </w:tcMar>
+          </w:tcPr>
+          <w:p>
+            <w:r>
+              <w:rPr>
+                <w:sz w:val="19"/>
+                <w:szCs w:val="19"/>
+              </w:rPr>
+              <w:t xml:space="preserve">液管約 5°C，確保進膨脹閥的是液態</w:t>
+            </w:r>
+          </w:p>
+        </w:tc>
+      </w:tr>
+      <w:tr>
+        <w:trPr>
+          <w:tblHeader w:val="off"/>
+        </w:trPr>
+        <w:tc>
+          <w:tcPr>
+            <w:tcW w:type="dxa" w:w="932"/>
+            <w:tcMar>
+              <w:top w:type="dxa" w:w="60"/>
+              <w:left w:type="dxa" w:w="100"/>
+              <w:bottom w:type="dxa" w:w="60"/>
+              <w:right w:type="dxa" w:w="100"/>
+            </w:tcMar>
+          </w:tcPr>
+          <w:p>
+            <w:r>
+              <w:rPr>
+                <w:sz w:val="19"/>
+                <w:szCs w:val="19"/>
+              </w:rPr>
+              <w:t xml:space="preserve">RH</w:t>
+            </w:r>
+          </w:p>
+        </w:tc>
+        <w:tc>
+          <w:tcPr>
+            <w:tcW w:type="dxa" w:w="3186"/>
+            <w:tcMar>
+              <w:top w:type="dxa" w:w="60"/>
+              <w:left w:type="dxa" w:w="100"/>
+              <w:bottom w:type="dxa" w:w="60"/>
+              <w:right w:type="dxa" w:w="100"/>
+            </w:tcMar>
+          </w:tcPr>
+          <w:p>
+            <w:r>
+              <w:rPr>
+                <w:sz w:val="19"/>
+                <w:szCs w:val="19"/>
+              </w:rPr>
+              <w:t xml:space="preserve">Relative Humidity</w:t>
+            </w:r>
+          </w:p>
+        </w:tc>
+        <w:tc>
+          <w:tcPr>
+            <w:tcW w:type="dxa" w:w="932"/>
+            <w:tcMar>
+              <w:top w:type="dxa" w:w="60"/>
+              <w:left w:type="dxa" w:w="100"/>
+              <w:bottom w:type="dxa" w:w="60"/>
+              <w:right w:type="dxa" w:w="100"/>
+            </w:tcMar>
+          </w:tcPr>
+          <w:p>
+            <w:r>
+              <w:rPr>
+                <w:sz w:val="19"/>
+                <w:szCs w:val="19"/>
+              </w:rPr>
+              <w:t xml:space="preserve">相對濕度</w:t>
+            </w:r>
+          </w:p>
+        </w:tc>
+        <w:tc>
+          <w:tcPr>
+            <w:tcW w:type="dxa" w:w="4588"/>
+            <w:tcMar>
+              <w:top w:type="dxa" w:w="60"/>
+              <w:left w:type="dxa" w:w="100"/>
+              <w:bottom w:type="dxa" w:w="60"/>
+              <w:right w:type="dxa" w:w="100"/>
+            </w:tcMar>
+          </w:tcPr>
+          <w:p>
+            <w:r>
+              <w:rPr>
+                <w:sz w:val="19"/>
+                <w:szCs w:val="19"/>
+              </w:rPr>
+              <w:t xml:space="preserve">庫內濕度，跟 TD 連動</w:t>
+            </w:r>
+          </w:p>
+        </w:tc>
+      </w:tr>
+      <w:tr>
+        <w:trPr>
+          <w:tblHeader w:val="off"/>
+        </w:trPr>
+        <w:tc>
+          <w:tcPr>
+            <w:tcW w:type="dxa" w:w="932"/>
+            <w:tcMar>
+              <w:top w:type="dxa" w:w="60"/>
+              <w:left w:type="dxa" w:w="100"/>
+              <w:bottom w:type="dxa" w:w="60"/>
+              <w:right w:type="dxa" w:w="100"/>
+            </w:tcMar>
+          </w:tcPr>
+          <w:p>
+            <w:r>
+              <w:rPr>
+                <w:sz w:val="19"/>
+                <w:szCs w:val="19"/>
+              </w:rPr>
+              <w:t xml:space="preserve">PU</w:t>
+            </w:r>
+          </w:p>
+        </w:tc>
+        <w:tc>
+          <w:tcPr>
+            <w:tcW w:type="dxa" w:w="3186"/>
+            <w:tcMar>
+              <w:top w:type="dxa" w:w="60"/>
+              <w:left w:type="dxa" w:w="100"/>
+              <w:bottom w:type="dxa" w:w="60"/>
+              <w:right w:type="dxa" w:w="100"/>
+            </w:tcMar>
+          </w:tcPr>
+          <w:p>
+            <w:r>
+              <w:rPr>
+                <w:sz w:val="19"/>
+                <w:szCs w:val="19"/>
+              </w:rPr>
+              <w:t xml:space="preserve">Polyurethane</w:t>
+            </w:r>
+          </w:p>
+        </w:tc>
+        <w:tc>
+          <w:tcPr>
+            <w:tcW w:type="dxa" w:w="932"/>
+            <w:tcMar>
+              <w:top w:type="dxa" w:w="60"/>
+              <w:left w:type="dxa" w:w="100"/>
+              <w:bottom w:type="dxa" w:w="60"/>
+              <w:right w:type="dxa" w:w="100"/>
+            </w:tcMar>
+          </w:tcPr>
+          <w:p>
+            <w:r>
+              <w:rPr>
+                <w:sz w:val="19"/>
+                <w:szCs w:val="19"/>
+              </w:rPr>
+              <w:t xml:space="preserve">PU 發泡（庫板保溫層）</w:t>
+            </w:r>
+          </w:p>
+        </w:tc>
+        <w:tc>
+          <w:tcPr>
+            <w:tcW w:type="dxa" w:w="4588"/>
+            <w:tcMar>
+              <w:top w:type="dxa" w:w="60"/>
+              <w:left w:type="dxa" w:w="100"/>
+              <w:bottom w:type="dxa" w:w="60"/>
+              <w:right w:type="dxa" w:w="100"/>
+            </w:tcMar>
+          </w:tcPr>
+          <w:p>
+            <w:r>
+              <w:rPr>
+                <w:sz w:val="19"/>
+                <w:szCs w:val="19"/>
+              </w:rPr>
+              <w:t xml:space="preserve">玻璃門保溫比 PU 差，壓縮機要加大</w:t>
+            </w:r>
+          </w:p>
+        </w:tc>
+      </w:tr>
+      <w:tr>
+        <w:trPr>
+          <w:tblHeader w:val="off"/>
+        </w:trPr>
+        <w:tc>
+          <w:tcPr>
+            <w:tcW w:type="dxa" w:w="932"/>
+            <w:tcMar>
+              <w:top w:type="dxa" w:w="60"/>
+              <w:left w:type="dxa" w:w="100"/>
+              <w:bottom w:type="dxa" w:w="60"/>
+              <w:right w:type="dxa" w:w="100"/>
+            </w:tcMar>
+          </w:tcPr>
+          <w:p>
+            <w:r>
+              <w:rPr>
+                <w:sz w:val="19"/>
+                <w:szCs w:val="19"/>
+              </w:rPr>
+              <w:t xml:space="preserve">R-404A、R-22…</w:t>
+            </w:r>
+          </w:p>
+        </w:tc>
+        <w:tc>
+          <w:tcPr>
+            <w:tcW w:type="dxa" w:w="3186"/>
+            <w:tcMar>
+              <w:top w:type="dxa" w:w="60"/>
+              <w:left w:type="dxa" w:w="100"/>
+              <w:bottom w:type="dxa" w:w="60"/>
+              <w:right w:type="dxa" w:w="100"/>
+            </w:tcMar>
+          </w:tcPr>
+          <w:p>
+            <w:r>
+              <w:rPr>
+                <w:sz w:val="19"/>
+                <w:szCs w:val="19"/>
+              </w:rPr>
+              <w:t xml:space="preserve">R＝Refrigerant</w:t>
+            </w:r>
+          </w:p>
+        </w:tc>
+        <w:tc>
+          <w:tcPr>
+            <w:tcW w:type="dxa" w:w="932"/>
+            <w:tcMar>
+              <w:top w:type="dxa" w:w="60"/>
+              <w:left w:type="dxa" w:w="100"/>
+              <w:bottom w:type="dxa" w:w="60"/>
+              <w:right w:type="dxa" w:w="100"/>
+            </w:tcMar>
+          </w:tcPr>
+          <w:p>
+            <w:r>
+              <w:rPr>
+                <w:sz w:val="19"/>
+                <w:szCs w:val="19"/>
+              </w:rPr>
+              <w:t xml:space="preserve">冷媒編號</w:t>
+            </w:r>
+          </w:p>
+        </w:tc>
+        <w:tc>
+          <w:tcPr>
+            <w:tcW w:type="dxa" w:w="4588"/>
+            <w:tcMar>
+              <w:top w:type="dxa" w:w="60"/>
+              <w:left w:type="dxa" w:w="100"/>
+              <w:bottom w:type="dxa" w:w="60"/>
+              <w:right w:type="dxa" w:w="100"/>
+            </w:tcMar>
+          </w:tcPr>
+          <w:p>
+            <w:r>
+              <w:rPr>
+                <w:sz w:val="19"/>
+                <w:szCs w:val="19"/>
+              </w:rPr>
+              <w:t xml:space="preserve">400 開頭＝非共沸混合（R404A、R448A）；500 開頭＝共沸混合（R507）；R22、R134a 是單一冷媒</w:t>
+            </w:r>
+          </w:p>
+        </w:tc>
+      </w:tr>
+      <w:tr>
+        <w:trPr>
+          <w:tblHeader w:val="off"/>
+        </w:trPr>
+        <w:tc>
+          <w:tcPr>
+            <w:tcW w:type="dxa" w:w="932"/>
+            <w:tcMar>
+              <w:top w:type="dxa" w:w="60"/>
+              <w:left w:type="dxa" w:w="100"/>
+              <w:bottom w:type="dxa" w:w="60"/>
+              <w:right w:type="dxa" w:w="100"/>
+            </w:tcMar>
+          </w:tcPr>
+          <w:p>
+            <w:r>
+              <w:rPr>
+                <w:sz w:val="19"/>
+                <w:szCs w:val="19"/>
+              </w:rPr>
+              <w:t xml:space="preserve">HFC／HCFC</w:t>
+            </w:r>
+          </w:p>
+        </w:tc>
+        <w:tc>
+          <w:tcPr>
+            <w:tcW w:type="dxa" w:w="3186"/>
+            <w:tcMar>
+              <w:top w:type="dxa" w:w="60"/>
+              <w:left w:type="dxa" w:w="100"/>
+              <w:bottom w:type="dxa" w:w="60"/>
+              <w:right w:type="dxa" w:w="100"/>
+            </w:tcMar>
+          </w:tcPr>
+          <w:p>
+            <w:r>
+              <w:rPr>
+                <w:sz w:val="19"/>
+                <w:szCs w:val="19"/>
+              </w:rPr>
+              <w:t xml:space="preserve">Hydrofluorocarbon／Hydrochlorofluorocarbon</w:t>
+            </w:r>
+          </w:p>
+        </w:tc>
+        <w:tc>
+          <w:tcPr>
+            <w:tcW w:type="dxa" w:w="932"/>
+            <w:tcMar>
+              <w:top w:type="dxa" w:w="60"/>
+              <w:left w:type="dxa" w:w="100"/>
+              <w:bottom w:type="dxa" w:w="60"/>
+              <w:right w:type="dxa" w:w="100"/>
+            </w:tcMar>
+          </w:tcPr>
+          <w:p>
+            <w:r>
+              <w:rPr>
+                <w:sz w:val="19"/>
+                <w:szCs w:val="19"/>
+              </w:rPr>
+              <w:t xml:space="preserve">氫氟碳化物／氫氯氟碳化物</w:t>
+            </w:r>
+          </w:p>
+        </w:tc>
+        <w:tc>
+          <w:tcPr>
+            <w:tcW w:type="dxa" w:w="4588"/>
+            <w:tcMar>
+              <w:top w:type="dxa" w:w="60"/>
+              <w:left w:type="dxa" w:w="100"/>
+              <w:bottom w:type="dxa" w:w="60"/>
+              <w:right w:type="dxa" w:w="100"/>
+            </w:tcMar>
+          </w:tcPr>
+          <w:p>
+            <w:r>
+              <w:rPr>
+                <w:sz w:val="19"/>
+                <w:szCs w:val="19"/>
+              </w:rPr>
+              <w:t xml:space="preserve">R404A、R134a 是 HFC；R22 是 HCFC（有氯，會破壞臭氧層）</w:t>
+            </w:r>
+          </w:p>
+        </w:tc>
+      </w:tr>
+      <w:tr>
+        <w:trPr>
+          <w:tblHeader w:val="off"/>
+        </w:trPr>
+        <w:tc>
+          <w:tcPr>
+            <w:tcW w:type="dxa" w:w="932"/>
+            <w:tcMar>
+              <w:top w:type="dxa" w:w="60"/>
+              <w:left w:type="dxa" w:w="100"/>
+              <w:bottom w:type="dxa" w:w="60"/>
+              <w:right w:type="dxa" w:w="100"/>
+            </w:tcMar>
+          </w:tcPr>
+          <w:p>
+            <w:r>
+              <w:rPr>
+                <w:sz w:val="19"/>
+                <w:szCs w:val="19"/>
+              </w:rPr>
+              <w:t xml:space="preserve">GWP</w:t>
+            </w:r>
+          </w:p>
+        </w:tc>
+        <w:tc>
+          <w:tcPr>
+            <w:tcW w:type="dxa" w:w="3186"/>
+            <w:tcMar>
+              <w:top w:type="dxa" w:w="60"/>
+              <w:left w:type="dxa" w:w="100"/>
+              <w:bottom w:type="dxa" w:w="60"/>
+              <w:right w:type="dxa" w:w="100"/>
+            </w:tcMar>
+          </w:tcPr>
+          <w:p>
+            <w:r>
+              <w:rPr>
+                <w:sz w:val="19"/>
+                <w:szCs w:val="19"/>
+              </w:rPr>
+              <w:t xml:space="preserve">Global Warming Potential</w:t>
+            </w:r>
+          </w:p>
+        </w:tc>
+        <w:tc>
+          <w:tcPr>
+            <w:tcW w:type="dxa" w:w="932"/>
+            <w:tcMar>
+              <w:top w:type="dxa" w:w="60"/>
+              <w:left w:type="dxa" w:w="100"/>
+              <w:bottom w:type="dxa" w:w="60"/>
+              <w:right w:type="dxa" w:w="100"/>
+            </w:tcMar>
+          </w:tcPr>
+          <w:p>
+            <w:r>
+              <w:rPr>
+                <w:sz w:val="19"/>
+                <w:szCs w:val="19"/>
+              </w:rPr>
+              <w:t xml:space="preserve">全球暖化潛勢</w:t>
+            </w:r>
+          </w:p>
+        </w:tc>
+        <w:tc>
+          <w:tcPr>
+            <w:tcW w:type="dxa" w:w="4588"/>
+            <w:tcMar>
+              <w:top w:type="dxa" w:w="60"/>
+              <w:left w:type="dxa" w:w="100"/>
+              <w:bottom w:type="dxa" w:w="60"/>
+              <w:right w:type="dxa" w:w="100"/>
+            </w:tcMar>
+          </w:tcPr>
+          <w:p>
+            <w:r>
+              <w:rPr>
+                <w:sz w:val="19"/>
+                <w:szCs w:val="19"/>
+              </w:rPr>
+              <w:t xml:space="preserve">數字越大越暖化；R404A 很高</w:t>
+            </w:r>
+          </w:p>
+        </w:tc>
+      </w:tr>
+      <w:tr>
+        <w:trPr>
+          <w:tblHeader w:val="off"/>
+        </w:trPr>
+        <w:tc>
+          <w:tcPr>
+            <w:tcW w:type="dxa" w:w="932"/>
+            <w:tcMar>
+              <w:top w:type="dxa" w:w="60"/>
+              <w:left w:type="dxa" w:w="100"/>
+              <w:bottom w:type="dxa" w:w="60"/>
+              <w:right w:type="dxa" w:w="100"/>
+            </w:tcMar>
+          </w:tcPr>
+          <w:p>
+            <w:r>
+              <w:rPr>
+                <w:sz w:val="19"/>
+                <w:szCs w:val="19"/>
+              </w:rPr>
+              <w:t xml:space="preserve">ODP</w:t>
+            </w:r>
+          </w:p>
+        </w:tc>
+        <w:tc>
+          <w:tcPr>
+            <w:tcW w:type="dxa" w:w="3186"/>
+            <w:tcMar>
+              <w:top w:type="dxa" w:w="60"/>
+              <w:left w:type="dxa" w:w="100"/>
+              <w:bottom w:type="dxa" w:w="60"/>
+              <w:right w:type="dxa" w:w="100"/>
+            </w:tcMar>
+          </w:tcPr>
+          <w:p>
+            <w:r>
+              <w:rPr>
+                <w:sz w:val="19"/>
+                <w:szCs w:val="19"/>
+              </w:rPr>
+              <w:t xml:space="preserve">Ozone Depletion Potential</w:t>
+            </w:r>
+          </w:p>
+        </w:tc>
+        <w:tc>
+          <w:tcPr>
+            <w:tcW w:type="dxa" w:w="932"/>
+            <w:tcMar>
+              <w:top w:type="dxa" w:w="60"/>
+              <w:left w:type="dxa" w:w="100"/>
+              <w:bottom w:type="dxa" w:w="60"/>
+              <w:right w:type="dxa" w:w="100"/>
+            </w:tcMar>
+          </w:tcPr>
+          <w:p>
+            <w:r>
+              <w:rPr>
+                <w:sz w:val="19"/>
+                <w:szCs w:val="19"/>
+              </w:rPr>
+              <w:t xml:space="preserve">臭氧破壞潛勢</w:t>
+            </w:r>
+          </w:p>
+        </w:tc>
+        <w:tc>
+          <w:tcPr>
+            <w:tcW w:type="dxa" w:w="4588"/>
+            <w:tcMar>
+              <w:top w:type="dxa" w:w="60"/>
+              <w:left w:type="dxa" w:w="100"/>
+              <w:bottom w:type="dxa" w:w="60"/>
+              <w:right w:type="dxa" w:w="100"/>
+            </w:tcMar>
+          </w:tcPr>
+          <w:p>
+            <w:r>
+              <w:rPr>
+                <w:sz w:val="19"/>
+                <w:szCs w:val="19"/>
+              </w:rPr>
+              <w:t xml:space="preserve">HFC 冷媒 ODP＝0</w:t>
+            </w:r>
+          </w:p>
+        </w:tc>
+      </w:tr>
+      <w:tr>
+        <w:trPr>
+          <w:tblHeader w:val="off"/>
+        </w:trPr>
+        <w:tc>
+          <w:tcPr>
+            <w:tcW w:type="dxa" w:w="932"/>
+            <w:tcMar>
+              <w:top w:type="dxa" w:w="60"/>
+              <w:left w:type="dxa" w:w="100"/>
+              <w:bottom w:type="dxa" w:w="60"/>
+              <w:right w:type="dxa" w:w="100"/>
+            </w:tcMar>
+          </w:tcPr>
+          <w:p>
+            <w:r>
+              <w:rPr>
+                <w:sz w:val="19"/>
+                <w:szCs w:val="19"/>
+              </w:rPr>
+              <w:t xml:space="preserve">POE</w:t>
+            </w:r>
+          </w:p>
+        </w:tc>
+        <w:tc>
+          <w:tcPr>
+            <w:tcW w:type="dxa" w:w="3186"/>
+            <w:tcMar>
+              <w:top w:type="dxa" w:w="60"/>
+              <w:left w:type="dxa" w:w="100"/>
+              <w:bottom w:type="dxa" w:w="60"/>
+              <w:right w:type="dxa" w:w="100"/>
+            </w:tcMar>
+          </w:tcPr>
+          <w:p>
+            <w:r>
+              <w:rPr>
+                <w:sz w:val="19"/>
+                <w:szCs w:val="19"/>
+              </w:rPr>
+              <w:t xml:space="preserve">Polyol Ester</w:t>
+            </w:r>
+          </w:p>
+        </w:tc>
+        <w:tc>
+          <w:tcPr>
+            <w:tcW w:type="dxa" w:w="932"/>
+            <w:tcMar>
+              <w:top w:type="dxa" w:w="60"/>
+              <w:left w:type="dxa" w:w="100"/>
+              <w:bottom w:type="dxa" w:w="60"/>
+              <w:right w:type="dxa" w:w="100"/>
+            </w:tcMar>
+          </w:tcPr>
+          <w:p>
+            <w:r>
+              <w:rPr>
+                <w:sz w:val="19"/>
+                <w:szCs w:val="19"/>
+              </w:rPr>
+              <w:t xml:space="preserve">多元醇酯（合成冷凍油）</w:t>
+            </w:r>
+          </w:p>
+        </w:tc>
+        <w:tc>
+          <w:tcPr>
+            <w:tcW w:type="dxa" w:w="4588"/>
+            <w:tcMar>
+              <w:top w:type="dxa" w:w="60"/>
+              <w:left w:type="dxa" w:w="100"/>
+              <w:bottom w:type="dxa" w:w="60"/>
+              <w:right w:type="dxa" w:w="100"/>
+            </w:tcMar>
+          </w:tcPr>
+          <w:p>
+            <w:r>
+              <w:rPr>
+                <w:sz w:val="19"/>
+                <w:szCs w:val="19"/>
+              </w:rPr>
+              <w:t xml:space="preserve">HFC 冷媒配 POE 油；R22 舊機配礦物油；不能混</w:t>
             </w:r>
           </w:p>
         </w:tc>

--- a/培訓筆記.docx
+++ b/培訓筆記.docx
@@ -69,10 +69,10 @@
           <w:b/>
           <w:bCs/>
         </w:rPr>
-        <w:t xml:space="preserve">冷凍就是「搬熱」</w:t>
-      </w:r>
-      <w:r>
-        <w:t xml:space="preserve">：冷媒在密閉管路裡一圈變換狀態——高溫高壓氣態 → 中溫中壓液態 → 液氣混合 → 低溫低壓氣態；冷排把庫內的熱吸走，熱排把熱排到室外。我們店裡賣的每一顆零件，都是讓這個循環發生或保護它。</w:t>
+        <w:t xml:space="preserve">會冷，是因為熱被吸走</w:t>
+      </w:r>
+      <w:r>
+        <w:t xml:space="preserve">：冷媒在密閉管路裡一圈變換狀態——高溫高壓氣態 → 中溫中壓液態 → 液氣混合 → 低溫低壓氣態；冷排在庫內把熱吸走（所以會冷），熱排在室外把熱排掉（所以吹出來是熱風）。〔錄音01 07:13〕我們店裡賣的每一顆零件，都是讓這個循環發生或保護它。</w:t>
       </w:r>
     </w:p>
     <w:p>
@@ -221,7 +221,7 @@
                 <w:sz w:val="19"/>
                 <w:szCs w:val="19"/>
               </w:rPr>
-              <w:t xml:space="preserve">冷凍是搬熱不是製造冷；冷媒一圈四個狀態；四大金剛各做一件事、壓縮機只吃氣不吃液</w:t>
+              <w:t xml:space="preserve">會冷是因為熱被吸走（液態變氣態才吸熱）；冷媒一圈四個狀態；四大金剛各做一件事、壓縮機只吃氣不吃液</w:t>
             </w:r>
           </w:p>
         </w:tc>
@@ -413,7 +413,7 @@
         <w:pStyle w:val="Heading1"/>
       </w:pPr>
       <w:r>
-        <w:t xml:space="preserve">一、原理：冷凍就是搬熱</w:t>
+        <w:t xml:space="preserve">一、原理：會冷，是因為熱被吸走</w:t>
       </w:r>
     </w:p>
     <w:p>

--- a/培訓筆記.docx
+++ b/培訓筆記.docx
@@ -221,7 +221,7 @@
                 <w:sz w:val="19"/>
                 <w:szCs w:val="19"/>
               </w:rPr>
-              <w:t xml:space="preserve">會冷是因為熱被吸走（液態變氣態才吸熱）；冷媒一圈四個狀態；四大金剛各做一件事、壓縮機只吃氣不吃液</w:t>
+              <w:t xml:space="preserve">會冷是因為熱被吸走（液態變氣態才吸熱）；冷媒一圈四個狀態；四大金剛各做一件事、壓縮機不能壓液體</w:t>
             </w:r>
           </w:p>
         </w:tc>
@@ -1305,7 +1305,7 @@
                 <w:sz w:val="19"/>
                 <w:szCs w:val="19"/>
               </w:rPr>
-              <w:t xml:space="preserve">高壓常溫液體通過小孔，壓力驟降成液氣混合</w:t>
+              <w:t xml:space="preserve">中溫中壓液體通過小孔，壓力驟降成液氣混合</w:t>
             </w:r>
           </w:p>
         </w:tc>
@@ -2260,7 +2260,7 @@
         <w:t xml:space="preserve">Ref Tools 怎麼用</w:t>
       </w:r>
       <w:r>
-        <w:t xml:space="preserve">（Danfoss 出的免費 App）：打開 → 選「Refrigerant Slider」（冷媒滑尺）→ 選冷媒（看機器銘牌或鋼瓶）→ 輸入壓力錶讀數（錶壓）→ 看對應的管內溫度。例：R134a 錶壓 1.0 bar ≈ 管內 -10°C；R404A 錶壓 1.0 bar ≈ -30°C。簡報的「Ref Tools 網頁版」可以直接練習。</w:t>
+        <w:t xml:space="preserve">（Danfoss 出的免費 App）：打開 → 選「Refrigerant Slider」（冷媒滑尺）→ 選冷媒（看機器上的型號牌或鋼瓶）→ 輸入壓力錶讀數（錶壓）→ 看對應的管內溫度。例：R134a 錶壓 1.0 bar ≈ 管內 -10°C；R404A 錶壓 1.0 bar ≈ -30°C。簡報的「Ref Tools 網頁版」可以直接練習。</w:t>
       </w:r>
     </w:p>
     <w:p>
@@ -2525,6 +2525,18 @@
         </w:numPr>
       </w:pPr>
       <w:r>
+        <w:t xml:space="preserve">「壓縮機是龍頭，你沒有它就什麼都不行。」〔錄音05 03:58〕</w:t>
+      </w:r>
+    </w:p>
+    <w:p>
+      <w:pPr>
+        <w:pStyle w:val="ListParagraph"/>
+        <w:numPr>
+          <w:ilvl w:val="0"/>
+          <w:numId w:val="2"/>
+        </w:numPr>
+      </w:pPr>
+      <w:r>
         <w:t xml:space="preserve">壓縮機就像汽車引擎，要用</w:t>
       </w:r>
       <w:r>
@@ -2891,7 +2903,7 @@
         <w:t xml:space="preserve">CR＝高溫（打冷藏）、CS＝中溫（冷藏、冷凍都能打）、CF＝低溫（-20°C 冷凍庫）</w:t>
       </w:r>
       <w:r>
-        <w:t xml:space="preserve">。越低溫越貴：一馬半的低溫機比兩馬半的中溫機還貴。〔錄音13 36:58〕</w:t>
+        <w:t xml:space="preserve">。越低溫越貴：一馬半的低溫機，價錢就跟兩馬半的中溫機一樣。〔錄音13 36:58〕（10/9 修正）</w:t>
       </w:r>
     </w:p>
     <w:p>
@@ -2903,17 +2915,17 @@
         </w:numPr>
       </w:pPr>
       <w:r>
-        <w:t xml:space="preserve">代替規則：</w:t>
+        <w:t xml:space="preserve">怎麼代替（老闆的例子）：</w:t>
       </w:r>
       <w:r>
         <w:rPr>
           <w:b/>
           <w:bCs/>
         </w:rPr>
-        <w:t xml:space="preserve">只能拿更低溫的代替</w:t>
-      </w:r>
-      <w:r>
-        <w:t xml:space="preserve">（中溫可以代高溫、代低溫缺貨時的冷藏），不能拿高溫去打冷凍；能力、電壓、相位還是要對。〔錄音13 40:26〕</w:t>
+        <w:t xml:space="preserve">中溫兩邊都能打</w:t>
+      </w:r>
+      <w:r>
+        <w:t xml:space="preserve">，所以低溫缺貨時可以拿大一點的中溫代替，例如 CF 09K 缺貨用 CS 20K。冷藏一般用高溫，因為比較便宜；有人為了省成本拿中溫去打冷藏。能力（BTU、排氣量）、電壓、相位還是要對。〔錄音13 36:52、39:56〕（10/9 修正：之前寫「只能拿更低溫的代替」，跟老闆講的不一樣）</w:t>
       </w:r>
     </w:p>
     <w:p>
@@ -3025,7 +3037,7 @@
         </w:numPr>
       </w:pPr>
       <w:r>
-        <w:t xml:space="preserve">箱子上的字跟型號牌一樣嗎（紙箱有時候是重新包的）。</w:t>
+        <w:t xml:space="preserve">不要只看架上的位置：有時候會放錯，拿出來還要再看一次型號；先對壓縮機，再對配件。〔錄音13 22:33〕（10/9 修正）</w:t>
       </w:r>
     </w:p>
     <w:p>
@@ -3791,7 +3803,7 @@
         <w:t xml:space="preserve">一定要裝</w:t>
       </w:r>
       <w:r>
-        <w:t xml:space="preserve">；系統打開維修過就要換新。〔錄音01 03:49〕〔錄音03 01:45〕</w:t>
+        <w:t xml:space="preserve">〔錄音01 04:14〕〔錄音03 01:45〕；乾燥過濾器也是常常更換的東西。〔錄音12 38:00〕（10/9 修正）</w:t>
       </w:r>
     </w:p>
     <w:p>
@@ -4359,7 +4371,29 @@
         <w:t xml:space="preserve">六四</w:t>
       </w:r>
       <w:r>
-        <w:t xml:space="preserve">＝6分洞 4分厚；六四、六六、六一（1吋厚）。〔錄音14 15:36、17:19〕</w:t>
+        <w:t xml:space="preserve">＝6分洞 4分厚。〔錄音14 15:36、17:19〕</w:t>
+      </w:r>
+    </w:p>
+    <w:p>
+      <w:pPr>
+        <w:pStyle w:val="ListParagraph"/>
+        <w:numPr>
+          <w:ilvl w:val="0"/>
+          <w:numId w:val="2"/>
+        </w:numPr>
+      </w:pPr>
+      <w:r>
+        <w:t xml:space="preserve">要包</w:t>
+      </w:r>
+      <w:r>
+        <w:rPr>
+          <w:b/>
+          <w:bCs/>
+        </w:rPr>
+        <w:t xml:space="preserve">一八一銅管</w:t>
+      </w:r>
+      <w:r>
+        <w:t xml:space="preserve">，就拿 6分水管的（6分水管＝一八一銅管）：六四、六六、六一（1吋厚）三種。〔錄音14 16:36〕（10/9 修正：之前把六一寫成灰色的）</w:t>
       </w:r>
     </w:p>
     <w:p>
@@ -4491,7 +4525,7 @@
         </w:numPr>
       </w:pPr>
       <w:r>
-        <w:t xml:space="preserve">視液鏡是液管上的一塊玻璃，用來看冷媒夠不夠：冷媒夠時，液態冷媒流過像透明的水、好像沒在動；一直冒氣泡，可能是冷媒不足或乾燥過濾器堵塞，要先找原因，不要一看到氣泡就補冷媒。〔錄音02 19:05〕</w:t>
+        <w:t xml:space="preserve">視液鏡是液管上的一塊玻璃，用來看冷媒夠不夠：液態冷媒流過像透明的水，跑得快反而好像沒在動。〔錄音02 18:38〕</w:t>
       </w:r>
     </w:p>
     <w:p>
@@ -4503,17 +4537,29 @@
         </w:numPr>
       </w:pPr>
       <w:r>
-        <w:t xml:space="preserve">視液鏡中間的</w:t>
+        <w:t xml:space="preserve">（補充，老闆沒講：一直冒氣泡，可能是冷媒不足或乾燥過濾器堵塞，要先找原因，不要一看到氣泡就補冷媒。）（10/9 修正：標出這句不是老闆講的）</w:t>
+      </w:r>
+    </w:p>
+    <w:p>
+      <w:pPr>
+        <w:pStyle w:val="ListParagraph"/>
+        <w:numPr>
+          <w:ilvl w:val="0"/>
+          <w:numId w:val="2"/>
+        </w:numPr>
+      </w:pPr>
+      <w:r>
+        <w:t xml:space="preserve">視液鏡會</w:t>
       </w:r>
       <w:r>
         <w:rPr>
           <w:b/>
           <w:bCs/>
         </w:rPr>
-        <w:t xml:space="preserve">含水指示環會變色</w:t>
-      </w:r>
-      <w:r>
-        <w:t xml:space="preserve">，很多人不知道：綠色＝乾燥正常；綠色變淡＝水分快超標；黃色＝含水過多，乾燥過濾器吸飽了，要盡快更換。〔錄音03 02:36〕（顏色意義依 Danfoss 型錄）</w:t>
+        <w:t xml:space="preserve">變色、有三種顏色</w:t>
+      </w:r>
+      <w:r>
+        <w:t xml:space="preserve">，很多人不知道。〔錄音03 02:34〕顏色的意思（依 Danfoss 型錄）：綠色＝乾燥正常；綠色變淡＝水分快超標；黃色＝含水過多，乾燥過濾器吸飽了，要盡快更換。</w:t>
       </w:r>
     </w:p>
     <w:p>
@@ -4696,14 +4742,7 @@
     </w:p>
     <w:p>
       <w:r>
-        <w:t xml:space="preserve">控制包括溫控、壓力開關、電磁閥，膨脹閥其實也算控制；先懂物理現象，再講控制。〔錄音02 18:38〕</w:t>
-      </w:r>
-      <w:r>
-        <w:rPr>
-          <w:b/>
-          <w:bCs/>
-        </w:rPr>
-        <w:t xml:space="preserve">一切保護都在顧壓縮機。</w:t>
+        <w:t xml:space="preserve">控制包括溫控、壓力開關、電磁閥，膨脹閥其實也算控制；先懂物理現象，再講控制。〔錄音02 18:38〕壓力開關是「控制、保護壓縮機」的。〔錄音02 18:38〕</w:t>
       </w:r>
     </w:p>
     <w:p>
@@ -5233,7 +5272,7 @@
         <w:t xml:space="preserve">馬達在外面還是裡面？</w:t>
       </w:r>
       <w:r>
-        <w:t xml:space="preserve">」馬達外露＝一般散熱器（無穿衫，要加遮雨板）；有外殼、馬達在裡面＝屋外型（好看、安靜、不怕風吹雨淋）。〔錄音10 26:44〕〔錄音11 07:39〕</w:t>
+        <w:t xml:space="preserve">」馬達外露＝一般散熱器（無穿衫，可以加遮雨板，有屋簷擋的就不用）；有外殼、馬達在裡面＝屋外型（好看、安靜、不怕風吹雨淋）。〔錄音10 26:44〕〔錄音11 07:39〕</w:t>
       </w:r>
     </w:p>
     <w:p>
@@ -5623,7 +5662,7 @@
         <w:pStyle w:val="Heading2"/>
       </w:pPr>
       <w:r>
-        <w:t xml:space="preserve">新人業務怎麼開始（新）（整理自老闆的話）</w:t>
+        <w:t xml:space="preserve">新人業務怎麼開始（新）（第 1～3 點整理自老闆的話；第 4 點和下面的方法是補充建議，老闆沒講）</w:t>
       </w:r>
     </w:p>
     <w:p>
@@ -5647,7 +5686,7 @@
         <w:t xml:space="preserve">把產品認熟</w:t>
       </w:r>
       <w:r>
-        <w:t xml:space="preserve">：業務不是靠口才，是客人問什麼都答得出來；客人只問壓縮機，我們多問熱排、冷排、裝什麼設備。〔錄音09、10〕</w:t>
+        <w:t xml:space="preserve">：客人只問壓縮機，我們多問熱排、冷排、裝什麼設備；「為什麼客戶會跟你買……就是我們比人家多關心他」。〔錄音10 00:45、03:04〕</w:t>
       </w:r>
     </w:p>
     <w:p>
@@ -5666,7 +5705,7 @@
         <w:t xml:space="preserve">從來不拿錯貨</w:t>
       </w:r>
       <w:r>
-        <w:t xml:space="preserve">：壓縮機焊過就不能退；型號一個字一個字對、電壓對、出門前再對一次。新人最快建立信任的方法是不出錯。〔錄音13〕</w:t>
+        <w:t xml:space="preserve">：壓縮機焊過就不能退；型號一個字一個字對、電壓對，先對壓縮機、再對配件。〔錄音13 08:31、22:33〕</w:t>
       </w:r>
     </w:p>
     <w:p>
@@ -5685,7 +5724,7 @@
         <w:t xml:space="preserve">話先講在前頭、講結論</w:t>
       </w:r>
       <w:r>
-        <w:t xml:space="preserve">：買賣說斷斷，請客人施工前先測，有問題馬上換；客人不是來上課的，講他聽得懂的結論。〔錄音09、14〕</w:t>
+        <w:t xml:space="preserve">：買賣說斷斷，請客人施工前先測，有問題馬上換；不用跟客人講太多，講他能理解的結論。〔錄音09 07:42、錄音10 31:54〕</w:t>
       </w:r>
     </w:p>
     <w:p>
@@ -5704,7 +5743,7 @@
         <w:t xml:space="preserve">不懂就問，每天記</w:t>
       </w:r>
       <w:r>
-        <w:t xml:space="preserve">：問老闆、問客人「這裝在哪？」沒人會看輕你，拿錯才會；被問倒的問題記下來，一個月後會發現就那幾十種。</w:t>
+        <w:t xml:space="preserve">（補充建議）：問老闆、問客人「這裝在哪？」；被問倒的問題記下來，一個月後會發現就那幾十種。</w:t>
       </w:r>
     </w:p>
     <w:p>
@@ -5806,10 +5845,10 @@
           <w:b/>
           <w:bCs/>
         </w:rPr>
-        <w:t xml:space="preserve">「一定要有液態變氣態」是判斷一切的核心</w:t>
-      </w:r>
-      <w:r>
-        <w:t xml:space="preserve">——儲液器確保送出去的是液態，液氣分離器確保回壓縮機的是氣態；散熱器髒、太小，冷媒沒液化，後面就不會冷。</w:t>
+        <w:t xml:space="preserve">一定要有液態變氣態</w:t>
+      </w:r>
+      <w:r>
+        <w:t xml:space="preserve">——老闆說「你沒有兩態變化，你就吸不到熱，吸不到熱就不會冷」〔錄音02 14:52〕；儲液器確保送出去的是液態，液氣分離器確保回壓縮機的是氣態；散熱器髒、太小，冷媒沒液化，後面就不會冷。</w:t>
       </w:r>
     </w:p>
     <w:p>
@@ -5828,7 +5867,7 @@
         <w:t xml:space="preserve">四大元件要相輔相成</w:t>
       </w:r>
       <w:r>
-        <w:t xml:space="preserve">——壓縮機決定一切：散熱器、膨脹閥閥芯、冷排都跟著它配。客人報坪數時，先問冰什麼，再選馬力。</w:t>
+        <w:t xml:space="preserve">——壓縮機是龍頭：散熱器、膨脹閥閥芯、冷排都跟著它配。客人報坪數時，先問冰什麼，再選馬力。</w:t>
       </w:r>
     </w:p>
     <w:p>
@@ -5863,10 +5902,10 @@
           <w:b/>
           <w:bCs/>
         </w:rPr>
-        <w:t xml:space="preserve">一切保護都在顧壓縮機</w:t>
-      </w:r>
-      <w:r>
-        <w:t xml:space="preserve">——溫差 4°C、電磁閥擋冷媒、液氣分離器、壓力開關，都是在保護最貴的那顆零件。</w:t>
+        <w:t xml:space="preserve">很多零件都在保護壓縮機</w:t>
+      </w:r>
+      <w:r>
+        <w:t xml:space="preserve">——溫差 4°C 讓它休息、電磁閥擋冷媒讓它好啟動、液氣分離器不讓液體回去、壓力開關壓力不對就停機。</w:t>
       </w:r>
     </w:p>
     <w:p>
@@ -6463,10 +6502,10 @@
         </w:tblBorders>
       </w:tblPr>
       <w:tblGrid>
-        <w:gridCol w:w="1413"/>
-        <w:gridCol w:w="1799"/>
-        <w:gridCol w:w="3212"/>
-        <w:gridCol w:w="3214"/>
+        <w:gridCol w:w="1127"/>
+        <w:gridCol w:w="1435"/>
+        <w:gridCol w:w="2563"/>
+        <w:gridCol w:w="4513"/>
       </w:tblGrid>
       <w:tr>
         <w:trPr>
@@ -6474,7 +6513,7 @@
         </w:trPr>
         <w:tc>
           <w:tcPr>
-            <w:tcW w:type="dxa" w:w="1413"/>
+            <w:tcW w:type="dxa" w:w="1127"/>
             <w:shd w:fill="DCEBF7" w:color="auto" w:val="clear"/>
             <w:tcMar>
               <w:top w:type="dxa" w:w="60"/>
@@ -6497,7 +6536,7 @@
         </w:tc>
         <w:tc>
           <w:tcPr>
-            <w:tcW w:type="dxa" w:w="1799"/>
+            <w:tcW w:type="dxa" w:w="1435"/>
             <w:shd w:fill="DCEBF7" w:color="auto" w:val="clear"/>
             <w:tcMar>
               <w:top w:type="dxa" w:w="60"/>
@@ -6520,7 +6559,7 @@
         </w:tc>
         <w:tc>
           <w:tcPr>
-            <w:tcW w:type="dxa" w:w="3212"/>
+            <w:tcW w:type="dxa" w:w="2563"/>
             <w:shd w:fill="DCEBF7" w:color="auto" w:val="clear"/>
             <w:tcMar>
               <w:top w:type="dxa" w:w="60"/>
@@ -6543,7 +6582,7 @@
         </w:tc>
         <w:tc>
           <w:tcPr>
-            <w:tcW w:type="dxa" w:w="3214"/>
+            <w:tcW w:type="dxa" w:w="4513"/>
             <w:shd w:fill="DCEBF7" w:color="auto" w:val="clear"/>
             <w:tcMar>
               <w:top w:type="dxa" w:w="60"/>
@@ -6571,7 +6610,7 @@
         </w:trPr>
         <w:tc>
           <w:tcPr>
-            <w:tcW w:type="dxa" w:w="1413"/>
+            <w:tcW w:type="dxa" w:w="1127"/>
             <w:tcMar>
               <w:top w:type="dxa" w:w="60"/>
               <w:left w:type="dxa" w:w="100"/>
@@ -6591,7 +6630,7 @@
         </w:tc>
         <w:tc>
           <w:tcPr>
-            <w:tcW w:type="dxa" w:w="1799"/>
+            <w:tcW w:type="dxa" w:w="1435"/>
             <w:tcMar>
               <w:top w:type="dxa" w:w="60"/>
               <w:left w:type="dxa" w:w="100"/>
@@ -6611,7 +6650,7 @@
         </w:tc>
         <w:tc>
           <w:tcPr>
-            <w:tcW w:type="dxa" w:w="3212"/>
+            <w:tcW w:type="dxa" w:w="2563"/>
             <w:tcMar>
               <w:top w:type="dxa" w:w="60"/>
               <w:left w:type="dxa" w:w="100"/>
@@ -6631,7 +6670,7 @@
         </w:tc>
         <w:tc>
           <w:tcPr>
-            <w:tcW w:type="dxa" w:w="3214"/>
+            <w:tcW w:type="dxa" w:w="4513"/>
             <w:tcMar>
               <w:top w:type="dxa" w:w="60"/>
               <w:left w:type="dxa" w:w="100"/>
@@ -6656,7 +6695,7 @@
         </w:trPr>
         <w:tc>
           <w:tcPr>
-            <w:tcW w:type="dxa" w:w="1413"/>
+            <w:tcW w:type="dxa" w:w="1127"/>
             <w:tcMar>
               <w:top w:type="dxa" w:w="60"/>
               <w:left w:type="dxa" w:w="100"/>
@@ -6676,7 +6715,7 @@
         </w:tc>
         <w:tc>
           <w:tcPr>
-            <w:tcW w:type="dxa" w:w="1799"/>
+            <w:tcW w:type="dxa" w:w="1435"/>
             <w:tcMar>
               <w:top w:type="dxa" w:w="60"/>
               <w:left w:type="dxa" w:w="100"/>
@@ -6696,7 +6735,7 @@
         </w:tc>
         <w:tc>
           <w:tcPr>
-            <w:tcW w:type="dxa" w:w="3212"/>
+            <w:tcW w:type="dxa" w:w="2563"/>
             <w:tcMar>
               <w:top w:type="dxa" w:w="60"/>
               <w:left w:type="dxa" w:w="100"/>
@@ -6716,7 +6755,7 @@
         </w:tc>
         <w:tc>
           <w:tcPr>
-            <w:tcW w:type="dxa" w:w="3214"/>
+            <w:tcW w:type="dxa" w:w="4513"/>
             <w:tcMar>
               <w:top w:type="dxa" w:w="60"/>
               <w:left w:type="dxa" w:w="100"/>
@@ -6741,7 +6780,7 @@
         </w:trPr>
         <w:tc>
           <w:tcPr>
-            <w:tcW w:type="dxa" w:w="1413"/>
+            <w:tcW w:type="dxa" w:w="1127"/>
             <w:tcMar>
               <w:top w:type="dxa" w:w="60"/>
               <w:left w:type="dxa" w:w="100"/>
@@ -6761,7 +6800,7 @@
         </w:tc>
         <w:tc>
           <w:tcPr>
-            <w:tcW w:type="dxa" w:w="1799"/>
+            <w:tcW w:type="dxa" w:w="1435"/>
             <w:tcMar>
               <w:top w:type="dxa" w:w="60"/>
               <w:left w:type="dxa" w:w="100"/>
@@ -6781,7 +6820,7 @@
         </w:tc>
         <w:tc>
           <w:tcPr>
-            <w:tcW w:type="dxa" w:w="3212"/>
+            <w:tcW w:type="dxa" w:w="2563"/>
             <w:tcMar>
               <w:top w:type="dxa" w:w="60"/>
               <w:left w:type="dxa" w:w="100"/>
@@ -6801,7 +6840,7 @@
         </w:tc>
         <w:tc>
           <w:tcPr>
-            <w:tcW w:type="dxa" w:w="3214"/>
+            <w:tcW w:type="dxa" w:w="4513"/>
             <w:tcMar>
               <w:top w:type="dxa" w:w="60"/>
               <w:left w:type="dxa" w:w="100"/>
@@ -6826,7 +6865,7 @@
         </w:trPr>
         <w:tc>
           <w:tcPr>
-            <w:tcW w:type="dxa" w:w="1413"/>
+            <w:tcW w:type="dxa" w:w="1127"/>
             <w:tcMar>
               <w:top w:type="dxa" w:w="60"/>
               <w:left w:type="dxa" w:w="100"/>
@@ -6846,7 +6885,7 @@
         </w:tc>
         <w:tc>
           <w:tcPr>
-            <w:tcW w:type="dxa" w:w="1799"/>
+            <w:tcW w:type="dxa" w:w="1435"/>
             <w:tcMar>
               <w:top w:type="dxa" w:w="60"/>
               <w:left w:type="dxa" w:w="100"/>
@@ -6866,7 +6905,7 @@
         </w:tc>
         <w:tc>
           <w:tcPr>
-            <w:tcW w:type="dxa" w:w="3212"/>
+            <w:tcW w:type="dxa" w:w="2563"/>
             <w:tcMar>
               <w:top w:type="dxa" w:w="60"/>
               <w:left w:type="dxa" w:w="100"/>
@@ -6886,7 +6925,7 @@
         </w:tc>
         <w:tc>
           <w:tcPr>
-            <w:tcW w:type="dxa" w:w="3214"/>
+            <w:tcW w:type="dxa" w:w="4513"/>
             <w:tcMar>
               <w:top w:type="dxa" w:w="60"/>
               <w:left w:type="dxa" w:w="100"/>
@@ -6911,7 +6950,7 @@
         </w:trPr>
         <w:tc>
           <w:tcPr>
-            <w:tcW w:type="dxa" w:w="1413"/>
+            <w:tcW w:type="dxa" w:w="1127"/>
             <w:tcMar>
               <w:top w:type="dxa" w:w="60"/>
               <w:left w:type="dxa" w:w="100"/>
@@ -6931,7 +6970,7 @@
         </w:tc>
         <w:tc>
           <w:tcPr>
-            <w:tcW w:type="dxa" w:w="1799"/>
+            <w:tcW w:type="dxa" w:w="1435"/>
             <w:tcMar>
               <w:top w:type="dxa" w:w="60"/>
               <w:left w:type="dxa" w:w="100"/>
@@ -6951,7 +6990,7 @@
         </w:tc>
         <w:tc>
           <w:tcPr>
-            <w:tcW w:type="dxa" w:w="3212"/>
+            <w:tcW w:type="dxa" w:w="2563"/>
             <w:tcMar>
               <w:top w:type="dxa" w:w="60"/>
               <w:left w:type="dxa" w:w="100"/>
@@ -6971,7 +7010,7 @@
         </w:tc>
         <w:tc>
           <w:tcPr>
-            <w:tcW w:type="dxa" w:w="3214"/>
+            <w:tcW w:type="dxa" w:w="4513"/>
             <w:tcMar>
               <w:top w:type="dxa" w:w="60"/>
               <w:left w:type="dxa" w:w="100"/>
@@ -6996,7 +7035,7 @@
         </w:trPr>
         <w:tc>
           <w:tcPr>
-            <w:tcW w:type="dxa" w:w="1413"/>
+            <w:tcW w:type="dxa" w:w="1127"/>
             <w:tcMar>
               <w:top w:type="dxa" w:w="60"/>
               <w:left w:type="dxa" w:w="100"/>
@@ -7016,7 +7055,7 @@
         </w:tc>
         <w:tc>
           <w:tcPr>
-            <w:tcW w:type="dxa" w:w="1799"/>
+            <w:tcW w:type="dxa" w:w="1435"/>
             <w:tcMar>
               <w:top w:type="dxa" w:w="60"/>
               <w:left w:type="dxa" w:w="100"/>
@@ -7036,7 +7075,7 @@
         </w:tc>
         <w:tc>
           <w:tcPr>
-            <w:tcW w:type="dxa" w:w="3212"/>
+            <w:tcW w:type="dxa" w:w="2563"/>
             <w:tcMar>
               <w:top w:type="dxa" w:w="60"/>
               <w:left w:type="dxa" w:w="100"/>
@@ -7056,7 +7095,7 @@
         </w:tc>
         <w:tc>
           <w:tcPr>
-            <w:tcW w:type="dxa" w:w="3214"/>
+            <w:tcW w:type="dxa" w:w="4513"/>
             <w:tcMar>
               <w:top w:type="dxa" w:w="60"/>
               <w:left w:type="dxa" w:w="100"/>
@@ -7081,7 +7120,7 @@
         </w:trPr>
         <w:tc>
           <w:tcPr>
-            <w:tcW w:type="dxa" w:w="1413"/>
+            <w:tcW w:type="dxa" w:w="1127"/>
             <w:tcMar>
               <w:top w:type="dxa" w:w="60"/>
               <w:left w:type="dxa" w:w="100"/>
@@ -7101,7 +7140,7 @@
         </w:tc>
         <w:tc>
           <w:tcPr>
-            <w:tcW w:type="dxa" w:w="1799"/>
+            <w:tcW w:type="dxa" w:w="1435"/>
             <w:tcMar>
               <w:top w:type="dxa" w:w="60"/>
               <w:left w:type="dxa" w:w="100"/>
@@ -7121,7 +7160,7 @@
         </w:tc>
         <w:tc>
           <w:tcPr>
-            <w:tcW w:type="dxa" w:w="3212"/>
+            <w:tcW w:type="dxa" w:w="2563"/>
             <w:tcMar>
               <w:top w:type="dxa" w:w="60"/>
               <w:left w:type="dxa" w:w="100"/>
@@ -7141,7 +7180,7 @@
         </w:tc>
         <w:tc>
           <w:tcPr>
-            <w:tcW w:type="dxa" w:w="3214"/>
+            <w:tcW w:type="dxa" w:w="4513"/>
             <w:tcMar>
               <w:top w:type="dxa" w:w="60"/>
               <w:left w:type="dxa" w:w="100"/>
@@ -7166,7 +7205,7 @@
         </w:trPr>
         <w:tc>
           <w:tcPr>
-            <w:tcW w:type="dxa" w:w="1413"/>
+            <w:tcW w:type="dxa" w:w="1127"/>
             <w:tcMar>
               <w:top w:type="dxa" w:w="60"/>
               <w:left w:type="dxa" w:w="100"/>
@@ -7186,7 +7225,7 @@
         </w:tc>
         <w:tc>
           <w:tcPr>
-            <w:tcW w:type="dxa" w:w="1799"/>
+            <w:tcW w:type="dxa" w:w="1435"/>
             <w:tcMar>
               <w:top w:type="dxa" w:w="60"/>
               <w:left w:type="dxa" w:w="100"/>
@@ -7206,7 +7245,7 @@
         </w:tc>
         <w:tc>
           <w:tcPr>
-            <w:tcW w:type="dxa" w:w="3212"/>
+            <w:tcW w:type="dxa" w:w="2563"/>
             <w:tcMar>
               <w:top w:type="dxa" w:w="60"/>
               <w:left w:type="dxa" w:w="100"/>
@@ -7226,7 +7265,7 @@
         </w:tc>
         <w:tc>
           <w:tcPr>
-            <w:tcW w:type="dxa" w:w="3214"/>
+            <w:tcW w:type="dxa" w:w="4513"/>
             <w:tcMar>
               <w:top w:type="dxa" w:w="60"/>
               <w:left w:type="dxa" w:w="100"/>
@@ -7251,7 +7290,7 @@
         </w:trPr>
         <w:tc>
           <w:tcPr>
-            <w:tcW w:type="dxa" w:w="1413"/>
+            <w:tcW w:type="dxa" w:w="1127"/>
             <w:tcMar>
               <w:top w:type="dxa" w:w="60"/>
               <w:left w:type="dxa" w:w="100"/>
@@ -7271,7 +7310,7 @@
         </w:tc>
         <w:tc>
           <w:tcPr>
-            <w:tcW w:type="dxa" w:w="1799"/>
+            <w:tcW w:type="dxa" w:w="1435"/>
             <w:tcMar>
               <w:top w:type="dxa" w:w="60"/>
               <w:left w:type="dxa" w:w="100"/>
@@ -7291,7 +7330,7 @@
         </w:tc>
         <w:tc>
           <w:tcPr>
-            <w:tcW w:type="dxa" w:w="3212"/>
+            <w:tcW w:type="dxa" w:w="2563"/>
             <w:tcMar>
               <w:top w:type="dxa" w:w="60"/>
               <w:left w:type="dxa" w:w="100"/>
@@ -7311,7 +7350,7 @@
         </w:tc>
         <w:tc>
           <w:tcPr>
-            <w:tcW w:type="dxa" w:w="3214"/>
+            <w:tcW w:type="dxa" w:w="4513"/>
             <w:tcMar>
               <w:top w:type="dxa" w:w="60"/>
               <w:left w:type="dxa" w:w="100"/>
@@ -7336,7 +7375,7 @@
         </w:trPr>
         <w:tc>
           <w:tcPr>
-            <w:tcW w:type="dxa" w:w="1413"/>
+            <w:tcW w:type="dxa" w:w="1127"/>
             <w:tcMar>
               <w:top w:type="dxa" w:w="60"/>
               <w:left w:type="dxa" w:w="100"/>
@@ -7356,7 +7395,7 @@
         </w:tc>
         <w:tc>
           <w:tcPr>
-            <w:tcW w:type="dxa" w:w="1799"/>
+            <w:tcW w:type="dxa" w:w="1435"/>
             <w:tcMar>
               <w:top w:type="dxa" w:w="60"/>
               <w:left w:type="dxa" w:w="100"/>
@@ -7376,7 +7415,7 @@
         </w:tc>
         <w:tc>
           <w:tcPr>
-            <w:tcW w:type="dxa" w:w="3212"/>
+            <w:tcW w:type="dxa" w:w="2563"/>
             <w:tcMar>
               <w:top w:type="dxa" w:w="60"/>
               <w:left w:type="dxa" w:w="100"/>
@@ -7396,7 +7435,7 @@
         </w:tc>
         <w:tc>
           <w:tcPr>
-            <w:tcW w:type="dxa" w:w="3214"/>
+            <w:tcW w:type="dxa" w:w="4513"/>
             <w:tcMar>
               <w:top w:type="dxa" w:w="60"/>
               <w:left w:type="dxa" w:w="100"/>
@@ -7421,7 +7460,7 @@
         </w:trPr>
         <w:tc>
           <w:tcPr>
-            <w:tcW w:type="dxa" w:w="1413"/>
+            <w:tcW w:type="dxa" w:w="1127"/>
             <w:tcMar>
               <w:top w:type="dxa" w:w="60"/>
               <w:left w:type="dxa" w:w="100"/>
@@ -7441,7 +7480,7 @@
         </w:tc>
         <w:tc>
           <w:tcPr>
-            <w:tcW w:type="dxa" w:w="1799"/>
+            <w:tcW w:type="dxa" w:w="1435"/>
             <w:tcMar>
               <w:top w:type="dxa" w:w="60"/>
               <w:left w:type="dxa" w:w="100"/>
@@ -7461,7 +7500,7 @@
         </w:tc>
         <w:tc>
           <w:tcPr>
-            <w:tcW w:type="dxa" w:w="3212"/>
+            <w:tcW w:type="dxa" w:w="2563"/>
             <w:tcMar>
               <w:top w:type="dxa" w:w="60"/>
               <w:left w:type="dxa" w:w="100"/>
@@ -7481,7 +7520,7 @@
         </w:tc>
         <w:tc>
           <w:tcPr>
-            <w:tcW w:type="dxa" w:w="3214"/>
+            <w:tcW w:type="dxa" w:w="4513"/>
             <w:tcMar>
               <w:top w:type="dxa" w:w="60"/>
               <w:left w:type="dxa" w:w="100"/>
@@ -7506,7 +7545,7 @@
         </w:trPr>
         <w:tc>
           <w:tcPr>
-            <w:tcW w:type="dxa" w:w="1413"/>
+            <w:tcW w:type="dxa" w:w="1127"/>
             <w:tcMar>
               <w:top w:type="dxa" w:w="60"/>
               <w:left w:type="dxa" w:w="100"/>
@@ -7526,7 +7565,7 @@
         </w:tc>
         <w:tc>
           <w:tcPr>
-            <w:tcW w:type="dxa" w:w="1799"/>
+            <w:tcW w:type="dxa" w:w="1435"/>
             <w:tcMar>
               <w:top w:type="dxa" w:w="60"/>
               <w:left w:type="dxa" w:w="100"/>
@@ -7546,7 +7585,7 @@
         </w:tc>
         <w:tc>
           <w:tcPr>
-            <w:tcW w:type="dxa" w:w="3212"/>
+            <w:tcW w:type="dxa" w:w="2563"/>
             <w:tcMar>
               <w:top w:type="dxa" w:w="60"/>
               <w:left w:type="dxa" w:w="100"/>
@@ -7566,7 +7605,7 @@
         </w:tc>
         <w:tc>
           <w:tcPr>
-            <w:tcW w:type="dxa" w:w="3214"/>
+            <w:tcW w:type="dxa" w:w="4513"/>
             <w:tcMar>
               <w:top w:type="dxa" w:w="60"/>
               <w:left w:type="dxa" w:w="100"/>
@@ -7591,7 +7630,7 @@
         </w:trPr>
         <w:tc>
           <w:tcPr>
-            <w:tcW w:type="dxa" w:w="1413"/>
+            <w:tcW w:type="dxa" w:w="1127"/>
             <w:tcMar>
               <w:top w:type="dxa" w:w="60"/>
               <w:left w:type="dxa" w:w="100"/>
@@ -7611,7 +7650,7 @@
         </w:tc>
         <w:tc>
           <w:tcPr>
-            <w:tcW w:type="dxa" w:w="1799"/>
+            <w:tcW w:type="dxa" w:w="1435"/>
             <w:tcMar>
               <w:top w:type="dxa" w:w="60"/>
               <w:left w:type="dxa" w:w="100"/>
@@ -7631,7 +7670,7 @@
         </w:tc>
         <w:tc>
           <w:tcPr>
-            <w:tcW w:type="dxa" w:w="3212"/>
+            <w:tcW w:type="dxa" w:w="2563"/>
             <w:tcMar>
               <w:top w:type="dxa" w:w="60"/>
               <w:left w:type="dxa" w:w="100"/>
@@ -7651,7 +7690,7 @@
         </w:tc>
         <w:tc>
           <w:tcPr>
-            <w:tcW w:type="dxa" w:w="3214"/>
+            <w:tcW w:type="dxa" w:w="4513"/>
             <w:tcMar>
               <w:top w:type="dxa" w:w="60"/>
               <w:left w:type="dxa" w:w="100"/>
@@ -7676,7 +7715,7 @@
         </w:trPr>
         <w:tc>
           <w:tcPr>
-            <w:tcW w:type="dxa" w:w="1413"/>
+            <w:tcW w:type="dxa" w:w="1127"/>
             <w:tcMar>
               <w:top w:type="dxa" w:w="60"/>
               <w:left w:type="dxa" w:w="100"/>
@@ -7696,7 +7735,7 @@
         </w:tc>
         <w:tc>
           <w:tcPr>
-            <w:tcW w:type="dxa" w:w="1799"/>
+            <w:tcW w:type="dxa" w:w="1435"/>
             <w:tcMar>
               <w:top w:type="dxa" w:w="60"/>
               <w:left w:type="dxa" w:w="100"/>
@@ -7716,7 +7755,7 @@
         </w:tc>
         <w:tc>
           <w:tcPr>
-            <w:tcW w:type="dxa" w:w="3212"/>
+            <w:tcW w:type="dxa" w:w="2563"/>
             <w:tcMar>
               <w:top w:type="dxa" w:w="60"/>
               <w:left w:type="dxa" w:w="100"/>
@@ -7736,7 +7775,7 @@
         </w:tc>
         <w:tc>
           <w:tcPr>
-            <w:tcW w:type="dxa" w:w="3214"/>
+            <w:tcW w:type="dxa" w:w="4513"/>
             <w:tcMar>
               <w:top w:type="dxa" w:w="60"/>
               <w:left w:type="dxa" w:w="100"/>
@@ -7761,7 +7800,7 @@
         </w:trPr>
         <w:tc>
           <w:tcPr>
-            <w:tcW w:type="dxa" w:w="1413"/>
+            <w:tcW w:type="dxa" w:w="1127"/>
             <w:tcMar>
               <w:top w:type="dxa" w:w="60"/>
               <w:left w:type="dxa" w:w="100"/>
@@ -7781,7 +7820,7 @@
         </w:tc>
         <w:tc>
           <w:tcPr>
-            <w:tcW w:type="dxa" w:w="1799"/>
+            <w:tcW w:type="dxa" w:w="1435"/>
             <w:tcMar>
               <w:top w:type="dxa" w:w="60"/>
               <w:left w:type="dxa" w:w="100"/>
@@ -7801,7 +7840,7 @@
         </w:tc>
         <w:tc>
           <w:tcPr>
-            <w:tcW w:type="dxa" w:w="3212"/>
+            <w:tcW w:type="dxa" w:w="2563"/>
             <w:tcMar>
               <w:top w:type="dxa" w:w="60"/>
               <w:left w:type="dxa" w:w="100"/>
@@ -7821,7 +7860,7 @@
         </w:tc>
         <w:tc>
           <w:tcPr>
-            <w:tcW w:type="dxa" w:w="3214"/>
+            <w:tcW w:type="dxa" w:w="4513"/>
             <w:tcMar>
               <w:top w:type="dxa" w:w="60"/>
               <w:left w:type="dxa" w:w="100"/>
@@ -7846,7 +7885,7 @@
         </w:trPr>
         <w:tc>
           <w:tcPr>
-            <w:tcW w:type="dxa" w:w="1413"/>
+            <w:tcW w:type="dxa" w:w="1127"/>
             <w:tcMar>
               <w:top w:type="dxa" w:w="60"/>
               <w:left w:type="dxa" w:w="100"/>
@@ -7866,27 +7905,27 @@
         </w:tc>
         <w:tc>
           <w:tcPr>
-            <w:tcW w:type="dxa" w:w="1799"/>
-            <w:tcMar>
-              <w:top w:type="dxa" w:w="60"/>
-              <w:left w:type="dxa" w:w="100"/>
-              <w:bottom w:type="dxa" w:w="60"/>
-              <w:right w:type="dxa" w:w="100"/>
-            </w:tcMar>
-          </w:tcPr>
-          <w:p>
-            <w:r>
-              <w:rPr>
-                <w:sz w:val="19"/>
-                <w:szCs w:val="19"/>
-              </w:rPr>
-              <w:t xml:space="preserve">講義上的紅色線</w:t>
-            </w:r>
-          </w:p>
-        </w:tc>
-        <w:tc>
-          <w:tcPr>
-            <w:tcW w:type="dxa" w:w="3212"/>
+            <w:tcW w:type="dxa" w:w="1435"/>
+            <w:tcMar>
+              <w:top w:type="dxa" w:w="60"/>
+              <w:left w:type="dxa" w:w="100"/>
+              <w:bottom w:type="dxa" w:w="60"/>
+              <w:right w:type="dxa" w:w="100"/>
+            </w:tcMar>
+          </w:tcPr>
+          <w:p>
+            <w:r>
+              <w:rPr>
+                <w:sz w:val="19"/>
+                <w:szCs w:val="19"/>
+              </w:rPr>
+              <w:t xml:space="preserve">吐出管、講義上的紅色線</w:t>
+            </w:r>
+          </w:p>
+        </w:tc>
+        <w:tc>
+          <w:tcPr>
+            <w:tcW w:type="dxa" w:w="2563"/>
             <w:tcMar>
               <w:top w:type="dxa" w:w="60"/>
               <w:left w:type="dxa" w:w="100"/>
@@ -7906,21 +7945,21 @@
         </w:tc>
         <w:tc>
           <w:tcPr>
-            <w:tcW w:type="dxa" w:w="3214"/>
-            <w:tcMar>
-              <w:top w:type="dxa" w:w="60"/>
-              <w:left w:type="dxa" w:w="100"/>
-              <w:bottom w:type="dxa" w:w="60"/>
-              <w:right w:type="dxa" w:w="100"/>
-            </w:tcMar>
-          </w:tcPr>
-          <w:p>
-            <w:r>
-              <w:rPr>
-                <w:sz w:val="19"/>
-                <w:szCs w:val="19"/>
-              </w:rPr>
-              <w:t xml:space="preserve">高溫高壓氣態</w:t>
+            <w:tcW w:type="dxa" w:w="4513"/>
+            <w:tcMar>
+              <w:top w:type="dxa" w:w="60"/>
+              <w:left w:type="dxa" w:w="100"/>
+              <w:bottom w:type="dxa" w:w="60"/>
+              <w:right w:type="dxa" w:w="100"/>
+            </w:tcMar>
+          </w:tcPr>
+          <w:p>
+            <w:r>
+              <w:rPr>
+                <w:sz w:val="19"/>
+                <w:szCs w:val="19"/>
+              </w:rPr>
+              <w:t xml:space="preserve">壓縮機吐出去的高溫高壓氣態；老闆說「沒有人會講高壓氣管」（10/9 修正）</w:t>
             </w:r>
           </w:p>
         </w:tc>
@@ -7931,7 +7970,7 @@
         </w:trPr>
         <w:tc>
           <w:tcPr>
-            <w:tcW w:type="dxa" w:w="1413"/>
+            <w:tcW w:type="dxa" w:w="1127"/>
             <w:tcMar>
               <w:top w:type="dxa" w:w="60"/>
               <w:left w:type="dxa" w:w="100"/>
@@ -7951,7 +7990,7 @@
         </w:tc>
         <w:tc>
           <w:tcPr>
-            <w:tcW w:type="dxa" w:w="1799"/>
+            <w:tcW w:type="dxa" w:w="1435"/>
             <w:tcMar>
               <w:top w:type="dxa" w:w="60"/>
               <w:left w:type="dxa" w:w="100"/>
@@ -7971,7 +8010,7 @@
         </w:tc>
         <w:tc>
           <w:tcPr>
-            <w:tcW w:type="dxa" w:w="3212"/>
+            <w:tcW w:type="dxa" w:w="2563"/>
             <w:tcMar>
               <w:top w:type="dxa" w:w="60"/>
               <w:left w:type="dxa" w:w="100"/>
@@ -7991,7 +8030,7 @@
         </w:tc>
         <w:tc>
           <w:tcPr>
-            <w:tcW w:type="dxa" w:w="3214"/>
+            <w:tcW w:type="dxa" w:w="4513"/>
             <w:tcMar>
               <w:top w:type="dxa" w:w="60"/>
               <w:left w:type="dxa" w:w="100"/>
@@ -8016,7 +8055,7 @@
         </w:trPr>
         <w:tc>
           <w:tcPr>
-            <w:tcW w:type="dxa" w:w="1413"/>
+            <w:tcW w:type="dxa" w:w="1127"/>
             <w:tcMar>
               <w:top w:type="dxa" w:w="60"/>
               <w:left w:type="dxa" w:w="100"/>
@@ -8036,7 +8075,7 @@
         </w:tc>
         <w:tc>
           <w:tcPr>
-            <w:tcW w:type="dxa" w:w="1799"/>
+            <w:tcW w:type="dxa" w:w="1435"/>
             <w:tcMar>
               <w:top w:type="dxa" w:w="60"/>
               <w:left w:type="dxa" w:w="100"/>
@@ -8056,7 +8095,7 @@
         </w:tc>
         <w:tc>
           <w:tcPr>
-            <w:tcW w:type="dxa" w:w="3212"/>
+            <w:tcW w:type="dxa" w:w="2563"/>
             <w:tcMar>
               <w:top w:type="dxa" w:w="60"/>
               <w:left w:type="dxa" w:w="100"/>
@@ -8076,7 +8115,7 @@
         </w:tc>
         <w:tc>
           <w:tcPr>
-            <w:tcW w:type="dxa" w:w="3214"/>
+            <w:tcW w:type="dxa" w:w="4513"/>
             <w:tcMar>
               <w:top w:type="dxa" w:w="60"/>
               <w:left w:type="dxa" w:w="100"/>
@@ -8101,7 +8140,7 @@
         </w:trPr>
         <w:tc>
           <w:tcPr>
-            <w:tcW w:type="dxa" w:w="1413"/>
+            <w:tcW w:type="dxa" w:w="1127"/>
             <w:tcMar>
               <w:top w:type="dxa" w:w="60"/>
               <w:left w:type="dxa" w:w="100"/>
@@ -8121,7 +8160,7 @@
         </w:tc>
         <w:tc>
           <w:tcPr>
-            <w:tcW w:type="dxa" w:w="1799"/>
+            <w:tcW w:type="dxa" w:w="1435"/>
             <w:tcMar>
               <w:top w:type="dxa" w:w="60"/>
               <w:left w:type="dxa" w:w="100"/>
@@ -8141,7 +8180,7 @@
         </w:tc>
         <w:tc>
           <w:tcPr>
-            <w:tcW w:type="dxa" w:w="3212"/>
+            <w:tcW w:type="dxa" w:w="2563"/>
             <w:tcMar>
               <w:top w:type="dxa" w:w="60"/>
               <w:left w:type="dxa" w:w="100"/>
@@ -8161,7 +8200,7 @@
         </w:tc>
         <w:tc>
           <w:tcPr>
-            <w:tcW w:type="dxa" w:w="3214"/>
+            <w:tcW w:type="dxa" w:w="4513"/>
             <w:tcMar>
               <w:top w:type="dxa" w:w="60"/>
               <w:left w:type="dxa" w:w="100"/>
@@ -8186,7 +8225,7 @@
         </w:trPr>
         <w:tc>
           <w:tcPr>
-            <w:tcW w:type="dxa" w:w="1413"/>
+            <w:tcW w:type="dxa" w:w="1127"/>
             <w:tcMar>
               <w:top w:type="dxa" w:w="60"/>
               <w:left w:type="dxa" w:w="100"/>
@@ -8206,7 +8245,7 @@
         </w:tc>
         <w:tc>
           <w:tcPr>
-            <w:tcW w:type="dxa" w:w="1799"/>
+            <w:tcW w:type="dxa" w:w="1435"/>
             <w:tcMar>
               <w:top w:type="dxa" w:w="60"/>
               <w:left w:type="dxa" w:w="100"/>
@@ -8226,7 +8265,7 @@
         </w:tc>
         <w:tc>
           <w:tcPr>
-            <w:tcW w:type="dxa" w:w="3212"/>
+            <w:tcW w:type="dxa" w:w="2563"/>
             <w:tcMar>
               <w:top w:type="dxa" w:w="60"/>
               <w:left w:type="dxa" w:w="100"/>
@@ -8246,7 +8285,7 @@
         </w:tc>
         <w:tc>
           <w:tcPr>
-            <w:tcW w:type="dxa" w:w="3214"/>
+            <w:tcW w:type="dxa" w:w="4513"/>
             <w:tcMar>
               <w:top w:type="dxa" w:w="60"/>
               <w:left w:type="dxa" w:w="100"/>
@@ -8271,7 +8310,7 @@
         </w:trPr>
         <w:tc>
           <w:tcPr>
-            <w:tcW w:type="dxa" w:w="1413"/>
+            <w:tcW w:type="dxa" w:w="1127"/>
             <w:tcMar>
               <w:top w:type="dxa" w:w="60"/>
               <w:left w:type="dxa" w:w="100"/>
@@ -8291,7 +8330,7 @@
         </w:tc>
         <w:tc>
           <w:tcPr>
-            <w:tcW w:type="dxa" w:w="1799"/>
+            <w:tcW w:type="dxa" w:w="1435"/>
             <w:tcMar>
               <w:top w:type="dxa" w:w="60"/>
               <w:left w:type="dxa" w:w="100"/>
@@ -8311,7 +8350,7 @@
         </w:tc>
         <w:tc>
           <w:tcPr>
-            <w:tcW w:type="dxa" w:w="3212"/>
+            <w:tcW w:type="dxa" w:w="2563"/>
             <w:tcMar>
               <w:top w:type="dxa" w:w="60"/>
               <w:left w:type="dxa" w:w="100"/>
@@ -8331,7 +8370,7 @@
         </w:tc>
         <w:tc>
           <w:tcPr>
-            <w:tcW w:type="dxa" w:w="3214"/>
+            <w:tcW w:type="dxa" w:w="4513"/>
             <w:tcMar>
               <w:top w:type="dxa" w:w="60"/>
               <w:left w:type="dxa" w:w="100"/>
@@ -8356,7 +8395,7 @@
         </w:trPr>
         <w:tc>
           <w:tcPr>
-            <w:tcW w:type="dxa" w:w="1413"/>
+            <w:tcW w:type="dxa" w:w="1127"/>
             <w:tcMar>
               <w:top w:type="dxa" w:w="60"/>
               <w:left w:type="dxa" w:w="100"/>
@@ -8376,7 +8415,7 @@
         </w:tc>
         <w:tc>
           <w:tcPr>
-            <w:tcW w:type="dxa" w:w="1799"/>
+            <w:tcW w:type="dxa" w:w="1435"/>
             <w:tcMar>
               <w:top w:type="dxa" w:w="60"/>
               <w:left w:type="dxa" w:w="100"/>
@@ -8396,7 +8435,7 @@
         </w:tc>
         <w:tc>
           <w:tcPr>
-            <w:tcW w:type="dxa" w:w="3212"/>
+            <w:tcW w:type="dxa" w:w="2563"/>
             <w:tcMar>
               <w:top w:type="dxa" w:w="60"/>
               <w:left w:type="dxa" w:w="100"/>
@@ -8416,7 +8455,7 @@
         </w:tc>
         <w:tc>
           <w:tcPr>
-            <w:tcW w:type="dxa" w:w="3214"/>
+            <w:tcW w:type="dxa" w:w="4513"/>
             <w:tcMar>
               <w:top w:type="dxa" w:w="60"/>
               <w:left w:type="dxa" w:w="100"/>
@@ -8441,7 +8480,7 @@
         </w:trPr>
         <w:tc>
           <w:tcPr>
-            <w:tcW w:type="dxa" w:w="1413"/>
+            <w:tcW w:type="dxa" w:w="1127"/>
             <w:tcMar>
               <w:top w:type="dxa" w:w="60"/>
               <w:left w:type="dxa" w:w="100"/>
@@ -8461,7 +8500,7 @@
         </w:tc>
         <w:tc>
           <w:tcPr>
-            <w:tcW w:type="dxa" w:w="1799"/>
+            <w:tcW w:type="dxa" w:w="1435"/>
             <w:tcMar>
               <w:top w:type="dxa" w:w="60"/>
               <w:left w:type="dxa" w:w="100"/>
@@ -8481,7 +8520,7 @@
         </w:tc>
         <w:tc>
           <w:tcPr>
-            <w:tcW w:type="dxa" w:w="3212"/>
+            <w:tcW w:type="dxa" w:w="2563"/>
             <w:tcMar>
               <w:top w:type="dxa" w:w="60"/>
               <w:left w:type="dxa" w:w="100"/>
@@ -8501,7 +8540,7 @@
         </w:tc>
         <w:tc>
           <w:tcPr>
-            <w:tcW w:type="dxa" w:w="3214"/>
+            <w:tcW w:type="dxa" w:w="4513"/>
             <w:tcMar>
               <w:top w:type="dxa" w:w="60"/>
               <w:left w:type="dxa" w:w="100"/>
@@ -8526,7 +8565,7 @@
         </w:trPr>
         <w:tc>
           <w:tcPr>
-            <w:tcW w:type="dxa" w:w="1413"/>
+            <w:tcW w:type="dxa" w:w="1127"/>
             <w:tcMar>
               <w:top w:type="dxa" w:w="60"/>
               <w:left w:type="dxa" w:w="100"/>
@@ -8546,7 +8585,7 @@
         </w:tc>
         <w:tc>
           <w:tcPr>
-            <w:tcW w:type="dxa" w:w="1799"/>
+            <w:tcW w:type="dxa" w:w="1435"/>
             <w:tcMar>
               <w:top w:type="dxa" w:w="60"/>
               <w:left w:type="dxa" w:w="100"/>
@@ -8566,7 +8605,7 @@
         </w:tc>
         <w:tc>
           <w:tcPr>
-            <w:tcW w:type="dxa" w:w="3212"/>
+            <w:tcW w:type="dxa" w:w="2563"/>
             <w:tcMar>
               <w:top w:type="dxa" w:w="60"/>
               <w:left w:type="dxa" w:w="100"/>
@@ -8586,7 +8625,7 @@
         </w:tc>
         <w:tc>
           <w:tcPr>
-            <w:tcW w:type="dxa" w:w="3214"/>
+            <w:tcW w:type="dxa" w:w="4513"/>
             <w:tcMar>
               <w:top w:type="dxa" w:w="60"/>
               <w:left w:type="dxa" w:w="100"/>
@@ -8611,7 +8650,7 @@
         </w:trPr>
         <w:tc>
           <w:tcPr>
-            <w:tcW w:type="dxa" w:w="1413"/>
+            <w:tcW w:type="dxa" w:w="1127"/>
             <w:tcMar>
               <w:top w:type="dxa" w:w="60"/>
               <w:left w:type="dxa" w:w="100"/>
@@ -8631,7 +8670,7 @@
         </w:tc>
         <w:tc>
           <w:tcPr>
-            <w:tcW w:type="dxa" w:w="1799"/>
+            <w:tcW w:type="dxa" w:w="1435"/>
             <w:tcMar>
               <w:top w:type="dxa" w:w="60"/>
               <w:left w:type="dxa" w:w="100"/>
@@ -8651,7 +8690,7 @@
         </w:tc>
         <w:tc>
           <w:tcPr>
-            <w:tcW w:type="dxa" w:w="3212"/>
+            <w:tcW w:type="dxa" w:w="2563"/>
             <w:tcMar>
               <w:top w:type="dxa" w:w="60"/>
               <w:left w:type="dxa" w:w="100"/>
@@ -8671,7 +8710,7 @@
         </w:tc>
         <w:tc>
           <w:tcPr>
-            <w:tcW w:type="dxa" w:w="3214"/>
+            <w:tcW w:type="dxa" w:w="4513"/>
             <w:tcMar>
               <w:top w:type="dxa" w:w="60"/>
               <w:left w:type="dxa" w:w="100"/>
@@ -8696,7 +8735,7 @@
         </w:trPr>
         <w:tc>
           <w:tcPr>
-            <w:tcW w:type="dxa" w:w="1413"/>
+            <w:tcW w:type="dxa" w:w="1127"/>
             <w:tcMar>
               <w:top w:type="dxa" w:w="60"/>
               <w:left w:type="dxa" w:w="100"/>
@@ -8716,27 +8755,27 @@
         </w:tc>
         <w:tc>
           <w:tcPr>
-            <w:tcW w:type="dxa" w:w="1799"/>
-            <w:tcMar>
-              <w:top w:type="dxa" w:w="60"/>
-              <w:left w:type="dxa" w:w="100"/>
-              <w:bottom w:type="dxa" w:w="60"/>
-              <w:right w:type="dxa" w:w="100"/>
-            </w:tcMar>
-          </w:tcPr>
-          <w:p>
-            <w:r>
-              <w:rPr>
-                <w:sz w:val="19"/>
-                <w:szCs w:val="19"/>
-              </w:rPr>
-              <w:t xml:space="preserve">封斗、包斗</w:t>
-            </w:r>
-          </w:p>
-        </w:tc>
-        <w:tc>
-          <w:tcPr>
-            <w:tcW w:type="dxa" w:w="3212"/>
+            <w:tcW w:type="dxa" w:w="1435"/>
+            <w:tcMar>
+              <w:top w:type="dxa" w:w="60"/>
+              <w:left w:type="dxa" w:w="100"/>
+              <w:bottom w:type="dxa" w:w="60"/>
+              <w:right w:type="dxa" w:w="100"/>
+            </w:tcMar>
+          </w:tcPr>
+          <w:p>
+            <w:r>
+              <w:rPr>
+                <w:sz w:val="19"/>
+                <w:szCs w:val="19"/>
+              </w:rPr>
+              <w:t xml:space="preserve">包斗</w:t>
+            </w:r>
+          </w:p>
+        </w:tc>
+        <w:tc>
+          <w:tcPr>
+            <w:tcW w:type="dxa" w:w="2563"/>
             <w:tcMar>
               <w:top w:type="dxa" w:w="60"/>
               <w:left w:type="dxa" w:w="100"/>
@@ -8756,7 +8795,7 @@
         </w:tc>
         <w:tc>
           <w:tcPr>
-            <w:tcW w:type="dxa" w:w="3214"/>
+            <w:tcW w:type="dxa" w:w="4513"/>
             <w:tcMar>
               <w:top w:type="dxa" w:w="60"/>
               <w:left w:type="dxa" w:w="100"/>
@@ -8781,7 +8820,7 @@
         </w:trPr>
         <w:tc>
           <w:tcPr>
-            <w:tcW w:type="dxa" w:w="1413"/>
+            <w:tcW w:type="dxa" w:w="1127"/>
             <w:tcMar>
               <w:top w:type="dxa" w:w="60"/>
               <w:left w:type="dxa" w:w="100"/>
@@ -8801,7 +8840,7 @@
         </w:tc>
         <w:tc>
           <w:tcPr>
-            <w:tcW w:type="dxa" w:w="1799"/>
+            <w:tcW w:type="dxa" w:w="1435"/>
             <w:tcMar>
               <w:top w:type="dxa" w:w="60"/>
               <w:left w:type="dxa" w:w="100"/>
@@ -8821,7 +8860,7 @@
         </w:tc>
         <w:tc>
           <w:tcPr>
-            <w:tcW w:type="dxa" w:w="3212"/>
+            <w:tcW w:type="dxa" w:w="2563"/>
             <w:tcMar>
               <w:top w:type="dxa" w:w="60"/>
               <w:left w:type="dxa" w:w="100"/>
@@ -8841,7 +8880,7 @@
         </w:tc>
         <w:tc>
           <w:tcPr>
-            <w:tcW w:type="dxa" w:w="3214"/>
+            <w:tcW w:type="dxa" w:w="4513"/>
             <w:tcMar>
               <w:top w:type="dxa" w:w="60"/>
               <w:left w:type="dxa" w:w="100"/>
@@ -8866,7 +8905,7 @@
         </w:trPr>
         <w:tc>
           <w:tcPr>
-            <w:tcW w:type="dxa" w:w="1413"/>
+            <w:tcW w:type="dxa" w:w="1127"/>
             <w:tcMar>
               <w:top w:type="dxa" w:w="60"/>
               <w:left w:type="dxa" w:w="100"/>
@@ -8886,7 +8925,7 @@
         </w:tc>
         <w:tc>
           <w:tcPr>
-            <w:tcW w:type="dxa" w:w="1799"/>
+            <w:tcW w:type="dxa" w:w="1435"/>
             <w:tcMar>
               <w:top w:type="dxa" w:w="60"/>
               <w:left w:type="dxa" w:w="100"/>
@@ -8906,7 +8945,7 @@
         </w:tc>
         <w:tc>
           <w:tcPr>
-            <w:tcW w:type="dxa" w:w="3212"/>
+            <w:tcW w:type="dxa" w:w="2563"/>
             <w:tcMar>
               <w:top w:type="dxa" w:w="60"/>
               <w:left w:type="dxa" w:w="100"/>
@@ -8926,7 +8965,7 @@
         </w:tc>
         <w:tc>
           <w:tcPr>
-            <w:tcW w:type="dxa" w:w="3214"/>
+            <w:tcW w:type="dxa" w:w="4513"/>
             <w:tcMar>
               <w:top w:type="dxa" w:w="60"/>
               <w:left w:type="dxa" w:w="100"/>
@@ -8951,7 +8990,7 @@
         </w:trPr>
         <w:tc>
           <w:tcPr>
-            <w:tcW w:type="dxa" w:w="1413"/>
+            <w:tcW w:type="dxa" w:w="1127"/>
             <w:tcMar>
               <w:top w:type="dxa" w:w="60"/>
               <w:left w:type="dxa" w:w="100"/>
@@ -8971,7 +9010,7 @@
         </w:tc>
         <w:tc>
           <w:tcPr>
-            <w:tcW w:type="dxa" w:w="1799"/>
+            <w:tcW w:type="dxa" w:w="1435"/>
             <w:tcMar>
               <w:top w:type="dxa" w:w="60"/>
               <w:left w:type="dxa" w:w="100"/>
@@ -8991,7 +9030,7 @@
         </w:tc>
         <w:tc>
           <w:tcPr>
-            <w:tcW w:type="dxa" w:w="3212"/>
+            <w:tcW w:type="dxa" w:w="2563"/>
             <w:tcMar>
               <w:top w:type="dxa" w:w="60"/>
               <w:left w:type="dxa" w:w="100"/>
@@ -9011,7 +9050,7 @@
         </w:tc>
         <w:tc>
           <w:tcPr>
-            <w:tcW w:type="dxa" w:w="3214"/>
+            <w:tcW w:type="dxa" w:w="4513"/>
             <w:tcMar>
               <w:top w:type="dxa" w:w="60"/>
               <w:left w:type="dxa" w:w="100"/>
@@ -9036,7 +9075,7 @@
         </w:trPr>
         <w:tc>
           <w:tcPr>
-            <w:tcW w:type="dxa" w:w="1413"/>
+            <w:tcW w:type="dxa" w:w="1127"/>
             <w:tcMar>
               <w:top w:type="dxa" w:w="60"/>
               <w:left w:type="dxa" w:w="100"/>
@@ -9056,7 +9095,7 @@
         </w:tc>
         <w:tc>
           <w:tcPr>
-            <w:tcW w:type="dxa" w:w="1799"/>
+            <w:tcW w:type="dxa" w:w="1435"/>
             <w:tcMar>
               <w:top w:type="dxa" w:w="60"/>
               <w:left w:type="dxa" w:w="100"/>
@@ -9076,7 +9115,7 @@
         </w:tc>
         <w:tc>
           <w:tcPr>
-            <w:tcW w:type="dxa" w:w="3212"/>
+            <w:tcW w:type="dxa" w:w="2563"/>
             <w:tcMar>
               <w:top w:type="dxa" w:w="60"/>
               <w:left w:type="dxa" w:w="100"/>
@@ -9096,7 +9135,7 @@
         </w:tc>
         <w:tc>
           <w:tcPr>
-            <w:tcW w:type="dxa" w:w="3214"/>
+            <w:tcW w:type="dxa" w:w="4513"/>
             <w:tcMar>
               <w:top w:type="dxa" w:w="60"/>
               <w:left w:type="dxa" w:w="100"/>
@@ -9121,7 +9160,7 @@
         </w:trPr>
         <w:tc>
           <w:tcPr>
-            <w:tcW w:type="dxa" w:w="1413"/>
+            <w:tcW w:type="dxa" w:w="1127"/>
             <w:tcMar>
               <w:top w:type="dxa" w:w="60"/>
               <w:left w:type="dxa" w:w="100"/>
@@ -9141,7 +9180,7 @@
         </w:tc>
         <w:tc>
           <w:tcPr>
-            <w:tcW w:type="dxa" w:w="1799"/>
+            <w:tcW w:type="dxa" w:w="1435"/>
             <w:tcMar>
               <w:top w:type="dxa" w:w="60"/>
               <w:left w:type="dxa" w:w="100"/>
@@ -9161,7 +9200,7 @@
         </w:tc>
         <w:tc>
           <w:tcPr>
-            <w:tcW w:type="dxa" w:w="3212"/>
+            <w:tcW w:type="dxa" w:w="2563"/>
             <w:tcMar>
               <w:top w:type="dxa" w:w="60"/>
               <w:left w:type="dxa" w:w="100"/>
@@ -9181,7 +9220,7 @@
         </w:tc>
         <w:tc>
           <w:tcPr>
-            <w:tcW w:type="dxa" w:w="3214"/>
+            <w:tcW w:type="dxa" w:w="4513"/>
             <w:tcMar>
               <w:top w:type="dxa" w:w="60"/>
               <w:left w:type="dxa" w:w="100"/>
@@ -9206,7 +9245,7 @@
         </w:trPr>
         <w:tc>
           <w:tcPr>
-            <w:tcW w:type="dxa" w:w="1413"/>
+            <w:tcW w:type="dxa" w:w="1127"/>
             <w:tcMar>
               <w:top w:type="dxa" w:w="60"/>
               <w:left w:type="dxa" w:w="100"/>
@@ -9226,7 +9265,7 @@
         </w:tc>
         <w:tc>
           <w:tcPr>
-            <w:tcW w:type="dxa" w:w="1799"/>
+            <w:tcW w:type="dxa" w:w="1435"/>
             <w:tcMar>
               <w:top w:type="dxa" w:w="60"/>
               <w:left w:type="dxa" w:w="100"/>
@@ -9246,7 +9285,7 @@
         </w:tc>
         <w:tc>
           <w:tcPr>
-            <w:tcW w:type="dxa" w:w="3212"/>
+            <w:tcW w:type="dxa" w:w="2563"/>
             <w:tcMar>
               <w:top w:type="dxa" w:w="60"/>
               <w:left w:type="dxa" w:w="100"/>
@@ -9266,7 +9305,7 @@
         </w:tc>
         <w:tc>
           <w:tcPr>
-            <w:tcW w:type="dxa" w:w="3214"/>
+            <w:tcW w:type="dxa" w:w="4513"/>
             <w:tcMar>
               <w:top w:type="dxa" w:w="60"/>
               <w:left w:type="dxa" w:w="100"/>
@@ -9291,7 +9330,7 @@
         </w:trPr>
         <w:tc>
           <w:tcPr>
-            <w:tcW w:type="dxa" w:w="1413"/>
+            <w:tcW w:type="dxa" w:w="1127"/>
             <w:tcMar>
               <w:top w:type="dxa" w:w="60"/>
               <w:left w:type="dxa" w:w="100"/>
@@ -9311,7 +9350,7 @@
         </w:tc>
         <w:tc>
           <w:tcPr>
-            <w:tcW w:type="dxa" w:w="1799"/>
+            <w:tcW w:type="dxa" w:w="1435"/>
             <w:tcMar>
               <w:top w:type="dxa" w:w="60"/>
               <w:left w:type="dxa" w:w="100"/>
@@ -9331,7 +9370,7 @@
         </w:tc>
         <w:tc>
           <w:tcPr>
-            <w:tcW w:type="dxa" w:w="3212"/>
+            <w:tcW w:type="dxa" w:w="2563"/>
             <w:tcMar>
               <w:top w:type="dxa" w:w="60"/>
               <w:left w:type="dxa" w:w="100"/>
@@ -9351,7 +9390,7 @@
         </w:tc>
         <w:tc>
           <w:tcPr>
-            <w:tcW w:type="dxa" w:w="3214"/>
+            <w:tcW w:type="dxa" w:w="4513"/>
             <w:tcMar>
               <w:top w:type="dxa" w:w="60"/>
               <w:left w:type="dxa" w:w="100"/>
@@ -9376,7 +9415,7 @@
         </w:trPr>
         <w:tc>
           <w:tcPr>
-            <w:tcW w:type="dxa" w:w="1413"/>
+            <w:tcW w:type="dxa" w:w="1127"/>
             <w:tcMar>
               <w:top w:type="dxa" w:w="60"/>
               <w:left w:type="dxa" w:w="100"/>
@@ -9396,7 +9435,7 @@
         </w:tc>
         <w:tc>
           <w:tcPr>
-            <w:tcW w:type="dxa" w:w="1799"/>
+            <w:tcW w:type="dxa" w:w="1435"/>
             <w:tcMar>
               <w:top w:type="dxa" w:w="60"/>
               <w:left w:type="dxa" w:w="100"/>
@@ -9416,7 +9455,7 @@
         </w:tc>
         <w:tc>
           <w:tcPr>
-            <w:tcW w:type="dxa" w:w="3212"/>
+            <w:tcW w:type="dxa" w:w="2563"/>
             <w:tcMar>
               <w:top w:type="dxa" w:w="60"/>
               <w:left w:type="dxa" w:w="100"/>
@@ -9436,7 +9475,7 @@
         </w:tc>
         <w:tc>
           <w:tcPr>
-            <w:tcW w:type="dxa" w:w="3214"/>
+            <w:tcW w:type="dxa" w:w="4513"/>
             <w:tcMar>
               <w:top w:type="dxa" w:w="60"/>
               <w:left w:type="dxa" w:w="100"/>
@@ -9461,7 +9500,7 @@
         </w:trPr>
         <w:tc>
           <w:tcPr>
-            <w:tcW w:type="dxa" w:w="1413"/>
+            <w:tcW w:type="dxa" w:w="1127"/>
             <w:tcMar>
               <w:top w:type="dxa" w:w="60"/>
               <w:left w:type="dxa" w:w="100"/>
@@ -9481,7 +9520,7 @@
         </w:tc>
         <w:tc>
           <w:tcPr>
-            <w:tcW w:type="dxa" w:w="1799"/>
+            <w:tcW w:type="dxa" w:w="1435"/>
             <w:tcMar>
               <w:top w:type="dxa" w:w="60"/>
               <w:left w:type="dxa" w:w="100"/>
@@ -9501,7 +9540,7 @@
         </w:tc>
         <w:tc>
           <w:tcPr>
-            <w:tcW w:type="dxa" w:w="3212"/>
+            <w:tcW w:type="dxa" w:w="2563"/>
             <w:tcMar>
               <w:top w:type="dxa" w:w="60"/>
               <w:left w:type="dxa" w:w="100"/>
@@ -9521,7 +9560,7 @@
         </w:tc>
         <w:tc>
           <w:tcPr>
-            <w:tcW w:type="dxa" w:w="3214"/>
+            <w:tcW w:type="dxa" w:w="4513"/>
             <w:tcMar>
               <w:top w:type="dxa" w:w="60"/>
               <w:left w:type="dxa" w:w="100"/>
@@ -9546,7 +9585,7 @@
         </w:trPr>
         <w:tc>
           <w:tcPr>
-            <w:tcW w:type="dxa" w:w="1413"/>
+            <w:tcW w:type="dxa" w:w="1127"/>
             <w:tcMar>
               <w:top w:type="dxa" w:w="60"/>
               <w:left w:type="dxa" w:w="100"/>
@@ -9566,7 +9605,7 @@
         </w:tc>
         <w:tc>
           <w:tcPr>
-            <w:tcW w:type="dxa" w:w="1799"/>
+            <w:tcW w:type="dxa" w:w="1435"/>
             <w:tcMar>
               <w:top w:type="dxa" w:w="60"/>
               <w:left w:type="dxa" w:w="100"/>
@@ -9586,7 +9625,7 @@
         </w:tc>
         <w:tc>
           <w:tcPr>
-            <w:tcW w:type="dxa" w:w="3212"/>
+            <w:tcW w:type="dxa" w:w="2563"/>
             <w:tcMar>
               <w:top w:type="dxa" w:w="60"/>
               <w:left w:type="dxa" w:w="100"/>
@@ -9606,7 +9645,7 @@
         </w:tc>
         <w:tc>
           <w:tcPr>
-            <w:tcW w:type="dxa" w:w="3214"/>
+            <w:tcW w:type="dxa" w:w="4513"/>
             <w:tcMar>
               <w:top w:type="dxa" w:w="60"/>
               <w:left w:type="dxa" w:w="100"/>
@@ -9631,7 +9670,7 @@
         </w:trPr>
         <w:tc>
           <w:tcPr>
-            <w:tcW w:type="dxa" w:w="1413"/>
+            <w:tcW w:type="dxa" w:w="1127"/>
             <w:tcMar>
               <w:top w:type="dxa" w:w="60"/>
               <w:left w:type="dxa" w:w="100"/>
@@ -9651,7 +9690,7 @@
         </w:tc>
         <w:tc>
           <w:tcPr>
-            <w:tcW w:type="dxa" w:w="1799"/>
+            <w:tcW w:type="dxa" w:w="1435"/>
             <w:tcMar>
               <w:top w:type="dxa" w:w="60"/>
               <w:left w:type="dxa" w:w="100"/>
@@ -9671,7 +9710,7 @@
         </w:tc>
         <w:tc>
           <w:tcPr>
-            <w:tcW w:type="dxa" w:w="3212"/>
+            <w:tcW w:type="dxa" w:w="2563"/>
             <w:tcMar>
               <w:top w:type="dxa" w:w="60"/>
               <w:left w:type="dxa" w:w="100"/>
@@ -9691,7 +9730,7 @@
         </w:tc>
         <w:tc>
           <w:tcPr>
-            <w:tcW w:type="dxa" w:w="3214"/>
+            <w:tcW w:type="dxa" w:w="4513"/>
             <w:tcMar>
               <w:top w:type="dxa" w:w="60"/>
               <w:left w:type="dxa" w:w="100"/>
@@ -9716,7 +9755,7 @@
         </w:trPr>
         <w:tc>
           <w:tcPr>
-            <w:tcW w:type="dxa" w:w="1413"/>
+            <w:tcW w:type="dxa" w:w="1127"/>
             <w:tcMar>
               <w:top w:type="dxa" w:w="60"/>
               <w:left w:type="dxa" w:w="100"/>
@@ -9736,7 +9775,7 @@
         </w:tc>
         <w:tc>
           <w:tcPr>
-            <w:tcW w:type="dxa" w:w="1799"/>
+            <w:tcW w:type="dxa" w:w="1435"/>
             <w:tcMar>
               <w:top w:type="dxa" w:w="60"/>
               <w:left w:type="dxa" w:w="100"/>
@@ -9756,7 +9795,7 @@
         </w:tc>
         <w:tc>
           <w:tcPr>
-            <w:tcW w:type="dxa" w:w="3212"/>
+            <w:tcW w:type="dxa" w:w="2563"/>
             <w:tcMar>
               <w:top w:type="dxa" w:w="60"/>
               <w:left w:type="dxa" w:w="100"/>
@@ -9776,7 +9815,7 @@
         </w:tc>
         <w:tc>
           <w:tcPr>
-            <w:tcW w:type="dxa" w:w="3214"/>
+            <w:tcW w:type="dxa" w:w="4513"/>
             <w:tcMar>
               <w:top w:type="dxa" w:w="60"/>
               <w:left w:type="dxa" w:w="100"/>
@@ -9801,7 +9840,7 @@
         </w:trPr>
         <w:tc>
           <w:tcPr>
-            <w:tcW w:type="dxa" w:w="1413"/>
+            <w:tcW w:type="dxa" w:w="1127"/>
             <w:tcMar>
               <w:top w:type="dxa" w:w="60"/>
               <w:left w:type="dxa" w:w="100"/>
@@ -9821,7 +9860,7 @@
         </w:tc>
         <w:tc>
           <w:tcPr>
-            <w:tcW w:type="dxa" w:w="1799"/>
+            <w:tcW w:type="dxa" w:w="1435"/>
             <w:tcMar>
               <w:top w:type="dxa" w:w="60"/>
               <w:left w:type="dxa" w:w="100"/>
@@ -9841,7 +9880,7 @@
         </w:tc>
         <w:tc>
           <w:tcPr>
-            <w:tcW w:type="dxa" w:w="3212"/>
+            <w:tcW w:type="dxa" w:w="2563"/>
             <w:tcMar>
               <w:top w:type="dxa" w:w="60"/>
               <w:left w:type="dxa" w:w="100"/>
@@ -9861,7 +9900,7 @@
         </w:tc>
         <w:tc>
           <w:tcPr>
-            <w:tcW w:type="dxa" w:w="3214"/>
+            <w:tcW w:type="dxa" w:w="4513"/>
             <w:tcMar>
               <w:top w:type="dxa" w:w="60"/>
               <w:left w:type="dxa" w:w="100"/>
@@ -9886,7 +9925,7 @@
         </w:trPr>
         <w:tc>
           <w:tcPr>
-            <w:tcW w:type="dxa" w:w="1413"/>
+            <w:tcW w:type="dxa" w:w="1127"/>
             <w:tcMar>
               <w:top w:type="dxa" w:w="60"/>
               <w:left w:type="dxa" w:w="100"/>
@@ -9906,7 +9945,7 @@
         </w:tc>
         <w:tc>
           <w:tcPr>
-            <w:tcW w:type="dxa" w:w="1799"/>
+            <w:tcW w:type="dxa" w:w="1435"/>
             <w:tcMar>
               <w:top w:type="dxa" w:w="60"/>
               <w:left w:type="dxa" w:w="100"/>
@@ -9926,7 +9965,7 @@
         </w:tc>
         <w:tc>
           <w:tcPr>
-            <w:tcW w:type="dxa" w:w="3212"/>
+            <w:tcW w:type="dxa" w:w="2563"/>
             <w:tcMar>
               <w:top w:type="dxa" w:w="60"/>
               <w:left w:type="dxa" w:w="100"/>
@@ -9946,7 +9985,7 @@
         </w:tc>
         <w:tc>
           <w:tcPr>
-            <w:tcW w:type="dxa" w:w="3214"/>
+            <w:tcW w:type="dxa" w:w="4513"/>
             <w:tcMar>
               <w:top w:type="dxa" w:w="60"/>
               <w:left w:type="dxa" w:w="100"/>
@@ -9971,7 +10010,7 @@
         </w:trPr>
         <w:tc>
           <w:tcPr>
-            <w:tcW w:type="dxa" w:w="1413"/>
+            <w:tcW w:type="dxa" w:w="1127"/>
             <w:tcMar>
               <w:top w:type="dxa" w:w="60"/>
               <w:left w:type="dxa" w:w="100"/>
@@ -9991,7 +10030,7 @@
         </w:tc>
         <w:tc>
           <w:tcPr>
-            <w:tcW w:type="dxa" w:w="1799"/>
+            <w:tcW w:type="dxa" w:w="1435"/>
             <w:tcMar>
               <w:top w:type="dxa" w:w="60"/>
               <w:left w:type="dxa" w:w="100"/>
@@ -10011,7 +10050,7 @@
         </w:tc>
         <w:tc>
           <w:tcPr>
-            <w:tcW w:type="dxa" w:w="3212"/>
+            <w:tcW w:type="dxa" w:w="2563"/>
             <w:tcMar>
               <w:top w:type="dxa" w:w="60"/>
               <w:left w:type="dxa" w:w="100"/>
@@ -10031,7 +10070,7 @@
         </w:tc>
         <w:tc>
           <w:tcPr>
-            <w:tcW w:type="dxa" w:w="3214"/>
+            <w:tcW w:type="dxa" w:w="4513"/>
             <w:tcMar>
               <w:top w:type="dxa" w:w="60"/>
               <w:left w:type="dxa" w:w="100"/>
@@ -10056,7 +10095,7 @@
         </w:trPr>
         <w:tc>
           <w:tcPr>
-            <w:tcW w:type="dxa" w:w="1413"/>
+            <w:tcW w:type="dxa" w:w="1127"/>
             <w:tcMar>
               <w:top w:type="dxa" w:w="60"/>
               <w:left w:type="dxa" w:w="100"/>
@@ -10076,7 +10115,7 @@
         </w:tc>
         <w:tc>
           <w:tcPr>
-            <w:tcW w:type="dxa" w:w="1799"/>
+            <w:tcW w:type="dxa" w:w="1435"/>
             <w:tcMar>
               <w:top w:type="dxa" w:w="60"/>
               <w:left w:type="dxa" w:w="100"/>
@@ -10096,7 +10135,7 @@
         </w:tc>
         <w:tc>
           <w:tcPr>
-            <w:tcW w:type="dxa" w:w="3212"/>
+            <w:tcW w:type="dxa" w:w="2563"/>
             <w:tcMar>
               <w:top w:type="dxa" w:w="60"/>
               <w:left w:type="dxa" w:w="100"/>
@@ -10116,7 +10155,7 @@
         </w:tc>
         <w:tc>
           <w:tcPr>
-            <w:tcW w:type="dxa" w:w="3214"/>
+            <w:tcW w:type="dxa" w:w="4513"/>
             <w:tcMar>
               <w:top w:type="dxa" w:w="60"/>
               <w:left w:type="dxa" w:w="100"/>
@@ -10141,7 +10180,7 @@
         </w:trPr>
         <w:tc>
           <w:tcPr>
-            <w:tcW w:type="dxa" w:w="1413"/>
+            <w:tcW w:type="dxa" w:w="1127"/>
             <w:tcMar>
               <w:top w:type="dxa" w:w="60"/>
               <w:left w:type="dxa" w:w="100"/>
@@ -10161,7 +10200,7 @@
         </w:tc>
         <w:tc>
           <w:tcPr>
-            <w:tcW w:type="dxa" w:w="1799"/>
+            <w:tcW w:type="dxa" w:w="1435"/>
             <w:tcMar>
               <w:top w:type="dxa" w:w="60"/>
               <w:left w:type="dxa" w:w="100"/>
@@ -10181,7 +10220,7 @@
         </w:tc>
         <w:tc>
           <w:tcPr>
-            <w:tcW w:type="dxa" w:w="3212"/>
+            <w:tcW w:type="dxa" w:w="2563"/>
             <w:tcMar>
               <w:top w:type="dxa" w:w="60"/>
               <w:left w:type="dxa" w:w="100"/>
@@ -10201,7 +10240,7 @@
         </w:tc>
         <w:tc>
           <w:tcPr>
-            <w:tcW w:type="dxa" w:w="3214"/>
+            <w:tcW w:type="dxa" w:w="4513"/>
             <w:tcMar>
               <w:top w:type="dxa" w:w="60"/>
               <w:left w:type="dxa" w:w="100"/>
@@ -10226,7 +10265,7 @@
         </w:trPr>
         <w:tc>
           <w:tcPr>
-            <w:tcW w:type="dxa" w:w="1413"/>
+            <w:tcW w:type="dxa" w:w="1127"/>
             <w:tcMar>
               <w:top w:type="dxa" w:w="60"/>
               <w:left w:type="dxa" w:w="100"/>
@@ -10246,7 +10285,7 @@
         </w:tc>
         <w:tc>
           <w:tcPr>
-            <w:tcW w:type="dxa" w:w="1799"/>
+            <w:tcW w:type="dxa" w:w="1435"/>
             <w:tcMar>
               <w:top w:type="dxa" w:w="60"/>
               <w:left w:type="dxa" w:w="100"/>
@@ -10266,7 +10305,7 @@
         </w:tc>
         <w:tc>
           <w:tcPr>
-            <w:tcW w:type="dxa" w:w="3212"/>
+            <w:tcW w:type="dxa" w:w="2563"/>
             <w:tcMar>
               <w:top w:type="dxa" w:w="60"/>
               <w:left w:type="dxa" w:w="100"/>
@@ -10286,7 +10325,7 @@
         </w:tc>
         <w:tc>
           <w:tcPr>
-            <w:tcW w:type="dxa" w:w="3214"/>
+            <w:tcW w:type="dxa" w:w="4513"/>
             <w:tcMar>
               <w:top w:type="dxa" w:w="60"/>
               <w:left w:type="dxa" w:w="100"/>
@@ -10311,7 +10350,7 @@
         </w:trPr>
         <w:tc>
           <w:tcPr>
-            <w:tcW w:type="dxa" w:w="1413"/>
+            <w:tcW w:type="dxa" w:w="1127"/>
             <w:tcMar>
               <w:top w:type="dxa" w:w="60"/>
               <w:left w:type="dxa" w:w="100"/>
@@ -10331,7 +10370,7 @@
         </w:tc>
         <w:tc>
           <w:tcPr>
-            <w:tcW w:type="dxa" w:w="1799"/>
+            <w:tcW w:type="dxa" w:w="1435"/>
             <w:tcMar>
               <w:top w:type="dxa" w:w="60"/>
               <w:left w:type="dxa" w:w="100"/>
@@ -10351,7 +10390,7 @@
         </w:tc>
         <w:tc>
           <w:tcPr>
-            <w:tcW w:type="dxa" w:w="3212"/>
+            <w:tcW w:type="dxa" w:w="2563"/>
             <w:tcMar>
               <w:top w:type="dxa" w:w="60"/>
               <w:left w:type="dxa" w:w="100"/>
@@ -10371,7 +10410,7 @@
         </w:tc>
         <w:tc>
           <w:tcPr>
-            <w:tcW w:type="dxa" w:w="3214"/>
+            <w:tcW w:type="dxa" w:w="4513"/>
             <w:tcMar>
               <w:top w:type="dxa" w:w="60"/>
               <w:left w:type="dxa" w:w="100"/>
@@ -10396,7 +10435,7 @@
         </w:trPr>
         <w:tc>
           <w:tcPr>
-            <w:tcW w:type="dxa" w:w="1413"/>
+            <w:tcW w:type="dxa" w:w="1127"/>
             <w:tcMar>
               <w:top w:type="dxa" w:w="60"/>
               <w:left w:type="dxa" w:w="100"/>
@@ -10416,7 +10455,7 @@
         </w:tc>
         <w:tc>
           <w:tcPr>
-            <w:tcW w:type="dxa" w:w="1799"/>
+            <w:tcW w:type="dxa" w:w="1435"/>
             <w:tcMar>
               <w:top w:type="dxa" w:w="60"/>
               <w:left w:type="dxa" w:w="100"/>
@@ -10436,7 +10475,7 @@
         </w:tc>
         <w:tc>
           <w:tcPr>
-            <w:tcW w:type="dxa" w:w="3212"/>
+            <w:tcW w:type="dxa" w:w="2563"/>
             <w:tcMar>
               <w:top w:type="dxa" w:w="60"/>
               <w:left w:type="dxa" w:w="100"/>
@@ -10456,7 +10495,7 @@
         </w:tc>
         <w:tc>
           <w:tcPr>
-            <w:tcW w:type="dxa" w:w="3214"/>
+            <w:tcW w:type="dxa" w:w="4513"/>
             <w:tcMar>
               <w:top w:type="dxa" w:w="60"/>
               <w:left w:type="dxa" w:w="100"/>
@@ -10481,7 +10520,7 @@
         </w:trPr>
         <w:tc>
           <w:tcPr>
-            <w:tcW w:type="dxa" w:w="1413"/>
+            <w:tcW w:type="dxa" w:w="1127"/>
             <w:tcMar>
               <w:top w:type="dxa" w:w="60"/>
               <w:left w:type="dxa" w:w="100"/>
@@ -10501,7 +10540,7 @@
         </w:tc>
         <w:tc>
           <w:tcPr>
-            <w:tcW w:type="dxa" w:w="1799"/>
+            <w:tcW w:type="dxa" w:w="1435"/>
             <w:tcMar>
               <w:top w:type="dxa" w:w="60"/>
               <w:left w:type="dxa" w:w="100"/>
@@ -10521,7 +10560,7 @@
         </w:tc>
         <w:tc>
           <w:tcPr>
-            <w:tcW w:type="dxa" w:w="3212"/>
+            <w:tcW w:type="dxa" w:w="2563"/>
             <w:tcMar>
               <w:top w:type="dxa" w:w="60"/>
               <w:left w:type="dxa" w:w="100"/>
@@ -10541,7 +10580,7 @@
         </w:tc>
         <w:tc>
           <w:tcPr>
-            <w:tcW w:type="dxa" w:w="3214"/>
+            <w:tcW w:type="dxa" w:w="4513"/>
             <w:tcMar>
               <w:top w:type="dxa" w:w="60"/>
               <w:left w:type="dxa" w:w="100"/>
@@ -10566,7 +10605,7 @@
         </w:trPr>
         <w:tc>
           <w:tcPr>
-            <w:tcW w:type="dxa" w:w="1413"/>
+            <w:tcW w:type="dxa" w:w="1127"/>
             <w:tcMar>
               <w:top w:type="dxa" w:w="60"/>
               <w:left w:type="dxa" w:w="100"/>
@@ -10586,7 +10625,7 @@
         </w:tc>
         <w:tc>
           <w:tcPr>
-            <w:tcW w:type="dxa" w:w="1799"/>
+            <w:tcW w:type="dxa" w:w="1435"/>
             <w:tcMar>
               <w:top w:type="dxa" w:w="60"/>
               <w:left w:type="dxa" w:w="100"/>
@@ -10606,7 +10645,7 @@
         </w:tc>
         <w:tc>
           <w:tcPr>
-            <w:tcW w:type="dxa" w:w="3212"/>
+            <w:tcW w:type="dxa" w:w="2563"/>
             <w:tcMar>
               <w:top w:type="dxa" w:w="60"/>
               <w:left w:type="dxa" w:w="100"/>
@@ -10626,7 +10665,7 @@
         </w:tc>
         <w:tc>
           <w:tcPr>
-            <w:tcW w:type="dxa" w:w="3214"/>
+            <w:tcW w:type="dxa" w:w="4513"/>
             <w:tcMar>
               <w:top w:type="dxa" w:w="60"/>
               <w:left w:type="dxa" w:w="100"/>
@@ -10651,7 +10690,7 @@
         </w:trPr>
         <w:tc>
           <w:tcPr>
-            <w:tcW w:type="dxa" w:w="1413"/>
+            <w:tcW w:type="dxa" w:w="1127"/>
             <w:tcMar>
               <w:top w:type="dxa" w:w="60"/>
               <w:left w:type="dxa" w:w="100"/>
@@ -10671,7 +10710,7 @@
         </w:tc>
         <w:tc>
           <w:tcPr>
-            <w:tcW w:type="dxa" w:w="1799"/>
+            <w:tcW w:type="dxa" w:w="1435"/>
             <w:tcMar>
               <w:top w:type="dxa" w:w="60"/>
               <w:left w:type="dxa" w:w="100"/>
@@ -10691,7 +10730,7 @@
         </w:tc>
         <w:tc>
           <w:tcPr>
-            <w:tcW w:type="dxa" w:w="3212"/>
+            <w:tcW w:type="dxa" w:w="2563"/>
             <w:tcMar>
               <w:top w:type="dxa" w:w="60"/>
               <w:left w:type="dxa" w:w="100"/>
@@ -10711,7 +10750,7 @@
         </w:tc>
         <w:tc>
           <w:tcPr>
-            <w:tcW w:type="dxa" w:w="3214"/>
+            <w:tcW w:type="dxa" w:w="4513"/>
             <w:tcMar>
               <w:top w:type="dxa" w:w="60"/>
               <w:left w:type="dxa" w:w="100"/>
@@ -10736,7 +10775,7 @@
         </w:trPr>
         <w:tc>
           <w:tcPr>
-            <w:tcW w:type="dxa" w:w="1413"/>
+            <w:tcW w:type="dxa" w:w="1127"/>
             <w:tcMar>
               <w:top w:type="dxa" w:w="60"/>
               <w:left w:type="dxa" w:w="100"/>
@@ -10756,7 +10795,7 @@
         </w:tc>
         <w:tc>
           <w:tcPr>
-            <w:tcW w:type="dxa" w:w="1799"/>
+            <w:tcW w:type="dxa" w:w="1435"/>
             <w:tcMar>
               <w:top w:type="dxa" w:w="60"/>
               <w:left w:type="dxa" w:w="100"/>
@@ -10776,7 +10815,7 @@
         </w:tc>
         <w:tc>
           <w:tcPr>
-            <w:tcW w:type="dxa" w:w="3212"/>
+            <w:tcW w:type="dxa" w:w="2563"/>
             <w:tcMar>
               <w:top w:type="dxa" w:w="60"/>
               <w:left w:type="dxa" w:w="100"/>
@@ -10796,7 +10835,7 @@
         </w:tc>
         <w:tc>
           <w:tcPr>
-            <w:tcW w:type="dxa" w:w="3214"/>
+            <w:tcW w:type="dxa" w:w="4513"/>
             <w:tcMar>
               <w:top w:type="dxa" w:w="60"/>
               <w:left w:type="dxa" w:w="100"/>
@@ -10821,7 +10860,7 @@
         </w:trPr>
         <w:tc>
           <w:tcPr>
-            <w:tcW w:type="dxa" w:w="1413"/>
+            <w:tcW w:type="dxa" w:w="1127"/>
             <w:tcMar>
               <w:top w:type="dxa" w:w="60"/>
               <w:left w:type="dxa" w:w="100"/>
@@ -10841,7 +10880,7 @@
         </w:tc>
         <w:tc>
           <w:tcPr>
-            <w:tcW w:type="dxa" w:w="1799"/>
+            <w:tcW w:type="dxa" w:w="1435"/>
             <w:tcMar>
               <w:top w:type="dxa" w:w="60"/>
               <w:left w:type="dxa" w:w="100"/>
@@ -10861,7 +10900,7 @@
         </w:tc>
         <w:tc>
           <w:tcPr>
-            <w:tcW w:type="dxa" w:w="3212"/>
+            <w:tcW w:type="dxa" w:w="2563"/>
             <w:tcMar>
               <w:top w:type="dxa" w:w="60"/>
               <w:left w:type="dxa" w:w="100"/>
@@ -10881,7 +10920,7 @@
         </w:tc>
         <w:tc>
           <w:tcPr>
-            <w:tcW w:type="dxa" w:w="3214"/>
+            <w:tcW w:type="dxa" w:w="4513"/>
             <w:tcMar>
               <w:top w:type="dxa" w:w="60"/>
               <w:left w:type="dxa" w:w="100"/>
@@ -10906,7 +10945,7 @@
         </w:trPr>
         <w:tc>
           <w:tcPr>
-            <w:tcW w:type="dxa" w:w="1413"/>
+            <w:tcW w:type="dxa" w:w="1127"/>
             <w:tcMar>
               <w:top w:type="dxa" w:w="60"/>
               <w:left w:type="dxa" w:w="100"/>
@@ -10926,7 +10965,7 @@
         </w:tc>
         <w:tc>
           <w:tcPr>
-            <w:tcW w:type="dxa" w:w="1799"/>
+            <w:tcW w:type="dxa" w:w="1435"/>
             <w:tcMar>
               <w:top w:type="dxa" w:w="60"/>
               <w:left w:type="dxa" w:w="100"/>
@@ -10946,7 +10985,7 @@
         </w:tc>
         <w:tc>
           <w:tcPr>
-            <w:tcW w:type="dxa" w:w="3212"/>
+            <w:tcW w:type="dxa" w:w="2563"/>
             <w:tcMar>
               <w:top w:type="dxa" w:w="60"/>
               <w:left w:type="dxa" w:w="100"/>
@@ -10966,21 +11005,21 @@
         </w:tc>
         <w:tc>
           <w:tcPr>
-            <w:tcW w:type="dxa" w:w="3214"/>
-            <w:tcMar>
-              <w:top w:type="dxa" w:w="60"/>
-              <w:left w:type="dxa" w:w="100"/>
-              <w:bottom w:type="dxa" w:w="60"/>
-              <w:right w:type="dxa" w:w="100"/>
-            </w:tcMar>
-          </w:tcPr>
-          <w:p>
-            <w:r>
-              <w:rPr>
-                <w:sz w:val="19"/>
-                <w:szCs w:val="19"/>
-              </w:rPr>
-              <w:t xml:space="preserve">冷藏用高溫、冷凍用低溫；只能拿更低溫的代替</w:t>
+            <w:tcW w:type="dxa" w:w="4513"/>
+            <w:tcMar>
+              <w:top w:type="dxa" w:w="60"/>
+              <w:left w:type="dxa" w:w="100"/>
+              <w:bottom w:type="dxa" w:w="60"/>
+              <w:right w:type="dxa" w:w="100"/>
+            </w:tcMar>
+          </w:tcPr>
+          <w:p>
+            <w:r>
+              <w:rPr>
+                <w:sz w:val="19"/>
+                <w:szCs w:val="19"/>
+              </w:rPr>
+              <w:t xml:space="preserve">冷藏用高溫、冷凍用低溫、中溫兩邊都能打；低溫缺貨可以拿大一點的中溫代替（10/9 修正）</w:t>
             </w:r>
           </w:p>
         </w:tc>
@@ -10991,7 +11030,7 @@
         </w:trPr>
         <w:tc>
           <w:tcPr>
-            <w:tcW w:type="dxa" w:w="1413"/>
+            <w:tcW w:type="dxa" w:w="1127"/>
             <w:tcMar>
               <w:top w:type="dxa" w:w="60"/>
               <w:left w:type="dxa" w:w="100"/>
@@ -11011,7 +11050,7 @@
         </w:tc>
         <w:tc>
           <w:tcPr>
-            <w:tcW w:type="dxa" w:w="1799"/>
+            <w:tcW w:type="dxa" w:w="1435"/>
             <w:tcMar>
               <w:top w:type="dxa" w:w="60"/>
               <w:left w:type="dxa" w:w="100"/>
@@ -11031,7 +11070,7 @@
         </w:tc>
         <w:tc>
           <w:tcPr>
-            <w:tcW w:type="dxa" w:w="3212"/>
+            <w:tcW w:type="dxa" w:w="2563"/>
             <w:tcMar>
               <w:top w:type="dxa" w:w="60"/>
               <w:left w:type="dxa" w:w="100"/>
@@ -11051,7 +11090,7 @@
         </w:tc>
         <w:tc>
           <w:tcPr>
-            <w:tcW w:type="dxa" w:w="3214"/>
+            <w:tcW w:type="dxa" w:w="4513"/>
             <w:tcMar>
               <w:top w:type="dxa" w:w="60"/>
               <w:left w:type="dxa" w:w="100"/>
@@ -12593,10 +12632,10 @@
         </w:tblBorders>
       </w:tblPr>
       <w:tblGrid>
-        <w:gridCol w:w="1019"/>
-        <w:gridCol w:w="4540"/>
-        <w:gridCol w:w="1204"/>
-        <w:gridCol w:w="2875"/>
+        <w:gridCol w:w="913"/>
+        <w:gridCol w:w="4071"/>
+        <w:gridCol w:w="1080"/>
+        <w:gridCol w:w="3574"/>
       </w:tblGrid>
       <w:tr>
         <w:trPr>
@@ -12604,7 +12643,7 @@
         </w:trPr>
         <w:tc>
           <w:tcPr>
-            <w:tcW w:type="dxa" w:w="1019"/>
+            <w:tcW w:type="dxa" w:w="913"/>
             <w:shd w:fill="DCEBF7" w:color="auto" w:val="clear"/>
             <w:tcMar>
               <w:top w:type="dxa" w:w="60"/>
@@ -12627,7 +12666,7 @@
         </w:tc>
         <w:tc>
           <w:tcPr>
-            <w:tcW w:type="dxa" w:w="4540"/>
+            <w:tcW w:type="dxa" w:w="4071"/>
             <w:shd w:fill="DCEBF7" w:color="auto" w:val="clear"/>
             <w:tcMar>
               <w:top w:type="dxa" w:w="60"/>
@@ -12650,7 +12689,7 @@
         </w:tc>
         <w:tc>
           <w:tcPr>
-            <w:tcW w:type="dxa" w:w="1204"/>
+            <w:tcW w:type="dxa" w:w="1080"/>
             <w:shd w:fill="DCEBF7" w:color="auto" w:val="clear"/>
             <w:tcMar>
               <w:top w:type="dxa" w:w="60"/>
@@ -12673,7 +12712,7 @@
         </w:tc>
         <w:tc>
           <w:tcPr>
-            <w:tcW w:type="dxa" w:w="2875"/>
+            <w:tcW w:type="dxa" w:w="3574"/>
             <w:shd w:fill="DCEBF7" w:color="auto" w:val="clear"/>
             <w:tcMar>
               <w:top w:type="dxa" w:w="60"/>
@@ -12701,7 +12740,7 @@
         </w:trPr>
         <w:tc>
           <w:tcPr>
-            <w:tcW w:type="dxa" w:w="1019"/>
+            <w:tcW w:type="dxa" w:w="913"/>
             <w:tcMar>
               <w:top w:type="dxa" w:w="60"/>
               <w:left w:type="dxa" w:w="100"/>
@@ -12721,7 +12760,7 @@
         </w:tc>
         <w:tc>
           <w:tcPr>
-            <w:tcW w:type="dxa" w:w="4540"/>
+            <w:tcW w:type="dxa" w:w="4071"/>
             <w:tcMar>
               <w:top w:type="dxa" w:w="60"/>
               <w:left w:type="dxa" w:w="100"/>
@@ -12741,7 +12780,7 @@
         </w:tc>
         <w:tc>
           <w:tcPr>
-            <w:tcW w:type="dxa" w:w="1204"/>
+            <w:tcW w:type="dxa" w:w="1080"/>
             <w:tcMar>
               <w:top w:type="dxa" w:w="60"/>
               <w:left w:type="dxa" w:w="100"/>
@@ -12761,7 +12800,7 @@
         </w:tc>
         <w:tc>
           <w:tcPr>
-            <w:tcW w:type="dxa" w:w="2875"/>
+            <w:tcW w:type="dxa" w:w="3574"/>
             <w:tcMar>
               <w:top w:type="dxa" w:w="60"/>
               <w:left w:type="dxa" w:w="100"/>
@@ -12786,7 +12825,7 @@
         </w:trPr>
         <w:tc>
           <w:tcPr>
-            <w:tcW w:type="dxa" w:w="1019"/>
+            <w:tcW w:type="dxa" w:w="913"/>
             <w:tcMar>
               <w:top w:type="dxa" w:w="60"/>
               <w:left w:type="dxa" w:w="100"/>
@@ -12806,7 +12845,7 @@
         </w:tc>
         <w:tc>
           <w:tcPr>
-            <w:tcW w:type="dxa" w:w="4540"/>
+            <w:tcW w:type="dxa" w:w="4071"/>
             <w:tcMar>
               <w:top w:type="dxa" w:w="60"/>
               <w:left w:type="dxa" w:w="100"/>
@@ -12826,7 +12865,7 @@
         </w:tc>
         <w:tc>
           <w:tcPr>
-            <w:tcW w:type="dxa" w:w="1204"/>
+            <w:tcW w:type="dxa" w:w="1080"/>
             <w:tcMar>
               <w:top w:type="dxa" w:w="60"/>
               <w:left w:type="dxa" w:w="100"/>
@@ -12846,7 +12885,7 @@
         </w:tc>
         <w:tc>
           <w:tcPr>
-            <w:tcW w:type="dxa" w:w="2875"/>
+            <w:tcW w:type="dxa" w:w="3574"/>
             <w:tcMar>
               <w:top w:type="dxa" w:w="60"/>
               <w:left w:type="dxa" w:w="100"/>
@@ -12871,7 +12910,7 @@
         </w:trPr>
         <w:tc>
           <w:tcPr>
-            <w:tcW w:type="dxa" w:w="1019"/>
+            <w:tcW w:type="dxa" w:w="913"/>
             <w:tcMar>
               <w:top w:type="dxa" w:w="60"/>
               <w:left w:type="dxa" w:w="100"/>
@@ -12891,7 +12930,7 @@
         </w:tc>
         <w:tc>
           <w:tcPr>
-            <w:tcW w:type="dxa" w:w="4540"/>
+            <w:tcW w:type="dxa" w:w="4071"/>
             <w:tcMar>
               <w:top w:type="dxa" w:w="60"/>
               <w:left w:type="dxa" w:w="100"/>
@@ -12911,7 +12950,7 @@
         </w:tc>
         <w:tc>
           <w:tcPr>
-            <w:tcW w:type="dxa" w:w="1204"/>
+            <w:tcW w:type="dxa" w:w="1080"/>
             <w:tcMar>
               <w:top w:type="dxa" w:w="60"/>
               <w:left w:type="dxa" w:w="100"/>
@@ -12931,7 +12970,7 @@
         </w:tc>
         <w:tc>
           <w:tcPr>
-            <w:tcW w:type="dxa" w:w="2875"/>
+            <w:tcW w:type="dxa" w:w="3574"/>
             <w:tcMar>
               <w:top w:type="dxa" w:w="60"/>
               <w:left w:type="dxa" w:w="100"/>
@@ -12956,7 +12995,7 @@
         </w:trPr>
         <w:tc>
           <w:tcPr>
-            <w:tcW w:type="dxa" w:w="1019"/>
+            <w:tcW w:type="dxa" w:w="913"/>
             <w:tcMar>
               <w:top w:type="dxa" w:w="60"/>
               <w:left w:type="dxa" w:w="100"/>
@@ -12976,7 +13015,7 @@
         </w:tc>
         <w:tc>
           <w:tcPr>
-            <w:tcW w:type="dxa" w:w="4540"/>
+            <w:tcW w:type="dxa" w:w="4071"/>
             <w:tcMar>
               <w:top w:type="dxa" w:w="60"/>
               <w:left w:type="dxa" w:w="100"/>
@@ -12996,7 +13035,7 @@
         </w:tc>
         <w:tc>
           <w:tcPr>
-            <w:tcW w:type="dxa" w:w="1204"/>
+            <w:tcW w:type="dxa" w:w="1080"/>
             <w:tcMar>
               <w:top w:type="dxa" w:w="60"/>
               <w:left w:type="dxa" w:w="100"/>
@@ -13016,7 +13055,7 @@
         </w:tc>
         <w:tc>
           <w:tcPr>
-            <w:tcW w:type="dxa" w:w="2875"/>
+            <w:tcW w:type="dxa" w:w="3574"/>
             <w:tcMar>
               <w:top w:type="dxa" w:w="60"/>
               <w:left w:type="dxa" w:w="100"/>
@@ -13041,7 +13080,7 @@
         </w:trPr>
         <w:tc>
           <w:tcPr>
-            <w:tcW w:type="dxa" w:w="1019"/>
+            <w:tcW w:type="dxa" w:w="913"/>
             <w:tcMar>
               <w:top w:type="dxa" w:w="60"/>
               <w:left w:type="dxa" w:w="100"/>
@@ -13061,7 +13100,7 @@
         </w:tc>
         <w:tc>
           <w:tcPr>
-            <w:tcW w:type="dxa" w:w="4540"/>
+            <w:tcW w:type="dxa" w:w="4071"/>
             <w:tcMar>
               <w:top w:type="dxa" w:w="60"/>
               <w:left w:type="dxa" w:w="100"/>
@@ -13081,7 +13120,7 @@
         </w:tc>
         <w:tc>
           <w:tcPr>
-            <w:tcW w:type="dxa" w:w="1204"/>
+            <w:tcW w:type="dxa" w:w="1080"/>
             <w:tcMar>
               <w:top w:type="dxa" w:w="60"/>
               <w:left w:type="dxa" w:w="100"/>
@@ -13101,7 +13140,7 @@
         </w:tc>
         <w:tc>
           <w:tcPr>
-            <w:tcW w:type="dxa" w:w="2875"/>
+            <w:tcW w:type="dxa" w:w="3574"/>
             <w:tcMar>
               <w:top w:type="dxa" w:w="60"/>
               <w:left w:type="dxa" w:w="100"/>
@@ -13126,7 +13165,7 @@
         </w:trPr>
         <w:tc>
           <w:tcPr>
-            <w:tcW w:type="dxa" w:w="1019"/>
+            <w:tcW w:type="dxa" w:w="913"/>
             <w:tcMar>
               <w:top w:type="dxa" w:w="60"/>
               <w:left w:type="dxa" w:w="100"/>
@@ -13146,7 +13185,7 @@
         </w:tc>
         <w:tc>
           <w:tcPr>
-            <w:tcW w:type="dxa" w:w="4540"/>
+            <w:tcW w:type="dxa" w:w="4071"/>
             <w:tcMar>
               <w:top w:type="dxa" w:w="60"/>
               <w:left w:type="dxa" w:w="100"/>
@@ -13166,7 +13205,7 @@
         </w:tc>
         <w:tc>
           <w:tcPr>
-            <w:tcW w:type="dxa" w:w="1204"/>
+            <w:tcW w:type="dxa" w:w="1080"/>
             <w:tcMar>
               <w:top w:type="dxa" w:w="60"/>
               <w:left w:type="dxa" w:w="100"/>
@@ -13186,7 +13225,7 @@
         </w:tc>
         <w:tc>
           <w:tcPr>
-            <w:tcW w:type="dxa" w:w="2875"/>
+            <w:tcW w:type="dxa" w:w="3574"/>
             <w:tcMar>
               <w:top w:type="dxa" w:w="60"/>
               <w:left w:type="dxa" w:w="100"/>
@@ -13211,7 +13250,7 @@
         </w:trPr>
         <w:tc>
           <w:tcPr>
-            <w:tcW w:type="dxa" w:w="1019"/>
+            <w:tcW w:type="dxa" w:w="913"/>
             <w:tcMar>
               <w:top w:type="dxa" w:w="60"/>
               <w:left w:type="dxa" w:w="100"/>
@@ -13231,7 +13270,7 @@
         </w:tc>
         <w:tc>
           <w:tcPr>
-            <w:tcW w:type="dxa" w:w="4540"/>
+            <w:tcW w:type="dxa" w:w="4071"/>
             <w:tcMar>
               <w:top w:type="dxa" w:w="60"/>
               <w:left w:type="dxa" w:w="100"/>
@@ -13251,7 +13290,7 @@
         </w:tc>
         <w:tc>
           <w:tcPr>
-            <w:tcW w:type="dxa" w:w="1204"/>
+            <w:tcW w:type="dxa" w:w="1080"/>
             <w:tcMar>
               <w:top w:type="dxa" w:w="60"/>
               <w:left w:type="dxa" w:w="100"/>
@@ -13271,7 +13310,7 @@
         </w:tc>
         <w:tc>
           <w:tcPr>
-            <w:tcW w:type="dxa" w:w="2875"/>
+            <w:tcW w:type="dxa" w:w="3574"/>
             <w:tcMar>
               <w:top w:type="dxa" w:w="60"/>
               <w:left w:type="dxa" w:w="100"/>
@@ -13296,7 +13335,7 @@
         </w:trPr>
         <w:tc>
           <w:tcPr>
-            <w:tcW w:type="dxa" w:w="1019"/>
+            <w:tcW w:type="dxa" w:w="913"/>
             <w:tcMar>
               <w:top w:type="dxa" w:w="60"/>
               <w:left w:type="dxa" w:w="100"/>
@@ -13316,7 +13355,7 @@
         </w:tc>
         <w:tc>
           <w:tcPr>
-            <w:tcW w:type="dxa" w:w="4540"/>
+            <w:tcW w:type="dxa" w:w="4071"/>
             <w:tcMar>
               <w:top w:type="dxa" w:w="60"/>
               <w:left w:type="dxa" w:w="100"/>
@@ -13336,7 +13375,7 @@
         </w:tc>
         <w:tc>
           <w:tcPr>
-            <w:tcW w:type="dxa" w:w="1204"/>
+            <w:tcW w:type="dxa" w:w="1080"/>
             <w:tcMar>
               <w:top w:type="dxa" w:w="60"/>
               <w:left w:type="dxa" w:w="100"/>
@@ -13356,21 +13395,21 @@
         </w:tc>
         <w:tc>
           <w:tcPr>
-            <w:tcW w:type="dxa" w:w="2875"/>
-            <w:tcMar>
-              <w:top w:type="dxa" w:w="60"/>
-              <w:left w:type="dxa" w:w="100"/>
-              <w:bottom w:type="dxa" w:w="60"/>
-              <w:right w:type="dxa" w:w="100"/>
-            </w:tcMar>
-          </w:tcPr>
-          <w:p>
-            <w:r>
-              <w:rPr>
-                <w:sz w:val="19"/>
-                <w:szCs w:val="19"/>
-              </w:rPr>
-              <w:t xml:space="preserve">不是縮寫，是系列代號；只能拿更低溫的代替</w:t>
+            <w:tcW w:type="dxa" w:w="3574"/>
+            <w:tcMar>
+              <w:top w:type="dxa" w:w="60"/>
+              <w:left w:type="dxa" w:w="100"/>
+              <w:bottom w:type="dxa" w:w="60"/>
+              <w:right w:type="dxa" w:w="100"/>
+            </w:tcMar>
+          </w:tcPr>
+          <w:p>
+            <w:r>
+              <w:rPr>
+                <w:sz w:val="19"/>
+                <w:szCs w:val="19"/>
+              </w:rPr>
+              <w:t xml:space="preserve">不是縮寫，是系列代號；中溫兩邊都能打，低溫缺貨可以拿大一點的中溫代替（10/9 修正）</w:t>
             </w:r>
           </w:p>
         </w:tc>
@@ -13381,7 +13420,7 @@
         </w:trPr>
         <w:tc>
           <w:tcPr>
-            <w:tcW w:type="dxa" w:w="1019"/>
+            <w:tcW w:type="dxa" w:w="913"/>
             <w:tcMar>
               <w:top w:type="dxa" w:w="60"/>
               <w:left w:type="dxa" w:w="100"/>
@@ -13401,7 +13440,7 @@
         </w:tc>
         <w:tc>
           <w:tcPr>
-            <w:tcW w:type="dxa" w:w="4540"/>
+            <w:tcW w:type="dxa" w:w="4071"/>
             <w:tcMar>
               <w:top w:type="dxa" w:w="60"/>
               <w:left w:type="dxa" w:w="100"/>
@@ -13421,7 +13460,7 @@
         </w:tc>
         <w:tc>
           <w:tcPr>
-            <w:tcW w:type="dxa" w:w="1204"/>
+            <w:tcW w:type="dxa" w:w="1080"/>
             <w:tcMar>
               <w:top w:type="dxa" w:w="60"/>
               <w:left w:type="dxa" w:w="100"/>
@@ -13441,7 +13480,7 @@
         </w:tc>
         <w:tc>
           <w:tcPr>
-            <w:tcW w:type="dxa" w:w="2875"/>
+            <w:tcW w:type="dxa" w:w="3574"/>
             <w:tcMar>
               <w:top w:type="dxa" w:w="60"/>
               <w:left w:type="dxa" w:w="100"/>
@@ -13466,7 +13505,7 @@
         </w:trPr>
         <w:tc>
           <w:tcPr>
-            <w:tcW w:type="dxa" w:w="1019"/>
+            <w:tcW w:type="dxa" w:w="913"/>
             <w:tcMar>
               <w:top w:type="dxa" w:w="60"/>
               <w:left w:type="dxa" w:w="100"/>
@@ -13486,7 +13525,7 @@
         </w:tc>
         <w:tc>
           <w:tcPr>
-            <w:tcW w:type="dxa" w:w="4540"/>
+            <w:tcW w:type="dxa" w:w="4071"/>
             <w:tcMar>
               <w:top w:type="dxa" w:w="60"/>
               <w:left w:type="dxa" w:w="100"/>
@@ -13506,7 +13545,7 @@
         </w:tc>
         <w:tc>
           <w:tcPr>
-            <w:tcW w:type="dxa" w:w="1204"/>
+            <w:tcW w:type="dxa" w:w="1080"/>
             <w:tcMar>
               <w:top w:type="dxa" w:w="60"/>
               <w:left w:type="dxa" w:w="100"/>
@@ -13526,7 +13565,7 @@
         </w:tc>
         <w:tc>
           <w:tcPr>
-            <w:tcW w:type="dxa" w:w="2875"/>
+            <w:tcW w:type="dxa" w:w="3574"/>
             <w:tcMar>
               <w:top w:type="dxa" w:w="60"/>
               <w:left w:type="dxa" w:w="100"/>
@@ -13551,7 +13590,7 @@
         </w:trPr>
         <w:tc>
           <w:tcPr>
-            <w:tcW w:type="dxa" w:w="1019"/>
+            <w:tcW w:type="dxa" w:w="913"/>
             <w:tcMar>
               <w:top w:type="dxa" w:w="60"/>
               <w:left w:type="dxa" w:w="100"/>
@@ -13571,7 +13610,7 @@
         </w:tc>
         <w:tc>
           <w:tcPr>
-            <w:tcW w:type="dxa" w:w="4540"/>
+            <w:tcW w:type="dxa" w:w="4071"/>
             <w:tcMar>
               <w:top w:type="dxa" w:w="60"/>
               <w:left w:type="dxa" w:w="100"/>
@@ -13591,7 +13630,7 @@
         </w:tc>
         <w:tc>
           <w:tcPr>
-            <w:tcW w:type="dxa" w:w="1204"/>
+            <w:tcW w:type="dxa" w:w="1080"/>
             <w:tcMar>
               <w:top w:type="dxa" w:w="60"/>
               <w:left w:type="dxa" w:w="100"/>
@@ -13611,7 +13650,7 @@
         </w:tc>
         <w:tc>
           <w:tcPr>
-            <w:tcW w:type="dxa" w:w="2875"/>
+            <w:tcW w:type="dxa" w:w="3574"/>
             <w:tcMar>
               <w:top w:type="dxa" w:w="60"/>
               <w:left w:type="dxa" w:w="100"/>
@@ -13636,7 +13675,7 @@
         </w:trPr>
         <w:tc>
           <w:tcPr>
-            <w:tcW w:type="dxa" w:w="1019"/>
+            <w:tcW w:type="dxa" w:w="913"/>
             <w:tcMar>
               <w:top w:type="dxa" w:w="60"/>
               <w:left w:type="dxa" w:w="100"/>
@@ -13656,7 +13695,7 @@
         </w:tc>
         <w:tc>
           <w:tcPr>
-            <w:tcW w:type="dxa" w:w="4540"/>
+            <w:tcW w:type="dxa" w:w="4071"/>
             <w:tcMar>
               <w:top w:type="dxa" w:w="60"/>
               <w:left w:type="dxa" w:w="100"/>
@@ -13676,7 +13715,7 @@
         </w:tc>
         <w:tc>
           <w:tcPr>
-            <w:tcW w:type="dxa" w:w="1204"/>
+            <w:tcW w:type="dxa" w:w="1080"/>
             <w:tcMar>
               <w:top w:type="dxa" w:w="60"/>
               <w:left w:type="dxa" w:w="100"/>
@@ -13696,7 +13735,7 @@
         </w:tc>
         <w:tc>
           <w:tcPr>
-            <w:tcW w:type="dxa" w:w="2875"/>
+            <w:tcW w:type="dxa" w:w="3574"/>
             <w:tcMar>
               <w:top w:type="dxa" w:w="60"/>
               <w:left w:type="dxa" w:w="100"/>
@@ -13721,7 +13760,7 @@
         </w:trPr>
         <w:tc>
           <w:tcPr>
-            <w:tcW w:type="dxa" w:w="1019"/>
+            <w:tcW w:type="dxa" w:w="913"/>
             <w:tcMar>
               <w:top w:type="dxa" w:w="60"/>
               <w:left w:type="dxa" w:w="100"/>
@@ -13741,7 +13780,7 @@
         </w:tc>
         <w:tc>
           <w:tcPr>
-            <w:tcW w:type="dxa" w:w="4540"/>
+            <w:tcW w:type="dxa" w:w="4071"/>
             <w:tcMar>
               <w:top w:type="dxa" w:w="60"/>
               <w:left w:type="dxa" w:w="100"/>
@@ -13761,7 +13800,7 @@
         </w:tc>
         <w:tc>
           <w:tcPr>
-            <w:tcW w:type="dxa" w:w="1204"/>
+            <w:tcW w:type="dxa" w:w="1080"/>
             <w:tcMar>
               <w:top w:type="dxa" w:w="60"/>
               <w:left w:type="dxa" w:w="100"/>
@@ -13781,7 +13820,7 @@
         </w:tc>
         <w:tc>
           <w:tcPr>
-            <w:tcW w:type="dxa" w:w="2875"/>
+            <w:tcW w:type="dxa" w:w="3574"/>
             <w:tcMar>
               <w:top w:type="dxa" w:w="60"/>
               <w:left w:type="dxa" w:w="100"/>
@@ -13806,7 +13845,7 @@
         </w:trPr>
         <w:tc>
           <w:tcPr>
-            <w:tcW w:type="dxa" w:w="1019"/>
+            <w:tcW w:type="dxa" w:w="913"/>
             <w:tcMar>
               <w:top w:type="dxa" w:w="60"/>
               <w:left w:type="dxa" w:w="100"/>
@@ -13826,7 +13865,7 @@
         </w:tc>
         <w:tc>
           <w:tcPr>
-            <w:tcW w:type="dxa" w:w="4540"/>
+            <w:tcW w:type="dxa" w:w="4071"/>
             <w:tcMar>
               <w:top w:type="dxa" w:w="60"/>
               <w:left w:type="dxa" w:w="100"/>
@@ -13846,7 +13885,7 @@
         </w:tc>
         <w:tc>
           <w:tcPr>
-            <w:tcW w:type="dxa" w:w="1204"/>
+            <w:tcW w:type="dxa" w:w="1080"/>
             <w:tcMar>
               <w:top w:type="dxa" w:w="60"/>
               <w:left w:type="dxa" w:w="100"/>
@@ -13866,7 +13905,7 @@
         </w:tc>
         <w:tc>
           <w:tcPr>
-            <w:tcW w:type="dxa" w:w="2875"/>
+            <w:tcW w:type="dxa" w:w="3574"/>
             <w:tcMar>
               <w:top w:type="dxa" w:w="60"/>
               <w:left w:type="dxa" w:w="100"/>
@@ -13891,7 +13930,7 @@
         </w:trPr>
         <w:tc>
           <w:tcPr>
-            <w:tcW w:type="dxa" w:w="1019"/>
+            <w:tcW w:type="dxa" w:w="913"/>
             <w:tcMar>
               <w:top w:type="dxa" w:w="60"/>
               <w:left w:type="dxa" w:w="100"/>
@@ -13911,7 +13950,7 @@
         </w:tc>
         <w:tc>
           <w:tcPr>
-            <w:tcW w:type="dxa" w:w="4540"/>
+            <w:tcW w:type="dxa" w:w="4071"/>
             <w:tcMar>
               <w:top w:type="dxa" w:w="60"/>
               <w:left w:type="dxa" w:w="100"/>
@@ -13931,7 +13970,7 @@
         </w:tc>
         <w:tc>
           <w:tcPr>
-            <w:tcW w:type="dxa" w:w="1204"/>
+            <w:tcW w:type="dxa" w:w="1080"/>
             <w:tcMar>
               <w:top w:type="dxa" w:w="60"/>
               <w:left w:type="dxa" w:w="100"/>
@@ -13951,7 +13990,7 @@
         </w:tc>
         <w:tc>
           <w:tcPr>
-            <w:tcW w:type="dxa" w:w="2875"/>
+            <w:tcW w:type="dxa" w:w="3574"/>
             <w:tcMar>
               <w:top w:type="dxa" w:w="60"/>
               <w:left w:type="dxa" w:w="100"/>
@@ -13976,7 +14015,7 @@
         </w:trPr>
         <w:tc>
           <w:tcPr>
-            <w:tcW w:type="dxa" w:w="1019"/>
+            <w:tcW w:type="dxa" w:w="913"/>
             <w:tcMar>
               <w:top w:type="dxa" w:w="60"/>
               <w:left w:type="dxa" w:w="100"/>
@@ -13996,7 +14035,7 @@
         </w:tc>
         <w:tc>
           <w:tcPr>
-            <w:tcW w:type="dxa" w:w="4540"/>
+            <w:tcW w:type="dxa" w:w="4071"/>
             <w:tcMar>
               <w:top w:type="dxa" w:w="60"/>
               <w:left w:type="dxa" w:w="100"/>
@@ -14016,7 +14055,7 @@
         </w:tc>
         <w:tc>
           <w:tcPr>
-            <w:tcW w:type="dxa" w:w="1204"/>
+            <w:tcW w:type="dxa" w:w="1080"/>
             <w:tcMar>
               <w:top w:type="dxa" w:w="60"/>
               <w:left w:type="dxa" w:w="100"/>
@@ -14036,7 +14075,7 @@
         </w:tc>
         <w:tc>
           <w:tcPr>
-            <w:tcW w:type="dxa" w:w="2875"/>
+            <w:tcW w:type="dxa" w:w="3574"/>
             <w:tcMar>
               <w:top w:type="dxa" w:w="60"/>
               <w:left w:type="dxa" w:w="100"/>
@@ -14061,7 +14100,7 @@
         </w:trPr>
         <w:tc>
           <w:tcPr>
-            <w:tcW w:type="dxa" w:w="1019"/>
+            <w:tcW w:type="dxa" w:w="913"/>
             <w:tcMar>
               <w:top w:type="dxa" w:w="60"/>
               <w:left w:type="dxa" w:w="100"/>
@@ -14081,7 +14120,7 @@
         </w:tc>
         <w:tc>
           <w:tcPr>
-            <w:tcW w:type="dxa" w:w="4540"/>
+            <w:tcW w:type="dxa" w:w="4071"/>
             <w:tcMar>
               <w:top w:type="dxa" w:w="60"/>
               <w:left w:type="dxa" w:w="100"/>
@@ -14101,7 +14140,7 @@
         </w:tc>
         <w:tc>
           <w:tcPr>
-            <w:tcW w:type="dxa" w:w="1204"/>
+            <w:tcW w:type="dxa" w:w="1080"/>
             <w:tcMar>
               <w:top w:type="dxa" w:w="60"/>
               <w:left w:type="dxa" w:w="100"/>
@@ -14121,7 +14160,7 @@
         </w:tc>
         <w:tc>
           <w:tcPr>
-            <w:tcW w:type="dxa" w:w="2875"/>
+            <w:tcW w:type="dxa" w:w="3574"/>
             <w:tcMar>
               <w:top w:type="dxa" w:w="60"/>
               <w:left w:type="dxa" w:w="100"/>
@@ -14146,7 +14185,7 @@
         </w:trPr>
         <w:tc>
           <w:tcPr>
-            <w:tcW w:type="dxa" w:w="1019"/>
+            <w:tcW w:type="dxa" w:w="913"/>
             <w:tcMar>
               <w:top w:type="dxa" w:w="60"/>
               <w:left w:type="dxa" w:w="100"/>
@@ -14166,7 +14205,7 @@
         </w:tc>
         <w:tc>
           <w:tcPr>
-            <w:tcW w:type="dxa" w:w="4540"/>
+            <w:tcW w:type="dxa" w:w="4071"/>
             <w:tcMar>
               <w:top w:type="dxa" w:w="60"/>
               <w:left w:type="dxa" w:w="100"/>
@@ -14186,7 +14225,7 @@
         </w:tc>
         <w:tc>
           <w:tcPr>
-            <w:tcW w:type="dxa" w:w="1204"/>
+            <w:tcW w:type="dxa" w:w="1080"/>
             <w:tcMar>
               <w:top w:type="dxa" w:w="60"/>
               <w:left w:type="dxa" w:w="100"/>
@@ -14206,7 +14245,7 @@
         </w:tc>
         <w:tc>
           <w:tcPr>
-            <w:tcW w:type="dxa" w:w="2875"/>
+            <w:tcW w:type="dxa" w:w="3574"/>
             <w:tcMar>
               <w:top w:type="dxa" w:w="60"/>
               <w:left w:type="dxa" w:w="100"/>

--- a/培訓筆記.docx
+++ b/培訓筆記.docx
@@ -2623,7 +2623,7 @@
         <w:t xml:space="preserve">鐵甲（Tecumseh）</w:t>
       </w:r>
       <w:r>
-        <w:t xml:space="preserve"> 法國廠（GAJ、AW 開頭）和泰國廠（KK 系列）；美國廠已退出，巴西鐵甲店裡不賣，一馬以下用英博格代替；鐵甲在台灣超過 50 年〔錄音15 06:02〕；</w:t>
+        <w:t xml:space="preserve"> 法國廠（GAJ 開頭）和泰國廠（KK 系列，型號 AW 開頭，例 AW2464）〔錄音13 13:14〕（10/9 修正）；美國廠已退出，巴西鐵甲店裡不賣，一馬以下用英博格代替；鐵甲在台灣超過 50 年〔錄音15 06:02〕；</w:t>
       </w:r>
       <w:r>
         <w:rPr>
@@ -3917,7 +3917,7 @@
         </w:numPr>
       </w:pPr>
       <w:r>
-        <w:t xml:space="preserve">型號前兩碼是乾燥劑容量（立方吋，Danfoss 規格書），數字越大支越大；系統越大，用大一點的。</w:t>
+        <w:t xml:space="preserve">型號前面的數字越大，支越長越大：老闆的記法是 164 大約 16 公分長、305 大約 30 公分〔錄音12 34:01〕；規格書上這兩碼是乾燥劑容量（立方吋，Danfoss）。系統越大，用大一點的。（10/9 修正：之前只寫規格書的說法）</w:t>
       </w:r>
     </w:p>
     <w:p>

--- a/培訓筆記.docx
+++ b/培訓筆記.docx
@@ -973,10 +973,10 @@
         </w:tblBorders>
       </w:tblPr>
       <w:tblGrid>
-        <w:gridCol w:w="988"/>
-        <w:gridCol w:w="1235"/>
-        <w:gridCol w:w="5436"/>
-        <w:gridCol w:w="1979"/>
+        <w:gridCol w:w="727"/>
+        <w:gridCol w:w="909"/>
+        <w:gridCol w:w="4000"/>
+        <w:gridCol w:w="4002"/>
       </w:tblGrid>
       <w:tr>
         <w:trPr>
@@ -984,7 +984,7 @@
         </w:trPr>
         <w:tc>
           <w:tcPr>
-            <w:tcW w:type="dxa" w:w="988"/>
+            <w:tcW w:type="dxa" w:w="727"/>
             <w:shd w:fill="DCEBF7" w:color="auto" w:val="clear"/>
             <w:tcMar>
               <w:top w:type="dxa" w:w="60"/>
@@ -1007,7 +1007,7 @@
         </w:tc>
         <w:tc>
           <w:tcPr>
-            <w:tcW w:type="dxa" w:w="1235"/>
+            <w:tcW w:type="dxa" w:w="909"/>
             <w:shd w:fill="DCEBF7" w:color="auto" w:val="clear"/>
             <w:tcMar>
               <w:top w:type="dxa" w:w="60"/>
@@ -1030,7 +1030,7 @@
         </w:tc>
         <w:tc>
           <w:tcPr>
-            <w:tcW w:type="dxa" w:w="5436"/>
+            <w:tcW w:type="dxa" w:w="4000"/>
             <w:shd w:fill="DCEBF7" w:color="auto" w:val="clear"/>
             <w:tcMar>
               <w:top w:type="dxa" w:w="60"/>
@@ -1053,7 +1053,7 @@
         </w:tc>
         <w:tc>
           <w:tcPr>
-            <w:tcW w:type="dxa" w:w="1979"/>
+            <w:tcW w:type="dxa" w:w="4002"/>
             <w:shd w:fill="DCEBF7" w:color="auto" w:val="clear"/>
             <w:tcMar>
               <w:top w:type="dxa" w:w="60"/>
@@ -1070,7 +1070,7 @@
                 <w:sz w:val="19"/>
                 <w:szCs w:val="19"/>
               </w:rPr>
-              <w:t xml:space="preserve">術語</w:t>
+              <w:t xml:space="preserve">老闆的說法（10/10 修正：拿掉課本術語）</w:t>
             </w:r>
           </w:p>
         </w:tc>
@@ -1081,7 +1081,7 @@
         </w:trPr>
         <w:tc>
           <w:tcPr>
-            <w:tcW w:type="dxa" w:w="988"/>
+            <w:tcW w:type="dxa" w:w="727"/>
             <w:tcMar>
               <w:top w:type="dxa" w:w="60"/>
               <w:left w:type="dxa" w:w="100"/>
@@ -1101,7 +1101,7 @@
         </w:tc>
         <w:tc>
           <w:tcPr>
-            <w:tcW w:type="dxa" w:w="1235"/>
+            <w:tcW w:type="dxa" w:w="909"/>
             <w:tcMar>
               <w:top w:type="dxa" w:w="60"/>
               <w:left w:type="dxa" w:w="100"/>
@@ -1121,7 +1121,7 @@
         </w:tc>
         <w:tc>
           <w:tcPr>
-            <w:tcW w:type="dxa" w:w="5436"/>
+            <w:tcW w:type="dxa" w:w="4000"/>
             <w:tcMar>
               <w:top w:type="dxa" w:w="60"/>
               <w:left w:type="dxa" w:w="100"/>
@@ -1141,21 +1141,21 @@
         </w:tc>
         <w:tc>
           <w:tcPr>
-            <w:tcW w:type="dxa" w:w="1979"/>
-            <w:tcMar>
-              <w:top w:type="dxa" w:w="60"/>
-              <w:left w:type="dxa" w:w="100"/>
-              <w:bottom w:type="dxa" w:w="60"/>
-              <w:right w:type="dxa" w:w="100"/>
-            </w:tcMar>
-          </w:tcPr>
-          <w:p>
-            <w:r>
-              <w:rPr>
-                <w:sz w:val="19"/>
-                <w:szCs w:val="19"/>
-              </w:rPr>
-              <w:t xml:space="preserve">等熵升壓升溫</w:t>
+            <w:tcW w:type="dxa" w:w="4002"/>
+            <w:tcMar>
+              <w:top w:type="dxa" w:w="60"/>
+              <w:left w:type="dxa" w:w="100"/>
+              <w:bottom w:type="dxa" w:w="60"/>
+              <w:right w:type="dxa" w:w="100"/>
+            </w:tcMar>
+          </w:tcPr>
+          <w:p>
+            <w:r>
+              <w:rPr>
+                <w:sz w:val="19"/>
+                <w:szCs w:val="19"/>
+              </w:rPr>
+              <w:t xml:space="preserve">壓縮機是系統的龍頭；只能壓氣體</w:t>
             </w:r>
           </w:p>
         </w:tc>
@@ -1166,7 +1166,7 @@
         </w:trPr>
         <w:tc>
           <w:tcPr>
-            <w:tcW w:type="dxa" w:w="988"/>
+            <w:tcW w:type="dxa" w:w="727"/>
             <w:tcMar>
               <w:top w:type="dxa" w:w="60"/>
               <w:left w:type="dxa" w:w="100"/>
@@ -1186,7 +1186,7 @@
         </w:tc>
         <w:tc>
           <w:tcPr>
-            <w:tcW w:type="dxa" w:w="1235"/>
+            <w:tcW w:type="dxa" w:w="909"/>
             <w:tcMar>
               <w:top w:type="dxa" w:w="60"/>
               <w:left w:type="dxa" w:w="100"/>
@@ -1206,7 +1206,7 @@
         </w:tc>
         <w:tc>
           <w:tcPr>
-            <w:tcW w:type="dxa" w:w="5436"/>
+            <w:tcW w:type="dxa" w:w="4000"/>
             <w:tcMar>
               <w:top w:type="dxa" w:w="60"/>
               <w:left w:type="dxa" w:w="100"/>
@@ -1226,21 +1226,21 @@
         </w:tc>
         <w:tc>
           <w:tcPr>
-            <w:tcW w:type="dxa" w:w="1979"/>
-            <w:tcMar>
-              <w:top w:type="dxa" w:w="60"/>
-              <w:left w:type="dxa" w:w="100"/>
-              <w:bottom w:type="dxa" w:w="60"/>
-              <w:right w:type="dxa" w:w="100"/>
-            </w:tcMar>
-          </w:tcPr>
-          <w:p>
-            <w:r>
-              <w:rPr>
-                <w:sz w:val="19"/>
-                <w:szCs w:val="19"/>
-              </w:rPr>
-              <w:t xml:space="preserve">高壓等壓放熱液化</w:t>
+            <w:tcW w:type="dxa" w:w="4002"/>
+            <w:tcMar>
+              <w:top w:type="dxa" w:w="60"/>
+              <w:left w:type="dxa" w:w="100"/>
+              <w:bottom w:type="dxa" w:w="60"/>
+              <w:right w:type="dxa" w:w="100"/>
+            </w:tcMar>
+          </w:tcPr>
+          <w:p>
+            <w:r>
+              <w:rPr>
+                <w:sz w:val="19"/>
+                <w:szCs w:val="19"/>
+              </w:rPr>
+              <w:t xml:space="preserve">又叫熱排、散熱器</w:t>
             </w:r>
           </w:p>
         </w:tc>
@@ -1251,7 +1251,7 @@
         </w:trPr>
         <w:tc>
           <w:tcPr>
-            <w:tcW w:type="dxa" w:w="988"/>
+            <w:tcW w:type="dxa" w:w="727"/>
             <w:tcMar>
               <w:top w:type="dxa" w:w="60"/>
               <w:left w:type="dxa" w:w="100"/>
@@ -1271,7 +1271,7 @@
         </w:tc>
         <w:tc>
           <w:tcPr>
-            <w:tcW w:type="dxa" w:w="1235"/>
+            <w:tcW w:type="dxa" w:w="909"/>
             <w:tcMar>
               <w:top w:type="dxa" w:w="60"/>
               <w:left w:type="dxa" w:w="100"/>
@@ -1291,7 +1291,7 @@
         </w:tc>
         <w:tc>
           <w:tcPr>
-            <w:tcW w:type="dxa" w:w="5436"/>
+            <w:tcW w:type="dxa" w:w="4000"/>
             <w:tcMar>
               <w:top w:type="dxa" w:w="60"/>
               <w:left w:type="dxa" w:w="100"/>
@@ -1311,21 +1311,21 @@
         </w:tc>
         <w:tc>
           <w:tcPr>
-            <w:tcW w:type="dxa" w:w="1979"/>
-            <w:tcMar>
-              <w:top w:type="dxa" w:w="60"/>
-              <w:left w:type="dxa" w:w="100"/>
-              <w:bottom w:type="dxa" w:w="60"/>
-              <w:right w:type="dxa" w:w="100"/>
-            </w:tcMar>
-          </w:tcPr>
-          <w:p>
-            <w:r>
-              <w:rPr>
-                <w:sz w:val="19"/>
-                <w:szCs w:val="19"/>
-              </w:rPr>
-              <w:t xml:space="preserve">等焓降壓節流</w:t>
+            <w:tcW w:type="dxa" w:w="4002"/>
+            <w:tcMar>
+              <w:top w:type="dxa" w:w="60"/>
+              <w:left w:type="dxa" w:w="100"/>
+              <w:bottom w:type="dxa" w:w="60"/>
+              <w:right w:type="dxa" w:w="100"/>
+            </w:tcMar>
+          </w:tcPr>
+          <w:p>
+            <w:r>
+              <w:rPr>
+                <w:sz w:val="19"/>
+                <w:szCs w:val="19"/>
+              </w:rPr>
+              <w:t xml:space="preserve">膨脹閥就是降壓節流，像洗車壓住水管口</w:t>
             </w:r>
           </w:p>
         </w:tc>
@@ -1336,7 +1336,7 @@
         </w:trPr>
         <w:tc>
           <w:tcPr>
-            <w:tcW w:type="dxa" w:w="988"/>
+            <w:tcW w:type="dxa" w:w="727"/>
             <w:tcMar>
               <w:top w:type="dxa" w:w="60"/>
               <w:left w:type="dxa" w:w="100"/>
@@ -1356,7 +1356,7 @@
         </w:tc>
         <w:tc>
           <w:tcPr>
-            <w:tcW w:type="dxa" w:w="1235"/>
+            <w:tcW w:type="dxa" w:w="909"/>
             <w:tcMar>
               <w:top w:type="dxa" w:w="60"/>
               <w:left w:type="dxa" w:w="100"/>
@@ -1376,7 +1376,7 @@
         </w:tc>
         <w:tc>
           <w:tcPr>
-            <w:tcW w:type="dxa" w:w="5436"/>
+            <w:tcW w:type="dxa" w:w="4000"/>
             <w:tcMar>
               <w:top w:type="dxa" w:w="60"/>
               <w:left w:type="dxa" w:w="100"/>
@@ -1396,21 +1396,21 @@
         </w:tc>
         <w:tc>
           <w:tcPr>
-            <w:tcW w:type="dxa" w:w="1979"/>
-            <w:tcMar>
-              <w:top w:type="dxa" w:w="60"/>
-              <w:left w:type="dxa" w:w="100"/>
-              <w:bottom w:type="dxa" w:w="60"/>
-              <w:right w:type="dxa" w:w="100"/>
-            </w:tcMar>
-          </w:tcPr>
-          <w:p>
-            <w:r>
-              <w:rPr>
-                <w:sz w:val="19"/>
-                <w:szCs w:val="19"/>
-              </w:rPr>
-              <w:t xml:space="preserve">等壓等溫吸熱汽化</w:t>
+            <w:tcW w:type="dxa" w:w="4002"/>
+            <w:tcMar>
+              <w:top w:type="dxa" w:w="60"/>
+              <w:left w:type="dxa" w:w="100"/>
+              <w:bottom w:type="dxa" w:w="60"/>
+              <w:right w:type="dxa" w:w="100"/>
+            </w:tcMar>
+          </w:tcPr>
+          <w:p>
+            <w:r>
+              <w:rPr>
+                <w:sz w:val="19"/>
+                <w:szCs w:val="19"/>
+              </w:rPr>
+              <w:t xml:space="preserve">又叫冷排、室內機</w:t>
             </w:r>
           </w:p>
         </w:tc>
@@ -1460,6 +1460,18 @@
       </w:r>
       <w:r>
         <w:t xml:space="preserve">；吸熱就是我們要的「冷」。</w:t>
+      </w:r>
+    </w:p>
+    <w:p>
+      <w:r>
+        <w:rPr>
+          <w:b/>
+          <w:bCs/>
+        </w:rPr>
+        <w:t xml:space="preserve">要有「兩態變化」才會冷</w:t>
+      </w:r>
+      <w:r>
+        <w:t xml:space="preserve">（10/10 修正）：老闆說液態變氣態，才會產生吸熱的效果，冷度才會出來；「沒有兩態變化，你就吸不到熱」。課本叫「潛熱」，老闆說我們不用去算。〔錄音02 14:05、20:48〕</w:t>
       </w:r>
     </w:p>
     <w:p>
@@ -2768,7 +2780,7 @@
         <w:t xml:space="preserve">壓縮機的管子焊上去就算用過，原廠一概不負責</w:t>
       </w:r>
       <w:r>
-        <w:t xml:space="preserve">，每個牌子都一樣；拿錯型號或電壓，公司只能自己吸收。〔錄音13 07:45〕</w:t>
+        <w:t xml:space="preserve">，每個牌子都一樣；型號拿錯、電壓拿錯都不行，老闆：「拿錯了我公司沒辦法幫你負擔」（10/10 修正）。〔錄音13 07:45〕</w:t>
       </w:r>
     </w:p>
     <w:p>

--- a/培訓筆記.docx
+++ b/培訓筆記.docx
@@ -99,7 +99,7 @@
         <w:rPr>
           <w:color w:val="33475B"/>
         </w:rPr>
-        <w:t xml:space="preserve">「我們又不是要考工程師……我們單純就是賣這些零件，但是你要懂這些東西，你才有辦法賣。」〔錄音02 20:35〕</w:t>
+        <w:t xml:space="preserve">「你拿到壓縮機去是拿去賺錢的，而不是再多一顆再去賠。」所以「你這個匹配一定要對」。〔錄音10 04:36、06:08〕（10/12 修正）</w:t>
       </w:r>
     </w:p>
     <w:p>

--- a/培訓筆記.docx
+++ b/培訓筆記.docx
@@ -10,6 +10,1946 @@
         <w:t xml:space="preserve">冷凍材料行培訓筆記</w:t>
       </w:r>
     </w:p>
+    <w:p>
+      <w:pPr>
+        <w:pStyle w:val="Heading1"/>
+      </w:pPr>
+      <w:r>
+        <w:t xml:space="preserve">這一版新增、修正的地方（請老闆確認）</w:t>
+      </w:r>
+    </w:p>
+    <w:p>
+      <w:pPr>
+        <w:pBdr>
+          <w:left w:val="single" w:color="F08C00" w:sz="24" w:space="10"/>
+        </w:pBdr>
+        <w:shd w:fill="FFF3BF" w:color="auto" w:val="clear"/>
+      </w:pPr>
+      <w:r>
+        <w:t xml:space="preserve">看法：</w:t>
+      </w:r>
+      <w:r>
+        <w:rPr>
+          <w:b/>
+          <w:bCs/>
+          <w:color w:val="FFFFFF"/>
+          <w:shd w:fill="C92A2A" w:color="auto" w:val="clear"/>
+        </w:rPr>
+        <w:t xml:space="preserve"> 新 </w:t>
+      </w:r>
+      <w:r>
+        <w:t xml:space="preserve"> 和 </w:t>
+      </w:r>
+      <w:r>
+        <w:rPr>
+          <w:b/>
+          <w:bCs/>
+          <w:color w:val="FFFFFF"/>
+          <w:shd w:fill="C92A2A" w:color="auto" w:val="clear"/>
+        </w:rPr>
+        <w:t xml:space="preserve"> 10/12 修正 </w:t>
+      </w:r>
+      <w:r>
+        <w:t xml:space="preserve">這種紅色標籤＝新增或修正過；那一段會塗黃底、左邊有橘色線。整節都是新的，整節都會有橘色線。共 20 處，下表照筆記順序排，打勾欄可以邊對邊勾。</w:t>
+      </w:r>
+    </w:p>
+    <w:tbl>
+      <w:tblPr>
+        <w:tblW w:type="dxa" w:w="9638"/>
+        <w:tblBorders>
+          <w:top w:val="single" w:color="auto" w:sz="4"/>
+          <w:left w:val="single" w:color="auto" w:sz="4"/>
+          <w:bottom w:val="single" w:color="auto" w:sz="4"/>
+          <w:right w:val="single" w:color="auto" w:sz="4"/>
+          <w:insideH w:val="single" w:color="auto" w:sz="4"/>
+          <w:insideV w:val="single" w:color="auto" w:sz="4"/>
+        </w:tblBorders>
+      </w:tblPr>
+      <w:tblGrid>
+        <w:gridCol w:w="700"/>
+        <w:gridCol w:w="2600"/>
+        <w:gridCol w:w="4838"/>
+        <w:gridCol w:w="1500"/>
+      </w:tblGrid>
+      <w:tr>
+        <w:trPr>
+          <w:tblHeader/>
+        </w:trPr>
+        <w:tc>
+          <w:tcPr>
+            <w:tcW w:type="dxa" w:w="700"/>
+            <w:shd w:fill="DCEBF7" w:color="auto" w:val="clear"/>
+            <w:tcMar>
+              <w:top w:type="dxa" w:w="50"/>
+              <w:left w:type="dxa" w:w="90"/>
+              <w:bottom w:type="dxa" w:w="50"/>
+              <w:right w:type="dxa" w:w="90"/>
+            </w:tcMar>
+          </w:tcPr>
+          <w:p>
+            <w:r>
+              <w:rPr>
+                <w:b/>
+                <w:bCs/>
+                <w:sz w:val="19"/>
+                <w:szCs w:val="19"/>
+              </w:rPr>
+              <w:t xml:space="preserve">確認</w:t>
+            </w:r>
+          </w:p>
+        </w:tc>
+        <w:tc>
+          <w:tcPr>
+            <w:tcW w:type="dxa" w:w="2600"/>
+            <w:shd w:fill="DCEBF7" w:color="auto" w:val="clear"/>
+            <w:tcMar>
+              <w:top w:type="dxa" w:w="50"/>
+              <w:left w:type="dxa" w:w="90"/>
+              <w:bottom w:type="dxa" w:w="50"/>
+              <w:right w:type="dxa" w:w="90"/>
+            </w:tcMar>
+          </w:tcPr>
+          <w:p>
+            <w:r>
+              <w:rPr>
+                <w:b/>
+                <w:bCs/>
+                <w:sz w:val="19"/>
+                <w:szCs w:val="19"/>
+              </w:rPr>
+              <w:t xml:space="preserve">在哪一節</w:t>
+            </w:r>
+          </w:p>
+        </w:tc>
+        <w:tc>
+          <w:tcPr>
+            <w:tcW w:type="dxa" w:w="4838"/>
+            <w:shd w:fill="DCEBF7" w:color="auto" w:val="clear"/>
+            <w:tcMar>
+              <w:top w:type="dxa" w:w="50"/>
+              <w:left w:type="dxa" w:w="90"/>
+              <w:bottom w:type="dxa" w:w="50"/>
+              <w:right w:type="dxa" w:w="90"/>
+            </w:tcMar>
+          </w:tcPr>
+          <w:p>
+            <w:r>
+              <w:rPr>
+                <w:b/>
+                <w:bCs/>
+                <w:sz w:val="19"/>
+                <w:szCs w:val="19"/>
+              </w:rPr>
+              <w:t xml:space="preserve">改了什麼</w:t>
+            </w:r>
+          </w:p>
+        </w:tc>
+        <w:tc>
+          <w:tcPr>
+            <w:tcW w:type="dxa" w:w="1500"/>
+            <w:shd w:fill="DCEBF7" w:color="auto" w:val="clear"/>
+            <w:tcMar>
+              <w:top w:type="dxa" w:w="50"/>
+              <w:left w:type="dxa" w:w="90"/>
+              <w:bottom w:type="dxa" w:w="50"/>
+              <w:right w:type="dxa" w:w="90"/>
+            </w:tcMar>
+          </w:tcPr>
+          <w:p>
+            <w:r>
+              <w:rPr>
+                <w:b/>
+                <w:bCs/>
+                <w:sz w:val="19"/>
+                <w:szCs w:val="19"/>
+              </w:rPr>
+              <w:t xml:space="preserve">標記</w:t>
+            </w:r>
+          </w:p>
+        </w:tc>
+      </w:tr>
+      <w:tr>
+        <w:tc>
+          <w:tcPr>
+            <w:tcW w:type="dxa" w:w="700"/>
+            <w:tcMar>
+              <w:top w:type="dxa" w:w="50"/>
+              <w:left w:type="dxa" w:w="90"/>
+              <w:bottom w:type="dxa" w:w="50"/>
+              <w:right w:type="dxa" w:w="90"/>
+            </w:tcMar>
+          </w:tcPr>
+          <w:p>
+            <w:pPr>
+              <w:jc w:val="center"/>
+            </w:pPr>
+            <w:r>
+              <w:rPr>
+                <w:sz w:val="22"/>
+                <w:szCs w:val="22"/>
+              </w:rPr>
+              <w:t xml:space="preserve">☐</w:t>
+            </w:r>
+          </w:p>
+        </w:tc>
+        <w:tc>
+          <w:tcPr>
+            <w:tcW w:type="dxa" w:w="2600"/>
+            <w:tcMar>
+              <w:top w:type="dxa" w:w="50"/>
+              <w:left w:type="dxa" w:w="90"/>
+              <w:bottom w:type="dxa" w:w="50"/>
+              <w:right w:type="dxa" w:w="90"/>
+            </w:tcMar>
+          </w:tcPr>
+          <w:p>
+            <w:r>
+              <w:rPr>
+                <w:sz w:val="18"/>
+                <w:szCs w:val="18"/>
+              </w:rPr>
+              <w:t xml:space="preserve">〇、先看這裡</w:t>
+            </w:r>
+          </w:p>
+        </w:tc>
+        <w:tc>
+          <w:tcPr>
+            <w:tcW w:type="dxa" w:w="4838"/>
+            <w:tcMar>
+              <w:top w:type="dxa" w:w="50"/>
+              <w:left w:type="dxa" w:w="90"/>
+              <w:bottom w:type="dxa" w:w="50"/>
+              <w:right w:type="dxa" w:w="90"/>
+            </w:tcMar>
+          </w:tcPr>
+          <w:p>
+            <w:r>
+              <w:rPr>
+                <w:sz w:val="18"/>
+                <w:szCs w:val="18"/>
+              </w:rPr>
+              <w:t xml:space="preserve">「你拿到壓縮機去是拿去賺錢的，而不是再多一顆再去賠。」所以「你這個匹配一定要對」。</w:t>
+            </w:r>
+          </w:p>
+        </w:tc>
+        <w:tc>
+          <w:tcPr>
+            <w:tcW w:type="dxa" w:w="1500"/>
+            <w:tcMar>
+              <w:top w:type="dxa" w:w="50"/>
+              <w:left w:type="dxa" w:w="90"/>
+              <w:bottom w:type="dxa" w:w="50"/>
+              <w:right w:type="dxa" w:w="90"/>
+            </w:tcMar>
+          </w:tcPr>
+          <w:p>
+            <w:r>
+              <w:rPr>
+                <w:b/>
+                <w:bCs/>
+                <w:color w:val="FFFFFF"/>
+                <w:sz w:val="18"/>
+                <w:szCs w:val="18"/>
+                <w:shd w:fill="C92A2A" w:color="auto" w:val="clear"/>
+              </w:rPr>
+              <w:t xml:space="preserve"> 10/12 修正 </w:t>
+            </w:r>
+          </w:p>
+        </w:tc>
+      </w:tr>
+      <w:tr>
+        <w:tc>
+          <w:tcPr>
+            <w:tcW w:type="dxa" w:w="700"/>
+            <w:tcMar>
+              <w:top w:type="dxa" w:w="50"/>
+              <w:left w:type="dxa" w:w="90"/>
+              <w:bottom w:type="dxa" w:w="50"/>
+              <w:right w:type="dxa" w:w="90"/>
+            </w:tcMar>
+          </w:tcPr>
+          <w:p>
+            <w:pPr>
+              <w:jc w:val="center"/>
+            </w:pPr>
+            <w:r>
+              <w:rPr>
+                <w:sz w:val="22"/>
+                <w:szCs w:val="22"/>
+              </w:rPr>
+              <w:t xml:space="preserve">☐</w:t>
+            </w:r>
+          </w:p>
+        </w:tc>
+        <w:tc>
+          <w:tcPr>
+            <w:tcW w:type="dxa" w:w="2600"/>
+            <w:tcMar>
+              <w:top w:type="dxa" w:w="50"/>
+              <w:left w:type="dxa" w:w="90"/>
+              <w:bottom w:type="dxa" w:w="50"/>
+              <w:right w:type="dxa" w:w="90"/>
+            </w:tcMar>
+          </w:tcPr>
+          <w:p>
+            <w:r>
+              <w:rPr>
+                <w:sz w:val="18"/>
+                <w:szCs w:val="18"/>
+              </w:rPr>
+              <w:t xml:space="preserve">〇、先看這裡</w:t>
+            </w:r>
+          </w:p>
+        </w:tc>
+        <w:tc>
+          <w:tcPr>
+            <w:tcW w:type="dxa" w:w="4838"/>
+            <w:tcMar>
+              <w:top w:type="dxa" w:w="50"/>
+              <w:left w:type="dxa" w:w="90"/>
+              <w:bottom w:type="dxa" w:w="50"/>
+              <w:right w:type="dxa" w:w="90"/>
+            </w:tcMar>
+          </w:tcPr>
+          <w:p>
+            <w:r>
+              <w:rPr>
+                <w:sz w:val="18"/>
+                <w:szCs w:val="18"/>
+              </w:rPr>
+              <w:t xml:space="preserve">怎麼讀這份筆記：先讀「必讀」的部分（一到四、七的前半），規格對照、型號讀法、保溫管 15 …</w:t>
+            </w:r>
+          </w:p>
+        </w:tc>
+        <w:tc>
+          <w:tcPr>
+            <w:tcW w:type="dxa" w:w="1500"/>
+            <w:tcMar>
+              <w:top w:type="dxa" w:w="50"/>
+              <w:left w:type="dxa" w:w="90"/>
+              <w:bottom w:type="dxa" w:w="50"/>
+              <w:right w:type="dxa" w:w="90"/>
+            </w:tcMar>
+          </w:tcPr>
+          <w:p>
+            <w:r>
+              <w:rPr>
+                <w:b/>
+                <w:bCs/>
+                <w:color w:val="FFFFFF"/>
+                <w:sz w:val="18"/>
+                <w:szCs w:val="18"/>
+                <w:shd w:fill="C92A2A" w:color="auto" w:val="clear"/>
+              </w:rPr>
+              <w:t xml:space="preserve"> 新 </w:t>
+            </w:r>
+          </w:p>
+        </w:tc>
+      </w:tr>
+      <w:tr>
+        <w:tc>
+          <w:tcPr>
+            <w:tcW w:type="dxa" w:w="700"/>
+            <w:tcMar>
+              <w:top w:type="dxa" w:w="50"/>
+              <w:left w:type="dxa" w:w="90"/>
+              <w:bottom w:type="dxa" w:w="50"/>
+              <w:right w:type="dxa" w:w="90"/>
+            </w:tcMar>
+          </w:tcPr>
+          <w:p>
+            <w:pPr>
+              <w:jc w:val="center"/>
+            </w:pPr>
+            <w:r>
+              <w:rPr>
+                <w:sz w:val="22"/>
+                <w:szCs w:val="22"/>
+              </w:rPr>
+              <w:t xml:space="preserve">☐</w:t>
+            </w:r>
+          </w:p>
+        </w:tc>
+        <w:tc>
+          <w:tcPr>
+            <w:tcW w:type="dxa" w:w="2600"/>
+            <w:tcMar>
+              <w:top w:type="dxa" w:w="50"/>
+              <w:left w:type="dxa" w:w="90"/>
+              <w:bottom w:type="dxa" w:w="50"/>
+              <w:right w:type="dxa" w:w="90"/>
+            </w:tcMar>
+          </w:tcPr>
+          <w:p>
+            <w:r>
+              <w:rPr>
+                <w:sz w:val="18"/>
+                <w:szCs w:val="18"/>
+              </w:rPr>
+              <w:t xml:space="preserve">一、原理：會冷，是因為熱被吸走 › 四大行程：四大金剛各做一件事</w:t>
+            </w:r>
+          </w:p>
+        </w:tc>
+        <w:tc>
+          <w:tcPr>
+            <w:tcW w:type="dxa" w:w="4838"/>
+            <w:tcMar>
+              <w:top w:type="dxa" w:w="50"/>
+              <w:left w:type="dxa" w:w="90"/>
+              <w:bottom w:type="dxa" w:w="50"/>
+              <w:right w:type="dxa" w:w="90"/>
+            </w:tcMar>
+          </w:tcPr>
+          <w:p>
+            <w:r>
+              <w:rPr>
+                <w:sz w:val="18"/>
+                <w:szCs w:val="18"/>
+              </w:rPr>
+              <w:t xml:space="preserve">要有「兩態變化」才會冷：老闆說液態變氣態，才會產生吸熱的效果，冷度才會出來；「沒有兩態變化…</w:t>
+            </w:r>
+          </w:p>
+        </w:tc>
+        <w:tc>
+          <w:tcPr>
+            <w:tcW w:type="dxa" w:w="1500"/>
+            <w:tcMar>
+              <w:top w:type="dxa" w:w="50"/>
+              <w:left w:type="dxa" w:w="90"/>
+              <w:bottom w:type="dxa" w:w="50"/>
+              <w:right w:type="dxa" w:w="90"/>
+            </w:tcMar>
+          </w:tcPr>
+          <w:p>
+            <w:r>
+              <w:rPr>
+                <w:b/>
+                <w:bCs/>
+                <w:color w:val="FFFFFF"/>
+                <w:sz w:val="18"/>
+                <w:szCs w:val="18"/>
+                <w:shd w:fill="C92A2A" w:color="auto" w:val="clear"/>
+              </w:rPr>
+              <w:t xml:space="preserve"> 10/10 修正 </w:t>
+            </w:r>
+          </w:p>
+        </w:tc>
+      </w:tr>
+      <w:tr>
+        <w:tc>
+          <w:tcPr>
+            <w:tcW w:type="dxa" w:w="700"/>
+            <w:tcMar>
+              <w:top w:type="dxa" w:w="50"/>
+              <w:left w:type="dxa" w:w="90"/>
+              <w:bottom w:type="dxa" w:w="50"/>
+              <w:right w:type="dxa" w:w="90"/>
+            </w:tcMar>
+          </w:tcPr>
+          <w:p>
+            <w:pPr>
+              <w:jc w:val="center"/>
+            </w:pPr>
+            <w:r>
+              <w:rPr>
+                <w:sz w:val="22"/>
+                <w:szCs w:val="22"/>
+              </w:rPr>
+              <w:t xml:space="preserve">☐</w:t>
+            </w:r>
+          </w:p>
+        </w:tc>
+        <w:tc>
+          <w:tcPr>
+            <w:tcW w:type="dxa" w:w="2600"/>
+            <w:tcMar>
+              <w:top w:type="dxa" w:w="50"/>
+              <w:left w:type="dxa" w:w="90"/>
+              <w:bottom w:type="dxa" w:w="50"/>
+              <w:right w:type="dxa" w:w="90"/>
+            </w:tcMar>
+          </w:tcPr>
+          <w:p>
+            <w:r>
+              <w:rPr>
+                <w:sz w:val="18"/>
+                <w:szCs w:val="18"/>
+              </w:rPr>
+              <w:t xml:space="preserve">四、四大金剛：壓縮機、冷凝器、膨脹閥、蒸發器</w:t>
+            </w:r>
+          </w:p>
+        </w:tc>
+        <w:tc>
+          <w:tcPr>
+            <w:tcW w:type="dxa" w:w="4838"/>
+            <w:tcMar>
+              <w:top w:type="dxa" w:w="50"/>
+              <w:left w:type="dxa" w:w="90"/>
+              <w:bottom w:type="dxa" w:w="50"/>
+              <w:right w:type="dxa" w:w="90"/>
+            </w:tcMar>
+          </w:tcPr>
+          <w:p>
+            <w:r>
+              <w:rPr>
+                <w:sz w:val="18"/>
+                <w:szCs w:val="18"/>
+              </w:rPr>
+              <w:t xml:space="preserve">整節新增：壓縮機貨架：四個牌子怎麼認</w:t>
+            </w:r>
+          </w:p>
+        </w:tc>
+        <w:tc>
+          <w:tcPr>
+            <w:tcW w:type="dxa" w:w="1500"/>
+            <w:tcMar>
+              <w:top w:type="dxa" w:w="50"/>
+              <w:left w:type="dxa" w:w="90"/>
+              <w:bottom w:type="dxa" w:w="50"/>
+              <w:right w:type="dxa" w:w="90"/>
+            </w:tcMar>
+          </w:tcPr>
+          <w:p>
+            <w:r>
+              <w:rPr>
+                <w:b/>
+                <w:bCs/>
+                <w:color w:val="FFFFFF"/>
+                <w:sz w:val="18"/>
+                <w:szCs w:val="18"/>
+                <w:shd w:fill="C92A2A" w:color="auto" w:val="clear"/>
+              </w:rPr>
+              <w:t xml:space="preserve"> 新 </w:t>
+            </w:r>
+          </w:p>
+        </w:tc>
+      </w:tr>
+      <w:tr>
+        <w:tc>
+          <w:tcPr>
+            <w:tcW w:type="dxa" w:w="700"/>
+            <w:tcMar>
+              <w:top w:type="dxa" w:w="50"/>
+              <w:left w:type="dxa" w:w="90"/>
+              <w:bottom w:type="dxa" w:w="50"/>
+              <w:right w:type="dxa" w:w="90"/>
+            </w:tcMar>
+          </w:tcPr>
+          <w:p>
+            <w:pPr>
+              <w:jc w:val="center"/>
+            </w:pPr>
+            <w:r>
+              <w:rPr>
+                <w:sz w:val="22"/>
+                <w:szCs w:val="22"/>
+              </w:rPr>
+              <w:t xml:space="preserve">☐</w:t>
+            </w:r>
+          </w:p>
+        </w:tc>
+        <w:tc>
+          <w:tcPr>
+            <w:tcW w:type="dxa" w:w="2600"/>
+            <w:tcMar>
+              <w:top w:type="dxa" w:w="50"/>
+              <w:left w:type="dxa" w:w="90"/>
+              <w:bottom w:type="dxa" w:w="50"/>
+              <w:right w:type="dxa" w:w="90"/>
+            </w:tcMar>
+          </w:tcPr>
+          <w:p>
+            <w:r>
+              <w:rPr>
+                <w:sz w:val="18"/>
+                <w:szCs w:val="18"/>
+              </w:rPr>
+              <w:t xml:space="preserve">四、四大金剛：壓縮機、冷凝器、膨脹閥、蒸發器 › 壓縮機貨架：四個牌子怎麼認</w:t>
+            </w:r>
+          </w:p>
+        </w:tc>
+        <w:tc>
+          <w:tcPr>
+            <w:tcW w:type="dxa" w:w="4838"/>
+            <w:tcMar>
+              <w:top w:type="dxa" w:w="50"/>
+              <w:left w:type="dxa" w:w="90"/>
+              <w:bottom w:type="dxa" w:w="50"/>
+              <w:right w:type="dxa" w:w="90"/>
+            </w:tcMar>
+          </w:tcPr>
+          <w:p>
+            <w:r>
+              <w:rPr>
+                <w:sz w:val="18"/>
+                <w:szCs w:val="18"/>
+              </w:rPr>
+              <w:t xml:space="preserve">店裡常備四個牌子：英博格（Embraco） 小顆的，一馬以下；義大利品牌、斯洛伐克製造（標…</w:t>
+            </w:r>
+          </w:p>
+        </w:tc>
+        <w:tc>
+          <w:tcPr>
+            <w:tcW w:type="dxa" w:w="1500"/>
+            <w:tcMar>
+              <w:top w:type="dxa" w:w="50"/>
+              <w:left w:type="dxa" w:w="90"/>
+              <w:bottom w:type="dxa" w:w="50"/>
+              <w:right w:type="dxa" w:w="90"/>
+            </w:tcMar>
+          </w:tcPr>
+          <w:p>
+            <w:r>
+              <w:rPr>
+                <w:b/>
+                <w:bCs/>
+                <w:color w:val="FFFFFF"/>
+                <w:sz w:val="18"/>
+                <w:szCs w:val="18"/>
+                <w:shd w:fill="C92A2A" w:color="auto" w:val="clear"/>
+              </w:rPr>
+              <w:t xml:space="preserve"> 10/9 修正 </w:t>
+            </w:r>
+          </w:p>
+        </w:tc>
+      </w:tr>
+      <w:tr>
+        <w:tc>
+          <w:tcPr>
+            <w:tcW w:type="dxa" w:w="700"/>
+            <w:tcMar>
+              <w:top w:type="dxa" w:w="50"/>
+              <w:left w:type="dxa" w:w="90"/>
+              <w:bottom w:type="dxa" w:w="50"/>
+              <w:right w:type="dxa" w:w="90"/>
+            </w:tcMar>
+          </w:tcPr>
+          <w:p>
+            <w:pPr>
+              <w:jc w:val="center"/>
+            </w:pPr>
+            <w:r>
+              <w:rPr>
+                <w:sz w:val="22"/>
+                <w:szCs w:val="22"/>
+              </w:rPr>
+              <w:t xml:space="preserve">☐</w:t>
+            </w:r>
+          </w:p>
+        </w:tc>
+        <w:tc>
+          <w:tcPr>
+            <w:tcW w:type="dxa" w:w="2600"/>
+            <w:tcMar>
+              <w:top w:type="dxa" w:w="50"/>
+              <w:left w:type="dxa" w:w="90"/>
+              <w:bottom w:type="dxa" w:w="50"/>
+              <w:right w:type="dxa" w:w="90"/>
+            </w:tcMar>
+          </w:tcPr>
+          <w:p>
+            <w:r>
+              <w:rPr>
+                <w:sz w:val="18"/>
+                <w:szCs w:val="18"/>
+              </w:rPr>
+              <w:t xml:space="preserve">四、四大金剛：壓縮機、冷凝器、膨脹閥、蒸發器</w:t>
+            </w:r>
+          </w:p>
+        </w:tc>
+        <w:tc>
+          <w:tcPr>
+            <w:tcW w:type="dxa" w:w="4838"/>
+            <w:tcMar>
+              <w:top w:type="dxa" w:w="50"/>
+              <w:left w:type="dxa" w:w="90"/>
+              <w:bottom w:type="dxa" w:w="50"/>
+              <w:right w:type="dxa" w:w="90"/>
+            </w:tcMar>
+          </w:tcPr>
+          <w:p>
+            <w:r>
+              <w:rPr>
+                <w:sz w:val="18"/>
+                <w:szCs w:val="18"/>
+              </w:rPr>
+              <w:t xml:space="preserve">整節新增：電壓與相位：拿錯一個字就燒掉</w:t>
+            </w:r>
+          </w:p>
+        </w:tc>
+        <w:tc>
+          <w:tcPr>
+            <w:tcW w:type="dxa" w:w="1500"/>
+            <w:tcMar>
+              <w:top w:type="dxa" w:w="50"/>
+              <w:left w:type="dxa" w:w="90"/>
+              <w:bottom w:type="dxa" w:w="50"/>
+              <w:right w:type="dxa" w:w="90"/>
+            </w:tcMar>
+          </w:tcPr>
+          <w:p>
+            <w:r>
+              <w:rPr>
+                <w:b/>
+                <w:bCs/>
+                <w:color w:val="FFFFFF"/>
+                <w:sz w:val="18"/>
+                <w:szCs w:val="18"/>
+                <w:shd w:fill="C92A2A" w:color="auto" w:val="clear"/>
+              </w:rPr>
+              <w:t xml:space="preserve"> 新 </w:t>
+            </w:r>
+          </w:p>
+        </w:tc>
+      </w:tr>
+      <w:tr>
+        <w:tc>
+          <w:tcPr>
+            <w:tcW w:type="dxa" w:w="700"/>
+            <w:tcMar>
+              <w:top w:type="dxa" w:w="50"/>
+              <w:left w:type="dxa" w:w="90"/>
+              <w:bottom w:type="dxa" w:w="50"/>
+              <w:right w:type="dxa" w:w="90"/>
+            </w:tcMar>
+          </w:tcPr>
+          <w:p>
+            <w:pPr>
+              <w:jc w:val="center"/>
+            </w:pPr>
+            <w:r>
+              <w:rPr>
+                <w:sz w:val="22"/>
+                <w:szCs w:val="22"/>
+              </w:rPr>
+              <w:t xml:space="preserve">☐</w:t>
+            </w:r>
+          </w:p>
+        </w:tc>
+        <w:tc>
+          <w:tcPr>
+            <w:tcW w:type="dxa" w:w="2600"/>
+            <w:tcMar>
+              <w:top w:type="dxa" w:w="50"/>
+              <w:left w:type="dxa" w:w="90"/>
+              <w:bottom w:type="dxa" w:w="50"/>
+              <w:right w:type="dxa" w:w="90"/>
+            </w:tcMar>
+          </w:tcPr>
+          <w:p>
+            <w:r>
+              <w:rPr>
+                <w:sz w:val="18"/>
+                <w:szCs w:val="18"/>
+              </w:rPr>
+              <w:t xml:space="preserve">四、四大金剛：壓縮機、冷凝器、膨脹閥、蒸發器 › 電壓與相位：拿錯一個字就燒掉</w:t>
+            </w:r>
+          </w:p>
+        </w:tc>
+        <w:tc>
+          <w:tcPr>
+            <w:tcW w:type="dxa" w:w="4838"/>
+            <w:tcMar>
+              <w:top w:type="dxa" w:w="50"/>
+              <w:left w:type="dxa" w:w="90"/>
+              <w:bottom w:type="dxa" w:w="50"/>
+              <w:right w:type="dxa" w:w="90"/>
+            </w:tcMar>
+          </w:tcPr>
+          <w:p>
+            <w:r>
+              <w:rPr>
+                <w:sz w:val="18"/>
+                <w:szCs w:val="18"/>
+              </w:rPr>
+              <w:t xml:space="preserve">客人要 220、你拿 110，通電就燒掉。壓縮機的管子焊上去就算用過，原廠一概不負責，每個…</w:t>
+            </w:r>
+          </w:p>
+        </w:tc>
+        <w:tc>
+          <w:tcPr>
+            <w:tcW w:type="dxa" w:w="1500"/>
+            <w:tcMar>
+              <w:top w:type="dxa" w:w="50"/>
+              <w:left w:type="dxa" w:w="90"/>
+              <w:bottom w:type="dxa" w:w="50"/>
+              <w:right w:type="dxa" w:w="90"/>
+            </w:tcMar>
+          </w:tcPr>
+          <w:p>
+            <w:r>
+              <w:rPr>
+                <w:b/>
+                <w:bCs/>
+                <w:color w:val="FFFFFF"/>
+                <w:sz w:val="18"/>
+                <w:szCs w:val="18"/>
+                <w:shd w:fill="C92A2A" w:color="auto" w:val="clear"/>
+              </w:rPr>
+              <w:t xml:space="preserve"> 10/10 修正 </w:t>
+            </w:r>
+          </w:p>
+        </w:tc>
+      </w:tr>
+      <w:tr>
+        <w:tc>
+          <w:tcPr>
+            <w:tcW w:type="dxa" w:w="700"/>
+            <w:tcMar>
+              <w:top w:type="dxa" w:w="50"/>
+              <w:left w:type="dxa" w:w="90"/>
+              <w:bottom w:type="dxa" w:w="50"/>
+              <w:right w:type="dxa" w:w="90"/>
+            </w:tcMar>
+          </w:tcPr>
+          <w:p>
+            <w:pPr>
+              <w:jc w:val="center"/>
+            </w:pPr>
+            <w:r>
+              <w:rPr>
+                <w:sz w:val="22"/>
+                <w:szCs w:val="22"/>
+              </w:rPr>
+              <w:t xml:space="preserve">☐</w:t>
+            </w:r>
+          </w:p>
+        </w:tc>
+        <w:tc>
+          <w:tcPr>
+            <w:tcW w:type="dxa" w:w="2600"/>
+            <w:tcMar>
+              <w:top w:type="dxa" w:w="50"/>
+              <w:left w:type="dxa" w:w="90"/>
+              <w:bottom w:type="dxa" w:w="50"/>
+              <w:right w:type="dxa" w:w="90"/>
+            </w:tcMar>
+          </w:tcPr>
+          <w:p>
+            <w:r>
+              <w:rPr>
+                <w:sz w:val="18"/>
+                <w:szCs w:val="18"/>
+              </w:rPr>
+              <w:t xml:space="preserve">四、四大金剛：壓縮機、冷凝器、膨脹閥、蒸發器</w:t>
+            </w:r>
+          </w:p>
+        </w:tc>
+        <w:tc>
+          <w:tcPr>
+            <w:tcW w:type="dxa" w:w="4838"/>
+            <w:tcMar>
+              <w:top w:type="dxa" w:w="50"/>
+              <w:left w:type="dxa" w:w="90"/>
+              <w:bottom w:type="dxa" w:w="50"/>
+              <w:right w:type="dxa" w:w="90"/>
+            </w:tcMar>
+          </w:tcPr>
+          <w:p>
+            <w:r>
+              <w:rPr>
+                <w:sz w:val="18"/>
+                <w:szCs w:val="18"/>
+              </w:rPr>
+              <w:t xml:space="preserve">整節新增：高溫、中溫、低溫：誰可以代替誰</w:t>
+            </w:r>
+          </w:p>
+        </w:tc>
+        <w:tc>
+          <w:tcPr>
+            <w:tcW w:type="dxa" w:w="1500"/>
+            <w:tcMar>
+              <w:top w:type="dxa" w:w="50"/>
+              <w:left w:type="dxa" w:w="90"/>
+              <w:bottom w:type="dxa" w:w="50"/>
+              <w:right w:type="dxa" w:w="90"/>
+            </w:tcMar>
+          </w:tcPr>
+          <w:p>
+            <w:r>
+              <w:rPr>
+                <w:b/>
+                <w:bCs/>
+                <w:color w:val="FFFFFF"/>
+                <w:sz w:val="18"/>
+                <w:szCs w:val="18"/>
+                <w:shd w:fill="C92A2A" w:color="auto" w:val="clear"/>
+              </w:rPr>
+              <w:t xml:space="preserve"> 新 </w:t>
+            </w:r>
+          </w:p>
+        </w:tc>
+      </w:tr>
+      <w:tr>
+        <w:tc>
+          <w:tcPr>
+            <w:tcW w:type="dxa" w:w="700"/>
+            <w:tcMar>
+              <w:top w:type="dxa" w:w="50"/>
+              <w:left w:type="dxa" w:w="90"/>
+              <w:bottom w:type="dxa" w:w="50"/>
+              <w:right w:type="dxa" w:w="90"/>
+            </w:tcMar>
+          </w:tcPr>
+          <w:p>
+            <w:pPr>
+              <w:jc w:val="center"/>
+            </w:pPr>
+            <w:r>
+              <w:rPr>
+                <w:sz w:val="22"/>
+                <w:szCs w:val="22"/>
+              </w:rPr>
+              <w:t xml:space="preserve">☐</w:t>
+            </w:r>
+          </w:p>
+        </w:tc>
+        <w:tc>
+          <w:tcPr>
+            <w:tcW w:type="dxa" w:w="2600"/>
+            <w:tcMar>
+              <w:top w:type="dxa" w:w="50"/>
+              <w:left w:type="dxa" w:w="90"/>
+              <w:bottom w:type="dxa" w:w="50"/>
+              <w:right w:type="dxa" w:w="90"/>
+            </w:tcMar>
+          </w:tcPr>
+          <w:p>
+            <w:r>
+              <w:rPr>
+                <w:sz w:val="18"/>
+                <w:szCs w:val="18"/>
+              </w:rPr>
+              <w:t xml:space="preserve">四、四大金剛：壓縮機、冷凝器、膨脹閥、蒸發器 › 高溫、中溫、低溫：誰可以代替誰</w:t>
+            </w:r>
+          </w:p>
+        </w:tc>
+        <w:tc>
+          <w:tcPr>
+            <w:tcW w:type="dxa" w:w="4838"/>
+            <w:tcMar>
+              <w:top w:type="dxa" w:w="50"/>
+              <w:left w:type="dxa" w:w="90"/>
+              <w:bottom w:type="dxa" w:w="50"/>
+              <w:right w:type="dxa" w:w="90"/>
+            </w:tcMar>
+          </w:tcPr>
+          <w:p>
+            <w:r>
+              <w:rPr>
+                <w:sz w:val="18"/>
+                <w:szCs w:val="18"/>
+              </w:rPr>
+              <w:t xml:space="preserve">黑金剛往復式：CR＝高溫（打冷藏）、CS＝中溫（冷藏、冷凍都能打）、CF＝低溫（-20°C…</w:t>
+            </w:r>
+          </w:p>
+        </w:tc>
+        <w:tc>
+          <w:tcPr>
+            <w:tcW w:type="dxa" w:w="1500"/>
+            <w:tcMar>
+              <w:top w:type="dxa" w:w="50"/>
+              <w:left w:type="dxa" w:w="90"/>
+              <w:bottom w:type="dxa" w:w="50"/>
+              <w:right w:type="dxa" w:w="90"/>
+            </w:tcMar>
+          </w:tcPr>
+          <w:p>
+            <w:r>
+              <w:rPr>
+                <w:b/>
+                <w:bCs/>
+                <w:color w:val="FFFFFF"/>
+                <w:sz w:val="18"/>
+                <w:szCs w:val="18"/>
+                <w:shd w:fill="C92A2A" w:color="auto" w:val="clear"/>
+              </w:rPr>
+              <w:t xml:space="preserve"> 10/9 修正 </w:t>
+            </w:r>
+          </w:p>
+        </w:tc>
+      </w:tr>
+      <w:tr>
+        <w:tc>
+          <w:tcPr>
+            <w:tcW w:type="dxa" w:w="700"/>
+            <w:tcMar>
+              <w:top w:type="dxa" w:w="50"/>
+              <w:left w:type="dxa" w:w="90"/>
+              <w:bottom w:type="dxa" w:w="50"/>
+              <w:right w:type="dxa" w:w="90"/>
+            </w:tcMar>
+          </w:tcPr>
+          <w:p>
+            <w:pPr>
+              <w:jc w:val="center"/>
+            </w:pPr>
+            <w:r>
+              <w:rPr>
+                <w:sz w:val="22"/>
+                <w:szCs w:val="22"/>
+              </w:rPr>
+              <w:t xml:space="preserve">☐</w:t>
+            </w:r>
+          </w:p>
+        </w:tc>
+        <w:tc>
+          <w:tcPr>
+            <w:tcW w:type="dxa" w:w="2600"/>
+            <w:tcMar>
+              <w:top w:type="dxa" w:w="50"/>
+              <w:left w:type="dxa" w:w="90"/>
+              <w:bottom w:type="dxa" w:w="50"/>
+              <w:right w:type="dxa" w:w="90"/>
+            </w:tcMar>
+          </w:tcPr>
+          <w:p>
+            <w:r>
+              <w:rPr>
+                <w:sz w:val="18"/>
+                <w:szCs w:val="18"/>
+              </w:rPr>
+              <w:t xml:space="preserve">四、四大金剛：壓縮機、冷凝器、膨脹閥、蒸發器</w:t>
+            </w:r>
+          </w:p>
+        </w:tc>
+        <w:tc>
+          <w:tcPr>
+            <w:tcW w:type="dxa" w:w="4838"/>
+            <w:tcMar>
+              <w:top w:type="dxa" w:w="50"/>
+              <w:left w:type="dxa" w:w="90"/>
+              <w:bottom w:type="dxa" w:w="50"/>
+              <w:right w:type="dxa" w:w="90"/>
+            </w:tcMar>
+          </w:tcPr>
+          <w:p>
+            <w:r>
+              <w:rPr>
+                <w:sz w:val="18"/>
+                <w:szCs w:val="18"/>
+              </w:rPr>
+              <w:t xml:space="preserve">整節新增：拿壓縮機的 SOP：一個字都不能錯</w:t>
+            </w:r>
+          </w:p>
+        </w:tc>
+        <w:tc>
+          <w:tcPr>
+            <w:tcW w:type="dxa" w:w="1500"/>
+            <w:tcMar>
+              <w:top w:type="dxa" w:w="50"/>
+              <w:left w:type="dxa" w:w="90"/>
+              <w:bottom w:type="dxa" w:w="50"/>
+              <w:right w:type="dxa" w:w="90"/>
+            </w:tcMar>
+          </w:tcPr>
+          <w:p>
+            <w:r>
+              <w:rPr>
+                <w:b/>
+                <w:bCs/>
+                <w:color w:val="FFFFFF"/>
+                <w:sz w:val="18"/>
+                <w:szCs w:val="18"/>
+                <w:shd w:fill="C92A2A" w:color="auto" w:val="clear"/>
+              </w:rPr>
+              <w:t xml:space="preserve"> 新 </w:t>
+            </w:r>
+          </w:p>
+        </w:tc>
+      </w:tr>
+      <w:tr>
+        <w:tc>
+          <w:tcPr>
+            <w:tcW w:type="dxa" w:w="700"/>
+            <w:tcMar>
+              <w:top w:type="dxa" w:w="50"/>
+              <w:left w:type="dxa" w:w="90"/>
+              <w:bottom w:type="dxa" w:w="50"/>
+              <w:right w:type="dxa" w:w="90"/>
+            </w:tcMar>
+          </w:tcPr>
+          <w:p>
+            <w:pPr>
+              <w:jc w:val="center"/>
+            </w:pPr>
+            <w:r>
+              <w:rPr>
+                <w:sz w:val="22"/>
+                <w:szCs w:val="22"/>
+              </w:rPr>
+              <w:t xml:space="preserve">☐</w:t>
+            </w:r>
+          </w:p>
+        </w:tc>
+        <w:tc>
+          <w:tcPr>
+            <w:tcW w:type="dxa" w:w="2600"/>
+            <w:tcMar>
+              <w:top w:type="dxa" w:w="50"/>
+              <w:left w:type="dxa" w:w="90"/>
+              <w:bottom w:type="dxa" w:w="50"/>
+              <w:right w:type="dxa" w:w="90"/>
+            </w:tcMar>
+          </w:tcPr>
+          <w:p>
+            <w:r>
+              <w:rPr>
+                <w:sz w:val="18"/>
+                <w:szCs w:val="18"/>
+              </w:rPr>
+              <w:t xml:space="preserve">四、四大金剛：壓縮機、冷凝器、膨脹閥、蒸發器 › 拿壓縮機的 SOP：一個字都不能錯</w:t>
+            </w:r>
+          </w:p>
+        </w:tc>
+        <w:tc>
+          <w:tcPr>
+            <w:tcW w:type="dxa" w:w="4838"/>
+            <w:tcMar>
+              <w:top w:type="dxa" w:w="50"/>
+              <w:left w:type="dxa" w:w="90"/>
+              <w:bottom w:type="dxa" w:w="50"/>
+              <w:right w:type="dxa" w:w="90"/>
+            </w:tcMar>
+          </w:tcPr>
+          <w:p>
+            <w:r>
+              <w:rPr>
+                <w:sz w:val="18"/>
+                <w:szCs w:val="18"/>
+              </w:rPr>
+              <w:t xml:space="preserve">不要只看架上的位置：有時候會放錯，拿出來還要再看一次型號；先對壓縮機，再對配件。</w:t>
+            </w:r>
+          </w:p>
+        </w:tc>
+        <w:tc>
+          <w:tcPr>
+            <w:tcW w:type="dxa" w:w="1500"/>
+            <w:tcMar>
+              <w:top w:type="dxa" w:w="50"/>
+              <w:left w:type="dxa" w:w="90"/>
+              <w:bottom w:type="dxa" w:w="50"/>
+              <w:right w:type="dxa" w:w="90"/>
+            </w:tcMar>
+          </w:tcPr>
+          <w:p>
+            <w:r>
+              <w:rPr>
+                <w:b/>
+                <w:bCs/>
+                <w:color w:val="FFFFFF"/>
+                <w:sz w:val="18"/>
+                <w:szCs w:val="18"/>
+                <w:shd w:fill="C92A2A" w:color="auto" w:val="clear"/>
+              </w:rPr>
+              <w:t xml:space="preserve"> 10/9 修正 </w:t>
+            </w:r>
+          </w:p>
+        </w:tc>
+      </w:tr>
+      <w:tr>
+        <w:tc>
+          <w:tcPr>
+            <w:tcW w:type="dxa" w:w="700"/>
+            <w:tcMar>
+              <w:top w:type="dxa" w:w="50"/>
+              <w:left w:type="dxa" w:w="90"/>
+              <w:bottom w:type="dxa" w:w="50"/>
+              <w:right w:type="dxa" w:w="90"/>
+            </w:tcMar>
+          </w:tcPr>
+          <w:p>
+            <w:pPr>
+              <w:jc w:val="center"/>
+            </w:pPr>
+            <w:r>
+              <w:rPr>
+                <w:sz w:val="22"/>
+                <w:szCs w:val="22"/>
+              </w:rPr>
+              <w:t xml:space="preserve">☐</w:t>
+            </w:r>
+          </w:p>
+        </w:tc>
+        <w:tc>
+          <w:tcPr>
+            <w:tcW w:type="dxa" w:w="2600"/>
+            <w:tcMar>
+              <w:top w:type="dxa" w:w="50"/>
+              <w:left w:type="dxa" w:w="90"/>
+              <w:bottom w:type="dxa" w:w="50"/>
+              <w:right w:type="dxa" w:w="90"/>
+            </w:tcMar>
+          </w:tcPr>
+          <w:p>
+            <w:r>
+              <w:rPr>
+                <w:sz w:val="18"/>
+                <w:szCs w:val="18"/>
+              </w:rPr>
+              <w:t xml:space="preserve">五、管路上的小零件 › 乾燥過濾器：系統裡不能有水</w:t>
+            </w:r>
+          </w:p>
+        </w:tc>
+        <w:tc>
+          <w:tcPr>
+            <w:tcW w:type="dxa" w:w="4838"/>
+            <w:tcMar>
+              <w:top w:type="dxa" w:w="50"/>
+              <w:left w:type="dxa" w:w="90"/>
+              <w:bottom w:type="dxa" w:w="50"/>
+              <w:right w:type="dxa" w:w="90"/>
+            </w:tcMar>
+          </w:tcPr>
+          <w:p>
+            <w:r>
+              <w:rPr>
+                <w:sz w:val="18"/>
+                <w:szCs w:val="18"/>
+              </w:rPr>
+              <w:t xml:space="preserve">現在冷媒多為大陸製，含水量不一定，所以一定要裝；乾燥過濾器也是常常更換的東西。</w:t>
+            </w:r>
+          </w:p>
+        </w:tc>
+        <w:tc>
+          <w:tcPr>
+            <w:tcW w:type="dxa" w:w="1500"/>
+            <w:tcMar>
+              <w:top w:type="dxa" w:w="50"/>
+              <w:left w:type="dxa" w:w="90"/>
+              <w:bottom w:type="dxa" w:w="50"/>
+              <w:right w:type="dxa" w:w="90"/>
+            </w:tcMar>
+          </w:tcPr>
+          <w:p>
+            <w:r>
+              <w:rPr>
+                <w:b/>
+                <w:bCs/>
+                <w:color w:val="FFFFFF"/>
+                <w:sz w:val="18"/>
+                <w:szCs w:val="18"/>
+                <w:shd w:fill="C92A2A" w:color="auto" w:val="clear"/>
+              </w:rPr>
+              <w:t xml:space="preserve"> 10/9 修正 </w:t>
+            </w:r>
+          </w:p>
+        </w:tc>
+      </w:tr>
+      <w:tr>
+        <w:tc>
+          <w:tcPr>
+            <w:tcW w:type="dxa" w:w="700"/>
+            <w:tcMar>
+              <w:top w:type="dxa" w:w="50"/>
+              <w:left w:type="dxa" w:w="90"/>
+              <w:bottom w:type="dxa" w:w="50"/>
+              <w:right w:type="dxa" w:w="90"/>
+            </w:tcMar>
+          </w:tcPr>
+          <w:p>
+            <w:pPr>
+              <w:jc w:val="center"/>
+            </w:pPr>
+            <w:r>
+              <w:rPr>
+                <w:sz w:val="22"/>
+                <w:szCs w:val="22"/>
+              </w:rPr>
+              <w:t xml:space="preserve">☐</w:t>
+            </w:r>
+          </w:p>
+        </w:tc>
+        <w:tc>
+          <w:tcPr>
+            <w:tcW w:type="dxa" w:w="2600"/>
+            <w:tcMar>
+              <w:top w:type="dxa" w:w="50"/>
+              <w:left w:type="dxa" w:w="90"/>
+              <w:bottom w:type="dxa" w:w="50"/>
+              <w:right w:type="dxa" w:w="90"/>
+            </w:tcMar>
+          </w:tcPr>
+          <w:p>
+            <w:r>
+              <w:rPr>
+                <w:sz w:val="18"/>
+                <w:szCs w:val="18"/>
+              </w:rPr>
+              <w:t xml:space="preserve">五、管路上的小零件</w:t>
+            </w:r>
+          </w:p>
+        </w:tc>
+        <w:tc>
+          <w:tcPr>
+            <w:tcW w:type="dxa" w:w="4838"/>
+            <w:tcMar>
+              <w:top w:type="dxa" w:w="50"/>
+              <w:left w:type="dxa" w:w="90"/>
+              <w:bottom w:type="dxa" w:w="50"/>
+              <w:right w:type="dxa" w:w="90"/>
+            </w:tcMar>
+          </w:tcPr>
+          <w:p>
+            <w:r>
+              <w:rPr>
+                <w:sz w:val="18"/>
+                <w:szCs w:val="18"/>
+              </w:rPr>
+              <w:t xml:space="preserve">整節新增：零件上的字：ODF、SAE、MPT</w:t>
+            </w:r>
+          </w:p>
+        </w:tc>
+        <w:tc>
+          <w:tcPr>
+            <w:tcW w:type="dxa" w:w="1500"/>
+            <w:tcMar>
+              <w:top w:type="dxa" w:w="50"/>
+              <w:left w:type="dxa" w:w="90"/>
+              <w:bottom w:type="dxa" w:w="50"/>
+              <w:right w:type="dxa" w:w="90"/>
+            </w:tcMar>
+          </w:tcPr>
+          <w:p>
+            <w:r>
+              <w:rPr>
+                <w:b/>
+                <w:bCs/>
+                <w:color w:val="FFFFFF"/>
+                <w:sz w:val="18"/>
+                <w:szCs w:val="18"/>
+                <w:shd w:fill="C92A2A" w:color="auto" w:val="clear"/>
+              </w:rPr>
+              <w:t xml:space="preserve"> 新 </w:t>
+            </w:r>
+          </w:p>
+        </w:tc>
+      </w:tr>
+      <w:tr>
+        <w:tc>
+          <w:tcPr>
+            <w:tcW w:type="dxa" w:w="700"/>
+            <w:tcMar>
+              <w:top w:type="dxa" w:w="50"/>
+              <w:left w:type="dxa" w:w="90"/>
+              <w:bottom w:type="dxa" w:w="50"/>
+              <w:right w:type="dxa" w:w="90"/>
+            </w:tcMar>
+          </w:tcPr>
+          <w:p>
+            <w:pPr>
+              <w:jc w:val="center"/>
+            </w:pPr>
+            <w:r>
+              <w:rPr>
+                <w:sz w:val="22"/>
+                <w:szCs w:val="22"/>
+              </w:rPr>
+              <w:t xml:space="preserve">☐</w:t>
+            </w:r>
+          </w:p>
+        </w:tc>
+        <w:tc>
+          <w:tcPr>
+            <w:tcW w:type="dxa" w:w="2600"/>
+            <w:tcMar>
+              <w:top w:type="dxa" w:w="50"/>
+              <w:left w:type="dxa" w:w="90"/>
+              <w:bottom w:type="dxa" w:w="50"/>
+              <w:right w:type="dxa" w:w="90"/>
+            </w:tcMar>
+          </w:tcPr>
+          <w:p>
+            <w:r>
+              <w:rPr>
+                <w:sz w:val="18"/>
+                <w:szCs w:val="18"/>
+              </w:rPr>
+              <w:t xml:space="preserve">五、管路上的小零件</w:t>
+            </w:r>
+          </w:p>
+        </w:tc>
+        <w:tc>
+          <w:tcPr>
+            <w:tcW w:type="dxa" w:w="4838"/>
+            <w:tcMar>
+              <w:top w:type="dxa" w:w="50"/>
+              <w:left w:type="dxa" w:w="90"/>
+              <w:bottom w:type="dxa" w:w="50"/>
+              <w:right w:type="dxa" w:w="90"/>
+            </w:tcMar>
+          </w:tcPr>
+          <w:p>
+            <w:r>
+              <w:rPr>
+                <w:sz w:val="18"/>
+                <w:szCs w:val="18"/>
+              </w:rPr>
+              <w:t xml:space="preserve">整節新增：保溫管的 15 種：怎麼問、怎麼拿</w:t>
+            </w:r>
+          </w:p>
+        </w:tc>
+        <w:tc>
+          <w:tcPr>
+            <w:tcW w:type="dxa" w:w="1500"/>
+            <w:tcMar>
+              <w:top w:type="dxa" w:w="50"/>
+              <w:left w:type="dxa" w:w="90"/>
+              <w:bottom w:type="dxa" w:w="50"/>
+              <w:right w:type="dxa" w:w="90"/>
+            </w:tcMar>
+          </w:tcPr>
+          <w:p>
+            <w:r>
+              <w:rPr>
+                <w:b/>
+                <w:bCs/>
+                <w:color w:val="FFFFFF"/>
+                <w:sz w:val="18"/>
+                <w:szCs w:val="18"/>
+                <w:shd w:fill="C92A2A" w:color="auto" w:val="clear"/>
+              </w:rPr>
+              <w:t xml:space="preserve"> 新 </w:t>
+            </w:r>
+          </w:p>
+        </w:tc>
+      </w:tr>
+      <w:tr>
+        <w:tc>
+          <w:tcPr>
+            <w:tcW w:type="dxa" w:w="700"/>
+            <w:tcMar>
+              <w:top w:type="dxa" w:w="50"/>
+              <w:left w:type="dxa" w:w="90"/>
+              <w:bottom w:type="dxa" w:w="50"/>
+              <w:right w:type="dxa" w:w="90"/>
+            </w:tcMar>
+          </w:tcPr>
+          <w:p>
+            <w:pPr>
+              <w:jc w:val="center"/>
+            </w:pPr>
+            <w:r>
+              <w:rPr>
+                <w:sz w:val="22"/>
+                <w:szCs w:val="22"/>
+              </w:rPr>
+              <w:t xml:space="preserve">☐</w:t>
+            </w:r>
+          </w:p>
+        </w:tc>
+        <w:tc>
+          <w:tcPr>
+            <w:tcW w:type="dxa" w:w="2600"/>
+            <w:tcMar>
+              <w:top w:type="dxa" w:w="50"/>
+              <w:left w:type="dxa" w:w="90"/>
+              <w:bottom w:type="dxa" w:w="50"/>
+              <w:right w:type="dxa" w:w="90"/>
+            </w:tcMar>
+          </w:tcPr>
+          <w:p>
+            <w:r>
+              <w:rPr>
+                <w:sz w:val="18"/>
+                <w:szCs w:val="18"/>
+              </w:rPr>
+              <w:t xml:space="preserve">七、門市實務</w:t>
+            </w:r>
+          </w:p>
+        </w:tc>
+        <w:tc>
+          <w:tcPr>
+            <w:tcW w:type="dxa" w:w="4838"/>
+            <w:tcMar>
+              <w:top w:type="dxa" w:w="50"/>
+              <w:left w:type="dxa" w:w="90"/>
+              <w:bottom w:type="dxa" w:w="50"/>
+              <w:right w:type="dxa" w:w="90"/>
+            </w:tcMar>
+          </w:tcPr>
+          <w:p>
+            <w:r>
+              <w:rPr>
+                <w:sz w:val="18"/>
+                <w:szCs w:val="18"/>
+              </w:rPr>
+              <w:t xml:space="preserve">整節新增：送貨對貨 SOP</w:t>
+            </w:r>
+          </w:p>
+        </w:tc>
+        <w:tc>
+          <w:tcPr>
+            <w:tcW w:type="dxa" w:w="1500"/>
+            <w:tcMar>
+              <w:top w:type="dxa" w:w="50"/>
+              <w:left w:type="dxa" w:w="90"/>
+              <w:bottom w:type="dxa" w:w="50"/>
+              <w:right w:type="dxa" w:w="90"/>
+            </w:tcMar>
+          </w:tcPr>
+          <w:p>
+            <w:r>
+              <w:rPr>
+                <w:b/>
+                <w:bCs/>
+                <w:color w:val="FFFFFF"/>
+                <w:sz w:val="18"/>
+                <w:szCs w:val="18"/>
+                <w:shd w:fill="C92A2A" w:color="auto" w:val="clear"/>
+              </w:rPr>
+              <w:t xml:space="preserve"> 新 </w:t>
+            </w:r>
+          </w:p>
+        </w:tc>
+      </w:tr>
+      <w:tr>
+        <w:tc>
+          <w:tcPr>
+            <w:tcW w:type="dxa" w:w="700"/>
+            <w:tcMar>
+              <w:top w:type="dxa" w:w="50"/>
+              <w:left w:type="dxa" w:w="90"/>
+              <w:bottom w:type="dxa" w:w="50"/>
+              <w:right w:type="dxa" w:w="90"/>
+            </w:tcMar>
+          </w:tcPr>
+          <w:p>
+            <w:pPr>
+              <w:jc w:val="center"/>
+            </w:pPr>
+            <w:r>
+              <w:rPr>
+                <w:sz w:val="22"/>
+                <w:szCs w:val="22"/>
+              </w:rPr>
+              <w:t xml:space="preserve">☐</w:t>
+            </w:r>
+          </w:p>
+        </w:tc>
+        <w:tc>
+          <w:tcPr>
+            <w:tcW w:type="dxa" w:w="2600"/>
+            <w:tcMar>
+              <w:top w:type="dxa" w:w="50"/>
+              <w:left w:type="dxa" w:w="90"/>
+              <w:bottom w:type="dxa" w:w="50"/>
+              <w:right w:type="dxa" w:w="90"/>
+            </w:tcMar>
+          </w:tcPr>
+          <w:p>
+            <w:r>
+              <w:rPr>
+                <w:sz w:val="18"/>
+                <w:szCs w:val="18"/>
+              </w:rPr>
+              <w:t xml:space="preserve">七、門市實務</w:t>
+            </w:r>
+          </w:p>
+        </w:tc>
+        <w:tc>
+          <w:tcPr>
+            <w:tcW w:type="dxa" w:w="4838"/>
+            <w:tcMar>
+              <w:top w:type="dxa" w:w="50"/>
+              <w:left w:type="dxa" w:w="90"/>
+              <w:bottom w:type="dxa" w:w="50"/>
+              <w:right w:type="dxa" w:w="90"/>
+            </w:tcMar>
+          </w:tcPr>
+          <w:p>
+            <w:r>
+              <w:rPr>
+                <w:sz w:val="18"/>
+                <w:szCs w:val="18"/>
+              </w:rPr>
+              <w:t xml:space="preserve">整節新增：新人業務怎麼開始（第 1～3 點整理自老闆的話；第 4 點和下面的方法是補充建議…</w:t>
+            </w:r>
+          </w:p>
+        </w:tc>
+        <w:tc>
+          <w:tcPr>
+            <w:tcW w:type="dxa" w:w="1500"/>
+            <w:tcMar>
+              <w:top w:type="dxa" w:w="50"/>
+              <w:left w:type="dxa" w:w="90"/>
+              <w:bottom w:type="dxa" w:w="50"/>
+              <w:right w:type="dxa" w:w="90"/>
+            </w:tcMar>
+          </w:tcPr>
+          <w:p>
+            <w:r>
+              <w:rPr>
+                <w:b/>
+                <w:bCs/>
+                <w:color w:val="FFFFFF"/>
+                <w:sz w:val="18"/>
+                <w:szCs w:val="18"/>
+                <w:shd w:fill="C92A2A" w:color="auto" w:val="clear"/>
+              </w:rPr>
+              <w:t xml:space="preserve"> 新 </w:t>
+            </w:r>
+          </w:p>
+        </w:tc>
+      </w:tr>
+      <w:tr>
+        <w:tc>
+          <w:tcPr>
+            <w:tcW w:type="dxa" w:w="700"/>
+            <w:tcMar>
+              <w:top w:type="dxa" w:w="50"/>
+              <w:left w:type="dxa" w:w="90"/>
+              <w:bottom w:type="dxa" w:w="50"/>
+              <w:right w:type="dxa" w:w="90"/>
+            </w:tcMar>
+          </w:tcPr>
+          <w:p>
+            <w:pPr>
+              <w:jc w:val="center"/>
+            </w:pPr>
+            <w:r>
+              <w:rPr>
+                <w:sz w:val="22"/>
+                <w:szCs w:val="22"/>
+              </w:rPr>
+              <w:t xml:space="preserve">☐</w:t>
+            </w:r>
+          </w:p>
+        </w:tc>
+        <w:tc>
+          <w:tcPr>
+            <w:tcW w:type="dxa" w:w="2600"/>
+            <w:tcMar>
+              <w:top w:type="dxa" w:w="50"/>
+              <w:left w:type="dxa" w:w="90"/>
+              <w:bottom w:type="dxa" w:w="50"/>
+              <w:right w:type="dxa" w:w="90"/>
+            </w:tcMar>
+          </w:tcPr>
+          <w:p>
+            <w:r>
+              <w:rPr>
+                <w:sz w:val="18"/>
+                <w:szCs w:val="18"/>
+              </w:rPr>
+              <w:t xml:space="preserve">十一、名詞對照（國語／台語／英文）</w:t>
+            </w:r>
+          </w:p>
+        </w:tc>
+        <w:tc>
+          <w:tcPr>
+            <w:tcW w:type="dxa" w:w="4838"/>
+            <w:tcMar>
+              <w:top w:type="dxa" w:w="50"/>
+              <w:left w:type="dxa" w:w="90"/>
+              <w:bottom w:type="dxa" w:w="50"/>
+              <w:right w:type="dxa" w:w="90"/>
+            </w:tcMar>
+          </w:tcPr>
+          <w:p>
+            <w:r>
+              <w:rPr>
+                <w:sz w:val="18"/>
+                <w:szCs w:val="18"/>
+              </w:rPr>
+              <w:t xml:space="preserve">高壓氣管／吐出管、講義上的紅色線／Discharge Line／壓縮機吐出去的高溫高壓氣態…</w:t>
+            </w:r>
+          </w:p>
+        </w:tc>
+        <w:tc>
+          <w:tcPr>
+            <w:tcW w:type="dxa" w:w="1500"/>
+            <w:tcMar>
+              <w:top w:type="dxa" w:w="50"/>
+              <w:left w:type="dxa" w:w="90"/>
+              <w:bottom w:type="dxa" w:w="50"/>
+              <w:right w:type="dxa" w:w="90"/>
+            </w:tcMar>
+          </w:tcPr>
+          <w:p>
+            <w:r>
+              <w:rPr>
+                <w:b/>
+                <w:bCs/>
+                <w:color w:val="FFFFFF"/>
+                <w:sz w:val="18"/>
+                <w:szCs w:val="18"/>
+                <w:shd w:fill="C92A2A" w:color="auto" w:val="clear"/>
+              </w:rPr>
+              <w:t xml:space="preserve"> 10/9 修正 </w:t>
+            </w:r>
+          </w:p>
+        </w:tc>
+      </w:tr>
+      <w:tr>
+        <w:tc>
+          <w:tcPr>
+            <w:tcW w:type="dxa" w:w="700"/>
+            <w:tcMar>
+              <w:top w:type="dxa" w:w="50"/>
+              <w:left w:type="dxa" w:w="90"/>
+              <w:bottom w:type="dxa" w:w="50"/>
+              <w:right w:type="dxa" w:w="90"/>
+            </w:tcMar>
+          </w:tcPr>
+          <w:p>
+            <w:pPr>
+              <w:jc w:val="center"/>
+            </w:pPr>
+            <w:r>
+              <w:rPr>
+                <w:sz w:val="22"/>
+                <w:szCs w:val="22"/>
+              </w:rPr>
+              <w:t xml:space="preserve">☐</w:t>
+            </w:r>
+          </w:p>
+        </w:tc>
+        <w:tc>
+          <w:tcPr>
+            <w:tcW w:type="dxa" w:w="2600"/>
+            <w:tcMar>
+              <w:top w:type="dxa" w:w="50"/>
+              <w:left w:type="dxa" w:w="90"/>
+              <w:bottom w:type="dxa" w:w="50"/>
+              <w:right w:type="dxa" w:w="90"/>
+            </w:tcMar>
+          </w:tcPr>
+          <w:p>
+            <w:r>
+              <w:rPr>
+                <w:sz w:val="18"/>
+                <w:szCs w:val="18"/>
+              </w:rPr>
+              <w:t xml:space="preserve">十一、名詞對照（國語／台語／英文）</w:t>
+            </w:r>
+          </w:p>
+        </w:tc>
+        <w:tc>
+          <w:tcPr>
+            <w:tcW w:type="dxa" w:w="4838"/>
+            <w:tcMar>
+              <w:top w:type="dxa" w:w="50"/>
+              <w:left w:type="dxa" w:w="90"/>
+              <w:bottom w:type="dxa" w:w="50"/>
+              <w:right w:type="dxa" w:w="90"/>
+            </w:tcMar>
+          </w:tcPr>
+          <w:p>
+            <w:r>
+              <w:rPr>
+                <w:sz w:val="18"/>
+                <w:szCs w:val="18"/>
+              </w:rPr>
+              <w:t xml:space="preserve">高溫機／中溫機／低溫機／CR／CS／CF／High / Medium / Low Temp…</w:t>
+            </w:r>
+          </w:p>
+        </w:tc>
+        <w:tc>
+          <w:tcPr>
+            <w:tcW w:type="dxa" w:w="1500"/>
+            <w:tcMar>
+              <w:top w:type="dxa" w:w="50"/>
+              <w:left w:type="dxa" w:w="90"/>
+              <w:bottom w:type="dxa" w:w="50"/>
+              <w:right w:type="dxa" w:w="90"/>
+            </w:tcMar>
+          </w:tcPr>
+          <w:p>
+            <w:r>
+              <w:rPr>
+                <w:b/>
+                <w:bCs/>
+                <w:color w:val="FFFFFF"/>
+                <w:sz w:val="18"/>
+                <w:szCs w:val="18"/>
+                <w:shd w:fill="C92A2A" w:color="auto" w:val="clear"/>
+              </w:rPr>
+              <w:t xml:space="preserve"> 10/9 修正 </w:t>
+            </w:r>
+          </w:p>
+        </w:tc>
+      </w:tr>
+      <w:tr>
+        <w:tc>
+          <w:tcPr>
+            <w:tcW w:type="dxa" w:w="700"/>
+            <w:tcMar>
+              <w:top w:type="dxa" w:w="50"/>
+              <w:left w:type="dxa" w:w="90"/>
+              <w:bottom w:type="dxa" w:w="50"/>
+              <w:right w:type="dxa" w:w="90"/>
+            </w:tcMar>
+          </w:tcPr>
+          <w:p>
+            <w:pPr>
+              <w:jc w:val="center"/>
+            </w:pPr>
+            <w:r>
+              <w:rPr>
+                <w:sz w:val="22"/>
+                <w:szCs w:val="22"/>
+              </w:rPr>
+              <w:t xml:space="preserve">☐</w:t>
+            </w:r>
+          </w:p>
+        </w:tc>
+        <w:tc>
+          <w:tcPr>
+            <w:tcW w:type="dxa" w:w="2600"/>
+            <w:tcMar>
+              <w:top w:type="dxa" w:w="50"/>
+              <w:left w:type="dxa" w:w="90"/>
+              <w:bottom w:type="dxa" w:w="50"/>
+              <w:right w:type="dxa" w:w="90"/>
+            </w:tcMar>
+          </w:tcPr>
+          <w:p>
+            <w:r>
+              <w:rPr>
+                <w:sz w:val="18"/>
+                <w:szCs w:val="18"/>
+              </w:rPr>
+              <w:t xml:space="preserve">十一、名詞對照（國語／台語／英文）</w:t>
+            </w:r>
+          </w:p>
+        </w:tc>
+        <w:tc>
+          <w:tcPr>
+            <w:tcW w:type="dxa" w:w="4838"/>
+            <w:tcMar>
+              <w:top w:type="dxa" w:w="50"/>
+              <w:left w:type="dxa" w:w="90"/>
+              <w:bottom w:type="dxa" w:w="50"/>
+              <w:right w:type="dxa" w:w="90"/>
+            </w:tcMar>
+          </w:tcPr>
+          <w:p>
+            <w:r>
+              <w:rPr>
+                <w:sz w:val="18"/>
+                <w:szCs w:val="18"/>
+              </w:rPr>
+              <w:t xml:space="preserve">整節新增：英文縮寫全稱</w:t>
+            </w:r>
+          </w:p>
+        </w:tc>
+        <w:tc>
+          <w:tcPr>
+            <w:tcW w:type="dxa" w:w="1500"/>
+            <w:tcMar>
+              <w:top w:type="dxa" w:w="50"/>
+              <w:left w:type="dxa" w:w="90"/>
+              <w:bottom w:type="dxa" w:w="50"/>
+              <w:right w:type="dxa" w:w="90"/>
+            </w:tcMar>
+          </w:tcPr>
+          <w:p>
+            <w:r>
+              <w:rPr>
+                <w:b/>
+                <w:bCs/>
+                <w:color w:val="FFFFFF"/>
+                <w:sz w:val="18"/>
+                <w:szCs w:val="18"/>
+                <w:shd w:fill="C92A2A" w:color="auto" w:val="clear"/>
+              </w:rPr>
+              <w:t xml:space="preserve"> 新 </w:t>
+            </w:r>
+          </w:p>
+        </w:tc>
+      </w:tr>
+      <w:tr>
+        <w:tc>
+          <w:tcPr>
+            <w:tcW w:type="dxa" w:w="700"/>
+            <w:tcMar>
+              <w:top w:type="dxa" w:w="50"/>
+              <w:left w:type="dxa" w:w="90"/>
+              <w:bottom w:type="dxa" w:w="50"/>
+              <w:right w:type="dxa" w:w="90"/>
+            </w:tcMar>
+          </w:tcPr>
+          <w:p>
+            <w:pPr>
+              <w:jc w:val="center"/>
+            </w:pPr>
+            <w:r>
+              <w:rPr>
+                <w:sz w:val="22"/>
+                <w:szCs w:val="22"/>
+              </w:rPr>
+              <w:t xml:space="preserve">☐</w:t>
+            </w:r>
+          </w:p>
+        </w:tc>
+        <w:tc>
+          <w:tcPr>
+            <w:tcW w:type="dxa" w:w="2600"/>
+            <w:tcMar>
+              <w:top w:type="dxa" w:w="50"/>
+              <w:left w:type="dxa" w:w="90"/>
+              <w:bottom w:type="dxa" w:w="50"/>
+              <w:right w:type="dxa" w:w="90"/>
+            </w:tcMar>
+          </w:tcPr>
+          <w:p>
+            <w:r>
+              <w:rPr>
+                <w:sz w:val="18"/>
+                <w:szCs w:val="18"/>
+              </w:rPr>
+              <w:t xml:space="preserve">十一、名詞對照（國語／台語／英文） › 英文縮寫全稱</w:t>
+            </w:r>
+          </w:p>
+        </w:tc>
+        <w:tc>
+          <w:tcPr>
+            <w:tcW w:type="dxa" w:w="4838"/>
+            <w:tcMar>
+              <w:top w:type="dxa" w:w="50"/>
+              <w:left w:type="dxa" w:w="90"/>
+              <w:bottom w:type="dxa" w:w="50"/>
+              <w:right w:type="dxa" w:w="90"/>
+            </w:tcMar>
+          </w:tcPr>
+          <w:p>
+            <w:r>
+              <w:rPr>
+                <w:sz w:val="18"/>
+                <w:szCs w:val="18"/>
+              </w:rPr>
+              <w:t xml:space="preserve">CR／CS／CF／Copeland 往復式系列（記法：R＝Refrigerator 冷藏、…</w:t>
+            </w:r>
+          </w:p>
+        </w:tc>
+        <w:tc>
+          <w:tcPr>
+            <w:tcW w:type="dxa" w:w="1500"/>
+            <w:tcMar>
+              <w:top w:type="dxa" w:w="50"/>
+              <w:left w:type="dxa" w:w="90"/>
+              <w:bottom w:type="dxa" w:w="50"/>
+              <w:right w:type="dxa" w:w="90"/>
+            </w:tcMar>
+          </w:tcPr>
+          <w:p>
+            <w:r>
+              <w:rPr>
+                <w:b/>
+                <w:bCs/>
+                <w:color w:val="FFFFFF"/>
+                <w:sz w:val="18"/>
+                <w:szCs w:val="18"/>
+                <w:shd w:fill="C92A2A" w:color="auto" w:val="clear"/>
+              </w:rPr>
+              <w:t xml:space="preserve"> 10/9 修正 </w:t>
+            </w:r>
+          </w:p>
+        </w:tc>
+      </w:tr>
+    </w:tbl>
+    <w:p/>
     <w:p>
       <w:pPr>
         <w:pBdr>
@@ -90,25 +2030,49 @@
     <w:p>
       <w:pPr>
         <w:pBdr>
-          <w:left w:val="single" w:color="7DB9DE" w:sz="18" w:space="8"/>
+          <w:left w:val="single" w:color="F08C00" w:sz="24" w:space="10"/>
         </w:pBdr>
-        <w:shd w:fill="F2F7FB" w:color="auto" w:val="clear"/>
+        <w:shd w:fill="FFF3BF" w:color="auto" w:val="clear"/>
         <w:ind w:left="360"/>
       </w:pPr>
       <w:r>
         <w:rPr>
           <w:color w:val="33475B"/>
         </w:rPr>
-        <w:t xml:space="preserve">「你拿到壓縮機去是拿去賺錢的，而不是再多一顆再去賠。」所以「你這個匹配一定要對」。〔錄音10 04:36、06:08〕（10/12 修正）</w:t>
-      </w:r>
-    </w:p>
-    <w:p>
+        <w:t xml:space="preserve">「你拿到壓縮機去是拿去賺錢的，而不是再多一顆再去賠。」所以「你這個匹配一定要對」。〔錄音10 04:36、06:08〕</w:t>
+      </w:r>
+      <w:r>
+        <w:rPr>
+          <w:b/>
+          <w:bCs/>
+          <w:color w:val="FFFFFF"/>
+          <w:shd w:fill="C92A2A" w:color="auto" w:val="clear"/>
+        </w:rPr>
+        <w:t xml:space="preserve"> 10/12 修正 </w:t>
+      </w:r>
+    </w:p>
+    <w:p>
+      <w:pPr>
+        <w:pBdr>
+          <w:left w:val="single" w:color="F08C00" w:sz="24" w:space="10"/>
+        </w:pBdr>
+        <w:shd w:fill="FFF3BF" w:color="auto" w:val="clear"/>
+      </w:pPr>
       <w:r>
         <w:rPr>
           <w:b/>
           <w:bCs/>
         </w:rPr>
-        <w:t xml:space="preserve">怎麼讀這份筆記（新）</w:t>
+        <w:t xml:space="preserve">怎麼讀這份筆記</w:t>
+      </w:r>
+      <w:r>
+        <w:rPr>
+          <w:b/>
+          <w:bCs/>
+          <w:color w:val="FFFFFF"/>
+          <w:shd w:fill="C92A2A" w:color="auto" w:val="clear"/>
+        </w:rPr>
+        <w:t xml:space="preserve"> 新 </w:t>
       </w:r>
       <w:r>
         <w:t xml:space="preserve">：先讀「必讀」的部分（一到四、七的前半），規格對照、型號讀法、保溫管 15 種這類是「查閱」用的，需要時再翻，不用背。每一篇只要記住三件事：</w:t>
@@ -1463,6 +3427,12 @@
       </w:r>
     </w:p>
     <w:p>
+      <w:pPr>
+        <w:pBdr>
+          <w:left w:val="single" w:color="F08C00" w:sz="24" w:space="10"/>
+        </w:pBdr>
+        <w:shd w:fill="FFF3BF" w:color="auto" w:val="clear"/>
+      </w:pPr>
       <w:r>
         <w:rPr>
           <w:b/>
@@ -1471,7 +3441,16 @@
         <w:t xml:space="preserve">要有「兩態變化」才會冷</w:t>
       </w:r>
       <w:r>
-        <w:t xml:space="preserve">（10/10 修正）：老闆說液態變氣態，才會產生吸熱的效果，冷度才會出來；「沒有兩態變化，你就吸不到熱」。課本叫「潛熱」，老闆說我們不用去算。〔錄音02 14:05、20:48〕</w:t>
+        <w:rPr>
+          <w:b/>
+          <w:bCs/>
+          <w:color w:val="FFFFFF"/>
+          <w:shd w:fill="C92A2A" w:color="auto" w:val="clear"/>
+        </w:rPr>
+        <w:t xml:space="preserve"> 10/10 修正 </w:t>
+      </w:r>
+      <w:r>
+        <w:t xml:space="preserve">：老闆說液態變氣態，才會產生吸熱的效果，冷度才會出來；「沒有兩態變化，你就吸不到熱」。課本叫「潛熱」，老闆說我們不用去算。〔錄音02 14:05、20:48〕</w:t>
       </w:r>
     </w:p>
     <w:p>
@@ -2601,9 +4580,25 @@
     <w:p>
       <w:pPr>
         <w:pStyle w:val="Heading2"/>
-      </w:pPr>
-      <w:r>
-        <w:t xml:space="preserve">壓縮機貨架：四個牌子怎麼認（新）〔錄音13 00:00〕</w:t>
+        <w:pBdr>
+          <w:left w:val="single" w:color="F08C00" w:sz="24" w:space="10"/>
+        </w:pBdr>
+        <w:shd w:fill="FFF3BF" w:color="auto" w:val="clear"/>
+      </w:pPr>
+      <w:r>
+        <w:t xml:space="preserve">壓縮機貨架：四個牌子怎麼認</w:t>
+      </w:r>
+      <w:r>
+        <w:rPr>
+          <w:b/>
+          <w:bCs/>
+          <w:color w:val="FFFFFF"/>
+          <w:shd w:fill="C92A2A" w:color="auto" w:val="clear"/>
+        </w:rPr>
+        <w:t xml:space="preserve"> 新 </w:t>
+      </w:r>
+      <w:r>
+        <w:t xml:space="preserve">〔錄音13 00:00〕</w:t>
       </w:r>
     </w:p>
     <w:p>
@@ -2613,6 +4608,10 @@
           <w:ilvl w:val="0"/>
           <w:numId w:val="2"/>
         </w:numPr>
+        <w:pBdr>
+          <w:left w:val="single" w:color="F08C00" w:sz="24" w:space="10"/>
+        </w:pBdr>
+        <w:shd w:fill="FFF3BF" w:color="auto" w:val="clear"/>
       </w:pPr>
       <w:r>
         <w:t xml:space="preserve">店裡常備四個牌子：</w:t>
@@ -2635,7 +4634,19 @@
         <w:t xml:space="preserve">鐵甲（Tecumseh）</w:t>
       </w:r>
       <w:r>
-        <w:t xml:space="preserve"> 法國廠（GAJ 開頭）和泰國廠（KK 系列，型號 AW 開頭，例 AW2464）〔錄音13 13:14〕（10/9 修正）；美國廠已退出，巴西鐵甲店裡不賣，一馬以下用英博格代替；鐵甲在台灣超過 50 年〔錄音15 06:02〕；</w:t>
+        <w:t xml:space="preserve"> 法國廠（GAJ 開頭）和泰國廠（KK 系列，型號 AW 開頭，例 AW2464）〔錄音13 13:14〕</w:t>
+      </w:r>
+      <w:r>
+        <w:rPr>
+          <w:b/>
+          <w:bCs/>
+          <w:color w:val="FFFFFF"/>
+          <w:shd w:fill="C92A2A" w:color="auto" w:val="clear"/>
+        </w:rPr>
+        <w:t xml:space="preserve"> 10/9 修正 </w:t>
+      </w:r>
+      <w:r>
+        <w:t xml:space="preserve">；美國廠已退出，巴西鐵甲店裡不賣，一馬以下用英博格代替；鐵甲在台灣超過 50 年〔錄音15 06:02〕；</w:t>
       </w:r>
       <w:r>
         <w:rPr>
@@ -2665,6 +4676,10 @@
           <w:ilvl w:val="0"/>
           <w:numId w:val="2"/>
         </w:numPr>
+        <w:pBdr>
+          <w:left w:val="single" w:color="F08C00" w:sz="12" w:space="10"/>
+        </w:pBdr>
+        <w:shd w:fill="FFF9DB" w:color="auto" w:val="clear"/>
       </w:pPr>
       <w:r>
         <w:t xml:space="preserve">型號怎麼讀：黑金剛 </w:t>
@@ -2707,6 +4722,10 @@
           <w:ilvl w:val="0"/>
           <w:numId w:val="2"/>
         </w:numPr>
+        <w:pBdr>
+          <w:left w:val="single" w:color="F08C00" w:sz="12" w:space="10"/>
+        </w:pBdr>
+        <w:shd w:fill="FFF9DB" w:color="auto" w:val="clear"/>
       </w:pPr>
       <w:r>
         <w:t xml:space="preserve">每個牌子都有「同等級」可以互相代替：要對 </w:t>
@@ -2729,6 +4748,10 @@
           <w:ilvl w:val="0"/>
           <w:numId w:val="2"/>
         </w:numPr>
+        <w:pBdr>
+          <w:left w:val="single" w:color="F08C00" w:sz="12" w:space="10"/>
+        </w:pBdr>
+        <w:shd w:fill="FFF9DB" w:color="auto" w:val="clear"/>
       </w:pPr>
       <w:r>
         <w:t xml:space="preserve">老闆不批評別家的牌子：客人問評價，只說我們賣的是哪一種、為什麼。〔錄音13 04:21〕</w:t>
@@ -2737,9 +4760,25 @@
     <w:p>
       <w:pPr>
         <w:pStyle w:val="Heading2"/>
-      </w:pPr>
-      <w:r>
-        <w:t xml:space="preserve">電壓與相位：拿錯一個字就燒掉（新）〔錄音13 00:54〕</w:t>
+        <w:pBdr>
+          <w:left w:val="single" w:color="F08C00" w:sz="24" w:space="10"/>
+        </w:pBdr>
+        <w:shd w:fill="FFF3BF" w:color="auto" w:val="clear"/>
+      </w:pPr>
+      <w:r>
+        <w:t xml:space="preserve">電壓與相位：拿錯一個字就燒掉</w:t>
+      </w:r>
+      <w:r>
+        <w:rPr>
+          <w:b/>
+          <w:bCs/>
+          <w:color w:val="FFFFFF"/>
+          <w:shd w:fill="C92A2A" w:color="auto" w:val="clear"/>
+        </w:rPr>
+        <w:t xml:space="preserve"> 新 </w:t>
+      </w:r>
+      <w:r>
+        <w:t xml:space="preserve">〔錄音13 00:54〕</w:t>
       </w:r>
     </w:p>
     <w:p>
@@ -2749,6 +4788,10 @@
           <w:ilvl w:val="0"/>
           <w:numId w:val="2"/>
         </w:numPr>
+        <w:pBdr>
+          <w:left w:val="single" w:color="F08C00" w:sz="12" w:space="10"/>
+        </w:pBdr>
+        <w:shd w:fill="FFF9DB" w:color="auto" w:val="clear"/>
       </w:pPr>
       <w:r>
         <w:rPr>
@@ -2768,6 +4811,10 @@
           <w:ilvl w:val="0"/>
           <w:numId w:val="2"/>
         </w:numPr>
+        <w:pBdr>
+          <w:left w:val="single" w:color="F08C00" w:sz="24" w:space="10"/>
+        </w:pBdr>
+        <w:shd w:fill="FFF3BF" w:color="auto" w:val="clear"/>
       </w:pPr>
       <w:r>
         <w:t xml:space="preserve">客人要 220、你拿 110，通電就燒掉。</w:t>
@@ -2780,7 +4827,19 @@
         <w:t xml:space="preserve">壓縮機的管子焊上去就算用過，原廠一概不負責</w:t>
       </w:r>
       <w:r>
-        <w:t xml:space="preserve">，每個牌子都一樣；型號拿錯、電壓拿錯都不行，老闆：「拿錯了我公司沒辦法幫你負擔」（10/10 修正）。〔錄音13 07:45〕</w:t>
+        <w:t xml:space="preserve">，每個牌子都一樣；型號拿錯、電壓拿錯都不行，老闆：「拿錯了我公司沒辦法幫你負擔」</w:t>
+      </w:r>
+      <w:r>
+        <w:rPr>
+          <w:b/>
+          <w:bCs/>
+          <w:color w:val="FFFFFF"/>
+          <w:shd w:fill="C92A2A" w:color="auto" w:val="clear"/>
+        </w:rPr>
+        <w:t xml:space="preserve"> 10/10 修正 </w:t>
+      </w:r>
+      <w:r>
+        <w:t xml:space="preserve">。〔錄音13 07:45〕</w:t>
       </w:r>
     </w:p>
     <w:p>
@@ -2790,6 +4849,10 @@
           <w:ilvl w:val="0"/>
           <w:numId w:val="2"/>
         </w:numPr>
+        <w:pBdr>
+          <w:left w:val="single" w:color="F08C00" w:sz="12" w:space="10"/>
+        </w:pBdr>
+        <w:shd w:fill="FFF9DB" w:color="auto" w:val="clear"/>
       </w:pPr>
       <w:r>
         <w:t xml:space="preserve">出貨配件：</w:t>
@@ -2822,6 +4885,10 @@
           <w:ilvl w:val="0"/>
           <w:numId w:val="2"/>
         </w:numPr>
+        <w:pBdr>
+          <w:left w:val="single" w:color="F08C00" w:sz="12" w:space="10"/>
+        </w:pBdr>
+        <w:shd w:fill="FFF9DB" w:color="auto" w:val="clear"/>
       </w:pPr>
       <w:r>
         <w:rPr>
@@ -2851,6 +4918,10 @@
           <w:ilvl w:val="0"/>
           <w:numId w:val="2"/>
         </w:numPr>
+        <w:pBdr>
+          <w:left w:val="single" w:color="F08C00" w:sz="12" w:space="10"/>
+        </w:pBdr>
+        <w:shd w:fill="FFF9DB" w:color="auto" w:val="clear"/>
       </w:pPr>
       <w:r>
         <w:t xml:space="preserve">兩支管＝高壓吐出、低壓吸入；第三支是</w:t>
@@ -2873,6 +4944,10 @@
           <w:ilvl w:val="0"/>
           <w:numId w:val="2"/>
         </w:numPr>
+        <w:pBdr>
+          <w:left w:val="single" w:color="F08C00" w:sz="12" w:space="10"/>
+        </w:pBdr>
+        <w:shd w:fill="FFF9DB" w:color="auto" w:val="clear"/>
       </w:pPr>
       <w:r>
         <w:t xml:space="preserve">怎麼抱：不重，但</w:t>
@@ -2891,9 +4966,25 @@
     <w:p>
       <w:pPr>
         <w:pStyle w:val="Heading2"/>
-      </w:pPr>
-      <w:r>
-        <w:t xml:space="preserve">高溫、中溫、低溫：誰可以代替誰（新）〔錄音13 36:06〕</w:t>
+        <w:pBdr>
+          <w:left w:val="single" w:color="F08C00" w:sz="24" w:space="10"/>
+        </w:pBdr>
+        <w:shd w:fill="FFF3BF" w:color="auto" w:val="clear"/>
+      </w:pPr>
+      <w:r>
+        <w:t xml:space="preserve">高溫、中溫、低溫：誰可以代替誰</w:t>
+      </w:r>
+      <w:r>
+        <w:rPr>
+          <w:b/>
+          <w:bCs/>
+          <w:color w:val="FFFFFF"/>
+          <w:shd w:fill="C92A2A" w:color="auto" w:val="clear"/>
+        </w:rPr>
+        <w:t xml:space="preserve"> 新 </w:t>
+      </w:r>
+      <w:r>
+        <w:t xml:space="preserve">〔錄音13 36:06〕</w:t>
       </w:r>
     </w:p>
     <w:p>
@@ -2903,6 +4994,10 @@
           <w:ilvl w:val="0"/>
           <w:numId w:val="2"/>
         </w:numPr>
+        <w:pBdr>
+          <w:left w:val="single" w:color="F08C00" w:sz="24" w:space="10"/>
+        </w:pBdr>
+        <w:shd w:fill="FFF3BF" w:color="auto" w:val="clear"/>
       </w:pPr>
       <w:r>
         <w:t xml:space="preserve">黑金剛往復式：</w:t>
@@ -2915,7 +5010,16 @@
         <w:t xml:space="preserve">CR＝高溫（打冷藏）、CS＝中溫（冷藏、冷凍都能打）、CF＝低溫（-20°C 冷凍庫）</w:t>
       </w:r>
       <w:r>
-        <w:t xml:space="preserve">。越低溫越貴：一馬半的低溫機，價錢就跟兩馬半的中溫機一樣。〔錄音13 36:58〕（10/9 修正）</w:t>
+        <w:t xml:space="preserve">。越低溫越貴：一馬半的低溫機，價錢就跟兩馬半的中溫機一樣。〔錄音13 36:58〕</w:t>
+      </w:r>
+      <w:r>
+        <w:rPr>
+          <w:b/>
+          <w:bCs/>
+          <w:color w:val="FFFFFF"/>
+          <w:shd w:fill="C92A2A" w:color="auto" w:val="clear"/>
+        </w:rPr>
+        <w:t xml:space="preserve"> 10/9 修正 </w:t>
       </w:r>
     </w:p>
     <w:p>
@@ -2925,6 +5029,10 @@
           <w:ilvl w:val="0"/>
           <w:numId w:val="2"/>
         </w:numPr>
+        <w:pBdr>
+          <w:left w:val="single" w:color="F08C00" w:sz="12" w:space="10"/>
+        </w:pBdr>
+        <w:shd w:fill="FFF9DB" w:color="auto" w:val="clear"/>
       </w:pPr>
       <w:r>
         <w:t xml:space="preserve">怎麼代替（老闆的例子）：</w:t>
@@ -2947,6 +5055,10 @@
           <w:ilvl w:val="0"/>
           <w:numId w:val="2"/>
         </w:numPr>
+        <w:pBdr>
+          <w:left w:val="single" w:color="F08C00" w:sz="12" w:space="10"/>
+        </w:pBdr>
+        <w:shd w:fill="FFF9DB" w:color="auto" w:val="clear"/>
       </w:pPr>
       <w:r>
         <w:t xml:space="preserve">同牌子的世代：</w:t>
@@ -2969,6 +5081,10 @@
           <w:ilvl w:val="0"/>
           <w:numId w:val="2"/>
         </w:numPr>
+        <w:pBdr>
+          <w:left w:val="single" w:color="F08C00" w:sz="12" w:space="10"/>
+        </w:pBdr>
+        <w:shd w:fill="FFF9DB" w:color="auto" w:val="clear"/>
       </w:pPr>
       <w:r>
         <w:t xml:space="preserve">Danfoss：G 只灌 R134a，是冷藏壓縮機；CL 灌 R404A（507、408 也可以），是冷凍壓縮機。客人說「12C」就是 12CL，說「12 冷藏」就是 12G。〔錄音13 43:51、47:15〕</w:t>
@@ -2977,9 +5093,25 @@
     <w:p>
       <w:pPr>
         <w:pStyle w:val="Heading2"/>
-      </w:pPr>
-      <w:r>
-        <w:t xml:space="preserve">拿壓縮機的 SOP：一個字都不能錯（新）〔錄音13 08:36〕</w:t>
+        <w:pBdr>
+          <w:left w:val="single" w:color="F08C00" w:sz="24" w:space="10"/>
+        </w:pBdr>
+        <w:shd w:fill="FFF3BF" w:color="auto" w:val="clear"/>
+      </w:pPr>
+      <w:r>
+        <w:t xml:space="preserve">拿壓縮機的 SOP：一個字都不能錯</w:t>
+      </w:r>
+      <w:r>
+        <w:rPr>
+          <w:b/>
+          <w:bCs/>
+          <w:color w:val="FFFFFF"/>
+          <w:shd w:fill="C92A2A" w:color="auto" w:val="clear"/>
+        </w:rPr>
+        <w:t xml:space="preserve"> 新 </w:t>
+      </w:r>
+      <w:r>
+        <w:t xml:space="preserve">〔錄音13 08:36〕</w:t>
       </w:r>
     </w:p>
     <w:p>
@@ -2989,6 +5121,10 @@
           <w:ilvl w:val="0"/>
           <w:numId w:val="3"/>
         </w:numPr>
+        <w:pBdr>
+          <w:left w:val="single" w:color="F08C00" w:sz="12" w:space="10"/>
+        </w:pBdr>
+        <w:shd w:fill="FFF9DB" w:color="auto" w:val="clear"/>
       </w:pPr>
       <w:r>
         <w:t xml:space="preserve">型號</w:t>
@@ -3011,6 +5147,10 @@
           <w:ilvl w:val="0"/>
           <w:numId w:val="3"/>
         </w:numPr>
+        <w:pBdr>
+          <w:left w:val="single" w:color="F08C00" w:sz="12" w:space="10"/>
+        </w:pBdr>
+        <w:shd w:fill="FFF9DB" w:color="auto" w:val="clear"/>
       </w:pPr>
       <w:r>
         <w:t xml:space="preserve">電壓：110 還是 220？三相是 220 還是 380？</w:t>
@@ -3023,6 +5163,10 @@
           <w:ilvl w:val="0"/>
           <w:numId w:val="3"/>
         </w:numPr>
+        <w:pBdr>
+          <w:left w:val="single" w:color="F08C00" w:sz="12" w:space="10"/>
+        </w:pBdr>
+        <w:shd w:fill="FFF9DB" w:color="auto" w:val="clear"/>
       </w:pPr>
       <w:r>
         <w:t xml:space="preserve">單相有沒有拿配件盒；三相有沒有拿角座。</w:t>
@@ -3035,6 +5179,10 @@
           <w:ilvl w:val="0"/>
           <w:numId w:val="3"/>
         </w:numPr>
+        <w:pBdr>
+          <w:left w:val="single" w:color="F08C00" w:sz="12" w:space="10"/>
+        </w:pBdr>
+        <w:shd w:fill="FFF9DB" w:color="auto" w:val="clear"/>
       </w:pPr>
       <w:r>
         <w:t xml:space="preserve">溫度：冷藏拿高溫機、冷凍拿低溫機。</w:t>
@@ -3047,9 +5195,22 @@
           <w:ilvl w:val="0"/>
           <w:numId w:val="3"/>
         </w:numPr>
-      </w:pPr>
-      <w:r>
-        <w:t xml:space="preserve">不要只看架上的位置：有時候會放錯，拿出來還要再看一次型號；先對壓縮機，再對配件。〔錄音13 22:33〕（10/9 修正）</w:t>
+        <w:pBdr>
+          <w:left w:val="single" w:color="F08C00" w:sz="24" w:space="10"/>
+        </w:pBdr>
+        <w:shd w:fill="FFF3BF" w:color="auto" w:val="clear"/>
+      </w:pPr>
+      <w:r>
+        <w:t xml:space="preserve">不要只看架上的位置：有時候會放錯，拿出來還要再看一次型號；先對壓縮機，再對配件。〔錄音13 22:33〕</w:t>
+      </w:r>
+      <w:r>
+        <w:rPr>
+          <w:b/>
+          <w:bCs/>
+          <w:color w:val="FFFFFF"/>
+          <w:shd w:fill="C92A2A" w:color="auto" w:val="clear"/>
+        </w:rPr>
+        <w:t xml:space="preserve"> 10/9 修正 </w:t>
       </w:r>
     </w:p>
     <w:p>
@@ -3059,12 +5220,22 @@
           <w:ilvl w:val="0"/>
           <w:numId w:val="3"/>
         </w:numPr>
+        <w:pBdr>
+          <w:left w:val="single" w:color="F08C00" w:sz="12" w:space="10"/>
+        </w:pBdr>
+        <w:shd w:fill="FFF9DB" w:color="auto" w:val="clear"/>
       </w:pPr>
       <w:r>
         <w:t xml:space="preserve">客人要的是哪一顆，不是「長得一樣」的那一顆（鐵甲 2446 和 2464 長一模一樣，能力不同）。〔錄音13 11:14〕</w:t>
       </w:r>
     </w:p>
     <w:p>
+      <w:pPr>
+        <w:pBdr>
+          <w:left w:val="single" w:color="F08C00" w:sz="12" w:space="10"/>
+        </w:pBdr>
+        <w:shd w:fill="FFF9DB" w:color="auto" w:val="clear"/>
+      </w:pPr>
       <w:r>
         <w:t xml:space="preserve">貨架為什麼這樣排：</w:t>
       </w:r>
@@ -3803,6 +5974,10 @@
           <w:ilvl w:val="0"/>
           <w:numId w:val="2"/>
         </w:numPr>
+        <w:pBdr>
+          <w:left w:val="single" w:color="F08C00" w:sz="24" w:space="10"/>
+        </w:pBdr>
+        <w:shd w:fill="FFF3BF" w:color="auto" w:val="clear"/>
       </w:pPr>
       <w:r>
         <w:t xml:space="preserve">現在冷媒多為大陸製，含水量不一定，所以</w:t>
@@ -3815,7 +5990,16 @@
         <w:t xml:space="preserve">一定要裝</w:t>
       </w:r>
       <w:r>
-        <w:t xml:space="preserve">〔錄音01 04:14〕〔錄音03 01:45〕；乾燥過濾器也是常常更換的東西。〔錄音12 38:00〕（10/9 修正）</w:t>
+        <w:t xml:space="preserve">〔錄音01 04:14〕〔錄音03 01:45〕；乾燥過濾器也是常常更換的東西。〔錄音12 38:00〕</w:t>
+      </w:r>
+      <w:r>
+        <w:rPr>
+          <w:b/>
+          <w:bCs/>
+          <w:color w:val="FFFFFF"/>
+          <w:shd w:fill="C92A2A" w:color="auto" w:val="clear"/>
+        </w:rPr>
+        <w:t xml:space="preserve"> 10/9 修正 </w:t>
       </w:r>
     </w:p>
     <w:p>
@@ -4071,9 +6255,25 @@
     <w:p>
       <w:pPr>
         <w:pStyle w:val="Heading2"/>
-      </w:pPr>
-      <w:r>
-        <w:t xml:space="preserve">零件上的字：ODF、SAE、MPT（新）〔錄音14 00:00〕</w:t>
+        <w:pBdr>
+          <w:left w:val="single" w:color="F08C00" w:sz="24" w:space="10"/>
+        </w:pBdr>
+        <w:shd w:fill="FFF3BF" w:color="auto" w:val="clear"/>
+      </w:pPr>
+      <w:r>
+        <w:t xml:space="preserve">零件上的字：ODF、SAE、MPT</w:t>
+      </w:r>
+      <w:r>
+        <w:rPr>
+          <w:b/>
+          <w:bCs/>
+          <w:color w:val="FFFFFF"/>
+          <w:shd w:fill="C92A2A" w:color="auto" w:val="clear"/>
+        </w:rPr>
+        <w:t xml:space="preserve"> 新 </w:t>
+      </w:r>
+      <w:r>
+        <w:t xml:space="preserve">〔錄音14 00:00〕</w:t>
       </w:r>
     </w:p>
     <w:p>
@@ -4083,6 +6283,10 @@
           <w:ilvl w:val="0"/>
           <w:numId w:val="2"/>
         </w:numPr>
+        <w:pBdr>
+          <w:left w:val="single" w:color="F08C00" w:sz="12" w:space="10"/>
+        </w:pBdr>
+        <w:shd w:fill="FFF9DB" w:color="auto" w:val="clear"/>
       </w:pPr>
       <w:r>
         <w:rPr>
@@ -4122,6 +6326,10 @@
           <w:ilvl w:val="0"/>
           <w:numId w:val="2"/>
         </w:numPr>
+        <w:pBdr>
+          <w:left w:val="single" w:color="F08C00" w:sz="12" w:space="10"/>
+        </w:pBdr>
+        <w:shd w:fill="FFF9DB" w:color="auto" w:val="clear"/>
       </w:pPr>
       <w:r>
         <w:t xml:space="preserve">型號後面寫「</w:t>
@@ -4144,6 +6352,10 @@
           <w:ilvl w:val="0"/>
           <w:numId w:val="2"/>
         </w:numPr>
+        <w:pBdr>
+          <w:left w:val="single" w:color="F08C00" w:sz="12" w:space="10"/>
+        </w:pBdr>
+        <w:shd w:fill="FFF9DB" w:color="auto" w:val="clear"/>
       </w:pPr>
       <w:r>
         <w:t xml:space="preserve">鐵管是標稱尺寸，比同一個「分」的銅管大很多：</w:t>
@@ -4166,6 +6378,10 @@
           <w:ilvl w:val="0"/>
           <w:numId w:val="2"/>
         </w:numPr>
+        <w:pBdr>
+          <w:left w:val="single" w:color="F08C00" w:sz="12" w:space="10"/>
+        </w:pBdr>
+        <w:shd w:fill="FFF9DB" w:color="auto" w:val="clear"/>
       </w:pPr>
       <w:r>
         <w:t xml:space="preserve">很多零件都有方向箭頭（IN／OUT）：不只乾燥過濾器，電磁閥、消音器也有。〔錄音14 05:58〕</w:t>
@@ -4178,6 +6394,10 @@
           <w:ilvl w:val="0"/>
           <w:numId w:val="2"/>
         </w:numPr>
+        <w:pBdr>
+          <w:left w:val="single" w:color="F08C00" w:sz="12" w:space="10"/>
+        </w:pBdr>
+        <w:shd w:fill="FFF9DB" w:color="auto" w:val="clear"/>
       </w:pPr>
       <w:r>
         <w:t xml:space="preserve">看一台配好的機組，零件的順序：壓縮機 → 消音器 → 油分離器（選配）→ 散熱器 → 乾燥過濾器 → 視液鏡 → 電磁閥 → 膨脹閥 → 冷排 → 回管（氣管）回壓縮機。店裡賣的就是這些零件；客人配機組時配件以三分為主，最後問回管幾分。〔錄音14 06:52、25:02〕</w:t>
@@ -4320,9 +6540,25 @@
     <w:p>
       <w:pPr>
         <w:pStyle w:val="Heading2"/>
-      </w:pPr>
-      <w:r>
-        <w:t xml:space="preserve">保溫管的 15 種：怎麼問、怎麼拿（新）〔錄音14 09:31〕</w:t>
+        <w:pBdr>
+          <w:left w:val="single" w:color="F08C00" w:sz="24" w:space="10"/>
+        </w:pBdr>
+        <w:shd w:fill="FFF3BF" w:color="auto" w:val="clear"/>
+      </w:pPr>
+      <w:r>
+        <w:t xml:space="preserve">保溫管的 15 種：怎麼問、怎麼拿</w:t>
+      </w:r>
+      <w:r>
+        <w:rPr>
+          <w:b/>
+          <w:bCs/>
+          <w:color w:val="FFFFFF"/>
+          <w:shd w:fill="C92A2A" w:color="auto" w:val="clear"/>
+        </w:rPr>
+        <w:t xml:space="preserve"> 新 </w:t>
+      </w:r>
+      <w:r>
+        <w:t xml:space="preserve">〔錄音14 09:31〕</w:t>
       </w:r>
     </w:p>
     <w:p>
@@ -4332,6 +6568,10 @@
           <w:ilvl w:val="0"/>
           <w:numId w:val="2"/>
         </w:numPr>
+        <w:pBdr>
+          <w:left w:val="single" w:color="F08C00" w:sz="12" w:space="10"/>
+        </w:pBdr>
+        <w:shd w:fill="FFF9DB" w:color="auto" w:val="clear"/>
       </w:pPr>
       <w:r>
         <w:t xml:space="preserve">厚度有 </w:t>
@@ -4364,6 +6604,10 @@
           <w:ilvl w:val="0"/>
           <w:numId w:val="2"/>
         </w:numPr>
+        <w:pBdr>
+          <w:left w:val="single" w:color="F08C00" w:sz="12" w:space="10"/>
+        </w:pBdr>
+        <w:shd w:fill="FFF9DB" w:color="auto" w:val="clear"/>
       </w:pPr>
       <w:r>
         <w:rPr>
@@ -4393,6 +6637,10 @@
           <w:ilvl w:val="0"/>
           <w:numId w:val="2"/>
         </w:numPr>
+        <w:pBdr>
+          <w:left w:val="single" w:color="F08C00" w:sz="12" w:space="10"/>
+        </w:pBdr>
+        <w:shd w:fill="FFF9DB" w:color="auto" w:val="clear"/>
       </w:pPr>
       <w:r>
         <w:t xml:space="preserve">要包</w:t>
@@ -4415,6 +6663,10 @@
           <w:ilvl w:val="0"/>
           <w:numId w:val="2"/>
         </w:numPr>
+        <w:pBdr>
+          <w:left w:val="single" w:color="F08C00" w:sz="12" w:space="10"/>
+        </w:pBdr>
+        <w:shd w:fill="FFF9DB" w:color="auto" w:val="clear"/>
       </w:pPr>
       <w:r>
         <w:rPr>
@@ -4434,6 +6686,10 @@
           <w:ilvl w:val="0"/>
           <w:numId w:val="2"/>
         </w:numPr>
+        <w:pBdr>
+          <w:left w:val="single" w:color="F08C00" w:sz="12" w:space="10"/>
+        </w:pBdr>
+        <w:shd w:fill="FFF9DB" w:color="auto" w:val="clear"/>
       </w:pPr>
       <w:r>
         <w:t xml:space="preserve">客人來拿保溫管先問三句：</w:t>
@@ -4476,6 +6732,10 @@
           <w:ilvl w:val="0"/>
           <w:numId w:val="2"/>
         </w:numPr>
+        <w:pBdr>
+          <w:left w:val="single" w:color="F08C00" w:sz="12" w:space="10"/>
+        </w:pBdr>
+        <w:shd w:fill="FFF9DB" w:color="auto" w:val="clear"/>
       </w:pPr>
       <w:r>
         <w:t xml:space="preserve">客人說包水管，再問「那支管幾度」：冷氣排水不冷，最薄的就好；冰水管 7°C 要包厚。聽得懂這句，客人就知道你內行。〔錄音14 19:53〕</w:t>
@@ -4488,6 +6748,10 @@
           <w:ilvl w:val="0"/>
           <w:numId w:val="2"/>
         </w:numPr>
+        <w:pBdr>
+          <w:left w:val="single" w:color="F08C00" w:sz="12" w:space="10"/>
+        </w:pBdr>
+        <w:shd w:fill="FFF9DB" w:color="auto" w:val="clear"/>
       </w:pPr>
       <w:r>
         <w:rPr>
@@ -5569,9 +7833,25 @@
     <w:p>
       <w:pPr>
         <w:pStyle w:val="Heading2"/>
-      </w:pPr>
-      <w:r>
-        <w:t xml:space="preserve">送貨對貨 SOP（新）〔錄音15 00:00〕</w:t>
+        <w:pBdr>
+          <w:left w:val="single" w:color="F08C00" w:sz="24" w:space="10"/>
+        </w:pBdr>
+        <w:shd w:fill="FFF3BF" w:color="auto" w:val="clear"/>
+      </w:pPr>
+      <w:r>
+        <w:t xml:space="preserve">送貨對貨 SOP</w:t>
+      </w:r>
+      <w:r>
+        <w:rPr>
+          <w:b/>
+          <w:bCs/>
+          <w:color w:val="FFFFFF"/>
+          <w:shd w:fill="C92A2A" w:color="auto" w:val="clear"/>
+        </w:rPr>
+        <w:t xml:space="preserve"> 新 </w:t>
+      </w:r>
+      <w:r>
+        <w:t xml:space="preserve">〔錄音15 00:00〕</w:t>
       </w:r>
     </w:p>
     <w:p>
@@ -5581,6 +7861,10 @@
           <w:ilvl w:val="0"/>
           <w:numId w:val="2"/>
         </w:numPr>
+        <w:pBdr>
+          <w:left w:val="single" w:color="F08C00" w:sz="12" w:space="10"/>
+        </w:pBdr>
+        <w:shd w:fill="FFF9DB" w:color="auto" w:val="clear"/>
       </w:pPr>
       <w:r>
         <w:rPr>
@@ -5600,6 +7884,10 @@
           <w:ilvl w:val="0"/>
           <w:numId w:val="2"/>
         </w:numPr>
+        <w:pBdr>
+          <w:left w:val="single" w:color="F08C00" w:sz="12" w:space="10"/>
+        </w:pBdr>
+        <w:shd w:fill="FFF9DB" w:color="auto" w:val="clear"/>
       </w:pPr>
       <w:r>
         <w:rPr>
@@ -5619,6 +7907,10 @@
           <w:ilvl w:val="0"/>
           <w:numId w:val="2"/>
         </w:numPr>
+        <w:pBdr>
+          <w:left w:val="single" w:color="F08C00" w:sz="12" w:space="10"/>
+        </w:pBdr>
+        <w:shd w:fill="FFF9DB" w:color="auto" w:val="clear"/>
       </w:pPr>
       <w:r>
         <w:rPr>
@@ -5638,6 +7930,10 @@
           <w:ilvl w:val="0"/>
           <w:numId w:val="2"/>
         </w:numPr>
+        <w:pBdr>
+          <w:left w:val="single" w:color="F08C00" w:sz="12" w:space="10"/>
+        </w:pBdr>
+        <w:shd w:fill="FFF9DB" w:color="auto" w:val="clear"/>
       </w:pPr>
       <w:r>
         <w:rPr>
@@ -5657,6 +7953,10 @@
           <w:ilvl w:val="0"/>
           <w:numId w:val="2"/>
         </w:numPr>
+        <w:pBdr>
+          <w:left w:val="single" w:color="F08C00" w:sz="12" w:space="10"/>
+        </w:pBdr>
+        <w:shd w:fill="FFF9DB" w:color="auto" w:val="clear"/>
       </w:pPr>
       <w:r>
         <w:rPr>
@@ -5672,12 +7972,34 @@
     <w:p>
       <w:pPr>
         <w:pStyle w:val="Heading2"/>
-      </w:pPr>
-      <w:r>
-        <w:t xml:space="preserve">新人業務怎麼開始（新）（第 1～3 點整理自老闆的話；第 4 點和下面的方法是補充建議，老闆沒講）</w:t>
-      </w:r>
-    </w:p>
-    <w:p>
+        <w:pBdr>
+          <w:left w:val="single" w:color="F08C00" w:sz="24" w:space="10"/>
+        </w:pBdr>
+        <w:shd w:fill="FFF3BF" w:color="auto" w:val="clear"/>
+      </w:pPr>
+      <w:r>
+        <w:t xml:space="preserve">新人業務怎麼開始</w:t>
+      </w:r>
+      <w:r>
+        <w:rPr>
+          <w:b/>
+          <w:bCs/>
+          <w:color w:val="FFFFFF"/>
+          <w:shd w:fill="C92A2A" w:color="auto" w:val="clear"/>
+        </w:rPr>
+        <w:t xml:space="preserve"> 新 </w:t>
+      </w:r>
+      <w:r>
+        <w:t xml:space="preserve">（第 1～3 點整理自老闆的話；第 4 點和下面的方法是補充建議，老闆沒講）</w:t>
+      </w:r>
+    </w:p>
+    <w:p>
+      <w:pPr>
+        <w:pBdr>
+          <w:left w:val="single" w:color="F08C00" w:sz="12" w:space="10"/>
+        </w:pBdr>
+        <w:shd w:fill="FFF9DB" w:color="auto" w:val="clear"/>
+      </w:pPr>
       <w:r>
         <w:t xml:space="preserve">好業務先做到的四件事：</w:t>
       </w:r>
@@ -5689,6 +8011,10 @@
           <w:ilvl w:val="0"/>
           <w:numId w:val="5"/>
         </w:numPr>
+        <w:pBdr>
+          <w:left w:val="single" w:color="F08C00" w:sz="12" w:space="10"/>
+        </w:pBdr>
+        <w:shd w:fill="FFF9DB" w:color="auto" w:val="clear"/>
       </w:pPr>
       <w:r>
         <w:rPr>
@@ -5708,6 +8034,10 @@
           <w:ilvl w:val="0"/>
           <w:numId w:val="5"/>
         </w:numPr>
+        <w:pBdr>
+          <w:left w:val="single" w:color="F08C00" w:sz="12" w:space="10"/>
+        </w:pBdr>
+        <w:shd w:fill="FFF9DB" w:color="auto" w:val="clear"/>
       </w:pPr>
       <w:r>
         <w:rPr>
@@ -5727,6 +8057,10 @@
           <w:ilvl w:val="0"/>
           <w:numId w:val="5"/>
         </w:numPr>
+        <w:pBdr>
+          <w:left w:val="single" w:color="F08C00" w:sz="12" w:space="10"/>
+        </w:pBdr>
+        <w:shd w:fill="FFF9DB" w:color="auto" w:val="clear"/>
       </w:pPr>
       <w:r>
         <w:rPr>
@@ -5746,6 +8080,10 @@
           <w:ilvl w:val="0"/>
           <w:numId w:val="5"/>
         </w:numPr>
+        <w:pBdr>
+          <w:left w:val="single" w:color="F08C00" w:sz="12" w:space="10"/>
+        </w:pBdr>
+        <w:shd w:fill="FFF9DB" w:color="auto" w:val="clear"/>
       </w:pPr>
       <w:r>
         <w:rPr>
@@ -5759,6 +8097,12 @@
       </w:r>
     </w:p>
     <w:p>
+      <w:pPr>
+        <w:pBdr>
+          <w:left w:val="single" w:color="F08C00" w:sz="12" w:space="10"/>
+        </w:pBdr>
+        <w:shd w:fill="FFF9DB" w:color="auto" w:val="clear"/>
+      </w:pPr>
       <w:r>
         <w:t xml:space="preserve">產品要融會貫通，每一種都掛在三個鉤子上：</w:t>
       </w:r>
@@ -5794,6 +8138,12 @@
       </w:r>
     </w:p>
     <w:p>
+      <w:pPr>
+        <w:pBdr>
+          <w:left w:val="single" w:color="F08C00" w:sz="12" w:space="10"/>
+        </w:pBdr>
+        <w:shd w:fill="FFF9DB" w:color="auto" w:val="clear"/>
+      </w:pPr>
       <w:r>
         <w:t xml:space="preserve">一天 20 分鐘：每天一排貨架（拿產品總表對著看，答不出來的明天問老闆）；每週拿一張真的出貨單自己配出整套再對；聽錄音13 邊站在壓縮機貨架前看；每天記一題被問倒的。</w:t>
       </w:r>
@@ -7898,6 +10248,7 @@
         <w:tc>
           <w:tcPr>
             <w:tcW w:type="dxa" w:w="1127"/>
+            <w:shd w:fill="FFF3BF" w:color="auto" w:val="clear"/>
             <w:tcMar>
               <w:top w:type="dxa" w:w="60"/>
               <w:left w:type="dxa" w:w="100"/>
@@ -7918,6 +10269,7 @@
         <w:tc>
           <w:tcPr>
             <w:tcW w:type="dxa" w:w="1435"/>
+            <w:shd w:fill="FFF3BF" w:color="auto" w:val="clear"/>
             <w:tcMar>
               <w:top w:type="dxa" w:w="60"/>
               <w:left w:type="dxa" w:w="100"/>
@@ -7938,6 +10290,7 @@
         <w:tc>
           <w:tcPr>
             <w:tcW w:type="dxa" w:w="2563"/>
+            <w:shd w:fill="FFF3BF" w:color="auto" w:val="clear"/>
             <w:tcMar>
               <w:top w:type="dxa" w:w="60"/>
               <w:left w:type="dxa" w:w="100"/>
@@ -7958,20 +10311,32 @@
         <w:tc>
           <w:tcPr>
             <w:tcW w:type="dxa" w:w="4513"/>
-            <w:tcMar>
-              <w:top w:type="dxa" w:w="60"/>
-              <w:left w:type="dxa" w:w="100"/>
-              <w:bottom w:type="dxa" w:w="60"/>
-              <w:right w:type="dxa" w:w="100"/>
-            </w:tcMar>
-          </w:tcPr>
-          <w:p>
-            <w:r>
-              <w:rPr>
-                <w:sz w:val="19"/>
-                <w:szCs w:val="19"/>
-              </w:rPr>
-              <w:t xml:space="preserve">壓縮機吐出去的高溫高壓氣態；老闆說「沒有人會講高壓氣管」（10/9 修正）</w:t>
+            <w:shd w:fill="FFF3BF" w:color="auto" w:val="clear"/>
+            <w:tcMar>
+              <w:top w:type="dxa" w:w="60"/>
+              <w:left w:type="dxa" w:w="100"/>
+              <w:bottom w:type="dxa" w:w="60"/>
+              <w:right w:type="dxa" w:w="100"/>
+            </w:tcMar>
+          </w:tcPr>
+          <w:p>
+            <w:r>
+              <w:rPr>
+                <w:sz w:val="19"/>
+                <w:szCs w:val="19"/>
+              </w:rPr>
+              <w:t xml:space="preserve">壓縮機吐出去的高溫高壓氣態；老闆說「沒有人會講高壓氣管」</w:t>
+            </w:r>
+            <w:r>
+              <w:rPr>
+                <w:b/>
+                <w:bCs/>
+                <w:color w:val="FFFFFF"/>
+                <w:sz w:val="19"/>
+                <w:szCs w:val="19"/>
+                <w:shd w:fill="C92A2A" w:color="auto" w:val="clear"/>
+              </w:rPr>
+              <w:t xml:space="preserve"> 10/9 修正 </w:t>
             </w:r>
           </w:p>
         </w:tc>
@@ -10958,6 +13323,7 @@
         <w:tc>
           <w:tcPr>
             <w:tcW w:type="dxa" w:w="1127"/>
+            <w:shd w:fill="FFF3BF" w:color="auto" w:val="clear"/>
             <w:tcMar>
               <w:top w:type="dxa" w:w="60"/>
               <w:left w:type="dxa" w:w="100"/>
@@ -10978,6 +13344,7 @@
         <w:tc>
           <w:tcPr>
             <w:tcW w:type="dxa" w:w="1435"/>
+            <w:shd w:fill="FFF3BF" w:color="auto" w:val="clear"/>
             <w:tcMar>
               <w:top w:type="dxa" w:w="60"/>
               <w:left w:type="dxa" w:w="100"/>
@@ -10998,6 +13365,7 @@
         <w:tc>
           <w:tcPr>
             <w:tcW w:type="dxa" w:w="2563"/>
+            <w:shd w:fill="FFF3BF" w:color="auto" w:val="clear"/>
             <w:tcMar>
               <w:top w:type="dxa" w:w="60"/>
               <w:left w:type="dxa" w:w="100"/>
@@ -11018,20 +13386,32 @@
         <w:tc>
           <w:tcPr>
             <w:tcW w:type="dxa" w:w="4513"/>
-            <w:tcMar>
-              <w:top w:type="dxa" w:w="60"/>
-              <w:left w:type="dxa" w:w="100"/>
-              <w:bottom w:type="dxa" w:w="60"/>
-              <w:right w:type="dxa" w:w="100"/>
-            </w:tcMar>
-          </w:tcPr>
-          <w:p>
-            <w:r>
-              <w:rPr>
-                <w:sz w:val="19"/>
-                <w:szCs w:val="19"/>
-              </w:rPr>
-              <w:t xml:space="preserve">冷藏用高溫、冷凍用低溫、中溫兩邊都能打；低溫缺貨可以拿大一點的中溫代替（10/9 修正）</w:t>
+            <w:shd w:fill="FFF3BF" w:color="auto" w:val="clear"/>
+            <w:tcMar>
+              <w:top w:type="dxa" w:w="60"/>
+              <w:left w:type="dxa" w:w="100"/>
+              <w:bottom w:type="dxa" w:w="60"/>
+              <w:right w:type="dxa" w:w="100"/>
+            </w:tcMar>
+          </w:tcPr>
+          <w:p>
+            <w:r>
+              <w:rPr>
+                <w:sz w:val="19"/>
+                <w:szCs w:val="19"/>
+              </w:rPr>
+              <w:t xml:space="preserve">冷藏用高溫、冷凍用低溫、中溫兩邊都能打；低溫缺貨可以拿大一點的中溫代替</w:t>
+            </w:r>
+            <w:r>
+              <w:rPr>
+                <w:b/>
+                <w:bCs/>
+                <w:color w:val="FFFFFF"/>
+                <w:sz w:val="19"/>
+                <w:szCs w:val="19"/>
+                <w:shd w:fill="C92A2A" w:color="auto" w:val="clear"/>
+              </w:rPr>
+              <w:t xml:space="preserve"> 10/9 修正 </w:t>
             </w:r>
           </w:p>
         </w:tc>
@@ -11126,17 +13506,42 @@
     <w:p>
       <w:pPr>
         <w:pStyle w:val="Heading2"/>
-      </w:pPr>
-      <w:r>
-        <w:t xml:space="preserve">英文縮寫全稱（新）</w:t>
-      </w:r>
-    </w:p>
-    <w:p>
+        <w:pBdr>
+          <w:left w:val="single" w:color="F08C00" w:sz="24" w:space="10"/>
+        </w:pBdr>
+        <w:shd w:fill="FFF3BF" w:color="auto" w:val="clear"/>
+      </w:pPr>
+      <w:r>
+        <w:t xml:space="preserve">英文縮寫全稱</w:t>
+      </w:r>
+      <w:r>
+        <w:rPr>
+          <w:b/>
+          <w:bCs/>
+          <w:color w:val="FFFFFF"/>
+          <w:shd w:fill="C92A2A" w:color="auto" w:val="clear"/>
+        </w:rPr>
+        <w:t xml:space="preserve"> 新 </w:t>
+      </w:r>
+    </w:p>
+    <w:p>
+      <w:pPr>
+        <w:pBdr>
+          <w:left w:val="single" w:color="F08C00" w:sz="12" w:space="10"/>
+        </w:pBdr>
+        <w:shd w:fill="FFF9DB" w:color="auto" w:val="clear"/>
+      </w:pPr>
       <w:r>
         <w:t xml:space="preserve">用英文全稱幫忙記：字母本身就在說它是什麼。牌子的系列代號（TE、EVR、CR／CS、ZS…）不是縮寫，「記法」只是幫助記憶，不是正式定義。網頁版第 51～53 頁有同一份，點縮寫可以跳到講它的那一頁。</w:t>
       </w:r>
     </w:p>
     <w:p>
+      <w:pPr>
+        <w:pBdr>
+          <w:left w:val="single" w:color="F08C00" w:sz="12" w:space="10"/>
+        </w:pBdr>
+        <w:shd w:fill="FFF9DB" w:color="auto" w:val="clear"/>
+      </w:pPr>
       <w:r>
         <w:rPr>
           <w:b/>
@@ -11267,6 +13672,7 @@
         <w:tc>
           <w:tcPr>
             <w:tcW w:type="dxa" w:w="725"/>
+            <w:shd w:fill="FFF9DB" w:color="auto" w:val="clear"/>
             <w:tcMar>
               <w:top w:type="dxa" w:w="60"/>
               <w:left w:type="dxa" w:w="100"/>
@@ -11287,6 +13693,7 @@
         <w:tc>
           <w:tcPr>
             <w:tcW w:type="dxa" w:w="4767"/>
+            <w:shd w:fill="FFF9DB" w:color="auto" w:val="clear"/>
             <w:tcMar>
               <w:top w:type="dxa" w:w="60"/>
               <w:left w:type="dxa" w:w="100"/>
@@ -11307,6 +13714,7 @@
         <w:tc>
           <w:tcPr>
             <w:tcW w:type="dxa" w:w="1139"/>
+            <w:shd w:fill="FFF9DB" w:color="auto" w:val="clear"/>
             <w:tcMar>
               <w:top w:type="dxa" w:w="60"/>
               <w:left w:type="dxa" w:w="100"/>
@@ -11327,6 +13735,7 @@
         <w:tc>
           <w:tcPr>
             <w:tcW w:type="dxa" w:w="3007"/>
+            <w:shd w:fill="FFF9DB" w:color="auto" w:val="clear"/>
             <w:tcMar>
               <w:top w:type="dxa" w:w="60"/>
               <w:left w:type="dxa" w:w="100"/>
@@ -11352,6 +13761,7 @@
         <w:tc>
           <w:tcPr>
             <w:tcW w:type="dxa" w:w="725"/>
+            <w:shd w:fill="FFF9DB" w:color="auto" w:val="clear"/>
             <w:tcMar>
               <w:top w:type="dxa" w:w="60"/>
               <w:left w:type="dxa" w:w="100"/>
@@ -11372,6 +13782,7 @@
         <w:tc>
           <w:tcPr>
             <w:tcW w:type="dxa" w:w="4767"/>
+            <w:shd w:fill="FFF9DB" w:color="auto" w:val="clear"/>
             <w:tcMar>
               <w:top w:type="dxa" w:w="60"/>
               <w:left w:type="dxa" w:w="100"/>
@@ -11392,6 +13803,7 @@
         <w:tc>
           <w:tcPr>
             <w:tcW w:type="dxa" w:w="1139"/>
+            <w:shd w:fill="FFF9DB" w:color="auto" w:val="clear"/>
             <w:tcMar>
               <w:top w:type="dxa" w:w="60"/>
               <w:left w:type="dxa" w:w="100"/>
@@ -11412,6 +13824,7 @@
         <w:tc>
           <w:tcPr>
             <w:tcW w:type="dxa" w:w="3007"/>
+            <w:shd w:fill="FFF9DB" w:color="auto" w:val="clear"/>
             <w:tcMar>
               <w:top w:type="dxa" w:w="60"/>
               <w:left w:type="dxa" w:w="100"/>
@@ -11437,6 +13850,7 @@
         <w:tc>
           <w:tcPr>
             <w:tcW w:type="dxa" w:w="725"/>
+            <w:shd w:fill="FFF9DB" w:color="auto" w:val="clear"/>
             <w:tcMar>
               <w:top w:type="dxa" w:w="60"/>
               <w:left w:type="dxa" w:w="100"/>
@@ -11457,6 +13871,7 @@
         <w:tc>
           <w:tcPr>
             <w:tcW w:type="dxa" w:w="4767"/>
+            <w:shd w:fill="FFF9DB" w:color="auto" w:val="clear"/>
             <w:tcMar>
               <w:top w:type="dxa" w:w="60"/>
               <w:left w:type="dxa" w:w="100"/>
@@ -11477,6 +13892,7 @@
         <w:tc>
           <w:tcPr>
             <w:tcW w:type="dxa" w:w="1139"/>
+            <w:shd w:fill="FFF9DB" w:color="auto" w:val="clear"/>
             <w:tcMar>
               <w:top w:type="dxa" w:w="60"/>
               <w:left w:type="dxa" w:w="100"/>
@@ -11497,6 +13913,7 @@
         <w:tc>
           <w:tcPr>
             <w:tcW w:type="dxa" w:w="3007"/>
+            <w:shd w:fill="FFF9DB" w:color="auto" w:val="clear"/>
             <w:tcMar>
               <w:top w:type="dxa" w:w="60"/>
               <w:left w:type="dxa" w:w="100"/>
@@ -11522,6 +13939,7 @@
         <w:tc>
           <w:tcPr>
             <w:tcW w:type="dxa" w:w="725"/>
+            <w:shd w:fill="FFF9DB" w:color="auto" w:val="clear"/>
             <w:tcMar>
               <w:top w:type="dxa" w:w="60"/>
               <w:left w:type="dxa" w:w="100"/>
@@ -11542,6 +13960,7 @@
         <w:tc>
           <w:tcPr>
             <w:tcW w:type="dxa" w:w="4767"/>
+            <w:shd w:fill="FFF9DB" w:color="auto" w:val="clear"/>
             <w:tcMar>
               <w:top w:type="dxa" w:w="60"/>
               <w:left w:type="dxa" w:w="100"/>
@@ -11562,6 +13981,7 @@
         <w:tc>
           <w:tcPr>
             <w:tcW w:type="dxa" w:w="1139"/>
+            <w:shd w:fill="FFF9DB" w:color="auto" w:val="clear"/>
             <w:tcMar>
               <w:top w:type="dxa" w:w="60"/>
               <w:left w:type="dxa" w:w="100"/>
@@ -11582,6 +14002,7 @@
         <w:tc>
           <w:tcPr>
             <w:tcW w:type="dxa" w:w="3007"/>
+            <w:shd w:fill="FFF9DB" w:color="auto" w:val="clear"/>
             <w:tcMar>
               <w:top w:type="dxa" w:w="60"/>
               <w:left w:type="dxa" w:w="100"/>
@@ -11607,6 +14028,7 @@
         <w:tc>
           <w:tcPr>
             <w:tcW w:type="dxa" w:w="725"/>
+            <w:shd w:fill="FFF9DB" w:color="auto" w:val="clear"/>
             <w:tcMar>
               <w:top w:type="dxa" w:w="60"/>
               <w:left w:type="dxa" w:w="100"/>
@@ -11627,6 +14049,7 @@
         <w:tc>
           <w:tcPr>
             <w:tcW w:type="dxa" w:w="4767"/>
+            <w:shd w:fill="FFF9DB" w:color="auto" w:val="clear"/>
             <w:tcMar>
               <w:top w:type="dxa" w:w="60"/>
               <w:left w:type="dxa" w:w="100"/>
@@ -11647,6 +14070,7 @@
         <w:tc>
           <w:tcPr>
             <w:tcW w:type="dxa" w:w="1139"/>
+            <w:shd w:fill="FFF9DB" w:color="auto" w:val="clear"/>
             <w:tcMar>
               <w:top w:type="dxa" w:w="60"/>
               <w:left w:type="dxa" w:w="100"/>
@@ -11667,6 +14091,7 @@
         <w:tc>
           <w:tcPr>
             <w:tcW w:type="dxa" w:w="3007"/>
+            <w:shd w:fill="FFF9DB" w:color="auto" w:val="clear"/>
             <w:tcMar>
               <w:top w:type="dxa" w:w="60"/>
               <w:left w:type="dxa" w:w="100"/>
@@ -11692,6 +14117,7 @@
         <w:tc>
           <w:tcPr>
             <w:tcW w:type="dxa" w:w="725"/>
+            <w:shd w:fill="FFF9DB" w:color="auto" w:val="clear"/>
             <w:tcMar>
               <w:top w:type="dxa" w:w="60"/>
               <w:left w:type="dxa" w:w="100"/>
@@ -11712,6 +14138,7 @@
         <w:tc>
           <w:tcPr>
             <w:tcW w:type="dxa" w:w="4767"/>
+            <w:shd w:fill="FFF9DB" w:color="auto" w:val="clear"/>
             <w:tcMar>
               <w:top w:type="dxa" w:w="60"/>
               <w:left w:type="dxa" w:w="100"/>
@@ -11732,6 +14159,7 @@
         <w:tc>
           <w:tcPr>
             <w:tcW w:type="dxa" w:w="1139"/>
+            <w:shd w:fill="FFF9DB" w:color="auto" w:val="clear"/>
             <w:tcMar>
               <w:top w:type="dxa" w:w="60"/>
               <w:left w:type="dxa" w:w="100"/>
@@ -11752,6 +14180,7 @@
         <w:tc>
           <w:tcPr>
             <w:tcW w:type="dxa" w:w="3007"/>
+            <w:shd w:fill="FFF9DB" w:color="auto" w:val="clear"/>
             <w:tcMar>
               <w:top w:type="dxa" w:w="60"/>
               <w:left w:type="dxa" w:w="100"/>
@@ -11777,6 +14206,7 @@
         <w:tc>
           <w:tcPr>
             <w:tcW w:type="dxa" w:w="725"/>
+            <w:shd w:fill="FFF9DB" w:color="auto" w:val="clear"/>
             <w:tcMar>
               <w:top w:type="dxa" w:w="60"/>
               <w:left w:type="dxa" w:w="100"/>
@@ -11797,6 +14227,7 @@
         <w:tc>
           <w:tcPr>
             <w:tcW w:type="dxa" w:w="4767"/>
+            <w:shd w:fill="FFF9DB" w:color="auto" w:val="clear"/>
             <w:tcMar>
               <w:top w:type="dxa" w:w="60"/>
               <w:left w:type="dxa" w:w="100"/>
@@ -11817,6 +14248,7 @@
         <w:tc>
           <w:tcPr>
             <w:tcW w:type="dxa" w:w="1139"/>
+            <w:shd w:fill="FFF9DB" w:color="auto" w:val="clear"/>
             <w:tcMar>
               <w:top w:type="dxa" w:w="60"/>
               <w:left w:type="dxa" w:w="100"/>
@@ -11837,6 +14269,7 @@
         <w:tc>
           <w:tcPr>
             <w:tcW w:type="dxa" w:w="3007"/>
+            <w:shd w:fill="FFF9DB" w:color="auto" w:val="clear"/>
             <w:tcMar>
               <w:top w:type="dxa" w:w="60"/>
               <w:left w:type="dxa" w:w="100"/>
@@ -11862,6 +14295,7 @@
         <w:tc>
           <w:tcPr>
             <w:tcW w:type="dxa" w:w="725"/>
+            <w:shd w:fill="FFF9DB" w:color="auto" w:val="clear"/>
             <w:tcMar>
               <w:top w:type="dxa" w:w="60"/>
               <w:left w:type="dxa" w:w="100"/>
@@ -11882,6 +14316,7 @@
         <w:tc>
           <w:tcPr>
             <w:tcW w:type="dxa" w:w="4767"/>
+            <w:shd w:fill="FFF9DB" w:color="auto" w:val="clear"/>
             <w:tcMar>
               <w:top w:type="dxa" w:w="60"/>
               <w:left w:type="dxa" w:w="100"/>
@@ -11902,6 +14337,7 @@
         <w:tc>
           <w:tcPr>
             <w:tcW w:type="dxa" w:w="1139"/>
+            <w:shd w:fill="FFF9DB" w:color="auto" w:val="clear"/>
             <w:tcMar>
               <w:top w:type="dxa" w:w="60"/>
               <w:left w:type="dxa" w:w="100"/>
@@ -11922,6 +14358,7 @@
         <w:tc>
           <w:tcPr>
             <w:tcW w:type="dxa" w:w="3007"/>
+            <w:shd w:fill="FFF9DB" w:color="auto" w:val="clear"/>
             <w:tcMar>
               <w:top w:type="dxa" w:w="60"/>
               <w:left w:type="dxa" w:w="100"/>
@@ -11947,6 +14384,7 @@
         <w:tc>
           <w:tcPr>
             <w:tcW w:type="dxa" w:w="725"/>
+            <w:shd w:fill="FFF9DB" w:color="auto" w:val="clear"/>
             <w:tcMar>
               <w:top w:type="dxa" w:w="60"/>
               <w:left w:type="dxa" w:w="100"/>
@@ -11967,6 +14405,7 @@
         <w:tc>
           <w:tcPr>
             <w:tcW w:type="dxa" w:w="4767"/>
+            <w:shd w:fill="FFF9DB" w:color="auto" w:val="clear"/>
             <w:tcMar>
               <w:top w:type="dxa" w:w="60"/>
               <w:left w:type="dxa" w:w="100"/>
@@ -11987,6 +14426,7 @@
         <w:tc>
           <w:tcPr>
             <w:tcW w:type="dxa" w:w="1139"/>
+            <w:shd w:fill="FFF9DB" w:color="auto" w:val="clear"/>
             <w:tcMar>
               <w:top w:type="dxa" w:w="60"/>
               <w:left w:type="dxa" w:w="100"/>
@@ -12007,6 +14447,7 @@
         <w:tc>
           <w:tcPr>
             <w:tcW w:type="dxa" w:w="3007"/>
+            <w:shd w:fill="FFF9DB" w:color="auto" w:val="clear"/>
             <w:tcMar>
               <w:top w:type="dxa" w:w="60"/>
               <w:left w:type="dxa" w:w="100"/>
@@ -12032,6 +14473,7 @@
         <w:tc>
           <w:tcPr>
             <w:tcW w:type="dxa" w:w="725"/>
+            <w:shd w:fill="FFF9DB" w:color="auto" w:val="clear"/>
             <w:tcMar>
               <w:top w:type="dxa" w:w="60"/>
               <w:left w:type="dxa" w:w="100"/>
@@ -12052,6 +14494,7 @@
         <w:tc>
           <w:tcPr>
             <w:tcW w:type="dxa" w:w="4767"/>
+            <w:shd w:fill="FFF9DB" w:color="auto" w:val="clear"/>
             <w:tcMar>
               <w:top w:type="dxa" w:w="60"/>
               <w:left w:type="dxa" w:w="100"/>
@@ -12072,6 +14515,7 @@
         <w:tc>
           <w:tcPr>
             <w:tcW w:type="dxa" w:w="1139"/>
+            <w:shd w:fill="FFF9DB" w:color="auto" w:val="clear"/>
             <w:tcMar>
               <w:top w:type="dxa" w:w="60"/>
               <w:left w:type="dxa" w:w="100"/>
@@ -12092,6 +14536,7 @@
         <w:tc>
           <w:tcPr>
             <w:tcW w:type="dxa" w:w="3007"/>
+            <w:shd w:fill="FFF9DB" w:color="auto" w:val="clear"/>
             <w:tcMar>
               <w:top w:type="dxa" w:w="60"/>
               <w:left w:type="dxa" w:w="100"/>
@@ -12117,6 +14562,7 @@
         <w:tc>
           <w:tcPr>
             <w:tcW w:type="dxa" w:w="725"/>
+            <w:shd w:fill="FFF9DB" w:color="auto" w:val="clear"/>
             <w:tcMar>
               <w:top w:type="dxa" w:w="60"/>
               <w:left w:type="dxa" w:w="100"/>
@@ -12137,6 +14583,7 @@
         <w:tc>
           <w:tcPr>
             <w:tcW w:type="dxa" w:w="4767"/>
+            <w:shd w:fill="FFF9DB" w:color="auto" w:val="clear"/>
             <w:tcMar>
               <w:top w:type="dxa" w:w="60"/>
               <w:left w:type="dxa" w:w="100"/>
@@ -12157,6 +14604,7 @@
         <w:tc>
           <w:tcPr>
             <w:tcW w:type="dxa" w:w="1139"/>
+            <w:shd w:fill="FFF9DB" w:color="auto" w:val="clear"/>
             <w:tcMar>
               <w:top w:type="dxa" w:w="60"/>
               <w:left w:type="dxa" w:w="100"/>
@@ -12177,6 +14625,7 @@
         <w:tc>
           <w:tcPr>
             <w:tcW w:type="dxa" w:w="3007"/>
+            <w:shd w:fill="FFF9DB" w:color="auto" w:val="clear"/>
             <w:tcMar>
               <w:top w:type="dxa" w:w="60"/>
               <w:left w:type="dxa" w:w="100"/>
@@ -12202,6 +14651,7 @@
         <w:tc>
           <w:tcPr>
             <w:tcW w:type="dxa" w:w="725"/>
+            <w:shd w:fill="FFF9DB" w:color="auto" w:val="clear"/>
             <w:tcMar>
               <w:top w:type="dxa" w:w="60"/>
               <w:left w:type="dxa" w:w="100"/>
@@ -12222,6 +14672,7 @@
         <w:tc>
           <w:tcPr>
             <w:tcW w:type="dxa" w:w="4767"/>
+            <w:shd w:fill="FFF9DB" w:color="auto" w:val="clear"/>
             <w:tcMar>
               <w:top w:type="dxa" w:w="60"/>
               <w:left w:type="dxa" w:w="100"/>
@@ -12242,6 +14693,7 @@
         <w:tc>
           <w:tcPr>
             <w:tcW w:type="dxa" w:w="1139"/>
+            <w:shd w:fill="FFF9DB" w:color="auto" w:val="clear"/>
             <w:tcMar>
               <w:top w:type="dxa" w:w="60"/>
               <w:left w:type="dxa" w:w="100"/>
@@ -12262,6 +14714,7 @@
         <w:tc>
           <w:tcPr>
             <w:tcW w:type="dxa" w:w="3007"/>
+            <w:shd w:fill="FFF9DB" w:color="auto" w:val="clear"/>
             <w:tcMar>
               <w:top w:type="dxa" w:w="60"/>
               <w:left w:type="dxa" w:w="100"/>
@@ -12287,6 +14740,7 @@
         <w:tc>
           <w:tcPr>
             <w:tcW w:type="dxa" w:w="725"/>
+            <w:shd w:fill="FFF9DB" w:color="auto" w:val="clear"/>
             <w:tcMar>
               <w:top w:type="dxa" w:w="60"/>
               <w:left w:type="dxa" w:w="100"/>
@@ -12307,6 +14761,7 @@
         <w:tc>
           <w:tcPr>
             <w:tcW w:type="dxa" w:w="4767"/>
+            <w:shd w:fill="FFF9DB" w:color="auto" w:val="clear"/>
             <w:tcMar>
               <w:top w:type="dxa" w:w="60"/>
               <w:left w:type="dxa" w:w="100"/>
@@ -12327,6 +14782,7 @@
         <w:tc>
           <w:tcPr>
             <w:tcW w:type="dxa" w:w="1139"/>
+            <w:shd w:fill="FFF9DB" w:color="auto" w:val="clear"/>
             <w:tcMar>
               <w:top w:type="dxa" w:w="60"/>
               <w:left w:type="dxa" w:w="100"/>
@@ -12347,6 +14803,7 @@
         <w:tc>
           <w:tcPr>
             <w:tcW w:type="dxa" w:w="3007"/>
+            <w:shd w:fill="FFF9DB" w:color="auto" w:val="clear"/>
             <w:tcMar>
               <w:top w:type="dxa" w:w="60"/>
               <w:left w:type="dxa" w:w="100"/>
@@ -12372,6 +14829,7 @@
         <w:tc>
           <w:tcPr>
             <w:tcW w:type="dxa" w:w="725"/>
+            <w:shd w:fill="FFF9DB" w:color="auto" w:val="clear"/>
             <w:tcMar>
               <w:top w:type="dxa" w:w="60"/>
               <w:left w:type="dxa" w:w="100"/>
@@ -12392,6 +14850,7 @@
         <w:tc>
           <w:tcPr>
             <w:tcW w:type="dxa" w:w="4767"/>
+            <w:shd w:fill="FFF9DB" w:color="auto" w:val="clear"/>
             <w:tcMar>
               <w:top w:type="dxa" w:w="60"/>
               <w:left w:type="dxa" w:w="100"/>
@@ -12412,6 +14871,7 @@
         <w:tc>
           <w:tcPr>
             <w:tcW w:type="dxa" w:w="1139"/>
+            <w:shd w:fill="FFF9DB" w:color="auto" w:val="clear"/>
             <w:tcMar>
               <w:top w:type="dxa" w:w="60"/>
               <w:left w:type="dxa" w:w="100"/>
@@ -12432,6 +14892,7 @@
         <w:tc>
           <w:tcPr>
             <w:tcW w:type="dxa" w:w="3007"/>
+            <w:shd w:fill="FFF9DB" w:color="auto" w:val="clear"/>
             <w:tcMar>
               <w:top w:type="dxa" w:w="60"/>
               <w:left w:type="dxa" w:w="100"/>
@@ -12457,6 +14918,7 @@
         <w:tc>
           <w:tcPr>
             <w:tcW w:type="dxa" w:w="725"/>
+            <w:shd w:fill="FFF9DB" w:color="auto" w:val="clear"/>
             <w:tcMar>
               <w:top w:type="dxa" w:w="60"/>
               <w:left w:type="dxa" w:w="100"/>
@@ -12477,6 +14939,7 @@
         <w:tc>
           <w:tcPr>
             <w:tcW w:type="dxa" w:w="4767"/>
+            <w:shd w:fill="FFF9DB" w:color="auto" w:val="clear"/>
             <w:tcMar>
               <w:top w:type="dxa" w:w="60"/>
               <w:left w:type="dxa" w:w="100"/>
@@ -12497,6 +14960,7 @@
         <w:tc>
           <w:tcPr>
             <w:tcW w:type="dxa" w:w="1139"/>
+            <w:shd w:fill="FFF9DB" w:color="auto" w:val="clear"/>
             <w:tcMar>
               <w:top w:type="dxa" w:w="60"/>
               <w:left w:type="dxa" w:w="100"/>
@@ -12517,6 +14981,7 @@
         <w:tc>
           <w:tcPr>
             <w:tcW w:type="dxa" w:w="3007"/>
+            <w:shd w:fill="FFF9DB" w:color="auto" w:val="clear"/>
             <w:tcMar>
               <w:top w:type="dxa" w:w="60"/>
               <w:left w:type="dxa" w:w="100"/>
@@ -12542,6 +15007,7 @@
         <w:tc>
           <w:tcPr>
             <w:tcW w:type="dxa" w:w="725"/>
+            <w:shd w:fill="FFF9DB" w:color="auto" w:val="clear"/>
             <w:tcMar>
               <w:top w:type="dxa" w:w="60"/>
               <w:left w:type="dxa" w:w="100"/>
@@ -12562,6 +15028,7 @@
         <w:tc>
           <w:tcPr>
             <w:tcW w:type="dxa" w:w="4767"/>
+            <w:shd w:fill="FFF9DB" w:color="auto" w:val="clear"/>
             <w:tcMar>
               <w:top w:type="dxa" w:w="60"/>
               <w:left w:type="dxa" w:w="100"/>
@@ -12582,6 +15049,7 @@
         <w:tc>
           <w:tcPr>
             <w:tcW w:type="dxa" w:w="1139"/>
+            <w:shd w:fill="FFF9DB" w:color="auto" w:val="clear"/>
             <w:tcMar>
               <w:top w:type="dxa" w:w="60"/>
               <w:left w:type="dxa" w:w="100"/>
@@ -12602,6 +15070,7 @@
         <w:tc>
           <w:tcPr>
             <w:tcW w:type="dxa" w:w="3007"/>
+            <w:shd w:fill="FFF9DB" w:color="auto" w:val="clear"/>
             <w:tcMar>
               <w:top w:type="dxa" w:w="60"/>
               <w:left w:type="dxa" w:w="100"/>
@@ -12623,6 +15092,12 @@
     </w:tbl>
     <w:p/>
     <w:p>
+      <w:pPr>
+        <w:pBdr>
+          <w:left w:val="single" w:color="F08C00" w:sz="12" w:space="10"/>
+        </w:pBdr>
+        <w:shd w:fill="FFF9DB" w:color="auto" w:val="clear"/>
+      </w:pPr>
       <w:r>
         <w:rPr>
           <w:b/>
@@ -12753,6 +15228,7 @@
         <w:tc>
           <w:tcPr>
             <w:tcW w:type="dxa" w:w="913"/>
+            <w:shd w:fill="FFF9DB" w:color="auto" w:val="clear"/>
             <w:tcMar>
               <w:top w:type="dxa" w:w="60"/>
               <w:left w:type="dxa" w:w="100"/>
@@ -12773,6 +15249,7 @@
         <w:tc>
           <w:tcPr>
             <w:tcW w:type="dxa" w:w="4071"/>
+            <w:shd w:fill="FFF9DB" w:color="auto" w:val="clear"/>
             <w:tcMar>
               <w:top w:type="dxa" w:w="60"/>
               <w:left w:type="dxa" w:w="100"/>
@@ -12793,6 +15270,7 @@
         <w:tc>
           <w:tcPr>
             <w:tcW w:type="dxa" w:w="1080"/>
+            <w:shd w:fill="FFF9DB" w:color="auto" w:val="clear"/>
             <w:tcMar>
               <w:top w:type="dxa" w:w="60"/>
               <w:left w:type="dxa" w:w="100"/>
@@ -12813,6 +15291,7 @@
         <w:tc>
           <w:tcPr>
             <w:tcW w:type="dxa" w:w="3574"/>
+            <w:shd w:fill="FFF9DB" w:color="auto" w:val="clear"/>
             <w:tcMar>
               <w:top w:type="dxa" w:w="60"/>
               <w:left w:type="dxa" w:w="100"/>
@@ -12838,6 +15317,7 @@
         <w:tc>
           <w:tcPr>
             <w:tcW w:type="dxa" w:w="913"/>
+            <w:shd w:fill="FFF9DB" w:color="auto" w:val="clear"/>
             <w:tcMar>
               <w:top w:type="dxa" w:w="60"/>
               <w:left w:type="dxa" w:w="100"/>
@@ -12858,6 +15338,7 @@
         <w:tc>
           <w:tcPr>
             <w:tcW w:type="dxa" w:w="4071"/>
+            <w:shd w:fill="FFF9DB" w:color="auto" w:val="clear"/>
             <w:tcMar>
               <w:top w:type="dxa" w:w="60"/>
               <w:left w:type="dxa" w:w="100"/>
@@ -12878,6 +15359,7 @@
         <w:tc>
           <w:tcPr>
             <w:tcW w:type="dxa" w:w="1080"/>
+            <w:shd w:fill="FFF9DB" w:color="auto" w:val="clear"/>
             <w:tcMar>
               <w:top w:type="dxa" w:w="60"/>
               <w:left w:type="dxa" w:w="100"/>
@@ -12898,6 +15380,7 @@
         <w:tc>
           <w:tcPr>
             <w:tcW w:type="dxa" w:w="3574"/>
+            <w:shd w:fill="FFF9DB" w:color="auto" w:val="clear"/>
             <w:tcMar>
               <w:top w:type="dxa" w:w="60"/>
               <w:left w:type="dxa" w:w="100"/>
@@ -12923,6 +15406,7 @@
         <w:tc>
           <w:tcPr>
             <w:tcW w:type="dxa" w:w="913"/>
+            <w:shd w:fill="FFF9DB" w:color="auto" w:val="clear"/>
             <w:tcMar>
               <w:top w:type="dxa" w:w="60"/>
               <w:left w:type="dxa" w:w="100"/>
@@ -12943,6 +15427,7 @@
         <w:tc>
           <w:tcPr>
             <w:tcW w:type="dxa" w:w="4071"/>
+            <w:shd w:fill="FFF9DB" w:color="auto" w:val="clear"/>
             <w:tcMar>
               <w:top w:type="dxa" w:w="60"/>
               <w:left w:type="dxa" w:w="100"/>
@@ -12963,6 +15448,7 @@
         <w:tc>
           <w:tcPr>
             <w:tcW w:type="dxa" w:w="1080"/>
+            <w:shd w:fill="FFF9DB" w:color="auto" w:val="clear"/>
             <w:tcMar>
               <w:top w:type="dxa" w:w="60"/>
               <w:left w:type="dxa" w:w="100"/>
@@ -12983,6 +15469,7 @@
         <w:tc>
           <w:tcPr>
             <w:tcW w:type="dxa" w:w="3574"/>
+            <w:shd w:fill="FFF9DB" w:color="auto" w:val="clear"/>
             <w:tcMar>
               <w:top w:type="dxa" w:w="60"/>
               <w:left w:type="dxa" w:w="100"/>
@@ -13008,6 +15495,7 @@
         <w:tc>
           <w:tcPr>
             <w:tcW w:type="dxa" w:w="913"/>
+            <w:shd w:fill="FFF9DB" w:color="auto" w:val="clear"/>
             <w:tcMar>
               <w:top w:type="dxa" w:w="60"/>
               <w:left w:type="dxa" w:w="100"/>
@@ -13028,6 +15516,7 @@
         <w:tc>
           <w:tcPr>
             <w:tcW w:type="dxa" w:w="4071"/>
+            <w:shd w:fill="FFF9DB" w:color="auto" w:val="clear"/>
             <w:tcMar>
               <w:top w:type="dxa" w:w="60"/>
               <w:left w:type="dxa" w:w="100"/>
@@ -13048,6 +15537,7 @@
         <w:tc>
           <w:tcPr>
             <w:tcW w:type="dxa" w:w="1080"/>
+            <w:shd w:fill="FFF9DB" w:color="auto" w:val="clear"/>
             <w:tcMar>
               <w:top w:type="dxa" w:w="60"/>
               <w:left w:type="dxa" w:w="100"/>
@@ -13068,6 +15558,7 @@
         <w:tc>
           <w:tcPr>
             <w:tcW w:type="dxa" w:w="3574"/>
+            <w:shd w:fill="FFF9DB" w:color="auto" w:val="clear"/>
             <w:tcMar>
               <w:top w:type="dxa" w:w="60"/>
               <w:left w:type="dxa" w:w="100"/>
@@ -13093,6 +15584,7 @@
         <w:tc>
           <w:tcPr>
             <w:tcW w:type="dxa" w:w="913"/>
+            <w:shd w:fill="FFF9DB" w:color="auto" w:val="clear"/>
             <w:tcMar>
               <w:top w:type="dxa" w:w="60"/>
               <w:left w:type="dxa" w:w="100"/>
@@ -13113,6 +15605,7 @@
         <w:tc>
           <w:tcPr>
             <w:tcW w:type="dxa" w:w="4071"/>
+            <w:shd w:fill="FFF9DB" w:color="auto" w:val="clear"/>
             <w:tcMar>
               <w:top w:type="dxa" w:w="60"/>
               <w:left w:type="dxa" w:w="100"/>
@@ -13133,6 +15626,7 @@
         <w:tc>
           <w:tcPr>
             <w:tcW w:type="dxa" w:w="1080"/>
+            <w:shd w:fill="FFF9DB" w:color="auto" w:val="clear"/>
             <w:tcMar>
               <w:top w:type="dxa" w:w="60"/>
               <w:left w:type="dxa" w:w="100"/>
@@ -13153,6 +15647,7 @@
         <w:tc>
           <w:tcPr>
             <w:tcW w:type="dxa" w:w="3574"/>
+            <w:shd w:fill="FFF9DB" w:color="auto" w:val="clear"/>
             <w:tcMar>
               <w:top w:type="dxa" w:w="60"/>
               <w:left w:type="dxa" w:w="100"/>
@@ -13178,6 +15673,7 @@
         <w:tc>
           <w:tcPr>
             <w:tcW w:type="dxa" w:w="913"/>
+            <w:shd w:fill="FFF9DB" w:color="auto" w:val="clear"/>
             <w:tcMar>
               <w:top w:type="dxa" w:w="60"/>
               <w:left w:type="dxa" w:w="100"/>
@@ -13198,6 +15694,7 @@
         <w:tc>
           <w:tcPr>
             <w:tcW w:type="dxa" w:w="4071"/>
+            <w:shd w:fill="FFF9DB" w:color="auto" w:val="clear"/>
             <w:tcMar>
               <w:top w:type="dxa" w:w="60"/>
               <w:left w:type="dxa" w:w="100"/>
@@ -13218,6 +15715,7 @@
         <w:tc>
           <w:tcPr>
             <w:tcW w:type="dxa" w:w="1080"/>
+            <w:shd w:fill="FFF9DB" w:color="auto" w:val="clear"/>
             <w:tcMar>
               <w:top w:type="dxa" w:w="60"/>
               <w:left w:type="dxa" w:w="100"/>
@@ -13238,6 +15736,7 @@
         <w:tc>
           <w:tcPr>
             <w:tcW w:type="dxa" w:w="3574"/>
+            <w:shd w:fill="FFF9DB" w:color="auto" w:val="clear"/>
             <w:tcMar>
               <w:top w:type="dxa" w:w="60"/>
               <w:left w:type="dxa" w:w="100"/>
@@ -13263,6 +15762,7 @@
         <w:tc>
           <w:tcPr>
             <w:tcW w:type="dxa" w:w="913"/>
+            <w:shd w:fill="FFF9DB" w:color="auto" w:val="clear"/>
             <w:tcMar>
               <w:top w:type="dxa" w:w="60"/>
               <w:left w:type="dxa" w:w="100"/>
@@ -13283,6 +15783,7 @@
         <w:tc>
           <w:tcPr>
             <w:tcW w:type="dxa" w:w="4071"/>
+            <w:shd w:fill="FFF9DB" w:color="auto" w:val="clear"/>
             <w:tcMar>
               <w:top w:type="dxa" w:w="60"/>
               <w:left w:type="dxa" w:w="100"/>
@@ -13303,6 +15804,7 @@
         <w:tc>
           <w:tcPr>
             <w:tcW w:type="dxa" w:w="1080"/>
+            <w:shd w:fill="FFF9DB" w:color="auto" w:val="clear"/>
             <w:tcMar>
               <w:top w:type="dxa" w:w="60"/>
               <w:left w:type="dxa" w:w="100"/>
@@ -13323,6 +15825,7 @@
         <w:tc>
           <w:tcPr>
             <w:tcW w:type="dxa" w:w="3574"/>
+            <w:shd w:fill="FFF9DB" w:color="auto" w:val="clear"/>
             <w:tcMar>
               <w:top w:type="dxa" w:w="60"/>
               <w:left w:type="dxa" w:w="100"/>
@@ -13348,6 +15851,7 @@
         <w:tc>
           <w:tcPr>
             <w:tcW w:type="dxa" w:w="913"/>
+            <w:shd w:fill="FFF3BF" w:color="auto" w:val="clear"/>
             <w:tcMar>
               <w:top w:type="dxa" w:w="60"/>
               <w:left w:type="dxa" w:w="100"/>
@@ -13368,6 +15872,7 @@
         <w:tc>
           <w:tcPr>
             <w:tcW w:type="dxa" w:w="4071"/>
+            <w:shd w:fill="FFF3BF" w:color="auto" w:val="clear"/>
             <w:tcMar>
               <w:top w:type="dxa" w:w="60"/>
               <w:left w:type="dxa" w:w="100"/>
@@ -13388,6 +15893,7 @@
         <w:tc>
           <w:tcPr>
             <w:tcW w:type="dxa" w:w="1080"/>
+            <w:shd w:fill="FFF3BF" w:color="auto" w:val="clear"/>
             <w:tcMar>
               <w:top w:type="dxa" w:w="60"/>
               <w:left w:type="dxa" w:w="100"/>
@@ -13408,20 +15914,32 @@
         <w:tc>
           <w:tcPr>
             <w:tcW w:type="dxa" w:w="3574"/>
-            <w:tcMar>
-              <w:top w:type="dxa" w:w="60"/>
-              <w:left w:type="dxa" w:w="100"/>
-              <w:bottom w:type="dxa" w:w="60"/>
-              <w:right w:type="dxa" w:w="100"/>
-            </w:tcMar>
-          </w:tcPr>
-          <w:p>
-            <w:r>
-              <w:rPr>
-                <w:sz w:val="19"/>
-                <w:szCs w:val="19"/>
-              </w:rPr>
-              <w:t xml:space="preserve">不是縮寫，是系列代號；中溫兩邊都能打，低溫缺貨可以拿大一點的中溫代替（10/9 修正）</w:t>
+            <w:shd w:fill="FFF3BF" w:color="auto" w:val="clear"/>
+            <w:tcMar>
+              <w:top w:type="dxa" w:w="60"/>
+              <w:left w:type="dxa" w:w="100"/>
+              <w:bottom w:type="dxa" w:w="60"/>
+              <w:right w:type="dxa" w:w="100"/>
+            </w:tcMar>
+          </w:tcPr>
+          <w:p>
+            <w:r>
+              <w:rPr>
+                <w:sz w:val="19"/>
+                <w:szCs w:val="19"/>
+              </w:rPr>
+              <w:t xml:space="preserve">不是縮寫，是系列代號；中溫兩邊都能打，低溫缺貨可以拿大一點的中溫代替</w:t>
+            </w:r>
+            <w:r>
+              <w:rPr>
+                <w:b/>
+                <w:bCs/>
+                <w:color w:val="FFFFFF"/>
+                <w:sz w:val="19"/>
+                <w:szCs w:val="19"/>
+                <w:shd w:fill="C92A2A" w:color="auto" w:val="clear"/>
+              </w:rPr>
+              <w:t xml:space="preserve"> 10/9 修正 </w:t>
             </w:r>
           </w:p>
         </w:tc>
@@ -13433,6 +15951,7 @@
         <w:tc>
           <w:tcPr>
             <w:tcW w:type="dxa" w:w="913"/>
+            <w:shd w:fill="FFF9DB" w:color="auto" w:val="clear"/>
             <w:tcMar>
               <w:top w:type="dxa" w:w="60"/>
               <w:left w:type="dxa" w:w="100"/>
@@ -13453,6 +15972,7 @@
         <w:tc>
           <w:tcPr>
             <w:tcW w:type="dxa" w:w="4071"/>
+            <w:shd w:fill="FFF9DB" w:color="auto" w:val="clear"/>
             <w:tcMar>
               <w:top w:type="dxa" w:w="60"/>
               <w:left w:type="dxa" w:w="100"/>
@@ -13473,6 +15993,7 @@
         <w:tc>
           <w:tcPr>
             <w:tcW w:type="dxa" w:w="1080"/>
+            <w:shd w:fill="FFF9DB" w:color="auto" w:val="clear"/>
             <w:tcMar>
               <w:top w:type="dxa" w:w="60"/>
               <w:left w:type="dxa" w:w="100"/>
@@ -13493,6 +16014,7 @@
         <w:tc>
           <w:tcPr>
             <w:tcW w:type="dxa" w:w="3574"/>
+            <w:shd w:fill="FFF9DB" w:color="auto" w:val="clear"/>
             <w:tcMar>
               <w:top w:type="dxa" w:w="60"/>
               <w:left w:type="dxa" w:w="100"/>
@@ -13518,6 +16040,7 @@
         <w:tc>
           <w:tcPr>
             <w:tcW w:type="dxa" w:w="913"/>
+            <w:shd w:fill="FFF9DB" w:color="auto" w:val="clear"/>
             <w:tcMar>
               <w:top w:type="dxa" w:w="60"/>
               <w:left w:type="dxa" w:w="100"/>
@@ -13538,6 +16061,7 @@
         <w:tc>
           <w:tcPr>
             <w:tcW w:type="dxa" w:w="4071"/>
+            <w:shd w:fill="FFF9DB" w:color="auto" w:val="clear"/>
             <w:tcMar>
               <w:top w:type="dxa" w:w="60"/>
               <w:left w:type="dxa" w:w="100"/>
@@ -13558,6 +16082,7 @@
         <w:tc>
           <w:tcPr>
             <w:tcW w:type="dxa" w:w="1080"/>
+            <w:shd w:fill="FFF9DB" w:color="auto" w:val="clear"/>
             <w:tcMar>
               <w:top w:type="dxa" w:w="60"/>
               <w:left w:type="dxa" w:w="100"/>
@@ -13578,6 +16103,7 @@
         <w:tc>
           <w:tcPr>
             <w:tcW w:type="dxa" w:w="3574"/>
+            <w:shd w:fill="FFF9DB" w:color="auto" w:val="clear"/>
             <w:tcMar>
               <w:top w:type="dxa" w:w="60"/>
               <w:left w:type="dxa" w:w="100"/>
@@ -13603,6 +16129,7 @@
         <w:tc>
           <w:tcPr>
             <w:tcW w:type="dxa" w:w="913"/>
+            <w:shd w:fill="FFF9DB" w:color="auto" w:val="clear"/>
             <w:tcMar>
               <w:top w:type="dxa" w:w="60"/>
               <w:left w:type="dxa" w:w="100"/>
@@ -13623,6 +16150,7 @@
         <w:tc>
           <w:tcPr>
             <w:tcW w:type="dxa" w:w="4071"/>
+            <w:shd w:fill="FFF9DB" w:color="auto" w:val="clear"/>
             <w:tcMar>
               <w:top w:type="dxa" w:w="60"/>
               <w:left w:type="dxa" w:w="100"/>
@@ -13643,6 +16171,7 @@
         <w:tc>
           <w:tcPr>
             <w:tcW w:type="dxa" w:w="1080"/>
+            <w:shd w:fill="FFF9DB" w:color="auto" w:val="clear"/>
             <w:tcMar>
               <w:top w:type="dxa" w:w="60"/>
               <w:left w:type="dxa" w:w="100"/>
@@ -13663,6 +16192,7 @@
         <w:tc>
           <w:tcPr>
             <w:tcW w:type="dxa" w:w="3574"/>
+            <w:shd w:fill="FFF9DB" w:color="auto" w:val="clear"/>
             <w:tcMar>
               <w:top w:type="dxa" w:w="60"/>
               <w:left w:type="dxa" w:w="100"/>
@@ -13688,6 +16218,7 @@
         <w:tc>
           <w:tcPr>
             <w:tcW w:type="dxa" w:w="913"/>
+            <w:shd w:fill="FFF9DB" w:color="auto" w:val="clear"/>
             <w:tcMar>
               <w:top w:type="dxa" w:w="60"/>
               <w:left w:type="dxa" w:w="100"/>
@@ -13708,6 +16239,7 @@
         <w:tc>
           <w:tcPr>
             <w:tcW w:type="dxa" w:w="4071"/>
+            <w:shd w:fill="FFF9DB" w:color="auto" w:val="clear"/>
             <w:tcMar>
               <w:top w:type="dxa" w:w="60"/>
               <w:left w:type="dxa" w:w="100"/>
@@ -13728,6 +16260,7 @@
         <w:tc>
           <w:tcPr>
             <w:tcW w:type="dxa" w:w="1080"/>
+            <w:shd w:fill="FFF9DB" w:color="auto" w:val="clear"/>
             <w:tcMar>
               <w:top w:type="dxa" w:w="60"/>
               <w:left w:type="dxa" w:w="100"/>
@@ -13748,6 +16281,7 @@
         <w:tc>
           <w:tcPr>
             <w:tcW w:type="dxa" w:w="3574"/>
+            <w:shd w:fill="FFF9DB" w:color="auto" w:val="clear"/>
             <w:tcMar>
               <w:top w:type="dxa" w:w="60"/>
               <w:left w:type="dxa" w:w="100"/>
@@ -13773,6 +16307,7 @@
         <w:tc>
           <w:tcPr>
             <w:tcW w:type="dxa" w:w="913"/>
+            <w:shd w:fill="FFF9DB" w:color="auto" w:val="clear"/>
             <w:tcMar>
               <w:top w:type="dxa" w:w="60"/>
               <w:left w:type="dxa" w:w="100"/>
@@ -13793,6 +16328,7 @@
         <w:tc>
           <w:tcPr>
             <w:tcW w:type="dxa" w:w="4071"/>
+            <w:shd w:fill="FFF9DB" w:color="auto" w:val="clear"/>
             <w:tcMar>
               <w:top w:type="dxa" w:w="60"/>
               <w:left w:type="dxa" w:w="100"/>
@@ -13813,6 +16349,7 @@
         <w:tc>
           <w:tcPr>
             <w:tcW w:type="dxa" w:w="1080"/>
+            <w:shd w:fill="FFF9DB" w:color="auto" w:val="clear"/>
             <w:tcMar>
               <w:top w:type="dxa" w:w="60"/>
               <w:left w:type="dxa" w:w="100"/>
@@ -13833,6 +16370,7 @@
         <w:tc>
           <w:tcPr>
             <w:tcW w:type="dxa" w:w="3574"/>
+            <w:shd w:fill="FFF9DB" w:color="auto" w:val="clear"/>
             <w:tcMar>
               <w:top w:type="dxa" w:w="60"/>
               <w:left w:type="dxa" w:w="100"/>
@@ -13858,6 +16396,7 @@
         <w:tc>
           <w:tcPr>
             <w:tcW w:type="dxa" w:w="913"/>
+            <w:shd w:fill="FFF9DB" w:color="auto" w:val="clear"/>
             <w:tcMar>
               <w:top w:type="dxa" w:w="60"/>
               <w:left w:type="dxa" w:w="100"/>
@@ -13878,6 +16417,7 @@
         <w:tc>
           <w:tcPr>
             <w:tcW w:type="dxa" w:w="4071"/>
+            <w:shd w:fill="FFF9DB" w:color="auto" w:val="clear"/>
             <w:tcMar>
               <w:top w:type="dxa" w:w="60"/>
               <w:left w:type="dxa" w:w="100"/>
@@ -13898,6 +16438,7 @@
         <w:tc>
           <w:tcPr>
             <w:tcW w:type="dxa" w:w="1080"/>
+            <w:shd w:fill="FFF9DB" w:color="auto" w:val="clear"/>
             <w:tcMar>
               <w:top w:type="dxa" w:w="60"/>
               <w:left w:type="dxa" w:w="100"/>
@@ -13918,6 +16459,7 @@
         <w:tc>
           <w:tcPr>
             <w:tcW w:type="dxa" w:w="3574"/>
+            <w:shd w:fill="FFF9DB" w:color="auto" w:val="clear"/>
             <w:tcMar>
               <w:top w:type="dxa" w:w="60"/>
               <w:left w:type="dxa" w:w="100"/>
@@ -13943,6 +16485,7 @@
         <w:tc>
           <w:tcPr>
             <w:tcW w:type="dxa" w:w="913"/>
+            <w:shd w:fill="FFF9DB" w:color="auto" w:val="clear"/>
             <w:tcMar>
               <w:top w:type="dxa" w:w="60"/>
               <w:left w:type="dxa" w:w="100"/>
@@ -13963,6 +16506,7 @@
         <w:tc>
           <w:tcPr>
             <w:tcW w:type="dxa" w:w="4071"/>
+            <w:shd w:fill="FFF9DB" w:color="auto" w:val="clear"/>
             <w:tcMar>
               <w:top w:type="dxa" w:w="60"/>
               <w:left w:type="dxa" w:w="100"/>
@@ -13983,6 +16527,7 @@
         <w:tc>
           <w:tcPr>
             <w:tcW w:type="dxa" w:w="1080"/>
+            <w:shd w:fill="FFF9DB" w:color="auto" w:val="clear"/>
             <w:tcMar>
               <w:top w:type="dxa" w:w="60"/>
               <w:left w:type="dxa" w:w="100"/>
@@ -14003,6 +16548,7 @@
         <w:tc>
           <w:tcPr>
             <w:tcW w:type="dxa" w:w="3574"/>
+            <w:shd w:fill="FFF9DB" w:color="auto" w:val="clear"/>
             <w:tcMar>
               <w:top w:type="dxa" w:w="60"/>
               <w:left w:type="dxa" w:w="100"/>
@@ -14028,6 +16574,7 @@
         <w:tc>
           <w:tcPr>
             <w:tcW w:type="dxa" w:w="913"/>
+            <w:shd w:fill="FFF9DB" w:color="auto" w:val="clear"/>
             <w:tcMar>
               <w:top w:type="dxa" w:w="60"/>
               <w:left w:type="dxa" w:w="100"/>
@@ -14048,6 +16595,7 @@
         <w:tc>
           <w:tcPr>
             <w:tcW w:type="dxa" w:w="4071"/>
+            <w:shd w:fill="FFF9DB" w:color="auto" w:val="clear"/>
             <w:tcMar>
               <w:top w:type="dxa" w:w="60"/>
               <w:left w:type="dxa" w:w="100"/>
@@ -14068,6 +16616,7 @@
         <w:tc>
           <w:tcPr>
             <w:tcW w:type="dxa" w:w="1080"/>
+            <w:shd w:fill="FFF9DB" w:color="auto" w:val="clear"/>
             <w:tcMar>
               <w:top w:type="dxa" w:w="60"/>
               <w:left w:type="dxa" w:w="100"/>
@@ -14088,6 +16637,7 @@
         <w:tc>
           <w:tcPr>
             <w:tcW w:type="dxa" w:w="3574"/>
+            <w:shd w:fill="FFF9DB" w:color="auto" w:val="clear"/>
             <w:tcMar>
               <w:top w:type="dxa" w:w="60"/>
               <w:left w:type="dxa" w:w="100"/>
@@ -14113,6 +16663,7 @@
         <w:tc>
           <w:tcPr>
             <w:tcW w:type="dxa" w:w="913"/>
+            <w:shd w:fill="FFF9DB" w:color="auto" w:val="clear"/>
             <w:tcMar>
               <w:top w:type="dxa" w:w="60"/>
               <w:left w:type="dxa" w:w="100"/>
@@ -14133,6 +16684,7 @@
         <w:tc>
           <w:tcPr>
             <w:tcW w:type="dxa" w:w="4071"/>
+            <w:shd w:fill="FFF9DB" w:color="auto" w:val="clear"/>
             <w:tcMar>
               <w:top w:type="dxa" w:w="60"/>
               <w:left w:type="dxa" w:w="100"/>
@@ -14153,6 +16705,7 @@
         <w:tc>
           <w:tcPr>
             <w:tcW w:type="dxa" w:w="1080"/>
+            <w:shd w:fill="FFF9DB" w:color="auto" w:val="clear"/>
             <w:tcMar>
               <w:top w:type="dxa" w:w="60"/>
               <w:left w:type="dxa" w:w="100"/>
@@ -14173,6 +16726,7 @@
         <w:tc>
           <w:tcPr>
             <w:tcW w:type="dxa" w:w="3574"/>
+            <w:shd w:fill="FFF9DB" w:color="auto" w:val="clear"/>
             <w:tcMar>
               <w:top w:type="dxa" w:w="60"/>
               <w:left w:type="dxa" w:w="100"/>
@@ -14198,6 +16752,7 @@
         <w:tc>
           <w:tcPr>
             <w:tcW w:type="dxa" w:w="913"/>
+            <w:shd w:fill="FFF9DB" w:color="auto" w:val="clear"/>
             <w:tcMar>
               <w:top w:type="dxa" w:w="60"/>
               <w:left w:type="dxa" w:w="100"/>
@@ -14218,6 +16773,7 @@
         <w:tc>
           <w:tcPr>
             <w:tcW w:type="dxa" w:w="4071"/>
+            <w:shd w:fill="FFF9DB" w:color="auto" w:val="clear"/>
             <w:tcMar>
               <w:top w:type="dxa" w:w="60"/>
               <w:left w:type="dxa" w:w="100"/>
@@ -14238,6 +16794,7 @@
         <w:tc>
           <w:tcPr>
             <w:tcW w:type="dxa" w:w="1080"/>
+            <w:shd w:fill="FFF9DB" w:color="auto" w:val="clear"/>
             <w:tcMar>
               <w:top w:type="dxa" w:w="60"/>
               <w:left w:type="dxa" w:w="100"/>
@@ -14258,6 +16815,7 @@
         <w:tc>
           <w:tcPr>
             <w:tcW w:type="dxa" w:w="3574"/>
+            <w:shd w:fill="FFF9DB" w:color="auto" w:val="clear"/>
             <w:tcMar>
               <w:top w:type="dxa" w:w="60"/>
               <w:left w:type="dxa" w:w="100"/>
@@ -14279,6 +16837,12 @@
     </w:tbl>
     <w:p/>
     <w:p>
+      <w:pPr>
+        <w:pBdr>
+          <w:left w:val="single" w:color="F08C00" w:sz="12" w:space="10"/>
+        </w:pBdr>
+        <w:shd w:fill="FFF9DB" w:color="auto" w:val="clear"/>
+      </w:pPr>
       <w:r>
         <w:rPr>
           <w:b/>
@@ -14409,6 +16973,7 @@
         <w:tc>
           <w:tcPr>
             <w:tcW w:type="dxa" w:w="932"/>
+            <w:shd w:fill="FFF9DB" w:color="auto" w:val="clear"/>
             <w:tcMar>
               <w:top w:type="dxa" w:w="60"/>
               <w:left w:type="dxa" w:w="100"/>
@@ -14429,6 +16994,7 @@
         <w:tc>
           <w:tcPr>
             <w:tcW w:type="dxa" w:w="3186"/>
+            <w:shd w:fill="FFF9DB" w:color="auto" w:val="clear"/>
             <w:tcMar>
               <w:top w:type="dxa" w:w="60"/>
               <w:left w:type="dxa" w:w="100"/>
@@ -14449,6 +17015,7 @@
         <w:tc>
           <w:tcPr>
             <w:tcW w:type="dxa" w:w="932"/>
+            <w:shd w:fill="FFF9DB" w:color="auto" w:val="clear"/>
             <w:tcMar>
               <w:top w:type="dxa" w:w="60"/>
               <w:left w:type="dxa" w:w="100"/>
@@ -14469,6 +17036,7 @@
         <w:tc>
           <w:tcPr>
             <w:tcW w:type="dxa" w:w="4588"/>
+            <w:shd w:fill="FFF9DB" w:color="auto" w:val="clear"/>
             <w:tcMar>
               <w:top w:type="dxa" w:w="60"/>
               <w:left w:type="dxa" w:w="100"/>
@@ -14494,6 +17062,7 @@
         <w:tc>
           <w:tcPr>
             <w:tcW w:type="dxa" w:w="932"/>
+            <w:shd w:fill="FFF9DB" w:color="auto" w:val="clear"/>
             <w:tcMar>
               <w:top w:type="dxa" w:w="60"/>
               <w:left w:type="dxa" w:w="100"/>
@@ -14514,6 +17083,7 @@
         <w:tc>
           <w:tcPr>
             <w:tcW w:type="dxa" w:w="3186"/>
+            <w:shd w:fill="FFF9DB" w:color="auto" w:val="clear"/>
             <w:tcMar>
               <w:top w:type="dxa" w:w="60"/>
               <w:left w:type="dxa" w:w="100"/>
@@ -14534,6 +17104,7 @@
         <w:tc>
           <w:tcPr>
             <w:tcW w:type="dxa" w:w="932"/>
+            <w:shd w:fill="FFF9DB" w:color="auto" w:val="clear"/>
             <w:tcMar>
               <w:top w:type="dxa" w:w="60"/>
               <w:left w:type="dxa" w:w="100"/>
@@ -14554,6 +17125,7 @@
         <w:tc>
           <w:tcPr>
             <w:tcW w:type="dxa" w:w="4588"/>
+            <w:shd w:fill="FFF9DB" w:color="auto" w:val="clear"/>
             <w:tcMar>
               <w:top w:type="dxa" w:w="60"/>
               <w:left w:type="dxa" w:w="100"/>
@@ -14579,6 +17151,7 @@
         <w:tc>
           <w:tcPr>
             <w:tcW w:type="dxa" w:w="932"/>
+            <w:shd w:fill="FFF9DB" w:color="auto" w:val="clear"/>
             <w:tcMar>
               <w:top w:type="dxa" w:w="60"/>
               <w:left w:type="dxa" w:w="100"/>
@@ -14599,6 +17172,7 @@
         <w:tc>
           <w:tcPr>
             <w:tcW w:type="dxa" w:w="3186"/>
+            <w:shd w:fill="FFF9DB" w:color="auto" w:val="clear"/>
             <w:tcMar>
               <w:top w:type="dxa" w:w="60"/>
               <w:left w:type="dxa" w:w="100"/>
@@ -14619,6 +17193,7 @@
         <w:tc>
           <w:tcPr>
             <w:tcW w:type="dxa" w:w="932"/>
+            <w:shd w:fill="FFF9DB" w:color="auto" w:val="clear"/>
             <w:tcMar>
               <w:top w:type="dxa" w:w="60"/>
               <w:left w:type="dxa" w:w="100"/>
@@ -14639,6 +17214,7 @@
         <w:tc>
           <w:tcPr>
             <w:tcW w:type="dxa" w:w="4588"/>
+            <w:shd w:fill="FFF9DB" w:color="auto" w:val="clear"/>
             <w:tcMar>
               <w:top w:type="dxa" w:w="60"/>
               <w:left w:type="dxa" w:w="100"/>
@@ -14664,6 +17240,7 @@
         <w:tc>
           <w:tcPr>
             <w:tcW w:type="dxa" w:w="932"/>
+            <w:shd w:fill="FFF9DB" w:color="auto" w:val="clear"/>
             <w:tcMar>
               <w:top w:type="dxa" w:w="60"/>
               <w:left w:type="dxa" w:w="100"/>
@@ -14684,6 +17261,7 @@
         <w:tc>
           <w:tcPr>
             <w:tcW w:type="dxa" w:w="3186"/>
+            <w:shd w:fill="FFF9DB" w:color="auto" w:val="clear"/>
             <w:tcMar>
               <w:top w:type="dxa" w:w="60"/>
               <w:left w:type="dxa" w:w="100"/>
@@ -14704,6 +17282,7 @@
         <w:tc>
           <w:tcPr>
             <w:tcW w:type="dxa" w:w="932"/>
+            <w:shd w:fill="FFF9DB" w:color="auto" w:val="clear"/>
             <w:tcMar>
               <w:top w:type="dxa" w:w="60"/>
               <w:left w:type="dxa" w:w="100"/>
@@ -14724,6 +17303,7 @@
         <w:tc>
           <w:tcPr>
             <w:tcW w:type="dxa" w:w="4588"/>
+            <w:shd w:fill="FFF9DB" w:color="auto" w:val="clear"/>
             <w:tcMar>
               <w:top w:type="dxa" w:w="60"/>
               <w:left w:type="dxa" w:w="100"/>
@@ -14749,6 +17329,7 @@
         <w:tc>
           <w:tcPr>
             <w:tcW w:type="dxa" w:w="932"/>
+            <w:shd w:fill="FFF9DB" w:color="auto" w:val="clear"/>
             <w:tcMar>
               <w:top w:type="dxa" w:w="60"/>
               <w:left w:type="dxa" w:w="100"/>
@@ -14769,6 +17350,7 @@
         <w:tc>
           <w:tcPr>
             <w:tcW w:type="dxa" w:w="3186"/>
+            <w:shd w:fill="FFF9DB" w:color="auto" w:val="clear"/>
             <w:tcMar>
               <w:top w:type="dxa" w:w="60"/>
               <w:left w:type="dxa" w:w="100"/>
@@ -14789,6 +17371,7 @@
         <w:tc>
           <w:tcPr>
             <w:tcW w:type="dxa" w:w="932"/>
+            <w:shd w:fill="FFF9DB" w:color="auto" w:val="clear"/>
             <w:tcMar>
               <w:top w:type="dxa" w:w="60"/>
               <w:left w:type="dxa" w:w="100"/>
@@ -14809,6 +17392,7 @@
         <w:tc>
           <w:tcPr>
             <w:tcW w:type="dxa" w:w="4588"/>
+            <w:shd w:fill="FFF9DB" w:color="auto" w:val="clear"/>
             <w:tcMar>
               <w:top w:type="dxa" w:w="60"/>
               <w:left w:type="dxa" w:w="100"/>
@@ -14834,6 +17418,7 @@
         <w:tc>
           <w:tcPr>
             <w:tcW w:type="dxa" w:w="932"/>
+            <w:shd w:fill="FFF9DB" w:color="auto" w:val="clear"/>
             <w:tcMar>
               <w:top w:type="dxa" w:w="60"/>
               <w:left w:type="dxa" w:w="100"/>
@@ -14854,6 +17439,7 @@
         <w:tc>
           <w:tcPr>
             <w:tcW w:type="dxa" w:w="3186"/>
+            <w:shd w:fill="FFF9DB" w:color="auto" w:val="clear"/>
             <w:tcMar>
               <w:top w:type="dxa" w:w="60"/>
               <w:left w:type="dxa" w:w="100"/>
@@ -14874,6 +17460,7 @@
         <w:tc>
           <w:tcPr>
             <w:tcW w:type="dxa" w:w="932"/>
+            <w:shd w:fill="FFF9DB" w:color="auto" w:val="clear"/>
             <w:tcMar>
               <w:top w:type="dxa" w:w="60"/>
               <w:left w:type="dxa" w:w="100"/>
@@ -14894,6 +17481,7 @@
         <w:tc>
           <w:tcPr>
             <w:tcW w:type="dxa" w:w="4588"/>
+            <w:shd w:fill="FFF9DB" w:color="auto" w:val="clear"/>
             <w:tcMar>
               <w:top w:type="dxa" w:w="60"/>
               <w:left w:type="dxa" w:w="100"/>
@@ -14919,6 +17507,7 @@
         <w:tc>
           <w:tcPr>
             <w:tcW w:type="dxa" w:w="932"/>
+            <w:shd w:fill="FFF9DB" w:color="auto" w:val="clear"/>
             <w:tcMar>
               <w:top w:type="dxa" w:w="60"/>
               <w:left w:type="dxa" w:w="100"/>
@@ -14939,6 +17528,7 @@
         <w:tc>
           <w:tcPr>
             <w:tcW w:type="dxa" w:w="3186"/>
+            <w:shd w:fill="FFF9DB" w:color="auto" w:val="clear"/>
             <w:tcMar>
               <w:top w:type="dxa" w:w="60"/>
               <w:left w:type="dxa" w:w="100"/>
@@ -14959,6 +17549,7 @@
         <w:tc>
           <w:tcPr>
             <w:tcW w:type="dxa" w:w="932"/>
+            <w:shd w:fill="FFF9DB" w:color="auto" w:val="clear"/>
             <w:tcMar>
               <w:top w:type="dxa" w:w="60"/>
               <w:left w:type="dxa" w:w="100"/>
@@ -14979,6 +17570,7 @@
         <w:tc>
           <w:tcPr>
             <w:tcW w:type="dxa" w:w="4588"/>
+            <w:shd w:fill="FFF9DB" w:color="auto" w:val="clear"/>
             <w:tcMar>
               <w:top w:type="dxa" w:w="60"/>
               <w:left w:type="dxa" w:w="100"/>
@@ -15004,6 +17596,7 @@
         <w:tc>
           <w:tcPr>
             <w:tcW w:type="dxa" w:w="932"/>
+            <w:shd w:fill="FFF9DB" w:color="auto" w:val="clear"/>
             <w:tcMar>
               <w:top w:type="dxa" w:w="60"/>
               <w:left w:type="dxa" w:w="100"/>
@@ -15024,6 +17617,7 @@
         <w:tc>
           <w:tcPr>
             <w:tcW w:type="dxa" w:w="3186"/>
+            <w:shd w:fill="FFF9DB" w:color="auto" w:val="clear"/>
             <w:tcMar>
               <w:top w:type="dxa" w:w="60"/>
               <w:left w:type="dxa" w:w="100"/>
@@ -15044,6 +17638,7 @@
         <w:tc>
           <w:tcPr>
             <w:tcW w:type="dxa" w:w="932"/>
+            <w:shd w:fill="FFF9DB" w:color="auto" w:val="clear"/>
             <w:tcMar>
               <w:top w:type="dxa" w:w="60"/>
               <w:left w:type="dxa" w:w="100"/>
@@ -15064,6 +17659,7 @@
         <w:tc>
           <w:tcPr>
             <w:tcW w:type="dxa" w:w="4588"/>
+            <w:shd w:fill="FFF9DB" w:color="auto" w:val="clear"/>
             <w:tcMar>
               <w:top w:type="dxa" w:w="60"/>
               <w:left w:type="dxa" w:w="100"/>
@@ -15089,6 +17685,7 @@
         <w:tc>
           <w:tcPr>
             <w:tcW w:type="dxa" w:w="932"/>
+            <w:shd w:fill="FFF9DB" w:color="auto" w:val="clear"/>
             <w:tcMar>
               <w:top w:type="dxa" w:w="60"/>
               <w:left w:type="dxa" w:w="100"/>
@@ -15109,6 +17706,7 @@
         <w:tc>
           <w:tcPr>
             <w:tcW w:type="dxa" w:w="3186"/>
+            <w:shd w:fill="FFF9DB" w:color="auto" w:val="clear"/>
             <w:tcMar>
               <w:top w:type="dxa" w:w="60"/>
               <w:left w:type="dxa" w:w="100"/>
@@ -15129,6 +17727,7 @@
         <w:tc>
           <w:tcPr>
             <w:tcW w:type="dxa" w:w="932"/>
+            <w:shd w:fill="FFF9DB" w:color="auto" w:val="clear"/>
             <w:tcMar>
               <w:top w:type="dxa" w:w="60"/>
               <w:left w:type="dxa" w:w="100"/>
@@ -15149,6 +17748,7 @@
         <w:tc>
           <w:tcPr>
             <w:tcW w:type="dxa" w:w="4588"/>
+            <w:shd w:fill="FFF9DB" w:color="auto" w:val="clear"/>
             <w:tcMar>
               <w:top w:type="dxa" w:w="60"/>
               <w:left w:type="dxa" w:w="100"/>
@@ -15174,6 +17774,7 @@
         <w:tc>
           <w:tcPr>
             <w:tcW w:type="dxa" w:w="932"/>
+            <w:shd w:fill="FFF9DB" w:color="auto" w:val="clear"/>
             <w:tcMar>
               <w:top w:type="dxa" w:w="60"/>
               <w:left w:type="dxa" w:w="100"/>
@@ -15194,6 +17795,7 @@
         <w:tc>
           <w:tcPr>
             <w:tcW w:type="dxa" w:w="3186"/>
+            <w:shd w:fill="FFF9DB" w:color="auto" w:val="clear"/>
             <w:tcMar>
               <w:top w:type="dxa" w:w="60"/>
               <w:left w:type="dxa" w:w="100"/>
@@ -15214,6 +17816,7 @@
         <w:tc>
           <w:tcPr>
             <w:tcW w:type="dxa" w:w="932"/>
+            <w:shd w:fill="FFF9DB" w:color="auto" w:val="clear"/>
             <w:tcMar>
               <w:top w:type="dxa" w:w="60"/>
               <w:left w:type="dxa" w:w="100"/>
@@ -15234,6 +17837,7 @@
         <w:tc>
           <w:tcPr>
             <w:tcW w:type="dxa" w:w="4588"/>
+            <w:shd w:fill="FFF9DB" w:color="auto" w:val="clear"/>
             <w:tcMar>
               <w:top w:type="dxa" w:w="60"/>
               <w:left w:type="dxa" w:w="100"/>
@@ -15259,6 +17863,7 @@
         <w:tc>
           <w:tcPr>
             <w:tcW w:type="dxa" w:w="932"/>
+            <w:shd w:fill="FFF9DB" w:color="auto" w:val="clear"/>
             <w:tcMar>
               <w:top w:type="dxa" w:w="60"/>
               <w:left w:type="dxa" w:w="100"/>
@@ -15279,6 +17884,7 @@
         <w:tc>
           <w:tcPr>
             <w:tcW w:type="dxa" w:w="3186"/>
+            <w:shd w:fill="FFF9DB" w:color="auto" w:val="clear"/>
             <w:tcMar>
               <w:top w:type="dxa" w:w="60"/>
               <w:left w:type="dxa" w:w="100"/>
@@ -15299,6 +17905,7 @@
         <w:tc>
           <w:tcPr>
             <w:tcW w:type="dxa" w:w="932"/>
+            <w:shd w:fill="FFF9DB" w:color="auto" w:val="clear"/>
             <w:tcMar>
               <w:top w:type="dxa" w:w="60"/>
               <w:left w:type="dxa" w:w="100"/>
@@ -15319,6 +17926,7 @@
         <w:tc>
           <w:tcPr>
             <w:tcW w:type="dxa" w:w="4588"/>
+            <w:shd w:fill="FFF9DB" w:color="auto" w:val="clear"/>
             <w:tcMar>
               <w:top w:type="dxa" w:w="60"/>
               <w:left w:type="dxa" w:w="100"/>

--- a/培訓筆記.docx
+++ b/培訓筆記.docx
@@ -50,7 +50,7 @@
         <w:t xml:space="preserve"> 10/12 修正 </w:t>
       </w:r>
       <w:r>
-        <w:t xml:space="preserve">這種紅色標籤＝新增或修正過；那一段會塗黃底、左邊有橘色線。整節都是新的，整節都會有橘色線。共 20 處，下表照筆記順序排，打勾欄可以邊對邊勾。</w:t>
+        <w:t xml:space="preserve">這種紅色標籤＝新增或修正過；那一段會塗黃底、左邊有橘色線。整節都是新的，整節都會有橘色線。共 39 處，下表照筆記順序排，打勾欄可以邊對邊勾。</w:t>
       </w:r>
     </w:p>
     <w:tbl>
@@ -475,7 +475,7 @@
                 <w:sz w:val="18"/>
                 <w:szCs w:val="18"/>
               </w:rPr>
-              <w:t xml:space="preserve">四、四大金剛：壓縮機、冷凝器、膨脹閥、蒸發器</w:t>
+              <w:t xml:space="preserve">三、裝置與系統配置：客人用在哪、怎麼配</w:t>
             </w:r>
           </w:p>
         </w:tc>
@@ -495,7 +495,7 @@
                 <w:sz w:val="18"/>
                 <w:szCs w:val="18"/>
               </w:rPr>
-              <w:t xml:space="preserve">整節新增：壓縮機貨架：四個牌子怎麼認</w:t>
+              <w:t xml:space="preserve">整節新增：冷凍庫三種：先問冰什麼</w:t>
             </w:r>
           </w:p>
         </w:tc>
@@ -519,7 +519,7 @@
                 <w:szCs w:val="18"/>
                 <w:shd w:fill="C92A2A" w:color="auto" w:val="clear"/>
               </w:rPr>
-              <w:t xml:space="preserve"> 新 </w:t>
+              <w:t xml:space="preserve"> 10/12 新 </w:t>
             </w:r>
           </w:p>
         </w:tc>
@@ -564,7 +564,7 @@
                 <w:sz w:val="18"/>
                 <w:szCs w:val="18"/>
               </w:rPr>
-              <w:t xml:space="preserve">四、四大金剛：壓縮機、冷凝器、膨脹閥、蒸發器 › 壓縮機貨架：四個牌子怎麼認</w:t>
+              <w:t xml:space="preserve">四、四大金剛：壓縮機、冷凝器、膨脹閥、蒸發器</w:t>
             </w:r>
           </w:p>
         </w:tc>
@@ -584,7 +584,7 @@
                 <w:sz w:val="18"/>
                 <w:szCs w:val="18"/>
               </w:rPr>
-              <w:t xml:space="preserve">店裡常備四個牌子：英博格（Embraco） 小顆的，一馬以下；義大利品牌、斯洛伐克製造（標…</w:t>
+              <w:t xml:space="preserve">整節新增：壓縮機怎麼保護：量吐出溫度</w:t>
             </w:r>
           </w:p>
         </w:tc>
@@ -608,7 +608,7 @@
                 <w:szCs w:val="18"/>
                 <w:shd w:fill="C92A2A" w:color="auto" w:val="clear"/>
               </w:rPr>
-              <w:t xml:space="preserve"> 10/9 修正 </w:t>
+              <w:t xml:space="preserve"> 10/12 新 </w:t>
             </w:r>
           </w:p>
         </w:tc>
@@ -673,7 +673,7 @@
                 <w:sz w:val="18"/>
                 <w:szCs w:val="18"/>
               </w:rPr>
-              <w:t xml:space="preserve">整節新增：電壓與相位：拿錯一個字就燒掉</w:t>
+              <w:t xml:space="preserve">整節新增：壓縮機貨架：四個牌子怎麼認</w:t>
             </w:r>
           </w:p>
         </w:tc>
@@ -742,7 +742,7 @@
                 <w:sz w:val="18"/>
                 <w:szCs w:val="18"/>
               </w:rPr>
-              <w:t xml:space="preserve">四、四大金剛：壓縮機、冷凝器、膨脹閥、蒸發器 › 電壓與相位：拿錯一個字就燒掉</w:t>
+              <w:t xml:space="preserve">四、四大金剛：壓縮機、冷凝器、膨脹閥、蒸發器 › 壓縮機貨架：四個牌子怎麼認</w:t>
             </w:r>
           </w:p>
         </w:tc>
@@ -762,7 +762,7 @@
                 <w:sz w:val="18"/>
                 <w:szCs w:val="18"/>
               </w:rPr>
-              <w:t xml:space="preserve">客人要 220、你拿 110，通電就燒掉。壓縮機的管子焊上去就算用過，原廠一概不負責，每個…</w:t>
+              <w:t xml:space="preserve">店裡常備四個牌子：英博格（Embraco） 小顆的，一馬以下；義大利品牌、斯洛伐克製造（標…</w:t>
             </w:r>
           </w:p>
         </w:tc>
@@ -786,7 +786,7 @@
                 <w:szCs w:val="18"/>
                 <w:shd w:fill="C92A2A" w:color="auto" w:val="clear"/>
               </w:rPr>
-              <w:t xml:space="preserve"> 10/10 修正 </w:t>
+              <w:t xml:space="preserve"> 10/9 修正 </w:t>
             </w:r>
           </w:p>
         </w:tc>
@@ -851,7 +851,7 @@
                 <w:sz w:val="18"/>
                 <w:szCs w:val="18"/>
               </w:rPr>
-              <w:t xml:space="preserve">整節新增：高溫、中溫、低溫：誰可以代替誰</w:t>
+              <w:t xml:space="preserve">整節新增：電壓與相位：拿錯一個字就燒掉</w:t>
             </w:r>
           </w:p>
         </w:tc>
@@ -920,7 +920,7 @@
                 <w:sz w:val="18"/>
                 <w:szCs w:val="18"/>
               </w:rPr>
-              <w:t xml:space="preserve">四、四大金剛：壓縮機、冷凝器、膨脹閥、蒸發器 › 高溫、中溫、低溫：誰可以代替誰</w:t>
+              <w:t xml:space="preserve">四、四大金剛：壓縮機、冷凝器、膨脹閥、蒸發器 › 電壓與相位：拿錯一個字就燒掉</w:t>
             </w:r>
           </w:p>
         </w:tc>
@@ -940,7 +940,7 @@
                 <w:sz w:val="18"/>
                 <w:szCs w:val="18"/>
               </w:rPr>
-              <w:t xml:space="preserve">黑金剛往復式：CR＝高溫（打冷藏）、CS＝中溫（冷藏、冷凍都能打）、CF＝低溫（-20°C…</w:t>
+              <w:t xml:space="preserve">客人要 220、你拿 110，通電就燒掉。壓縮機的管子焊上去就算用過，原廠一概不負責，每個…</w:t>
             </w:r>
           </w:p>
         </w:tc>
@@ -964,7 +964,7 @@
                 <w:szCs w:val="18"/>
                 <w:shd w:fill="C92A2A" w:color="auto" w:val="clear"/>
               </w:rPr>
-              <w:t xml:space="preserve"> 10/9 修正 </w:t>
+              <w:t xml:space="preserve"> 10/10 修正 </w:t>
             </w:r>
           </w:p>
         </w:tc>
@@ -1009,7 +1009,7 @@
                 <w:sz w:val="18"/>
                 <w:szCs w:val="18"/>
               </w:rPr>
-              <w:t xml:space="preserve">四、四大金剛：壓縮機、冷凝器、膨脹閥、蒸發器</w:t>
+              <w:t xml:space="preserve">四、四大金剛：壓縮機、冷凝器、膨脹閥、蒸發器 › 電壓與相位：拿錯一個字就燒掉</w:t>
             </w:r>
           </w:p>
         </w:tc>
@@ -1029,7 +1029,7 @@
                 <w:sz w:val="18"/>
                 <w:szCs w:val="18"/>
               </w:rPr>
-              <w:t xml:space="preserve">整節新增：拿壓縮機的 SOP：一個字都不能錯</w:t>
+              <w:t xml:space="preserve">老闆 10/12 再講一次：往復式單相一定是三樣——繼電器（Relay）、黑色的啟動電容、…</w:t>
             </w:r>
           </w:p>
         </w:tc>
@@ -1053,7 +1053,7 @@
                 <w:szCs w:val="18"/>
                 <w:shd w:fill="C92A2A" w:color="auto" w:val="clear"/>
               </w:rPr>
-              <w:t xml:space="preserve"> 新 </w:t>
+              <w:t xml:space="preserve"> 10/12 新 </w:t>
             </w:r>
           </w:p>
         </w:tc>
@@ -1098,7 +1098,7 @@
                 <w:sz w:val="18"/>
                 <w:szCs w:val="18"/>
               </w:rPr>
-              <w:t xml:space="preserve">四、四大金剛：壓縮機、冷凝器、膨脹閥、蒸發器 › 拿壓縮機的 SOP：一個字都不能錯</w:t>
+              <w:t xml:space="preserve">四、四大金剛：壓縮機、冷凝器、膨脹閥、蒸發器</w:t>
             </w:r>
           </w:p>
         </w:tc>
@@ -1118,7 +1118,7 @@
                 <w:sz w:val="18"/>
                 <w:szCs w:val="18"/>
               </w:rPr>
-              <w:t xml:space="preserve">不要只看架上的位置：有時候會放錯，拿出來還要再看一次型號；先對壓縮機，再對配件。</w:t>
+              <w:t xml:space="preserve">整節新增：高溫、中溫、低溫：誰可以代替誰</w:t>
             </w:r>
           </w:p>
         </w:tc>
@@ -1142,7 +1142,7 @@
                 <w:szCs w:val="18"/>
                 <w:shd w:fill="C92A2A" w:color="auto" w:val="clear"/>
               </w:rPr>
-              <w:t xml:space="preserve"> 10/9 修正 </w:t>
+              <w:t xml:space="preserve"> 新 </w:t>
             </w:r>
           </w:p>
         </w:tc>
@@ -1187,7 +1187,7 @@
                 <w:sz w:val="18"/>
                 <w:szCs w:val="18"/>
               </w:rPr>
-              <w:t xml:space="preserve">五、管路上的小零件 › 乾燥過濾器：系統裡不能有水</w:t>
+              <w:t xml:space="preserve">四、四大金剛：壓縮機、冷凝器、膨脹閥、蒸發器 › 高溫、中溫、低溫：誰可以代替誰</w:t>
             </w:r>
           </w:p>
         </w:tc>
@@ -1207,7 +1207,7 @@
                 <w:sz w:val="18"/>
                 <w:szCs w:val="18"/>
               </w:rPr>
-              <w:t xml:space="preserve">現在冷媒多為大陸製，含水量不一定，所以一定要裝；乾燥過濾器也是常常更換的東西。</w:t>
+              <w:t xml:space="preserve">黑金剛往復式：CR＝高溫（打冷藏）、CS＝中溫（冷藏、冷凍都能打）、CF＝低溫（-20°C…</w:t>
             </w:r>
           </w:p>
         </w:tc>
@@ -1276,7 +1276,7 @@
                 <w:sz w:val="18"/>
                 <w:szCs w:val="18"/>
               </w:rPr>
-              <w:t xml:space="preserve">五、管路上的小零件</w:t>
+              <w:t xml:space="preserve">四、四大金剛：壓縮機、冷凝器、膨脹閥、蒸發器 › 高溫、中溫、低溫：誰可以代替誰</w:t>
             </w:r>
           </w:p>
         </w:tc>
@@ -1296,7 +1296,7 @@
                 <w:sz w:val="18"/>
                 <w:szCs w:val="18"/>
               </w:rPr>
-              <w:t xml:space="preserve">整節新增：零件上的字：ODF、SAE、MPT</w:t>
+              <w:t xml:space="preserve">代替主要看冷凍能力（BTU）和排氣量，不是只看電壓；中溫兩邊都可以打，但能力還是要對。</w:t>
             </w:r>
           </w:p>
         </w:tc>
@@ -1320,7 +1320,7 @@
                 <w:szCs w:val="18"/>
                 <w:shd w:fill="C92A2A" w:color="auto" w:val="clear"/>
               </w:rPr>
-              <w:t xml:space="preserve"> 新 </w:t>
+              <w:t xml:space="preserve"> 10/12 新 </w:t>
             </w:r>
           </w:p>
         </w:tc>
@@ -1365,7 +1365,7 @@
                 <w:sz w:val="18"/>
                 <w:szCs w:val="18"/>
               </w:rPr>
-              <w:t xml:space="preserve">五、管路上的小零件</w:t>
+              <w:t xml:space="preserve">四、四大金剛：壓縮機、冷凝器、膨脹閥、蒸發器</w:t>
             </w:r>
           </w:p>
         </w:tc>
@@ -1385,7 +1385,7 @@
                 <w:sz w:val="18"/>
                 <w:szCs w:val="18"/>
               </w:rPr>
-              <w:t xml:space="preserve">整節新增：保溫管的 15 種：怎麼問、怎麼拿</w:t>
+              <w:t xml:space="preserve">整節新增：拿壓縮機的 SOP：一個字都不能錯</w:t>
             </w:r>
           </w:p>
         </w:tc>
@@ -1454,7 +1454,7 @@
                 <w:sz w:val="18"/>
                 <w:szCs w:val="18"/>
               </w:rPr>
-              <w:t xml:space="preserve">七、門市實務</w:t>
+              <w:t xml:space="preserve">四、四大金剛：壓縮機、冷凝器、膨脹閥、蒸發器 › 拿壓縮機的 SOP：一個字都不能錯</w:t>
             </w:r>
           </w:p>
         </w:tc>
@@ -1474,7 +1474,7 @@
                 <w:sz w:val="18"/>
                 <w:szCs w:val="18"/>
               </w:rPr>
-              <w:t xml:space="preserve">整節新增：送貨對貨 SOP</w:t>
+              <w:t xml:space="preserve">不要只看架上的位置：有時候會放錯，拿出來還要再看一次型號；先對壓縮機，再對配件。</w:t>
             </w:r>
           </w:p>
         </w:tc>
@@ -1498,7 +1498,7 @@
                 <w:szCs w:val="18"/>
                 <w:shd w:fill="C92A2A" w:color="auto" w:val="clear"/>
               </w:rPr>
-              <w:t xml:space="preserve"> 新 </w:t>
+              <w:t xml:space="preserve"> 10/9 修正 </w:t>
             </w:r>
           </w:p>
         </w:tc>
@@ -1543,7 +1543,7 @@
                 <w:sz w:val="18"/>
                 <w:szCs w:val="18"/>
               </w:rPr>
-              <w:t xml:space="preserve">七、門市實務</w:t>
+              <w:t xml:space="preserve">四、四大金剛：壓縮機、冷凝器、膨脹閥、蒸發器 › 拿壓縮機的 SOP：一個字都不能錯</w:t>
             </w:r>
           </w:p>
         </w:tc>
@@ -1563,7 +1563,7 @@
                 <w:sz w:val="18"/>
                 <w:szCs w:val="18"/>
               </w:rPr>
-              <w:t xml:space="preserve">整節新增：新人業務怎麼開始（第 1～3 點整理自老闆的話；第 4 點和下面的方法是補充建議…</w:t>
+              <w:t xml:space="preserve">管口的橡皮塞拔起來要「啪」一聲，代表裡面有氣、是新的；一焊上去就算用過，拿錯也沒人要，要自…</w:t>
             </w:r>
           </w:p>
         </w:tc>
@@ -1587,7 +1587,7 @@
                 <w:szCs w:val="18"/>
                 <w:shd w:fill="C92A2A" w:color="auto" w:val="clear"/>
               </w:rPr>
-              <w:t xml:space="preserve"> 新 </w:t>
+              <w:t xml:space="preserve"> 10/12 新 </w:t>
             </w:r>
           </w:p>
         </w:tc>
@@ -1632,7 +1632,7 @@
                 <w:sz w:val="18"/>
                 <w:szCs w:val="18"/>
               </w:rPr>
-              <w:t xml:space="preserve">十一、名詞對照（國語／台語／英文）</w:t>
+              <w:t xml:space="preserve">四、四大金剛：壓縮機、冷凝器、膨脹閥、蒸發器 › 冷凝器＝散熱器＝熱排</w:t>
             </w:r>
           </w:p>
         </w:tc>
@@ -1652,7 +1652,7 @@
                 <w:sz w:val="18"/>
                 <w:szCs w:val="18"/>
               </w:rPr>
-              <w:t xml:space="preserve">高壓氣管／吐出管、講義上的紅色線／Discharge Line／壓縮機吐出去的高溫高壓氣態…</w:t>
+              <w:t xml:space="preserve">散熱器的叫法：馬達外露的是一般散熱器；客人把散熱器放在室內、用箱子裝起來，也會叫「機上型」…</w:t>
             </w:r>
           </w:p>
         </w:tc>
@@ -1676,7 +1676,7 @@
                 <w:szCs w:val="18"/>
                 <w:shd w:fill="C92A2A" w:color="auto" w:val="clear"/>
               </w:rPr>
-              <w:t xml:space="preserve"> 10/9 修正 </w:t>
+              <w:t xml:space="preserve"> 10/12 新 </w:t>
             </w:r>
           </w:p>
         </w:tc>
@@ -1721,7 +1721,7 @@
                 <w:sz w:val="18"/>
                 <w:szCs w:val="18"/>
               </w:rPr>
-              <w:t xml:space="preserve">十一、名詞對照（國語／台語／英文）</w:t>
+              <w:t xml:space="preserve">四、四大金剛：壓縮機、冷凝器、膨脹閥、蒸發器 › 冷凝器＝散熱器＝熱排</w:t>
             </w:r>
           </w:p>
         </w:tc>
@@ -1741,7 +1741,7 @@
                 <w:sz w:val="18"/>
                 <w:szCs w:val="18"/>
               </w:rPr>
-              <w:t xml:space="preserve">高溫機／中溫機／低溫機／CR／CS／CF／High / Medium / Low Temp…</w:t>
+              <w:t xml:space="preserve">屋外型要對廠商的冷凍能力表：有的牌子標 10 馬，實際能力不到。同樣 10 馬，重的一百多…</w:t>
             </w:r>
           </w:p>
         </w:tc>
@@ -1765,7 +1765,7 @@
                 <w:szCs w:val="18"/>
                 <w:shd w:fill="C92A2A" w:color="auto" w:val="clear"/>
               </w:rPr>
-              <w:t xml:space="preserve"> 10/9 修正 </w:t>
+              <w:t xml:space="preserve"> 10/12 新 </w:t>
             </w:r>
           </w:p>
         </w:tc>
@@ -1810,7 +1810,7 @@
                 <w:sz w:val="18"/>
                 <w:szCs w:val="18"/>
               </w:rPr>
-              <w:t xml:space="preserve">十一、名詞對照（國語／台語／英文）</w:t>
+              <w:t xml:space="preserve">四、四大金剛：壓縮機、冷凝器、膨脹閥、蒸發器 › 冷凝器＝散熱器＝熱排</w:t>
             </w:r>
           </w:p>
         </w:tc>
@@ -1830,7 +1830,7 @@
                 <w:sz w:val="18"/>
                 <w:szCs w:val="18"/>
               </w:rPr>
-              <w:t xml:space="preserve">整節新增：英文縮寫全稱</w:t>
+              <w:t xml:space="preserve">含壓縮機的室外機（含機座）：小台是橫式（側吹），大台是 V 型上吹，60 馬的都有，店裡出…</w:t>
             </w:r>
           </w:p>
         </w:tc>
@@ -1854,7 +1854,7 @@
                 <w:szCs w:val="18"/>
                 <w:shd w:fill="C92A2A" w:color="auto" w:val="clear"/>
               </w:rPr>
-              <w:t xml:space="preserve"> 新 </w:t>
+              <w:t xml:space="preserve"> 10/12 新 </w:t>
             </w:r>
           </w:p>
         </w:tc>
@@ -1899,7 +1899,7 @@
                 <w:sz w:val="18"/>
                 <w:szCs w:val="18"/>
               </w:rPr>
-              <w:t xml:space="preserve">十一、名詞對照（國語／台語／英文） › 英文縮寫全稱</w:t>
+              <w:t xml:space="preserve">四、四大金剛：壓縮機、冷凝器、膨脹閥、蒸發器</w:t>
             </w:r>
           </w:p>
         </w:tc>
@@ -1919,7 +1919,7 @@
                 <w:sz w:val="18"/>
                 <w:szCs w:val="18"/>
               </w:rPr>
-              <w:t xml:space="preserve">CR／CS／CF／Copeland 往復式系列（記法：R＝Refrigerator 冷藏、…</w:t>
+              <w:t xml:space="preserve">整節新增：冷排除霜：冷凍跟冷藏最大的差別</w:t>
             </w:r>
           </w:p>
         </w:tc>
@@ -1943,7 +1943,1698 @@
                 <w:szCs w:val="18"/>
                 <w:shd w:fill="C92A2A" w:color="auto" w:val="clear"/>
               </w:rPr>
+              <w:t xml:space="preserve"> 10/12 新 </w:t>
+            </w:r>
+          </w:p>
+        </w:tc>
+      </w:tr>
+      <w:tr>
+        <w:tc>
+          <w:tcPr>
+            <w:tcW w:type="dxa" w:w="700"/>
+            <w:tcMar>
+              <w:top w:type="dxa" w:w="50"/>
+              <w:left w:type="dxa" w:w="90"/>
+              <w:bottom w:type="dxa" w:w="50"/>
+              <w:right w:type="dxa" w:w="90"/>
+            </w:tcMar>
+          </w:tcPr>
+          <w:p>
+            <w:pPr>
+              <w:jc w:val="center"/>
+            </w:pPr>
+            <w:r>
+              <w:rPr>
+                <w:sz w:val="22"/>
+                <w:szCs w:val="22"/>
+              </w:rPr>
+              <w:t xml:space="preserve">☐</w:t>
+            </w:r>
+          </w:p>
+        </w:tc>
+        <w:tc>
+          <w:tcPr>
+            <w:tcW w:type="dxa" w:w="2600"/>
+            <w:tcMar>
+              <w:top w:type="dxa" w:w="50"/>
+              <w:left w:type="dxa" w:w="90"/>
+              <w:bottom w:type="dxa" w:w="50"/>
+              <w:right w:type="dxa" w:w="90"/>
+            </w:tcMar>
+          </w:tcPr>
+          <w:p>
+            <w:r>
+              <w:rPr>
+                <w:sz w:val="18"/>
+                <w:szCs w:val="18"/>
+              </w:rPr>
+              <w:t xml:space="preserve">五、管路上的小零件 › 乾燥過濾器：系統裡不能有水</w:t>
+            </w:r>
+          </w:p>
+        </w:tc>
+        <w:tc>
+          <w:tcPr>
+            <w:tcW w:type="dxa" w:w="4838"/>
+            <w:tcMar>
+              <w:top w:type="dxa" w:w="50"/>
+              <w:left w:type="dxa" w:w="90"/>
+              <w:bottom w:type="dxa" w:w="50"/>
+              <w:right w:type="dxa" w:w="90"/>
+            </w:tcMar>
+          </w:tcPr>
+          <w:p>
+            <w:r>
+              <w:rPr>
+                <w:sz w:val="18"/>
+                <w:szCs w:val="18"/>
+              </w:rPr>
+              <w:t xml:space="preserve">現在冷媒多為大陸製，含水量不一定，所以一定要裝；乾燥過濾器也是常常更換的東西。</w:t>
+            </w:r>
+          </w:p>
+        </w:tc>
+        <w:tc>
+          <w:tcPr>
+            <w:tcW w:type="dxa" w:w="1500"/>
+            <w:tcMar>
+              <w:top w:type="dxa" w:w="50"/>
+              <w:left w:type="dxa" w:w="90"/>
+              <w:bottom w:type="dxa" w:w="50"/>
+              <w:right w:type="dxa" w:w="90"/>
+            </w:tcMar>
+          </w:tcPr>
+          <w:p>
+            <w:r>
+              <w:rPr>
+                <w:b/>
+                <w:bCs/>
+                <w:color w:val="FFFFFF"/>
+                <w:sz w:val="18"/>
+                <w:szCs w:val="18"/>
+                <w:shd w:fill="C92A2A" w:color="auto" w:val="clear"/>
+              </w:rPr>
               <w:t xml:space="preserve"> 10/9 修正 </w:t>
+            </w:r>
+          </w:p>
+        </w:tc>
+      </w:tr>
+      <w:tr>
+        <w:tc>
+          <w:tcPr>
+            <w:tcW w:type="dxa" w:w="700"/>
+            <w:tcMar>
+              <w:top w:type="dxa" w:w="50"/>
+              <w:left w:type="dxa" w:w="90"/>
+              <w:bottom w:type="dxa" w:w="50"/>
+              <w:right w:type="dxa" w:w="90"/>
+            </w:tcMar>
+          </w:tcPr>
+          <w:p>
+            <w:pPr>
+              <w:jc w:val="center"/>
+            </w:pPr>
+            <w:r>
+              <w:rPr>
+                <w:sz w:val="22"/>
+                <w:szCs w:val="22"/>
+              </w:rPr>
+              <w:t xml:space="preserve">☐</w:t>
+            </w:r>
+          </w:p>
+        </w:tc>
+        <w:tc>
+          <w:tcPr>
+            <w:tcW w:type="dxa" w:w="2600"/>
+            <w:tcMar>
+              <w:top w:type="dxa" w:w="50"/>
+              <w:left w:type="dxa" w:w="90"/>
+              <w:bottom w:type="dxa" w:w="50"/>
+              <w:right w:type="dxa" w:w="90"/>
+            </w:tcMar>
+          </w:tcPr>
+          <w:p>
+            <w:r>
+              <w:rPr>
+                <w:sz w:val="18"/>
+                <w:szCs w:val="18"/>
+              </w:rPr>
+              <w:t xml:space="preserve">五、管路上的小零件</w:t>
+            </w:r>
+          </w:p>
+        </w:tc>
+        <w:tc>
+          <w:tcPr>
+            <w:tcW w:type="dxa" w:w="4838"/>
+            <w:tcMar>
+              <w:top w:type="dxa" w:w="50"/>
+              <w:left w:type="dxa" w:w="90"/>
+              <w:bottom w:type="dxa" w:w="50"/>
+              <w:right w:type="dxa" w:w="90"/>
+            </w:tcMar>
+          </w:tcPr>
+          <w:p>
+            <w:r>
+              <w:rPr>
+                <w:sz w:val="18"/>
+                <w:szCs w:val="18"/>
+              </w:rPr>
+              <w:t xml:space="preserve">整節新增：零件上的字：ODF、SAE、MPT</w:t>
+            </w:r>
+          </w:p>
+        </w:tc>
+        <w:tc>
+          <w:tcPr>
+            <w:tcW w:type="dxa" w:w="1500"/>
+            <w:tcMar>
+              <w:top w:type="dxa" w:w="50"/>
+              <w:left w:type="dxa" w:w="90"/>
+              <w:bottom w:type="dxa" w:w="50"/>
+              <w:right w:type="dxa" w:w="90"/>
+            </w:tcMar>
+          </w:tcPr>
+          <w:p>
+            <w:r>
+              <w:rPr>
+                <w:b/>
+                <w:bCs/>
+                <w:color w:val="FFFFFF"/>
+                <w:sz w:val="18"/>
+                <w:szCs w:val="18"/>
+                <w:shd w:fill="C92A2A" w:color="auto" w:val="clear"/>
+              </w:rPr>
+              <w:t xml:space="preserve"> 新 </w:t>
+            </w:r>
+          </w:p>
+        </w:tc>
+      </w:tr>
+      <w:tr>
+        <w:tc>
+          <w:tcPr>
+            <w:tcW w:type="dxa" w:w="700"/>
+            <w:tcMar>
+              <w:top w:type="dxa" w:w="50"/>
+              <w:left w:type="dxa" w:w="90"/>
+              <w:bottom w:type="dxa" w:w="50"/>
+              <w:right w:type="dxa" w:w="90"/>
+            </w:tcMar>
+          </w:tcPr>
+          <w:p>
+            <w:pPr>
+              <w:jc w:val="center"/>
+            </w:pPr>
+            <w:r>
+              <w:rPr>
+                <w:sz w:val="22"/>
+                <w:szCs w:val="22"/>
+              </w:rPr>
+              <w:t xml:space="preserve">☐</w:t>
+            </w:r>
+          </w:p>
+        </w:tc>
+        <w:tc>
+          <w:tcPr>
+            <w:tcW w:type="dxa" w:w="2600"/>
+            <w:tcMar>
+              <w:top w:type="dxa" w:w="50"/>
+              <w:left w:type="dxa" w:w="90"/>
+              <w:bottom w:type="dxa" w:w="50"/>
+              <w:right w:type="dxa" w:w="90"/>
+            </w:tcMar>
+          </w:tcPr>
+          <w:p>
+            <w:r>
+              <w:rPr>
+                <w:sz w:val="18"/>
+                <w:szCs w:val="18"/>
+              </w:rPr>
+              <w:t xml:space="preserve">五、管路上的小零件</w:t>
+            </w:r>
+          </w:p>
+        </w:tc>
+        <w:tc>
+          <w:tcPr>
+            <w:tcW w:type="dxa" w:w="4838"/>
+            <w:tcMar>
+              <w:top w:type="dxa" w:w="50"/>
+              <w:left w:type="dxa" w:w="90"/>
+              <w:bottom w:type="dxa" w:w="50"/>
+              <w:right w:type="dxa" w:w="90"/>
+            </w:tcMar>
+          </w:tcPr>
+          <w:p>
+            <w:r>
+              <w:rPr>
+                <w:sz w:val="18"/>
+                <w:szCs w:val="18"/>
+              </w:rPr>
+              <w:t xml:space="preserve">整節新增：保溫管的 15 種：怎麼問、怎麼拿</w:t>
+            </w:r>
+          </w:p>
+        </w:tc>
+        <w:tc>
+          <w:tcPr>
+            <w:tcW w:type="dxa" w:w="1500"/>
+            <w:tcMar>
+              <w:top w:type="dxa" w:w="50"/>
+              <w:left w:type="dxa" w:w="90"/>
+              <w:bottom w:type="dxa" w:w="50"/>
+              <w:right w:type="dxa" w:w="90"/>
+            </w:tcMar>
+          </w:tcPr>
+          <w:p>
+            <w:r>
+              <w:rPr>
+                <w:b/>
+                <w:bCs/>
+                <w:color w:val="FFFFFF"/>
+                <w:sz w:val="18"/>
+                <w:szCs w:val="18"/>
+                <w:shd w:fill="C92A2A" w:color="auto" w:val="clear"/>
+              </w:rPr>
+              <w:t xml:space="preserve"> 新 </w:t>
+            </w:r>
+          </w:p>
+        </w:tc>
+      </w:tr>
+      <w:tr>
+        <w:tc>
+          <w:tcPr>
+            <w:tcW w:type="dxa" w:w="700"/>
+            <w:tcMar>
+              <w:top w:type="dxa" w:w="50"/>
+              <w:left w:type="dxa" w:w="90"/>
+              <w:bottom w:type="dxa" w:w="50"/>
+              <w:right w:type="dxa" w:w="90"/>
+            </w:tcMar>
+          </w:tcPr>
+          <w:p>
+            <w:pPr>
+              <w:jc w:val="center"/>
+            </w:pPr>
+            <w:r>
+              <w:rPr>
+                <w:sz w:val="22"/>
+                <w:szCs w:val="22"/>
+              </w:rPr>
+              <w:t xml:space="preserve">☐</w:t>
+            </w:r>
+          </w:p>
+        </w:tc>
+        <w:tc>
+          <w:tcPr>
+            <w:tcW w:type="dxa" w:w="2600"/>
+            <w:tcMar>
+              <w:top w:type="dxa" w:w="50"/>
+              <w:left w:type="dxa" w:w="90"/>
+              <w:bottom w:type="dxa" w:w="50"/>
+              <w:right w:type="dxa" w:w="90"/>
+            </w:tcMar>
+          </w:tcPr>
+          <w:p>
+            <w:r>
+              <w:rPr>
+                <w:sz w:val="18"/>
+                <w:szCs w:val="18"/>
+              </w:rPr>
+              <w:t xml:space="preserve">七、門市實務</w:t>
+            </w:r>
+          </w:p>
+        </w:tc>
+        <w:tc>
+          <w:tcPr>
+            <w:tcW w:type="dxa" w:w="4838"/>
+            <w:tcMar>
+              <w:top w:type="dxa" w:w="50"/>
+              <w:left w:type="dxa" w:w="90"/>
+              <w:bottom w:type="dxa" w:w="50"/>
+              <w:right w:type="dxa" w:w="90"/>
+            </w:tcMar>
+          </w:tcPr>
+          <w:p>
+            <w:r>
+              <w:rPr>
+                <w:sz w:val="18"/>
+                <w:szCs w:val="18"/>
+              </w:rPr>
+              <w:t xml:space="preserve">整節新增：送貨對貨 SOP</w:t>
+            </w:r>
+          </w:p>
+        </w:tc>
+        <w:tc>
+          <w:tcPr>
+            <w:tcW w:type="dxa" w:w="1500"/>
+            <w:tcMar>
+              <w:top w:type="dxa" w:w="50"/>
+              <w:left w:type="dxa" w:w="90"/>
+              <w:bottom w:type="dxa" w:w="50"/>
+              <w:right w:type="dxa" w:w="90"/>
+            </w:tcMar>
+          </w:tcPr>
+          <w:p>
+            <w:r>
+              <w:rPr>
+                <w:b/>
+                <w:bCs/>
+                <w:color w:val="FFFFFF"/>
+                <w:sz w:val="18"/>
+                <w:szCs w:val="18"/>
+                <w:shd w:fill="C92A2A" w:color="auto" w:val="clear"/>
+              </w:rPr>
+              <w:t xml:space="preserve"> 新 </w:t>
+            </w:r>
+          </w:p>
+        </w:tc>
+      </w:tr>
+      <w:tr>
+        <w:tc>
+          <w:tcPr>
+            <w:tcW w:type="dxa" w:w="700"/>
+            <w:tcMar>
+              <w:top w:type="dxa" w:w="50"/>
+              <w:left w:type="dxa" w:w="90"/>
+              <w:bottom w:type="dxa" w:w="50"/>
+              <w:right w:type="dxa" w:w="90"/>
+            </w:tcMar>
+          </w:tcPr>
+          <w:p>
+            <w:pPr>
+              <w:jc w:val="center"/>
+            </w:pPr>
+            <w:r>
+              <w:rPr>
+                <w:sz w:val="22"/>
+                <w:szCs w:val="22"/>
+              </w:rPr>
+              <w:t xml:space="preserve">☐</w:t>
+            </w:r>
+          </w:p>
+        </w:tc>
+        <w:tc>
+          <w:tcPr>
+            <w:tcW w:type="dxa" w:w="2600"/>
+            <w:tcMar>
+              <w:top w:type="dxa" w:w="50"/>
+              <w:left w:type="dxa" w:w="90"/>
+              <w:bottom w:type="dxa" w:w="50"/>
+              <w:right w:type="dxa" w:w="90"/>
+            </w:tcMar>
+          </w:tcPr>
+          <w:p>
+            <w:r>
+              <w:rPr>
+                <w:sz w:val="18"/>
+                <w:szCs w:val="18"/>
+              </w:rPr>
+              <w:t xml:space="preserve">七、門市實務</w:t>
+            </w:r>
+          </w:p>
+        </w:tc>
+        <w:tc>
+          <w:tcPr>
+            <w:tcW w:type="dxa" w:w="4838"/>
+            <w:tcMar>
+              <w:top w:type="dxa" w:w="50"/>
+              <w:left w:type="dxa" w:w="90"/>
+              <w:bottom w:type="dxa" w:w="50"/>
+              <w:right w:type="dxa" w:w="90"/>
+            </w:tcMar>
+          </w:tcPr>
+          <w:p>
+            <w:r>
+              <w:rPr>
+                <w:sz w:val="18"/>
+                <w:szCs w:val="18"/>
+              </w:rPr>
+              <w:t xml:space="preserve">整節新增：新人業務怎麼開始（第 1～3 點整理自老闆的話；第 4 點和下面的方法是補充建議…</w:t>
+            </w:r>
+          </w:p>
+        </w:tc>
+        <w:tc>
+          <w:tcPr>
+            <w:tcW w:type="dxa" w:w="1500"/>
+            <w:tcMar>
+              <w:top w:type="dxa" w:w="50"/>
+              <w:left w:type="dxa" w:w="90"/>
+              <w:bottom w:type="dxa" w:w="50"/>
+              <w:right w:type="dxa" w:w="90"/>
+            </w:tcMar>
+          </w:tcPr>
+          <w:p>
+            <w:r>
+              <w:rPr>
+                <w:b/>
+                <w:bCs/>
+                <w:color w:val="FFFFFF"/>
+                <w:sz w:val="18"/>
+                <w:szCs w:val="18"/>
+                <w:shd w:fill="C92A2A" w:color="auto" w:val="clear"/>
+              </w:rPr>
+              <w:t xml:space="preserve"> 新 </w:t>
+            </w:r>
+          </w:p>
+        </w:tc>
+      </w:tr>
+      <w:tr>
+        <w:tc>
+          <w:tcPr>
+            <w:tcW w:type="dxa" w:w="700"/>
+            <w:tcMar>
+              <w:top w:type="dxa" w:w="50"/>
+              <w:left w:type="dxa" w:w="90"/>
+              <w:bottom w:type="dxa" w:w="50"/>
+              <w:right w:type="dxa" w:w="90"/>
+            </w:tcMar>
+          </w:tcPr>
+          <w:p>
+            <w:pPr>
+              <w:jc w:val="center"/>
+            </w:pPr>
+            <w:r>
+              <w:rPr>
+                <w:sz w:val="22"/>
+                <w:szCs w:val="22"/>
+              </w:rPr>
+              <w:t xml:space="preserve">☐</w:t>
+            </w:r>
+          </w:p>
+        </w:tc>
+        <w:tc>
+          <w:tcPr>
+            <w:tcW w:type="dxa" w:w="2600"/>
+            <w:tcMar>
+              <w:top w:type="dxa" w:w="50"/>
+              <w:left w:type="dxa" w:w="90"/>
+              <w:bottom w:type="dxa" w:w="50"/>
+              <w:right w:type="dxa" w:w="90"/>
+            </w:tcMar>
+          </w:tcPr>
+          <w:p>
+            <w:r>
+              <w:rPr>
+                <w:sz w:val="18"/>
+                <w:szCs w:val="18"/>
+              </w:rPr>
+              <w:t xml:space="preserve">十、自我檢測</w:t>
+            </w:r>
+          </w:p>
+        </w:tc>
+        <w:tc>
+          <w:tcPr>
+            <w:tcW w:type="dxa" w:w="4838"/>
+            <w:tcMar>
+              <w:top w:type="dxa" w:w="50"/>
+              <w:left w:type="dxa" w:w="90"/>
+              <w:bottom w:type="dxa" w:w="50"/>
+              <w:right w:type="dxa" w:w="90"/>
+            </w:tcMar>
+          </w:tcPr>
+          <w:p>
+            <w:r>
+              <w:rPr>
+                <w:sz w:val="18"/>
+                <w:szCs w:val="18"/>
+              </w:rPr>
+              <w:t xml:space="preserve">吐出溫度正常是幾度？太高、太低各代表什麼？要怎麼量？</w:t>
+            </w:r>
+          </w:p>
+        </w:tc>
+        <w:tc>
+          <w:tcPr>
+            <w:tcW w:type="dxa" w:w="1500"/>
+            <w:tcMar>
+              <w:top w:type="dxa" w:w="50"/>
+              <w:left w:type="dxa" w:w="90"/>
+              <w:bottom w:type="dxa" w:w="50"/>
+              <w:right w:type="dxa" w:w="90"/>
+            </w:tcMar>
+          </w:tcPr>
+          <w:p>
+            <w:r>
+              <w:rPr>
+                <w:b/>
+                <w:bCs/>
+                <w:color w:val="FFFFFF"/>
+                <w:sz w:val="18"/>
+                <w:szCs w:val="18"/>
+                <w:shd w:fill="C92A2A" w:color="auto" w:val="clear"/>
+              </w:rPr>
+              <w:t xml:space="preserve"> 10/12 新 </w:t>
+            </w:r>
+          </w:p>
+        </w:tc>
+      </w:tr>
+      <w:tr>
+        <w:tc>
+          <w:tcPr>
+            <w:tcW w:type="dxa" w:w="700"/>
+            <w:tcMar>
+              <w:top w:type="dxa" w:w="50"/>
+              <w:left w:type="dxa" w:w="90"/>
+              <w:bottom w:type="dxa" w:w="50"/>
+              <w:right w:type="dxa" w:w="90"/>
+            </w:tcMar>
+          </w:tcPr>
+          <w:p>
+            <w:pPr>
+              <w:jc w:val="center"/>
+            </w:pPr>
+            <w:r>
+              <w:rPr>
+                <w:sz w:val="22"/>
+                <w:szCs w:val="22"/>
+              </w:rPr>
+              <w:t xml:space="preserve">☐</w:t>
+            </w:r>
+          </w:p>
+        </w:tc>
+        <w:tc>
+          <w:tcPr>
+            <w:tcW w:type="dxa" w:w="2600"/>
+            <w:tcMar>
+              <w:top w:type="dxa" w:w="50"/>
+              <w:left w:type="dxa" w:w="90"/>
+              <w:bottom w:type="dxa" w:w="50"/>
+              <w:right w:type="dxa" w:w="90"/>
+            </w:tcMar>
+          </w:tcPr>
+          <w:p>
+            <w:r>
+              <w:rPr>
+                <w:sz w:val="18"/>
+                <w:szCs w:val="18"/>
+              </w:rPr>
+              <w:t xml:space="preserve">十、自我檢測</w:t>
+            </w:r>
+          </w:p>
+        </w:tc>
+        <w:tc>
+          <w:tcPr>
+            <w:tcW w:type="dxa" w:w="4838"/>
+            <w:tcMar>
+              <w:top w:type="dxa" w:w="50"/>
+              <w:left w:type="dxa" w:w="90"/>
+              <w:bottom w:type="dxa" w:w="50"/>
+              <w:right w:type="dxa" w:w="90"/>
+            </w:tcMar>
+          </w:tcPr>
+          <w:p>
+            <w:r>
+              <w:rPr>
+                <w:sz w:val="18"/>
+                <w:szCs w:val="18"/>
+              </w:rPr>
+              <w:t xml:space="preserve">過熱保護器跳掉，師傅會怎麼處理？為什麼「還有救的時候要趕快去」？</w:t>
+            </w:r>
+          </w:p>
+        </w:tc>
+        <w:tc>
+          <w:tcPr>
+            <w:tcW w:type="dxa" w:w="1500"/>
+            <w:tcMar>
+              <w:top w:type="dxa" w:w="50"/>
+              <w:left w:type="dxa" w:w="90"/>
+              <w:bottom w:type="dxa" w:w="50"/>
+              <w:right w:type="dxa" w:w="90"/>
+            </w:tcMar>
+          </w:tcPr>
+          <w:p>
+            <w:r>
+              <w:rPr>
+                <w:b/>
+                <w:bCs/>
+                <w:color w:val="FFFFFF"/>
+                <w:sz w:val="18"/>
+                <w:szCs w:val="18"/>
+                <w:shd w:fill="C92A2A" w:color="auto" w:val="clear"/>
+              </w:rPr>
+              <w:t xml:space="preserve"> 10/12 新 </w:t>
+            </w:r>
+          </w:p>
+        </w:tc>
+      </w:tr>
+      <w:tr>
+        <w:tc>
+          <w:tcPr>
+            <w:tcW w:type="dxa" w:w="700"/>
+            <w:tcMar>
+              <w:top w:type="dxa" w:w="50"/>
+              <w:left w:type="dxa" w:w="90"/>
+              <w:bottom w:type="dxa" w:w="50"/>
+              <w:right w:type="dxa" w:w="90"/>
+            </w:tcMar>
+          </w:tcPr>
+          <w:p>
+            <w:pPr>
+              <w:jc w:val="center"/>
+            </w:pPr>
+            <w:r>
+              <w:rPr>
+                <w:sz w:val="22"/>
+                <w:szCs w:val="22"/>
+              </w:rPr>
+              <w:t xml:space="preserve">☐</w:t>
+            </w:r>
+          </w:p>
+        </w:tc>
+        <w:tc>
+          <w:tcPr>
+            <w:tcW w:type="dxa" w:w="2600"/>
+            <w:tcMar>
+              <w:top w:type="dxa" w:w="50"/>
+              <w:left w:type="dxa" w:w="90"/>
+              <w:bottom w:type="dxa" w:w="50"/>
+              <w:right w:type="dxa" w:w="90"/>
+            </w:tcMar>
+          </w:tcPr>
+          <w:p>
+            <w:r>
+              <w:rPr>
+                <w:sz w:val="18"/>
+                <w:szCs w:val="18"/>
+              </w:rPr>
+              <w:t xml:space="preserve">十、自我檢測</w:t>
+            </w:r>
+          </w:p>
+        </w:tc>
+        <w:tc>
+          <w:tcPr>
+            <w:tcW w:type="dxa" w:w="4838"/>
+            <w:tcMar>
+              <w:top w:type="dxa" w:w="50"/>
+              <w:left w:type="dxa" w:w="90"/>
+              <w:bottom w:type="dxa" w:w="50"/>
+              <w:right w:type="dxa" w:w="90"/>
+            </w:tcMar>
+          </w:tcPr>
+          <w:p>
+            <w:r>
+              <w:rPr>
+                <w:sz w:val="18"/>
+                <w:szCs w:val="18"/>
+              </w:rPr>
+              <w:t xml:space="preserve">冷凍為什麼要除霜？除霜完為什麼要有滴水時間？冷排整片結冰有哪四個原因？</w:t>
+            </w:r>
+          </w:p>
+        </w:tc>
+        <w:tc>
+          <w:tcPr>
+            <w:tcW w:type="dxa" w:w="1500"/>
+            <w:tcMar>
+              <w:top w:type="dxa" w:w="50"/>
+              <w:left w:type="dxa" w:w="90"/>
+              <w:bottom w:type="dxa" w:w="50"/>
+              <w:right w:type="dxa" w:w="90"/>
+            </w:tcMar>
+          </w:tcPr>
+          <w:p>
+            <w:r>
+              <w:rPr>
+                <w:b/>
+                <w:bCs/>
+                <w:color w:val="FFFFFF"/>
+                <w:sz w:val="18"/>
+                <w:szCs w:val="18"/>
+                <w:shd w:fill="C92A2A" w:color="auto" w:val="clear"/>
+              </w:rPr>
+              <w:t xml:space="preserve"> 10/12 新 </w:t>
+            </w:r>
+          </w:p>
+        </w:tc>
+      </w:tr>
+      <w:tr>
+        <w:tc>
+          <w:tcPr>
+            <w:tcW w:type="dxa" w:w="700"/>
+            <w:tcMar>
+              <w:top w:type="dxa" w:w="50"/>
+              <w:left w:type="dxa" w:w="90"/>
+              <w:bottom w:type="dxa" w:w="50"/>
+              <w:right w:type="dxa" w:w="90"/>
+            </w:tcMar>
+          </w:tcPr>
+          <w:p>
+            <w:pPr>
+              <w:jc w:val="center"/>
+            </w:pPr>
+            <w:r>
+              <w:rPr>
+                <w:sz w:val="22"/>
+                <w:szCs w:val="22"/>
+              </w:rPr>
+              <w:t xml:space="preserve">☐</w:t>
+            </w:r>
+          </w:p>
+        </w:tc>
+        <w:tc>
+          <w:tcPr>
+            <w:tcW w:type="dxa" w:w="2600"/>
+            <w:tcMar>
+              <w:top w:type="dxa" w:w="50"/>
+              <w:left w:type="dxa" w:w="90"/>
+              <w:bottom w:type="dxa" w:w="50"/>
+              <w:right w:type="dxa" w:w="90"/>
+            </w:tcMar>
+          </w:tcPr>
+          <w:p>
+            <w:r>
+              <w:rPr>
+                <w:sz w:val="18"/>
+                <w:szCs w:val="18"/>
+              </w:rPr>
+              <w:t xml:space="preserve">十、自我檢測</w:t>
+            </w:r>
+          </w:p>
+        </w:tc>
+        <w:tc>
+          <w:tcPr>
+            <w:tcW w:type="dxa" w:w="4838"/>
+            <w:tcMar>
+              <w:top w:type="dxa" w:w="50"/>
+              <w:left w:type="dxa" w:w="90"/>
+              <w:bottom w:type="dxa" w:w="50"/>
+              <w:right w:type="dxa" w:w="90"/>
+            </w:tcMar>
+          </w:tcPr>
+          <w:p>
+            <w:r>
+              <w:rPr>
+                <w:sz w:val="18"/>
+                <w:szCs w:val="18"/>
+              </w:rPr>
+              <w:t xml:space="preserve">客人說要做一間 3 坪的冷凍庫，除了坪數還要問什麼？</w:t>
+            </w:r>
+          </w:p>
+        </w:tc>
+        <w:tc>
+          <w:tcPr>
+            <w:tcW w:type="dxa" w:w="1500"/>
+            <w:tcMar>
+              <w:top w:type="dxa" w:w="50"/>
+              <w:left w:type="dxa" w:w="90"/>
+              <w:bottom w:type="dxa" w:w="50"/>
+              <w:right w:type="dxa" w:w="90"/>
+            </w:tcMar>
+          </w:tcPr>
+          <w:p>
+            <w:r>
+              <w:rPr>
+                <w:b/>
+                <w:bCs/>
+                <w:color w:val="FFFFFF"/>
+                <w:sz w:val="18"/>
+                <w:szCs w:val="18"/>
+                <w:shd w:fill="C92A2A" w:color="auto" w:val="clear"/>
+              </w:rPr>
+              <w:t xml:space="preserve"> 10/12 新 </w:t>
+            </w:r>
+          </w:p>
+        </w:tc>
+      </w:tr>
+      <w:tr>
+        <w:tc>
+          <w:tcPr>
+            <w:tcW w:type="dxa" w:w="700"/>
+            <w:tcMar>
+              <w:top w:type="dxa" w:w="50"/>
+              <w:left w:type="dxa" w:w="90"/>
+              <w:bottom w:type="dxa" w:w="50"/>
+              <w:right w:type="dxa" w:w="90"/>
+            </w:tcMar>
+          </w:tcPr>
+          <w:p>
+            <w:pPr>
+              <w:jc w:val="center"/>
+            </w:pPr>
+            <w:r>
+              <w:rPr>
+                <w:sz w:val="22"/>
+                <w:szCs w:val="22"/>
+              </w:rPr>
+              <w:t xml:space="preserve">☐</w:t>
+            </w:r>
+          </w:p>
+        </w:tc>
+        <w:tc>
+          <w:tcPr>
+            <w:tcW w:type="dxa" w:w="2600"/>
+            <w:tcMar>
+              <w:top w:type="dxa" w:w="50"/>
+              <w:left w:type="dxa" w:w="90"/>
+              <w:bottom w:type="dxa" w:w="50"/>
+              <w:right w:type="dxa" w:w="90"/>
+            </w:tcMar>
+          </w:tcPr>
+          <w:p>
+            <w:r>
+              <w:rPr>
+                <w:sz w:val="18"/>
+                <w:szCs w:val="18"/>
+              </w:rPr>
+              <w:t xml:space="preserve">十一、名詞對照（國語／台語／英文）</w:t>
+            </w:r>
+          </w:p>
+        </w:tc>
+        <w:tc>
+          <w:tcPr>
+            <w:tcW w:type="dxa" w:w="4838"/>
+            <w:tcMar>
+              <w:top w:type="dxa" w:w="50"/>
+              <w:left w:type="dxa" w:w="90"/>
+              <w:bottom w:type="dxa" w:w="50"/>
+              <w:right w:type="dxa" w:w="90"/>
+            </w:tcMar>
+          </w:tcPr>
+          <w:p>
+            <w:r>
+              <w:rPr>
+                <w:sz w:val="18"/>
+                <w:szCs w:val="18"/>
+              </w:rPr>
+              <w:t xml:space="preserve">高壓氣管／吐出管、講義上的紅色線／Discharge Line／壓縮機吐出去的高溫高壓氣態…</w:t>
+            </w:r>
+          </w:p>
+        </w:tc>
+        <w:tc>
+          <w:tcPr>
+            <w:tcW w:type="dxa" w:w="1500"/>
+            <w:tcMar>
+              <w:top w:type="dxa" w:w="50"/>
+              <w:left w:type="dxa" w:w="90"/>
+              <w:bottom w:type="dxa" w:w="50"/>
+              <w:right w:type="dxa" w:w="90"/>
+            </w:tcMar>
+          </w:tcPr>
+          <w:p>
+            <w:r>
+              <w:rPr>
+                <w:b/>
+                <w:bCs/>
+                <w:color w:val="FFFFFF"/>
+                <w:sz w:val="18"/>
+                <w:szCs w:val="18"/>
+                <w:shd w:fill="C92A2A" w:color="auto" w:val="clear"/>
+              </w:rPr>
+              <w:t xml:space="preserve"> 10/9 修正 </w:t>
+            </w:r>
+          </w:p>
+        </w:tc>
+      </w:tr>
+      <w:tr>
+        <w:tc>
+          <w:tcPr>
+            <w:tcW w:type="dxa" w:w="700"/>
+            <w:tcMar>
+              <w:top w:type="dxa" w:w="50"/>
+              <w:left w:type="dxa" w:w="90"/>
+              <w:bottom w:type="dxa" w:w="50"/>
+              <w:right w:type="dxa" w:w="90"/>
+            </w:tcMar>
+          </w:tcPr>
+          <w:p>
+            <w:pPr>
+              <w:jc w:val="center"/>
+            </w:pPr>
+            <w:r>
+              <w:rPr>
+                <w:sz w:val="22"/>
+                <w:szCs w:val="22"/>
+              </w:rPr>
+              <w:t xml:space="preserve">☐</w:t>
+            </w:r>
+          </w:p>
+        </w:tc>
+        <w:tc>
+          <w:tcPr>
+            <w:tcW w:type="dxa" w:w="2600"/>
+            <w:tcMar>
+              <w:top w:type="dxa" w:w="50"/>
+              <w:left w:type="dxa" w:w="90"/>
+              <w:bottom w:type="dxa" w:w="50"/>
+              <w:right w:type="dxa" w:w="90"/>
+            </w:tcMar>
+          </w:tcPr>
+          <w:p>
+            <w:r>
+              <w:rPr>
+                <w:sz w:val="18"/>
+                <w:szCs w:val="18"/>
+              </w:rPr>
+              <w:t xml:space="preserve">十一、名詞對照（國語／台語／英文）</w:t>
+            </w:r>
+          </w:p>
+        </w:tc>
+        <w:tc>
+          <w:tcPr>
+            <w:tcW w:type="dxa" w:w="4838"/>
+            <w:tcMar>
+              <w:top w:type="dxa" w:w="50"/>
+              <w:left w:type="dxa" w:w="90"/>
+              <w:bottom w:type="dxa" w:w="50"/>
+              <w:right w:type="dxa" w:w="90"/>
+            </w:tcMar>
+          </w:tcPr>
+          <w:p>
+            <w:r>
+              <w:rPr>
+                <w:sz w:val="18"/>
+                <w:szCs w:val="18"/>
+              </w:rPr>
+              <w:t xml:space="preserve">吐出溫度／排氣溫度／Discharge Temperature／70～100°C、85°C…</w:t>
+            </w:r>
+          </w:p>
+        </w:tc>
+        <w:tc>
+          <w:tcPr>
+            <w:tcW w:type="dxa" w:w="1500"/>
+            <w:tcMar>
+              <w:top w:type="dxa" w:w="50"/>
+              <w:left w:type="dxa" w:w="90"/>
+              <w:bottom w:type="dxa" w:w="50"/>
+              <w:right w:type="dxa" w:w="90"/>
+            </w:tcMar>
+          </w:tcPr>
+          <w:p>
+            <w:r>
+              <w:rPr>
+                <w:b/>
+                <w:bCs/>
+                <w:color w:val="FFFFFF"/>
+                <w:sz w:val="18"/>
+                <w:szCs w:val="18"/>
+                <w:shd w:fill="C92A2A" w:color="auto" w:val="clear"/>
+              </w:rPr>
+              <w:t xml:space="preserve"> 10/12 新 </w:t>
+            </w:r>
+          </w:p>
+        </w:tc>
+      </w:tr>
+      <w:tr>
+        <w:tc>
+          <w:tcPr>
+            <w:tcW w:type="dxa" w:w="700"/>
+            <w:tcMar>
+              <w:top w:type="dxa" w:w="50"/>
+              <w:left w:type="dxa" w:w="90"/>
+              <w:bottom w:type="dxa" w:w="50"/>
+              <w:right w:type="dxa" w:w="90"/>
+            </w:tcMar>
+          </w:tcPr>
+          <w:p>
+            <w:pPr>
+              <w:jc w:val="center"/>
+            </w:pPr>
+            <w:r>
+              <w:rPr>
+                <w:sz w:val="22"/>
+                <w:szCs w:val="22"/>
+              </w:rPr>
+              <w:t xml:space="preserve">☐</w:t>
+            </w:r>
+          </w:p>
+        </w:tc>
+        <w:tc>
+          <w:tcPr>
+            <w:tcW w:type="dxa" w:w="2600"/>
+            <w:tcMar>
+              <w:top w:type="dxa" w:w="50"/>
+              <w:left w:type="dxa" w:w="90"/>
+              <w:bottom w:type="dxa" w:w="50"/>
+              <w:right w:type="dxa" w:w="90"/>
+            </w:tcMar>
+          </w:tcPr>
+          <w:p>
+            <w:r>
+              <w:rPr>
+                <w:sz w:val="18"/>
+                <w:szCs w:val="18"/>
+              </w:rPr>
+              <w:t xml:space="preserve">十一、名詞對照（國語／台語／英文）</w:t>
+            </w:r>
+          </w:p>
+        </w:tc>
+        <w:tc>
+          <w:tcPr>
+            <w:tcW w:type="dxa" w:w="4838"/>
+            <w:tcMar>
+              <w:top w:type="dxa" w:w="50"/>
+              <w:left w:type="dxa" w:w="90"/>
+              <w:bottom w:type="dxa" w:w="50"/>
+              <w:right w:type="dxa" w:w="90"/>
+            </w:tcMar>
+          </w:tcPr>
+          <w:p>
+            <w:r>
+              <w:rPr>
+                <w:sz w:val="18"/>
+                <w:szCs w:val="18"/>
+              </w:rPr>
+              <w:t xml:space="preserve">滴水時間／風扇延遲／Drip Time／除霜完風扇先不轉，讓冰水滴完／</w:t>
+            </w:r>
+          </w:p>
+        </w:tc>
+        <w:tc>
+          <w:tcPr>
+            <w:tcW w:type="dxa" w:w="1500"/>
+            <w:tcMar>
+              <w:top w:type="dxa" w:w="50"/>
+              <w:left w:type="dxa" w:w="90"/>
+              <w:bottom w:type="dxa" w:w="50"/>
+              <w:right w:type="dxa" w:w="90"/>
+            </w:tcMar>
+          </w:tcPr>
+          <w:p>
+            <w:r>
+              <w:rPr>
+                <w:b/>
+                <w:bCs/>
+                <w:color w:val="FFFFFF"/>
+                <w:sz w:val="18"/>
+                <w:szCs w:val="18"/>
+                <w:shd w:fill="C92A2A" w:color="auto" w:val="clear"/>
+              </w:rPr>
+              <w:t xml:space="preserve"> 10/12 新 </w:t>
+            </w:r>
+          </w:p>
+        </w:tc>
+      </w:tr>
+      <w:tr>
+        <w:tc>
+          <w:tcPr>
+            <w:tcW w:type="dxa" w:w="700"/>
+            <w:tcMar>
+              <w:top w:type="dxa" w:w="50"/>
+              <w:left w:type="dxa" w:w="90"/>
+              <w:bottom w:type="dxa" w:w="50"/>
+              <w:right w:type="dxa" w:w="90"/>
+            </w:tcMar>
+          </w:tcPr>
+          <w:p>
+            <w:pPr>
+              <w:jc w:val="center"/>
+            </w:pPr>
+            <w:r>
+              <w:rPr>
+                <w:sz w:val="22"/>
+                <w:szCs w:val="22"/>
+              </w:rPr>
+              <w:t xml:space="preserve">☐</w:t>
+            </w:r>
+          </w:p>
+        </w:tc>
+        <w:tc>
+          <w:tcPr>
+            <w:tcW w:type="dxa" w:w="2600"/>
+            <w:tcMar>
+              <w:top w:type="dxa" w:w="50"/>
+              <w:left w:type="dxa" w:w="90"/>
+              <w:bottom w:type="dxa" w:w="50"/>
+              <w:right w:type="dxa" w:w="90"/>
+            </w:tcMar>
+          </w:tcPr>
+          <w:p>
+            <w:r>
+              <w:rPr>
+                <w:sz w:val="18"/>
+                <w:szCs w:val="18"/>
+              </w:rPr>
+              <w:t xml:space="preserve">十一、名詞對照（國語／台語／英文）</w:t>
+            </w:r>
+          </w:p>
+        </w:tc>
+        <w:tc>
+          <w:tcPr>
+            <w:tcW w:type="dxa" w:w="4838"/>
+            <w:tcMar>
+              <w:top w:type="dxa" w:w="50"/>
+              <w:left w:type="dxa" w:w="90"/>
+              <w:bottom w:type="dxa" w:w="50"/>
+              <w:right w:type="dxa" w:w="90"/>
+            </w:tcMar>
+          </w:tcPr>
+          <w:p>
+            <w:r>
+              <w:rPr>
+                <w:sz w:val="18"/>
+                <w:szCs w:val="18"/>
+              </w:rPr>
+              <w:t xml:space="preserve">參考坪數／—／—／客人說的坪數只是參考，還要問冰什麼、硬的還是常溫的／</w:t>
+            </w:r>
+          </w:p>
+        </w:tc>
+        <w:tc>
+          <w:tcPr>
+            <w:tcW w:type="dxa" w:w="1500"/>
+            <w:tcMar>
+              <w:top w:type="dxa" w:w="50"/>
+              <w:left w:type="dxa" w:w="90"/>
+              <w:bottom w:type="dxa" w:w="50"/>
+              <w:right w:type="dxa" w:w="90"/>
+            </w:tcMar>
+          </w:tcPr>
+          <w:p>
+            <w:r>
+              <w:rPr>
+                <w:b/>
+                <w:bCs/>
+                <w:color w:val="FFFFFF"/>
+                <w:sz w:val="18"/>
+                <w:szCs w:val="18"/>
+                <w:shd w:fill="C92A2A" w:color="auto" w:val="clear"/>
+              </w:rPr>
+              <w:t xml:space="preserve"> 10/12 新 </w:t>
+            </w:r>
+          </w:p>
+        </w:tc>
+      </w:tr>
+      <w:tr>
+        <w:tc>
+          <w:tcPr>
+            <w:tcW w:type="dxa" w:w="700"/>
+            <w:tcMar>
+              <w:top w:type="dxa" w:w="50"/>
+              <w:left w:type="dxa" w:w="90"/>
+              <w:bottom w:type="dxa" w:w="50"/>
+              <w:right w:type="dxa" w:w="90"/>
+            </w:tcMar>
+          </w:tcPr>
+          <w:p>
+            <w:pPr>
+              <w:jc w:val="center"/>
+            </w:pPr>
+            <w:r>
+              <w:rPr>
+                <w:sz w:val="22"/>
+                <w:szCs w:val="22"/>
+              </w:rPr>
+              <w:t xml:space="preserve">☐</w:t>
+            </w:r>
+          </w:p>
+        </w:tc>
+        <w:tc>
+          <w:tcPr>
+            <w:tcW w:type="dxa" w:w="2600"/>
+            <w:tcMar>
+              <w:top w:type="dxa" w:w="50"/>
+              <w:left w:type="dxa" w:w="90"/>
+              <w:bottom w:type="dxa" w:w="50"/>
+              <w:right w:type="dxa" w:w="90"/>
+            </w:tcMar>
+          </w:tcPr>
+          <w:p>
+            <w:r>
+              <w:rPr>
+                <w:sz w:val="18"/>
+                <w:szCs w:val="18"/>
+              </w:rPr>
+              <w:t xml:space="preserve">十一、名詞對照（國語／台語／英文）</w:t>
+            </w:r>
+          </w:p>
+        </w:tc>
+        <w:tc>
+          <w:tcPr>
+            <w:tcW w:type="dxa" w:w="4838"/>
+            <w:tcMar>
+              <w:top w:type="dxa" w:w="50"/>
+              <w:left w:type="dxa" w:w="90"/>
+              <w:bottom w:type="dxa" w:w="50"/>
+              <w:right w:type="dxa" w:w="90"/>
+            </w:tcMar>
+          </w:tcPr>
+          <w:p>
+            <w:r>
+              <w:rPr>
+                <w:sz w:val="18"/>
+                <w:szCs w:val="18"/>
+              </w:rPr>
+              <w:t xml:space="preserve">中心溫度／—／Core Temperature／東西裡面到零下才算凍好，不是外面硬就好／</w:t>
+            </w:r>
+          </w:p>
+        </w:tc>
+        <w:tc>
+          <w:tcPr>
+            <w:tcW w:type="dxa" w:w="1500"/>
+            <w:tcMar>
+              <w:top w:type="dxa" w:w="50"/>
+              <w:left w:type="dxa" w:w="90"/>
+              <w:bottom w:type="dxa" w:w="50"/>
+              <w:right w:type="dxa" w:w="90"/>
+            </w:tcMar>
+          </w:tcPr>
+          <w:p>
+            <w:r>
+              <w:rPr>
+                <w:b/>
+                <w:bCs/>
+                <w:color w:val="FFFFFF"/>
+                <w:sz w:val="18"/>
+                <w:szCs w:val="18"/>
+                <w:shd w:fill="C92A2A" w:color="auto" w:val="clear"/>
+              </w:rPr>
+              <w:t xml:space="preserve"> 10/12 新 </w:t>
+            </w:r>
+          </w:p>
+        </w:tc>
+      </w:tr>
+      <w:tr>
+        <w:tc>
+          <w:tcPr>
+            <w:tcW w:type="dxa" w:w="700"/>
+            <w:tcMar>
+              <w:top w:type="dxa" w:w="50"/>
+              <w:left w:type="dxa" w:w="90"/>
+              <w:bottom w:type="dxa" w:w="50"/>
+              <w:right w:type="dxa" w:w="90"/>
+            </w:tcMar>
+          </w:tcPr>
+          <w:p>
+            <w:pPr>
+              <w:jc w:val="center"/>
+            </w:pPr>
+            <w:r>
+              <w:rPr>
+                <w:sz w:val="22"/>
+                <w:szCs w:val="22"/>
+              </w:rPr>
+              <w:t xml:space="preserve">☐</w:t>
+            </w:r>
+          </w:p>
+        </w:tc>
+        <w:tc>
+          <w:tcPr>
+            <w:tcW w:type="dxa" w:w="2600"/>
+            <w:tcMar>
+              <w:top w:type="dxa" w:w="50"/>
+              <w:left w:type="dxa" w:w="90"/>
+              <w:bottom w:type="dxa" w:w="50"/>
+              <w:right w:type="dxa" w:w="90"/>
+            </w:tcMar>
+          </w:tcPr>
+          <w:p>
+            <w:r>
+              <w:rPr>
+                <w:sz w:val="18"/>
+                <w:szCs w:val="18"/>
+              </w:rPr>
+              <w:t xml:space="preserve">十一、名詞對照（國語／台語／英文）</w:t>
+            </w:r>
+          </w:p>
+        </w:tc>
+        <w:tc>
+          <w:tcPr>
+            <w:tcW w:type="dxa" w:w="4838"/>
+            <w:tcMar>
+              <w:top w:type="dxa" w:w="50"/>
+              <w:left w:type="dxa" w:w="90"/>
+              <w:bottom w:type="dxa" w:w="50"/>
+              <w:right w:type="dxa" w:w="90"/>
+            </w:tcMar>
+          </w:tcPr>
+          <w:p>
+            <w:r>
+              <w:rPr>
+                <w:sz w:val="18"/>
+                <w:szCs w:val="18"/>
+              </w:rPr>
+              <w:t xml:space="preserve">高溫機／中溫機／低溫機／CR／CS／CF／High / Medium / Low Temp…</w:t>
+            </w:r>
+          </w:p>
+        </w:tc>
+        <w:tc>
+          <w:tcPr>
+            <w:tcW w:type="dxa" w:w="1500"/>
+            <w:tcMar>
+              <w:top w:type="dxa" w:w="50"/>
+              <w:left w:type="dxa" w:w="90"/>
+              <w:bottom w:type="dxa" w:w="50"/>
+              <w:right w:type="dxa" w:w="90"/>
+            </w:tcMar>
+          </w:tcPr>
+          <w:p>
+            <w:r>
+              <w:rPr>
+                <w:b/>
+                <w:bCs/>
+                <w:color w:val="FFFFFF"/>
+                <w:sz w:val="18"/>
+                <w:szCs w:val="18"/>
+                <w:shd w:fill="C92A2A" w:color="auto" w:val="clear"/>
+              </w:rPr>
+              <w:t xml:space="preserve"> 10/9 修正 </w:t>
+            </w:r>
+          </w:p>
+        </w:tc>
+      </w:tr>
+      <w:tr>
+        <w:tc>
+          <w:tcPr>
+            <w:tcW w:type="dxa" w:w="700"/>
+            <w:tcMar>
+              <w:top w:type="dxa" w:w="50"/>
+              <w:left w:type="dxa" w:w="90"/>
+              <w:bottom w:type="dxa" w:w="50"/>
+              <w:right w:type="dxa" w:w="90"/>
+            </w:tcMar>
+          </w:tcPr>
+          <w:p>
+            <w:pPr>
+              <w:jc w:val="center"/>
+            </w:pPr>
+            <w:r>
+              <w:rPr>
+                <w:sz w:val="22"/>
+                <w:szCs w:val="22"/>
+              </w:rPr>
+              <w:t xml:space="preserve">☐</w:t>
+            </w:r>
+          </w:p>
+        </w:tc>
+        <w:tc>
+          <w:tcPr>
+            <w:tcW w:type="dxa" w:w="2600"/>
+            <w:tcMar>
+              <w:top w:type="dxa" w:w="50"/>
+              <w:left w:type="dxa" w:w="90"/>
+              <w:bottom w:type="dxa" w:w="50"/>
+              <w:right w:type="dxa" w:w="90"/>
+            </w:tcMar>
+          </w:tcPr>
+          <w:p>
+            <w:r>
+              <w:rPr>
+                <w:sz w:val="18"/>
+                <w:szCs w:val="18"/>
+              </w:rPr>
+              <w:t xml:space="preserve">十一、名詞對照（國語／台語／英文）</w:t>
+            </w:r>
+          </w:p>
+        </w:tc>
+        <w:tc>
+          <w:tcPr>
+            <w:tcW w:type="dxa" w:w="4838"/>
+            <w:tcMar>
+              <w:top w:type="dxa" w:w="50"/>
+              <w:left w:type="dxa" w:w="90"/>
+              <w:bottom w:type="dxa" w:w="50"/>
+              <w:right w:type="dxa" w:w="90"/>
+            </w:tcMar>
+          </w:tcPr>
+          <w:p>
+            <w:r>
+              <w:rPr>
+                <w:sz w:val="18"/>
+                <w:szCs w:val="18"/>
+              </w:rPr>
+              <w:t xml:space="preserve">整節新增：英文縮寫全稱</w:t>
+            </w:r>
+          </w:p>
+        </w:tc>
+        <w:tc>
+          <w:tcPr>
+            <w:tcW w:type="dxa" w:w="1500"/>
+            <w:tcMar>
+              <w:top w:type="dxa" w:w="50"/>
+              <w:left w:type="dxa" w:w="90"/>
+              <w:bottom w:type="dxa" w:w="50"/>
+              <w:right w:type="dxa" w:w="90"/>
+            </w:tcMar>
+          </w:tcPr>
+          <w:p>
+            <w:r>
+              <w:rPr>
+                <w:b/>
+                <w:bCs/>
+                <w:color w:val="FFFFFF"/>
+                <w:sz w:val="18"/>
+                <w:szCs w:val="18"/>
+                <w:shd w:fill="C92A2A" w:color="auto" w:val="clear"/>
+              </w:rPr>
+              <w:t xml:space="preserve"> 新 </w:t>
+            </w:r>
+          </w:p>
+        </w:tc>
+      </w:tr>
+      <w:tr>
+        <w:tc>
+          <w:tcPr>
+            <w:tcW w:type="dxa" w:w="700"/>
+            <w:tcMar>
+              <w:top w:type="dxa" w:w="50"/>
+              <w:left w:type="dxa" w:w="90"/>
+              <w:bottom w:type="dxa" w:w="50"/>
+              <w:right w:type="dxa" w:w="90"/>
+            </w:tcMar>
+          </w:tcPr>
+          <w:p>
+            <w:pPr>
+              <w:jc w:val="center"/>
+            </w:pPr>
+            <w:r>
+              <w:rPr>
+                <w:sz w:val="22"/>
+                <w:szCs w:val="22"/>
+              </w:rPr>
+              <w:t xml:space="preserve">☐</w:t>
+            </w:r>
+          </w:p>
+        </w:tc>
+        <w:tc>
+          <w:tcPr>
+            <w:tcW w:type="dxa" w:w="2600"/>
+            <w:tcMar>
+              <w:top w:type="dxa" w:w="50"/>
+              <w:left w:type="dxa" w:w="90"/>
+              <w:bottom w:type="dxa" w:w="50"/>
+              <w:right w:type="dxa" w:w="90"/>
+            </w:tcMar>
+          </w:tcPr>
+          <w:p>
+            <w:r>
+              <w:rPr>
+                <w:sz w:val="18"/>
+                <w:szCs w:val="18"/>
+              </w:rPr>
+              <w:t xml:space="preserve">十一、名詞對照（國語／台語／英文） › 英文縮寫全稱</w:t>
+            </w:r>
+          </w:p>
+        </w:tc>
+        <w:tc>
+          <w:tcPr>
+            <w:tcW w:type="dxa" w:w="4838"/>
+            <w:tcMar>
+              <w:top w:type="dxa" w:w="50"/>
+              <w:left w:type="dxa" w:w="90"/>
+              <w:bottom w:type="dxa" w:w="50"/>
+              <w:right w:type="dxa" w:w="90"/>
+            </w:tcMar>
+          </w:tcPr>
+          <w:p>
+            <w:r>
+              <w:rPr>
+                <w:sz w:val="18"/>
+                <w:szCs w:val="18"/>
+              </w:rPr>
+              <w:t xml:space="preserve">CR／CS／CF／Copeland 往復式系列（記法：R＝Refrigerator 冷藏、…</w:t>
+            </w:r>
+          </w:p>
+        </w:tc>
+        <w:tc>
+          <w:tcPr>
+            <w:tcW w:type="dxa" w:w="1500"/>
+            <w:tcMar>
+              <w:top w:type="dxa" w:w="50"/>
+              <w:left w:type="dxa" w:w="90"/>
+              <w:bottom w:type="dxa" w:w="50"/>
+              <w:right w:type="dxa" w:w="90"/>
+            </w:tcMar>
+          </w:tcPr>
+          <w:p>
+            <w:r>
+              <w:rPr>
+                <w:b/>
+                <w:bCs/>
+                <w:color w:val="FFFFFF"/>
+                <w:sz w:val="18"/>
+                <w:szCs w:val="18"/>
+                <w:shd w:fill="C92A2A" w:color="auto" w:val="clear"/>
+              </w:rPr>
+              <w:t xml:space="preserve"> 10/9 修正 </w:t>
+            </w:r>
+          </w:p>
+        </w:tc>
+      </w:tr>
+      <w:tr>
+        <w:tc>
+          <w:tcPr>
+            <w:tcW w:type="dxa" w:w="700"/>
+            <w:tcMar>
+              <w:top w:type="dxa" w:w="50"/>
+              <w:left w:type="dxa" w:w="90"/>
+              <w:bottom w:type="dxa" w:w="50"/>
+              <w:right w:type="dxa" w:w="90"/>
+            </w:tcMar>
+          </w:tcPr>
+          <w:p>
+            <w:pPr>
+              <w:jc w:val="center"/>
+            </w:pPr>
+            <w:r>
+              <w:rPr>
+                <w:sz w:val="22"/>
+                <w:szCs w:val="22"/>
+              </w:rPr>
+              <w:t xml:space="preserve">☐</w:t>
+            </w:r>
+          </w:p>
+        </w:tc>
+        <w:tc>
+          <w:tcPr>
+            <w:tcW w:type="dxa" w:w="2600"/>
+            <w:tcMar>
+              <w:top w:type="dxa" w:w="50"/>
+              <w:left w:type="dxa" w:w="90"/>
+              <w:bottom w:type="dxa" w:w="50"/>
+              <w:right w:type="dxa" w:w="90"/>
+            </w:tcMar>
+          </w:tcPr>
+          <w:p>
+            <w:r>
+              <w:rPr>
+                <w:sz w:val="18"/>
+                <w:szCs w:val="18"/>
+              </w:rPr>
+              <w:t xml:space="preserve">十一、名詞對照（國語／台語／英文） › 英文縮寫全稱</w:t>
+            </w:r>
+          </w:p>
+        </w:tc>
+        <w:tc>
+          <w:tcPr>
+            <w:tcW w:type="dxa" w:w="4838"/>
+            <w:tcMar>
+              <w:top w:type="dxa" w:w="50"/>
+              <w:left w:type="dxa" w:w="90"/>
+              <w:bottom w:type="dxa" w:w="50"/>
+              <w:right w:type="dxa" w:w="90"/>
+            </w:tcMar>
+          </w:tcPr>
+          <w:p>
+            <w:r>
+              <w:rPr>
+                <w:sz w:val="18"/>
+                <w:szCs w:val="18"/>
+              </w:rPr>
+              <w:t xml:space="preserve">OL／Overload Protector／過熱保護器（店裡說「歐巴」）／約 135°C …</w:t>
+            </w:r>
+          </w:p>
+        </w:tc>
+        <w:tc>
+          <w:tcPr>
+            <w:tcW w:type="dxa" w:w="1500"/>
+            <w:tcMar>
+              <w:top w:type="dxa" w:w="50"/>
+              <w:left w:type="dxa" w:w="90"/>
+              <w:bottom w:type="dxa" w:w="50"/>
+              <w:right w:type="dxa" w:w="90"/>
+            </w:tcMar>
+          </w:tcPr>
+          <w:p>
+            <w:r>
+              <w:rPr>
+                <w:b/>
+                <w:bCs/>
+                <w:color w:val="FFFFFF"/>
+                <w:sz w:val="18"/>
+                <w:szCs w:val="18"/>
+                <w:shd w:fill="C92A2A" w:color="auto" w:val="clear"/>
+              </w:rPr>
+              <w:t xml:space="preserve"> 10/12 新 </w:t>
+            </w:r>
+          </w:p>
+        </w:tc>
+      </w:tr>
+      <w:tr>
+        <w:tc>
+          <w:tcPr>
+            <w:tcW w:type="dxa" w:w="700"/>
+            <w:tcMar>
+              <w:top w:type="dxa" w:w="50"/>
+              <w:left w:type="dxa" w:w="90"/>
+              <w:bottom w:type="dxa" w:w="50"/>
+              <w:right w:type="dxa" w:w="90"/>
+            </w:tcMar>
+          </w:tcPr>
+          <w:p>
+            <w:pPr>
+              <w:jc w:val="center"/>
+            </w:pPr>
+            <w:r>
+              <w:rPr>
+                <w:sz w:val="22"/>
+                <w:szCs w:val="22"/>
+              </w:rPr>
+              <w:t xml:space="preserve">☐</w:t>
+            </w:r>
+          </w:p>
+        </w:tc>
+        <w:tc>
+          <w:tcPr>
+            <w:tcW w:type="dxa" w:w="2600"/>
+            <w:tcMar>
+              <w:top w:type="dxa" w:w="50"/>
+              <w:left w:type="dxa" w:w="90"/>
+              <w:bottom w:type="dxa" w:w="50"/>
+              <w:right w:type="dxa" w:w="90"/>
+            </w:tcMar>
+          </w:tcPr>
+          <w:p>
+            <w:r>
+              <w:rPr>
+                <w:sz w:val="18"/>
+                <w:szCs w:val="18"/>
+              </w:rPr>
+              <w:t xml:space="preserve">附、錄音清單</w:t>
+            </w:r>
+          </w:p>
+        </w:tc>
+        <w:tc>
+          <w:tcPr>
+            <w:tcW w:type="dxa" w:w="4838"/>
+            <w:tcMar>
+              <w:top w:type="dxa" w:w="50"/>
+              <w:left w:type="dxa" w:w="90"/>
+              <w:bottom w:type="dxa" w:w="50"/>
+              <w:right w:type="dxa" w:w="90"/>
+            </w:tcMar>
+          </w:tcPr>
+          <w:p>
+            <w:r>
+              <w:rPr>
+                <w:sz w:val="18"/>
+                <w:szCs w:val="18"/>
+              </w:rPr>
+              <w:t xml:space="preserve">錄音16／元件新頁複習：吐出溫度與過熱保護、回油、單相三樣、散熱器叫法與室外機、冷排除霜、…</w:t>
+            </w:r>
+          </w:p>
+        </w:tc>
+        <w:tc>
+          <w:tcPr>
+            <w:tcW w:type="dxa" w:w="1500"/>
+            <w:tcMar>
+              <w:top w:type="dxa" w:w="50"/>
+              <w:left w:type="dxa" w:w="90"/>
+              <w:bottom w:type="dxa" w:w="50"/>
+              <w:right w:type="dxa" w:w="90"/>
+            </w:tcMar>
+          </w:tcPr>
+          <w:p>
+            <w:r>
+              <w:rPr>
+                <w:b/>
+                <w:bCs/>
+                <w:color w:val="FFFFFF"/>
+                <w:sz w:val="18"/>
+                <w:szCs w:val="18"/>
+                <w:shd w:fill="C92A2A" w:color="auto" w:val="clear"/>
+              </w:rPr>
+              <w:t xml:space="preserve"> 10/12 新 </w:t>
             </w:r>
           </w:p>
         </w:tc>
@@ -4481,6 +6172,204 @@
     </w:p>
     <w:p>
       <w:pPr>
+        <w:pStyle w:val="Heading2"/>
+        <w:pBdr>
+          <w:left w:val="single" w:color="F08C00" w:sz="24" w:space="10"/>
+        </w:pBdr>
+        <w:shd w:fill="FFF3BF" w:color="auto" w:val="clear"/>
+      </w:pPr>
+      <w:r>
+        <w:t xml:space="preserve">冷凍庫三種：先問冰什麼</w:t>
+      </w:r>
+      <w:r>
+        <w:rPr>
+          <w:b/>
+          <w:bCs/>
+          <w:color w:val="FFFFFF"/>
+          <w:shd w:fill="C92A2A" w:color="auto" w:val="clear"/>
+        </w:rPr>
+        <w:t xml:space="preserve"> 10/12 新 </w:t>
+      </w:r>
+      <w:r>
+        <w:t xml:space="preserve">〔錄音16 36:01〕</w:t>
+      </w:r>
+    </w:p>
+    <w:p>
+      <w:pPr>
+        <w:pStyle w:val="ListParagraph"/>
+        <w:numPr>
+          <w:ilvl w:val="0"/>
+          <w:numId w:val="2"/>
+        </w:numPr>
+        <w:pBdr>
+          <w:left w:val="single" w:color="F08C00" w:sz="12" w:space="10"/>
+        </w:pBdr>
+        <w:shd w:fill="FFF9DB" w:color="auto" w:val="clear"/>
+      </w:pPr>
+      <w:r>
+        <w:rPr>
+          <w:b/>
+          <w:bCs/>
+        </w:rPr>
+        <w:t xml:space="preserve">冷凍儲存庫</w:t>
+      </w:r>
+      <w:r>
+        <w:t xml:space="preserve">：東西進來就是硬的（冷凍車、貨運送來的海鮮、肉），只要保持溫度，例如 -15°C，東西就不會融化；東西本身已經沒有熱量，所以機組不用抓太大，最容易。〔錄音16 36:01〕</w:t>
+      </w:r>
+    </w:p>
+    <w:p>
+      <w:pPr>
+        <w:pStyle w:val="ListParagraph"/>
+        <w:numPr>
+          <w:ilvl w:val="0"/>
+          <w:numId w:val="2"/>
+        </w:numPr>
+        <w:pBdr>
+          <w:left w:val="single" w:color="F08C00" w:sz="12" w:space="10"/>
+        </w:pBdr>
+        <w:shd w:fill="FFF9DB" w:color="auto" w:val="clear"/>
+      </w:pPr>
+      <w:r>
+        <w:rPr>
+          <w:b/>
+          <w:bCs/>
+        </w:rPr>
+        <w:t xml:space="preserve">常溫庫</w:t>
+      </w:r>
+      <w:r>
+        <w:t xml:space="preserve">：放進去的是常溫的東西，例如溫體豬肉，又大塊又不切，很難冰；機組、冷排都要很大。〔錄音16 38:38〕</w:t>
+      </w:r>
+    </w:p>
+    <w:p>
+      <w:pPr>
+        <w:pStyle w:val="ListParagraph"/>
+        <w:numPr>
+          <w:ilvl w:val="0"/>
+          <w:numId w:val="2"/>
+        </w:numPr>
+        <w:pBdr>
+          <w:left w:val="single" w:color="F08C00" w:sz="12" w:space="10"/>
+        </w:pBdr>
+        <w:shd w:fill="FFF9DB" w:color="auto" w:val="clear"/>
+      </w:pPr>
+      <w:r>
+        <w:rPr>
+          <w:b/>
+          <w:bCs/>
+        </w:rPr>
+        <w:t xml:space="preserve">急速冷凍庫</w:t>
+      </w:r>
+      <w:r>
+        <w:t xml:space="preserve">：例如剛做好的魚丸，熱的不能直接進去，先用風吹到常溫；進去兩個小時出來跟石頭一樣，再真空包裝出貨，保住鮮度。送到餐廳後，還是放在一般的冷凍儲存庫。〔錄音16 36:53、37:45〕</w:t>
+      </w:r>
+    </w:p>
+    <w:p>
+      <w:pPr>
+        <w:pStyle w:val="ListParagraph"/>
+        <w:numPr>
+          <w:ilvl w:val="0"/>
+          <w:numId w:val="2"/>
+        </w:numPr>
+        <w:pBdr>
+          <w:left w:val="single" w:color="F08C00" w:sz="12" w:space="10"/>
+        </w:pBdr>
+        <w:shd w:fill="FFF9DB" w:color="auto" w:val="clear"/>
+      </w:pPr>
+      <w:r>
+        <w:t xml:space="preserve">所以客人說幾坪，那是</w:t>
+      </w:r>
+      <w:r>
+        <w:rPr>
+          <w:b/>
+          <w:bCs/>
+        </w:rPr>
+        <w:t xml:space="preserve">參考坪數</w:t>
+      </w:r>
+      <w:r>
+        <w:t xml:space="preserve">。要多問：冰什麼？冷凍貨是軟的還是硬的？是儲存庫還是常溫庫？含水量多不多？東西熱量越高，機組要越大、冷排要越大。〔錄音16 36:01、36:53〕</w:t>
+      </w:r>
+    </w:p>
+    <w:p>
+      <w:pPr>
+        <w:pStyle w:val="ListParagraph"/>
+        <w:numPr>
+          <w:ilvl w:val="0"/>
+          <w:numId w:val="2"/>
+        </w:numPr>
+        <w:pBdr>
+          <w:left w:val="single" w:color="F08C00" w:sz="12" w:space="10"/>
+        </w:pBdr>
+        <w:shd w:fill="FFF9DB" w:color="auto" w:val="clear"/>
+      </w:pPr>
+      <w:r>
+        <w:rPr>
+          <w:b/>
+          <w:bCs/>
+        </w:rPr>
+        <w:t xml:space="preserve">什麼叫冷凍好了</w:t>
+      </w:r>
+      <w:r>
+        <w:t xml:space="preserve">：是</w:t>
+      </w:r>
+      <w:r>
+        <w:rPr>
+          <w:b/>
+          <w:bCs/>
+        </w:rPr>
+        <w:t xml:space="preserve">中心溫度</w:t>
+      </w:r>
+      <w:r>
+        <w:t xml:space="preserve">到零下（-10°C 以下），不是外面硬就好。一塊軟的肉丟進冷凍庫兩三個小時，外面硬了、裡面還沒；家用冰箱都要放到隔天。〔錄音16 19:46、38:38〕</w:t>
+      </w:r>
+    </w:p>
+    <w:p>
+      <w:pPr>
+        <w:pStyle w:val="ListParagraph"/>
+        <w:numPr>
+          <w:ilvl w:val="0"/>
+          <w:numId w:val="2"/>
+        </w:numPr>
+        <w:pBdr>
+          <w:left w:val="single" w:color="F08C00" w:sz="12" w:space="10"/>
+        </w:pBdr>
+        <w:shd w:fill="FFF9DB" w:color="auto" w:val="clear"/>
+      </w:pPr>
+      <w:r>
+        <w:rPr>
+          <w:b/>
+          <w:bCs/>
+        </w:rPr>
+        <w:t xml:space="preserve">不要把冰庫當冰箱開</w:t>
+      </w:r>
+      <w:r>
+        <w:t xml:space="preserve">：每開一次門熱量就跑進去，壓縮機負擔變大，冷排也會結冰。冰庫是拿來存的，一次拿多一點到門口的冰箱（不鏽鋼冰箱），要用的從冰箱拿，或拿去冷藏解凍。〔錄音16 20:36、21:27〕</w:t>
+      </w:r>
+    </w:p>
+    <w:p>
+      <w:pPr>
+        <w:pStyle w:val="ListParagraph"/>
+        <w:numPr>
+          <w:ilvl w:val="0"/>
+          <w:numId w:val="2"/>
+        </w:numPr>
+        <w:pBdr>
+          <w:left w:val="single" w:color="F08C00" w:sz="12" w:space="10"/>
+        </w:pBdr>
+        <w:shd w:fill="FFF9DB" w:color="auto" w:val="clear"/>
+      </w:pPr>
+      <w:r>
+        <w:rPr>
+          <w:b/>
+          <w:bCs/>
+        </w:rPr>
+        <w:t xml:space="preserve">變頻為什麼省電</w:t>
+      </w:r>
+      <w:r>
+        <w:t xml:space="preserve">：剛開機（初溫）是全載、最吃電；溫度降下來後，變頻壓縮機不停機、慢慢轉慢（100% → 80% → 50%），所以省電。家裡的變頻冷氣，出門一兩個小時不要關，關掉回來又要全載。冷凍現在也慢慢有變頻的東西出來，但冷凍跟食材有關，比較不一樣。〔錄音16 17:11、18:02、18:55〕</w:t>
+      </w:r>
+    </w:p>
+    <w:p>
+      <w:pPr>
         <w:pStyle w:val="Heading1"/>
       </w:pPr>
       <w:r>
@@ -4575,6 +6464,282 @@
       </w:pPr>
       <w:r>
         <w:t xml:space="preserve">其他三個元件都跟著壓縮機配（見下方「相輔相成」）。</w:t>
+      </w:r>
+    </w:p>
+    <w:p>
+      <w:pPr>
+        <w:pStyle w:val="Heading2"/>
+        <w:pBdr>
+          <w:left w:val="single" w:color="F08C00" w:sz="24" w:space="10"/>
+        </w:pBdr>
+        <w:shd w:fill="FFF3BF" w:color="auto" w:val="clear"/>
+      </w:pPr>
+      <w:r>
+        <w:t xml:space="preserve">壓縮機怎麼保護：量吐出溫度</w:t>
+      </w:r>
+      <w:r>
+        <w:rPr>
+          <w:b/>
+          <w:bCs/>
+          <w:color w:val="FFFFFF"/>
+          <w:shd w:fill="C92A2A" w:color="auto" w:val="clear"/>
+        </w:rPr>
+        <w:t xml:space="preserve"> 10/12 新 </w:t>
+      </w:r>
+      <w:r>
+        <w:t xml:space="preserve">〔錄音16 00:02〕</w:t>
+      </w:r>
+    </w:p>
+    <w:p>
+      <w:pPr>
+        <w:pStyle w:val="ListParagraph"/>
+        <w:numPr>
+          <w:ilvl w:val="0"/>
+          <w:numId w:val="2"/>
+        </w:numPr>
+        <w:pBdr>
+          <w:left w:val="single" w:color="F08C00" w:sz="12" w:space="10"/>
+        </w:pBdr>
+        <w:shd w:fill="FFF9DB" w:color="auto" w:val="clear"/>
+      </w:pPr>
+      <w:r>
+        <w:rPr>
+          <w:b/>
+          <w:bCs/>
+        </w:rPr>
+        <w:t xml:space="preserve">吐出溫度＝排氣溫度</w:t>
+      </w:r>
+      <w:r>
+        <w:t xml:space="preserve">（同一個意思，店裡都講吐出溫度）。老闆抓 </w:t>
+      </w:r>
+      <w:r>
+        <w:rPr>
+          <w:b/>
+          <w:bCs/>
+        </w:rPr>
+        <w:t xml:space="preserve">70～100°C</w:t>
+      </w:r>
+      <w:r>
+        <w:t xml:space="preserve">，夏天高、冬天低，</w:t>
+      </w:r>
+      <w:r>
+        <w:rPr>
+          <w:b/>
+          <w:bCs/>
+        </w:rPr>
+        <w:t xml:space="preserve">85°C 最安全</w:t>
+      </w:r>
+      <w:r>
+        <w:t xml:space="preserve">；不要超過 100°C。手冊寫的上限是 107°C，冷凍油超過 148°C 會碳化。〔錄音16 00:52、01:43、02:36〕</w:t>
+      </w:r>
+    </w:p>
+    <w:p>
+      <w:pPr>
+        <w:pStyle w:val="ListParagraph"/>
+        <w:numPr>
+          <w:ilvl w:val="0"/>
+          <w:numId w:val="2"/>
+        </w:numPr>
+        <w:pBdr>
+          <w:left w:val="single" w:color="F08C00" w:sz="12" w:space="10"/>
+        </w:pBdr>
+        <w:shd w:fill="FFF9DB" w:color="auto" w:val="clear"/>
+      </w:pPr>
+      <w:r>
+        <w:t xml:space="preserve">溫度代表回來的冷媒夠不夠：</w:t>
+      </w:r>
+      <w:r>
+        <w:rPr>
+          <w:b/>
+          <w:bCs/>
+        </w:rPr>
+        <w:t xml:space="preserve">太高（100°C 以上）＝回來的冷媒太少</w:t>
+      </w:r>
+      <w:r>
+        <w:t xml:space="preserve">，冷卻不了壓縮機裡的馬達；老闆量過到 120°C，管子會抖。</w:t>
+      </w:r>
+      <w:r>
+        <w:rPr>
+          <w:b/>
+          <w:bCs/>
+        </w:rPr>
+        <w:t xml:space="preserve">太低（60°C 左右）＝回來太多</w:t>
+      </w:r>
+      <w:r>
+        <w:t xml:space="preserve">，有液體回去，壓縮機會被「淹死」。回來的冷媒大多是還沒完全蒸發的液氣，有液就危險。〔錄音16 03:28、04:19〕</w:t>
+      </w:r>
+    </w:p>
+    <w:p>
+      <w:pPr>
+        <w:pStyle w:val="ListParagraph"/>
+        <w:numPr>
+          <w:ilvl w:val="0"/>
+          <w:numId w:val="2"/>
+        </w:numPr>
+        <w:pBdr>
+          <w:left w:val="single" w:color="F08C00" w:sz="12" w:space="10"/>
+        </w:pBdr>
+        <w:shd w:fill="FFF9DB" w:color="auto" w:val="clear"/>
+      </w:pPr>
+      <w:r>
+        <w:t xml:space="preserve">怎麼量：量不到裡面的冷媒，量的是</w:t>
+      </w:r>
+      <w:r>
+        <w:rPr>
+          <w:b/>
+          <w:bCs/>
+        </w:rPr>
+        <w:t xml:space="preserve">吐出管的管壁</w:t>
+      </w:r>
+      <w:r>
+        <w:t xml:space="preserve">。用感溫棒貼在銅管上，再用</w:t>
+      </w:r>
+      <w:r>
+        <w:rPr>
+          <w:b/>
+          <w:bCs/>
+        </w:rPr>
+        <w:t xml:space="preserve">鋁箔膠帶</w:t>
+      </w:r>
+      <w:r>
+        <w:t xml:space="preserve">包住、跟外面的空氣隔絕（店裡有賣鋁箔膠帶）；紅外線量不準。老闆：「十個人有十個人不會量」，但要保護壓縮機一定要量。〔錄音16 01:43、04:19〕</w:t>
+      </w:r>
+    </w:p>
+    <w:p>
+      <w:pPr>
+        <w:pStyle w:val="ListParagraph"/>
+        <w:numPr>
+          <w:ilvl w:val="0"/>
+          <w:numId w:val="2"/>
+        </w:numPr>
+        <w:pBdr>
+          <w:left w:val="single" w:color="F08C00" w:sz="12" w:space="10"/>
+        </w:pBdr>
+        <w:shd w:fill="FFF9DB" w:color="auto" w:val="clear"/>
+      </w:pPr>
+      <w:r>
+        <w:t xml:space="preserve">用摸的：</w:t>
+      </w:r>
+      <w:r>
+        <w:rPr>
+          <w:b/>
+          <w:bCs/>
+        </w:rPr>
+        <w:t xml:space="preserve">吸入端可以摸</w:t>
+      </w:r>
+      <w:r>
+        <w:t xml:space="preserve">，溫溫的、手可以碰才正常；</w:t>
+      </w:r>
+      <w:r>
+        <w:rPr>
+          <w:b/>
+          <w:bCs/>
+        </w:rPr>
+        <w:t xml:space="preserve">吐出端不能摸</w:t>
+      </w:r>
+      <w:r>
+        <w:t xml:space="preserve">。師傅多半摸壓縮機的頭來判斷，太燙就是吐出溫度太高。〔錄音16 05:10〕</w:t>
+      </w:r>
+    </w:p>
+    <w:p>
+      <w:pPr>
+        <w:pStyle w:val="ListParagraph"/>
+        <w:numPr>
+          <w:ilvl w:val="0"/>
+          <w:numId w:val="2"/>
+        </w:numPr>
+        <w:pBdr>
+          <w:left w:val="single" w:color="F08C00" w:sz="12" w:space="10"/>
+        </w:pBdr>
+        <w:shd w:fill="FFF9DB" w:color="auto" w:val="clear"/>
+      </w:pPr>
+      <w:r>
+        <w:rPr>
+          <w:b/>
+          <w:bCs/>
+        </w:rPr>
+        <w:t xml:space="preserve">過熱保護器</w:t>
+      </w:r>
+      <w:r>
+        <w:t xml:space="preserve">（店裡說「歐巴」、OL）在壓縮機外殼裡面，看不到；大約 135°C 就跳掉，跳掉壓縮機就停、不會冷。電流太高也會跳（過電流保護）。〔錄音16 00:52、06:54〕</w:t>
+      </w:r>
+    </w:p>
+    <w:p>
+      <w:pPr>
+        <w:pStyle w:val="ListParagraph"/>
+        <w:numPr>
+          <w:ilvl w:val="0"/>
+          <w:numId w:val="2"/>
+        </w:numPr>
+        <w:pBdr>
+          <w:left w:val="single" w:color="F08C00" w:sz="12" w:space="10"/>
+        </w:pBdr>
+        <w:shd w:fill="FFF9DB" w:color="auto" w:val="clear"/>
+      </w:pPr>
+      <w:r>
+        <w:t xml:space="preserve">跳掉之後：師傅會拿冰塊放在壓縮機頭上，像發燒冰敷，要放 1～2 個小時才會復歸；老闆會跟客人說「先去吃個飯再回來」。不去也會自己慢慢降溫、自己再啟動（大概 3～5 小時），但冷媒還是不夠，就會跳了又跳。〔錄音16 06:54、07:44、08:35〕</w:t>
+      </w:r>
+    </w:p>
+    <w:p>
+      <w:pPr>
+        <w:pStyle w:val="ListParagraph"/>
+        <w:numPr>
+          <w:ilvl w:val="0"/>
+          <w:numId w:val="2"/>
+        </w:numPr>
+        <w:pBdr>
+          <w:left w:val="single" w:color="F08C00" w:sz="12" w:space="10"/>
+        </w:pBdr>
+        <w:shd w:fill="FFF9DB" w:color="auto" w:val="clear"/>
+      </w:pPr>
+      <w:r>
+        <w:t xml:space="preserve">反覆跳幾次，保護器燒掉，壓縮機就一直轉、不再保護，最後</w:t>
+      </w:r>
+      <w:r>
+        <w:rPr>
+          <w:b/>
+          <w:bCs/>
+        </w:rPr>
+        <w:t xml:space="preserve">線圈燒到變黑碳化</w:t>
+      </w:r>
+      <w:r>
+        <w:t xml:space="preserve">，就救不回來。所以過熱保護器跳了、還會復歸的時候，</w:t>
+      </w:r>
+      <w:r>
+        <w:rPr>
+          <w:b/>
+          <w:bCs/>
+        </w:rPr>
+        <w:t xml:space="preserve">還有救要趕快去</w:t>
+      </w:r>
+      <w:r>
+        <w:t xml:space="preserve">；客人通常是遇到問題才去量。〔錄音16 08:35、09:28〕</w:t>
+      </w:r>
+    </w:p>
+    <w:p>
+      <w:pPr>
+        <w:pStyle w:val="ListParagraph"/>
+        <w:numPr>
+          <w:ilvl w:val="0"/>
+          <w:numId w:val="2"/>
+        </w:numPr>
+        <w:pBdr>
+          <w:left w:val="single" w:color="F08C00" w:sz="12" w:space="10"/>
+        </w:pBdr>
+        <w:shd w:fill="FFF9DB" w:color="auto" w:val="clear"/>
+      </w:pPr>
+      <w:r>
+        <w:t xml:space="preserve">另一種壞法：</w:t>
+      </w:r>
+      <w:r>
+        <w:rPr>
+          <w:b/>
+          <w:bCs/>
+        </w:rPr>
+        <w:t xml:space="preserve">冷凍油沒回來</w:t>
+      </w:r>
+      <w:r>
+        <w:t xml:space="preserve">。油跟著冷媒出去，管路高高低低，油卡在半路，例如出去 1500 cc、只回來 100～200 cc，裡面的金屬沒潤滑就刷死、卡死。手冊寫要配正 U 型、逆 U 型的彎讓油回來；渦捲式本身有油視窗，看得到油。〔錄音16 10:20、11:11〕</w:t>
       </w:r>
     </w:p>
     <w:p>
@@ -4945,6 +7110,71 @@
           <w:numId w:val="2"/>
         </w:numPr>
         <w:pBdr>
+          <w:left w:val="single" w:color="F08C00" w:sz="24" w:space="10"/>
+        </w:pBdr>
+        <w:shd w:fill="FFF3BF" w:color="auto" w:val="clear"/>
+      </w:pPr>
+      <w:r>
+        <w:t xml:space="preserve">老闆 10/12 再講一次：往復式單相一定是</w:t>
+      </w:r>
+      <w:r>
+        <w:rPr>
+          <w:b/>
+          <w:bCs/>
+        </w:rPr>
+        <w:t xml:space="preserve">三樣</w:t>
+      </w:r>
+      <w:r>
+        <w:t xml:space="preserve">——繼電器（Relay）、</w:t>
+      </w:r>
+      <w:r>
+        <w:rPr>
+          <w:b/>
+          <w:bCs/>
+        </w:rPr>
+        <w:t xml:space="preserve">黑色的啟動電容</w:t>
+      </w:r>
+      <w:r>
+        <w:t xml:space="preserve">、</w:t>
+      </w:r>
+      <w:r>
+        <w:rPr>
+          <w:b/>
+          <w:bCs/>
+        </w:rPr>
+        <w:t xml:space="preserve">銀色的運轉電容</w:t>
+      </w:r>
+      <w:r>
+        <w:t xml:space="preserve">；師傅要自己接線，再裝進一個</w:t>
+      </w:r>
+      <w:r>
+        <w:rPr>
+          <w:b/>
+          <w:bCs/>
+        </w:rPr>
+        <w:t xml:space="preserve">小黑盒</w:t>
+      </w:r>
+      <w:r>
+        <w:t xml:space="preserve">（店裡也有賣）。渦捲式只有一顆電容、沒有繼電器。第三支管跟低壓端相通，是充灌用的。110、220 都是兩條線，三相是三條線。〔錄音16 12:02、12:57、13:48〕</w:t>
+      </w:r>
+      <w:r>
+        <w:rPr>
+          <w:b/>
+          <w:bCs/>
+          <w:color w:val="FFFFFF"/>
+          <w:shd w:fill="C92A2A" w:color="auto" w:val="clear"/>
+        </w:rPr>
+        <w:t xml:space="preserve"> 10/12 新 </w:t>
+      </w:r>
+    </w:p>
+    <w:p>
+      <w:pPr>
+        <w:pStyle w:val="ListParagraph"/>
+        <w:numPr>
+          <w:ilvl w:val="0"/>
+          <w:numId w:val="2"/>
+        </w:numPr>
+        <w:pBdr>
           <w:left w:val="single" w:color="F08C00" w:sz="12" w:space="10"/>
         </w:pBdr>
         <w:shd w:fill="FFF9DB" w:color="auto" w:val="clear"/>
@@ -5056,6 +7286,41 @@
           <w:numId w:val="2"/>
         </w:numPr>
         <w:pBdr>
+          <w:left w:val="single" w:color="F08C00" w:sz="24" w:space="10"/>
+        </w:pBdr>
+        <w:shd w:fill="FFF3BF" w:color="auto" w:val="clear"/>
+      </w:pPr>
+      <w:r>
+        <w:t xml:space="preserve">代替主要看</w:t>
+      </w:r>
+      <w:r>
+        <w:rPr>
+          <w:b/>
+          <w:bCs/>
+        </w:rPr>
+        <w:t xml:space="preserve">冷凍能力（BTU）和排氣量</w:t>
+      </w:r>
+      <w:r>
+        <w:t xml:space="preserve">，不是只看電壓；中溫兩邊都可以打，但能力還是要對。〔錄音16 12:02、15:28〕</w:t>
+      </w:r>
+      <w:r>
+        <w:rPr>
+          <w:b/>
+          <w:bCs/>
+          <w:color w:val="FFFFFF"/>
+          <w:shd w:fill="C92A2A" w:color="auto" w:val="clear"/>
+        </w:rPr>
+        <w:t xml:space="preserve"> 10/12 新 </w:t>
+      </w:r>
+    </w:p>
+    <w:p>
+      <w:pPr>
+        <w:pStyle w:val="ListParagraph"/>
+        <w:numPr>
+          <w:ilvl w:val="0"/>
+          <w:numId w:val="2"/>
+        </w:numPr>
+        <w:pBdr>
           <w:left w:val="single" w:color="F08C00" w:sz="12" w:space="10"/>
         </w:pBdr>
         <w:shd w:fill="FFF9DB" w:color="auto" w:val="clear"/>
@@ -5231,6 +7496,31 @@
     </w:p>
     <w:p>
       <w:pPr>
+        <w:pStyle w:val="ListParagraph"/>
+        <w:numPr>
+          <w:ilvl w:val="0"/>
+          <w:numId w:val="3"/>
+        </w:numPr>
+        <w:pBdr>
+          <w:left w:val="single" w:color="F08C00" w:sz="24" w:space="10"/>
+        </w:pBdr>
+        <w:shd w:fill="FFF3BF" w:color="auto" w:val="clear"/>
+      </w:pPr>
+      <w:r>
+        <w:t xml:space="preserve">管口的橡皮塞拔起來要「啪」一聲，代表裡面有氣、是新的；一焊上去就算用過，拿錯也沒人要，要自己負責。〔錄音16 16:20〕</w:t>
+      </w:r>
+      <w:r>
+        <w:rPr>
+          <w:b/>
+          <w:bCs/>
+          <w:color w:val="FFFFFF"/>
+          <w:shd w:fill="C92A2A" w:color="auto" w:val="clear"/>
+        </w:rPr>
+        <w:t xml:space="preserve"> 10/12 新 </w:t>
+      </w:r>
+    </w:p>
+    <w:p>
+      <w:pPr>
         <w:pBdr>
           <w:left w:val="single" w:color="F08C00" w:sz="12" w:space="10"/>
         </w:pBdr>
@@ -5400,6 +7690,81 @@
     </w:p>
     <w:p>
       <w:pPr>
+        <w:pStyle w:val="ListParagraph"/>
+        <w:numPr>
+          <w:ilvl w:val="0"/>
+          <w:numId w:val="2"/>
+        </w:numPr>
+        <w:pBdr>
+          <w:left w:val="single" w:color="F08C00" w:sz="24" w:space="10"/>
+        </w:pBdr>
+        <w:shd w:fill="FFF3BF" w:color="auto" w:val="clear"/>
+      </w:pPr>
+      <w:r>
+        <w:t xml:space="preserve">散熱器的叫法：馬達外露的是一般散熱器；客人把散熱器放在室內、用箱子裝起來，也會叫「機上型」。我們看得懂就好，單子上寫對的名字（一般散熱器寫「封底」）。機上型的不可能是屋外型。〔錄音16 22:18、23:08〕</w:t>
+      </w:r>
+      <w:r>
+        <w:rPr>
+          <w:b/>
+          <w:bCs/>
+          <w:color w:val="FFFFFF"/>
+          <w:shd w:fill="C92A2A" w:color="auto" w:val="clear"/>
+        </w:rPr>
+        <w:t xml:space="preserve"> 10/12 新 </w:t>
+      </w:r>
+    </w:p>
+    <w:p>
+      <w:pPr>
+        <w:pStyle w:val="ListParagraph"/>
+        <w:numPr>
+          <w:ilvl w:val="0"/>
+          <w:numId w:val="2"/>
+        </w:numPr>
+        <w:pBdr>
+          <w:left w:val="single" w:color="F08C00" w:sz="24" w:space="10"/>
+        </w:pBdr>
+        <w:shd w:fill="FFF3BF" w:color="auto" w:val="clear"/>
+      </w:pPr>
+      <w:r>
+        <w:t xml:space="preserve">屋外型要對廠商的冷凍能力表：有的牌子標 10 馬，實際能力不到。同樣 10 馬，重的一百多公斤、輕的 35 公斤，差三倍；常要吊到外牆，有時候是 5 樓，很危險。冷凍庫大多在一樓，因為貨車要進出取貨。〔錄音16 23:08、24:00〕</w:t>
+      </w:r>
+      <w:r>
+        <w:rPr>
+          <w:b/>
+          <w:bCs/>
+          <w:color w:val="FFFFFF"/>
+          <w:shd w:fill="C92A2A" w:color="auto" w:val="clear"/>
+        </w:rPr>
+        <w:t xml:space="preserve"> 10/12 新 </w:t>
+      </w:r>
+    </w:p>
+    <w:p>
+      <w:pPr>
+        <w:pStyle w:val="ListParagraph"/>
+        <w:numPr>
+          <w:ilvl w:val="0"/>
+          <w:numId w:val="2"/>
+        </w:numPr>
+        <w:pBdr>
+          <w:left w:val="single" w:color="F08C00" w:sz="24" w:space="10"/>
+        </w:pBdr>
+        <w:shd w:fill="FFF3BF" w:color="auto" w:val="clear"/>
+      </w:pPr>
+      <w:r>
+        <w:t xml:space="preserve">含壓縮機的室外機（含機座）：小台是橫式（側吹），大台是 V 型上吹，60 馬的都有，店裡出過 80 馬；也分含機座、不含機座。接到冷排的是液管和低壓氣管。〔錄音16 24:52〕</w:t>
+      </w:r>
+      <w:r>
+        <w:rPr>
+          <w:b/>
+          <w:bCs/>
+          <w:color w:val="FFFFFF"/>
+          <w:shd w:fill="C92A2A" w:color="auto" w:val="clear"/>
+        </w:rPr>
+        <w:t xml:space="preserve"> 10/12 新 </w:t>
+      </w:r>
+    </w:p>
+    <w:p>
+      <w:pPr>
         <w:pStyle w:val="Heading2"/>
       </w:pPr>
       <w:r>
@@ -5850,6 +8215,230 @@
       </w:pPr>
       <w:r>
         <w:t xml:space="preserve">「冷排」是籠統的說法：冷藏、冷凍的蒸發器都叫冷排，冷排、熱排的形式有百百種。〔錄音06 00:23〕</w:t>
+      </w:r>
+    </w:p>
+    <w:p>
+      <w:pPr>
+        <w:pStyle w:val="Heading2"/>
+        <w:pBdr>
+          <w:left w:val="single" w:color="F08C00" w:sz="24" w:space="10"/>
+        </w:pBdr>
+        <w:shd w:fill="FFF3BF" w:color="auto" w:val="clear"/>
+      </w:pPr>
+      <w:r>
+        <w:t xml:space="preserve">冷排除霜：冷凍跟冷藏最大的差別</w:t>
+      </w:r>
+      <w:r>
+        <w:rPr>
+          <w:b/>
+          <w:bCs/>
+          <w:color w:val="FFFFFF"/>
+          <w:shd w:fill="C92A2A" w:color="auto" w:val="clear"/>
+        </w:rPr>
+        <w:t xml:space="preserve"> 10/12 新 </w:t>
+      </w:r>
+      <w:r>
+        <w:t xml:space="preserve">〔錄音16 26:40〕</w:t>
+      </w:r>
+    </w:p>
+    <w:p>
+      <w:pPr>
+        <w:pStyle w:val="ListParagraph"/>
+        <w:numPr>
+          <w:ilvl w:val="0"/>
+          <w:numId w:val="2"/>
+        </w:numPr>
+        <w:pBdr>
+          <w:left w:val="single" w:color="F08C00" w:sz="12" w:space="10"/>
+        </w:pBdr>
+        <w:shd w:fill="FFF9DB" w:color="auto" w:val="clear"/>
+      </w:pPr>
+      <w:r>
+        <w:rPr>
+          <w:b/>
+          <w:bCs/>
+        </w:rPr>
+        <w:t xml:space="preserve">冷排一定掛在最上面</w:t>
+      </w:r>
+      <w:r>
+        <w:t xml:space="preserve">：冷空氣往下、熱往上，所以冷氣的室內機、冷凍的冷排都吊在最上面。〔錄音16 27:30〕</w:t>
+      </w:r>
+    </w:p>
+    <w:p>
+      <w:pPr>
+        <w:pStyle w:val="ListParagraph"/>
+        <w:numPr>
+          <w:ilvl w:val="0"/>
+          <w:numId w:val="2"/>
+        </w:numPr>
+        <w:pBdr>
+          <w:left w:val="single" w:color="F08C00" w:sz="12" w:space="10"/>
+        </w:pBdr>
+        <w:shd w:fill="FFF9DB" w:color="auto" w:val="clear"/>
+      </w:pPr>
+      <w:r>
+        <w:t xml:space="preserve">一直打 -18°C，鰭片把熱吸走就會</w:t>
+      </w:r>
+      <w:r>
+        <w:rPr>
+          <w:b/>
+          <w:bCs/>
+        </w:rPr>
+        <w:t xml:space="preserve">結霜</w:t>
+      </w:r>
+      <w:r>
+        <w:t xml:space="preserve">。冷凍跟冷藏最大的差別，除了溫度比較低，就是</w:t>
+      </w:r>
+      <w:r>
+        <w:rPr>
+          <w:b/>
+          <w:bCs/>
+        </w:rPr>
+        <w:t xml:space="preserve">冷凍要除霜</w:t>
+      </w:r>
+      <w:r>
+        <w:t xml:space="preserve">：冷排裡有</w:t>
+      </w:r>
+      <w:r>
+        <w:rPr>
+          <w:b/>
+          <w:bCs/>
+        </w:rPr>
+        <w:t xml:space="preserve">電熱管</w:t>
+      </w:r>
+      <w:r>
+        <w:t xml:space="preserve">，加熱把霜化成水，滴到接水盤、從排水管排出去。〔錄音16 28:21、29:11〕</w:t>
+      </w:r>
+    </w:p>
+    <w:p>
+      <w:pPr>
+        <w:pStyle w:val="ListParagraph"/>
+        <w:numPr>
+          <w:ilvl w:val="0"/>
+          <w:numId w:val="2"/>
+        </w:numPr>
+        <w:pBdr>
+          <w:left w:val="single" w:color="F08C00" w:sz="12" w:space="10"/>
+        </w:pBdr>
+        <w:shd w:fill="FFF9DB" w:color="auto" w:val="clear"/>
+      </w:pPr>
+      <w:r>
+        <w:rPr>
+          <w:b/>
+          <w:bCs/>
+        </w:rPr>
+        <w:t xml:space="preserve">電熱管要多長</w:t>
+      </w:r>
+      <w:r>
+        <w:t xml:space="preserve">：介於鰭片的長度和冷排外殼的長度中間，因為要橫跨整片鰭片、插進鰭片裡。〔錄音16 30:02〕</w:t>
+      </w:r>
+    </w:p>
+    <w:p>
+      <w:pPr>
+        <w:pStyle w:val="ListParagraph"/>
+        <w:numPr>
+          <w:ilvl w:val="0"/>
+          <w:numId w:val="2"/>
+        </w:numPr>
+        <w:pBdr>
+          <w:left w:val="single" w:color="F08C00" w:sz="12" w:space="10"/>
+        </w:pBdr>
+        <w:shd w:fill="FFF9DB" w:color="auto" w:val="clear"/>
+      </w:pPr>
+      <w:r>
+        <w:rPr>
+          <w:b/>
+          <w:bCs/>
+        </w:rPr>
+        <w:t xml:space="preserve">排水</w:t>
+      </w:r>
+      <w:r>
+        <w:t xml:space="preserve">：化掉的水還是冰的（剛融化）。排水管要有落差（口袋彎）排到外面；排水管裡可以穿軟的電熱，讓水排得順、不會在管裡又結冰。〔錄音16 30:02、30:54〕</w:t>
+      </w:r>
+    </w:p>
+    <w:p>
+      <w:pPr>
+        <w:pStyle w:val="ListParagraph"/>
+        <w:numPr>
+          <w:ilvl w:val="0"/>
+          <w:numId w:val="2"/>
+        </w:numPr>
+        <w:pBdr>
+          <w:left w:val="single" w:color="F08C00" w:sz="12" w:space="10"/>
+        </w:pBdr>
+        <w:shd w:fill="FFF9DB" w:color="auto" w:val="clear"/>
+      </w:pPr>
+      <w:r>
+        <w:rPr>
+          <w:b/>
+          <w:bCs/>
+        </w:rPr>
+        <w:t xml:space="preserve">風扇延遲＝滴水時間</w:t>
+      </w:r>
+      <w:r>
+        <w:t xml:space="preserve">：除霜完要留一段滴水時間，風扇先不要轉，不然會把剛化掉、很冰的水噴得到處都是。現在很多溫控器可以設定滴水時間。〔錄音16 30:54〕</w:t>
+      </w:r>
+    </w:p>
+    <w:p>
+      <w:pPr>
+        <w:pStyle w:val="ListParagraph"/>
+        <w:numPr>
+          <w:ilvl w:val="0"/>
+          <w:numId w:val="2"/>
+        </w:numPr>
+        <w:pBdr>
+          <w:left w:val="single" w:color="F08C00" w:sz="12" w:space="10"/>
+        </w:pBdr>
+        <w:shd w:fill="FFF9DB" w:color="auto" w:val="clear"/>
+      </w:pPr>
+      <w:r>
+        <w:rPr>
+          <w:b/>
+          <w:bCs/>
+        </w:rPr>
+        <w:t xml:space="preserve">除霜怎麼停</w:t>
+      </w:r>
+      <w:r>
+        <w:t xml:space="preserve">：用定時器，例如運轉 4 小時、除霜 15 分鐘，最好再加滴水時間；再加一個溫控，冷排感溫回到設定溫度（有人設 8°C、有人設 10°C）就代表化完了，再回去運轉。都沒除霜的話，走個八小時、十小時，冷排整個被冰蓋住，效果就差。〔錄音16 31:46、32:39〕</w:t>
+      </w:r>
+    </w:p>
+    <w:p>
+      <w:pPr>
+        <w:pStyle w:val="ListParagraph"/>
+        <w:numPr>
+          <w:ilvl w:val="0"/>
+          <w:numId w:val="2"/>
+        </w:numPr>
+        <w:pBdr>
+          <w:left w:val="single" w:color="F08C00" w:sz="12" w:space="10"/>
+        </w:pBdr>
+        <w:shd w:fill="FFF9DB" w:color="auto" w:val="clear"/>
+      </w:pPr>
+      <w:r>
+        <w:rPr>
+          <w:b/>
+          <w:bCs/>
+        </w:rPr>
+        <w:t xml:space="preserve">冷排整片結冰的原因</w:t>
+      </w:r>
+      <w:r>
+        <w:t xml:space="preserve">：①除霜時間不夠，每次化不完，日積月累變成整片冰；②電熱管壞了，時間夠但不夠力；③除霜感溫棒壞了（現在都是電子的，插在鰭片上判斷化完了沒）；④客人把冰庫當冰箱開，有人一個上午開一百多次，熱氣一直跑進去。〔錄音16 33:30、34:20、35:11〕</w:t>
+      </w:r>
+    </w:p>
+    <w:p>
+      <w:pPr>
+        <w:pStyle w:val="ListParagraph"/>
+        <w:numPr>
+          <w:ilvl w:val="0"/>
+          <w:numId w:val="2"/>
+        </w:numPr>
+        <w:pBdr>
+          <w:left w:val="single" w:color="F08C00" w:sz="12" w:space="10"/>
+        </w:pBdr>
+        <w:shd w:fill="FFF9DB" w:color="auto" w:val="clear"/>
+      </w:pPr>
+      <w:r>
+        <w:t xml:space="preserve">冷氣的膨脹閥裝在室外機（外膨）；冷凍裝在冷排，甚至裝進冷排的箱子裡（內膨）。〔錄音16 25:44〕</w:t>
       </w:r>
     </w:p>
     <w:p>
@@ -8631,6 +11220,106 @@
       </w:r>
     </w:p>
     <w:p>
+      <w:pPr>
+        <w:pStyle w:val="ListParagraph"/>
+        <w:numPr>
+          <w:ilvl w:val="0"/>
+          <w:numId w:val="7"/>
+        </w:numPr>
+        <w:pBdr>
+          <w:left w:val="single" w:color="F08C00" w:sz="24" w:space="10"/>
+        </w:pBdr>
+        <w:shd w:fill="FFF3BF" w:color="auto" w:val="clear"/>
+      </w:pPr>
+      <w:r>
+        <w:t xml:space="preserve">吐出溫度正常是幾度？太高、太低各代表什麼？要怎麼量？</w:t>
+      </w:r>
+      <w:r>
+        <w:rPr>
+          <w:b/>
+          <w:bCs/>
+          <w:color w:val="FFFFFF"/>
+          <w:shd w:fill="C92A2A" w:color="auto" w:val="clear"/>
+        </w:rPr>
+        <w:t xml:space="preserve"> 10/12 新 </w:t>
+      </w:r>
+    </w:p>
+    <w:p>
+      <w:pPr>
+        <w:pStyle w:val="ListParagraph"/>
+        <w:numPr>
+          <w:ilvl w:val="0"/>
+          <w:numId w:val="7"/>
+        </w:numPr>
+        <w:pBdr>
+          <w:left w:val="single" w:color="F08C00" w:sz="24" w:space="10"/>
+        </w:pBdr>
+        <w:shd w:fill="FFF3BF" w:color="auto" w:val="clear"/>
+      </w:pPr>
+      <w:r>
+        <w:t xml:space="preserve">過熱保護器跳掉，師傅會怎麼處理？為什麼「還有救的時候要趕快去」？</w:t>
+      </w:r>
+      <w:r>
+        <w:rPr>
+          <w:b/>
+          <w:bCs/>
+          <w:color w:val="FFFFFF"/>
+          <w:shd w:fill="C92A2A" w:color="auto" w:val="clear"/>
+        </w:rPr>
+        <w:t xml:space="preserve"> 10/12 新 </w:t>
+      </w:r>
+    </w:p>
+    <w:p>
+      <w:pPr>
+        <w:pStyle w:val="ListParagraph"/>
+        <w:numPr>
+          <w:ilvl w:val="0"/>
+          <w:numId w:val="7"/>
+        </w:numPr>
+        <w:pBdr>
+          <w:left w:val="single" w:color="F08C00" w:sz="24" w:space="10"/>
+        </w:pBdr>
+        <w:shd w:fill="FFF3BF" w:color="auto" w:val="clear"/>
+      </w:pPr>
+      <w:r>
+        <w:t xml:space="preserve">冷凍為什麼要除霜？除霜完為什麼要有滴水時間？冷排整片結冰有哪四個原因？</w:t>
+      </w:r>
+      <w:r>
+        <w:rPr>
+          <w:b/>
+          <w:bCs/>
+          <w:color w:val="FFFFFF"/>
+          <w:shd w:fill="C92A2A" w:color="auto" w:val="clear"/>
+        </w:rPr>
+        <w:t xml:space="preserve"> 10/12 新 </w:t>
+      </w:r>
+    </w:p>
+    <w:p>
+      <w:pPr>
+        <w:pStyle w:val="ListParagraph"/>
+        <w:numPr>
+          <w:ilvl w:val="0"/>
+          <w:numId w:val="7"/>
+        </w:numPr>
+        <w:pBdr>
+          <w:left w:val="single" w:color="F08C00" w:sz="24" w:space="10"/>
+        </w:pBdr>
+        <w:shd w:fill="FFF3BF" w:color="auto" w:val="clear"/>
+      </w:pPr>
+      <w:r>
+        <w:t xml:space="preserve">客人說要做一間 3 坪的冷凍庫，除了坪數還要問什麼？</w:t>
+      </w:r>
+      <w:r>
+        <w:rPr>
+          <w:b/>
+          <w:bCs/>
+          <w:color w:val="FFFFFF"/>
+          <w:shd w:fill="C92A2A" w:color="auto" w:val="clear"/>
+        </w:rPr>
+        <w:t xml:space="preserve"> 10/12 新 </w:t>
+      </w:r>
+    </w:p>
+    <w:p>
       <w:r>
         <w:rPr>
           <w:b/>
@@ -8841,6 +11530,54 @@
       </w:pPr>
       <w:r>
         <w:t xml:space="preserve">「四外三內」轉接頭：一邊 3分內牙鎖機器，一邊 4分外牙接銅管。</w:t>
+      </w:r>
+    </w:p>
+    <w:p>
+      <w:pPr>
+        <w:pStyle w:val="ListParagraph"/>
+        <w:numPr>
+          <w:ilvl w:val="0"/>
+          <w:numId w:val="8"/>
+        </w:numPr>
+      </w:pPr>
+      <w:r>
+        <w:t xml:space="preserve">70～100°C、85°C 最安全；太高＝回來的冷媒太少，太低（60°C 左右）＝回來太多、有液體回去；用感溫棒貼吐出管、再包鋁箔膠帶量管壁，紅外線不準。</w:t>
+      </w:r>
+    </w:p>
+    <w:p>
+      <w:pPr>
+        <w:pStyle w:val="ListParagraph"/>
+        <w:numPr>
+          <w:ilvl w:val="0"/>
+          <w:numId w:val="8"/>
+        </w:numPr>
+      </w:pPr>
+      <w:r>
+        <w:t xml:space="preserve">拿冰塊放在壓縮機頭上 1～2 小時讓它復歸；跳了又跳，保護器會燒掉，最後線圈燒到碳化就救不回來。</w:t>
+      </w:r>
+    </w:p>
+    <w:p>
+      <w:pPr>
+        <w:pStyle w:val="ListParagraph"/>
+        <w:numPr>
+          <w:ilvl w:val="0"/>
+          <w:numId w:val="8"/>
+        </w:numPr>
+      </w:pPr>
+      <w:r>
+        <w:t xml:space="preserve">-18°C 冷排會結霜，要用電熱管化掉；風扇先不轉，免得把冰水噴出來；除霜時間不夠、電熱管壞、除霜感溫棒壞、門開太多次。</w:t>
+      </w:r>
+    </w:p>
+    <w:p>
+      <w:pPr>
+        <w:pStyle w:val="ListParagraph"/>
+        <w:numPr>
+          <w:ilvl w:val="0"/>
+          <w:numId w:val="8"/>
+        </w:numPr>
+      </w:pPr>
+      <w:r>
+        <w:t xml:space="preserve">冰什麼、進去時是硬的還是常溫的（儲存庫、常溫庫、急速冷凍庫）、含水量；坪數只是參考坪數。</w:t>
       </w:r>
     </w:p>
     <w:p>
@@ -10348,6 +13085,406 @@
         <w:tc>
           <w:tcPr>
             <w:tcW w:type="dxa" w:w="1127"/>
+            <w:shd w:fill="FFF3BF" w:color="auto" w:val="clear"/>
+            <w:tcMar>
+              <w:top w:type="dxa" w:w="60"/>
+              <w:left w:type="dxa" w:w="100"/>
+              <w:bottom w:type="dxa" w:w="60"/>
+              <w:right w:type="dxa" w:w="100"/>
+            </w:tcMar>
+          </w:tcPr>
+          <w:p>
+            <w:r>
+              <w:rPr>
+                <w:sz w:val="19"/>
+                <w:szCs w:val="19"/>
+              </w:rPr>
+              <w:t xml:space="preserve">吐出溫度</w:t>
+            </w:r>
+          </w:p>
+        </w:tc>
+        <w:tc>
+          <w:tcPr>
+            <w:tcW w:type="dxa" w:w="1435"/>
+            <w:shd w:fill="FFF3BF" w:color="auto" w:val="clear"/>
+            <w:tcMar>
+              <w:top w:type="dxa" w:w="60"/>
+              <w:left w:type="dxa" w:w="100"/>
+              <w:bottom w:type="dxa" w:w="60"/>
+              <w:right w:type="dxa" w:w="100"/>
+            </w:tcMar>
+          </w:tcPr>
+          <w:p>
+            <w:r>
+              <w:rPr>
+                <w:sz w:val="19"/>
+                <w:szCs w:val="19"/>
+              </w:rPr>
+              <w:t xml:space="preserve">排氣溫度</w:t>
+            </w:r>
+          </w:p>
+        </w:tc>
+        <w:tc>
+          <w:tcPr>
+            <w:tcW w:type="dxa" w:w="2563"/>
+            <w:shd w:fill="FFF3BF" w:color="auto" w:val="clear"/>
+            <w:tcMar>
+              <w:top w:type="dxa" w:w="60"/>
+              <w:left w:type="dxa" w:w="100"/>
+              <w:bottom w:type="dxa" w:w="60"/>
+              <w:right w:type="dxa" w:w="100"/>
+            </w:tcMar>
+          </w:tcPr>
+          <w:p>
+            <w:r>
+              <w:rPr>
+                <w:sz w:val="19"/>
+                <w:szCs w:val="19"/>
+              </w:rPr>
+              <w:t xml:space="preserve">Discharge Temperature</w:t>
+            </w:r>
+          </w:p>
+        </w:tc>
+        <w:tc>
+          <w:tcPr>
+            <w:tcW w:type="dxa" w:w="4513"/>
+            <w:shd w:fill="FFF3BF" w:color="auto" w:val="clear"/>
+            <w:tcMar>
+              <w:top w:type="dxa" w:w="60"/>
+              <w:left w:type="dxa" w:w="100"/>
+              <w:bottom w:type="dxa" w:w="60"/>
+              <w:right w:type="dxa" w:w="100"/>
+            </w:tcMar>
+          </w:tcPr>
+          <w:p>
+            <w:r>
+              <w:rPr>
+                <w:sz w:val="19"/>
+                <w:szCs w:val="19"/>
+              </w:rPr>
+              <w:t xml:space="preserve">70～100°C、85°C 最安全；量吐出管管壁</w:t>
+            </w:r>
+            <w:r>
+              <w:rPr>
+                <w:b/>
+                <w:bCs/>
+                <w:color w:val="FFFFFF"/>
+                <w:sz w:val="19"/>
+                <w:szCs w:val="19"/>
+                <w:shd w:fill="C92A2A" w:color="auto" w:val="clear"/>
+              </w:rPr>
+              <w:t xml:space="preserve"> 10/12 新 </w:t>
+            </w:r>
+          </w:p>
+        </w:tc>
+      </w:tr>
+      <w:tr>
+        <w:trPr>
+          <w:tblHeader w:val="off"/>
+        </w:trPr>
+        <w:tc>
+          <w:tcPr>
+            <w:tcW w:type="dxa" w:w="1127"/>
+            <w:shd w:fill="FFF3BF" w:color="auto" w:val="clear"/>
+            <w:tcMar>
+              <w:top w:type="dxa" w:w="60"/>
+              <w:left w:type="dxa" w:w="100"/>
+              <w:bottom w:type="dxa" w:w="60"/>
+              <w:right w:type="dxa" w:w="100"/>
+            </w:tcMar>
+          </w:tcPr>
+          <w:p>
+            <w:r>
+              <w:rPr>
+                <w:sz w:val="19"/>
+                <w:szCs w:val="19"/>
+              </w:rPr>
+              <w:t xml:space="preserve">滴水時間</w:t>
+            </w:r>
+          </w:p>
+        </w:tc>
+        <w:tc>
+          <w:tcPr>
+            <w:tcW w:type="dxa" w:w="1435"/>
+            <w:shd w:fill="FFF3BF" w:color="auto" w:val="clear"/>
+            <w:tcMar>
+              <w:top w:type="dxa" w:w="60"/>
+              <w:left w:type="dxa" w:w="100"/>
+              <w:bottom w:type="dxa" w:w="60"/>
+              <w:right w:type="dxa" w:w="100"/>
+            </w:tcMar>
+          </w:tcPr>
+          <w:p>
+            <w:r>
+              <w:rPr>
+                <w:sz w:val="19"/>
+                <w:szCs w:val="19"/>
+              </w:rPr>
+              <w:t xml:space="preserve">風扇延遲</w:t>
+            </w:r>
+          </w:p>
+        </w:tc>
+        <w:tc>
+          <w:tcPr>
+            <w:tcW w:type="dxa" w:w="2563"/>
+            <w:shd w:fill="FFF3BF" w:color="auto" w:val="clear"/>
+            <w:tcMar>
+              <w:top w:type="dxa" w:w="60"/>
+              <w:left w:type="dxa" w:w="100"/>
+              <w:bottom w:type="dxa" w:w="60"/>
+              <w:right w:type="dxa" w:w="100"/>
+            </w:tcMar>
+          </w:tcPr>
+          <w:p>
+            <w:r>
+              <w:rPr>
+                <w:sz w:val="19"/>
+                <w:szCs w:val="19"/>
+              </w:rPr>
+              <w:t xml:space="preserve">Drip Time</w:t>
+            </w:r>
+          </w:p>
+        </w:tc>
+        <w:tc>
+          <w:tcPr>
+            <w:tcW w:type="dxa" w:w="4513"/>
+            <w:shd w:fill="FFF3BF" w:color="auto" w:val="clear"/>
+            <w:tcMar>
+              <w:top w:type="dxa" w:w="60"/>
+              <w:left w:type="dxa" w:w="100"/>
+              <w:bottom w:type="dxa" w:w="60"/>
+              <w:right w:type="dxa" w:w="100"/>
+            </w:tcMar>
+          </w:tcPr>
+          <w:p>
+            <w:r>
+              <w:rPr>
+                <w:sz w:val="19"/>
+                <w:szCs w:val="19"/>
+              </w:rPr>
+              <w:t xml:space="preserve">除霜完風扇先不轉，讓冰水滴完</w:t>
+            </w:r>
+            <w:r>
+              <w:rPr>
+                <w:b/>
+                <w:bCs/>
+                <w:color w:val="FFFFFF"/>
+                <w:sz w:val="19"/>
+                <w:szCs w:val="19"/>
+                <w:shd w:fill="C92A2A" w:color="auto" w:val="clear"/>
+              </w:rPr>
+              <w:t xml:space="preserve"> 10/12 新 </w:t>
+            </w:r>
+          </w:p>
+        </w:tc>
+      </w:tr>
+      <w:tr>
+        <w:trPr>
+          <w:tblHeader w:val="off"/>
+        </w:trPr>
+        <w:tc>
+          <w:tcPr>
+            <w:tcW w:type="dxa" w:w="1127"/>
+            <w:shd w:fill="FFF3BF" w:color="auto" w:val="clear"/>
+            <w:tcMar>
+              <w:top w:type="dxa" w:w="60"/>
+              <w:left w:type="dxa" w:w="100"/>
+              <w:bottom w:type="dxa" w:w="60"/>
+              <w:right w:type="dxa" w:w="100"/>
+            </w:tcMar>
+          </w:tcPr>
+          <w:p>
+            <w:r>
+              <w:rPr>
+                <w:sz w:val="19"/>
+                <w:szCs w:val="19"/>
+              </w:rPr>
+              <w:t xml:space="preserve">參考坪數</w:t>
+            </w:r>
+          </w:p>
+        </w:tc>
+        <w:tc>
+          <w:tcPr>
+            <w:tcW w:type="dxa" w:w="1435"/>
+            <w:shd w:fill="FFF3BF" w:color="auto" w:val="clear"/>
+            <w:tcMar>
+              <w:top w:type="dxa" w:w="60"/>
+              <w:left w:type="dxa" w:w="100"/>
+              <w:bottom w:type="dxa" w:w="60"/>
+              <w:right w:type="dxa" w:w="100"/>
+            </w:tcMar>
+          </w:tcPr>
+          <w:p>
+            <w:r>
+              <w:rPr>
+                <w:sz w:val="19"/>
+                <w:szCs w:val="19"/>
+              </w:rPr>
+              <w:t xml:space="preserve">—</w:t>
+            </w:r>
+          </w:p>
+        </w:tc>
+        <w:tc>
+          <w:tcPr>
+            <w:tcW w:type="dxa" w:w="2563"/>
+            <w:shd w:fill="FFF3BF" w:color="auto" w:val="clear"/>
+            <w:tcMar>
+              <w:top w:type="dxa" w:w="60"/>
+              <w:left w:type="dxa" w:w="100"/>
+              <w:bottom w:type="dxa" w:w="60"/>
+              <w:right w:type="dxa" w:w="100"/>
+            </w:tcMar>
+          </w:tcPr>
+          <w:p>
+            <w:r>
+              <w:rPr>
+                <w:sz w:val="19"/>
+                <w:szCs w:val="19"/>
+              </w:rPr>
+              <w:t xml:space="preserve">—</w:t>
+            </w:r>
+          </w:p>
+        </w:tc>
+        <w:tc>
+          <w:tcPr>
+            <w:tcW w:type="dxa" w:w="4513"/>
+            <w:shd w:fill="FFF3BF" w:color="auto" w:val="clear"/>
+            <w:tcMar>
+              <w:top w:type="dxa" w:w="60"/>
+              <w:left w:type="dxa" w:w="100"/>
+              <w:bottom w:type="dxa" w:w="60"/>
+              <w:right w:type="dxa" w:w="100"/>
+            </w:tcMar>
+          </w:tcPr>
+          <w:p>
+            <w:r>
+              <w:rPr>
+                <w:sz w:val="19"/>
+                <w:szCs w:val="19"/>
+              </w:rPr>
+              <w:t xml:space="preserve">客人說的坪數只是參考，還要問冰什麼、硬的還是常溫的</w:t>
+            </w:r>
+            <w:r>
+              <w:rPr>
+                <w:b/>
+                <w:bCs/>
+                <w:color w:val="FFFFFF"/>
+                <w:sz w:val="19"/>
+                <w:szCs w:val="19"/>
+                <w:shd w:fill="C92A2A" w:color="auto" w:val="clear"/>
+              </w:rPr>
+              <w:t xml:space="preserve"> 10/12 新 </w:t>
+            </w:r>
+          </w:p>
+        </w:tc>
+      </w:tr>
+      <w:tr>
+        <w:trPr>
+          <w:tblHeader w:val="off"/>
+        </w:trPr>
+        <w:tc>
+          <w:tcPr>
+            <w:tcW w:type="dxa" w:w="1127"/>
+            <w:shd w:fill="FFF3BF" w:color="auto" w:val="clear"/>
+            <w:tcMar>
+              <w:top w:type="dxa" w:w="60"/>
+              <w:left w:type="dxa" w:w="100"/>
+              <w:bottom w:type="dxa" w:w="60"/>
+              <w:right w:type="dxa" w:w="100"/>
+            </w:tcMar>
+          </w:tcPr>
+          <w:p>
+            <w:r>
+              <w:rPr>
+                <w:sz w:val="19"/>
+                <w:szCs w:val="19"/>
+              </w:rPr>
+              <w:t xml:space="preserve">中心溫度</w:t>
+            </w:r>
+          </w:p>
+        </w:tc>
+        <w:tc>
+          <w:tcPr>
+            <w:tcW w:type="dxa" w:w="1435"/>
+            <w:shd w:fill="FFF3BF" w:color="auto" w:val="clear"/>
+            <w:tcMar>
+              <w:top w:type="dxa" w:w="60"/>
+              <w:left w:type="dxa" w:w="100"/>
+              <w:bottom w:type="dxa" w:w="60"/>
+              <w:right w:type="dxa" w:w="100"/>
+            </w:tcMar>
+          </w:tcPr>
+          <w:p>
+            <w:r>
+              <w:rPr>
+                <w:sz w:val="19"/>
+                <w:szCs w:val="19"/>
+              </w:rPr>
+              <w:t xml:space="preserve">—</w:t>
+            </w:r>
+          </w:p>
+        </w:tc>
+        <w:tc>
+          <w:tcPr>
+            <w:tcW w:type="dxa" w:w="2563"/>
+            <w:shd w:fill="FFF3BF" w:color="auto" w:val="clear"/>
+            <w:tcMar>
+              <w:top w:type="dxa" w:w="60"/>
+              <w:left w:type="dxa" w:w="100"/>
+              <w:bottom w:type="dxa" w:w="60"/>
+              <w:right w:type="dxa" w:w="100"/>
+            </w:tcMar>
+          </w:tcPr>
+          <w:p>
+            <w:r>
+              <w:rPr>
+                <w:sz w:val="19"/>
+                <w:szCs w:val="19"/>
+              </w:rPr>
+              <w:t xml:space="preserve">Core Temperature</w:t>
+            </w:r>
+          </w:p>
+        </w:tc>
+        <w:tc>
+          <w:tcPr>
+            <w:tcW w:type="dxa" w:w="4513"/>
+            <w:shd w:fill="FFF3BF" w:color="auto" w:val="clear"/>
+            <w:tcMar>
+              <w:top w:type="dxa" w:w="60"/>
+              <w:left w:type="dxa" w:w="100"/>
+              <w:bottom w:type="dxa" w:w="60"/>
+              <w:right w:type="dxa" w:w="100"/>
+            </w:tcMar>
+          </w:tcPr>
+          <w:p>
+            <w:r>
+              <w:rPr>
+                <w:sz w:val="19"/>
+                <w:szCs w:val="19"/>
+              </w:rPr>
+              <w:t xml:space="preserve">東西裡面到零下才算凍好，不是外面硬就好</w:t>
+            </w:r>
+            <w:r>
+              <w:rPr>
+                <w:b/>
+                <w:bCs/>
+                <w:color w:val="FFFFFF"/>
+                <w:sz w:val="19"/>
+                <w:szCs w:val="19"/>
+                <w:shd w:fill="C92A2A" w:color="auto" w:val="clear"/>
+              </w:rPr>
+              <w:t xml:space="preserve"> 10/12 新 </w:t>
+            </w:r>
+          </w:p>
+        </w:tc>
+      </w:tr>
+      <w:tr>
+        <w:trPr>
+          <w:tblHeader w:val="off"/>
+        </w:trPr>
+        <w:tc>
+          <w:tcPr>
+            <w:tcW w:type="dxa" w:w="1127"/>
             <w:tcMar>
               <w:top w:type="dxa" w:w="60"/>
               <w:left w:type="dxa" w:w="100"/>
@@ -15119,10 +18256,10 @@
         </w:tblBorders>
       </w:tblPr>
       <w:tblGrid>
-        <w:gridCol w:w="913"/>
-        <w:gridCol w:w="4071"/>
-        <w:gridCol w:w="1080"/>
-        <w:gridCol w:w="3574"/>
+        <w:gridCol w:w="906"/>
+        <w:gridCol w:w="4036"/>
+        <w:gridCol w:w="1153"/>
+        <w:gridCol w:w="3543"/>
       </w:tblGrid>
       <w:tr>
         <w:trPr>
@@ -15130,7 +18267,7 @@
         </w:trPr>
         <w:tc>
           <w:tcPr>
-            <w:tcW w:type="dxa" w:w="913"/>
+            <w:tcW w:type="dxa" w:w="906"/>
             <w:shd w:fill="DCEBF7" w:color="auto" w:val="clear"/>
             <w:tcMar>
               <w:top w:type="dxa" w:w="60"/>
@@ -15153,7 +18290,7 @@
         </w:tc>
         <w:tc>
           <w:tcPr>
-            <w:tcW w:type="dxa" w:w="4071"/>
+            <w:tcW w:type="dxa" w:w="4036"/>
             <w:shd w:fill="DCEBF7" w:color="auto" w:val="clear"/>
             <w:tcMar>
               <w:top w:type="dxa" w:w="60"/>
@@ -15176,7 +18313,7 @@
         </w:tc>
         <w:tc>
           <w:tcPr>
-            <w:tcW w:type="dxa" w:w="1080"/>
+            <w:tcW w:type="dxa" w:w="1153"/>
             <w:shd w:fill="DCEBF7" w:color="auto" w:val="clear"/>
             <w:tcMar>
               <w:top w:type="dxa" w:w="60"/>
@@ -15199,7 +18336,7 @@
         </w:tc>
         <w:tc>
           <w:tcPr>
-            <w:tcW w:type="dxa" w:w="3574"/>
+            <w:tcW w:type="dxa" w:w="3543"/>
             <w:shd w:fill="DCEBF7" w:color="auto" w:val="clear"/>
             <w:tcMar>
               <w:top w:type="dxa" w:w="60"/>
@@ -15227,7 +18364,7 @@
         </w:trPr>
         <w:tc>
           <w:tcPr>
-            <w:tcW w:type="dxa" w:w="913"/>
+            <w:tcW w:type="dxa" w:w="906"/>
             <w:shd w:fill="FFF9DB" w:color="auto" w:val="clear"/>
             <w:tcMar>
               <w:top w:type="dxa" w:w="60"/>
@@ -15248,7 +18385,7 @@
         </w:tc>
         <w:tc>
           <w:tcPr>
-            <w:tcW w:type="dxa" w:w="4071"/>
+            <w:tcW w:type="dxa" w:w="4036"/>
             <w:shd w:fill="FFF9DB" w:color="auto" w:val="clear"/>
             <w:tcMar>
               <w:top w:type="dxa" w:w="60"/>
@@ -15269,7 +18406,7 @@
         </w:tc>
         <w:tc>
           <w:tcPr>
-            <w:tcW w:type="dxa" w:w="1080"/>
+            <w:tcW w:type="dxa" w:w="1153"/>
             <w:shd w:fill="FFF9DB" w:color="auto" w:val="clear"/>
             <w:tcMar>
               <w:top w:type="dxa" w:w="60"/>
@@ -15290,7 +18427,7 @@
         </w:tc>
         <w:tc>
           <w:tcPr>
-            <w:tcW w:type="dxa" w:w="3574"/>
+            <w:tcW w:type="dxa" w:w="3543"/>
             <w:shd w:fill="FFF9DB" w:color="auto" w:val="clear"/>
             <w:tcMar>
               <w:top w:type="dxa" w:w="60"/>
@@ -15316,7 +18453,7 @@
         </w:trPr>
         <w:tc>
           <w:tcPr>
-            <w:tcW w:type="dxa" w:w="913"/>
+            <w:tcW w:type="dxa" w:w="906"/>
             <w:shd w:fill="FFF9DB" w:color="auto" w:val="clear"/>
             <w:tcMar>
               <w:top w:type="dxa" w:w="60"/>
@@ -15337,7 +18474,7 @@
         </w:tc>
         <w:tc>
           <w:tcPr>
-            <w:tcW w:type="dxa" w:w="4071"/>
+            <w:tcW w:type="dxa" w:w="4036"/>
             <w:shd w:fill="FFF9DB" w:color="auto" w:val="clear"/>
             <w:tcMar>
               <w:top w:type="dxa" w:w="60"/>
@@ -15358,7 +18495,7 @@
         </w:tc>
         <w:tc>
           <w:tcPr>
-            <w:tcW w:type="dxa" w:w="1080"/>
+            <w:tcW w:type="dxa" w:w="1153"/>
             <w:shd w:fill="FFF9DB" w:color="auto" w:val="clear"/>
             <w:tcMar>
               <w:top w:type="dxa" w:w="60"/>
@@ -15379,7 +18516,7 @@
         </w:tc>
         <w:tc>
           <w:tcPr>
-            <w:tcW w:type="dxa" w:w="3574"/>
+            <w:tcW w:type="dxa" w:w="3543"/>
             <w:shd w:fill="FFF9DB" w:color="auto" w:val="clear"/>
             <w:tcMar>
               <w:top w:type="dxa" w:w="60"/>
@@ -15405,7 +18542,7 @@
         </w:trPr>
         <w:tc>
           <w:tcPr>
-            <w:tcW w:type="dxa" w:w="913"/>
+            <w:tcW w:type="dxa" w:w="906"/>
             <w:shd w:fill="FFF9DB" w:color="auto" w:val="clear"/>
             <w:tcMar>
               <w:top w:type="dxa" w:w="60"/>
@@ -15426,7 +18563,7 @@
         </w:tc>
         <w:tc>
           <w:tcPr>
-            <w:tcW w:type="dxa" w:w="4071"/>
+            <w:tcW w:type="dxa" w:w="4036"/>
             <w:shd w:fill="FFF9DB" w:color="auto" w:val="clear"/>
             <w:tcMar>
               <w:top w:type="dxa" w:w="60"/>
@@ -15447,7 +18584,7 @@
         </w:tc>
         <w:tc>
           <w:tcPr>
-            <w:tcW w:type="dxa" w:w="1080"/>
+            <w:tcW w:type="dxa" w:w="1153"/>
             <w:shd w:fill="FFF9DB" w:color="auto" w:val="clear"/>
             <w:tcMar>
               <w:top w:type="dxa" w:w="60"/>
@@ -15468,7 +18605,7 @@
         </w:tc>
         <w:tc>
           <w:tcPr>
-            <w:tcW w:type="dxa" w:w="3574"/>
+            <w:tcW w:type="dxa" w:w="3543"/>
             <w:shd w:fill="FFF9DB" w:color="auto" w:val="clear"/>
             <w:tcMar>
               <w:top w:type="dxa" w:w="60"/>
@@ -15494,7 +18631,7 @@
         </w:trPr>
         <w:tc>
           <w:tcPr>
-            <w:tcW w:type="dxa" w:w="913"/>
+            <w:tcW w:type="dxa" w:w="906"/>
             <w:shd w:fill="FFF9DB" w:color="auto" w:val="clear"/>
             <w:tcMar>
               <w:top w:type="dxa" w:w="60"/>
@@ -15515,7 +18652,7 @@
         </w:tc>
         <w:tc>
           <w:tcPr>
-            <w:tcW w:type="dxa" w:w="4071"/>
+            <w:tcW w:type="dxa" w:w="4036"/>
             <w:shd w:fill="FFF9DB" w:color="auto" w:val="clear"/>
             <w:tcMar>
               <w:top w:type="dxa" w:w="60"/>
@@ -15536,7 +18673,7 @@
         </w:tc>
         <w:tc>
           <w:tcPr>
-            <w:tcW w:type="dxa" w:w="1080"/>
+            <w:tcW w:type="dxa" w:w="1153"/>
             <w:shd w:fill="FFF9DB" w:color="auto" w:val="clear"/>
             <w:tcMar>
               <w:top w:type="dxa" w:w="60"/>
@@ -15557,7 +18694,7 @@
         </w:tc>
         <w:tc>
           <w:tcPr>
-            <w:tcW w:type="dxa" w:w="3574"/>
+            <w:tcW w:type="dxa" w:w="3543"/>
             <w:shd w:fill="FFF9DB" w:color="auto" w:val="clear"/>
             <w:tcMar>
               <w:top w:type="dxa" w:w="60"/>
@@ -15583,7 +18720,7 @@
         </w:trPr>
         <w:tc>
           <w:tcPr>
-            <w:tcW w:type="dxa" w:w="913"/>
+            <w:tcW w:type="dxa" w:w="906"/>
             <w:shd w:fill="FFF9DB" w:color="auto" w:val="clear"/>
             <w:tcMar>
               <w:top w:type="dxa" w:w="60"/>
@@ -15604,7 +18741,7 @@
         </w:tc>
         <w:tc>
           <w:tcPr>
-            <w:tcW w:type="dxa" w:w="4071"/>
+            <w:tcW w:type="dxa" w:w="4036"/>
             <w:shd w:fill="FFF9DB" w:color="auto" w:val="clear"/>
             <w:tcMar>
               <w:top w:type="dxa" w:w="60"/>
@@ -15625,7 +18762,7 @@
         </w:tc>
         <w:tc>
           <w:tcPr>
-            <w:tcW w:type="dxa" w:w="1080"/>
+            <w:tcW w:type="dxa" w:w="1153"/>
             <w:shd w:fill="FFF9DB" w:color="auto" w:val="clear"/>
             <w:tcMar>
               <w:top w:type="dxa" w:w="60"/>
@@ -15646,7 +18783,7 @@
         </w:tc>
         <w:tc>
           <w:tcPr>
-            <w:tcW w:type="dxa" w:w="3574"/>
+            <w:tcW w:type="dxa" w:w="3543"/>
             <w:shd w:fill="FFF9DB" w:color="auto" w:val="clear"/>
             <w:tcMar>
               <w:top w:type="dxa" w:w="60"/>
@@ -15672,7 +18809,7 @@
         </w:trPr>
         <w:tc>
           <w:tcPr>
-            <w:tcW w:type="dxa" w:w="913"/>
+            <w:tcW w:type="dxa" w:w="906"/>
             <w:shd w:fill="FFF9DB" w:color="auto" w:val="clear"/>
             <w:tcMar>
               <w:top w:type="dxa" w:w="60"/>
@@ -15693,7 +18830,7 @@
         </w:tc>
         <w:tc>
           <w:tcPr>
-            <w:tcW w:type="dxa" w:w="4071"/>
+            <w:tcW w:type="dxa" w:w="4036"/>
             <w:shd w:fill="FFF9DB" w:color="auto" w:val="clear"/>
             <w:tcMar>
               <w:top w:type="dxa" w:w="60"/>
@@ -15714,7 +18851,7 @@
         </w:tc>
         <w:tc>
           <w:tcPr>
-            <w:tcW w:type="dxa" w:w="1080"/>
+            <w:tcW w:type="dxa" w:w="1153"/>
             <w:shd w:fill="FFF9DB" w:color="auto" w:val="clear"/>
             <w:tcMar>
               <w:top w:type="dxa" w:w="60"/>
@@ -15735,7 +18872,7 @@
         </w:tc>
         <w:tc>
           <w:tcPr>
-            <w:tcW w:type="dxa" w:w="3574"/>
+            <w:tcW w:type="dxa" w:w="3543"/>
             <w:shd w:fill="FFF9DB" w:color="auto" w:val="clear"/>
             <w:tcMar>
               <w:top w:type="dxa" w:w="60"/>
@@ -15761,7 +18898,7 @@
         </w:trPr>
         <w:tc>
           <w:tcPr>
-            <w:tcW w:type="dxa" w:w="913"/>
+            <w:tcW w:type="dxa" w:w="906"/>
             <w:shd w:fill="FFF9DB" w:color="auto" w:val="clear"/>
             <w:tcMar>
               <w:top w:type="dxa" w:w="60"/>
@@ -15782,7 +18919,7 @@
         </w:tc>
         <w:tc>
           <w:tcPr>
-            <w:tcW w:type="dxa" w:w="4071"/>
+            <w:tcW w:type="dxa" w:w="4036"/>
             <w:shd w:fill="FFF9DB" w:color="auto" w:val="clear"/>
             <w:tcMar>
               <w:top w:type="dxa" w:w="60"/>
@@ -15803,7 +18940,7 @@
         </w:tc>
         <w:tc>
           <w:tcPr>
-            <w:tcW w:type="dxa" w:w="1080"/>
+            <w:tcW w:type="dxa" w:w="1153"/>
             <w:shd w:fill="FFF9DB" w:color="auto" w:val="clear"/>
             <w:tcMar>
               <w:top w:type="dxa" w:w="60"/>
@@ -15824,7 +18961,7 @@
         </w:tc>
         <w:tc>
           <w:tcPr>
-            <w:tcW w:type="dxa" w:w="3574"/>
+            <w:tcW w:type="dxa" w:w="3543"/>
             <w:shd w:fill="FFF9DB" w:color="auto" w:val="clear"/>
             <w:tcMar>
               <w:top w:type="dxa" w:w="60"/>
@@ -15850,7 +18987,7 @@
         </w:trPr>
         <w:tc>
           <w:tcPr>
-            <w:tcW w:type="dxa" w:w="913"/>
+            <w:tcW w:type="dxa" w:w="906"/>
             <w:shd w:fill="FFF3BF" w:color="auto" w:val="clear"/>
             <w:tcMar>
               <w:top w:type="dxa" w:w="60"/>
@@ -15871,7 +19008,7 @@
         </w:tc>
         <w:tc>
           <w:tcPr>
-            <w:tcW w:type="dxa" w:w="4071"/>
+            <w:tcW w:type="dxa" w:w="4036"/>
             <w:shd w:fill="FFF3BF" w:color="auto" w:val="clear"/>
             <w:tcMar>
               <w:top w:type="dxa" w:w="60"/>
@@ -15892,7 +19029,7 @@
         </w:tc>
         <w:tc>
           <w:tcPr>
-            <w:tcW w:type="dxa" w:w="1080"/>
+            <w:tcW w:type="dxa" w:w="1153"/>
             <w:shd w:fill="FFF3BF" w:color="auto" w:val="clear"/>
             <w:tcMar>
               <w:top w:type="dxa" w:w="60"/>
@@ -15913,7 +19050,7 @@
         </w:tc>
         <w:tc>
           <w:tcPr>
-            <w:tcW w:type="dxa" w:w="3574"/>
+            <w:tcW w:type="dxa" w:w="3543"/>
             <w:shd w:fill="FFF3BF" w:color="auto" w:val="clear"/>
             <w:tcMar>
               <w:top w:type="dxa" w:w="60"/>
@@ -15950,7 +19087,7 @@
         </w:trPr>
         <w:tc>
           <w:tcPr>
-            <w:tcW w:type="dxa" w:w="913"/>
+            <w:tcW w:type="dxa" w:w="906"/>
             <w:shd w:fill="FFF9DB" w:color="auto" w:val="clear"/>
             <w:tcMar>
               <w:top w:type="dxa" w:w="60"/>
@@ -15971,7 +19108,7 @@
         </w:tc>
         <w:tc>
           <w:tcPr>
-            <w:tcW w:type="dxa" w:w="4071"/>
+            <w:tcW w:type="dxa" w:w="4036"/>
             <w:shd w:fill="FFF9DB" w:color="auto" w:val="clear"/>
             <w:tcMar>
               <w:top w:type="dxa" w:w="60"/>
@@ -15992,7 +19129,7 @@
         </w:tc>
         <w:tc>
           <w:tcPr>
-            <w:tcW w:type="dxa" w:w="1080"/>
+            <w:tcW w:type="dxa" w:w="1153"/>
             <w:shd w:fill="FFF9DB" w:color="auto" w:val="clear"/>
             <w:tcMar>
               <w:top w:type="dxa" w:w="60"/>
@@ -16013,7 +19150,7 @@
         </w:tc>
         <w:tc>
           <w:tcPr>
-            <w:tcW w:type="dxa" w:w="3574"/>
+            <w:tcW w:type="dxa" w:w="3543"/>
             <w:shd w:fill="FFF9DB" w:color="auto" w:val="clear"/>
             <w:tcMar>
               <w:top w:type="dxa" w:w="60"/>
@@ -16039,7 +19176,7 @@
         </w:trPr>
         <w:tc>
           <w:tcPr>
-            <w:tcW w:type="dxa" w:w="913"/>
+            <w:tcW w:type="dxa" w:w="906"/>
             <w:shd w:fill="FFF9DB" w:color="auto" w:val="clear"/>
             <w:tcMar>
               <w:top w:type="dxa" w:w="60"/>
@@ -16060,7 +19197,7 @@
         </w:tc>
         <w:tc>
           <w:tcPr>
-            <w:tcW w:type="dxa" w:w="4071"/>
+            <w:tcW w:type="dxa" w:w="4036"/>
             <w:shd w:fill="FFF9DB" w:color="auto" w:val="clear"/>
             <w:tcMar>
               <w:top w:type="dxa" w:w="60"/>
@@ -16081,7 +19218,7 @@
         </w:tc>
         <w:tc>
           <w:tcPr>
-            <w:tcW w:type="dxa" w:w="1080"/>
+            <w:tcW w:type="dxa" w:w="1153"/>
             <w:shd w:fill="FFF9DB" w:color="auto" w:val="clear"/>
             <w:tcMar>
               <w:top w:type="dxa" w:w="60"/>
@@ -16102,7 +19239,7 @@
         </w:tc>
         <w:tc>
           <w:tcPr>
-            <w:tcW w:type="dxa" w:w="3574"/>
+            <w:tcW w:type="dxa" w:w="3543"/>
             <w:shd w:fill="FFF9DB" w:color="auto" w:val="clear"/>
             <w:tcMar>
               <w:top w:type="dxa" w:w="60"/>
@@ -16128,7 +19265,7 @@
         </w:trPr>
         <w:tc>
           <w:tcPr>
-            <w:tcW w:type="dxa" w:w="913"/>
+            <w:tcW w:type="dxa" w:w="906"/>
             <w:shd w:fill="FFF9DB" w:color="auto" w:val="clear"/>
             <w:tcMar>
               <w:top w:type="dxa" w:w="60"/>
@@ -16149,7 +19286,7 @@
         </w:tc>
         <w:tc>
           <w:tcPr>
-            <w:tcW w:type="dxa" w:w="4071"/>
+            <w:tcW w:type="dxa" w:w="4036"/>
             <w:shd w:fill="FFF9DB" w:color="auto" w:val="clear"/>
             <w:tcMar>
               <w:top w:type="dxa" w:w="60"/>
@@ -16170,7 +19307,7 @@
         </w:tc>
         <w:tc>
           <w:tcPr>
-            <w:tcW w:type="dxa" w:w="1080"/>
+            <w:tcW w:type="dxa" w:w="1153"/>
             <w:shd w:fill="FFF9DB" w:color="auto" w:val="clear"/>
             <w:tcMar>
               <w:top w:type="dxa" w:w="60"/>
@@ -16191,7 +19328,7 @@
         </w:tc>
         <w:tc>
           <w:tcPr>
-            <w:tcW w:type="dxa" w:w="3574"/>
+            <w:tcW w:type="dxa" w:w="3543"/>
             <w:shd w:fill="FFF9DB" w:color="auto" w:val="clear"/>
             <w:tcMar>
               <w:top w:type="dxa" w:w="60"/>
@@ -16217,7 +19354,7 @@
         </w:trPr>
         <w:tc>
           <w:tcPr>
-            <w:tcW w:type="dxa" w:w="913"/>
+            <w:tcW w:type="dxa" w:w="906"/>
             <w:shd w:fill="FFF9DB" w:color="auto" w:val="clear"/>
             <w:tcMar>
               <w:top w:type="dxa" w:w="60"/>
@@ -16238,7 +19375,7 @@
         </w:tc>
         <w:tc>
           <w:tcPr>
-            <w:tcW w:type="dxa" w:w="4071"/>
+            <w:tcW w:type="dxa" w:w="4036"/>
             <w:shd w:fill="FFF9DB" w:color="auto" w:val="clear"/>
             <w:tcMar>
               <w:top w:type="dxa" w:w="60"/>
@@ -16259,7 +19396,7 @@
         </w:tc>
         <w:tc>
           <w:tcPr>
-            <w:tcW w:type="dxa" w:w="1080"/>
+            <w:tcW w:type="dxa" w:w="1153"/>
             <w:shd w:fill="FFF9DB" w:color="auto" w:val="clear"/>
             <w:tcMar>
               <w:top w:type="dxa" w:w="60"/>
@@ -16280,7 +19417,7 @@
         </w:tc>
         <w:tc>
           <w:tcPr>
-            <w:tcW w:type="dxa" w:w="3574"/>
+            <w:tcW w:type="dxa" w:w="3543"/>
             <w:shd w:fill="FFF9DB" w:color="auto" w:val="clear"/>
             <w:tcMar>
               <w:top w:type="dxa" w:w="60"/>
@@ -16306,7 +19443,7 @@
         </w:trPr>
         <w:tc>
           <w:tcPr>
-            <w:tcW w:type="dxa" w:w="913"/>
+            <w:tcW w:type="dxa" w:w="906"/>
             <w:shd w:fill="FFF9DB" w:color="auto" w:val="clear"/>
             <w:tcMar>
               <w:top w:type="dxa" w:w="60"/>
@@ -16327,7 +19464,7 @@
         </w:tc>
         <w:tc>
           <w:tcPr>
-            <w:tcW w:type="dxa" w:w="4071"/>
+            <w:tcW w:type="dxa" w:w="4036"/>
             <w:shd w:fill="FFF9DB" w:color="auto" w:val="clear"/>
             <w:tcMar>
               <w:top w:type="dxa" w:w="60"/>
@@ -16348,7 +19485,7 @@
         </w:tc>
         <w:tc>
           <w:tcPr>
-            <w:tcW w:type="dxa" w:w="1080"/>
+            <w:tcW w:type="dxa" w:w="1153"/>
             <w:shd w:fill="FFF9DB" w:color="auto" w:val="clear"/>
             <w:tcMar>
               <w:top w:type="dxa" w:w="60"/>
@@ -16369,7 +19506,7 @@
         </w:tc>
         <w:tc>
           <w:tcPr>
-            <w:tcW w:type="dxa" w:w="3574"/>
+            <w:tcW w:type="dxa" w:w="3543"/>
             <w:shd w:fill="FFF9DB" w:color="auto" w:val="clear"/>
             <w:tcMar>
               <w:top w:type="dxa" w:w="60"/>
@@ -16395,7 +19532,7 @@
         </w:trPr>
         <w:tc>
           <w:tcPr>
-            <w:tcW w:type="dxa" w:w="913"/>
+            <w:tcW w:type="dxa" w:w="906"/>
             <w:shd w:fill="FFF9DB" w:color="auto" w:val="clear"/>
             <w:tcMar>
               <w:top w:type="dxa" w:w="60"/>
@@ -16416,7 +19553,7 @@
         </w:tc>
         <w:tc>
           <w:tcPr>
-            <w:tcW w:type="dxa" w:w="4071"/>
+            <w:tcW w:type="dxa" w:w="4036"/>
             <w:shd w:fill="FFF9DB" w:color="auto" w:val="clear"/>
             <w:tcMar>
               <w:top w:type="dxa" w:w="60"/>
@@ -16437,7 +19574,7 @@
         </w:tc>
         <w:tc>
           <w:tcPr>
-            <w:tcW w:type="dxa" w:w="1080"/>
+            <w:tcW w:type="dxa" w:w="1153"/>
             <w:shd w:fill="FFF9DB" w:color="auto" w:val="clear"/>
             <w:tcMar>
               <w:top w:type="dxa" w:w="60"/>
@@ -16458,7 +19595,7 @@
         </w:tc>
         <w:tc>
           <w:tcPr>
-            <w:tcW w:type="dxa" w:w="3574"/>
+            <w:tcW w:type="dxa" w:w="3543"/>
             <w:shd w:fill="FFF9DB" w:color="auto" w:val="clear"/>
             <w:tcMar>
               <w:top w:type="dxa" w:w="60"/>
@@ -16484,7 +19621,7 @@
         </w:trPr>
         <w:tc>
           <w:tcPr>
-            <w:tcW w:type="dxa" w:w="913"/>
+            <w:tcW w:type="dxa" w:w="906"/>
             <w:shd w:fill="FFF9DB" w:color="auto" w:val="clear"/>
             <w:tcMar>
               <w:top w:type="dxa" w:w="60"/>
@@ -16505,7 +19642,7 @@
         </w:tc>
         <w:tc>
           <w:tcPr>
-            <w:tcW w:type="dxa" w:w="4071"/>
+            <w:tcW w:type="dxa" w:w="4036"/>
             <w:shd w:fill="FFF9DB" w:color="auto" w:val="clear"/>
             <w:tcMar>
               <w:top w:type="dxa" w:w="60"/>
@@ -16526,7 +19663,7 @@
         </w:tc>
         <w:tc>
           <w:tcPr>
-            <w:tcW w:type="dxa" w:w="1080"/>
+            <w:tcW w:type="dxa" w:w="1153"/>
             <w:shd w:fill="FFF9DB" w:color="auto" w:val="clear"/>
             <w:tcMar>
               <w:top w:type="dxa" w:w="60"/>
@@ -16547,7 +19684,7 @@
         </w:tc>
         <w:tc>
           <w:tcPr>
-            <w:tcW w:type="dxa" w:w="3574"/>
+            <w:tcW w:type="dxa" w:w="3543"/>
             <w:shd w:fill="FFF9DB" w:color="auto" w:val="clear"/>
             <w:tcMar>
               <w:top w:type="dxa" w:w="60"/>
@@ -16573,7 +19710,7 @@
         </w:trPr>
         <w:tc>
           <w:tcPr>
-            <w:tcW w:type="dxa" w:w="913"/>
+            <w:tcW w:type="dxa" w:w="906"/>
             <w:shd w:fill="FFF9DB" w:color="auto" w:val="clear"/>
             <w:tcMar>
               <w:top w:type="dxa" w:w="60"/>
@@ -16594,7 +19731,7 @@
         </w:tc>
         <w:tc>
           <w:tcPr>
-            <w:tcW w:type="dxa" w:w="4071"/>
+            <w:tcW w:type="dxa" w:w="4036"/>
             <w:shd w:fill="FFF9DB" w:color="auto" w:val="clear"/>
             <w:tcMar>
               <w:top w:type="dxa" w:w="60"/>
@@ -16615,7 +19752,7 @@
         </w:tc>
         <w:tc>
           <w:tcPr>
-            <w:tcW w:type="dxa" w:w="1080"/>
+            <w:tcW w:type="dxa" w:w="1153"/>
             <w:shd w:fill="FFF9DB" w:color="auto" w:val="clear"/>
             <w:tcMar>
               <w:top w:type="dxa" w:w="60"/>
@@ -16636,7 +19773,7 @@
         </w:tc>
         <w:tc>
           <w:tcPr>
-            <w:tcW w:type="dxa" w:w="3574"/>
+            <w:tcW w:type="dxa" w:w="3543"/>
             <w:shd w:fill="FFF9DB" w:color="auto" w:val="clear"/>
             <w:tcMar>
               <w:top w:type="dxa" w:w="60"/>
@@ -16662,7 +19799,7 @@
         </w:trPr>
         <w:tc>
           <w:tcPr>
-            <w:tcW w:type="dxa" w:w="913"/>
+            <w:tcW w:type="dxa" w:w="906"/>
             <w:shd w:fill="FFF9DB" w:color="auto" w:val="clear"/>
             <w:tcMar>
               <w:top w:type="dxa" w:w="60"/>
@@ -16683,7 +19820,7 @@
         </w:tc>
         <w:tc>
           <w:tcPr>
-            <w:tcW w:type="dxa" w:w="4071"/>
+            <w:tcW w:type="dxa" w:w="4036"/>
             <w:shd w:fill="FFF9DB" w:color="auto" w:val="clear"/>
             <w:tcMar>
               <w:top w:type="dxa" w:w="60"/>
@@ -16704,7 +19841,7 @@
         </w:tc>
         <w:tc>
           <w:tcPr>
-            <w:tcW w:type="dxa" w:w="1080"/>
+            <w:tcW w:type="dxa" w:w="1153"/>
             <w:shd w:fill="FFF9DB" w:color="auto" w:val="clear"/>
             <w:tcMar>
               <w:top w:type="dxa" w:w="60"/>
@@ -16725,7 +19862,7 @@
         </w:tc>
         <w:tc>
           <w:tcPr>
-            <w:tcW w:type="dxa" w:w="3574"/>
+            <w:tcW w:type="dxa" w:w="3543"/>
             <w:shd w:fill="FFF9DB" w:color="auto" w:val="clear"/>
             <w:tcMar>
               <w:top w:type="dxa" w:w="60"/>
@@ -16751,7 +19888,7 @@
         </w:trPr>
         <w:tc>
           <w:tcPr>
-            <w:tcW w:type="dxa" w:w="913"/>
+            <w:tcW w:type="dxa" w:w="906"/>
             <w:shd w:fill="FFF9DB" w:color="auto" w:val="clear"/>
             <w:tcMar>
               <w:top w:type="dxa" w:w="60"/>
@@ -16772,7 +19909,7 @@
         </w:tc>
         <w:tc>
           <w:tcPr>
-            <w:tcW w:type="dxa" w:w="4071"/>
+            <w:tcW w:type="dxa" w:w="4036"/>
             <w:shd w:fill="FFF9DB" w:color="auto" w:val="clear"/>
             <w:tcMar>
               <w:top w:type="dxa" w:w="60"/>
@@ -16793,7 +19930,7 @@
         </w:tc>
         <w:tc>
           <w:tcPr>
-            <w:tcW w:type="dxa" w:w="1080"/>
+            <w:tcW w:type="dxa" w:w="1153"/>
             <w:shd w:fill="FFF9DB" w:color="auto" w:val="clear"/>
             <w:tcMar>
               <w:top w:type="dxa" w:w="60"/>
@@ -16814,7 +19951,7 @@
         </w:tc>
         <w:tc>
           <w:tcPr>
-            <w:tcW w:type="dxa" w:w="3574"/>
+            <w:tcW w:type="dxa" w:w="3543"/>
             <w:shd w:fill="FFF9DB" w:color="auto" w:val="clear"/>
             <w:tcMar>
               <w:top w:type="dxa" w:w="60"/>
@@ -16830,6 +19967,106 @@
                 <w:szCs w:val="19"/>
               </w:rPr>
               <w:t xml:space="preserve">接單問診 SOP、送貨對貨 SOP</w:t>
+            </w:r>
+          </w:p>
+        </w:tc>
+      </w:tr>
+      <w:tr>
+        <w:trPr>
+          <w:tblHeader w:val="off"/>
+        </w:trPr>
+        <w:tc>
+          <w:tcPr>
+            <w:tcW w:type="dxa" w:w="906"/>
+            <w:shd w:fill="FFF3BF" w:color="auto" w:val="clear"/>
+            <w:tcMar>
+              <w:top w:type="dxa" w:w="60"/>
+              <w:left w:type="dxa" w:w="100"/>
+              <w:bottom w:type="dxa" w:w="60"/>
+              <w:right w:type="dxa" w:w="100"/>
+            </w:tcMar>
+          </w:tcPr>
+          <w:p>
+            <w:r>
+              <w:rPr>
+                <w:sz w:val="19"/>
+                <w:szCs w:val="19"/>
+              </w:rPr>
+              <w:t xml:space="preserve">OL</w:t>
+            </w:r>
+          </w:p>
+        </w:tc>
+        <w:tc>
+          <w:tcPr>
+            <w:tcW w:type="dxa" w:w="4036"/>
+            <w:shd w:fill="FFF3BF" w:color="auto" w:val="clear"/>
+            <w:tcMar>
+              <w:top w:type="dxa" w:w="60"/>
+              <w:left w:type="dxa" w:w="100"/>
+              <w:bottom w:type="dxa" w:w="60"/>
+              <w:right w:type="dxa" w:w="100"/>
+            </w:tcMar>
+          </w:tcPr>
+          <w:p>
+            <w:r>
+              <w:rPr>
+                <w:sz w:val="19"/>
+                <w:szCs w:val="19"/>
+              </w:rPr>
+              <w:t xml:space="preserve">Overload Protector</w:t>
+            </w:r>
+          </w:p>
+        </w:tc>
+        <w:tc>
+          <w:tcPr>
+            <w:tcW w:type="dxa" w:w="1153"/>
+            <w:shd w:fill="FFF3BF" w:color="auto" w:val="clear"/>
+            <w:tcMar>
+              <w:top w:type="dxa" w:w="60"/>
+              <w:left w:type="dxa" w:w="100"/>
+              <w:bottom w:type="dxa" w:w="60"/>
+              <w:right w:type="dxa" w:w="100"/>
+            </w:tcMar>
+          </w:tcPr>
+          <w:p>
+            <w:r>
+              <w:rPr>
+                <w:sz w:val="19"/>
+                <w:szCs w:val="19"/>
+              </w:rPr>
+              <w:t xml:space="preserve">過熱保護器（店裡說「歐巴」）</w:t>
+            </w:r>
+          </w:p>
+        </w:tc>
+        <w:tc>
+          <w:tcPr>
+            <w:tcW w:type="dxa" w:w="3543"/>
+            <w:shd w:fill="FFF3BF" w:color="auto" w:val="clear"/>
+            <w:tcMar>
+              <w:top w:type="dxa" w:w="60"/>
+              <w:left w:type="dxa" w:w="100"/>
+              <w:bottom w:type="dxa" w:w="60"/>
+              <w:right w:type="dxa" w:w="100"/>
+            </w:tcMar>
+          </w:tcPr>
+          <w:p>
+            <w:r>
+              <w:rPr>
+                <w:sz w:val="19"/>
+                <w:szCs w:val="19"/>
+              </w:rPr>
+              <w:t xml:space="preserve">約 135°C 或電流太高就跳；跳了又跳會燒掉</w:t>
+            </w:r>
+            <w:r>
+              <w:rPr>
+                <w:b/>
+                <w:bCs/>
+                <w:color w:val="FFFFFF"/>
+                <w:sz w:val="19"/>
+                <w:szCs w:val="19"/>
+                <w:shd w:fill="C92A2A" w:color="auto" w:val="clear"/>
+              </w:rPr>
+              <w:t xml:space="preserve"> 10/12 新 </w:t>
             </w:r>
           </w:p>
         </w:tc>
@@ -19171,10 +22408,10 @@
         </w:tblBorders>
       </w:tblPr>
       <w:tblGrid>
-        <w:gridCol w:w="520"/>
-        <w:gridCol w:w="5991"/>
-        <w:gridCol w:w="651"/>
-        <w:gridCol w:w="2476"/>
+        <w:gridCol w:w="470"/>
+        <w:gridCol w:w="6346"/>
+        <w:gridCol w:w="587"/>
+        <w:gridCol w:w="2235"/>
       </w:tblGrid>
       <w:tr>
         <w:trPr>
@@ -19182,7 +22419,7 @@
         </w:trPr>
         <w:tc>
           <w:tcPr>
-            <w:tcW w:type="dxa" w:w="520"/>
+            <w:tcW w:type="dxa" w:w="470"/>
             <w:shd w:fill="DCEBF7" w:color="auto" w:val="clear"/>
             <w:tcMar>
               <w:top w:type="dxa" w:w="60"/>
@@ -19205,7 +22442,7 @@
         </w:tc>
         <w:tc>
           <w:tcPr>
-            <w:tcW w:type="dxa" w:w="5991"/>
+            <w:tcW w:type="dxa" w:w="6346"/>
             <w:shd w:fill="DCEBF7" w:color="auto" w:val="clear"/>
             <w:tcMar>
               <w:top w:type="dxa" w:w="60"/>
@@ -19228,7 +22465,7 @@
         </w:tc>
         <w:tc>
           <w:tcPr>
-            <w:tcW w:type="dxa" w:w="651"/>
+            <w:tcW w:type="dxa" w:w="587"/>
             <w:shd w:fill="DCEBF7" w:color="auto" w:val="clear"/>
             <w:tcMar>
               <w:top w:type="dxa" w:w="60"/>
@@ -19251,7 +22488,7 @@
         </w:tc>
         <w:tc>
           <w:tcPr>
-            <w:tcW w:type="dxa" w:w="2476"/>
+            <w:tcW w:type="dxa" w:w="2235"/>
             <w:shd w:fill="DCEBF7" w:color="auto" w:val="clear"/>
             <w:tcMar>
               <w:top w:type="dxa" w:w="60"/>
@@ -19279,7 +22516,7 @@
         </w:trPr>
         <w:tc>
           <w:tcPr>
-            <w:tcW w:type="dxa" w:w="520"/>
+            <w:tcW w:type="dxa" w:w="470"/>
             <w:tcMar>
               <w:top w:type="dxa" w:w="60"/>
               <w:left w:type="dxa" w:w="100"/>
@@ -19299,7 +22536,7 @@
         </w:tc>
         <w:tc>
           <w:tcPr>
-            <w:tcW w:type="dxa" w:w="5991"/>
+            <w:tcW w:type="dxa" w:w="6346"/>
             <w:tcMar>
               <w:top w:type="dxa" w:w="60"/>
               <w:left w:type="dxa" w:w="100"/>
@@ -19319,7 +22556,7 @@
         </w:tc>
         <w:tc>
           <w:tcPr>
-            <w:tcW w:type="dxa" w:w="651"/>
+            <w:tcW w:type="dxa" w:w="587"/>
             <w:tcMar>
               <w:top w:type="dxa" w:w="60"/>
               <w:left w:type="dxa" w:w="100"/>
@@ -19339,7 +22576,7 @@
         </w:tc>
         <w:tc>
           <w:tcPr>
-            <w:tcW w:type="dxa" w:w="2476"/>
+            <w:tcW w:type="dxa" w:w="2235"/>
             <w:tcMar>
               <w:top w:type="dxa" w:w="60"/>
               <w:left w:type="dxa" w:w="100"/>
@@ -19364,7 +22601,7 @@
         </w:trPr>
         <w:tc>
           <w:tcPr>
-            <w:tcW w:type="dxa" w:w="520"/>
+            <w:tcW w:type="dxa" w:w="470"/>
             <w:tcMar>
               <w:top w:type="dxa" w:w="60"/>
               <w:left w:type="dxa" w:w="100"/>
@@ -19384,7 +22621,7 @@
         </w:tc>
         <w:tc>
           <w:tcPr>
-            <w:tcW w:type="dxa" w:w="5991"/>
+            <w:tcW w:type="dxa" w:w="6346"/>
             <w:tcMar>
               <w:top w:type="dxa" w:w="60"/>
               <w:left w:type="dxa" w:w="100"/>
@@ -19404,7 +22641,7 @@
         </w:tc>
         <w:tc>
           <w:tcPr>
-            <w:tcW w:type="dxa" w:w="651"/>
+            <w:tcW w:type="dxa" w:w="587"/>
             <w:tcMar>
               <w:top w:type="dxa" w:w="60"/>
               <w:left w:type="dxa" w:w="100"/>
@@ -19424,7 +22661,7 @@
         </w:tc>
         <w:tc>
           <w:tcPr>
-            <w:tcW w:type="dxa" w:w="2476"/>
+            <w:tcW w:type="dxa" w:w="2235"/>
             <w:tcMar>
               <w:top w:type="dxa" w:w="60"/>
               <w:left w:type="dxa" w:w="100"/>
@@ -19449,7 +22686,7 @@
         </w:trPr>
         <w:tc>
           <w:tcPr>
-            <w:tcW w:type="dxa" w:w="520"/>
+            <w:tcW w:type="dxa" w:w="470"/>
             <w:tcMar>
               <w:top w:type="dxa" w:w="60"/>
               <w:left w:type="dxa" w:w="100"/>
@@ -19469,7 +22706,7 @@
         </w:tc>
         <w:tc>
           <w:tcPr>
-            <w:tcW w:type="dxa" w:w="5991"/>
+            <w:tcW w:type="dxa" w:w="6346"/>
             <w:tcMar>
               <w:top w:type="dxa" w:w="60"/>
               <w:left w:type="dxa" w:w="100"/>
@@ -19489,7 +22726,7 @@
         </w:tc>
         <w:tc>
           <w:tcPr>
-            <w:tcW w:type="dxa" w:w="651"/>
+            <w:tcW w:type="dxa" w:w="587"/>
             <w:tcMar>
               <w:top w:type="dxa" w:w="60"/>
               <w:left w:type="dxa" w:w="100"/>
@@ -19509,7 +22746,7 @@
         </w:tc>
         <w:tc>
           <w:tcPr>
-            <w:tcW w:type="dxa" w:w="2476"/>
+            <w:tcW w:type="dxa" w:w="2235"/>
             <w:tcMar>
               <w:top w:type="dxa" w:w="60"/>
               <w:left w:type="dxa" w:w="100"/>
@@ -19534,7 +22771,7 @@
         </w:trPr>
         <w:tc>
           <w:tcPr>
-            <w:tcW w:type="dxa" w:w="520"/>
+            <w:tcW w:type="dxa" w:w="470"/>
             <w:tcMar>
               <w:top w:type="dxa" w:w="60"/>
               <w:left w:type="dxa" w:w="100"/>
@@ -19554,7 +22791,7 @@
         </w:tc>
         <w:tc>
           <w:tcPr>
-            <w:tcW w:type="dxa" w:w="5991"/>
+            <w:tcW w:type="dxa" w:w="6346"/>
             <w:tcMar>
               <w:top w:type="dxa" w:w="60"/>
               <w:left w:type="dxa" w:w="100"/>
@@ -19574,7 +22811,7 @@
         </w:tc>
         <w:tc>
           <w:tcPr>
-            <w:tcW w:type="dxa" w:w="651"/>
+            <w:tcW w:type="dxa" w:w="587"/>
             <w:tcMar>
               <w:top w:type="dxa" w:w="60"/>
               <w:left w:type="dxa" w:w="100"/>
@@ -19594,7 +22831,7 @@
         </w:tc>
         <w:tc>
           <w:tcPr>
-            <w:tcW w:type="dxa" w:w="2476"/>
+            <w:tcW w:type="dxa" w:w="2235"/>
             <w:tcMar>
               <w:top w:type="dxa" w:w="60"/>
               <w:left w:type="dxa" w:w="100"/>
@@ -19619,7 +22856,7 @@
         </w:trPr>
         <w:tc>
           <w:tcPr>
-            <w:tcW w:type="dxa" w:w="520"/>
+            <w:tcW w:type="dxa" w:w="470"/>
             <w:tcMar>
               <w:top w:type="dxa" w:w="60"/>
               <w:left w:type="dxa" w:w="100"/>
@@ -19639,7 +22876,7 @@
         </w:tc>
         <w:tc>
           <w:tcPr>
-            <w:tcW w:type="dxa" w:w="5991"/>
+            <w:tcW w:type="dxa" w:w="6346"/>
             <w:tcMar>
               <w:top w:type="dxa" w:w="60"/>
               <w:left w:type="dxa" w:w="100"/>
@@ -19659,7 +22896,7 @@
         </w:tc>
         <w:tc>
           <w:tcPr>
-            <w:tcW w:type="dxa" w:w="651"/>
+            <w:tcW w:type="dxa" w:w="587"/>
             <w:tcMar>
               <w:top w:type="dxa" w:w="60"/>
               <w:left w:type="dxa" w:w="100"/>
@@ -19679,7 +22916,7 @@
         </w:tc>
         <w:tc>
           <w:tcPr>
-            <w:tcW w:type="dxa" w:w="2476"/>
+            <w:tcW w:type="dxa" w:w="2235"/>
             <w:tcMar>
               <w:top w:type="dxa" w:w="60"/>
               <w:left w:type="dxa" w:w="100"/>
@@ -19704,7 +22941,7 @@
         </w:trPr>
         <w:tc>
           <w:tcPr>
-            <w:tcW w:type="dxa" w:w="520"/>
+            <w:tcW w:type="dxa" w:w="470"/>
             <w:tcMar>
               <w:top w:type="dxa" w:w="60"/>
               <w:left w:type="dxa" w:w="100"/>
@@ -19724,7 +22961,7 @@
         </w:tc>
         <w:tc>
           <w:tcPr>
-            <w:tcW w:type="dxa" w:w="5991"/>
+            <w:tcW w:type="dxa" w:w="6346"/>
             <w:tcMar>
               <w:top w:type="dxa" w:w="60"/>
               <w:left w:type="dxa" w:w="100"/>
@@ -19744,7 +22981,7 @@
         </w:tc>
         <w:tc>
           <w:tcPr>
-            <w:tcW w:type="dxa" w:w="651"/>
+            <w:tcW w:type="dxa" w:w="587"/>
             <w:tcMar>
               <w:top w:type="dxa" w:w="60"/>
               <w:left w:type="dxa" w:w="100"/>
@@ -19764,7 +23001,7 @@
         </w:tc>
         <w:tc>
           <w:tcPr>
-            <w:tcW w:type="dxa" w:w="2476"/>
+            <w:tcW w:type="dxa" w:w="2235"/>
             <w:tcMar>
               <w:top w:type="dxa" w:w="60"/>
               <w:left w:type="dxa" w:w="100"/>
@@ -19789,7 +23026,7 @@
         </w:trPr>
         <w:tc>
           <w:tcPr>
-            <w:tcW w:type="dxa" w:w="520"/>
+            <w:tcW w:type="dxa" w:w="470"/>
             <w:tcMar>
               <w:top w:type="dxa" w:w="60"/>
               <w:left w:type="dxa" w:w="100"/>
@@ -19809,7 +23046,7 @@
         </w:tc>
         <w:tc>
           <w:tcPr>
-            <w:tcW w:type="dxa" w:w="5991"/>
+            <w:tcW w:type="dxa" w:w="6346"/>
             <w:tcMar>
               <w:top w:type="dxa" w:w="60"/>
               <w:left w:type="dxa" w:w="100"/>
@@ -19829,7 +23066,7 @@
         </w:tc>
         <w:tc>
           <w:tcPr>
-            <w:tcW w:type="dxa" w:w="651"/>
+            <w:tcW w:type="dxa" w:w="587"/>
             <w:tcMar>
               <w:top w:type="dxa" w:w="60"/>
               <w:left w:type="dxa" w:w="100"/>
@@ -19849,7 +23086,7 @@
         </w:tc>
         <w:tc>
           <w:tcPr>
-            <w:tcW w:type="dxa" w:w="2476"/>
+            <w:tcW w:type="dxa" w:w="2235"/>
             <w:tcMar>
               <w:top w:type="dxa" w:w="60"/>
               <w:left w:type="dxa" w:w="100"/>
@@ -19874,7 +23111,7 @@
         </w:trPr>
         <w:tc>
           <w:tcPr>
-            <w:tcW w:type="dxa" w:w="520"/>
+            <w:tcW w:type="dxa" w:w="470"/>
             <w:tcMar>
               <w:top w:type="dxa" w:w="60"/>
               <w:left w:type="dxa" w:w="100"/>
@@ -19894,7 +23131,7 @@
         </w:tc>
         <w:tc>
           <w:tcPr>
-            <w:tcW w:type="dxa" w:w="5991"/>
+            <w:tcW w:type="dxa" w:w="6346"/>
             <w:tcMar>
               <w:top w:type="dxa" w:w="60"/>
               <w:left w:type="dxa" w:w="100"/>
@@ -19914,7 +23151,7 @@
         </w:tc>
         <w:tc>
           <w:tcPr>
-            <w:tcW w:type="dxa" w:w="651"/>
+            <w:tcW w:type="dxa" w:w="587"/>
             <w:tcMar>
               <w:top w:type="dxa" w:w="60"/>
               <w:left w:type="dxa" w:w="100"/>
@@ -19934,7 +23171,7 @@
         </w:tc>
         <w:tc>
           <w:tcPr>
-            <w:tcW w:type="dxa" w:w="2476"/>
+            <w:tcW w:type="dxa" w:w="2235"/>
             <w:tcMar>
               <w:top w:type="dxa" w:w="60"/>
               <w:left w:type="dxa" w:w="100"/>
@@ -19959,7 +23196,7 @@
         </w:trPr>
         <w:tc>
           <w:tcPr>
-            <w:tcW w:type="dxa" w:w="520"/>
+            <w:tcW w:type="dxa" w:w="470"/>
             <w:tcMar>
               <w:top w:type="dxa" w:w="60"/>
               <w:left w:type="dxa" w:w="100"/>
@@ -19979,7 +23216,7 @@
         </w:tc>
         <w:tc>
           <w:tcPr>
-            <w:tcW w:type="dxa" w:w="5991"/>
+            <w:tcW w:type="dxa" w:w="6346"/>
             <w:tcMar>
               <w:top w:type="dxa" w:w="60"/>
               <w:left w:type="dxa" w:w="100"/>
@@ -19999,7 +23236,7 @@
         </w:tc>
         <w:tc>
           <w:tcPr>
-            <w:tcW w:type="dxa" w:w="651"/>
+            <w:tcW w:type="dxa" w:w="587"/>
             <w:tcMar>
               <w:top w:type="dxa" w:w="60"/>
               <w:left w:type="dxa" w:w="100"/>
@@ -20019,7 +23256,7 @@
         </w:tc>
         <w:tc>
           <w:tcPr>
-            <w:tcW w:type="dxa" w:w="2476"/>
+            <w:tcW w:type="dxa" w:w="2235"/>
             <w:tcMar>
               <w:top w:type="dxa" w:w="60"/>
               <w:left w:type="dxa" w:w="100"/>
@@ -20044,7 +23281,7 @@
         </w:trPr>
         <w:tc>
           <w:tcPr>
-            <w:tcW w:type="dxa" w:w="520"/>
+            <w:tcW w:type="dxa" w:w="470"/>
             <w:tcMar>
               <w:top w:type="dxa" w:w="60"/>
               <w:left w:type="dxa" w:w="100"/>
@@ -20064,7 +23301,7 @@
         </w:tc>
         <w:tc>
           <w:tcPr>
-            <w:tcW w:type="dxa" w:w="5991"/>
+            <w:tcW w:type="dxa" w:w="6346"/>
             <w:tcMar>
               <w:top w:type="dxa" w:w="60"/>
               <w:left w:type="dxa" w:w="100"/>
@@ -20084,7 +23321,7 @@
         </w:tc>
         <w:tc>
           <w:tcPr>
-            <w:tcW w:type="dxa" w:w="651"/>
+            <w:tcW w:type="dxa" w:w="587"/>
             <w:tcMar>
               <w:top w:type="dxa" w:w="60"/>
               <w:left w:type="dxa" w:w="100"/>
@@ -20104,7 +23341,7 @@
         </w:tc>
         <w:tc>
           <w:tcPr>
-            <w:tcW w:type="dxa" w:w="2476"/>
+            <w:tcW w:type="dxa" w:w="2235"/>
             <w:tcMar>
               <w:top w:type="dxa" w:w="60"/>
               <w:left w:type="dxa" w:w="100"/>
@@ -20129,7 +23366,7 @@
         </w:trPr>
         <w:tc>
           <w:tcPr>
-            <w:tcW w:type="dxa" w:w="520"/>
+            <w:tcW w:type="dxa" w:w="470"/>
             <w:tcMar>
               <w:top w:type="dxa" w:w="60"/>
               <w:left w:type="dxa" w:w="100"/>
@@ -20149,7 +23386,7 @@
         </w:tc>
         <w:tc>
           <w:tcPr>
-            <w:tcW w:type="dxa" w:w="5991"/>
+            <w:tcW w:type="dxa" w:w="6346"/>
             <w:tcMar>
               <w:top w:type="dxa" w:w="60"/>
               <w:left w:type="dxa" w:w="100"/>
@@ -20169,7 +23406,7 @@
         </w:tc>
         <w:tc>
           <w:tcPr>
-            <w:tcW w:type="dxa" w:w="651"/>
+            <w:tcW w:type="dxa" w:w="587"/>
             <w:tcMar>
               <w:top w:type="dxa" w:w="60"/>
               <w:left w:type="dxa" w:w="100"/>
@@ -20189,7 +23426,7 @@
         </w:tc>
         <w:tc>
           <w:tcPr>
-            <w:tcW w:type="dxa" w:w="2476"/>
+            <w:tcW w:type="dxa" w:w="2235"/>
             <w:tcMar>
               <w:top w:type="dxa" w:w="60"/>
               <w:left w:type="dxa" w:w="100"/>
@@ -20214,7 +23451,7 @@
         </w:trPr>
         <w:tc>
           <w:tcPr>
-            <w:tcW w:type="dxa" w:w="520"/>
+            <w:tcW w:type="dxa" w:w="470"/>
             <w:tcMar>
               <w:top w:type="dxa" w:w="60"/>
               <w:left w:type="dxa" w:w="100"/>
@@ -20234,7 +23471,7 @@
         </w:tc>
         <w:tc>
           <w:tcPr>
-            <w:tcW w:type="dxa" w:w="5991"/>
+            <w:tcW w:type="dxa" w:w="6346"/>
             <w:tcMar>
               <w:top w:type="dxa" w:w="60"/>
               <w:left w:type="dxa" w:w="100"/>
@@ -20254,7 +23491,7 @@
         </w:tc>
         <w:tc>
           <w:tcPr>
-            <w:tcW w:type="dxa" w:w="651"/>
+            <w:tcW w:type="dxa" w:w="587"/>
             <w:tcMar>
               <w:top w:type="dxa" w:w="60"/>
               <w:left w:type="dxa" w:w="100"/>
@@ -20274,7 +23511,7 @@
         </w:tc>
         <w:tc>
           <w:tcPr>
-            <w:tcW w:type="dxa" w:w="2476"/>
+            <w:tcW w:type="dxa" w:w="2235"/>
             <w:tcMar>
               <w:top w:type="dxa" w:w="60"/>
               <w:left w:type="dxa" w:w="100"/>
@@ -20299,7 +23536,7 @@
         </w:trPr>
         <w:tc>
           <w:tcPr>
-            <w:tcW w:type="dxa" w:w="520"/>
+            <w:tcW w:type="dxa" w:w="470"/>
             <w:tcMar>
               <w:top w:type="dxa" w:w="60"/>
               <w:left w:type="dxa" w:w="100"/>
@@ -20319,7 +23556,7 @@
         </w:tc>
         <w:tc>
           <w:tcPr>
-            <w:tcW w:type="dxa" w:w="5991"/>
+            <w:tcW w:type="dxa" w:w="6346"/>
             <w:tcMar>
               <w:top w:type="dxa" w:w="60"/>
               <w:left w:type="dxa" w:w="100"/>
@@ -20339,7 +23576,7 @@
         </w:tc>
         <w:tc>
           <w:tcPr>
-            <w:tcW w:type="dxa" w:w="651"/>
+            <w:tcW w:type="dxa" w:w="587"/>
             <w:tcMar>
               <w:top w:type="dxa" w:w="60"/>
               <w:left w:type="dxa" w:w="100"/>
@@ -20359,7 +23596,7 @@
         </w:tc>
         <w:tc>
           <w:tcPr>
-            <w:tcW w:type="dxa" w:w="2476"/>
+            <w:tcW w:type="dxa" w:w="2235"/>
             <w:tcMar>
               <w:top w:type="dxa" w:w="60"/>
               <w:left w:type="dxa" w:w="100"/>
@@ -20384,7 +23621,7 @@
         </w:trPr>
         <w:tc>
           <w:tcPr>
-            <w:tcW w:type="dxa" w:w="520"/>
+            <w:tcW w:type="dxa" w:w="470"/>
             <w:tcMar>
               <w:top w:type="dxa" w:w="60"/>
               <w:left w:type="dxa" w:w="100"/>
@@ -20404,7 +23641,7 @@
         </w:tc>
         <w:tc>
           <w:tcPr>
-            <w:tcW w:type="dxa" w:w="5991"/>
+            <w:tcW w:type="dxa" w:w="6346"/>
             <w:tcMar>
               <w:top w:type="dxa" w:w="60"/>
               <w:left w:type="dxa" w:w="100"/>
@@ -20424,7 +23661,7 @@
         </w:tc>
         <w:tc>
           <w:tcPr>
-            <w:tcW w:type="dxa" w:w="651"/>
+            <w:tcW w:type="dxa" w:w="587"/>
             <w:tcMar>
               <w:top w:type="dxa" w:w="60"/>
               <w:left w:type="dxa" w:w="100"/>
@@ -20444,7 +23681,7 @@
         </w:tc>
         <w:tc>
           <w:tcPr>
-            <w:tcW w:type="dxa" w:w="2476"/>
+            <w:tcW w:type="dxa" w:w="2235"/>
             <w:tcMar>
               <w:top w:type="dxa" w:w="60"/>
               <w:left w:type="dxa" w:w="100"/>
@@ -20469,7 +23706,7 @@
         </w:trPr>
         <w:tc>
           <w:tcPr>
-            <w:tcW w:type="dxa" w:w="520"/>
+            <w:tcW w:type="dxa" w:w="470"/>
             <w:tcMar>
               <w:top w:type="dxa" w:w="60"/>
               <w:left w:type="dxa" w:w="100"/>
@@ -20489,7 +23726,7 @@
         </w:tc>
         <w:tc>
           <w:tcPr>
-            <w:tcW w:type="dxa" w:w="5991"/>
+            <w:tcW w:type="dxa" w:w="6346"/>
             <w:tcMar>
               <w:top w:type="dxa" w:w="60"/>
               <w:left w:type="dxa" w:w="100"/>
@@ -20509,7 +23746,7 @@
         </w:tc>
         <w:tc>
           <w:tcPr>
-            <w:tcW w:type="dxa" w:w="651"/>
+            <w:tcW w:type="dxa" w:w="587"/>
             <w:tcMar>
               <w:top w:type="dxa" w:w="60"/>
               <w:left w:type="dxa" w:w="100"/>
@@ -20529,7 +23766,7 @@
         </w:tc>
         <w:tc>
           <w:tcPr>
-            <w:tcW w:type="dxa" w:w="2476"/>
+            <w:tcW w:type="dxa" w:w="2235"/>
             <w:tcMar>
               <w:top w:type="dxa" w:w="60"/>
               <w:left w:type="dxa" w:w="100"/>
@@ -20544,6 +23781,106 @@
                 <w:szCs w:val="19"/>
               </w:rPr>
               <w:t xml:space="preserve">10-7 上課 part1.m4a</w:t>
+            </w:r>
+          </w:p>
+        </w:tc>
+      </w:tr>
+      <w:tr>
+        <w:trPr>
+          <w:tblHeader w:val="off"/>
+        </w:trPr>
+        <w:tc>
+          <w:tcPr>
+            <w:tcW w:type="dxa" w:w="470"/>
+            <w:shd w:fill="FFF3BF" w:color="auto" w:val="clear"/>
+            <w:tcMar>
+              <w:top w:type="dxa" w:w="60"/>
+              <w:left w:type="dxa" w:w="100"/>
+              <w:bottom w:type="dxa" w:w="60"/>
+              <w:right w:type="dxa" w:w="100"/>
+            </w:tcMar>
+          </w:tcPr>
+          <w:p>
+            <w:r>
+              <w:rPr>
+                <w:sz w:val="19"/>
+                <w:szCs w:val="19"/>
+              </w:rPr>
+              <w:t xml:space="preserve">錄音16</w:t>
+            </w:r>
+          </w:p>
+        </w:tc>
+        <w:tc>
+          <w:tcPr>
+            <w:tcW w:type="dxa" w:w="6346"/>
+            <w:shd w:fill="FFF3BF" w:color="auto" w:val="clear"/>
+            <w:tcMar>
+              <w:top w:type="dxa" w:w="60"/>
+              <w:left w:type="dxa" w:w="100"/>
+              <w:bottom w:type="dxa" w:w="60"/>
+              <w:right w:type="dxa" w:w="100"/>
+            </w:tcMar>
+          </w:tcPr>
+          <w:p>
+            <w:r>
+              <w:rPr>
+                <w:sz w:val="19"/>
+                <w:szCs w:val="19"/>
+              </w:rPr>
+              <w:t xml:space="preserve">元件新頁複習：吐出溫度與過熱保護、回油、單相三樣、散熱器叫法與室外機、冷排除霜、冷凍庫三種</w:t>
+            </w:r>
+            <w:r>
+              <w:rPr>
+                <w:b/>
+                <w:bCs/>
+                <w:color w:val="FFFFFF"/>
+                <w:sz w:val="19"/>
+                <w:szCs w:val="19"/>
+                <w:shd w:fill="C92A2A" w:color="auto" w:val="clear"/>
+              </w:rPr>
+              <w:t xml:space="preserve"> 10/12 新 </w:t>
+            </w:r>
+          </w:p>
+        </w:tc>
+        <w:tc>
+          <w:tcPr>
+            <w:tcW w:type="dxa" w:w="587"/>
+            <w:shd w:fill="FFF3BF" w:color="auto" w:val="clear"/>
+            <w:tcMar>
+              <w:top w:type="dxa" w:w="60"/>
+              <w:left w:type="dxa" w:w="100"/>
+              <w:bottom w:type="dxa" w:w="60"/>
+              <w:right w:type="dxa" w:w="100"/>
+            </w:tcMar>
+          </w:tcPr>
+          <w:p>
+            <w:r>
+              <w:rPr>
+                <w:sz w:val="19"/>
+                <w:szCs w:val="19"/>
+              </w:rPr>
+              <w:t xml:space="preserve">39:28</w:t>
+            </w:r>
+          </w:p>
+        </w:tc>
+        <w:tc>
+          <w:tcPr>
+            <w:tcW w:type="dxa" w:w="2235"/>
+            <w:shd w:fill="FFF3BF" w:color="auto" w:val="clear"/>
+            <w:tcMar>
+              <w:top w:type="dxa" w:w="60"/>
+              <w:left w:type="dxa" w:w="100"/>
+              <w:bottom w:type="dxa" w:w="60"/>
+              <w:right w:type="dxa" w:w="100"/>
+            </w:tcMar>
+          </w:tcPr>
+          <w:p>
+            <w:r>
+              <w:rPr>
+                <w:sz w:val="19"/>
+                <w:szCs w:val="19"/>
+              </w:rPr>
+              <w:t xml:space="preserve">10-12 上課 part1.m4a</w:t>
             </w:r>
           </w:p>
         </w:tc>

--- a/培訓筆記.docx
+++ b/培訓筆記.docx
@@ -15,7 +15,7 @@
         <w:pStyle w:val="Heading1"/>
       </w:pPr>
       <w:r>
-        <w:t xml:space="preserve">這一版新增、修正的地方（10/12，請老闆確認）</w:t>
+        <w:t xml:space="preserve">這一版新增、修正的地方（10/17，請老闆確認）</w:t>
       </w:r>
     </w:p>
     <w:p>
@@ -47,10 +47,10 @@
           <w:color w:val="FFFFFF"/>
           <w:shd w:fill="C92A2A" w:color="auto" w:val="clear"/>
         </w:rPr>
-        <w:t xml:space="preserve"> 10/12 修正 </w:t>
-      </w:r>
-      <w:r>
-        <w:t xml:space="preserve">這種紅色標籤＝新增或修正過；那一段會塗黃底、左邊有橘色線。整節都是新的，整節都會有橘色線。共 20 處，下表照筆記順序排，打勾欄可以邊對邊勾。</w:t>
+        <w:t xml:space="preserve"> 10/17 修正 </w:t>
+      </w:r>
+      <w:r>
+        <w:t xml:space="preserve">這種紅色標籤＝新增或修正過；那一段會塗黃底、左邊有橘色線。整節都是新的，整節都會有橘色線。共 13 處，下表照筆記順序排，打勾欄可以邊對邊勾。</w:t>
       </w:r>
     </w:p>
     <w:tbl>
@@ -208,7 +208,7 @@
                 <w:sz w:val="18"/>
                 <w:szCs w:val="18"/>
               </w:rPr>
-              <w:t xml:space="preserve">〇、先看這裡</w:t>
+              <w:t xml:space="preserve">四、四大金剛：壓縮機、冷凝器、膨脹閥、蒸發器</w:t>
             </w:r>
           </w:p>
         </w:tc>
@@ -228,7 +228,7 @@
                 <w:sz w:val="18"/>
                 <w:szCs w:val="18"/>
               </w:rPr>
-              <w:t xml:space="preserve">「你拿到壓縮機去是拿去賺錢的，而不是再多一顆再去賠。」所以「你這個匹配一定要對」。</w:t>
+              <w:t xml:space="preserve">整節新增：往復式、渦捲式；單相三相怎麼接</w:t>
             </w:r>
           </w:p>
         </w:tc>
@@ -252,7 +252,7 @@
                 <w:szCs w:val="18"/>
                 <w:shd w:fill="C92A2A" w:color="auto" w:val="clear"/>
               </w:rPr>
-              <w:t xml:space="preserve"> 10/12 修正 </w:t>
+              <w:t xml:space="preserve"> 10/17 新 </w:t>
             </w:r>
           </w:p>
         </w:tc>
@@ -297,7 +297,7 @@
                 <w:sz w:val="18"/>
                 <w:szCs w:val="18"/>
               </w:rPr>
-              <w:t xml:space="preserve">三、裝置與系統配置：客人用在哪、怎麼配</w:t>
+              <w:t xml:space="preserve">四、四大金剛：壓縮機、冷凝器、膨脹閥、蒸發器</w:t>
             </w:r>
           </w:p>
         </w:tc>
@@ -317,7 +317,7 @@
                 <w:sz w:val="18"/>
                 <w:szCs w:val="18"/>
               </w:rPr>
-              <w:t xml:space="preserve">整節新增：冷凍庫三種：先問冰什麼</w:t>
+              <w:t xml:space="preserve">整節新增：壓縮機能力怎麼看：測試條件、幾匹、型號</w:t>
             </w:r>
           </w:p>
         </w:tc>
@@ -341,7 +341,7 @@
                 <w:szCs w:val="18"/>
                 <w:shd w:fill="C92A2A" w:color="auto" w:val="clear"/>
               </w:rPr>
-              <w:t xml:space="preserve"> 10/12 新 </w:t>
+              <w:t xml:space="preserve"> 10/17 新 </w:t>
             </w:r>
           </w:p>
         </w:tc>
@@ -406,7 +406,7 @@
                 <w:sz w:val="18"/>
                 <w:szCs w:val="18"/>
               </w:rPr>
-              <w:t xml:space="preserve">整節新增：壓縮機怎麼保護：量吐出溫度</w:t>
+              <w:t xml:space="preserve">整節新增：排氣量：以排氣量為主、BTU 為輔</w:t>
             </w:r>
           </w:p>
         </w:tc>
@@ -430,7 +430,7 @@
                 <w:szCs w:val="18"/>
                 <w:shd w:fill="C92A2A" w:color="auto" w:val="clear"/>
               </w:rPr>
-              <w:t xml:space="preserve"> 10/12 新 </w:t>
+              <w:t xml:space="preserve"> 10/17 新 </w:t>
             </w:r>
           </w:p>
         </w:tc>
@@ -475,7 +475,7 @@
                 <w:sz w:val="18"/>
                 <w:szCs w:val="18"/>
               </w:rPr>
-              <w:t xml:space="preserve">四、四大金剛：壓縮機、冷凝器、膨脹閥、蒸發器 › 電壓與相位：拿錯一個字就燒掉</w:t>
+              <w:t xml:space="preserve">四、四大金剛：壓縮機、冷凝器、膨脹閥、蒸發器</w:t>
             </w:r>
           </w:p>
         </w:tc>
@@ -495,7 +495,7 @@
                 <w:sz w:val="18"/>
                 <w:szCs w:val="18"/>
               </w:rPr>
-              <w:t xml:space="preserve">老闆 10/12 再講一次：往復式單相一定是三樣——繼電器（Relay）、黑色的啟動電容、…</w:t>
+              <w:t xml:space="preserve">整節新增：能灌什麼冷媒，看冷凍油</w:t>
             </w:r>
           </w:p>
         </w:tc>
@@ -519,7 +519,7 @@
                 <w:szCs w:val="18"/>
                 <w:shd w:fill="C92A2A" w:color="auto" w:val="clear"/>
               </w:rPr>
-              <w:t xml:space="preserve"> 10/12 新 </w:t>
+              <w:t xml:space="preserve"> 10/17 新 </w:t>
             </w:r>
           </w:p>
         </w:tc>
@@ -564,7 +564,7 @@
                 <w:sz w:val="18"/>
                 <w:szCs w:val="18"/>
               </w:rPr>
-              <w:t xml:space="preserve">四、四大金剛：壓縮機、冷凝器、膨脹閥、蒸發器 › 高溫、中溫、低溫：誰可以代替誰</w:t>
+              <w:t xml:space="preserve">四、四大金剛：壓縮機、冷凝器、膨脹閥、蒸發器 › 散熱器配多大：壓縮機 ×2，再看環境</w:t>
             </w:r>
           </w:p>
         </w:tc>
@@ -584,7 +584,7 @@
                 <w:sz w:val="18"/>
                 <w:szCs w:val="18"/>
               </w:rPr>
-              <w:t xml:space="preserve">代替主要看冷凍能力（BTU）和排氣量，不是只看電壓；中溫兩邊都可以打，但能力還是要對。</w:t>
+              <w:t xml:space="preserve">/17 補充：散熱器能大不能小，差 1,000～2,000 BTU 不用太計較；沒有外移、…</w:t>
             </w:r>
           </w:p>
         </w:tc>
@@ -608,7 +608,7 @@
                 <w:szCs w:val="18"/>
                 <w:shd w:fill="C92A2A" w:color="auto" w:val="clear"/>
               </w:rPr>
-              <w:t xml:space="preserve"> 10/12 新 </w:t>
+              <w:t xml:space="preserve"> 10/17 新 </w:t>
             </w:r>
           </w:p>
         </w:tc>
@@ -653,7 +653,7 @@
                 <w:sz w:val="18"/>
                 <w:szCs w:val="18"/>
               </w:rPr>
-              <w:t xml:space="preserve">四、四大金剛：壓縮機、冷凝器、膨脹閥、蒸發器 › 拿壓縮機的 SOP：一個字都不能錯</w:t>
+              <w:t xml:space="preserve">四、四大金剛：壓縮機、冷凝器、膨脹閥、蒸發器 › 散熱器配多大：壓縮機 ×2，再看環境</w:t>
             </w:r>
           </w:p>
         </w:tc>
@@ -673,7 +673,7 @@
                 <w:sz w:val="18"/>
                 <w:szCs w:val="18"/>
               </w:rPr>
-              <w:t xml:space="preserve">管口的橡皮塞拔起來要「啪」一聲，代表裡面有氣、是新的；一焊上去就算用過，拿錯也沒人要，要自…</w:t>
+              <w:t xml:space="preserve">散熱器外移、管子拉很長：管子也在散熱，散熱器可以小一點，但冷媒要灌比較多。R134a 高壓…</w:t>
             </w:r>
           </w:p>
         </w:tc>
@@ -697,7 +697,7 @@
                 <w:szCs w:val="18"/>
                 <w:shd w:fill="C92A2A" w:color="auto" w:val="clear"/>
               </w:rPr>
-              <w:t xml:space="preserve"> 10/12 新 </w:t>
+              <w:t xml:space="preserve"> 10/17 新 </w:t>
             </w:r>
           </w:p>
         </w:tc>
@@ -742,7 +742,7 @@
                 <w:sz w:val="18"/>
                 <w:szCs w:val="18"/>
               </w:rPr>
-              <w:t xml:space="preserve">四、四大金剛：壓縮機、冷凝器、膨脹閥、蒸發器 › 冷凝器＝散熱器＝熱排</w:t>
+              <w:t xml:space="preserve">四、四大金剛：壓縮機、冷凝器、膨脹閥、蒸發器 › 散熱器配多大：壓縮機 ×2，再看環境</w:t>
             </w:r>
           </w:p>
         </w:tc>
@@ -762,7 +762,7 @@
                 <w:sz w:val="18"/>
                 <w:szCs w:val="18"/>
               </w:rPr>
-              <w:t xml:space="preserve">散熱器的叫法：馬達外露的是一般散熱器；客人把散熱器放在室內、用箱子裝起來，也會叫「機上型」…</w:t>
+              <w:t xml:space="preserve">濾網：白色的，插在鰭片前面，變黑就拿下來洗、一個月一次；裝了不洗反而更糟，要先跟業主講清楚。</w:t>
             </w:r>
           </w:p>
         </w:tc>
@@ -786,7 +786,7 @@
                 <w:szCs w:val="18"/>
                 <w:shd w:fill="C92A2A" w:color="auto" w:val="clear"/>
               </w:rPr>
-              <w:t xml:space="preserve"> 10/12 新 </w:t>
+              <w:t xml:space="preserve"> 10/17 新 </w:t>
             </w:r>
           </w:p>
         </w:tc>
@@ -831,7 +831,7 @@
                 <w:sz w:val="18"/>
                 <w:szCs w:val="18"/>
               </w:rPr>
-              <w:t xml:space="preserve">四、四大金剛：壓縮機、冷凝器、膨脹閥、蒸發器 › 冷凝器＝散熱器＝熱排</w:t>
+              <w:t xml:space="preserve">七、門市實務</w:t>
             </w:r>
           </w:p>
         </w:tc>
@@ -851,7 +851,7 @@
                 <w:sz w:val="18"/>
                 <w:szCs w:val="18"/>
               </w:rPr>
-              <w:t xml:space="preserve">屋外型要對廠商的冷凍能力表：有的牌子標 10 馬，實際能力不到。同樣 10 馬，重的一百多…</w:t>
+              <w:t xml:space="preserve">整節新增：開單前問客人：總表</w:t>
             </w:r>
           </w:p>
         </w:tc>
@@ -875,7 +875,7 @@
                 <w:szCs w:val="18"/>
                 <w:shd w:fill="C92A2A" w:color="auto" w:val="clear"/>
               </w:rPr>
-              <w:t xml:space="preserve"> 10/12 新 </w:t>
+              <w:t xml:space="preserve"> 10/17 新 </w:t>
             </w:r>
           </w:p>
         </w:tc>
@@ -920,7 +920,7 @@
                 <w:sz w:val="18"/>
                 <w:szCs w:val="18"/>
               </w:rPr>
-              <w:t xml:space="preserve">四、四大金剛：壓縮機、冷凝器、膨脹閥、蒸發器 › 冷凝器＝散熱器＝熱排</w:t>
+              <w:t xml:space="preserve">七、門市實務</w:t>
             </w:r>
           </w:p>
         </w:tc>
@@ -940,7 +940,7 @@
                 <w:sz w:val="18"/>
                 <w:szCs w:val="18"/>
               </w:rPr>
-              <w:t xml:space="preserve">含壓縮機的室外機（含機座）：小台是橫式（側吹），大台是 V 型上吹，60 馬的都有，店裡出…</w:t>
+              <w:t xml:space="preserve">整節新增：客訴與「不保固」</w:t>
             </w:r>
           </w:p>
         </w:tc>
@@ -964,7 +964,7 @@
                 <w:szCs w:val="18"/>
                 <w:shd w:fill="C92A2A" w:color="auto" w:val="clear"/>
               </w:rPr>
-              <w:t xml:space="preserve"> 10/12 新 </w:t>
+              <w:t xml:space="preserve"> 10/17 新 </w:t>
             </w:r>
           </w:p>
         </w:tc>
@@ -1009,7 +1009,7 @@
                 <w:sz w:val="18"/>
                 <w:szCs w:val="18"/>
               </w:rPr>
-              <w:t xml:space="preserve">四、四大金剛：壓縮機、冷凝器、膨脹閥、蒸發器</w:t>
+              <w:t xml:space="preserve">十一、名詞對照（國語／台語／英文） › 英文縮寫全稱</w:t>
             </w:r>
           </w:p>
         </w:tc>
@@ -1029,7 +1029,7 @@
                 <w:sz w:val="18"/>
                 <w:szCs w:val="18"/>
               </w:rPr>
-              <w:t xml:space="preserve">整節新增：冷排除霜：冷凍跟冷藏最大的差別</w:t>
+              <w:t xml:space="preserve">ASHRAE／American Society of Heating, Refrigera…</w:t>
             </w:r>
           </w:p>
         </w:tc>
@@ -1053,7 +1053,7 @@
                 <w:szCs w:val="18"/>
                 <w:shd w:fill="C92A2A" w:color="auto" w:val="clear"/>
               </w:rPr>
-              <w:t xml:space="preserve"> 10/12 新 </w:t>
+              <w:t xml:space="preserve"> 10/17 新 </w:t>
             </w:r>
           </w:p>
         </w:tc>
@@ -1098,7 +1098,7 @@
                 <w:sz w:val="18"/>
                 <w:szCs w:val="18"/>
               </w:rPr>
-              <w:t xml:space="preserve">十、自我檢測</w:t>
+              <w:t xml:space="preserve">十一、名詞對照（國語／台語／英文） › 英文縮寫全稱</w:t>
             </w:r>
           </w:p>
         </w:tc>
@@ -1118,7 +1118,7 @@
                 <w:sz w:val="18"/>
                 <w:szCs w:val="18"/>
               </w:rPr>
-              <w:t xml:space="preserve">吐出溫度正常是幾度？太高、太低各代表什麼？要怎麼量？</w:t>
+              <w:t xml:space="preserve">Hz／Hertz／赫茲（電的頻率）／台灣是 60 Hz；50 Hz 的型錄能力要乘 1.2／</w:t>
             </w:r>
           </w:p>
         </w:tc>
@@ -1142,7 +1142,7 @@
                 <w:szCs w:val="18"/>
                 <w:shd w:fill="C92A2A" w:color="auto" w:val="clear"/>
               </w:rPr>
-              <w:t xml:space="preserve"> 10/12 新 </w:t>
+              <w:t xml:space="preserve"> 10/17 新 </w:t>
             </w:r>
           </w:p>
         </w:tc>
@@ -1187,7 +1187,7 @@
                 <w:sz w:val="18"/>
                 <w:szCs w:val="18"/>
               </w:rPr>
-              <w:t xml:space="preserve">十、自我檢測</w:t>
+              <w:t xml:space="preserve">十一、名詞對照（國語／台語／英文） › 英文縮寫全稱</w:t>
             </w:r>
           </w:p>
         </w:tc>
@@ -1207,7 +1207,7 @@
                 <w:sz w:val="18"/>
                 <w:szCs w:val="18"/>
               </w:rPr>
-              <w:t xml:space="preserve">過熱保護器跳掉，師傅會怎麼處理？為什麼「還有救的時候要趕快去」？</w:t>
+              <w:t xml:space="preserve">cc／Cubic Centimeter／立方公分（排氣量）／20 cc 出頭算一匹；R13…</w:t>
             </w:r>
           </w:p>
         </w:tc>
@@ -1231,7 +1231,7 @@
                 <w:szCs w:val="18"/>
                 <w:shd w:fill="C92A2A" w:color="auto" w:val="clear"/>
               </w:rPr>
-              <w:t xml:space="preserve"> 10/12 新 </w:t>
+              <w:t xml:space="preserve"> 10/17 新 </w:t>
             </w:r>
           </w:p>
         </w:tc>
@@ -1276,7 +1276,7 @@
                 <w:sz w:val="18"/>
                 <w:szCs w:val="18"/>
               </w:rPr>
-              <w:t xml:space="preserve">十、自我檢測</w:t>
+              <w:t xml:space="preserve">十一、名詞對照（國語／台語／英文） › 英文縮寫全稱</w:t>
             </w:r>
           </w:p>
         </w:tc>
@@ -1296,7 +1296,7 @@
                 <w:sz w:val="18"/>
                 <w:szCs w:val="18"/>
               </w:rPr>
-              <w:t xml:space="preserve">冷凍為什麼要除霜？除霜完為什麼要有滴水時間？冷排整片結冰有哪四個原因？</w:t>
+              <w:t xml:space="preserve">MO／Mineral Oil／礦物油／只能灌 R22、R438A、R408A，不能灌 R4…</w:t>
             </w:r>
           </w:p>
         </w:tc>
@@ -1320,630 +1320,7 @@
                 <w:szCs w:val="18"/>
                 <w:shd w:fill="C92A2A" w:color="auto" w:val="clear"/>
               </w:rPr>
-              <w:t xml:space="preserve"> 10/12 新 </w:t>
-            </w:r>
-          </w:p>
-        </w:tc>
-      </w:tr>
-      <w:tr>
-        <w:tc>
-          <w:tcPr>
-            <w:tcW w:type="dxa" w:w="700"/>
-            <w:tcMar>
-              <w:top w:type="dxa" w:w="50"/>
-              <w:left w:type="dxa" w:w="90"/>
-              <w:bottom w:type="dxa" w:w="50"/>
-              <w:right w:type="dxa" w:w="90"/>
-            </w:tcMar>
-          </w:tcPr>
-          <w:p>
-            <w:pPr>
-              <w:jc w:val="center"/>
-            </w:pPr>
-            <w:r>
-              <w:rPr>
-                <w:sz w:val="22"/>
-                <w:szCs w:val="22"/>
-              </w:rPr>
-              <w:t xml:space="preserve">☐</w:t>
-            </w:r>
-          </w:p>
-        </w:tc>
-        <w:tc>
-          <w:tcPr>
-            <w:tcW w:type="dxa" w:w="2600"/>
-            <w:tcMar>
-              <w:top w:type="dxa" w:w="50"/>
-              <w:left w:type="dxa" w:w="90"/>
-              <w:bottom w:type="dxa" w:w="50"/>
-              <w:right w:type="dxa" w:w="90"/>
-            </w:tcMar>
-          </w:tcPr>
-          <w:p>
-            <w:r>
-              <w:rPr>
-                <w:sz w:val="18"/>
-                <w:szCs w:val="18"/>
-              </w:rPr>
-              <w:t xml:space="preserve">十、自我檢測</w:t>
-            </w:r>
-          </w:p>
-        </w:tc>
-        <w:tc>
-          <w:tcPr>
-            <w:tcW w:type="dxa" w:w="4838"/>
-            <w:tcMar>
-              <w:top w:type="dxa" w:w="50"/>
-              <w:left w:type="dxa" w:w="90"/>
-              <w:bottom w:type="dxa" w:w="50"/>
-              <w:right w:type="dxa" w:w="90"/>
-            </w:tcMar>
-          </w:tcPr>
-          <w:p>
-            <w:r>
-              <w:rPr>
-                <w:sz w:val="18"/>
-                <w:szCs w:val="18"/>
-              </w:rPr>
-              <w:t xml:space="preserve">客人說要做一間 3 坪的冷凍庫，除了坪數還要問什麼？</w:t>
-            </w:r>
-          </w:p>
-        </w:tc>
-        <w:tc>
-          <w:tcPr>
-            <w:tcW w:type="dxa" w:w="1500"/>
-            <w:tcMar>
-              <w:top w:type="dxa" w:w="50"/>
-              <w:left w:type="dxa" w:w="90"/>
-              <w:bottom w:type="dxa" w:w="50"/>
-              <w:right w:type="dxa" w:w="90"/>
-            </w:tcMar>
-          </w:tcPr>
-          <w:p>
-            <w:r>
-              <w:rPr>
-                <w:b/>
-                <w:bCs/>
-                <w:color w:val="FFFFFF"/>
-                <w:sz w:val="18"/>
-                <w:szCs w:val="18"/>
-                <w:shd w:fill="C92A2A" w:color="auto" w:val="clear"/>
-              </w:rPr>
-              <w:t xml:space="preserve"> 10/12 新 </w:t>
-            </w:r>
-          </w:p>
-        </w:tc>
-      </w:tr>
-      <w:tr>
-        <w:tc>
-          <w:tcPr>
-            <w:tcW w:type="dxa" w:w="700"/>
-            <w:tcMar>
-              <w:top w:type="dxa" w:w="50"/>
-              <w:left w:type="dxa" w:w="90"/>
-              <w:bottom w:type="dxa" w:w="50"/>
-              <w:right w:type="dxa" w:w="90"/>
-            </w:tcMar>
-          </w:tcPr>
-          <w:p>
-            <w:pPr>
-              <w:jc w:val="center"/>
-            </w:pPr>
-            <w:r>
-              <w:rPr>
-                <w:sz w:val="22"/>
-                <w:szCs w:val="22"/>
-              </w:rPr>
-              <w:t xml:space="preserve">☐</w:t>
-            </w:r>
-          </w:p>
-        </w:tc>
-        <w:tc>
-          <w:tcPr>
-            <w:tcW w:type="dxa" w:w="2600"/>
-            <w:tcMar>
-              <w:top w:type="dxa" w:w="50"/>
-              <w:left w:type="dxa" w:w="90"/>
-              <w:bottom w:type="dxa" w:w="50"/>
-              <w:right w:type="dxa" w:w="90"/>
-            </w:tcMar>
-          </w:tcPr>
-          <w:p>
-            <w:r>
-              <w:rPr>
-                <w:sz w:val="18"/>
-                <w:szCs w:val="18"/>
-              </w:rPr>
-              <w:t xml:space="preserve">十一、名詞對照（國語／台語／英文）</w:t>
-            </w:r>
-          </w:p>
-        </w:tc>
-        <w:tc>
-          <w:tcPr>
-            <w:tcW w:type="dxa" w:w="4838"/>
-            <w:tcMar>
-              <w:top w:type="dxa" w:w="50"/>
-              <w:left w:type="dxa" w:w="90"/>
-              <w:bottom w:type="dxa" w:w="50"/>
-              <w:right w:type="dxa" w:w="90"/>
-            </w:tcMar>
-          </w:tcPr>
-          <w:p>
-            <w:r>
-              <w:rPr>
-                <w:sz w:val="18"/>
-                <w:szCs w:val="18"/>
-              </w:rPr>
-              <w:t xml:space="preserve">吐出溫度／排氣溫度／Discharge Temperature／70～100°C、85°C…</w:t>
-            </w:r>
-          </w:p>
-        </w:tc>
-        <w:tc>
-          <w:tcPr>
-            <w:tcW w:type="dxa" w:w="1500"/>
-            <w:tcMar>
-              <w:top w:type="dxa" w:w="50"/>
-              <w:left w:type="dxa" w:w="90"/>
-              <w:bottom w:type="dxa" w:w="50"/>
-              <w:right w:type="dxa" w:w="90"/>
-            </w:tcMar>
-          </w:tcPr>
-          <w:p>
-            <w:r>
-              <w:rPr>
-                <w:b/>
-                <w:bCs/>
-                <w:color w:val="FFFFFF"/>
-                <w:sz w:val="18"/>
-                <w:szCs w:val="18"/>
-                <w:shd w:fill="C92A2A" w:color="auto" w:val="clear"/>
-              </w:rPr>
-              <w:t xml:space="preserve"> 10/12 新 </w:t>
-            </w:r>
-          </w:p>
-        </w:tc>
-      </w:tr>
-      <w:tr>
-        <w:tc>
-          <w:tcPr>
-            <w:tcW w:type="dxa" w:w="700"/>
-            <w:tcMar>
-              <w:top w:type="dxa" w:w="50"/>
-              <w:left w:type="dxa" w:w="90"/>
-              <w:bottom w:type="dxa" w:w="50"/>
-              <w:right w:type="dxa" w:w="90"/>
-            </w:tcMar>
-          </w:tcPr>
-          <w:p>
-            <w:pPr>
-              <w:jc w:val="center"/>
-            </w:pPr>
-            <w:r>
-              <w:rPr>
-                <w:sz w:val="22"/>
-                <w:szCs w:val="22"/>
-              </w:rPr>
-              <w:t xml:space="preserve">☐</w:t>
-            </w:r>
-          </w:p>
-        </w:tc>
-        <w:tc>
-          <w:tcPr>
-            <w:tcW w:type="dxa" w:w="2600"/>
-            <w:tcMar>
-              <w:top w:type="dxa" w:w="50"/>
-              <w:left w:type="dxa" w:w="90"/>
-              <w:bottom w:type="dxa" w:w="50"/>
-              <w:right w:type="dxa" w:w="90"/>
-            </w:tcMar>
-          </w:tcPr>
-          <w:p>
-            <w:r>
-              <w:rPr>
-                <w:sz w:val="18"/>
-                <w:szCs w:val="18"/>
-              </w:rPr>
-              <w:t xml:space="preserve">十一、名詞對照（國語／台語／英文）</w:t>
-            </w:r>
-          </w:p>
-        </w:tc>
-        <w:tc>
-          <w:tcPr>
-            <w:tcW w:type="dxa" w:w="4838"/>
-            <w:tcMar>
-              <w:top w:type="dxa" w:w="50"/>
-              <w:left w:type="dxa" w:w="90"/>
-              <w:bottom w:type="dxa" w:w="50"/>
-              <w:right w:type="dxa" w:w="90"/>
-            </w:tcMar>
-          </w:tcPr>
-          <w:p>
-            <w:r>
-              <w:rPr>
-                <w:sz w:val="18"/>
-                <w:szCs w:val="18"/>
-              </w:rPr>
-              <w:t xml:space="preserve">滴水時間／風扇延遲／Drip Time／除霜完風扇先不轉，讓冰水滴完／</w:t>
-            </w:r>
-          </w:p>
-        </w:tc>
-        <w:tc>
-          <w:tcPr>
-            <w:tcW w:type="dxa" w:w="1500"/>
-            <w:tcMar>
-              <w:top w:type="dxa" w:w="50"/>
-              <w:left w:type="dxa" w:w="90"/>
-              <w:bottom w:type="dxa" w:w="50"/>
-              <w:right w:type="dxa" w:w="90"/>
-            </w:tcMar>
-          </w:tcPr>
-          <w:p>
-            <w:r>
-              <w:rPr>
-                <w:b/>
-                <w:bCs/>
-                <w:color w:val="FFFFFF"/>
-                <w:sz w:val="18"/>
-                <w:szCs w:val="18"/>
-                <w:shd w:fill="C92A2A" w:color="auto" w:val="clear"/>
-              </w:rPr>
-              <w:t xml:space="preserve"> 10/12 新 </w:t>
-            </w:r>
-          </w:p>
-        </w:tc>
-      </w:tr>
-      <w:tr>
-        <w:tc>
-          <w:tcPr>
-            <w:tcW w:type="dxa" w:w="700"/>
-            <w:tcMar>
-              <w:top w:type="dxa" w:w="50"/>
-              <w:left w:type="dxa" w:w="90"/>
-              <w:bottom w:type="dxa" w:w="50"/>
-              <w:right w:type="dxa" w:w="90"/>
-            </w:tcMar>
-          </w:tcPr>
-          <w:p>
-            <w:pPr>
-              <w:jc w:val="center"/>
-            </w:pPr>
-            <w:r>
-              <w:rPr>
-                <w:sz w:val="22"/>
-                <w:szCs w:val="22"/>
-              </w:rPr>
-              <w:t xml:space="preserve">☐</w:t>
-            </w:r>
-          </w:p>
-        </w:tc>
-        <w:tc>
-          <w:tcPr>
-            <w:tcW w:type="dxa" w:w="2600"/>
-            <w:tcMar>
-              <w:top w:type="dxa" w:w="50"/>
-              <w:left w:type="dxa" w:w="90"/>
-              <w:bottom w:type="dxa" w:w="50"/>
-              <w:right w:type="dxa" w:w="90"/>
-            </w:tcMar>
-          </w:tcPr>
-          <w:p>
-            <w:r>
-              <w:rPr>
-                <w:sz w:val="18"/>
-                <w:szCs w:val="18"/>
-              </w:rPr>
-              <w:t xml:space="preserve">十一、名詞對照（國語／台語／英文）</w:t>
-            </w:r>
-          </w:p>
-        </w:tc>
-        <w:tc>
-          <w:tcPr>
-            <w:tcW w:type="dxa" w:w="4838"/>
-            <w:tcMar>
-              <w:top w:type="dxa" w:w="50"/>
-              <w:left w:type="dxa" w:w="90"/>
-              <w:bottom w:type="dxa" w:w="50"/>
-              <w:right w:type="dxa" w:w="90"/>
-            </w:tcMar>
-          </w:tcPr>
-          <w:p>
-            <w:r>
-              <w:rPr>
-                <w:sz w:val="18"/>
-                <w:szCs w:val="18"/>
-              </w:rPr>
-              <w:t xml:space="preserve">參考坪數／—／—／客人說的坪數只是參考，還要問冰什麼、硬的還是常溫的／</w:t>
-            </w:r>
-          </w:p>
-        </w:tc>
-        <w:tc>
-          <w:tcPr>
-            <w:tcW w:type="dxa" w:w="1500"/>
-            <w:tcMar>
-              <w:top w:type="dxa" w:w="50"/>
-              <w:left w:type="dxa" w:w="90"/>
-              <w:bottom w:type="dxa" w:w="50"/>
-              <w:right w:type="dxa" w:w="90"/>
-            </w:tcMar>
-          </w:tcPr>
-          <w:p>
-            <w:r>
-              <w:rPr>
-                <w:b/>
-                <w:bCs/>
-                <w:color w:val="FFFFFF"/>
-                <w:sz w:val="18"/>
-                <w:szCs w:val="18"/>
-                <w:shd w:fill="C92A2A" w:color="auto" w:val="clear"/>
-              </w:rPr>
-              <w:t xml:space="preserve"> 10/12 新 </w:t>
-            </w:r>
-          </w:p>
-        </w:tc>
-      </w:tr>
-      <w:tr>
-        <w:tc>
-          <w:tcPr>
-            <w:tcW w:type="dxa" w:w="700"/>
-            <w:tcMar>
-              <w:top w:type="dxa" w:w="50"/>
-              <w:left w:type="dxa" w:w="90"/>
-              <w:bottom w:type="dxa" w:w="50"/>
-              <w:right w:type="dxa" w:w="90"/>
-            </w:tcMar>
-          </w:tcPr>
-          <w:p>
-            <w:pPr>
-              <w:jc w:val="center"/>
-            </w:pPr>
-            <w:r>
-              <w:rPr>
-                <w:sz w:val="22"/>
-                <w:szCs w:val="22"/>
-              </w:rPr>
-              <w:t xml:space="preserve">☐</w:t>
-            </w:r>
-          </w:p>
-        </w:tc>
-        <w:tc>
-          <w:tcPr>
-            <w:tcW w:type="dxa" w:w="2600"/>
-            <w:tcMar>
-              <w:top w:type="dxa" w:w="50"/>
-              <w:left w:type="dxa" w:w="90"/>
-              <w:bottom w:type="dxa" w:w="50"/>
-              <w:right w:type="dxa" w:w="90"/>
-            </w:tcMar>
-          </w:tcPr>
-          <w:p>
-            <w:r>
-              <w:rPr>
-                <w:sz w:val="18"/>
-                <w:szCs w:val="18"/>
-              </w:rPr>
-              <w:t xml:space="preserve">十一、名詞對照（國語／台語／英文）</w:t>
-            </w:r>
-          </w:p>
-        </w:tc>
-        <w:tc>
-          <w:tcPr>
-            <w:tcW w:type="dxa" w:w="4838"/>
-            <w:tcMar>
-              <w:top w:type="dxa" w:w="50"/>
-              <w:left w:type="dxa" w:w="90"/>
-              <w:bottom w:type="dxa" w:w="50"/>
-              <w:right w:type="dxa" w:w="90"/>
-            </w:tcMar>
-          </w:tcPr>
-          <w:p>
-            <w:r>
-              <w:rPr>
-                <w:sz w:val="18"/>
-                <w:szCs w:val="18"/>
-              </w:rPr>
-              <w:t xml:space="preserve">中心溫度／—／Core Temperature／東西裡面到零下才算凍好，不是外面硬就好／</w:t>
-            </w:r>
-          </w:p>
-        </w:tc>
-        <w:tc>
-          <w:tcPr>
-            <w:tcW w:type="dxa" w:w="1500"/>
-            <w:tcMar>
-              <w:top w:type="dxa" w:w="50"/>
-              <w:left w:type="dxa" w:w="90"/>
-              <w:bottom w:type="dxa" w:w="50"/>
-              <w:right w:type="dxa" w:w="90"/>
-            </w:tcMar>
-          </w:tcPr>
-          <w:p>
-            <w:r>
-              <w:rPr>
-                <w:b/>
-                <w:bCs/>
-                <w:color w:val="FFFFFF"/>
-                <w:sz w:val="18"/>
-                <w:szCs w:val="18"/>
-                <w:shd w:fill="C92A2A" w:color="auto" w:val="clear"/>
-              </w:rPr>
-              <w:t xml:space="preserve"> 10/12 新 </w:t>
-            </w:r>
-          </w:p>
-        </w:tc>
-      </w:tr>
-      <w:tr>
-        <w:tc>
-          <w:tcPr>
-            <w:tcW w:type="dxa" w:w="700"/>
-            <w:tcMar>
-              <w:top w:type="dxa" w:w="50"/>
-              <w:left w:type="dxa" w:w="90"/>
-              <w:bottom w:type="dxa" w:w="50"/>
-              <w:right w:type="dxa" w:w="90"/>
-            </w:tcMar>
-          </w:tcPr>
-          <w:p>
-            <w:pPr>
-              <w:jc w:val="center"/>
-            </w:pPr>
-            <w:r>
-              <w:rPr>
-                <w:sz w:val="22"/>
-                <w:szCs w:val="22"/>
-              </w:rPr>
-              <w:t xml:space="preserve">☐</w:t>
-            </w:r>
-          </w:p>
-        </w:tc>
-        <w:tc>
-          <w:tcPr>
-            <w:tcW w:type="dxa" w:w="2600"/>
-            <w:tcMar>
-              <w:top w:type="dxa" w:w="50"/>
-              <w:left w:type="dxa" w:w="90"/>
-              <w:bottom w:type="dxa" w:w="50"/>
-              <w:right w:type="dxa" w:w="90"/>
-            </w:tcMar>
-          </w:tcPr>
-          <w:p>
-            <w:r>
-              <w:rPr>
-                <w:sz w:val="18"/>
-                <w:szCs w:val="18"/>
-              </w:rPr>
-              <w:t xml:space="preserve">十一、名詞對照（國語／台語／英文） › 英文縮寫全稱</w:t>
-            </w:r>
-          </w:p>
-        </w:tc>
-        <w:tc>
-          <w:tcPr>
-            <w:tcW w:type="dxa" w:w="4838"/>
-            <w:tcMar>
-              <w:top w:type="dxa" w:w="50"/>
-              <w:left w:type="dxa" w:w="90"/>
-              <w:bottom w:type="dxa" w:w="50"/>
-              <w:right w:type="dxa" w:w="90"/>
-            </w:tcMar>
-          </w:tcPr>
-          <w:p>
-            <w:r>
-              <w:rPr>
-                <w:sz w:val="18"/>
-                <w:szCs w:val="18"/>
-              </w:rPr>
-              <w:t xml:space="preserve">OL／Overload Protector／過熱保護器（店裡說「歐巴」）／約 135°C …</w:t>
-            </w:r>
-          </w:p>
-        </w:tc>
-        <w:tc>
-          <w:tcPr>
-            <w:tcW w:type="dxa" w:w="1500"/>
-            <w:tcMar>
-              <w:top w:type="dxa" w:w="50"/>
-              <w:left w:type="dxa" w:w="90"/>
-              <w:bottom w:type="dxa" w:w="50"/>
-              <w:right w:type="dxa" w:w="90"/>
-            </w:tcMar>
-          </w:tcPr>
-          <w:p>
-            <w:r>
-              <w:rPr>
-                <w:b/>
-                <w:bCs/>
-                <w:color w:val="FFFFFF"/>
-                <w:sz w:val="18"/>
-                <w:szCs w:val="18"/>
-                <w:shd w:fill="C92A2A" w:color="auto" w:val="clear"/>
-              </w:rPr>
-              <w:t xml:space="preserve"> 10/12 新 </w:t>
-            </w:r>
-          </w:p>
-        </w:tc>
-      </w:tr>
-      <w:tr>
-        <w:tc>
-          <w:tcPr>
-            <w:tcW w:type="dxa" w:w="700"/>
-            <w:tcMar>
-              <w:top w:type="dxa" w:w="50"/>
-              <w:left w:type="dxa" w:w="90"/>
-              <w:bottom w:type="dxa" w:w="50"/>
-              <w:right w:type="dxa" w:w="90"/>
-            </w:tcMar>
-          </w:tcPr>
-          <w:p>
-            <w:pPr>
-              <w:jc w:val="center"/>
-            </w:pPr>
-            <w:r>
-              <w:rPr>
-                <w:sz w:val="22"/>
-                <w:szCs w:val="22"/>
-              </w:rPr>
-              <w:t xml:space="preserve">☐</w:t>
-            </w:r>
-          </w:p>
-        </w:tc>
-        <w:tc>
-          <w:tcPr>
-            <w:tcW w:type="dxa" w:w="2600"/>
-            <w:tcMar>
-              <w:top w:type="dxa" w:w="50"/>
-              <w:left w:type="dxa" w:w="90"/>
-              <w:bottom w:type="dxa" w:w="50"/>
-              <w:right w:type="dxa" w:w="90"/>
-            </w:tcMar>
-          </w:tcPr>
-          <w:p>
-            <w:r>
-              <w:rPr>
-                <w:sz w:val="18"/>
-                <w:szCs w:val="18"/>
-              </w:rPr>
-              <w:t xml:space="preserve">附、錄音清單</w:t>
-            </w:r>
-          </w:p>
-        </w:tc>
-        <w:tc>
-          <w:tcPr>
-            <w:tcW w:type="dxa" w:w="4838"/>
-            <w:tcMar>
-              <w:top w:type="dxa" w:w="50"/>
-              <w:left w:type="dxa" w:w="90"/>
-              <w:bottom w:type="dxa" w:w="50"/>
-              <w:right w:type="dxa" w:w="90"/>
-            </w:tcMar>
-          </w:tcPr>
-          <w:p>
-            <w:r>
-              <w:rPr>
-                <w:sz w:val="18"/>
-                <w:szCs w:val="18"/>
-              </w:rPr>
-              <w:t xml:space="preserve">錄音16／元件新頁複習：吐出溫度與過熱保護、回油、單相三樣、散熱器叫法與室外機、冷排除霜、…</w:t>
-            </w:r>
-          </w:p>
-        </w:tc>
-        <w:tc>
-          <w:tcPr>
-            <w:tcW w:type="dxa" w:w="1500"/>
-            <w:tcMar>
-              <w:top w:type="dxa" w:w="50"/>
-              <w:left w:type="dxa" w:w="90"/>
-              <w:bottom w:type="dxa" w:w="50"/>
-              <w:right w:type="dxa" w:w="90"/>
-            </w:tcMar>
-          </w:tcPr>
-          <w:p>
-            <w:r>
-              <w:rPr>
-                <w:b/>
-                <w:bCs/>
-                <w:color w:val="FFFFFF"/>
-                <w:sz w:val="18"/>
-                <w:szCs w:val="18"/>
-                <w:shd w:fill="C92A2A" w:color="auto" w:val="clear"/>
-              </w:rPr>
-              <w:t xml:space="preserve"> 10/12 新 </w:t>
+              <w:t xml:space="preserve"> 10/17 新 </w:t>
             </w:r>
           </w:p>
         </w:tc>
@@ -2030,9 +1407,9 @@
     <w:p>
       <w:pPr>
         <w:pBdr>
-          <w:left w:val="single" w:color="F08C00" w:sz="24" w:space="10"/>
+          <w:left w:val="single" w:color="7DB9DE" w:sz="18" w:space="8"/>
         </w:pBdr>
-        <w:shd w:fill="FFF3BF" w:color="auto" w:val="clear"/>
+        <w:shd w:fill="F2F7FB" w:color="auto" w:val="clear"/>
         <w:ind w:left="360"/>
       </w:pPr>
       <w:r>
@@ -2040,15 +1417,6 @@
           <w:color w:val="33475B"/>
         </w:rPr>
         <w:t xml:space="preserve">「你拿到壓縮機去是拿去賺錢的，而不是再多一顆再去賠。」所以「你這個匹配一定要對」。〔錄音10 04:36、06:08〕</w:t>
-      </w:r>
-      <w:r>
-        <w:rPr>
-          <w:b/>
-          <w:bCs/>
-          <w:color w:val="FFFFFF"/>
-          <w:shd w:fill="C92A2A" w:color="auto" w:val="clear"/>
-        </w:rPr>
-        <w:t xml:space="preserve"> 10/12 修正 </w:t>
       </w:r>
     </w:p>
     <w:p>
@@ -4190,6 +3558,50 @@
         <w:pStyle w:val="Heading2"/>
       </w:pPr>
       <w:r>
+        <w:t xml:space="preserve">冷媒法規：R22 快沒了，R404A 也在減（10/17 新，環境部資料，不是錄音）</w:t>
+      </w:r>
+    </w:p>
+    <w:p>
+      <w:pPr>
+        <w:pStyle w:val="ListParagraph"/>
+        <w:numPr>
+          <w:ilvl w:val="0"/>
+          <w:numId w:val="2"/>
+        </w:numPr>
+      </w:pPr>
+      <w:r>
+        <w:t xml:space="preserve">R22（HCFC）：2020 年起只剩基準量的 0.5%，只能修 2020/1/1 以前就在用的設備；2030 年歸零。（環境部〈臭氧層保護在台灣〉）</w:t>
+      </w:r>
+    </w:p>
+    <w:p>
+      <w:pPr>
+        <w:pStyle w:val="ListParagraph"/>
+        <w:numPr>
+          <w:ilvl w:val="0"/>
+          <w:numId w:val="2"/>
+        </w:numPr>
+      </w:pPr>
+      <w:r>
+        <w:t xml:space="preserve">R404A、R507、R410A、R134a、R32 這些 HFC：〈氫氟碳化物管理辦法〉（114/2/25 發布）2025 年 7 月 1 日起沒有核准不能進出口；全國用量 2029 年開始減，2035 剩 7 成、2040 剩 5 成、2045 剩 2 成。用量用二氧化碳當量算，GWP 越高佔越多：R404A 3,922、R134a 1,430、R32 675。</w:t>
+      </w:r>
+    </w:p>
+    <w:p>
+      <w:pPr>
+        <w:pStyle w:val="ListParagraph"/>
+        <w:numPr>
+          <w:ilvl w:val="0"/>
+          <w:numId w:val="2"/>
+        </w:numPr>
+      </w:pPr>
+      <w:r>
+        <w:t xml:space="preserve">老闆：R22 被管制，物以稀為貴；舊機改灌 R438A 或換合成油的壓縮機。〔錄音18 28:25〕</w:t>
+      </w:r>
+    </w:p>
+    <w:p>
+      <w:pPr>
+        <w:pStyle w:val="Heading2"/>
+      </w:pPr>
+      <w:r>
         <w:t xml:space="preserve">溫度與壓力〔錄音05 00:00〕</w:t>
       </w:r>
     </w:p>
@@ -4447,6 +3859,1038 @@
       </w:pPr>
       <w:r>
         <w:t xml:space="preserve">兩門白鐵冰箱的寬度分兩尺、兩尺半、四尺、六尺（一尺約 30 公分），四尺最多；又分全冷凍、半凍半藏、全冷藏，三種配的壓縮機、冷排、熱排都不一樣大。〔錄音12 02:03〕</w:t>
+      </w:r>
+    </w:p>
+    <w:p>
+      <w:pPr>
+        <w:pStyle w:val="Heading2"/>
+      </w:pPr>
+      <w:r>
+        <w:t xml:space="preserve">冷凍庫三種：先問冰什麼〔錄音16 36:01〕</w:t>
+      </w:r>
+    </w:p>
+    <w:p>
+      <w:pPr>
+        <w:pStyle w:val="ListParagraph"/>
+        <w:numPr>
+          <w:ilvl w:val="0"/>
+          <w:numId w:val="2"/>
+        </w:numPr>
+      </w:pPr>
+      <w:r>
+        <w:rPr>
+          <w:b/>
+          <w:bCs/>
+        </w:rPr>
+        <w:t xml:space="preserve">冷凍儲存庫</w:t>
+      </w:r>
+      <w:r>
+        <w:t xml:space="preserve">：東西進來就是硬的（冷凍車、貨運送來的海鮮、肉），只要保持溫度，例如 -15°C，東西就不會融化；東西本身已經沒有熱量，所以機組不用抓太大，最容易。〔錄音16 36:01〕</w:t>
+      </w:r>
+    </w:p>
+    <w:p>
+      <w:pPr>
+        <w:pStyle w:val="ListParagraph"/>
+        <w:numPr>
+          <w:ilvl w:val="0"/>
+          <w:numId w:val="2"/>
+        </w:numPr>
+      </w:pPr>
+      <w:r>
+        <w:rPr>
+          <w:b/>
+          <w:bCs/>
+        </w:rPr>
+        <w:t xml:space="preserve">常溫庫</w:t>
+      </w:r>
+      <w:r>
+        <w:t xml:space="preserve">：放進去的是常溫的東西，例如溫體豬肉，又大塊又不切，很難冰；機組、冷排都要很大。〔錄音16 38:38〕</w:t>
+      </w:r>
+    </w:p>
+    <w:p>
+      <w:pPr>
+        <w:pStyle w:val="ListParagraph"/>
+        <w:numPr>
+          <w:ilvl w:val="0"/>
+          <w:numId w:val="2"/>
+        </w:numPr>
+      </w:pPr>
+      <w:r>
+        <w:rPr>
+          <w:b/>
+          <w:bCs/>
+        </w:rPr>
+        <w:t xml:space="preserve">急速冷凍庫</w:t>
+      </w:r>
+      <w:r>
+        <w:t xml:space="preserve">：例如剛做好的魚丸，熱的不能直接進去，先用風吹到常溫；進去兩個小時出來跟石頭一樣，再真空包裝出貨，保住鮮度。送到餐廳後，還是放在一般的冷凍儲存庫。〔錄音16 36:53、37:45〕</w:t>
+      </w:r>
+    </w:p>
+    <w:p>
+      <w:pPr>
+        <w:pStyle w:val="ListParagraph"/>
+        <w:numPr>
+          <w:ilvl w:val="0"/>
+          <w:numId w:val="2"/>
+        </w:numPr>
+      </w:pPr>
+      <w:r>
+        <w:t xml:space="preserve">所以客人說幾坪，那是</w:t>
+      </w:r>
+      <w:r>
+        <w:rPr>
+          <w:b/>
+          <w:bCs/>
+        </w:rPr>
+        <w:t xml:space="preserve">參考坪數</w:t>
+      </w:r>
+      <w:r>
+        <w:t xml:space="preserve">。要多問：冰什麼？冷凍貨是軟的還是硬的？是儲存庫還是常溫庫？含水量多不多？東西熱量越高，機組要越大、冷排要越大。〔錄音16 36:01、36:53〕</w:t>
+      </w:r>
+    </w:p>
+    <w:p>
+      <w:pPr>
+        <w:pStyle w:val="ListParagraph"/>
+        <w:numPr>
+          <w:ilvl w:val="0"/>
+          <w:numId w:val="2"/>
+        </w:numPr>
+      </w:pPr>
+      <w:r>
+        <w:rPr>
+          <w:b/>
+          <w:bCs/>
+        </w:rPr>
+        <w:t xml:space="preserve">什麼叫冷凍好了</w:t>
+      </w:r>
+      <w:r>
+        <w:t xml:space="preserve">：是</w:t>
+      </w:r>
+      <w:r>
+        <w:rPr>
+          <w:b/>
+          <w:bCs/>
+        </w:rPr>
+        <w:t xml:space="preserve">中心溫度</w:t>
+      </w:r>
+      <w:r>
+        <w:t xml:space="preserve">到零下（-10°C 以下），不是外面硬就好。一塊軟的肉丟進冷凍庫兩三個小時，外面硬了、裡面還沒；家用冰箱都要放到隔天。〔錄音16 19:46、38:38〕</w:t>
+      </w:r>
+    </w:p>
+    <w:p>
+      <w:pPr>
+        <w:pStyle w:val="ListParagraph"/>
+        <w:numPr>
+          <w:ilvl w:val="0"/>
+          <w:numId w:val="2"/>
+        </w:numPr>
+      </w:pPr>
+      <w:r>
+        <w:rPr>
+          <w:b/>
+          <w:bCs/>
+        </w:rPr>
+        <w:t xml:space="preserve">不要把冰庫當冰箱開</w:t>
+      </w:r>
+      <w:r>
+        <w:t xml:space="preserve">：每開一次門熱量就跑進去，壓縮機負擔變大，冷排也會結冰。冰庫是拿來存的，一次拿多一點到門口的冰箱（不鏽鋼冰箱），要用的從冰箱拿，或拿去冷藏解凍。〔錄音16 20:36、21:27〕</w:t>
+      </w:r>
+    </w:p>
+    <w:p>
+      <w:pPr>
+        <w:pStyle w:val="ListParagraph"/>
+        <w:numPr>
+          <w:ilvl w:val="0"/>
+          <w:numId w:val="2"/>
+        </w:numPr>
+      </w:pPr>
+      <w:r>
+        <w:rPr>
+          <w:b/>
+          <w:bCs/>
+        </w:rPr>
+        <w:t xml:space="preserve">變頻為什麼省電</w:t>
+      </w:r>
+      <w:r>
+        <w:t xml:space="preserve">：剛開機（初溫）是全載、最吃電；溫度降下來後，變頻壓縮機不停機、慢慢轉慢（100% → 80% → 50%），所以省電。家裡的變頻冷氣，出門一兩個小時不要關，關掉回來又要全載。冷凍現在也慢慢有變頻的東西出來，但冷凍跟食材有關，比較不一樣。〔錄音16 17:11、18:02、18:55〕</w:t>
+      </w:r>
+    </w:p>
+    <w:p>
+      <w:pPr>
+        <w:pStyle w:val="Heading1"/>
+      </w:pPr>
+      <w:r>
+        <w:t xml:space="preserve">四、四大金剛：壓縮機、冷凝器、膨脹閥、蒸發器</w:t>
+      </w:r>
+    </w:p>
+    <w:p>
+      <w:r>
+        <w:rPr>
+          <w:b/>
+          <w:bCs/>
+        </w:rPr>
+        <w:t xml:space="preserve">四大金剛＝壓縮機、熱排（冷凝器）、冷排（蒸發器）、膨脹閥</w:t>
+      </w:r>
+      <w:r>
+        <w:t xml:space="preserve">；真正核心是壓縮機、冷凝器、蒸發器三大元件，膨脹閥其實也算控制。〔錄音01 11:57〕〔錄音02 18:38〕</w:t>
+      </w:r>
+    </w:p>
+    <w:p>
+      <w:pPr>
+        <w:pStyle w:val="Heading2"/>
+      </w:pPr>
+      <w:r>
+        <w:t xml:space="preserve">壓縮機：龍頭</w:t>
+      </w:r>
+    </w:p>
+    <w:p>
+      <w:pPr>
+        <w:pStyle w:val="ListParagraph"/>
+        <w:numPr>
+          <w:ilvl w:val="0"/>
+          <w:numId w:val="2"/>
+        </w:numPr>
+      </w:pPr>
+      <w:r>
+        <w:t xml:space="preserve">「壓縮機是龍頭，你沒有它就什麼都不行。」〔錄音05 03:58〕</w:t>
+      </w:r>
+    </w:p>
+    <w:p>
+      <w:pPr>
+        <w:pStyle w:val="ListParagraph"/>
+        <w:numPr>
+          <w:ilvl w:val="0"/>
+          <w:numId w:val="2"/>
+        </w:numPr>
+      </w:pPr>
+      <w:r>
+        <w:t xml:space="preserve">壓縮機就像汽車引擎，要用</w:t>
+      </w:r>
+      <w:r>
+        <w:rPr>
+          <w:b/>
+          <w:bCs/>
+        </w:rPr>
+        <w:t xml:space="preserve">冷凍油</w:t>
+      </w:r>
+      <w:r>
+        <w:t xml:space="preserve">潤滑。〔錄音01 03:49〕</w:t>
+      </w:r>
+    </w:p>
+    <w:p>
+      <w:pPr>
+        <w:pStyle w:val="ListParagraph"/>
+        <w:numPr>
+          <w:ilvl w:val="0"/>
+          <w:numId w:val="2"/>
+        </w:numPr>
+      </w:pPr>
+      <w:r>
+        <w:t xml:space="preserve">店裡光壓縮機，從 1/6 馬到 6 馬就有二三十種。〔錄音02 20:02〕</w:t>
+      </w:r>
+    </w:p>
+    <w:p>
+      <w:pPr>
+        <w:pStyle w:val="ListParagraph"/>
+        <w:numPr>
+          <w:ilvl w:val="0"/>
+          <w:numId w:val="2"/>
+        </w:numPr>
+      </w:pPr>
+      <w:r>
+        <w:t xml:space="preserve">壓縮機規格會寫接管大小：「高壓幾分、低壓幾分」（見「二、單位」）。〔錄音05 03:31〕</w:t>
+      </w:r>
+    </w:p>
+    <w:p>
+      <w:pPr>
+        <w:pStyle w:val="ListParagraph"/>
+        <w:numPr>
+          <w:ilvl w:val="0"/>
+          <w:numId w:val="2"/>
+        </w:numPr>
+      </w:pPr>
+      <w:r>
+        <w:t xml:space="preserve">其他三個元件都跟著壓縮機配（見下方「相輔相成」）。</w:t>
+      </w:r>
+    </w:p>
+    <w:p>
+      <w:pPr>
+        <w:pStyle w:val="Heading2"/>
+      </w:pPr>
+      <w:r>
+        <w:t xml:space="preserve">壓縮機怎麼保護：量吐出溫度〔錄音16 00:02〕</w:t>
+      </w:r>
+    </w:p>
+    <w:p>
+      <w:pPr>
+        <w:pStyle w:val="ListParagraph"/>
+        <w:numPr>
+          <w:ilvl w:val="0"/>
+          <w:numId w:val="2"/>
+        </w:numPr>
+      </w:pPr>
+      <w:r>
+        <w:rPr>
+          <w:b/>
+          <w:bCs/>
+        </w:rPr>
+        <w:t xml:space="preserve">吐出溫度＝排氣溫度</w:t>
+      </w:r>
+      <w:r>
+        <w:t xml:space="preserve">（同一個意思，店裡都講吐出溫度）。老闆抓 </w:t>
+      </w:r>
+      <w:r>
+        <w:rPr>
+          <w:b/>
+          <w:bCs/>
+        </w:rPr>
+        <w:t xml:space="preserve">70～100°C</w:t>
+      </w:r>
+      <w:r>
+        <w:t xml:space="preserve">，夏天高、冬天低，</w:t>
+      </w:r>
+      <w:r>
+        <w:rPr>
+          <w:b/>
+          <w:bCs/>
+        </w:rPr>
+        <w:t xml:space="preserve">85°C 最安全</w:t>
+      </w:r>
+      <w:r>
+        <w:t xml:space="preserve">；不要超過 100°C。手冊寫的上限是 107°C，冷凍油超過 148°C 會碳化。〔錄音16 00:52、01:43、02:36〕</w:t>
+      </w:r>
+    </w:p>
+    <w:p>
+      <w:pPr>
+        <w:pStyle w:val="ListParagraph"/>
+        <w:numPr>
+          <w:ilvl w:val="0"/>
+          <w:numId w:val="2"/>
+        </w:numPr>
+      </w:pPr>
+      <w:r>
+        <w:t xml:space="preserve">溫度代表回來的冷媒夠不夠：</w:t>
+      </w:r>
+      <w:r>
+        <w:rPr>
+          <w:b/>
+          <w:bCs/>
+        </w:rPr>
+        <w:t xml:space="preserve">太高（100°C 以上）＝回來的冷媒太少</w:t>
+      </w:r>
+      <w:r>
+        <w:t xml:space="preserve">，冷卻不了壓縮機裡的馬達；老闆量過到 120°C，管子會抖。</w:t>
+      </w:r>
+      <w:r>
+        <w:rPr>
+          <w:b/>
+          <w:bCs/>
+        </w:rPr>
+        <w:t xml:space="preserve">太低（60°C 左右）＝回來太多</w:t>
+      </w:r>
+      <w:r>
+        <w:t xml:space="preserve">，有液體回去，壓縮機會被「淹死」。回來的冷媒大多是還沒完全蒸發的液氣，有液就危險。〔錄音16 03:28、04:19〕</w:t>
+      </w:r>
+    </w:p>
+    <w:p>
+      <w:pPr>
+        <w:pStyle w:val="ListParagraph"/>
+        <w:numPr>
+          <w:ilvl w:val="0"/>
+          <w:numId w:val="2"/>
+        </w:numPr>
+      </w:pPr>
+      <w:r>
+        <w:t xml:space="preserve">怎麼量：量不到裡面的冷媒，量的是</w:t>
+      </w:r>
+      <w:r>
+        <w:rPr>
+          <w:b/>
+          <w:bCs/>
+        </w:rPr>
+        <w:t xml:space="preserve">吐出管的管壁</w:t>
+      </w:r>
+      <w:r>
+        <w:t xml:space="preserve">。用感溫棒貼在銅管上，再用</w:t>
+      </w:r>
+      <w:r>
+        <w:rPr>
+          <w:b/>
+          <w:bCs/>
+        </w:rPr>
+        <w:t xml:space="preserve">鋁箔膠帶</w:t>
+      </w:r>
+      <w:r>
+        <w:t xml:space="preserve">包住、跟外面的空氣隔絕（店裡有賣鋁箔膠帶）；紅外線量不準。老闆：「十個人有十個人不會量」，但要保護壓縮機一定要量。〔錄音16 01:43、04:19〕</w:t>
+      </w:r>
+    </w:p>
+    <w:p>
+      <w:pPr>
+        <w:pStyle w:val="ListParagraph"/>
+        <w:numPr>
+          <w:ilvl w:val="0"/>
+          <w:numId w:val="2"/>
+        </w:numPr>
+      </w:pPr>
+      <w:r>
+        <w:t xml:space="preserve">用摸的：</w:t>
+      </w:r>
+      <w:r>
+        <w:rPr>
+          <w:b/>
+          <w:bCs/>
+        </w:rPr>
+        <w:t xml:space="preserve">吸入端可以摸</w:t>
+      </w:r>
+      <w:r>
+        <w:t xml:space="preserve">，溫溫的、手可以碰才正常；</w:t>
+      </w:r>
+      <w:r>
+        <w:rPr>
+          <w:b/>
+          <w:bCs/>
+        </w:rPr>
+        <w:t xml:space="preserve">吐出端不能摸</w:t>
+      </w:r>
+      <w:r>
+        <w:t xml:space="preserve">。師傅多半摸壓縮機的頭來判斷，太燙就是吐出溫度太高。〔錄音16 05:10〕</w:t>
+      </w:r>
+    </w:p>
+    <w:p>
+      <w:pPr>
+        <w:pStyle w:val="ListParagraph"/>
+        <w:numPr>
+          <w:ilvl w:val="0"/>
+          <w:numId w:val="2"/>
+        </w:numPr>
+      </w:pPr>
+      <w:r>
+        <w:rPr>
+          <w:b/>
+          <w:bCs/>
+        </w:rPr>
+        <w:t xml:space="preserve">過熱保護器</w:t>
+      </w:r>
+      <w:r>
+        <w:t xml:space="preserve">（店裡說「歐巴」、OL）在壓縮機外殼裡面，看不到；大約 135°C 就跳掉，跳掉壓縮機就停、不會冷。電流太高也會跳（過電流保護）。〔錄音16 00:52、06:54〕</w:t>
+      </w:r>
+    </w:p>
+    <w:p>
+      <w:pPr>
+        <w:pStyle w:val="ListParagraph"/>
+        <w:numPr>
+          <w:ilvl w:val="0"/>
+          <w:numId w:val="2"/>
+        </w:numPr>
+      </w:pPr>
+      <w:r>
+        <w:t xml:space="preserve">跳掉之後：師傅會拿冰塊放在壓縮機頭上，像發燒冰敷，要放 1～2 個小時才會復歸；老闆會跟客人說「先去吃個飯再回來」。不去也會自己慢慢降溫、自己再啟動（大概 3～5 小時），但冷媒還是不夠，就會跳了又跳。〔錄音16 06:54、07:44、08:35〕</w:t>
+      </w:r>
+    </w:p>
+    <w:p>
+      <w:pPr>
+        <w:pStyle w:val="ListParagraph"/>
+        <w:numPr>
+          <w:ilvl w:val="0"/>
+          <w:numId w:val="2"/>
+        </w:numPr>
+      </w:pPr>
+      <w:r>
+        <w:t xml:space="preserve">反覆跳幾次，保護器燒掉，壓縮機就一直轉、不再保護，最後</w:t>
+      </w:r>
+      <w:r>
+        <w:rPr>
+          <w:b/>
+          <w:bCs/>
+        </w:rPr>
+        <w:t xml:space="preserve">線圈燒到變黑碳化</w:t>
+      </w:r>
+      <w:r>
+        <w:t xml:space="preserve">，就救不回來。所以過熱保護器跳了、還會復歸的時候，</w:t>
+      </w:r>
+      <w:r>
+        <w:rPr>
+          <w:b/>
+          <w:bCs/>
+        </w:rPr>
+        <w:t xml:space="preserve">還有救要趕快去</w:t>
+      </w:r>
+      <w:r>
+        <w:t xml:space="preserve">；客人通常是遇到問題才去量。〔錄音16 08:35、09:28〕</w:t>
+      </w:r>
+    </w:p>
+    <w:p>
+      <w:pPr>
+        <w:pStyle w:val="ListParagraph"/>
+        <w:numPr>
+          <w:ilvl w:val="0"/>
+          <w:numId w:val="2"/>
+        </w:numPr>
+      </w:pPr>
+      <w:r>
+        <w:t xml:space="preserve">另一種壞法：</w:t>
+      </w:r>
+      <w:r>
+        <w:rPr>
+          <w:b/>
+          <w:bCs/>
+        </w:rPr>
+        <w:t xml:space="preserve">冷凍油沒回來</w:t>
+      </w:r>
+      <w:r>
+        <w:t xml:space="preserve">。油跟著冷媒出去，管路高高低低，油卡在半路，例如出去 1500 cc、只回來 100～200 cc，裡面的金屬沒潤滑就刷死、卡死。手冊寫要配正 U 型、逆 U 型的彎讓油回來；渦捲式本身有油視窗，看得到油。〔錄音16 10:20、11:11〕</w:t>
+      </w:r>
+    </w:p>
+    <w:p>
+      <w:pPr>
+        <w:pStyle w:val="Heading2"/>
+      </w:pPr>
+      <w:r>
+        <w:t xml:space="preserve">壓縮機貨架：四個牌子怎麼認〔錄音13 00:00〕</w:t>
+      </w:r>
+    </w:p>
+    <w:p>
+      <w:pPr>
+        <w:pStyle w:val="ListParagraph"/>
+        <w:numPr>
+          <w:ilvl w:val="0"/>
+          <w:numId w:val="2"/>
+        </w:numPr>
+      </w:pPr>
+      <w:r>
+        <w:t xml:space="preserve">店裡常備四個牌子：</w:t>
+      </w:r>
+      <w:r>
+        <w:rPr>
+          <w:b/>
+          <w:bCs/>
+        </w:rPr>
+        <w:t xml:space="preserve">英博格（Embraco）</w:t>
+      </w:r>
+      <w:r>
+        <w:t xml:space="preserve"> 小顆的，一馬以下；義大利品牌、斯洛伐克製造（標籤上有寫）；只有 110、220 單相，沒有三相〔錄音15 04:20、06:52〕。</w:t>
+      </w:r>
+      <w:r>
+        <w:rPr>
+          <w:b/>
+          <w:bCs/>
+        </w:rPr>
+        <w:t xml:space="preserve">鐵甲（Tecumseh）</w:t>
+      </w:r>
+      <w:r>
+        <w:t xml:space="preserve"> 法國廠（GAJ 開頭）和泰國廠（KK 系列，型號 AW 開頭，例 AW2464）〔錄音13 13:14〕；美國廠已退出，巴西鐵甲店裡不賣，一馬以下用英博格代替；鐵甲在台灣超過 50 年〔錄音15 06:02〕；</w:t>
+      </w:r>
+      <w:r>
+        <w:rPr>
+          <w:b/>
+          <w:bCs/>
+        </w:rPr>
+        <w:t xml:space="preserve">Copeland（口語黑金剛、孔不爛）</w:t>
+      </w:r>
+      <w:r>
+        <w:t xml:space="preserve"> 賣最多，CS、CR、CF 系列；</w:t>
+      </w:r>
+      <w:r>
+        <w:rPr>
+          <w:b/>
+          <w:bCs/>
+        </w:rPr>
+        <w:t xml:space="preserve">Danfoss（壓縮機部門已改名 Secop，很多人還是叫 Danfoss）</w:t>
+      </w:r>
+      <w:r>
+        <w:t xml:space="preserve"> 型號有 G 的灌 R134a（冷藏）、有 CL 的灌 R404A（冷凍）。〔錄音13 10:23、20:00、43:51〕</w:t>
+      </w:r>
+    </w:p>
+    <w:p>
+      <w:pPr>
+        <w:pStyle w:val="ListParagraph"/>
+        <w:numPr>
+          <w:ilvl w:val="0"/>
+          <w:numId w:val="2"/>
+        </w:numPr>
+      </w:pPr>
+      <w:r>
+        <w:t xml:space="preserve">型號怎麼讀：黑金剛 </w:t>
+      </w:r>
+      <w:r>
+        <w:rPr>
+          <w:b/>
+          <w:bCs/>
+        </w:rPr>
+        <w:t xml:space="preserve">CS27K TF5</w:t>
+      </w:r>
+      <w:r>
+        <w:t xml:space="preserve">＝27 是大小、TF5＝三相（200～230V）；</w:t>
+      </w:r>
+      <w:r>
+        <w:rPr>
+          <w:b/>
+          <w:bCs/>
+        </w:rPr>
+        <w:t xml:space="preserve">PFV</w:t>
+      </w:r>
+      <w:r>
+        <w:t xml:space="preserve">＝單相。型號牌上找 </w:t>
+      </w:r>
+      <w:r>
+        <w:rPr>
+          <w:b/>
+          <w:bCs/>
+        </w:rPr>
+        <w:t xml:space="preserve">PH</w:t>
+      </w:r>
+      <w:r>
+        <w:t xml:space="preserve">：PH 1 單相、PH 3 三相。〔錄音13 20:47〕</w:t>
+      </w:r>
+    </w:p>
+    <w:p>
+      <w:pPr>
+        <w:pStyle w:val="ListParagraph"/>
+        <w:numPr>
+          <w:ilvl w:val="0"/>
+          <w:numId w:val="2"/>
+        </w:numPr>
+      </w:pPr>
+      <w:r>
+        <w:t xml:space="preserve">每個牌子都有「同等級」可以互相代替：要對 </w:t>
+      </w:r>
+      <w:r>
+        <w:rPr>
+          <w:b/>
+          <w:bCs/>
+        </w:rPr>
+        <w:t xml:space="preserve">BTU（能力）和排氣量</w:t>
+      </w:r>
+      <w:r>
+        <w:t xml:space="preserve">，電壓、單相三相也要一樣。架上同一個位置貼三張標籤，就是三個互相代替的型號。〔錄音13 03:29〕</w:t>
+      </w:r>
+    </w:p>
+    <w:p>
+      <w:pPr>
+        <w:pStyle w:val="ListParagraph"/>
+        <w:numPr>
+          <w:ilvl w:val="0"/>
+          <w:numId w:val="2"/>
+        </w:numPr>
+      </w:pPr>
+      <w:r>
+        <w:t xml:space="preserve">老闆不批評別家的牌子：客人問評價，只說我們賣的是哪一種、為什麼。〔錄音13 04:21〕</w:t>
+      </w:r>
+    </w:p>
+    <w:p>
+      <w:pPr>
+        <w:pStyle w:val="Heading2"/>
+      </w:pPr>
+      <w:r>
+        <w:t xml:space="preserve">電壓與相位：拿錯一個字就燒掉〔錄音13 00:54〕</w:t>
+      </w:r>
+    </w:p>
+    <w:p>
+      <w:pPr>
+        <w:pStyle w:val="ListParagraph"/>
+        <w:numPr>
+          <w:ilvl w:val="0"/>
+          <w:numId w:val="2"/>
+        </w:numPr>
+      </w:pPr>
+      <w:r>
+        <w:rPr>
+          <w:b/>
+          <w:bCs/>
+        </w:rPr>
+        <w:t xml:space="preserve">110 和 220 都是兩條線（單相）</w:t>
+      </w:r>
+      <w:r>
+        <w:t xml:space="preserve">；三相是三條線。只有一馬以下的小顆才有 110；大顆才有三相（220 或 380）。客人問小壓縮機，第一句先問「110 還是 220」；大顆的問「單相還是三相」。〔錄音13 01:47〕</w:t>
+      </w:r>
+    </w:p>
+    <w:p>
+      <w:pPr>
+        <w:pStyle w:val="ListParagraph"/>
+        <w:numPr>
+          <w:ilvl w:val="0"/>
+          <w:numId w:val="2"/>
+        </w:numPr>
+      </w:pPr>
+      <w:r>
+        <w:t xml:space="preserve">客人要 220、你拿 110，通電就燒掉。</w:t>
+      </w:r>
+      <w:r>
+        <w:rPr>
+          <w:b/>
+          <w:bCs/>
+        </w:rPr>
+        <w:t xml:space="preserve">壓縮機的管子焊上去就算用過，原廠一概不負責</w:t>
+      </w:r>
+      <w:r>
+        <w:t xml:space="preserve">，每個牌子都一樣；型號拿錯、電壓拿錯都不行，老闆：「拿錯了我公司沒辦法幫你負擔」。〔錄音13 07:45〕</w:t>
+      </w:r>
+    </w:p>
+    <w:p>
+      <w:pPr>
+        <w:pStyle w:val="ListParagraph"/>
+        <w:numPr>
+          <w:ilvl w:val="0"/>
+          <w:numId w:val="2"/>
+        </w:numPr>
+      </w:pPr>
+      <w:r>
+        <w:t xml:space="preserve">出貨配件：</w:t>
+      </w:r>
+      <w:r>
+        <w:rPr>
+          <w:b/>
+          <w:bCs/>
+        </w:rPr>
+        <w:t xml:space="preserve">三相只要角座</w:t>
+      </w:r>
+      <w:r>
+        <w:t xml:space="preserve">（四個角座加中間的柱子，螺絲從底板鎖）；</w:t>
+      </w:r>
+      <w:r>
+        <w:rPr>
+          <w:b/>
+          <w:bCs/>
+        </w:rPr>
+        <w:t xml:space="preserve">單相要角座＋一盒配件</w:t>
+      </w:r>
+      <w:r>
+        <w:t xml:space="preserve">：繼電器（Relay）、啟動電容、運轉電容，原廠配好、線接好。不同型號的配件盒內容不一樣，先對壓縮機再對配件。〔錄音13 15:35～19:56〕</w:t>
+      </w:r>
+    </w:p>
+    <w:p>
+      <w:pPr>
+        <w:pStyle w:val="ListParagraph"/>
+        <w:numPr>
+          <w:ilvl w:val="0"/>
+          <w:numId w:val="2"/>
+        </w:numPr>
+      </w:pPr>
+      <w:r>
+        <w:rPr>
+          <w:b/>
+          <w:bCs/>
+        </w:rPr>
+        <w:t xml:space="preserve">往復式</w:t>
+      </w:r>
+      <w:r>
+        <w:t xml:space="preserve">比較矮胖，小顆的幾乎都是；</w:t>
+      </w:r>
+      <w:r>
+        <w:rPr>
+          <w:b/>
+          <w:bCs/>
+        </w:rPr>
+        <w:t xml:space="preserve">渦捲式</w:t>
+      </w:r>
+      <w:r>
+        <w:t xml:space="preserve">比較高，大顆的用（黑金剛 ZS 系列）。渦捲式的單相只有一顆運轉電容。〔錄音13 18:13〕</w:t>
+      </w:r>
+    </w:p>
+    <w:p>
+      <w:pPr>
+        <w:pStyle w:val="ListParagraph"/>
+        <w:numPr>
+          <w:ilvl w:val="0"/>
+          <w:numId w:val="2"/>
+        </w:numPr>
+      </w:pPr>
+      <w:r>
+        <w:t xml:space="preserve">兩支管＝高壓吐出、低壓吸入；第三支是</w:t>
+      </w:r>
+      <w:r>
+        <w:rPr>
+          <w:b/>
+          <w:bCs/>
+        </w:rPr>
+        <w:t xml:space="preserve">充灌閥</w:t>
+      </w:r>
+      <w:r>
+        <w:t xml:space="preserve">，灌冷媒、測壓力用。沒有第三支的，師傅自己接。〔錄音13 31:49〕</w:t>
+      </w:r>
+    </w:p>
+    <w:p>
+      <w:pPr>
+        <w:pStyle w:val="ListParagraph"/>
+        <w:numPr>
+          <w:ilvl w:val="0"/>
+          <w:numId w:val="2"/>
+        </w:numPr>
+      </w:pPr>
+      <w:r>
+        <w:t xml:space="preserve">老闆 10/12 再講一次：往復式單相一定是</w:t>
+      </w:r>
+      <w:r>
+        <w:rPr>
+          <w:b/>
+          <w:bCs/>
+        </w:rPr>
+        <w:t xml:space="preserve">三樣</w:t>
+      </w:r>
+      <w:r>
+        <w:t xml:space="preserve">——繼電器（Relay）、</w:t>
+      </w:r>
+      <w:r>
+        <w:rPr>
+          <w:b/>
+          <w:bCs/>
+        </w:rPr>
+        <w:t xml:space="preserve">黑色的啟動電容</w:t>
+      </w:r>
+      <w:r>
+        <w:t xml:space="preserve">、</w:t>
+      </w:r>
+      <w:r>
+        <w:rPr>
+          <w:b/>
+          <w:bCs/>
+        </w:rPr>
+        <w:t xml:space="preserve">銀色的運轉電容</w:t>
+      </w:r>
+      <w:r>
+        <w:t xml:space="preserve">；師傅要自己接線，再裝進一個</w:t>
+      </w:r>
+      <w:r>
+        <w:rPr>
+          <w:b/>
+          <w:bCs/>
+        </w:rPr>
+        <w:t xml:space="preserve">小黑盒</w:t>
+      </w:r>
+      <w:r>
+        <w:t xml:space="preserve">（店裡也有賣）。渦捲式只有一顆電容、沒有繼電器。第三支管跟低壓端相通，是充灌用的。110、220 都是兩條線，三相是三條線。〔錄音16 12:02、12:57、13:48〕</w:t>
+      </w:r>
+    </w:p>
+    <w:p>
+      <w:pPr>
+        <w:pStyle w:val="ListParagraph"/>
+        <w:numPr>
+          <w:ilvl w:val="0"/>
+          <w:numId w:val="2"/>
+        </w:numPr>
+      </w:pPr>
+      <w:r>
+        <w:t xml:space="preserve">怎麼抱：不重，但</w:t>
+      </w:r>
+      <w:r>
+        <w:rPr>
+          <w:b/>
+          <w:bCs/>
+        </w:rPr>
+        <w:t xml:space="preserve">不要抓管子</w:t>
+      </w:r>
+      <w:r>
+        <w:t xml:space="preserve">（脆弱，脫落就沒人要）；一手扶底座、一手扶機身，稍微傾斜抱著走。〔錄音13 30:59〕</w:t>
+      </w:r>
+    </w:p>
+    <w:p>
+      <w:pPr>
+        <w:pStyle w:val="Heading2"/>
+      </w:pPr>
+      <w:r>
+        <w:t xml:space="preserve">高溫、中溫、低溫：誰可以代替誰〔錄音13 36:06〕</w:t>
+      </w:r>
+    </w:p>
+    <w:p>
+      <w:pPr>
+        <w:pStyle w:val="ListParagraph"/>
+        <w:numPr>
+          <w:ilvl w:val="0"/>
+          <w:numId w:val="2"/>
+        </w:numPr>
+      </w:pPr>
+      <w:r>
+        <w:t xml:space="preserve">黑金剛往復式：</w:t>
+      </w:r>
+      <w:r>
+        <w:rPr>
+          <w:b/>
+          <w:bCs/>
+        </w:rPr>
+        <w:t xml:space="preserve">CR＝高溫（打冷藏）、CS＝中溫（冷藏、冷凍都能打）、CF＝低溫（-20°C 冷凍庫）</w:t>
+      </w:r>
+      <w:r>
+        <w:t xml:space="preserve">。越低溫越貴：一馬半的低溫機，價錢就跟兩馬半的中溫機一樣。〔錄音13 36:58〕</w:t>
+      </w:r>
+    </w:p>
+    <w:p>
+      <w:pPr>
+        <w:pStyle w:val="ListParagraph"/>
+        <w:numPr>
+          <w:ilvl w:val="0"/>
+          <w:numId w:val="2"/>
+        </w:numPr>
+      </w:pPr>
+      <w:r>
+        <w:t xml:space="preserve">怎麼代替（老闆的例子）：</w:t>
+      </w:r>
+      <w:r>
+        <w:rPr>
+          <w:b/>
+          <w:bCs/>
+        </w:rPr>
+        <w:t xml:space="preserve">中溫兩邊都能打</w:t>
+      </w:r>
+      <w:r>
+        <w:t xml:space="preserve">，所以低溫缺貨時可以拿大一點的中溫代替，例如 CF 09K 缺貨用 CS 20K。冷藏一般用高溫，因為比較便宜；有人為了省成本拿中溫去打冷藏。能力（BTU、排氣量）、電壓、相位還是要對。〔錄音13 36:52、39:56〕（10/9 修正：之前寫「只能拿更低溫的代替」，跟老闆講的不一樣）</w:t>
+      </w:r>
+    </w:p>
+    <w:p>
+      <w:pPr>
+        <w:pStyle w:val="ListParagraph"/>
+        <w:numPr>
+          <w:ilvl w:val="0"/>
+          <w:numId w:val="2"/>
+        </w:numPr>
+      </w:pPr>
+      <w:r>
+        <w:t xml:space="preserve">代替主要看</w:t>
+      </w:r>
+      <w:r>
+        <w:rPr>
+          <w:b/>
+          <w:bCs/>
+        </w:rPr>
+        <w:t xml:space="preserve">冷凍能力（BTU）和排氣量</w:t>
+      </w:r>
+      <w:r>
+        <w:t xml:space="preserve">，不是只看電壓；中溫兩邊都可以打，但能力還是要對。〔錄音16 12:02、15:28〕</w:t>
+      </w:r>
+    </w:p>
+    <w:p>
+      <w:pPr>
+        <w:pStyle w:val="ListParagraph"/>
+        <w:numPr>
+          <w:ilvl w:val="0"/>
+          <w:numId w:val="2"/>
+        </w:numPr>
+      </w:pPr>
+      <w:r>
+        <w:t xml:space="preserve">同牌子的世代：</w:t>
+      </w:r>
+      <w:r>
+        <w:rPr>
+          <w:b/>
+          <w:bCs/>
+        </w:rPr>
+        <w:t xml:space="preserve">K6＝墨西哥廠（中溫）、K7＝印度廠</w:t>
+      </w:r>
+      <w:r>
+        <w:t xml:space="preserve">，第三代 CS 用來代替原本的 CR（冷藏）。同樣寫 CS20，K6 和 K7 不是同一顆；老闆在電腦裡把 K7 記成 CR。〔錄音13 38:42〕</w:t>
+      </w:r>
+    </w:p>
+    <w:p>
+      <w:pPr>
+        <w:pStyle w:val="ListParagraph"/>
+        <w:numPr>
+          <w:ilvl w:val="0"/>
+          <w:numId w:val="2"/>
+        </w:numPr>
+      </w:pPr>
+      <w:r>
+        <w:t xml:space="preserve">Danfoss：G 只灌 R134a，是冷藏壓縮機；CL 灌 R404A（507、408 也可以），是冷凍壓縮機。客人說「12C」就是 12CL，說「12 冷藏」就是 12G。〔錄音13 43:51、47:15〕</w:t>
+      </w:r>
+    </w:p>
+    <w:p>
+      <w:pPr>
+        <w:pStyle w:val="Heading2"/>
+      </w:pPr>
+      <w:r>
+        <w:t xml:space="preserve">拿壓縮機的 SOP：一個字都不能錯〔錄音13 08:36〕</w:t>
+      </w:r>
+    </w:p>
+    <w:p>
+      <w:pPr>
+        <w:pStyle w:val="ListParagraph"/>
+        <w:numPr>
+          <w:ilvl w:val="0"/>
+          <w:numId w:val="3"/>
+        </w:numPr>
+      </w:pPr>
+      <w:r>
+        <w:t xml:space="preserve">型號</w:t>
+      </w:r>
+      <w:r>
+        <w:rPr>
+          <w:b/>
+          <w:bCs/>
+        </w:rPr>
+        <w:t xml:space="preserve">一個字一個字對</w:t>
+      </w:r>
+      <w:r>
+        <w:t xml:space="preserve">：客人傳的型號照著唸，最後一碼也要對。</w:t>
+      </w:r>
+    </w:p>
+    <w:p>
+      <w:pPr>
+        <w:pStyle w:val="ListParagraph"/>
+        <w:numPr>
+          <w:ilvl w:val="0"/>
+          <w:numId w:val="3"/>
+        </w:numPr>
+      </w:pPr>
+      <w:r>
+        <w:t xml:space="preserve">電壓：110 還是 220？三相是 220 還是 380？</w:t>
+      </w:r>
+    </w:p>
+    <w:p>
+      <w:pPr>
+        <w:pStyle w:val="ListParagraph"/>
+        <w:numPr>
+          <w:ilvl w:val="0"/>
+          <w:numId w:val="3"/>
+        </w:numPr>
+      </w:pPr>
+      <w:r>
+        <w:t xml:space="preserve">單相有沒有拿配件盒；三相有沒有拿角座。</w:t>
+      </w:r>
+    </w:p>
+    <w:p>
+      <w:pPr>
+        <w:pStyle w:val="ListParagraph"/>
+        <w:numPr>
+          <w:ilvl w:val="0"/>
+          <w:numId w:val="3"/>
+        </w:numPr>
+      </w:pPr>
+      <w:r>
+        <w:t xml:space="preserve">溫度：冷藏拿高溫機、冷凍拿低溫機。</w:t>
+      </w:r>
+    </w:p>
+    <w:p>
+      <w:pPr>
+        <w:pStyle w:val="ListParagraph"/>
+        <w:numPr>
+          <w:ilvl w:val="0"/>
+          <w:numId w:val="3"/>
+        </w:numPr>
+      </w:pPr>
+      <w:r>
+        <w:t xml:space="preserve">不要只看架上的位置：有時候會放錯，拿出來還要再看一次型號；先對壓縮機，再對配件。〔錄音13 22:33〕</w:t>
+      </w:r>
+    </w:p>
+    <w:p>
+      <w:pPr>
+        <w:pStyle w:val="ListParagraph"/>
+        <w:numPr>
+          <w:ilvl w:val="0"/>
+          <w:numId w:val="3"/>
+        </w:numPr>
+      </w:pPr>
+      <w:r>
+        <w:t xml:space="preserve">客人要的是哪一顆，不是「長得一樣」的那一顆（鐵甲 2446 和 2464 長一模一樣，能力不同）。〔錄音13 11:14〕</w:t>
+      </w:r>
+    </w:p>
+    <w:p>
+      <w:pPr>
+        <w:pStyle w:val="ListParagraph"/>
+        <w:numPr>
+          <w:ilvl w:val="0"/>
+          <w:numId w:val="3"/>
+        </w:numPr>
+      </w:pPr>
+      <w:r>
+        <w:t xml:space="preserve">管口的橡皮塞拔起來要「啪」一聲，代表裡面有氣、是新的；一焊上去就算用過，拿錯也沒人要，要自己負責。〔錄音16 16:20〕</w:t>
       </w:r>
     </w:p>
     <w:p>
@@ -4458,7 +4902,7 @@
         <w:shd w:fill="FFF3BF" w:color="auto" w:val="clear"/>
       </w:pPr>
       <w:r>
-        <w:t xml:space="preserve">冷凍庫三種：先問冰什麼</w:t>
+        <w:t xml:space="preserve">往復式、渦捲式；單相三相怎麼接</w:t>
       </w:r>
       <w:r>
         <w:rPr>
@@ -4467,10 +4911,10 @@
           <w:color w:val="FFFFFF"/>
           <w:shd w:fill="C92A2A" w:color="auto" w:val="clear"/>
         </w:rPr>
-        <w:t xml:space="preserve"> 10/12 新 </w:t>
-      </w:r>
-      <w:r>
-        <w:t xml:space="preserve">〔錄音16 36:01〕</w:t>
+        <w:t xml:space="preserve"> 10/17 新 </w:t>
+      </w:r>
+      <w:r>
+        <w:t xml:space="preserve">〔錄音17 00:00〕</w:t>
       </w:r>
     </w:p>
     <w:p>
@@ -4490,10 +4934,20 @@
           <w:b/>
           <w:bCs/>
         </w:rPr>
-        <w:t xml:space="preserve">冷凍儲存庫</w:t>
-      </w:r>
-      <w:r>
-        <w:t xml:space="preserve">：東西進來就是硬的（冷凍車、貨運送來的海鮮、肉），只要保持溫度，例如 -15°C，東西就不會融化；東西本身已經沒有熱量，所以機組不用抓太大，最容易。〔錄音16 36:01〕</w:t>
+        <w:t xml:space="preserve">單相</w:t>
+      </w:r>
+      <w:r>
+        <w:t xml:space="preserve">要配三樣：繼電器（Relay）、黑色啟動電容、銀色運轉電容（店裡有接好線的「懶人線」）；</w:t>
+      </w:r>
+      <w:r>
+        <w:rPr>
+          <w:b/>
+          <w:bCs/>
+        </w:rPr>
+        <w:t xml:space="preserve">三相</w:t>
+      </w:r>
+      <w:r>
+        <w:t xml:space="preserve">三條線接上去就能啟動。〔錄音17 00:00〕</w:t>
       </w:r>
     </w:p>
     <w:p>
@@ -4509,14 +4963,7 @@
         <w:shd w:fill="FFF9DB" w:color="auto" w:val="clear"/>
       </w:pPr>
       <w:r>
-        <w:rPr>
-          <w:b/>
-          <w:bCs/>
-        </w:rPr>
-        <w:t xml:space="preserve">常溫庫</w:t>
-      </w:r>
-      <w:r>
-        <w:t xml:space="preserve">：放進去的是常溫的東西，例如溫體豬肉，又大塊又不切，很難冰；機組、冷排都要很大。〔錄音16 38:38〕</w:t>
+        <w:t xml:space="preserve">110V 插頭是兩個平的腳、220V 是 T 型；第三支腳是接地線。三相有 220V、380V，110V 沒有三相。〔錄音17 01:43〕</w:t>
       </w:r>
     </w:p>
     <w:p>
@@ -4532,14 +4979,7 @@
         <w:shd w:fill="FFF9DB" w:color="auto" w:val="clear"/>
       </w:pPr>
       <w:r>
-        <w:rPr>
-          <w:b/>
-          <w:bCs/>
-        </w:rPr>
-        <w:t xml:space="preserve">急速冷凍庫</w:t>
-      </w:r>
-      <w:r>
-        <w:t xml:space="preserve">：例如剛做好的魚丸，熱的不能直接進去，先用風吹到常溫；進去兩個小時出來跟石頭一樣，再真空包裝出貨，保住鮮度。送到餐廳後，還是放在一般的冷凍儲存庫。〔錄音16 36:53、37:45〕</w:t>
+        <w:t xml:space="preserve">單相、三相講的是「電」；往復式（活塞）、渦捲式（兩片渦捲盤）講的是「構造」，兩者沒有連動。〔錄音17 03:28〕</w:t>
       </w:r>
     </w:p>
     <w:p>
@@ -4555,17 +4995,14 @@
         <w:shd w:fill="FFF9DB" w:color="auto" w:val="clear"/>
       </w:pPr>
       <w:r>
-        <w:t xml:space="preserve">所以客人說幾坪，那是</w:t>
-      </w:r>
-      <w:r>
-        <w:rPr>
-          <w:b/>
-          <w:bCs/>
-        </w:rPr>
-        <w:t xml:space="preserve">參考坪數</w:t>
-      </w:r>
-      <w:r>
-        <w:t xml:space="preserve">。要多問：冰什麼？冷凍貨是軟的還是硬的？是儲存庫還是常溫庫？含水量多不多？東西熱量越高，機組要越大、冷排要越大。〔錄音16 36:01、36:53〕</w:t>
+        <w:rPr>
+          <w:b/>
+          <w:bCs/>
+        </w:rPr>
+        <w:t xml:space="preserve">渦捲式沒有閥片</w:t>
+      </w:r>
+      <w:r>
+        <w:t xml:space="preserve">，液壓縮比較不會壞；往復式遇到液壓縮，閥片會破、連桿可能斷。但液態一直進去還是會卡死。〔錄音17 04:20〕</w:t>
       </w:r>
     </w:p>
     <w:p>
@@ -4585,20 +5022,10 @@
           <w:b/>
           <w:bCs/>
         </w:rPr>
-        <w:t xml:space="preserve">什麼叫冷凍好了</w:t>
-      </w:r>
-      <w:r>
-        <w:t xml:space="preserve">：是</w:t>
-      </w:r>
-      <w:r>
-        <w:rPr>
-          <w:b/>
-          <w:bCs/>
-        </w:rPr>
-        <w:t xml:space="preserve">中心溫度</w:t>
-      </w:r>
-      <w:r>
-        <w:t xml:space="preserve">到零下（-10°C 以下），不是外面硬就好。一塊軟的肉丟進冷凍庫兩三個小時，外面硬了、裡面還沒；家用冰箱都要放到隔天。〔錄音16 19:46、38:38〕</w:t>
+        <w:t xml:space="preserve">束心</w:t>
+      </w:r>
+      <w:r>
+        <w:t xml:space="preserve">（卡死）：系統有髒東西（沒裝乾燥過濾器、施工跑進雜質）、油不夠；大系統要裝油分離器。〔錄音17 05:10〕</w:t>
       </w:r>
     </w:p>
     <w:p>
@@ -4614,14 +5041,7 @@
         <w:shd w:fill="FFF9DB" w:color="auto" w:val="clear"/>
       </w:pPr>
       <w:r>
-        <w:rPr>
-          <w:b/>
-          <w:bCs/>
-        </w:rPr>
-        <w:t xml:space="preserve">不要把冰庫當冰箱開</w:t>
-      </w:r>
-      <w:r>
-        <w:t xml:space="preserve">：每開一次門熱量就跑進去，壓縮機負擔變大，冷排也會結冰。冰庫是拿來存的，一次拿多一點到門口的冰箱（不鏽鋼冰箱），要用的從冰箱拿，或拿去冷藏解凍。〔錄音16 20:36、21:27〕</w:t>
+        <w:t xml:space="preserve">做到幾匹：英博格 1.5 匹以下、渦捲從 1.5 匹開始；鐵甲最大約 2 匹；店裡常賣的往復式大約到 5 匹；大系統好幾顆並聯；半密式都是大顆的，店裡不放庫存。〔錄音17 06:00〕</w:t>
       </w:r>
     </w:p>
     <w:p>
@@ -4637,112 +5057,17 @@
         <w:shd w:fill="FFF9DB" w:color="auto" w:val="clear"/>
       </w:pPr>
       <w:r>
-        <w:rPr>
-          <w:b/>
-          <w:bCs/>
-        </w:rPr>
-        <w:t xml:space="preserve">變頻為什麼省電</w:t>
-      </w:r>
-      <w:r>
-        <w:t xml:space="preserve">：剛開機（初溫）是全載、最吃電；溫度降下來後，變頻壓縮機不停機、慢慢轉慢（100% → 80% → 50%），所以省電。家裡的變頻冷氣，出門一兩個小時不要關，關掉回來又要全載。冷凍現在也慢慢有變頻的東西出來，但冷凍跟食材有關，比較不一樣。〔錄音16 17:11、18:02、18:55〕</w:t>
-      </w:r>
-    </w:p>
-    <w:p>
-      <w:pPr>
-        <w:pStyle w:val="Heading1"/>
-      </w:pPr>
-      <w:r>
-        <w:t xml:space="preserve">四、四大金剛：壓縮機、冷凝器、膨脹閥、蒸發器</w:t>
-      </w:r>
-    </w:p>
-    <w:p>
-      <w:r>
-        <w:rPr>
-          <w:b/>
-          <w:bCs/>
-        </w:rPr>
-        <w:t xml:space="preserve">四大金剛＝壓縮機、熱排（冷凝器）、冷排（蒸發器）、膨脹閥</w:t>
-      </w:r>
-      <w:r>
-        <w:t xml:space="preserve">；真正核心是壓縮機、冷凝器、蒸發器三大元件，膨脹閥其實也算控制。〔錄音01 11:57〕〔錄音02 18:38〕</w:t>
-      </w:r>
-    </w:p>
-    <w:p>
-      <w:pPr>
-        <w:pStyle w:val="Heading2"/>
-      </w:pPr>
-      <w:r>
-        <w:t xml:space="preserve">壓縮機：龍頭</w:t>
-      </w:r>
-    </w:p>
-    <w:p>
-      <w:pPr>
-        <w:pStyle w:val="ListParagraph"/>
-        <w:numPr>
-          <w:ilvl w:val="0"/>
-          <w:numId w:val="2"/>
-        </w:numPr>
-      </w:pPr>
-      <w:r>
-        <w:t xml:space="preserve">「壓縮機是龍頭，你沒有它就什麼都不行。」〔錄音05 03:58〕</w:t>
-      </w:r>
-    </w:p>
-    <w:p>
-      <w:pPr>
-        <w:pStyle w:val="ListParagraph"/>
-        <w:numPr>
-          <w:ilvl w:val="0"/>
-          <w:numId w:val="2"/>
-        </w:numPr>
-      </w:pPr>
-      <w:r>
-        <w:t xml:space="preserve">壓縮機就像汽車引擎，要用</w:t>
-      </w:r>
-      <w:r>
-        <w:rPr>
-          <w:b/>
-          <w:bCs/>
-        </w:rPr>
-        <w:t xml:space="preserve">冷凍油</w:t>
-      </w:r>
-      <w:r>
-        <w:t xml:space="preserve">潤滑。〔錄音01 03:49〕</w:t>
-      </w:r>
-    </w:p>
-    <w:p>
-      <w:pPr>
-        <w:pStyle w:val="ListParagraph"/>
-        <w:numPr>
-          <w:ilvl w:val="0"/>
-          <w:numId w:val="2"/>
-        </w:numPr>
-      </w:pPr>
-      <w:r>
-        <w:t xml:space="preserve">店裡光壓縮機，從 1/6 馬到 6 馬就有二三十種。〔錄音02 20:02〕</w:t>
-      </w:r>
-    </w:p>
-    <w:p>
-      <w:pPr>
-        <w:pStyle w:val="ListParagraph"/>
-        <w:numPr>
-          <w:ilvl w:val="0"/>
-          <w:numId w:val="2"/>
-        </w:numPr>
-      </w:pPr>
-      <w:r>
-        <w:t xml:space="preserve">壓縮機規格會寫接管大小：「高壓幾分、低壓幾分」（見「二、單位」）。〔錄音05 03:31〕</w:t>
-      </w:r>
-    </w:p>
-    <w:p>
-      <w:pPr>
-        <w:pStyle w:val="ListParagraph"/>
-        <w:numPr>
-          <w:ilvl w:val="0"/>
-          <w:numId w:val="2"/>
-        </w:numPr>
-      </w:pPr>
-      <w:r>
-        <w:t xml:space="preserve">其他三個元件都跟著壓縮機配（見下方「相輔相成」）。</w:t>
+        <w:t xml:space="preserve">接電小盒子裡有 </w:t>
+      </w:r>
+      <w:r>
+        <w:rPr>
+          <w:b/>
+          <w:bCs/>
+        </w:rPr>
+        <w:t xml:space="preserve">C、R、S</w:t>
+      </w:r>
+      <w:r>
+        <w:t xml:space="preserve"> 三個接點：三相直接接，單相要接配件；排法不一定一樣。〔錄音17 11:06〕</w:t>
       </w:r>
     </w:p>
     <w:p>
@@ -4754,7 +5079,7 @@
         <w:shd w:fill="FFF3BF" w:color="auto" w:val="clear"/>
       </w:pPr>
       <w:r>
-        <w:t xml:space="preserve">壓縮機怎麼保護：量吐出溫度</w:t>
+        <w:t xml:space="preserve">壓縮機能力怎麼看：測試條件、幾匹、型號</w:t>
       </w:r>
       <w:r>
         <w:rPr>
@@ -4763,10 +5088,10 @@
           <w:color w:val="FFFFFF"/>
           <w:shd w:fill="C92A2A" w:color="auto" w:val="clear"/>
         </w:rPr>
-        <w:t xml:space="preserve"> 10/12 新 </w:t>
-      </w:r>
-      <w:r>
-        <w:t xml:space="preserve">〔錄音16 00:02〕</w:t>
+        <w:t xml:space="preserve"> 10/17 新 </w:t>
+      </w:r>
+      <w:r>
+        <w:t xml:space="preserve">〔錄音18 00:03〕</w:t>
       </w:r>
     </w:p>
     <w:p>
@@ -4782,34 +5107,7 @@
         <w:shd w:fill="FFF9DB" w:color="auto" w:val="clear"/>
       </w:pPr>
       <w:r>
-        <w:rPr>
-          <w:b/>
-          <w:bCs/>
-        </w:rPr>
-        <w:t xml:space="preserve">吐出溫度＝排氣溫度</w:t>
-      </w:r>
-      <w:r>
-        <w:t xml:space="preserve">（同一個意思，店裡都講吐出溫度）。老闆抓 </w:t>
-      </w:r>
-      <w:r>
-        <w:rPr>
-          <w:b/>
-          <w:bCs/>
-        </w:rPr>
-        <w:t xml:space="preserve">70～100°C</w:t>
-      </w:r>
-      <w:r>
-        <w:t xml:space="preserve">，夏天高、冬天低，</w:t>
-      </w:r>
-      <w:r>
-        <w:rPr>
-          <w:b/>
-          <w:bCs/>
-        </w:rPr>
-        <w:t xml:space="preserve">85°C 最安全</w:t>
-      </w:r>
-      <w:r>
-        <w:t xml:space="preserve">；不要超過 100°C。手冊寫的上限是 107°C，冷凍油超過 148°C 會碳化。〔錄音16 00:52、01:43、02:36〕</w:t>
+        <w:t xml:space="preserve">每個牌子都分高溫（冷藏，R）、中溫（RF）、低溫（冷凍，F）。〔錄音18 00:03〕</w:t>
       </w:r>
     </w:p>
     <w:p>
@@ -4825,27 +5123,7 @@
         <w:shd w:fill="FFF9DB" w:color="auto" w:val="clear"/>
       </w:pPr>
       <w:r>
-        <w:t xml:space="preserve">溫度代表回來的冷媒夠不夠：</w:t>
-      </w:r>
-      <w:r>
-        <w:rPr>
-          <w:b/>
-          <w:bCs/>
-        </w:rPr>
-        <w:t xml:space="preserve">太高（100°C 以上）＝回來的冷媒太少</w:t>
-      </w:r>
-      <w:r>
-        <w:t xml:space="preserve">，冷卻不了壓縮機裡的馬達；老闆量過到 120°C，管子會抖。</w:t>
-      </w:r>
-      <w:r>
-        <w:rPr>
-          <w:b/>
-          <w:bCs/>
-        </w:rPr>
-        <w:t xml:space="preserve">太低（60°C 左右）＝回來太多</w:t>
-      </w:r>
-      <w:r>
-        <w:t xml:space="preserve">，有液體回去，壓縮機會被「淹死」。回來的冷媒大多是還沒完全蒸發的液氣，有液就危險。〔錄音16 03:28、04:19〕</w:t>
+        <w:t xml:space="preserve">國際測試條件（ASHRAE）：蒸發溫度高溫 7.2°C、中溫 −6.7°C、低溫 −23.3°C；冷凝 54.4°C。孔不爛用 48.9°C 測，數字比較大。〔錄音18 00:53〕</w:t>
       </w:r>
     </w:p>
     <w:p>
@@ -4861,27 +5139,14 @@
         <w:shd w:fill="FFF9DB" w:color="auto" w:val="clear"/>
       </w:pPr>
       <w:r>
-        <w:t xml:space="preserve">怎麼量：量不到裡面的冷媒，量的是</w:t>
-      </w:r>
-      <w:r>
-        <w:rPr>
-          <w:b/>
-          <w:bCs/>
-        </w:rPr>
-        <w:t xml:space="preserve">吐出管的管壁</w:t>
-      </w:r>
-      <w:r>
-        <w:t xml:space="preserve">。用感溫棒貼在銅管上，再用</w:t>
-      </w:r>
-      <w:r>
-        <w:rPr>
-          <w:b/>
-          <w:bCs/>
-        </w:rPr>
-        <w:t xml:space="preserve">鋁箔膠帶</w:t>
-      </w:r>
-      <w:r>
-        <w:t xml:space="preserve">包住、跟外面的空氣隔絕（店裡有賣鋁箔膠帶）；紅外線量不準。老闆：「十個人有十個人不會量」，但要保護壓縮機一定要量。〔錄音16 01:43、04:19〕</w:t>
+        <w:rPr>
+          <w:b/>
+          <w:bCs/>
+        </w:rPr>
+        <w:t xml:space="preserve">幾匹＝BTU 除以：高溫 12,000、中溫 8,000、低溫 4,000</w:t>
+      </w:r>
+      <w:r>
+        <w:t xml:space="preserve">（低溫也有人用 4,500）。「幾匹」是台灣講法，外國型錄只寫 BTU。〔錄音18 06:55、47:15〕</w:t>
       </w:r>
     </w:p>
     <w:p>
@@ -4897,27 +5162,7 @@
         <w:shd w:fill="FFF9DB" w:color="auto" w:val="clear"/>
       </w:pPr>
       <w:r>
-        <w:t xml:space="preserve">用摸的：</w:t>
-      </w:r>
-      <w:r>
-        <w:rPr>
-          <w:b/>
-          <w:bCs/>
-        </w:rPr>
-        <w:t xml:space="preserve">吸入端可以摸</w:t>
-      </w:r>
-      <w:r>
-        <w:t xml:space="preserve">，溫溫的、手可以碰才正常；</w:t>
-      </w:r>
-      <w:r>
-        <w:rPr>
-          <w:b/>
-          <w:bCs/>
-        </w:rPr>
-        <w:t xml:space="preserve">吐出端不能摸</w:t>
-      </w:r>
-      <w:r>
-        <w:t xml:space="preserve">。師傅多半摸壓縮機的頭來判斷，太燙就是吐出溫度太高。〔錄音16 05:10〕</w:t>
+        <w:t xml:space="preserve">孔不爛 CK20K：20K＝20,000 BTU。〔錄音18 03:25〕</w:t>
       </w:r>
     </w:p>
     <w:p>
@@ -4937,10 +5182,10 @@
           <w:b/>
           <w:bCs/>
         </w:rPr>
-        <w:t xml:space="preserve">過熱保護器</w:t>
-      </w:r>
-      <w:r>
-        <w:t xml:space="preserve">（店裡說「歐巴」、OL）在壓縮機外殼裡面，看不到；大約 135°C 就跳掉，跳掉壓縮機就停、不會冷。電流太高也會跳（過電流保護）。〔錄音16 00:52、06:54〕</w:t>
+        <w:t xml:space="preserve">鐵甲型號</w:t>
+      </w:r>
+      <w:r>
+        <w:t xml:space="preserve">：第一個數字＝溫度（5、4、9 高溫；7 中溫；2 低溫），第二個數字＝BTU 幾位數，後面補 0。例：5520＝高溫 20,000 BTU、7512＝中溫 12,000（1.5 匹）、2446＝低溫 4,600（約一匹）。〔錄音18 09:27〕</w:t>
       </w:r>
     </w:p>
     <w:p>
@@ -4956,7 +5201,7 @@
         <w:shd w:fill="FFF9DB" w:color="auto" w:val="clear"/>
       </w:pPr>
       <w:r>
-        <w:t xml:space="preserve">跳掉之後：師傅會拿冰塊放在壓縮機頭上，像發燒冰敷，要放 1～2 個小時才會復歸；老闆會跟客人說「先去吃個飯再回來」。不去也會自己慢慢降溫、自己再啟動（大概 3～5 小時），但冷媒還是不夠，就會跳了又跳。〔錄音16 06:54、07:44、08:35〕</w:t>
+        <w:t xml:space="preserve">跟客人講他聽得懂的分數：0.87 講「八分之七」；超過講「一匹足」、不到講「不到一匹」。〔錄音18 17:11〕</w:t>
       </w:r>
     </w:p>
     <w:p>
@@ -4972,27 +5217,27 @@
         <w:shd w:fill="FFF9DB" w:color="auto" w:val="clear"/>
       </w:pPr>
       <w:r>
-        <w:t xml:space="preserve">反覆跳幾次，保護器燒掉，壓縮機就一直轉、不再保護，最後</w:t>
-      </w:r>
-      <w:r>
-        <w:rPr>
-          <w:b/>
-          <w:bCs/>
-        </w:rPr>
-        <w:t xml:space="preserve">線圈燒到變黑碳化</w:t>
-      </w:r>
-      <w:r>
-        <w:t xml:space="preserve">，就救不回來。所以過熱保護器跳了、還會復歸的時候，</w:t>
-      </w:r>
-      <w:r>
-        <w:rPr>
-          <w:b/>
-          <w:bCs/>
-        </w:rPr>
-        <w:t xml:space="preserve">還有救要趕快去</w:t>
-      </w:r>
-      <w:r>
-        <w:t xml:space="preserve">；客人通常是遇到問題才去量。〔錄音16 08:35、09:28〕</w:t>
+        <w:t xml:space="preserve">型錄是 </w:t>
+      </w:r>
+      <w:r>
+        <w:rPr>
+          <w:b/>
+          <w:bCs/>
+        </w:rPr>
+        <w:t xml:space="preserve">50 Hz</w:t>
+      </w:r>
+      <w:r>
+        <w:t xml:space="preserve"> 的（大陸型錄多半是），台灣 60 Hz，能力</w:t>
+      </w:r>
+      <w:r>
+        <w:rPr>
+          <w:b/>
+          <w:bCs/>
+        </w:rPr>
+        <w:t xml:space="preserve">乘 1.2</w:t>
+      </w:r>
+      <w:r>
+        <w:t xml:space="preserve">。〔錄音20 19:49〕</w:t>
       </w:r>
     </w:p>
     <w:p>
@@ -5008,341 +5253,19 @@
         <w:shd w:fill="FFF9DB" w:color="auto" w:val="clear"/>
       </w:pPr>
       <w:r>
-        <w:t xml:space="preserve">另一種壞法：</w:t>
-      </w:r>
-      <w:r>
-        <w:rPr>
-          <w:b/>
-          <w:bCs/>
-        </w:rPr>
-        <w:t xml:space="preserve">冷凍油沒回來</w:t>
-      </w:r>
-      <w:r>
-        <w:t xml:space="preserve">。油跟著冷媒出去，管路高高低低，油卡在半路，例如出去 1500 cc、只回來 100～200 cc，裡面的金屬沒潤滑就刷死、卡死。手冊寫要配正 U 型、逆 U 型的彎讓油回來；渦捲式本身有油視窗，看得到油。〔錄音16 10:20、11:11〕</w:t>
+        <w:t xml:space="preserve">網站有「幾匹換算器」：輸入鐵甲型號或 BTU，直接算出幾匹、怎麼講、散熱器配多大。</w:t>
       </w:r>
     </w:p>
     <w:p>
       <w:pPr>
         <w:pStyle w:val="Heading2"/>
-      </w:pPr>
-      <w:r>
-        <w:t xml:space="preserve">壓縮機貨架：四個牌子怎麼認〔錄音13 00:00〕</w:t>
-      </w:r>
-    </w:p>
-    <w:p>
-      <w:pPr>
-        <w:pStyle w:val="ListParagraph"/>
-        <w:numPr>
-          <w:ilvl w:val="0"/>
-          <w:numId w:val="2"/>
-        </w:numPr>
-      </w:pPr>
-      <w:r>
-        <w:t xml:space="preserve">店裡常備四個牌子：</w:t>
-      </w:r>
-      <w:r>
-        <w:rPr>
-          <w:b/>
-          <w:bCs/>
-        </w:rPr>
-        <w:t xml:space="preserve">英博格（Embraco）</w:t>
-      </w:r>
-      <w:r>
-        <w:t xml:space="preserve"> 小顆的，一馬以下；義大利品牌、斯洛伐克製造（標籤上有寫）；只有 110、220 單相，沒有三相〔錄音15 04:20、06:52〕。</w:t>
-      </w:r>
-      <w:r>
-        <w:rPr>
-          <w:b/>
-          <w:bCs/>
-        </w:rPr>
-        <w:t xml:space="preserve">鐵甲（Tecumseh）</w:t>
-      </w:r>
-      <w:r>
-        <w:t xml:space="preserve"> 法國廠（GAJ 開頭）和泰國廠（KK 系列，型號 AW 開頭，例 AW2464）〔錄音13 13:14〕；美國廠已退出，巴西鐵甲店裡不賣，一馬以下用英博格代替；鐵甲在台灣超過 50 年〔錄音15 06:02〕；</w:t>
-      </w:r>
-      <w:r>
-        <w:rPr>
-          <w:b/>
-          <w:bCs/>
-        </w:rPr>
-        <w:t xml:space="preserve">Copeland（口語黑金剛、孔不爛）</w:t>
-      </w:r>
-      <w:r>
-        <w:t xml:space="preserve"> 賣最多，CS、CR、CF 系列；</w:t>
-      </w:r>
-      <w:r>
-        <w:rPr>
-          <w:b/>
-          <w:bCs/>
-        </w:rPr>
-        <w:t xml:space="preserve">Danfoss（壓縮機部門已改名 Secop，很多人還是叫 Danfoss）</w:t>
-      </w:r>
-      <w:r>
-        <w:t xml:space="preserve"> 型號有 G 的灌 R134a（冷藏）、有 CL 的灌 R404A（冷凍）。〔錄音13 10:23、20:00、43:51〕</w:t>
-      </w:r>
-    </w:p>
-    <w:p>
-      <w:pPr>
-        <w:pStyle w:val="ListParagraph"/>
-        <w:numPr>
-          <w:ilvl w:val="0"/>
-          <w:numId w:val="2"/>
-        </w:numPr>
-      </w:pPr>
-      <w:r>
-        <w:t xml:space="preserve">型號怎麼讀：黑金剛 </w:t>
-      </w:r>
-      <w:r>
-        <w:rPr>
-          <w:b/>
-          <w:bCs/>
-        </w:rPr>
-        <w:t xml:space="preserve">CS27K TF5</w:t>
-      </w:r>
-      <w:r>
-        <w:t xml:space="preserve">＝27 是大小、TF5＝三相（200～230V）；</w:t>
-      </w:r>
-      <w:r>
-        <w:rPr>
-          <w:b/>
-          <w:bCs/>
-        </w:rPr>
-        <w:t xml:space="preserve">PFV</w:t>
-      </w:r>
-      <w:r>
-        <w:t xml:space="preserve">＝單相。型號牌上找 </w:t>
-      </w:r>
-      <w:r>
-        <w:rPr>
-          <w:b/>
-          <w:bCs/>
-        </w:rPr>
-        <w:t xml:space="preserve">PH</w:t>
-      </w:r>
-      <w:r>
-        <w:t xml:space="preserve">：PH 1 單相、PH 3 三相。〔錄音13 20:47〕</w:t>
-      </w:r>
-    </w:p>
-    <w:p>
-      <w:pPr>
-        <w:pStyle w:val="ListParagraph"/>
-        <w:numPr>
-          <w:ilvl w:val="0"/>
-          <w:numId w:val="2"/>
-        </w:numPr>
-      </w:pPr>
-      <w:r>
-        <w:t xml:space="preserve">每個牌子都有「同等級」可以互相代替：要對 </w:t>
-      </w:r>
-      <w:r>
-        <w:rPr>
-          <w:b/>
-          <w:bCs/>
-        </w:rPr>
-        <w:t xml:space="preserve">BTU（能力）和排氣量</w:t>
-      </w:r>
-      <w:r>
-        <w:t xml:space="preserve">，電壓、單相三相也要一樣。架上同一個位置貼三張標籤，就是三個互相代替的型號。〔錄音13 03:29〕</w:t>
-      </w:r>
-    </w:p>
-    <w:p>
-      <w:pPr>
-        <w:pStyle w:val="ListParagraph"/>
-        <w:numPr>
-          <w:ilvl w:val="0"/>
-          <w:numId w:val="2"/>
-        </w:numPr>
-      </w:pPr>
-      <w:r>
-        <w:t xml:space="preserve">老闆不批評別家的牌子：客人問評價，只說我們賣的是哪一種、為什麼。〔錄音13 04:21〕</w:t>
-      </w:r>
-    </w:p>
-    <w:p>
-      <w:pPr>
-        <w:pStyle w:val="Heading2"/>
-      </w:pPr>
-      <w:r>
-        <w:t xml:space="preserve">電壓與相位：拿錯一個字就燒掉〔錄音13 00:54〕</w:t>
-      </w:r>
-    </w:p>
-    <w:p>
-      <w:pPr>
-        <w:pStyle w:val="ListParagraph"/>
-        <w:numPr>
-          <w:ilvl w:val="0"/>
-          <w:numId w:val="2"/>
-        </w:numPr>
-      </w:pPr>
-      <w:r>
-        <w:rPr>
-          <w:b/>
-          <w:bCs/>
-        </w:rPr>
-        <w:t xml:space="preserve">110 和 220 都是兩條線（單相）</w:t>
-      </w:r>
-      <w:r>
-        <w:t xml:space="preserve">；三相是三條線。只有一馬以下的小顆才有 110；大顆才有三相（220 或 380）。客人問小壓縮機，第一句先問「110 還是 220」；大顆的問「單相還是三相」。〔錄音13 01:47〕</w:t>
-      </w:r>
-    </w:p>
-    <w:p>
-      <w:pPr>
-        <w:pStyle w:val="ListParagraph"/>
-        <w:numPr>
-          <w:ilvl w:val="0"/>
-          <w:numId w:val="2"/>
-        </w:numPr>
-      </w:pPr>
-      <w:r>
-        <w:t xml:space="preserve">客人要 220、你拿 110，通電就燒掉。</w:t>
-      </w:r>
-      <w:r>
-        <w:rPr>
-          <w:b/>
-          <w:bCs/>
-        </w:rPr>
-        <w:t xml:space="preserve">壓縮機的管子焊上去就算用過，原廠一概不負責</w:t>
-      </w:r>
-      <w:r>
-        <w:t xml:space="preserve">，每個牌子都一樣；型號拿錯、電壓拿錯都不行，老闆：「拿錯了我公司沒辦法幫你負擔」。〔錄音13 07:45〕</w:t>
-      </w:r>
-    </w:p>
-    <w:p>
-      <w:pPr>
-        <w:pStyle w:val="ListParagraph"/>
-        <w:numPr>
-          <w:ilvl w:val="0"/>
-          <w:numId w:val="2"/>
-        </w:numPr>
-      </w:pPr>
-      <w:r>
-        <w:t xml:space="preserve">出貨配件：</w:t>
-      </w:r>
-      <w:r>
-        <w:rPr>
-          <w:b/>
-          <w:bCs/>
-        </w:rPr>
-        <w:t xml:space="preserve">三相只要角座</w:t>
-      </w:r>
-      <w:r>
-        <w:t xml:space="preserve">（四個角座加中間的柱子，螺絲從底板鎖）；</w:t>
-      </w:r>
-      <w:r>
-        <w:rPr>
-          <w:b/>
-          <w:bCs/>
-        </w:rPr>
-        <w:t xml:space="preserve">單相要角座＋一盒配件</w:t>
-      </w:r>
-      <w:r>
-        <w:t xml:space="preserve">：繼電器（Relay）、啟動電容、運轉電容，原廠配好、線接好。不同型號的配件盒內容不一樣，先對壓縮機再對配件。〔錄音13 15:35～19:56〕</w:t>
-      </w:r>
-    </w:p>
-    <w:p>
-      <w:pPr>
-        <w:pStyle w:val="ListParagraph"/>
-        <w:numPr>
-          <w:ilvl w:val="0"/>
-          <w:numId w:val="2"/>
-        </w:numPr>
-      </w:pPr>
-      <w:r>
-        <w:rPr>
-          <w:b/>
-          <w:bCs/>
-        </w:rPr>
-        <w:t xml:space="preserve">往復式</w:t>
-      </w:r>
-      <w:r>
-        <w:t xml:space="preserve">比較矮胖，小顆的幾乎都是；</w:t>
-      </w:r>
-      <w:r>
-        <w:rPr>
-          <w:b/>
-          <w:bCs/>
-        </w:rPr>
-        <w:t xml:space="preserve">渦捲式</w:t>
-      </w:r>
-      <w:r>
-        <w:t xml:space="preserve">比較高，大顆的用（黑金剛 ZS 系列）。渦捲式的單相只有一顆運轉電容。〔錄音13 18:13〕</w:t>
-      </w:r>
-    </w:p>
-    <w:p>
-      <w:pPr>
-        <w:pStyle w:val="ListParagraph"/>
-        <w:numPr>
-          <w:ilvl w:val="0"/>
-          <w:numId w:val="2"/>
-        </w:numPr>
-      </w:pPr>
-      <w:r>
-        <w:t xml:space="preserve">兩支管＝高壓吐出、低壓吸入；第三支是</w:t>
-      </w:r>
-      <w:r>
-        <w:rPr>
-          <w:b/>
-          <w:bCs/>
-        </w:rPr>
-        <w:t xml:space="preserve">充灌閥</w:t>
-      </w:r>
-      <w:r>
-        <w:t xml:space="preserve">，灌冷媒、測壓力用。沒有第三支的，師傅自己接。〔錄音13 31:49〕</w:t>
-      </w:r>
-    </w:p>
-    <w:p>
-      <w:pPr>
-        <w:pStyle w:val="ListParagraph"/>
-        <w:numPr>
-          <w:ilvl w:val="0"/>
-          <w:numId w:val="2"/>
-        </w:numPr>
         <w:pBdr>
           <w:left w:val="single" w:color="F08C00" w:sz="24" w:space="10"/>
         </w:pBdr>
         <w:shd w:fill="FFF3BF" w:color="auto" w:val="clear"/>
       </w:pPr>
       <w:r>
-        <w:t xml:space="preserve">老闆 10/12 再講一次：往復式單相一定是</w:t>
-      </w:r>
-      <w:r>
-        <w:rPr>
-          <w:b/>
-          <w:bCs/>
-        </w:rPr>
-        <w:t xml:space="preserve">三樣</w:t>
-      </w:r>
-      <w:r>
-        <w:t xml:space="preserve">——繼電器（Relay）、</w:t>
-      </w:r>
-      <w:r>
-        <w:rPr>
-          <w:b/>
-          <w:bCs/>
-        </w:rPr>
-        <w:t xml:space="preserve">黑色的啟動電容</w:t>
-      </w:r>
-      <w:r>
-        <w:t xml:space="preserve">、</w:t>
-      </w:r>
-      <w:r>
-        <w:rPr>
-          <w:b/>
-          <w:bCs/>
-        </w:rPr>
-        <w:t xml:space="preserve">銀色的運轉電容</w:t>
-      </w:r>
-      <w:r>
-        <w:t xml:space="preserve">；師傅要自己接線，再裝進一個</w:t>
-      </w:r>
-      <w:r>
-        <w:rPr>
-          <w:b/>
-          <w:bCs/>
-        </w:rPr>
-        <w:t xml:space="preserve">小黑盒</w:t>
-      </w:r>
-      <w:r>
-        <w:t xml:space="preserve">（店裡也有賣）。渦捲式只有一顆電容、沒有繼電器。第三支管跟低壓端相通，是充灌用的。110、220 都是兩條線，三相是三條線。〔錄音16 12:02、12:57、13:48〕</w:t>
+        <w:t xml:space="preserve">排氣量：以排氣量為主、BTU 為輔</w:t>
       </w:r>
       <w:r>
         <w:rPr>
@@ -5351,107 +5274,123 @@
           <w:color w:val="FFFFFF"/>
           <w:shd w:fill="C92A2A" w:color="auto" w:val="clear"/>
         </w:rPr>
-        <w:t xml:space="preserve"> 10/12 新 </w:t>
-      </w:r>
-    </w:p>
-    <w:p>
-      <w:pPr>
-        <w:pStyle w:val="ListParagraph"/>
-        <w:numPr>
-          <w:ilvl w:val="0"/>
-          <w:numId w:val="2"/>
-        </w:numPr>
-      </w:pPr>
-      <w:r>
-        <w:t xml:space="preserve">怎麼抱：不重，但</w:t>
-      </w:r>
-      <w:r>
-        <w:rPr>
-          <w:b/>
-          <w:bCs/>
-        </w:rPr>
-        <w:t xml:space="preserve">不要抓管子</w:t>
-      </w:r>
-      <w:r>
-        <w:t xml:space="preserve">（脆弱，脫落就沒人要）；一手扶底座、一手扶機身，稍微傾斜抱著走。〔錄音13 30:59〕</w:t>
+        <w:t xml:space="preserve"> 10/17 新 </w:t>
+      </w:r>
+      <w:r>
+        <w:t xml:space="preserve">〔錄音18 64:28〕〔錄音20 06:55〕</w:t>
+      </w:r>
+    </w:p>
+    <w:p>
+      <w:pPr>
+        <w:pStyle w:val="ListParagraph"/>
+        <w:numPr>
+          <w:ilvl w:val="0"/>
+          <w:numId w:val="2"/>
+        </w:numPr>
+        <w:pBdr>
+          <w:left w:val="single" w:color="F08C00" w:sz="12" w:space="10"/>
+        </w:pBdr>
+        <w:shd w:fill="FFF9DB" w:color="auto" w:val="clear"/>
+      </w:pPr>
+      <w:r>
+        <w:rPr>
+          <w:b/>
+          <w:bCs/>
+        </w:rPr>
+        <w:t xml:space="preserve">排氣量</w:t>
+      </w:r>
+      <w:r>
+        <w:t xml:space="preserve">像機車的 cc，跟冷媒無關；</w:t>
+      </w:r>
+      <w:r>
+        <w:rPr>
+          <w:b/>
+          <w:bCs/>
+        </w:rPr>
+        <w:t xml:space="preserve">BTU</w:t>
+      </w:r>
+      <w:r>
+        <w:t xml:space="preserve"> 跟冷媒有關。例：5515 灌 R22 是 15,000 BTU，換合成油灌 R404A 測出 17,000，排氣量一樣——要跟客人講「BTU 變大是因為冷媒」。〔錄音18 64:28、69:16〕</w:t>
+      </w:r>
+    </w:p>
+    <w:p>
+      <w:pPr>
+        <w:pStyle w:val="ListParagraph"/>
+        <w:numPr>
+          <w:ilvl w:val="0"/>
+          <w:numId w:val="2"/>
+        </w:numPr>
+        <w:pBdr>
+          <w:left w:val="single" w:color="F08C00" w:sz="12" w:space="10"/>
+        </w:pBdr>
+        <w:shd w:fill="FFF9DB" w:color="auto" w:val="clear"/>
+      </w:pPr>
+      <w:r>
+        <w:t xml:space="preserve">丹佛斯型號的數字就是排氣量（8.5G、15G、18G、21G）；G 系列是 R134a、冷藏用。〔錄音20 06:55〕</w:t>
+      </w:r>
+    </w:p>
+    <w:p>
+      <w:pPr>
+        <w:pStyle w:val="ListParagraph"/>
+        <w:numPr>
+          <w:ilvl w:val="0"/>
+          <w:numId w:val="2"/>
+        </w:numPr>
+        <w:pBdr>
+          <w:left w:val="single" w:color="F08C00" w:sz="12" w:space="10"/>
+        </w:pBdr>
+        <w:shd w:fill="FFF9DB" w:color="auto" w:val="clear"/>
+      </w:pPr>
+      <w:r>
+        <w:t xml:space="preserve">R22、R404A：半匹約 12 cc、一匹約 21 cc；</w:t>
+      </w:r>
+      <w:r>
+        <w:rPr>
+          <w:b/>
+          <w:bCs/>
+        </w:rPr>
+        <w:t xml:space="preserve">R134a 能力差，半匹要 15～16 cc</w:t>
+      </w:r>
+      <w:r>
+        <w:t xml:space="preserve">，21G 只有約 3/4 匹，不是一匹。〔錄音20 08:38、25:49〕</w:t>
+      </w:r>
+    </w:p>
+    <w:p>
+      <w:pPr>
+        <w:pStyle w:val="ListParagraph"/>
+        <w:numPr>
+          <w:ilvl w:val="0"/>
+          <w:numId w:val="2"/>
+        </w:numPr>
+        <w:pBdr>
+          <w:left w:val="single" w:color="F08C00" w:sz="12" w:space="10"/>
+        </w:pBdr>
+        <w:shd w:fill="FFF9DB" w:color="auto" w:val="clear"/>
+      </w:pPr>
+      <w:r>
+        <w:t xml:space="preserve">低溫的「一匹」分小、中：2180、21CL 是小型一匹；2192、2446 是中型一匹。要問客人</w:t>
+      </w:r>
+      <w:r>
+        <w:rPr>
+          <w:b/>
+          <w:bCs/>
+        </w:rPr>
+        <w:t xml:space="preserve">要足的還是小一點的</w:t>
+      </w:r>
+      <w:r>
+        <w:t xml:space="preserve">。〔錄音20 34:06〕</w:t>
       </w:r>
     </w:p>
     <w:p>
       <w:pPr>
         <w:pStyle w:val="Heading2"/>
-      </w:pPr>
-      <w:r>
-        <w:t xml:space="preserve">高溫、中溫、低溫：誰可以代替誰〔錄音13 36:06〕</w:t>
-      </w:r>
-    </w:p>
-    <w:p>
-      <w:pPr>
-        <w:pStyle w:val="ListParagraph"/>
-        <w:numPr>
-          <w:ilvl w:val="0"/>
-          <w:numId w:val="2"/>
-        </w:numPr>
-      </w:pPr>
-      <w:r>
-        <w:t xml:space="preserve">黑金剛往復式：</w:t>
-      </w:r>
-      <w:r>
-        <w:rPr>
-          <w:b/>
-          <w:bCs/>
-        </w:rPr>
-        <w:t xml:space="preserve">CR＝高溫（打冷藏）、CS＝中溫（冷藏、冷凍都能打）、CF＝低溫（-20°C 冷凍庫）</w:t>
-      </w:r>
-      <w:r>
-        <w:t xml:space="preserve">。越低溫越貴：一馬半的低溫機，價錢就跟兩馬半的中溫機一樣。〔錄音13 36:58〕</w:t>
-      </w:r>
-    </w:p>
-    <w:p>
-      <w:pPr>
-        <w:pStyle w:val="ListParagraph"/>
-        <w:numPr>
-          <w:ilvl w:val="0"/>
-          <w:numId w:val="2"/>
-        </w:numPr>
-      </w:pPr>
-      <w:r>
-        <w:t xml:space="preserve">怎麼代替（老闆的例子）：</w:t>
-      </w:r>
-      <w:r>
-        <w:rPr>
-          <w:b/>
-          <w:bCs/>
-        </w:rPr>
-        <w:t xml:space="preserve">中溫兩邊都能打</w:t>
-      </w:r>
-      <w:r>
-        <w:t xml:space="preserve">，所以低溫缺貨時可以拿大一點的中溫代替，例如 CF 09K 缺貨用 CS 20K。冷藏一般用高溫，因為比較便宜；有人為了省成本拿中溫去打冷藏。能力（BTU、排氣量）、電壓、相位還是要對。〔錄音13 36:52、39:56〕（10/9 修正：之前寫「只能拿更低溫的代替」，跟老闆講的不一樣）</w:t>
-      </w:r>
-    </w:p>
-    <w:p>
-      <w:pPr>
-        <w:pStyle w:val="ListParagraph"/>
-        <w:numPr>
-          <w:ilvl w:val="0"/>
-          <w:numId w:val="2"/>
-        </w:numPr>
         <w:pBdr>
           <w:left w:val="single" w:color="F08C00" w:sz="24" w:space="10"/>
         </w:pBdr>
         <w:shd w:fill="FFF3BF" w:color="auto" w:val="clear"/>
       </w:pPr>
       <w:r>
-        <w:t xml:space="preserve">代替主要看</w:t>
-      </w:r>
-      <w:r>
-        <w:rPr>
-          <w:b/>
-          <w:bCs/>
-        </w:rPr>
-        <w:t xml:space="preserve">冷凍能力（BTU）和排氣量</w:t>
-      </w:r>
-      <w:r>
-        <w:t xml:space="preserve">，不是只看電壓；中溫兩邊都可以打，但能力還是要對。〔錄音16 12:02、15:28〕</w:t>
+        <w:t xml:space="preserve">能灌什麼冷媒，看冷凍油</w:t>
       </w:r>
       <w:r>
         <w:rPr>
@@ -5460,41 +5399,78 @@
           <w:color w:val="FFFFFF"/>
           <w:shd w:fill="C92A2A" w:color="auto" w:val="clear"/>
         </w:rPr>
-        <w:t xml:space="preserve"> 10/12 新 </w:t>
-      </w:r>
-    </w:p>
-    <w:p>
-      <w:pPr>
-        <w:pStyle w:val="ListParagraph"/>
-        <w:numPr>
-          <w:ilvl w:val="0"/>
-          <w:numId w:val="2"/>
-        </w:numPr>
-      </w:pPr>
-      <w:r>
-        <w:t xml:space="preserve">同牌子的世代：</w:t>
-      </w:r>
-      <w:r>
-        <w:rPr>
-          <w:b/>
-          <w:bCs/>
-        </w:rPr>
-        <w:t xml:space="preserve">K6＝墨西哥廠（中溫）、K7＝印度廠</w:t>
-      </w:r>
-      <w:r>
-        <w:t xml:space="preserve">，第三代 CS 用來代替原本的 CR（冷藏）。同樣寫 CS20，K6 和 K7 不是同一顆；老闆在電腦裡把 K7 記成 CR。〔錄音13 38:42〕</w:t>
-      </w:r>
-    </w:p>
-    <w:p>
-      <w:pPr>
-        <w:pStyle w:val="ListParagraph"/>
-        <w:numPr>
-          <w:ilvl w:val="0"/>
-          <w:numId w:val="2"/>
-        </w:numPr>
-      </w:pPr>
-      <w:r>
-        <w:t xml:space="preserve">Danfoss：G 只灌 R134a，是冷藏壓縮機；CL 灌 R404A（507、408 也可以），是冷凍壓縮機。客人說「12C」就是 12CL，說「12 冷藏」就是 12G。〔錄音13 43:51、47:15〕</w:t>
+        <w:t xml:space="preserve"> 10/17 新 </w:t>
+      </w:r>
+      <w:r>
+        <w:t xml:space="preserve">〔錄音18 32:44〕</w:t>
+      </w:r>
+    </w:p>
+    <w:p>
+      <w:pPr>
+        <w:pStyle w:val="ListParagraph"/>
+        <w:numPr>
+          <w:ilvl w:val="0"/>
+          <w:numId w:val="2"/>
+        </w:numPr>
+        <w:pBdr>
+          <w:left w:val="single" w:color="F08C00" w:sz="12" w:space="10"/>
+        </w:pBdr>
+        <w:shd w:fill="FFF9DB" w:color="auto" w:val="clear"/>
+      </w:pPr>
+      <w:r>
+        <w:t xml:space="preserve">壓縮機不挑冷媒，油才挑。</w:t>
+      </w:r>
+      <w:r>
+        <w:rPr>
+          <w:b/>
+          <w:bCs/>
+        </w:rPr>
+        <w:t xml:space="preserve">合成油（POE）</w:t>
+      </w:r>
+      <w:r>
+        <w:t xml:space="preserve">都可以；</w:t>
+      </w:r>
+      <w:r>
+        <w:rPr>
+          <w:b/>
+          <w:bCs/>
+        </w:rPr>
+        <w:t xml:space="preserve">礦物油（MO）</w:t>
+      </w:r>
+      <w:r>
+        <w:t xml:space="preserve">只能灌 R22、R438A（冷藏）、R408A（冷凍，約一半是 R22，比較貴）；不能灌 R404A。R134a 的壓縮機只能灌 R134a。〔錄音18 32:44、36:08、錄音20 46:22〕</w:t>
+      </w:r>
+    </w:p>
+    <w:p>
+      <w:pPr>
+        <w:pStyle w:val="ListParagraph"/>
+        <w:numPr>
+          <w:ilvl w:val="0"/>
+          <w:numId w:val="2"/>
+        </w:numPr>
+        <w:pBdr>
+          <w:left w:val="single" w:color="F08C00" w:sz="12" w:space="10"/>
+        </w:pBdr>
+        <w:shd w:fill="FFF9DB" w:color="auto" w:val="clear"/>
+      </w:pPr>
+      <w:r>
+        <w:t xml:space="preserve">R22 淘汰後，法國鐵甲 5 開頭改 9 或 4（5510→9510、5517→4517）；泰國 KK 沒改型號、標籤還寫 R22，其實是 POE。同型號有 MO、POE 兩種，拿貨要看清楚。〔錄音18 26:45、46:22〕</w:t>
+      </w:r>
+    </w:p>
+    <w:p>
+      <w:pPr>
+        <w:pStyle w:val="ListParagraph"/>
+        <w:numPr>
+          <w:ilvl w:val="0"/>
+          <w:numId w:val="2"/>
+        </w:numPr>
+        <w:pBdr>
+          <w:left w:val="single" w:color="F08C00" w:sz="12" w:space="10"/>
+        </w:pBdr>
+        <w:shd w:fill="FFF9DB" w:color="auto" w:val="clear"/>
+      </w:pPr>
+      <w:r>
+        <w:t xml:space="preserve">R404A 是主力：冷藏到冷凍都能用、打到 −20°C 只有它行；R438A 代替 R22，冷藏為主。同樣冷凝溫度，R404A 的高壓本來就比較高，不是散熱不好。低溫車不要建議灌 R438A。〔錄音18 39:36、42:59、55:52〕</w:t>
       </w:r>
     </w:p>
     <w:p>
@@ -5502,97 +5478,338 @@
         <w:pStyle w:val="Heading2"/>
       </w:pPr>
       <w:r>
-        <w:t xml:space="preserve">拿壓縮機的 SOP：一個字都不能錯〔錄音13 08:36〕</w:t>
-      </w:r>
-    </w:p>
-    <w:p>
-      <w:pPr>
-        <w:pStyle w:val="ListParagraph"/>
-        <w:numPr>
-          <w:ilvl w:val="0"/>
-          <w:numId w:val="3"/>
-        </w:numPr>
-      </w:pPr>
-      <w:r>
-        <w:t xml:space="preserve">型號</w:t>
-      </w:r>
-      <w:r>
-        <w:rPr>
-          <w:b/>
-          <w:bCs/>
-        </w:rPr>
-        <w:t xml:space="preserve">一個字一個字對</w:t>
-      </w:r>
-      <w:r>
-        <w:t xml:space="preserve">：客人傳的型號照著唸，最後一碼也要對。</w:t>
-      </w:r>
-    </w:p>
-    <w:p>
-      <w:pPr>
-        <w:pStyle w:val="ListParagraph"/>
-        <w:numPr>
-          <w:ilvl w:val="0"/>
-          <w:numId w:val="3"/>
-        </w:numPr>
-      </w:pPr>
-      <w:r>
-        <w:t xml:space="preserve">電壓：110 還是 220？三相是 220 還是 380？</w:t>
-      </w:r>
-    </w:p>
-    <w:p>
-      <w:pPr>
-        <w:pStyle w:val="ListParagraph"/>
-        <w:numPr>
-          <w:ilvl w:val="0"/>
-          <w:numId w:val="3"/>
-        </w:numPr>
-      </w:pPr>
-      <w:r>
-        <w:t xml:space="preserve">單相有沒有拿配件盒；三相有沒有拿角座。</w:t>
-      </w:r>
-    </w:p>
-    <w:p>
-      <w:pPr>
-        <w:pStyle w:val="ListParagraph"/>
-        <w:numPr>
-          <w:ilvl w:val="0"/>
-          <w:numId w:val="3"/>
-        </w:numPr>
-      </w:pPr>
-      <w:r>
-        <w:t xml:space="preserve">溫度：冷藏拿高溫機、冷凍拿低溫機。</w:t>
-      </w:r>
-    </w:p>
-    <w:p>
-      <w:pPr>
-        <w:pStyle w:val="ListParagraph"/>
-        <w:numPr>
-          <w:ilvl w:val="0"/>
-          <w:numId w:val="3"/>
-        </w:numPr>
-      </w:pPr>
-      <w:r>
-        <w:t xml:space="preserve">不要只看架上的位置：有時候會放錯，拿出來還要再看一次型號；先對壓縮機，再對配件。〔錄音13 22:33〕</w:t>
-      </w:r>
-    </w:p>
-    <w:p>
-      <w:pPr>
-        <w:pStyle w:val="ListParagraph"/>
-        <w:numPr>
-          <w:ilvl w:val="0"/>
-          <w:numId w:val="3"/>
-        </w:numPr>
-      </w:pPr>
-      <w:r>
-        <w:t xml:space="preserve">客人要的是哪一顆，不是「長得一樣」的那一顆（鐵甲 2446 和 2464 長一模一樣，能力不同）。〔錄音13 11:14〕</w:t>
-      </w:r>
-    </w:p>
-    <w:p>
-      <w:pPr>
-        <w:pStyle w:val="ListParagraph"/>
-        <w:numPr>
-          <w:ilvl w:val="0"/>
-          <w:numId w:val="3"/>
+        <w:t xml:space="preserve">壓縮機壞了：看症狀找原因（10/17 講義「壓縮機故障自我判斷」）</w:t>
+      </w:r>
+    </w:p>
+    <w:p>
+      <w:pPr>
+        <w:pStyle w:val="ListParagraph"/>
+        <w:numPr>
+          <w:ilvl w:val="0"/>
+          <w:numId w:val="2"/>
+        </w:numPr>
+      </w:pPr>
+      <w:r>
+        <w:t xml:space="preserve">機械：油黑（系統不乾淨，維修最多）、低壓閥片破（液壓縮，冷媒太多）、高壓閥片破（出口堵、散熱不良）、半堵（毛細管結冰）、束心、抖動。</w:t>
+      </w:r>
+    </w:p>
+    <w:p>
+      <w:pPr>
+        <w:pStyle w:val="ListParagraph"/>
+        <w:numPr>
+          <w:ilvl w:val="0"/>
+          <w:numId w:val="2"/>
+        </w:numPr>
+      </w:pPr>
+      <w:r>
+        <w:t xml:space="preserve">電：漏電、啟動／運轉線圈燒毀（電壓太低、冷媒太多、散熱不良、110／220 接錯）、繼電器燒毀、過載保護器燒毀。</w:t>
+      </w:r>
+    </w:p>
+    <w:p>
+      <w:pPr>
+        <w:pStyle w:val="ListParagraph"/>
+        <w:numPr>
+          <w:ilvl w:val="0"/>
+          <w:numId w:val="2"/>
+        </w:numPr>
+      </w:pPr>
+      <w:r>
+        <w:t xml:space="preserve">新壓縮機：油清澈沒味道；C-S 加 C-R＝S-R；抽完真空快點焊。R404A、R507 用液態灌：液態從高壓進、氣態從低壓進，第一次灌等 3 分鐘以上再慢慢補。</w:t>
+      </w:r>
+    </w:p>
+    <w:p>
+      <w:pPr>
+        <w:pStyle w:val="ListParagraph"/>
+        <w:numPr>
+          <w:ilvl w:val="0"/>
+          <w:numId w:val="2"/>
+        </w:numPr>
+      </w:pPr>
+      <w:r>
+        <w:t xml:space="preserve">結論：壓縮機壞掉多半是</w:t>
+      </w:r>
+      <w:r>
+        <w:rPr>
+          <w:b/>
+          <w:bCs/>
+        </w:rPr>
+        <w:t xml:space="preserve">冷媒太多、散熱不良、系統不乾淨</w:t>
+      </w:r>
+      <w:r>
+        <w:t xml:space="preserve">；裝新的之前，管路要先清乾淨。</w:t>
+      </w:r>
+    </w:p>
+    <w:p>
+      <w:r>
+        <w:t xml:space="preserve">貨架為什麼這樣排：</w:t>
+      </w:r>
+      <w:r>
+        <w:rPr>
+          <w:b/>
+          <w:bCs/>
+        </w:rPr>
+        <w:t xml:space="preserve">110 和 220 故意放遠</w:t>
+      </w:r>
+      <w:r>
+        <w:t xml:space="preserve">、110 的用筆特別標；一個蘿蔔一個坑，少賣的各放一顆、常賣的放三顆，空了就知道要叫貨；同等級的貼在同一個位置；</w:t>
+      </w:r>
+      <w:r>
+        <w:rPr>
+          <w:b/>
+          <w:bCs/>
+        </w:rPr>
+        <w:t xml:space="preserve">紙箱不放地上</w:t>
+      </w:r>
+      <w:r>
+        <w:t xml:space="preserve">（下雨會滲水），鐵的放下面。〔錄音13 06:53、26:43〕</w:t>
+      </w:r>
+    </w:p>
+    <w:p>
+      <w:pPr>
+        <w:pStyle w:val="Heading2"/>
+      </w:pPr>
+      <w:r>
+        <w:t xml:space="preserve">冷凝器＝散熱器＝熱排〔錄音01 00:00〕</w:t>
+      </w:r>
+    </w:p>
+    <w:p>
+      <w:pPr>
+        <w:pStyle w:val="ListParagraph"/>
+        <w:numPr>
+          <w:ilvl w:val="0"/>
+          <w:numId w:val="2"/>
+        </w:numPr>
+      </w:pPr>
+      <w:r>
+        <w:t xml:space="preserve">冷凝器在「把熱排掉」：風扇吹出來的是熱風，四、五十度以上。</w:t>
+      </w:r>
+    </w:p>
+    <w:p>
+      <w:pPr>
+        <w:pStyle w:val="ListParagraph"/>
+        <w:numPr>
+          <w:ilvl w:val="0"/>
+          <w:numId w:val="2"/>
+        </w:numPr>
+      </w:pPr>
+      <w:r>
+        <w:t xml:space="preserve">氣體在散熱的過程中冷凝成液體，所以專業名稱叫冷凝器。</w:t>
+      </w:r>
+    </w:p>
+    <w:p>
+      <w:pPr>
+        <w:pStyle w:val="ListParagraph"/>
+        <w:numPr>
+          <w:ilvl w:val="0"/>
+          <w:numId w:val="2"/>
+        </w:numPr>
+      </w:pPr>
+      <w:r>
+        <w:t xml:space="preserve">冷凝器靠風扇一直吸空氣散熱，一定會積灰塵，要定期清洗。〔錄音01 24:37〕〔錄音03 01:45〕</w:t>
+      </w:r>
+    </w:p>
+    <w:p>
+      <w:pPr>
+        <w:pStyle w:val="ListParagraph"/>
+        <w:numPr>
+          <w:ilvl w:val="0"/>
+          <w:numId w:val="2"/>
+        </w:numPr>
+      </w:pPr>
+      <w:r>
+        <w:t xml:space="preserve">有外箱的（室外機型，馬達在裡面）比較耐風吹雨淋；</w:t>
+      </w:r>
+      <w:r>
+        <w:rPr>
+          <w:b/>
+          <w:bCs/>
+        </w:rPr>
+        <w:t xml:space="preserve">裸露型台語叫「無穿衫」</w:t>
+      </w:r>
+      <w:r>
+        <w:t xml:space="preserve">（沒穿衣服＝馬達外露）比較便宜，但擺放位置很重要（見「三、裝置與系統配置」）。〔錄音02 06:07〕〔錄音04 00:51〕</w:t>
+      </w:r>
+    </w:p>
+    <w:p>
+      <w:pPr>
+        <w:pStyle w:val="ListParagraph"/>
+        <w:numPr>
+          <w:ilvl w:val="0"/>
+          <w:numId w:val="2"/>
+        </w:numPr>
+      </w:pPr>
+      <w:r>
+        <w:t xml:space="preserve">冷媒</w:t>
+      </w:r>
+      <w:r>
+        <w:rPr>
+          <w:b/>
+          <w:bCs/>
+        </w:rPr>
+        <w:t xml:space="preserve">上進下出</w:t>
+      </w:r>
+      <w:r>
+        <w:t xml:space="preserve">：高溫高壓氣體從上方進去，銅管在裡面左去右回（U 型彎頭），出來變中溫中壓液體。〔錄音07 03:30〕</w:t>
+      </w:r>
+    </w:p>
+    <w:p>
+      <w:pPr>
+        <w:pStyle w:val="ListParagraph"/>
+        <w:numPr>
+          <w:ilvl w:val="0"/>
+          <w:numId w:val="2"/>
+        </w:numPr>
+      </w:pPr>
+      <w:r>
+        <w:rPr>
+          <w:b/>
+          <w:bCs/>
+        </w:rPr>
+        <w:t xml:space="preserve">摸出口判斷散熱好不好</w:t>
+      </w:r>
+      <w:r>
+        <w:t xml:space="preserve">：進口接近 100°C 不能摸；出口應該是溫的。出口還很燙＝散熱不好（鰭片髒了、風扇壞了），要清洗或檢修。〔錄音07 05:12〕</w:t>
+      </w:r>
+    </w:p>
+    <w:p>
+      <w:pPr>
+        <w:pStyle w:val="ListParagraph"/>
+        <w:numPr>
+          <w:ilvl w:val="0"/>
+          <w:numId w:val="2"/>
+        </w:numPr>
+      </w:pPr>
+      <w:r>
+        <w:rPr>
+          <w:b/>
+          <w:bCs/>
+        </w:rPr>
+        <w:t xml:space="preserve">冷凝溫度抓 40～45°C</w:t>
+      </w:r>
+      <w:r>
+        <w:t xml:space="preserve">；用摸的大概知道，最準是用錶組量壓力，例如 R22 在 210 psig 約等於 40°C（Ref Tools 查得到）。〔錄音07 06:03〕〔錄音07 14:43〕</w:t>
+      </w:r>
+    </w:p>
+    <w:p>
+      <w:pPr>
+        <w:pStyle w:val="ListParagraph"/>
+        <w:numPr>
+          <w:ilvl w:val="0"/>
+          <w:numId w:val="2"/>
+        </w:numPr>
+      </w:pPr>
+      <w:r>
+        <w:t xml:space="preserve">散熱越好，壓縮機能力發揮越多：型錄上同一台壓縮機，冷凝溫度越低，冷凍能力越大。水冷式比較不受天氣影響，型錄冷凝溫度水冷抓 37.8°C、氣冷抓 49°C（120°F）。〔錄音07 12:10〕</w:t>
+      </w:r>
+    </w:p>
+    <w:p>
+      <w:pPr>
+        <w:pStyle w:val="ListParagraph"/>
+        <w:numPr>
+          <w:ilvl w:val="0"/>
+          <w:numId w:val="2"/>
+        </w:numPr>
+      </w:pPr>
+      <w:r>
+        <w:t xml:space="preserve">散熱器的叫法：馬達外露的是一般散熱器；客人把散熱器放在室內、用箱子裝起來，也會叫「機上型」。我們看得懂就好，單子上寫對的名字（一般散熱器寫「封底」）。機上型的不可能是屋外型。〔錄音16 22:18、23:08〕</w:t>
+      </w:r>
+    </w:p>
+    <w:p>
+      <w:pPr>
+        <w:pStyle w:val="ListParagraph"/>
+        <w:numPr>
+          <w:ilvl w:val="0"/>
+          <w:numId w:val="2"/>
+        </w:numPr>
+      </w:pPr>
+      <w:r>
+        <w:t xml:space="preserve">屋外型要對廠商的冷凍能力表：有的牌子標 10 馬，實際能力不到。同樣 10 馬，重的一百多公斤、輕的 35 公斤，差三倍；常要吊到外牆，有時候是 5 樓，很危險。冷凍庫大多在一樓，因為貨車要進出取貨。〔錄音16 23:08、24:00〕</w:t>
+      </w:r>
+    </w:p>
+    <w:p>
+      <w:pPr>
+        <w:pStyle w:val="ListParagraph"/>
+        <w:numPr>
+          <w:ilvl w:val="0"/>
+          <w:numId w:val="2"/>
+        </w:numPr>
+      </w:pPr>
+      <w:r>
+        <w:t xml:space="preserve">含壓縮機的室外機（含機座）：小台是橫式（側吹），大台是 V 型上吹，60 馬的都有，店裡出過 80 馬；也分含機座、不含機座。接到冷排的是液管和低壓氣管。〔錄音16 24:52〕</w:t>
+      </w:r>
+    </w:p>
+    <w:p>
+      <w:pPr>
+        <w:pStyle w:val="Heading2"/>
+      </w:pPr>
+      <w:r>
+        <w:t xml:space="preserve">散熱器配多大：壓縮機 ×2，再看環境〔錄音08 00:01〕</w:t>
+      </w:r>
+    </w:p>
+    <w:p>
+      <w:pPr>
+        <w:pStyle w:val="ListParagraph"/>
+        <w:numPr>
+          <w:ilvl w:val="0"/>
+          <w:numId w:val="2"/>
+        </w:numPr>
+      </w:pPr>
+      <w:r>
+        <w:t xml:space="preserve">標準：壓縮機 1 馬配散熱器 2 馬；</w:t>
+      </w:r>
+      <w:r>
+        <w:rPr>
+          <w:b/>
+          <w:bCs/>
+        </w:rPr>
+        <w:t xml:space="preserve">估價先用 ×2</w:t>
+      </w:r>
+      <w:r>
+        <w:t xml:space="preserve">。</w:t>
+      </w:r>
+    </w:p>
+    <w:p>
+      <w:pPr>
+        <w:pStyle w:val="ListParagraph"/>
+        <w:numPr>
+          <w:ilvl w:val="0"/>
+          <w:numId w:val="2"/>
+        </w:numPr>
+      </w:pPr>
+      <w:r>
+        <w:t xml:space="preserve">要加大：散熱器放在廚房、室內這種很熱的地方，沒有拉到外面。</w:t>
+      </w:r>
+    </w:p>
+    <w:p>
+      <w:pPr>
+        <w:pStyle w:val="ListParagraph"/>
+        <w:numPr>
+          <w:ilvl w:val="0"/>
+          <w:numId w:val="2"/>
+        </w:numPr>
+      </w:pPr>
+      <w:r>
+        <w:t xml:space="preserve">可以小一點：散熱器外移到通風好的地方、店在山上（外氣比較涼）；銅管一進一出拉得長，也會幫忙散熱。</w:t>
+      </w:r>
+    </w:p>
+    <w:p>
+      <w:pPr>
+        <w:pStyle w:val="ListParagraph"/>
+        <w:numPr>
+          <w:ilvl w:val="0"/>
+          <w:numId w:val="2"/>
+        </w:numPr>
+      </w:pPr>
+      <w:r>
+        <w:t xml:space="preserve">客人要訂貨時再提醒一次「要加大還是減少」，讓客人自己決定。〔錄音08 01:42〕</w:t>
+      </w:r>
+    </w:p>
+    <w:p>
+      <w:pPr>
+        <w:pStyle w:val="ListParagraph"/>
+        <w:numPr>
+          <w:ilvl w:val="0"/>
+          <w:numId w:val="2"/>
         </w:numPr>
         <w:pBdr>
           <w:left w:val="single" w:color="F08C00" w:sz="24" w:space="10"/>
@@ -5600,7 +5817,27 @@
         <w:shd w:fill="FFF3BF" w:color="auto" w:val="clear"/>
       </w:pPr>
       <w:r>
-        <w:t xml:space="preserve">管口的橡皮塞拔起來要「啪」一聲，代表裡面有氣、是新的；一焊上去就算用過，拿錯也沒人要，要自己負責。〔錄音16 16:20〕</w:t>
+        <w:t xml:space="preserve">10/17 補充：散熱器能大不能小，差 1,000～2,000 BTU 不用太計較；沒有外移、在廚房（油煙）、客人不會保養，要加大，最多到 </w:t>
+      </w:r>
+      <w:r>
+        <w:rPr>
+          <w:b/>
+          <w:bCs/>
+        </w:rPr>
+        <w:t xml:space="preserve">2.5 倍</w:t>
+      </w:r>
+      <w:r>
+        <w:t xml:space="preserve">。跟客人講「</w:t>
+      </w:r>
+      <w:r>
+        <w:rPr>
+          <w:b/>
+          <w:bCs/>
+        </w:rPr>
+        <w:t xml:space="preserve">○匹以上</w:t>
+      </w:r>
+      <w:r>
+        <w:t xml:space="preserve">」，因為不知道現場環境。〔錄音18 56:44、59:19、70:32〕</w:t>
       </w:r>
       <w:r>
         <w:rPr>
@@ -5609,170 +5846,7 @@
           <w:color w:val="FFFFFF"/>
           <w:shd w:fill="C92A2A" w:color="auto" w:val="clear"/>
         </w:rPr>
-        <w:t xml:space="preserve"> 10/12 新 </w:t>
-      </w:r>
-    </w:p>
-    <w:p>
-      <w:r>
-        <w:t xml:space="preserve">貨架為什麼這樣排：</w:t>
-      </w:r>
-      <w:r>
-        <w:rPr>
-          <w:b/>
-          <w:bCs/>
-        </w:rPr>
-        <w:t xml:space="preserve">110 和 220 故意放遠</w:t>
-      </w:r>
-      <w:r>
-        <w:t xml:space="preserve">、110 的用筆特別標；一個蘿蔔一個坑，少賣的各放一顆、常賣的放三顆，空了就知道要叫貨；同等級的貼在同一個位置；</w:t>
-      </w:r>
-      <w:r>
-        <w:rPr>
-          <w:b/>
-          <w:bCs/>
-        </w:rPr>
-        <w:t xml:space="preserve">紙箱不放地上</w:t>
-      </w:r>
-      <w:r>
-        <w:t xml:space="preserve">（下雨會滲水），鐵的放下面。〔錄音13 06:53、26:43〕</w:t>
-      </w:r>
-    </w:p>
-    <w:p>
-      <w:pPr>
-        <w:pStyle w:val="Heading2"/>
-      </w:pPr>
-      <w:r>
-        <w:t xml:space="preserve">冷凝器＝散熱器＝熱排〔錄音01 00:00〕</w:t>
-      </w:r>
-    </w:p>
-    <w:p>
-      <w:pPr>
-        <w:pStyle w:val="ListParagraph"/>
-        <w:numPr>
-          <w:ilvl w:val="0"/>
-          <w:numId w:val="2"/>
-        </w:numPr>
-      </w:pPr>
-      <w:r>
-        <w:t xml:space="preserve">冷凝器在「把熱排掉」：風扇吹出來的是熱風，四、五十度以上。</w:t>
-      </w:r>
-    </w:p>
-    <w:p>
-      <w:pPr>
-        <w:pStyle w:val="ListParagraph"/>
-        <w:numPr>
-          <w:ilvl w:val="0"/>
-          <w:numId w:val="2"/>
-        </w:numPr>
-      </w:pPr>
-      <w:r>
-        <w:t xml:space="preserve">氣體在散熱的過程中冷凝成液體，所以專業名稱叫冷凝器。</w:t>
-      </w:r>
-    </w:p>
-    <w:p>
-      <w:pPr>
-        <w:pStyle w:val="ListParagraph"/>
-        <w:numPr>
-          <w:ilvl w:val="0"/>
-          <w:numId w:val="2"/>
-        </w:numPr>
-      </w:pPr>
-      <w:r>
-        <w:t xml:space="preserve">冷凝器靠風扇一直吸空氣散熱，一定會積灰塵，要定期清洗。〔錄音01 24:37〕〔錄音03 01:45〕</w:t>
-      </w:r>
-    </w:p>
-    <w:p>
-      <w:pPr>
-        <w:pStyle w:val="ListParagraph"/>
-        <w:numPr>
-          <w:ilvl w:val="0"/>
-          <w:numId w:val="2"/>
-        </w:numPr>
-      </w:pPr>
-      <w:r>
-        <w:t xml:space="preserve">有外箱的（室外機型，馬達在裡面）比較耐風吹雨淋；</w:t>
-      </w:r>
-      <w:r>
-        <w:rPr>
-          <w:b/>
-          <w:bCs/>
-        </w:rPr>
-        <w:t xml:space="preserve">裸露型台語叫「無穿衫」</w:t>
-      </w:r>
-      <w:r>
-        <w:t xml:space="preserve">（沒穿衣服＝馬達外露）比較便宜，但擺放位置很重要（見「三、裝置與系統配置」）。〔錄音02 06:07〕〔錄音04 00:51〕</w:t>
-      </w:r>
-    </w:p>
-    <w:p>
-      <w:pPr>
-        <w:pStyle w:val="ListParagraph"/>
-        <w:numPr>
-          <w:ilvl w:val="0"/>
-          <w:numId w:val="2"/>
-        </w:numPr>
-      </w:pPr>
-      <w:r>
-        <w:t xml:space="preserve">冷媒</w:t>
-      </w:r>
-      <w:r>
-        <w:rPr>
-          <w:b/>
-          <w:bCs/>
-        </w:rPr>
-        <w:t xml:space="preserve">上進下出</w:t>
-      </w:r>
-      <w:r>
-        <w:t xml:space="preserve">：高溫高壓氣體從上方進去，銅管在裡面左去右回（U 型彎頭），出來變中溫中壓液體。〔錄音07 03:30〕</w:t>
-      </w:r>
-    </w:p>
-    <w:p>
-      <w:pPr>
-        <w:pStyle w:val="ListParagraph"/>
-        <w:numPr>
-          <w:ilvl w:val="0"/>
-          <w:numId w:val="2"/>
-        </w:numPr>
-      </w:pPr>
-      <w:r>
-        <w:rPr>
-          <w:b/>
-          <w:bCs/>
-        </w:rPr>
-        <w:t xml:space="preserve">摸出口判斷散熱好不好</w:t>
-      </w:r>
-      <w:r>
-        <w:t xml:space="preserve">：進口接近 100°C 不能摸；出口應該是溫的。出口還很燙＝散熱不好（鰭片髒了、風扇壞了），要清洗或檢修。〔錄音07 05:12〕</w:t>
-      </w:r>
-    </w:p>
-    <w:p>
-      <w:pPr>
-        <w:pStyle w:val="ListParagraph"/>
-        <w:numPr>
-          <w:ilvl w:val="0"/>
-          <w:numId w:val="2"/>
-        </w:numPr>
-      </w:pPr>
-      <w:r>
-        <w:rPr>
-          <w:b/>
-          <w:bCs/>
-        </w:rPr>
-        <w:t xml:space="preserve">冷凝溫度抓 40～45°C</w:t>
-      </w:r>
-      <w:r>
-        <w:t xml:space="preserve">；用摸的大概知道，最準是用錶組量壓力，例如 R22 在 210 psig 約等於 40°C（Ref Tools 查得到）。〔錄音07 06:03〕〔錄音07 14:43〕</w:t>
-      </w:r>
-    </w:p>
-    <w:p>
-      <w:pPr>
-        <w:pStyle w:val="ListParagraph"/>
-        <w:numPr>
-          <w:ilvl w:val="0"/>
-          <w:numId w:val="2"/>
-        </w:numPr>
-      </w:pPr>
-      <w:r>
-        <w:t xml:space="preserve">散熱越好，壓縮機能力發揮越多：型錄上同一台壓縮機，冷凝溫度越低，冷凍能力越大。水冷式比較不受天氣影響，型錄冷凝溫度水冷抓 37.8°C、氣冷抓 49°C（120°F）。〔錄音07 12:10〕</w:t>
+        <w:t xml:space="preserve"> 10/17 新 </w:t>
       </w:r>
     </w:p>
     <w:p>
@@ -5788,7 +5862,7 @@
         <w:shd w:fill="FFF3BF" w:color="auto" w:val="clear"/>
       </w:pPr>
       <w:r>
-        <w:t xml:space="preserve">散熱器的叫法：馬達外露的是一般散熱器；客人把散熱器放在室內、用箱子裝起來，也會叫「機上型」。我們看得懂就好，單子上寫對的名字（一般散熱器寫「封底」）。機上型的不可能是屋外型。〔錄音16 22:18、23:08〕</w:t>
+        <w:t xml:space="preserve">散熱器外移、管子拉很長：管子也在散熱，散熱器可以小一點，但冷媒要灌比較多。R134a 高壓比較低，乘 1.5 就夠，老闆還是照乘 2。〔錄音18 74:45、錄音20 14:42〕</w:t>
       </w:r>
       <w:r>
         <w:rPr>
@@ -5797,7 +5871,7 @@
           <w:color w:val="FFFFFF"/>
           <w:shd w:fill="C92A2A" w:color="auto" w:val="clear"/>
         </w:rPr>
-        <w:t xml:space="preserve"> 10/12 新 </w:t>
+        <w:t xml:space="preserve"> 10/17 新 </w:t>
       </w:r>
     </w:p>
     <w:p>
@@ -5813,7 +5887,14 @@
         <w:shd w:fill="FFF3BF" w:color="auto" w:val="clear"/>
       </w:pPr>
       <w:r>
-        <w:t xml:space="preserve">屋外型要對廠商的冷凍能力表：有的牌子標 10 馬，實際能力不到。同樣 10 馬，重的一百多公斤、輕的 35 公斤，差三倍；常要吊到外牆，有時候是 5 樓，很危險。冷凍庫大多在一樓，因為貨車要進出取貨。〔錄音16 23:08、24:00〕</w:t>
+        <w:rPr>
+          <w:b/>
+          <w:bCs/>
+        </w:rPr>
+        <w:t xml:space="preserve">濾網</w:t>
+      </w:r>
+      <w:r>
+        <w:t xml:space="preserve">：白色的，插在鰭片前面，變黑就拿下來洗、一個月一次；裝了不洗反而更糟，要先跟業主講清楚。〔錄音18 77:19〕</w:t>
       </w:r>
       <w:r>
         <w:rPr>
@@ -5822,98 +5903,7 @@
           <w:color w:val="FFFFFF"/>
           <w:shd w:fill="C92A2A" w:color="auto" w:val="clear"/>
         </w:rPr>
-        <w:t xml:space="preserve"> 10/12 新 </w:t>
-      </w:r>
-    </w:p>
-    <w:p>
-      <w:pPr>
-        <w:pStyle w:val="ListParagraph"/>
-        <w:numPr>
-          <w:ilvl w:val="0"/>
-          <w:numId w:val="2"/>
-        </w:numPr>
-        <w:pBdr>
-          <w:left w:val="single" w:color="F08C00" w:sz="24" w:space="10"/>
-        </w:pBdr>
-        <w:shd w:fill="FFF3BF" w:color="auto" w:val="clear"/>
-      </w:pPr>
-      <w:r>
-        <w:t xml:space="preserve">含壓縮機的室外機（含機座）：小台是橫式（側吹），大台是 V 型上吹，60 馬的都有，店裡出過 80 馬；也分含機座、不含機座。接到冷排的是液管和低壓氣管。〔錄音16 24:52〕</w:t>
-      </w:r>
-      <w:r>
-        <w:rPr>
-          <w:b/>
-          <w:bCs/>
-          <w:color w:val="FFFFFF"/>
-          <w:shd w:fill="C92A2A" w:color="auto" w:val="clear"/>
-        </w:rPr>
-        <w:t xml:space="preserve"> 10/12 新 </w:t>
-      </w:r>
-    </w:p>
-    <w:p>
-      <w:pPr>
-        <w:pStyle w:val="Heading2"/>
-      </w:pPr>
-      <w:r>
-        <w:t xml:space="preserve">散熱器配多大：壓縮機 ×2，再看環境〔錄音08 00:01〕</w:t>
-      </w:r>
-    </w:p>
-    <w:p>
-      <w:pPr>
-        <w:pStyle w:val="ListParagraph"/>
-        <w:numPr>
-          <w:ilvl w:val="0"/>
-          <w:numId w:val="2"/>
-        </w:numPr>
-      </w:pPr>
-      <w:r>
-        <w:t xml:space="preserve">標準：壓縮機 1 馬配散熱器 2 馬；</w:t>
-      </w:r>
-      <w:r>
-        <w:rPr>
-          <w:b/>
-          <w:bCs/>
-        </w:rPr>
-        <w:t xml:space="preserve">估價先用 ×2</w:t>
-      </w:r>
-      <w:r>
-        <w:t xml:space="preserve">。</w:t>
-      </w:r>
-    </w:p>
-    <w:p>
-      <w:pPr>
-        <w:pStyle w:val="ListParagraph"/>
-        <w:numPr>
-          <w:ilvl w:val="0"/>
-          <w:numId w:val="2"/>
-        </w:numPr>
-      </w:pPr>
-      <w:r>
-        <w:t xml:space="preserve">要加大：散熱器放在廚房、室內這種很熱的地方，沒有拉到外面。</w:t>
-      </w:r>
-    </w:p>
-    <w:p>
-      <w:pPr>
-        <w:pStyle w:val="ListParagraph"/>
-        <w:numPr>
-          <w:ilvl w:val="0"/>
-          <w:numId w:val="2"/>
-        </w:numPr>
-      </w:pPr>
-      <w:r>
-        <w:t xml:space="preserve">可以小一點：散熱器外移到通風好的地方、店在山上（外氣比較涼）；銅管一進一出拉得長，也會幫忙散熱。</w:t>
-      </w:r>
-    </w:p>
-    <w:p>
-      <w:pPr>
-        <w:pStyle w:val="ListParagraph"/>
-        <w:numPr>
-          <w:ilvl w:val="0"/>
-          <w:numId w:val="2"/>
-        </w:numPr>
-      </w:pPr>
-      <w:r>
-        <w:t xml:space="preserve">客人要訂貨時再提醒一次「要加大還是減少」，讓客人自己決定。〔錄音08 01:42〕</w:t>
+        <w:t xml:space="preserve"> 10/17 新 </w:t>
       </w:r>
     </w:p>
     <w:p>
@@ -6307,38 +6297,18 @@
     <w:p>
       <w:pPr>
         <w:pStyle w:val="Heading2"/>
-        <w:pBdr>
-          <w:left w:val="single" w:color="F08C00" w:sz="24" w:space="10"/>
-        </w:pBdr>
-        <w:shd w:fill="FFF3BF" w:color="auto" w:val="clear"/>
-      </w:pPr>
-      <w:r>
-        <w:t xml:space="preserve">冷排除霜：冷凍跟冷藏最大的差別</w:t>
-      </w:r>
-      <w:r>
-        <w:rPr>
-          <w:b/>
-          <w:bCs/>
-          <w:color w:val="FFFFFF"/>
-          <w:shd w:fill="C92A2A" w:color="auto" w:val="clear"/>
-        </w:rPr>
-        <w:t xml:space="preserve"> 10/12 新 </w:t>
-      </w:r>
-      <w:r>
-        <w:t xml:space="preserve">〔錄音16 26:40〕</w:t>
-      </w:r>
-    </w:p>
-    <w:p>
-      <w:pPr>
-        <w:pStyle w:val="ListParagraph"/>
-        <w:numPr>
-          <w:ilvl w:val="0"/>
-          <w:numId w:val="2"/>
-        </w:numPr>
-        <w:pBdr>
-          <w:left w:val="single" w:color="F08C00" w:sz="12" w:space="10"/>
-        </w:pBdr>
-        <w:shd w:fill="FFF9DB" w:color="auto" w:val="clear"/>
+      </w:pPr>
+      <w:r>
+        <w:t xml:space="preserve">冷排除霜：冷凍跟冷藏最大的差別〔錄音16 26:40〕</w:t>
+      </w:r>
+    </w:p>
+    <w:p>
+      <w:pPr>
+        <w:pStyle w:val="ListParagraph"/>
+        <w:numPr>
+          <w:ilvl w:val="0"/>
+          <w:numId w:val="2"/>
+        </w:numPr>
       </w:pPr>
       <w:r>
         <w:rPr>
@@ -6358,10 +6328,6 @@
           <w:ilvl w:val="0"/>
           <w:numId w:val="2"/>
         </w:numPr>
-        <w:pBdr>
-          <w:left w:val="single" w:color="F08C00" w:sz="12" w:space="10"/>
-        </w:pBdr>
-        <w:shd w:fill="FFF9DB" w:color="auto" w:val="clear"/>
       </w:pPr>
       <w:r>
         <w:t xml:space="preserve">一直打 -18°C，鰭片把熱吸走就會</w:t>
@@ -6404,10 +6370,6 @@
           <w:ilvl w:val="0"/>
           <w:numId w:val="2"/>
         </w:numPr>
-        <w:pBdr>
-          <w:left w:val="single" w:color="F08C00" w:sz="12" w:space="10"/>
-        </w:pBdr>
-        <w:shd w:fill="FFF9DB" w:color="auto" w:val="clear"/>
       </w:pPr>
       <w:r>
         <w:rPr>
@@ -6427,10 +6389,6 @@
           <w:ilvl w:val="0"/>
           <w:numId w:val="2"/>
         </w:numPr>
-        <w:pBdr>
-          <w:left w:val="single" w:color="F08C00" w:sz="12" w:space="10"/>
-        </w:pBdr>
-        <w:shd w:fill="FFF9DB" w:color="auto" w:val="clear"/>
       </w:pPr>
       <w:r>
         <w:rPr>
@@ -6450,10 +6408,6 @@
           <w:ilvl w:val="0"/>
           <w:numId w:val="2"/>
         </w:numPr>
-        <w:pBdr>
-          <w:left w:val="single" w:color="F08C00" w:sz="12" w:space="10"/>
-        </w:pBdr>
-        <w:shd w:fill="FFF9DB" w:color="auto" w:val="clear"/>
       </w:pPr>
       <w:r>
         <w:rPr>
@@ -6473,10 +6427,6 @@
           <w:ilvl w:val="0"/>
           <w:numId w:val="2"/>
         </w:numPr>
-        <w:pBdr>
-          <w:left w:val="single" w:color="F08C00" w:sz="12" w:space="10"/>
-        </w:pBdr>
-        <w:shd w:fill="FFF9DB" w:color="auto" w:val="clear"/>
       </w:pPr>
       <w:r>
         <w:rPr>
@@ -6496,10 +6446,6 @@
           <w:ilvl w:val="0"/>
           <w:numId w:val="2"/>
         </w:numPr>
-        <w:pBdr>
-          <w:left w:val="single" w:color="F08C00" w:sz="12" w:space="10"/>
-        </w:pBdr>
-        <w:shd w:fill="FFF9DB" w:color="auto" w:val="clear"/>
       </w:pPr>
       <w:r>
         <w:rPr>
@@ -6519,10 +6465,6 @@
           <w:ilvl w:val="0"/>
           <w:numId w:val="2"/>
         </w:numPr>
-        <w:pBdr>
-          <w:left w:val="single" w:color="F08C00" w:sz="12" w:space="10"/>
-        </w:pBdr>
-        <w:shd w:fill="FFF9DB" w:color="auto" w:val="clear"/>
       </w:pPr>
       <w:r>
         <w:t xml:space="preserve">冷氣的膨脹閥裝在室外機（外膨）；冷凍裝在冷排，甚至裝進冷排的箱子裡（內膨）。〔錄音16 25:44〕</w:t>
@@ -8519,628 +8461,13 @@
     <w:p>
       <w:pPr>
         <w:pStyle w:val="Heading2"/>
-      </w:pPr>
-      <w:r>
-        <w:t xml:space="preserve">新人業務怎麼開始（第 1～3 點整理自老闆的話；第 4 點和下面的方法是補充建議，老闆沒講）</w:t>
-      </w:r>
-    </w:p>
-    <w:p>
-      <w:r>
-        <w:t xml:space="preserve">好業務先做到的四件事：</w:t>
-      </w:r>
-    </w:p>
-    <w:p>
-      <w:pPr>
-        <w:pStyle w:val="ListParagraph"/>
-        <w:numPr>
-          <w:ilvl w:val="0"/>
-          <w:numId w:val="5"/>
-        </w:numPr>
-      </w:pPr>
-      <w:r>
-        <w:rPr>
-          <w:b/>
-          <w:bCs/>
-        </w:rPr>
-        <w:t xml:space="preserve">把產品認熟</w:t>
-      </w:r>
-      <w:r>
-        <w:t xml:space="preserve">：客人只問壓縮機，我們多問熱排、冷排、裝什麼設備；「為什麼客戶會跟你買……就是我們比人家多關心他」。〔錄音10 00:45、03:04〕</w:t>
-      </w:r>
-    </w:p>
-    <w:p>
-      <w:pPr>
-        <w:pStyle w:val="ListParagraph"/>
-        <w:numPr>
-          <w:ilvl w:val="0"/>
-          <w:numId w:val="5"/>
-        </w:numPr>
-      </w:pPr>
-      <w:r>
-        <w:rPr>
-          <w:b/>
-          <w:bCs/>
-        </w:rPr>
-        <w:t xml:space="preserve">從來不拿錯貨</w:t>
-      </w:r>
-      <w:r>
-        <w:t xml:space="preserve">：壓縮機焊過就不能退；型號一個字一個字對、電壓對，先對壓縮機、再對配件。〔錄音13 08:31、22:33〕</w:t>
-      </w:r>
-    </w:p>
-    <w:p>
-      <w:pPr>
-        <w:pStyle w:val="ListParagraph"/>
-        <w:numPr>
-          <w:ilvl w:val="0"/>
-          <w:numId w:val="5"/>
-        </w:numPr>
-      </w:pPr>
-      <w:r>
-        <w:rPr>
-          <w:b/>
-          <w:bCs/>
-        </w:rPr>
-        <w:t xml:space="preserve">話先講在前頭、講結論</w:t>
-      </w:r>
-      <w:r>
-        <w:t xml:space="preserve">：買賣說斷斷，請客人施工前先測，有問題馬上換；不用跟客人講太多，講他能理解的結論。〔錄音09 07:42、錄音10 31:54〕</w:t>
-      </w:r>
-    </w:p>
-    <w:p>
-      <w:pPr>
-        <w:pStyle w:val="ListParagraph"/>
-        <w:numPr>
-          <w:ilvl w:val="0"/>
-          <w:numId w:val="5"/>
-        </w:numPr>
-      </w:pPr>
-      <w:r>
-        <w:rPr>
-          <w:b/>
-          <w:bCs/>
-        </w:rPr>
-        <w:t xml:space="preserve">不懂就問，每天記</w:t>
-      </w:r>
-      <w:r>
-        <w:t xml:space="preserve">（補充建議）：問老闆、問客人「這裝在哪？」；被問倒的問題記下來，一個月後會發現就那幾十種。</w:t>
-      </w:r>
-    </w:p>
-    <w:p>
-      <w:r>
-        <w:t xml:space="preserve">產品要融會貫通，每一種都掛在三個鉤子上：</w:t>
-      </w:r>
-      <w:r>
-        <w:rPr>
-          <w:b/>
-          <w:bCs/>
-        </w:rPr>
-        <w:t xml:space="preserve">在循環的哪裡</w:t>
-      </w:r>
-      <w:r>
-        <w:t xml:space="preserve">（冷媒走到這裡時這個零件做什麼）、</w:t>
-      </w:r>
-      <w:r>
-        <w:rPr>
-          <w:b/>
-          <w:bCs/>
-        </w:rPr>
-        <w:t xml:space="preserve">客人為什麼要它</w:t>
-      </w:r>
-      <w:r>
-        <w:t xml:space="preserve">（冷凍庫、冰箱、冷氣各要哪一套）、</w:t>
-      </w:r>
-      <w:r>
-        <w:rPr>
-          <w:b/>
-          <w:bCs/>
-        </w:rPr>
-        <w:t xml:space="preserve">貨架哪裡、跟誰像</w:t>
-      </w:r>
-      <w:r>
-        <w:t xml:space="preserve">（誰可以代替誰、拿錯會怎樣）。</w:t>
-      </w:r>
-    </w:p>
-    <w:p>
-      <w:r>
-        <w:t xml:space="preserve">一天 20 分鐘：每天一排貨架（拿產品總表對著看，答不出來的明天問老闆）；每週拿一張真的出貨單自己配出整套再對；聽錄音13 邊站在壓縮機貨架前看；每天記一題被問倒的。</w:t>
-      </w:r>
-    </w:p>
-    <w:p>
-      <w:pPr>
-        <w:pStyle w:val="Heading1"/>
-      </w:pPr>
-      <w:r>
-        <w:t xml:space="preserve">八、真正要學會的事（Insight）</w:t>
-      </w:r>
-    </w:p>
-    <w:p>
-      <w:pPr>
-        <w:pStyle w:val="ListParagraph"/>
-        <w:numPr>
-          <w:ilvl w:val="0"/>
-          <w:numId w:val="6"/>
-        </w:numPr>
-      </w:pPr>
-      <w:r>
-        <w:rPr>
-          <w:b/>
-          <w:bCs/>
-        </w:rPr>
-        <w:t xml:space="preserve">照順序學：原理 → 單位 → 裝置 → 壓縮機 → 零配件</w:t>
-      </w:r>
-      <w:r>
-        <w:t xml:space="preserve">——先把冷媒一圈講得出來，再搞懂管徑「分」和溫度壓力，知道客人的裝置用在哪，最後才進壓縮機和各零件。計算放到第二階段（進階）。</w:t>
-      </w:r>
-    </w:p>
-    <w:p>
-      <w:pPr>
-        <w:pStyle w:val="ListParagraph"/>
-        <w:numPr>
-          <w:ilvl w:val="0"/>
-          <w:numId w:val="6"/>
-        </w:numPr>
-      </w:pPr>
-      <w:r>
-        <w:rPr>
-          <w:b/>
-          <w:bCs/>
-        </w:rPr>
-        <w:t xml:space="preserve">追著冷媒的狀態走</w:t>
-      </w:r>
-      <w:r>
-        <w:t xml:space="preserve">——高溫高壓氣態 → 中溫中壓液態 → 液氣混合 → 低溫低壓氣態。看到任何新零件，先問它裝在哪一段、處理的是氣還是液。</w:t>
-      </w:r>
-    </w:p>
-    <w:p>
-      <w:pPr>
-        <w:pStyle w:val="ListParagraph"/>
-        <w:numPr>
-          <w:ilvl w:val="0"/>
-          <w:numId w:val="6"/>
-        </w:numPr>
-      </w:pPr>
-      <w:r>
-        <w:rPr>
-          <w:b/>
-          <w:bCs/>
-        </w:rPr>
-        <w:t xml:space="preserve">一定要有液態變氣態</w:t>
-      </w:r>
-      <w:r>
-        <w:t xml:space="preserve">——老闆說「你沒有兩態變化，你就吸不到熱，吸不到熱就不會冷」〔錄音02 14:52〕；儲液器確保送出去的是液態，液氣分離器確保回壓縮機的是氣態；散熱器髒、太小，冷媒沒液化，後面就不會冷。</w:t>
-      </w:r>
-    </w:p>
-    <w:p>
-      <w:pPr>
-        <w:pStyle w:val="ListParagraph"/>
-        <w:numPr>
-          <w:ilvl w:val="0"/>
-          <w:numId w:val="6"/>
-        </w:numPr>
-      </w:pPr>
-      <w:r>
-        <w:rPr>
-          <w:b/>
-          <w:bCs/>
-        </w:rPr>
-        <w:t xml:space="preserve">四大元件要相輔相成</w:t>
-      </w:r>
-      <w:r>
-        <w:t xml:space="preserve">——壓縮機是龍頭：散熱器、膨脹閥閥芯、冷排都跟著它配。客人報坪數時，先問冰什麼，再選馬力。</w:t>
-      </w:r>
-    </w:p>
-    <w:p>
-      <w:pPr>
-        <w:pStyle w:val="ListParagraph"/>
-        <w:numPr>
-          <w:ilvl w:val="0"/>
-          <w:numId w:val="6"/>
-        </w:numPr>
-      </w:pPr>
-      <w:r>
-        <w:rPr>
-          <w:b/>
-          <w:bCs/>
-        </w:rPr>
-        <w:t xml:space="preserve">門市的主要生意是整套估價</w:t>
-      </w:r>
-      <w:r>
-        <w:t xml:space="preserve">——要能把一套冷凍庫需要的零件全部配齊、算出價錢；單賣維修零件利潤低。</w:t>
-      </w:r>
-    </w:p>
-    <w:p>
-      <w:pPr>
-        <w:pStyle w:val="ListParagraph"/>
-        <w:numPr>
-          <w:ilvl w:val="0"/>
-          <w:numId w:val="6"/>
-        </w:numPr>
-      </w:pPr>
-      <w:r>
-        <w:rPr>
-          <w:b/>
-          <w:bCs/>
-        </w:rPr>
-        <w:t xml:space="preserve">很多零件都在保護壓縮機</w:t>
-      </w:r>
-      <w:r>
-        <w:t xml:space="preserve">——溫差 4°C 讓它休息、電磁閥擋冷媒讓它好啟動、液氣分離器不讓液體回去、壓力開關壓力不對就停機。</w:t>
-      </w:r>
-    </w:p>
-    <w:p>
-      <w:pPr>
-        <w:pStyle w:val="ListParagraph"/>
-        <w:numPr>
-          <w:ilvl w:val="0"/>
-          <w:numId w:val="6"/>
-        </w:numPr>
-      </w:pPr>
-      <w:r>
-        <w:rPr>
-          <w:b/>
-          <w:bCs/>
-        </w:rPr>
-        <w:t xml:space="preserve">同一個零件有四種叫法</w:t>
-      </w:r>
-      <w:r>
-        <w:t xml:space="preserve">——國語（冷凝器）、台語（熱排）、英文（condenser）、型號（EVR、DML）；口語講「馬」、正確單位是 BTU。</w:t>
-      </w:r>
-    </w:p>
-    <w:p>
-      <w:pPr>
-        <w:pStyle w:val="Heading1"/>
-      </w:pPr>
-      <w:r>
-        <w:t xml:space="preserve">九、近期要做到</w:t>
-      </w:r>
-    </w:p>
-    <w:p>
-      <w:pPr>
-        <w:ind w:left="360"/>
-      </w:pPr>
-      <w:r>
-        <w:t xml:space="preserve">☐ </w:t>
-      </w:r>
-      <w:r>
-        <w:t xml:space="preserve">不看講義，畫出冷凍循環一圈，標出四個狀態（不寫過冷、過熱）</w:t>
-      </w:r>
-    </w:p>
-    <w:p>
-      <w:pPr>
-        <w:ind w:left="360"/>
-      </w:pPr>
-      <w:r>
-        <w:t xml:space="preserve">☐ </w:t>
-      </w:r>
-      <w:r>
-        <w:t xml:space="preserve">到店裡找到實品：壓縮機、散熱器（有外箱／無穿衫）、乾燥過濾器、視液鏡、電磁閥、膨脹閥、儲液器、液氣分離器</w:t>
-      </w:r>
-    </w:p>
-    <w:p>
-      <w:pPr>
-        <w:ind w:left="360"/>
-      </w:pPr>
-      <w:r>
-        <w:t xml:space="preserve">☐ </w:t>
-      </w:r>
-      <w:r>
-        <w:t xml:space="preserve">熟悉壓縮機庫存範圍（1/6～6 馬）和常見的搭配：1 馬壓縮機配幾馬散熱器</w:t>
-      </w:r>
-    </w:p>
-    <w:p>
-      <w:pPr>
-        <w:ind w:left="360"/>
-      </w:pPr>
-      <w:r>
-        <w:t xml:space="preserve">☐ </w:t>
-      </w:r>
-      <w:r>
-        <w:t xml:space="preserve">用國語和台語各說一次：冷凝器／熱排、蒸發器／冷排</w:t>
-      </w:r>
-    </w:p>
-    <w:p>
-      <w:pPr>
-        <w:ind w:left="360"/>
-      </w:pPr>
-      <w:r>
-        <w:t xml:space="preserve">☐ </w:t>
-      </w:r>
-      <w:r>
-        <w:t xml:space="preserve">記住管徑換算：1 吋＝8 分＝25.4 mm，1 分＝3.175 mm；練習用游標卡尺量銅管</w:t>
-      </w:r>
-    </w:p>
-    <w:p>
-      <w:pPr>
-        <w:ind w:left="360"/>
-      </w:pPr>
-      <w:r>
-        <w:t xml:space="preserve">☐ </w:t>
-      </w:r>
-      <w:r>
-        <w:t xml:space="preserve">下載 Ref Tools App，查一種冷媒的溫度壓力</w:t>
-      </w:r>
-    </w:p>
-    <w:p>
-      <w:pPr>
-        <w:ind w:left="360"/>
-      </w:pPr>
-      <w:r>
-        <w:t xml:space="preserve">☐ </w:t>
-      </w:r>
-      <w:r>
-        <w:t xml:space="preserve">拿店裡的散熱器、冷排各一台，自己數出「幾排幾支」、量實內，再對照箱子上的規格</w:t>
-      </w:r>
-    </w:p>
-    <w:p>
-      <w:pPr>
-        <w:ind w:left="360"/>
-      </w:pPr>
-      <w:r>
-        <w:t xml:space="preserve">☐ </w:t>
-      </w:r>
-      <w:r>
-        <w:t xml:space="preserve">分得出附基板和封底兩種散熱器，知道客人說「底板」時要先問什麼</w:t>
-      </w:r>
-    </w:p>
-    <w:p>
-      <w:pPr>
-        <w:ind w:left="360"/>
-      </w:pPr>
-      <w:r>
-        <w:t xml:space="preserve">☐ </w:t>
-      </w:r>
-      <w:r>
-        <w:t xml:space="preserve">用游標卡尺量 2分、3分、4分的銅管（外徑）和接頭、彎頭（內徑），說得出幾分</w:t>
-      </w:r>
-    </w:p>
-    <w:p>
-      <w:pPr>
-        <w:ind w:left="360"/>
-      </w:pPr>
-      <w:r>
-        <w:t xml:space="preserve">☐ </w:t>
-      </w:r>
-      <w:r>
-        <w:t xml:space="preserve">到乾燥過濾器那一格，分出 032／052、焊接（S）／牙，並說出冰箱和冰庫各用哪一支</w:t>
-      </w:r>
-    </w:p>
-    <w:p>
-      <w:pPr>
-        <w:ind w:left="360"/>
-      </w:pPr>
-      <w:r>
-        <w:t xml:space="preserve">☐ </w:t>
-      </w:r>
-      <w:r>
-        <w:t xml:space="preserve">說得出冷氣「四外三內」和「大小喇叭頭」各在什麼情況用</w:t>
-      </w:r>
-    </w:p>
-    <w:p>
-      <w:pPr>
-        <w:pStyle w:val="Heading1"/>
-      </w:pPr>
-      <w:r>
-        <w:t xml:space="preserve">十、自我檢測</w:t>
-      </w:r>
-    </w:p>
-    <w:p>
-      <w:pPr>
-        <w:pStyle w:val="ListParagraph"/>
-        <w:numPr>
-          <w:ilvl w:val="0"/>
-          <w:numId w:val="7"/>
-        </w:numPr>
-      </w:pPr>
-      <w:r>
-        <w:t xml:space="preserve">冷媒一圈的四個狀態依序是什麼？</w:t>
-      </w:r>
-    </w:p>
-    <w:p>
-      <w:pPr>
-        <w:pStyle w:val="ListParagraph"/>
-        <w:numPr>
-          <w:ilvl w:val="0"/>
-          <w:numId w:val="7"/>
-        </w:numPr>
-      </w:pPr>
-      <w:r>
-        <w:t xml:space="preserve">膨脹閥出來算不算真正的低壓？為什麼？</w:t>
-      </w:r>
-    </w:p>
-    <w:p>
-      <w:pPr>
-        <w:pStyle w:val="ListParagraph"/>
-        <w:numPr>
-          <w:ilvl w:val="0"/>
-          <w:numId w:val="7"/>
-        </w:numPr>
-      </w:pPr>
-      <w:r>
-        <w:t xml:space="preserve">為什麼膨脹閥系統一定要裝儲液器？冰箱為什麼不用？</w:t>
-      </w:r>
-    </w:p>
-    <w:p>
-      <w:pPr>
-        <w:pStyle w:val="ListParagraph"/>
-        <w:numPr>
-          <w:ilvl w:val="0"/>
-          <w:numId w:val="7"/>
-        </w:numPr>
-      </w:pPr>
-      <w:r>
-        <w:t xml:space="preserve">液氣分離器裝在哪裡？在保護什麼？</w:t>
-      </w:r>
-    </w:p>
-    <w:p>
-      <w:pPr>
-        <w:pStyle w:val="ListParagraph"/>
-        <w:numPr>
-          <w:ilvl w:val="0"/>
-          <w:numId w:val="7"/>
-        </w:numPr>
-      </w:pPr>
-      <w:r>
-        <w:t xml:space="preserve">壓縮機 1 馬，散熱器一般配幾馬？膨脹閥、冷排怎麼選？</w:t>
-      </w:r>
-    </w:p>
-    <w:p>
-      <w:pPr>
-        <w:pStyle w:val="ListParagraph"/>
-        <w:numPr>
-          <w:ilvl w:val="0"/>
-          <w:numId w:val="7"/>
-        </w:numPr>
-      </w:pPr>
-      <w:r>
-        <w:t xml:space="preserve">溫控設 -20°C、溫差 4°C，壓縮機幾度停、幾度再啟動？</w:t>
-      </w:r>
-    </w:p>
-    <w:p>
-      <w:pPr>
-        <w:pStyle w:val="ListParagraph"/>
-        <w:numPr>
-          <w:ilvl w:val="0"/>
-          <w:numId w:val="7"/>
-        </w:numPr>
-      </w:pPr>
-      <w:r>
-        <w:t xml:space="preserve">電磁閥平常是開還是關？什麼情況一定要裝？</w:t>
-      </w:r>
-    </w:p>
-    <w:p>
-      <w:pPr>
-        <w:pStyle w:val="ListParagraph"/>
-        <w:numPr>
-          <w:ilvl w:val="0"/>
-          <w:numId w:val="7"/>
-        </w:numPr>
-      </w:pPr>
-      <w:r>
-        <w:t xml:space="preserve">學習順序是什麼？哪些放到第二階段（進階）？</w:t>
-      </w:r>
-    </w:p>
-    <w:p>
-      <w:pPr>
-        <w:pStyle w:val="ListParagraph"/>
-        <w:numPr>
-          <w:ilvl w:val="0"/>
-          <w:numId w:val="7"/>
-        </w:numPr>
-      </w:pPr>
-      <w:r>
-        <w:t xml:space="preserve">2 分、4 分、6 分各是幾 mm？</w:t>
-      </w:r>
-    </w:p>
-    <w:p>
-      <w:pPr>
-        <w:pStyle w:val="ListParagraph"/>
-        <w:numPr>
-          <w:ilvl w:val="0"/>
-          <w:numId w:val="7"/>
-        </w:numPr>
-      </w:pPr>
-      <w:r>
-        <w:t xml:space="preserve">一台壓縮機可以同時帶冷藏和冷凍嗎？</w:t>
-      </w:r>
-    </w:p>
-    <w:p>
-      <w:pPr>
-        <w:pStyle w:val="ListParagraph"/>
-        <w:numPr>
-          <w:ilvl w:val="0"/>
-          <w:numId w:val="7"/>
-        </w:numPr>
-      </w:pPr>
-      <w:r>
-        <w:t xml:space="preserve">散熱器規格 4×11×330 是什麼意思？怎麼分辨排和支？</w:t>
-      </w:r>
-    </w:p>
-    <w:p>
-      <w:pPr>
-        <w:pStyle w:val="ListParagraph"/>
-        <w:numPr>
-          <w:ilvl w:val="0"/>
-          <w:numId w:val="7"/>
-        </w:numPr>
-      </w:pPr>
-      <w:r>
-        <w:t xml:space="preserve">摸冷凝器出口很燙，代表什麼？要建議客人做什麼？</w:t>
-      </w:r>
-    </w:p>
-    <w:p>
-      <w:pPr>
-        <w:pStyle w:val="ListParagraph"/>
-        <w:numPr>
-          <w:ilvl w:val="0"/>
-          <w:numId w:val="7"/>
-        </w:numPr>
-      </w:pPr>
-      <w:r>
-        <w:t xml:space="preserve">客人要換壓縮機，報價前要先問什麼？</w:t>
-      </w:r>
-    </w:p>
-    <w:p>
-      <w:pPr>
-        <w:pStyle w:val="ListParagraph"/>
-        <w:numPr>
-          <w:ilvl w:val="0"/>
-          <w:numId w:val="7"/>
-        </w:numPr>
-      </w:pPr>
-      <w:r>
-        <w:t xml:space="preserve">游標卡尺量銅管要量外徑還是內徑？接頭呢？為什麼？</w:t>
-      </w:r>
-    </w:p>
-    <w:p>
-      <w:pPr>
-        <w:pStyle w:val="ListParagraph"/>
-        <w:numPr>
-          <w:ilvl w:val="0"/>
-          <w:numId w:val="7"/>
-        </w:numPr>
-      </w:pPr>
-      <w:r>
-        <w:t xml:space="preserve">乾燥過濾器 DML 083S 的 3 和 S 是什麼意思？客人只說「兩分」，還要問什麼？</w:t>
-      </w:r>
-    </w:p>
-    <w:p>
-      <w:pPr>
-        <w:pStyle w:val="ListParagraph"/>
-        <w:numPr>
-          <w:ilvl w:val="0"/>
-          <w:numId w:val="7"/>
-        </w:numPr>
-      </w:pPr>
-      <w:r>
-        <w:t xml:space="preserve">冷凍系統哪一支管要包保溫管？冷凍、冷藏各用多厚？</w:t>
-      </w:r>
-    </w:p>
-    <w:p>
-      <w:pPr>
-        <w:pStyle w:val="ListParagraph"/>
-        <w:numPr>
-          <w:ilvl w:val="0"/>
-          <w:numId w:val="7"/>
-        </w:numPr>
-      </w:pPr>
-      <w:r>
-        <w:t xml:space="preserve">客人的冷氣是 3分牙，但銅管配了 4分，要拿什麼？</w:t>
-      </w:r>
-    </w:p>
-    <w:p>
-      <w:pPr>
-        <w:pStyle w:val="ListParagraph"/>
-        <w:numPr>
-          <w:ilvl w:val="0"/>
-          <w:numId w:val="7"/>
-        </w:numPr>
         <w:pBdr>
           <w:left w:val="single" w:color="F08C00" w:sz="24" w:space="10"/>
         </w:pBdr>
         <w:shd w:fill="FFF3BF" w:color="auto" w:val="clear"/>
       </w:pPr>
       <w:r>
-        <w:t xml:space="preserve">吐出溫度正常是幾度？太高、太低各代表什麼？要怎麼量？</w:t>
+        <w:t xml:space="preserve">開單前問客人：總表</w:t>
       </w:r>
       <w:r>
         <w:rPr>
@@ -9149,23 +8476,71 @@
           <w:color w:val="FFFFFF"/>
           <w:shd w:fill="C92A2A" w:color="auto" w:val="clear"/>
         </w:rPr>
-        <w:t xml:space="preserve"> 10/12 新 </w:t>
-      </w:r>
-    </w:p>
-    <w:p>
-      <w:pPr>
-        <w:pStyle w:val="ListParagraph"/>
-        <w:numPr>
-          <w:ilvl w:val="0"/>
-          <w:numId w:val="7"/>
-        </w:numPr>
+        <w:t xml:space="preserve"> 10/17 新 </w:t>
+      </w:r>
+    </w:p>
+    <w:p>
+      <w:pPr>
+        <w:pStyle w:val="ListParagraph"/>
+        <w:numPr>
+          <w:ilvl w:val="0"/>
+          <w:numId w:val="2"/>
+        </w:numPr>
+        <w:pBdr>
+          <w:left w:val="single" w:color="F08C00" w:sz="12" w:space="10"/>
+        </w:pBdr>
+        <w:shd w:fill="FFF9DB" w:color="auto" w:val="clear"/>
+      </w:pPr>
+      <w:r>
+        <w:t xml:space="preserve">網站「開單前問客人」頁把各頁「先問客人」的問題整理成一張表，分 9 種商品（壓縮機、散熱器、冷凍庫冷排、膨脹閥、乾燥過濾器、保溫管、冷氣材料、補冷媒、故障客訴），每題寫</w:t>
+      </w:r>
+      <w:r>
+        <w:rPr>
+          <w:b/>
+          <w:bCs/>
+        </w:rPr>
+        <w:t xml:space="preserve">為什麼問</w:t>
+      </w:r>
+      <w:r>
+        <w:t xml:space="preserve">、</w:t>
+      </w:r>
+      <w:r>
+        <w:rPr>
+          <w:b/>
+          <w:bCs/>
+        </w:rPr>
+        <w:t xml:space="preserve">回答後怎麼做</w:t>
+      </w:r>
+      <w:r>
+        <w:t xml:space="preserve">。</w:t>
+      </w:r>
+    </w:p>
+    <w:p>
+      <w:pPr>
+        <w:pStyle w:val="ListParagraph"/>
+        <w:numPr>
+          <w:ilvl w:val="0"/>
+          <w:numId w:val="2"/>
+        </w:numPr>
+        <w:pBdr>
+          <w:left w:val="single" w:color="F08C00" w:sz="12" w:space="10"/>
+        </w:pBdr>
+        <w:shd w:fill="FFF9DB" w:color="auto" w:val="clear"/>
+      </w:pPr>
+      <w:r>
+        <w:t xml:space="preserve">換壓縮機一定要問：冷媒（油是 MO 還是 POE）、電源、低溫機或高溫機、要足的還是小一點、為什麼壞、熱排冷排多大、散熱有沒有外移；最好看型號牌。燒毀的要清管、一起換乾燥過濾器。</w:t>
+      </w:r>
+    </w:p>
+    <w:p>
+      <w:pPr>
+        <w:pStyle w:val="Heading2"/>
         <w:pBdr>
           <w:left w:val="single" w:color="F08C00" w:sz="24" w:space="10"/>
         </w:pBdr>
         <w:shd w:fill="FFF3BF" w:color="auto" w:val="clear"/>
       </w:pPr>
       <w:r>
-        <w:t xml:space="preserve">過熱保護器跳掉，師傅會怎麼處理？為什麼「還有救的時候要趕快去」？</w:t>
+        <w:t xml:space="preserve">客訴與「不保固」</w:t>
       </w:r>
       <w:r>
         <w:rPr>
@@ -9174,7 +8549,514 @@
           <w:color w:val="FFFFFF"/>
           <w:shd w:fill="C92A2A" w:color="auto" w:val="clear"/>
         </w:rPr>
-        <w:t xml:space="preserve"> 10/12 新 </w:t>
+        <w:t xml:space="preserve"> 10/17 新 </w:t>
+      </w:r>
+      <w:r>
+        <w:t xml:space="preserve">〔錄音19〕</w:t>
+      </w:r>
+    </w:p>
+    <w:p>
+      <w:pPr>
+        <w:pStyle w:val="ListParagraph"/>
+        <w:numPr>
+          <w:ilvl w:val="0"/>
+          <w:numId w:val="2"/>
+        </w:numPr>
+        <w:pBdr>
+          <w:left w:val="single" w:color="F08C00" w:sz="12" w:space="10"/>
+        </w:pBdr>
+        <w:shd w:fill="FFF9DB" w:color="auto" w:val="clear"/>
+      </w:pPr>
+      <w:r>
+        <w:t xml:space="preserve">跳機的東西都是在保護壓縮機（最貴）：高壓開關跟壓縮機串聯，例如設 300 psi，超過就停；有自動、手動恢復兩種。散熱好的時候高壓約 250 psi。〔錄音19 00:00、00:47〕</w:t>
+      </w:r>
+    </w:p>
+    <w:p>
+      <w:pPr>
+        <w:pStyle w:val="ListParagraph"/>
+        <w:numPr>
+          <w:ilvl w:val="0"/>
+          <w:numId w:val="2"/>
+        </w:numPr>
+        <w:pBdr>
+          <w:left w:val="single" w:color="F08C00" w:sz="12" w:space="10"/>
+        </w:pBdr>
+        <w:shd w:fill="FFF9DB" w:color="auto" w:val="clear"/>
+      </w:pPr>
+      <w:r>
+        <w:t xml:space="preserve">商用冰箱多半是工廠做好直接賣，工廠保固一年；</w:t>
+      </w:r>
+      <w:r>
+        <w:rPr>
+          <w:b/>
+          <w:bCs/>
+        </w:rPr>
+        <w:t xml:space="preserve">散熱外移的不保固</w:t>
+      </w:r>
+      <w:r>
+        <w:t xml:space="preserve">——管子變長，冷媒灌多少不一定。〔錄音19 01:42、03:01〕</w:t>
+      </w:r>
+    </w:p>
+    <w:p>
+      <w:pPr>
+        <w:pStyle w:val="ListParagraph"/>
+        <w:numPr>
+          <w:ilvl w:val="0"/>
+          <w:numId w:val="2"/>
+        </w:numPr>
+        <w:pBdr>
+          <w:left w:val="single" w:color="F08C00" w:sz="12" w:space="10"/>
+        </w:pBdr>
+        <w:shd w:fill="FFF9DB" w:color="auto" w:val="clear"/>
+      </w:pPr>
+      <w:r>
+        <w:rPr>
+          <w:b/>
+          <w:bCs/>
+        </w:rPr>
+        <w:t xml:space="preserve">材料不保固要講原因</w:t>
+      </w:r>
+      <w:r>
+        <w:t xml:space="preserve">：我們只賺材料的錢；工資、施工在師傅的報價裡，保固是施工的人負責。〔錄音19 04:39、04:49〕</w:t>
+      </w:r>
+    </w:p>
+    <w:p>
+      <w:pPr>
+        <w:pStyle w:val="ListParagraph"/>
+        <w:numPr>
+          <w:ilvl w:val="0"/>
+          <w:numId w:val="2"/>
+        </w:numPr>
+        <w:pBdr>
+          <w:left w:val="single" w:color="F08C00" w:sz="12" w:space="10"/>
+        </w:pBdr>
+        <w:shd w:fill="FFF9DB" w:color="auto" w:val="clear"/>
+      </w:pPr>
+      <w:r>
+        <w:t xml:space="preserve">客人說「才裝就壞」：先問散熱器多大、有沒有外移；裝之前有沒有清管；冷媒灌多少。對照「壓縮機故障自我判斷」講義找原因。</w:t>
+      </w:r>
+    </w:p>
+    <w:p>
+      <w:pPr>
+        <w:pStyle w:val="ListParagraph"/>
+        <w:numPr>
+          <w:ilvl w:val="0"/>
+          <w:numId w:val="2"/>
+        </w:numPr>
+        <w:pBdr>
+          <w:left w:val="single" w:color="F08C00" w:sz="12" w:space="10"/>
+        </w:pBdr>
+        <w:shd w:fill="FFF9DB" w:color="auto" w:val="clear"/>
+      </w:pPr>
+      <w:r>
+        <w:t xml:space="preserve">報價很快，真的要下單，先問熱排多大。〔錄音19 05:32〕</w:t>
+      </w:r>
+    </w:p>
+    <w:p>
+      <w:pPr>
+        <w:pStyle w:val="Heading2"/>
+      </w:pPr>
+      <w:r>
+        <w:t xml:space="preserve">新人業務怎麼開始（第 1～3 點整理自老闆的話；第 4 點和下面的方法是補充建議，老闆沒講）</w:t>
+      </w:r>
+    </w:p>
+    <w:p>
+      <w:r>
+        <w:t xml:space="preserve">好業務先做到的四件事：</w:t>
+      </w:r>
+    </w:p>
+    <w:p>
+      <w:pPr>
+        <w:pStyle w:val="ListParagraph"/>
+        <w:numPr>
+          <w:ilvl w:val="0"/>
+          <w:numId w:val="5"/>
+        </w:numPr>
+      </w:pPr>
+      <w:r>
+        <w:rPr>
+          <w:b/>
+          <w:bCs/>
+        </w:rPr>
+        <w:t xml:space="preserve">把產品認熟</w:t>
+      </w:r>
+      <w:r>
+        <w:t xml:space="preserve">：客人只問壓縮機，我們多問熱排、冷排、裝什麼設備；「為什麼客戶會跟你買……就是我們比人家多關心他」。〔錄音10 00:45、03:04〕</w:t>
+      </w:r>
+    </w:p>
+    <w:p>
+      <w:pPr>
+        <w:pStyle w:val="ListParagraph"/>
+        <w:numPr>
+          <w:ilvl w:val="0"/>
+          <w:numId w:val="5"/>
+        </w:numPr>
+      </w:pPr>
+      <w:r>
+        <w:rPr>
+          <w:b/>
+          <w:bCs/>
+        </w:rPr>
+        <w:t xml:space="preserve">從來不拿錯貨</w:t>
+      </w:r>
+      <w:r>
+        <w:t xml:space="preserve">：壓縮機焊過就不能退；型號一個字一個字對、電壓對，先對壓縮機、再對配件。〔錄音13 08:31、22:33〕</w:t>
+      </w:r>
+    </w:p>
+    <w:p>
+      <w:pPr>
+        <w:pStyle w:val="ListParagraph"/>
+        <w:numPr>
+          <w:ilvl w:val="0"/>
+          <w:numId w:val="5"/>
+        </w:numPr>
+      </w:pPr>
+      <w:r>
+        <w:rPr>
+          <w:b/>
+          <w:bCs/>
+        </w:rPr>
+        <w:t xml:space="preserve">話先講在前頭、講結論</w:t>
+      </w:r>
+      <w:r>
+        <w:t xml:space="preserve">：買賣說斷斷，請客人施工前先測，有問題馬上換；不用跟客人講太多，講他能理解的結論。〔錄音09 07:42、錄音10 31:54〕</w:t>
+      </w:r>
+    </w:p>
+    <w:p>
+      <w:pPr>
+        <w:pStyle w:val="ListParagraph"/>
+        <w:numPr>
+          <w:ilvl w:val="0"/>
+          <w:numId w:val="5"/>
+        </w:numPr>
+      </w:pPr>
+      <w:r>
+        <w:rPr>
+          <w:b/>
+          <w:bCs/>
+        </w:rPr>
+        <w:t xml:space="preserve">不懂就問，每天記</w:t>
+      </w:r>
+      <w:r>
+        <w:t xml:space="preserve">（補充建議）：問老闆、問客人「這裝在哪？」；被問倒的問題記下來，一個月後會發現就那幾十種。</w:t>
+      </w:r>
+    </w:p>
+    <w:p>
+      <w:r>
+        <w:t xml:space="preserve">產品要融會貫通，每一種都掛在三個鉤子上：</w:t>
+      </w:r>
+      <w:r>
+        <w:rPr>
+          <w:b/>
+          <w:bCs/>
+        </w:rPr>
+        <w:t xml:space="preserve">在循環的哪裡</w:t>
+      </w:r>
+      <w:r>
+        <w:t xml:space="preserve">（冷媒走到這裡時這個零件做什麼）、</w:t>
+      </w:r>
+      <w:r>
+        <w:rPr>
+          <w:b/>
+          <w:bCs/>
+        </w:rPr>
+        <w:t xml:space="preserve">客人為什麼要它</w:t>
+      </w:r>
+      <w:r>
+        <w:t xml:space="preserve">（冷凍庫、冰箱、冷氣各要哪一套）、</w:t>
+      </w:r>
+      <w:r>
+        <w:rPr>
+          <w:b/>
+          <w:bCs/>
+        </w:rPr>
+        <w:t xml:space="preserve">貨架哪裡、跟誰像</w:t>
+      </w:r>
+      <w:r>
+        <w:t xml:space="preserve">（誰可以代替誰、拿錯會怎樣）。</w:t>
+      </w:r>
+    </w:p>
+    <w:p>
+      <w:r>
+        <w:t xml:space="preserve">一天 20 分鐘：每天一排貨架（拿產品總表對著看，答不出來的明天問老闆）；每週拿一張真的出貨單自己配出整套再對；聽錄音13 邊站在壓縮機貨架前看；每天記一題被問倒的。</w:t>
+      </w:r>
+    </w:p>
+    <w:p>
+      <w:pPr>
+        <w:pStyle w:val="Heading1"/>
+      </w:pPr>
+      <w:r>
+        <w:t xml:space="preserve">八、真正要學會的事（Insight）</w:t>
+      </w:r>
+    </w:p>
+    <w:p>
+      <w:pPr>
+        <w:pStyle w:val="ListParagraph"/>
+        <w:numPr>
+          <w:ilvl w:val="0"/>
+          <w:numId w:val="6"/>
+        </w:numPr>
+      </w:pPr>
+      <w:r>
+        <w:rPr>
+          <w:b/>
+          <w:bCs/>
+        </w:rPr>
+        <w:t xml:space="preserve">照順序學：原理 → 單位 → 裝置 → 壓縮機 → 零配件</w:t>
+      </w:r>
+      <w:r>
+        <w:t xml:space="preserve">——先把冷媒一圈講得出來，再搞懂管徑「分」和溫度壓力，知道客人的裝置用在哪，最後才進壓縮機和各零件。計算放到第二階段（進階）。</w:t>
+      </w:r>
+    </w:p>
+    <w:p>
+      <w:pPr>
+        <w:pStyle w:val="ListParagraph"/>
+        <w:numPr>
+          <w:ilvl w:val="0"/>
+          <w:numId w:val="6"/>
+        </w:numPr>
+      </w:pPr>
+      <w:r>
+        <w:rPr>
+          <w:b/>
+          <w:bCs/>
+        </w:rPr>
+        <w:t xml:space="preserve">追著冷媒的狀態走</w:t>
+      </w:r>
+      <w:r>
+        <w:t xml:space="preserve">——高溫高壓氣態 → 中溫中壓液態 → 液氣混合 → 低溫低壓氣態。看到任何新零件，先問它裝在哪一段、處理的是氣還是液。</w:t>
+      </w:r>
+    </w:p>
+    <w:p>
+      <w:pPr>
+        <w:pStyle w:val="ListParagraph"/>
+        <w:numPr>
+          <w:ilvl w:val="0"/>
+          <w:numId w:val="6"/>
+        </w:numPr>
+      </w:pPr>
+      <w:r>
+        <w:rPr>
+          <w:b/>
+          <w:bCs/>
+        </w:rPr>
+        <w:t xml:space="preserve">一定要有液態變氣態</w:t>
+      </w:r>
+      <w:r>
+        <w:t xml:space="preserve">——老闆說「你沒有兩態變化，你就吸不到熱，吸不到熱就不會冷」〔錄音02 14:52〕；儲液器確保送出去的是液態，液氣分離器確保回壓縮機的是氣態；散熱器髒、太小，冷媒沒液化，後面就不會冷。</w:t>
+      </w:r>
+    </w:p>
+    <w:p>
+      <w:pPr>
+        <w:pStyle w:val="ListParagraph"/>
+        <w:numPr>
+          <w:ilvl w:val="0"/>
+          <w:numId w:val="6"/>
+        </w:numPr>
+      </w:pPr>
+      <w:r>
+        <w:rPr>
+          <w:b/>
+          <w:bCs/>
+        </w:rPr>
+        <w:t xml:space="preserve">四大元件要相輔相成</w:t>
+      </w:r>
+      <w:r>
+        <w:t xml:space="preserve">——壓縮機是龍頭：散熱器、膨脹閥閥芯、冷排都跟著它配。客人報坪數時，先問冰什麼，再選馬力。</w:t>
+      </w:r>
+    </w:p>
+    <w:p>
+      <w:pPr>
+        <w:pStyle w:val="ListParagraph"/>
+        <w:numPr>
+          <w:ilvl w:val="0"/>
+          <w:numId w:val="6"/>
+        </w:numPr>
+      </w:pPr>
+      <w:r>
+        <w:rPr>
+          <w:b/>
+          <w:bCs/>
+        </w:rPr>
+        <w:t xml:space="preserve">門市的主要生意是整套估價</w:t>
+      </w:r>
+      <w:r>
+        <w:t xml:space="preserve">——要能把一套冷凍庫需要的零件全部配齊、算出價錢；單賣維修零件利潤低。</w:t>
+      </w:r>
+    </w:p>
+    <w:p>
+      <w:pPr>
+        <w:pStyle w:val="ListParagraph"/>
+        <w:numPr>
+          <w:ilvl w:val="0"/>
+          <w:numId w:val="6"/>
+        </w:numPr>
+      </w:pPr>
+      <w:r>
+        <w:rPr>
+          <w:b/>
+          <w:bCs/>
+        </w:rPr>
+        <w:t xml:space="preserve">很多零件都在保護壓縮機</w:t>
+      </w:r>
+      <w:r>
+        <w:t xml:space="preserve">——溫差 4°C 讓它休息、電磁閥擋冷媒讓它好啟動、液氣分離器不讓液體回去、壓力開關壓力不對就停機。</w:t>
+      </w:r>
+    </w:p>
+    <w:p>
+      <w:pPr>
+        <w:pStyle w:val="ListParagraph"/>
+        <w:numPr>
+          <w:ilvl w:val="0"/>
+          <w:numId w:val="6"/>
+        </w:numPr>
+      </w:pPr>
+      <w:r>
+        <w:rPr>
+          <w:b/>
+          <w:bCs/>
+        </w:rPr>
+        <w:t xml:space="preserve">同一個零件有四種叫法</w:t>
+      </w:r>
+      <w:r>
+        <w:t xml:space="preserve">——國語（冷凝器）、台語（熱排）、英文（condenser）、型號（EVR、DML）；口語講「馬」、正確單位是 BTU。</w:t>
+      </w:r>
+    </w:p>
+    <w:p>
+      <w:pPr>
+        <w:pStyle w:val="Heading1"/>
+      </w:pPr>
+      <w:r>
+        <w:t xml:space="preserve">九、近期要做到</w:t>
+      </w:r>
+    </w:p>
+    <w:p>
+      <w:pPr>
+        <w:ind w:left="360"/>
+      </w:pPr>
+      <w:r>
+        <w:t xml:space="preserve">☐ </w:t>
+      </w:r>
+      <w:r>
+        <w:t xml:space="preserve">不看講義，畫出冷凍循環一圈，標出四個狀態（不寫過冷、過熱）</w:t>
+      </w:r>
+    </w:p>
+    <w:p>
+      <w:pPr>
+        <w:ind w:left="360"/>
+      </w:pPr>
+      <w:r>
+        <w:t xml:space="preserve">☐ </w:t>
+      </w:r>
+      <w:r>
+        <w:t xml:space="preserve">到店裡找到實品：壓縮機、散熱器（有外箱／無穿衫）、乾燥過濾器、視液鏡、電磁閥、膨脹閥、儲液器、液氣分離器</w:t>
+      </w:r>
+    </w:p>
+    <w:p>
+      <w:pPr>
+        <w:ind w:left="360"/>
+      </w:pPr>
+      <w:r>
+        <w:t xml:space="preserve">☐ </w:t>
+      </w:r>
+      <w:r>
+        <w:t xml:space="preserve">熟悉壓縮機庫存範圍（1/6～6 馬）和常見的搭配：1 馬壓縮機配幾馬散熱器</w:t>
+      </w:r>
+    </w:p>
+    <w:p>
+      <w:pPr>
+        <w:ind w:left="360"/>
+      </w:pPr>
+      <w:r>
+        <w:t xml:space="preserve">☐ </w:t>
+      </w:r>
+      <w:r>
+        <w:t xml:space="preserve">用國語和台語各說一次：冷凝器／熱排、蒸發器／冷排</w:t>
+      </w:r>
+    </w:p>
+    <w:p>
+      <w:pPr>
+        <w:ind w:left="360"/>
+      </w:pPr>
+      <w:r>
+        <w:t xml:space="preserve">☐ </w:t>
+      </w:r>
+      <w:r>
+        <w:t xml:space="preserve">記住管徑換算：1 吋＝8 分＝25.4 mm，1 分＝3.175 mm；練習用游標卡尺量銅管</w:t>
+      </w:r>
+    </w:p>
+    <w:p>
+      <w:pPr>
+        <w:ind w:left="360"/>
+      </w:pPr>
+      <w:r>
+        <w:t xml:space="preserve">☐ </w:t>
+      </w:r>
+      <w:r>
+        <w:t xml:space="preserve">下載 Ref Tools App，查一種冷媒的溫度壓力</w:t>
+      </w:r>
+    </w:p>
+    <w:p>
+      <w:pPr>
+        <w:ind w:left="360"/>
+      </w:pPr>
+      <w:r>
+        <w:t xml:space="preserve">☐ </w:t>
+      </w:r>
+      <w:r>
+        <w:t xml:space="preserve">拿店裡的散熱器、冷排各一台，自己數出「幾排幾支」、量實內，再對照箱子上的規格</w:t>
+      </w:r>
+    </w:p>
+    <w:p>
+      <w:pPr>
+        <w:ind w:left="360"/>
+      </w:pPr>
+      <w:r>
+        <w:t xml:space="preserve">☐ </w:t>
+      </w:r>
+      <w:r>
+        <w:t xml:space="preserve">分得出附基板和封底兩種散熱器，知道客人說「底板」時要先問什麼</w:t>
+      </w:r>
+    </w:p>
+    <w:p>
+      <w:pPr>
+        <w:ind w:left="360"/>
+      </w:pPr>
+      <w:r>
+        <w:t xml:space="preserve">☐ </w:t>
+      </w:r>
+      <w:r>
+        <w:t xml:space="preserve">用游標卡尺量 2分、3分、4分的銅管（外徑）和接頭、彎頭（內徑），說得出幾分</w:t>
+      </w:r>
+    </w:p>
+    <w:p>
+      <w:pPr>
+        <w:ind w:left="360"/>
+      </w:pPr>
+      <w:r>
+        <w:t xml:space="preserve">☐ </w:t>
+      </w:r>
+      <w:r>
+        <w:t xml:space="preserve">到乾燥過濾器那一格，分出 032／052、焊接（S）／牙，並說出冰箱和冰庫各用哪一支</w:t>
+      </w:r>
+    </w:p>
+    <w:p>
+      <w:pPr>
+        <w:ind w:left="360"/>
+      </w:pPr>
+      <w:r>
+        <w:t xml:space="preserve">☐ </w:t>
+      </w:r>
+      <w:r>
+        <w:t xml:space="preserve">說得出冷氣「四外三內」和「大小喇叭頭」各在什麼情況用</w:t>
+      </w:r>
+    </w:p>
+    <w:p>
+      <w:pPr>
+        <w:pStyle w:val="Heading1"/>
+      </w:pPr>
+      <w:r>
+        <w:t xml:space="preserve">十、自我檢測</w:t>
       </w:r>
     </w:p>
     <w:p>
@@ -9184,23 +9066,238 @@
           <w:ilvl w:val="0"/>
           <w:numId w:val="7"/>
         </w:numPr>
-        <w:pBdr>
-          <w:left w:val="single" w:color="F08C00" w:sz="24" w:space="10"/>
-        </w:pBdr>
-        <w:shd w:fill="FFF3BF" w:color="auto" w:val="clear"/>
+      </w:pPr>
+      <w:r>
+        <w:t xml:space="preserve">冷媒一圈的四個狀態依序是什麼？</w:t>
+      </w:r>
+    </w:p>
+    <w:p>
+      <w:pPr>
+        <w:pStyle w:val="ListParagraph"/>
+        <w:numPr>
+          <w:ilvl w:val="0"/>
+          <w:numId w:val="7"/>
+        </w:numPr>
+      </w:pPr>
+      <w:r>
+        <w:t xml:space="preserve">膨脹閥出來算不算真正的低壓？為什麼？</w:t>
+      </w:r>
+    </w:p>
+    <w:p>
+      <w:pPr>
+        <w:pStyle w:val="ListParagraph"/>
+        <w:numPr>
+          <w:ilvl w:val="0"/>
+          <w:numId w:val="7"/>
+        </w:numPr>
+      </w:pPr>
+      <w:r>
+        <w:t xml:space="preserve">為什麼膨脹閥系統一定要裝儲液器？冰箱為什麼不用？</w:t>
+      </w:r>
+    </w:p>
+    <w:p>
+      <w:pPr>
+        <w:pStyle w:val="ListParagraph"/>
+        <w:numPr>
+          <w:ilvl w:val="0"/>
+          <w:numId w:val="7"/>
+        </w:numPr>
+      </w:pPr>
+      <w:r>
+        <w:t xml:space="preserve">液氣分離器裝在哪裡？在保護什麼？</w:t>
+      </w:r>
+    </w:p>
+    <w:p>
+      <w:pPr>
+        <w:pStyle w:val="ListParagraph"/>
+        <w:numPr>
+          <w:ilvl w:val="0"/>
+          <w:numId w:val="7"/>
+        </w:numPr>
+      </w:pPr>
+      <w:r>
+        <w:t xml:space="preserve">壓縮機 1 馬，散熱器一般配幾馬？膨脹閥、冷排怎麼選？</w:t>
+      </w:r>
+    </w:p>
+    <w:p>
+      <w:pPr>
+        <w:pStyle w:val="ListParagraph"/>
+        <w:numPr>
+          <w:ilvl w:val="0"/>
+          <w:numId w:val="7"/>
+        </w:numPr>
+      </w:pPr>
+      <w:r>
+        <w:t xml:space="preserve">溫控設 -20°C、溫差 4°C，壓縮機幾度停、幾度再啟動？</w:t>
+      </w:r>
+    </w:p>
+    <w:p>
+      <w:pPr>
+        <w:pStyle w:val="ListParagraph"/>
+        <w:numPr>
+          <w:ilvl w:val="0"/>
+          <w:numId w:val="7"/>
+        </w:numPr>
+      </w:pPr>
+      <w:r>
+        <w:t xml:space="preserve">電磁閥平常是開還是關？什麼情況一定要裝？</w:t>
+      </w:r>
+    </w:p>
+    <w:p>
+      <w:pPr>
+        <w:pStyle w:val="ListParagraph"/>
+        <w:numPr>
+          <w:ilvl w:val="0"/>
+          <w:numId w:val="7"/>
+        </w:numPr>
+      </w:pPr>
+      <w:r>
+        <w:t xml:space="preserve">學習順序是什麼？哪些放到第二階段（進階）？</w:t>
+      </w:r>
+    </w:p>
+    <w:p>
+      <w:pPr>
+        <w:pStyle w:val="ListParagraph"/>
+        <w:numPr>
+          <w:ilvl w:val="0"/>
+          <w:numId w:val="7"/>
+        </w:numPr>
+      </w:pPr>
+      <w:r>
+        <w:t xml:space="preserve">2 分、4 分、6 分各是幾 mm？</w:t>
+      </w:r>
+    </w:p>
+    <w:p>
+      <w:pPr>
+        <w:pStyle w:val="ListParagraph"/>
+        <w:numPr>
+          <w:ilvl w:val="0"/>
+          <w:numId w:val="7"/>
+        </w:numPr>
+      </w:pPr>
+      <w:r>
+        <w:t xml:space="preserve">一台壓縮機可以同時帶冷藏和冷凍嗎？</w:t>
+      </w:r>
+    </w:p>
+    <w:p>
+      <w:pPr>
+        <w:pStyle w:val="ListParagraph"/>
+        <w:numPr>
+          <w:ilvl w:val="0"/>
+          <w:numId w:val="7"/>
+        </w:numPr>
+      </w:pPr>
+      <w:r>
+        <w:t xml:space="preserve">散熱器規格 4×11×330 是什麼意思？怎麼分辨排和支？</w:t>
+      </w:r>
+    </w:p>
+    <w:p>
+      <w:pPr>
+        <w:pStyle w:val="ListParagraph"/>
+        <w:numPr>
+          <w:ilvl w:val="0"/>
+          <w:numId w:val="7"/>
+        </w:numPr>
+      </w:pPr>
+      <w:r>
+        <w:t xml:space="preserve">摸冷凝器出口很燙，代表什麼？要建議客人做什麼？</w:t>
+      </w:r>
+    </w:p>
+    <w:p>
+      <w:pPr>
+        <w:pStyle w:val="ListParagraph"/>
+        <w:numPr>
+          <w:ilvl w:val="0"/>
+          <w:numId w:val="7"/>
+        </w:numPr>
+      </w:pPr>
+      <w:r>
+        <w:t xml:space="preserve">客人要換壓縮機，報價前要先問什麼？</w:t>
+      </w:r>
+    </w:p>
+    <w:p>
+      <w:pPr>
+        <w:pStyle w:val="ListParagraph"/>
+        <w:numPr>
+          <w:ilvl w:val="0"/>
+          <w:numId w:val="7"/>
+        </w:numPr>
+      </w:pPr>
+      <w:r>
+        <w:t xml:space="preserve">游標卡尺量銅管要量外徑還是內徑？接頭呢？為什麼？</w:t>
+      </w:r>
+    </w:p>
+    <w:p>
+      <w:pPr>
+        <w:pStyle w:val="ListParagraph"/>
+        <w:numPr>
+          <w:ilvl w:val="0"/>
+          <w:numId w:val="7"/>
+        </w:numPr>
+      </w:pPr>
+      <w:r>
+        <w:t xml:space="preserve">乾燥過濾器 DML 083S 的 3 和 S 是什麼意思？客人只說「兩分」，還要問什麼？</w:t>
+      </w:r>
+    </w:p>
+    <w:p>
+      <w:pPr>
+        <w:pStyle w:val="ListParagraph"/>
+        <w:numPr>
+          <w:ilvl w:val="0"/>
+          <w:numId w:val="7"/>
+        </w:numPr>
+      </w:pPr>
+      <w:r>
+        <w:t xml:space="preserve">冷凍系統哪一支管要包保溫管？冷凍、冷藏各用多厚？</w:t>
+      </w:r>
+    </w:p>
+    <w:p>
+      <w:pPr>
+        <w:pStyle w:val="ListParagraph"/>
+        <w:numPr>
+          <w:ilvl w:val="0"/>
+          <w:numId w:val="7"/>
+        </w:numPr>
+      </w:pPr>
+      <w:r>
+        <w:t xml:space="preserve">客人的冷氣是 3分牙，但銅管配了 4分，要拿什麼？</w:t>
+      </w:r>
+    </w:p>
+    <w:p>
+      <w:pPr>
+        <w:pStyle w:val="ListParagraph"/>
+        <w:numPr>
+          <w:ilvl w:val="0"/>
+          <w:numId w:val="7"/>
+        </w:numPr>
+      </w:pPr>
+      <w:r>
+        <w:t xml:space="preserve">吐出溫度正常是幾度？太高、太低各代表什麼？要怎麼量？</w:t>
+      </w:r>
+    </w:p>
+    <w:p>
+      <w:pPr>
+        <w:pStyle w:val="ListParagraph"/>
+        <w:numPr>
+          <w:ilvl w:val="0"/>
+          <w:numId w:val="7"/>
+        </w:numPr>
+      </w:pPr>
+      <w:r>
+        <w:t xml:space="preserve">過熱保護器跳掉，師傅會怎麼處理？為什麼「還有救的時候要趕快去」？</w:t>
+      </w:r>
+    </w:p>
+    <w:p>
+      <w:pPr>
+        <w:pStyle w:val="ListParagraph"/>
+        <w:numPr>
+          <w:ilvl w:val="0"/>
+          <w:numId w:val="7"/>
+        </w:numPr>
       </w:pPr>
       <w:r>
         <w:t xml:space="preserve">冷凍為什麼要除霜？除霜完為什麼要有滴水時間？冷排整片結冰有哪四個原因？</w:t>
       </w:r>
-      <w:r>
-        <w:rPr>
-          <w:b/>
-          <w:bCs/>
-          <w:color w:val="FFFFFF"/>
-          <w:shd w:fill="C92A2A" w:color="auto" w:val="clear"/>
-        </w:rPr>
-        <w:t xml:space="preserve"> 10/12 新 </w:t>
-      </w:r>
     </w:p>
     <w:p>
       <w:pPr>
@@ -9209,22 +9306,9 @@
           <w:ilvl w:val="0"/>
           <w:numId w:val="7"/>
         </w:numPr>
-        <w:pBdr>
-          <w:left w:val="single" w:color="F08C00" w:sz="24" w:space="10"/>
-        </w:pBdr>
-        <w:shd w:fill="FFF3BF" w:color="auto" w:val="clear"/>
       </w:pPr>
       <w:r>
         <w:t xml:space="preserve">客人說要做一間 3 坪的冷凍庫，除了坪數還要問什麼？</w:t>
-      </w:r>
-      <w:r>
-        <w:rPr>
-          <w:b/>
-          <w:bCs/>
-          <w:color w:val="FFFFFF"/>
-          <w:shd w:fill="C92A2A" w:color="auto" w:val="clear"/>
-        </w:rPr>
-        <w:t xml:space="preserve"> 10/12 新 </w:t>
       </w:r>
     </w:p>
     <w:p>
@@ -10978,7 +11062,6 @@
         <w:tc>
           <w:tcPr>
             <w:tcW w:type="dxa" w:w="1247"/>
-            <w:shd w:fill="FFF3BF" w:color="auto" w:val="clear"/>
             <w:tcMar>
               <w:top w:type="dxa" w:w="60"/>
               <w:left w:type="dxa" w:w="100"/>
@@ -10999,7 +11082,6 @@
         <w:tc>
           <w:tcPr>
             <w:tcW w:type="dxa" w:w="1587"/>
-            <w:shd w:fill="FFF3BF" w:color="auto" w:val="clear"/>
             <w:tcMar>
               <w:top w:type="dxa" w:w="60"/>
               <w:left w:type="dxa" w:w="100"/>
@@ -11020,7 +11102,6 @@
         <w:tc>
           <w:tcPr>
             <w:tcW w:type="dxa" w:w="2834"/>
-            <w:shd w:fill="FFF3BF" w:color="auto" w:val="clear"/>
             <w:tcMar>
               <w:top w:type="dxa" w:w="60"/>
               <w:left w:type="dxa" w:w="100"/>
@@ -11041,7 +11122,6 @@
         <w:tc>
           <w:tcPr>
             <w:tcW w:type="dxa" w:w="3970"/>
-            <w:shd w:fill="FFF3BF" w:color="auto" w:val="clear"/>
             <w:tcMar>
               <w:top w:type="dxa" w:w="60"/>
               <w:left w:type="dxa" w:w="100"/>
@@ -11056,17 +11136,6 @@
                 <w:szCs w:val="19"/>
               </w:rPr>
               <w:t xml:space="preserve">70～100°C、85°C 最安全；量吐出管管壁</w:t>
-            </w:r>
-            <w:r>
-              <w:rPr>
-                <w:b/>
-                <w:bCs/>
-                <w:color w:val="FFFFFF"/>
-                <w:sz w:val="19"/>
-                <w:szCs w:val="19"/>
-                <w:shd w:fill="C92A2A" w:color="auto" w:val="clear"/>
-              </w:rPr>
-              <w:t xml:space="preserve"> 10/12 新 </w:t>
             </w:r>
           </w:p>
         </w:tc>
@@ -11078,7 +11147,6 @@
         <w:tc>
           <w:tcPr>
             <w:tcW w:type="dxa" w:w="1247"/>
-            <w:shd w:fill="FFF3BF" w:color="auto" w:val="clear"/>
             <w:tcMar>
               <w:top w:type="dxa" w:w="60"/>
               <w:left w:type="dxa" w:w="100"/>
@@ -11099,7 +11167,6 @@
         <w:tc>
           <w:tcPr>
             <w:tcW w:type="dxa" w:w="1587"/>
-            <w:shd w:fill="FFF3BF" w:color="auto" w:val="clear"/>
             <w:tcMar>
               <w:top w:type="dxa" w:w="60"/>
               <w:left w:type="dxa" w:w="100"/>
@@ -11120,7 +11187,6 @@
         <w:tc>
           <w:tcPr>
             <w:tcW w:type="dxa" w:w="2834"/>
-            <w:shd w:fill="FFF3BF" w:color="auto" w:val="clear"/>
             <w:tcMar>
               <w:top w:type="dxa" w:w="60"/>
               <w:left w:type="dxa" w:w="100"/>
@@ -11141,7 +11207,6 @@
         <w:tc>
           <w:tcPr>
             <w:tcW w:type="dxa" w:w="3970"/>
-            <w:shd w:fill="FFF3BF" w:color="auto" w:val="clear"/>
             <w:tcMar>
               <w:top w:type="dxa" w:w="60"/>
               <w:left w:type="dxa" w:w="100"/>
@@ -11156,17 +11221,6 @@
                 <w:szCs w:val="19"/>
               </w:rPr>
               <w:t xml:space="preserve">除霜完風扇先不轉，讓冰水滴完</w:t>
-            </w:r>
-            <w:r>
-              <w:rPr>
-                <w:b/>
-                <w:bCs/>
-                <w:color w:val="FFFFFF"/>
-                <w:sz w:val="19"/>
-                <w:szCs w:val="19"/>
-                <w:shd w:fill="C92A2A" w:color="auto" w:val="clear"/>
-              </w:rPr>
-              <w:t xml:space="preserve"> 10/12 新 </w:t>
             </w:r>
           </w:p>
         </w:tc>
@@ -11178,7 +11232,6 @@
         <w:tc>
           <w:tcPr>
             <w:tcW w:type="dxa" w:w="1247"/>
-            <w:shd w:fill="FFF3BF" w:color="auto" w:val="clear"/>
             <w:tcMar>
               <w:top w:type="dxa" w:w="60"/>
               <w:left w:type="dxa" w:w="100"/>
@@ -11199,7 +11252,6 @@
         <w:tc>
           <w:tcPr>
             <w:tcW w:type="dxa" w:w="1587"/>
-            <w:shd w:fill="FFF3BF" w:color="auto" w:val="clear"/>
             <w:tcMar>
               <w:top w:type="dxa" w:w="60"/>
               <w:left w:type="dxa" w:w="100"/>
@@ -11220,7 +11272,6 @@
         <w:tc>
           <w:tcPr>
             <w:tcW w:type="dxa" w:w="2834"/>
-            <w:shd w:fill="FFF3BF" w:color="auto" w:val="clear"/>
             <w:tcMar>
               <w:top w:type="dxa" w:w="60"/>
               <w:left w:type="dxa" w:w="100"/>
@@ -11241,7 +11292,6 @@
         <w:tc>
           <w:tcPr>
             <w:tcW w:type="dxa" w:w="3970"/>
-            <w:shd w:fill="FFF3BF" w:color="auto" w:val="clear"/>
             <w:tcMar>
               <w:top w:type="dxa" w:w="60"/>
               <w:left w:type="dxa" w:w="100"/>
@@ -11256,17 +11306,6 @@
                 <w:szCs w:val="19"/>
               </w:rPr>
               <w:t xml:space="preserve">客人說的坪數只是參考，還要問冰什麼、硬的還是常溫的</w:t>
-            </w:r>
-            <w:r>
-              <w:rPr>
-                <w:b/>
-                <w:bCs/>
-                <w:color w:val="FFFFFF"/>
-                <w:sz w:val="19"/>
-                <w:szCs w:val="19"/>
-                <w:shd w:fill="C92A2A" w:color="auto" w:val="clear"/>
-              </w:rPr>
-              <w:t xml:space="preserve"> 10/12 新 </w:t>
             </w:r>
           </w:p>
         </w:tc>
@@ -11278,7 +11317,6 @@
         <w:tc>
           <w:tcPr>
             <w:tcW w:type="dxa" w:w="1247"/>
-            <w:shd w:fill="FFF3BF" w:color="auto" w:val="clear"/>
             <w:tcMar>
               <w:top w:type="dxa" w:w="60"/>
               <w:left w:type="dxa" w:w="100"/>
@@ -11299,7 +11337,6 @@
         <w:tc>
           <w:tcPr>
             <w:tcW w:type="dxa" w:w="1587"/>
-            <w:shd w:fill="FFF3BF" w:color="auto" w:val="clear"/>
             <w:tcMar>
               <w:top w:type="dxa" w:w="60"/>
               <w:left w:type="dxa" w:w="100"/>
@@ -11320,7 +11357,6 @@
         <w:tc>
           <w:tcPr>
             <w:tcW w:type="dxa" w:w="2834"/>
-            <w:shd w:fill="FFF3BF" w:color="auto" w:val="clear"/>
             <w:tcMar>
               <w:top w:type="dxa" w:w="60"/>
               <w:left w:type="dxa" w:w="100"/>
@@ -11341,7 +11377,6 @@
         <w:tc>
           <w:tcPr>
             <w:tcW w:type="dxa" w:w="3970"/>
-            <w:shd w:fill="FFF3BF" w:color="auto" w:val="clear"/>
             <w:tcMar>
               <w:top w:type="dxa" w:w="60"/>
               <w:left w:type="dxa" w:w="100"/>
@@ -11356,17 +11391,6 @@
                 <w:szCs w:val="19"/>
               </w:rPr>
               <w:t xml:space="preserve">東西裡面到零下才算凍好，不是外面硬就好</w:t>
-            </w:r>
-            <w:r>
-              <w:rPr>
-                <w:b/>
-                <w:bCs/>
-                <w:color w:val="FFFFFF"/>
-                <w:sz w:val="19"/>
-                <w:szCs w:val="19"/>
-                <w:shd w:fill="C92A2A" w:color="auto" w:val="clear"/>
-              </w:rPr>
-              <w:t xml:space="preserve"> 10/12 新 </w:t>
             </w:r>
           </w:p>
         </w:tc>
@@ -14528,7 +14552,7 @@
     </w:p>
     <w:p>
       <w:r>
-        <w:t xml:space="preserve">用英文全稱幫忙記：字母本身就在說它是什麼。牌子的系列代號（TE、EVR、CR／CS、ZS…）不是縮寫，「記法」只是幫助記憶，不是正式定義。網頁版第 51～53 頁有同一份，點縮寫可以跳到講它的那一頁。</w:t>
+        <w:t xml:space="preserve">用英文全稱幫忙記：字母本身就在說它是什麼。牌子的系列代號（TE、EVR、CR／CS、ZS…）不是縮寫，「記法」只是幫助記憶，不是正式定義。網頁版「英文縮寫」三頁有同一份（公開版和公司版頁碼不一樣，所以不寫頁碼），點縮寫可以跳到講它的那一頁。</w:t>
       </w:r>
     </w:p>
     <w:p>
@@ -16039,10 +16063,10 @@
         </w:tblBorders>
       </w:tblPr>
       <w:tblGrid>
-        <w:gridCol w:w="981"/>
-        <w:gridCol w:w="4372"/>
-        <w:gridCol w:w="1249"/>
-        <w:gridCol w:w="3036"/>
+        <w:gridCol w:w="706"/>
+        <w:gridCol w:w="4690"/>
+        <w:gridCol w:w="1092"/>
+        <w:gridCol w:w="3150"/>
       </w:tblGrid>
       <w:tr>
         <w:trPr>
@@ -16050,7 +16074,7 @@
         </w:trPr>
         <w:tc>
           <w:tcPr>
-            <w:tcW w:type="dxa" w:w="981"/>
+            <w:tcW w:type="dxa" w:w="706"/>
             <w:shd w:fill="DCEBF7" w:color="auto" w:val="clear"/>
             <w:tcMar>
               <w:top w:type="dxa" w:w="60"/>
@@ -16073,7 +16097,7 @@
         </w:tc>
         <w:tc>
           <w:tcPr>
-            <w:tcW w:type="dxa" w:w="4372"/>
+            <w:tcW w:type="dxa" w:w="4690"/>
             <w:shd w:fill="DCEBF7" w:color="auto" w:val="clear"/>
             <w:tcMar>
               <w:top w:type="dxa" w:w="60"/>
@@ -16096,7 +16120,7 @@
         </w:tc>
         <w:tc>
           <w:tcPr>
-            <w:tcW w:type="dxa" w:w="1249"/>
+            <w:tcW w:type="dxa" w:w="1092"/>
             <w:shd w:fill="DCEBF7" w:color="auto" w:val="clear"/>
             <w:tcMar>
               <w:top w:type="dxa" w:w="60"/>
@@ -16119,7 +16143,7 @@
         </w:tc>
         <w:tc>
           <w:tcPr>
-            <w:tcW w:type="dxa" w:w="3036"/>
+            <w:tcW w:type="dxa" w:w="3150"/>
             <w:shd w:fill="DCEBF7" w:color="auto" w:val="clear"/>
             <w:tcMar>
               <w:top w:type="dxa" w:w="60"/>
@@ -16147,7 +16171,7 @@
         </w:trPr>
         <w:tc>
           <w:tcPr>
-            <w:tcW w:type="dxa" w:w="981"/>
+            <w:tcW w:type="dxa" w:w="706"/>
             <w:tcMar>
               <w:top w:type="dxa" w:w="60"/>
               <w:left w:type="dxa" w:w="100"/>
@@ -16167,7 +16191,7 @@
         </w:tc>
         <w:tc>
           <w:tcPr>
-            <w:tcW w:type="dxa" w:w="4372"/>
+            <w:tcW w:type="dxa" w:w="4690"/>
             <w:tcMar>
               <w:top w:type="dxa" w:w="60"/>
               <w:left w:type="dxa" w:w="100"/>
@@ -16187,7 +16211,7 @@
         </w:tc>
         <w:tc>
           <w:tcPr>
-            <w:tcW w:type="dxa" w:w="1249"/>
+            <w:tcW w:type="dxa" w:w="1092"/>
             <w:tcMar>
               <w:top w:type="dxa" w:w="60"/>
               <w:left w:type="dxa" w:w="100"/>
@@ -16207,7 +16231,7 @@
         </w:tc>
         <w:tc>
           <w:tcPr>
-            <w:tcW w:type="dxa" w:w="3036"/>
+            <w:tcW w:type="dxa" w:w="3150"/>
             <w:tcMar>
               <w:top w:type="dxa" w:w="60"/>
               <w:left w:type="dxa" w:w="100"/>
@@ -16232,7 +16256,7 @@
         </w:trPr>
         <w:tc>
           <w:tcPr>
-            <w:tcW w:type="dxa" w:w="981"/>
+            <w:tcW w:type="dxa" w:w="706"/>
             <w:tcMar>
               <w:top w:type="dxa" w:w="60"/>
               <w:left w:type="dxa" w:w="100"/>
@@ -16252,7 +16276,7 @@
         </w:tc>
         <w:tc>
           <w:tcPr>
-            <w:tcW w:type="dxa" w:w="4372"/>
+            <w:tcW w:type="dxa" w:w="4690"/>
             <w:tcMar>
               <w:top w:type="dxa" w:w="60"/>
               <w:left w:type="dxa" w:w="100"/>
@@ -16272,7 +16296,7 @@
         </w:tc>
         <w:tc>
           <w:tcPr>
-            <w:tcW w:type="dxa" w:w="1249"/>
+            <w:tcW w:type="dxa" w:w="1092"/>
             <w:tcMar>
               <w:top w:type="dxa" w:w="60"/>
               <w:left w:type="dxa" w:w="100"/>
@@ -16292,7 +16316,7 @@
         </w:tc>
         <w:tc>
           <w:tcPr>
-            <w:tcW w:type="dxa" w:w="3036"/>
+            <w:tcW w:type="dxa" w:w="3150"/>
             <w:tcMar>
               <w:top w:type="dxa" w:w="60"/>
               <w:left w:type="dxa" w:w="100"/>
@@ -16317,7 +16341,7 @@
         </w:trPr>
         <w:tc>
           <w:tcPr>
-            <w:tcW w:type="dxa" w:w="981"/>
+            <w:tcW w:type="dxa" w:w="706"/>
             <w:tcMar>
               <w:top w:type="dxa" w:w="60"/>
               <w:left w:type="dxa" w:w="100"/>
@@ -16337,7 +16361,7 @@
         </w:tc>
         <w:tc>
           <w:tcPr>
-            <w:tcW w:type="dxa" w:w="4372"/>
+            <w:tcW w:type="dxa" w:w="4690"/>
             <w:tcMar>
               <w:top w:type="dxa" w:w="60"/>
               <w:left w:type="dxa" w:w="100"/>
@@ -16357,7 +16381,7 @@
         </w:tc>
         <w:tc>
           <w:tcPr>
-            <w:tcW w:type="dxa" w:w="1249"/>
+            <w:tcW w:type="dxa" w:w="1092"/>
             <w:tcMar>
               <w:top w:type="dxa" w:w="60"/>
               <w:left w:type="dxa" w:w="100"/>
@@ -16377,7 +16401,7 @@
         </w:tc>
         <w:tc>
           <w:tcPr>
-            <w:tcW w:type="dxa" w:w="3036"/>
+            <w:tcW w:type="dxa" w:w="3150"/>
             <w:tcMar>
               <w:top w:type="dxa" w:w="60"/>
               <w:left w:type="dxa" w:w="100"/>
@@ -16402,7 +16426,7 @@
         </w:trPr>
         <w:tc>
           <w:tcPr>
-            <w:tcW w:type="dxa" w:w="981"/>
+            <w:tcW w:type="dxa" w:w="706"/>
             <w:tcMar>
               <w:top w:type="dxa" w:w="60"/>
               <w:left w:type="dxa" w:w="100"/>
@@ -16422,7 +16446,7 @@
         </w:tc>
         <w:tc>
           <w:tcPr>
-            <w:tcW w:type="dxa" w:w="4372"/>
+            <w:tcW w:type="dxa" w:w="4690"/>
             <w:tcMar>
               <w:top w:type="dxa" w:w="60"/>
               <w:left w:type="dxa" w:w="100"/>
@@ -16442,7 +16466,7 @@
         </w:tc>
         <w:tc>
           <w:tcPr>
-            <w:tcW w:type="dxa" w:w="1249"/>
+            <w:tcW w:type="dxa" w:w="1092"/>
             <w:tcMar>
               <w:top w:type="dxa" w:w="60"/>
               <w:left w:type="dxa" w:w="100"/>
@@ -16462,7 +16486,7 @@
         </w:tc>
         <w:tc>
           <w:tcPr>
-            <w:tcW w:type="dxa" w:w="3036"/>
+            <w:tcW w:type="dxa" w:w="3150"/>
             <w:tcMar>
               <w:top w:type="dxa" w:w="60"/>
               <w:left w:type="dxa" w:w="100"/>
@@ -16487,7 +16511,7 @@
         </w:trPr>
         <w:tc>
           <w:tcPr>
-            <w:tcW w:type="dxa" w:w="981"/>
+            <w:tcW w:type="dxa" w:w="706"/>
             <w:tcMar>
               <w:top w:type="dxa" w:w="60"/>
               <w:left w:type="dxa" w:w="100"/>
@@ -16507,7 +16531,7 @@
         </w:tc>
         <w:tc>
           <w:tcPr>
-            <w:tcW w:type="dxa" w:w="4372"/>
+            <w:tcW w:type="dxa" w:w="4690"/>
             <w:tcMar>
               <w:top w:type="dxa" w:w="60"/>
               <w:left w:type="dxa" w:w="100"/>
@@ -16527,7 +16551,7 @@
         </w:tc>
         <w:tc>
           <w:tcPr>
-            <w:tcW w:type="dxa" w:w="1249"/>
+            <w:tcW w:type="dxa" w:w="1092"/>
             <w:tcMar>
               <w:top w:type="dxa" w:w="60"/>
               <w:left w:type="dxa" w:w="100"/>
@@ -16547,7 +16571,7 @@
         </w:tc>
         <w:tc>
           <w:tcPr>
-            <w:tcW w:type="dxa" w:w="3036"/>
+            <w:tcW w:type="dxa" w:w="3150"/>
             <w:tcMar>
               <w:top w:type="dxa" w:w="60"/>
               <w:left w:type="dxa" w:w="100"/>
@@ -16572,7 +16596,7 @@
         </w:trPr>
         <w:tc>
           <w:tcPr>
-            <w:tcW w:type="dxa" w:w="981"/>
+            <w:tcW w:type="dxa" w:w="706"/>
             <w:tcMar>
               <w:top w:type="dxa" w:w="60"/>
               <w:left w:type="dxa" w:w="100"/>
@@ -16592,7 +16616,7 @@
         </w:tc>
         <w:tc>
           <w:tcPr>
-            <w:tcW w:type="dxa" w:w="4372"/>
+            <w:tcW w:type="dxa" w:w="4690"/>
             <w:tcMar>
               <w:top w:type="dxa" w:w="60"/>
               <w:left w:type="dxa" w:w="100"/>
@@ -16612,7 +16636,7 @@
         </w:tc>
         <w:tc>
           <w:tcPr>
-            <w:tcW w:type="dxa" w:w="1249"/>
+            <w:tcW w:type="dxa" w:w="1092"/>
             <w:tcMar>
               <w:top w:type="dxa" w:w="60"/>
               <w:left w:type="dxa" w:w="100"/>
@@ -16632,7 +16656,7 @@
         </w:tc>
         <w:tc>
           <w:tcPr>
-            <w:tcW w:type="dxa" w:w="3036"/>
+            <w:tcW w:type="dxa" w:w="3150"/>
             <w:tcMar>
               <w:top w:type="dxa" w:w="60"/>
               <w:left w:type="dxa" w:w="100"/>
@@ -16657,7 +16681,7 @@
         </w:trPr>
         <w:tc>
           <w:tcPr>
-            <w:tcW w:type="dxa" w:w="981"/>
+            <w:tcW w:type="dxa" w:w="706"/>
             <w:tcMar>
               <w:top w:type="dxa" w:w="60"/>
               <w:left w:type="dxa" w:w="100"/>
@@ -16677,7 +16701,7 @@
         </w:tc>
         <w:tc>
           <w:tcPr>
-            <w:tcW w:type="dxa" w:w="4372"/>
+            <w:tcW w:type="dxa" w:w="4690"/>
             <w:tcMar>
               <w:top w:type="dxa" w:w="60"/>
               <w:left w:type="dxa" w:w="100"/>
@@ -16697,7 +16721,7 @@
         </w:tc>
         <w:tc>
           <w:tcPr>
-            <w:tcW w:type="dxa" w:w="1249"/>
+            <w:tcW w:type="dxa" w:w="1092"/>
             <w:tcMar>
               <w:top w:type="dxa" w:w="60"/>
               <w:left w:type="dxa" w:w="100"/>
@@ -16717,7 +16741,7 @@
         </w:tc>
         <w:tc>
           <w:tcPr>
-            <w:tcW w:type="dxa" w:w="3036"/>
+            <w:tcW w:type="dxa" w:w="3150"/>
             <w:tcMar>
               <w:top w:type="dxa" w:w="60"/>
               <w:left w:type="dxa" w:w="100"/>
@@ -16742,7 +16766,7 @@
         </w:trPr>
         <w:tc>
           <w:tcPr>
-            <w:tcW w:type="dxa" w:w="981"/>
+            <w:tcW w:type="dxa" w:w="706"/>
             <w:tcMar>
               <w:top w:type="dxa" w:w="60"/>
               <w:left w:type="dxa" w:w="100"/>
@@ -16762,7 +16786,7 @@
         </w:tc>
         <w:tc>
           <w:tcPr>
-            <w:tcW w:type="dxa" w:w="4372"/>
+            <w:tcW w:type="dxa" w:w="4690"/>
             <w:tcMar>
               <w:top w:type="dxa" w:w="60"/>
               <w:left w:type="dxa" w:w="100"/>
@@ -16782,7 +16806,7 @@
         </w:tc>
         <w:tc>
           <w:tcPr>
-            <w:tcW w:type="dxa" w:w="1249"/>
+            <w:tcW w:type="dxa" w:w="1092"/>
             <w:tcMar>
               <w:top w:type="dxa" w:w="60"/>
               <w:left w:type="dxa" w:w="100"/>
@@ -16802,7 +16826,7 @@
         </w:tc>
         <w:tc>
           <w:tcPr>
-            <w:tcW w:type="dxa" w:w="3036"/>
+            <w:tcW w:type="dxa" w:w="3150"/>
             <w:tcMar>
               <w:top w:type="dxa" w:w="60"/>
               <w:left w:type="dxa" w:w="100"/>
@@ -16827,7 +16851,7 @@
         </w:trPr>
         <w:tc>
           <w:tcPr>
-            <w:tcW w:type="dxa" w:w="981"/>
+            <w:tcW w:type="dxa" w:w="706"/>
             <w:tcMar>
               <w:top w:type="dxa" w:w="60"/>
               <w:left w:type="dxa" w:w="100"/>
@@ -16847,7 +16871,7 @@
         </w:tc>
         <w:tc>
           <w:tcPr>
-            <w:tcW w:type="dxa" w:w="4372"/>
+            <w:tcW w:type="dxa" w:w="4690"/>
             <w:tcMar>
               <w:top w:type="dxa" w:w="60"/>
               <w:left w:type="dxa" w:w="100"/>
@@ -16867,7 +16891,7 @@
         </w:tc>
         <w:tc>
           <w:tcPr>
-            <w:tcW w:type="dxa" w:w="1249"/>
+            <w:tcW w:type="dxa" w:w="1092"/>
             <w:tcMar>
               <w:top w:type="dxa" w:w="60"/>
               <w:left w:type="dxa" w:w="100"/>
@@ -16887,7 +16911,7 @@
         </w:tc>
         <w:tc>
           <w:tcPr>
-            <w:tcW w:type="dxa" w:w="3036"/>
+            <w:tcW w:type="dxa" w:w="3150"/>
             <w:tcMar>
               <w:top w:type="dxa" w:w="60"/>
               <w:left w:type="dxa" w:w="100"/>
@@ -16912,7 +16936,7 @@
         </w:trPr>
         <w:tc>
           <w:tcPr>
-            <w:tcW w:type="dxa" w:w="981"/>
+            <w:tcW w:type="dxa" w:w="706"/>
             <w:tcMar>
               <w:top w:type="dxa" w:w="60"/>
               <w:left w:type="dxa" w:w="100"/>
@@ -16932,7 +16956,7 @@
         </w:tc>
         <w:tc>
           <w:tcPr>
-            <w:tcW w:type="dxa" w:w="4372"/>
+            <w:tcW w:type="dxa" w:w="4690"/>
             <w:tcMar>
               <w:top w:type="dxa" w:w="60"/>
               <w:left w:type="dxa" w:w="100"/>
@@ -16952,7 +16976,7 @@
         </w:tc>
         <w:tc>
           <w:tcPr>
-            <w:tcW w:type="dxa" w:w="1249"/>
+            <w:tcW w:type="dxa" w:w="1092"/>
             <w:tcMar>
               <w:top w:type="dxa" w:w="60"/>
               <w:left w:type="dxa" w:w="100"/>
@@ -16972,7 +16996,7 @@
         </w:tc>
         <w:tc>
           <w:tcPr>
-            <w:tcW w:type="dxa" w:w="3036"/>
+            <w:tcW w:type="dxa" w:w="3150"/>
             <w:tcMar>
               <w:top w:type="dxa" w:w="60"/>
               <w:left w:type="dxa" w:w="100"/>
@@ -16997,7 +17021,7 @@
         </w:trPr>
         <w:tc>
           <w:tcPr>
-            <w:tcW w:type="dxa" w:w="981"/>
+            <w:tcW w:type="dxa" w:w="706"/>
             <w:tcMar>
               <w:top w:type="dxa" w:w="60"/>
               <w:left w:type="dxa" w:w="100"/>
@@ -17017,7 +17041,7 @@
         </w:tc>
         <w:tc>
           <w:tcPr>
-            <w:tcW w:type="dxa" w:w="4372"/>
+            <w:tcW w:type="dxa" w:w="4690"/>
             <w:tcMar>
               <w:top w:type="dxa" w:w="60"/>
               <w:left w:type="dxa" w:w="100"/>
@@ -17037,7 +17061,7 @@
         </w:tc>
         <w:tc>
           <w:tcPr>
-            <w:tcW w:type="dxa" w:w="1249"/>
+            <w:tcW w:type="dxa" w:w="1092"/>
             <w:tcMar>
               <w:top w:type="dxa" w:w="60"/>
               <w:left w:type="dxa" w:w="100"/>
@@ -17057,7 +17081,7 @@
         </w:tc>
         <w:tc>
           <w:tcPr>
-            <w:tcW w:type="dxa" w:w="3036"/>
+            <w:tcW w:type="dxa" w:w="3150"/>
             <w:tcMar>
               <w:top w:type="dxa" w:w="60"/>
               <w:left w:type="dxa" w:w="100"/>
@@ -17082,7 +17106,7 @@
         </w:trPr>
         <w:tc>
           <w:tcPr>
-            <w:tcW w:type="dxa" w:w="981"/>
+            <w:tcW w:type="dxa" w:w="706"/>
             <w:tcMar>
               <w:top w:type="dxa" w:w="60"/>
               <w:left w:type="dxa" w:w="100"/>
@@ -17102,7 +17126,7 @@
         </w:tc>
         <w:tc>
           <w:tcPr>
-            <w:tcW w:type="dxa" w:w="4372"/>
+            <w:tcW w:type="dxa" w:w="4690"/>
             <w:tcMar>
               <w:top w:type="dxa" w:w="60"/>
               <w:left w:type="dxa" w:w="100"/>
@@ -17122,7 +17146,7 @@
         </w:tc>
         <w:tc>
           <w:tcPr>
-            <w:tcW w:type="dxa" w:w="1249"/>
+            <w:tcW w:type="dxa" w:w="1092"/>
             <w:tcMar>
               <w:top w:type="dxa" w:w="60"/>
               <w:left w:type="dxa" w:w="100"/>
@@ -17142,7 +17166,7 @@
         </w:tc>
         <w:tc>
           <w:tcPr>
-            <w:tcW w:type="dxa" w:w="3036"/>
+            <w:tcW w:type="dxa" w:w="3150"/>
             <w:tcMar>
               <w:top w:type="dxa" w:w="60"/>
               <w:left w:type="dxa" w:w="100"/>
@@ -17167,81 +17191,96 @@
         </w:trPr>
         <w:tc>
           <w:tcPr>
-            <w:tcW w:type="dxa" w:w="981"/>
-            <w:tcMar>
-              <w:top w:type="dxa" w:w="60"/>
-              <w:left w:type="dxa" w:w="100"/>
-              <w:bottom w:type="dxa" w:w="60"/>
-              <w:right w:type="dxa" w:w="100"/>
-            </w:tcMar>
-          </w:tcPr>
-          <w:p>
-            <w:r>
-              <w:rPr>
-                <w:sz w:val="19"/>
-                <w:szCs w:val="19"/>
-              </w:rPr>
-              <w:t xml:space="preserve">kW／kcal/h</w:t>
-            </w:r>
-          </w:p>
-        </w:tc>
-        <w:tc>
-          <w:tcPr>
-            <w:tcW w:type="dxa" w:w="4372"/>
-            <w:tcMar>
-              <w:top w:type="dxa" w:w="60"/>
-              <w:left w:type="dxa" w:w="100"/>
-              <w:bottom w:type="dxa" w:w="60"/>
-              <w:right w:type="dxa" w:w="100"/>
-            </w:tcMar>
-          </w:tcPr>
-          <w:p>
-            <w:r>
-              <w:rPr>
-                <w:sz w:val="19"/>
-                <w:szCs w:val="19"/>
-              </w:rPr>
-              <w:t xml:space="preserve">Kilowatt／Kilocalorie per hour</w:t>
-            </w:r>
-          </w:p>
-        </w:tc>
-        <w:tc>
-          <w:tcPr>
-            <w:tcW w:type="dxa" w:w="1249"/>
-            <w:tcMar>
-              <w:top w:type="dxa" w:w="60"/>
-              <w:left w:type="dxa" w:w="100"/>
-              <w:bottom w:type="dxa" w:w="60"/>
-              <w:right w:type="dxa" w:w="100"/>
-            </w:tcMar>
-          </w:tcPr>
-          <w:p>
-            <w:r>
-              <w:rPr>
-                <w:sz w:val="19"/>
-                <w:szCs w:val="19"/>
-              </w:rPr>
-              <w:t xml:space="preserve">千瓦／每小時千卡</w:t>
-            </w:r>
-          </w:p>
-        </w:tc>
-        <w:tc>
-          <w:tcPr>
-            <w:tcW w:type="dxa" w:w="3036"/>
-            <w:tcMar>
-              <w:top w:type="dxa" w:w="60"/>
-              <w:left w:type="dxa" w:w="100"/>
-              <w:bottom w:type="dxa" w:w="60"/>
-              <w:right w:type="dxa" w:w="100"/>
-            </w:tcMar>
-          </w:tcPr>
-          <w:p>
-            <w:r>
-              <w:rPr>
-                <w:sz w:val="19"/>
-                <w:szCs w:val="19"/>
-              </w:rPr>
-              <w:t xml:space="preserve">也是冷凍能力：1 kW ≈ 860 kcal/h</w:t>
+            <w:tcW w:type="dxa" w:w="706"/>
+            <w:shd w:fill="FFF3BF" w:color="auto" w:val="clear"/>
+            <w:tcMar>
+              <w:top w:type="dxa" w:w="60"/>
+              <w:left w:type="dxa" w:w="100"/>
+              <w:bottom w:type="dxa" w:w="60"/>
+              <w:right w:type="dxa" w:w="100"/>
+            </w:tcMar>
+          </w:tcPr>
+          <w:p>
+            <w:r>
+              <w:rPr>
+                <w:sz w:val="19"/>
+                <w:szCs w:val="19"/>
+              </w:rPr>
+              <w:t xml:space="preserve">ASHRAE</w:t>
+            </w:r>
+          </w:p>
+        </w:tc>
+        <w:tc>
+          <w:tcPr>
+            <w:tcW w:type="dxa" w:w="4690"/>
+            <w:shd w:fill="FFF3BF" w:color="auto" w:val="clear"/>
+            <w:tcMar>
+              <w:top w:type="dxa" w:w="60"/>
+              <w:left w:type="dxa" w:w="100"/>
+              <w:bottom w:type="dxa" w:w="60"/>
+              <w:right w:type="dxa" w:w="100"/>
+            </w:tcMar>
+          </w:tcPr>
+          <w:p>
+            <w:r>
+              <w:rPr>
+                <w:sz w:val="19"/>
+                <w:szCs w:val="19"/>
+              </w:rPr>
+              <w:t xml:space="preserve">American Society of Heating, Refrigerating and Air-Conditioning Engineers</w:t>
+            </w:r>
+          </w:p>
+        </w:tc>
+        <w:tc>
+          <w:tcPr>
+            <w:tcW w:type="dxa" w:w="1092"/>
+            <w:shd w:fill="FFF3BF" w:color="auto" w:val="clear"/>
+            <w:tcMar>
+              <w:top w:type="dxa" w:w="60"/>
+              <w:left w:type="dxa" w:w="100"/>
+              <w:bottom w:type="dxa" w:w="60"/>
+              <w:right w:type="dxa" w:w="100"/>
+            </w:tcMar>
+          </w:tcPr>
+          <w:p>
+            <w:r>
+              <w:rPr>
+                <w:sz w:val="19"/>
+                <w:szCs w:val="19"/>
+              </w:rPr>
+              <w:t xml:space="preserve">美國冷凍空調工程師學會（測試條件）</w:t>
+            </w:r>
+          </w:p>
+        </w:tc>
+        <w:tc>
+          <w:tcPr>
+            <w:tcW w:type="dxa" w:w="3150"/>
+            <w:shd w:fill="FFF3BF" w:color="auto" w:val="clear"/>
+            <w:tcMar>
+              <w:top w:type="dxa" w:w="60"/>
+              <w:left w:type="dxa" w:w="100"/>
+              <w:bottom w:type="dxa" w:w="60"/>
+              <w:right w:type="dxa" w:w="100"/>
+            </w:tcMar>
+          </w:tcPr>
+          <w:p>
+            <w:r>
+              <w:rPr>
+                <w:sz w:val="19"/>
+                <w:szCs w:val="19"/>
+              </w:rPr>
+              <w:t xml:space="preserve">壓縮機能力的測試條件：蒸發 7.2／−6.7／−23.3°C、冷凝 54.4°C</w:t>
+            </w:r>
+            <w:r>
+              <w:rPr>
+                <w:b/>
+                <w:bCs/>
+                <w:color w:val="FFFFFF"/>
+                <w:sz w:val="19"/>
+                <w:szCs w:val="19"/>
+                <w:shd w:fill="C92A2A" w:color="auto" w:val="clear"/>
+              </w:rPr>
+              <w:t xml:space="preserve"> 10/17 新 </w:t>
             </w:r>
           </w:p>
         </w:tc>
@@ -17252,81 +17291,96 @@
         </w:trPr>
         <w:tc>
           <w:tcPr>
-            <w:tcW w:type="dxa" w:w="981"/>
-            <w:tcMar>
-              <w:top w:type="dxa" w:w="60"/>
-              <w:left w:type="dxa" w:w="100"/>
-              <w:bottom w:type="dxa" w:w="60"/>
-              <w:right w:type="dxa" w:w="100"/>
-            </w:tcMar>
-          </w:tcPr>
-          <w:p>
-            <w:r>
-              <w:rPr>
-                <w:sz w:val="19"/>
-                <w:szCs w:val="19"/>
-              </w:rPr>
-              <w:t xml:space="preserve">psi／psig</w:t>
-            </w:r>
-          </w:p>
-        </w:tc>
-        <w:tc>
-          <w:tcPr>
-            <w:tcW w:type="dxa" w:w="4372"/>
-            <w:tcMar>
-              <w:top w:type="dxa" w:w="60"/>
-              <w:left w:type="dxa" w:w="100"/>
-              <w:bottom w:type="dxa" w:w="60"/>
-              <w:right w:type="dxa" w:w="100"/>
-            </w:tcMar>
-          </w:tcPr>
-          <w:p>
-            <w:r>
-              <w:rPr>
-                <w:sz w:val="19"/>
-                <w:szCs w:val="19"/>
-              </w:rPr>
-              <w:t xml:space="preserve">Pounds per Square Inch (gauge)</w:t>
-            </w:r>
-          </w:p>
-        </w:tc>
-        <w:tc>
-          <w:tcPr>
-            <w:tcW w:type="dxa" w:w="1249"/>
-            <w:tcMar>
-              <w:top w:type="dxa" w:w="60"/>
-              <w:left w:type="dxa" w:w="100"/>
-              <w:bottom w:type="dxa" w:w="60"/>
-              <w:right w:type="dxa" w:w="100"/>
-            </w:tcMar>
-          </w:tcPr>
-          <w:p>
-            <w:r>
-              <w:rPr>
-                <w:sz w:val="19"/>
-                <w:szCs w:val="19"/>
-              </w:rPr>
-              <w:t xml:space="preserve">磅／平方英吋（錶壓）</w:t>
-            </w:r>
-          </w:p>
-        </w:tc>
-        <w:tc>
-          <w:tcPr>
-            <w:tcW w:type="dxa" w:w="3036"/>
-            <w:tcMar>
-              <w:top w:type="dxa" w:w="60"/>
-              <w:left w:type="dxa" w:w="100"/>
-              <w:bottom w:type="dxa" w:w="60"/>
-              <w:right w:type="dxa" w:w="100"/>
-            </w:tcMar>
-          </w:tcPr>
-          <w:p>
-            <w:r>
-              <w:rPr>
-                <w:sz w:val="19"/>
-                <w:szCs w:val="19"/>
-              </w:rPr>
-              <w:t xml:space="preserve">壓力錶的刻度；1 kg/cm² ≈ 14.2 psi</w:t>
+            <w:tcW w:type="dxa" w:w="706"/>
+            <w:shd w:fill="FFF3BF" w:color="auto" w:val="clear"/>
+            <w:tcMar>
+              <w:top w:type="dxa" w:w="60"/>
+              <w:left w:type="dxa" w:w="100"/>
+              <w:bottom w:type="dxa" w:w="60"/>
+              <w:right w:type="dxa" w:w="100"/>
+            </w:tcMar>
+          </w:tcPr>
+          <w:p>
+            <w:r>
+              <w:rPr>
+                <w:sz w:val="19"/>
+                <w:szCs w:val="19"/>
+              </w:rPr>
+              <w:t xml:space="preserve">Hz</w:t>
+            </w:r>
+          </w:p>
+        </w:tc>
+        <w:tc>
+          <w:tcPr>
+            <w:tcW w:type="dxa" w:w="4690"/>
+            <w:shd w:fill="FFF3BF" w:color="auto" w:val="clear"/>
+            <w:tcMar>
+              <w:top w:type="dxa" w:w="60"/>
+              <w:left w:type="dxa" w:w="100"/>
+              <w:bottom w:type="dxa" w:w="60"/>
+              <w:right w:type="dxa" w:w="100"/>
+            </w:tcMar>
+          </w:tcPr>
+          <w:p>
+            <w:r>
+              <w:rPr>
+                <w:sz w:val="19"/>
+                <w:szCs w:val="19"/>
+              </w:rPr>
+              <w:t xml:space="preserve">Hertz</w:t>
+            </w:r>
+          </w:p>
+        </w:tc>
+        <w:tc>
+          <w:tcPr>
+            <w:tcW w:type="dxa" w:w="1092"/>
+            <w:shd w:fill="FFF3BF" w:color="auto" w:val="clear"/>
+            <w:tcMar>
+              <w:top w:type="dxa" w:w="60"/>
+              <w:left w:type="dxa" w:w="100"/>
+              <w:bottom w:type="dxa" w:w="60"/>
+              <w:right w:type="dxa" w:w="100"/>
+            </w:tcMar>
+          </w:tcPr>
+          <w:p>
+            <w:r>
+              <w:rPr>
+                <w:sz w:val="19"/>
+                <w:szCs w:val="19"/>
+              </w:rPr>
+              <w:t xml:space="preserve">赫茲（電的頻率）</w:t>
+            </w:r>
+          </w:p>
+        </w:tc>
+        <w:tc>
+          <w:tcPr>
+            <w:tcW w:type="dxa" w:w="3150"/>
+            <w:shd w:fill="FFF3BF" w:color="auto" w:val="clear"/>
+            <w:tcMar>
+              <w:top w:type="dxa" w:w="60"/>
+              <w:left w:type="dxa" w:w="100"/>
+              <w:bottom w:type="dxa" w:w="60"/>
+              <w:right w:type="dxa" w:w="100"/>
+            </w:tcMar>
+          </w:tcPr>
+          <w:p>
+            <w:r>
+              <w:rPr>
+                <w:sz w:val="19"/>
+                <w:szCs w:val="19"/>
+              </w:rPr>
+              <w:t xml:space="preserve">台灣是 60 Hz；50 Hz 的型錄能力要乘 1.2</w:t>
+            </w:r>
+            <w:r>
+              <w:rPr>
+                <w:b/>
+                <w:bCs/>
+                <w:color w:val="FFFFFF"/>
+                <w:sz w:val="19"/>
+                <w:szCs w:val="19"/>
+                <w:shd w:fill="C92A2A" w:color="auto" w:val="clear"/>
+              </w:rPr>
+              <w:t xml:space="preserve"> 10/17 新 </w:t>
             </w:r>
           </w:p>
         </w:tc>
@@ -17337,81 +17391,96 @@
         </w:trPr>
         <w:tc>
           <w:tcPr>
-            <w:tcW w:type="dxa" w:w="981"/>
-            <w:tcMar>
-              <w:top w:type="dxa" w:w="60"/>
-              <w:left w:type="dxa" w:w="100"/>
-              <w:bottom w:type="dxa" w:w="60"/>
-              <w:right w:type="dxa" w:w="100"/>
-            </w:tcMar>
-          </w:tcPr>
-          <w:p>
-            <w:r>
-              <w:rPr>
-                <w:sz w:val="19"/>
-                <w:szCs w:val="19"/>
-              </w:rPr>
-              <w:t xml:space="preserve">P-T</w:t>
-            </w:r>
-          </w:p>
-        </w:tc>
-        <w:tc>
-          <w:tcPr>
-            <w:tcW w:type="dxa" w:w="4372"/>
-            <w:tcMar>
-              <w:top w:type="dxa" w:w="60"/>
-              <w:left w:type="dxa" w:w="100"/>
-              <w:bottom w:type="dxa" w:w="60"/>
-              <w:right w:type="dxa" w:w="100"/>
-            </w:tcMar>
-          </w:tcPr>
-          <w:p>
-            <w:r>
-              <w:rPr>
-                <w:sz w:val="19"/>
-                <w:szCs w:val="19"/>
-              </w:rPr>
-              <w:t xml:space="preserve">Pressure–Temperature</w:t>
-            </w:r>
-          </w:p>
-        </w:tc>
-        <w:tc>
-          <w:tcPr>
-            <w:tcW w:type="dxa" w:w="1249"/>
-            <w:tcMar>
-              <w:top w:type="dxa" w:w="60"/>
-              <w:left w:type="dxa" w:w="100"/>
-              <w:bottom w:type="dxa" w:w="60"/>
-              <w:right w:type="dxa" w:w="100"/>
-            </w:tcMar>
-          </w:tcPr>
-          <w:p>
-            <w:r>
-              <w:rPr>
-                <w:sz w:val="19"/>
-                <w:szCs w:val="19"/>
-              </w:rPr>
-              <w:t xml:space="preserve">壓力－溫度對照</w:t>
-            </w:r>
-          </w:p>
-        </w:tc>
-        <w:tc>
-          <w:tcPr>
-            <w:tcW w:type="dxa" w:w="3036"/>
-            <w:tcMar>
-              <w:top w:type="dxa" w:w="60"/>
-              <w:left w:type="dxa" w:w="100"/>
-              <w:bottom w:type="dxa" w:w="60"/>
-              <w:right w:type="dxa" w:w="100"/>
-            </w:tcMar>
-          </w:tcPr>
-          <w:p>
-            <w:r>
-              <w:rPr>
-                <w:sz w:val="19"/>
-                <w:szCs w:val="19"/>
-              </w:rPr>
-              <w:t xml:space="preserve">同一種冷媒，壓力和溫度綁在一起；Ref Tools 就是查這個</w:t>
+            <w:tcW w:type="dxa" w:w="706"/>
+            <w:shd w:fill="FFF3BF" w:color="auto" w:val="clear"/>
+            <w:tcMar>
+              <w:top w:type="dxa" w:w="60"/>
+              <w:left w:type="dxa" w:w="100"/>
+              <w:bottom w:type="dxa" w:w="60"/>
+              <w:right w:type="dxa" w:w="100"/>
+            </w:tcMar>
+          </w:tcPr>
+          <w:p>
+            <w:r>
+              <w:rPr>
+                <w:sz w:val="19"/>
+                <w:szCs w:val="19"/>
+              </w:rPr>
+              <w:t xml:space="preserve">cc</w:t>
+            </w:r>
+          </w:p>
+        </w:tc>
+        <w:tc>
+          <w:tcPr>
+            <w:tcW w:type="dxa" w:w="4690"/>
+            <w:shd w:fill="FFF3BF" w:color="auto" w:val="clear"/>
+            <w:tcMar>
+              <w:top w:type="dxa" w:w="60"/>
+              <w:left w:type="dxa" w:w="100"/>
+              <w:bottom w:type="dxa" w:w="60"/>
+              <w:right w:type="dxa" w:w="100"/>
+            </w:tcMar>
+          </w:tcPr>
+          <w:p>
+            <w:r>
+              <w:rPr>
+                <w:sz w:val="19"/>
+                <w:szCs w:val="19"/>
+              </w:rPr>
+              <w:t xml:space="preserve">Cubic Centimeter</w:t>
+            </w:r>
+          </w:p>
+        </w:tc>
+        <w:tc>
+          <w:tcPr>
+            <w:tcW w:type="dxa" w:w="1092"/>
+            <w:shd w:fill="FFF3BF" w:color="auto" w:val="clear"/>
+            <w:tcMar>
+              <w:top w:type="dxa" w:w="60"/>
+              <w:left w:type="dxa" w:w="100"/>
+              <w:bottom w:type="dxa" w:w="60"/>
+              <w:right w:type="dxa" w:w="100"/>
+            </w:tcMar>
+          </w:tcPr>
+          <w:p>
+            <w:r>
+              <w:rPr>
+                <w:sz w:val="19"/>
+                <w:szCs w:val="19"/>
+              </w:rPr>
+              <w:t xml:space="preserve">立方公分（排氣量）</w:t>
+            </w:r>
+          </w:p>
+        </w:tc>
+        <w:tc>
+          <w:tcPr>
+            <w:tcW w:type="dxa" w:w="3150"/>
+            <w:shd w:fill="FFF3BF" w:color="auto" w:val="clear"/>
+            <w:tcMar>
+              <w:top w:type="dxa" w:w="60"/>
+              <w:left w:type="dxa" w:w="100"/>
+              <w:bottom w:type="dxa" w:w="60"/>
+              <w:right w:type="dxa" w:w="100"/>
+            </w:tcMar>
+          </w:tcPr>
+          <w:p>
+            <w:r>
+              <w:rPr>
+                <w:sz w:val="19"/>
+                <w:szCs w:val="19"/>
+              </w:rPr>
+              <w:t xml:space="preserve">20 cc 出頭算一匹；R134a 要比較大</w:t>
+            </w:r>
+            <w:r>
+              <w:rPr>
+                <w:b/>
+                <w:bCs/>
+                <w:color w:val="FFFFFF"/>
+                <w:sz w:val="19"/>
+                <w:szCs w:val="19"/>
+                <w:shd w:fill="C92A2A" w:color="auto" w:val="clear"/>
+              </w:rPr>
+              <w:t xml:space="preserve"> 10/17 新 </w:t>
             </w:r>
           </w:p>
         </w:tc>
@@ -17422,81 +17491,81 @@
         </w:trPr>
         <w:tc>
           <w:tcPr>
-            <w:tcW w:type="dxa" w:w="981"/>
-            <w:tcMar>
-              <w:top w:type="dxa" w:w="60"/>
-              <w:left w:type="dxa" w:w="100"/>
-              <w:bottom w:type="dxa" w:w="60"/>
-              <w:right w:type="dxa" w:w="100"/>
-            </w:tcMar>
-          </w:tcPr>
-          <w:p>
-            <w:r>
-              <w:rPr>
-                <w:sz w:val="19"/>
-                <w:szCs w:val="19"/>
-              </w:rPr>
-              <w:t xml:space="preserve">OD／ID</w:t>
-            </w:r>
-          </w:p>
-        </w:tc>
-        <w:tc>
-          <w:tcPr>
-            <w:tcW w:type="dxa" w:w="4372"/>
-            <w:tcMar>
-              <w:top w:type="dxa" w:w="60"/>
-              <w:left w:type="dxa" w:w="100"/>
-              <w:bottom w:type="dxa" w:w="60"/>
-              <w:right w:type="dxa" w:w="100"/>
-            </w:tcMar>
-          </w:tcPr>
-          <w:p>
-            <w:r>
-              <w:rPr>
-                <w:sz w:val="19"/>
-                <w:szCs w:val="19"/>
-              </w:rPr>
-              <w:t xml:space="preserve">Outside／Inside Diameter</w:t>
-            </w:r>
-          </w:p>
-        </w:tc>
-        <w:tc>
-          <w:tcPr>
-            <w:tcW w:type="dxa" w:w="1249"/>
-            <w:tcMar>
-              <w:top w:type="dxa" w:w="60"/>
-              <w:left w:type="dxa" w:w="100"/>
-              <w:bottom w:type="dxa" w:w="60"/>
-              <w:right w:type="dxa" w:w="100"/>
-            </w:tcMar>
-          </w:tcPr>
-          <w:p>
-            <w:r>
-              <w:rPr>
-                <w:sz w:val="19"/>
-                <w:szCs w:val="19"/>
-              </w:rPr>
-              <w:t xml:space="preserve">外徑／內徑</w:t>
-            </w:r>
-          </w:p>
-        </w:tc>
-        <w:tc>
-          <w:tcPr>
-            <w:tcW w:type="dxa" w:w="3036"/>
-            <w:tcMar>
-              <w:top w:type="dxa" w:w="60"/>
-              <w:left w:type="dxa" w:w="100"/>
-              <w:bottom w:type="dxa" w:w="60"/>
-              <w:right w:type="dxa" w:w="100"/>
-            </w:tcMar>
-          </w:tcPr>
-          <w:p>
-            <w:r>
-              <w:rPr>
-                <w:sz w:val="19"/>
-                <w:szCs w:val="19"/>
-              </w:rPr>
-              <w:t xml:space="preserve">銅管量外徑；接頭、彎頭量內徑</w:t>
+            <w:tcW w:type="dxa" w:w="706"/>
+            <w:tcMar>
+              <w:top w:type="dxa" w:w="60"/>
+              <w:left w:type="dxa" w:w="100"/>
+              <w:bottom w:type="dxa" w:w="60"/>
+              <w:right w:type="dxa" w:w="100"/>
+            </w:tcMar>
+          </w:tcPr>
+          <w:p>
+            <w:r>
+              <w:rPr>
+                <w:sz w:val="19"/>
+                <w:szCs w:val="19"/>
+              </w:rPr>
+              <w:t xml:space="preserve">kW／kcal/h</w:t>
+            </w:r>
+          </w:p>
+        </w:tc>
+        <w:tc>
+          <w:tcPr>
+            <w:tcW w:type="dxa" w:w="4690"/>
+            <w:tcMar>
+              <w:top w:type="dxa" w:w="60"/>
+              <w:left w:type="dxa" w:w="100"/>
+              <w:bottom w:type="dxa" w:w="60"/>
+              <w:right w:type="dxa" w:w="100"/>
+            </w:tcMar>
+          </w:tcPr>
+          <w:p>
+            <w:r>
+              <w:rPr>
+                <w:sz w:val="19"/>
+                <w:szCs w:val="19"/>
+              </w:rPr>
+              <w:t xml:space="preserve">Kilowatt／Kilocalorie per hour</w:t>
+            </w:r>
+          </w:p>
+        </w:tc>
+        <w:tc>
+          <w:tcPr>
+            <w:tcW w:type="dxa" w:w="1092"/>
+            <w:tcMar>
+              <w:top w:type="dxa" w:w="60"/>
+              <w:left w:type="dxa" w:w="100"/>
+              <w:bottom w:type="dxa" w:w="60"/>
+              <w:right w:type="dxa" w:w="100"/>
+            </w:tcMar>
+          </w:tcPr>
+          <w:p>
+            <w:r>
+              <w:rPr>
+                <w:sz w:val="19"/>
+                <w:szCs w:val="19"/>
+              </w:rPr>
+              <w:t xml:space="preserve">千瓦／每小時千卡</w:t>
+            </w:r>
+          </w:p>
+        </w:tc>
+        <w:tc>
+          <w:tcPr>
+            <w:tcW w:type="dxa" w:w="3150"/>
+            <w:tcMar>
+              <w:top w:type="dxa" w:w="60"/>
+              <w:left w:type="dxa" w:w="100"/>
+              <w:bottom w:type="dxa" w:w="60"/>
+              <w:right w:type="dxa" w:w="100"/>
+            </w:tcMar>
+          </w:tcPr>
+          <w:p>
+            <w:r>
+              <w:rPr>
+                <w:sz w:val="19"/>
+                <w:szCs w:val="19"/>
+              </w:rPr>
+              <w:t xml:space="preserve">也是冷凍能力：1 kW ≈ 860 kcal/h</w:t>
             </w:r>
           </w:p>
         </w:tc>
@@ -17507,81 +17576,81 @@
         </w:trPr>
         <w:tc>
           <w:tcPr>
-            <w:tcW w:type="dxa" w:w="981"/>
-            <w:tcMar>
-              <w:top w:type="dxa" w:w="60"/>
-              <w:left w:type="dxa" w:w="100"/>
-              <w:bottom w:type="dxa" w:w="60"/>
-              <w:right w:type="dxa" w:w="100"/>
-            </w:tcMar>
-          </w:tcPr>
-          <w:p>
-            <w:r>
-              <w:rPr>
-                <w:sz w:val="19"/>
-                <w:szCs w:val="19"/>
-              </w:rPr>
-              <w:t xml:space="preserve">A/C</w:t>
-            </w:r>
-          </w:p>
-        </w:tc>
-        <w:tc>
-          <w:tcPr>
-            <w:tcW w:type="dxa" w:w="4372"/>
-            <w:tcMar>
-              <w:top w:type="dxa" w:w="60"/>
-              <w:left w:type="dxa" w:w="100"/>
-              <w:bottom w:type="dxa" w:w="60"/>
-              <w:right w:type="dxa" w:w="100"/>
-            </w:tcMar>
-          </w:tcPr>
-          <w:p>
-            <w:r>
-              <w:rPr>
-                <w:sz w:val="19"/>
-                <w:szCs w:val="19"/>
-              </w:rPr>
-              <w:t xml:space="preserve">Air Conditioning</w:t>
-            </w:r>
-          </w:p>
-        </w:tc>
-        <w:tc>
-          <w:tcPr>
-            <w:tcW w:type="dxa" w:w="1249"/>
-            <w:tcMar>
-              <w:top w:type="dxa" w:w="60"/>
-              <w:left w:type="dxa" w:w="100"/>
-              <w:bottom w:type="dxa" w:w="60"/>
-              <w:right w:type="dxa" w:w="100"/>
-            </w:tcMar>
-          </w:tcPr>
-          <w:p>
-            <w:r>
-              <w:rPr>
-                <w:sz w:val="19"/>
-                <w:szCs w:val="19"/>
-              </w:rPr>
-              <w:t xml:space="preserve">冷氣</w:t>
-            </w:r>
-          </w:p>
-        </w:tc>
-        <w:tc>
-          <w:tcPr>
-            <w:tcW w:type="dxa" w:w="3036"/>
-            <w:tcMar>
-              <w:top w:type="dxa" w:w="60"/>
-              <w:left w:type="dxa" w:w="100"/>
-              <w:bottom w:type="dxa" w:w="60"/>
-              <w:right w:type="dxa" w:w="100"/>
-            </w:tcMar>
-          </w:tcPr>
-          <w:p>
-            <w:r>
-              <w:rPr>
-                <w:sz w:val="19"/>
-                <w:szCs w:val="19"/>
-              </w:rPr>
-              <w:t xml:space="preserve">冷氣材料：被覆銅管、管槽、轉接頭</w:t>
+            <w:tcW w:type="dxa" w:w="706"/>
+            <w:tcMar>
+              <w:top w:type="dxa" w:w="60"/>
+              <w:left w:type="dxa" w:w="100"/>
+              <w:bottom w:type="dxa" w:w="60"/>
+              <w:right w:type="dxa" w:w="100"/>
+            </w:tcMar>
+          </w:tcPr>
+          <w:p>
+            <w:r>
+              <w:rPr>
+                <w:sz w:val="19"/>
+                <w:szCs w:val="19"/>
+              </w:rPr>
+              <w:t xml:space="preserve">psi／psig</w:t>
+            </w:r>
+          </w:p>
+        </w:tc>
+        <w:tc>
+          <w:tcPr>
+            <w:tcW w:type="dxa" w:w="4690"/>
+            <w:tcMar>
+              <w:top w:type="dxa" w:w="60"/>
+              <w:left w:type="dxa" w:w="100"/>
+              <w:bottom w:type="dxa" w:w="60"/>
+              <w:right w:type="dxa" w:w="100"/>
+            </w:tcMar>
+          </w:tcPr>
+          <w:p>
+            <w:r>
+              <w:rPr>
+                <w:sz w:val="19"/>
+                <w:szCs w:val="19"/>
+              </w:rPr>
+              <w:t xml:space="preserve">Pounds per Square Inch (gauge)</w:t>
+            </w:r>
+          </w:p>
+        </w:tc>
+        <w:tc>
+          <w:tcPr>
+            <w:tcW w:type="dxa" w:w="1092"/>
+            <w:tcMar>
+              <w:top w:type="dxa" w:w="60"/>
+              <w:left w:type="dxa" w:w="100"/>
+              <w:bottom w:type="dxa" w:w="60"/>
+              <w:right w:type="dxa" w:w="100"/>
+            </w:tcMar>
+          </w:tcPr>
+          <w:p>
+            <w:r>
+              <w:rPr>
+                <w:sz w:val="19"/>
+                <w:szCs w:val="19"/>
+              </w:rPr>
+              <w:t xml:space="preserve">磅／平方英吋（錶壓）</w:t>
+            </w:r>
+          </w:p>
+        </w:tc>
+        <w:tc>
+          <w:tcPr>
+            <w:tcW w:type="dxa" w:w="3150"/>
+            <w:tcMar>
+              <w:top w:type="dxa" w:w="60"/>
+              <w:left w:type="dxa" w:w="100"/>
+              <w:bottom w:type="dxa" w:w="60"/>
+              <w:right w:type="dxa" w:w="100"/>
+            </w:tcMar>
+          </w:tcPr>
+          <w:p>
+            <w:r>
+              <w:rPr>
+                <w:sz w:val="19"/>
+                <w:szCs w:val="19"/>
+              </w:rPr>
+              <w:t xml:space="preserve">壓力錶的刻度；1 kg/cm² ≈ 14.2 psi</w:t>
             </w:r>
           </w:p>
         </w:tc>
@@ -17592,81 +17661,81 @@
         </w:trPr>
         <w:tc>
           <w:tcPr>
-            <w:tcW w:type="dxa" w:w="981"/>
-            <w:tcMar>
-              <w:top w:type="dxa" w:w="60"/>
-              <w:left w:type="dxa" w:w="100"/>
-              <w:bottom w:type="dxa" w:w="60"/>
-              <w:right w:type="dxa" w:w="100"/>
-            </w:tcMar>
-          </w:tcPr>
-          <w:p>
-            <w:r>
-              <w:rPr>
-                <w:sz w:val="19"/>
-                <w:szCs w:val="19"/>
-              </w:rPr>
-              <w:t xml:space="preserve">SOP</w:t>
-            </w:r>
-          </w:p>
-        </w:tc>
-        <w:tc>
-          <w:tcPr>
-            <w:tcW w:type="dxa" w:w="4372"/>
-            <w:tcMar>
-              <w:top w:type="dxa" w:w="60"/>
-              <w:left w:type="dxa" w:w="100"/>
-              <w:bottom w:type="dxa" w:w="60"/>
-              <w:right w:type="dxa" w:w="100"/>
-            </w:tcMar>
-          </w:tcPr>
-          <w:p>
-            <w:r>
-              <w:rPr>
-                <w:sz w:val="19"/>
-                <w:szCs w:val="19"/>
-              </w:rPr>
-              <w:t xml:space="preserve">Standard Operating Procedure</w:t>
-            </w:r>
-          </w:p>
-        </w:tc>
-        <w:tc>
-          <w:tcPr>
-            <w:tcW w:type="dxa" w:w="1249"/>
-            <w:tcMar>
-              <w:top w:type="dxa" w:w="60"/>
-              <w:left w:type="dxa" w:w="100"/>
-              <w:bottom w:type="dxa" w:w="60"/>
-              <w:right w:type="dxa" w:w="100"/>
-            </w:tcMar>
-          </w:tcPr>
-          <w:p>
-            <w:r>
-              <w:rPr>
-                <w:sz w:val="19"/>
-                <w:szCs w:val="19"/>
-              </w:rPr>
-              <w:t xml:space="preserve">標準作業流程</w:t>
-            </w:r>
-          </w:p>
-        </w:tc>
-        <w:tc>
-          <w:tcPr>
-            <w:tcW w:type="dxa" w:w="3036"/>
-            <w:tcMar>
-              <w:top w:type="dxa" w:w="60"/>
-              <w:left w:type="dxa" w:w="100"/>
-              <w:bottom w:type="dxa" w:w="60"/>
-              <w:right w:type="dxa" w:w="100"/>
-            </w:tcMar>
-          </w:tcPr>
-          <w:p>
-            <w:r>
-              <w:rPr>
-                <w:sz w:val="19"/>
-                <w:szCs w:val="19"/>
-              </w:rPr>
-              <w:t xml:space="preserve">接單問診 SOP、送貨對貨 SOP</w:t>
+            <w:tcW w:type="dxa" w:w="706"/>
+            <w:tcMar>
+              <w:top w:type="dxa" w:w="60"/>
+              <w:left w:type="dxa" w:w="100"/>
+              <w:bottom w:type="dxa" w:w="60"/>
+              <w:right w:type="dxa" w:w="100"/>
+            </w:tcMar>
+          </w:tcPr>
+          <w:p>
+            <w:r>
+              <w:rPr>
+                <w:sz w:val="19"/>
+                <w:szCs w:val="19"/>
+              </w:rPr>
+              <w:t xml:space="preserve">P-T</w:t>
+            </w:r>
+          </w:p>
+        </w:tc>
+        <w:tc>
+          <w:tcPr>
+            <w:tcW w:type="dxa" w:w="4690"/>
+            <w:tcMar>
+              <w:top w:type="dxa" w:w="60"/>
+              <w:left w:type="dxa" w:w="100"/>
+              <w:bottom w:type="dxa" w:w="60"/>
+              <w:right w:type="dxa" w:w="100"/>
+            </w:tcMar>
+          </w:tcPr>
+          <w:p>
+            <w:r>
+              <w:rPr>
+                <w:sz w:val="19"/>
+                <w:szCs w:val="19"/>
+              </w:rPr>
+              <w:t xml:space="preserve">Pressure–Temperature</w:t>
+            </w:r>
+          </w:p>
+        </w:tc>
+        <w:tc>
+          <w:tcPr>
+            <w:tcW w:type="dxa" w:w="1092"/>
+            <w:tcMar>
+              <w:top w:type="dxa" w:w="60"/>
+              <w:left w:type="dxa" w:w="100"/>
+              <w:bottom w:type="dxa" w:w="60"/>
+              <w:right w:type="dxa" w:w="100"/>
+            </w:tcMar>
+          </w:tcPr>
+          <w:p>
+            <w:r>
+              <w:rPr>
+                <w:sz w:val="19"/>
+                <w:szCs w:val="19"/>
+              </w:rPr>
+              <w:t xml:space="preserve">壓力－溫度對照</w:t>
+            </w:r>
+          </w:p>
+        </w:tc>
+        <w:tc>
+          <w:tcPr>
+            <w:tcW w:type="dxa" w:w="3150"/>
+            <w:tcMar>
+              <w:top w:type="dxa" w:w="60"/>
+              <w:left w:type="dxa" w:w="100"/>
+              <w:bottom w:type="dxa" w:w="60"/>
+              <w:right w:type="dxa" w:w="100"/>
+            </w:tcMar>
+          </w:tcPr>
+          <w:p>
+            <w:r>
+              <w:rPr>
+                <w:sz w:val="19"/>
+                <w:szCs w:val="19"/>
+              </w:rPr>
+              <w:t xml:space="preserve">同一種冷媒，壓力和溫度綁在一起；Ref Tools 就是查這個</w:t>
             </w:r>
           </w:p>
         </w:tc>
@@ -17677,8 +17746,262 @@
         </w:trPr>
         <w:tc>
           <w:tcPr>
-            <w:tcW w:type="dxa" w:w="981"/>
-            <w:shd w:fill="FFF3BF" w:color="auto" w:val="clear"/>
+            <w:tcW w:type="dxa" w:w="706"/>
+            <w:tcMar>
+              <w:top w:type="dxa" w:w="60"/>
+              <w:left w:type="dxa" w:w="100"/>
+              <w:bottom w:type="dxa" w:w="60"/>
+              <w:right w:type="dxa" w:w="100"/>
+            </w:tcMar>
+          </w:tcPr>
+          <w:p>
+            <w:r>
+              <w:rPr>
+                <w:sz w:val="19"/>
+                <w:szCs w:val="19"/>
+              </w:rPr>
+              <w:t xml:space="preserve">OD／ID</w:t>
+            </w:r>
+          </w:p>
+        </w:tc>
+        <w:tc>
+          <w:tcPr>
+            <w:tcW w:type="dxa" w:w="4690"/>
+            <w:tcMar>
+              <w:top w:type="dxa" w:w="60"/>
+              <w:left w:type="dxa" w:w="100"/>
+              <w:bottom w:type="dxa" w:w="60"/>
+              <w:right w:type="dxa" w:w="100"/>
+            </w:tcMar>
+          </w:tcPr>
+          <w:p>
+            <w:r>
+              <w:rPr>
+                <w:sz w:val="19"/>
+                <w:szCs w:val="19"/>
+              </w:rPr>
+              <w:t xml:space="preserve">Outside／Inside Diameter</w:t>
+            </w:r>
+          </w:p>
+        </w:tc>
+        <w:tc>
+          <w:tcPr>
+            <w:tcW w:type="dxa" w:w="1092"/>
+            <w:tcMar>
+              <w:top w:type="dxa" w:w="60"/>
+              <w:left w:type="dxa" w:w="100"/>
+              <w:bottom w:type="dxa" w:w="60"/>
+              <w:right w:type="dxa" w:w="100"/>
+            </w:tcMar>
+          </w:tcPr>
+          <w:p>
+            <w:r>
+              <w:rPr>
+                <w:sz w:val="19"/>
+                <w:szCs w:val="19"/>
+              </w:rPr>
+              <w:t xml:space="preserve">外徑／內徑</w:t>
+            </w:r>
+          </w:p>
+        </w:tc>
+        <w:tc>
+          <w:tcPr>
+            <w:tcW w:type="dxa" w:w="3150"/>
+            <w:tcMar>
+              <w:top w:type="dxa" w:w="60"/>
+              <w:left w:type="dxa" w:w="100"/>
+              <w:bottom w:type="dxa" w:w="60"/>
+              <w:right w:type="dxa" w:w="100"/>
+            </w:tcMar>
+          </w:tcPr>
+          <w:p>
+            <w:r>
+              <w:rPr>
+                <w:sz w:val="19"/>
+                <w:szCs w:val="19"/>
+              </w:rPr>
+              <w:t xml:space="preserve">銅管量外徑；接頭、彎頭量內徑</w:t>
+            </w:r>
+          </w:p>
+        </w:tc>
+      </w:tr>
+      <w:tr>
+        <w:trPr>
+          <w:tblHeader w:val="off"/>
+        </w:trPr>
+        <w:tc>
+          <w:tcPr>
+            <w:tcW w:type="dxa" w:w="706"/>
+            <w:tcMar>
+              <w:top w:type="dxa" w:w="60"/>
+              <w:left w:type="dxa" w:w="100"/>
+              <w:bottom w:type="dxa" w:w="60"/>
+              <w:right w:type="dxa" w:w="100"/>
+            </w:tcMar>
+          </w:tcPr>
+          <w:p>
+            <w:r>
+              <w:rPr>
+                <w:sz w:val="19"/>
+                <w:szCs w:val="19"/>
+              </w:rPr>
+              <w:t xml:space="preserve">A/C</w:t>
+            </w:r>
+          </w:p>
+        </w:tc>
+        <w:tc>
+          <w:tcPr>
+            <w:tcW w:type="dxa" w:w="4690"/>
+            <w:tcMar>
+              <w:top w:type="dxa" w:w="60"/>
+              <w:left w:type="dxa" w:w="100"/>
+              <w:bottom w:type="dxa" w:w="60"/>
+              <w:right w:type="dxa" w:w="100"/>
+            </w:tcMar>
+          </w:tcPr>
+          <w:p>
+            <w:r>
+              <w:rPr>
+                <w:sz w:val="19"/>
+                <w:szCs w:val="19"/>
+              </w:rPr>
+              <w:t xml:space="preserve">Air Conditioning</w:t>
+            </w:r>
+          </w:p>
+        </w:tc>
+        <w:tc>
+          <w:tcPr>
+            <w:tcW w:type="dxa" w:w="1092"/>
+            <w:tcMar>
+              <w:top w:type="dxa" w:w="60"/>
+              <w:left w:type="dxa" w:w="100"/>
+              <w:bottom w:type="dxa" w:w="60"/>
+              <w:right w:type="dxa" w:w="100"/>
+            </w:tcMar>
+          </w:tcPr>
+          <w:p>
+            <w:r>
+              <w:rPr>
+                <w:sz w:val="19"/>
+                <w:szCs w:val="19"/>
+              </w:rPr>
+              <w:t xml:space="preserve">冷氣</w:t>
+            </w:r>
+          </w:p>
+        </w:tc>
+        <w:tc>
+          <w:tcPr>
+            <w:tcW w:type="dxa" w:w="3150"/>
+            <w:tcMar>
+              <w:top w:type="dxa" w:w="60"/>
+              <w:left w:type="dxa" w:w="100"/>
+              <w:bottom w:type="dxa" w:w="60"/>
+              <w:right w:type="dxa" w:w="100"/>
+            </w:tcMar>
+          </w:tcPr>
+          <w:p>
+            <w:r>
+              <w:rPr>
+                <w:sz w:val="19"/>
+                <w:szCs w:val="19"/>
+              </w:rPr>
+              <w:t xml:space="preserve">冷氣材料：被覆銅管、管槽、轉接頭</w:t>
+            </w:r>
+          </w:p>
+        </w:tc>
+      </w:tr>
+      <w:tr>
+        <w:trPr>
+          <w:tblHeader w:val="off"/>
+        </w:trPr>
+        <w:tc>
+          <w:tcPr>
+            <w:tcW w:type="dxa" w:w="706"/>
+            <w:tcMar>
+              <w:top w:type="dxa" w:w="60"/>
+              <w:left w:type="dxa" w:w="100"/>
+              <w:bottom w:type="dxa" w:w="60"/>
+              <w:right w:type="dxa" w:w="100"/>
+            </w:tcMar>
+          </w:tcPr>
+          <w:p>
+            <w:r>
+              <w:rPr>
+                <w:sz w:val="19"/>
+                <w:szCs w:val="19"/>
+              </w:rPr>
+              <w:t xml:space="preserve">SOP</w:t>
+            </w:r>
+          </w:p>
+        </w:tc>
+        <w:tc>
+          <w:tcPr>
+            <w:tcW w:type="dxa" w:w="4690"/>
+            <w:tcMar>
+              <w:top w:type="dxa" w:w="60"/>
+              <w:left w:type="dxa" w:w="100"/>
+              <w:bottom w:type="dxa" w:w="60"/>
+              <w:right w:type="dxa" w:w="100"/>
+            </w:tcMar>
+          </w:tcPr>
+          <w:p>
+            <w:r>
+              <w:rPr>
+                <w:sz w:val="19"/>
+                <w:szCs w:val="19"/>
+              </w:rPr>
+              <w:t xml:space="preserve">Standard Operating Procedure</w:t>
+            </w:r>
+          </w:p>
+        </w:tc>
+        <w:tc>
+          <w:tcPr>
+            <w:tcW w:type="dxa" w:w="1092"/>
+            <w:tcMar>
+              <w:top w:type="dxa" w:w="60"/>
+              <w:left w:type="dxa" w:w="100"/>
+              <w:bottom w:type="dxa" w:w="60"/>
+              <w:right w:type="dxa" w:w="100"/>
+            </w:tcMar>
+          </w:tcPr>
+          <w:p>
+            <w:r>
+              <w:rPr>
+                <w:sz w:val="19"/>
+                <w:szCs w:val="19"/>
+              </w:rPr>
+              <w:t xml:space="preserve">標準作業流程</w:t>
+            </w:r>
+          </w:p>
+        </w:tc>
+        <w:tc>
+          <w:tcPr>
+            <w:tcW w:type="dxa" w:w="3150"/>
+            <w:tcMar>
+              <w:top w:type="dxa" w:w="60"/>
+              <w:left w:type="dxa" w:w="100"/>
+              <w:bottom w:type="dxa" w:w="60"/>
+              <w:right w:type="dxa" w:w="100"/>
+            </w:tcMar>
+          </w:tcPr>
+          <w:p>
+            <w:r>
+              <w:rPr>
+                <w:sz w:val="19"/>
+                <w:szCs w:val="19"/>
+              </w:rPr>
+              <w:t xml:space="preserve">接單問診 SOP、送貨對貨 SOP</w:t>
+            </w:r>
+          </w:p>
+        </w:tc>
+      </w:tr>
+      <w:tr>
+        <w:trPr>
+          <w:tblHeader w:val="off"/>
+        </w:trPr>
+        <w:tc>
+          <w:tcPr>
+            <w:tcW w:type="dxa" w:w="706"/>
             <w:tcMar>
               <w:top w:type="dxa" w:w="60"/>
               <w:left w:type="dxa" w:w="100"/>
@@ -17698,8 +18021,7 @@
         </w:tc>
         <w:tc>
           <w:tcPr>
-            <w:tcW w:type="dxa" w:w="4372"/>
-            <w:shd w:fill="FFF3BF" w:color="auto" w:val="clear"/>
+            <w:tcW w:type="dxa" w:w="4690"/>
             <w:tcMar>
               <w:top w:type="dxa" w:w="60"/>
               <w:left w:type="dxa" w:w="100"/>
@@ -17719,8 +18041,7 @@
         </w:tc>
         <w:tc>
           <w:tcPr>
-            <w:tcW w:type="dxa" w:w="1249"/>
-            <w:shd w:fill="FFF3BF" w:color="auto" w:val="clear"/>
+            <w:tcW w:type="dxa" w:w="1092"/>
             <w:tcMar>
               <w:top w:type="dxa" w:w="60"/>
               <w:left w:type="dxa" w:w="100"/>
@@ -17740,8 +18061,7 @@
         </w:tc>
         <w:tc>
           <w:tcPr>
-            <w:tcW w:type="dxa" w:w="3036"/>
-            <w:shd w:fill="FFF3BF" w:color="auto" w:val="clear"/>
+            <w:tcW w:type="dxa" w:w="3150"/>
             <w:tcMar>
               <w:top w:type="dxa" w:w="60"/>
               <w:left w:type="dxa" w:w="100"/>
@@ -17756,17 +18076,6 @@
                 <w:szCs w:val="19"/>
               </w:rPr>
               <w:t xml:space="preserve">約 135°C 或電流太高就跳；跳了又跳會燒掉</w:t>
-            </w:r>
-            <w:r>
-              <w:rPr>
-                <w:b/>
-                <w:bCs/>
-                <w:color w:val="FFFFFF"/>
-                <w:sz w:val="19"/>
-                <w:szCs w:val="19"/>
-                <w:shd w:fill="C92A2A" w:color="auto" w:val="clear"/>
-              </w:rPr>
-              <w:t xml:space="preserve"> 10/12 新 </w:t>
             </w:r>
           </w:p>
         </w:tc>
@@ -18832,6 +19141,106 @@
           </w:p>
         </w:tc>
       </w:tr>
+      <w:tr>
+        <w:trPr>
+          <w:tblHeader w:val="off"/>
+        </w:trPr>
+        <w:tc>
+          <w:tcPr>
+            <w:tcW w:type="dxa" w:w="932"/>
+            <w:shd w:fill="FFF3BF" w:color="auto" w:val="clear"/>
+            <w:tcMar>
+              <w:top w:type="dxa" w:w="60"/>
+              <w:left w:type="dxa" w:w="100"/>
+              <w:bottom w:type="dxa" w:w="60"/>
+              <w:right w:type="dxa" w:w="100"/>
+            </w:tcMar>
+          </w:tcPr>
+          <w:p>
+            <w:r>
+              <w:rPr>
+                <w:sz w:val="19"/>
+                <w:szCs w:val="19"/>
+              </w:rPr>
+              <w:t xml:space="preserve">MO</w:t>
+            </w:r>
+          </w:p>
+        </w:tc>
+        <w:tc>
+          <w:tcPr>
+            <w:tcW w:type="dxa" w:w="3186"/>
+            <w:shd w:fill="FFF3BF" w:color="auto" w:val="clear"/>
+            <w:tcMar>
+              <w:top w:type="dxa" w:w="60"/>
+              <w:left w:type="dxa" w:w="100"/>
+              <w:bottom w:type="dxa" w:w="60"/>
+              <w:right w:type="dxa" w:w="100"/>
+            </w:tcMar>
+          </w:tcPr>
+          <w:p>
+            <w:r>
+              <w:rPr>
+                <w:sz w:val="19"/>
+                <w:szCs w:val="19"/>
+              </w:rPr>
+              <w:t xml:space="preserve">Mineral Oil</w:t>
+            </w:r>
+          </w:p>
+        </w:tc>
+        <w:tc>
+          <w:tcPr>
+            <w:tcW w:type="dxa" w:w="932"/>
+            <w:shd w:fill="FFF3BF" w:color="auto" w:val="clear"/>
+            <w:tcMar>
+              <w:top w:type="dxa" w:w="60"/>
+              <w:left w:type="dxa" w:w="100"/>
+              <w:bottom w:type="dxa" w:w="60"/>
+              <w:right w:type="dxa" w:w="100"/>
+            </w:tcMar>
+          </w:tcPr>
+          <w:p>
+            <w:r>
+              <w:rPr>
+                <w:sz w:val="19"/>
+                <w:szCs w:val="19"/>
+              </w:rPr>
+              <w:t xml:space="preserve">礦物油</w:t>
+            </w:r>
+          </w:p>
+        </w:tc>
+        <w:tc>
+          <w:tcPr>
+            <w:tcW w:type="dxa" w:w="4588"/>
+            <w:shd w:fill="FFF3BF" w:color="auto" w:val="clear"/>
+            <w:tcMar>
+              <w:top w:type="dxa" w:w="60"/>
+              <w:left w:type="dxa" w:w="100"/>
+              <w:bottom w:type="dxa" w:w="60"/>
+              <w:right w:type="dxa" w:w="100"/>
+            </w:tcMar>
+          </w:tcPr>
+          <w:p>
+            <w:r>
+              <w:rPr>
+                <w:sz w:val="19"/>
+                <w:szCs w:val="19"/>
+              </w:rPr>
+              <w:t xml:space="preserve">只能灌 R22、R438A、R408A，不能灌 R404A</w:t>
+            </w:r>
+            <w:r>
+              <w:rPr>
+                <w:b/>
+                <w:bCs/>
+                <w:color w:val="FFFFFF"/>
+                <w:sz w:val="19"/>
+                <w:szCs w:val="19"/>
+                <w:shd w:fill="C92A2A" w:color="auto" w:val="clear"/>
+              </w:rPr>
+              <w:t xml:space="preserve"> 10/17 新 </w:t>
+            </w:r>
+          </w:p>
+        </w:tc>
+      </w:tr>
     </w:tbl>
     <w:p/>
     <w:p>
@@ -20058,10 +20467,10 @@
         </w:tblBorders>
       </w:tblPr>
       <w:tblGrid>
-        <w:gridCol w:w="470"/>
-        <w:gridCol w:w="6346"/>
-        <w:gridCol w:w="587"/>
-        <w:gridCol w:w="2235"/>
+        <w:gridCol w:w="475"/>
+        <w:gridCol w:w="6306"/>
+        <w:gridCol w:w="594"/>
+        <w:gridCol w:w="2263"/>
       </w:tblGrid>
       <w:tr>
         <w:trPr>
@@ -20069,7 +20478,7 @@
         </w:trPr>
         <w:tc>
           <w:tcPr>
-            <w:tcW w:type="dxa" w:w="470"/>
+            <w:tcW w:type="dxa" w:w="475"/>
             <w:shd w:fill="DCEBF7" w:color="auto" w:val="clear"/>
             <w:tcMar>
               <w:top w:type="dxa" w:w="60"/>
@@ -20092,7 +20501,7 @@
         </w:tc>
         <w:tc>
           <w:tcPr>
-            <w:tcW w:type="dxa" w:w="6346"/>
+            <w:tcW w:type="dxa" w:w="6306"/>
             <w:shd w:fill="DCEBF7" w:color="auto" w:val="clear"/>
             <w:tcMar>
               <w:top w:type="dxa" w:w="60"/>
@@ -20115,7 +20524,7 @@
         </w:tc>
         <w:tc>
           <w:tcPr>
-            <w:tcW w:type="dxa" w:w="587"/>
+            <w:tcW w:type="dxa" w:w="594"/>
             <w:shd w:fill="DCEBF7" w:color="auto" w:val="clear"/>
             <w:tcMar>
               <w:top w:type="dxa" w:w="60"/>
@@ -20138,7 +20547,7 @@
         </w:tc>
         <w:tc>
           <w:tcPr>
-            <w:tcW w:type="dxa" w:w="2235"/>
+            <w:tcW w:type="dxa" w:w="2263"/>
             <w:shd w:fill="DCEBF7" w:color="auto" w:val="clear"/>
             <w:tcMar>
               <w:top w:type="dxa" w:w="60"/>
@@ -20166,7 +20575,7 @@
         </w:trPr>
         <w:tc>
           <w:tcPr>
-            <w:tcW w:type="dxa" w:w="470"/>
+            <w:tcW w:type="dxa" w:w="475"/>
             <w:tcMar>
               <w:top w:type="dxa" w:w="60"/>
               <w:left w:type="dxa" w:w="100"/>
@@ -20186,7 +20595,7 @@
         </w:tc>
         <w:tc>
           <w:tcPr>
-            <w:tcW w:type="dxa" w:w="6346"/>
+            <w:tcW w:type="dxa" w:w="6306"/>
             <w:tcMar>
               <w:top w:type="dxa" w:w="60"/>
               <w:left w:type="dxa" w:w="100"/>
@@ -20206,7 +20615,7 @@
         </w:tc>
         <w:tc>
           <w:tcPr>
-            <w:tcW w:type="dxa" w:w="587"/>
+            <w:tcW w:type="dxa" w:w="594"/>
             <w:tcMar>
               <w:top w:type="dxa" w:w="60"/>
               <w:left w:type="dxa" w:w="100"/>
@@ -20226,7 +20635,7 @@
         </w:tc>
         <w:tc>
           <w:tcPr>
-            <w:tcW w:type="dxa" w:w="2235"/>
+            <w:tcW w:type="dxa" w:w="2263"/>
             <w:tcMar>
               <w:top w:type="dxa" w:w="60"/>
               <w:left w:type="dxa" w:w="100"/>
@@ -20251,7 +20660,7 @@
         </w:trPr>
         <w:tc>
           <w:tcPr>
-            <w:tcW w:type="dxa" w:w="470"/>
+            <w:tcW w:type="dxa" w:w="475"/>
             <w:tcMar>
               <w:top w:type="dxa" w:w="60"/>
               <w:left w:type="dxa" w:w="100"/>
@@ -20271,7 +20680,7 @@
         </w:tc>
         <w:tc>
           <w:tcPr>
-            <w:tcW w:type="dxa" w:w="6346"/>
+            <w:tcW w:type="dxa" w:w="6306"/>
             <w:tcMar>
               <w:top w:type="dxa" w:w="60"/>
               <w:left w:type="dxa" w:w="100"/>
@@ -20291,7 +20700,7 @@
         </w:tc>
         <w:tc>
           <w:tcPr>
-            <w:tcW w:type="dxa" w:w="587"/>
+            <w:tcW w:type="dxa" w:w="594"/>
             <w:tcMar>
               <w:top w:type="dxa" w:w="60"/>
               <w:left w:type="dxa" w:w="100"/>
@@ -20311,7 +20720,7 @@
         </w:tc>
         <w:tc>
           <w:tcPr>
-            <w:tcW w:type="dxa" w:w="2235"/>
+            <w:tcW w:type="dxa" w:w="2263"/>
             <w:tcMar>
               <w:top w:type="dxa" w:w="60"/>
               <w:left w:type="dxa" w:w="100"/>
@@ -20336,7 +20745,7 @@
         </w:trPr>
         <w:tc>
           <w:tcPr>
-            <w:tcW w:type="dxa" w:w="470"/>
+            <w:tcW w:type="dxa" w:w="475"/>
             <w:tcMar>
               <w:top w:type="dxa" w:w="60"/>
               <w:left w:type="dxa" w:w="100"/>
@@ -20356,7 +20765,7 @@
         </w:tc>
         <w:tc>
           <w:tcPr>
-            <w:tcW w:type="dxa" w:w="6346"/>
+            <w:tcW w:type="dxa" w:w="6306"/>
             <w:tcMar>
               <w:top w:type="dxa" w:w="60"/>
               <w:left w:type="dxa" w:w="100"/>
@@ -20376,7 +20785,7 @@
         </w:tc>
         <w:tc>
           <w:tcPr>
-            <w:tcW w:type="dxa" w:w="587"/>
+            <w:tcW w:type="dxa" w:w="594"/>
             <w:tcMar>
               <w:top w:type="dxa" w:w="60"/>
               <w:left w:type="dxa" w:w="100"/>
@@ -20396,7 +20805,7 @@
         </w:tc>
         <w:tc>
           <w:tcPr>
-            <w:tcW w:type="dxa" w:w="2235"/>
+            <w:tcW w:type="dxa" w:w="2263"/>
             <w:tcMar>
               <w:top w:type="dxa" w:w="60"/>
               <w:left w:type="dxa" w:w="100"/>
@@ -20421,7 +20830,7 @@
         </w:trPr>
         <w:tc>
           <w:tcPr>
-            <w:tcW w:type="dxa" w:w="470"/>
+            <w:tcW w:type="dxa" w:w="475"/>
             <w:tcMar>
               <w:top w:type="dxa" w:w="60"/>
               <w:left w:type="dxa" w:w="100"/>
@@ -20441,7 +20850,7 @@
         </w:tc>
         <w:tc>
           <w:tcPr>
-            <w:tcW w:type="dxa" w:w="6346"/>
+            <w:tcW w:type="dxa" w:w="6306"/>
             <w:tcMar>
               <w:top w:type="dxa" w:w="60"/>
               <w:left w:type="dxa" w:w="100"/>
@@ -20461,7 +20870,7 @@
         </w:tc>
         <w:tc>
           <w:tcPr>
-            <w:tcW w:type="dxa" w:w="587"/>
+            <w:tcW w:type="dxa" w:w="594"/>
             <w:tcMar>
               <w:top w:type="dxa" w:w="60"/>
               <w:left w:type="dxa" w:w="100"/>
@@ -20481,7 +20890,7 @@
         </w:tc>
         <w:tc>
           <w:tcPr>
-            <w:tcW w:type="dxa" w:w="2235"/>
+            <w:tcW w:type="dxa" w:w="2263"/>
             <w:tcMar>
               <w:top w:type="dxa" w:w="60"/>
               <w:left w:type="dxa" w:w="100"/>
@@ -20506,7 +20915,7 @@
         </w:trPr>
         <w:tc>
           <w:tcPr>
-            <w:tcW w:type="dxa" w:w="470"/>
+            <w:tcW w:type="dxa" w:w="475"/>
             <w:tcMar>
               <w:top w:type="dxa" w:w="60"/>
               <w:left w:type="dxa" w:w="100"/>
@@ -20526,7 +20935,7 @@
         </w:tc>
         <w:tc>
           <w:tcPr>
-            <w:tcW w:type="dxa" w:w="6346"/>
+            <w:tcW w:type="dxa" w:w="6306"/>
             <w:tcMar>
               <w:top w:type="dxa" w:w="60"/>
               <w:left w:type="dxa" w:w="100"/>
@@ -20546,7 +20955,7 @@
         </w:tc>
         <w:tc>
           <w:tcPr>
-            <w:tcW w:type="dxa" w:w="587"/>
+            <w:tcW w:type="dxa" w:w="594"/>
             <w:tcMar>
               <w:top w:type="dxa" w:w="60"/>
               <w:left w:type="dxa" w:w="100"/>
@@ -20566,7 +20975,7 @@
         </w:tc>
         <w:tc>
           <w:tcPr>
-            <w:tcW w:type="dxa" w:w="2235"/>
+            <w:tcW w:type="dxa" w:w="2263"/>
             <w:tcMar>
               <w:top w:type="dxa" w:w="60"/>
               <w:left w:type="dxa" w:w="100"/>
@@ -20591,7 +21000,7 @@
         </w:trPr>
         <w:tc>
           <w:tcPr>
-            <w:tcW w:type="dxa" w:w="470"/>
+            <w:tcW w:type="dxa" w:w="475"/>
             <w:tcMar>
               <w:top w:type="dxa" w:w="60"/>
               <w:left w:type="dxa" w:w="100"/>
@@ -20611,7 +21020,7 @@
         </w:tc>
         <w:tc>
           <w:tcPr>
-            <w:tcW w:type="dxa" w:w="6346"/>
+            <w:tcW w:type="dxa" w:w="6306"/>
             <w:tcMar>
               <w:top w:type="dxa" w:w="60"/>
               <w:left w:type="dxa" w:w="100"/>
@@ -20631,7 +21040,7 @@
         </w:tc>
         <w:tc>
           <w:tcPr>
-            <w:tcW w:type="dxa" w:w="587"/>
+            <w:tcW w:type="dxa" w:w="594"/>
             <w:tcMar>
               <w:top w:type="dxa" w:w="60"/>
               <w:left w:type="dxa" w:w="100"/>
@@ -20651,7 +21060,7 @@
         </w:tc>
         <w:tc>
           <w:tcPr>
-            <w:tcW w:type="dxa" w:w="2235"/>
+            <w:tcW w:type="dxa" w:w="2263"/>
             <w:tcMar>
               <w:top w:type="dxa" w:w="60"/>
               <w:left w:type="dxa" w:w="100"/>
@@ -20676,7 +21085,7 @@
         </w:trPr>
         <w:tc>
           <w:tcPr>
-            <w:tcW w:type="dxa" w:w="470"/>
+            <w:tcW w:type="dxa" w:w="475"/>
             <w:tcMar>
               <w:top w:type="dxa" w:w="60"/>
               <w:left w:type="dxa" w:w="100"/>
@@ -20696,7 +21105,7 @@
         </w:tc>
         <w:tc>
           <w:tcPr>
-            <w:tcW w:type="dxa" w:w="6346"/>
+            <w:tcW w:type="dxa" w:w="6306"/>
             <w:tcMar>
               <w:top w:type="dxa" w:w="60"/>
               <w:left w:type="dxa" w:w="100"/>
@@ -20716,7 +21125,7 @@
         </w:tc>
         <w:tc>
           <w:tcPr>
-            <w:tcW w:type="dxa" w:w="587"/>
+            <w:tcW w:type="dxa" w:w="594"/>
             <w:tcMar>
               <w:top w:type="dxa" w:w="60"/>
               <w:left w:type="dxa" w:w="100"/>
@@ -20736,7 +21145,7 @@
         </w:tc>
         <w:tc>
           <w:tcPr>
-            <w:tcW w:type="dxa" w:w="2235"/>
+            <w:tcW w:type="dxa" w:w="2263"/>
             <w:tcMar>
               <w:top w:type="dxa" w:w="60"/>
               <w:left w:type="dxa" w:w="100"/>
@@ -20761,7 +21170,7 @@
         </w:trPr>
         <w:tc>
           <w:tcPr>
-            <w:tcW w:type="dxa" w:w="470"/>
+            <w:tcW w:type="dxa" w:w="475"/>
             <w:tcMar>
               <w:top w:type="dxa" w:w="60"/>
               <w:left w:type="dxa" w:w="100"/>
@@ -20781,7 +21190,7 @@
         </w:tc>
         <w:tc>
           <w:tcPr>
-            <w:tcW w:type="dxa" w:w="6346"/>
+            <w:tcW w:type="dxa" w:w="6306"/>
             <w:tcMar>
               <w:top w:type="dxa" w:w="60"/>
               <w:left w:type="dxa" w:w="100"/>
@@ -20801,7 +21210,7 @@
         </w:tc>
         <w:tc>
           <w:tcPr>
-            <w:tcW w:type="dxa" w:w="587"/>
+            <w:tcW w:type="dxa" w:w="594"/>
             <w:tcMar>
               <w:top w:type="dxa" w:w="60"/>
               <w:left w:type="dxa" w:w="100"/>
@@ -20821,7 +21230,7 @@
         </w:tc>
         <w:tc>
           <w:tcPr>
-            <w:tcW w:type="dxa" w:w="2235"/>
+            <w:tcW w:type="dxa" w:w="2263"/>
             <w:tcMar>
               <w:top w:type="dxa" w:w="60"/>
               <w:left w:type="dxa" w:w="100"/>
@@ -20846,7 +21255,7 @@
         </w:trPr>
         <w:tc>
           <w:tcPr>
-            <w:tcW w:type="dxa" w:w="470"/>
+            <w:tcW w:type="dxa" w:w="475"/>
             <w:tcMar>
               <w:top w:type="dxa" w:w="60"/>
               <w:left w:type="dxa" w:w="100"/>
@@ -20866,7 +21275,7 @@
         </w:tc>
         <w:tc>
           <w:tcPr>
-            <w:tcW w:type="dxa" w:w="6346"/>
+            <w:tcW w:type="dxa" w:w="6306"/>
             <w:tcMar>
               <w:top w:type="dxa" w:w="60"/>
               <w:left w:type="dxa" w:w="100"/>
@@ -20886,7 +21295,7 @@
         </w:tc>
         <w:tc>
           <w:tcPr>
-            <w:tcW w:type="dxa" w:w="587"/>
+            <w:tcW w:type="dxa" w:w="594"/>
             <w:tcMar>
               <w:top w:type="dxa" w:w="60"/>
               <w:left w:type="dxa" w:w="100"/>
@@ -20906,7 +21315,7 @@
         </w:tc>
         <w:tc>
           <w:tcPr>
-            <w:tcW w:type="dxa" w:w="2235"/>
+            <w:tcW w:type="dxa" w:w="2263"/>
             <w:tcMar>
               <w:top w:type="dxa" w:w="60"/>
               <w:left w:type="dxa" w:w="100"/>
@@ -20931,7 +21340,7 @@
         </w:trPr>
         <w:tc>
           <w:tcPr>
-            <w:tcW w:type="dxa" w:w="470"/>
+            <w:tcW w:type="dxa" w:w="475"/>
             <w:tcMar>
               <w:top w:type="dxa" w:w="60"/>
               <w:left w:type="dxa" w:w="100"/>
@@ -20951,7 +21360,7 @@
         </w:tc>
         <w:tc>
           <w:tcPr>
-            <w:tcW w:type="dxa" w:w="6346"/>
+            <w:tcW w:type="dxa" w:w="6306"/>
             <w:tcMar>
               <w:top w:type="dxa" w:w="60"/>
               <w:left w:type="dxa" w:w="100"/>
@@ -20971,7 +21380,7 @@
         </w:tc>
         <w:tc>
           <w:tcPr>
-            <w:tcW w:type="dxa" w:w="587"/>
+            <w:tcW w:type="dxa" w:w="594"/>
             <w:tcMar>
               <w:top w:type="dxa" w:w="60"/>
               <w:left w:type="dxa" w:w="100"/>
@@ -20991,7 +21400,7 @@
         </w:tc>
         <w:tc>
           <w:tcPr>
-            <w:tcW w:type="dxa" w:w="2235"/>
+            <w:tcW w:type="dxa" w:w="2263"/>
             <w:tcMar>
               <w:top w:type="dxa" w:w="60"/>
               <w:left w:type="dxa" w:w="100"/>
@@ -21016,7 +21425,7 @@
         </w:trPr>
         <w:tc>
           <w:tcPr>
-            <w:tcW w:type="dxa" w:w="470"/>
+            <w:tcW w:type="dxa" w:w="475"/>
             <w:tcMar>
               <w:top w:type="dxa" w:w="60"/>
               <w:left w:type="dxa" w:w="100"/>
@@ -21036,7 +21445,7 @@
         </w:tc>
         <w:tc>
           <w:tcPr>
-            <w:tcW w:type="dxa" w:w="6346"/>
+            <w:tcW w:type="dxa" w:w="6306"/>
             <w:tcMar>
               <w:top w:type="dxa" w:w="60"/>
               <w:left w:type="dxa" w:w="100"/>
@@ -21056,7 +21465,7 @@
         </w:tc>
         <w:tc>
           <w:tcPr>
-            <w:tcW w:type="dxa" w:w="587"/>
+            <w:tcW w:type="dxa" w:w="594"/>
             <w:tcMar>
               <w:top w:type="dxa" w:w="60"/>
               <w:left w:type="dxa" w:w="100"/>
@@ -21076,7 +21485,7 @@
         </w:tc>
         <w:tc>
           <w:tcPr>
-            <w:tcW w:type="dxa" w:w="2235"/>
+            <w:tcW w:type="dxa" w:w="2263"/>
             <w:tcMar>
               <w:top w:type="dxa" w:w="60"/>
               <w:left w:type="dxa" w:w="100"/>
@@ -21101,7 +21510,7 @@
         </w:trPr>
         <w:tc>
           <w:tcPr>
-            <w:tcW w:type="dxa" w:w="470"/>
+            <w:tcW w:type="dxa" w:w="475"/>
             <w:tcMar>
               <w:top w:type="dxa" w:w="60"/>
               <w:left w:type="dxa" w:w="100"/>
@@ -21121,7 +21530,7 @@
         </w:tc>
         <w:tc>
           <w:tcPr>
-            <w:tcW w:type="dxa" w:w="6346"/>
+            <w:tcW w:type="dxa" w:w="6306"/>
             <w:tcMar>
               <w:top w:type="dxa" w:w="60"/>
               <w:left w:type="dxa" w:w="100"/>
@@ -21141,7 +21550,7 @@
         </w:tc>
         <w:tc>
           <w:tcPr>
-            <w:tcW w:type="dxa" w:w="587"/>
+            <w:tcW w:type="dxa" w:w="594"/>
             <w:tcMar>
               <w:top w:type="dxa" w:w="60"/>
               <w:left w:type="dxa" w:w="100"/>
@@ -21161,7 +21570,7 @@
         </w:tc>
         <w:tc>
           <w:tcPr>
-            <w:tcW w:type="dxa" w:w="2235"/>
+            <w:tcW w:type="dxa" w:w="2263"/>
             <w:tcMar>
               <w:top w:type="dxa" w:w="60"/>
               <w:left w:type="dxa" w:w="100"/>
@@ -21186,7 +21595,7 @@
         </w:trPr>
         <w:tc>
           <w:tcPr>
-            <w:tcW w:type="dxa" w:w="470"/>
+            <w:tcW w:type="dxa" w:w="475"/>
             <w:tcMar>
               <w:top w:type="dxa" w:w="60"/>
               <w:left w:type="dxa" w:w="100"/>
@@ -21206,7 +21615,7 @@
         </w:tc>
         <w:tc>
           <w:tcPr>
-            <w:tcW w:type="dxa" w:w="6346"/>
+            <w:tcW w:type="dxa" w:w="6306"/>
             <w:tcMar>
               <w:top w:type="dxa" w:w="60"/>
               <w:left w:type="dxa" w:w="100"/>
@@ -21226,7 +21635,7 @@
         </w:tc>
         <w:tc>
           <w:tcPr>
-            <w:tcW w:type="dxa" w:w="587"/>
+            <w:tcW w:type="dxa" w:w="594"/>
             <w:tcMar>
               <w:top w:type="dxa" w:w="60"/>
               <w:left w:type="dxa" w:w="100"/>
@@ -21246,7 +21655,7 @@
         </w:tc>
         <w:tc>
           <w:tcPr>
-            <w:tcW w:type="dxa" w:w="2235"/>
+            <w:tcW w:type="dxa" w:w="2263"/>
             <w:tcMar>
               <w:top w:type="dxa" w:w="60"/>
               <w:left w:type="dxa" w:w="100"/>
@@ -21271,7 +21680,7 @@
         </w:trPr>
         <w:tc>
           <w:tcPr>
-            <w:tcW w:type="dxa" w:w="470"/>
+            <w:tcW w:type="dxa" w:w="475"/>
             <w:tcMar>
               <w:top w:type="dxa" w:w="60"/>
               <w:left w:type="dxa" w:w="100"/>
@@ -21291,7 +21700,7 @@
         </w:tc>
         <w:tc>
           <w:tcPr>
-            <w:tcW w:type="dxa" w:w="6346"/>
+            <w:tcW w:type="dxa" w:w="6306"/>
             <w:tcMar>
               <w:top w:type="dxa" w:w="60"/>
               <w:left w:type="dxa" w:w="100"/>
@@ -21311,7 +21720,7 @@
         </w:tc>
         <w:tc>
           <w:tcPr>
-            <w:tcW w:type="dxa" w:w="587"/>
+            <w:tcW w:type="dxa" w:w="594"/>
             <w:tcMar>
               <w:top w:type="dxa" w:w="60"/>
               <w:left w:type="dxa" w:w="100"/>
@@ -21331,7 +21740,7 @@
         </w:tc>
         <w:tc>
           <w:tcPr>
-            <w:tcW w:type="dxa" w:w="2235"/>
+            <w:tcW w:type="dxa" w:w="2263"/>
             <w:tcMar>
               <w:top w:type="dxa" w:w="60"/>
               <w:left w:type="dxa" w:w="100"/>
@@ -21356,7 +21765,7 @@
         </w:trPr>
         <w:tc>
           <w:tcPr>
-            <w:tcW w:type="dxa" w:w="470"/>
+            <w:tcW w:type="dxa" w:w="475"/>
             <w:tcMar>
               <w:top w:type="dxa" w:w="60"/>
               <w:left w:type="dxa" w:w="100"/>
@@ -21376,7 +21785,7 @@
         </w:tc>
         <w:tc>
           <w:tcPr>
-            <w:tcW w:type="dxa" w:w="6346"/>
+            <w:tcW w:type="dxa" w:w="6306"/>
             <w:tcMar>
               <w:top w:type="dxa" w:w="60"/>
               <w:left w:type="dxa" w:w="100"/>
@@ -21396,7 +21805,7 @@
         </w:tc>
         <w:tc>
           <w:tcPr>
-            <w:tcW w:type="dxa" w:w="587"/>
+            <w:tcW w:type="dxa" w:w="594"/>
             <w:tcMar>
               <w:top w:type="dxa" w:w="60"/>
               <w:left w:type="dxa" w:w="100"/>
@@ -21416,7 +21825,7 @@
         </w:tc>
         <w:tc>
           <w:tcPr>
-            <w:tcW w:type="dxa" w:w="2235"/>
+            <w:tcW w:type="dxa" w:w="2263"/>
             <w:tcMar>
               <w:top w:type="dxa" w:w="60"/>
               <w:left w:type="dxa" w:w="100"/>
@@ -21441,8 +21850,7 @@
         </w:trPr>
         <w:tc>
           <w:tcPr>
-            <w:tcW w:type="dxa" w:w="470"/>
-            <w:shd w:fill="FFF3BF" w:color="auto" w:val="clear"/>
+            <w:tcW w:type="dxa" w:w="475"/>
             <w:tcMar>
               <w:top w:type="dxa" w:w="60"/>
               <w:left w:type="dxa" w:w="100"/>
@@ -21462,8 +21870,7 @@
         </w:tc>
         <w:tc>
           <w:tcPr>
-            <w:tcW w:type="dxa" w:w="6346"/>
-            <w:shd w:fill="FFF3BF" w:color="auto" w:val="clear"/>
+            <w:tcW w:type="dxa" w:w="6306"/>
             <w:tcMar>
               <w:top w:type="dxa" w:w="60"/>
               <w:left w:type="dxa" w:w="100"/>
@@ -21479,23 +21886,11 @@
               </w:rPr>
               <w:t xml:space="preserve">元件新頁複習：吐出溫度與過熱保護、回油、單相三樣、散熱器叫法與室外機、冷排除霜、冷凍庫三種</w:t>
             </w:r>
-            <w:r>
-              <w:rPr>
-                <w:b/>
-                <w:bCs/>
-                <w:color w:val="FFFFFF"/>
-                <w:sz w:val="19"/>
-                <w:szCs w:val="19"/>
-                <w:shd w:fill="C92A2A" w:color="auto" w:val="clear"/>
-              </w:rPr>
-              <w:t xml:space="preserve"> 10/12 新 </w:t>
-            </w:r>
-          </w:p>
-        </w:tc>
-        <w:tc>
-          <w:tcPr>
-            <w:tcW w:type="dxa" w:w="587"/>
-            <w:shd w:fill="FFF3BF" w:color="auto" w:val="clear"/>
+          </w:p>
+        </w:tc>
+        <w:tc>
+          <w:tcPr>
+            <w:tcW w:type="dxa" w:w="594"/>
             <w:tcMar>
               <w:top w:type="dxa" w:w="60"/>
               <w:left w:type="dxa" w:w="100"/>
@@ -21515,8 +21910,7 @@
         </w:tc>
         <w:tc>
           <w:tcPr>
-            <w:tcW w:type="dxa" w:w="2235"/>
-            <w:shd w:fill="FFF3BF" w:color="auto" w:val="clear"/>
+            <w:tcW w:type="dxa" w:w="2263"/>
             <w:tcMar>
               <w:top w:type="dxa" w:w="60"/>
               <w:left w:type="dxa" w:w="100"/>
@@ -21531,6 +21925,346 @@
                 <w:szCs w:val="19"/>
               </w:rPr>
               <w:t xml:space="preserve">10-12 上課 part1.m4a</w:t>
+            </w:r>
+          </w:p>
+        </w:tc>
+      </w:tr>
+      <w:tr>
+        <w:trPr>
+          <w:tblHeader w:val="off"/>
+        </w:trPr>
+        <w:tc>
+          <w:tcPr>
+            <w:tcW w:type="dxa" w:w="475"/>
+            <w:tcMar>
+              <w:top w:type="dxa" w:w="60"/>
+              <w:left w:type="dxa" w:w="100"/>
+              <w:bottom w:type="dxa" w:w="60"/>
+              <w:right w:type="dxa" w:w="100"/>
+            </w:tcMar>
+          </w:tcPr>
+          <w:p>
+            <w:r>
+              <w:rPr>
+                <w:sz w:val="19"/>
+                <w:szCs w:val="19"/>
+              </w:rPr>
+              <w:t xml:space="preserve">錄音17</w:t>
+            </w:r>
+          </w:p>
+        </w:tc>
+        <w:tc>
+          <w:tcPr>
+            <w:tcW w:type="dxa" w:w="6306"/>
+            <w:tcMar>
+              <w:top w:type="dxa" w:w="60"/>
+              <w:left w:type="dxa" w:w="100"/>
+              <w:bottom w:type="dxa" w:w="60"/>
+              <w:right w:type="dxa" w:w="100"/>
+            </w:tcMar>
+          </w:tcPr>
+          <w:p>
+            <w:r>
+              <w:rPr>
+                <w:sz w:val="19"/>
+                <w:szCs w:val="19"/>
+              </w:rPr>
+              <w:t xml:space="preserve">壓縮機複習：單相三相、往復式和渦捲式、束心、C／R／S（10/16）</w:t>
+            </w:r>
+          </w:p>
+        </w:tc>
+        <w:tc>
+          <w:tcPr>
+            <w:tcW w:type="dxa" w:w="594"/>
+            <w:tcMar>
+              <w:top w:type="dxa" w:w="60"/>
+              <w:left w:type="dxa" w:w="100"/>
+              <w:bottom w:type="dxa" w:w="60"/>
+              <w:right w:type="dxa" w:w="100"/>
+            </w:tcMar>
+          </w:tcPr>
+          <w:p>
+            <w:r>
+              <w:rPr>
+                <w:sz w:val="19"/>
+                <w:szCs w:val="19"/>
+              </w:rPr>
+              <w:t xml:space="preserve">13:55</w:t>
+            </w:r>
+          </w:p>
+        </w:tc>
+        <w:tc>
+          <w:tcPr>
+            <w:tcW w:type="dxa" w:w="2263"/>
+            <w:tcMar>
+              <w:top w:type="dxa" w:w="60"/>
+              <w:left w:type="dxa" w:w="100"/>
+              <w:bottom w:type="dxa" w:w="60"/>
+              <w:right w:type="dxa" w:w="100"/>
+            </w:tcMar>
+          </w:tcPr>
+          <w:p>
+            <w:r>
+              <w:rPr>
+                <w:sz w:val="19"/>
+                <w:szCs w:val="19"/>
+              </w:rPr>
+              <w:t xml:space="preserve">10-16 上課 part1.m4a</w:t>
+            </w:r>
+          </w:p>
+        </w:tc>
+      </w:tr>
+      <w:tr>
+        <w:trPr>
+          <w:tblHeader w:val="off"/>
+        </w:trPr>
+        <w:tc>
+          <w:tcPr>
+            <w:tcW w:type="dxa" w:w="475"/>
+            <w:tcMar>
+              <w:top w:type="dxa" w:w="60"/>
+              <w:left w:type="dxa" w:w="100"/>
+              <w:bottom w:type="dxa" w:w="60"/>
+              <w:right w:type="dxa" w:w="100"/>
+            </w:tcMar>
+          </w:tcPr>
+          <w:p>
+            <w:r>
+              <w:rPr>
+                <w:sz w:val="19"/>
+                <w:szCs w:val="19"/>
+              </w:rPr>
+              <w:t xml:space="preserve">錄音18</w:t>
+            </w:r>
+          </w:p>
+        </w:tc>
+        <w:tc>
+          <w:tcPr>
+            <w:tcW w:type="dxa" w:w="6306"/>
+            <w:tcMar>
+              <w:top w:type="dxa" w:w="60"/>
+              <w:left w:type="dxa" w:w="100"/>
+              <w:bottom w:type="dxa" w:w="60"/>
+              <w:right w:type="dxa" w:w="100"/>
+            </w:tcMar>
+          </w:tcPr>
+          <w:p>
+            <w:r>
+              <w:rPr>
+                <w:sz w:val="19"/>
+                <w:szCs w:val="19"/>
+              </w:rPr>
+              <w:t xml:space="preserve">壓縮機能力：測試條件、幾匹、鐵甲型號、冷凍油、R404A 和 R438A、散熱器 ×2、濾網（10/17）</w:t>
+            </w:r>
+          </w:p>
+        </w:tc>
+        <w:tc>
+          <w:tcPr>
+            <w:tcW w:type="dxa" w:w="594"/>
+            <w:tcMar>
+              <w:top w:type="dxa" w:w="60"/>
+              <w:left w:type="dxa" w:w="100"/>
+              <w:bottom w:type="dxa" w:w="60"/>
+              <w:right w:type="dxa" w:w="100"/>
+            </w:tcMar>
+          </w:tcPr>
+          <w:p>
+            <w:r>
+              <w:rPr>
+                <w:sz w:val="19"/>
+                <w:szCs w:val="19"/>
+              </w:rPr>
+              <w:t xml:space="preserve">79:50</w:t>
+            </w:r>
+          </w:p>
+        </w:tc>
+        <w:tc>
+          <w:tcPr>
+            <w:tcW w:type="dxa" w:w="2263"/>
+            <w:tcMar>
+              <w:top w:type="dxa" w:w="60"/>
+              <w:left w:type="dxa" w:w="100"/>
+              <w:bottom w:type="dxa" w:w="60"/>
+              <w:right w:type="dxa" w:w="100"/>
+            </w:tcMar>
+          </w:tcPr>
+          <w:p>
+            <w:r>
+              <w:rPr>
+                <w:sz w:val="19"/>
+                <w:szCs w:val="19"/>
+              </w:rPr>
+              <w:t xml:space="preserve">10-17 上課 part1.m4a</w:t>
+            </w:r>
+          </w:p>
+        </w:tc>
+      </w:tr>
+      <w:tr>
+        <w:trPr>
+          <w:tblHeader w:val="off"/>
+        </w:trPr>
+        <w:tc>
+          <w:tcPr>
+            <w:tcW w:type="dxa" w:w="475"/>
+            <w:tcMar>
+              <w:top w:type="dxa" w:w="60"/>
+              <w:left w:type="dxa" w:w="100"/>
+              <w:bottom w:type="dxa" w:w="60"/>
+              <w:right w:type="dxa" w:w="100"/>
+            </w:tcMar>
+          </w:tcPr>
+          <w:p>
+            <w:r>
+              <w:rPr>
+                <w:sz w:val="19"/>
+                <w:szCs w:val="19"/>
+              </w:rPr>
+              <w:t xml:space="preserve">錄音19</w:t>
+            </w:r>
+          </w:p>
+        </w:tc>
+        <w:tc>
+          <w:tcPr>
+            <w:tcW w:type="dxa" w:w="6306"/>
+            <w:tcMar>
+              <w:top w:type="dxa" w:w="60"/>
+              <w:left w:type="dxa" w:w="100"/>
+              <w:bottom w:type="dxa" w:w="60"/>
+              <w:right w:type="dxa" w:w="100"/>
+            </w:tcMar>
+          </w:tcPr>
+          <w:p>
+            <w:r>
+              <w:rPr>
+                <w:sz w:val="19"/>
+                <w:szCs w:val="19"/>
+              </w:rPr>
+              <w:t xml:space="preserve">高壓開關保護壓縮機；冰箱和材料為什麼不保固（10/17）</w:t>
+            </w:r>
+          </w:p>
+        </w:tc>
+        <w:tc>
+          <w:tcPr>
+            <w:tcW w:type="dxa" w:w="594"/>
+            <w:tcMar>
+              <w:top w:type="dxa" w:w="60"/>
+              <w:left w:type="dxa" w:w="100"/>
+              <w:bottom w:type="dxa" w:w="60"/>
+              <w:right w:type="dxa" w:w="100"/>
+            </w:tcMar>
+          </w:tcPr>
+          <w:p>
+            <w:r>
+              <w:rPr>
+                <w:sz w:val="19"/>
+                <w:szCs w:val="19"/>
+              </w:rPr>
+              <w:t xml:space="preserve">5:47</w:t>
+            </w:r>
+          </w:p>
+        </w:tc>
+        <w:tc>
+          <w:tcPr>
+            <w:tcW w:type="dxa" w:w="2263"/>
+            <w:tcMar>
+              <w:top w:type="dxa" w:w="60"/>
+              <w:left w:type="dxa" w:w="100"/>
+              <w:bottom w:type="dxa" w:w="60"/>
+              <w:right w:type="dxa" w:w="100"/>
+            </w:tcMar>
+          </w:tcPr>
+          <w:p>
+            <w:r>
+              <w:rPr>
+                <w:sz w:val="19"/>
+                <w:szCs w:val="19"/>
+              </w:rPr>
+              <w:t xml:space="preserve">10-17 上課 part2.m4a</w:t>
+            </w:r>
+          </w:p>
+        </w:tc>
+      </w:tr>
+      <w:tr>
+        <w:trPr>
+          <w:tblHeader w:val="off"/>
+        </w:trPr>
+        <w:tc>
+          <w:tcPr>
+            <w:tcW w:type="dxa" w:w="475"/>
+            <w:tcMar>
+              <w:top w:type="dxa" w:w="60"/>
+              <w:left w:type="dxa" w:w="100"/>
+              <w:bottom w:type="dxa" w:w="60"/>
+              <w:right w:type="dxa" w:w="100"/>
+            </w:tcMar>
+          </w:tcPr>
+          <w:p>
+            <w:r>
+              <w:rPr>
+                <w:sz w:val="19"/>
+                <w:szCs w:val="19"/>
+              </w:rPr>
+              <w:t xml:space="preserve">錄音20</w:t>
+            </w:r>
+          </w:p>
+        </w:tc>
+        <w:tc>
+          <w:tcPr>
+            <w:tcW w:type="dxa" w:w="6306"/>
+            <w:tcMar>
+              <w:top w:type="dxa" w:w="60"/>
+              <w:left w:type="dxa" w:w="100"/>
+              <w:bottom w:type="dxa" w:w="60"/>
+              <w:right w:type="dxa" w:w="100"/>
+            </w:tcMar>
+          </w:tcPr>
+          <w:p>
+            <w:r>
+              <w:rPr>
+                <w:sz w:val="19"/>
+                <w:szCs w:val="19"/>
+              </w:rPr>
+              <w:t xml:space="preserve">丹佛斯型號看排氣量、50 和 60 Hz、R134a 排氣量要大、低溫一匹分大中小（10/17）</w:t>
+            </w:r>
+          </w:p>
+        </w:tc>
+        <w:tc>
+          <w:tcPr>
+            <w:tcW w:type="dxa" w:w="594"/>
+            <w:tcMar>
+              <w:top w:type="dxa" w:w="60"/>
+              <w:left w:type="dxa" w:w="100"/>
+              <w:bottom w:type="dxa" w:w="60"/>
+              <w:right w:type="dxa" w:w="100"/>
+            </w:tcMar>
+          </w:tcPr>
+          <w:p>
+            <w:r>
+              <w:rPr>
+                <w:sz w:val="19"/>
+                <w:szCs w:val="19"/>
+              </w:rPr>
+              <w:t xml:space="preserve">48:05</w:t>
+            </w:r>
+          </w:p>
+        </w:tc>
+        <w:tc>
+          <w:tcPr>
+            <w:tcW w:type="dxa" w:w="2263"/>
+            <w:tcMar>
+              <w:top w:type="dxa" w:w="60"/>
+              <w:left w:type="dxa" w:w="100"/>
+              <w:bottom w:type="dxa" w:w="60"/>
+              <w:right w:type="dxa" w:w="100"/>
+            </w:tcMar>
+          </w:tcPr>
+          <w:p>
+            <w:r>
+              <w:rPr>
+                <w:sz w:val="19"/>
+                <w:szCs w:val="19"/>
+              </w:rPr>
+              <w:t xml:space="preserve">10-17 上課 part3.m4a</w:t>
             </w:r>
           </w:p>
         </w:tc>
